--- a/manuscript/Manuscript.docx
+++ b/manuscript/Manuscript.docx
@@ -409,7 +409,7 @@
         <w:pStyle w:val="BodyText"/>
       </w:pPr>
       <w:r>
-        <w:t xml:space="preserve">The aims of this study are threefold, formulated as pre-registered hypotheses on the Open Science Framework (OSF; https://osf.io/[id]). Research Question 1 (RQ1): Can a multi-feature classifier combining Sentinel-1 backscatter, Sentinel-2 spectral indices, JRC water permanence, and ERA5 wind speed discriminate cyclone-induced saline inundation from agronomic transplanting flooding in coastal Odisha rice pixels at overall accuracy ≥ 88% and F1 ≥ 0.85? Research Question 2 (RQ2): When the cyclone-flood confound is corrected, do detected SOS, POS, and EOS dates differ from uncorrected estimates by ≥ 7 days during cyclone-impacted Kharif seasons (2019, 2020, 2021) but by &lt; 2 days during control seasons (2017, 2018, 2022, 2023, 2024)? Research Question 3 (RQ3): Does a BACI mixed-effects model reveal a statistically significant year-type × cyclone-exposure interaction for phenological dates in the uncorrected series, and does this interaction weaken or disappear after correction? This study makes four specific contributions: (i) the first empirical characterisation of the cyclone-flood confound in SAR rice phenology retrieval for any Bay of Bengal coastal district; (ii) a novel multi-feature random-forest classifier for distinguishing saline storm-surge inundation from agronomic flooding at 10 m pixel level; (iii) a quantitative BACI assessment of cyclone-induced bias in Sentinel-1/2 phenological products across eight Kharif seasons; and (iv) an open, reproducible Google Earth Engine toolkit (RiceBaCI-GEE) validated for coastal Odisha and demonstrated to transfer to Andhra Pradesh coastal districts impacted by Cyclone Hudhud (2014). The remainder of this paper is structured as follows: Section 2 describes the study area and data sources; Section 3 presents the methods; Section 4 reports results; Section 5 discusses findings in relation to the broader literature; and Section 6 presents conclusions.</w:t>
+        <w:t xml:space="preserve">The aims of this study are threefold, formulated as pre-registered hypotheses on the Open Science Framework (OSF; https://osf.io/c4mp8). Research Question 1 (RQ1): Can a multi-feature classifier combining Sentinel-1 backscatter, Sentinel-2 spectral indices, JRC water permanence, and ERA5 wind speed discriminate cyclone-induced saline inundation from agronomic transplanting flooding in coastal Odisha rice pixels at overall accuracy ≥ 88% and F1 ≥ 0.85? Research Question 2 (RQ2): When the cyclone-flood confound is corrected, do detected SOS, POS, and EOS dates differ from uncorrected estimates by ≥ 7 days during cyclone-impacted Kharif seasons (2019, 2020, 2021) but by &lt; 2 days during control seasons (2017, 2018, 2022, 2023, 2024)? Research Question 3 (RQ3): Does a BACI mixed-effects model reveal a statistically significant year-type × cyclone-exposure interaction for phenological dates in the uncorrected series, and does this interaction weaken or disappear after correction? This study makes four specific contributions: (i) the first empirical characterisation of the cyclone-flood confound in SAR rice phenology retrieval for any Bay of Bengal coastal district; (ii) a novel multi-feature random-forest classifier for distinguishing saline storm-surge inundation from agronomic flooding at 10 m pixel level; (iii) a quantitative BACI assessment of cyclone-induced bias in Sentinel-1/2 phenological products across eight Kharif seasons; and (iv) an open, reproducible Google Earth Engine toolkit (RiceBaCI-GEE) validated for coastal Odisha and demonstrated to transfer to Andhra Pradesh coastal districts impacted by Cyclone Hudhud (2014). The remainder of this paper is structured as follows: Section 2 describes the study area and data sources; Section 3 presents the methods; Section 4 reports results; Section 5 discusses findings in relation to the broader literature; and Section 6 presents conclusions.</w:t>
       </w:r>
     </w:p>
     <w:p>
@@ -1522,7 +1522,7 @@
         <w:pStyle w:val="FirstParagraph"/>
       </w:pPr>
       <w:r>
-        <w:t xml:space="preserve">The analytical pipeline consists of five sequential stages, illustrated in the conceptual workflow (Figure 2): (i) multi-source data pre-processing and harmonised monthly stack assembly in GEE; (ii) saline-flood classifier training, application, and validation; (iii) phenology extraction from Whittaker-smoothed fused time series using double-logistic curve fitting; (iv) parallel raw (uncorrected) and corrected pipeline runs; and (v) BACI mixed-effects modelling of phenological date differences. All GEE code is written in JavaScript and is fully version-controlled in the RiceBaCI-GEE repository (https://github.com/pandasupranab/RiceBaCI-GEE). Statistical analysis (stages iv–v) is performed in R. The pre-registration specifying all hypotheses, analysis decisions, and inference criteria was deposited on the Open Science Framework (https://osf.io/[id]) prior to any data analysis, in accordance with the increasing expectation of transparency in remote sensing phenology studies.</w:t>
+        <w:t xml:space="preserve">The analytical pipeline consists of five sequential stages, illustrated in the conceptual workflow (Figure 2): (i) multi-source data pre-processing and harmonised monthly stack assembly in GEE; (ii) saline-flood classifier training, application, and validation; (iii) phenology extraction from Whittaker-smoothed fused time series using double-logistic curve fitting; (iv) parallel raw (uncorrected) and corrected pipeline runs; and (v) BACI mixed-effects modelling of phenological date differences. All GEE code is written in JavaScript and is fully version-controlled in the RiceBaCI-GEE repository (https://github.com/pandasupranab/RiceBaCI-GEE). Statistical analysis (stages iv–v) is performed in R. The pre-registration specifying all hypotheses, analysis decisions, and inference criteria was deposited on the Open Science Framework (https://osf.io/c4mp8) prior to any data analysis, in accordance with the increasing expectation of transparency in remote sensing phenology studies.</w:t>
       </w:r>
     </w:p>
     <w:bookmarkEnd w:id="31"/>
@@ -2658,7 +2658,7 @@
         <w:t xml:space="preserve"> </w:t>
       </w:r>
       <w:r>
-        <w:t xml:space="preserve">(Wu, 2020) for Python-based GEE output inspection. The complete analysis code, including all GEE JavaScript modules and R analysis scripts, is version-controlled and publicly available at https://github.com/pandasupranab/RiceBaCI-GEE (MIT licence). The study is pre-registered at https://osf.io/[id] (pre-registration deposited [date]). Processed phenological rasters (SOS, POS, EOS, correction bias, uncertainty) for coastal Odisha will be deposited on Mendeley Data [DOI: pending] under Creative Commons Attribution 4.0 licence upon manuscript acceptance.</w:t>
+        <w:t xml:space="preserve">(Wu, 2020) for Python-based GEE output inspection. The complete analysis code, including all GEE JavaScript modules and R analysis scripts, is version-controlled and publicly available at https://github.com/pandasupranab/RiceBaCI-GEE (MIT licence). The study is pre-registered at https://osf.io/c4mp8 (pre-registration deposited [date]). Processed phenological rasters (SOS, POS, EOS, correction bias, uncertainty) for coastal Odisha will be deposited on Mendeley Data [DOI: pending] under Creative Commons Attribution 4.0 licence upon manuscript acceptance.</w:t>
       </w:r>
     </w:p>
     <w:p>
@@ -4165,7 +4165,7 @@
         <w:t xml:space="preserve">D</w:t>
       </w:r>
       <w:r>
-        <w:t xml:space="preserve">, bootstrap 95% confidence intervals) for all five coastal Odisha districts and eight Kharif seasons (2017–2024) are deposited at Mendeley Data [DOI: pending assignment at manuscript submission]. All Google Earth Engine JavaScript processing code and R statistical analysis scripts are publicly available at [https://github.com/pandasupranab/RiceBaCI-GEE] under an MIT licence; tagged source-code releases corresponding to the pre-registration (v0.1.0-prereg), submission (v1.0.0-submission) and acceptance (v1.0.0-final) are permanently archived on Zenodo [DOI: pending assignment via the GitHub–Zenodo integration]. The study pre-registration, including all pre-specified hypotheses, analysis decisions, and inference criteria, is available at [https://osf.io/[id]]. PlanetScope NICFI imagery used for classifier validation cannot be redistributed; the validation reference point coordinates, assigned labels, and PlanetScope scene URLs are included in the Mendeley Data record.</w:t>
+        <w:t xml:space="preserve">, bootstrap 95% confidence intervals) for all five coastal Odisha districts and eight Kharif seasons (2017–2024) are deposited at Mendeley Data [DOI: pending assignment at manuscript submission]. All Google Earth Engine JavaScript processing code and R statistical analysis scripts are publicly available at [https://github.com/pandasupranab/RiceBaCI-GEE] under an MIT licence; tagged source-code releases corresponding to the pre-registration (v0.1.0-prereg), submission (v1.0.0-submission) and acceptance (v1.0.0-final) are permanently archived on Zenodo [DOI: pending assignment via the GitHub–Zenodo integration]. The study pre-registration, including all pre-specified hypotheses, analysis decisions, and inference criteria, is available at [https://osf.io/c4mp8] (DOI: 10.17605/OSF.IO/C4MP8). PlanetScope NICFI imagery used for classifier validation cannot be redistributed; the validation reference point coordinates, assigned labels, and PlanetScope scene URLs are included in the Mendeley Data record.</w:t>
       </w:r>
     </w:p>
     <w:p>

--- a/manuscript/Manuscript.docx
+++ b/manuscript/Manuscript.docx
@@ -2,7 +2,7 @@
 <file path=word/document.xml><?xml version="1.0" encoding="utf-8"?>
 <w:document xmlns:w="http://schemas.openxmlformats.org/wordprocessingml/2006/main" xmlns:m="http://schemas.openxmlformats.org/officeDocument/2006/math" xmlns:r="http://schemas.openxmlformats.org/officeDocument/2006/relationships" xmlns:o="urn:schemas-microsoft-com:office:office" xmlns:v="urn:schemas-microsoft-com:vml" xmlns:w10="urn:schemas-microsoft-com:office:word" xmlns:a="http://schemas.openxmlformats.org/drawingml/2006/main" xmlns:pic="http://schemas.openxmlformats.org/drawingml/2006/picture" xmlns:wp="http://schemas.openxmlformats.org/drawingml/2006/wordprocessingDrawing">
   <w:body>
-    <w:bookmarkStart w:id="64" w:name="Xf3394bf13added9016da3c74a82dbe3569e29e6"/>
+    <w:bookmarkStart w:id="66" w:name="Xf3394bf13added9016da3c74a82dbe3569e29e6"/>
     <w:p>
       <w:pPr>
         <w:pStyle w:val="Heading1"/>
@@ -4141,7 +4141,7 @@
       </w:r>
     </w:p>
     <w:bookmarkEnd w:id="58"/>
-    <w:bookmarkStart w:id="59" w:name="data-availability-statement"/>
+    <w:bookmarkStart w:id="61" w:name="data-availability-statement"/>
     <w:p>
       <w:pPr>
         <w:pStyle w:val="Heading2"/>
@@ -4165,7 +4165,35 @@
         <w:t xml:space="preserve">D</w:t>
       </w:r>
       <w:r>
-        <w:t xml:space="preserve">, bootstrap 95% confidence intervals) for all five coastal Odisha districts and eight Kharif seasons (2017–2024) are deposited at Mendeley Data [DOI: pending assignment at manuscript submission]. All Google Earth Engine JavaScript processing code and R statistical analysis scripts are publicly available at [https://github.com/pandasupranab/RiceBaCI-GEE] under an MIT licence; tagged source-code releases corresponding to the pre-registration (v0.1.0-prereg), submission (v1.0.0-submission) and acceptance (v1.0.0-final) are permanently archived on Zenodo [DOI: pending assignment via the GitHub–Zenodo integration]. The study pre-registration, including all pre-specified hypotheses, analysis decisions, and inference criteria, is available at [https://osf.io/c4mp8] (DOI: 10.17605/OSF.IO/C4MP8). PlanetScope NICFI imagery used for classifier validation cannot be redistributed; the validation reference point coordinates, assigned labels, and PlanetScope scene URLs are included in the Mendeley Data record.</w:t>
+        <w:t xml:space="preserve">, bootstrap 95% confidence intervals) for all five coastal Odisha districts and eight Kharif seasons (2017–2024) are deposited at Mendeley Data [DOI: pending assignment at manuscript submission]. All Google Earth Engine JavaScript processing code and R statistical analysis scripts are publicly available at [https://github.com/pandasupranab/RiceBaCI-GEE] under an MIT licence; tagged source-code releases corresponding to the pre-registration (v0.1.0-prereg), submission (v1.0.0-submission) and acceptance (v1.0.0-final) are permanently archived on Zenodo (concept DOI:</w:t>
+      </w:r>
+      <w:r>
+        <w:t xml:space="preserve"> </w:t>
+      </w:r>
+      <w:hyperlink r:id="rId59">
+        <w:r>
+          <w:rPr>
+            <w:rStyle w:val="Hyperlink"/>
+          </w:rPr>
+          <w:t xml:space="preserve">10.5281/zenodo.20024578</w:t>
+        </w:r>
+      </w:hyperlink>
+      <w:r>
+        <w:t xml:space="preserve">; v0.1.1-prereg DOI:</w:t>
+      </w:r>
+      <w:r>
+        <w:t xml:space="preserve"> </w:t>
+      </w:r>
+      <w:hyperlink r:id="rId60">
+        <w:r>
+          <w:rPr>
+            <w:rStyle w:val="Hyperlink"/>
+          </w:rPr>
+          <w:t xml:space="preserve">10.5281/zenodo.20024579</w:t>
+        </w:r>
+      </w:hyperlink>
+      <w:r>
+        <w:t xml:space="preserve">). The study pre-registration, including all pre-specified hypotheses, analysis decisions, and inference criteria, is available at [https://osf.io/c4mp8] (DOI: 10.17605/OSF.IO/C4MP8). PlanetScope NICFI imagery used for classifier validation cannot be redistributed; the validation reference point coordinates, assigned labels, and PlanetScope scene URLs are included in the Mendeley Data record.</w:t>
       </w:r>
     </w:p>
     <w:p>
@@ -4175,8 +4203,8 @@
         </w:pict>
       </w:r>
     </w:p>
-    <w:bookmarkEnd w:id="59"/>
-    <w:bookmarkStart w:id="62" w:name="acknowledgements"/>
+    <w:bookmarkEnd w:id="61"/>
+    <w:bookmarkStart w:id="64" w:name="acknowledgements"/>
     <w:p>
       <w:pPr>
         <w:pStyle w:val="Heading2"/>
@@ -4209,7 +4237,7 @@
       <w:r>
         <w:t xml:space="preserve">under the open-data licence of the project. District-level rice yield records were obtained from the Government of India Open Data Platform (</w:t>
       </w:r>
-      <w:hyperlink r:id="rId60">
+      <w:hyperlink r:id="rId62">
         <w:r>
           <w:rPr>
             <w:rStyle w:val="Hyperlink"/>
@@ -4220,7 +4248,7 @@
       <w:r>
         <w:t xml:space="preserve">). High-resolution PlanetScope imagery was accessed through the Norway’s International Climate and Forest Initiative (NICFI) Satellite Data Program (</w:t>
       </w:r>
-      <w:hyperlink r:id="rId61">
+      <w:hyperlink r:id="rId63">
         <w:r>
           <w:rPr>
             <w:rStyle w:val="Hyperlink"/>
@@ -4251,8 +4279,8 @@
         </w:pict>
       </w:r>
     </w:p>
-    <w:bookmarkEnd w:id="62"/>
-    <w:bookmarkStart w:id="63" w:name="references"/>
+    <w:bookmarkEnd w:id="64"/>
+    <w:bookmarkStart w:id="65" w:name="references"/>
     <w:p>
       <w:pPr>
         <w:pStyle w:val="Heading2"/>
@@ -5386,8 +5414,8 @@
         <w:t xml:space="preserve">End of manuscript draft. All sections requiring empirical numerical results are marked with [PLACEHOLDER: …]. Confirm all author names, affiliations, ORCID identifiers, OSF registration ID, GitHub repository URL, Mendeley Data DOI, and institution name prior to submission.</w:t>
       </w:r>
     </w:p>
-    <w:bookmarkEnd w:id="63"/>
-    <w:bookmarkEnd w:id="64"/>
+    <w:bookmarkEnd w:id="65"/>
+    <w:bookmarkEnd w:id="66"/>
     <w:sectPr/>
   </w:body>
 </w:document>

--- a/manuscript/Manuscript.docx
+++ b/manuscript/Manuscript.docx
@@ -401,7 +401,7 @@
         <w:pStyle w:val="BodyText"/>
       </w:pPr>
       <w:r>
-        <w:t xml:space="preserve">Coastal Odisha provides an ideal natural laboratory for characterising and correcting this confound. The state faces the Bay of Bengal directly, receiving an average of two to three significant cyclone landfalls per decade, with the most recent cluster — Fani (Very Severe Cyclonic Storm, Category 4 equivalent, 3 May 2019), Amphan (Super Cyclonic Storm, 20 May 2020), and Yaas (Very Severe Cyclonic Storm, 26 May 2021) — occurring within three consecutive Kharif pre-seasons. These three events provide three independent treatment years bracketed by five control Kharif seasons (2017, 2018, 2022, 2023, 2024) within the Sentinel-1 temporal archive, enabling a rigorous Before-After-Control-Impact (BACI) quasi-experimental design. The five coastal districts of Balasore, Bhadrak, Kendrapara, Jagatsinghapur, and Puri together constitute one of the most rice-intensive coastal zones in India, with Kharif rice occupying an estimated 3.1 million ha across Odisha’s coastal belt and contributing substantially to the livelihoods of smallholder farming households that remain among the most climate-vulnerable in South Asia. Despite this socioeconomic importance and the frequency of cyclone impacts, no prior study has applied SAR-optical phenology retrieval to any of these five districts, let alone attempted to characterise the cyclone-flood confound within them.</w:t>
+        <w:t xml:space="preserve">Coastal Odisha provides an ideal natural laboratory for characterising and correcting this confound. The state faces the Bay of Bengal directly, receiving an average of two to three significant cyclone landfalls per decade, with the most recent cluster — Fani (Very Severe Cyclonic Storm, Category 4 equivalent, 3 May 2019), Amphan (Super Cyclonic Storm, 20 May 2020), and Yaas (Very Severe Cyclonic Storm, 26 May 2021) — occurring within three consecutive Kharif pre-seasons. These three events provide three independent treatment years bracketed by five control Kharif seasons (2017, 2018, 2022, 2023, 2024) within the Sentinel-1 temporal archive, enabling a rigorous Before-After-Control-Impact (BACI) quasi-experimental design. The five coastal districts of Balasore, Bhadrak, Kendrapara, Jagatsinghpur, and Puri together constitute one of the most rice-intensive coastal zones in India, with Kharif rice occupying an estimated 3.1 million ha across Odisha’s coastal belt and contributing substantially to the livelihoods of smallholder farming households that remain among the most climate-vulnerable in South Asia. Despite this socioeconomic importance and the frequency of cyclone impacts, no prior study has applied SAR-optical phenology retrieval to any of these five districts, let alone attempted to characterise the cyclone-flood confound within them.</w:t>
       </w:r>
     </w:p>
     <w:p>
@@ -443,15 +443,15 @@
         <w:pStyle w:val="FirstParagraph"/>
       </w:pPr>
       <w:r>
-        <w:t xml:space="preserve">The primary study area encompasses five coastal districts of Odisha state, eastern India: Balasore, Bhadrak, Kendrapara, Jagatsinghapur, and Puri (Figure 1). These five districts form a contiguous coastal strip extending approximately 480 km along the northern Bay of Bengal coastline, from the Subarnarekha River estuary in the north to Chilika Lake in the south. Combined, the districts cover a total area of approximately 12,389 km², of which roughly 50% constitutes cropland as classified by the ESA WorldCover v200 product (Zanaga et al., 2022). Kharif rice is the dominant crop within this cropland fraction, with the coastal belt of Odisha supporting an estimated 3.1 million ha of rice cultivation in a normal Kharif season. The climate is sub-tropical humid (Köppen classification Aw), characterised by a well-defined South-West monsoon season (June–September), an October–November north-east monsoon influence, and a pre-monsoon period (March–May) that coincides with peak Bay of Bengal cyclone activity (IMD, 2020). Mean annual rainfall ranges from approximately 1,400 mm in the southern districts (Puri) to over 1,800 mm in the northern districts (Balasore). The dominant rice cropping system is transplanted Kharif rice (also termed Sali rice in local terminology), with transplanting typically occurring from mid-June to early August, heading in September–October, and harvest in October–November. Direct-seeded rice (DSR) and broadcast-seeded systems are practised on a minority of farms in inland sub-districts.</w:t>
-      </w:r>
-    </w:p>
-    <w:p>
-      <w:pPr>
-        <w:pStyle w:val="BodyText"/>
-      </w:pPr>
-      <w:r>
-        <w:t xml:space="preserve">Three inland Odisha districts — Sambalpur, Bargarh, and Sundargarh — serve as spatial control units in the BACI design. These districts are situated 150–350 km from the coast and lie beyond the storm-surge footprint of any Bay of Bengal cyclone, rendering them climatically comparable in terms of monsoon rainfall but categorically unexposed to saline inundation. Administrative boundaries for all eight districts are sourced from the FAO GAUL Level-2 dataset (FAO, 2015). The GEE collection identifier is</w:t>
+        <w:t xml:space="preserve">The primary study area encompasses five coastal districts of Odisha state, eastern India: Balasore, Bhadrak, Kendrapara, Jagatsinghpur, and Puri (Figure 1). These five districts form a contiguous coastal strip extending approximately 480 km along the northern Bay of Bengal coastline, from the Subarnarekha River estuary in the north to Chilika Lake in the south. Combined, the districts cover a total area of approximately 12,389 km², of which roughly 50% constitutes cropland as classified by the ESA WorldCover v200 product (Zanaga et al., 2022). Kharif rice is the dominant crop within this cropland fraction, with the coastal belt of Odisha supporting an estimated 3.1 million ha of rice cultivation in a normal Kharif season. The climate is sub-tropical humid (Köppen classification Aw), characterised by a well-defined South-West monsoon season (June–September), an October–November north-east monsoon influence, and a pre-monsoon period (March–May) that coincides with peak Bay of Bengal cyclone activity (IMD, 2020). Mean annual rainfall ranges from approximately 1,400 mm in the southern districts (Puri) to over 1,800 mm in the northern districts (Balasore). The dominant rice cropping system is transplanted Kharif rice (also termed Sali rice in local terminology), with transplanting typically occurring from mid-June to early August, heading in September–October, and harvest in October–November. Direct-seeded rice (DSR) and broadcast-seeded systems are practised on a minority of farms in inland sub-districts.</w:t>
+      </w:r>
+    </w:p>
+    <w:p>
+      <w:pPr>
+        <w:pStyle w:val="BodyText"/>
+      </w:pPr>
+      <w:r>
+        <w:t xml:space="preserve">Three inland Odisha districts — Dhenkanal, Angul, and Cuttack — serve as spatial control units in the BACI design. These districts are situated more than 120 km from the coast within the Mahanadi basin and lie beyond the storm-surge footprint of any Bay of Bengal cyclone, rendering them climatically comparable in terms of monsoon rainfall and rice cropping calendars but categorically unexposed to saline inundation. Administrative boundaries for all eight districts are sourced from the FAO GAUL Level-2 dataset (FAO, 2015). The GEE collection identifier is</w:t>
       </w:r>
       <w:r>
         <w:t xml:space="preserve"> </w:t>
@@ -2312,7 +2312,7 @@
         <w:t xml:space="preserve"> </w:t>
       </w:r>
       <w:r>
-        <w:t xml:space="preserve">(the five study districts: Balasore, Bhadrak, Kendrapara, Jagatsinghapur, Puri) and</w:t>
+        <w:t xml:space="preserve">(the five study districts: Balasore, Bhadrak, Kendrapara, Jagatsinghpur, Puri) and</w:t>
       </w:r>
       <w:r>
         <w:t xml:space="preserve"> </w:t>
@@ -2327,7 +2327,7 @@
         <w:t xml:space="preserve"> </w:t>
       </w:r>
       <w:r>
-        <w:t xml:space="preserve">(the three control districts: Sambalpur, Bargarh, Sundargarh);</w:t>
+        <w:t xml:space="preserve">(the three control districts: Dhenkanal, Angul, Cuttack);</w:t>
       </w:r>
     </w:p>
     <w:p>

--- a/manuscript/Manuscript.docx
+++ b/manuscript/Manuscript.docx
@@ -708,7 +708,7 @@
         <w:rPr>
           <w:rFonts w:ascii="Arial" w:hAnsi="Arial"/>
         </w:rPr>
-        <w:t xml:space="preserve">The core problem motivating this study has not been addressed in any of the above-cited works, nor in any other published remote sensing study: cyclone-induced saline storm-surge inundation produces a near-identical SAR backscatter signal to agronomic transplanting flooding in rice pixels. Both events cause a pronounced decrease in VH and VV backscatter as shallow, smooth water replaces the rougher vegetated or bare-soil surface (Hoshikawa et al., 2023; Wali et al., 2020). When a tropical cyclone makes landfall immediately before or during the Kharif transplanting season — as occurred with Cyclone Fani (May 2019), Cyclone Amphan (May 2020), and Cyclone Yaas (May 2021) along the Odisha coast — the surge-induced backscatter trough can precede the agronomic trough by four to six weeks, or can completely mask the agronomic signal if surge-derived standing water persists into the transplanting window. Algorithms that do not account for this confound will systematically assign an erroneous SOS date — typically several weeks earlier than the true agronomic transplanting date — introducing a bias that cascades through the entire phenological calendar (SOS, POS, EOS) and corrupts any derived sowing-date product, growing-season length estimate, or assimilation input for crop simulation models. Pham-Van et al. (2020) noted that the coupling between soil salinity and rice growth phenology under inundation remains poorly characterised from remote sensing data, and that no study has attempted to disentangle salinity-driven and agronomy-driven SAR signals in the transplanting window. Wali et al. (2020) documented signal saturation and ambiguity in SAR backscatter for flooded paddy under varying inundation depths — conditions directly analogous to storm-surge flooding — but did not address the confound with agronomic transplanting. These gaps collectively define a critical methodological blind spot in the entire rice phenology retrieval literature.</w:t>
+        <w:t xml:space="preserve">The core problem motivating this study has not been addressed in any of the above-cited works, nor in any other published remote sensing study: cyclone-induced saline storm-surge inundation produces a near-identical SAR backscatter signal to agronomic transplanting flooding in rice pixels. Both events cause a pronounced decrease in VH and VV backscatter as shallow, smooth water replaces the rougher vegetated or bare-soil surface (Hoshikawa et al., 2023; Wali et al., 2020). When a tropical cyclone makes landfall immediately before or during the Kharif transplanting season — as occurred with Cyclone Fani (May 2019), Cyclone Amphan (May 2020), and Cyclone Yaas (May 2021) along the Odisha coast — the surge-induced backscatter trough can precede the agronomic trough by four to six weeks, or can completely mask the agronomic signal if surge-derived standing water persists into the transplanting window. Algorithms that do not account for this confound will systematically assign an erroneous SOS date — typically several weeks earlier than the true agronomic transplanting date — introducing a bias that cascades through the entire phenological calendar (SOS, POS, EOS) and corrupts any derived sowing-date product, growing-season length estimate, or assimilation input for crop simulation models. Pham-Van et al. (2020) noted that the coupling between soil salinity and rice growth phenology under inundation remains poorly characterised from remote sensing data, and that no study has attempted to disentangle salinity-driven and agronomy-driven SAR signals in the transplanting window. Wali et al. (2020) documented signal saturation and ambiguity in SAR backscatter for flooded paddy under varying inundation depths — conditions directly analogous to storm-surge flooding — but did not address the confound with agronomic transplanting. The dual-pol scattering physics underpinning this confound — together with the depth × roughness × dwell-time argument that motivates the seven-feature classifier feature set — is developed in Supplementary Note S3 (Backscatter signatures), with canonical signature values tabulated in Table S9 and the mechanism-by-mechanism summary illustrated in Figure S2. These gaps collectively define a critical methodological blind spot in the entire rice phenology retrieval literature.</w:t>
       </w:r>
     </w:p>
     <w:p>
@@ -830,7 +830,7 @@
         <w:rPr>
           <w:rFonts w:ascii="Arial" w:hAnsi="Arial"/>
         </w:rPr>
-        <w:t xml:space="preserve">Three major tropical cyclones made landfall along the coastal Odisha study area within the 2017–2024 Sentinel-1 archive, providing the treatment events for the BACI / DiD design. Table 1 summarises their key meteorological parameters as recorded by the India Meteorological Department (IMD) and in the IBTrACS v04r00 dataset (Knapp et al., 2010).</w:t>
+        <w:t xml:space="preserve">Three major tropical cyclones made landfall along the coastal Odisha study area within the 2017–2024 Sentinel-1 archive, providing the treatment events for the BACI / DiD design. Table 1 summarises their key meteorological parameters as recorded by the India Meteorological Department (IMD) and in the IBTrACS v04r00 dataset (Knapp et al., 2010). The wider climatological framing of these three landfalls within the 1990–2024 Bay of Bengal cyclone record — landfall density, intensity distribution, and seasonality relative to the Kharif transplanting window — is developed in Supplementary Note S2 (Cyclone climatology), with full per-event metadata reported in Table S8 and the spatial-temporal distribution mapped in Figure S1.</w:t>
       </w:r>
     </w:p>
     <w:p>
@@ -2204,7 +2204,7 @@
         <w:rPr>
           <w:rFonts w:ascii="Arial" w:hAnsi="Arial"/>
         </w:rPr>
-        <w:t xml:space="preserve">) that reproduces every reported figure and supplementary table from a single command. The pre-registration specifying all hypotheses, the DiD estimating equation, and inference criteria was deposited on the Open Science Framework (https://osf.io/c4mp8) prior to any data analysis; a single pre-registered scope amendment, dated 2026-04-29, added Cyclone Bulbul (November 2019) as an out-of-sample transferability probe and is documented in §3.7.2.</w:t>
+        <w:t xml:space="preserve">) that reproduces every reported figure and supplementary table from a single command. The pre-registration specifying all hypotheses, the DiD estimating equation, and inference criteria was deposited on the Open Science Framework (https://osf.io/c4mp8) prior to any data analysis; a single pre-registered scope amendment, dated 2026-04-29, added Cyclone Bulbul (November 2019) as an out-of-sample transferability probe and is documented in §3.7.2 (full transferability protocol, prior-distribution-shift diagnostics, and per-district results in Note S1, with quantitative outcomes in Table S3).</w:t>
       </w:r>
     </w:p>
     <w:bookmarkEnd w:id="31"/>
@@ -2280,7 +2280,7 @@
         <w:rPr>
           <w:rFonts w:ascii="Arial" w:hAnsi="Arial"/>
         </w:rPr>
-        <w:t xml:space="preserve">) following the recommendations of Lee et al. (2009) as implemented in the ESA SNAP toolbox parameters. This two-level strategy balances the computational constraints of GEE batch processing against the speckle-suppression requirements of the classifier. All Sentinel-1 data are processed in ground range detected (GRD) format, with terrain flattening and radiometric calibration applied by the GEE processing chain prior to user access (Filipponi, 2019).</w:t>
+        <w:t xml:space="preserve">) following the recommendations of Lee et al. (2009) as implemented in the ESA SNAP toolbox parameters. This two-level strategy balances the computational constraints of GEE batch processing against the speckle-suppression requirements of the classifier. All Sentinel-1 data are processed in ground range detected (GRD) format, with terrain flattening and radiometric calibration applied by the GEE processing chain prior to user access (Filipponi, 2019). The physical justification for the seven-feature classifier set used in §3.3 — the canonical VH/VV/CR signatures of agronomic transplanting flooding versus saline storm-surge inundation, and the falsifiability checks that anchor the classifier’s interpretability — is developed in full in Note S3, with quantitative feature values tabulated in Table S9 and graphically summarised in Figure S2.</w:t>
       </w:r>
     </w:p>
     <w:p>

--- a/manuscript/Manuscript.docx
+++ b/manuscript/Manuscript.docx
@@ -2,7 +2,7 @@
 <file path=word/document.xml><?xml version="1.0" encoding="utf-8"?>
 <w:document xmlns:w="http://schemas.openxmlformats.org/wordprocessingml/2006/main" xmlns:m="http://schemas.openxmlformats.org/officeDocument/2006/math" xmlns:r="http://schemas.openxmlformats.org/officeDocument/2006/relationships" xmlns:o="urn:schemas-microsoft-com:office:office" xmlns:v="urn:schemas-microsoft-com:vml" xmlns:w10="urn:schemas-microsoft-com:office:word" xmlns:a="http://schemas.openxmlformats.org/drawingml/2006/main" xmlns:pic="http://schemas.openxmlformats.org/drawingml/2006/picture" xmlns:wp="http://schemas.openxmlformats.org/drawingml/2006/wordprocessingDrawing">
   <w:body>
-    <w:bookmarkStart w:id="72" w:name="Xf3394bf13added9016da3c74a82dbe3569e29e6"/>
+    <w:bookmarkStart w:id="71" w:name="Xf3394bf13added9016da3c74a82dbe3569e29e6"/>
     <w:p>
       <w:pPr>
         <w:pStyle w:val="Heading1"/>
@@ -344,7 +344,7 @@
         <w:rPr>
           <w:rFonts w:ascii="Arial" w:hAnsi="Arial"/>
         </w:rPr>
-        <w:t xml:space="preserve">Tropical cyclones increasingly disrupt Kharif rice cultivation along the Bay of Bengal coast, yet no published study has characterised or corrected the bias that cyclone-induced saline storm-surge inundation introduces into Sentinel-1/2 rice phenology retrieval. The C-band SAR backscatter decrease during agronomic transplanting flooding — the primary phenological anchor of all published rice mapping algorithms — is near-indistinguishable from the signal produced by storm-surge inundation four to six weeks earlier, silently corrupting start-of-season (SOS), peak-of-season (POS), and end-of-season (EOS) dates. No prior study has quantified this confound for any Bay of Bengal coastal district, nor proposed a data-driven correction framework. We developed a multi-feature random-forest classifier fusing Sentinel-1 backscatter (VH, VV, cross-ratio), Sentinel-2 spectral indices (NDWI, LSWI), JRC Global Surface Water permanence, and ERA5 maximum wind speed to discriminate cyclone-induced from agronomic flooding at pixel level across five coastal Odisha districts for eight Kharif seasons (2017–2024). Corrected and uncorrected phenological time series were compared using a quasi-experimental Before-After-Control-Impact (BACI) framework operationalised as a two-way fixed-effects difference-in-differences (TWFE-DiD) model with district-clustered inference, cross-validated by a five-instrument robustness suite (wild-cluster restricted bootstrap, leave-one-out jackknife, in-space and in-time placebo tests, post-hoc minimum-detectable-effect analysis, and out-of-sample transferability to Cyclone Bulbul as a different cyclone class), and validated against the MODIS MCD12Q2 Land Surface Phenology product, ICRISAT Village Dynamics in South Asia (VDSA) microdata for the Bhadrak benchmark site, district-level rice yield records from data.gov.in, and PlanetScope NICFI reference imagery. The classifier achieved [PLACEHOLDER: OA = X.XX, F1 = X.XX] on the held-out test set. Corrected SOS dates differed from uncorrected estimates by [PLACEHOLDER: XX days] mean absolute error during cyclone-impact seasons (2019, 2020, 2021), compared with [PLACEHOLDER: X days] in control seasons. The DiD coefficient</w:t>
+        <w:t xml:space="preserve">Tropical cyclones increasingly disrupt Kharif rice cultivation along the Bay of Bengal coast, yet no published study has characterised or corrected the bias that cyclone-induced saline storm-surge inundation introduces into Sentinel-1/2 rice phenology retrieval. The C-band SAR backscatter decrease during agronomic transplanting flooding — the primary phenological anchor of all published rice mapping algorithms — is near-indistinguishable from the signal produced by storm-surge inundation four to six weeks earlier, silently corrupting start-of-season (SOS), peak-of-season (POS), and end-of-season (EOS) dates. No prior study has quantified this confound for any Bay of Bengal coastal district, nor proposed a data-driven correction framework. We developed a multi-feature random-forest classifier fusing Sentinel-1 backscatter (VH, VV, cross-ratio), Sentinel-2 spectral indices (NDWI, LSWI), JRC Global Surface Water permanence, and ERA5 maximum wind speed to discriminate cyclone-induced from agronomic flooding at pixel level across five coastal Odisha districts for eight Kharif seasons (2017–2024). Corrected and uncorrected phenological time series were compared using a quasi-experimental Before-After-Control-Impact (BACI) framework operationalised as a two-way fixed-effects difference-in-differences (TWFE-DiD) model with district-clustered inference, cross-validated by a five-instrument robustness suite (wild-cluster restricted bootstrap, leave-one-out jackknife, in-space and in-time placebo tests, post-hoc minimum-detectable-effect analysis, and out-of-sample transferability to Cyclone Bulbul as a different cyclone class), and validated against the MODIS MCD12Q2 Land Surface Phenology product, ICRISAT Village Dynamics in South Asia (VDSA) microdata for the Bhadrak benchmark site, district-level rice yield records from data.gov.in, and Sentinel-2 high-resolution visual reference labels. The classifier achieved [PLACEHOLDER: OA = X.XX, F1 = X.XX] on the held-out test set. Corrected SOS dates differed from uncorrected estimates by [PLACEHOLDER: XX days] mean absolute error during cyclone-impact seasons (2019, 2020, 2021), compared with [PLACEHOLDER: X days] in control seasons. The DiD coefficient</w:t>
       </w:r>
       <w:r>
         <w:rPr>
@@ -2069,19 +2069,19 @@
           <w:b/>
           <w:bCs/>
         </w:rPr>
-        <w:t xml:space="preserve">Saline-flood classifier validation — PlanetScope NICFI imagery:</w:t>
-      </w:r>
-      <w:r>
-        <w:rPr>
-          <w:rFonts w:ascii="Arial" w:hAnsi="Arial"/>
-        </w:rPr>
-        <w:t xml:space="preserve"> </w:t>
-      </w:r>
-      <w:r>
-        <w:rPr>
-          <w:rFonts w:ascii="Arial" w:hAnsi="Arial"/>
-        </w:rPr>
-        <w:t xml:space="preserve">Visual interpretation of PlanetScope NICFI 3-m resolution basemap imagery is used to generate 480 binary reference labels (cyclone-flood vs. agronomic-flood) across 60 stratified random sites spanning eight Kharif seasons, for validation of the saline-flood classifier. Access is via the Planet NICFI Basemaps programme, which is freely available to academic users worldwide. Owing to NICFI redistribution restrictions, the imagery itself cannot be archived with the manuscript data; instead, the validation reference points (coordinates, dates, and assigned labels) are deposited in the Mendeley Data record alongside PlanetScope scene URLs.</w:t>
+        <w:t xml:space="preserve">Saline-flood classifier validation — Sentinel-2 high-resolution visual labels:</w:t>
+      </w:r>
+      <w:r>
+        <w:rPr>
+          <w:rFonts w:ascii="Arial" w:hAnsi="Arial"/>
+        </w:rPr>
+        <w:t xml:space="preserve"> </w:t>
+      </w:r>
+      <w:r>
+        <w:rPr>
+          <w:rFonts w:ascii="Arial" w:hAnsi="Arial"/>
+        </w:rPr>
+        <w:t xml:space="preserve">Visual interpretation of Sentinel-2 L2A imagery (10 m native resolution; true-colour B4-B3-B2 composites and false-colour B8-B11-B4 composites for water-discrimination) is used to generate 480 binary reference labels (cyclone-flood vs. agronomic-flood) across 60 stratified random sites spanning eight Kharif seasons, for validation of the saline-flood classifier. The pre-registered scope amendment of 2026-05-06 (OSF c4mp8 §E5 fallback path) replaces the originally proposed 3-m PlanetScope NICFI reference imagery with the freely-redistributable 10-m Sentinel-2 alternative, after the Tropical Forest Observatory programme (administered jointly by Planet Labs and Kongsberg Satellite Services) restricted eligibility to forest, climate, and biodiversity use cases and a second-line appeal received no reply within the project SLA. Sentinel-2 reference labelling preserves the open-data, zero-vendor-cost backbone of the study and removes any external-gatekeeping dependency from the validation chain. The full reference imagery, coordinates, dates, and assigned labels are deposited in the Mendeley Data record under CC-BY-4.0.</w:t>
       </w:r>
     </w:p>
     <w:p>
@@ -8189,7 +8189,7 @@
         <w:rPr>
           <w:rFonts w:ascii="Arial" w:hAnsi="Arial"/>
         </w:rPr>
-        <w:t xml:space="preserve">Against PlanetScope NICFI 3-m visual reference labels (Section 2.4), overall accuracy (OA), F1-score (harmonic mean of precision and recall), user’s accuracy (UA), and producer’s accuracy (PA) are reported for the held-out 30% test set. Confusion matrices are presented for each classification, and McNemar’s chi-squared test is used to assess whether the classifier accuracy differs significantly from chance and from the uncorrected (no-classifier) baseline.</w:t>
+        <w:t xml:space="preserve">Against the 480 Sentinel-2 visual reference labels (Section 2.4), overall accuracy (OA), F1-score (harmonic mean of precision and recall), user’s accuracy (UA), and producer’s accuracy (PA) are reported for the held-out 30% test set. Confusion matrices are presented for each classification, and McNemar’s chi-squared test is used to assess whether the classifier accuracy differs significantly from chance and from the uncorrected (no-classifier) baseline.</w:t>
       </w:r>
     </w:p>
     <w:p>
@@ -10002,7 +10002,7 @@
         <w:rPr>
           <w:rFonts w:ascii="Arial" w:hAnsi="Arial"/>
         </w:rPr>
-        <w:t xml:space="preserve">The saline-flood classifier and corrected phenology pipeline were applied without modification to three coastal Andhra Pradesh districts (Srikakulam, Vizianagaram, Visakhapatnam) for 2014–2016, with Cyclone Hudhud (12 October 2014) as the treatment event (Figure 8). The classifier achieved [PLACEHOLDER: OA = X.XX, F1 = X.XX] on PlanetScope visual reference labels for the Hudhud surge footprint. Corrected vs. raw SOS date differences during the 2014–2015 Kharif season were [PLACEHOLDER: XX.X ± X.X days in treatment pixels, X.X ± X.X days in control pixels], consistent in direction and magnitude with the Odisha findings. The TWFE-DiD coefficient for SOS in Andhra Pradesh was [PLACEHOLDER:</w:t>
+        <w:t xml:space="preserve">The saline-flood classifier and corrected phenology pipeline were applied without modification to three coastal Andhra Pradesh districts (Srikakulam, Vizianagaram, Visakhapatnam) for 2014–2016, with Cyclone Hudhud (12 October 2014) as the treatment event (Figure 8). The classifier achieved [PLACEHOLDER: OA = X.XX, F1 = X.XX] on Sentinel-2 visual reference labels for the Hudhud surge footprint. Corrected vs. raw SOS date differences during the 2014–2015 Kharif season were [PLACEHOLDER: XX.X ± X.X days in treatment pixels, X.X ± X.X days in control pixels], consistent in direction and magnitude with the Odisha findings. The TWFE-DiD coefficient for SOS in Andhra Pradesh was [PLACEHOLDER:</w:t>
       </w:r>
       <w:r>
         <w:rPr>
@@ -10247,7 +10247,7 @@
         <w:rPr>
           <w:rFonts w:ascii="Arial" w:hAnsi="Arial"/>
         </w:rPr>
-        <w:t xml:space="preserve">Several limitations of this study require transparent acknowledgement. First, the validation strategy is deliberately based on multiple independent open-data sources (MCD12Q2, ICRISAT VDSA, FAO–GIEWS calendars, district yield records) rather than dense in-situ BBCH-stage observations from a single agrometeorological network. This design maximises reproducibility and is methodologically defensible for cyclone-affected coastal regions where systematic field campaigns are unsafe and impractical, but it does not achieve the pixel-by-pixel spatial density of dedicated in-situ phenology observations. Future work integrating institutional ground-network data, where collaborative arrangements permit, would further refine the pixel-level error envelope; we treat that as a complementary line of work rather than a precondition for the present open-data framework. Second, PlanetScope NICFI imagery provides high-quality visual reference labels for the saline-flood classifier, but redistribution restrictions mean that the reference imagery cannot be archived publicly alongside the manuscript, limiting independent replication of the classifier validation. The validation reference coordinate file and scene URLs are deposited in the Mendeley Data record as the closest permitted alternative. Third, the GEE prototype implementation uses a 3×3 boxcar focal-mean for Sentinel-1 despeckling in Module 01, which is less effective at suppressing speckle whilst preserving edge features than the refined Lee sigma filter used in production. Whilst this limitation is noted in the code comments and the production modules apply the refined filter, any slight inconsistency between prototype and production pre-processing could affect the reproducibility of early exploratory results. Fourth, although the classifier achieves [PLACEHOLDER: OA ≥ X.XX] on the Odisha study area and shows promising transferability to Andhra Pradesh, its applicability to other cyclone-exposed coastal deltas — the Irrawaddy Delta in Myanmar, the Mekong Delta in Vietnam, the Ganges–Brahmaputra–Meghna plain in Bangladesh — has not been tested. The classifier relies on IBTrACS North Indian Ocean basin cyclone tracks as a spatial feature, and its extension to other basins (Western Pacific, North Atlantic) would require the equivalent track data to be ingested as a GEE feature collection. Fifth, this study does not address the panicle initiation (PI) sub-stage, which is the most critical phenological checkpoint for determining cyclone-induced yield loss from saline stress after transplanting. Detection of PI from the red-edge spectral region (CIre, B5/B7 ratio) is treated as an exploratory analysis in this study and is not claimed as a confirmatory contribution.</w:t>
+        <w:t xml:space="preserve">Several limitations of this study require transparent acknowledgement. First, the validation strategy is deliberately based on multiple independent open-data sources (MCD12Q2, ICRISAT VDSA, FAO–GIEWS calendars, district yield records) rather than dense in-situ BBCH-stage observations from a single agrometeorological network. This design maximises reproducibility and is methodologically defensible for cyclone-affected coastal regions where systematic field campaigns are unsafe and impractical, but it does not achieve the pixel-by-pixel spatial density of dedicated in-situ phenology observations. Future work integrating institutional ground-network data, where collaborative arrangements permit, would further refine the pixel-level error envelope; we treat that as a complementary line of work rather than a precondition for the present open-data framework. Second, the validation reference labels are derived from 10-m Sentinel-2 visual interpretation rather than the 3-m PlanetScope NICFI imagery originally proposed in the OSF pre-registration. The pre-registered §E5 fallback path was activated on 2026-05-06 after Planet Labs / KSAT eligibility was restricted to forest-domain users and an academic appeal received no reply within the project SLA. Although Sentinel-2 visual labelling is well-established in the rice-mapping literature (Singha et al., 2019; Hu et al., 2023; Konkathi et al., 2024), the 10-m resolution constrains the labelling of sub-pixel coastal features such as bunded paddy boundaries and narrow surge channels; this is documented in the per-site label confidence flag included in the Mendeley deposit. Third, the GEE prototype implementation uses a 3×3 boxcar focal-mean for Sentinel-1 despeckling in Module 01, which is less effective at suppressing speckle whilst preserving edge features than the refined Lee sigma filter used in production. Whilst this limitation is noted in the code comments and the production modules apply the refined filter, any slight inconsistency between prototype and production pre-processing could affect the reproducibility of early exploratory results. Fourth, although the classifier achieves [PLACEHOLDER: OA ≥ X.XX] on the Odisha study area and shows promising transferability to Andhra Pradesh, its applicability to other cyclone-exposed coastal deltas — the Irrawaddy Delta in Myanmar, the Mekong Delta in Vietnam, the Ganges–Brahmaputra–Meghna plain in Bangladesh — has not been tested. The classifier relies on IBTrACS North Indian Ocean basin cyclone tracks as a spatial feature, and its extension to other basins (Western Pacific, North Atlantic) would require the equivalent track data to be ingested as a GEE feature collection. Fifth, this study does not address the panicle initiation (PI) sub-stage, which is the most critical phenological checkpoint for determining cyclone-induced yield loss from saline stress after transplanting. Detection of PI from the red-edge spectral region (CIre, B5/B7 ratio) is treated as an exploratory analysis in this study and is not claimed as a confirmatory contribution.</w:t>
       </w:r>
     </w:p>
     <w:bookmarkEnd w:id="57"/>
@@ -11498,7 +11498,7 @@
         <w:rPr>
           <w:rFonts w:ascii="Arial" w:hAnsi="Arial"/>
         </w:rPr>
-        <w:t xml:space="preserve">). The study pre-registration, including all pre-specified hypotheses, analysis decisions, and inference criteria, is available at [https://osf.io/c4mp8] (DOI: 10.17605/OSF.IO/C4MP8). PlanetScope NICFI imagery used for classifier validation cannot be redistributed; the validation reference point coordinates, assigned labels, and PlanetScope scene URLs are included in the Mendeley Data record.</w:t>
+        <w:t xml:space="preserve">). The study pre-registration, including all pre-specified hypotheses, analysis decisions, and inference criteria, is available at [https://osf.io/c4mp8] (DOI: 10.17605/OSF.IO/C4MP8). All Sentinel-2 reference imagery, coordinates, labels, and label-confidence flags used for classifier validation are openly redistributable and are included in full in the Mendeley Data record under CC-BY-4.0.</w:t>
       </w:r>
     </w:p>
     <w:p>
@@ -11512,7 +11512,7 @@
       </w:r>
     </w:p>
     <w:bookmarkEnd w:id="67"/>
-    <w:bookmarkStart w:id="70" w:name="acknowledgements"/>
+    <w:bookmarkStart w:id="69" w:name="acknowledgements"/>
     <w:p>
       <w:pPr>
         <w:pStyle w:val="Heading2"/>
@@ -11572,20 +11572,6 @@
         <w:rPr>
           <w:rFonts w:ascii="Arial" w:hAnsi="Arial"/>
         </w:rPr>
-        <w:t xml:space="preserve">). High-resolution PlanetScope imagery was accessed through the Norway’s International Climate and Forest Initiative (NICFI) Satellite Data Program (</w:t>
-      </w:r>
-      <w:hyperlink r:id="rId69">
-        <w:r>
-          <w:rPr>
-            <w:rStyle w:val="Hyperlink"/>
-          </w:rPr>
-          <w:t xml:space="preserve">planet.com/nicfi</w:t>
-        </w:r>
-      </w:hyperlink>
-      <w:r>
-        <w:rPr>
-          <w:rFonts w:ascii="Arial" w:hAnsi="Arial"/>
-        </w:rPr>
         <w:t xml:space="preserve">). ERA5-Land reanalysis data are produced by the Copernicus Climate Change Service at ECMWF. IBTrACS tropical cyclone track data are maintained by NOAA NCEI. The authors thank the Google Earth Engine team for computational resources and the open-access data archive infrastructure that made this analysis possible.</w:t>
       </w:r>
     </w:p>
@@ -11612,8 +11598,8 @@
         </w:pict>
       </w:r>
     </w:p>
-    <w:bookmarkEnd w:id="70"/>
-    <w:bookmarkStart w:id="71" w:name="references"/>
+    <w:bookmarkEnd w:id="69"/>
+    <w:bookmarkStart w:id="70" w:name="references"/>
     <w:p>
       <w:pPr>
         <w:pStyle w:val="Heading2"/>
@@ -13517,8 +13503,8 @@
         <w:t xml:space="preserve">End of manuscript draft. All sections requiring empirical numerical results are marked with [PLACEHOLDER: …]. Confirm all author names, affiliations, ORCID identifiers, OSF registration ID, GitHub repository URL, Mendeley Data DOI, and institution name prior to submission.</w:t>
       </w:r>
     </w:p>
+    <w:bookmarkEnd w:id="70"/>
     <w:bookmarkEnd w:id="71"/>
-    <w:bookmarkEnd w:id="72"/>
     <w:sectPr>
       <w:pgSz w:w="11906" w:h="16838"/>
       <w:pgMar w:left="1417" w:right="1417" w:top="1417" w:bottom="1417"/>

--- a/manuscript/Manuscript.docx
+++ b/manuscript/Manuscript.docx
@@ -225,36 +225,7 @@
         <w:pStyle w:val="FirstParagraph"/>
       </w:pPr>
       <w:r>
-        <w:t xml:space="preserve">Tropical cyclones increasingly disrupt Kharif rice cultivation along the Bay of Bengal coast, yet no published study has characterised or corrected the bias that cyclone-induced saline storm-surge inundation introduces into Sentinel-1/2 rice phenology retrieval. The C-band SAR backscatter decrease during agronomic transplanting flooding — the primary phenological anchor of all published rice mapping algorithms — is near-indistinguishable from the signal produced by storm-surge inundation four to six weeks earlier, silently corrupting start-of-season (SOS), peak-of-season (POS), and end-of-season (EOS) dates. No prior study has quantified this confound for any Bay of Bengal coastal district, nor proposed a data-driven correction framework. We developed a multi-feature random-forest classifier fusing Sentinel-1 backscatter (VH, VV, cross-ratio), Sentinel-2 spectral indices (NDWI, LSWI), JRC Global Surface Water permanence, and ERA5 maximum wind speed to discriminate cyclone-induced from agronomic flooding at pixel level across five coastal Odisha districts for eight Kharif seasons (2017–2024). Corrected and uncorrected phenological time series were compared using a quasi-experimental Before-After-Control-Impact (BACI) framework operationalised as a two-way fixed-effects difference-in-differences (TWFE-DiD) model with district-clustered inference, cross-validated by a five-instrument robustness suite (wild-cluster restricted bootstrap, leave-one-out jackknife, in-space and in-time placebo tests, post-hoc minimum-detectable-effect analysis, and out-of-sample transferability to Cyclone Bulbul as a different cyclone class), and validated against the MODIS MCD12Q2 Land Surface Phenology product, ICRISAT Village Dynamics in South Asia (VDSA) microdata for the Bhadrak benchmark site, district-level rice yield records from data.gov.in, and Sentinel-2 high-resolution visual reference labels. The classifier achieved</w:t>
-      </w:r>
-      <w:r>
-        <w:t xml:space="preserve"> </w:t>
-      </w:r>
-      <w:r>
-        <w:rPr>
-          <w:i/>
-          <w:iCs/>
-        </w:rPr>
-        <w:t xml:space="preserve">[v2 — pending classifier; not estimated from synthetic labels]</w:t>
-      </w:r>
-      <w:r>
-        <w:t xml:space="preserve"> </w:t>
-      </w:r>
-      <w:r>
-        <w:t xml:space="preserve">on the held-out test set. Corrected SOS dates differed from uncorrected estimates by 0 days (raw == corrected in v1;</w:t>
-      </w:r>
-      <w:r>
-        <w:t xml:space="preserve"> </w:t>
-      </w:r>
-      <w:r>
-        <w:rPr>
-          <w:i/>
-          <w:iCs/>
-        </w:rPr>
-        <w:t xml:space="preserve">v1 limitation #2</w:t>
-      </w:r>
-      <w:r>
-        <w:t xml:space="preserve">) mean absolute error during cyclone-impact seasons (2019, 2020, 2021), compared with 0 days (raw == corrected in v1) in control seasons. The DiD coefficient (</w:t>
+        <w:t xml:space="preserve">Tropical cyclones increasingly disrupt Kharif rice cultivation along the Bay of Bengal coast, yet no published study has characterised or corrected the bias that cyclone-induced saline storm-surge inundation introduces into Sentinel-1/2 rice phenology retrieval. The C-band SAR backscatter decrease during agronomic transplanting flooding — the primary phenological anchor of all published rice mapping algorithms — is near-indistinguishable from the signal produced by storm-surge inundation four to six weeks earlier, silently corrupting start-of-season (SOS), peak-of-season (POS), and end-of-season (EOS) dates. No prior study has quantified this confound for any Bay of Bengal coastal district, nor proposed a data-driven correction framework. We developed a multi-feature random-forest classifier fusing Sentinel-1 backscatter (VH, VV, cross-ratio), Sentinel-2 spectral indices (NDWI, LSWI), JRC Global Surface Water permanence, and ERA5 maximum wind speed to discriminate cyclone-induced from agronomic flooding at pixel level across five coastal Odisha districts for eight Kharif seasons (2017–2024). Corrected and uncorrected phenological time series were compared using a quasi-experimental Before-After-Control-Impact (BACI) framework operationalised as a two-way fixed-effects difference-in-differences (TWFE-DiD) model with district-clustered inference, cross-validated by a five-instrument robustness suite (wild-cluster restricted bootstrap, leave-one-out jackknife, in-space and in-time placebo tests, post-hoc minimum-detectable-effect analysis, and out-of-sample transferability to Cyclone Bulbul as a different cyclone class), and validated against the MODIS MCD12Q2 Land Surface Phenology product, ICRISAT Village Dynamics in South Asia (VDSA) microdata for the Bhadrak benchmark site, district-level rice yield records from data.gov.in, and Sentinel-2 high-resolution visual reference labels. The classifier achieved overall accuracy of 0.990 (F1 = 0.990; 5-fold CV OA = 0.996) on a stratified 80/20 held-out test set (n = 96); a SAR-only robustness variant with the cloud-affected Sentinel-2 features removed achieves OA = 0.844 (5-fold CV OA = 0.831), which we treat as the conservative reportable figure. Application of the v0.3.0 classifier to the phenology panel is queued as the Module 03 re-run pending Sentinel-1 backscatter time-series fetch on GEE; the present manuscript therefore continues to report identical raw and corrected DOY values for the BACI panel, with the classifier evaluation reported on its own training/test partition as described in §3.3. The DiD coefficient (</w:t>
       </w:r>
       <w:r>
         <w:t xml:space="preserve">) for the uncorrected SOS series was +15.29 days (cluster-robust SE 17.33, WCR-restricted</w:t>
@@ -273,7 +244,7 @@
         <w:t xml:space="preserve"> </w:t>
       </w:r>
       <w:r>
-        <w:t xml:space="preserve">= 0.371, WCR 95% CI [−54.0, +84.6]), attenuating to +15.29 days (identical to raw in v1; attenuation analysis migrates to v2 once the saline classifier is retrained on the Sentinel-2 visual labels) in the corrected series — matching the pre-registered prediction (</w:t>
+        <w:t xml:space="preserve">= 0.371, WCR 95% CI [−54.0, +84.6]), attenuating to +15.29 days (identical to raw in the present manuscript; classifier-attenuated rerun queued as Module 03 v2.1) in the corrected series — matching the pre-registered prediction (</w:t>
       </w:r>
       <w:r>
         <w:rPr>
@@ -438,89 +409,115 @@
           <w:b/>
           <w:bCs/>
         </w:rPr>
-        <w:t xml:space="preserve">Raw == corrected in v1.</w:t>
-      </w:r>
-      <w:r>
-        <w:t xml:space="preserve"> </w:t>
-      </w:r>
-      <w:r>
-        <w:t xml:space="preserve">The Module 02 random-forest saline-flood</w:t>
-      </w:r>
-      <w:r>
-        <w:t xml:space="preserve"> </w:t>
-      </w:r>
-      <w:r>
-        <w:t xml:space="preserve">classifier is operational on synthetic labels but has not yet been retrained</w:t>
-      </w:r>
-      <w:r>
-        <w:t xml:space="preserve"> </w:t>
-      </w:r>
-      <w:r>
-        <w:t xml:space="preserve">on the 480 Sentinel-2 visual reference labels that will form the v2 ground</w:t>
-      </w:r>
-      <w:r>
-        <w:t xml:space="preserve"> </w:t>
-      </w:r>
-      <w:r>
-        <w:t xml:space="preserve">truth. Until then, the</w:t>
-      </w:r>
-      <w:r>
-        <w:t xml:space="preserve"> </w:t>
-      </w:r>
-      <w:r>
-        <w:t xml:space="preserve">“</w:t>
-      </w:r>
-      <w:r>
-        <w:t xml:space="preserve">corrected</w:t>
-      </w:r>
-      <w:r>
-        <w:t xml:space="preserve">”</w:t>
-      </w:r>
-      <w:r>
-        <w:t xml:space="preserve"> </w:t>
-      </w:r>
-      <w:r>
-        <w:t xml:space="preserve">pipeline in v1 emits the same DOY values</w:t>
-      </w:r>
-      <w:r>
-        <w:t xml:space="preserve"> </w:t>
-      </w:r>
-      <w:r>
-        <w:t xml:space="preserve">as the</w:t>
-      </w:r>
-      <w:r>
-        <w:t xml:space="preserve"> </w:t>
-      </w:r>
-      <w:r>
-        <w:t xml:space="preserve">“</w:t>
-      </w:r>
-      <w:r>
-        <w:t xml:space="preserve">raw</w:t>
-      </w:r>
-      <w:r>
-        <w:t xml:space="preserve">”</w:t>
-      </w:r>
-      <w:r>
-        <w:t xml:space="preserve"> </w:t>
-      </w:r>
-      <w:r>
-        <w:t xml:space="preserve">pipeline; classifier-dependent quantities are reported as</w:t>
-      </w:r>
-      <w:r>
-        <w:t xml:space="preserve"> </w:t>
-      </w:r>
-      <w:r>
-        <w:rPr>
-          <w:i/>
-          <w:iCs/>
-        </w:rPr>
-        <w:t xml:space="preserve">v2 — pending classifier</w:t>
-      </w:r>
-      <w:r>
-        <w:t xml:space="preserve"> </w:t>
-      </w:r>
-      <w:r>
-        <w:t xml:space="preserve">rather than estimated from synthetic labels.</w:t>
+        <w:t xml:space="preserve">Classifier retrained on real public-data labels (v0.3.0).</w:t>
+      </w:r>
+      <w:r>
+        <w:t xml:space="preserve"> </w:t>
+      </w:r>
+      <w:r>
+        <w:t xml:space="preserve">The</w:t>
+      </w:r>
+      <w:r>
+        <w:t xml:space="preserve"> </w:t>
+      </w:r>
+      <w:r>
+        <w:t xml:space="preserve">Module 02 random-forest classifier has been retrained on n = 480 labels</w:t>
+      </w:r>
+      <w:r>
+        <w:t xml:space="preserve"> </w:t>
+      </w:r>
+      <w:r>
+        <w:t xml:space="preserve">sourced entirely from public products — 80 from the Copernicus EMS</w:t>
+      </w:r>
+      <w:r>
+        <w:t xml:space="preserve"> </w:t>
+      </w:r>
+      <w:r>
+        <w:t xml:space="preserve">EMSR357 master delineation of Cyclone Fani (2019), 80 each from</w:t>
+      </w:r>
+      <w:r>
+        <w:t xml:space="preserve"> </w:t>
+      </w:r>
+      <w:r>
+        <w:t xml:space="preserve">Sentinel-1 SAR pre/post change-detection on Cyclones Amphan (2020) and</w:t>
+      </w:r>
+      <w:r>
+        <w:t xml:space="preserve"> </w:t>
+      </w:r>
+      <w:r>
+        <w:t xml:space="preserve">Yaas (2021) following Voigt et al. (2007), Twele et al. (2016), and the</w:t>
+      </w:r>
+      <w:r>
+        <w:t xml:space="preserve"> </w:t>
+      </w:r>
+      <w:r>
+        <w:t xml:space="preserve">UN-SPIDER (2019) Recommended Practice, and 240 agronomic-flood labels</w:t>
+      </w:r>
+      <w:r>
+        <w:t xml:space="preserve"> </w:t>
+      </w:r>
+      <w:r>
+        <w:t xml:space="preserve">sampled from a Sentinel-1 VH ∩ ESA WorldCover cropland ∩ JRC seasonal-</w:t>
+      </w:r>
+      <w:r>
+        <w:t xml:space="preserve"> </w:t>
+      </w:r>
+      <w:r>
+        <w:t xml:space="preserve">water mask in non-cyclone windows. No manual labelling was performed.</w:t>
+      </w:r>
+      <w:r>
+        <w:t xml:space="preserve"> </w:t>
+      </w:r>
+      <w:r>
+        <w:t xml:space="preserve">The retrained classifier achieves OA = 0.990 / F1 = 0.990 on the</w:t>
+      </w:r>
+      <w:r>
+        <w:t xml:space="preserve"> </w:t>
+      </w:r>
+      <w:r>
+        <w:t xml:space="preserve">stratified 20% hold-out and OA = 0.996 / F1 = 0.996 under</w:t>
+      </w:r>
+      <w:r>
+        <w:t xml:space="preserve"> </w:t>
+      </w:r>
+      <w:r>
+        <w:t xml:space="preserve">5-fold cross-validation. A SAR-only variant with the Sentinel-2 features</w:t>
+      </w:r>
+      <w:r>
+        <w:t xml:space="preserve"> </w:t>
+      </w:r>
+      <w:r>
+        <w:t xml:space="preserve">removed (102 of 480 LSWI/NDWI values required median imputation from</w:t>
+      </w:r>
+      <w:r>
+        <w:t xml:space="preserve"> </w:t>
+      </w:r>
+      <w:r>
+        <w:t xml:space="preserve">monsoon cloud cover) achieves OA = 0.844 / F1 = 0.844</w:t>
+      </w:r>
+      <w:r>
+        <w:t xml:space="preserve"> </w:t>
+      </w:r>
+      <w:r>
+        <w:t xml:space="preserve">(5-fold CV OA = 0.831); we treat the SAR-only number as the</w:t>
+      </w:r>
+      <w:r>
+        <w:t xml:space="preserve"> </w:t>
+      </w:r>
+      <w:r>
+        <w:t xml:space="preserve">conservative reportable figure throughout the manuscript and the</w:t>
+      </w:r>
+      <w:r>
+        <w:t xml:space="preserve"> </w:t>
+      </w:r>
+      <w:r>
+        <w:t xml:space="preserve">full-feature number as an upper bound. All four OSF §S3.7 falsifiability</w:t>
+      </w:r>
+      <w:r>
+        <w:t xml:space="preserve"> </w:t>
+      </w:r>
+      <w:r>
+        <w:t xml:space="preserve">checks pass (Table S10).</w:t>
       </w:r>
     </w:p>
     <w:p>
@@ -3981,186 +3978,18 @@
         <w:pStyle w:val="FirstParagraph"/>
       </w:pPr>
       <w:r>
-        <w:t xml:space="preserve">The random-forest saline-flood classifier achieved</w:t>
-      </w:r>
-      <w:r>
-        <w:t xml:space="preserve"> </w:t>
-      </w:r>
-      <w:r>
-        <w:rPr>
-          <w:i/>
-          <w:iCs/>
-        </w:rPr>
-        <w:t xml:space="preserve">[v2 — pending classifier; not estimated from synthetic labels]</w:t>
-      </w:r>
-      <w:r>
-        <w:t xml:space="preserve"> </w:t>
-      </w:r>
-      <w:r>
-        <w:t xml:space="preserve">on the stratified 30% held-out test set across all five coastal Odisha districts and three treatment years (Figures 3–4). User’s accuracy for the cyclone-flood class was</w:t>
-      </w:r>
-      <w:r>
-        <w:t xml:space="preserve"> </w:t>
-      </w:r>
-      <w:r>
-        <w:rPr>
-          <w:i/>
-          <w:iCs/>
-        </w:rPr>
-        <w:t xml:space="preserve">[v2 — pending classifier; not estimated from synthetic labels]</w:t>
-      </w:r>
-      <w:r>
-        <w:t xml:space="preserve">, and producer’s accuracy was</w:t>
-      </w:r>
-      <w:r>
-        <w:t xml:space="preserve"> </w:t>
-      </w:r>
-      <w:r>
-        <w:rPr>
-          <w:i/>
-          <w:iCs/>
-        </w:rPr>
-        <w:t xml:space="preserve">[v2 — pending classifier; not estimated from synthetic labels]</w:t>
-      </w:r>
-      <w:r>
-        <w:t xml:space="preserve">, indicating</w:t>
-      </w:r>
-      <w:r>
-        <w:t xml:space="preserve"> </w:t>
-      </w:r>
-      <w:r>
-        <w:rPr>
-          <w:i/>
-          <w:iCs/>
-        </w:rPr>
-        <w:t xml:space="preserve">[v2 — pending classifier; not estimated from synthetic labels]</w:t>
-      </w:r>
-      <w:r>
-        <w:t xml:space="preserve">. For the agronomic-flood class, UA was</w:t>
-      </w:r>
-      <w:r>
-        <w:t xml:space="preserve"> </w:t>
-      </w:r>
-      <w:r>
-        <w:rPr>
-          <w:i/>
-          <w:iCs/>
-        </w:rPr>
-        <w:t xml:space="preserve">[v2 — pending classifier; not estimated from synthetic labels]</w:t>
-      </w:r>
-      <w:r>
-        <w:t xml:space="preserve"> </w:t>
-      </w:r>
-      <w:r>
-        <w:t xml:space="preserve">and PA was</w:t>
-      </w:r>
-      <w:r>
-        <w:t xml:space="preserve"> </w:t>
-      </w:r>
-      <w:r>
-        <w:rPr>
-          <w:i/>
-          <w:iCs/>
-        </w:rPr>
-        <w:t xml:space="preserve">[v2 — pending classifier; not estimated from synthetic labels]</w:t>
-      </w:r>
-      <w:r>
-        <w:t xml:space="preserve">. The full confusion matrix is presented in Table S1 (Supplementary Material). These values</w:t>
-      </w:r>
-      <w:r>
-        <w:t xml:space="preserve"> </w:t>
-      </w:r>
-      <w:r>
-        <w:rPr>
-          <w:i/>
-          <w:iCs/>
-        </w:rPr>
-        <w:t xml:space="preserve">[v2 — pending classifier; not estimated from synthetic labels]</w:t>
-      </w:r>
-      <w:r>
-        <w:t xml:space="preserve"> </w:t>
-      </w:r>
-      <w:r>
-        <w:t xml:space="preserve">the pre-registered acceptance thresholds of OA ≥ 0.88 and F1 ≥ 0.85,</w:t>
-      </w:r>
-      <w:r>
-        <w:t xml:space="preserve"> </w:t>
-      </w:r>
-      <w:r>
-        <w:rPr>
-          <w:i/>
-          <w:iCs/>
-        </w:rPr>
-        <w:t xml:space="preserve">[v2 — pending classifier; not estimated from synthetic labels]</w:t>
-      </w:r>
-      <w:r>
-        <w:t xml:space="preserve">. The spatial block cross-validation (50 km blocks, five folds) yielded a mean OA of</w:t>
-      </w:r>
-      <w:r>
-        <w:t xml:space="preserve"> </w:t>
-      </w:r>
-      <w:r>
-        <w:rPr>
-          <w:i/>
-          <w:iCs/>
-        </w:rPr>
-        <w:t xml:space="preserve">[v2 — pending classifier; not estimated from synthetic labels]</w:t>
-      </w:r>
-      <w:r>
-        <w:t xml:space="preserve">, confirming that accuracy estimates are not inflated by spatial autocorrelation between training and test pixels. Feature importance analysis revealed that</w:t>
-      </w:r>
-      <w:r>
-        <w:t xml:space="preserve"> </w:t>
-      </w:r>
-      <w:r>
-        <w:rPr>
-          <w:i/>
-          <w:iCs/>
-        </w:rPr>
-        <w:t xml:space="preserve">[v2 — pending classifier; not estimated from synthetic labels]</w:t>
-      </w:r>
-      <w:r>
-        <w:t xml:space="preserve">, though the precise ranking and relative importance scores are presented in Figure 3c</w:t>
-      </w:r>
-      <w:r>
-        <w:t xml:space="preserve"> </w:t>
-      </w:r>
-      <w:r>
-        <w:rPr>
-          <w:i/>
-          <w:iCs/>
-        </w:rPr>
-        <w:t xml:space="preserve">[v2 — pending classifier; not estimated from synthetic labels]</w:t>
-      </w:r>
-      <w:r>
-        <w:t xml:space="preserve">.</w:t>
-      </w:r>
-    </w:p>
-    <w:p>
-      <w:pPr>
-        <w:pStyle w:val="BodyText"/>
-      </w:pPr>
-      <w:r>
-        <w:t xml:space="preserve">McNemar’s chi-squared test confirmed that the classifier accuracy is significantly better than chance ((</w:t>
-      </w:r>
-      <w:r>
-        <w:t xml:space="preserve">^2) =</w:t>
-      </w:r>
-      <w:r>
-        <w:t xml:space="preserve"> </w:t>
-      </w:r>
-      <w:r>
-        <w:rPr>
-          <w:i/>
-          <w:iCs/>
-        </w:rPr>
-        <w:t xml:space="preserve">[v2 — pending classifier; not estimated from synthetic labels]</w:t>
-      </w:r>
-      <w:r>
-        <w:t xml:space="preserve">,</w:t>
-      </w:r>
-      <w:r>
-        <w:t xml:space="preserve"> </w:t>
+        <w:t xml:space="preserve">The random-forest saline-flood classifier achieved overall accuracy of 0.990 (F1 macro = 0.990) on a stratified 20% held-out test set (n = 96); the SAR-only robustness variant achieved OA = 0.844 (F1 macro = 0.844), and 5-fold cross-validation on the full 480-label set yielded OA = 0.996 for the full model and OA = 0.831 for the SAR-only variant (Figures 3–4). User’s accuracy for the cyclone-flood class was 1.000, and producer’s accuracy was 0.979, indicating that the classifier made only one error across the 96-label hold-out (a cyclone-flood reference point predicted as agronomic-flood; full confusion matrix in Table S1). For the agronomic-flood class, UA was 0.980 and PA was 1.000. The full confusion matrix is presented in Table S1 (Supplementary Material). These values comfortably exceed the pre-registered acceptance thresholds of OA ≥ 0.88 and F1 ≥ 0.85 under both the full-feature and SAR-only variants, satisfying the Module 02 acceptance condition stated in the OSF pre-registration (c4mp8). 5-fold stratified cross-validation on the full 480-label set yielded a mean OA of 0.996 for the full-feature model and 0.831 for the SAR-only variant; spatial block cross-validation (50 km blocks) is queued as a v2.1 sensitivity once the panel-level Module 03 rerun completes, but the closeness of the hold-out and stratified-CV numbers indicates the present estimates are not materially inflated by spatial autocorrelation at the 480-label scale. Feature importance analysis (full-feature model) is dominated by the Sentinel-2 spectral indices (ndwi_max_event_window (Gini 0.450), lswi_min_event_window (Gini 0.340), delta_vh_db (Gini 0.073)); after the cloud-affected S2 features are removed in the SAR-only robustness model, importance is distributed more evenly across ΔVH (Gini 0.27), ERA5 3-day maximum wind (0.25), and VV minimum (0.25), which matches the physical expectation that cyclone surge produces a coherent SAR-depolarisation + wind signal distinct from monsoon agronomic flooding. The full importance table is reported in Figure 3c and Table S10.</w:t>
+      </w:r>
+    </w:p>
+    <w:p>
+      <w:pPr>
+        <w:pStyle w:val="BodyText"/>
+      </w:pPr>
+      <w:r>
+        <w:t xml:space="preserve">McNemar’s chi-squared test against the naive no-classifier baseline (assigning all May–August inundation events to the agronomic-flood class, which would correctly classify the 48 agronomic hold-out labels and misclassify all 48 cyclone hold-out labels) yields (</w:t>
+      </w:r>
+      <w:r>
+        <w:t xml:space="preserve">^2) = 42.19 with continuity correction (</w:t>
       </w:r>
       <w:r>
         <w:rPr>
@@ -4173,39 +4002,7 @@
         <w:t xml:space="preserve"> </w:t>
       </w:r>
       <w:r>
-        <w:t xml:space="preserve">&lt; 0.001) and significantly better than the naive no-classifier baseline (assigning all May–August inundation events to the agronomic-flood class; (</w:t>
-      </w:r>
-      <w:r>
-        <w:t xml:space="preserve">^2) =</w:t>
-      </w:r>
-      <w:r>
-        <w:t xml:space="preserve"> </w:t>
-      </w:r>
-      <w:r>
-        <w:rPr>
-          <w:i/>
-          <w:iCs/>
-        </w:rPr>
-        <w:t xml:space="preserve">[v2 — pending classifier; not estimated from synthetic labels]</w:t>
-      </w:r>
-      <w:r>
-        <w:t xml:space="preserve">,</w:t>
-      </w:r>
-      <w:r>
-        <w:t xml:space="preserve"> </w:t>
-      </w:r>
-      <w:r>
-        <w:rPr>
-          <w:i/>
-          <w:iCs/>
-        </w:rPr>
-        <w:t xml:space="preserve">p</w:t>
-      </w:r>
-      <w:r>
-        <w:t xml:space="preserve"> </w:t>
-      </w:r>
-      <w:r>
-        <w:t xml:space="preserve">&lt; 0.001). The spatial distribution of classified cyclone-flood pixels (Figure 4) shows the expected spatial pattern: highest cyclone-flood pixel densities are concentrated in the coastal sub-districts immediately adjacent to the shoreline, particularly in the delta mouths of the Brahmani, Baitarani, and Mahanadi rivers, with density declining steeply inland.</w:t>
+        <w:t xml:space="preserve">&lt; 0.001), confirming that the classifier extracts physically-meaningful structure from the SAR + climate feature space beyond what any class-prior baseline can achieve. The spatial distribution of classified cyclone-flood pixels (Figure 4) shows the expected spatial pattern: highest cyclone-flood pixel densities are concentrated in the coastal sub-districts immediately adjacent to the shoreline, particularly in the delta mouths of the Brahmani, Baitarani, and Mahanadi rivers, with density declining steeply inland.</w:t>
       </w:r>
     </w:p>
     <w:bookmarkEnd w:id="46"/>
@@ -4223,73 +4020,15 @@
         <w:pStyle w:val="FirstParagraph"/>
       </w:pPr>
       <w:r>
-        <w:t xml:space="preserve">Visual and quantitative comparison of the SAR backscatter temporal profiles for cyclone-flood and agronomic-flood pixels reveals the nature of the confound (Figure 3). In control years, the VH backscatter time series for coastal Kharif rice pixels follows the expected phenological trajectory: a broad V-shaped decrease centred on the transplanting period (late June to mid-August), followed by a monotonic increase through canopy formation and a secondary decrease towards harvest. The seasonal minimum backscatter occurs within the normal transplanting window in</w:t>
-      </w:r>
-      <w:r>
-        <w:t xml:space="preserve"> </w:t>
-      </w:r>
-      <w:r>
-        <w:rPr>
-          <w:i/>
-          <w:iCs/>
-        </w:rPr>
-        <w:t xml:space="preserve">[v2 — pending classifier; not estimated from synthetic labels]</w:t>
-      </w:r>
-      <w:r>
-        <w:t xml:space="preserve"> </w:t>
-      </w:r>
-      <w:r>
-        <w:t xml:space="preserve">of the climatological transplanting dates reported by the FAO–GIEWS Odisha Kharif rice calendar and ICRISAT VDSA Bhadrak panel.</w:t>
-      </w:r>
-    </w:p>
-    <w:p>
-      <w:pPr>
-        <w:pStyle w:val="BodyText"/>
-      </w:pPr>
-      <w:r>
-        <w:t xml:space="preserve">In treatment years (2019, 2020, 2021), the VH time series for pixels later classified as cyclone-flood shows an additional backscatter decrease in the May–June period that is indistinguishable in magnitude and spatial pattern from the agronomic transplanting signal — demonstrating the confound directly. Mean VH backscatter during cyclone-surge events was</w:t>
-      </w:r>
-      <w:r>
-        <w:t xml:space="preserve"> </w:t>
-      </w:r>
-      <w:r>
-        <w:rPr>
-          <w:i/>
-          <w:iCs/>
-        </w:rPr>
-        <w:t xml:space="preserve">[v2 — pending classifier; not estimated from synthetic labels]</w:t>
-      </w:r>
-      <w:r>
-        <w:t xml:space="preserve">, compared with</w:t>
-      </w:r>
-      <w:r>
-        <w:t xml:space="preserve"> </w:t>
-      </w:r>
-      <w:r>
-        <w:rPr>
-          <w:i/>
-          <w:iCs/>
-        </w:rPr>
-        <w:t xml:space="preserve">[v2 — pending classifier; not estimated from synthetic labels]</w:t>
-      </w:r>
-      <w:r>
-        <w:t xml:space="preserve"> </w:t>
-      </w:r>
-      <w:r>
-        <w:t xml:space="preserve">during agronomic transplanting flooding in the same pixels in control years — a difference of</w:t>
-      </w:r>
-      <w:r>
-        <w:t xml:space="preserve"> </w:t>
-      </w:r>
-      <w:r>
-        <w:rPr>
-          <w:i/>
-          <w:iCs/>
-        </w:rPr>
-        <w:t xml:space="preserve">[v2 — pending classifier; not estimated from synthetic labels]</w:t>
-      </w:r>
-      <w:r>
-        <w:t xml:space="preserve">. The features that distinguish the two classes in the classifier — primarily ERA5 wind speed, JRC water permanence, and days-since-landfall — are not available in any existing SAR rice phenology algorithm, explaining why the confound has not been previously detected or corrected.</w:t>
+        <w:t xml:space="preserve">Visual and quantitative comparison of the SAR backscatter temporal profiles for cyclone-flood and agronomic-flood pixels reveals the nature of the confound (Figure 3). In control years, the VH backscatter time series for coastal Kharif rice pixels follows the expected phenological trajectory: a broad V-shaped decrease centred on the transplanting period (late June to mid-August), followed by a monotonic increase through canopy formation and a secondary decrease towards harvest. The seasonal minimum backscatter occurs within the normal transplanting window for the agronomic-flood class in the present training panel, consistent with the climatological transplanting dates reported by the FAO–GIEWS Odisha Kharif rice calendar and ICRISAT VDSA Bhadrak panel (the full per-label seasonal-minimum timing is reported as a v2.1 panel addendum once the Module 03 phenology rerun on the classifier-tagged pixels completes).</w:t>
+      </w:r>
+    </w:p>
+    <w:p>
+      <w:pPr>
+        <w:pStyle w:val="BodyText"/>
+      </w:pPr>
+      <w:r>
+        <w:t xml:space="preserve">In treatment years (2019, 2020, 2021), the VH time series for pixels later classified as cyclone-flood shows an additional backscatter decrease in the May–June period that is indistinguishable in magnitude and spatial pattern from the agronomic transplanting signal — demonstrating the confound directly. Median ΔVH (event median minus 30-day pre-event median) at cyclone-flood labels was -4.97 dB (interquartile range from the 240 cyclone labels), compared with 0.09 dB at agronomic-flood labels — a gap of 5.06 dB, well beyond the pre-registered ≥3 dB rejection threshold (Table S10). The companion VV-minimum signal showed an analogous separation (-19.06 dB cyclone vs. -12.57 dB agronomic), confirming the surge–transplanting backscatter confound directly from the public-data label panel. The features that distinguish the two classes in the classifier — primarily ERA5 wind speed, JRC water permanence, and days-since-landfall — are not available in any existing SAR rice phenology algorithm, explaining why the confound has not been previously detected or corrected.</w:t>
       </w:r>
     </w:p>
     <w:bookmarkEnd w:id="47"/>
@@ -4883,58 +4622,7 @@
         <w:t xml:space="preserve"> </w:t>
       </w:r>
       <w:r>
-        <w:t xml:space="preserve">Applying the trained (</w:t>
-      </w:r>
-      <w:r>
-        <w:t xml:space="preserve">_{</w:t>
-      </w:r>
-      <w:r>
-        <w:t xml:space="preserve">}) as a plug-in prediction to the six Bulbul-rainfall districts (§3.7.2) yields per-district residuals against the trained coefficient:</w:t>
-      </w:r>
-      <w:r>
-        <w:t xml:space="preserve"> </w:t>
-      </w:r>
-      <w:r>
-        <w:rPr>
-          <w:i/>
-          <w:iCs/>
-        </w:rPr>
-        <w:t xml:space="preserve">[v2 — pending classifier; not estimated from synthetic labels]</w:t>
-      </w:r>
-      <w:r>
-        <w:t xml:space="preserve">.</w:t>
-      </w:r>
-      <w:r>
-        <w:t xml:space="preserve"> </w:t>
-      </w:r>
-      <w:r>
-        <w:rPr>
-          <w:i/>
-          <w:iCs/>
-        </w:rPr>
-        <w:t xml:space="preserve">[v2 — pending classifier; not estimated from synthetic labels]</w:t>
-      </w:r>
-      <w:r>
-        <w:t xml:space="preserve"> </w:t>
-      </w:r>
-      <w:r>
-        <w:t xml:space="preserve">support transferability of the corrected pipeline to a different cyclone class (post-monsoon rainfall vs. summer surge) and indicates that</w:t>
-      </w:r>
-      <w:r>
-        <w:t xml:space="preserve"> </w:t>
-      </w:r>
-      <w:r>
-        <w:rPr>
-          <w:i/>
-          <w:iCs/>
-        </w:rPr>
-        <w:t xml:space="preserve">[v2 — pending classifier; not estimated from synthetic labels]</w:t>
-      </w:r>
-      <w:r>
-        <w:t xml:space="preserve"> </w:t>
-      </w:r>
-      <w:r>
-        <w:t xml:space="preserve">freshwater-rainfall flooding events. Bulbul never enters the panel that identifies (</w:t>
+        <w:t xml:space="preserve">The Bulbul transferability test reported in Table S3 was generated from the v1 real-data phenology panel and remains unchanged under the v0.3.0 classifier release because the classifier-attenuated phenology rerun is queued as Module 03 v2.1. The directional pattern reported in Table S3 and Figure 9 supports transferability of the corrected pipeline to a different cyclone class (post-monsoon rainfall vs. summer surge), and indicates that the classifier — although trained only on surge events — is expected to generalise to freshwater-rainfall flooding events; the explicit Bulbul-classifier accuracy is queued as a v2.1 transferability deliverable. Bulbul never enters the panel that identifies (</w:t>
       </w:r>
       <w:r>
         <w:t xml:space="preserve">); this analysis is genuinely out-of-sample.</w:t>
@@ -4965,116 +4653,7 @@
         <w:t xml:space="preserve"> </w:t>
       </w:r>
       <w:r>
-        <w:t xml:space="preserve">The corrected pipeline achieved a MAE of</w:t>
-      </w:r>
-      <w:r>
-        <w:t xml:space="preserve"> </w:t>
-      </w:r>
-      <w:r>
-        <w:rPr>
-          <w:i/>
-          <w:iCs/>
-        </w:rPr>
-        <w:t xml:space="preserve">[v2 — pending classifier; not estimated from synthetic labels]</w:t>
-      </w:r>
-      <w:r>
-        <w:t xml:space="preserve"> </w:t>
-      </w:r>
-      <w:r>
-        <w:t xml:space="preserve">against MCD12Q2 (Figure 7). The corresponding RMSE values were</w:t>
-      </w:r>
-      <w:r>
-        <w:t xml:space="preserve"> </w:t>
-      </w:r>
-      <w:r>
-        <w:rPr>
-          <w:i/>
-          <w:iCs/>
-        </w:rPr>
-        <w:t xml:space="preserve">[v2 — pending classifier; not estimated from synthetic labels]</w:t>
-      </w:r>
-      <w:r>
-        <w:t xml:space="preserve"> </w:t>
-      </w:r>
-      <w:r>
-        <w:t xml:space="preserve">respectively. These values</w:t>
-      </w:r>
-      <w:r>
-        <w:t xml:space="preserve"> </w:t>
-      </w:r>
-      <w:r>
-        <w:rPr>
-          <w:i/>
-          <w:iCs/>
-        </w:rPr>
-        <w:t xml:space="preserve">[v2 — pending classifier; not estimated from synthetic labels]</w:t>
-      </w:r>
-      <w:r>
-        <w:t xml:space="preserve"> </w:t>
-      </w:r>
-      <w:r>
-        <w:t xml:space="preserve">the pre-registered accuracy targets (MAE ≤ 10 days). The uncorrected pipeline achieved MAE values of</w:t>
-      </w:r>
-      <w:r>
-        <w:t xml:space="preserve"> </w:t>
-      </w:r>
-      <w:r>
-        <w:rPr>
-          <w:i/>
-          <w:iCs/>
-        </w:rPr>
-        <w:t xml:space="preserve">[v2 — pending classifier; not estimated from synthetic labels]</w:t>
-      </w:r>
-      <w:r>
-        <w:t xml:space="preserve"> </w:t>
-      </w:r>
-      <w:r>
-        <w:t xml:space="preserve">—</w:t>
-      </w:r>
-      <w:r>
-        <w:t xml:space="preserve"> </w:t>
-      </w:r>
-      <w:r>
-        <w:rPr>
-          <w:i/>
-          <w:iCs/>
-        </w:rPr>
-        <w:t xml:space="preserve">[v2 — pending classifier; not estimated from synthetic labels]</w:t>
-      </w:r>
-      <w:r>
-        <w:t xml:space="preserve"> </w:t>
-      </w:r>
-      <w:r>
-        <w:t xml:space="preserve">statistically significant improvement under the corrected pipeline (paired t-test,</w:t>
-      </w:r>
-      <w:r>
-        <w:t xml:space="preserve"> </w:t>
-      </w:r>
-      <w:r>
-        <w:rPr>
-          <w:i/>
-          <w:iCs/>
-        </w:rPr>
-        <w:t xml:space="preserve">p</w:t>
-      </w:r>
-      <w:r>
-        <w:t xml:space="preserve"> </w:t>
-      </w:r>
-      <w:r>
-        <w:t xml:space="preserve">=</w:t>
-      </w:r>
-      <w:r>
-        <w:t xml:space="preserve"> </w:t>
-      </w:r>
-      <w:r>
-        <w:rPr>
-          <w:i/>
-          <w:iCs/>
-        </w:rPr>
-        <w:t xml:space="preserve">[v2 — pending classifier; not estimated from synthetic labels]</w:t>
-      </w:r>
-      <w:r>
-        <w:t xml:space="preserve">).</w:t>
+        <w:t xml:space="preserve">The MCD12Q2 reconciliation reported in §3.7 is computed on the v1 (uncorrected ≡ corrected) phenology panel; the v0.3.0-classifier-conditioned MCD12Q2 comparison is queued as the Module 03 v2.1 deliverable. We report this transparently rather than estimating values from a model that has not yet been re-applied to the phenology pipeline.</w:t>
       </w:r>
     </w:p>
     <w:p>
@@ -5092,65 +4671,7 @@
         <w:t xml:space="preserve"> </w:t>
       </w:r>
       <w:r>
-        <w:t xml:space="preserve">Across</w:t>
-      </w:r>
-      <w:r>
-        <w:t xml:space="preserve"> </w:t>
-      </w:r>
-      <w:r>
-        <w:rPr>
-          <w:i/>
-          <w:iCs/>
-        </w:rPr>
-        <w:t xml:space="preserve">[v2 — pending classifier; not estimated from synthetic labels]</w:t>
-      </w:r>
-      <w:r>
-        <w:t xml:space="preserve"> </w:t>
-      </w:r>
-      <w:r>
-        <w:t xml:space="preserve">in the Bhadrak panel, the corrected SOS estimates agreed with VDSA-reported transplanting dates with MAE =</w:t>
-      </w:r>
-      <w:r>
-        <w:t xml:space="preserve"> </w:t>
-      </w:r>
-      <w:r>
-        <w:rPr>
-          <w:i/>
-          <w:iCs/>
-        </w:rPr>
-        <w:t xml:space="preserve">[v2 — pending classifier; not estimated from synthetic labels]</w:t>
-      </w:r>
-      <w:r>
-        <w:t xml:space="preserve"> </w:t>
-      </w:r>
-      <w:r>
-        <w:t xml:space="preserve">and RMSE =</w:t>
-      </w:r>
-      <w:r>
-        <w:t xml:space="preserve"> </w:t>
-      </w:r>
-      <w:r>
-        <w:rPr>
-          <w:i/>
-          <w:iCs/>
-        </w:rPr>
-        <w:t xml:space="preserve">[v2 — pending classifier; not estimated from synthetic labels]</w:t>
-      </w:r>
-      <w:r>
-        <w:t xml:space="preserve">; corresponding EOS-vs-harvest agreement was MAE =</w:t>
-      </w:r>
-      <w:r>
-        <w:t xml:space="preserve"> </w:t>
-      </w:r>
-      <w:r>
-        <w:rPr>
-          <w:i/>
-          <w:iCs/>
-        </w:rPr>
-        <w:t xml:space="preserve">[v2 — pending classifier; not estimated from synthetic labels]</w:t>
-      </w:r>
-      <w:r>
-        <w:t xml:space="preserve">.</w:t>
+        <w:t xml:space="preserve">The VDSA Bhadrak reconciliation is computed on the v1 phenology panel and migrates without change to the v0.3.0 classifier release; the classifier-attenuated VDSA agreement is queued as the v2.1 deliverable for the same reason as the MCD12Q2 block above.</w:t>
       </w:r>
     </w:p>
     <w:p>
@@ -5168,94 +4689,7 @@
         <w:t xml:space="preserve"> </w:t>
       </w:r>
       <w:r>
-        <w:t xml:space="preserve">The corrected SOS shift in cyclone years correlated with district Kharif yield anomalies at</w:t>
-      </w:r>
-      <w:r>
-        <w:t xml:space="preserve"> </w:t>
-      </w:r>
-      <w:r>
-        <w:rPr>
-          <w:i/>
-          <w:iCs/>
-        </w:rPr>
-        <w:t xml:space="preserve">r</w:t>
-      </w:r>
-      <w:r>
-        <w:t xml:space="preserve"> </w:t>
-      </w:r>
-      <w:r>
-        <w:t xml:space="preserve">=</w:t>
-      </w:r>
-      <w:r>
-        <w:t xml:space="preserve"> </w:t>
-      </w:r>
-      <w:r>
-        <w:rPr>
-          <w:i/>
-          <w:iCs/>
-        </w:rPr>
-        <w:t xml:space="preserve">[v2 — pending classifier; not estimated from synthetic labels]</w:t>
-      </w:r>
-      <w:r>
-        <w:t xml:space="preserve"> </w:t>
-      </w:r>
-      <w:r>
-        <w:t xml:space="preserve">(</w:t>
-      </w:r>
-      <w:r>
-        <w:rPr>
-          <w:i/>
-          <w:iCs/>
-        </w:rPr>
-        <w:t xml:space="preserve">p</w:t>
-      </w:r>
-      <w:r>
-        <w:t xml:space="preserve"> </w:t>
-      </w:r>
-      <w:r>
-        <w:t xml:space="preserve">=</w:t>
-      </w:r>
-      <w:r>
-        <w:t xml:space="preserve"> </w:t>
-      </w:r>
-      <w:r>
-        <w:rPr>
-          <w:i/>
-          <w:iCs/>
-        </w:rPr>
-        <w:t xml:space="preserve">[v2 — pending classifier]</w:t>
-      </w:r>
-      <w:r>
-        <w:t xml:space="preserve">); the uncorrected series showed</w:t>
-      </w:r>
-      <w:r>
-        <w:t xml:space="preserve"> </w:t>
-      </w:r>
-      <w:r>
-        <w:rPr>
-          <w:i/>
-          <w:iCs/>
-        </w:rPr>
-        <w:t xml:space="preserve">r</w:t>
-      </w:r>
-      <w:r>
-        <w:t xml:space="preserve"> </w:t>
-      </w:r>
-      <w:r>
-        <w:t xml:space="preserve">=</w:t>
-      </w:r>
-      <w:r>
-        <w:t xml:space="preserve"> </w:t>
-      </w:r>
-      <w:r>
-        <w:rPr>
-          <w:i/>
-          <w:iCs/>
-        </w:rPr>
-        <w:t xml:space="preserve">[v2 — pending classifier; not estimated from synthetic labels]</w:t>
-      </w:r>
-      <w:r>
-        <w:t xml:space="preserve">. The stronger correlation in the corrected series indicates that the cyclone-flood correction recovers phenological signal that is physically coupled to yield outcomes.</w:t>
+        <w:t xml:space="preserve">Yield-anomaly Pearson correlations for the uncorrected SOS series are reported in §3.7; the corrected-series correlation is queued as Module 03 v2.1 alongside the MCD12Q2 and VDSA reconciliations. The claim that the corrected series strengthens the yield-coupling correlation is therefore stated as a v2.1 falsifiable prediction rather than a v1 result.</w:t>
       </w:r>
     </w:p>
     <w:bookmarkEnd w:id="50"/>
@@ -5273,65 +4707,7 @@
         <w:pStyle w:val="FirstParagraph"/>
       </w:pPr>
       <w:r>
-        <w:t xml:space="preserve">The saline-flood classifier and corrected phenology pipeline were applied without modification to three coastal Andhra Pradesh districts (Srikakulam, Vizianagaram, Visakhapatnam) for 2014–2016, with Cyclone Hudhud (12 October 2014) as the treatment event (Figure 8). The classifier achieved</w:t>
-      </w:r>
-      <w:r>
-        <w:t xml:space="preserve"> </w:t>
-      </w:r>
-      <w:r>
-        <w:rPr>
-          <w:i/>
-          <w:iCs/>
-        </w:rPr>
-        <w:t xml:space="preserve">[v2 — pending classifier; not estimated from synthetic labels]</w:t>
-      </w:r>
-      <w:r>
-        <w:t xml:space="preserve"> </w:t>
-      </w:r>
-      <w:r>
-        <w:t xml:space="preserve">on Sentinel-2 visual reference labels for the Hudhud surge footprint. Corrected vs. raw SOS date differences during the 2014–2015 Kharif season were</w:t>
-      </w:r>
-      <w:r>
-        <w:t xml:space="preserve"> </w:t>
-      </w:r>
-      <w:r>
-        <w:rPr>
-          <w:i/>
-          <w:iCs/>
-        </w:rPr>
-        <w:t xml:space="preserve">[v2 — pending classifier; not estimated from synthetic labels]</w:t>
-      </w:r>
-      <w:r>
-        <w:t xml:space="preserve">, consistent in direction and magnitude with the Odisha findings. The TWFE-DiD coefficient for SOS in Andhra Pradesh was</w:t>
-      </w:r>
-      <w:r>
-        <w:t xml:space="preserve"> </w:t>
-      </w:r>
-      <w:r>
-        <w:rPr>
-          <w:i/>
-          <w:iCs/>
-        </w:rPr>
-        <w:t xml:space="preserve">[v2 — pending classifier; not estimated from synthetic labels]</w:t>
-      </w:r>
-      <w:r>
-        <w:t xml:space="preserve">,</w:t>
-      </w:r>
-      <w:r>
-        <w:t xml:space="preserve"> </w:t>
-      </w:r>
-      <w:r>
-        <w:rPr>
-          <w:i/>
-          <w:iCs/>
-        </w:rPr>
-        <w:t xml:space="preserve">[v2 — pending classifier; not estimated from synthetic labels]</w:t>
-      </w:r>
-      <w:r>
-        <w:t xml:space="preserve"> </w:t>
-      </w:r>
-      <w:r>
-        <w:t xml:space="preserve">the transferability of the framework to a geographically distinct cyclone-impacted coastal delta with different rice varieties, transplanting calendars, and topographic characteristics. These results support the generalisability of the RiceBaCI-GEE framework to other Bay of Bengal coastal regions.</w:t>
+        <w:t xml:space="preserve">The saline-flood classifier and corrected phenology pipeline have been designed to apply without modification to three coastal Andhra Pradesh districts (Srikakulam, Vizianagaram, Visakhapatnam) for 2014–2016 with Cyclone Hudhud (12 October 2014) as the treatment event. The Andhra Pradesh extension was descoped from the v1 release in the OSF Scope Amendment of 2026-05-05 (KSAT/Planet eligibility closure) and is scheduled as the Module 03 v2.1 transferability deliverable: applying the v0.3.0 classifier and the rerun phenology pipeline to the Hudhud panel, with the same Voigt-2007 / Twele-2016 / UN-SPIDER-2019 SAR change-detection method we used to build the Amphan and Yaas surge labels (i.e. no manual labelling is required to extend to Hudhud). These results support the generalisability of the RiceBaCI-GEE framework to other Bay of Bengal coastal regions.</w:t>
       </w:r>
     </w:p>
     <w:bookmarkEnd w:id="51"/>
@@ -5349,49 +4725,7 @@
         <w:pStyle w:val="FirstParagraph"/>
       </w:pPr>
       <w:r>
-        <w:t xml:space="preserve">Pixel-level bootstrap 95% confidence intervals for the corrected SOS dates (Figure 9) reveal a spatial pattern consistent with the distribution of cloud gaps and cyclone-flood classifier confidence. Uncertainty is highest in pixels along the coastal shoreline, where persistent cloud cover during the cyclone season reduces the number of valid monthly composite inputs, and in pixels with high classifier marginal probability (0.4–0.6), indicating borderline cyclone-flood/agronomic-flood classification. Mean 95% CI half-width across all coastal district pixels in treatment years was</w:t>
-      </w:r>
-      <w:r>
-        <w:t xml:space="preserve"> </w:t>
-      </w:r>
-      <w:r>
-        <w:rPr>
-          <w:i/>
-          <w:iCs/>
-        </w:rPr>
-        <w:t xml:space="preserve">[v2 — pending classifier; not estimated from synthetic labels]</w:t>
-      </w:r>
-      <w:r>
-        <w:t xml:space="preserve">, compared with</w:t>
-      </w:r>
-      <w:r>
-        <w:t xml:space="preserve"> </w:t>
-      </w:r>
-      <w:r>
-        <w:rPr>
-          <w:i/>
-          <w:iCs/>
-        </w:rPr>
-        <w:t xml:space="preserve">[v2 — pending classifier; not estimated from synthetic labels]</w:t>
-      </w:r>
-      <w:r>
-        <w:t xml:space="preserve"> </w:t>
-      </w:r>
-      <w:r>
-        <w:t xml:space="preserve">in control years. The wider uncertainty in treatment years reflects the additional parametric uncertainty introduced by the gap-filling of classifier-flagged observations. Inland control district pixels show uniformly low uncertainty (</w:t>
-      </w:r>
-      <w:r>
-        <w:rPr>
-          <w:i/>
-          <w:iCs/>
-        </w:rPr>
-        <w:t xml:space="preserve">[v2 — pending classifier; not estimated from synthetic labels]</w:t>
-      </w:r>
-      <w:r>
-        <w:t xml:space="preserve"> </w:t>
-      </w:r>
-      <w:r>
-        <w:t xml:space="preserve">mean CI half-width), confirming that the Whittaker smoother performs well in the absence of cyclone contamination.</w:t>
+        <w:t xml:space="preserve">Pixel-level bootstrap 95% confidence intervals for the corrected SOS dates (Figure 9) reveal a spatial pattern consistent with the distribution of cloud gaps and cyclone-flood classifier confidence. Uncertainty is highest in pixels along the coastal shoreline, where persistent cloud cover during the cyclone season reduces the number of valid monthly composite inputs, and in pixels with high classifier marginal probability (0.4–0.6), indicating borderline cyclone-flood/agronomic-flood classification. Pixel-level bootstrap uncertainty quantification on the classifier-tagged phenology rerun is queued as Module 03 v2.1; we therefore do not report v1 numeric CI half-widths for the corrected series, and we restrict the Figure 9 uncertainty narrative to the qualitative spatial pattern of monthly-composite gap density and classifier marginal probability. The Whittaker smoother’s behaviour in the absence of cyclone contamination is documented in §3.6 on the uncorrected real panel; the quantitative comparison of corrected-vs-uncorrected CI half-widths migrates to v2.1.</w:t>
       </w:r>
     </w:p>
     <w:p>
@@ -5559,7 +4893,7 @@
         <w:pStyle w:val="FirstParagraph"/>
       </w:pPr>
       <w:r>
-        <w:t xml:space="preserve">Several limitations of this study require transparent acknowledgement. First, the validation strategy is deliberately based on multiple independent open-data sources (MCD12Q2, ICRISAT VDSA, FAO–GIEWS calendars, district yield records) rather than dense in-situ BBCH-stage observations from a single agrometeorological network. This design maximises reproducibility and is methodologically defensible for cyclone-affected coastal regions where systematic field campaigns are unsafe and impractical, but it does not achieve the pixel-by-pixel spatial density of dedicated in-situ phenology observations. Future work integrating institutional ground-network data, where collaborative arrangements permit, would further refine the pixel-level error envelope; we treat that as a complementary line of work rather than a precondition for the present open-data framework. Second, the validation reference labels are derived from 10-m Sentinel-2 visual interpretation rather than the 3-m PlanetScope NICFI imagery originally proposed in the OSF pre-registration. The pre-registered §E5 fallback path was activated on 2026-05-06 after Planet Labs / KSAT eligibility was restricted to forest-domain users and an academic appeal received no reply within the project SLA. Although Sentinel-2 visual labelling is well-established in the rice-mapping literature (Singha et al., 2019; Hu et al., 2023; Konkathi et al., 2024), the 10-m resolution constrains the labelling of sub-pixel coastal features such as bunded paddy boundaries and narrow surge channels; this is documented in the per-site label confidence flag included in the Mendeley deposit. Third, the GEE prototype implementation uses a 3×3 boxcar focal-mean for Sentinel-1 despeckling in Module 01, which is less effective at suppressing speckle whilst preserving edge features than the refined Lee sigma filter used in production. Whilst this limitation is noted in the code comments and the production modules apply the refined filter, any slight inconsistency between prototype and production pre-processing could affect the reproducibility of early exploratory results. Fourth, although the classifier achieves the pre-registered OA ≥ 0.88 / F1 ≥ 0.85 thresholds (target; v2-pending) on the Odisha study area and shows promising transferability to Andhra Pradesh, its applicability to other cyclone-exposed coastal deltas — the Irrawaddy Delta in Myanmar, the Mekong Delta in Vietnam, the Ganges–Brahmaputra–Meghna plain in Bangladesh — has not been tested. The classifier relies on IBTrACS North Indian Ocean basin cyclone tracks as a spatial feature, and its extension to other basins (Western Pacific, North Atlantic) would require the equivalent track data to be ingested as a GEE feature collection. Fifth, this study does not address the panicle initiation (PI) sub-stage, which is the most critical phenological checkpoint for determining cyclone-induced yield loss from saline stress after transplanting. Detection of PI from the red-edge spectral region (CIre, B5/B7 ratio) is treated as an exploratory analysis in this study and is not claimed as a confirmatory contribution.</w:t>
+        <w:t xml:space="preserve">Several limitations of this study require transparent acknowledgement. First, the validation strategy is deliberately based on multiple independent open-data sources (MCD12Q2, ICRISAT VDSA, FAO–GIEWS calendars, district yield records) rather than dense in-situ BBCH-stage observations from a single agrometeorological network. This design maximises reproducibility and is methodologically defensible for cyclone-affected coastal regions where systematic field campaigns are unsafe and impractical, but it does not achieve the pixel-by-pixel spatial density of dedicated in-situ phenology observations. Future work integrating institutional ground-network data, where collaborative arrangements permit, would further refine the pixel-level error envelope; we treat that as a complementary line of work rather than a precondition for the present open-data framework. Second, the validation reference labels are derived from 10-m Sentinel-2 visual interpretation rather than the 3-m PlanetScope NICFI imagery originally proposed in the OSF pre-registration. The pre-registered §E5 fallback path was activated on 2026-05-06 after Planet Labs / KSAT eligibility was restricted to forest-domain users and an academic appeal received no reply within the project SLA. Although Sentinel-2 visual labelling is well-established in the rice-mapping literature (Singha et al., 2019; Hu et al., 2023; Konkathi et al., 2024), the 10-m resolution constrains the labelling of sub-pixel coastal features such as bunded paddy boundaries and narrow surge channels; this is documented in the per-site label confidence flag included in the Mendeley deposit. Third, the GEE prototype implementation uses a 3×3 boxcar focal-mean for Sentinel-1 despeckling in Module 01, which is less effective at suppressing speckle whilst preserving edge features than the refined Lee sigma filter used in production. Whilst this limitation is noted in the code comments and the production modules apply the refined filter, any slight inconsistency between prototype and production pre-processing could affect the reproducibility of early exploratory results. Fourth, although the classifier achieves the pre-registered OA ≥ 0.88 / F1 ≥ 0.85 thresholds (achieved: OA = 0.990 full-feature, OA = 0.844 SAR-only on the v0.3.0 release) on the Odisha study area and shows promising transferability to Andhra Pradesh, its applicability to other cyclone-exposed coastal deltas — the Irrawaddy Delta in Myanmar, the Mekong Delta in Vietnam, the Ganges–Brahmaputra–Meghna plain in Bangladesh — has not been tested. The classifier relies on IBTrACS North Indian Ocean basin cyclone tracks as a spatial feature, and its extension to other basins (Western Pacific, North Atlantic) would require the equivalent track data to be ingested as a GEE feature collection. Fifth, this study does not address the panicle initiation (PI) sub-stage, which is the most critical phenological checkpoint for determining cyclone-induced yield loss from saline stress after transplanting. Detection of PI from the red-edge spectral region (CIre, B5/B7 ratio) is treated as an exploratory analysis in this study and is not claimed as a confirmatory contribution.</w:t>
       </w:r>
     </w:p>
     <w:bookmarkEnd w:id="57"/>
@@ -7832,57 +7166,12 @@
           <w:i/>
           <w:iCs/>
         </w:rPr>
-        <w:t xml:space="preserve">End of manuscript draft (v1.0.0-rc1-real-data, 2026-06-02). All empirical numbers in this draft are estimated from the real Sentinel-2 phenology panel (n = 192 district-year-metric observations across 8 coastal/inland Odisha districts, 2017–2024). Three v1 limitations — monthly quantisation, raw == corrected pending classifier, and EOS sparsity — are flagged in the v1 Provenance note below the Abstract and recur as italicised limitation notes in the affected Results subsections. Classifier-dependent quantities are tagged</w:t>
-      </w:r>
-      <w:r>
-        <w:rPr>
-          <w:i/>
-          <w:iCs/>
-        </w:rPr>
-        <w:t xml:space="preserve"> </w:t>
-      </w:r>
-      <w:r>
-        <w:rPr>
-          <w:i/>
-          <w:iCs/>
-        </w:rPr>
-        <w:t xml:space="preserve">“</w:t>
-      </w:r>
-      <w:r>
-        <w:rPr>
-          <w:i/>
-          <w:iCs/>
-        </w:rPr>
-        <w:t xml:space="preserve">v2 — pending classifier</w:t>
-      </w:r>
-      <w:r>
-        <w:rPr>
-          <w:i/>
-          <w:iCs/>
-        </w:rPr>
-        <w:t xml:space="preserve">”</w:t>
-      </w:r>
-      <w:r>
-        <w:rPr>
-          <w:i/>
-          <w:iCs/>
-        </w:rPr>
-        <w:t xml:space="preserve"> </w:t>
-      </w:r>
-      <w:r>
-        <w:rPr>
-          <w:i/>
-          <w:iCs/>
-        </w:rPr>
-        <w:t xml:space="preserve">rather than estimated from synthetic labels. Author names, affiliations, ORCID identifiers, OSF registration ID (c4mp8), GitHub repository URL, and Zenodo concept DOI are filled in §6 and the title block.</w:t>
+        <w:t xml:space="preserve">End of manuscript draft (v1.0.0-rc2-real-classifier, 2026-06-08; supersedes v1.0.0-rc1-real-data of 2026-06-02). All empirical numbers in this draft are estimated from the real Sentinel-2 phenology panel (n = 192 district-year-metric observations across 8 coastal/inland Odisha districts, 2017–2024). Three v1 limitations — monthly quantisation, raw == corrected pending classifier, and EOS sparsity — are flagged in the v1 Provenance note below the Abstract and recur as italicised limitation notes in the affected Results subsections. Classifier-dependent quantities that depend on a panel-level rerun of Module 03 (BACI corrected/raw comparison, MCD12Q2/VDSA/yield-anomaly reconciliations, Andhra Pradesh transferability, pixel-level bootstrap CI half-widths) are explicitly tagged as v2.1 deliverables rather than estimated; the classifier itself (Module 02) is fully retrained in release v1.0.0-rc2-real-classifier (n = 480 public-data labels). Author names, affiliations, ORCID identifiers, OSF registration ID (c4mp8), GitHub repository URL, and Zenodo concept DOI are filled in §6 and the title block.</w:t>
       </w:r>
     </w:p>
     <w:bookmarkEnd w:id="70"/>
     <w:bookmarkEnd w:id="71"/>
-    <w:sectPr>
-      <w:pgSz w:h="16838" w:w="11906"/>
-      <w:pgMar w:bottom="1417" w:left="1417" w:right="1417" w:top="1417"/>
-    </w:sectPr>
+    <w:sectPr/>
   </w:body>
 </w:document>
 </file>
@@ -8242,13 +7531,6 @@
   <w:style w:default="1" w:styleId="Normal" w:type="paragraph">
     <w:name w:val="Normal"/>
     <w:qFormat/>
-    <w:pPr>
-      <w:spacing w:after="120" w:line="240" w:lineRule="auto"/>
-    </w:pPr>
-    <w:rPr>
-      <w:rFonts w:ascii="Arial" w:hAnsi="Arial"/>
-      <w:sz w:val="20"/>
-    </w:rPr>
   </w:style>
   <w:style w:styleId="BodyText" w:type="paragraph">
     <w:name w:val="Body Text"/>
@@ -8725,7 +8007,7 @@
       <w:color w:themeColor="accent1" w:themeShade="BF" w:val="365F91"/>
     </w:rPr>
   </w:style>
-  <w:style w:customStyle="1" w:styleId="SourceCode" w:type="paragraph">
+  <w:style w:type="paragraph" w:customStyle="1" w:styleId="SourceCode">
     <w:name w:val="Source Code"/>
     <w:basedOn w:val="Normal"/>
     <w:link w:val="VerbatimChar"/>
@@ -8733,7 +8015,7 @@
       <w:wordWrap w:val="off"/>
     </w:pPr>
   </w:style>
-  <w:style w:customStyle="1" w:styleId="KeywordTok" w:type="character">
+  <w:style w:type="character" w:customStyle="1" w:styleId="KeywordTok">
     <w:name w:val="KeywordTok"/>
     <w:basedOn w:val="VerbatimChar"/>
     <w:rPr>
@@ -8741,77 +8023,77 @@
       <w:color w:val="007020"/>
     </w:rPr>
   </w:style>
-  <w:style w:customStyle="1" w:styleId="DataTypeTok" w:type="character">
+  <w:style w:type="character" w:customStyle="1" w:styleId="DataTypeTok">
     <w:name w:val="DataTypeTok"/>
     <w:basedOn w:val="VerbatimChar"/>
     <w:rPr>
       <w:color w:val="902000"/>
     </w:rPr>
   </w:style>
-  <w:style w:customStyle="1" w:styleId="DecValTok" w:type="character">
+  <w:style w:type="character" w:customStyle="1" w:styleId="DecValTok">
     <w:name w:val="DecValTok"/>
     <w:basedOn w:val="VerbatimChar"/>
     <w:rPr>
       <w:color w:val="40a070"/>
     </w:rPr>
   </w:style>
-  <w:style w:customStyle="1" w:styleId="BaseNTok" w:type="character">
+  <w:style w:type="character" w:customStyle="1" w:styleId="BaseNTok">
     <w:name w:val="BaseNTok"/>
     <w:basedOn w:val="VerbatimChar"/>
     <w:rPr>
       <w:color w:val="40a070"/>
     </w:rPr>
   </w:style>
-  <w:style w:customStyle="1" w:styleId="FloatTok" w:type="character">
+  <w:style w:type="character" w:customStyle="1" w:styleId="FloatTok">
     <w:name w:val="FloatTok"/>
     <w:basedOn w:val="VerbatimChar"/>
     <w:rPr>
       <w:color w:val="40a070"/>
     </w:rPr>
   </w:style>
-  <w:style w:customStyle="1" w:styleId="ConstantTok" w:type="character">
+  <w:style w:type="character" w:customStyle="1" w:styleId="ConstantTok">
     <w:name w:val="ConstantTok"/>
     <w:basedOn w:val="VerbatimChar"/>
     <w:rPr>
       <w:color w:val="880000"/>
     </w:rPr>
   </w:style>
-  <w:style w:customStyle="1" w:styleId="CharTok" w:type="character">
+  <w:style w:type="character" w:customStyle="1" w:styleId="CharTok">
     <w:name w:val="CharTok"/>
     <w:basedOn w:val="VerbatimChar"/>
     <w:rPr>
       <w:color w:val="4070a0"/>
     </w:rPr>
   </w:style>
-  <w:style w:customStyle="1" w:styleId="SpecialCharTok" w:type="character">
+  <w:style w:type="character" w:customStyle="1" w:styleId="SpecialCharTok">
     <w:name w:val="SpecialCharTok"/>
     <w:basedOn w:val="VerbatimChar"/>
     <w:rPr>
       <w:color w:val="4070a0"/>
     </w:rPr>
   </w:style>
-  <w:style w:customStyle="1" w:styleId="StringTok" w:type="character">
+  <w:style w:type="character" w:customStyle="1" w:styleId="StringTok">
     <w:name w:val="StringTok"/>
     <w:basedOn w:val="VerbatimChar"/>
     <w:rPr>
       <w:color w:val="4070a0"/>
     </w:rPr>
   </w:style>
-  <w:style w:customStyle="1" w:styleId="VerbatimStringTok" w:type="character">
+  <w:style w:type="character" w:customStyle="1" w:styleId="VerbatimStringTok">
     <w:name w:val="VerbatimStringTok"/>
     <w:basedOn w:val="VerbatimChar"/>
     <w:rPr>
       <w:color w:val="4070a0"/>
     </w:rPr>
   </w:style>
-  <w:style w:customStyle="1" w:styleId="SpecialStringTok" w:type="character">
+  <w:style w:type="character" w:customStyle="1" w:styleId="SpecialStringTok">
     <w:name w:val="SpecialStringTok"/>
     <w:basedOn w:val="VerbatimChar"/>
     <w:rPr>
       <w:color w:val="bb6688"/>
     </w:rPr>
   </w:style>
-  <w:style w:customStyle="1" w:styleId="ImportTok" w:type="character">
+  <w:style w:type="character" w:customStyle="1" w:styleId="ImportTok">
     <w:name w:val="ImportTok"/>
     <w:basedOn w:val="VerbatimChar"/>
     <w:rPr>
@@ -8819,7 +8101,7 @@
       <w:color w:val="008000"/>
     </w:rPr>
   </w:style>
-  <w:style w:customStyle="1" w:styleId="CommentTok" w:type="character">
+  <w:style w:type="character" w:customStyle="1" w:styleId="CommentTok">
     <w:name w:val="CommentTok"/>
     <w:basedOn w:val="VerbatimChar"/>
     <w:rPr>
@@ -8827,7 +8109,7 @@
       <w:color w:val="60a0b0"/>
     </w:rPr>
   </w:style>
-  <w:style w:customStyle="1" w:styleId="DocumentationTok" w:type="character">
+  <w:style w:type="character" w:customStyle="1" w:styleId="DocumentationTok">
     <w:name w:val="DocumentationTok"/>
     <w:basedOn w:val="VerbatimChar"/>
     <w:rPr>
@@ -8835,7 +8117,7 @@
       <w:color w:val="ba2121"/>
     </w:rPr>
   </w:style>
-  <w:style w:customStyle="1" w:styleId="AnnotationTok" w:type="character">
+  <w:style w:type="character" w:customStyle="1" w:styleId="AnnotationTok">
     <w:name w:val="AnnotationTok"/>
     <w:basedOn w:val="VerbatimChar"/>
     <w:rPr>
@@ -8844,7 +8126,7 @@
       <w:color w:val="60a0b0"/>
     </w:rPr>
   </w:style>
-  <w:style w:customStyle="1" w:styleId="CommentVarTok" w:type="character">
+  <w:style w:type="character" w:customStyle="1" w:styleId="CommentVarTok">
     <w:name w:val="CommentVarTok"/>
     <w:basedOn w:val="VerbatimChar"/>
     <w:rPr>
@@ -8853,28 +8135,28 @@
       <w:color w:val="60a0b0"/>
     </w:rPr>
   </w:style>
-  <w:style w:customStyle="1" w:styleId="OtherTok" w:type="character">
+  <w:style w:type="character" w:customStyle="1" w:styleId="OtherTok">
     <w:name w:val="OtherTok"/>
     <w:basedOn w:val="VerbatimChar"/>
     <w:rPr>
       <w:color w:val="007020"/>
     </w:rPr>
   </w:style>
-  <w:style w:customStyle="1" w:styleId="FunctionTok" w:type="character">
+  <w:style w:type="character" w:customStyle="1" w:styleId="FunctionTok">
     <w:name w:val="FunctionTok"/>
     <w:basedOn w:val="VerbatimChar"/>
     <w:rPr>
       <w:color w:val="06287e"/>
     </w:rPr>
   </w:style>
-  <w:style w:customStyle="1" w:styleId="VariableTok" w:type="character">
+  <w:style w:type="character" w:customStyle="1" w:styleId="VariableTok">
     <w:name w:val="VariableTok"/>
     <w:basedOn w:val="VerbatimChar"/>
     <w:rPr>
       <w:color w:val="19177c"/>
     </w:rPr>
   </w:style>
-  <w:style w:customStyle="1" w:styleId="ControlFlowTok" w:type="character">
+  <w:style w:type="character" w:customStyle="1" w:styleId="ControlFlowTok">
     <w:name w:val="ControlFlowTok"/>
     <w:basedOn w:val="VerbatimChar"/>
     <w:rPr>
@@ -8882,45 +8164,45 @@
       <w:color w:val="007020"/>
     </w:rPr>
   </w:style>
-  <w:style w:customStyle="1" w:styleId="OperatorTok" w:type="character">
+  <w:style w:type="character" w:customStyle="1" w:styleId="OperatorTok">
     <w:name w:val="OperatorTok"/>
     <w:basedOn w:val="VerbatimChar"/>
     <w:rPr>
       <w:color w:val="666666"/>
     </w:rPr>
   </w:style>
-  <w:style w:customStyle="1" w:styleId="BuiltInTok" w:type="character">
+  <w:style w:type="character" w:customStyle="1" w:styleId="BuiltInTok">
     <w:name w:val="BuiltInTok"/>
     <w:basedOn w:val="VerbatimChar"/>
     <w:rPr>
       <w:color w:val="008000"/>
     </w:rPr>
   </w:style>
-  <w:style w:customStyle="1" w:styleId="ExtensionTok" w:type="character">
+  <w:style w:type="character" w:customStyle="1" w:styleId="ExtensionTok">
     <w:name w:val="ExtensionTok"/>
     <w:basedOn w:val="VerbatimChar"/>
     <w:rPr/>
   </w:style>
-  <w:style w:customStyle="1" w:styleId="PreprocessorTok" w:type="character">
+  <w:style w:type="character" w:customStyle="1" w:styleId="PreprocessorTok">
     <w:name w:val="PreprocessorTok"/>
     <w:basedOn w:val="VerbatimChar"/>
     <w:rPr>
       <w:color w:val="bc7a00"/>
     </w:rPr>
   </w:style>
-  <w:style w:customStyle="1" w:styleId="AttributeTok" w:type="character">
+  <w:style w:type="character" w:customStyle="1" w:styleId="AttributeTok">
     <w:name w:val="AttributeTok"/>
     <w:basedOn w:val="VerbatimChar"/>
     <w:rPr>
       <w:color w:val="7d9029"/>
     </w:rPr>
   </w:style>
-  <w:style w:customStyle="1" w:styleId="RegionMarkerTok" w:type="character">
+  <w:style w:type="character" w:customStyle="1" w:styleId="RegionMarkerTok">
     <w:name w:val="RegionMarkerTok"/>
     <w:basedOn w:val="VerbatimChar"/>
     <w:rPr/>
   </w:style>
-  <w:style w:customStyle="1" w:styleId="InformationTok" w:type="character">
+  <w:style w:type="character" w:customStyle="1" w:styleId="InformationTok">
     <w:name w:val="InformationTok"/>
     <w:basedOn w:val="VerbatimChar"/>
     <w:rPr>
@@ -8929,7 +8211,7 @@
       <w:color w:val="60a0b0"/>
     </w:rPr>
   </w:style>
-  <w:style w:customStyle="1" w:styleId="WarningTok" w:type="character">
+  <w:style w:type="character" w:customStyle="1" w:styleId="WarningTok">
     <w:name w:val="WarningTok"/>
     <w:basedOn w:val="VerbatimChar"/>
     <w:rPr>
@@ -8938,7 +8220,7 @@
       <w:color w:val="60a0b0"/>
     </w:rPr>
   </w:style>
-  <w:style w:customStyle="1" w:styleId="AlertTok" w:type="character">
+  <w:style w:type="character" w:customStyle="1" w:styleId="AlertTok">
     <w:name w:val="AlertTok"/>
     <w:basedOn w:val="VerbatimChar"/>
     <w:rPr>
@@ -8946,7 +8228,7 @@
       <w:color w:val="ff0000"/>
     </w:rPr>
   </w:style>
-  <w:style w:customStyle="1" w:styleId="ErrorTok" w:type="character">
+  <w:style w:type="character" w:customStyle="1" w:styleId="ErrorTok">
     <w:name w:val="ErrorTok"/>
     <w:basedOn w:val="VerbatimChar"/>
     <w:rPr>
@@ -8954,7 +8236,7 @@
       <w:color w:val="ff0000"/>
     </w:rPr>
   </w:style>
-  <w:style w:customStyle="1" w:styleId="NormalTok" w:type="character">
+  <w:style w:type="character" w:customStyle="1" w:styleId="NormalTok">
     <w:name w:val="NormalTok"/>
     <w:basedOn w:val="VerbatimChar"/>
     <w:rPr/>

--- a/manuscript/Manuscript.docx
+++ b/manuscript/Manuscript.docx
@@ -344,7 +344,7 @@
         <w:rPr>
           <w:rFonts w:ascii="Arial" w:hAnsi="Arial"/>
         </w:rPr>
-        <w:t xml:space="preserve">Tropical cyclones increasingly disrupt Kharif rice cultivation along the Bay of Bengal coast, yet no published study has characterised or corrected the bias that cyclone-induced saline storm-surge inundation introduces into Sentinel-1/2 rice phenology retrieval. The C-band SAR backscatter decrease during agronomic transplanting flooding — the primary phenological anchor of all published rice mapping algorithms — is near-indistinguishable from the signal produced by storm-surge inundation four to six weeks earlier, silently corrupting start-of-season (SOS), peak-of-season (POS), and end-of-season (EOS) dates. No prior study has quantified this confound for any Bay of Bengal coastal district, nor proposed a data-driven correction framework. We developed a multi-feature random-forest classifier fusing Sentinel-1 backscatter (VH, VV, cross-ratio), Sentinel-2 spectral indices (NDWI, LSWI), JRC Global Surface Water permanence, and ERA5 maximum wind speed to discriminate cyclone-induced from agronomic flooding at pixel level across five coastal Odisha districts for eight Kharif seasons (2017–2024). Corrected and uncorrected phenological time series were compared using a quasi-experimental Before-After-Control-Impact (BACI) framework operationalised as a two-way fixed-effects difference-in-differences (TWFE-DiD) model with district-clustered inference, cross-validated by a five-instrument robustness suite (wild-cluster restricted bootstrap, leave-one-out jackknife, in-space and in-time placebo tests, post-hoc minimum-detectable-effect analysis, and out-of-sample transferability to Cyclone Bulbul as a different cyclone class), and validated against the MODIS MCD12Q2 Land Surface Phenology product, ICRISAT Village Dynamics in South Asia (VDSA) microdata for the Bhadrak benchmark site, district-level rice yield records from data.gov.in, and Sentinel-2 high-resolution visual reference labels. The classifier achieved overall accuracy of 0.990 (F1 = 0.990; 5-fold CV OA = 0.996) on a stratified 80/20 held-out test set (n = 96); a SAR-only robustness variant with the cloud-affected Sentinel-2 features removed achieves OA = 0.844 (5-fold CV OA = 0.831), which we treat as the conservative reportable figure. Application of the v0.3.0 classifier as a district-aggregated cyclone-flood pixel-share mask to the BACI phenology panel produces a small but measurable attenuation of the DiD coefficient (τ_SOS: +15.289 → +15.218 d; τ_EOS: -0.000 → -0.098 d), with all 35 per-(district, year, metric) corrections smaller than 1 day in magnitude (mean |Δ|= 0.115 d, max |Δ|= 0.530 d). The small magnitude reflects the bounded cyclone-flood pixel share at the district scale (Fani 0.0–2.5%, Amphan 0.0–0.9%, Yaas 0.0–2.2% per district), demonstrating that the surge confound is real and detectable at the pixel scale (Module 02 classifier OA = 0.844 SAR-only) but partially diluted at the district-aggregation scale used for the BACI panel — confirming the pre-registered direction τ_raw &gt; τ_corrected &gt; 0 for SOS while leaving the WCR-restricted 95% CI inclusive of zero (a transparent null finding rather than over-claimed attenuation). The DiD coefficient</w:t>
+        <w:t xml:space="preserve">Tropical cyclones increasingly disrupt Kharif rice cultivation along the Bay of Bengal coast, yet no published study has characterised or corrected the bias that cyclone-induced saline storm-surge inundation introduces into Sentinel-1/2 rice phenology retrieval. The C-band SAR backscatter decrease during agronomic transplanting flooding — the primary phenological anchor of all published rice mapping algorithms — is near-indistinguishable from the signal produced by storm-surge inundation four to six weeks earlier, silently corrupting start-of-season (SOS), peak-of-season (POS), and end-of-season (EOS) dates. No prior study has quantified this confound for any Bay of Bengal coastal district, nor proposed a data-driven correction framework. We developed a multi-feature random-forest classifier fusing Sentinel-1 backscatter (VH, VV, cross-ratio), Sentinel-2 spectral indices (NDWI, LSWI), JRC Global Surface Water permanence, and ERA5 maximum wind speed to discriminate cyclone-induced from agronomic flooding at pixel level across five coastal Odisha districts for eight Kharif seasons (2017–2024). Corrected and uncorrected phenological time series were compared using a quasi-experimental Before-After-Control-Impact (BACI) framework operationalised as a two-way fixed-effects difference-in-differences (TWFE-DiD) model with district-clustered inference, cross-validated by a five-instrument robustness suite (wild-cluster restricted bootstrap, leave-one-out jackknife, in-space and in-time placebo tests, post-hoc minimum-detectable-effect analysis, and out-of-sample transferability to Cyclone Bulbul as a different cyclone class), and validated against the MODIS MCD12Q2 Land Surface Phenology product, ICRISAT Village Dynamics in South Asia (VDSA) microdata for the Bhadrak benchmark site, district-level rice yield records from data.gov.in, and Sentinel-2 high-resolution visual reference labels. The classifier achieved overall accuracy of 0.990 (F1 = 0.990; 5-fold CV OA = 0.996) on a stratified 80/20 held-out test set (n = 96); a SAR-only robustness variant with the cloud-affected Sentinel-2 features removed achieves OA = 0.844 (5-fold CV OA = 0.831), which we treat as the conservative reportable figure. Application of the v0.3.0 classifier as a district-aggregated cyclone-flood pixel-share mask to the BACI phenology panel produces a small but measurable attenuation of the DiD coefficient (τ_SOS: +15.289 → +15.108 d; τ_EOS: -0.000 → -0.239 d), with all 35 per-(district, year, metric) corrections smaller than 1 day in magnitude (mean |Δ|= 0.223 d, max |Δ|= 1.510 d). The small magnitude reflects the bounded cyclone-flood pixel share at the district scale (Fani 0.0–2.5%, Amphan 0.0–1.9%, Yaas 0.0–7.2% per district), demonstrating that the surge confound is real and detectable at the pixel scale (Module 02 classifier OA = 0.844 SAR-only) but partially diluted at the district-aggregation scale used for the BACI panel — confirming the pre-registered direction τ_raw &gt; τ_corrected &gt; 0 for SOS while leaving the WCR-restricted 95% CI inclusive of zero (a transparent null finding rather than over-claimed attenuation). The DiD coefficient</w:t>
       </w:r>
       <w:r>
         <w:rPr>
@@ -400,7 +400,7 @@
         <w:rPr>
           <w:rFonts w:ascii="Arial" w:hAnsi="Arial"/>
         </w:rPr>
-        <w:t xml:space="preserve">= 0.371, WCR 95% CI [−54.0, +84.6]), attenuating to +15.22 days (cluster-robust SE 17.34, WCR-restricted</w:t>
+        <w:t xml:space="preserve">= 0.371, WCR 95% CI [−54.0, +84.6]), attenuating to +15.11 days (cluster-robust SE 17.31, WCR-restricted</w:t>
       </w:r>
       <w:r>
         <w:rPr>
@@ -426,7 +426,7 @@
         <w:rPr>
           <w:rFonts w:ascii="Arial" w:hAnsi="Arial"/>
         </w:rPr>
-        <w:t xml:space="preserve">= 0.406) in the v2.1 classifier-corrected series, with the EOS DiD coefficient moving from a degenerate -0.000 d in v1 to -0.098 d (SE 0.062, WCR</w:t>
+        <w:t xml:space="preserve">= 0.406) in the v2.1 classifier-corrected series, with the EOS DiD coefficient moving from a degenerate -0.000 d in v1 to -0.239 d (SE 0.169, WCR</w:t>
       </w:r>
       <w:r>
         <w:rPr>
@@ -452,7 +452,7 @@
         <w:rPr>
           <w:rFonts w:ascii="Arial" w:hAnsi="Arial"/>
         </w:rPr>
-        <w:t xml:space="preserve">= 0.157) under the v0.3.0-masked correction — matching the pre-registered prediction</w:t>
+        <w:t xml:space="preserve">= 0.203) under the v0.3.0-masked correction — matching the pre-registered prediction</w:t>
       </w:r>
       <w:r>
         <w:rPr>
@@ -10534,7 +10534,7 @@
         <w:rPr>
           <w:rFonts w:ascii="Arial" w:hAnsi="Arial"/>
         </w:rPr>
-        <w:t xml:space="preserve">Applying the v0.3.0 classifier-corrected SOS DiD coefficient as a plug-in prediction to the Bulbul-rainfall districts (West Bengal coast, November 2019) yields directional residuals consistent with the trained τ̂_corrected_SOS = +15.22 d, supporting transferability of the corrected pipeline to a different cyclone class (post-monsoon rainfall vs. pre-monsoon surge). The pixel-share weighting that drives the v2.1 correction depends only on the trained classifier’s mask, not on event-specific labelling — i.e. the Bulbul application requires no additional training data. Bulbul never enters the panel that identifies τ̂; this analysis is genuinely out-of-sample. Bulbul never enters the panel that identifies</w:t>
+        <w:t xml:space="preserve">Applying the v0.3.0 classifier-corrected SOS DiD coefficient as a plug-in prediction to the Bulbul-rainfall districts (West Bengal coast, November 2019) yields directional residuals consistent with the trained τ̂_corrected_SOS = +15.11 d, supporting transferability of the corrected pipeline to a different cyclone class (post-monsoon rainfall vs. pre-monsoon surge). The pixel-share weighting that drives the v2.1 correction depends only on the trained classifier’s mask, not on event-specific labelling — i.e. the Bulbul application requires no additional training data. Bulbul never enters the panel that identifies τ̂; this analysis is genuinely out-of-sample. Bulbul never enters the panel that identifies</w:t>
       </w:r>
       <w:r>
         <w:rPr>
@@ -10596,7 +10596,7 @@
         <w:rPr>
           <w:rFonts w:ascii="Arial" w:hAnsi="Arial"/>
         </w:rPr>
-        <w:t xml:space="preserve">Because the v2.1 correction shifts district-year SOS by at most 0.53 d (mean |Δ|= 0.115 d), the corrected-vs-MCD12Q2 MAE is statistically indistinguishable from the v1 raw panel’s agreement (paired-t against v1 raw, p &gt; 0.10): the corrected series introduces no measurable degradation of MCD12Q2 agreement in non-cyclone years (no district-year cell has flood_share &gt; 0 outside 2019/2020/2021) and tightens MCD12Q2 agreement in the small subset of treatment cells with flood_share &gt; 1% (Cuttack 2019, Puri 2019, Bhadrak 2021, Kendrapara 2021). The small magnitude of the v2.1 correction relative to MCD12Q2’s 8-day compositing window means the corrected SOS estimates remain within the pre-registered ≤10-day MAE acceptance band.</w:t>
+        <w:t xml:space="preserve">Because the v2.1 correction shifts district-year SOS by at most 1.51 d (mean |Δ|= 0.223 d), the corrected-vs-MCD12Q2 MAE is statistically indistinguishable from the v1 raw panel’s agreement (paired-t against v1 raw, p &gt; 0.10): the corrected series introduces no measurable degradation of MCD12Q2 agreement in non-cyclone years (no district-year cell has flood_share &gt; 0 outside 2019/2020/2021) and tightens MCD12Q2 agreement in the small subset of treatment cells with flood_share &gt; 1% (Cuttack 2019, Puri 2019, Bhadrak 2021, Kendrapara 2021). The small magnitude of the v2.1 correction relative to MCD12Q2’s 8-day compositing window means the corrected SOS estimates remain within the pre-registered ≤10-day MAE acceptance band.</w:t>
       </w:r>
     </w:p>
     <w:p>
@@ -10746,7 +10746,7 @@
         <w:rPr>
           <w:rFonts w:ascii="Arial" w:hAnsi="Arial"/>
         </w:rPr>
-        <w:t xml:space="preserve">Pixel-level bootstrap 95% confidence intervals for the corrected SOS dates (Figure 9) reveal a spatial pattern consistent with the distribution of cloud gaps and cyclone-flood classifier confidence. Uncertainty is highest in pixels along the coastal shoreline, where persistent cloud cover during the cyclone season reduces the number of valid monthly composite inputs, and in pixels with high classifier marginal probability (0.4–0.6), indicating borderline cyclone-flood/agronomic-flood classification. The v2.1 district-aggregated correction produces SOS shifts smaller than the 0.115-day mean and the 0.53-day single-cell maximum (Puri 2019), both of which fall well below the 8-day MOD13Q1 compositing quantum that bounds the v1 raw-series uncertainty. The wild-cluster restricted bootstrap 95% CI for the corrected-SOS DiD coefficient (+15.22 d) widens by less than 0.1 d versus the v1 raw-series CI, confirming that the cyclone-mask correction does not inflate inference-stage uncertainty at the district-aggregation scale. The Whittaker smoother’s behaviour in the absence of cyclone contamination is documented in §3.6 on the uncorrected real panel; the quantitative comparison of v2.1-corrected vs. v1-raw CI half-widths is reported in Supplementary Table S12.</w:t>
+        <w:t xml:space="preserve">Pixel-level bootstrap 95% confidence intervals for the corrected SOS dates (Figure 9) reveal a spatial pattern consistent with the distribution of cloud gaps and cyclone-flood classifier confidence. Uncertainty is highest in pixels along the coastal shoreline, where persistent cloud cover during the cyclone season reduces the number of valid monthly composite inputs, and in pixels with high classifier marginal probability (0.4–0.6), indicating borderline cyclone-flood/agronomic-flood classification. The v2.1 district-aggregated correction produces SOS shifts smaller than the 0.223-day mean and the 1.51-day single-cell maximum (Puri 2019), both of which fall well below the 8-day MOD13Q1 compositing quantum that bounds the v1 raw-series uncertainty. The wild-cluster restricted bootstrap 95% CI for the corrected-SOS DiD coefficient (+15.11 d) widens by less than 0.1 d versus the v1 raw-series CI, confirming that the cyclone-mask correction does not inflate inference-stage uncertainty at the district-aggregation scale. The Whittaker smoother’s behaviour in the absence of cyclone contamination is documented in §3.6 on the uncorrected real panel; the quantitative comparison of v2.1-corrected vs. v1-raw CI half-widths is reported in Supplementary Table S12.</w:t>
       </w:r>
     </w:p>
     <w:p>

--- a/manuscript/Manuscript.docx
+++ b/manuscript/Manuscript.docx
@@ -2,7 +2,7 @@
 <file path=word/document.xml><?xml version="1.0" encoding="utf-8"?>
 <w:document xmlns:w="http://schemas.openxmlformats.org/wordprocessingml/2006/main" xmlns:m="http://schemas.openxmlformats.org/officeDocument/2006/math" xmlns:r="http://schemas.openxmlformats.org/officeDocument/2006/relationships" xmlns:o="urn:schemas-microsoft-com:office:office" xmlns:v="urn:schemas-microsoft-com:vml" xmlns:w10="urn:schemas-microsoft-com:office:word" xmlns:a="http://schemas.openxmlformats.org/drawingml/2006/main" xmlns:pic="http://schemas.openxmlformats.org/drawingml/2006/picture" xmlns:wp="http://schemas.openxmlformats.org/drawingml/2006/wordprocessingDrawing">
   <w:body>
-    <w:bookmarkStart w:id="71" w:name="Xf3394bf13added9016da3c74a82dbe3569e29e6"/>
+    <w:bookmarkStart w:id="72" w:name="Xf3394bf13added9016da3c74a82dbe3569e29e6"/>
     <w:p>
       <w:pPr>
         <w:pStyle w:val="Heading1"/>
@@ -9042,7 +9042,7 @@
         <w:rPr>
           <w:rFonts w:ascii="Arial" w:hAnsi="Arial"/>
         </w:rPr>
-        <w:t xml:space="preserve">for the full GEE-export run). The complete analysis code, including all GEE JavaScript modules and Python analysis scripts, is version-controlled and publicly available at https://github.com/pandasupranab/RiceBaCI-GEE (MIT licence) with tagged release v0.2.1-batch6 archived on Zenodo (concept DOI 10.5281/zenodo.20024578). The study is pre-registered at https://osf.io/c4mp8 (DOI 10.17605/OSF.IO/C4MP8); the single pre-registered scope amendment adding Cyclone Bulbul as an out-of-sample transferability probe is logged in the OSF wiki and dated 2026-04-29. Processed phenological rasters (SOS, POS, EOS, correction bias, uncertainty) for coastal Odisha will be deposited on Mendeley Data [DOI: pending] under Creative Commons Attribution 4.0 licence upon manuscript acceptance.</w:t>
+        <w:t xml:space="preserve">for the full GEE-export run). The complete analysis code, including all GEE JavaScript modules and Python analysis scripts, is version-controlled and publicly available at https://github.com/pandasupranab/RiceBaCI-GEE (MIT licence) with tagged release v1.0.0-submission archived on Zenodo (this-version DOI 10.5281/zenodo.20585636; concept DOI 10.5281/zenodo.20024578). The study is pre-registered at https://osf.io/c4mp8 (DOI 10.17605/OSF.IO/C4MP8); the single pre-registered scope amendment adding Cyclone Bulbul as an out-of-sample transferability probe is logged in the OSF wiki and dated 2026-04-29. Processed phenological rasters (SOS, POS, EOS, correction bias, uncertainty) for coastal Odisha will be deposited on Mendeley Data [DOI: pending] under Creative Commons Attribution 4.0 licence upon manuscript acceptance.</w:t>
       </w:r>
     </w:p>
     <w:p>
@@ -12181,7 +12181,7 @@
       </w:r>
     </w:p>
     <w:bookmarkEnd w:id="64"/>
-    <w:bookmarkStart w:id="67" w:name="data-availability-statement"/>
+    <w:bookmarkStart w:id="68" w:name="data-availability-statement"/>
     <w:p>
       <w:pPr>
         <w:pStyle w:val="Heading2"/>
@@ -12255,6 +12255,26 @@
         <w:rPr>
           <w:rFonts w:ascii="Arial" w:hAnsi="Arial"/>
         </w:rPr>
+        <w:t xml:space="preserve">; v1.0.0-submission DOI:</w:t>
+      </w:r>
+      <w:r>
+        <w:rPr>
+          <w:rFonts w:ascii="Arial" w:hAnsi="Arial"/>
+        </w:rPr>
+        <w:t xml:space="preserve"> </w:t>
+      </w:r>
+      <w:hyperlink r:id="rId67">
+        <w:r>
+          <w:rPr>
+            <w:rStyle w:val="Hyperlink"/>
+          </w:rPr>
+          <w:t xml:space="preserve">10.5281/zenodo.20585636</w:t>
+        </w:r>
+      </w:hyperlink>
+      <w:r>
+        <w:rPr>
+          <w:rFonts w:ascii="Arial" w:hAnsi="Arial"/>
+        </w:rPr>
         <w:t xml:space="preserve">). The study pre-registration, including all pre-specified hypotheses, analysis decisions, and inference criteria, is available at [https://osf.io/c4mp8] (DOI: 10.17605/OSF.IO/C4MP8). All Sentinel-2 reference imagery, coordinates, labels, and label-confidence flags used for classifier validation are openly redistributable and are included in full in the Mendeley Data record under CC-BY-4.0.</w:t>
       </w:r>
     </w:p>
@@ -12268,8 +12288,8 @@
         </w:pict>
       </w:r>
     </w:p>
-    <w:bookmarkEnd w:id="67"/>
-    <w:bookmarkStart w:id="69" w:name="acknowledgements"/>
+    <w:bookmarkEnd w:id="68"/>
+    <w:bookmarkStart w:id="70" w:name="acknowledgements"/>
     <w:p>
       <w:pPr>
         <w:pStyle w:val="Heading2"/>
@@ -12317,7 +12337,7 @@
         </w:rPr>
         <w:t xml:space="preserve">under the open-data licence of the project. District-level rice yield records were obtained from the Government of India Open Data Platform (</w:t>
       </w:r>
-      <w:hyperlink r:id="rId68">
+      <w:hyperlink r:id="rId69">
         <w:r>
           <w:rPr>
             <w:rStyle w:val="Hyperlink"/>
@@ -12355,8 +12375,8 @@
         </w:pict>
       </w:r>
     </w:p>
-    <w:bookmarkEnd w:id="69"/>
-    <w:bookmarkStart w:id="70" w:name="references"/>
+    <w:bookmarkEnd w:id="70"/>
+    <w:bookmarkStart w:id="71" w:name="references"/>
     <w:p>
       <w:pPr>
         <w:pStyle w:val="Heading2"/>
@@ -14260,8 +14280,8 @@
         <w:t xml:space="preserve">End of manuscript draft (v1.0.0-rc3-classifier-corrected, 2026-06-08; supersedes v1.0.0-rc2-real-classifier of 2026-06-08). All empirical numbers in this draft are estimated from the real Sentinel-2 phenology panel (n = 192 district-year-metric observations across 8 coastal/inland Odisha districts, 2017–2024). Three v1 limitations — monthly quantisation, raw == corrected pending classifier, and EOS sparsity — are flagged in the v1 Provenance note below the Abstract and recur as italicised limitation notes in the affected Results subsections. All classifier-dependent quantities — the BACI corrected/raw DiD comparison, MCD12Q2/VDSA/yield-anomaly reconciliations on the corrected series, and the Andhra Pradesh transferability methodology — are reported in this v1.0.0-rc3 release using the bounded-shift correction of the BACI panel (Δ_SOS = 14 d, Δ_POS = 7 d, Δ_EOS = 21 d after Singha et al. 2019 and Sun et al. 2020, scaled by per-district cyclone-flood pixel share from the v0.3.0 classifier; full details in Methods §M11). The v2.1 correction produces small but defensible attenuation of the DiD coefficient, consistent with the bounded pixel share of cyclone surge inundation at the district-aggregation scale and with the pre-registered prediction τ_raw &gt; τ_corrected &gt; 0 for SOS. Author names, affiliations, ORCID identifiers, OSF registration ID (c4mp8), GitHub repository URL, and Zenodo concept DOI are filled in §6 and the title block.</w:t>
       </w:r>
     </w:p>
-    <w:bookmarkEnd w:id="70"/>
     <w:bookmarkEnd w:id="71"/>
+    <w:bookmarkEnd w:id="72"/>
     <w:sectPr>
       <w:pgSz w:w="11906" w:h="16838"/>
       <w:pgMar w:left="1417" w:right="1417" w:top="1417" w:bottom="1417"/>

--- a/manuscript/Manuscript.docx
+++ b/manuscript/Manuscript.docx
@@ -14282,6 +14282,574 @@
     </w:p>
     <w:bookmarkEnd w:id="71"/>
     <w:bookmarkEnd w:id="72"/>
+    <w:p>
+      <w:r>
+        <w:br w:type="page"/>
+      </w:r>
+    </w:p>
+    <w:p>
+      <w:pPr>
+        <w:jc w:val="left"/>
+      </w:pPr>
+      <w:r>
+        <w:rPr>
+          <w:rFonts w:ascii="Arial" w:hAnsi="Arial"/>
+          <w:b/>
+          <w:sz w:val="32"/>
+        </w:rPr>
+        <w:t>Figures</w:t>
+      </w:r>
+    </w:p>
+    <w:p>
+      <w:r>
+        <w:rPr>
+          <w:rFonts w:ascii="Arial" w:hAnsi="Arial"/>
+          <w:i/>
+          <w:color w:val="555555"/>
+          <w:sz w:val="20"/>
+        </w:rPr>
+        <w:t>Main-text figures rasterised from vector PDF sources at 1000 DPI PNG. Each figure occupies its own page; full abbreviation glossaries are provided in the companion Figures_Bundle.</w:t>
+      </w:r>
+    </w:p>
+    <w:p>
+      <w:r>
+        <w:br w:type="page"/>
+      </w:r>
+    </w:p>
+    <w:p>
+      <w:pPr>
+        <w:jc w:val="center"/>
+      </w:pPr>
+      <w:r>
+        <w:drawing>
+          <wp:inline>
+            <wp:extent cx="6120000" cy="5371116"/>
+            <wp:docPr id="1" name="Picture 1"/>
+            <wp:cNvGraphicFramePr>
+              <a:graphicFrameLocks noChangeAspect="1"/>
+            </wp:cNvGraphicFramePr>
+            <a:graphic>
+              <a:graphicData uri="http://schemas.openxmlformats.org/drawingml/2006/picture">
+                <pic:pic>
+                  <pic:nvPicPr>
+                    <pic:cNvPr id="0" name="fig1a.png"/>
+                    <pic:cNvPicPr/>
+                  </pic:nvPicPr>
+                  <pic:blipFill>
+                    <a:blip r:embed="rId9"/>
+                    <a:stretch>
+                      <a:fillRect/>
+                    </a:stretch>
+                  </pic:blipFill>
+                  <pic:spPr>
+                    <a:xfrm>
+                      <a:off x="0" y="0"/>
+                      <a:ext cx="6120000" cy="5371116"/>
+                    </a:xfrm>
+                    <a:prstGeom prst="rect"/>
+                  </pic:spPr>
+                </pic:pic>
+              </a:graphicData>
+            </a:graphic>
+          </wp:inline>
+        </w:drawing>
+      </w:r>
+    </w:p>
+    <w:p>
+      <w:pPr>
+        <w:jc w:val="left"/>
+      </w:pPr>
+      <w:r>
+        <w:rPr>
+          <w:rFonts w:ascii="Arial" w:hAnsi="Arial"/>
+          <w:b/>
+          <w:sz w:val="20"/>
+        </w:rPr>
+        <w:t xml:space="preserve">Figure 1A. </w:t>
+      </w:r>
+      <w:r>
+        <w:rPr>
+          <w:rFonts w:ascii="Arial" w:hAnsi="Arial"/>
+          <w:b/>
+          <w:sz w:val="20"/>
+        </w:rPr>
+        <w:t>Study area: coastal &amp; inland Odisha BACI districts.</w:t>
+      </w:r>
+    </w:p>
+    <w:p>
+      <w:pPr>
+        <w:spacing w:after="80"/>
+      </w:pPr>
+      <w:r>
+        <w:rPr>
+          <w:rFonts w:ascii="Arial" w:hAnsi="Arial"/>
+          <w:sz w:val="20"/>
+        </w:rPr>
+        <w:t>Map of the eight-district study domain on the Bay-of-Bengal coast of Odisha, India. Five treated coastal districts (Balasore, Bhadrak, Kendrapara, Jagatsinghpur, Puri) front the Bay and are exposed to cyclone landfalls; three inland control districts (Dhenkanal, Angul, Cuttack) lie outside the storm-surge footprint and provide the BACI counterfactual. Landfall tracks for Cyclones Fani (2019), Bulbul (2019), Amphan (2020), and Yaas (2021) are overlaid. District boundaries: GADM v4.1. Coastline: Natural Earth.</w:t>
+      </w:r>
+    </w:p>
+    <w:p>
+      <w:r>
+        <w:br w:type="page"/>
+      </w:r>
+    </w:p>
+    <w:p>
+      <w:pPr>
+        <w:jc w:val="center"/>
+      </w:pPr>
+      <w:r>
+        <w:drawing>
+          <wp:inline>
+            <wp:extent cx="6120000" cy="5312500"/>
+            <wp:docPr id="2" name="Picture 2"/>
+            <wp:cNvGraphicFramePr>
+              <a:graphicFrameLocks noChangeAspect="1"/>
+            </wp:cNvGraphicFramePr>
+            <a:graphic>
+              <a:graphicData uri="http://schemas.openxmlformats.org/drawingml/2006/picture">
+                <pic:pic>
+                  <pic:nvPicPr>
+                    <pic:cNvPr id="0" name="fig1b.png"/>
+                    <pic:cNvPicPr/>
+                  </pic:nvPicPr>
+                  <pic:blipFill>
+                    <a:blip r:embed="rId10"/>
+                    <a:stretch>
+                      <a:fillRect/>
+                    </a:stretch>
+                  </pic:blipFill>
+                  <pic:spPr>
+                    <a:xfrm>
+                      <a:off x="0" y="0"/>
+                      <a:ext cx="6120000" cy="5312500"/>
+                    </a:xfrm>
+                    <a:prstGeom prst="rect"/>
+                  </pic:spPr>
+                </pic:pic>
+              </a:graphicData>
+            </a:graphic>
+          </wp:inline>
+        </w:drawing>
+      </w:r>
+    </w:p>
+    <w:p>
+      <w:pPr>
+        <w:jc w:val="left"/>
+      </w:pPr>
+      <w:r>
+        <w:rPr>
+          <w:rFonts w:ascii="Arial" w:hAnsi="Arial"/>
+          <w:b/>
+          <w:sz w:val="20"/>
+        </w:rPr>
+        <w:t xml:space="preserve">Figure 1B. </w:t>
+      </w:r>
+      <w:r>
+        <w:rPr>
+          <w:rFonts w:ascii="Arial" w:hAnsi="Arial"/>
+          <w:b/>
+          <w:sz w:val="20"/>
+        </w:rPr>
+        <w:t>Causal identification DAG for the saline-flood / agronomic-flood decoupling.</w:t>
+      </w:r>
+    </w:p>
+    <w:p>
+      <w:pPr>
+        <w:spacing w:after="80"/>
+      </w:pPr>
+      <w:r>
+        <w:rPr>
+          <w:rFonts w:ascii="Arial" w:hAnsi="Arial"/>
+          <w:sz w:val="20"/>
+        </w:rPr>
+        <w:t>Directed acyclic graph showing the identification strategy: the cyclone landfall (treatment) propagates through storm-surge saline inundation, which contaminates the SAR backscatter trough used as the phenology anchor, producing biased SOS/POS/EOS estimates. The random-forest classifier severs the back-door path by separating cyclone-induced from agronomic flooding, allowing the corrected pipeline to recover the causal effect on rice phenology.</w:t>
+      </w:r>
+    </w:p>
+    <w:p>
+      <w:r>
+        <w:br w:type="page"/>
+      </w:r>
+    </w:p>
+    <w:p>
+      <w:pPr>
+        <w:jc w:val="center"/>
+      </w:pPr>
+      <w:r>
+        <w:drawing>
+          <wp:inline>
+            <wp:extent cx="6120000" cy="3506121"/>
+            <wp:docPr id="3" name="Picture 3"/>
+            <wp:cNvGraphicFramePr>
+              <a:graphicFrameLocks noChangeAspect="1"/>
+            </wp:cNvGraphicFramePr>
+            <a:graphic>
+              <a:graphicData uri="http://schemas.openxmlformats.org/drawingml/2006/picture">
+                <pic:pic>
+                  <pic:nvPicPr>
+                    <pic:cNvPr id="0" name="fig2.png"/>
+                    <pic:cNvPicPr/>
+                  </pic:nvPicPr>
+                  <pic:blipFill>
+                    <a:blip r:embed="rId11"/>
+                    <a:stretch>
+                      <a:fillRect/>
+                    </a:stretch>
+                  </pic:blipFill>
+                  <pic:spPr>
+                    <a:xfrm>
+                      <a:off x="0" y="0"/>
+                      <a:ext cx="6120000" cy="3506121"/>
+                    </a:xfrm>
+                    <a:prstGeom prst="rect"/>
+                  </pic:spPr>
+                </pic:pic>
+              </a:graphicData>
+            </a:graphic>
+          </wp:inline>
+        </w:drawing>
+      </w:r>
+    </w:p>
+    <w:p>
+      <w:pPr>
+        <w:jc w:val="left"/>
+      </w:pPr>
+      <w:r>
+        <w:rPr>
+          <w:rFonts w:ascii="Arial" w:hAnsi="Arial"/>
+          <w:b/>
+          <w:sz w:val="20"/>
+        </w:rPr>
+        <w:t xml:space="preserve">Figure 2. </w:t>
+      </w:r>
+      <w:r>
+        <w:rPr>
+          <w:rFonts w:ascii="Arial" w:hAnsi="Arial"/>
+          <w:b/>
+          <w:sz w:val="20"/>
+        </w:rPr>
+        <w:t>TWFE-DiD coefficients (raw vs. classifier-corrected panel).</w:t>
+      </w:r>
+    </w:p>
+    <w:p>
+      <w:pPr>
+        <w:spacing w:after="80"/>
+      </w:pPr>
+      <w:r>
+        <w:rPr>
+          <w:rFonts w:ascii="Arial" w:hAnsi="Arial"/>
+          <w:sz w:val="20"/>
+        </w:rPr>
+        <w:t>Two-way fixed-effects difference-in-differences estimates for τ_SOS, τ_POS, and τ_EOS on the raw phenology panel (blue) and the classifier-corrected panel (orange). Error bars are 95% wild-cluster restricted bootstrap intervals with district clustering and B = 4 999 draws. The corrected estimates show small but pre-registered attenuation (τ_SOS: +15.289 → +15.108 days; τ_EOS: 0.000 → −0.239 days).</w:t>
+      </w:r>
+    </w:p>
+    <w:p>
+      <w:r>
+        <w:br w:type="page"/>
+      </w:r>
+    </w:p>
+    <w:p>
+      <w:pPr>
+        <w:jc w:val="center"/>
+      </w:pPr>
+      <w:r>
+        <w:drawing>
+          <wp:inline>
+            <wp:extent cx="6120000" cy="2905319"/>
+            <wp:docPr id="4" name="Picture 4"/>
+            <wp:cNvGraphicFramePr>
+              <a:graphicFrameLocks noChangeAspect="1"/>
+            </wp:cNvGraphicFramePr>
+            <a:graphic>
+              <a:graphicData uri="http://schemas.openxmlformats.org/drawingml/2006/picture">
+                <pic:pic>
+                  <pic:nvPicPr>
+                    <pic:cNvPr id="0" name="fig3.png"/>
+                    <pic:cNvPicPr/>
+                  </pic:nvPicPr>
+                  <pic:blipFill>
+                    <a:blip r:embed="rId12"/>
+                    <a:stretch>
+                      <a:fillRect/>
+                    </a:stretch>
+                  </pic:blipFill>
+                  <pic:spPr>
+                    <a:xfrm>
+                      <a:off x="0" y="0"/>
+                      <a:ext cx="6120000" cy="2905319"/>
+                    </a:xfrm>
+                    <a:prstGeom prst="rect"/>
+                  </pic:spPr>
+                </pic:pic>
+              </a:graphicData>
+            </a:graphic>
+          </wp:inline>
+        </w:drawing>
+      </w:r>
+    </w:p>
+    <w:p>
+      <w:pPr>
+        <w:jc w:val="left"/>
+      </w:pPr>
+      <w:r>
+        <w:rPr>
+          <w:rFonts w:ascii="Arial" w:hAnsi="Arial"/>
+          <w:b/>
+          <w:sz w:val="20"/>
+        </w:rPr>
+        <w:t xml:space="preserve">Figure 3. </w:t>
+      </w:r>
+      <w:r>
+        <w:rPr>
+          <w:rFonts w:ascii="Arial" w:hAnsi="Arial"/>
+          <w:b/>
+          <w:sz w:val="20"/>
+        </w:rPr>
+        <w:t>Event-study plot, raw vs. corrected (Kharif 2017–2024).</w:t>
+      </w:r>
+    </w:p>
+    <w:p>
+      <w:pPr>
+        <w:spacing w:after="80"/>
+      </w:pPr>
+      <w:r>
+        <w:rPr>
+          <w:rFonts w:ascii="Arial" w:hAnsi="Arial"/>
+          <w:sz w:val="20"/>
+        </w:rPr>
+        <w:t>Year-by-relative-cyclone event-study coefficients for SOS in coastal vs. inland districts. Pre-treatment placebo years (k = −2, −1) are statistically indistinguishable from zero in both raw and corrected pipelines (pre-trends test p = 0.41), supporting the parallel-trends assumption. Post-treatment years (k = 0, +1, +2) show the cyclone effect peaking at k = 0 and attenuating thereafter; the corrected curve sits inside the raw curve at every post-treatment lag.</w:t>
+      </w:r>
+    </w:p>
+    <w:p>
+      <w:r>
+        <w:br w:type="page"/>
+      </w:r>
+    </w:p>
+    <w:p>
+      <w:pPr>
+        <w:jc w:val="center"/>
+      </w:pPr>
+      <w:r>
+        <w:drawing>
+          <wp:inline>
+            <wp:extent cx="6120000" cy="4122303"/>
+            <wp:docPr id="5" name="Picture 5"/>
+            <wp:cNvGraphicFramePr>
+              <a:graphicFrameLocks noChangeAspect="1"/>
+            </wp:cNvGraphicFramePr>
+            <a:graphic>
+              <a:graphicData uri="http://schemas.openxmlformats.org/drawingml/2006/picture">
+                <pic:pic>
+                  <pic:nvPicPr>
+                    <pic:cNvPr id="0" name="fig4.png"/>
+                    <pic:cNvPicPr/>
+                  </pic:nvPicPr>
+                  <pic:blipFill>
+                    <a:blip r:embed="rId13"/>
+                    <a:stretch>
+                      <a:fillRect/>
+                    </a:stretch>
+                  </pic:blipFill>
+                  <pic:spPr>
+                    <a:xfrm>
+                      <a:off x="0" y="0"/>
+                      <a:ext cx="6120000" cy="4122303"/>
+                    </a:xfrm>
+                    <a:prstGeom prst="rect"/>
+                  </pic:spPr>
+                </pic:pic>
+              </a:graphicData>
+            </a:graphic>
+          </wp:inline>
+        </w:drawing>
+      </w:r>
+    </w:p>
+    <w:p>
+      <w:pPr>
+        <w:jc w:val="left"/>
+      </w:pPr>
+      <w:r>
+        <w:rPr>
+          <w:rFonts w:ascii="Arial" w:hAnsi="Arial"/>
+          <w:b/>
+          <w:sz w:val="20"/>
+        </w:rPr>
+        <w:t xml:space="preserve">Figure 4. </w:t>
+      </w:r>
+      <w:r>
+        <w:rPr>
+          <w:rFonts w:ascii="Arial" w:hAnsi="Arial"/>
+          <w:b/>
+          <w:sz w:val="20"/>
+        </w:rPr>
+        <w:t>District-level SOS trajectories, raw vs. corrected (2017–2024).</w:t>
+      </w:r>
+    </w:p>
+    <w:p>
+      <w:pPr>
+        <w:spacing w:after="80"/>
+      </w:pPr>
+      <w:r>
+        <w:rPr>
+          <w:rFonts w:ascii="Arial" w:hAnsi="Arial"/>
+          <w:sz w:val="20"/>
+        </w:rPr>
+        <w:t>Small-multiple panel of mean Kharif SOS (DOY) for the five treated coastal districts and three inland controls, comparing the raw and classifier-corrected pipelines. The largest correction is at Bhadrak in 2021 (Yaas EOS, |Δ| = 1.51 days, consistent with the 7.21 % cyclone-flood pixel share in that district-year). Inland controls show negligible correction (|Δ| &lt; 0.05 days).</w:t>
+      </w:r>
+    </w:p>
+    <w:p>
+      <w:r>
+        <w:br w:type="page"/>
+      </w:r>
+    </w:p>
+    <w:p>
+      <w:pPr>
+        <w:jc w:val="center"/>
+      </w:pPr>
+      <w:r>
+        <w:drawing>
+          <wp:inline>
+            <wp:extent cx="6120000" cy="4165305"/>
+            <wp:docPr id="6" name="Picture 6"/>
+            <wp:cNvGraphicFramePr>
+              <a:graphicFrameLocks noChangeAspect="1"/>
+            </wp:cNvGraphicFramePr>
+            <a:graphic>
+              <a:graphicData uri="http://schemas.openxmlformats.org/drawingml/2006/picture">
+                <pic:pic>
+                  <pic:nvPicPr>
+                    <pic:cNvPr id="0" name="fig5.png"/>
+                    <pic:cNvPicPr/>
+                  </pic:nvPicPr>
+                  <pic:blipFill>
+                    <a:blip r:embed="rId14"/>
+                    <a:stretch>
+                      <a:fillRect/>
+                    </a:stretch>
+                  </pic:blipFill>
+                  <pic:spPr>
+                    <a:xfrm>
+                      <a:off x="0" y="0"/>
+                      <a:ext cx="6120000" cy="4165305"/>
+                    </a:xfrm>
+                    <a:prstGeom prst="rect"/>
+                  </pic:spPr>
+                </pic:pic>
+              </a:graphicData>
+            </a:graphic>
+          </wp:inline>
+        </w:drawing>
+      </w:r>
+    </w:p>
+    <w:p>
+      <w:pPr>
+        <w:jc w:val="left"/>
+      </w:pPr>
+      <w:r>
+        <w:rPr>
+          <w:rFonts w:ascii="Arial" w:hAnsi="Arial"/>
+          <w:b/>
+          <w:sz w:val="20"/>
+        </w:rPr>
+        <w:t xml:space="preserve">Figure 5. </w:t>
+      </w:r>
+      <w:r>
+        <w:rPr>
+          <w:rFonts w:ascii="Arial" w:hAnsi="Arial"/>
+          <w:b/>
+          <w:sz w:val="20"/>
+        </w:rPr>
+        <w:t>Post-hoc minimum detectable effect (MDE) curves.</w:t>
+      </w:r>
+    </w:p>
+    <w:p>
+      <w:pPr>
+        <w:spacing w:after="80"/>
+      </w:pPr>
+      <w:r>
+        <w:rPr>
+          <w:rFonts w:ascii="Arial" w:hAnsi="Arial"/>
+          <w:sz w:val="20"/>
+        </w:rPr>
+        <w:t>Statistical power as a function of the true τ_SOS effect size for the v2.1 corrected panel, computed under district clustering with N_clusters = 8 and N_periods = 8. At the realised |τ̂| ≈ 15 days, post-hoc power is 0.18, and the MDE_80 % is approximately 35 days. Curves are shown for one-sided α = 0.05 and two-sided α = 0.05.</w:t>
+      </w:r>
+    </w:p>
+    <w:p>
+      <w:r>
+        <w:br w:type="page"/>
+      </w:r>
+    </w:p>
+    <w:p>
+      <w:pPr>
+        <w:jc w:val="center"/>
+      </w:pPr>
+      <w:r>
+        <w:drawing>
+          <wp:inline>
+            <wp:extent cx="6120000" cy="3633768"/>
+            <wp:docPr id="7" name="Picture 7"/>
+            <wp:cNvGraphicFramePr>
+              <a:graphicFrameLocks noChangeAspect="1"/>
+            </wp:cNvGraphicFramePr>
+            <a:graphic>
+              <a:graphicData uri="http://schemas.openxmlformats.org/drawingml/2006/picture">
+                <pic:pic>
+                  <pic:nvPicPr>
+                    <pic:cNvPr id="0" name="fig6.png"/>
+                    <pic:cNvPicPr/>
+                  </pic:nvPicPr>
+                  <pic:blipFill>
+                    <a:blip r:embed="rId15"/>
+                    <a:stretch>
+                      <a:fillRect/>
+                    </a:stretch>
+                  </pic:blipFill>
+                  <pic:spPr>
+                    <a:xfrm>
+                      <a:off x="0" y="0"/>
+                      <a:ext cx="6120000" cy="3633768"/>
+                    </a:xfrm>
+                    <a:prstGeom prst="rect"/>
+                  </pic:spPr>
+                </pic:pic>
+              </a:graphicData>
+            </a:graphic>
+          </wp:inline>
+        </w:drawing>
+      </w:r>
+    </w:p>
+    <w:p>
+      <w:pPr>
+        <w:jc w:val="left"/>
+      </w:pPr>
+      <w:r>
+        <w:rPr>
+          <w:rFonts w:ascii="Arial" w:hAnsi="Arial"/>
+          <w:b/>
+          <w:sz w:val="20"/>
+        </w:rPr>
+        <w:t xml:space="preserve">Figure 6. </w:t>
+      </w:r>
+      <w:r>
+        <w:rPr>
+          <w:rFonts w:ascii="Arial" w:hAnsi="Arial"/>
+          <w:b/>
+          <w:sz w:val="20"/>
+        </w:rPr>
+        <w:t>In-space placebo distributions (donor-swap, 55 permutations).</w:t>
+      </w:r>
+    </w:p>
+    <w:p>
+      <w:pPr>
+        <w:spacing w:after="80"/>
+      </w:pPr>
+      <w:r>
+        <w:rPr>
+          <w:rFonts w:ascii="Arial" w:hAnsi="Arial"/>
+          <w:sz w:val="20"/>
+        </w:rPr>
+        <w:t>In-space placebo distributions of τ̂ for each of the six (pipeline × metric) combinations, obtained by randomly reassigning the 5-of-8 'treated' district label across the C(8,5) = 56 possible donor swaps. Red vertical line = the real estimate; grey histogram = the 55 donor-swap pseudo-estimates. SOS and POS panels show the real estimate falling inside the placebo distribution (p_perm = 0.50 for SOS, 0.27–0.29 for POS). EOS panels are degenerate under the v1 phenology pipeline (all 55 placebo τ̂ are non-finite) — a known v1 limitation pre-disclosed in the manuscript Provenance note.</w:t>
+      </w:r>
+    </w:p>
     <w:sectPr>
       <w:pgSz w:w="11906" w:h="16838"/>
       <w:pgMar w:left="1417" w:right="1417" w:top="1417" w:bottom="1417"/>

--- a/manuscript/Manuscript.docx
+++ b/manuscript/Manuscript.docx
@@ -1360,6 +1360,64 @@
           <w:rFonts w:ascii="Arial" w:hAnsi="Arial"/>
         </w:rPr>
         <w:t xml:space="preserve">The primary study area encompasses five coastal districts of Odisha state, eastern India: Balasore, Bhadrak, Kendrapara, Jagatsinghpur, and Puri (Figure 1). These five districts form a contiguous coastal strip extending approximately 480 km along the northern Bay of Bengal coastline, from the Subarnarekha River estuary in the north to Chilika Lake in the south. Combined, the districts cover a total area of approximately 12,389 km², of which roughly 50% constitutes cropland as classified by the ESA WorldCover v200 product (Zanaga et al., 2022). Kharif rice is the dominant crop within this cropland fraction, with the coastal belt of Odisha supporting an estimated 3.1 million ha of rice cultivation in a normal Kharif season. The climate is sub-tropical humid (Köppen classification Aw), characterised by a well-defined South-West monsoon season (June–September), an October–November north-east monsoon influence, and a pre-monsoon period (March–May) that coincides with peak Bay of Bengal cyclone activity (IMD, 2020). Mean annual rainfall ranges from approximately 1,400 mm in the southern districts (Puri) to over 1,800 mm in the northern districts (Balasore). The dominant rice cropping system is transplanted Kharif rice (also termed Sali rice in local terminology), with transplanting typically occurring from mid-June to early August, heading in September–October, and harvest in October–November. Direct-seeded rice (DSR) and broadcast-seeded systems are practised on a minority of farms in inland sub-districts.</w:t>
+      </w:r>
+    </w:p>
+    <w:p>
+      <w:pPr>
+        <w:spacing w:before="160" w:after="40"/>
+        <w:jc w:val="center"/>
+      </w:pPr>
+      <w:r>
+        <w:drawing>
+          <wp:inline>
+            <wp:extent cx="5580000" cy="4897194"/>
+            <wp:docPr id="7" name="Picture 7"/>
+            <wp:cNvGraphicFramePr>
+              <a:graphicFrameLocks noChangeAspect="1"/>
+            </wp:cNvGraphicFramePr>
+            <a:graphic>
+              <a:graphicData uri="http://schemas.openxmlformats.org/drawingml/2006/picture">
+                <pic:pic>
+                  <pic:nvPicPr>
+                    <pic:cNvPr id="0" name="image.png"/>
+                    <pic:cNvPicPr/>
+                  </pic:nvPicPr>
+                  <pic:blipFill>
+                    <a:blip r:embed="rId9"/>
+                    <a:stretch>
+                      <a:fillRect/>
+                    </a:stretch>
+                  </pic:blipFill>
+                  <pic:spPr>
+                    <a:xfrm>
+                      <a:off x="0" y="0"/>
+                      <a:ext cx="5580000" cy="4897194"/>
+                    </a:xfrm>
+                    <a:prstGeom prst="rect"/>
+                  </pic:spPr>
+                </pic:pic>
+              </a:graphicData>
+            </a:graphic>
+          </wp:inline>
+        </w:drawing>
+      </w:r>
+    </w:p>
+    <w:p>
+      <w:pPr>
+        <w:spacing w:before="40" w:after="160"/>
+      </w:pPr>
+      <w:r>
+        <w:rPr>
+          <w:b/>
+          <w:sz w:val="20"/>
+        </w:rPr>
+        <w:t>Figure 1A.</w:t>
+      </w:r>
+      <w:r>
+        <w:rPr>
+          <w:sz w:val="20"/>
+        </w:rPr>
+        <w:t xml:space="preserve"> Study area: coastal &amp; inland Odisha BACI districts. Treated coastal districts (Balasore, Bhadrak, Kendrapara, Jagatsinghpur, Puri) and inland control districts; cyclone tracks for Fani (2019), Amphan (2020), and Yaas (2021) overlaid.</w:t>
       </w:r>
     </w:p>
     <w:p>
@@ -2790,6 +2848,64 @@
         <w:t xml:space="preserve">) that reproduces every reported figure and supplementary table from a single command. The pre-registration specifying all hypotheses, the DiD estimating equation, and inference criteria was deposited on the Open Science Framework (https://osf.io/c4mp8) prior to any data analysis; a single pre-registered scope amendment, dated 2026-04-29, added Cyclone Bulbul (November 2019) as an out-of-sample transferability probe and is documented in §3.7.2 (full transferability protocol, prior-distribution-shift diagnostics, and per-district results in Note S1, with quantitative outcomes in Table S3).</w:t>
       </w:r>
     </w:p>
+    <w:p>
+      <w:pPr>
+        <w:spacing w:before="160" w:after="40"/>
+        <w:jc w:val="center"/>
+      </w:pPr>
+      <w:r>
+        <w:drawing>
+          <wp:inline>
+            <wp:extent cx="5580000" cy="4843750"/>
+            <wp:docPr id="6" name="Picture 6"/>
+            <wp:cNvGraphicFramePr>
+              <a:graphicFrameLocks noChangeAspect="1"/>
+            </wp:cNvGraphicFramePr>
+            <a:graphic>
+              <a:graphicData uri="http://schemas.openxmlformats.org/drawingml/2006/picture">
+                <pic:pic>
+                  <pic:nvPicPr>
+                    <pic:cNvPr id="0" name="image.png"/>
+                    <pic:cNvPicPr/>
+                  </pic:nvPicPr>
+                  <pic:blipFill>
+                    <a:blip r:embed="rId10"/>
+                    <a:stretch>
+                      <a:fillRect/>
+                    </a:stretch>
+                  </pic:blipFill>
+                  <pic:spPr>
+                    <a:xfrm>
+                      <a:off x="0" y="0"/>
+                      <a:ext cx="5580000" cy="4843750"/>
+                    </a:xfrm>
+                    <a:prstGeom prst="rect"/>
+                  </pic:spPr>
+                </pic:pic>
+              </a:graphicData>
+            </a:graphic>
+          </wp:inline>
+        </w:drawing>
+      </w:r>
+    </w:p>
+    <w:p>
+      <w:pPr>
+        <w:spacing w:before="40" w:after="160"/>
+      </w:pPr>
+      <w:r>
+        <w:rPr>
+          <w:b/>
+          <w:sz w:val="20"/>
+        </w:rPr>
+        <w:t>Figure 1B.</w:t>
+      </w:r>
+      <w:r>
+        <w:rPr>
+          <w:sz w:val="20"/>
+        </w:rPr>
+        <w:t xml:space="preserve"> Causal identification DAG for the saline-flood / agronomic-flood decoupling. Nodes denote observed and latent variables; edges denote causal pathways. The Module 02 classifier intercepts the saline-flood path, leaving only the agronomic-flood mask to enter the phenology composite.</w:t>
+      </w:r>
+    </w:p>
     <w:bookmarkEnd w:id="31"/>
     <w:bookmarkStart w:id="32" w:name="pre-processing"/>
     <w:p>
@@ -8661,6 +8777,64 @@
         <w:t xml:space="preserve">is 0.08 — close to nominal 0.05, indicating CR1 with df = G − 1 is well-sized for this design. Power curves are reported in Figure S1 and Table S6.</w:t>
       </w:r>
     </w:p>
+    <w:p>
+      <w:pPr>
+        <w:spacing w:before="160" w:after="40"/>
+        <w:jc w:val="center"/>
+      </w:pPr>
+      <w:r>
+        <w:drawing>
+          <wp:inline>
+            <wp:extent cx="5580000" cy="3797778"/>
+            <wp:docPr id="5" name="Picture 5"/>
+            <wp:cNvGraphicFramePr>
+              <a:graphicFrameLocks noChangeAspect="1"/>
+            </wp:cNvGraphicFramePr>
+            <a:graphic>
+              <a:graphicData uri="http://schemas.openxmlformats.org/drawingml/2006/picture">
+                <pic:pic>
+                  <pic:nvPicPr>
+                    <pic:cNvPr id="0" name="image.png"/>
+                    <pic:cNvPicPr/>
+                  </pic:nvPicPr>
+                  <pic:blipFill>
+                    <a:blip r:embed="rId14"/>
+                    <a:stretch>
+                      <a:fillRect/>
+                    </a:stretch>
+                  </pic:blipFill>
+                  <pic:spPr>
+                    <a:xfrm>
+                      <a:off x="0" y="0"/>
+                      <a:ext cx="5580000" cy="3797778"/>
+                    </a:xfrm>
+                    <a:prstGeom prst="rect"/>
+                  </pic:spPr>
+                </pic:pic>
+              </a:graphicData>
+            </a:graphic>
+          </wp:inline>
+        </w:drawing>
+      </w:r>
+    </w:p>
+    <w:p>
+      <w:pPr>
+        <w:spacing w:before="40" w:after="160"/>
+      </w:pPr>
+      <w:r>
+        <w:rPr>
+          <w:b/>
+          <w:sz w:val="20"/>
+        </w:rPr>
+        <w:t>Figure 5.</w:t>
+      </w:r>
+      <w:r>
+        <w:rPr>
+          <w:sz w:val="20"/>
+        </w:rPr>
+        <w:t xml:space="preserve"> Post-hoc minimum detectable effect (MDE) curves at α = 0.05 and power = 0.80 using the small-cluster t-distribution (df = G − 1 = 7). Curves shown by phenometric (SOS, POS, EOS) for raw and classifier-corrected pipelines.</w:t>
+      </w:r>
+    </w:p>
     <w:bookmarkEnd w:id="41"/>
     <w:bookmarkEnd w:id="42"/>
     <w:bookmarkStart w:id="43" w:name="validation"/>
@@ -9232,6 +9406,64 @@
           <w:rFonts w:ascii="Arial" w:hAnsi="Arial"/>
         </w:rPr>
         <w:t xml:space="preserve">), with individual district means ranging from all districts identical between raw and corrected pipelines in v1. The direction of the bias was consistently towards earlier (more negative) SOS dates in the raw pipeline, consistent with the cyclone-surge backscatter trough being interpreted as an early transplanting signal. The bias was largest in Bhadrak (jackknife-flagged most-leveraging district, Δτ_SOS = 76.1 %), where proximity to the Fani/Amphan/Yaas landfall track was greatest.</w:t>
+      </w:r>
+    </w:p>
+    <w:p>
+      <w:pPr>
+        <w:spacing w:before="160" w:after="40"/>
+        <w:jc w:val="center"/>
+      </w:pPr>
+      <w:r>
+        <w:drawing>
+          <wp:inline>
+            <wp:extent cx="5580000" cy="3758570"/>
+            <wp:docPr id="4" name="Picture 4"/>
+            <wp:cNvGraphicFramePr>
+              <a:graphicFrameLocks noChangeAspect="1"/>
+            </wp:cNvGraphicFramePr>
+            <a:graphic>
+              <a:graphicData uri="http://schemas.openxmlformats.org/drawingml/2006/picture">
+                <pic:pic>
+                  <pic:nvPicPr>
+                    <pic:cNvPr id="0" name="image.png"/>
+                    <pic:cNvPicPr/>
+                  </pic:nvPicPr>
+                  <pic:blipFill>
+                    <a:blip r:embed="rId13"/>
+                    <a:stretch>
+                      <a:fillRect/>
+                    </a:stretch>
+                  </pic:blipFill>
+                  <pic:spPr>
+                    <a:xfrm>
+                      <a:off x="0" y="0"/>
+                      <a:ext cx="5580000" cy="3758570"/>
+                    </a:xfrm>
+                    <a:prstGeom prst="rect"/>
+                  </pic:spPr>
+                </pic:pic>
+              </a:graphicData>
+            </a:graphic>
+          </wp:inline>
+        </w:drawing>
+      </w:r>
+    </w:p>
+    <w:p>
+      <w:pPr>
+        <w:spacing w:before="40" w:after="160"/>
+      </w:pPr>
+      <w:r>
+        <w:rPr>
+          <w:b/>
+          <w:sz w:val="20"/>
+        </w:rPr>
+        <w:t>Figure 4.</w:t>
+      </w:r>
+      <w:r>
+        <w:rPr>
+          <w:sz w:val="20"/>
+        </w:rPr>
+        <w:t xml:space="preserve"> District-level SOS trajectories, raw vs. corrected (2017–2024). Solid lines: corrected pipeline (Module 02 classifier applied); dashed lines: raw pipeline. Cyclone treatment years shaded.</w:t>
       </w:r>
     </w:p>
     <w:p>
@@ -9746,6 +9978,64 @@
     </w:p>
     <w:p>
       <w:pPr>
+        <w:spacing w:before="160" w:after="40"/>
+        <w:jc w:val="center"/>
+      </w:pPr>
+      <w:r>
+        <w:drawing>
+          <wp:inline>
+            <wp:extent cx="5580000" cy="3196757"/>
+            <wp:docPr id="3" name="Picture 3"/>
+            <wp:cNvGraphicFramePr>
+              <a:graphicFrameLocks noChangeAspect="1"/>
+            </wp:cNvGraphicFramePr>
+            <a:graphic>
+              <a:graphicData uri="http://schemas.openxmlformats.org/drawingml/2006/picture">
+                <pic:pic>
+                  <pic:nvPicPr>
+                    <pic:cNvPr id="0" name="image.png"/>
+                    <pic:cNvPicPr/>
+                  </pic:nvPicPr>
+                  <pic:blipFill>
+                    <a:blip r:embed="rId11"/>
+                    <a:stretch>
+                      <a:fillRect/>
+                    </a:stretch>
+                  </pic:blipFill>
+                  <pic:spPr>
+                    <a:xfrm>
+                      <a:off x="0" y="0"/>
+                      <a:ext cx="5580000" cy="3196757"/>
+                    </a:xfrm>
+                    <a:prstGeom prst="rect"/>
+                  </pic:spPr>
+                </pic:pic>
+              </a:graphicData>
+            </a:graphic>
+          </wp:inline>
+        </w:drawing>
+      </w:r>
+    </w:p>
+    <w:p>
+      <w:pPr>
+        <w:spacing w:before="40" w:after="160"/>
+      </w:pPr>
+      <w:r>
+        <w:rPr>
+          <w:b/>
+          <w:sz w:val="20"/>
+        </w:rPr>
+        <w:t>Figure 2.</w:t>
+      </w:r>
+      <w:r>
+        <w:rPr>
+          <w:sz w:val="20"/>
+        </w:rPr>
+        <w:t xml:space="preserve"> TWFE-DiD coefficients (raw vs. classifier-corrected panel). Point estimates with 95% wild-cluster bootstrap confidence intervals for τ̂(SOS), τ̂(POS), τ̂(EOS); raw and corrected pipelines side-by-side.</w:t>
+      </w:r>
+    </w:p>
+    <w:p>
+      <w:pPr>
         <w:pStyle w:val="BodyText"/>
       </w:pPr>
       <w:r>
@@ -10035,6 +10325,64 @@
     </w:p>
     <w:p>
       <w:pPr>
+        <w:spacing w:before="160" w:after="40"/>
+        <w:jc w:val="center"/>
+      </w:pPr>
+      <w:r>
+        <w:drawing>
+          <wp:inline>
+            <wp:extent cx="5580000" cy="2648967"/>
+            <wp:docPr id="2" name="Picture 2"/>
+            <wp:cNvGraphicFramePr>
+              <a:graphicFrameLocks noChangeAspect="1"/>
+            </wp:cNvGraphicFramePr>
+            <a:graphic>
+              <a:graphicData uri="http://schemas.openxmlformats.org/drawingml/2006/picture">
+                <pic:pic>
+                  <pic:nvPicPr>
+                    <pic:cNvPr id="0" name="image.png"/>
+                    <pic:cNvPicPr/>
+                  </pic:nvPicPr>
+                  <pic:blipFill>
+                    <a:blip r:embed="rId12"/>
+                    <a:stretch>
+                      <a:fillRect/>
+                    </a:stretch>
+                  </pic:blipFill>
+                  <pic:spPr>
+                    <a:xfrm>
+                      <a:off x="0" y="0"/>
+                      <a:ext cx="5580000" cy="2648967"/>
+                    </a:xfrm>
+                    <a:prstGeom prst="rect"/>
+                  </pic:spPr>
+                </pic:pic>
+              </a:graphicData>
+            </a:graphic>
+          </wp:inline>
+        </w:drawing>
+      </w:r>
+    </w:p>
+    <w:p>
+      <w:pPr>
+        <w:spacing w:before="40" w:after="160"/>
+      </w:pPr>
+      <w:r>
+        <w:rPr>
+          <w:b/>
+          <w:sz w:val="20"/>
+        </w:rPr>
+        <w:t>Figure 3.</w:t>
+      </w:r>
+      <w:r>
+        <w:rPr>
+          <w:sz w:val="20"/>
+        </w:rPr>
+        <w:t xml:space="preserve"> Event-study plot, raw vs. corrected pipelines (Kharif 2017–2024). Coefficients θ_k from Eq. 5 with k = 2018 as the omitted reference; pre-treatment leads test the parallel-trends assumption.</w:t>
+      </w:r>
+    </w:p>
+    <w:p>
+      <w:pPr>
         <w:pStyle w:val="BodyText"/>
       </w:pPr>
       <w:r>
@@ -10510,6 +10858,64 @@
           <w:rFonts w:ascii="Arial" w:hAnsi="Arial"/>
         </w:rPr>
         <w:t xml:space="preserve">= 0.05, power = 0.80), with the corrected/EOS cell falling below its MDE — the same cell flagged null by WCR, by the placebo, and by the LOO leverage diagnostic. The convergence of all four instruments on the corrected/EOS null is interpreted as evidence that the saline-surge correction mechanism is specific to the early-season anchor and does not transfer to end-of-season phenology, a falsifiable mechanistic prediction (§3.7.4).</w:t>
+      </w:r>
+    </w:p>
+    <w:p>
+      <w:pPr>
+        <w:spacing w:before="160" w:after="40"/>
+        <w:jc w:val="center"/>
+      </w:pPr>
+      <w:r>
+        <w:drawing>
+          <wp:inline>
+            <wp:extent cx="5580000" cy="3313142"/>
+            <wp:docPr id="1" name="Picture 1"/>
+            <wp:cNvGraphicFramePr>
+              <a:graphicFrameLocks noChangeAspect="1"/>
+            </wp:cNvGraphicFramePr>
+            <a:graphic>
+              <a:graphicData uri="http://schemas.openxmlformats.org/drawingml/2006/picture">
+                <pic:pic>
+                  <pic:nvPicPr>
+                    <pic:cNvPr id="0" name="image.png"/>
+                    <pic:cNvPicPr/>
+                  </pic:nvPicPr>
+                  <pic:blipFill>
+                    <a:blip r:embed="rId15"/>
+                    <a:stretch>
+                      <a:fillRect/>
+                    </a:stretch>
+                  </pic:blipFill>
+                  <pic:spPr>
+                    <a:xfrm>
+                      <a:off x="0" y="0"/>
+                      <a:ext cx="5580000" cy="3313142"/>
+                    </a:xfrm>
+                    <a:prstGeom prst="rect"/>
+                  </pic:spPr>
+                </pic:pic>
+              </a:graphicData>
+            </a:graphic>
+          </wp:inline>
+        </w:drawing>
+      </w:r>
+    </w:p>
+    <w:p>
+      <w:pPr>
+        <w:spacing w:before="40" w:after="160"/>
+      </w:pPr>
+      <w:r>
+        <w:rPr>
+          <w:b/>
+          <w:sz w:val="20"/>
+        </w:rPr>
+        <w:t>Figure 6.</w:t>
+      </w:r>
+      <w:r>
+        <w:rPr>
+          <w:sz w:val="20"/>
+        </w:rPr>
+        <w:t xml:space="preserve"> In-space placebo distributions (donor-swap, 55 permutations). Histogram of placebo τ̂ values from re-assigning treatment to never-treated district pairs; observed τ̂ marked with a vertical reference line.</w:t>
       </w:r>
     </w:p>
     <w:p>
@@ -14285,569 +14691,6 @@
     <w:p>
       <w:r>
         <w:br w:type="page"/>
-      </w:r>
-    </w:p>
-    <w:p>
-      <w:pPr>
-        <w:jc w:val="left"/>
-      </w:pPr>
-      <w:r>
-        <w:rPr>
-          <w:rFonts w:ascii="Arial" w:hAnsi="Arial"/>
-          <w:b/>
-          <w:sz w:val="32"/>
-        </w:rPr>
-        <w:t>Figures</w:t>
-      </w:r>
-    </w:p>
-    <w:p>
-      <w:r>
-        <w:rPr>
-          <w:rFonts w:ascii="Arial" w:hAnsi="Arial"/>
-          <w:i/>
-          <w:color w:val="555555"/>
-          <w:sz w:val="20"/>
-        </w:rPr>
-        <w:t>Main-text figures rasterised from vector PDF sources at 1000 DPI PNG. Each figure occupies its own page; full abbreviation glossaries are provided in the companion Figures_Bundle.</w:t>
-      </w:r>
-    </w:p>
-    <w:p>
-      <w:r>
-        <w:br w:type="page"/>
-      </w:r>
-    </w:p>
-    <w:p>
-      <w:pPr>
-        <w:jc w:val="center"/>
-      </w:pPr>
-      <w:r>
-        <w:drawing>
-          <wp:inline>
-            <wp:extent cx="6120000" cy="5371116"/>
-            <wp:docPr id="1" name="Picture 1"/>
-            <wp:cNvGraphicFramePr>
-              <a:graphicFrameLocks noChangeAspect="1"/>
-            </wp:cNvGraphicFramePr>
-            <a:graphic>
-              <a:graphicData uri="http://schemas.openxmlformats.org/drawingml/2006/picture">
-                <pic:pic>
-                  <pic:nvPicPr>
-                    <pic:cNvPr id="0" name="fig1a.png"/>
-                    <pic:cNvPicPr/>
-                  </pic:nvPicPr>
-                  <pic:blipFill>
-                    <a:blip r:embed="rId9"/>
-                    <a:stretch>
-                      <a:fillRect/>
-                    </a:stretch>
-                  </pic:blipFill>
-                  <pic:spPr>
-                    <a:xfrm>
-                      <a:off x="0" y="0"/>
-                      <a:ext cx="6120000" cy="5371116"/>
-                    </a:xfrm>
-                    <a:prstGeom prst="rect"/>
-                  </pic:spPr>
-                </pic:pic>
-              </a:graphicData>
-            </a:graphic>
-          </wp:inline>
-        </w:drawing>
-      </w:r>
-    </w:p>
-    <w:p>
-      <w:pPr>
-        <w:jc w:val="left"/>
-      </w:pPr>
-      <w:r>
-        <w:rPr>
-          <w:rFonts w:ascii="Arial" w:hAnsi="Arial"/>
-          <w:b/>
-          <w:sz w:val="20"/>
-        </w:rPr>
-        <w:t xml:space="preserve">Figure 1A. </w:t>
-      </w:r>
-      <w:r>
-        <w:rPr>
-          <w:rFonts w:ascii="Arial" w:hAnsi="Arial"/>
-          <w:b/>
-          <w:sz w:val="20"/>
-        </w:rPr>
-        <w:t>Study area: coastal &amp; inland Odisha BACI districts.</w:t>
-      </w:r>
-    </w:p>
-    <w:p>
-      <w:pPr>
-        <w:spacing w:after="80"/>
-      </w:pPr>
-      <w:r>
-        <w:rPr>
-          <w:rFonts w:ascii="Arial" w:hAnsi="Arial"/>
-          <w:sz w:val="20"/>
-        </w:rPr>
-        <w:t>Map of the eight-district study domain on the Bay-of-Bengal coast of Odisha, India. Five treated coastal districts (Balasore, Bhadrak, Kendrapara, Jagatsinghpur, Puri) front the Bay and are exposed to cyclone landfalls; three inland control districts (Dhenkanal, Angul, Cuttack) lie outside the storm-surge footprint and provide the BACI counterfactual. Landfall tracks for Cyclones Fani (2019), Bulbul (2019), Amphan (2020), and Yaas (2021) are overlaid. District boundaries: GADM v4.1. Coastline: Natural Earth.</w:t>
-      </w:r>
-    </w:p>
-    <w:p>
-      <w:r>
-        <w:br w:type="page"/>
-      </w:r>
-    </w:p>
-    <w:p>
-      <w:pPr>
-        <w:jc w:val="center"/>
-      </w:pPr>
-      <w:r>
-        <w:drawing>
-          <wp:inline>
-            <wp:extent cx="6120000" cy="5312500"/>
-            <wp:docPr id="2" name="Picture 2"/>
-            <wp:cNvGraphicFramePr>
-              <a:graphicFrameLocks noChangeAspect="1"/>
-            </wp:cNvGraphicFramePr>
-            <a:graphic>
-              <a:graphicData uri="http://schemas.openxmlformats.org/drawingml/2006/picture">
-                <pic:pic>
-                  <pic:nvPicPr>
-                    <pic:cNvPr id="0" name="fig1b.png"/>
-                    <pic:cNvPicPr/>
-                  </pic:nvPicPr>
-                  <pic:blipFill>
-                    <a:blip r:embed="rId10"/>
-                    <a:stretch>
-                      <a:fillRect/>
-                    </a:stretch>
-                  </pic:blipFill>
-                  <pic:spPr>
-                    <a:xfrm>
-                      <a:off x="0" y="0"/>
-                      <a:ext cx="6120000" cy="5312500"/>
-                    </a:xfrm>
-                    <a:prstGeom prst="rect"/>
-                  </pic:spPr>
-                </pic:pic>
-              </a:graphicData>
-            </a:graphic>
-          </wp:inline>
-        </w:drawing>
-      </w:r>
-    </w:p>
-    <w:p>
-      <w:pPr>
-        <w:jc w:val="left"/>
-      </w:pPr>
-      <w:r>
-        <w:rPr>
-          <w:rFonts w:ascii="Arial" w:hAnsi="Arial"/>
-          <w:b/>
-          <w:sz w:val="20"/>
-        </w:rPr>
-        <w:t xml:space="preserve">Figure 1B. </w:t>
-      </w:r>
-      <w:r>
-        <w:rPr>
-          <w:rFonts w:ascii="Arial" w:hAnsi="Arial"/>
-          <w:b/>
-          <w:sz w:val="20"/>
-        </w:rPr>
-        <w:t>Causal identification DAG for the saline-flood / agronomic-flood decoupling.</w:t>
-      </w:r>
-    </w:p>
-    <w:p>
-      <w:pPr>
-        <w:spacing w:after="80"/>
-      </w:pPr>
-      <w:r>
-        <w:rPr>
-          <w:rFonts w:ascii="Arial" w:hAnsi="Arial"/>
-          <w:sz w:val="20"/>
-        </w:rPr>
-        <w:t>Directed acyclic graph showing the identification strategy: the cyclone landfall (treatment) propagates through storm-surge saline inundation, which contaminates the SAR backscatter trough used as the phenology anchor, producing biased SOS/POS/EOS estimates. The random-forest classifier severs the back-door path by separating cyclone-induced from agronomic flooding, allowing the corrected pipeline to recover the causal effect on rice phenology.</w:t>
-      </w:r>
-    </w:p>
-    <w:p>
-      <w:r>
-        <w:br w:type="page"/>
-      </w:r>
-    </w:p>
-    <w:p>
-      <w:pPr>
-        <w:jc w:val="center"/>
-      </w:pPr>
-      <w:r>
-        <w:drawing>
-          <wp:inline>
-            <wp:extent cx="6120000" cy="3506121"/>
-            <wp:docPr id="3" name="Picture 3"/>
-            <wp:cNvGraphicFramePr>
-              <a:graphicFrameLocks noChangeAspect="1"/>
-            </wp:cNvGraphicFramePr>
-            <a:graphic>
-              <a:graphicData uri="http://schemas.openxmlformats.org/drawingml/2006/picture">
-                <pic:pic>
-                  <pic:nvPicPr>
-                    <pic:cNvPr id="0" name="fig2.png"/>
-                    <pic:cNvPicPr/>
-                  </pic:nvPicPr>
-                  <pic:blipFill>
-                    <a:blip r:embed="rId11"/>
-                    <a:stretch>
-                      <a:fillRect/>
-                    </a:stretch>
-                  </pic:blipFill>
-                  <pic:spPr>
-                    <a:xfrm>
-                      <a:off x="0" y="0"/>
-                      <a:ext cx="6120000" cy="3506121"/>
-                    </a:xfrm>
-                    <a:prstGeom prst="rect"/>
-                  </pic:spPr>
-                </pic:pic>
-              </a:graphicData>
-            </a:graphic>
-          </wp:inline>
-        </w:drawing>
-      </w:r>
-    </w:p>
-    <w:p>
-      <w:pPr>
-        <w:jc w:val="left"/>
-      </w:pPr>
-      <w:r>
-        <w:rPr>
-          <w:rFonts w:ascii="Arial" w:hAnsi="Arial"/>
-          <w:b/>
-          <w:sz w:val="20"/>
-        </w:rPr>
-        <w:t xml:space="preserve">Figure 2. </w:t>
-      </w:r>
-      <w:r>
-        <w:rPr>
-          <w:rFonts w:ascii="Arial" w:hAnsi="Arial"/>
-          <w:b/>
-          <w:sz w:val="20"/>
-        </w:rPr>
-        <w:t>TWFE-DiD coefficients (raw vs. classifier-corrected panel).</w:t>
-      </w:r>
-    </w:p>
-    <w:p>
-      <w:pPr>
-        <w:spacing w:after="80"/>
-      </w:pPr>
-      <w:r>
-        <w:rPr>
-          <w:rFonts w:ascii="Arial" w:hAnsi="Arial"/>
-          <w:sz w:val="20"/>
-        </w:rPr>
-        <w:t>Two-way fixed-effects difference-in-differences estimates for τ_SOS, τ_POS, and τ_EOS on the raw phenology panel (blue) and the classifier-corrected panel (orange). Error bars are 95% wild-cluster restricted bootstrap intervals with district clustering and B = 4 999 draws. The corrected estimates show small but pre-registered attenuation (τ_SOS: +15.289 → +15.108 days; τ_EOS: 0.000 → −0.239 days).</w:t>
-      </w:r>
-    </w:p>
-    <w:p>
-      <w:r>
-        <w:br w:type="page"/>
-      </w:r>
-    </w:p>
-    <w:p>
-      <w:pPr>
-        <w:jc w:val="center"/>
-      </w:pPr>
-      <w:r>
-        <w:drawing>
-          <wp:inline>
-            <wp:extent cx="6120000" cy="2905319"/>
-            <wp:docPr id="4" name="Picture 4"/>
-            <wp:cNvGraphicFramePr>
-              <a:graphicFrameLocks noChangeAspect="1"/>
-            </wp:cNvGraphicFramePr>
-            <a:graphic>
-              <a:graphicData uri="http://schemas.openxmlformats.org/drawingml/2006/picture">
-                <pic:pic>
-                  <pic:nvPicPr>
-                    <pic:cNvPr id="0" name="fig3.png"/>
-                    <pic:cNvPicPr/>
-                  </pic:nvPicPr>
-                  <pic:blipFill>
-                    <a:blip r:embed="rId12"/>
-                    <a:stretch>
-                      <a:fillRect/>
-                    </a:stretch>
-                  </pic:blipFill>
-                  <pic:spPr>
-                    <a:xfrm>
-                      <a:off x="0" y="0"/>
-                      <a:ext cx="6120000" cy="2905319"/>
-                    </a:xfrm>
-                    <a:prstGeom prst="rect"/>
-                  </pic:spPr>
-                </pic:pic>
-              </a:graphicData>
-            </a:graphic>
-          </wp:inline>
-        </w:drawing>
-      </w:r>
-    </w:p>
-    <w:p>
-      <w:pPr>
-        <w:jc w:val="left"/>
-      </w:pPr>
-      <w:r>
-        <w:rPr>
-          <w:rFonts w:ascii="Arial" w:hAnsi="Arial"/>
-          <w:b/>
-          <w:sz w:val="20"/>
-        </w:rPr>
-        <w:t xml:space="preserve">Figure 3. </w:t>
-      </w:r>
-      <w:r>
-        <w:rPr>
-          <w:rFonts w:ascii="Arial" w:hAnsi="Arial"/>
-          <w:b/>
-          <w:sz w:val="20"/>
-        </w:rPr>
-        <w:t>Event-study plot, raw vs. corrected (Kharif 2017–2024).</w:t>
-      </w:r>
-    </w:p>
-    <w:p>
-      <w:pPr>
-        <w:spacing w:after="80"/>
-      </w:pPr>
-      <w:r>
-        <w:rPr>
-          <w:rFonts w:ascii="Arial" w:hAnsi="Arial"/>
-          <w:sz w:val="20"/>
-        </w:rPr>
-        <w:t>Year-by-relative-cyclone event-study coefficients for SOS in coastal vs. inland districts. Pre-treatment placebo years (k = −2, −1) are statistically indistinguishable from zero in both raw and corrected pipelines (pre-trends test p = 0.41), supporting the parallel-trends assumption. Post-treatment years (k = 0, +1, +2) show the cyclone effect peaking at k = 0 and attenuating thereafter; the corrected curve sits inside the raw curve at every post-treatment lag.</w:t>
-      </w:r>
-    </w:p>
-    <w:p>
-      <w:r>
-        <w:br w:type="page"/>
-      </w:r>
-    </w:p>
-    <w:p>
-      <w:pPr>
-        <w:jc w:val="center"/>
-      </w:pPr>
-      <w:r>
-        <w:drawing>
-          <wp:inline>
-            <wp:extent cx="6120000" cy="4122303"/>
-            <wp:docPr id="5" name="Picture 5"/>
-            <wp:cNvGraphicFramePr>
-              <a:graphicFrameLocks noChangeAspect="1"/>
-            </wp:cNvGraphicFramePr>
-            <a:graphic>
-              <a:graphicData uri="http://schemas.openxmlformats.org/drawingml/2006/picture">
-                <pic:pic>
-                  <pic:nvPicPr>
-                    <pic:cNvPr id="0" name="fig4.png"/>
-                    <pic:cNvPicPr/>
-                  </pic:nvPicPr>
-                  <pic:blipFill>
-                    <a:blip r:embed="rId13"/>
-                    <a:stretch>
-                      <a:fillRect/>
-                    </a:stretch>
-                  </pic:blipFill>
-                  <pic:spPr>
-                    <a:xfrm>
-                      <a:off x="0" y="0"/>
-                      <a:ext cx="6120000" cy="4122303"/>
-                    </a:xfrm>
-                    <a:prstGeom prst="rect"/>
-                  </pic:spPr>
-                </pic:pic>
-              </a:graphicData>
-            </a:graphic>
-          </wp:inline>
-        </w:drawing>
-      </w:r>
-    </w:p>
-    <w:p>
-      <w:pPr>
-        <w:jc w:val="left"/>
-      </w:pPr>
-      <w:r>
-        <w:rPr>
-          <w:rFonts w:ascii="Arial" w:hAnsi="Arial"/>
-          <w:b/>
-          <w:sz w:val="20"/>
-        </w:rPr>
-        <w:t xml:space="preserve">Figure 4. </w:t>
-      </w:r>
-      <w:r>
-        <w:rPr>
-          <w:rFonts w:ascii="Arial" w:hAnsi="Arial"/>
-          <w:b/>
-          <w:sz w:val="20"/>
-        </w:rPr>
-        <w:t>District-level SOS trajectories, raw vs. corrected (2017–2024).</w:t>
-      </w:r>
-    </w:p>
-    <w:p>
-      <w:pPr>
-        <w:spacing w:after="80"/>
-      </w:pPr>
-      <w:r>
-        <w:rPr>
-          <w:rFonts w:ascii="Arial" w:hAnsi="Arial"/>
-          <w:sz w:val="20"/>
-        </w:rPr>
-        <w:t>Small-multiple panel of mean Kharif SOS (DOY) for the five treated coastal districts and three inland controls, comparing the raw and classifier-corrected pipelines. The largest correction is at Bhadrak in 2021 (Yaas EOS, |Δ| = 1.51 days, consistent with the 7.21 % cyclone-flood pixel share in that district-year). Inland controls show negligible correction (|Δ| &lt; 0.05 days).</w:t>
-      </w:r>
-    </w:p>
-    <w:p>
-      <w:r>
-        <w:br w:type="page"/>
-      </w:r>
-    </w:p>
-    <w:p>
-      <w:pPr>
-        <w:jc w:val="center"/>
-      </w:pPr>
-      <w:r>
-        <w:drawing>
-          <wp:inline>
-            <wp:extent cx="6120000" cy="4165305"/>
-            <wp:docPr id="6" name="Picture 6"/>
-            <wp:cNvGraphicFramePr>
-              <a:graphicFrameLocks noChangeAspect="1"/>
-            </wp:cNvGraphicFramePr>
-            <a:graphic>
-              <a:graphicData uri="http://schemas.openxmlformats.org/drawingml/2006/picture">
-                <pic:pic>
-                  <pic:nvPicPr>
-                    <pic:cNvPr id="0" name="fig5.png"/>
-                    <pic:cNvPicPr/>
-                  </pic:nvPicPr>
-                  <pic:blipFill>
-                    <a:blip r:embed="rId14"/>
-                    <a:stretch>
-                      <a:fillRect/>
-                    </a:stretch>
-                  </pic:blipFill>
-                  <pic:spPr>
-                    <a:xfrm>
-                      <a:off x="0" y="0"/>
-                      <a:ext cx="6120000" cy="4165305"/>
-                    </a:xfrm>
-                    <a:prstGeom prst="rect"/>
-                  </pic:spPr>
-                </pic:pic>
-              </a:graphicData>
-            </a:graphic>
-          </wp:inline>
-        </w:drawing>
-      </w:r>
-    </w:p>
-    <w:p>
-      <w:pPr>
-        <w:jc w:val="left"/>
-      </w:pPr>
-      <w:r>
-        <w:rPr>
-          <w:rFonts w:ascii="Arial" w:hAnsi="Arial"/>
-          <w:b/>
-          <w:sz w:val="20"/>
-        </w:rPr>
-        <w:t xml:space="preserve">Figure 5. </w:t>
-      </w:r>
-      <w:r>
-        <w:rPr>
-          <w:rFonts w:ascii="Arial" w:hAnsi="Arial"/>
-          <w:b/>
-          <w:sz w:val="20"/>
-        </w:rPr>
-        <w:t>Post-hoc minimum detectable effect (MDE) curves.</w:t>
-      </w:r>
-    </w:p>
-    <w:p>
-      <w:pPr>
-        <w:spacing w:after="80"/>
-      </w:pPr>
-      <w:r>
-        <w:rPr>
-          <w:rFonts w:ascii="Arial" w:hAnsi="Arial"/>
-          <w:sz w:val="20"/>
-        </w:rPr>
-        <w:t>Statistical power as a function of the true τ_SOS effect size for the v2.1 corrected panel, computed under district clustering with N_clusters = 8 and N_periods = 8. At the realised |τ̂| ≈ 15 days, post-hoc power is 0.18, and the MDE_80 % is approximately 35 days. Curves are shown for one-sided α = 0.05 and two-sided α = 0.05.</w:t>
-      </w:r>
-    </w:p>
-    <w:p>
-      <w:r>
-        <w:br w:type="page"/>
-      </w:r>
-    </w:p>
-    <w:p>
-      <w:pPr>
-        <w:jc w:val="center"/>
-      </w:pPr>
-      <w:r>
-        <w:drawing>
-          <wp:inline>
-            <wp:extent cx="6120000" cy="3633768"/>
-            <wp:docPr id="7" name="Picture 7"/>
-            <wp:cNvGraphicFramePr>
-              <a:graphicFrameLocks noChangeAspect="1"/>
-            </wp:cNvGraphicFramePr>
-            <a:graphic>
-              <a:graphicData uri="http://schemas.openxmlformats.org/drawingml/2006/picture">
-                <pic:pic>
-                  <pic:nvPicPr>
-                    <pic:cNvPr id="0" name="fig6.png"/>
-                    <pic:cNvPicPr/>
-                  </pic:nvPicPr>
-                  <pic:blipFill>
-                    <a:blip r:embed="rId15"/>
-                    <a:stretch>
-                      <a:fillRect/>
-                    </a:stretch>
-                  </pic:blipFill>
-                  <pic:spPr>
-                    <a:xfrm>
-                      <a:off x="0" y="0"/>
-                      <a:ext cx="6120000" cy="3633768"/>
-                    </a:xfrm>
-                    <a:prstGeom prst="rect"/>
-                  </pic:spPr>
-                </pic:pic>
-              </a:graphicData>
-            </a:graphic>
-          </wp:inline>
-        </w:drawing>
-      </w:r>
-    </w:p>
-    <w:p>
-      <w:pPr>
-        <w:jc w:val="left"/>
-      </w:pPr>
-      <w:r>
-        <w:rPr>
-          <w:rFonts w:ascii="Arial" w:hAnsi="Arial"/>
-          <w:b/>
-          <w:sz w:val="20"/>
-        </w:rPr>
-        <w:t xml:space="preserve">Figure 6. </w:t>
-      </w:r>
-      <w:r>
-        <w:rPr>
-          <w:rFonts w:ascii="Arial" w:hAnsi="Arial"/>
-          <w:b/>
-          <w:sz w:val="20"/>
-        </w:rPr>
-        <w:t>In-space placebo distributions (donor-swap, 55 permutations).</w:t>
-      </w:r>
-    </w:p>
-    <w:p>
-      <w:pPr>
-        <w:spacing w:after="80"/>
-      </w:pPr>
-      <w:r>
-        <w:rPr>
-          <w:rFonts w:ascii="Arial" w:hAnsi="Arial"/>
-          <w:sz w:val="20"/>
-        </w:rPr>
-        <w:t>In-space placebo distributions of τ̂ for each of the six (pipeline × metric) combinations, obtained by randomly reassigning the 5-of-8 'treated' district label across the C(8,5) = 56 possible donor swaps. Red vertical line = the real estimate; grey histogram = the 55 donor-swap pseudo-estimates. SOS and POS panels show the real estimate falling inside the placebo distribution (p_perm = 0.50 for SOS, 0.27–0.29 for POS). EOS panels are degenerate under the v1 phenology pipeline (all 55 placebo τ̂ are non-finite) — a known v1 limitation pre-disclosed in the manuscript Provenance note.</w:t>
       </w:r>
     </w:p>
     <w:sectPr>

--- a/manuscript/Manuscript.docx
+++ b/manuscript/Manuscript.docx
@@ -6,6 +6,7 @@
     <w:p>
       <w:pPr>
         <w:pStyle w:val="Heading1"/>
+        <w:spacing w:lineRule="auto" w:line="360"/>
       </w:pPr>
       <w:r>
         <w:rPr>
@@ -15,6 +16,9 @@
       </w:r>
     </w:p>
     <w:p>
+      <w:pPr>
+        <w:spacing w:line="240" w:lineRule="auto"/>
+      </w:pPr>
       <w:r>
         <w:rPr>
           <w:rFonts w:ascii="Arial" w:hAnsi="Arial"/>
@@ -28,6 +32,7 @@
     <w:p>
       <w:pPr>
         <w:pStyle w:val="Heading2"/>
+        <w:spacing w:lineRule="auto" w:line="360"/>
       </w:pPr>
       <w:r>
         <w:rPr>
@@ -39,6 +44,8 @@
     <w:p>
       <w:pPr>
         <w:pStyle w:val="FirstParagraph"/>
+        <w:spacing w:lineRule="auto" w:line="480"/>
+        <w:jc w:val="both"/>
       </w:pPr>
       <w:r>
         <w:rPr>
@@ -64,6 +71,8 @@
     <w:p>
       <w:pPr>
         <w:pStyle w:val="BodyText"/>
+        <w:spacing w:lineRule="auto" w:line="480"/>
+        <w:jc w:val="left"/>
       </w:pPr>
       <w:r>
         <w:rPr>
@@ -77,6 +86,8 @@
     <w:p>
       <w:pPr>
         <w:pStyle w:val="BodyText"/>
+        <w:spacing w:lineRule="auto" w:line="480"/>
+        <w:jc w:val="left"/>
       </w:pPr>
       <w:r>
         <w:rPr>
@@ -88,6 +99,8 @@
     <w:p>
       <w:pPr>
         <w:pStyle w:val="BodyText"/>
+        <w:spacing w:lineRule="auto" w:line="480"/>
+        <w:jc w:val="left"/>
       </w:pPr>
       <w:r>
         <w:rPr>
@@ -101,6 +114,8 @@
     <w:p>
       <w:pPr>
         <w:pStyle w:val="BodyText"/>
+        <w:spacing w:lineRule="auto" w:line="480"/>
+        <w:jc w:val="both"/>
       </w:pPr>
       <w:r>
         <w:rPr>
@@ -148,6 +163,8 @@
     <w:p>
       <w:pPr>
         <w:pStyle w:val="BodyText"/>
+        <w:spacing w:lineRule="auto" w:line="480"/>
+        <w:jc w:val="left"/>
       </w:pPr>
       <w:r>
         <w:rPr>
@@ -161,6 +178,8 @@
     <w:p>
       <w:pPr>
         <w:pStyle w:val="BodyText"/>
+        <w:spacing w:lineRule="auto" w:line="480"/>
+        <w:jc w:val="left"/>
       </w:pPr>
       <w:r>
         <w:rPr>
@@ -244,6 +263,8 @@
     <w:p>
       <w:pPr>
         <w:pStyle w:val="BodyText"/>
+        <w:spacing w:lineRule="auto" w:line="480"/>
+        <w:jc w:val="left"/>
       </w:pPr>
       <w:r>
         <w:rPr>
@@ -257,6 +278,8 @@
     <w:p>
       <w:pPr>
         <w:pStyle w:val="BodyText"/>
+        <w:spacing w:lineRule="auto" w:line="480"/>
+        <w:jc w:val="left"/>
       </w:pPr>
       <w:r>
         <w:rPr>
@@ -314,6 +337,9 @@
       </w:r>
     </w:p>
     <w:p>
+      <w:pPr>
+        <w:spacing w:line="240" w:lineRule="auto"/>
+      </w:pPr>
       <w:r>
         <w:rPr>
           <w:rFonts w:ascii="Arial" w:hAnsi="Arial"/>
@@ -328,6 +354,7 @@
     <w:p>
       <w:pPr>
         <w:pStyle w:val="Heading2"/>
+        <w:spacing w:lineRule="auto" w:line="360"/>
       </w:pPr>
       <w:r>
         <w:rPr>
@@ -339,6 +366,8 @@
     <w:p>
       <w:pPr>
         <w:pStyle w:val="FirstParagraph"/>
+        <w:spacing w:lineRule="auto" w:line="480"/>
+        <w:jc w:val="both"/>
       </w:pPr>
       <w:r>
         <w:rPr>
@@ -519,6 +548,8 @@
     <w:p>
       <w:pPr>
         <w:pStyle w:val="BodyText"/>
+        <w:spacing w:lineRule="auto" w:line="480"/>
+        <w:jc w:val="left"/>
       </w:pPr>
       <w:r>
         <w:rPr>
@@ -532,6 +563,8 @@
     <w:p>
       <w:pPr>
         <w:pStyle w:val="BlockText"/>
+        <w:spacing w:lineRule="auto" w:line="480"/>
+        <w:jc w:val="both"/>
       </w:pPr>
       <w:r>
         <w:rPr>
@@ -659,6 +692,8 @@
           <w:ilvl w:val="0"/>
           <w:numId w:val="1001"/>
         </w:numPr>
+        <w:spacing w:lineRule="auto" w:line="480"/>
+        <w:jc w:val="both"/>
       </w:pPr>
       <w:r>
         <w:rPr>
@@ -724,6 +759,8 @@
           <w:ilvl w:val="0"/>
           <w:numId w:val="1001"/>
         </w:numPr>
+        <w:spacing w:lineRule="auto" w:line="480"/>
+        <w:jc w:val="both"/>
       </w:pPr>
       <w:r>
         <w:rPr>
@@ -957,6 +994,8 @@
           <w:ilvl w:val="0"/>
           <w:numId w:val="1001"/>
         </w:numPr>
+        <w:spacing w:lineRule="auto" w:line="480"/>
+        <w:jc w:val="both"/>
       </w:pPr>
       <w:r>
         <w:rPr>
@@ -1018,6 +1057,8 @@
     <w:p>
       <w:pPr>
         <w:pStyle w:val="BlockText"/>
+        <w:spacing w:lineRule="auto" w:line="480"/>
+        <w:jc w:val="both"/>
       </w:pPr>
       <w:r>
         <w:rPr>
@@ -1087,6 +1128,9 @@
       </w:r>
     </w:p>
     <w:p>
+      <w:pPr>
+        <w:spacing w:line="240" w:lineRule="auto"/>
+      </w:pPr>
       <w:r>
         <w:rPr>
           <w:rFonts w:ascii="Arial" w:hAnsi="Arial"/>
@@ -1101,6 +1145,7 @@
     <w:p>
       <w:pPr>
         <w:pStyle w:val="Heading2"/>
+        <w:spacing w:lineRule="auto" w:line="360"/>
       </w:pPr>
       <w:r>
         <w:rPr>
@@ -1116,6 +1161,8 @@
           <w:ilvl w:val="0"/>
           <w:numId w:val="1002"/>
         </w:numPr>
+        <w:spacing w:lineRule="auto" w:line="480"/>
+        <w:jc w:val="left"/>
       </w:pPr>
       <w:r>
         <w:rPr>
@@ -1131,6 +1178,8 @@
           <w:ilvl w:val="0"/>
           <w:numId w:val="1002"/>
         </w:numPr>
+        <w:spacing w:lineRule="auto" w:line="480"/>
+        <w:jc w:val="left"/>
       </w:pPr>
       <w:r>
         <w:rPr>
@@ -1146,6 +1195,8 @@
           <w:ilvl w:val="0"/>
           <w:numId w:val="1002"/>
         </w:numPr>
+        <w:spacing w:lineRule="auto" w:line="480"/>
+        <w:jc w:val="both"/>
       </w:pPr>
       <w:r>
         <w:rPr>
@@ -1161,6 +1212,8 @@
           <w:ilvl w:val="0"/>
           <w:numId w:val="1002"/>
         </w:numPr>
+        <w:spacing w:lineRule="auto" w:line="480"/>
+        <w:jc w:val="left"/>
       </w:pPr>
       <w:r>
         <w:rPr>
@@ -1176,6 +1229,8 @@
           <w:ilvl w:val="0"/>
           <w:numId w:val="1002"/>
         </w:numPr>
+        <w:spacing w:lineRule="auto" w:line="480"/>
+        <w:jc w:val="left"/>
       </w:pPr>
       <w:r>
         <w:rPr>
@@ -1185,6 +1240,9 @@
       </w:r>
     </w:p>
     <w:p>
+      <w:pPr>
+        <w:spacing w:line="240" w:lineRule="auto"/>
+      </w:pPr>
       <w:r>
         <w:rPr>
           <w:rFonts w:ascii="Arial" w:hAnsi="Arial"/>
@@ -1199,6 +1257,7 @@
     <w:p>
       <w:pPr>
         <w:pStyle w:val="Heading2"/>
+        <w:spacing w:lineRule="auto" w:line="360"/>
       </w:pPr>
       <w:r>
         <w:rPr>
@@ -1210,6 +1269,8 @@
     <w:p>
       <w:pPr>
         <w:pStyle w:val="FirstParagraph"/>
+        <w:spacing w:lineRule="auto" w:line="480"/>
+        <w:jc w:val="left"/>
       </w:pPr>
       <w:r>
         <w:rPr>
@@ -1219,6 +1280,9 @@
       </w:r>
     </w:p>
     <w:p>
+      <w:pPr>
+        <w:spacing w:line="240" w:lineRule="auto"/>
+      </w:pPr>
       <w:r>
         <w:rPr>
           <w:rFonts w:ascii="Arial" w:hAnsi="Arial"/>
@@ -1233,6 +1297,7 @@
     <w:p>
       <w:pPr>
         <w:pStyle w:val="Heading2"/>
+        <w:spacing w:lineRule="auto" w:line="360"/>
       </w:pPr>
       <w:r>
         <w:rPr>
@@ -1244,6 +1309,8 @@
     <w:p>
       <w:pPr>
         <w:pStyle w:val="FirstParagraph"/>
+        <w:spacing w:lineRule="auto" w:line="480"/>
+        <w:jc w:val="both"/>
       </w:pPr>
       <w:r>
         <w:rPr>
@@ -1275,6 +1342,8 @@
     <w:p>
       <w:pPr>
         <w:pStyle w:val="BodyText"/>
+        <w:spacing w:lineRule="auto" w:line="480"/>
+        <w:jc w:val="both"/>
       </w:pPr>
       <w:r>
         <w:rPr>
@@ -1286,6 +1355,8 @@
     <w:p>
       <w:pPr>
         <w:pStyle w:val="BodyText"/>
+        <w:spacing w:lineRule="auto" w:line="480"/>
+        <w:jc w:val="both"/>
       </w:pPr>
       <w:r>
         <w:rPr>
@@ -1297,6 +1368,8 @@
     <w:p>
       <w:pPr>
         <w:pStyle w:val="BodyText"/>
+        <w:spacing w:lineRule="auto" w:line="480"/>
+        <w:jc w:val="both"/>
       </w:pPr>
       <w:r>
         <w:rPr>
@@ -1308,6 +1381,8 @@
     <w:p>
       <w:pPr>
         <w:pStyle w:val="BodyText"/>
+        <w:spacing w:lineRule="auto" w:line="480"/>
+        <w:jc w:val="both"/>
       </w:pPr>
       <w:r>
         <w:rPr>
@@ -1317,6 +1392,9 @@
       </w:r>
     </w:p>
     <w:p>
+      <w:pPr>
+        <w:spacing w:line="240" w:lineRule="auto"/>
+      </w:pPr>
       <w:r>
         <w:rPr>
           <w:rFonts w:ascii="Arial" w:hAnsi="Arial"/>
@@ -1331,6 +1409,7 @@
     <w:p>
       <w:pPr>
         <w:pStyle w:val="Heading2"/>
+        <w:spacing w:lineRule="auto" w:line="360"/>
       </w:pPr>
       <w:r>
         <w:rPr>
@@ -1343,6 +1422,7 @@
     <w:p>
       <w:pPr>
         <w:pStyle w:val="Heading3"/>
+        <w:spacing w:lineRule="auto" w:line="360"/>
       </w:pPr>
       <w:r>
         <w:rPr>
@@ -1354,6 +1434,8 @@
     <w:p>
       <w:pPr>
         <w:pStyle w:val="FirstParagraph"/>
+        <w:spacing w:lineRule="auto" w:line="480"/>
+        <w:jc w:val="both"/>
       </w:pPr>
       <w:r>
         <w:rPr>
@@ -1364,7 +1446,7 @@
     </w:p>
     <w:p>
       <w:pPr>
-        <w:spacing w:before="160" w:after="40"/>
+        <w:spacing w:before="160" w:after="40" w:line="240" w:lineRule="auto"/>
         <w:jc w:val="center"/>
       </w:pPr>
       <w:r>
@@ -1404,7 +1486,8 @@
     </w:p>
     <w:p>
       <w:pPr>
-        <w:spacing w:before="40" w:after="160"/>
+        <w:spacing w:before="40" w:after="160" w:line="276" w:lineRule="auto"/>
+        <w:jc w:val="both"/>
       </w:pPr>
       <w:r>
         <w:rPr>
@@ -1423,6 +1506,8 @@
     <w:p>
       <w:pPr>
         <w:pStyle w:val="BodyText"/>
+        <w:spacing w:lineRule="auto" w:line="480"/>
+        <w:jc w:val="both"/>
       </w:pPr>
       <w:r>
         <w:rPr>
@@ -1455,6 +1540,7 @@
     <w:p>
       <w:pPr>
         <w:pStyle w:val="Heading3"/>
+        <w:spacing w:lineRule="auto" w:line="360"/>
       </w:pPr>
       <w:r>
         <w:rPr>
@@ -1466,6 +1552,8 @@
     <w:p>
       <w:pPr>
         <w:pStyle w:val="FirstParagraph"/>
+        <w:spacing w:lineRule="auto" w:line="480"/>
+        <w:jc w:val="both"/>
       </w:pPr>
       <w:r>
         <w:rPr>
@@ -1477,6 +1565,8 @@
     <w:p>
       <w:pPr>
         <w:pStyle w:val="BodyText"/>
+        <w:spacing w:line="276" w:lineRule="auto"/>
+        <w:jc w:val="both"/>
       </w:pPr>
       <w:r>
         <w:rPr>
@@ -1524,6 +1614,7 @@
           <w:p>
             <w:pPr>
               <w:pStyle w:val="Compact"/>
+              <w:spacing w:lineRule="auto" w:line="360"/>
               <w:jc w:val="left"/>
             </w:pPr>
             <w:r>
@@ -1540,6 +1631,7 @@
           <w:p>
             <w:pPr>
               <w:pStyle w:val="Compact"/>
+              <w:spacing w:lineRule="auto" w:line="360"/>
               <w:jc w:val="left"/>
             </w:pPr>
             <w:r>
@@ -1556,6 +1648,7 @@
           <w:p>
             <w:pPr>
               <w:pStyle w:val="Compact"/>
+              <w:spacing w:lineRule="auto" w:line="360"/>
               <w:jc w:val="left"/>
             </w:pPr>
             <w:r>
@@ -1572,6 +1665,7 @@
           <w:p>
             <w:pPr>
               <w:pStyle w:val="Compact"/>
+              <w:spacing w:lineRule="auto" w:line="360"/>
               <w:jc w:val="left"/>
             </w:pPr>
             <w:r>
@@ -1588,6 +1682,7 @@
           <w:p>
             <w:pPr>
               <w:pStyle w:val="Compact"/>
+              <w:spacing w:lineRule="auto" w:line="360"/>
               <w:jc w:val="left"/>
             </w:pPr>
             <w:r>
@@ -1604,6 +1699,7 @@
           <w:p>
             <w:pPr>
               <w:pStyle w:val="Compact"/>
+              <w:spacing w:lineRule="auto" w:line="360"/>
               <w:jc w:val="left"/>
             </w:pPr>
             <w:r>
@@ -1622,6 +1718,7 @@
           <w:p>
             <w:pPr>
               <w:pStyle w:val="Compact"/>
+              <w:spacing w:lineRule="auto" w:line="360"/>
               <w:jc w:val="left"/>
             </w:pPr>
             <w:r>
@@ -1638,6 +1735,7 @@
           <w:p>
             <w:pPr>
               <w:pStyle w:val="Compact"/>
+              <w:spacing w:lineRule="auto" w:line="360"/>
               <w:jc w:val="left"/>
             </w:pPr>
             <w:r>
@@ -1654,6 +1752,7 @@
           <w:p>
             <w:pPr>
               <w:pStyle w:val="Compact"/>
+              <w:spacing w:lineRule="auto" w:line="360"/>
               <w:jc w:val="left"/>
             </w:pPr>
             <w:r>
@@ -1670,6 +1769,7 @@
           <w:p>
             <w:pPr>
               <w:pStyle w:val="Compact"/>
+              <w:spacing w:lineRule="auto" w:line="360"/>
               <w:jc w:val="left"/>
             </w:pPr>
             <w:r>
@@ -1686,6 +1786,7 @@
           <w:p>
             <w:pPr>
               <w:pStyle w:val="Compact"/>
+              <w:spacing w:lineRule="auto" w:line="360"/>
               <w:jc w:val="left"/>
             </w:pPr>
             <w:r>
@@ -1702,6 +1803,7 @@
           <w:p>
             <w:pPr>
               <w:pStyle w:val="Compact"/>
+              <w:spacing w:lineRule="auto" w:line="360"/>
               <w:jc w:val="left"/>
             </w:pPr>
             <w:r>
@@ -1720,6 +1822,7 @@
           <w:p>
             <w:pPr>
               <w:pStyle w:val="Compact"/>
+              <w:spacing w:lineRule="auto" w:line="360"/>
               <w:jc w:val="left"/>
             </w:pPr>
             <w:r>
@@ -1736,6 +1839,7 @@
           <w:p>
             <w:pPr>
               <w:pStyle w:val="Compact"/>
+              <w:spacing w:lineRule="auto" w:line="360"/>
               <w:jc w:val="left"/>
             </w:pPr>
             <w:r>
@@ -1752,6 +1856,7 @@
           <w:p>
             <w:pPr>
               <w:pStyle w:val="Compact"/>
+              <w:spacing w:lineRule="auto" w:line="360"/>
               <w:jc w:val="left"/>
             </w:pPr>
             <w:r>
@@ -1768,6 +1873,7 @@
           <w:p>
             <w:pPr>
               <w:pStyle w:val="Compact"/>
+              <w:spacing w:lineRule="auto" w:line="360"/>
               <w:jc w:val="left"/>
             </w:pPr>
             <w:r>
@@ -1784,6 +1890,7 @@
           <w:p>
             <w:pPr>
               <w:pStyle w:val="Compact"/>
+              <w:spacing w:lineRule="auto" w:line="360"/>
               <w:jc w:val="left"/>
             </w:pPr>
             <w:r>
@@ -1800,6 +1907,7 @@
           <w:p>
             <w:pPr>
               <w:pStyle w:val="Compact"/>
+              <w:spacing w:lineRule="auto" w:line="360"/>
               <w:jc w:val="left"/>
             </w:pPr>
             <w:r>
@@ -1818,6 +1926,7 @@
           <w:p>
             <w:pPr>
               <w:pStyle w:val="Compact"/>
+              <w:spacing w:lineRule="auto" w:line="360"/>
               <w:jc w:val="left"/>
             </w:pPr>
             <w:r>
@@ -1834,6 +1943,7 @@
           <w:p>
             <w:pPr>
               <w:pStyle w:val="Compact"/>
+              <w:spacing w:lineRule="auto" w:line="360"/>
               <w:jc w:val="left"/>
             </w:pPr>
             <w:r>
@@ -1850,6 +1960,7 @@
           <w:p>
             <w:pPr>
               <w:pStyle w:val="Compact"/>
+              <w:spacing w:lineRule="auto" w:line="360"/>
               <w:jc w:val="left"/>
             </w:pPr>
             <w:r>
@@ -1866,6 +1977,7 @@
           <w:p>
             <w:pPr>
               <w:pStyle w:val="Compact"/>
+              <w:spacing w:lineRule="auto" w:line="360"/>
               <w:jc w:val="left"/>
             </w:pPr>
             <w:r>
@@ -1882,6 +1994,7 @@
           <w:p>
             <w:pPr>
               <w:pStyle w:val="Compact"/>
+              <w:spacing w:lineRule="auto" w:line="360"/>
               <w:jc w:val="left"/>
             </w:pPr>
             <w:r>
@@ -1898,6 +2011,7 @@
           <w:p>
             <w:pPr>
               <w:pStyle w:val="Compact"/>
+              <w:spacing w:lineRule="auto" w:line="360"/>
               <w:jc w:val="left"/>
             </w:pPr>
             <w:r>
@@ -1914,6 +2028,8 @@
     <w:p>
       <w:pPr>
         <w:pStyle w:val="BodyText"/>
+        <w:spacing w:lineRule="auto" w:line="480"/>
+        <w:jc w:val="both"/>
       </w:pPr>
       <w:r>
         <w:rPr>
@@ -1927,6 +2043,7 @@
     <w:p>
       <w:pPr>
         <w:pStyle w:val="Heading3"/>
+        <w:spacing w:lineRule="auto" w:line="360"/>
       </w:pPr>
       <w:r>
         <w:rPr>
@@ -1938,6 +2055,8 @@
     <w:p>
       <w:pPr>
         <w:pStyle w:val="FirstParagraph"/>
+        <w:spacing w:lineRule="auto" w:line="480"/>
+        <w:jc w:val="both"/>
       </w:pPr>
       <w:r>
         <w:rPr>
@@ -1949,6 +2068,8 @@
     <w:p>
       <w:pPr>
         <w:pStyle w:val="BodyText"/>
+        <w:spacing w:line="276" w:lineRule="auto"/>
+        <w:jc w:val="both"/>
       </w:pPr>
       <w:r>
         <w:rPr>
@@ -1995,6 +2116,7 @@
           <w:p>
             <w:pPr>
               <w:pStyle w:val="Compact"/>
+              <w:spacing w:lineRule="auto" w:line="360"/>
               <w:jc w:val="left"/>
             </w:pPr>
             <w:r>
@@ -2011,6 +2133,7 @@
           <w:p>
             <w:pPr>
               <w:pStyle w:val="Compact"/>
+              <w:spacing w:lineRule="auto" w:line="360"/>
               <w:jc w:val="left"/>
             </w:pPr>
             <w:r>
@@ -2027,6 +2150,7 @@
           <w:p>
             <w:pPr>
               <w:pStyle w:val="Compact"/>
+              <w:spacing w:lineRule="auto" w:line="360"/>
               <w:jc w:val="left"/>
             </w:pPr>
             <w:r>
@@ -2043,6 +2167,7 @@
           <w:p>
             <w:pPr>
               <w:pStyle w:val="Compact"/>
+              <w:spacing w:lineRule="auto" w:line="360"/>
               <w:jc w:val="left"/>
             </w:pPr>
             <w:r>
@@ -2059,6 +2184,7 @@
           <w:p>
             <w:pPr>
               <w:pStyle w:val="Compact"/>
+              <w:spacing w:lineRule="auto" w:line="360"/>
               <w:jc w:val="left"/>
             </w:pPr>
             <w:r>
@@ -2077,6 +2203,7 @@
           <w:p>
             <w:pPr>
               <w:pStyle w:val="Compact"/>
+              <w:spacing w:lineRule="auto" w:line="360"/>
               <w:jc w:val="left"/>
             </w:pPr>
             <w:r>
@@ -2093,6 +2220,7 @@
           <w:p>
             <w:pPr>
               <w:pStyle w:val="Compact"/>
+              <w:spacing w:lineRule="auto" w:line="360"/>
               <w:jc w:val="left"/>
             </w:pPr>
             <w:r>
@@ -2110,6 +2238,7 @@
           <w:p>
             <w:pPr>
               <w:pStyle w:val="Compact"/>
+              <w:spacing w:lineRule="auto" w:line="360"/>
               <w:jc w:val="left"/>
             </w:pPr>
             <w:r>
@@ -2126,6 +2255,7 @@
           <w:p>
             <w:pPr>
               <w:pStyle w:val="Compact"/>
+              <w:spacing w:lineRule="auto" w:line="360"/>
               <w:jc w:val="left"/>
             </w:pPr>
             <w:r>
@@ -2142,7 +2272,8 @@
           <w:p>
             <w:pPr>
               <w:pStyle w:val="Compact"/>
-              <w:jc w:val="left"/>
+              <w:spacing w:lineRule="auto" w:line="360"/>
+              <w:jc w:val="both"/>
             </w:pPr>
             <w:r>
               <w:rPr>
@@ -2160,6 +2291,7 @@
           <w:p>
             <w:pPr>
               <w:pStyle w:val="Compact"/>
+              <w:spacing w:lineRule="auto" w:line="360"/>
               <w:jc w:val="left"/>
             </w:pPr>
             <w:r>
@@ -2176,6 +2308,7 @@
           <w:p>
             <w:pPr>
               <w:pStyle w:val="Compact"/>
+              <w:spacing w:lineRule="auto" w:line="360"/>
               <w:jc w:val="left"/>
             </w:pPr>
             <w:r>
@@ -2193,6 +2326,7 @@
           <w:p>
             <w:pPr>
               <w:pStyle w:val="Compact"/>
+              <w:spacing w:lineRule="auto" w:line="360"/>
               <w:jc w:val="left"/>
             </w:pPr>
             <w:r>
@@ -2209,6 +2343,7 @@
           <w:p>
             <w:pPr>
               <w:pStyle w:val="Compact"/>
+              <w:spacing w:lineRule="auto" w:line="360"/>
               <w:jc w:val="left"/>
             </w:pPr>
             <w:r>
@@ -2225,7 +2360,8 @@
           <w:p>
             <w:pPr>
               <w:pStyle w:val="Compact"/>
-              <w:jc w:val="left"/>
+              <w:spacing w:lineRule="auto" w:line="360"/>
+              <w:jc w:val="both"/>
             </w:pPr>
             <w:r>
               <w:rPr>
@@ -2243,6 +2379,7 @@
           <w:p>
             <w:pPr>
               <w:pStyle w:val="Compact"/>
+              <w:spacing w:lineRule="auto" w:line="360"/>
               <w:jc w:val="left"/>
             </w:pPr>
             <w:r>
@@ -2259,6 +2396,7 @@
           <w:p>
             <w:pPr>
               <w:pStyle w:val="Compact"/>
+              <w:spacing w:lineRule="auto" w:line="360"/>
               <w:jc w:val="left"/>
             </w:pPr>
             <w:r>
@@ -2276,6 +2414,7 @@
           <w:p>
             <w:pPr>
               <w:pStyle w:val="Compact"/>
+              <w:spacing w:lineRule="auto" w:line="360"/>
               <w:jc w:val="left"/>
             </w:pPr>
             <w:r>
@@ -2292,6 +2431,7 @@
           <w:p>
             <w:pPr>
               <w:pStyle w:val="Compact"/>
+              <w:spacing w:lineRule="auto" w:line="360"/>
               <w:jc w:val="left"/>
             </w:pPr>
             <w:r>
@@ -2308,6 +2448,7 @@
           <w:p>
             <w:pPr>
               <w:pStyle w:val="Compact"/>
+              <w:spacing w:lineRule="auto" w:line="360"/>
               <w:jc w:val="left"/>
             </w:pPr>
             <w:r>
@@ -2326,6 +2467,7 @@
           <w:p>
             <w:pPr>
               <w:pStyle w:val="Compact"/>
+              <w:spacing w:lineRule="auto" w:line="360"/>
               <w:jc w:val="left"/>
             </w:pPr>
             <w:r>
@@ -2342,6 +2484,7 @@
           <w:p>
             <w:pPr>
               <w:pStyle w:val="Compact"/>
+              <w:spacing w:lineRule="auto" w:line="360"/>
               <w:jc w:val="left"/>
             </w:pPr>
             <w:r>
@@ -2359,6 +2502,7 @@
           <w:p>
             <w:pPr>
               <w:pStyle w:val="Compact"/>
+              <w:spacing w:lineRule="auto" w:line="360"/>
               <w:jc w:val="left"/>
             </w:pPr>
             <w:r>
@@ -2375,6 +2519,7 @@
           <w:p>
             <w:pPr>
               <w:pStyle w:val="Compact"/>
+              <w:spacing w:lineRule="auto" w:line="360"/>
               <w:jc w:val="left"/>
             </w:pPr>
             <w:r>
@@ -2391,7 +2536,8 @@
           <w:p>
             <w:pPr>
               <w:pStyle w:val="Compact"/>
-              <w:jc w:val="left"/>
+              <w:spacing w:lineRule="auto" w:line="360"/>
+              <w:jc w:val="both"/>
             </w:pPr>
             <w:r>
               <w:rPr>
@@ -2409,6 +2555,7 @@
           <w:p>
             <w:pPr>
               <w:pStyle w:val="Compact"/>
+              <w:spacing w:lineRule="auto" w:line="360"/>
               <w:jc w:val="left"/>
             </w:pPr>
             <w:r>
@@ -2425,6 +2572,7 @@
           <w:p>
             <w:pPr>
               <w:pStyle w:val="Compact"/>
+              <w:spacing w:lineRule="auto" w:line="360"/>
               <w:jc w:val="left"/>
             </w:pPr>
             <w:r>
@@ -2442,6 +2590,7 @@
           <w:p>
             <w:pPr>
               <w:pStyle w:val="Compact"/>
+              <w:spacing w:lineRule="auto" w:line="360"/>
               <w:jc w:val="left"/>
             </w:pPr>
             <w:r>
@@ -2458,6 +2607,7 @@
           <w:p>
             <w:pPr>
               <w:pStyle w:val="Compact"/>
+              <w:spacing w:lineRule="auto" w:line="360"/>
               <w:jc w:val="left"/>
             </w:pPr>
             <w:r>
@@ -2474,6 +2624,7 @@
           <w:p>
             <w:pPr>
               <w:pStyle w:val="Compact"/>
+              <w:spacing w:lineRule="auto" w:line="360"/>
               <w:jc w:val="left"/>
             </w:pPr>
             <w:r>
@@ -2492,6 +2643,7 @@
           <w:p>
             <w:pPr>
               <w:pStyle w:val="Compact"/>
+              <w:spacing w:lineRule="auto" w:line="360"/>
               <w:jc w:val="left"/>
             </w:pPr>
             <w:r>
@@ -2508,6 +2660,7 @@
           <w:p>
             <w:pPr>
               <w:pStyle w:val="Compact"/>
+              <w:spacing w:lineRule="auto" w:line="360"/>
               <w:jc w:val="left"/>
             </w:pPr>
             <w:r>
@@ -2525,6 +2678,7 @@
           <w:p>
             <w:pPr>
               <w:pStyle w:val="Compact"/>
+              <w:spacing w:lineRule="auto" w:line="360"/>
               <w:jc w:val="left"/>
             </w:pPr>
             <w:r>
@@ -2541,6 +2695,7 @@
           <w:p>
             <w:pPr>
               <w:pStyle w:val="Compact"/>
+              <w:spacing w:lineRule="auto" w:line="360"/>
               <w:jc w:val="left"/>
             </w:pPr>
             <w:r>
@@ -2557,6 +2712,7 @@
           <w:p>
             <w:pPr>
               <w:pStyle w:val="Compact"/>
+              <w:spacing w:lineRule="auto" w:line="360"/>
               <w:jc w:val="left"/>
             </w:pPr>
             <w:r>
@@ -2573,6 +2729,8 @@
     <w:p>
       <w:pPr>
         <w:pStyle w:val="BodyText"/>
+        <w:spacing w:lineRule="auto" w:line="480"/>
+        <w:jc w:val="both"/>
       </w:pPr>
       <w:r>
         <w:rPr>
@@ -2586,6 +2744,7 @@
     <w:p>
       <w:pPr>
         <w:pStyle w:val="Heading3"/>
+        <w:spacing w:lineRule="auto" w:line="360"/>
       </w:pPr>
       <w:r>
         <w:rPr>
@@ -2597,6 +2756,8 @@
     <w:p>
       <w:pPr>
         <w:pStyle w:val="FirstParagraph"/>
+        <w:spacing w:lineRule="auto" w:line="480"/>
+        <w:jc w:val="both"/>
       </w:pPr>
       <w:r>
         <w:rPr>
@@ -2608,6 +2769,8 @@
     <w:p>
       <w:pPr>
         <w:pStyle w:val="BodyText"/>
+        <w:spacing w:lineRule="auto" w:line="480"/>
+        <w:jc w:val="both"/>
       </w:pPr>
       <w:r>
         <w:rPr>
@@ -2633,6 +2796,8 @@
     <w:p>
       <w:pPr>
         <w:pStyle w:val="BodyText"/>
+        <w:spacing w:lineRule="auto" w:line="480"/>
+        <w:jc w:val="both"/>
       </w:pPr>
       <w:r>
         <w:rPr>
@@ -2678,6 +2843,8 @@
     <w:p>
       <w:pPr>
         <w:pStyle w:val="BodyText"/>
+        <w:spacing w:lineRule="auto" w:line="480"/>
+        <w:jc w:val="both"/>
       </w:pPr>
       <w:r>
         <w:rPr>
@@ -2703,6 +2870,8 @@
     <w:p>
       <w:pPr>
         <w:pStyle w:val="BodyText"/>
+        <w:spacing w:lineRule="auto" w:line="480"/>
+        <w:jc w:val="both"/>
       </w:pPr>
       <w:r>
         <w:rPr>
@@ -2728,6 +2897,8 @@
     <w:p>
       <w:pPr>
         <w:pStyle w:val="BodyText"/>
+        <w:spacing w:lineRule="auto" w:line="480"/>
+        <w:jc w:val="both"/>
       </w:pPr>
       <w:r>
         <w:rPr>
@@ -2753,6 +2924,8 @@
     <w:p>
       <w:pPr>
         <w:pStyle w:val="BodyText"/>
+        <w:spacing w:lineRule="auto" w:line="480"/>
+        <w:jc w:val="both"/>
       </w:pPr>
       <w:r>
         <w:rPr>
@@ -2789,6 +2962,9 @@
       </w:r>
     </w:p>
     <w:p>
+      <w:pPr>
+        <w:spacing w:line="240" w:lineRule="auto"/>
+      </w:pPr>
       <w:r>
         <w:rPr>
           <w:rFonts w:ascii="Arial" w:hAnsi="Arial"/>
@@ -2804,6 +2980,7 @@
     <w:p>
       <w:pPr>
         <w:pStyle w:val="Heading2"/>
+        <w:spacing w:lineRule="auto" w:line="360"/>
       </w:pPr>
       <w:r>
         <w:rPr>
@@ -2816,6 +2993,7 @@
     <w:p>
       <w:pPr>
         <w:pStyle w:val="Heading3"/>
+        <w:spacing w:lineRule="auto" w:line="360"/>
       </w:pPr>
       <w:r>
         <w:rPr>
@@ -2827,6 +3005,8 @@
     <w:p>
       <w:pPr>
         <w:pStyle w:val="FirstParagraph"/>
+        <w:spacing w:lineRule="auto" w:line="480"/>
+        <w:jc w:val="both"/>
       </w:pPr>
       <w:r>
         <w:rPr>
@@ -2850,7 +3030,7 @@
     </w:p>
     <w:p>
       <w:pPr>
-        <w:spacing w:before="160" w:after="40"/>
+        <w:spacing w:before="160" w:after="40" w:line="240" w:lineRule="auto"/>
         <w:jc w:val="center"/>
       </w:pPr>
       <w:r>
@@ -2890,7 +3070,8 @@
     </w:p>
     <w:p>
       <w:pPr>
-        <w:spacing w:before="40" w:after="160"/>
+        <w:spacing w:before="40" w:after="160" w:line="276" w:lineRule="auto"/>
+        <w:jc w:val="both"/>
       </w:pPr>
       <w:r>
         <w:rPr>
@@ -2911,6 +3092,7 @@
     <w:p>
       <w:pPr>
         <w:pStyle w:val="Heading3"/>
+        <w:spacing w:lineRule="auto" w:line="360"/>
       </w:pPr>
       <w:r>
         <w:rPr>
@@ -2922,6 +3104,8 @@
     <w:p>
       <w:pPr>
         <w:pStyle w:val="FirstParagraph"/>
+        <w:spacing w:lineRule="auto" w:line="480"/>
+        <w:jc w:val="both"/>
       </w:pPr>
       <w:r>
         <w:rPr>
@@ -2985,6 +3169,8 @@
     <w:p>
       <w:pPr>
         <w:pStyle w:val="BodyText"/>
+        <w:spacing w:lineRule="auto" w:line="480"/>
+        <w:jc w:val="both"/>
       </w:pPr>
       <w:r>
         <w:rPr>
@@ -3010,6 +3196,8 @@
     <w:p>
       <w:pPr>
         <w:pStyle w:val="BodyText"/>
+        <w:spacing w:lineRule="auto" w:line="480"/>
+        <w:jc w:val="both"/>
       </w:pPr>
       <w:r>
         <w:rPr>
@@ -3035,6 +3223,8 @@
     <w:p>
       <w:pPr>
         <w:pStyle w:val="BodyText"/>
+        <w:spacing w:lineRule="auto" w:line="480"/>
+        <w:jc w:val="left"/>
       </w:pPr>
       <m:oMathPara>
         <m:oMathParaPr>
@@ -3145,6 +3335,8 @@
     <w:p>
       <w:pPr>
         <w:pStyle w:val="FirstParagraph"/>
+        <w:spacing w:lineRule="auto" w:line="480"/>
+        <w:jc w:val="both"/>
       </w:pPr>
       <w:r>
         <w:rPr>
@@ -3156,6 +3348,8 @@
     <w:p>
       <w:pPr>
         <w:pStyle w:val="BodyText"/>
+        <w:spacing w:lineRule="auto" w:line="480"/>
+        <w:jc w:val="both"/>
       </w:pPr>
       <w:r>
         <w:rPr>
@@ -3183,6 +3377,7 @@
     <w:p>
       <w:pPr>
         <w:pStyle w:val="Heading3"/>
+        <w:spacing w:lineRule="auto" w:line="360"/>
       </w:pPr>
       <w:r>
         <w:rPr>
@@ -3194,6 +3389,8 @@
     <w:p>
       <w:pPr>
         <w:pStyle w:val="FirstParagraph"/>
+        <w:spacing w:lineRule="auto" w:line="480"/>
+        <w:jc w:val="both"/>
       </w:pPr>
       <w:r>
         <w:rPr>
@@ -3223,6 +3420,8 @@
           <w:ilvl w:val="0"/>
           <w:numId w:val="1003"/>
         </w:numPr>
+        <w:spacing w:lineRule="auto" w:line="480"/>
+        <w:jc w:val="left"/>
       </w:pPr>
       <w:r>
         <w:rPr>
@@ -3238,6 +3437,8 @@
           <w:ilvl w:val="0"/>
           <w:numId w:val="1003"/>
         </w:numPr>
+        <w:spacing w:lineRule="auto" w:line="480"/>
+        <w:jc w:val="left"/>
       </w:pPr>
       <w:r>
         <w:rPr>
@@ -3253,6 +3454,8 @@
           <w:ilvl w:val="0"/>
           <w:numId w:val="1003"/>
         </w:numPr>
+        <w:spacing w:lineRule="auto" w:line="480"/>
+        <w:jc w:val="left"/>
       </w:pPr>
       <w:r>
         <w:rPr>
@@ -3268,6 +3471,8 @@
           <w:ilvl w:val="0"/>
           <w:numId w:val="1003"/>
         </w:numPr>
+        <w:spacing w:lineRule="auto" w:line="480"/>
+        <w:jc w:val="left"/>
       </w:pPr>
       <w:r>
         <w:rPr>
@@ -3283,6 +3488,8 @@
           <w:ilvl w:val="0"/>
           <w:numId w:val="1003"/>
         </w:numPr>
+        <w:spacing w:lineRule="auto" w:line="480"/>
+        <w:jc w:val="left"/>
       </w:pPr>
       <w:r>
         <w:rPr>
@@ -3298,6 +3505,8 @@
           <w:ilvl w:val="0"/>
           <w:numId w:val="1003"/>
         </w:numPr>
+        <w:spacing w:lineRule="auto" w:line="480"/>
+        <w:jc w:val="left"/>
       </w:pPr>
       <w:r>
         <w:rPr>
@@ -3313,6 +3522,8 @@
           <w:ilvl w:val="0"/>
           <w:numId w:val="1003"/>
         </w:numPr>
+        <w:spacing w:lineRule="auto" w:line="480"/>
+        <w:jc w:val="left"/>
       </w:pPr>
       <w:r>
         <w:rPr>
@@ -3328,6 +3539,8 @@
           <w:ilvl w:val="0"/>
           <w:numId w:val="1003"/>
         </w:numPr>
+        <w:spacing w:lineRule="auto" w:line="480"/>
+        <w:jc w:val="both"/>
       </w:pPr>
       <w:r>
         <w:rPr>
@@ -3339,6 +3552,8 @@
     <w:p>
       <w:pPr>
         <w:pStyle w:val="FirstParagraph"/>
+        <w:spacing w:lineRule="auto" w:line="480"/>
+        <w:jc w:val="both"/>
       </w:pPr>
       <w:r>
         <w:rPr>
@@ -3350,6 +3565,8 @@
     <w:p>
       <w:pPr>
         <w:pStyle w:val="BodyText"/>
+        <w:spacing w:lineRule="auto" w:line="480"/>
+        <w:jc w:val="both"/>
       </w:pPr>
       <w:r>
         <w:rPr>
@@ -3375,6 +3592,8 @@
     <w:p>
       <w:pPr>
         <w:pStyle w:val="BodyText"/>
+        <w:spacing w:lineRule="auto" w:line="480"/>
+        <w:jc w:val="both"/>
       </w:pPr>
       <w:r>
         <w:rPr>
@@ -3446,6 +3665,7 @@
     <w:p>
       <w:pPr>
         <w:pStyle w:val="Heading3"/>
+        <w:spacing w:lineRule="auto" w:line="360"/>
       </w:pPr>
       <w:r>
         <w:rPr>
@@ -3457,6 +3677,8 @@
     <w:p>
       <w:pPr>
         <w:pStyle w:val="FirstParagraph"/>
+        <w:spacing w:lineRule="auto" w:line="480"/>
+        <w:jc w:val="both"/>
       </w:pPr>
       <w:r>
         <w:rPr>
@@ -3482,6 +3704,8 @@
     <w:p>
       <w:pPr>
         <w:pStyle w:val="BodyText"/>
+        <w:spacing w:lineRule="auto" w:line="480"/>
+        <w:jc w:val="both"/>
       </w:pPr>
       <w:r>
         <w:rPr>
@@ -3507,6 +3731,8 @@
     <w:p>
       <w:pPr>
         <w:pStyle w:val="BodyText"/>
+        <w:spacing w:lineRule="auto" w:line="480"/>
+        <w:jc w:val="left"/>
       </w:pPr>
       <m:oMathPara>
         <m:oMathParaPr>
@@ -3761,6 +3987,8 @@
     <w:p>
       <w:pPr>
         <w:pStyle w:val="FirstParagraph"/>
+        <w:spacing w:lineRule="auto" w:line="480"/>
+        <w:jc w:val="both"/>
       </w:pPr>
       <w:r>
         <w:rPr>
@@ -4021,6 +4249,8 @@
           <w:ilvl w:val="0"/>
           <w:numId w:val="1004"/>
         </w:numPr>
+        <w:spacing w:lineRule="auto" w:line="480"/>
+        <w:jc w:val="both"/>
       </w:pPr>
       <w:r>
         <w:rPr>
@@ -4050,6 +4280,8 @@
           <w:ilvl w:val="0"/>
           <w:numId w:val="1004"/>
         </w:numPr>
+        <w:spacing w:lineRule="auto" w:line="480"/>
+        <w:jc w:val="left"/>
       </w:pPr>
       <w:r>
         <w:rPr>
@@ -4079,6 +4311,8 @@
           <w:ilvl w:val="0"/>
           <w:numId w:val="1004"/>
         </w:numPr>
+        <w:spacing w:lineRule="auto" w:line="480"/>
+        <w:jc w:val="both"/>
       </w:pPr>
       <w:r>
         <w:rPr>
@@ -4104,6 +4338,8 @@
     <w:p>
       <w:pPr>
         <w:pStyle w:val="FirstParagraph"/>
+        <w:spacing w:lineRule="auto" w:line="480"/>
+        <w:jc w:val="both"/>
       </w:pPr>
       <w:r>
         <w:rPr>
@@ -4115,6 +4351,8 @@
     <w:p>
       <w:pPr>
         <w:pStyle w:val="BodyText"/>
+        <w:spacing w:lineRule="auto" w:line="480"/>
+        <w:jc w:val="both"/>
       </w:pPr>
       <w:r>
         <w:rPr>
@@ -4142,6 +4380,7 @@
     <w:p>
       <w:pPr>
         <w:pStyle w:val="Heading3"/>
+        <w:spacing w:lineRule="auto" w:line="360"/>
       </w:pPr>
       <w:r>
         <w:rPr>
@@ -4153,6 +4392,8 @@
     <w:p>
       <w:pPr>
         <w:pStyle w:val="FirstParagraph"/>
+        <w:spacing w:lineRule="auto" w:line="480"/>
+        <w:jc w:val="left"/>
       </w:pPr>
       <w:r>
         <w:rPr>
@@ -4164,6 +4405,8 @@
     <w:p>
       <w:pPr>
         <w:pStyle w:val="BodyText"/>
+        <w:spacing w:lineRule="auto" w:line="480"/>
+        <w:jc w:val="both"/>
       </w:pPr>
       <w:r>
         <w:rPr>
@@ -4189,6 +4432,8 @@
     <w:p>
       <w:pPr>
         <w:pStyle w:val="BodyText"/>
+        <w:spacing w:lineRule="auto" w:line="480"/>
+        <w:jc w:val="both"/>
       </w:pPr>
       <w:r>
         <w:rPr>
@@ -4214,6 +4459,8 @@
     <w:p>
       <w:pPr>
         <w:pStyle w:val="BodyText"/>
+        <w:spacing w:lineRule="auto" w:line="480"/>
+        <w:jc w:val="both"/>
       </w:pPr>
       <w:r>
         <w:rPr>
@@ -4464,6 +4711,8 @@
     <w:p>
       <w:pPr>
         <w:pStyle w:val="BodyText"/>
+        <w:spacing w:lineRule="auto" w:line="480"/>
+        <w:jc w:val="left"/>
       </w:pPr>
       <m:oMathPara>
         <m:oMathParaPr>
@@ -4629,6 +4878,8 @@
     <w:p>
       <w:pPr>
         <w:pStyle w:val="FirstParagraph"/>
+        <w:spacing w:lineRule="auto" w:line="480"/>
+        <w:jc w:val="both"/>
       </w:pPr>
       <w:r>
         <w:rPr>
@@ -4694,6 +4945,7 @@
     <w:p>
       <w:pPr>
         <w:pStyle w:val="Heading3"/>
+        <w:spacing w:lineRule="auto" w:line="360"/>
       </w:pPr>
       <w:r>
         <w:rPr>
@@ -4705,6 +4957,8 @@
     <w:p>
       <w:pPr>
         <w:pStyle w:val="FirstParagraph"/>
+        <w:spacing w:lineRule="auto" w:line="480"/>
+        <w:jc w:val="both"/>
       </w:pPr>
       <w:r>
         <w:rPr>
@@ -4730,6 +4984,8 @@
     <w:p>
       <w:pPr>
         <w:pStyle w:val="BodyText"/>
+        <w:spacing w:lineRule="auto" w:line="480"/>
+        <w:jc w:val="left"/>
       </w:pPr>
       <m:oMathPara>
         <m:oMathParaPr>
@@ -4893,6 +5149,8 @@
     <w:p>
       <w:pPr>
         <w:pStyle w:val="FirstParagraph"/>
+        <w:spacing w:lineRule="auto" w:line="480"/>
+        <w:jc w:val="both"/>
       </w:pPr>
       <w:r>
         <w:rPr>
@@ -5215,6 +5473,8 @@
     <w:p>
       <w:pPr>
         <w:pStyle w:val="BodyText"/>
+        <w:spacing w:lineRule="auto" w:line="480"/>
+        <w:jc w:val="both"/>
       </w:pPr>
       <w:r>
         <w:rPr>
@@ -5280,6 +5540,8 @@
     <w:p>
       <w:pPr>
         <w:pStyle w:val="BodyText"/>
+        <w:spacing w:lineRule="auto" w:line="480"/>
+        <w:jc w:val="both"/>
       </w:pPr>
       <w:r>
         <w:rPr>
@@ -5683,6 +5945,8 @@
     <w:p>
       <w:pPr>
         <w:pStyle w:val="BodyText"/>
+        <w:spacing w:lineRule="auto" w:line="480"/>
+        <w:jc w:val="left"/>
       </w:pPr>
       <w:r>
         <w:rPr>
@@ -5708,6 +5972,8 @@
     <w:p>
       <w:pPr>
         <w:pStyle w:val="BodyText"/>
+        <w:spacing w:lineRule="auto" w:line="480"/>
+        <w:jc w:val="left"/>
       </w:pPr>
       <m:oMathPara>
         <m:oMathParaPr>
@@ -5923,6 +6189,8 @@
     <w:p>
       <w:pPr>
         <w:pStyle w:val="FirstParagraph"/>
+        <w:spacing w:lineRule="auto" w:line="480"/>
+        <w:jc w:val="both"/>
       </w:pPr>
       <w:r>
         <w:rPr>
@@ -6068,6 +6336,8 @@
     <w:p>
       <w:pPr>
         <w:pStyle w:val="BodyText"/>
+        <w:spacing w:lineRule="auto" w:line="480"/>
+        <w:jc w:val="both"/>
       </w:pPr>
       <w:r>
         <w:rPr>
@@ -6329,6 +6599,8 @@
     <w:p>
       <w:pPr>
         <w:pStyle w:val="BodyText"/>
+        <w:spacing w:lineRule="auto" w:line="480"/>
+        <w:jc w:val="both"/>
       </w:pPr>
       <w:r>
         <w:rPr>
@@ -6392,6 +6664,7 @@
     <w:p>
       <w:pPr>
         <w:pStyle w:val="Heading3"/>
+        <w:spacing w:lineRule="auto" w:line="360"/>
       </w:pPr>
       <w:r>
         <w:rPr>
@@ -6403,6 +6676,8 @@
     <w:p>
       <w:pPr>
         <w:pStyle w:val="FirstParagraph"/>
+        <w:spacing w:lineRule="auto" w:line="480"/>
+        <w:jc w:val="both"/>
       </w:pPr>
       <w:r>
         <w:rPr>
@@ -6470,6 +6745,7 @@
     <w:p>
       <w:pPr>
         <w:pStyle w:val="Heading4"/>
+        <w:spacing w:lineRule="auto" w:line="360"/>
       </w:pPr>
       <w:r>
         <w:rPr>
@@ -6481,6 +6757,8 @@
     <w:p>
       <w:pPr>
         <w:pStyle w:val="FirstParagraph"/>
+        <w:spacing w:lineRule="auto" w:line="480"/>
+        <w:jc w:val="both"/>
       </w:pPr>
       <w:r>
         <w:rPr>
@@ -6663,6 +6941,7 @@
     <w:p>
       <w:pPr>
         <w:pStyle w:val="Heading4"/>
+        <w:spacing w:lineRule="auto" w:line="360"/>
       </w:pPr>
       <w:r>
         <w:rPr>
@@ -6674,6 +6953,8 @@
     <w:p>
       <w:pPr>
         <w:pStyle w:val="FirstParagraph"/>
+        <w:spacing w:lineRule="auto" w:line="480"/>
+        <w:jc w:val="both"/>
       </w:pPr>
       <w:r>
         <w:rPr>
@@ -6818,6 +7099,7 @@
     <w:p>
       <w:pPr>
         <w:pStyle w:val="Heading4"/>
+        <w:spacing w:lineRule="auto" w:line="360"/>
       </w:pPr>
       <w:r>
         <w:rPr>
@@ -6829,6 +7111,8 @@
     <w:p>
       <w:pPr>
         <w:pStyle w:val="FirstParagraph"/>
+        <w:spacing w:lineRule="auto" w:line="480"/>
+        <w:jc w:val="both"/>
       </w:pPr>
       <w:r>
         <w:rPr>
@@ -7328,6 +7612,7 @@
     <w:p>
       <w:pPr>
         <w:pStyle w:val="Heading4"/>
+        <w:spacing w:lineRule="auto" w:line="360"/>
       </w:pPr>
       <w:r>
         <w:rPr>
@@ -7339,6 +7624,8 @@
     <w:p>
       <w:pPr>
         <w:pStyle w:val="FirstParagraph"/>
+        <w:spacing w:lineRule="auto" w:line="480"/>
+        <w:jc w:val="both"/>
       </w:pPr>
       <w:r>
         <w:rPr>
@@ -7350,6 +7637,8 @@
     <w:p>
       <w:pPr>
         <w:pStyle w:val="BodyText"/>
+        <w:spacing w:lineRule="auto" w:line="480"/>
+        <w:jc w:val="both"/>
       </w:pPr>
       <w:r>
         <w:rPr>
@@ -7444,6 +7733,8 @@
     <w:p>
       <w:pPr>
         <w:pStyle w:val="BodyText"/>
+        <w:spacing w:lineRule="auto" w:line="480"/>
+        <w:jc w:val="left"/>
       </w:pPr>
       <m:oMathPara>
         <m:oMathParaPr>
@@ -7674,6 +7965,8 @@
     <w:p>
       <w:pPr>
         <w:pStyle w:val="FirstParagraph"/>
+        <w:spacing w:lineRule="auto" w:line="480"/>
+        <w:jc w:val="both"/>
       </w:pPr>
       <w:r>
         <w:rPr>
@@ -7923,6 +8216,8 @@
     <w:p>
       <w:pPr>
         <w:pStyle w:val="BodyText"/>
+        <w:spacing w:lineRule="auto" w:line="480"/>
+        <w:jc w:val="both"/>
       </w:pPr>
       <w:r>
         <w:rPr>
@@ -8034,6 +8329,7 @@
     <w:p>
       <w:pPr>
         <w:pStyle w:val="Heading4"/>
+        <w:spacing w:lineRule="auto" w:line="360"/>
       </w:pPr>
       <w:r>
         <w:rPr>
@@ -8045,6 +8341,8 @@
     <w:p>
       <w:pPr>
         <w:pStyle w:val="FirstParagraph"/>
+        <w:spacing w:lineRule="auto" w:line="480"/>
+        <w:jc w:val="both"/>
       </w:pPr>
       <w:r>
         <w:rPr>
@@ -8108,6 +8406,8 @@
     <w:p>
       <w:pPr>
         <w:pStyle w:val="BodyText"/>
+        <w:spacing w:lineRule="auto" w:line="480"/>
+        <w:jc w:val="both"/>
       </w:pPr>
       <w:r>
         <w:rPr>
@@ -8151,6 +8451,8 @@
     <w:p>
       <w:pPr>
         <w:pStyle w:val="BodyText"/>
+        <w:spacing w:lineRule="auto" w:line="480"/>
+        <w:jc w:val="left"/>
       </w:pPr>
       <m:oMathPara>
         <m:oMathParaPr>
@@ -8342,6 +8644,8 @@
     <w:p>
       <w:pPr>
         <w:pStyle w:val="FirstParagraph"/>
+        <w:spacing w:lineRule="auto" w:line="480"/>
+        <w:jc w:val="both"/>
       </w:pPr>
       <w:r>
         <w:rPr>
@@ -8779,7 +9083,7 @@
     </w:p>
     <w:p>
       <w:pPr>
-        <w:spacing w:before="160" w:after="40"/>
+        <w:spacing w:before="160" w:after="40" w:line="240" w:lineRule="auto"/>
         <w:jc w:val="center"/>
       </w:pPr>
       <w:r>
@@ -8819,7 +9123,8 @@
     </w:p>
     <w:p>
       <w:pPr>
-        <w:spacing w:before="40" w:after="160"/>
+        <w:spacing w:before="40" w:after="160" w:line="276" w:lineRule="auto"/>
+        <w:jc w:val="both"/>
       </w:pPr>
       <w:r>
         <w:rPr>
@@ -8841,6 +9146,7 @@
     <w:p>
       <w:pPr>
         <w:pStyle w:val="Heading3"/>
+        <w:spacing w:lineRule="auto" w:line="360"/>
       </w:pPr>
       <w:r>
         <w:rPr>
@@ -8852,6 +9158,8 @@
     <w:p>
       <w:pPr>
         <w:pStyle w:val="FirstParagraph"/>
+        <w:spacing w:lineRule="auto" w:line="480"/>
+        <w:jc w:val="both"/>
       </w:pPr>
       <w:r>
         <w:rPr>
@@ -8877,6 +9185,8 @@
     <w:p>
       <w:pPr>
         <w:pStyle w:val="BodyText"/>
+        <w:spacing w:lineRule="auto" w:line="480"/>
+        <w:jc w:val="both"/>
       </w:pPr>
       <w:r>
         <w:rPr>
@@ -8902,6 +9212,8 @@
     <w:p>
       <w:pPr>
         <w:pStyle w:val="BodyText"/>
+        <w:spacing w:lineRule="auto" w:line="480"/>
+        <w:jc w:val="both"/>
       </w:pPr>
       <w:r>
         <w:rPr>
@@ -8927,6 +9239,8 @@
     <w:p>
       <w:pPr>
         <w:pStyle w:val="BodyText"/>
+        <w:spacing w:lineRule="auto" w:line="480"/>
+        <w:jc w:val="both"/>
       </w:pPr>
       <w:r>
         <w:rPr>
@@ -8952,6 +9266,8 @@
     <w:p>
       <w:pPr>
         <w:pStyle w:val="BodyText"/>
+        <w:spacing w:lineRule="auto" w:line="480"/>
+        <w:jc w:val="both"/>
       </w:pPr>
       <w:r>
         <w:rPr>
@@ -8977,6 +9293,8 @@
     <w:p>
       <w:pPr>
         <w:pStyle w:val="BodyText"/>
+        <w:spacing w:lineRule="auto" w:line="480"/>
+        <w:jc w:val="both"/>
       </w:pPr>
       <w:r>
         <w:rPr>
@@ -9004,6 +9322,7 @@
     <w:p>
       <w:pPr>
         <w:pStyle w:val="Heading3"/>
+        <w:spacing w:lineRule="auto" w:line="360"/>
       </w:pPr>
       <w:r>
         <w:rPr>
@@ -9015,6 +9334,8 @@
     <w:p>
       <w:pPr>
         <w:pStyle w:val="FirstParagraph"/>
+        <w:spacing w:lineRule="auto" w:line="480"/>
+        <w:jc w:val="both"/>
       </w:pPr>
       <w:r>
         <w:rPr>
@@ -9220,6 +9541,9 @@
       </w:r>
     </w:p>
     <w:p>
+      <w:pPr>
+        <w:spacing w:line="240" w:lineRule="auto"/>
+      </w:pPr>
       <w:r>
         <w:rPr>
           <w:rFonts w:ascii="Arial" w:hAnsi="Arial"/>
@@ -9235,6 +9559,7 @@
     <w:p>
       <w:pPr>
         <w:pStyle w:val="Heading2"/>
+        <w:spacing w:lineRule="auto" w:line="360"/>
       </w:pPr>
       <w:r>
         <w:rPr>
@@ -9247,6 +9572,7 @@
     <w:p>
       <w:pPr>
         <w:pStyle w:val="Heading3"/>
+        <w:spacing w:lineRule="auto" w:line="360"/>
       </w:pPr>
       <w:r>
         <w:rPr>
@@ -9258,6 +9584,8 @@
     <w:p>
       <w:pPr>
         <w:pStyle w:val="FirstParagraph"/>
+        <w:spacing w:lineRule="auto" w:line="480"/>
+        <w:jc w:val="both"/>
       </w:pPr>
       <w:r>
         <w:rPr>
@@ -9269,6 +9597,8 @@
     <w:p>
       <w:pPr>
         <w:pStyle w:val="BodyText"/>
+        <w:spacing w:lineRule="auto" w:line="480"/>
+        <w:jc w:val="both"/>
       </w:pPr>
       <w:r>
         <w:rPr>
@@ -9334,6 +9664,7 @@
     <w:p>
       <w:pPr>
         <w:pStyle w:val="Heading3"/>
+        <w:spacing w:lineRule="auto" w:line="360"/>
       </w:pPr>
       <w:r>
         <w:rPr>
@@ -9345,6 +9676,8 @@
     <w:p>
       <w:pPr>
         <w:pStyle w:val="FirstParagraph"/>
+        <w:spacing w:lineRule="auto" w:line="480"/>
+        <w:jc w:val="both"/>
       </w:pPr>
       <w:r>
         <w:rPr>
@@ -9356,6 +9689,8 @@
     <w:p>
       <w:pPr>
         <w:pStyle w:val="BodyText"/>
+        <w:spacing w:lineRule="auto" w:line="480"/>
+        <w:jc w:val="both"/>
       </w:pPr>
       <w:r>
         <w:rPr>
@@ -9369,6 +9704,7 @@
     <w:p>
       <w:pPr>
         <w:pStyle w:val="Heading3"/>
+        <w:spacing w:lineRule="auto" w:line="360"/>
       </w:pPr>
       <w:r>
         <w:rPr>
@@ -9380,6 +9716,8 @@
     <w:p>
       <w:pPr>
         <w:pStyle w:val="FirstParagraph"/>
+        <w:spacing w:lineRule="auto" w:line="480"/>
+        <w:jc w:val="both"/>
       </w:pPr>
       <w:r>
         <w:rPr>
@@ -9410,7 +9748,7 @@
     </w:p>
     <w:p>
       <w:pPr>
-        <w:spacing w:before="160" w:after="40"/>
+        <w:spacing w:before="160" w:after="40" w:line="240" w:lineRule="auto"/>
         <w:jc w:val="center"/>
       </w:pPr>
       <w:r>
@@ -9450,7 +9788,8 @@
     </w:p>
     <w:p>
       <w:pPr>
-        <w:spacing w:before="40" w:after="160"/>
+        <w:spacing w:before="40" w:after="160" w:line="276" w:lineRule="auto"/>
+        <w:jc w:val="both"/>
       </w:pPr>
       <w:r>
         <w:rPr>
@@ -9469,6 +9808,8 @@
     <w:p>
       <w:pPr>
         <w:pStyle w:val="BodyText"/>
+        <w:spacing w:lineRule="auto" w:line="480"/>
+        <w:jc w:val="both"/>
       </w:pPr>
       <w:r>
         <w:rPr>
@@ -9480,6 +9821,8 @@
     <w:p>
       <w:pPr>
         <w:pStyle w:val="BodyText"/>
+        <w:spacing w:lineRule="auto" w:line="480"/>
+        <w:jc w:val="both"/>
       </w:pPr>
       <w:r>
         <w:rPr>
@@ -9491,6 +9834,8 @@
     <w:p>
       <w:pPr>
         <w:pStyle w:val="BodyText"/>
+        <w:spacing w:lineRule="auto" w:line="480"/>
+        <w:jc w:val="both"/>
       </w:pPr>
       <w:r>
         <w:rPr>
@@ -9504,6 +9849,7 @@
     <w:p>
       <w:pPr>
         <w:pStyle w:val="Heading3"/>
+        <w:spacing w:lineRule="auto" w:line="360"/>
       </w:pPr>
       <w:r>
         <w:rPr>
@@ -9515,6 +9861,8 @@
     <w:p>
       <w:pPr>
         <w:pStyle w:val="FirstParagraph"/>
+        <w:spacing w:lineRule="auto" w:line="480"/>
+        <w:jc w:val="both"/>
       </w:pPr>
       <w:r>
         <w:rPr>
@@ -9978,7 +10326,7 @@
     </w:p>
     <w:p>
       <w:pPr>
-        <w:spacing w:before="160" w:after="40"/>
+        <w:spacing w:before="160" w:after="40" w:line="240" w:lineRule="auto"/>
         <w:jc w:val="center"/>
       </w:pPr>
       <w:r>
@@ -10018,7 +10366,8 @@
     </w:p>
     <w:p>
       <w:pPr>
-        <w:spacing w:before="40" w:after="160"/>
+        <w:spacing w:before="40" w:after="160" w:line="276" w:lineRule="auto"/>
+        <w:jc w:val="both"/>
       </w:pPr>
       <w:r>
         <w:rPr>
@@ -10037,6 +10386,8 @@
     <w:p>
       <w:pPr>
         <w:pStyle w:val="BodyText"/>
+        <w:spacing w:lineRule="auto" w:line="480"/>
+        <w:jc w:val="both"/>
       </w:pPr>
       <w:r>
         <w:rPr>
@@ -10325,7 +10676,7 @@
     </w:p>
     <w:p>
       <w:pPr>
-        <w:spacing w:before="160" w:after="40"/>
+        <w:spacing w:before="160" w:after="40" w:line="240" w:lineRule="auto"/>
         <w:jc w:val="center"/>
       </w:pPr>
       <w:r>
@@ -10365,7 +10716,8 @@
     </w:p>
     <w:p>
       <w:pPr>
-        <w:spacing w:before="40" w:after="160"/>
+        <w:spacing w:before="40" w:after="160" w:line="276" w:lineRule="auto"/>
+        <w:jc w:val="both"/>
       </w:pPr>
       <w:r>
         <w:rPr>
@@ -10384,6 +10736,8 @@
     <w:p>
       <w:pPr>
         <w:pStyle w:val="BodyText"/>
+        <w:spacing w:lineRule="auto" w:line="480"/>
+        <w:jc w:val="both"/>
       </w:pPr>
       <w:r>
         <w:rPr>
@@ -10862,7 +11216,7 @@
     </w:p>
     <w:p>
       <w:pPr>
-        <w:spacing w:before="160" w:after="40"/>
+        <w:spacing w:before="160" w:after="40" w:line="240" w:lineRule="auto"/>
         <w:jc w:val="center"/>
       </w:pPr>
       <w:r>
@@ -10902,7 +11256,8 @@
     </w:p>
     <w:p>
       <w:pPr>
-        <w:spacing w:before="40" w:after="160"/>
+        <w:spacing w:before="40" w:after="160" w:line="276" w:lineRule="auto"/>
+        <w:jc w:val="both"/>
       </w:pPr>
       <w:r>
         <w:rPr>
@@ -10921,6 +11276,8 @@
     <w:p>
       <w:pPr>
         <w:pStyle w:val="BodyText"/>
+        <w:spacing w:lineRule="auto" w:line="480"/>
+        <w:jc w:val="both"/>
       </w:pPr>
       <w:r>
         <w:rPr>
@@ -10972,6 +11329,7 @@
     <w:p>
       <w:pPr>
         <w:pStyle w:val="Heading3"/>
+        <w:spacing w:lineRule="auto" w:line="360"/>
       </w:pPr>
       <w:r>
         <w:rPr>
@@ -10983,6 +11341,8 @@
     <w:p>
       <w:pPr>
         <w:pStyle w:val="FirstParagraph"/>
+        <w:spacing w:lineRule="auto" w:line="480"/>
+        <w:jc w:val="both"/>
       </w:pPr>
       <w:r>
         <w:rPr>
@@ -11008,6 +11368,8 @@
     <w:p>
       <w:pPr>
         <w:pStyle w:val="BodyText"/>
+        <w:spacing w:lineRule="auto" w:line="480"/>
+        <w:jc w:val="both"/>
       </w:pPr>
       <w:r>
         <w:rPr>
@@ -11033,6 +11395,8 @@
     <w:p>
       <w:pPr>
         <w:pStyle w:val="BodyText"/>
+        <w:spacing w:lineRule="auto" w:line="480"/>
+        <w:jc w:val="both"/>
       </w:pPr>
       <w:r>
         <w:rPr>
@@ -11112,6 +11476,7 @@
     <w:p>
       <w:pPr>
         <w:pStyle w:val="Heading3"/>
+        <w:spacing w:lineRule="auto" w:line="360"/>
       </w:pPr>
       <w:r>
         <w:rPr>
@@ -11123,6 +11488,8 @@
     <w:p>
       <w:pPr>
         <w:pStyle w:val="FirstParagraph"/>
+        <w:spacing w:lineRule="auto" w:line="480"/>
+        <w:jc w:val="both"/>
       </w:pPr>
       <w:r>
         <w:rPr>
@@ -11136,6 +11503,7 @@
     <w:p>
       <w:pPr>
         <w:pStyle w:val="Heading3"/>
+        <w:spacing w:lineRule="auto" w:line="360"/>
       </w:pPr>
       <w:r>
         <w:rPr>
@@ -11147,6 +11515,8 @@
     <w:p>
       <w:pPr>
         <w:pStyle w:val="FirstParagraph"/>
+        <w:spacing w:lineRule="auto" w:line="480"/>
+        <w:jc w:val="both"/>
       </w:pPr>
       <w:r>
         <w:rPr>
@@ -11156,6 +11526,9 @@
       </w:r>
     </w:p>
     <w:p>
+      <w:pPr>
+        <w:spacing w:line="240" w:lineRule="auto"/>
+      </w:pPr>
       <w:r>
         <w:rPr>
           <w:rFonts w:ascii="Arial" w:hAnsi="Arial"/>
@@ -11171,6 +11544,7 @@
     <w:p>
       <w:pPr>
         <w:pStyle w:val="Heading2"/>
+        <w:spacing w:lineRule="auto" w:line="360"/>
       </w:pPr>
       <w:r>
         <w:rPr>
@@ -11183,6 +11557,7 @@
     <w:p>
       <w:pPr>
         <w:pStyle w:val="Heading3"/>
+        <w:spacing w:lineRule="auto" w:line="360"/>
       </w:pPr>
       <w:r>
         <w:rPr>
@@ -11194,6 +11569,8 @@
     <w:p>
       <w:pPr>
         <w:pStyle w:val="FirstParagraph"/>
+        <w:spacing w:lineRule="auto" w:line="480"/>
+        <w:jc w:val="both"/>
       </w:pPr>
       <w:r>
         <w:rPr>
@@ -11205,6 +11582,8 @@
     <w:p>
       <w:pPr>
         <w:pStyle w:val="BodyText"/>
+        <w:spacing w:lineRule="auto" w:line="480"/>
+        <w:jc w:val="both"/>
       </w:pPr>
       <w:r>
         <w:rPr>
@@ -11285,6 +11664,7 @@
     <w:p>
       <w:pPr>
         <w:pStyle w:val="Heading3"/>
+        <w:spacing w:lineRule="auto" w:line="360"/>
       </w:pPr>
       <w:r>
         <w:rPr>
@@ -11296,6 +11676,8 @@
     <w:p>
       <w:pPr>
         <w:pStyle w:val="FirstParagraph"/>
+        <w:spacing w:lineRule="auto" w:line="480"/>
+        <w:jc w:val="both"/>
       </w:pPr>
       <w:r>
         <w:rPr>
@@ -11307,6 +11689,8 @@
     <w:p>
       <w:pPr>
         <w:pStyle w:val="BodyText"/>
+        <w:spacing w:lineRule="auto" w:line="480"/>
+        <w:jc w:val="both"/>
       </w:pPr>
       <w:r>
         <w:rPr>
@@ -11320,6 +11704,7 @@
     <w:p>
       <w:pPr>
         <w:pStyle w:val="Heading3"/>
+        <w:spacing w:lineRule="auto" w:line="360"/>
       </w:pPr>
       <w:r>
         <w:rPr>
@@ -11331,6 +11716,8 @@
     <w:p>
       <w:pPr>
         <w:pStyle w:val="FirstParagraph"/>
+        <w:spacing w:lineRule="auto" w:line="480"/>
+        <w:jc w:val="both"/>
       </w:pPr>
       <w:r>
         <w:rPr>
@@ -11342,6 +11729,8 @@
     <w:p>
       <w:pPr>
         <w:pStyle w:val="BodyText"/>
+        <w:spacing w:lineRule="auto" w:line="480"/>
+        <w:jc w:val="both"/>
       </w:pPr>
       <w:r>
         <w:rPr>
@@ -11367,6 +11756,8 @@
     <w:p>
       <w:pPr>
         <w:pStyle w:val="BodyText"/>
+        <w:spacing w:lineRule="auto" w:line="480"/>
+        <w:jc w:val="both"/>
       </w:pPr>
       <w:r>
         <w:rPr>
@@ -11394,6 +11785,7 @@
     <w:p>
       <w:pPr>
         <w:pStyle w:val="Heading3"/>
+        <w:spacing w:lineRule="auto" w:line="360"/>
       </w:pPr>
       <w:r>
         <w:rPr>
@@ -11405,6 +11797,8 @@
     <w:p>
       <w:pPr>
         <w:pStyle w:val="FirstParagraph"/>
+        <w:spacing w:lineRule="auto" w:line="480"/>
+        <w:jc w:val="both"/>
       </w:pPr>
       <w:r>
         <w:rPr>
@@ -11418,6 +11812,7 @@
     <w:p>
       <w:pPr>
         <w:pStyle w:val="Heading3"/>
+        <w:spacing w:lineRule="auto" w:line="360"/>
       </w:pPr>
       <w:r>
         <w:rPr>
@@ -11429,6 +11824,8 @@
     <w:p>
       <w:pPr>
         <w:pStyle w:val="FirstParagraph"/>
+        <w:spacing w:lineRule="auto" w:line="480"/>
+        <w:jc w:val="both"/>
       </w:pPr>
       <w:r>
         <w:rPr>
@@ -11438,6 +11835,9 @@
       </w:r>
     </w:p>
     <w:p>
+      <w:pPr>
+        <w:spacing w:line="240" w:lineRule="auto"/>
+      </w:pPr>
       <w:r>
         <w:rPr>
           <w:rFonts w:ascii="Arial" w:hAnsi="Arial"/>
@@ -11453,6 +11853,7 @@
     <w:p>
       <w:pPr>
         <w:pStyle w:val="Heading2"/>
+        <w:spacing w:lineRule="auto" w:line="360"/>
       </w:pPr>
       <w:r>
         <w:rPr>
@@ -11464,6 +11865,8 @@
     <w:p>
       <w:pPr>
         <w:pStyle w:val="FirstParagraph"/>
+        <w:spacing w:lineRule="auto" w:line="480"/>
+        <w:jc w:val="both"/>
       </w:pPr>
       <w:r>
         <w:rPr>
@@ -11475,6 +11878,8 @@
     <w:p>
       <w:pPr>
         <w:pStyle w:val="BodyText"/>
+        <w:spacing w:lineRule="auto" w:line="480"/>
+        <w:jc w:val="both"/>
       </w:pPr>
       <w:r>
         <w:rPr>
@@ -11486,6 +11891,8 @@
     <w:p>
       <w:pPr>
         <w:pStyle w:val="BodyText"/>
+        <w:spacing w:lineRule="auto" w:line="480"/>
+        <w:jc w:val="left"/>
       </w:pPr>
       <w:r>
         <w:rPr>
@@ -11497,6 +11904,9 @@
       </w:r>
     </w:p>
     <w:p>
+      <w:pPr>
+        <w:spacing w:line="240" w:lineRule="auto"/>
+      </w:pPr>
       <w:r>
         <w:rPr>
           <w:rFonts w:ascii="Arial" w:hAnsi="Arial"/>
@@ -11511,6 +11921,7 @@
     <w:p>
       <w:pPr>
         <w:pStyle w:val="Heading2"/>
+        <w:spacing w:lineRule="auto" w:line="360"/>
       </w:pPr>
       <w:r>
         <w:rPr>
@@ -11542,6 +11953,7 @@
           <w:p>
             <w:pPr>
               <w:pStyle w:val="Compact"/>
+              <w:spacing w:lineRule="auto" w:line="360"/>
               <w:jc w:val="left"/>
             </w:pPr>
             <w:r>
@@ -11558,6 +11970,7 @@
           <w:p>
             <w:pPr>
               <w:pStyle w:val="Compact"/>
+              <w:spacing w:lineRule="auto" w:line="360"/>
               <w:jc w:val="left"/>
             </w:pPr>
             <w:r>
@@ -11574,6 +11987,7 @@
           <w:p>
             <w:pPr>
               <w:pStyle w:val="Compact"/>
+              <w:spacing w:lineRule="auto" w:line="360"/>
               <w:jc w:val="left"/>
             </w:pPr>
             <w:r>
@@ -11590,6 +12004,7 @@
           <w:p>
             <w:pPr>
               <w:pStyle w:val="Compact"/>
+              <w:spacing w:lineRule="auto" w:line="360"/>
               <w:jc w:val="left"/>
             </w:pPr>
             <w:r>
@@ -11608,6 +12023,7 @@
           <w:p>
             <w:pPr>
               <w:pStyle w:val="Compact"/>
+              <w:spacing w:lineRule="auto" w:line="360"/>
               <w:jc w:val="left"/>
             </w:pPr>
             <w:r>
@@ -11624,6 +12040,7 @@
           <w:p>
             <w:pPr>
               <w:pStyle w:val="Compact"/>
+              <w:spacing w:lineRule="auto" w:line="360"/>
               <w:jc w:val="left"/>
             </w:pPr>
             <w:r>
@@ -11640,6 +12057,7 @@
           <w:p>
             <w:pPr>
               <w:pStyle w:val="Compact"/>
+              <w:spacing w:lineRule="auto" w:line="360"/>
               <w:jc w:val="left"/>
             </w:pPr>
             <w:r>
@@ -11656,6 +12074,7 @@
           <w:p>
             <w:pPr>
               <w:pStyle w:val="Compact"/>
+              <w:spacing w:lineRule="auto" w:line="360"/>
               <w:jc w:val="left"/>
             </w:pPr>
             <w:r>
@@ -11674,6 +12093,7 @@
           <w:p>
             <w:pPr>
               <w:pStyle w:val="Compact"/>
+              <w:spacing w:lineRule="auto" w:line="360"/>
               <w:jc w:val="left"/>
             </w:pPr>
             <w:r>
@@ -11690,6 +12110,7 @@
           <w:p>
             <w:pPr>
               <w:pStyle w:val="Compact"/>
+              <w:spacing w:lineRule="auto" w:line="360"/>
               <w:jc w:val="left"/>
             </w:pPr>
             <w:r>
@@ -11706,6 +12127,7 @@
           <w:p>
             <w:pPr>
               <w:pStyle w:val="Compact"/>
+              <w:spacing w:lineRule="auto" w:line="360"/>
               <w:jc w:val="left"/>
             </w:pPr>
             <w:r>
@@ -11722,6 +12144,7 @@
           <w:p>
             <w:pPr>
               <w:pStyle w:val="Compact"/>
+              <w:spacing w:lineRule="auto" w:line="360"/>
               <w:jc w:val="left"/>
             </w:pPr>
             <w:r>
@@ -11740,6 +12163,7 @@
           <w:p>
             <w:pPr>
               <w:pStyle w:val="Compact"/>
+              <w:spacing w:lineRule="auto" w:line="360"/>
               <w:jc w:val="left"/>
             </w:pPr>
             <w:r>
@@ -11756,6 +12180,7 @@
           <w:p>
             <w:pPr>
               <w:pStyle w:val="Compact"/>
+              <w:spacing w:lineRule="auto" w:line="360"/>
               <w:jc w:val="left"/>
             </w:pPr>
             <w:r>
@@ -11772,6 +12197,7 @@
           <w:p>
             <w:pPr>
               <w:pStyle w:val="Compact"/>
+              <w:spacing w:lineRule="auto" w:line="360"/>
               <w:jc w:val="left"/>
             </w:pPr>
             <w:r>
@@ -11788,6 +12214,7 @@
           <w:p>
             <w:pPr>
               <w:pStyle w:val="Compact"/>
+              <w:spacing w:lineRule="auto" w:line="360"/>
               <w:jc w:val="left"/>
             </w:pPr>
             <w:r>
@@ -11806,6 +12233,7 @@
           <w:p>
             <w:pPr>
               <w:pStyle w:val="Compact"/>
+              <w:spacing w:lineRule="auto" w:line="360"/>
               <w:jc w:val="left"/>
             </w:pPr>
             <w:r>
@@ -11822,6 +12250,7 @@
           <w:p>
             <w:pPr>
               <w:pStyle w:val="Compact"/>
+              <w:spacing w:lineRule="auto" w:line="360"/>
               <w:jc w:val="left"/>
             </w:pPr>
             <w:r>
@@ -11838,6 +12267,7 @@
           <w:p>
             <w:pPr>
               <w:pStyle w:val="Compact"/>
+              <w:spacing w:lineRule="auto" w:line="360"/>
               <w:jc w:val="left"/>
             </w:pPr>
             <w:r>
@@ -11854,6 +12284,7 @@
           <w:p>
             <w:pPr>
               <w:pStyle w:val="Compact"/>
+              <w:spacing w:lineRule="auto" w:line="360"/>
               <w:jc w:val="left"/>
             </w:pPr>
             <w:r>
@@ -11872,6 +12303,7 @@
           <w:p>
             <w:pPr>
               <w:pStyle w:val="Compact"/>
+              <w:spacing w:lineRule="auto" w:line="360"/>
               <w:jc w:val="left"/>
             </w:pPr>
             <w:r>
@@ -11888,6 +12320,7 @@
           <w:p>
             <w:pPr>
               <w:pStyle w:val="Compact"/>
+              <w:spacing w:lineRule="auto" w:line="360"/>
               <w:jc w:val="left"/>
             </w:pPr>
             <w:r>
@@ -11904,6 +12337,7 @@
           <w:p>
             <w:pPr>
               <w:pStyle w:val="Compact"/>
+              <w:spacing w:lineRule="auto" w:line="360"/>
               <w:jc w:val="left"/>
             </w:pPr>
             <w:r>
@@ -11920,6 +12354,7 @@
           <w:p>
             <w:pPr>
               <w:pStyle w:val="Compact"/>
+              <w:spacing w:lineRule="auto" w:line="360"/>
               <w:jc w:val="left"/>
             </w:pPr>
             <w:r>
@@ -11938,6 +12373,7 @@
           <w:p>
             <w:pPr>
               <w:pStyle w:val="Compact"/>
+              <w:spacing w:lineRule="auto" w:line="360"/>
               <w:jc w:val="left"/>
             </w:pPr>
             <w:r>
@@ -11954,6 +12390,7 @@
           <w:p>
             <w:pPr>
               <w:pStyle w:val="Compact"/>
+              <w:spacing w:lineRule="auto" w:line="360"/>
               <w:jc w:val="left"/>
             </w:pPr>
             <w:r>
@@ -11970,6 +12407,7 @@
           <w:p>
             <w:pPr>
               <w:pStyle w:val="Compact"/>
+              <w:spacing w:lineRule="auto" w:line="360"/>
               <w:jc w:val="left"/>
             </w:pPr>
             <w:r>
@@ -11986,6 +12424,7 @@
           <w:p>
             <w:pPr>
               <w:pStyle w:val="Compact"/>
+              <w:spacing w:lineRule="auto" w:line="360"/>
               <w:jc w:val="left"/>
             </w:pPr>
             <w:r>
@@ -12004,6 +12443,7 @@
           <w:p>
             <w:pPr>
               <w:pStyle w:val="Compact"/>
+              <w:spacing w:lineRule="auto" w:line="360"/>
               <w:jc w:val="left"/>
             </w:pPr>
             <w:r>
@@ -12020,6 +12460,7 @@
           <w:p>
             <w:pPr>
               <w:pStyle w:val="Compact"/>
+              <w:spacing w:lineRule="auto" w:line="360"/>
               <w:jc w:val="left"/>
             </w:pPr>
             <w:r>
@@ -12036,6 +12477,7 @@
           <w:p>
             <w:pPr>
               <w:pStyle w:val="Compact"/>
+              <w:spacing w:lineRule="auto" w:line="360"/>
               <w:jc w:val="left"/>
             </w:pPr>
             <w:r>
@@ -12052,6 +12494,7 @@
           <w:p>
             <w:pPr>
               <w:pStyle w:val="Compact"/>
+              <w:spacing w:lineRule="auto" w:line="360"/>
               <w:jc w:val="left"/>
             </w:pPr>
             <w:r>
@@ -12070,6 +12513,7 @@
           <w:p>
             <w:pPr>
               <w:pStyle w:val="Compact"/>
+              <w:spacing w:lineRule="auto" w:line="360"/>
               <w:jc w:val="left"/>
             </w:pPr>
             <w:r>
@@ -12086,6 +12530,7 @@
           <w:p>
             <w:pPr>
               <w:pStyle w:val="Compact"/>
+              <w:spacing w:lineRule="auto" w:line="360"/>
               <w:jc w:val="left"/>
             </w:pPr>
             <w:r>
@@ -12102,6 +12547,7 @@
           <w:p>
             <w:pPr>
               <w:pStyle w:val="Compact"/>
+              <w:spacing w:lineRule="auto" w:line="360"/>
               <w:jc w:val="left"/>
             </w:pPr>
             <w:r>
@@ -12118,6 +12564,7 @@
           <w:p>
             <w:pPr>
               <w:pStyle w:val="Compact"/>
+              <w:spacing w:lineRule="auto" w:line="360"/>
               <w:jc w:val="left"/>
             </w:pPr>
             <w:r>
@@ -12136,6 +12583,7 @@
           <w:p>
             <w:pPr>
               <w:pStyle w:val="Compact"/>
+              <w:spacing w:lineRule="auto" w:line="360"/>
               <w:jc w:val="left"/>
             </w:pPr>
             <w:r>
@@ -12152,6 +12600,7 @@
           <w:p>
             <w:pPr>
               <w:pStyle w:val="Compact"/>
+              <w:spacing w:lineRule="auto" w:line="360"/>
               <w:jc w:val="left"/>
             </w:pPr>
             <w:r>
@@ -12168,6 +12617,7 @@
           <w:p>
             <w:pPr>
               <w:pStyle w:val="Compact"/>
+              <w:spacing w:lineRule="auto" w:line="360"/>
               <w:jc w:val="left"/>
             </w:pPr>
             <w:r>
@@ -12184,6 +12634,7 @@
           <w:p>
             <w:pPr>
               <w:pStyle w:val="Compact"/>
+              <w:spacing w:lineRule="auto" w:line="360"/>
               <w:jc w:val="left"/>
             </w:pPr>
             <w:r>
@@ -12202,6 +12653,7 @@
           <w:p>
             <w:pPr>
               <w:pStyle w:val="Compact"/>
+              <w:spacing w:lineRule="auto" w:line="360"/>
               <w:jc w:val="left"/>
             </w:pPr>
             <w:r>
@@ -12218,6 +12670,7 @@
           <w:p>
             <w:pPr>
               <w:pStyle w:val="Compact"/>
+              <w:spacing w:lineRule="auto" w:line="360"/>
               <w:jc w:val="left"/>
             </w:pPr>
             <w:r>
@@ -12234,6 +12687,7 @@
           <w:p>
             <w:pPr>
               <w:pStyle w:val="Compact"/>
+              <w:spacing w:lineRule="auto" w:line="360"/>
               <w:jc w:val="left"/>
             </w:pPr>
             <w:r>
@@ -12250,6 +12704,7 @@
           <w:p>
             <w:pPr>
               <w:pStyle w:val="Compact"/>
+              <w:spacing w:lineRule="auto" w:line="360"/>
               <w:jc w:val="left"/>
             </w:pPr>
             <w:r>
@@ -12268,6 +12723,7 @@
           <w:p>
             <w:pPr>
               <w:pStyle w:val="Compact"/>
+              <w:spacing w:lineRule="auto" w:line="360"/>
               <w:jc w:val="left"/>
             </w:pPr>
             <w:r>
@@ -12284,6 +12740,7 @@
           <w:p>
             <w:pPr>
               <w:pStyle w:val="Compact"/>
+              <w:spacing w:lineRule="auto" w:line="360"/>
               <w:jc w:val="left"/>
             </w:pPr>
             <w:r>
@@ -12300,6 +12757,7 @@
           <w:p>
             <w:pPr>
               <w:pStyle w:val="Compact"/>
+              <w:spacing w:lineRule="auto" w:line="360"/>
               <w:jc w:val="left"/>
             </w:pPr>
             <w:r>
@@ -12316,6 +12774,7 @@
           <w:p>
             <w:pPr>
               <w:pStyle w:val="Compact"/>
+              <w:spacing w:lineRule="auto" w:line="360"/>
               <w:jc w:val="left"/>
             </w:pPr>
             <w:r>
@@ -12334,6 +12793,7 @@
           <w:p>
             <w:pPr>
               <w:pStyle w:val="Compact"/>
+              <w:spacing w:lineRule="auto" w:line="360"/>
               <w:jc w:val="left"/>
             </w:pPr>
             <w:r>
@@ -12350,6 +12810,7 @@
           <w:p>
             <w:pPr>
               <w:pStyle w:val="Compact"/>
+              <w:spacing w:lineRule="auto" w:line="360"/>
               <w:jc w:val="left"/>
             </w:pPr>
             <w:r>
@@ -12366,6 +12827,7 @@
           <w:p>
             <w:pPr>
               <w:pStyle w:val="Compact"/>
+              <w:spacing w:lineRule="auto" w:line="360"/>
               <w:jc w:val="left"/>
             </w:pPr>
             <w:r>
@@ -12382,6 +12844,7 @@
           <w:p>
             <w:pPr>
               <w:pStyle w:val="Compact"/>
+              <w:spacing w:lineRule="auto" w:line="360"/>
               <w:jc w:val="left"/>
             </w:pPr>
             <w:r>
@@ -12400,6 +12863,7 @@
           <w:p>
             <w:pPr>
               <w:pStyle w:val="Compact"/>
+              <w:spacing w:lineRule="auto" w:line="360"/>
               <w:jc w:val="left"/>
             </w:pPr>
             <w:r>
@@ -12416,6 +12880,7 @@
           <w:p>
             <w:pPr>
               <w:pStyle w:val="Compact"/>
+              <w:spacing w:lineRule="auto" w:line="360"/>
               <w:jc w:val="left"/>
             </w:pPr>
             <w:r>
@@ -12432,6 +12897,7 @@
           <w:p>
             <w:pPr>
               <w:pStyle w:val="Compact"/>
+              <w:spacing w:lineRule="auto" w:line="360"/>
               <w:jc w:val="left"/>
             </w:pPr>
             <w:r>
@@ -12448,6 +12914,7 @@
           <w:p>
             <w:pPr>
               <w:pStyle w:val="Compact"/>
+              <w:spacing w:lineRule="auto" w:line="360"/>
               <w:jc w:val="left"/>
             </w:pPr>
             <w:r>
@@ -12462,6 +12929,9 @@
       </w:tr>
     </w:tbl>
     <w:p>
+      <w:pPr>
+        <w:spacing w:line="240" w:lineRule="auto"/>
+      </w:pPr>
       <w:r>
         <w:rPr>
           <w:rFonts w:ascii="Arial" w:hAnsi="Arial"/>
@@ -12476,6 +12946,7 @@
     <w:p>
       <w:pPr>
         <w:pStyle w:val="Heading2"/>
+        <w:spacing w:lineRule="auto" w:line="360"/>
       </w:pPr>
       <w:r>
         <w:rPr>
@@ -12487,6 +12958,8 @@
     <w:p>
       <w:pPr>
         <w:pStyle w:val="FirstParagraph"/>
+        <w:spacing w:lineRule="auto" w:line="480"/>
+        <w:jc w:val="both"/>
       </w:pPr>
       <w:r>
         <w:rPr>
@@ -12496,6 +12969,9 @@
       </w:r>
     </w:p>
     <w:p>
+      <w:pPr>
+        <w:spacing w:line="240" w:lineRule="auto"/>
+      </w:pPr>
       <w:r>
         <w:rPr>
           <w:rFonts w:ascii="Arial" w:hAnsi="Arial"/>
@@ -12510,6 +12986,7 @@
     <w:p>
       <w:pPr>
         <w:pStyle w:val="Heading2"/>
+        <w:spacing w:lineRule="auto" w:line="360"/>
       </w:pPr>
       <w:r>
         <w:rPr>
@@ -12521,6 +12998,8 @@
     <w:p>
       <w:pPr>
         <w:pStyle w:val="FirstParagraph"/>
+        <w:spacing w:lineRule="auto" w:line="480"/>
+        <w:jc w:val="both"/>
       </w:pPr>
       <w:r>
         <w:rPr>
@@ -12530,6 +13009,9 @@
       </w:r>
     </w:p>
     <w:p>
+      <w:pPr>
+        <w:spacing w:line="240" w:lineRule="auto"/>
+      </w:pPr>
       <w:r>
         <w:rPr>
           <w:rFonts w:ascii="Arial" w:hAnsi="Arial"/>
@@ -12544,6 +13026,7 @@
     <w:p>
       <w:pPr>
         <w:pStyle w:val="Heading2"/>
+        <w:spacing w:lineRule="auto" w:line="360"/>
       </w:pPr>
       <w:r>
         <w:rPr>
@@ -12555,6 +13038,8 @@
     <w:p>
       <w:pPr>
         <w:pStyle w:val="FirstParagraph"/>
+        <w:spacing w:lineRule="auto" w:line="480"/>
+        <w:jc w:val="both"/>
       </w:pPr>
       <w:r>
         <w:rPr>
@@ -12566,6 +13051,8 @@
     <w:p>
       <w:pPr>
         <w:pStyle w:val="BodyText"/>
+        <w:spacing w:lineRule="auto" w:line="480"/>
+        <w:jc w:val="both"/>
       </w:pPr>
       <w:r>
         <w:rPr>
@@ -12577,6 +13064,9 @@
       </w:r>
     </w:p>
     <w:p>
+      <w:pPr>
+        <w:spacing w:line="240" w:lineRule="auto"/>
+      </w:pPr>
       <w:r>
         <w:rPr>
           <w:rFonts w:ascii="Arial" w:hAnsi="Arial"/>
@@ -12591,6 +13081,7 @@
     <w:p>
       <w:pPr>
         <w:pStyle w:val="Heading2"/>
+        <w:spacing w:lineRule="auto" w:line="360"/>
       </w:pPr>
       <w:r>
         <w:rPr>
@@ -12602,6 +13093,8 @@
     <w:p>
       <w:pPr>
         <w:pStyle w:val="FirstParagraph"/>
+        <w:spacing w:lineRule="auto" w:line="480"/>
+        <w:jc w:val="both"/>
       </w:pPr>
       <w:r>
         <w:rPr>
@@ -12685,6 +13178,9 @@
       </w:r>
     </w:p>
     <w:p>
+      <w:pPr>
+        <w:spacing w:line="240" w:lineRule="auto"/>
+      </w:pPr>
       <w:r>
         <w:rPr>
           <w:rFonts w:ascii="Arial" w:hAnsi="Arial"/>
@@ -12699,6 +13195,7 @@
     <w:p>
       <w:pPr>
         <w:pStyle w:val="Heading2"/>
+        <w:spacing w:lineRule="auto" w:line="360"/>
       </w:pPr>
       <w:r>
         <w:rPr>
@@ -12710,6 +13207,8 @@
     <w:p>
       <w:pPr>
         <w:pStyle w:val="FirstParagraph"/>
+        <w:spacing w:lineRule="auto" w:line="480"/>
+        <w:jc w:val="both"/>
       </w:pPr>
       <w:r>
         <w:rPr>
@@ -12761,6 +13260,8 @@
     <w:p>
       <w:pPr>
         <w:pStyle w:val="BodyText"/>
+        <w:spacing w:lineRule="auto" w:line="480"/>
+        <w:jc w:val="both"/>
       </w:pPr>
       <w:r>
         <w:rPr>
@@ -12772,6 +13273,9 @@
       </w:r>
     </w:p>
     <w:p>
+      <w:pPr>
+        <w:spacing w:line="240" w:lineRule="auto"/>
+      </w:pPr>
       <w:r>
         <w:rPr>
           <w:rFonts w:ascii="Arial" w:hAnsi="Arial"/>
@@ -12786,6 +13290,7 @@
     <w:p>
       <w:pPr>
         <w:pStyle w:val="Heading2"/>
+        <w:spacing w:lineRule="auto" w:line="360"/>
       </w:pPr>
       <w:r>
         <w:rPr>
@@ -12797,6 +13302,8 @@
     <w:p>
       <w:pPr>
         <w:pStyle w:val="FirstParagraph"/>
+        <w:spacing w:lineRule="auto" w:line="480"/>
+        <w:jc w:val="both"/>
       </w:pPr>
       <w:r>
         <w:rPr>
@@ -12834,6 +13341,8 @@
     <w:p>
       <w:pPr>
         <w:pStyle w:val="BodyText"/>
+        <w:spacing w:lineRule="auto" w:line="480"/>
+        <w:jc w:val="both"/>
       </w:pPr>
       <w:r>
         <w:rPr>
@@ -12865,6 +13374,8 @@
     <w:p>
       <w:pPr>
         <w:pStyle w:val="BodyText"/>
+        <w:spacing w:lineRule="auto" w:line="480"/>
+        <w:jc w:val="both"/>
       </w:pPr>
       <w:r>
         <w:rPr>
@@ -12902,6 +13413,8 @@
     <w:p>
       <w:pPr>
         <w:pStyle w:val="BodyText"/>
+        <w:spacing w:lineRule="auto" w:line="480"/>
+        <w:jc w:val="both"/>
       </w:pPr>
       <w:r>
         <w:rPr>
@@ -12939,6 +13452,8 @@
     <w:p>
       <w:pPr>
         <w:pStyle w:val="BodyText"/>
+        <w:spacing w:lineRule="auto" w:line="480"/>
+        <w:jc w:val="left"/>
       </w:pPr>
       <w:r>
         <w:rPr>
@@ -12976,6 +13491,8 @@
     <w:p>
       <w:pPr>
         <w:pStyle w:val="BodyText"/>
+        <w:spacing w:lineRule="auto" w:line="480"/>
+        <w:jc w:val="both"/>
       </w:pPr>
       <w:r>
         <w:rPr>
@@ -13013,6 +13530,8 @@
     <w:p>
       <w:pPr>
         <w:pStyle w:val="BodyText"/>
+        <w:spacing w:lineRule="auto" w:line="480"/>
+        <w:jc w:val="both"/>
       </w:pPr>
       <w:r>
         <w:rPr>
@@ -13050,6 +13569,8 @@
     <w:p>
       <w:pPr>
         <w:pStyle w:val="BodyText"/>
+        <w:spacing w:lineRule="auto" w:line="480"/>
+        <w:jc w:val="left"/>
       </w:pPr>
       <w:r>
         <w:rPr>
@@ -13087,6 +13608,8 @@
     <w:p>
       <w:pPr>
         <w:pStyle w:val="BodyText"/>
+        <w:spacing w:lineRule="auto" w:line="480"/>
+        <w:jc w:val="both"/>
       </w:pPr>
       <w:r>
         <w:rPr>
@@ -13098,6 +13621,8 @@
     <w:p>
       <w:pPr>
         <w:pStyle w:val="BodyText"/>
+        <w:spacing w:lineRule="auto" w:line="480"/>
+        <w:jc w:val="both"/>
       </w:pPr>
       <w:r>
         <w:rPr>
@@ -13135,6 +13660,8 @@
     <w:p>
       <w:pPr>
         <w:pStyle w:val="BodyText"/>
+        <w:spacing w:lineRule="auto" w:line="480"/>
+        <w:jc w:val="both"/>
       </w:pPr>
       <w:r>
         <w:rPr>
@@ -13172,6 +13699,8 @@
     <w:p>
       <w:pPr>
         <w:pStyle w:val="BodyText"/>
+        <w:spacing w:lineRule="auto" w:line="480"/>
+        <w:jc w:val="both"/>
       </w:pPr>
       <w:r>
         <w:rPr>
@@ -13209,6 +13738,8 @@
     <w:p>
       <w:pPr>
         <w:pStyle w:val="BodyText"/>
+        <w:spacing w:lineRule="auto" w:line="480"/>
+        <w:jc w:val="both"/>
       </w:pPr>
       <w:r>
         <w:rPr>
@@ -13246,6 +13777,8 @@
     <w:p>
       <w:pPr>
         <w:pStyle w:val="BodyText"/>
+        <w:spacing w:lineRule="auto" w:line="480"/>
+        <w:jc w:val="both"/>
       </w:pPr>
       <w:r>
         <w:rPr>
@@ -13283,6 +13816,8 @@
     <w:p>
       <w:pPr>
         <w:pStyle w:val="BodyText"/>
+        <w:spacing w:lineRule="auto" w:line="480"/>
+        <w:jc w:val="both"/>
       </w:pPr>
       <w:r>
         <w:rPr>
@@ -13320,6 +13855,8 @@
     <w:p>
       <w:pPr>
         <w:pStyle w:val="BodyText"/>
+        <w:spacing w:lineRule="auto" w:line="480"/>
+        <w:jc w:val="both"/>
       </w:pPr>
       <w:r>
         <w:rPr>
@@ -13357,6 +13894,8 @@
     <w:p>
       <w:pPr>
         <w:pStyle w:val="BodyText"/>
+        <w:spacing w:lineRule="auto" w:line="480"/>
+        <w:jc w:val="both"/>
       </w:pPr>
       <w:r>
         <w:rPr>
@@ -13388,6 +13927,8 @@
     <w:p>
       <w:pPr>
         <w:pStyle w:val="BodyText"/>
+        <w:spacing w:lineRule="auto" w:line="480"/>
+        <w:jc w:val="both"/>
       </w:pPr>
       <w:r>
         <w:rPr>
@@ -13425,6 +13966,8 @@
     <w:p>
       <w:pPr>
         <w:pStyle w:val="BodyText"/>
+        <w:spacing w:lineRule="auto" w:line="480"/>
+        <w:jc w:val="both"/>
       </w:pPr>
       <w:r>
         <w:rPr>
@@ -13462,6 +14005,8 @@
     <w:p>
       <w:pPr>
         <w:pStyle w:val="BodyText"/>
+        <w:spacing w:lineRule="auto" w:line="480"/>
+        <w:jc w:val="both"/>
       </w:pPr>
       <w:r>
         <w:rPr>
@@ -13499,6 +14044,8 @@
     <w:p>
       <w:pPr>
         <w:pStyle w:val="BodyText"/>
+        <w:spacing w:lineRule="auto" w:line="480"/>
+        <w:jc w:val="both"/>
       </w:pPr>
       <w:r>
         <w:rPr>
@@ -13536,6 +14083,8 @@
     <w:p>
       <w:pPr>
         <w:pStyle w:val="BodyText"/>
+        <w:spacing w:lineRule="auto" w:line="480"/>
+        <w:jc w:val="both"/>
       </w:pPr>
       <w:r>
         <w:rPr>
@@ -13567,6 +14116,8 @@
     <w:p>
       <w:pPr>
         <w:pStyle w:val="BodyText"/>
+        <w:spacing w:lineRule="auto" w:line="480"/>
+        <w:jc w:val="left"/>
       </w:pPr>
       <w:r>
         <w:rPr>
@@ -13598,6 +14149,8 @@
     <w:p>
       <w:pPr>
         <w:pStyle w:val="BodyText"/>
+        <w:spacing w:lineRule="auto" w:line="480"/>
+        <w:jc w:val="both"/>
       </w:pPr>
       <w:r>
         <w:rPr>
@@ -13629,6 +14182,8 @@
     <w:p>
       <w:pPr>
         <w:pStyle w:val="BodyText"/>
+        <w:spacing w:lineRule="auto" w:line="480"/>
+        <w:jc w:val="both"/>
       </w:pPr>
       <w:r>
         <w:rPr>
@@ -13666,6 +14221,8 @@
     <w:p>
       <w:pPr>
         <w:pStyle w:val="BodyText"/>
+        <w:spacing w:lineRule="auto" w:line="480"/>
+        <w:jc w:val="both"/>
       </w:pPr>
       <w:r>
         <w:rPr>
@@ -13703,6 +14260,8 @@
     <w:p>
       <w:pPr>
         <w:pStyle w:val="BodyText"/>
+        <w:spacing w:lineRule="auto" w:line="480"/>
+        <w:jc w:val="both"/>
       </w:pPr>
       <w:r>
         <w:rPr>
@@ -13740,6 +14299,8 @@
     <w:p>
       <w:pPr>
         <w:pStyle w:val="BodyText"/>
+        <w:spacing w:lineRule="auto" w:line="480"/>
+        <w:jc w:val="both"/>
       </w:pPr>
       <w:r>
         <w:rPr>
@@ -13777,6 +14338,8 @@
     <w:p>
       <w:pPr>
         <w:pStyle w:val="BodyText"/>
+        <w:spacing w:lineRule="auto" w:line="480"/>
+        <w:jc w:val="both"/>
       </w:pPr>
       <w:r>
         <w:rPr>
@@ -13814,6 +14377,8 @@
     <w:p>
       <w:pPr>
         <w:pStyle w:val="BodyText"/>
+        <w:spacing w:lineRule="auto" w:line="480"/>
+        <w:jc w:val="both"/>
       </w:pPr>
       <w:r>
         <w:rPr>
@@ -13845,6 +14410,8 @@
     <w:p>
       <w:pPr>
         <w:pStyle w:val="BodyText"/>
+        <w:spacing w:lineRule="auto" w:line="480"/>
+        <w:jc w:val="both"/>
       </w:pPr>
       <w:r>
         <w:rPr>
@@ -13876,6 +14443,8 @@
     <w:p>
       <w:pPr>
         <w:pStyle w:val="BodyText"/>
+        <w:spacing w:lineRule="auto" w:line="480"/>
+        <w:jc w:val="both"/>
       </w:pPr>
       <w:r>
         <w:rPr>
@@ -13913,6 +14482,8 @@
     <w:p>
       <w:pPr>
         <w:pStyle w:val="BodyText"/>
+        <w:spacing w:lineRule="auto" w:line="480"/>
+        <w:jc w:val="both"/>
       </w:pPr>
       <w:r>
         <w:rPr>
@@ -13950,6 +14521,8 @@
     <w:p>
       <w:pPr>
         <w:pStyle w:val="BodyText"/>
+        <w:spacing w:lineRule="auto" w:line="480"/>
+        <w:jc w:val="both"/>
       </w:pPr>
       <w:r>
         <w:rPr>
@@ -13987,6 +14560,8 @@
     <w:p>
       <w:pPr>
         <w:pStyle w:val="BodyText"/>
+        <w:spacing w:lineRule="auto" w:line="480"/>
+        <w:jc w:val="both"/>
       </w:pPr>
       <w:r>
         <w:rPr>
@@ -14018,6 +14593,8 @@
     <w:p>
       <w:pPr>
         <w:pStyle w:val="BodyText"/>
+        <w:spacing w:lineRule="auto" w:line="480"/>
+        <w:jc w:val="both"/>
       </w:pPr>
       <w:r>
         <w:rPr>
@@ -14055,6 +14632,8 @@
     <w:p>
       <w:pPr>
         <w:pStyle w:val="BodyText"/>
+        <w:spacing w:lineRule="auto" w:line="480"/>
+        <w:jc w:val="both"/>
       </w:pPr>
       <w:r>
         <w:rPr>
@@ -14092,6 +14671,8 @@
     <w:p>
       <w:pPr>
         <w:pStyle w:val="BodyText"/>
+        <w:spacing w:lineRule="auto" w:line="480"/>
+        <w:jc w:val="both"/>
       </w:pPr>
       <w:r>
         <w:rPr>
@@ -14129,6 +14710,8 @@
     <w:p>
       <w:pPr>
         <w:pStyle w:val="BodyText"/>
+        <w:spacing w:lineRule="auto" w:line="480"/>
+        <w:jc w:val="both"/>
       </w:pPr>
       <w:r>
         <w:rPr>
@@ -14166,6 +14749,8 @@
     <w:p>
       <w:pPr>
         <w:pStyle w:val="BodyText"/>
+        <w:spacing w:lineRule="auto" w:line="480"/>
+        <w:jc w:val="both"/>
       </w:pPr>
       <w:r>
         <w:rPr>
@@ -14203,6 +14788,8 @@
     <w:p>
       <w:pPr>
         <w:pStyle w:val="BodyText"/>
+        <w:spacing w:lineRule="auto" w:line="480"/>
+        <w:jc w:val="both"/>
       </w:pPr>
       <w:r>
         <w:rPr>
@@ -14234,6 +14821,8 @@
     <w:p>
       <w:pPr>
         <w:pStyle w:val="BodyText"/>
+        <w:spacing w:lineRule="auto" w:line="480"/>
+        <w:jc w:val="both"/>
       </w:pPr>
       <w:r>
         <w:rPr>
@@ -14271,6 +14860,8 @@
     <w:p>
       <w:pPr>
         <w:pStyle w:val="BodyText"/>
+        <w:spacing w:lineRule="auto" w:line="480"/>
+        <w:jc w:val="both"/>
       </w:pPr>
       <w:r>
         <w:rPr>
@@ -14308,6 +14899,8 @@
     <w:p>
       <w:pPr>
         <w:pStyle w:val="BodyText"/>
+        <w:spacing w:lineRule="auto" w:line="480"/>
+        <w:jc w:val="both"/>
       </w:pPr>
       <w:r>
         <w:rPr>
@@ -14345,6 +14938,8 @@
     <w:p>
       <w:pPr>
         <w:pStyle w:val="BodyText"/>
+        <w:spacing w:lineRule="auto" w:line="480"/>
+        <w:jc w:val="both"/>
       </w:pPr>
       <w:r>
         <w:rPr>
@@ -14376,6 +14971,8 @@
     <w:p>
       <w:pPr>
         <w:pStyle w:val="BodyText"/>
+        <w:spacing w:lineRule="auto" w:line="480"/>
+        <w:jc w:val="both"/>
       </w:pPr>
       <w:r>
         <w:rPr>
@@ -14413,6 +15010,8 @@
     <w:p>
       <w:pPr>
         <w:pStyle w:val="BodyText"/>
+        <w:spacing w:lineRule="auto" w:line="480"/>
+        <w:jc w:val="both"/>
       </w:pPr>
       <w:r>
         <w:rPr>
@@ -14450,6 +15049,8 @@
     <w:p>
       <w:pPr>
         <w:pStyle w:val="BodyText"/>
+        <w:spacing w:lineRule="auto" w:line="480"/>
+        <w:jc w:val="both"/>
       </w:pPr>
       <w:r>
         <w:rPr>
@@ -14487,6 +15088,8 @@
     <w:p>
       <w:pPr>
         <w:pStyle w:val="BodyText"/>
+        <w:spacing w:lineRule="auto" w:line="480"/>
+        <w:jc w:val="both"/>
       </w:pPr>
       <w:r>
         <w:rPr>
@@ -14524,6 +15127,8 @@
     <w:p>
       <w:pPr>
         <w:pStyle w:val="BodyText"/>
+        <w:spacing w:lineRule="auto" w:line="480"/>
+        <w:jc w:val="both"/>
       </w:pPr>
       <w:r>
         <w:rPr>
@@ -14561,6 +15166,8 @@
     <w:p>
       <w:pPr>
         <w:pStyle w:val="BodyText"/>
+        <w:spacing w:lineRule="auto" w:line="480"/>
+        <w:jc w:val="both"/>
       </w:pPr>
       <w:r>
         <w:rPr>
@@ -14592,6 +15199,8 @@
     <w:p>
       <w:pPr>
         <w:pStyle w:val="BodyText"/>
+        <w:spacing w:lineRule="auto" w:line="480"/>
+        <w:jc w:val="both"/>
       </w:pPr>
       <w:r>
         <w:rPr>
@@ -14629,6 +15238,8 @@
     <w:p>
       <w:pPr>
         <w:pStyle w:val="BodyText"/>
+        <w:spacing w:lineRule="auto" w:line="480"/>
+        <w:jc w:val="both"/>
       </w:pPr>
       <w:r>
         <w:rPr>
@@ -14664,6 +15275,9 @@
       </w:r>
     </w:p>
     <w:p>
+      <w:pPr>
+        <w:spacing w:line="240" w:lineRule="auto"/>
+      </w:pPr>
       <w:r>
         <w:rPr>
           <w:rFonts w:ascii="Arial" w:hAnsi="Arial"/>
@@ -14676,6 +15290,8 @@
     <w:p>
       <w:pPr>
         <w:pStyle w:val="FirstParagraph"/>
+        <w:spacing w:lineRule="auto" w:line="480"/>
+        <w:jc w:val="both"/>
       </w:pPr>
       <w:r>
         <w:rPr>
@@ -14689,6 +15305,10 @@
     <w:bookmarkEnd w:id="71"/>
     <w:bookmarkEnd w:id="72"/>
     <w:p>
+      <w:pPr>
+        <w:spacing w:lineRule="auto" w:line="480"/>
+        <w:jc w:val="left"/>
+      </w:pPr>
       <w:r>
         <w:br w:type="page"/>
       </w:r>

--- a/manuscript/Manuscript.docx
+++ b/manuscript/Manuscript.docx
@@ -369,18 +369,6 @@
         <w:spacing w:lineRule="auto" w:line="480"/>
         <w:jc w:val="both"/>
       </w:pPr>
-      <w:r>
-        <w:rPr>
-          <w:rFonts w:ascii="Arial" w:hAnsi="Arial"/>
-        </w:rPr>
-        <w:t xml:space="preserve">Tropical cyclones increasingly disrupt Kharif rice cultivation along the Bay of Bengal coast, yet no published study has characterised or corrected the bias that cyclone-induced saline storm-surge inundation introduces into Sentinel-1/2 rice phenology retrieval. The C-band SAR backscatter decrease during agronomic transplanting flooding — the primary phenological anchor of all published rice mapping algorithms — is near-indistinguishable from the signal produced by storm-surge inundation four to six weeks earlier, silently corrupting start-of-season (SOS), peak-of-season (POS), and end-of-season (EOS) dates. No prior study has quantified this confound for any Bay of Bengal coastal district, nor proposed a data-driven correction framework. We developed a multi-feature random-forest classifier fusing Sentinel-1 backscatter (VH, VV, cross-ratio), Sentinel-2 spectral indices (NDWI, LSWI), JRC Global Surface Water permanence, and ERA5 maximum wind speed to discriminate cyclone-induced from agronomic flooding at pixel level across five coastal Odisha districts for eight Kharif seasons (2017–2024). Corrected and uncorrected phenological time series were compared using a quasi-experimental Before-After-Control-Impact (BACI) framework operationalised as a two-way fixed-effects difference-in-differences (TWFE-DiD) model with district-clustered inference, cross-validated by a five-instrument robustness suite (wild-cluster restricted bootstrap, leave-one-out jackknife, in-space and in-time placebo tests, post-hoc minimum-detectable-effect analysis, and out-of-sample transferability to Cyclone Bulbul as a different cyclone class), and validated against the MODIS MCD12Q2 Land Surface Phenology product, ICRISAT Village Dynamics in South Asia (VDSA) microdata for the Bhadrak benchmark site, district-level rice yield records from data.gov.in, and Sentinel-2 high-resolution visual reference labels. The classifier achieved overall accuracy of 0.990 (F1 = 0.990; 5-fold CV OA = 0.996) on a stratified 80/20 held-out test set (n = 96); a SAR-only robustness variant with the cloud-affected Sentinel-2 features removed achieves OA = 0.844 (5-fold CV OA = 0.831), which we treat as the conservative reportable figure. Application of the v0.3.0 classifier as a district-aggregated cyclone-flood pixel-share mask to the BACI phenology panel produces a small but measurable attenuation of the DiD coefficient (τ_SOS: +15.289 → +15.108 d; τ_EOS: -0.000 → -0.239 d), with all 35 per-(district, year, metric) corrections smaller than 1 day in magnitude (mean |Δ|= 0.223 d, max |Δ|= 1.510 d). The small magnitude reflects the bounded cyclone-flood pixel share at the district scale (Fani 0.0–2.5%, Amphan 0.0–1.9%, Yaas 0.0–7.2% per district), demonstrating that the surge confound is real and detectable at the pixel scale (Module 02 classifier OA = 0.844 SAR-only) but partially diluted at the district-aggregation scale used for the BACI panel — confirming the pre-registered direction τ_raw &gt; τ_corrected &gt; 0 for SOS while leaving the WCR-restricted 95% CI inclusive of zero (a transparent null finding rather than over-claimed attenuation). The DiD coefficient</w:t>
-      </w:r>
-      <w:r>
-        <w:rPr>
-          <w:rFonts w:ascii="Arial" w:hAnsi="Arial"/>
-        </w:rPr>
-        <w:t xml:space="preserve"> </w:t>
-      </w:r>
       <m:oMath>
         <m:acc>
           <m:accPr>
@@ -393,102 +381,6 @@
           </m:e>
         </m:acc>
       </m:oMath>
-      <w:r>
-        <w:rPr>
-          <w:rFonts w:ascii="Arial" w:hAnsi="Arial"/>
-        </w:rPr>
-        <w:t xml:space="preserve"> </w:t>
-      </w:r>
-      <w:r>
-        <w:rPr>
-          <w:rFonts w:ascii="Arial" w:hAnsi="Arial"/>
-        </w:rPr>
-        <w:t xml:space="preserve">for the uncorrected SOS series was +15.29 days (cluster-robust SE 17.33, WCR-restricted</w:t>
-      </w:r>
-      <w:r>
-        <w:rPr>
-          <w:rFonts w:ascii="Arial" w:hAnsi="Arial"/>
-        </w:rPr>
-        <w:t xml:space="preserve"> </w:t>
-      </w:r>
-      <w:r>
-        <w:rPr>
-          <w:rFonts w:ascii="Arial" w:hAnsi="Arial"/>
-          <w:i/>
-          <w:iCs/>
-        </w:rPr>
-        <w:t xml:space="preserve">p</w:t>
-      </w:r>
-      <w:r>
-        <w:rPr>
-          <w:rFonts w:ascii="Arial" w:hAnsi="Arial"/>
-        </w:rPr>
-        <w:t xml:space="preserve"> </w:t>
-      </w:r>
-      <w:r>
-        <w:rPr>
-          <w:rFonts w:ascii="Arial" w:hAnsi="Arial"/>
-        </w:rPr>
-        <w:t xml:space="preserve">= 0.371, WCR 95% CI [−54.0, +84.6]), attenuating to +15.11 days (cluster-robust SE 17.31, WCR-restricted</w:t>
-      </w:r>
-      <w:r>
-        <w:rPr>
-          <w:rFonts w:ascii="Arial" w:hAnsi="Arial"/>
-        </w:rPr>
-        <w:t xml:space="preserve"> </w:t>
-      </w:r>
-      <w:r>
-        <w:rPr>
-          <w:rFonts w:ascii="Arial" w:hAnsi="Arial"/>
-          <w:i/>
-          <w:iCs/>
-        </w:rPr>
-        <w:t xml:space="preserve">p</w:t>
-      </w:r>
-      <w:r>
-        <w:rPr>
-          <w:rFonts w:ascii="Arial" w:hAnsi="Arial"/>
-        </w:rPr>
-        <w:t xml:space="preserve"> </w:t>
-      </w:r>
-      <w:r>
-        <w:rPr>
-          <w:rFonts w:ascii="Arial" w:hAnsi="Arial"/>
-        </w:rPr>
-        <w:t xml:space="preserve">= 0.406) in the v2.1 classifier-corrected series, with the EOS DiD coefficient moving from a degenerate -0.000 d in v1 to -0.239 d (SE 0.169, WCR</w:t>
-      </w:r>
-      <w:r>
-        <w:rPr>
-          <w:rFonts w:ascii="Arial" w:hAnsi="Arial"/>
-        </w:rPr>
-        <w:t xml:space="preserve"> </w:t>
-      </w:r>
-      <w:r>
-        <w:rPr>
-          <w:rFonts w:ascii="Arial" w:hAnsi="Arial"/>
-          <w:i/>
-          <w:iCs/>
-        </w:rPr>
-        <w:t xml:space="preserve">p</w:t>
-      </w:r>
-      <w:r>
-        <w:rPr>
-          <w:rFonts w:ascii="Arial" w:hAnsi="Arial"/>
-        </w:rPr>
-        <w:t xml:space="preserve"> </w:t>
-      </w:r>
-      <w:r>
-        <w:rPr>
-          <w:rFonts w:ascii="Arial" w:hAnsi="Arial"/>
-        </w:rPr>
-        <w:t xml:space="preserve">= 0.203) under the v0.3.0-masked correction — matching the pre-registered prediction</w:t>
-      </w:r>
-      <w:r>
-        <w:rPr>
-          <w:rFonts w:ascii="Arial" w:hAnsi="Arial"/>
-        </w:rPr>
-        <w:t xml:space="preserve"> </w:t>
-      </w:r>
       <m:oMath>
         <m:sSub>
           <m:e>
@@ -542,7 +434,7 @@
         <w:rPr>
           <w:rFonts w:ascii="Arial" w:hAnsi="Arial"/>
         </w:rPr>
-        <w:t xml:space="preserve">. All five robustness instruments converged on the same null verdict for the corrected/EOS cell, providing falsifiable evidence that the saline-surge correction is mechanism-specific to the early-season anchor. These results provide the first empirical characterisation of the cyclone-flood confound in SAR rice phenology and an open, GEE-deployable correction framework applicable to all cyclone-exposed Asian deltas.</w:t>
+        <w:t>Tropical cyclones increasingly disrupt Kharif rice cultivation along the Bay of Bengal coast, yet no published study has characterised or corrected the bias that cyclone-induced saline storm-surge inundation introduces into Sentinel-1/2 rice phenology retrieval. The C-band SAR backscatter decrease during agronomic transplanting flooding — the primary phenological anchor of all published rice mapping algorithms — is near-indistinguishable from the signal produced by storm-surge inundation four to six weeks earlier, silently corrupting start-of-season (SOS), peak-of-season (POS), and end-of-season (EOS) dates. No prior study has quantified this confound for any Bay of Bengal coastal district, nor proposed a data-driven correction framework. We developed a multi-feature random-forest classifier fusing Sentinel-1 backscatter (VH, VV, cross-ratio), Sentinel-2 spectral indices (NDWI, LSWI), JRC Global Surface Water permanence, and ERA5 maximum wind speed to discriminate cyclone-induced from agronomic flooding at pixel level across five coastal Odisha districts for eight Kharif seasons (2017–2024). Corrected and uncorrected phenological time series were compared using a quasi-experimental Before-After-Control-Impact (BACI) framework operationalised as a two-way fixed-effects difference-in-differences (TWFE-DiD) model with district-clustered inference, cross-validated by a five-instrument robustness suite (wild-cluster restricted bootstrap, leave-one-out jackknife, in-space and in-time placebo tests, post-hoc minimum-detectable-effect analysis, and out-of-sample transferability to Cyclone Bulbul as a different cyclone class), and validated against the MODIS MCD12Q2 Land Surface Phenology product, ICRISAT Village Dynamics in South Asia (VDSA) microdata for the Bhadrak benchmark site, district-level rice yield records from data.gov.in, and Sentinel-2 high-resolution visual reference labels. The classifier achieved overall accuracy of 0.990 (F1 = 0.990; 5-fold CV OA = 0.996) on a stratified 80/20 held-out test set (n = 96); a SAR-only robustness variant with the cloud-affected Sentinel-2 features removed achieves OA = 0.844 (5-fold CV OA = 0.831), which we treat as the conservative reportable figure. Application of the v0.3.0 classifier as a district-aggregated cyclone-flood pixel-share mask to the BACI phenology panel produces a small but measurable attenuation of the DiD coefficient (τ_SOS: +15.289 → +15.108 d; τ_EOS: -0.000 → -0.239 d), with all 35 per-(district, year, metric) corrections smaller than 1 day in magnitude (mean |Δ|= 0.223 d, max |Δ|= 1.510 d). The small magnitude reflects the bounded cyclone-flood pixel share at the district scale (Fani 0.0–2.5%, Amphan 0.0–1.9%, Yaas 0.0–7.2% per district), demonstrating that the surge confound is real and detectable at the pixel scale (Module 02 classifier OA = 0.844 SAR-only) but partially diluted at the district-aggregation scale used for the BACI panel — confirming the pre-registered direction τ_raw &gt; τ_corrected &gt; 0 for SOS while leaving the WCR-restricted 95% CI inclusive of zero (a transparent null finding rather than over-claimed attenuation). The DiD coefficient  for the uncorrected SOS series was +15.289 days (cluster-robust SE 17.33, WCR-restricted p = 0.371, WCR 95% CI [−54.0, +84.6]), attenuating to +15.108 days (cluster-robust SE 17.31, WCR-restricted p = 0.406) in the v2.1 classifier-corrected series, with the EOS DiD coefficient moving from a degenerate -0.000 d in v1 to -0.239 d (SE 0.169, WCR p = 0.203) under the v0.3.0-masked correction — matching the pre-registered prediction . All five robustness instruments converged on the same null verdict for the corrected/EOS cell, providing falsifiable evidence that the saline-surge correction is mechanism-specific to the early-season anchor. These results provide the first empirical characterisation of the cyclone-flood confound in SAR rice phenology and an open, GEE-deployable correction framework applicable to all cyclone-exposed Asian deltas.</w:t>
       </w:r>
     </w:p>
     <w:p>
@@ -570,119 +462,8 @@
         <w:rPr>
           <w:rFonts w:ascii="Arial" w:hAnsi="Arial"/>
           <w:b/>
-          <w:bCs/>
-        </w:rPr>
-        <w:t xml:space="preserve">v1 Provenance &amp; Scope (release v1.0.0-rc1-real-data, 2026-06-02).</w:t>
-      </w:r>
-      <w:r>
-        <w:rPr>
-          <w:rFonts w:ascii="Arial" w:hAnsi="Arial"/>
-        </w:rPr>
-        <w:t xml:space="preserve"> </w:t>
-      </w:r>
-      <w:r>
-        <w:rPr>
-          <w:rFonts w:ascii="Arial" w:hAnsi="Arial"/>
-        </w:rPr>
-        <w:t xml:space="preserve">All</w:t>
-      </w:r>
-      <w:r>
-        <w:rPr>
-          <w:rFonts w:ascii="Arial" w:hAnsi="Arial"/>
-        </w:rPr>
-        <w:t xml:space="preserve"> </w:t>
-      </w:r>
-      <w:r>
-        <w:rPr>
-          <w:rFonts w:ascii="Arial" w:hAnsi="Arial"/>
-        </w:rPr>
-        <w:t xml:space="preserve">empirical numbers reported in this manuscript are estimated from the real</w:t>
-      </w:r>
-      <w:r>
-        <w:rPr>
-          <w:rFonts w:ascii="Arial" w:hAnsi="Arial"/>
-        </w:rPr>
-        <w:t xml:space="preserve"> </w:t>
-      </w:r>
-      <w:r>
-        <w:rPr>
-          <w:rFonts w:ascii="Arial" w:hAnsi="Arial"/>
-        </w:rPr>
-        <w:t xml:space="preserve">Sentinel-2 NDVI phenology panel (n = 192 district-year-metric observations,</w:t>
-      </w:r>
-      <w:r>
-        <w:rPr>
-          <w:rFonts w:ascii="Arial" w:hAnsi="Arial"/>
-        </w:rPr>
-        <w:t xml:space="preserve"> </w:t>
-      </w:r>
-      <w:r>
-        <w:rPr>
-          <w:rFonts w:ascii="Arial" w:hAnsi="Arial"/>
-        </w:rPr>
-        <w:t xml:space="preserve">8 coastal/inland Odisha districts × 8 Kharif seasons 2017–2024 × 3 phenometrics</w:t>
-      </w:r>
-      <w:r>
-        <w:rPr>
-          <w:rFonts w:ascii="Arial" w:hAnsi="Arial"/>
-        </w:rPr>
-        <w:t xml:space="preserve"> </w:t>
-      </w:r>
-      <w:r>
-        <w:rPr>
-          <w:rFonts w:ascii="Arial" w:hAnsi="Arial"/>
-        </w:rPr>
-        <w:t xml:space="preserve">SOS/POS/EOS). Phenometric dates are extracted from monthly NDVI composites in</w:t>
-      </w:r>
-      <w:r>
-        <w:rPr>
-          <w:rFonts w:ascii="Arial" w:hAnsi="Arial"/>
-        </w:rPr>
-        <w:t xml:space="preserve"> </w:t>
-      </w:r>
-      <w:r>
-        <w:rPr>
-          <w:rFonts w:ascii="Arial" w:hAnsi="Arial"/>
-        </w:rPr>
-        <w:t xml:space="preserve">Google Earth Engine using the double-logistic + half-max method (Module 04).</w:t>
-      </w:r>
-      <w:r>
-        <w:rPr>
-          <w:rFonts w:ascii="Arial" w:hAnsi="Arial"/>
-        </w:rPr>
-        <w:t xml:space="preserve"> </w:t>
-      </w:r>
-      <w:r>
-        <w:rPr>
-          <w:rFonts w:ascii="Arial" w:hAnsi="Arial"/>
-        </w:rPr>
-        <w:t xml:space="preserve">Three honest v1 limitations are flagged here and recur as italicised</w:t>
-      </w:r>
-      <w:r>
-        <w:rPr>
-          <w:rFonts w:ascii="Arial" w:hAnsi="Arial"/>
-        </w:rPr>
-        <w:t xml:space="preserve"> </w:t>
-      </w:r>
-      <w:r>
-        <w:rPr>
-          <w:rFonts w:ascii="Arial" w:hAnsi="Arial"/>
-          <w:i/>
-          <w:iCs/>
-        </w:rPr>
-        <w:t xml:space="preserve">v1 limitation</w:t>
-      </w:r>
-      <w:r>
-        <w:rPr>
-          <w:rFonts w:ascii="Arial" w:hAnsi="Arial"/>
-        </w:rPr>
-        <w:t xml:space="preserve"> </w:t>
-      </w:r>
-      <w:r>
-        <w:rPr>
-          <w:rFonts w:ascii="Arial" w:hAnsi="Arial"/>
-        </w:rPr>
-        <w:t xml:space="preserve">notes in the relevant Results subsections:</w:t>
+        </w:rPr>
+        <w:t>v1 Provenance &amp; Scope (release v1.0.0-submission, 2026-06-02). All empirical numbers reported in this manuscript are estimated from the real Sentinel-2 NDVI phenology panel (n = 192 district-year-metric observations, 8 coastal/inland Odisha districts × 8 Kharif seasons 2017–2024 × 3 phenometrics SOS/POS/EOS). Phenometric dates are extracted from monthly NDVI composites in Google Earth Engine using the double-logistic + half-max method (Module 04). Three honest v1 limitations are flagged here and recur as italicised v1 limitation notes in the relevant Results subsections:</w:t>
       </w:r>
     </w:p>
     <w:p>
@@ -766,225 +547,8 @@
         <w:rPr>
           <w:rFonts w:ascii="Arial" w:hAnsi="Arial"/>
           <w:b/>
-          <w:bCs/>
-        </w:rPr>
-        <w:t xml:space="preserve">Classifier retrained on real public-data labels (v0.3.0).</w:t>
-      </w:r>
-      <w:r>
-        <w:rPr>
-          <w:rFonts w:ascii="Arial" w:hAnsi="Arial"/>
-        </w:rPr>
-        <w:t xml:space="preserve"> </w:t>
-      </w:r>
-      <w:r>
-        <w:rPr>
-          <w:rFonts w:ascii="Arial" w:hAnsi="Arial"/>
-        </w:rPr>
-        <w:t xml:space="preserve">The</w:t>
-      </w:r>
-      <w:r>
-        <w:rPr>
-          <w:rFonts w:ascii="Arial" w:hAnsi="Arial"/>
-        </w:rPr>
-        <w:t xml:space="preserve"> </w:t>
-      </w:r>
-      <w:r>
-        <w:rPr>
-          <w:rFonts w:ascii="Arial" w:hAnsi="Arial"/>
-        </w:rPr>
-        <w:t xml:space="preserve">Module 02 random-forest classifier has been retrained on n = 480 labels</w:t>
-      </w:r>
-      <w:r>
-        <w:rPr>
-          <w:rFonts w:ascii="Arial" w:hAnsi="Arial"/>
-        </w:rPr>
-        <w:t xml:space="preserve"> </w:t>
-      </w:r>
-      <w:r>
-        <w:rPr>
-          <w:rFonts w:ascii="Arial" w:hAnsi="Arial"/>
-        </w:rPr>
-        <w:t xml:space="preserve">sourced entirely from public products — 80 from the Copernicus EMS</w:t>
-      </w:r>
-      <w:r>
-        <w:rPr>
-          <w:rFonts w:ascii="Arial" w:hAnsi="Arial"/>
-        </w:rPr>
-        <w:t xml:space="preserve"> </w:t>
-      </w:r>
-      <w:r>
-        <w:rPr>
-          <w:rFonts w:ascii="Arial" w:hAnsi="Arial"/>
-        </w:rPr>
-        <w:t xml:space="preserve">EMSR357 master delineation of Cyclone Fani (2019), 80 each from</w:t>
-      </w:r>
-      <w:r>
-        <w:rPr>
-          <w:rFonts w:ascii="Arial" w:hAnsi="Arial"/>
-        </w:rPr>
-        <w:t xml:space="preserve"> </w:t>
-      </w:r>
-      <w:r>
-        <w:rPr>
-          <w:rFonts w:ascii="Arial" w:hAnsi="Arial"/>
-        </w:rPr>
-        <w:t xml:space="preserve">Sentinel-1 SAR pre/post change-detection on Cyclones Amphan (2020) and</w:t>
-      </w:r>
-      <w:r>
-        <w:rPr>
-          <w:rFonts w:ascii="Arial" w:hAnsi="Arial"/>
-        </w:rPr>
-        <w:t xml:space="preserve"> </w:t>
-      </w:r>
-      <w:r>
-        <w:rPr>
-          <w:rFonts w:ascii="Arial" w:hAnsi="Arial"/>
-        </w:rPr>
-        <w:t xml:space="preserve">Yaas (2021) following Voigt et al. (2007), Twele et al. (2016), and the</w:t>
-      </w:r>
-      <w:r>
-        <w:rPr>
-          <w:rFonts w:ascii="Arial" w:hAnsi="Arial"/>
-        </w:rPr>
-        <w:t xml:space="preserve"> </w:t>
-      </w:r>
-      <w:r>
-        <w:rPr>
-          <w:rFonts w:ascii="Arial" w:hAnsi="Arial"/>
-        </w:rPr>
-        <w:t xml:space="preserve">UN-SPIDER (2019) Recommended Practice, and 240 agronomic-flood labels</w:t>
-      </w:r>
-      <w:r>
-        <w:rPr>
-          <w:rFonts w:ascii="Arial" w:hAnsi="Arial"/>
-        </w:rPr>
-        <w:t xml:space="preserve"> </w:t>
-      </w:r>
-      <w:r>
-        <w:rPr>
-          <w:rFonts w:ascii="Arial" w:hAnsi="Arial"/>
-        </w:rPr>
-        <w:t xml:space="preserve">sampled from a Sentinel-1 VH ∩ ESA WorldCover cropland ∩ JRC seasonal-</w:t>
-      </w:r>
-      <w:r>
-        <w:rPr>
-          <w:rFonts w:ascii="Arial" w:hAnsi="Arial"/>
-        </w:rPr>
-        <w:t xml:space="preserve"> </w:t>
-      </w:r>
-      <w:r>
-        <w:rPr>
-          <w:rFonts w:ascii="Arial" w:hAnsi="Arial"/>
-        </w:rPr>
-        <w:t xml:space="preserve">water mask in non-cyclone windows. No manual labelling was performed.</w:t>
-      </w:r>
-      <w:r>
-        <w:rPr>
-          <w:rFonts w:ascii="Arial" w:hAnsi="Arial"/>
-        </w:rPr>
-        <w:t xml:space="preserve"> </w:t>
-      </w:r>
-      <w:r>
-        <w:rPr>
-          <w:rFonts w:ascii="Arial" w:hAnsi="Arial"/>
-        </w:rPr>
-        <w:t xml:space="preserve">The retrained classifier achieves OA = 0.990 / F1 = 0.990 on the</w:t>
-      </w:r>
-      <w:r>
-        <w:rPr>
-          <w:rFonts w:ascii="Arial" w:hAnsi="Arial"/>
-        </w:rPr>
-        <w:t xml:space="preserve"> </w:t>
-      </w:r>
-      <w:r>
-        <w:rPr>
-          <w:rFonts w:ascii="Arial" w:hAnsi="Arial"/>
-        </w:rPr>
-        <w:t xml:space="preserve">stratified 20% hold-out and OA = 0.996 / F1 = 0.996 under</w:t>
-      </w:r>
-      <w:r>
-        <w:rPr>
-          <w:rFonts w:ascii="Arial" w:hAnsi="Arial"/>
-        </w:rPr>
-        <w:t xml:space="preserve"> </w:t>
-      </w:r>
-      <w:r>
-        <w:rPr>
-          <w:rFonts w:ascii="Arial" w:hAnsi="Arial"/>
-        </w:rPr>
-        <w:t xml:space="preserve">5-fold cross-validation. A SAR-only variant with the Sentinel-2 features</w:t>
-      </w:r>
-      <w:r>
-        <w:rPr>
-          <w:rFonts w:ascii="Arial" w:hAnsi="Arial"/>
-        </w:rPr>
-        <w:t xml:space="preserve"> </w:t>
-      </w:r>
-      <w:r>
-        <w:rPr>
-          <w:rFonts w:ascii="Arial" w:hAnsi="Arial"/>
-        </w:rPr>
-        <w:t xml:space="preserve">removed (102 of 480 LSWI/NDWI values required median imputation from</w:t>
-      </w:r>
-      <w:r>
-        <w:rPr>
-          <w:rFonts w:ascii="Arial" w:hAnsi="Arial"/>
-        </w:rPr>
-        <w:t xml:space="preserve"> </w:t>
-      </w:r>
-      <w:r>
-        <w:rPr>
-          <w:rFonts w:ascii="Arial" w:hAnsi="Arial"/>
-        </w:rPr>
-        <w:t xml:space="preserve">monsoon cloud cover) achieves OA = 0.844 / F1 = 0.844</w:t>
-      </w:r>
-      <w:r>
-        <w:rPr>
-          <w:rFonts w:ascii="Arial" w:hAnsi="Arial"/>
-        </w:rPr>
-        <w:t xml:space="preserve"> </w:t>
-      </w:r>
-      <w:r>
-        <w:rPr>
-          <w:rFonts w:ascii="Arial" w:hAnsi="Arial"/>
-        </w:rPr>
-        <w:t xml:space="preserve">(5-fold CV OA = 0.831); we treat the SAR-only number as the</w:t>
-      </w:r>
-      <w:r>
-        <w:rPr>
-          <w:rFonts w:ascii="Arial" w:hAnsi="Arial"/>
-        </w:rPr>
-        <w:t xml:space="preserve"> </w:t>
-      </w:r>
-      <w:r>
-        <w:rPr>
-          <w:rFonts w:ascii="Arial" w:hAnsi="Arial"/>
-        </w:rPr>
-        <w:t xml:space="preserve">conservative reportable figure throughout the manuscript and the</w:t>
-      </w:r>
-      <w:r>
-        <w:rPr>
-          <w:rFonts w:ascii="Arial" w:hAnsi="Arial"/>
-        </w:rPr>
-        <w:t xml:space="preserve"> </w:t>
-      </w:r>
-      <w:r>
-        <w:rPr>
-          <w:rFonts w:ascii="Arial" w:hAnsi="Arial"/>
-        </w:rPr>
-        <w:t xml:space="preserve">full-feature number as an upper bound. All four OSF §S3.7 falsifiability</w:t>
-      </w:r>
-      <w:r>
-        <w:rPr>
-          <w:rFonts w:ascii="Arial" w:hAnsi="Arial"/>
-        </w:rPr>
-        <w:t xml:space="preserve"> </w:t>
-      </w:r>
-      <w:r>
-        <w:rPr>
-          <w:rFonts w:ascii="Arial" w:hAnsi="Arial"/>
-        </w:rPr>
-        <w:t xml:space="preserve">checks pass (Table S10).</w:t>
+        </w:rPr>
+        <w:t>Classifier retrained on real public-data labels (v0.3.0). The Module 02 random-forest classifier has been retrained on n = 480 labels sourced entirely from public products — 80 from the Copernicus EMS EMSR357 master delineation of Cyclone Fani (2019), 80 each from Sentinel-1 SAR pre/post change-detection on Cyclones Amphan (2020) and Yaas (2021) following Voigt et al. (2007), Twele et al. (2016), and the UN-SPIDER (2019) Recommended Practice, and 240 agronomic-flood labels sampled from a Sentinel-1 VH ∩ ESA WorldCover cropland ∩ JRC seasonal- water mask in non-cyclone windows. No manual labelling was performed. The retrained classifier achieves OA = 0.990 / F1 = 0.990 on the stratified 20% hold-out and OA = 0.996 / F1 = 0.996 under 5-fold cross-validation. A SAR-only variant with the Sentinel-2 features removed (102 of 480 LSWI/NDWI values required median imputation from monsoon cloud cover) achieves OA = 0.844 / F1 = 0.844 (5-fold CV OA = 0.831); we treat the SAR-only number as the conservative reportable figure throughout the manuscript and the full-feature number as an upper bound. All four OSF §S3.7 falsifiability checks pass (Table S5).</w:t>
       </w:r>
     </w:p>
     <w:p>
@@ -4358,21 +3922,8 @@
         <w:rPr>
           <w:rFonts w:ascii="Arial" w:hAnsi="Arial"/>
           <w:b/>
-          <w:bCs/>
-        </w:rPr>
-        <w:t xml:space="preserve">Pixel-level uncertainty quantification:</w:t>
-      </w:r>
-      <w:r>
-        <w:rPr>
-          <w:rFonts w:ascii="Arial" w:hAnsi="Arial"/>
-        </w:rPr>
-        <w:t xml:space="preserve"> </w:t>
-      </w:r>
-      <w:r>
-        <w:rPr>
-          <w:rFonts w:ascii="Arial" w:hAnsi="Arial"/>
-        </w:rPr>
-        <w:t xml:space="preserve">Phenological date uncertainty is estimated by non-parametric bootstrap resampling with 1,000 samples per pixel. In each bootstrap iteration, the monthly composite values within the Kharif window are resampled with replacement, the Whittaker smoother and double-logistic fit are reapplied, and the SOS, POS, and EOS dates are extracted. The resulting empirical distribution of 1,000 date estimates per pixel provides 95% confidence intervals for each phenological metric. These confidence intervals are reported as pixel-level uncertainty rasters (Figure 9) and inform the minimum detectable effect (§3.7.5).</w:t>
+        </w:rPr>
+        <w:t>Pixel-level uncertainty quantification: Phenological date uncertainty is estimated by non-parametric bootstrap resampling with 1,000 samples per pixel. In each bootstrap iteration, the monthly composite values within the Kharif window are resampled with replacement, the Whittaker smoother and double-logistic fit are reapplied, and the SOS, POS, and EOS dates are extracted. The resulting empirical distribution of 1,000 date estimates per pixel provides 95% confidence intervals for each phenological metric. These confidence intervals are reported as pixel-level uncertainty rasters (Figure 4) and inform the minimum detectable effect (§3.7.5).</w:t>
       </w:r>
     </w:p>
     <w:bookmarkEnd w:id="34"/>
@@ -9341,203 +8892,7 @@
         <w:rPr>
           <w:rFonts w:ascii="Arial" w:hAnsi="Arial"/>
         </w:rPr>
-        <w:t xml:space="preserve">All Earth Engine data processing is implemented in JavaScript within the GEE Code Editor. Statistical analysis (TWFE-DiD estimation, wild-cluster restricted bootstrap, jackknife, placebo permutation, post-hoc power, and figure generation) is performed in Python 3.12.8 using</w:t>
-      </w:r>
-      <w:r>
-        <w:rPr>
-          <w:rFonts w:ascii="Arial" w:hAnsi="Arial"/>
-        </w:rPr>
-        <w:t xml:space="preserve"> </w:t>
-      </w:r>
-      <w:r>
-        <w:rPr>
-          <w:rStyle w:val="VerbatimChar"/>
-          <w:rFonts w:ascii="Arial" w:hAnsi="Arial"/>
-        </w:rPr>
-        <w:t xml:space="preserve">numpy</w:t>
-      </w:r>
-      <w:r>
-        <w:rPr>
-          <w:rFonts w:ascii="Arial" w:hAnsi="Arial"/>
-        </w:rPr>
-        <w:t xml:space="preserve">,</w:t>
-      </w:r>
-      <w:r>
-        <w:rPr>
-          <w:rFonts w:ascii="Arial" w:hAnsi="Arial"/>
-        </w:rPr>
-        <w:t xml:space="preserve"> </w:t>
-      </w:r>
-      <w:r>
-        <w:rPr>
-          <w:rStyle w:val="VerbatimChar"/>
-          <w:rFonts w:ascii="Arial" w:hAnsi="Arial"/>
-        </w:rPr>
-        <w:t xml:space="preserve">pandas</w:t>
-      </w:r>
-      <w:r>
-        <w:rPr>
-          <w:rFonts w:ascii="Arial" w:hAnsi="Arial"/>
-        </w:rPr>
-        <w:t xml:space="preserve">,</w:t>
-      </w:r>
-      <w:r>
-        <w:rPr>
-          <w:rFonts w:ascii="Arial" w:hAnsi="Arial"/>
-        </w:rPr>
-        <w:t xml:space="preserve"> </w:t>
-      </w:r>
-      <w:r>
-        <w:rPr>
-          <w:rStyle w:val="VerbatimChar"/>
-          <w:rFonts w:ascii="Arial" w:hAnsi="Arial"/>
-        </w:rPr>
-        <w:t xml:space="preserve">scipy</w:t>
-      </w:r>
-      <w:r>
-        <w:rPr>
-          <w:rFonts w:ascii="Arial" w:hAnsi="Arial"/>
-        </w:rPr>
-        <w:t xml:space="preserve">,</w:t>
-      </w:r>
-      <w:r>
-        <w:rPr>
-          <w:rFonts w:ascii="Arial" w:hAnsi="Arial"/>
-        </w:rPr>
-        <w:t xml:space="preserve"> </w:t>
-      </w:r>
-      <w:r>
-        <w:rPr>
-          <w:rStyle w:val="VerbatimChar"/>
-          <w:rFonts w:ascii="Arial" w:hAnsi="Arial"/>
-        </w:rPr>
-        <w:t xml:space="preserve">statsmodels</w:t>
-      </w:r>
-      <w:r>
-        <w:rPr>
-          <w:rFonts w:ascii="Arial" w:hAnsi="Arial"/>
-        </w:rPr>
-        <w:t xml:space="preserve">,</w:t>
-      </w:r>
-      <w:r>
-        <w:rPr>
-          <w:rFonts w:ascii="Arial" w:hAnsi="Arial"/>
-        </w:rPr>
-        <w:t xml:space="preserve"> </w:t>
-      </w:r>
-      <w:r>
-        <w:rPr>
-          <w:rStyle w:val="VerbatimChar"/>
-          <w:rFonts w:ascii="Arial" w:hAnsi="Arial"/>
-        </w:rPr>
-        <w:t xml:space="preserve">matplotlib</w:t>
-      </w:r>
-      <w:r>
-        <w:rPr>
-          <w:rFonts w:ascii="Arial" w:hAnsi="Arial"/>
-        </w:rPr>
-        <w:t xml:space="preserve">, and</w:t>
-      </w:r>
-      <w:r>
-        <w:rPr>
-          <w:rFonts w:ascii="Arial" w:hAnsi="Arial"/>
-        </w:rPr>
-        <w:t xml:space="preserve"> </w:t>
-      </w:r>
-      <w:r>
-        <w:rPr>
-          <w:rStyle w:val="VerbatimChar"/>
-          <w:rFonts w:ascii="Arial" w:hAnsi="Arial"/>
-        </w:rPr>
-        <w:t xml:space="preserve">python-docx</w:t>
-      </w:r>
-      <w:r>
-        <w:rPr>
-          <w:rFonts w:ascii="Arial" w:hAnsi="Arial"/>
-        </w:rPr>
-        <w:t xml:space="preserve"> </w:t>
-      </w:r>
-      <w:r>
-        <w:rPr>
-          <w:rFonts w:ascii="Arial" w:hAnsi="Arial"/>
-        </w:rPr>
-        <w:t xml:space="preserve">(versions pinned in</w:t>
-      </w:r>
-      <w:r>
-        <w:rPr>
-          <w:rFonts w:ascii="Arial" w:hAnsi="Arial"/>
-        </w:rPr>
-        <w:t xml:space="preserve"> </w:t>
-      </w:r>
-      <w:r>
-        <w:rPr>
-          <w:rStyle w:val="VerbatimChar"/>
-          <w:rFonts w:ascii="Arial" w:hAnsi="Arial"/>
-        </w:rPr>
-        <w:t xml:space="preserve">requirements.txt</w:t>
-      </w:r>
-      <w:r>
-        <w:rPr>
-          <w:rFonts w:ascii="Arial" w:hAnsi="Arial"/>
-        </w:rPr>
-        <w:t xml:space="preserve">). The full analysis chain is orchestrated by a 10-stage shell harness (</w:t>
-      </w:r>
-      <w:r>
-        <w:rPr>
-          <w:rStyle w:val="VerbatimChar"/>
-          <w:rFonts w:ascii="Arial" w:hAnsi="Arial"/>
-        </w:rPr>
-        <w:t xml:space="preserve">run_all.sh</w:t>
-      </w:r>
-      <w:r>
-        <w:rPr>
-          <w:rFonts w:ascii="Arial" w:hAnsi="Arial"/>
-        </w:rPr>
-        <w:t xml:space="preserve">) that reproduces every reported figure (including Figure 1B, Figure 3, Figure 6, Figure S1) and supplementary table (S1–S7) from a single command (</w:t>
-      </w:r>
-      <w:r>
-        <w:rPr>
-          <w:rStyle w:val="VerbatimChar"/>
-          <w:rFonts w:ascii="Arial" w:hAnsi="Arial"/>
-        </w:rPr>
-        <w:t xml:space="preserve">bash run_all.sh --quick</w:t>
-      </w:r>
-      <w:r>
-        <w:rPr>
-          <w:rFonts w:ascii="Arial" w:hAnsi="Arial"/>
-        </w:rPr>
-        <w:t xml:space="preserve"> </w:t>
-      </w:r>
-      <w:r>
-        <w:rPr>
-          <w:rFonts w:ascii="Arial" w:hAnsi="Arial"/>
-        </w:rPr>
-        <w:t xml:space="preserve">for synthetic-panel verification in &lt;60 s;</w:t>
-      </w:r>
-      <w:r>
-        <w:rPr>
-          <w:rFonts w:ascii="Arial" w:hAnsi="Arial"/>
-        </w:rPr>
-        <w:t xml:space="preserve"> </w:t>
-      </w:r>
-      <w:r>
-        <w:rPr>
-          <w:rStyle w:val="VerbatimChar"/>
-          <w:rFonts w:ascii="Arial" w:hAnsi="Arial"/>
-        </w:rPr>
-        <w:t xml:space="preserve">bash run_all.sh</w:t>
-      </w:r>
-      <w:r>
-        <w:rPr>
-          <w:rFonts w:ascii="Arial" w:hAnsi="Arial"/>
-        </w:rPr>
-        <w:t xml:space="preserve"> </w:t>
-      </w:r>
-      <w:r>
-        <w:rPr>
-          <w:rFonts w:ascii="Arial" w:hAnsi="Arial"/>
-        </w:rPr>
-        <w:t xml:space="preserve">for the full GEE-export run). The complete analysis code, including all GEE JavaScript modules and Python analysis scripts, is version-controlled and publicly available at https://github.com/pandasupranab/RiceBaCI-GEE (MIT licence) with tagged release v1.0.0-submission archived on Zenodo (this-version DOI 10.5281/zenodo.20585636; concept DOI 10.5281/zenodo.20024578). The study is pre-registered at https://osf.io/c4mp8 (DOI 10.17605/OSF.IO/C4MP8); the single pre-registered scope amendment adding Cyclone Bulbul as an out-of-sample transferability probe is logged in the OSF wiki and dated 2026-04-29. Processed phenological rasters (SOS, POS, EOS, correction bias, uncertainty) for coastal Odisha will be deposited on Mendeley Data [DOI: pending] under Creative Commons Attribution 4.0 licence upon manuscript acceptance.</w:t>
+        <w:t>All Earth Engine data processing is implemented in JavaScript within the GEE Code Editor. Statistical analysis (TWFE-DiD estimation, wild-cluster restricted bootstrap, jackknife, placebo permutation, post-hoc power, and figure generation) is performed in Python 3.12.8 using numpy, pandas, scipy, statsmodels, matplotlib, and python-docx (versions pinned in requirements.txt). The full analysis chain is orchestrated by a 10-stage shell harness (run_all.sh) that reproduces every reported figure (including Figure 1B, Figure 3, Figure 6, Figure S1) and supplementary table (S1–S7) from a single command (bash run_all.sh --quick for synthetic-panel verification in &lt;60 s; bash run_all.sh for the full GEE-export run). The complete analysis code, including all GEE JavaScript modules and Python analysis scripts, is version-controlled and publicly available at https://github.com/pandasupranab/RiceBaCI-GEE (MIT licence) with tagged release v1.0.0-submission archived on Zenodo (this-version DOI 10.5281/zenodo.20585636; concept DOI 10.5281/zenodo.20024578). The study is pre-registered at https://osf.io/c4mp8 (DOI 10.17605/OSF.IO/C4MP8); the single pre-registered scope amendment adding Cyclone Bulbul as an out-of-sample transferability probe is logged in the OSF wiki and dated 2026-04-29. Processed phenological rasters (SOS, POS, EOS, correction bias, uncertainty) for coastal Odisha will be deposited under a combined Mendeley Data + Zenodo strategy: the processed phenology rasters and label CSV are released on Zenodo (concept DOI 10.5281/zenodo.20024578, v1.0.0-submission DOI 10.5281/zenodo.20585636) and mirrored on Mendeley Data (DOI assigned at acceptance) under Creative Commons Attribution 4.0 licence upon manuscript acceptance.</w:t>
       </w:r>
     </w:p>
     <w:p>
@@ -9591,7 +8946,7 @@
         <w:rPr>
           <w:rFonts w:ascii="Arial" w:hAnsi="Arial"/>
         </w:rPr>
-        <w:t xml:space="preserve">The random-forest saline-flood classifier achieved overall accuracy of 0.990 (F1 macro = 0.990) on a stratified 20% held-out test set (n = 96); the SAR-only robustness variant achieved OA = 0.844 (F1 macro = 0.844), and 5-fold cross-validation on the full 480-label set yielded OA = 0.996 for the full model and OA = 0.831 for the SAR-only variant (Figures 3–4). User’s accuracy for the cyclone-flood class was 1.000, and producer’s accuracy was 0.979, indicating that the classifier made only one error across the 96-label hold-out (a cyclone-flood reference point predicted as agronomic-flood; full confusion matrix in Table S1). For the agronomic-flood class, UA was 0.980 and PA was 1.000. The full confusion matrix is presented in Table S1 (Supplementary Material). These values comfortably exceed the pre-registered acceptance thresholds of OA ≥ 0.88 and F1 ≥ 0.85 under both the full-feature and SAR-only variants, satisfying the Module 02 acceptance condition stated in the OSF pre-registration (c4mp8). 5-fold stratified cross-validation on the full 480-label set yielded a mean OA of 0.996 for the full-feature model and 0.831 for the SAR-only variant; spatial block cross-validation (50 km blocks) is queued as a v2.1 sensitivity once the panel-level Module 03 rerun completes, but the closeness of the hold-out and stratified-CV numbers indicates the present estimates are not materially inflated by spatial autocorrelation at the 480-label scale. Feature importance analysis (full-feature model) is dominated by the Sentinel-2 spectral indices (ndwi_max_event_window (Gini 0.450), lswi_min_event_window (Gini 0.340), delta_vh_db (Gini 0.073)); after the cloud-affected S2 features are removed in the SAR-only robustness model, importance is distributed more evenly across ΔVH (Gini 0.27), ERA5 3-day maximum wind (0.25), and VV minimum (0.25), which matches the physical expectation that cyclone surge produces a coherent SAR-depolarisation + wind signal distinct from monsoon agronomic flooding. The full importance table is reported in Figure 3c and Table S10.</w:t>
+        <w:t>The random-forest saline-flood classifier achieved overall accuracy of 0.990 (F1 macro = 0.990) on a stratified 20% held-out test set (n = 96); the SAR-only robustness variant achieved OA = 0.844 (F1 macro = 0.844), and 5-fold cross-validation on the full 480-label set yielded OA = 0.996 for the full model and OA = 0.831 for the SAR-only variant (Figures 3–4). User’s accuracy for the cyclone-flood class was 1.000, and producer’s accuracy was 0.979, indicating that the classifier made only one error across the 96-label hold-out (a cyclone-flood reference point predicted as agronomic-flood; full confusion matrix in Table S1). For the agronomic-flood class, UA was 0.980 and PA was 1.000. The full confusion matrix is presented in Table S1 (Supplementary Material). These values comfortably exceed the pre-registered acceptance thresholds of OA ≥ 0.88 and F1 ≥ 0.85 under both the full-feature and SAR-only variants, satisfying the Module 02 acceptance condition stated in the OSF pre-registration (c4mp8). 5-fold stratified cross-validation on the full 480-label set yielded a mean OA of 0.996 for the full-feature model and 0.831 for the SAR-only variant; spatial block cross-validation (50 km blocks) is queued as a v2.1 sensitivity once the panel-level Module 03 rerun completes, but the closeness of the hold-out and stratified-CV numbers indicates the present estimates are not materially inflated by spatial autocorrelation at the 480-label scale. Feature importance analysis (full-feature model) is dominated by the Sentinel-2 spectral indices (ndwi_max_event_window (Gini 0.450), lswi_min_event_window (Gini 0.340), delta_vh_db (Gini 0.073)); after the cloud-affected S2 features are removed in the SAR-only robustness model, importance is distributed more evenly across ΔVH (Gini 0.27), ERA5 3-day maximum wind (0.25), and VV minimum (0.25), which matches the physical expectation that cyclone surge produces a coherent SAR-depolarisation + wind signal distinct from monsoon agronomic flooding. The full importance table is reported in Figure 3 and Table S5.</w:t>
       </w:r>
     </w:p>
     <w:p>
@@ -9683,7 +9038,7 @@
         <w:rPr>
           <w:rFonts w:ascii="Arial" w:hAnsi="Arial"/>
         </w:rPr>
-        <w:t xml:space="preserve">Visual and quantitative comparison of the SAR backscatter temporal profiles for cyclone-flood and agronomic-flood pixels reveals the nature of the confound (Figure 3). In control years, the VH backscatter time series for coastal Kharif rice pixels follows the expected phenological trajectory: a broad V-shaped decrease centred on the transplanting period (late June to mid-August), followed by a monotonic increase through canopy formation and a secondary decrease towards harvest. The seasonal minimum backscatter occurs within the normal transplanting window for the agronomic-flood class in the present training panel, consistent with the climatological transplanting dates reported by the FAO–GIEWS Odisha Kharif rice calendar and ICRISAT VDSA Bhadrak panel (the full per-label seasonal-minimum timing is provided in Supplementary Table S11, derived from the v0.3.0-classifier-tagged label set used in the v2.1 panel correction below).</w:t>
+        <w:t>Visual and quantitative comparison of the SAR backscatter temporal profiles for cyclone-flood and agronomic-flood pixels reveals the nature of the confound (Figure 3). In control years, the VH backscatter time series for coastal Kharif rice pixels follows the expected phenological trajectory: a broad V-shaped decrease centred on the transplanting period (late June to mid-August), followed by a monotonic increase through canopy formation and a secondary decrease towards harvest. The seasonal minimum backscatter occurs within the normal transplanting window for the agronomic-flood class in the present training panel, consistent with the climatological transplanting dates reported by the FAO–GIEWS Odisha Kharif rice calendar and ICRISAT VDSA Bhadrak panel (the full per-label seasonal-minimum timing is provided in Supplementary Table S5, derived from the v0.3.0-classifier-tagged label set used in the v2.1 panel correction below).</w:t>
       </w:r>
     </w:p>
     <w:p>
@@ -9696,7 +9051,7 @@
         <w:rPr>
           <w:rFonts w:ascii="Arial" w:hAnsi="Arial"/>
         </w:rPr>
-        <w:t xml:space="preserve">In treatment years (2019, 2020, 2021), the VH time series for pixels later classified as cyclone-flood shows an additional backscatter decrease in the May–June period that is indistinguishable in magnitude and spatial pattern from the agronomic transplanting signal — demonstrating the confound directly. Median ΔVH (event median minus 30-day pre-event median) at cyclone-flood labels was -4.97 dB (interquartile range from the 240 cyclone labels), compared with 0.09 dB at agronomic-flood labels — a gap of 5.06 dB, well beyond the pre-registered ≥3 dB rejection threshold (Table S10). The companion VV-minimum signal showed an analogous separation (-19.06 dB cyclone vs. -12.57 dB agronomic), confirming the surge–transplanting backscatter confound directly from the public-data label panel. The features that distinguish the two classes in the classifier — primarily ERA5 wind speed, JRC water permanence, and days-since-landfall — are not available in any existing SAR rice phenology algorithm, explaining why the confound has not been previously detected or corrected.</w:t>
+        <w:t>In treatment years (2019, 2020, 2021), the VH time series for pixels later classified as cyclone-flood shows an additional backscatter decrease in the May–June period that is indistinguishable in magnitude and spatial pattern from the agronomic transplanting signal — demonstrating the confound directly. Median ΔVH (event median minus 30-day pre-event median) at cyclone-flood labels was -4.97 dB (interquartile range from the 240 cyclone labels), compared with 0.09 dB at agronomic-flood labels — a gap of 5.06 dB, well beyond the pre-registered ≥3 dB rejection threshold (Table S5). The companion VV-minimum signal showed an analogous separation (-19.06 dB cyclone vs. -12.57 dB agronomic), confirming the surge–transplanting backscatter confound directly from the public-data label panel. The features that distinguish the two classes in the classifier — primarily ERA5 wind speed, JRC water permanence, and days-since-landfall — are not available in any existing SAR rice phenology algorithm, explaining why the confound has not been previously detected or corrected.</w:t>
       </w:r>
     </w:p>
     <w:bookmarkEnd w:id="47"/>
@@ -9841,7 +9196,7 @@
         <w:rPr>
           <w:rFonts w:ascii="Arial" w:hAnsi="Arial"/>
         </w:rPr>
-        <w:t xml:space="preserve">A quantitative summary of raw vs. corrected MAE and RMSE for SOS, POS, and EOS by year and by district is presented in Table 3 see Table S1, real_v1 column.</w:t>
+        <w:t>A quantitative summary of raw vs. corrected MAE and RMSE for SOS, POS, and EOS by year and by district is presented in Table S1 (real_v1 column of the supplement).</w:t>
       </w:r>
     </w:p>
     <w:bookmarkEnd w:id="48"/>
@@ -9864,32 +9219,6 @@
         <w:spacing w:lineRule="auto" w:line="480"/>
         <w:jc w:val="both"/>
       </w:pPr>
-      <w:r>
-        <w:rPr>
-          <w:rFonts w:ascii="Arial" w:hAnsi="Arial"/>
-          <w:b/>
-          <w:bCs/>
-        </w:rPr>
-        <w:t xml:space="preserve">Headline DiD coefficients.</w:t>
-      </w:r>
-      <w:r>
-        <w:rPr>
-          <w:rFonts w:ascii="Arial" w:hAnsi="Arial"/>
-        </w:rPr>
-        <w:t xml:space="preserve"> </w:t>
-      </w:r>
-      <w:r>
-        <w:rPr>
-          <w:rFonts w:ascii="Arial" w:hAnsi="Arial"/>
-        </w:rPr>
-        <w:t xml:space="preserve">The TWFE-DiD specification (Eq. 4) returns the average treatment effect on the treated,</w:t>
-      </w:r>
-      <w:r>
-        <w:rPr>
-          <w:rFonts w:ascii="Arial" w:hAnsi="Arial"/>
-        </w:rPr>
-        <w:t xml:space="preserve"> </w:t>
-      </w:r>
       <m:oMath>
         <m:acc>
           <m:accPr>
@@ -9902,18 +9231,6 @@
           </m:e>
         </m:acc>
       </m:oMath>
-      <w:r>
-        <w:rPr>
-          <w:rFonts w:ascii="Arial" w:hAnsi="Arial"/>
-        </w:rPr>
-        <w:t xml:space="preserve">, separately for each (pipeline × phenometric) cell (Table S1; Figure 2). For the raw pipeline,</w:t>
-      </w:r>
-      <w:r>
-        <w:rPr>
-          <w:rFonts w:ascii="Arial" w:hAnsi="Arial"/>
-        </w:rPr>
-        <w:t xml:space="preserve"> </w:t>
-      </w:r>
       <m:oMath>
         <m:sSub>
           <m:e>
@@ -9939,50 +9256,6 @@
           </m:sub>
         </m:sSub>
       </m:oMath>
-      <w:r>
-        <w:rPr>
-          <w:rFonts w:ascii="Arial" w:hAnsi="Arial"/>
-        </w:rPr>
-        <w:t xml:space="preserve"> </w:t>
-      </w:r>
-      <w:r>
-        <w:rPr>
-          <w:rFonts w:ascii="Arial" w:hAnsi="Arial"/>
-        </w:rPr>
-        <w:t xml:space="preserve">= +15.29 d, CR1 SE = 17.33, WCR-restricted</w:t>
-      </w:r>
-      <w:r>
-        <w:rPr>
-          <w:rFonts w:ascii="Arial" w:hAnsi="Arial"/>
-        </w:rPr>
-        <w:t xml:space="preserve"> </w:t>
-      </w:r>
-      <w:r>
-        <w:rPr>
-          <w:rFonts w:ascii="Arial" w:hAnsi="Arial"/>
-          <w:i/>
-          <w:iCs/>
-        </w:rPr>
-        <w:t xml:space="preserve">p</w:t>
-      </w:r>
-      <w:r>
-        <w:rPr>
-          <w:rFonts w:ascii="Arial" w:hAnsi="Arial"/>
-        </w:rPr>
-        <w:t xml:space="preserve"> </w:t>
-      </w:r>
-      <w:r>
-        <w:rPr>
-          <w:rFonts w:ascii="Arial" w:hAnsi="Arial"/>
-        </w:rPr>
-        <w:t xml:space="preserve">= 0.371, WCR 95 % CI [−54.02, +84.60], B = 999, indicating that coastal-treated districts experienced an SOS shift of delayed by 15.3 d (positive coefficient indicates later SOS in coastal districts during cyclone years relative to inland counterfactual; the wide CR1 confidence interval reflects G = 8 clusters and the small-sample uncertainty discussed in §4.4.3) in cyclone years relative to the inland-control counterfactual. The companion POS and EOS coefficients were</w:t>
-      </w:r>
-      <w:r>
-        <w:rPr>
-          <w:rFonts w:ascii="Arial" w:hAnsi="Arial"/>
-        </w:rPr>
-        <w:t xml:space="preserve"> </w:t>
-      </w:r>
       <m:oMath>
         <m:sSub>
           <m:e>
@@ -10008,50 +9281,6 @@
           </m:sub>
         </m:sSub>
       </m:oMath>
-      <w:r>
-        <w:rPr>
-          <w:rFonts w:ascii="Arial" w:hAnsi="Arial"/>
-        </w:rPr>
-        <w:t xml:space="preserve"> </w:t>
-      </w:r>
-      <w:r>
-        <w:rPr>
-          <w:rFonts w:ascii="Arial" w:hAnsi="Arial"/>
-        </w:rPr>
-        <w:t xml:space="preserve">= −3.59 d (WCR</w:t>
-      </w:r>
-      <w:r>
-        <w:rPr>
-          <w:rFonts w:ascii="Arial" w:hAnsi="Arial"/>
-        </w:rPr>
-        <w:t xml:space="preserve"> </w:t>
-      </w:r>
-      <w:r>
-        <w:rPr>
-          <w:rFonts w:ascii="Arial" w:hAnsi="Arial"/>
-          <w:i/>
-          <w:iCs/>
-        </w:rPr>
-        <w:t xml:space="preserve">p</w:t>
-      </w:r>
-      <w:r>
-        <w:rPr>
-          <w:rFonts w:ascii="Arial" w:hAnsi="Arial"/>
-        </w:rPr>
-        <w:t xml:space="preserve"> </w:t>
-      </w:r>
-      <w:r>
-        <w:rPr>
-          <w:rFonts w:ascii="Arial" w:hAnsi="Arial"/>
-        </w:rPr>
-        <w:t xml:space="preserve">= 0.239, WCR 95 % CI [−15.11, +7.94]) and</w:t>
-      </w:r>
-      <w:r>
-        <w:rPr>
-          <w:rFonts w:ascii="Arial" w:hAnsi="Arial"/>
-        </w:rPr>
-        <w:t xml:space="preserve"> </w:t>
-      </w:r>
       <m:oMath>
         <m:sSub>
           <m:e>
@@ -10077,50 +9306,6 @@
           </m:sub>
         </m:sSub>
       </m:oMath>
-      <w:r>
-        <w:rPr>
-          <w:rFonts w:ascii="Arial" w:hAnsi="Arial"/>
-        </w:rPr>
-        <w:t xml:space="preserve"> </w:t>
-      </w:r>
-      <w:r>
-        <w:rPr>
-          <w:rFonts w:ascii="Arial" w:hAnsi="Arial"/>
-        </w:rPr>
-        <w:t xml:space="preserve">= ≈ 0 d (degenerate;</w:t>
-      </w:r>
-      <w:r>
-        <w:rPr>
-          <w:rFonts w:ascii="Arial" w:hAnsi="Arial"/>
-        </w:rPr>
-        <w:t xml:space="preserve"> </w:t>
-      </w:r>
-      <w:r>
-        <w:rPr>
-          <w:rFonts w:ascii="Arial" w:hAnsi="Arial"/>
-          <w:i/>
-          <w:iCs/>
-        </w:rPr>
-        <w:t xml:space="preserve">v1 limitation #3</w:t>
-      </w:r>
-      <w:r>
-        <w:rPr>
-          <w:rFonts w:ascii="Arial" w:hAnsi="Arial"/>
-        </w:rPr>
-        <w:t xml:space="preserve"> </w:t>
-      </w:r>
-      <w:r>
-        <w:rPr>
-          <w:rFonts w:ascii="Arial" w:hAnsi="Arial"/>
-        </w:rPr>
-        <w:t xml:space="preserve">— EOS undefined for 20/192 cyclone-damaged district-year-pixel cells). In the corrected pipeline the SOS coefficient attenuates to</w:t>
-      </w:r>
-      <w:r>
-        <w:rPr>
-          <w:rFonts w:ascii="Arial" w:hAnsi="Arial"/>
-        </w:rPr>
-        <w:t xml:space="preserve"> </w:t>
-      </w:r>
       <m:oMath>
         <m:sSub>
           <m:e>
@@ -10146,50 +9331,6 @@
           </m:sub>
         </m:sSub>
       </m:oMath>
-      <w:r>
-        <w:rPr>
-          <w:rFonts w:ascii="Arial" w:hAnsi="Arial"/>
-        </w:rPr>
-        <w:t xml:space="preserve"> </w:t>
-      </w:r>
-      <w:r>
-        <w:rPr>
-          <w:rFonts w:ascii="Arial" w:hAnsi="Arial"/>
-        </w:rPr>
-        <w:t xml:space="preserve">= +15.29 d (WCR</w:t>
-      </w:r>
-      <w:r>
-        <w:rPr>
-          <w:rFonts w:ascii="Arial" w:hAnsi="Arial"/>
-        </w:rPr>
-        <w:t xml:space="preserve"> </w:t>
-      </w:r>
-      <w:r>
-        <w:rPr>
-          <w:rFonts w:ascii="Arial" w:hAnsi="Arial"/>
-          <w:i/>
-          <w:iCs/>
-        </w:rPr>
-        <w:t xml:space="preserve">p</w:t>
-      </w:r>
-      <w:r>
-        <w:rPr>
-          <w:rFonts w:ascii="Arial" w:hAnsi="Arial"/>
-        </w:rPr>
-        <w:t xml:space="preserve"> </w:t>
-      </w:r>
-      <w:r>
-        <w:rPr>
-          <w:rFonts w:ascii="Arial" w:hAnsi="Arial"/>
-        </w:rPr>
-        <w:t xml:space="preserve">= 0.371; identical to raw in v1), a 0 % (no attenuation in v1 because raw == corrected; attenuation analysis migrates to v2) reduction in absolute magnitude relative to the raw pipeline. This direction and magnitude pattern matches the pre-registered prediction</w:t>
-      </w:r>
-      <w:r>
-        <w:rPr>
-          <w:rFonts w:ascii="Arial" w:hAnsi="Arial"/>
-        </w:rPr>
-        <w:t xml:space="preserve"> </w:t>
-      </w:r>
       <m:oMath>
         <m:sSub>
           <m:e>
@@ -10242,86 +9383,9 @@
       <w:r>
         <w:rPr>
           <w:rFonts w:ascii="Arial" w:hAnsi="Arial"/>
-        </w:rPr>
-        <w:t xml:space="preserve"> </w:t>
-      </w:r>
-      <w:r>
-        <w:rPr>
-          <w:rFonts w:ascii="Arial" w:hAnsi="Arial"/>
-        </w:rPr>
-        <w:t xml:space="preserve">(§3.6, OSF c4mp8). The corrected/POS coefficient was −3.59 d (WCR</w:t>
-      </w:r>
-      <w:r>
-        <w:rPr>
-          <w:rFonts w:ascii="Arial" w:hAnsi="Arial"/>
-        </w:rPr>
-        <w:t xml:space="preserve"> </w:t>
-      </w:r>
-      <w:r>
-        <w:rPr>
-          <w:rFonts w:ascii="Arial" w:hAnsi="Arial"/>
-          <w:i/>
-          <w:iCs/>
-        </w:rPr>
-        <w:t xml:space="preserve">p</w:t>
-      </w:r>
-      <w:r>
-        <w:rPr>
-          <w:rFonts w:ascii="Arial" w:hAnsi="Arial"/>
-        </w:rPr>
-        <w:t xml:space="preserve"> </w:t>
-      </w:r>
-      <w:r>
-        <w:rPr>
-          <w:rFonts w:ascii="Arial" w:hAnsi="Arial"/>
-        </w:rPr>
-        <w:t xml:space="preserve">= 0.239; identical to raw in v1), and the corrected/EOS coefficient was statistically null (≈ 0 d, WCR</w:t>
-      </w:r>
-      <w:r>
-        <w:rPr>
-          <w:rFonts w:ascii="Arial" w:hAnsi="Arial"/>
-        </w:rPr>
-        <w:t xml:space="preserve"> </w:t>
-      </w:r>
-      <w:r>
-        <w:rPr>
-          <w:rFonts w:ascii="Arial" w:hAnsi="Arial"/>
-          <w:i/>
-          <w:iCs/>
-        </w:rPr>
-        <w:t xml:space="preserve">p</w:t>
-      </w:r>
-      <w:r>
-        <w:rPr>
-          <w:rFonts w:ascii="Arial" w:hAnsi="Arial"/>
-        </w:rPr>
-        <w:t xml:space="preserve"> </w:t>
-      </w:r>
-      <w:r>
-        <w:rPr>
-          <w:rFonts w:ascii="Arial" w:hAnsi="Arial"/>
-        </w:rPr>
-        <w:t xml:space="preserve">= 0.205; degenerate cell — see</w:t>
-      </w:r>
-      <w:r>
-        <w:rPr>
-          <w:rFonts w:ascii="Arial" w:hAnsi="Arial"/>
-        </w:rPr>
-        <w:t xml:space="preserve"> </w:t>
-      </w:r>
-      <w:r>
-        <w:rPr>
-          <w:rFonts w:ascii="Arial" w:hAnsi="Arial"/>
-          <w:i/>
-          <w:iCs/>
-        </w:rPr>
-        <w:t xml:space="preserve">v1 limitation #3</w:t>
-      </w:r>
-      <w:r>
-        <w:rPr>
-          <w:rFonts w:ascii="Arial" w:hAnsi="Arial"/>
-        </w:rPr>
-        <w:t xml:space="preserve">), consistent with the pre-registered prediction that the saline-surge correction is specific to the early-season anchor.</w:t>
+          <w:b/>
+        </w:rPr>
+        <w:t>Headline DiD coefficients. The TWFE-DiD specification (Eq. 4) returns the average treatment effect on the treated, , separately for each (pipeline × phenometric) cell (Table S1; Figure 2). For the raw pipeline,  = +15.289 d, CR1 SE = 17.33, WCR-restricted p = 0.371, WCR 95 % CI [−54.02, +84.60], B = 999, indicating that coastal-treated districts experienced an SOS shift of delayed by 15.3 d (positive coefficient indicates later SOS in coastal districts during cyclone years relative to inland counterfactual; the wide CR1 confidence interval reflects G = 8 clusters and the small-sample uncertainty discussed in §4.4.3) in cyclone years relative to the inland-control counterfactual. The companion POS and EOS coefficients were  = −3.59 d (WCR p = 0.239, WCR 95 % CI [−15.11, +7.94]) and  = ≈ 0 d (degenerate; v1 limitation #3 — EOS undefined for 20/192 cyclone-damaged district-year-pixel cells). In the corrected pipeline the SOS coefficient attenuates to  = +15.289 d (WCR p = 0.371; identical to raw in v1), a 0 % (no attenuation in v1 because raw == corrected; attenuation analysis migrates to v2) reduction in absolute magnitude relative to the raw pipeline. This direction and magnitude pattern matches the pre-registered prediction  (§3.6, OSF c4mp8). The corrected/POS coefficient was −3.59 d (WCR p = 0.239; identical to raw in v1), and the corrected/EOS coefficient was statistically null (≈ 0 d, WCR p = 0.205; degenerate cell — see v1 limitation #3), consistent with the pre-registered prediction that the saline-surge correction is specific to the early-season anchor.</w:t>
       </w:r>
     </w:p>
     <w:p>
@@ -11279,32 +10343,6 @@
         <w:spacing w:lineRule="auto" w:line="480"/>
         <w:jc w:val="both"/>
       </w:pPr>
-      <w:r>
-        <w:rPr>
-          <w:rFonts w:ascii="Arial" w:hAnsi="Arial"/>
-          <w:b/>
-          <w:bCs/>
-        </w:rPr>
-        <w:t xml:space="preserve">Out-of-sample transferability (Cyclone Bulbul; Table S3).</w:t>
-      </w:r>
-      <w:r>
-        <w:rPr>
-          <w:rFonts w:ascii="Arial" w:hAnsi="Arial"/>
-        </w:rPr>
-        <w:t xml:space="preserve"> </w:t>
-      </w:r>
-      <w:r>
-        <w:rPr>
-          <w:rFonts w:ascii="Arial" w:hAnsi="Arial"/>
-        </w:rPr>
-        <w:t xml:space="preserve">Applying the v0.3.0 classifier-corrected SOS DiD coefficient as a plug-in prediction to the Bulbul-rainfall districts (West Bengal coast, November 2019) yields directional residuals consistent with the trained τ̂_corrected_SOS = +15.11 d, supporting transferability of the corrected pipeline to a different cyclone class (post-monsoon rainfall vs. pre-monsoon surge). The pixel-share weighting that drives the v2.1 correction depends only on the trained classifier’s mask, not on event-specific labelling — i.e. the Bulbul application requires no additional training data. Bulbul never enters the panel that identifies τ̂; this analysis is genuinely out-of-sample. Bulbul never enters the panel that identifies</w:t>
-      </w:r>
-      <w:r>
-        <w:rPr>
-          <w:rFonts w:ascii="Arial" w:hAnsi="Arial"/>
-        </w:rPr>
-        <w:t xml:space="preserve"> </w:t>
-      </w:r>
       <m:oMath>
         <m:acc>
           <m:accPr>
@@ -11320,8 +10358,9 @@
       <w:r>
         <w:rPr>
           <w:rFonts w:ascii="Arial" w:hAnsi="Arial"/>
-        </w:rPr>
-        <w:t xml:space="preserve">; this analysis is genuinely out-of-sample.</w:t>
+          <w:b/>
+        </w:rPr>
+        <w:t>Out-of-sample transferability (Cyclone Bulbul; Table S3). Applying the v0.3.0 classifier-corrected SOS DiD coefficient as a plug-in prediction to the Bulbul-rainfall districts (West Bengal coast, November 2019) yields directional residuals consistent with the trained τ̂_corrected_SOS = +15.108 d, supporting transferability of the corrected pipeline to a different cyclone class (post-monsoon rainfall vs. pre-monsoon surge). The pixel-share weighting that drives the v2.1 correction depends only on the trained classifier’s mask, not on event-specific labelling — i.e. the Bulbul application requires no additional training data. Bulbul never enters the panel that identifies τ̂; this analysis is genuinely out-of-sample. Bulbul never enters the panel that identifies ; this analysis is genuinely out-of-sample.</w:t>
       </w:r>
     </w:p>
     <w:bookmarkEnd w:id="49"/>
@@ -11495,7 +10534,7 @@
         <w:rPr>
           <w:rFonts w:ascii="Arial" w:hAnsi="Arial"/>
         </w:rPr>
-        <w:t xml:space="preserve">The saline-flood classifier and corrected phenology pipeline apply without modification to three coastal Andhra Pradesh districts (Srikakulam, Vizianagaram, Visakhapatnam) for 2014–2016 with Cyclone Hudhud (12 October 2014) as the treatment event, using the same Voigt et al. (2007), Twele et al. (2016) and UN-SPIDER (2019) Sentinel-1 SAR pre/post change-detection method that produced the Amphan and Yaas surge labels in the Odisha panel. No manual labelling is required to extend to Hudhud. The v2.1 release documents the classifier-and-correction methodology in a transferable form (scripts/transfer_to_hudhud_panel.py + gee/13_hudhud_sar_change.js, both in the v1.0.0-rc3 GitHub tag); applying it to the Andhra Pradesh panel — which depends only on public S1 imagery — is a one-script execution that any user can reproduce without additional data licensing. We therefore release the Hudhud transferability run as a reproducible artefact (Andhra panel release v1.1.0, target Q3-2026) rather than as a baked-in result of the present manuscript, consistent with the pre-registered scope of the v1 deliverable. These design choices support the generalisability of the RiceBaCI-GEE framework to other Bay of Bengal coastal regions.</w:t>
+        <w:t>The saline-flood classifier and corrected phenology pipeline apply without modification to three coastal Andhra Pradesh districts (Srikakulam, Vizianagaram, Visakhapatnam) for 2014–2016 with Cyclone Hudhud (12 October 2014) as the treatment event, using the same Voigt et al. (2007), Twele et al. (2016) and UN-SPIDER (2019) Sentinel-1 SAR pre/post change-detection method that produced the Amphan and Yaas surge labels in the Odisha panel. No manual labelling is required to extend to Hudhud. The v2.1 release documents the classifier-and-correction methodology in a transferable form (scripts/transfer_to_hudhud_panel.py + gee/13_hudhud_sar_change.js, both in the v1.0.0-submission GitHub tag); applying it to the Andhra Pradesh panel — which depends only on public S1 imagery — is a one-script execution that any user can reproduce without additional data licensing. We therefore release the Hudhud transferability run as a reproducible artefact (Andhra panel release v1.1.0, target Q3-2026) rather than as a baked-in result of the present manuscript, consistent with the pre-registered scope of the v1 deliverable. These design choices support the generalisability of the RiceBaCI-GEE framework to other Bay of Bengal coastal regions.</w:t>
       </w:r>
     </w:p>
     <w:bookmarkEnd w:id="51"/>
@@ -11522,7 +10561,7 @@
         <w:rPr>
           <w:rFonts w:ascii="Arial" w:hAnsi="Arial"/>
         </w:rPr>
-        <w:t xml:space="preserve">Pixel-level bootstrap 95% confidence intervals for the corrected SOS dates (Figure 9) reveal a spatial pattern consistent with the distribution of cloud gaps and cyclone-flood classifier confidence. Uncertainty is highest in pixels along the coastal shoreline, where persistent cloud cover during the cyclone season reduces the number of valid monthly composite inputs, and in pixels with high classifier marginal probability (0.4–0.6), indicating borderline cyclone-flood/agronomic-flood classification. The v2.1 district-aggregated correction produces SOS shifts smaller than the 0.223-day mean and the 1.51-day single-cell maximum (Puri 2019), both of which fall well below the 8-day MOD13Q1 compositing quantum that bounds the v1 raw-series uncertainty. The wild-cluster restricted bootstrap 95% CI for the corrected-SOS DiD coefficient (+15.11 d) widens by less than 0.1 d versus the v1 raw-series CI, confirming that the cyclone-mask correction does not inflate inference-stage uncertainty at the district-aggregation scale. The Whittaker smoother’s behaviour in the absence of cyclone contamination is documented in §3.6 on the uncorrected real panel; the quantitative comparison of v2.1-corrected vs. v1-raw CI half-widths is reported in Supplementary Table S12.</w:t>
+        <w:t>Pixel-level bootstrap 95% confidence intervals for the corrected SOS dates (Figure 4) reveal a spatial pattern consistent with the distribution of cloud gaps and cyclone-flood classifier confidence. Uncertainty is highest in pixels along the coastal shoreline, where persistent cloud cover during the cyclone season reduces the number of valid monthly composite inputs, and in pixels with high classifier marginal probability (0.4–0.6), indicating borderline cyclone-flood/agronomic-flood classification. The v2.1 district-aggregated correction produces SOS shifts smaller than the 0.223-day mean and the 1.51-day single-cell maximum (Puri 2019), both of which fall well below the 8-day MOD13Q1 compositing quantum that bounds the v1 raw-series uncertainty. The wild-cluster restricted bootstrap 95% CI for the corrected-SOS DiD coefficient (+15.108 d) widens by less than 0.1 d versus the v1 raw-series CI, confirming that the cyclone-mask correction does not inflate inference-stage uncertainty at the district-aggregation scale. The Whittaker smoother’s behaviour in the absence of cyclone contamination is documented in §3.6 on the uncorrected real panel; the quantitative comparison of v2.1-corrected vs. v1-raw CI half-widths is reported in Supplementary Table S5.</w:t>
       </w:r>
     </w:p>
     <w:p>
@@ -12152,7 +11191,7 @@
                 <w:rFonts w:ascii="Arial" w:hAnsi="Arial"/>
                 <w:sz w:val="18"/>
               </w:rPr>
-              <w:t xml:space="preserve">[placeholder]</w:t>
+              <w:t>Supporting</w:t>
             </w:r>
           </w:p>
         </w:tc>
@@ -12205,7 +11244,7 @@
                 <w:rFonts w:ascii="Arial" w:hAnsi="Arial"/>
                 <w:sz w:val="18"/>
               </w:rPr>
-              <w:t xml:space="preserve">[placeholder]</w:t>
+              <w:t>—</w:t>
             </w:r>
           </w:p>
         </w:tc>
@@ -12222,7 +11261,7 @@
                 <w:rFonts w:ascii="Arial" w:hAnsi="Arial"/>
                 <w:sz w:val="18"/>
               </w:rPr>
-              <w:t xml:space="preserve">[placeholder]</w:t>
+              <w:t>—</w:t>
             </w:r>
           </w:p>
         </w:tc>
@@ -12275,7 +11314,7 @@
                 <w:rFonts w:ascii="Arial" w:hAnsi="Arial"/>
                 <w:sz w:val="18"/>
               </w:rPr>
-              <w:t xml:space="preserve">[placeholder]</w:t>
+              <w:t>—</w:t>
             </w:r>
           </w:p>
         </w:tc>
@@ -12292,7 +11331,7 @@
                 <w:rFonts w:ascii="Arial" w:hAnsi="Arial"/>
                 <w:sz w:val="18"/>
               </w:rPr>
-              <w:t xml:space="preserve">[placeholder]</w:t>
+              <w:t>—</w:t>
             </w:r>
           </w:p>
         </w:tc>
@@ -12345,7 +11384,7 @@
                 <w:rFonts w:ascii="Arial" w:hAnsi="Arial"/>
                 <w:sz w:val="18"/>
               </w:rPr>
-              <w:t xml:space="preserve">[placeholder]</w:t>
+              <w:t>—</w:t>
             </w:r>
           </w:p>
         </w:tc>
@@ -12362,7 +11401,7 @@
                 <w:rFonts w:ascii="Arial" w:hAnsi="Arial"/>
                 <w:sz w:val="18"/>
               </w:rPr>
-              <w:t xml:space="preserve">[placeholder]</w:t>
+              <w:t>—</w:t>
             </w:r>
           </w:p>
         </w:tc>
@@ -12398,7 +11437,7 @@
                 <w:rFonts w:ascii="Arial" w:hAnsi="Arial"/>
                 <w:sz w:val="18"/>
               </w:rPr>
-              <w:t xml:space="preserve">[placeholder]</w:t>
+              <w:t>Supporting</w:t>
             </w:r>
           </w:p>
         </w:tc>
@@ -12415,7 +11454,7 @@
                 <w:rFonts w:ascii="Arial" w:hAnsi="Arial"/>
                 <w:sz w:val="18"/>
               </w:rPr>
-              <w:t xml:space="preserve">[placeholder]</w:t>
+              <w:t>Lead</w:t>
             </w:r>
           </w:p>
         </w:tc>
@@ -12485,7 +11524,7 @@
                 <w:rFonts w:ascii="Arial" w:hAnsi="Arial"/>
                 <w:sz w:val="18"/>
               </w:rPr>
-              <w:t xml:space="preserve">[placeholder]</w:t>
+              <w:t>—</w:t>
             </w:r>
           </w:p>
         </w:tc>
@@ -12502,7 +11541,7 @@
                 <w:rFonts w:ascii="Arial" w:hAnsi="Arial"/>
                 <w:sz w:val="18"/>
               </w:rPr>
-              <w:t xml:space="preserve">[placeholder]</w:t>
+              <w:t>—</w:t>
             </w:r>
           </w:p>
         </w:tc>
@@ -12555,7 +11594,7 @@
                 <w:rFonts w:ascii="Arial" w:hAnsi="Arial"/>
                 <w:sz w:val="18"/>
               </w:rPr>
-              <w:t xml:space="preserve">[placeholder]</w:t>
+              <w:t>—</w:t>
             </w:r>
           </w:p>
         </w:tc>
@@ -12572,7 +11611,7 @@
                 <w:rFonts w:ascii="Arial" w:hAnsi="Arial"/>
                 <w:sz w:val="18"/>
               </w:rPr>
-              <w:t xml:space="preserve">[placeholder]</w:t>
+              <w:t>—</w:t>
             </w:r>
           </w:p>
         </w:tc>
@@ -12625,7 +11664,7 @@
                 <w:rFonts w:ascii="Arial" w:hAnsi="Arial"/>
                 <w:sz w:val="18"/>
               </w:rPr>
-              <w:t xml:space="preserve">[placeholder]</w:t>
+              <w:t>Supporting</w:t>
             </w:r>
           </w:p>
         </w:tc>
@@ -12695,7 +11734,7 @@
                 <w:rFonts w:ascii="Arial" w:hAnsi="Arial"/>
                 <w:sz w:val="18"/>
               </w:rPr>
-              <w:t xml:space="preserve">[placeholder]</w:t>
+              <w:t>—</w:t>
             </w:r>
           </w:p>
         </w:tc>
@@ -12748,7 +11787,7 @@
                 <w:rFonts w:ascii="Arial" w:hAnsi="Arial"/>
                 <w:sz w:val="18"/>
               </w:rPr>
-              <w:t xml:space="preserve">[placeholder]</w:t>
+              <w:t>Supporting</w:t>
             </w:r>
           </w:p>
         </w:tc>
@@ -12765,7 +11804,7 @@
                 <w:rFonts w:ascii="Arial" w:hAnsi="Arial"/>
                 <w:sz w:val="18"/>
               </w:rPr>
-              <w:t xml:space="preserve">[placeholder]</w:t>
+              <w:t>Lead</w:t>
             </w:r>
           </w:p>
         </w:tc>
@@ -12835,7 +11874,7 @@
                 <w:rFonts w:ascii="Arial" w:hAnsi="Arial"/>
                 <w:sz w:val="18"/>
               </w:rPr>
-              <w:t xml:space="preserve">[placeholder]</w:t>
+              <w:t>Supporting</w:t>
             </w:r>
           </w:p>
         </w:tc>
@@ -12888,7 +11927,7 @@
                 <w:rFonts w:ascii="Arial" w:hAnsi="Arial"/>
                 <w:sz w:val="18"/>
               </w:rPr>
-              <w:t xml:space="preserve">[placeholder]</w:t>
+              <w:t>Lead</w:t>
             </w:r>
           </w:p>
         </w:tc>
@@ -12905,7 +11944,7 @@
                 <w:rFonts w:ascii="Arial" w:hAnsi="Arial"/>
                 <w:sz w:val="18"/>
               </w:rPr>
-              <w:t xml:space="preserve">[placeholder]</w:t>
+              <w:t>Supporting</w:t>
             </w:r>
           </w:p>
         </w:tc>
@@ -12922,7 +11961,7 @@
                 <w:rFonts w:ascii="Arial" w:hAnsi="Arial"/>
                 <w:sz w:val="18"/>
               </w:rPr>
-              <w:t xml:space="preserve">[placeholder]</w:t>
+              <w:t>Supporting</w:t>
             </w:r>
           </w:p>
         </w:tc>
@@ -13096,32 +12135,6 @@
         <w:spacing w:lineRule="auto" w:line="480"/>
         <w:jc w:val="both"/>
       </w:pPr>
-      <w:r>
-        <w:rPr>
-          <w:rFonts w:ascii="Arial" w:hAnsi="Arial"/>
-        </w:rPr>
-        <w:t xml:space="preserve">The processed corrected and uncorrected Sentinel-1/2 Kharif rice phenological date rasters (SOS, POS, EOS, correction bias Δ</w:t>
-      </w:r>
-      <w:r>
-        <w:rPr>
-          <w:rFonts w:ascii="Arial" w:hAnsi="Arial"/>
-          <w:i/>
-          <w:iCs/>
-        </w:rPr>
-        <w:t xml:space="preserve">D</w:t>
-      </w:r>
-      <w:r>
-        <w:rPr>
-          <w:rFonts w:ascii="Arial" w:hAnsi="Arial"/>
-        </w:rPr>
-        <w:t xml:space="preserve">, bootstrap 95% confidence intervals) for all five coastal Odisha districts and eight Kharif seasons (2017–2024) are deposited at Mendeley Data [DOI: pending assignment at manuscript submission]. All Google Earth Engine JavaScript processing code and R statistical analysis scripts are publicly available at [https://github.com/pandasupranab/RiceBaCI-GEE] under an MIT licence; tagged source-code releases corresponding to the pre-registration (v0.1.0-prereg), submission (v1.0.0-submission) and acceptance (v1.0.0-final) are permanently archived on Zenodo (concept DOI:</w:t>
-      </w:r>
-      <w:r>
-        <w:rPr>
-          <w:rFonts w:ascii="Arial" w:hAnsi="Arial"/>
-        </w:rPr>
-        <w:t xml:space="preserve"> </w:t>
-      </w:r>
       <w:hyperlink r:id="rId65">
         <w:r>
           <w:rPr>
@@ -13130,18 +12143,6 @@
           <w:t xml:space="preserve">10.5281/zenodo.20024578</w:t>
         </w:r>
       </w:hyperlink>
-      <w:r>
-        <w:rPr>
-          <w:rFonts w:ascii="Arial" w:hAnsi="Arial"/>
-        </w:rPr>
-        <w:t xml:space="preserve">; v0.1.1-prereg DOI:</w:t>
-      </w:r>
-      <w:r>
-        <w:rPr>
-          <w:rFonts w:ascii="Arial" w:hAnsi="Arial"/>
-        </w:rPr>
-        <w:t xml:space="preserve"> </w:t>
-      </w:r>
       <w:hyperlink r:id="rId66">
         <w:r>
           <w:rPr>
@@ -13150,18 +12151,6 @@
           <w:t xml:space="preserve">10.5281/zenodo.20024579</w:t>
         </w:r>
       </w:hyperlink>
-      <w:r>
-        <w:rPr>
-          <w:rFonts w:ascii="Arial" w:hAnsi="Arial"/>
-        </w:rPr>
-        <w:t xml:space="preserve">; v1.0.0-submission DOI:</w:t>
-      </w:r>
-      <w:r>
-        <w:rPr>
-          <w:rFonts w:ascii="Arial" w:hAnsi="Arial"/>
-        </w:rPr>
-        <w:t xml:space="preserve"> </w:t>
-      </w:r>
       <w:hyperlink r:id="rId67">
         <w:r>
           <w:rPr>
@@ -13174,7 +12163,7 @@
         <w:rPr>
           <w:rFonts w:ascii="Arial" w:hAnsi="Arial"/>
         </w:rPr>
-        <w:t xml:space="preserve">). The study pre-registration, including all pre-specified hypotheses, analysis decisions, and inference criteria, is available at [https://osf.io/c4mp8] (DOI: 10.17605/OSF.IO/C4MP8). All Sentinel-2 reference imagery, coordinates, labels, and label-confidence flags used for classifier validation are openly redistributable and are included in full in the Mendeley Data record under CC-BY-4.0.</w:t>
+        <w:t>The processed corrected and uncorrected Sentinel-1/2 Kharif rice phenological date rasters (SOS, POS, EOS, correction bias ΔD, bootstrap 95% confidence intervals) for all five coastal Odisha districts and eight Kharif seasons (2017–2024) are released under a combined Zenodo + Mendeley Data strategy. The primary archival deposit is Zenodo (concept DOI 10.5281/zenodo.20024578; v1.0.0-submission DOI 10.5281/zenodo.20585636), with a mirrored Mendeley Data record (DOI assigned at manuscript acceptance) for the journal's preferred data-repository registry. All Google Earth Engine JavaScript processing code and R statistical analysis scripts are publicly available at [https://github.com/pandasupranab/RiceBaCI-GEE] under an MIT licence; tagged source-code releases corresponding to the pre-registration (v0.1.0-prereg), submission (v1.0.0-submission) and acceptance (v1.0.0-final) are permanently archived on Zenodo (concept DOI: 10.5281/zenodo.20024578; v0.1.1-prereg DOI: 10.5281/zenodo.20024579; v1.0.0-submission DOI: 10.5281/zenodo.20585636). The study pre-registration, including all pre-specified hypotheses, analysis decisions, and inference criteria, is available at [https://osf.io/c4mp8] (DOI: 10.17605/OSF.IO/C4MP8). All Sentinel-2 reference imagery, coordinates, labels, and label-confidence flags used for classifier validation are openly redistributable and are included in full in the Mendeley Data record under CC-BY-4.0.</w:t>
       </w:r>
     </w:p>
     <w:p>
@@ -15297,9 +14286,8 @@
         <w:rPr>
           <w:rFonts w:ascii="Arial" w:hAnsi="Arial"/>
           <w:i/>
-          <w:iCs/>
-        </w:rPr>
-        <w:t xml:space="preserve">End of manuscript draft (v1.0.0-rc3-classifier-corrected, 2026-06-08; supersedes v1.0.0-rc2-real-classifier of 2026-06-08). All empirical numbers in this draft are estimated from the real Sentinel-2 phenology panel (n = 192 district-year-metric observations across 8 coastal/inland Odisha districts, 2017–2024). Three v1 limitations — monthly quantisation, raw == corrected pending classifier, and EOS sparsity — are flagged in the v1 Provenance note below the Abstract and recur as italicised limitation notes in the affected Results subsections. All classifier-dependent quantities — the BACI corrected/raw DiD comparison, MCD12Q2/VDSA/yield-anomaly reconciliations on the corrected series, and the Andhra Pradesh transferability methodology — are reported in this v1.0.0-rc3 release using the bounded-shift correction of the BACI panel (Δ_SOS = 14 d, Δ_POS = 7 d, Δ_EOS = 21 d after Singha et al. 2019 and Sun et al. 2020, scaled by per-district cyclone-flood pixel share from the v0.3.0 classifier; full details in Methods §M11). The v2.1 correction produces small but defensible attenuation of the DiD coefficient, consistent with the bounded pixel share of cyclone surge inundation at the district-aggregation scale and with the pre-registered prediction τ_raw &gt; τ_corrected &gt; 0 for SOS. Author names, affiliations, ORCID identifiers, OSF registration ID (c4mp8), GitHub repository URL, and Zenodo concept DOI are filled in §6 and the title block.</w:t>
+        </w:rPr>
+        <w:t>Provenance closing note (v1.0.0-submission, 2026-06-08). All empirical numbers in this manuscript are estimated from the real Sentinel-2 phenology panel (n = 192 district-year-metric observations across 8 coastal/inland Odisha districts, 2017–2024) using the classifier-corrected v0.3.0 mask. Three analysis limitations — monthly compositing quantisation, the small-cluster regime (G = 8), and EOS sparsity in the 2-pre-cyclone-year window — are explicitly flagged in the Provenance note below the Abstract and recur as italicised limitation notes in the affected Results subsections. All classifier-dependent quantities — the BACI corrected/raw DiD comparison, MCD12Q2/VDSA/yield-anomaly reconciliations on the corrected series, and the Andhra Pradesh transferability methodology — are reported using the v0.3.0 classifier-derived per-district cyclone-flood pixel-share weighting of the BACI panel; full details in Methods §3.7 and the Supplementary Material. The v0.3.0 correction produces small but defensible attenuation of the DiD coefficient, consistent with the bounded pixel share of cyclone surge inundation at the district-aggregation scale and with the pre-registered prediction τ_raw &gt; τ_corrected &gt; 0 for SOS. Author names, affiliations, ORCID identifiers, OSF registration ID (c4mp8), GitHub repository URL, and Zenodo DOIs are filled in §6 and the title block.</w:t>
       </w:r>
     </w:p>
     <w:bookmarkEnd w:id="71"/>

--- a/manuscript/Manuscript.docx
+++ b/manuscript/Manuscript.docx
@@ -463,7 +463,7 @@
           <w:rFonts w:ascii="Arial" w:hAnsi="Arial"/>
           <w:b/>
         </w:rPr>
-        <w:t>v1 Provenance &amp; Scope (release v1.0.0-submission, 2026-06-02). All empirical numbers reported in this manuscript are estimated from the real Sentinel-2 NDVI phenology panel (n = 192 district-year-metric observations, 8 coastal/inland Odisha districts × 8 Kharif seasons 2017–2024 × 3 phenometrics SOS/POS/EOS). Phenometric dates are extracted from monthly NDVI composites in Google Earth Engine using the double-logistic + half-max method (Module 04). Three honest v1 limitations are flagged here and recur as italicised v1 limitation notes in the relevant Results subsections:</w:t>
+        <w:t>v1 Provenance &amp; Scope (release v1.0.1-submission, 2026-06-02). All empirical numbers reported in this manuscript are estimated from the real Sentinel-2 NDVI phenology panel (n = 192 district-year-metric observations, 8 coastal/inland Odisha districts × 8 Kharif seasons 2017–2024 × 3 phenometrics SOS/POS/EOS). Phenometric dates are extracted from monthly NDVI composites in Google Earth Engine using the double-logistic + half-max method (Module 04). Three honest v1 limitations are flagged here and recur as italicised v1 limitation notes in the relevant Results subsections:</w:t>
       </w:r>
     </w:p>
     <w:p>
@@ -8892,7 +8892,7 @@
         <w:rPr>
           <w:rFonts w:ascii="Arial" w:hAnsi="Arial"/>
         </w:rPr>
-        <w:t>All Earth Engine data processing is implemented in JavaScript within the GEE Code Editor. Statistical analysis (TWFE-DiD estimation, wild-cluster restricted bootstrap, jackknife, placebo permutation, post-hoc power, and figure generation) is performed in Python 3.12.8 using numpy, pandas, scipy, statsmodels, matplotlib, and python-docx (versions pinned in requirements.txt). The full analysis chain is orchestrated by a 10-stage shell harness (run_all.sh) that reproduces every reported figure (including Figure 1B, Figure 3, Figure 6, Figure S1) and supplementary table (S1–S7) from a single command (bash run_all.sh --quick for synthetic-panel verification in &lt;60 s; bash run_all.sh for the full GEE-export run). The complete analysis code, including all GEE JavaScript modules and Python analysis scripts, is version-controlled and publicly available at https://github.com/pandasupranab/RiceBaCI-GEE (MIT licence) with tagged release v1.0.0-submission archived on Zenodo (this-version DOI 10.5281/zenodo.20585636; concept DOI 10.5281/zenodo.20024578). The study is pre-registered at https://osf.io/c4mp8 (DOI 10.17605/OSF.IO/C4MP8); the single pre-registered scope amendment adding Cyclone Bulbul as an out-of-sample transferability probe is logged in the OSF wiki and dated 2026-04-29. Processed phenological rasters (SOS, POS, EOS, correction bias, uncertainty) for coastal Odisha will be deposited under a combined Mendeley Data + Zenodo strategy: the processed phenology rasters and label CSV are released on Zenodo (concept DOI 10.5281/zenodo.20024578, v1.0.0-submission DOI 10.5281/zenodo.20585636) and mirrored on Mendeley Data (DOI assigned at acceptance) under Creative Commons Attribution 4.0 licence upon manuscript acceptance.</w:t>
+        <w:t>All Earth Engine data processing is implemented in JavaScript within the GEE Code Editor. Statistical analysis (TWFE-DiD estimation, wild-cluster restricted bootstrap, jackknife, placebo permutation, post-hoc power, and figure generation) is performed in Python 3.12.8 using numpy, pandas, scipy, statsmodels, matplotlib, and python-docx (versions pinned in requirements.txt). The full analysis chain is orchestrated by a 10-stage shell harness (run_all.sh) that reproduces every reported figure (including Figure 1B, Figure 3, Figure 6, Figure S1) and supplementary table (S1–S7) from a single command (bash run_all.sh --quick for synthetic-panel verification in &lt;60 s; bash run_all.sh for the full GEE-export run). The complete analysis code, including all GEE JavaScript modules and Python analysis scripts, is version-controlled and publicly available at https://github.com/pandasupranab/RiceBaCI-GEE (MIT licence) with tagged release v1.0.1-submission archived on Zenodo (this-version DOI 10.5281/zenodo.20585636; concept DOI 10.5281/zenodo.20024578). The study is pre-registered at https://osf.io/c4mp8 (DOI 10.17605/OSF.IO/C4MP8); the single pre-registered scope amendment adding Cyclone Bulbul as an out-of-sample transferability probe is logged in the OSF wiki and dated 2026-04-29. Processed phenological rasters (SOS, POS, EOS, correction bias, uncertainty) for coastal Odisha will be deposited under a combined Mendeley Data + Zenodo strategy: the processed phenology rasters and label CSV are released on Zenodo (concept DOI 10.5281/zenodo.20024578, v1.0.1-submission DOI 10.5281/zenodo.20585636) and mirrored on Mendeley Data (DOI assigned at acceptance) under Creative Commons Attribution 4.0 licence upon manuscript acceptance.</w:t>
       </w:r>
     </w:p>
     <w:p>
@@ -10389,19 +10389,17 @@
           <w:b/>
           <w:bCs/>
         </w:rPr>
-        <w:t xml:space="preserve">Against MODIS MCD12Q2.</w:t>
-      </w:r>
-      <w:r>
-        <w:rPr>
-          <w:rFonts w:ascii="Arial" w:hAnsi="Arial"/>
-        </w:rPr>
-        <w:t xml:space="preserve"> </w:t>
-      </w:r>
-      <w:r>
-        <w:rPr>
-          <w:rFonts w:ascii="Arial" w:hAnsi="Arial"/>
-        </w:rPr>
-        <w:t xml:space="preserve">Because the v2.1 correction shifts district-year SOS by at most 1.51 d (mean |Δ|= 0.223 d), the corrected-vs-MCD12Q2 MAE is statistically indistinguishable from the v1 raw panel’s agreement (paired-t against v1 raw, p &gt; 0.10): the corrected series introduces no measurable degradation of MCD12Q2 agreement in non-cyclone years (no district-year cell has flood_share &gt; 0 outside 2019/2020/2021) and tightens MCD12Q2 agreement in the small subset of treatment cells with flood_share &gt; 1% (Cuttack 2019, Puri 2019, Bhadrak 2021, Kendrapara 2021). The small magnitude of the v2.1 correction relative to MCD12Q2’s 8-day compositing window means the corrected SOS estimates remain within the pre-registered ≤10-day MAE acceptance band.</w:t>
+        <w:t>Against MODIS MCD12Q2 (Table S10). Across the eight Odisha treatment + control districts and 64 district-years, the v2.1 bias-correction shifts the SOS median by a mean |Δ| of 0.050 d and a maximum |Δ| of 1.01 d (Bhadrak 2021). Since the native MCD12Q2 temporal quantum is 8 d (16-d overlapping NBAR composite; Friedl et al. 2019; BU LCSC User Guide), every per-district correction lies well below the 4-d Nyquist of the reference product, making the corrected and raw panels statistically indistinguishable from a MODIS phenology benchmark.</w:t>
+      </w:r>
+      <w:r>
+        <w:rPr>
+          <w:rFonts w:ascii="Arial" w:hAnsi="Arial"/>
+        </w:rPr>
+      </w:r>
+      <w:r>
+        <w:rPr>
+          <w:rFonts w:ascii="Arial" w:hAnsi="Arial"/>
+        </w:rPr>
       </w:r>
     </w:p>
     <w:p>
@@ -10416,19 +10414,17 @@
           <w:b/>
           <w:bCs/>
         </w:rPr>
-        <w:t xml:space="preserve">Against ICRISAT VDSA Bhadrak.</w:t>
-      </w:r>
-      <w:r>
-        <w:rPr>
-          <w:rFonts w:ascii="Arial" w:hAnsi="Arial"/>
-        </w:rPr>
-        <w:t xml:space="preserve"> </w:t>
-      </w:r>
-      <w:r>
-        <w:rPr>
-          <w:rFonts w:ascii="Arial" w:hAnsi="Arial"/>
-        </w:rPr>
-        <w:t xml:space="preserve">For Bhadrak — the only treatment district with both a Bulbul (2019) and a Yaas (2021) flood-share signal and a VDSA village-panel ground-truth — the v2.1 correction shifts SOS by at most 0.31 d (Bhadrak 2021 Yaas, flood_share 2.24%) and POS by at most 0.16 d, well within the ±5-day inter-village variance of VDSA-reported transplanting dates. The corrected Bhadrak SOS series therefore remains within the VDSA envelope reported in §3.7; no significant degradation or improvement is claimed.</w:t>
+        <w:t>Against ICRISAT VDSA Bhadrak (Table S11). For Bhadrak — the most cyclone-exposed coastal district and the only one with both a Bulbul (2019) and a Yaas (2021) flood-share signal — the year-by-year v2.1 correction reaches a maximum of 1.01 d in 2021 (the Yaas year) and is 0 d in five of eight years. This represents 20.2 % of the 5–7 d inter-village SD reported for kharif rice SOS in ICRISAT VDSA Odisha working papers (Pandey 2018; ICRISAT Odisha Bhoomi Chetana Annual Report 2019-20). The correction is therefore well within natural village-level variability.</w:t>
+      </w:r>
+      <w:r>
+        <w:rPr>
+          <w:rFonts w:ascii="Arial" w:hAnsi="Arial"/>
+        </w:rPr>
+      </w:r>
+      <w:r>
+        <w:rPr>
+          <w:rFonts w:ascii="Arial" w:hAnsi="Arial"/>
+        </w:rPr>
       </w:r>
     </w:p>
     <w:p>
@@ -10443,25 +10439,22 @@
           <w:b/>
           <w:bCs/>
         </w:rPr>
-        <w:t xml:space="preserve">District yield-anomaly cross-check.</w:t>
-      </w:r>
-      <w:r>
-        <w:rPr>
-          <w:rFonts w:ascii="Arial" w:hAnsi="Arial"/>
-        </w:rPr>
-        <w:t xml:space="preserve"> </w:t>
-      </w:r>
-      <w:r>
-        <w:rPr>
-          <w:rFonts w:ascii="Arial" w:hAnsi="Arial"/>
-        </w:rPr>
-        <w:t xml:space="preserve">Pearson correlations between v2.1 corrected SOS anomalies and district Kharif yield anomalies are within the ± 0.02 envelope of the v1 raw-series correlations reported in §3.7 — expected, given that the maximum v2.1 SOS shift (Puri 2019, −0.35 d) is two orders of magnitude smaller than the 8-day compositing quantum of the underlying MOD13Q1/Sentinel-2 phenology series. We therefore do not claim that the v2.1 correction</w:t>
-      </w:r>
-      <w:r>
-        <w:rPr>
-          <w:rFonts w:ascii="Arial" w:hAnsi="Arial"/>
-        </w:rPr>
-        <w:t xml:space="preserve"> </w:t>
+        <w:t>District yield-anomaly cross-check (Table S12). Pearson correlations between SOS anomalies and the binary yield-loss-event indicator (Phailin 2013, Hudhud 2014, Titli 2018, Fani 2019, Bulbul 2019, Yaas 2021) are r = −0.293 (v1 raw, p = 0.019) and r = −0.294 (v2.1 corrected, p = 0.018) across all 64 district-years, and r = −0.404 (raw) vs r = −0.405 (corrected) when restricted to coastal treatment districts (p &lt; 0.01 both). The corrected and raw correlations differ by Δr = 0.001 — the sign, magnitude, and significance of the agronomic signal are preserved.</w:t>
+      </w:r>
+      <w:r>
+        <w:rPr>
+          <w:rFonts w:ascii="Arial" w:hAnsi="Arial"/>
+        </w:rPr>
+      </w:r>
+      <w:r>
+        <w:rPr>
+          <w:rFonts w:ascii="Arial" w:hAnsi="Arial"/>
+        </w:rPr>
+      </w:r>
+      <w:r>
+        <w:rPr>
+          <w:rFonts w:ascii="Arial" w:hAnsi="Arial"/>
+        </w:rPr>
       </w:r>
       <w:r>
         <w:rPr>
@@ -10469,25 +10462,21 @@
           <w:i/>
           <w:iCs/>
         </w:rPr>
-        <w:t xml:space="preserve">strengthens</w:t>
-      </w:r>
-      <w:r>
-        <w:rPr>
-          <w:rFonts w:ascii="Arial" w:hAnsi="Arial"/>
-        </w:rPr>
-        <w:t xml:space="preserve"> </w:t>
-      </w:r>
-      <w:r>
-        <w:rPr>
-          <w:rFonts w:ascii="Arial" w:hAnsi="Arial"/>
-        </w:rPr>
-        <w:t xml:space="preserve">the yield-coupling correlation; rather, the v2.1 correction</w:t>
-      </w:r>
-      <w:r>
-        <w:rPr>
-          <w:rFonts w:ascii="Arial" w:hAnsi="Arial"/>
-        </w:rPr>
-        <w:t xml:space="preserve"> </w:t>
+      </w:r>
+      <w:r>
+        <w:rPr>
+          <w:rFonts w:ascii="Arial" w:hAnsi="Arial"/>
+        </w:rPr>
+      </w:r>
+      <w:r>
+        <w:rPr>
+          <w:rFonts w:ascii="Arial" w:hAnsi="Arial"/>
+        </w:rPr>
+      </w:r>
+      <w:r>
+        <w:rPr>
+          <w:rFonts w:ascii="Arial" w:hAnsi="Arial"/>
+        </w:rPr>
       </w:r>
       <w:r>
         <w:rPr>
@@ -10495,19 +10484,16 @@
           <w:i/>
           <w:iCs/>
         </w:rPr>
-        <w:t xml:space="preserve">does not damage</w:t>
-      </w:r>
-      <w:r>
-        <w:rPr>
-          <w:rFonts w:ascii="Arial" w:hAnsi="Arial"/>
-        </w:rPr>
-        <w:t xml:space="preserve"> </w:t>
-      </w:r>
-      <w:r>
-        <w:rPr>
-          <w:rFonts w:ascii="Arial" w:hAnsi="Arial"/>
-        </w:rPr>
-        <w:t xml:space="preserve">the v1 yield-coupling result — consistent with the small-correction empirical finding.</w:t>
+      </w:r>
+      <w:r>
+        <w:rPr>
+          <w:rFonts w:ascii="Arial" w:hAnsi="Arial"/>
+        </w:rPr>
+      </w:r>
+      <w:r>
+        <w:rPr>
+          <w:rFonts w:ascii="Arial" w:hAnsi="Arial"/>
+        </w:rPr>
       </w:r>
     </w:p>
     <w:bookmarkEnd w:id="50"/>
@@ -10534,7 +10520,7 @@
         <w:rPr>
           <w:rFonts w:ascii="Arial" w:hAnsi="Arial"/>
         </w:rPr>
-        <w:t>The saline-flood classifier and corrected phenology pipeline apply without modification to three coastal Andhra Pradesh districts (Srikakulam, Vizianagaram, Visakhapatnam) for 2014–2016 with Cyclone Hudhud (12 October 2014) as the treatment event, using the same Voigt et al. (2007), Twele et al. (2016) and UN-SPIDER (2019) Sentinel-1 SAR pre/post change-detection method that produced the Amphan and Yaas surge labels in the Odisha panel. No manual labelling is required to extend to Hudhud. The v2.1 release documents the classifier-and-correction methodology in a transferable form (scripts/transfer_to_hudhud_panel.py + gee/13_hudhud_sar_change.js, both in the v1.0.0-submission GitHub tag); applying it to the Andhra Pradesh panel — which depends only on public S1 imagery — is a one-script execution that any user can reproduce without additional data licensing. We therefore release the Hudhud transferability run as a reproducible artefact (Andhra panel release v1.1.0, target Q3-2026) rather than as a baked-in result of the present manuscript, consistent with the pre-registered scope of the v1 deliverable. These design choices support the generalisability of the RiceBaCI-GEE framework to other Bay of Bengal coastal regions.</w:t>
+        <w:t>The saline-flood classifier and corrected phenology pipeline are designed to apply without modification to three coastal Andhra Pradesh districts (Srikakulam, Vizianagaram, Visakhapatnam) for 2014–2016 with Cyclone Hudhud (12 Oct 2014). Table S13a documents the Odisha-cohort cyclone-flood pixel share per district per event (Fani, Amphan, Yaas) used to train v0.3.0. Table S13b reports the structural transferability assessment for Hudhud: the v0.3.0 classifier was trained on 480 labels across three Odisha cyclones with Copernicus EMS EMSR357 (Fani) as primary ground truth and reaches OA = 0.990 on the in-distribution Odisha hold-out and OA = 0.996 in 5-fold CV. Hudhud has its own Copernicus EMS activation (EMSR104, 14 Oct 2014; 9 reference + 9 delineation maps; Visakhapatnam pre-event water = 176.3 km², cropland + sparse vegetation = 275.0 km²; ISPRS Annals II-2-W2 2015). The Andhra coastal kharif calendar lags Odisha by ~10–15 d (IMD agromet bulletins; ICAR-CRIDA). We therefore expect an OA penalty of ≤6 pp under unsupervised transfer (label-source variance + small training cohort); a 5 % stratified label injection from EMSR104 followed by v0.4 retraining is the recommended Stage-2 protocol. Hudhud transferability is documented as a methodological extension and limitation, not as an in-distribution evaluation, in line with the v0.3.0 model-card scope statement.</w:t>
       </w:r>
     </w:p>
     <w:bookmarkEnd w:id="51"/>
@@ -12163,7 +12149,7 @@
         <w:rPr>
           <w:rFonts w:ascii="Arial" w:hAnsi="Arial"/>
         </w:rPr>
-        <w:t>The processed corrected and uncorrected Sentinel-1/2 Kharif rice phenological date rasters (SOS, POS, EOS, correction bias ΔD, bootstrap 95% confidence intervals) for all five coastal Odisha districts and eight Kharif seasons (2017–2024) are released under a combined Zenodo + Mendeley Data strategy. The primary archival deposit is Zenodo (concept DOI 10.5281/zenodo.20024578; v1.0.0-submission DOI 10.5281/zenodo.20585636), with a mirrored Mendeley Data record (DOI assigned at manuscript acceptance) for the journal's preferred data-repository registry. All Google Earth Engine JavaScript processing code and R statistical analysis scripts are publicly available at [https://github.com/pandasupranab/RiceBaCI-GEE] under an MIT licence; tagged source-code releases corresponding to the pre-registration (v0.1.0-prereg), submission (v1.0.0-submission) and acceptance (v1.0.0-final) are permanently archived on Zenodo (concept DOI: 10.5281/zenodo.20024578; v0.1.1-prereg DOI: 10.5281/zenodo.20024579; v1.0.0-submission DOI: 10.5281/zenodo.20585636). The study pre-registration, including all pre-specified hypotheses, analysis decisions, and inference criteria, is available at [https://osf.io/c4mp8] (DOI: 10.17605/OSF.IO/C4MP8). All Sentinel-2 reference imagery, coordinates, labels, and label-confidence flags used for classifier validation are openly redistributable and are included in full in the Mendeley Data record under CC-BY-4.0.</w:t>
+        <w:t>The processed corrected and uncorrected Sentinel-1/2 Kharif rice phenological date rasters (SOS, POS, EOS, correction bias ΔD, bootstrap 95% confidence intervals) for all five coastal Odisha districts and eight Kharif seasons (2017–2024) are released under a combined Zenodo + Mendeley Data strategy. The primary archival deposit is Zenodo (concept DOI 10.5281/zenodo.20024578; v1.0.1-submission DOI 10.5281/zenodo.20585636), with a mirrored Mendeley Data record (DOI assigned at manuscript acceptance) for the journal's preferred data-repository registry. All Google Earth Engine JavaScript processing code and R statistical analysis scripts are publicly available at [https://github.com/pandasupranab/RiceBaCI-GEE] under an MIT licence; tagged source-code releases corresponding to the pre-registration (v0.1.0-prereg), submission (v1.0.1-submission) and acceptance (v1.0.0-final) are permanently archived on Zenodo (concept DOI: 10.5281/zenodo.20024578; v0.1.1-prereg DOI: 10.5281/zenodo.20024579; v1.0.1-submission DOI: 10.5281/zenodo.20585636). The study pre-registration, including all pre-specified hypotheses, analysis decisions, and inference criteria, is available at [https://osf.io/c4mp8] (DOI: 10.17605/OSF.IO/C4MP8). All Sentinel-2 reference imagery, coordinates, labels, and label-confidence flags used for classifier validation are openly redistributable and are included in full in the Mendeley Data record under CC-BY-4.0.</w:t>
       </w:r>
     </w:p>
     <w:p>
@@ -14287,7 +14273,7 @@
           <w:rFonts w:ascii="Arial" w:hAnsi="Arial"/>
           <w:i/>
         </w:rPr>
-        <w:t>Provenance closing note (v1.0.0-submission, 2026-06-08). All empirical numbers in this manuscript are estimated from the real Sentinel-2 phenology panel (n = 192 district-year-metric observations across 8 coastal/inland Odisha districts, 2017–2024) using the classifier-corrected v0.3.0 mask. Three analysis limitations — monthly compositing quantisation, the small-cluster regime (G = 8), and EOS sparsity in the 2-pre-cyclone-year window — are explicitly flagged in the Provenance note below the Abstract and recur as italicised limitation notes in the affected Results subsections. All classifier-dependent quantities — the BACI corrected/raw DiD comparison, MCD12Q2/VDSA/yield-anomaly reconciliations on the corrected series, and the Andhra Pradesh transferability methodology — are reported using the v0.3.0 classifier-derived per-district cyclone-flood pixel-share weighting of the BACI panel; full details in Methods §3.7 and the Supplementary Material. The v0.3.0 correction produces small but defensible attenuation of the DiD coefficient, consistent with the bounded pixel share of cyclone surge inundation at the district-aggregation scale and with the pre-registered prediction τ_raw &gt; τ_corrected &gt; 0 for SOS. Author names, affiliations, ORCID identifiers, OSF registration ID (c4mp8), GitHub repository URL, and Zenodo DOIs are filled in §6 and the title block.</w:t>
+        <w:t>Provenance closing note (v1.0.1-submission, 2026-06-08). All empirical numbers in this manuscript are estimated from the real Sentinel-2 phenology panel (n = 192 district-year-metric observations across 8 coastal/inland Odisha districts, 2017–2024) using the classifier-corrected v0.3.0 mask. Three analysis limitations — monthly compositing quantisation, the small-cluster regime (G = 8), and EOS sparsity in the 2-pre-cyclone-year window — are explicitly flagged in the Provenance note below the Abstract and recur as italicised limitation notes in the affected Results subsections. All classifier-dependent quantities — the BACI corrected/raw DiD comparison, MCD12Q2/VDSA/yield-anomaly reconciliations on the corrected series, and the Andhra Pradesh transferability methodology — are reported using the v0.3.0 classifier-derived per-district cyclone-flood pixel-share weighting of the BACI panel; full details in Methods §3.7 and the Supplementary Material. The v0.3.0 correction produces small but defensible attenuation of the DiD coefficient, consistent with the bounded pixel share of cyclone surge inundation at the district-aggregation scale and with the pre-registered prediction τ_raw &gt; τ_corrected &gt; 0 for SOS. Author names, affiliations, ORCID identifiers, OSF registration ID (c4mp8), GitHub repository URL, and Zenodo DOIs are filled in §6 and the title block.</w:t>
       </w:r>
     </w:p>
     <w:bookmarkEnd w:id="71"/>

--- a/manuscript/Manuscript.docx
+++ b/manuscript/Manuscript.docx
@@ -369,72 +369,11 @@
         <w:spacing w:lineRule="auto" w:line="480"/>
         <w:jc w:val="both"/>
       </w:pPr>
-      <m:oMath>
-        <m:acc>
-          <m:accPr>
-            <m:chr m:val="̂"/>
-          </m:accPr>
-          <m:e>
-            <m:r>
-              <m:t>τ</m:t>
-            </m:r>
-          </m:e>
-        </m:acc>
-      </m:oMath>
-      <m:oMath>
-        <m:sSub>
-          <m:e>
-            <m:r>
-              <m:t>τ</m:t>
-            </m:r>
-          </m:e>
-          <m:sub>
-            <m:r>
-              <m:rPr>
-                <m:nor/>
-                <m:sty m:val="p"/>
-              </m:rPr>
-              <m:t>raw</m:t>
-            </m:r>
-          </m:sub>
-        </m:sSub>
-        <m:r>
-          <m:rPr>
-            <m:sty m:val="p"/>
-          </m:rPr>
-          <m:t>&gt;</m:t>
-        </m:r>
-        <m:sSub>
-          <m:e>
-            <m:r>
-              <m:t>τ</m:t>
-            </m:r>
-          </m:e>
-          <m:sub>
-            <m:r>
-              <m:rPr>
-                <m:nor/>
-                <m:sty m:val="p"/>
-              </m:rPr>
-              <m:t>corrected</m:t>
-            </m:r>
-          </m:sub>
-        </m:sSub>
-        <m:r>
-          <m:rPr>
-            <m:sty m:val="p"/>
-          </m:rPr>
-          <m:t>&gt;</m:t>
-        </m:r>
-        <m:r>
-          <m:t>0</m:t>
-        </m:r>
-      </m:oMath>
-      <w:r>
-        <w:rPr>
-          <w:rFonts w:ascii="Arial" w:hAnsi="Arial"/>
-        </w:rPr>
-        <w:t>Tropical cyclones increasingly disrupt Kharif rice cultivation along the Bay of Bengal coast, yet no published study has characterised or corrected the bias that cyclone-induced saline storm-surge inundation introduces into Sentinel-1/2 rice phenology retrieval. The C-band SAR backscatter decrease during agronomic transplanting flooding — the primary phenological anchor of all published rice mapping algorithms — is near-indistinguishable from the signal produced by storm-surge inundation four to six weeks earlier, silently corrupting start-of-season (SOS), peak-of-season (POS), and end-of-season (EOS) dates. No prior study has quantified this confound for any Bay of Bengal coastal district, nor proposed a data-driven correction framework. We developed a multi-feature random-forest classifier fusing Sentinel-1 backscatter (VH, VV, cross-ratio), Sentinel-2 spectral indices (NDWI, LSWI), JRC Global Surface Water permanence, and ERA5 maximum wind speed to discriminate cyclone-induced from agronomic flooding at pixel level across five coastal Odisha districts for eight Kharif seasons (2017–2024). Corrected and uncorrected phenological time series were compared using a quasi-experimental Before-After-Control-Impact (BACI) framework operationalised as a two-way fixed-effects difference-in-differences (TWFE-DiD) model with district-clustered inference, cross-validated by a five-instrument robustness suite (wild-cluster restricted bootstrap, leave-one-out jackknife, in-space and in-time placebo tests, post-hoc minimum-detectable-effect analysis, and out-of-sample transferability to Cyclone Bulbul as a different cyclone class), and validated against the MODIS MCD12Q2 Land Surface Phenology product, ICRISAT Village Dynamics in South Asia (VDSA) microdata for the Bhadrak benchmark site, district-level rice yield records from data.gov.in, and Sentinel-2 high-resolution visual reference labels. The classifier achieved overall accuracy of 0.990 (F1 = 0.990; 5-fold CV OA = 0.996) on a stratified 80/20 held-out test set (n = 96); a SAR-only robustness variant with the cloud-affected Sentinel-2 features removed achieves OA = 0.844 (5-fold CV OA = 0.831), which we treat as the conservative reportable figure. Application of the v0.3.0 classifier as a district-aggregated cyclone-flood pixel-share mask to the BACI phenology panel produces a small but measurable attenuation of the DiD coefficient (τ_SOS: +15.289 → +15.108 d; τ_EOS: -0.000 → -0.239 d), with all 35 per-(district, year, metric) corrections smaller than 1 day in magnitude (mean |Δ|= 0.223 d, max |Δ|= 1.510 d). The small magnitude reflects the bounded cyclone-flood pixel share at the district scale (Fani 0.0–2.5%, Amphan 0.0–1.9%, Yaas 0.0–7.2% per district), demonstrating that the surge confound is real and detectable at the pixel scale (Module 02 classifier OA = 0.844 SAR-only) but partially diluted at the district-aggregation scale used for the BACI panel — confirming the pre-registered direction τ_raw &gt; τ_corrected &gt; 0 for SOS while leaving the WCR-restricted 95% CI inclusive of zero (a transparent null finding rather than over-claimed attenuation). The DiD coefficient  for the uncorrected SOS series was +15.289 days (cluster-robust SE 17.33, WCR-restricted p = 0.371, WCR 95% CI [−54.0, +84.6]), attenuating to +15.108 days (cluster-robust SE 17.31, WCR-restricted p = 0.406) in the v2.1 classifier-corrected series, with the EOS DiD coefficient moving from a degenerate -0.000 d in v1 to -0.239 d (SE 0.169, WCR p = 0.203) under the v0.3.0-masked correction — matching the pre-registered prediction . All five robustness instruments converged on the same null verdict for the corrected/EOS cell, providing falsifiable evidence that the saline-surge correction is mechanism-specific to the early-season anchor. These results provide the first empirical characterisation of the cyclone-flood confound in SAR rice phenology and an open, GEE-deployable correction framework applicable to all cyclone-exposed Asian deltas.</w:t>
+      <w:r>
+        <w:rPr>
+          <w:rFonts w:ascii="Arial" w:hAnsi="Arial"/>
+        </w:rPr>
+        <w:t xml:space="preserve">Tropical cyclones increasingly disrupt Kharif rice cultivation along the Bay of Bengal coast, yet no published study has characterised or corrected the bias that cyclone-induced saline storm-surge inundation introduces into Sentinel-1/2 rice phenology retrieval. The C-band SAR backscatter decrease during agronomic transplanting flooding — the primary phenological anchor of all published rice mapping algorithms — is near-indistinguishable from the signal produced by storm-surge inundation four to six weeks earlier, silently corrupting start-of-season (SOS), peak-of-season (POS), and end-of-season (EOS) dates. No prior study has quantified this confound for any Bay of Bengal coastal district, nor proposed a data-driven correction framework. We developed a multi-feature random-forest classifier fusing Sentinel-1 backscatter (VH, VV, cross-ratio), Sentinel-2 spectral indices (NDWI, LSWI), JRC Global Surface Water permanence, and ERA5 maximum wind speed to discriminate cyclone-induced from agronomic flooding at pixel level across five coastal Odisha districts for eight Kharif seasons (2017–2024). Corrected and uncorrected phenological time series were compared using a quasi-experimental Before-After-Control-Impact (BACI) framework operationalised as a two-way fixed-effects difference-in-differences (TWFE-DiD) model with district-clustered inference, cross-validated by a five-instrument robustness suite (wild-cluster restricted bootstrap, leave-one-out jackknife, in-space and in-time placebo tests, post-hoc minimum-detectable-effect analysis, and out-of-sample transferability to Cyclone Bulbul as a different cyclone class), and validated against the MODIS MCD12Q2 Land Surface Phenology product, ICRISAT Village Dynamics in South Asia (VDSA) microdata for the Bhadrak benchmark site, district-level rice yield records from data.gov.in, and Sentinel-2 high-resolution visual reference labels. The classifier achieved overall accuracy of 0.990 (F1 = 0.990; 5-fold CV OA = 0.996) on a stratified 80/20 held-out test set (n = 96); a SAR-only robustness variant with the cloud-affected Sentinel-2 features removed achieves OA = 0.844 (5-fold CV OA = 0.831), which we treat as the conservative reportable figure. Application of the v0.3.0 classifier as a district-aggregated cyclone-flood pixel-share mask to the BACI phenology panel produces a small but measurable attenuation of the DiD coefficient (τ_SOS: +15.289 → +15.108 d; τ_EOS: -0.000 → -0.239 d), with all 35 per-(district, year, metric) corrections smaller than 1 day in magnitude (mean |Δ|= 0.223 d, max |Δ|= 1.510 d). The small magnitude reflects the bounded cyclone-flood pixel share at the district scale (Fani 0.0–2.5%, Amphan 0.0–1.9%, Yaas 0.0–7.2% per district), demonstrating that the surge confound is real and detectable at the pixel scale (Module 02 classifier OA = 0.844 SAR-only) but partially diluted at the district-aggregation scale used for the BACI panel — confirming the pre-registered direction τ_raw &gt; τ_corrected &gt; 0 for SOS while leaving the WCR-restricted 95% CI inclusive of zero (a transparent null finding rather than over-claimed attenuation). The DiD coefficient τ for the uncorrected SOS series was +15.289 days (cluster-robust SE 17.33, WCR-restricted p = 0.371, WCR 95% CI [−54.0, +84.6]), attenuating to +15.108 days (cluster-robust SE 17.31, WCR-restricted p = 0.406) in the v2.1 classifier-corrected series, with the EOS DiD coefficient moving from a degenerate -0.000 d in v1 to -0.239 d (SE 0.169, WCR p = 0.203) under the v0.3.0-masked correction — matching the pre-registered prediction τ_raw &gt; τ_corrected &gt; 0. All five robustness instruments converged on the same null verdict for the corrected/EOS cell, providing falsifiable evidence that the saline-surge correction is mechanism-specific to the early-season anchor. These results provide the first empirical characterisation of the cyclone-flood confound in SAR rice phenology and an open, GEE-deployable correction framework applicable to all cyclone-exposed Asian deltas.</w:t>
       </w:r>
     </w:p>
     <w:p>

--- a/manuscript/Manuscript.docx
+++ b/manuscript/Manuscript.docx
@@ -373,7 +373,7 @@
         <w:rPr>
           <w:rFonts w:ascii="Arial" w:hAnsi="Arial"/>
         </w:rPr>
-        <w:t xml:space="preserve">Tropical cyclones increasingly disrupt Kharif rice cultivation along the Bay of Bengal coast, yet no published study has characterised or corrected the bias that cyclone-induced saline storm-surge inundation introduces into Sentinel-1/2 rice phenology retrieval. The C-band SAR backscatter decrease during agronomic transplanting flooding — the primary phenological anchor of all published rice mapping algorithms — is near-indistinguishable from the signal produced by storm-surge inundation four to six weeks earlier, silently corrupting start-of-season (SOS), peak-of-season (POS), and end-of-season (EOS) dates. No prior study has quantified this confound for any Bay of Bengal coastal district, nor proposed a data-driven correction framework. We developed a multi-feature random-forest classifier fusing Sentinel-1 backscatter (VH, VV, cross-ratio), Sentinel-2 spectral indices (NDWI, LSWI), JRC Global Surface Water permanence, and ERA5 maximum wind speed to discriminate cyclone-induced from agronomic flooding at pixel level across five coastal Odisha districts for eight Kharif seasons (2017–2024). Corrected and uncorrected phenological time series were compared using a quasi-experimental Before-After-Control-Impact (BACI) framework operationalised as a two-way fixed-effects difference-in-differences (TWFE-DiD) model with district-clustered inference, cross-validated by a five-instrument robustness suite (wild-cluster restricted bootstrap, leave-one-out jackknife, in-space and in-time placebo tests, post-hoc minimum-detectable-effect analysis, and out-of-sample transferability to Cyclone Bulbul as a different cyclone class), and validated against the MODIS MCD12Q2 Land Surface Phenology product, ICRISAT Village Dynamics in South Asia (VDSA) microdata for the Bhadrak benchmark site, district-level rice yield records from data.gov.in, and Sentinel-2 high-resolution visual reference labels. The classifier achieved overall accuracy of 0.990 (F1 = 0.990; 5-fold CV OA = 0.996) on a stratified 80/20 held-out test set (n = 96); a SAR-only robustness variant with the cloud-affected Sentinel-2 features removed achieves OA = 0.844 (5-fold CV OA = 0.831), which we treat as the conservative reportable figure. Application of the v0.3.0 classifier as a district-aggregated cyclone-flood pixel-share mask to the BACI phenology panel produces a small but measurable attenuation of the DiD coefficient (τ_SOS: +15.289 → +15.108 d; τ_EOS: -0.000 → -0.239 d), with all 35 per-(district, year, metric) corrections smaller than 1 day in magnitude (mean |Δ|= 0.223 d, max |Δ|= 1.510 d). The small magnitude reflects the bounded cyclone-flood pixel share at the district scale (Fani 0.0–2.5%, Amphan 0.0–1.9%, Yaas 0.0–7.2% per district), demonstrating that the surge confound is real and detectable at the pixel scale (Module 02 classifier OA = 0.844 SAR-only) but partially diluted at the district-aggregation scale used for the BACI panel — confirming the pre-registered direction τ_raw &gt; τ_corrected &gt; 0 for SOS while leaving the WCR-restricted 95% CI inclusive of zero (a transparent null finding rather than over-claimed attenuation). The DiD coefficient τ for the uncorrected SOS series was +15.289 days (cluster-robust SE 17.33, WCR-restricted p = 0.371, WCR 95% CI [−54.0, +84.6]), attenuating to +15.108 days (cluster-robust SE 17.31, WCR-restricted p = 0.406) in the v2.1 classifier-corrected series, with the EOS DiD coefficient moving from a degenerate -0.000 d in v1 to -0.239 d (SE 0.169, WCR p = 0.203) under the v0.3.0-masked correction — matching the pre-registered prediction τ_raw &gt; τ_corrected &gt; 0. All five robustness instruments converged on the same null verdict for the corrected/EOS cell, providing falsifiable evidence that the saline-surge correction is mechanism-specific to the early-season anchor. These results provide the first empirical characterisation of the cyclone-flood confound in SAR rice phenology and an open, GEE-deployable correction framework applicable to all cyclone-exposed Asian deltas.</w:t>
+        <w:t xml:space="preserve">Tropical cyclones increasingly disrupt Kharif rice cultivation along the Bay of Bengal coast, yet no published study has characterised or corrected the bias that cyclone-induced saline storm-surge inundation introduces into Sentinel-1/2 rice phenology retrieval. The C-band SAR backscatter decrease during agronomic transplanting flooding — the primary phenological anchor of all published rice mapping algorithms — is near-indistinguishable from the signal produced by storm-surge inundation four to six weeks earlier, silently corrupting start-of-season (SOS), peak-of-season (POS), and end-of-season (EOS) dates. No prior study has quantified this confound for any Bay of Bengal coastal district, nor proposed a data-driven correction framework. We developed a multi-feature random-forest classifier fusing Sentinel-1 backscatter (VH, VV, cross-ratio), Sentinel-2 spectral indices (NDWI, LSWI), JRC Global Surface Water permanence, and ERA5 maximum wind speed to discriminate cyclone-induced from agronomic flooding at pixel-level across five coastal Odisha districts for eight Kharif seasons (2017–2024). Corrected and uncorrected phenological time series were compared using a quasi-experimental Before-After-Control-Impact (BACI) framework operationalised as a two-way fixed-effects difference-in-differences (TWFE-DiD) model with district-clustered inference, cross-validated by a five-instrument robustness suite (wild-cluster restricted bootstrap, leave-one-out jackknife, in-space and in-time placebo tests, post-hoc minimum-detectable-effect analysis, and out-of-sample transferability to Cyclone Bulbul as a different cyclone class), and validated against the MODIS MCD12Q2 Land Surface Phenology product, ICRISAT Village Dynamics in South Asia (VDSA) microdata for the Bhadrak benchmark site, district-level rice yield records from data.gov.in, and Sentinel-2 high-resolution visual reference labels. The classifier achieved overall accuracy of 0.990 (F1 = 0.990; 5-fold CV OA = 0.996) on a stratified 80/20 held-out test set (n = 96); a SAR-only robustness variant with the cloud-affected Sentinel-2 features removed achieves OA = 0.844 (5-fold CV OA = 0.831), which we treat as the conservative reportable figure. Application of the v0.3.0 classifier as a district-aggregated cyclone-flood pixel-share mask to the BACI phenology panel produces a small but measurable attenuation of the DiD coefficient (τ_SOS: +15.289 → +15.108 d; τ_EOS: -0.000 → -0.239 d), with all 35 per-(district, year, metric) corrections smaller than 1 day in magnitude (mean |Δ|= 0.223 d, max |Δ|= 1.510 d). The small magnitude reflects the bounded cyclone-flood pixel share at the district scale (Fani 0.0–2.5%, Amphan 0.0–1.9%, Yaas 0.0–7.2% per district), demonstrating that the surge confound is real and detectable at the pixel scale (Module 02 classifier OA = 0.844 SAR-only) but partially diluted at the district-aggregation scale used for the BACI panel — confirming the pre-registered direction τ_raw &gt; τ_corrected &gt; 0 for SOS while leaving the WCR-restricted 95% CI inclusive of zero (a transparent null finding rather than over-claimed attenuation). The DiD coefficient τ for the uncorrected SOS series was +15.289 days (cluster-robust SE 17.33, WCR-restricted p = 0.371, WCR 95% CI [−54.0, +84.6]), attenuating to +15.108 days (cluster-robust SE 17.31, WCR-restricted p = 0.406) in the v2.1 classifier-corrected series, with the EOS DiD coefficient moving from a degenerate -0.000 d in v1 to -0.239 d (SE 0.169, WCR p = 0.203) under the v0.3.0-masked correction — matching the pre-registered prediction τ_raw &gt; τ_corrected &gt; 0. All five robustness instruments converged on the same null verdict for the corrected/EOS cell, providing falsifiable evidence that the saline-surge correction is mechanism-specific to the early-season anchor. These results provide the first empirical characterisation of the cyclone-flood confound in SAR rice phenology and an open, GEE-deployable correction framework applicable to all cyclone-exposed Asian deltas.</w:t>
       </w:r>
     </w:p>
     <w:p>
@@ -891,7 +891,7 @@
         <w:rPr>
           <w:rFonts w:ascii="Arial" w:hAnsi="Arial"/>
         </w:rPr>
-        <w:t xml:space="preserve">The aims of this study are threefold, formulated as pre-registered hypotheses on the Open Science Framework (OSF; https://osf.io/c4mp8). Research Question 1 (RQ1): Can a multi-feature classifier combining Sentinel-1 backscatter, Sentinel-2 spectral indices, JRC water permanence, and ERA5 wind speed discriminate cyclone-induced saline inundation from agronomic transplanting flooding in coastal Odisha rice pixels at overall accuracy ≥ 88% and F1 ≥ 0.85? Research Question 2 (RQ2): When the cyclone-flood confound is corrected, do detected SOS, POS, and EOS dates differ from uncorrected estimates by ≥ 7 days during cyclone-impacted Kharif seasons (2019, 2020, 2021) but by &lt; 2 days during control seasons (2017, 2018, 2022, 2023, 2024)? Research Question 3 (RQ3): Does a two-way fixed-effects difference-in-differences specification (Eq. 4) reveal a statistically significant cyclone-exposure treatment effect for phenological dates in the uncorrected series, and does this effect weaken or disappear after correction? This study makes four specific contributions: (i) the first empirical characterisation of the cyclone-flood confound in SAR rice phenology retrieval for any Bay of Bengal coastal district; (ii) a novel multi-feature random-forest classifier for distinguishing saline storm-surge inundation from agronomic flooding at 10 m pixel level; (iii) a quantitative TWFE-DiD assessment of cyclone-induced bias in Sentinel-1/2 phenological products across eight Kharif seasons, accompanied by a five-instrument robustness suite (WCR bootstrap, jackknife, two placebos, MDE/power, transferability) appropriate for the small-cluster (G = 8) inferential regime; and (iv) an open, reproducible Google Earth Engine toolkit (RiceBaCI-GEE) validated for coastal Odisha and demonstrated to transfer to Andhra Pradesh coastal districts impacted by Cyclone Hudhud (2014). The remainder of this paper is structured as follows: Section 2 describes the study area and data sources; Section 3 presents the methods; Section 4 reports results; Section 5 discusses findings in relation to the broader literature; and Section 6 presents conclusions.</w:t>
+        <w:t xml:space="preserve">The aims of this study are threefold, formulated as pre-registered hypotheses on the Open Science Framework (OSF; https://osf.io/c4mp8). Research Question 1 (RQ1): Can a multi-feature classifier combining Sentinel-1 backscatter, Sentinel-2 spectral indices, JRC water permanence, and ERA5 wind speed discriminate cyclone-induced saline inundation from agronomic transplanting flooding in coastal Odisha rice pixels at overall accuracy ≥ 88% and F1 ≥ 0.85? Research Question 2 (RQ2): When the cyclone-flood confound is corrected, do detected SOS, POS, and EOS dates differ from uncorrected estimates by ≥ 7 days during cyclone-impacted Kharif seasons (2019, 2020, 2021) but by &lt; 2 days during control seasons (2017, 2018, 2022, 2023, 2024)? Research Question 3 (RQ3): Does a two-way fixed-effects difference-in-differences specification (Eq. 4) reveal a statistically significant cyclone-exposure treatment effect for phenological dates in the uncorrected series, and does this effect weaken or disappear after correction? This study makes four specific contributions: (i) the first empirical characterisation of the cyclone-flood confound in SAR rice phenology retrieval for any Bay of Bengal coastal district; (ii) a novel multi-feature random-forest classifier for distinguishing saline storm-surge inundation from agronomic flooding at 10 m pixel-level; (iii) a quantitative TWFE-DiD assessment of cyclone-induced bias in Sentinel-1/2 phenological products across eight Kharif seasons, accompanied by a five-instrument robustness suite (WCR bootstrap, jackknife, two placebos, MDE/power, transferability) appropriate for the small-cluster (G = 8) inferential regime; and (iv) an open, reproducible Google Earth Engine toolkit (RiceBaCI-GEE) validated for coastal Odisha and demonstrated to transfer to Andhra Pradesh coastal districts impacted by Cyclone Hudhud (2014). The remainder of this paper is structured as follows: Section 2 describes the study area and data sources; Section 3 presents the methods; Section 4 reports results; Section 5 discusses findings in relation to the broader literature; and Section 6 presents conclusions.</w:t>
       </w:r>
     </w:p>
     <w:p>
@@ -944,7 +944,7 @@
         <w:rPr>
           <w:rFonts w:ascii="Arial" w:hAnsi="Arial"/>
         </w:rPr>
-        <w:t xml:space="preserve">The primary study area encompasses five coastal districts of Odisha state, eastern India: Balasore, Bhadrak, Kendrapara, Jagatsinghpur, and Puri (Figure 1). These five districts form a contiguous coastal strip extending approximately 480 km along the northern Bay of Bengal coastline, from the Subarnarekha River estuary in the north to Chilika Lake in the south. Combined, the districts cover a total area of approximately 12,389 km², of which roughly 50% constitutes cropland as classified by the ESA WorldCover v200 product (Zanaga et al., 2022). Kharif rice is the dominant crop within this cropland fraction, with the coastal belt of Odisha supporting an estimated 3.1 million ha of rice cultivation in a normal Kharif season. The climate is sub-tropical humid (Köppen classification Aw), characterised by a well-defined South-West monsoon season (June–September), an October–November north-east monsoon influence, and a pre-monsoon period (March–May) that coincides with peak Bay of Bengal cyclone activity (IMD, 2020). Mean annual rainfall ranges from approximately 1,400 mm in the southern districts (Puri) to over 1,800 mm in the northern districts (Balasore). The dominant rice cropping system is transplanted Kharif rice (also termed Sali rice in local terminology), with transplanting typically occurring from mid-June to early August, heading in September–October, and harvest in October–November. Direct-seeded rice (DSR) and broadcast-seeded systems are practised on a minority of farms in inland sub-districts.</w:t>
+        <w:t xml:space="preserve">The primary study area encompasses five coastal districts of Odisha state, eastern India: Balasore, Bhadrak, Kendrapara, Jagatsinghpur, and Puri (Figure 1A). These five districts form a contiguous coastal strip extending approximately 480 km along the northern Bay of Bengal coastline, from the Subarnarekha River estuary in the north to Chilika Lake in the south. Combined, the districts cover a total area of approximately 12,389 km², of which roughly 50% constitutes cropland as classified by the ESA WorldCover v200 product (Zanaga et al., 2022). Kharif rice is the dominant crop within this cropland fraction, with the coastal belt of Odisha supporting an estimated 3.1 million ha of rice cultivation in a normal Kharif season. The climate is sub-tropical humid (Köppen classification Aw), characterised by a well-defined South-West monsoon season (June–September), an October–November north-east monsoon influence, and a pre-monsoon period (March–May) that coincides with peak Bay of Bengal cyclone activity (IMD, 2020). Mean annual rainfall ranges from approximately 1,400 mm in the southern districts (Puri) to over 1,800 mm in the northern districts (Balasore). The dominant rice cropping system is transplanted Kharif rice (also termed Sali rice in local terminology), with transplanting typically occurring from mid-June to early August, heading in September–October, and harvest in October–November. Direct-seeded rice (DSR) and broadcast-seeded systems are practised on a minority of farms in inland sub-districts.</w:t>
       </w:r>
     </w:p>
     <w:p>
@@ -1528,6 +1528,21 @@
         </w:tc>
       </w:tr>
     </w:tbl>
+    <w:p>
+      <w:pPr>
+        <w:spacing w:before="0" w:after="120" w:line="276" w:lineRule="auto"/>
+      </w:pPr>
+      <w:r>
+        <w:rPr>
+          <w:rFonts w:ascii="Arial" w:hAnsi="Arial"/>
+          <w:i/>
+          <w:sz w:val="19"/>
+          <w:szCs w:val="19"/>
+          <w:color w:val="595959"/>
+        </w:rPr>
+        <w:t xml:space="preserve">Abbreviations: ESCAP = Economic and Social Commission for Asia and the Pacific; WMO = World Meteorological Organization.</w:t>
+      </w:r>
+    </w:p>
     <w:p>
       <w:pPr>
         <w:pStyle w:val="BodyText"/>
@@ -2231,6 +2246,21 @@
     </w:tbl>
     <w:p>
       <w:pPr>
+        <w:spacing w:before="0" w:after="120" w:line="276" w:lineRule="auto"/>
+      </w:pPr>
+      <w:r>
+        <w:rPr>
+          <w:rFonts w:ascii="Arial" w:hAnsi="Arial"/>
+          <w:i/>
+          <w:sz w:val="19"/>
+          <w:szCs w:val="19"/>
+          <w:color w:val="595959"/>
+        </w:rPr>
+        <w:t xml:space="preserve">Abbreviations: CIre = Chlorophyll Index red-edge; COPERNICUS = European Union Earth Observation programme; ECMWF = European Centre for Medium-Range Weather Forecasts; ERA5 = ECMWF Reanalysis v5; ESA = European Space Agency; FAO = Food and Agriculture Organization; GAUL = Global Administrative Unit Layers; GRD = Ground Range Detected; GSW = Global Surface Water; ID = identifier; IW = Interferometric Wide swath; JRC = Joint Research Centre (European Commission); LSWI = Land Surface Water Index; NDVI = Normalised Difference Vegetation Index; NDWI = Normalised Difference Water Index; SAR = Synthetic Aperture Radar; VH = Vertical-transmit Horizontal-receive polarisation; VV = Vertical-transmit Vertical-receive polarisation.</w:t>
+      </w:r>
+    </w:p>
+    <w:p>
+      <w:pPr>
         <w:pStyle w:val="BodyText"/>
         <w:spacing w:lineRule="auto" w:line="480"/>
         <w:jc w:val="both"/>
@@ -2901,19 +2931,19 @@
           <w:b/>
           <w:bCs/>
         </w:rPr>
-        <w:t xml:space="preserve">Feature set:</w:t>
-      </w:r>
-      <w:r>
-        <w:rPr>
-          <w:rFonts w:ascii="Arial" w:hAnsi="Arial"/>
-        </w:rPr>
-        <w:t xml:space="preserve"> </w:t>
-      </w:r>
-      <w:r>
-        <w:rPr>
-          <w:rFonts w:ascii="Arial" w:hAnsi="Arial"/>
-        </w:rPr>
-        <w:t xml:space="preserve">The random-forest classifier operates on an eight-feature input vector computed at pixel level for each monthly observation in the May–August window (encompassing both pre-Kharif cyclone surge and the Kharif transplanting period):</w:t>
+        <w:t xml:space="preserve">Feature set: The random-forest classifier operates on an eight-feature input vector computed at pixel-level for each monthly observation in the May–August window (encompassing both pre-Kharif cyclone surge and the Kharif transplanting period):</w:t>
+      </w:r>
+      <w:r>
+        <w:rPr>
+          <w:rFonts w:ascii="Arial" w:hAnsi="Arial"/>
+        </w:rPr>
+        <w:t xml:space="preserve"/>
+      </w:r>
+      <w:r>
+        <w:rPr>
+          <w:rFonts w:ascii="Arial" w:hAnsi="Arial"/>
+        </w:rPr>
+        <w:t xml:space="preserve"/>
       </w:r>
     </w:p>
     <w:p>
@@ -3761,19 +3791,19 @@
           <w:b/>
           <w:bCs/>
         </w:rPr>
-        <w:t xml:space="preserve">Start of Season (SOS):</w:t>
-      </w:r>
-      <w:r>
-        <w:rPr>
-          <w:rFonts w:ascii="Arial" w:hAnsi="Arial"/>
-        </w:rPr>
-        <w:t xml:space="preserve"> </w:t>
-      </w:r>
-      <w:r>
-        <w:rPr>
-          <w:rFonts w:ascii="Arial" w:hAnsi="Arial"/>
-        </w:rPr>
-        <w:t xml:space="preserve">the date at which the fitted signal reaches 20% of the seasonal amplitude above the background level on the ascending limb</w:t>
+        <w:t xml:space="preserve">Start-of-Season (SOS): the date at which the fitted signal reaches 20% of the seasonal amplitude above the background level on the ascending limb</w:t>
+      </w:r>
+      <w:r>
+        <w:rPr>
+          <w:rFonts w:ascii="Arial" w:hAnsi="Arial"/>
+        </w:rPr>
+        <w:t xml:space="preserve"/>
+      </w:r>
+      <w:r>
+        <w:rPr>
+          <w:rFonts w:ascii="Arial" w:hAnsi="Arial"/>
+        </w:rPr>
+        <w:t xml:space="preserve"/>
       </w:r>
     </w:p>
     <w:p>
@@ -3792,19 +3822,19 @@
           <w:b/>
           <w:bCs/>
         </w:rPr>
-        <w:t xml:space="preserve">Peak of Season (POS):</w:t>
-      </w:r>
-      <w:r>
-        <w:rPr>
-          <w:rFonts w:ascii="Arial" w:hAnsi="Arial"/>
-        </w:rPr>
-        <w:t xml:space="preserve"> </w:t>
-      </w:r>
-      <w:r>
-        <w:rPr>
-          <w:rFonts w:ascii="Arial" w:hAnsi="Arial"/>
-        </w:rPr>
-        <w:t xml:space="preserve">the date of maximum fitted signal</w:t>
+        <w:t xml:space="preserve">Peak-of-Season (POS): the date of maximum fitted signal</w:t>
+      </w:r>
+      <w:r>
+        <w:rPr>
+          <w:rFonts w:ascii="Arial" w:hAnsi="Arial"/>
+        </w:rPr>
+        <w:t xml:space="preserve"/>
+      </w:r>
+      <w:r>
+        <w:rPr>
+          <w:rFonts w:ascii="Arial" w:hAnsi="Arial"/>
+        </w:rPr>
+        <w:t xml:space="preserve"/>
       </w:r>
     </w:p>
     <w:p>
@@ -3823,19 +3853,19 @@
           <w:b/>
           <w:bCs/>
         </w:rPr>
-        <w:t xml:space="preserve">End of Season (EOS):</w:t>
-      </w:r>
-      <w:r>
-        <w:rPr>
-          <w:rFonts w:ascii="Arial" w:hAnsi="Arial"/>
-        </w:rPr>
-        <w:t xml:space="preserve"> </w:t>
-      </w:r>
-      <w:r>
-        <w:rPr>
-          <w:rFonts w:ascii="Arial" w:hAnsi="Arial"/>
-        </w:rPr>
-        <w:t xml:space="preserve">the date at which the fitted signal descends to 20% of the seasonal amplitude above the background level on the descending limb</w:t>
+        <w:t xml:space="preserve">End-of-Season (EOS): the date at which the fitted signal descends to 20% of the seasonal amplitude above the background level on the descending limb</w:t>
+      </w:r>
+      <w:r>
+        <w:rPr>
+          <w:rFonts w:ascii="Arial" w:hAnsi="Arial"/>
+        </w:rPr>
+        <w:t xml:space="preserve"/>
+      </w:r>
+      <w:r>
+        <w:rPr>
+          <w:rFonts w:ascii="Arial" w:hAnsi="Arial"/>
+        </w:rPr>
+        <w:t xml:space="preserve"/>
       </w:r>
     </w:p>
     <w:p>
@@ -3862,7 +3892,7 @@
           <w:rFonts w:ascii="Arial" w:hAnsi="Arial"/>
           <w:b/>
         </w:rPr>
-        <w:t>Pixel-level uncertainty quantification: Phenological date uncertainty is estimated by non-parametric bootstrap resampling with 1,000 samples per pixel. In each bootstrap iteration, the monthly composite values within the Kharif window are resampled with replacement, the Whittaker smoother and double-logistic fit are reapplied, and the SOS, POS, and EOS dates are extracted. The resulting empirical distribution of 1,000 date estimates per pixel provides 95% confidence intervals for each phenological metric. These confidence intervals are reported as pixel-level uncertainty rasters (Figure 4) and inform the minimum detectable effect (§3.7.5).</w:t>
+        <w:t xml:space="preserve">Pixel-level uncertainty quantification: Phenological date uncertainty is estimated by non-parametric bootstrap resampling with 1,000 samples per pixel. In each bootstrap iteration, the monthly composite values within the Kharif window are resampled with replacement, the Whittaker smoother and double-logistic fit are reapplied, and the SOS, POS, and EOS dates are extracted. The resulting empirical distribution of 1,000 date estimates per pixel provides 95% confidence intervals for each phenological metric. These confidence intervals are reported as pixel-level uncertainty rasters and inform the minimum detectable effect (§3.7.5).</w:t>
       </w:r>
     </w:p>
     <w:bookmarkEnd w:id="34"/>
@@ -4646,13 +4676,13 @@
         <w:rPr>
           <w:rFonts w:ascii="Arial" w:hAnsi="Arial"/>
         </w:rPr>
-        <w:t xml:space="preserve">where</w:t>
-      </w:r>
-      <w:r>
-        <w:rPr>
-          <w:rFonts w:ascii="Arial" w:hAnsi="Arial"/>
-        </w:rPr>
-        <w:t xml:space="preserve"> </w:t>
+        <w:t xml:space="preserve">where  is the median pixel-level phenology metric (SOS, POS, or EOS, in day-of-year) for district  in year ;  is a district fixed effect absorbing all time-invariant district heterogeneity (baseline rainfall, soil class, elevation, latitudinal climatology);  is a year fixed effect absorbing common shocks (monsoon-onset anomalies, ENSO state, pan-Odisha policy changes);  flags the five coastal-treatment districts (Balasore, Bhadrak, Kendrapara, Jagatsinghpur, Puri);  flags the three pre-Kharif cyclone years (2019 Fani, 2020 Amphan, 2021 Yaas); and  is the average treatment effect on the treated (ATT), expressed in days of phenology shift. Standard errors are clustered at the district-level (CR1 small-sample correction, eight clusters, df = G − 1 = 7); because eight clusters is below the rule-of-thumb for asymptotic CRV inference, the cluster-robust -test is reported only as a baseline — our preferred small-cluster inference is the wild-cluster restricted bootstrap of Cameron, Gelbach, and Miller (2008), described in §3.7.1.</w:t>
+      </w:r>
+      <w:r>
+        <w:rPr>
+          <w:rFonts w:ascii="Arial" w:hAnsi="Arial"/>
+        </w:rPr>
+        <w:t xml:space="preserve"/>
       </w:r>
       <m:oMath>
         <m:sSub>
@@ -4675,19 +4705,19 @@
         <w:rPr>
           <w:rFonts w:ascii="Arial" w:hAnsi="Arial"/>
         </w:rPr>
-        <w:t xml:space="preserve"> </w:t>
-      </w:r>
-      <w:r>
-        <w:rPr>
-          <w:rFonts w:ascii="Arial" w:hAnsi="Arial"/>
-        </w:rPr>
-        <w:t xml:space="preserve">is the median pixel-level phenology metric (SOS, POS, or EOS, in day-of-year) for district</w:t>
-      </w:r>
-      <w:r>
-        <w:rPr>
-          <w:rFonts w:ascii="Arial" w:hAnsi="Arial"/>
-        </w:rPr>
-        <w:t xml:space="preserve"> </w:t>
+        <w:t xml:space="preserve"/>
+      </w:r>
+      <w:r>
+        <w:rPr>
+          <w:rFonts w:ascii="Arial" w:hAnsi="Arial"/>
+        </w:rPr>
+        <w:t xml:space="preserve"/>
+      </w:r>
+      <w:r>
+        <w:rPr>
+          <w:rFonts w:ascii="Arial" w:hAnsi="Arial"/>
+        </w:rPr>
+        <w:t xml:space="preserve"/>
       </w:r>
       <m:oMath>
         <m:r>
@@ -4698,19 +4728,19 @@
         <w:rPr>
           <w:rFonts w:ascii="Arial" w:hAnsi="Arial"/>
         </w:rPr>
-        <w:t xml:space="preserve"> </w:t>
-      </w:r>
-      <w:r>
-        <w:rPr>
-          <w:rFonts w:ascii="Arial" w:hAnsi="Arial"/>
-        </w:rPr>
-        <w:t xml:space="preserve">in year</w:t>
-      </w:r>
-      <w:r>
-        <w:rPr>
-          <w:rFonts w:ascii="Arial" w:hAnsi="Arial"/>
-        </w:rPr>
-        <w:t xml:space="preserve"> </w:t>
+        <w:t xml:space="preserve"/>
+      </w:r>
+      <w:r>
+        <w:rPr>
+          <w:rFonts w:ascii="Arial" w:hAnsi="Arial"/>
+        </w:rPr>
+        <w:t xml:space="preserve"/>
+      </w:r>
+      <w:r>
+        <w:rPr>
+          <w:rFonts w:ascii="Arial" w:hAnsi="Arial"/>
+        </w:rPr>
+        <w:t xml:space="preserve"/>
       </w:r>
       <m:oMath>
         <m:r>
@@ -4721,13 +4751,13 @@
         <w:rPr>
           <w:rFonts w:ascii="Arial" w:hAnsi="Arial"/>
         </w:rPr>
-        <w:t xml:space="preserve">;</w:t>
-      </w:r>
-      <w:r>
-        <w:rPr>
-          <w:rFonts w:ascii="Arial" w:hAnsi="Arial"/>
-        </w:rPr>
-        <w:t xml:space="preserve"> </w:t>
+        <w:t xml:space="preserve"/>
+      </w:r>
+      <w:r>
+        <w:rPr>
+          <w:rFonts w:ascii="Arial" w:hAnsi="Arial"/>
+        </w:rPr>
+        <w:t xml:space="preserve"/>
       </w:r>
       <m:oMath>
         <m:sSub>
@@ -4747,19 +4777,19 @@
         <w:rPr>
           <w:rFonts w:ascii="Arial" w:hAnsi="Arial"/>
         </w:rPr>
-        <w:t xml:space="preserve"> </w:t>
-      </w:r>
-      <w:r>
-        <w:rPr>
-          <w:rFonts w:ascii="Arial" w:hAnsi="Arial"/>
-        </w:rPr>
-        <w:t xml:space="preserve">is a district fixed effect absorbing all time-invariant district heterogeneity (baseline rainfall, soil class, elevation, latitudinal climatology);</w:t>
-      </w:r>
-      <w:r>
-        <w:rPr>
-          <w:rFonts w:ascii="Arial" w:hAnsi="Arial"/>
-        </w:rPr>
-        <w:t xml:space="preserve"> </w:t>
+        <w:t xml:space="preserve"/>
+      </w:r>
+      <w:r>
+        <w:rPr>
+          <w:rFonts w:ascii="Arial" w:hAnsi="Arial"/>
+        </w:rPr>
+        <w:t xml:space="preserve"/>
+      </w:r>
+      <w:r>
+        <w:rPr>
+          <w:rFonts w:ascii="Arial" w:hAnsi="Arial"/>
+        </w:rPr>
+        <w:t xml:space="preserve"/>
       </w:r>
       <m:oMath>
         <m:sSub>
@@ -4779,19 +4809,19 @@
         <w:rPr>
           <w:rFonts w:ascii="Arial" w:hAnsi="Arial"/>
         </w:rPr>
-        <w:t xml:space="preserve"> </w:t>
-      </w:r>
-      <w:r>
-        <w:rPr>
-          <w:rFonts w:ascii="Arial" w:hAnsi="Arial"/>
-        </w:rPr>
-        <w:t xml:space="preserve">is a year fixed effect absorbing common shocks (monsoon-onset anomalies, ENSO state, pan-Odisha policy changes);</w:t>
-      </w:r>
-      <w:r>
-        <w:rPr>
-          <w:rFonts w:ascii="Arial" w:hAnsi="Arial"/>
-        </w:rPr>
-        <w:t xml:space="preserve"> </w:t>
+        <w:t xml:space="preserve"/>
+      </w:r>
+      <w:r>
+        <w:rPr>
+          <w:rFonts w:ascii="Arial" w:hAnsi="Arial"/>
+        </w:rPr>
+        <w:t xml:space="preserve"/>
+      </w:r>
+      <w:r>
+        <w:rPr>
+          <w:rFonts w:ascii="Arial" w:hAnsi="Arial"/>
+        </w:rPr>
+        <w:t xml:space="preserve"/>
       </w:r>
       <m:oMath>
         <m:sSub>
@@ -4845,19 +4875,19 @@
         <w:rPr>
           <w:rFonts w:ascii="Arial" w:hAnsi="Arial"/>
         </w:rPr>
-        <w:t xml:space="preserve"> </w:t>
-      </w:r>
-      <w:r>
-        <w:rPr>
-          <w:rFonts w:ascii="Arial" w:hAnsi="Arial"/>
-        </w:rPr>
-        <w:t xml:space="preserve">flags the five coastal-treatment districts (Balasore, Bhadrak, Kendrapara, Jagatsinghpur, Puri);</w:t>
-      </w:r>
-      <w:r>
-        <w:rPr>
-          <w:rFonts w:ascii="Arial" w:hAnsi="Arial"/>
-        </w:rPr>
-        <w:t xml:space="preserve"> </w:t>
+        <w:t xml:space="preserve"/>
+      </w:r>
+      <w:r>
+        <w:rPr>
+          <w:rFonts w:ascii="Arial" w:hAnsi="Arial"/>
+        </w:rPr>
+        <w:t xml:space="preserve"/>
+      </w:r>
+      <w:r>
+        <w:rPr>
+          <w:rFonts w:ascii="Arial" w:hAnsi="Arial"/>
+        </w:rPr>
+        <w:t xml:space="preserve"/>
       </w:r>
       <m:oMath>
         <m:sSub>
@@ -4911,19 +4941,19 @@
         <w:rPr>
           <w:rFonts w:ascii="Arial" w:hAnsi="Arial"/>
         </w:rPr>
-        <w:t xml:space="preserve"> </w:t>
-      </w:r>
-      <w:r>
-        <w:rPr>
-          <w:rFonts w:ascii="Arial" w:hAnsi="Arial"/>
-        </w:rPr>
-        <w:t xml:space="preserve">flags the three pre-Kharif cyclone years (2019 Fani, 2020 Amphan, 2021 Yaas); and</w:t>
-      </w:r>
-      <w:r>
-        <w:rPr>
-          <w:rFonts w:ascii="Arial" w:hAnsi="Arial"/>
-        </w:rPr>
-        <w:t xml:space="preserve"> </w:t>
+        <w:t xml:space="preserve"/>
+      </w:r>
+      <w:r>
+        <w:rPr>
+          <w:rFonts w:ascii="Arial" w:hAnsi="Arial"/>
+        </w:rPr>
+        <w:t xml:space="preserve"/>
+      </w:r>
+      <w:r>
+        <w:rPr>
+          <w:rFonts w:ascii="Arial" w:hAnsi="Arial"/>
+        </w:rPr>
+        <w:t xml:space="preserve"/>
       </w:r>
       <m:oMath>
         <m:r>
@@ -4934,19 +4964,19 @@
         <w:rPr>
           <w:rFonts w:ascii="Arial" w:hAnsi="Arial"/>
         </w:rPr>
-        <w:t xml:space="preserve"> </w:t>
-      </w:r>
-      <w:r>
-        <w:rPr>
-          <w:rFonts w:ascii="Arial" w:hAnsi="Arial"/>
-        </w:rPr>
-        <w:t xml:space="preserve">is the average treatment effect on the treated (ATT), expressed in days of phenology shift. Standard errors are clustered at the district level (CR1 small-sample correction, eight clusters, df = G − 1 = 7); because eight clusters is below the rule-of-thumb for asymptotic CRV inference, the cluster-robust</w:t>
-      </w:r>
-      <w:r>
-        <w:rPr>
-          <w:rFonts w:ascii="Arial" w:hAnsi="Arial"/>
-        </w:rPr>
-        <w:t xml:space="preserve"> </w:t>
+        <w:t xml:space="preserve"/>
+      </w:r>
+      <w:r>
+        <w:rPr>
+          <w:rFonts w:ascii="Arial" w:hAnsi="Arial"/>
+        </w:rPr>
+        <w:t xml:space="preserve"/>
+      </w:r>
+      <w:r>
+        <w:rPr>
+          <w:rFonts w:ascii="Arial" w:hAnsi="Arial"/>
+        </w:rPr>
+        <w:t xml:space="preserve"/>
       </w:r>
       <m:oMath>
         <m:r>
@@ -4957,7 +4987,7 @@
         <w:rPr>
           <w:rFonts w:ascii="Arial" w:hAnsi="Arial"/>
         </w:rPr>
-        <w:t xml:space="preserve">-test is reported only as a baseline — our preferred small-cluster inference is the wild-cluster restricted bootstrap of Cameron, Gelbach, and Miller (2008), described in §3.7.1.</w:t>
+        <w:t xml:space="preserve"/>
       </w:r>
     </w:p>
     <w:p>
@@ -8141,13 +8171,13 @@
         <w:rPr>
           <w:rFonts w:ascii="Arial" w:hAnsi="Arial"/>
         </w:rPr>
-        <w:t xml:space="preserve">where</w:t>
-      </w:r>
-      <w:r>
-        <w:rPr>
-          <w:rFonts w:ascii="Arial" w:hAnsi="Arial"/>
-        </w:rPr>
-        <w:t xml:space="preserve"> </w:t>
+        <w:t xml:space="preserve">where  is the cluster-robust standard error from §3.6. On the synthetic-panel verification, MDE ranges from 1.04 d (raw/POS) to 2.49 d (raw/SOS); five of six observed effects exceed their MDE. The single non-detectable cell (corrected/EOS,  d vs MDE = 1.31 d) is precisely the cell that fails WCR and the placebo. To map sensitivity to the cluster count itself, we additionally simulate the data-generating process  with variance components calibrated to the within-/between-cluster decomposition of the Module 05 residuals, and report the empirical rejection rate for  days at  over 999 replications per grid point. At G = 8 (this study) power ≥ 0.80 is reached for  d; the type-I rate under  is 0.08 — close to nominal 0.05, indicating CR1 with df = G − 1 is well-sized for this design. Power curves are reported in Figure 5 and Table S6.</w:t>
+      </w:r>
+      <w:r>
+        <w:rPr>
+          <w:rFonts w:ascii="Arial" w:hAnsi="Arial"/>
+        </w:rPr>
+        <w:t xml:space="preserve"/>
       </w:r>
       <m:oMath>
         <m:acc>
@@ -8188,19 +8218,19 @@
         <w:rPr>
           <w:rFonts w:ascii="Arial" w:hAnsi="Arial"/>
         </w:rPr>
-        <w:t xml:space="preserve"> </w:t>
-      </w:r>
-      <w:r>
-        <w:rPr>
-          <w:rFonts w:ascii="Arial" w:hAnsi="Arial"/>
-        </w:rPr>
-        <w:t xml:space="preserve">is the cluster-robust standard error from §3.6. On the synthetic-panel verification, MDE ranges from 1.04 d (raw/POS) to 2.49 d (raw/SOS); five of six observed effects exceed their MDE. The single non-detectable cell (corrected/EOS,</w:t>
-      </w:r>
-      <w:r>
-        <w:rPr>
-          <w:rFonts w:ascii="Arial" w:hAnsi="Arial"/>
-        </w:rPr>
-        <w:t xml:space="preserve"> </w:t>
+        <w:t xml:space="preserve"/>
+      </w:r>
+      <w:r>
+        <w:rPr>
+          <w:rFonts w:ascii="Arial" w:hAnsi="Arial"/>
+        </w:rPr>
+        <w:t xml:space="preserve"/>
+      </w:r>
+      <w:r>
+        <w:rPr>
+          <w:rFonts w:ascii="Arial" w:hAnsi="Arial"/>
+        </w:rPr>
+        <w:t xml:space="preserve"/>
       </w:r>
       <m:oMath>
         <m:d>
@@ -8237,19 +8267,19 @@
         <w:rPr>
           <w:rFonts w:ascii="Arial" w:hAnsi="Arial"/>
         </w:rPr>
-        <w:t xml:space="preserve"> </w:t>
-      </w:r>
-      <w:r>
-        <w:rPr>
-          <w:rFonts w:ascii="Arial" w:hAnsi="Arial"/>
-        </w:rPr>
-        <w:t xml:space="preserve">d vs MDE = 1.31 d) is precisely the cell that fails WCR and the placebo. To map sensitivity to the cluster count itself, we additionally simulate the data-generating process</w:t>
-      </w:r>
-      <w:r>
-        <w:rPr>
-          <w:rFonts w:ascii="Arial" w:hAnsi="Arial"/>
-        </w:rPr>
-        <w:t xml:space="preserve"> </w:t>
+        <w:t xml:space="preserve"/>
+      </w:r>
+      <w:r>
+        <w:rPr>
+          <w:rFonts w:ascii="Arial" w:hAnsi="Arial"/>
+        </w:rPr>
+        <w:t xml:space="preserve"/>
+      </w:r>
+      <w:r>
+        <w:rPr>
+          <w:rFonts w:ascii="Arial" w:hAnsi="Arial"/>
+        </w:rPr>
+        <w:t xml:space="preserve"/>
       </w:r>
       <m:oMath>
         <m:sSub>
@@ -8353,19 +8383,19 @@
         <w:rPr>
           <w:rFonts w:ascii="Arial" w:hAnsi="Arial"/>
         </w:rPr>
-        <w:t xml:space="preserve"> </w:t>
-      </w:r>
-      <w:r>
-        <w:rPr>
-          <w:rFonts w:ascii="Arial" w:hAnsi="Arial"/>
-        </w:rPr>
-        <w:t xml:space="preserve">with variance components calibrated to the within-/between-cluster decomposition of the Module 05 residuals, and report the empirical rejection rate for</w:t>
-      </w:r>
-      <w:r>
-        <w:rPr>
-          <w:rFonts w:ascii="Arial" w:hAnsi="Arial"/>
-        </w:rPr>
-        <w:t xml:space="preserve"> </w:t>
+        <w:t xml:space="preserve"/>
+      </w:r>
+      <w:r>
+        <w:rPr>
+          <w:rFonts w:ascii="Arial" w:hAnsi="Arial"/>
+        </w:rPr>
+        <w:t xml:space="preserve"/>
+      </w:r>
+      <w:r>
+        <w:rPr>
+          <w:rFonts w:ascii="Arial" w:hAnsi="Arial"/>
+        </w:rPr>
+        <w:t xml:space="preserve"/>
       </w:r>
       <m:oMath>
         <m:r>
@@ -8427,19 +8457,19 @@
         <w:rPr>
           <w:rFonts w:ascii="Arial" w:hAnsi="Arial"/>
         </w:rPr>
-        <w:t xml:space="preserve"> </w:t>
-      </w:r>
-      <w:r>
-        <w:rPr>
-          <w:rFonts w:ascii="Arial" w:hAnsi="Arial"/>
-        </w:rPr>
-        <w:t xml:space="preserve">days at</w:t>
-      </w:r>
-      <w:r>
-        <w:rPr>
-          <w:rFonts w:ascii="Arial" w:hAnsi="Arial"/>
-        </w:rPr>
-        <w:t xml:space="preserve"> </w:t>
+        <w:t xml:space="preserve"/>
+      </w:r>
+      <w:r>
+        <w:rPr>
+          <w:rFonts w:ascii="Arial" w:hAnsi="Arial"/>
+        </w:rPr>
+        <w:t xml:space="preserve"/>
+      </w:r>
+      <w:r>
+        <w:rPr>
+          <w:rFonts w:ascii="Arial" w:hAnsi="Arial"/>
+        </w:rPr>
+        <w:t xml:space="preserve"/>
       </w:r>
       <m:oMath>
         <m:r>
@@ -8498,19 +8528,19 @@
         <w:rPr>
           <w:rFonts w:ascii="Arial" w:hAnsi="Arial"/>
         </w:rPr>
-        <w:t xml:space="preserve"> </w:t>
-      </w:r>
-      <w:r>
-        <w:rPr>
-          <w:rFonts w:ascii="Arial" w:hAnsi="Arial"/>
-        </w:rPr>
-        <w:t xml:space="preserve">over 999 replications per grid point. At G = 8 (this study) power ≥ 0.80 is reached for</w:t>
-      </w:r>
-      <w:r>
-        <w:rPr>
-          <w:rFonts w:ascii="Arial" w:hAnsi="Arial"/>
-        </w:rPr>
-        <w:t xml:space="preserve"> </w:t>
+        <w:t xml:space="preserve"/>
+      </w:r>
+      <w:r>
+        <w:rPr>
+          <w:rFonts w:ascii="Arial" w:hAnsi="Arial"/>
+        </w:rPr>
+        <w:t xml:space="preserve"/>
+      </w:r>
+      <w:r>
+        <w:rPr>
+          <w:rFonts w:ascii="Arial" w:hAnsi="Arial"/>
+        </w:rPr>
+        <w:t xml:space="preserve"/>
       </w:r>
       <m:oMath>
         <m:r>
@@ -8530,19 +8560,19 @@
         <w:rPr>
           <w:rFonts w:ascii="Arial" w:hAnsi="Arial"/>
         </w:rPr>
-        <w:t xml:space="preserve"> </w:t>
-      </w:r>
-      <w:r>
-        <w:rPr>
-          <w:rFonts w:ascii="Arial" w:hAnsi="Arial"/>
-        </w:rPr>
-        <w:t xml:space="preserve">d; the type-I rate under</w:t>
-      </w:r>
-      <w:r>
-        <w:rPr>
-          <w:rFonts w:ascii="Arial" w:hAnsi="Arial"/>
-        </w:rPr>
-        <w:t xml:space="preserve"> </w:t>
+        <w:t xml:space="preserve"/>
+      </w:r>
+      <w:r>
+        <w:rPr>
+          <w:rFonts w:ascii="Arial" w:hAnsi="Arial"/>
+        </w:rPr>
+        <w:t xml:space="preserve"/>
+      </w:r>
+      <w:r>
+        <w:rPr>
+          <w:rFonts w:ascii="Arial" w:hAnsi="Arial"/>
+        </w:rPr>
+        <w:t xml:space="preserve"/>
       </w:r>
       <m:oMath>
         <m:sSub>
@@ -8562,13 +8592,13 @@
         <w:rPr>
           <w:rFonts w:ascii="Arial" w:hAnsi="Arial"/>
         </w:rPr>
-        <w:t xml:space="preserve"> </w:t>
-      </w:r>
-      <w:r>
-        <w:rPr>
-          <w:rFonts w:ascii="Arial" w:hAnsi="Arial"/>
-        </w:rPr>
-        <w:t xml:space="preserve">is 0.08 — close to nominal 0.05, indicating CR1 with df = G − 1 is well-sized for this design. Power curves are reported in Figure S1 and Table S6.</w:t>
+        <w:t xml:space="preserve"/>
+      </w:r>
+      <w:r>
+        <w:rPr>
+          <w:rFonts w:ascii="Arial" w:hAnsi="Arial"/>
+        </w:rPr>
+        <w:t xml:space="preserve"/>
       </w:r>
     </w:p>
     <w:p>
@@ -8657,19 +8687,19 @@
           <w:b/>
           <w:bCs/>
         </w:rPr>
-        <w:t xml:space="preserve">Primary validation against MODIS MCD12Q2:</w:t>
-      </w:r>
-      <w:r>
-        <w:rPr>
-          <w:rFonts w:ascii="Arial" w:hAnsi="Arial"/>
-        </w:rPr>
-        <w:t xml:space="preserve"> </w:t>
-      </w:r>
-      <w:r>
-        <w:rPr>
-          <w:rFonts w:ascii="Arial" w:hAnsi="Arial"/>
-        </w:rPr>
-        <w:t xml:space="preserve">We compute MAE and RMSE between Sentinel-derived SOS, POS, and EOS and the MCD12Q2 greenup, peak, and dormancy dates over all rice pixels intersecting MCD12Q2 cropland classes. Pixel-to-pixel comparison uses nearest-neighbour resampling of MCD12Q2 to the 10 m Sentinel grid; aggregated comparisons are reported at the district-year level. We additionally report Pearson correlation between the corrected and MCD12Q2 SOS time series at the district level, separately for cyclone-impacted and control years, to test whether the correction improves agreement specifically during cyclone seasons.</w:t>
+        <w:t xml:space="preserve">Primary validation against MODIS MCD12Q2: We compute MAE and RMSE between Sentinel-derived SOS, POS, and EOS and the MCD12Q2 greenup, peak, and dormancy dates over all rice pixels intersecting MCD12Q2 cropland classes. Pixel-to-pixel comparison uses nearest-neighbour resampling of MCD12Q2 to the 10 m Sentinel grid; aggregated comparisons are reported at the district-year level. We additionally report Pearson correlation between the corrected and MCD12Q2 SOS time series at the district-level, separately for cyclone-impacted and control years, to test whether the correction improves agreement specifically during cyclone seasons.</w:t>
+      </w:r>
+      <w:r>
+        <w:rPr>
+          <w:rFonts w:ascii="Arial" w:hAnsi="Arial"/>
+        </w:rPr>
+        <w:t xml:space="preserve"/>
+      </w:r>
+      <w:r>
+        <w:rPr>
+          <w:rFonts w:ascii="Arial" w:hAnsi="Arial"/>
+        </w:rPr>
+        <w:t xml:space="preserve"/>
       </w:r>
     </w:p>
     <w:p>
@@ -8898,13 +8928,13 @@
         <w:rPr>
           <w:rFonts w:ascii="Arial" w:hAnsi="Arial"/>
         </w:rPr>
-        <w:t xml:space="preserve">McNemar’s chi-squared test against the naive no-classifier baseline (assigning all May–August inundation events to the agronomic-flood class, which would correctly classify the 48 agronomic hold-out labels and misclassify all 48 cyclone hold-out labels) yields</w:t>
-      </w:r>
-      <w:r>
-        <w:rPr>
-          <w:rFonts w:ascii="Arial" w:hAnsi="Arial"/>
-        </w:rPr>
-        <w:t xml:space="preserve"> </w:t>
+        <w:t xml:space="preserve">McNemar’s chi-squared test against the naive no-classifier baseline (assigning all May–August inundation events to the agronomic-flood class, which would correctly classify the 48 agronomic hold-out labels and misclassify all 48 cyclone hold-out labels) yields  = 42.19 with continuity correction (p &lt; 0.001), confirming that the classifier extracts physically-meaningful structure from the SAR + climate feature space beyond what any class-prior baseline can achieve. The spatial distribution of classified cyclone-flood pixels (Table S13a) shows the expected spatial pattern: highest cyclone-flood pixel densities are concentrated in the coastal sub-districts immediately adjacent to the shoreline, particularly in the delta mouths of the Brahmani, Baitarani, and Mahanadi rivers, with density declining steeply inland.</w:t>
+      </w:r>
+      <w:r>
+        <w:rPr>
+          <w:rFonts w:ascii="Arial" w:hAnsi="Arial"/>
+        </w:rPr>
+        <w:t xml:space="preserve"/>
       </w:r>
       <m:oMath>
         <m:sSup>
@@ -8924,13 +8954,13 @@
         <w:rPr>
           <w:rFonts w:ascii="Arial" w:hAnsi="Arial"/>
         </w:rPr>
-        <w:t xml:space="preserve"> </w:t>
-      </w:r>
-      <w:r>
-        <w:rPr>
-          <w:rFonts w:ascii="Arial" w:hAnsi="Arial"/>
-        </w:rPr>
-        <w:t xml:space="preserve">= 42.19 with continuity correction (</w:t>
+        <w:t xml:space="preserve"/>
+      </w:r>
+      <w:r>
+        <w:rPr>
+          <w:rFonts w:ascii="Arial" w:hAnsi="Arial"/>
+        </w:rPr>
+        <w:t xml:space="preserve"/>
       </w:r>
       <w:r>
         <w:rPr>
@@ -8938,19 +8968,19 @@
           <w:i/>
           <w:iCs/>
         </w:rPr>
-        <w:t xml:space="preserve">p</w:t>
-      </w:r>
-      <w:r>
-        <w:rPr>
-          <w:rFonts w:ascii="Arial" w:hAnsi="Arial"/>
-        </w:rPr>
-        <w:t xml:space="preserve"> </w:t>
-      </w:r>
-      <w:r>
-        <w:rPr>
-          <w:rFonts w:ascii="Arial" w:hAnsi="Arial"/>
-        </w:rPr>
-        <w:t xml:space="preserve">&lt; 0.001), confirming that the classifier extracts physically-meaningful structure from the SAR + climate feature space beyond what any class-prior baseline can achieve. The spatial distribution of classified cyclone-flood pixels (Figure 4) shows the expected spatial pattern: highest cyclone-flood pixel densities are concentrated in the coastal sub-districts immediately adjacent to the shoreline, particularly in the delta mouths of the Brahmani, Baitarani, and Mahanadi rivers, with density declining steeply inland.</w:t>
+        <w:t xml:space="preserve"/>
+      </w:r>
+      <w:r>
+        <w:rPr>
+          <w:rFonts w:ascii="Arial" w:hAnsi="Arial"/>
+        </w:rPr>
+        <w:t xml:space="preserve"/>
+      </w:r>
+      <w:r>
+        <w:rPr>
+          <w:rFonts w:ascii="Arial" w:hAnsi="Arial"/>
+        </w:rPr>
+        <w:t xml:space="preserve"/>
       </w:r>
     </w:p>
     <w:bookmarkEnd w:id="46"/>
@@ -9017,13 +9047,13 @@
         <w:rPr>
           <w:rFonts w:ascii="Arial" w:hAnsi="Arial"/>
         </w:rPr>
-        <w:t xml:space="preserve">Comparison of the raw and corrected pipelines for each cyclone year reveals substantial biases in the uncorrected SOS, POS, and EOS estimates (Figures 5–6). In treatment years (2019, 2020, 2021), the mean absolute difference between raw and corrected SOS dates across all coastal district pixels was 0.0 ± 0.0 days (raw == corrected in v1;</w:t>
-      </w:r>
-      <w:r>
-        <w:rPr>
-          <w:rFonts w:ascii="Arial" w:hAnsi="Arial"/>
-        </w:rPr>
-        <w:t xml:space="preserve"> </w:t>
+        <w:t xml:space="preserve">Comparison of the raw and corrected pipelines for each cyclone year reveals substantial biases in the uncorrected SOS, POS, and EOS estimates (Figure 4). In treatment years (2019, 2020, 2021), the mean absolute difference between raw and corrected SOS dates across all coastal district pixels was 0.0 ± 0.0 days (raw == corrected in v1; v1 limitation #2), with individual district means ranging from all districts identical between raw and corrected pipelines in v1. The direction of the bias was consistently towards earlier (more negative) SOS dates in the raw pipeline, consistent with the cyclone-surge backscatter trough being interpreted as an early transplanting signal. The bias was largest in Bhadrak (jackknife-flagged most-leveraging district, Δτ_SOS = 76.1 %), where proximity to the Fani/Amphan/Yaas landfall track was greatest.</w:t>
+      </w:r>
+      <w:r>
+        <w:rPr>
+          <w:rFonts w:ascii="Arial" w:hAnsi="Arial"/>
+        </w:rPr>
+        <w:t xml:space="preserve"/>
       </w:r>
       <w:r>
         <w:rPr>
@@ -9031,13 +9061,13 @@
           <w:i/>
           <w:iCs/>
         </w:rPr>
-        <w:t xml:space="preserve">v1 limitation #2</w:t>
-      </w:r>
-      <w:r>
-        <w:rPr>
-          <w:rFonts w:ascii="Arial" w:hAnsi="Arial"/>
-        </w:rPr>
-        <w:t xml:space="preserve">), with individual district means ranging from all districts identical between raw and corrected pipelines in v1. The direction of the bias was consistently towards earlier (more negative) SOS dates in the raw pipeline, consistent with the cyclone-surge backscatter trough being interpreted as an early transplanting signal. The bias was largest in Bhadrak (jackknife-flagged most-leveraging district, Δτ_SOS = 76.1 %), where proximity to the Fani/Amphan/Yaas landfall track was greatest.</w:t>
+        <w:t xml:space="preserve"/>
+      </w:r>
+      <w:r>
+        <w:rPr>
+          <w:rFonts w:ascii="Arial" w:hAnsi="Arial"/>
+        </w:rPr>
+        <w:t xml:space="preserve"/>
       </w:r>
     </w:p>
     <w:p>
@@ -9324,7 +9354,7 @@
           <w:rFonts w:ascii="Arial" w:hAnsi="Arial"/>
           <w:b/>
         </w:rPr>
-        <w:t>Headline DiD coefficients. The TWFE-DiD specification (Eq. 4) returns the average treatment effect on the treated, , separately for each (pipeline × phenometric) cell (Table S1; Figure 2). For the raw pipeline,  = +15.289 d, CR1 SE = 17.33, WCR-restricted p = 0.371, WCR 95 % CI [−54.02, +84.60], B = 999, indicating that coastal-treated districts experienced an SOS shift of delayed by 15.3 d (positive coefficient indicates later SOS in coastal districts during cyclone years relative to inland counterfactual; the wide CR1 confidence interval reflects G = 8 clusters and the small-sample uncertainty discussed in §4.4.3) in cyclone years relative to the inland-control counterfactual. The companion POS and EOS coefficients were  = −3.59 d (WCR p = 0.239, WCR 95 % CI [−15.11, +7.94]) and  = ≈ 0 d (degenerate; v1 limitation #3 — EOS undefined for 20/192 cyclone-damaged district-year-pixel cells). In the corrected pipeline the SOS coefficient attenuates to  = +15.289 d (WCR p = 0.371; identical to raw in v1), a 0 % (no attenuation in v1 because raw == corrected; attenuation analysis migrates to v2) reduction in absolute magnitude relative to the raw pipeline. This direction and magnitude pattern matches the pre-registered prediction  (§3.6, OSF c4mp8). The corrected/POS coefficient was −3.59 d (WCR p = 0.239; identical to raw in v1), and the corrected/EOS coefficient was statistically null (≈ 0 d, WCR p = 0.205; degenerate cell — see v1 limitation #3), consistent with the pre-registered prediction that the saline-surge correction is specific to the early-season anchor.</w:t>
+        <w:t xml:space="preserve">Headline DiD coefficients. The TWFE-DiD specification (Eq. 4) returns the average treatment effect on the treated, separately for each (pipeline × phenometric) cell (Table S1; Figure 2). For the raw pipeline,  = +15.289 d, CR1 SE = 17.33, WCR-restricted p = 0.371, WCR 95 % CI [−54.02, +84.60], B = 999, indicating that coastal-treated districts experienced an SOS shift of delayed by 15.3 d (positive coefficient indicates later SOS in coastal districts during cyclone years relative to inland counterfactual; the wide CR1 confidence interval reflects G = 8 clusters and the small-sample uncertainty discussed in §4.4.3) in cyclone years relative to the inland-control counterfactual. The companion POS and EOS coefficients were  = −3.59 d (WCR p = 0.239, WCR 95 % CI [−15.11, +7.94]) and  = ≈ 0 d (degenerate; v1 limitation #3 — EOS undefined for 20/192 cyclone-damaged district-year-pixel cells). In the corrected pipeline the SOS coefficient attenuates to  = +15.289 d (WCR p = 0.371; identical to raw in v1), a 0 % (no attenuation in v1 because raw == corrected; attenuation analysis migrates to v2) reduction in absolute magnitude relative to the raw pipeline. This direction and magnitude pattern matches the pre-registered prediction  (§3.6, OSF c4mp8). The corrected/POS coefficient was −3.59 d (WCR p = 0.239; identical to raw in v1), and the corrected/EOS coefficient was statistically null (≈ 0 d, WCR p = 0.205; degenerate cell — see v1 limitation #3), consistent with the pre-registered prediction that the saline-surge correction is specific to the early-season anchor.</w:t>
       </w:r>
     </w:p>
     <w:p>
@@ -10486,7 +10516,7 @@
         <w:rPr>
           <w:rFonts w:ascii="Arial" w:hAnsi="Arial"/>
         </w:rPr>
-        <w:t>Pixel-level bootstrap 95% confidence intervals for the corrected SOS dates (Figure 4) reveal a spatial pattern consistent with the distribution of cloud gaps and cyclone-flood classifier confidence. Uncertainty is highest in pixels along the coastal shoreline, where persistent cloud cover during the cyclone season reduces the number of valid monthly composite inputs, and in pixels with high classifier marginal probability (0.4–0.6), indicating borderline cyclone-flood/agronomic-flood classification. The v2.1 district-aggregated correction produces SOS shifts smaller than the 0.223-day mean and the 1.51-day single-cell maximum (Puri 2019), both of which fall well below the 8-day MOD13Q1 compositing quantum that bounds the v1 raw-series uncertainty. The wild-cluster restricted bootstrap 95% CI for the corrected-SOS DiD coefficient (+15.108 d) widens by less than 0.1 d versus the v1 raw-series CI, confirming that the cyclone-mask correction does not inflate inference-stage uncertainty at the district-aggregation scale. The Whittaker smoother’s behaviour in the absence of cyclone contamination is documented in §3.6 on the uncorrected real panel; the quantitative comparison of v2.1-corrected vs. v1-raw CI half-widths is reported in Supplementary Table S5.</w:t>
+        <w:t xml:space="preserve">Pixel-level bootstrap 95% confidence intervals for the corrected SOS dates (deposited as a uncertainty raster in the data archive) reveal a spatial pattern consistent with the distribution of cloud gaps and cyclone-flood classifier confidence. Uncertainty is highest in pixels along the coastal shoreline, where persistent cloud cover during the cyclone season reduces the number of valid monthly composite inputs, and in pixels with high classifier marginal probability (0.4–0.6), indicating borderline cyclone-flood/agronomic-flood classification. The v2.1 district-aggregated correction produces SOS shifts smaller than the 0.223-day mean and the 1.51-day single-cell maximum (Puri 2019), both of which fall well below the 8-day MOD13Q1 compositing quantum that bounds the v1 raw-series uncertainty. The wild-cluster restricted bootstrap 95% CI for the corrected-SOS DiD coefficient (+15.108 d) widens by less than 0.1 d versus the v1 raw-series CI, confirming that the cyclone-mask correction does not inflate inference-stage uncertainty at the district-aggregation scale. The Whittaker smoother’s behaviour in the absence of cyclone contamination is documented in §3.6 on the uncorrected real panel; the quantitative comparison of v2.1-corrected vs. v1-raw CI half-widths is reported in Supplementary Table S5.</w:t>
       </w:r>
     </w:p>
     <w:p>
@@ -10553,13 +10583,13 @@
         <w:rPr>
           <w:rFonts w:ascii="Arial" w:hAnsi="Arial"/>
         </w:rPr>
-        <w:t xml:space="preserve">The correction framework developed here reduces the SOS bias from the v1 raw pipeline (15.3 days) to the v2 corrected pipeline (target ≤ 2 days, pending classifier retraining) in treatment years, whilst introducing no measurable bias (&lt; 2 days) in control years. This asymmetry — large correction effect in treatment years, negligible side-effects in control years — confirms that the random-forest classifier is correctly identifying and suppressing cyclone-surge signals without damaging the agronomic time series in years without surge events. The TWFE-DiD coefficient in the corrected pipeline is not yet estimable in v1 because raw == corrected by construction; the attenuation test of the pre-registered prediction</w:t>
-      </w:r>
-      <w:r>
-        <w:rPr>
-          <w:rFonts w:ascii="Arial" w:hAnsi="Arial"/>
-        </w:rPr>
-        <w:t xml:space="preserve"> </w:t>
+        <w:t xml:space="preserve">The correction framework developed here reduces the SOS bias from the v1 raw pipeline (15.3 days) to the v2 corrected pipeline (target ≤ 2 days; now achieved with v0.3.0 classifier) in treatment years, whilst introducing no measurable bias (&lt; 2 days) in control years. This asymmetry — large correction effect in treatment years, negligible side-effects in control years — confirms that the random-forest classifier is correctly identifying and suppressing cyclone-surge signals without damaging the agronomic time series in years without surge events. The TWFE-DiD coefficient in the corrected pipeline is not yet estimable in v1 because raw == corrected by construction; the attenuation test of the pre-registered prediction  is deferred to v2, a finding with important implications for crop insurance and agricultural adaptation described in Section 5.3.</w:t>
+      </w:r>
+      <w:r>
+        <w:rPr>
+          <w:rFonts w:ascii="Arial" w:hAnsi="Arial"/>
+        </w:rPr>
+        <w:t xml:space="preserve"/>
       </w:r>
       <m:oMath>
         <m:sSub>
@@ -10614,13 +10644,13 @@
         <w:rPr>
           <w:rFonts w:ascii="Arial" w:hAnsi="Arial"/>
         </w:rPr>
-        <w:t xml:space="preserve"> </w:t>
-      </w:r>
-      <w:r>
-        <w:rPr>
-          <w:rFonts w:ascii="Arial" w:hAnsi="Arial"/>
-        </w:rPr>
-        <w:t xml:space="preserve">is deferred to v2, a finding with important implications for crop insurance and agricultural adaptation described in Section 5.3.</w:t>
+        <w:t xml:space="preserve"/>
+      </w:r>
+      <w:r>
+        <w:rPr>
+          <w:rFonts w:ascii="Arial" w:hAnsi="Arial"/>
+        </w:rPr>
+        <w:t xml:space="preserve"/>
       </w:r>
     </w:p>
     <w:bookmarkEnd w:id="54"/>
@@ -10795,7 +10825,7 @@
         <w:rPr>
           <w:rFonts w:ascii="Arial" w:hAnsi="Arial"/>
         </w:rPr>
-        <w:t xml:space="preserve">Several directions emerge naturally from the present findings. First, the classification of rice establishment method — distinguishing transplanted Puddled rice (TPR) from direct-seeded rice (DSR) — is a logical extension of the saline-flood classifier, as TPR and DSR produce distinct SAR backscatter dynamics around the transplanting/germination period (Fikriyah et al., 2019) that interact differently with the cyclone-surge signal. This distinction is particularly important for coastal Odisha, where the transition from TPR to DSR is accelerating under labour constraints and climate adaptation policies. Second, the detection of panicle initiation (PI) using the Sentinel-2 red-edge CIre index (Jha et al., 2025) would complete the phenological calendar from transplanting to maturity at the pixel level, enabling the calculation of cyclone-induced reductions in grain-filling duration — a key determinant of yield loss. Third, the integration of the corrected phenological products with DSSAT or ORYZA2000 models, as demonstrated by Mohite et al. (2019) and Manikandan et al. (2025) for non-cyclone contexts, would allow simulation of cyclone-induced yield loss distributions with uncertainty bounds directly propagated from the pixel-level bootstrap confidence intervals produced here. Fourth, systematic application of the RiceBaCI-GEE framework to all major Asian river deltas with documented cyclone exposure — the Irrawaddy, Mekong, Ganges–Brahmaputra–Meghna, Red River, and Chao Phraya — would produce the first multi-delta inventory of cyclone-induced SAR phenology bias, providing the evidence base for a community recommendation on best practice for remote sensing products in cyclone-exposed coastal rice systems.</w:t>
+        <w:t xml:space="preserve">Several directions emerge naturally from the present findings. First, the classification of rice establishment method — distinguishing transplanted Puddled rice (TPR) from direct-seeded rice (DSR) — is a logical extension of the saline-flood classifier, as TPR and DSR produce distinct SAR backscatter dynamics around the transplanting/germination period (Fikriyah et al., 2019) that interact differently with the cyclone-surge signal. This distinction is particularly important for coastal Odisha, where the transition from TPR to DSR is accelerating under labour constraints and climate adaptation policies. Second, the detection of panicle initiation (PI) using the Sentinel-2 red-edge CIre index (Jha et al., 2025) would complete the phenological calendar from transplanting to maturity at the pixel-level, enabling the calculation of cyclone-induced reductions in grain-filling duration — a key determinant of yield loss. Third, the integration of the corrected phenological products with DSSAT or ORYZA2000 models, as demonstrated by Mohite et al. (2019) and Manikandan et al. (2025) for non-cyclone contexts, would allow simulation of cyclone-induced yield loss distributions with uncertainty bounds directly propagated from the pixel-level bootstrap confidence intervals produced here. Fourth, systematic application of the RiceBaCI-GEE framework to all major Asian river deltas with documented cyclone exposure — the Irrawaddy, Mekong, Ganges–Brahmaputra–Meghna, Red River, and Chao Phraya — would produce the first multi-delta inventory of cyclone-induced SAR phenology bias, providing the evidence base for a community recommendation on best practice for remote sensing products in cyclone-exposed coastal rice systems.</w:t>
       </w:r>
     </w:p>
     <w:p>
@@ -10849,7 +10879,7 @@
         <w:rPr>
           <w:rFonts w:ascii="Arial" w:hAnsi="Arial"/>
         </w:rPr>
-        <w:t xml:space="preserve">The RiceBaCI-GEE framework resolves this through a multi-feature random-forest classifier fusing Sentinel-1 backscatter, Sentinel-2 spectral indices, JRC water permanence, and ERA5 meteorological data to separate the two inundation types at 10 m pixel level. Corrected phenological time series are extracted with Whittaker smoothing and double-logistic curve fitting, and pixel-level bootstrap resampling provides calibrated uncertainty estimates. A pre-registered two-way fixed-effects difference-in-differences specification with district-clustered inference, complemented by a five-instrument small-cluster robustness suite (wild-cluster restricted bootstrap, leave-one-out jackknife, in-space and in-time placebo tests, post-hoc minimum-detectable-effect analysis, and out-of-sample transferability to Cyclone Bulbul), then isolates the cyclone-exposure treatment effect from baseline spatial and temporal variability, enabling statistically rigorous attribution of phenological shifts to cyclone events. The framework transfers without modification to coastal Andhra Pradesh (Cyclone Hudhud 2014), demonstrating geographic generalisability. All GEE code, processed phenological rasters, and validation reference data are openly archived, facilitating direct adoption by the remote sensing community and integration into crop insurance index design and crop model assimilation pipelines serving the world’s most cyclone-exposed rice farming regions.</w:t>
+        <w:t xml:space="preserve">The RiceBaCI-GEE framework resolves this through a multi-feature random-forest classifier fusing Sentinel-1 backscatter, Sentinel-2 spectral indices, JRC water permanence, and ERA5 meteorological data to separate the two inundation types at 10 m pixel-level. Corrected phenological time series are extracted with Whittaker smoothing and double-logistic curve fitting, and pixel-level bootstrap resampling provides calibrated uncertainty estimates. A pre-registered two-way fixed-effects difference-in-differences specification with district-clustered inference, complemented by a five-instrument small-cluster robustness suite (wild-cluster restricted bootstrap, leave-one-out jackknife, in-space and in-time placebo tests, post-hoc minimum-detectable-effect analysis, and out-of-sample transferability to Cyclone Bulbul), then isolates the cyclone-exposure treatment effect from baseline spatial and temporal variability, enabling statistically rigorous attribution of phenological shifts to cyclone events. The framework transfers without modification to coastal Andhra Pradesh (Cyclone Hudhud 2014), demonstrating geographic generalisability. All GEE code, processed phenological rasters, and validation reference data are openly archived, facilitating direct adoption by the remote sensing community and integration into crop insurance index design and crop model assimilation pipelines serving the world’s most cyclone-exposed rice farming regions.</w:t>
       </w:r>
     </w:p>
     <w:p>
@@ -11892,6 +11922,21 @@
         </w:tc>
       </w:tr>
     </w:tbl>
+    <w:p>
+      <w:pPr>
+        <w:spacing w:before="0" w:after="120" w:line="276" w:lineRule="auto"/>
+      </w:pPr>
+      <w:r>
+        <w:rPr>
+          <w:rFonts w:ascii="Arial" w:hAnsi="Arial"/>
+          <w:i/>
+          <w:sz w:val="19"/>
+          <w:szCs w:val="19"/>
+          <w:color w:val="595959"/>
+        </w:rPr>
+        <w:t xml:space="preserve">Abbreviations: GEE = Google Earth Engine.</w:t>
+      </w:r>
+    </w:p>
     <w:p>
       <w:pPr>
         <w:spacing w:line="240" w:lineRule="auto"/>

--- a/manuscript/Manuscript.docx
+++ b/manuscript/Manuscript.docx
@@ -8861,7 +8861,7 @@
         <w:rPr>
           <w:rFonts w:ascii="Arial" w:hAnsi="Arial"/>
         </w:rPr>
-        <w:t>All Earth Engine data processing is implemented in JavaScript within the GEE Code Editor. Statistical analysis (TWFE-DiD estimation, wild-cluster restricted bootstrap, jackknife, placebo permutation, post-hoc power, and figure generation) is performed in Python 3.12.8 using numpy, pandas, scipy, statsmodels, matplotlib, and python-docx (versions pinned in requirements.txt). The full analysis chain is orchestrated by a 10-stage shell harness (run_all.sh) that reproduces every reported figure (including Figure 1B, Figure 3, Figure 6, Figure S1) and supplementary table (S1–S7) from a single command (bash run_all.sh --quick for synthetic-panel verification in &lt;60 s; bash run_all.sh for the full GEE-export run). The complete analysis code, including all GEE JavaScript modules and Python analysis scripts, is version-controlled and publicly available at https://github.com/pandasupranab/RiceBaCI-GEE (MIT licence) with tagged release v1.0.1-submission archived on Zenodo (this-version DOI 10.5281/zenodo.20585636; concept DOI 10.5281/zenodo.20024578). The study is pre-registered at https://osf.io/c4mp8 (DOI 10.17605/OSF.IO/C4MP8); the single pre-registered scope amendment adding Cyclone Bulbul as an out-of-sample transferability probe is logged in the OSF wiki and dated 2026-04-29. Processed phenological rasters (SOS, POS, EOS, correction bias, uncertainty) for coastal Odisha will be deposited under a combined Mendeley Data + Zenodo strategy: the processed phenology rasters and label CSV are released on Zenodo (concept DOI 10.5281/zenodo.20024578, v1.0.1-submission DOI 10.5281/zenodo.20585636) and mirrored on Mendeley Data (DOI assigned at acceptance) under Creative Commons Attribution 4.0 licence upon manuscript acceptance.</w:t>
+        <w:t>All Earth Engine data processing is implemented in JavaScript within the GEE Code Editor. Statistical analysis (TWFE-DiD estimation, wild-cluster restricted bootstrap, jackknife, placebo permutation, post-hoc power, and figure generation) is performed in Python 3.12.8 using numpy, pandas, scipy, statsmodels, matplotlib, and python-docx (versions pinned in requirements.txt). The full analysis chain is orchestrated by a 10-stage shell harness (run_all.sh) that reproduces every reported figure (including Figure 1B, Figure 3, Figure 6, Figure S1) and supplementary table (S1–S7) from a single command (bash run_all.sh --quick for synthetic-panel verification in &lt;60 s; bash run_all.sh for the full GEE-export run). The complete analysis code, including all GEE JavaScript modules and Python analysis scripts, is version-controlled and publicly available at https://github.com/pandasupranab/RiceBaCI-GEE (MIT licence) with tagged release v1.0.1-submission archived on Zenodo (this-version DOI 10.5281/zenodo.20585636; concept DOI 10.5281/zenodo.20024578). The study is pre-registered at https://osf.io/c4mp8 (DOI 10.17605/OSF.IO/C4MP8); the single pre-registered scope amendment adding Cyclone Bulbul as an out-of-sample transferability probe is logged in the OSF wiki and dated 2026-04-29. Processed phenological rasters (SOS, POS, EOS, correction bias, uncertainty) for coastal Odisha will be deposited under a combined Mendeley Data + Zenodo strategy: the processed phenology rasters and label CSV are released on Zenodo (concept DOI 10.5281/zenodo.20024578, v1.0.1-submission DOI 10.5281/zenodo.20587316) and mirrored on Mendeley Data (DOI assigned at acceptance) under Creative Commons Attribution 4.0 licence upon manuscript acceptance.</w:t>
       </w:r>
     </w:p>
     <w:p>
@@ -12133,7 +12133,7 @@
         <w:rPr>
           <w:rFonts w:ascii="Arial" w:hAnsi="Arial"/>
         </w:rPr>
-        <w:t>The processed corrected and uncorrected Sentinel-1/2 Kharif rice phenological date rasters (SOS, POS, EOS, correction bias ΔD, bootstrap 95% confidence intervals) for all five coastal Odisha districts and eight Kharif seasons (2017–2024) are released under a combined Zenodo + Mendeley Data strategy. The primary archival deposit is Zenodo (concept DOI 10.5281/zenodo.20024578; v1.0.1-submission DOI 10.5281/zenodo.20585636), with a mirrored Mendeley Data record (DOI assigned at manuscript acceptance) for the journal's preferred data-repository registry. All Google Earth Engine JavaScript processing code and R statistical analysis scripts are publicly available at [https://github.com/pandasupranab/RiceBaCI-GEE] under an MIT licence; tagged source-code releases corresponding to the pre-registration (v0.1.0-prereg), submission (v1.0.1-submission) and acceptance (v1.0.0-final) are permanently archived on Zenodo (concept DOI: 10.5281/zenodo.20024578; v0.1.1-prereg DOI: 10.5281/zenodo.20024579; v1.0.1-submission DOI: 10.5281/zenodo.20585636). The study pre-registration, including all pre-specified hypotheses, analysis decisions, and inference criteria, is available at [https://osf.io/c4mp8] (DOI: 10.17605/OSF.IO/C4MP8). All Sentinel-2 reference imagery, coordinates, labels, and label-confidence flags used for classifier validation are openly redistributable and are included in full in the Mendeley Data record under CC-BY-4.0.</w:t>
+        <w:t>10.5281/zenodo.2002457810.5281/zenodo.2002457910.5281/zenodo.20585636The processed corrected and uncorrected Sentinel-1/2 Kharif rice phenological date rasters (SOS, POS, EOS, correction bias ΔD, bootstrap 95% confidence intervals) for all five coastal Odisha districts and eight Kharif seasons (2017–2024), together with the district-scale BACI panel (n = 384), the classifier labels and features (n = 480), the random-forest model cards, the cyclone-flood pixel-share statistic per district-cyclone-year, and the complete suite of TWFE-DiD analysis outputs, are released under a combined Zenodo + Mendeley Data strategy. Code is archived on Zenodo (concept DOI 10.5281/zenodo.20024578; v1.0.1-submission DOI 10.5281/zenodo.20587316) and derived data are archived on Mendeley Data (DOI assigned at deposit publication, prior to or upon manuscript acceptance). All Google Earth Engine JavaScript processing code and Python statistical analysis scripts are publicly available at https://github.com/pandasupranab/RiceBaCI-GEE under an MIT licence; tagged source-code releases corresponding to the pre-registration (v0.1.0-prereg), submission (v1.0.1-submission) and acceptance (v1.0.0-final) are permanently archived on Zenodo (concept DOI 10.5281/zenodo.20024578; v0.1.1-prereg DOI 10.5281/zenodo.20024579; v1.0.1-submission DOI 10.5281/zenodo.20587316). The study pre-registration, including all pre-specified hypotheses, analysis decisions, and inference criteria, is available at https://osf.io/c4mp8 (DOI: 10.17605/OSF.IO/C4MP8). All Sentinel-2 reference imagery, coordinates, labels, and label-confidence flags used for classifier validation are openly redistributable and are included in full in the Mendeley Data record under CC-BY-4.0.</w:t>
       </w:r>
     </w:p>
     <w:p>

--- a/manuscript/Manuscript.docx
+++ b/manuscript/Manuscript.docx
@@ -8861,7 +8861,7 @@
         <w:rPr>
           <w:rFonts w:ascii="Arial" w:hAnsi="Arial"/>
         </w:rPr>
-        <w:t>All Earth Engine data processing is implemented in JavaScript within the GEE Code Editor. Statistical analysis (TWFE-DiD estimation, wild-cluster restricted bootstrap, jackknife, placebo permutation, post-hoc power, and figure generation) is performed in Python 3.12.8 using numpy, pandas, scipy, statsmodels, matplotlib, and python-docx (versions pinned in requirements.txt). The full analysis chain is orchestrated by a 10-stage shell harness (run_all.sh) that reproduces every reported figure (including Figure 1B, Figure 3, Figure 6, Figure S1) and supplementary table (S1–S7) from a single command (bash run_all.sh --quick for synthetic-panel verification in &lt;60 s; bash run_all.sh for the full GEE-export run). The complete analysis code, including all GEE JavaScript modules and Python analysis scripts, is version-controlled and publicly available at https://github.com/pandasupranab/RiceBaCI-GEE (MIT licence) with tagged release v1.0.1-submission archived on Zenodo (this-version DOI 10.5281/zenodo.20585636; concept DOI 10.5281/zenodo.20024578). The study is pre-registered at https://osf.io/c4mp8 (DOI 10.17605/OSF.IO/C4MP8); the single pre-registered scope amendment adding Cyclone Bulbul as an out-of-sample transferability probe is logged in the OSF wiki and dated 2026-04-29. Processed phenological rasters (SOS, POS, EOS, correction bias, uncertainty) for coastal Odisha will be deposited under a combined Mendeley Data + Zenodo strategy: the processed phenology rasters and label CSV are released on Zenodo (concept DOI 10.5281/zenodo.20024578, v1.0.1-submission DOI 10.5281/zenodo.20587316) and mirrored on Mendeley Data (DOI assigned at acceptance) under Creative Commons Attribution 4.0 licence upon manuscript acceptance.</w:t>
+        <w:t>All Earth Engine data processing is implemented in JavaScript within the GEE Code Editor. Statistical analysis (TWFE-DiD estimation, wild-cluster restricted bootstrap, jackknife, placebo permutation, post-hoc power, and figure generation) is performed in Python 3.12.8 using numpy, pandas, scipy, statsmodels, matplotlib, and python-docx (versions pinned in requirements.txt). The full analysis chain is orchestrated by a 10-stage shell harness (run_all.sh) that reproduces every reported figure (including Figure 1B, Figure 3, Figure 6, Figure S1) and supplementary table (S1–S7) from a single command (bash run_all.sh --quick for synthetic-panel verification in &lt;60 s; bash run_all.sh for the full GEE-export run). The complete analysis code, including all GEE JavaScript modules and Python analysis scripts, is version-controlled and publicly available at https://github.com/pandasupranab/RiceBaCI-GEE (MIT licence) with tagged release v1.0.1-submission archived on Zenodo (this-version DOI 10.5281/zenodo.20587316; concept DOI 10.5281/zenodo.20024578). The study is pre-registered at https://osf.io/c4mp8 (DOI 10.17605/OSF.IO/C4MP8); the single pre-registered scope amendment adding Cyclone Bulbul as an out-of-sample transferability probe is logged in the OSF wiki and dated 2026-04-29. Processed phenological rasters (SOS, POS, EOS, correction bias, uncertainty) for coastal Odisha will be deposited under a combined Mendeley Data + Zenodo strategy: the processed phenology rasters and label CSV are released on Zenodo (concept DOI 10.5281/zenodo.20024578, v1.0.1-submission DOI 10.5281/zenodo.20587316) and mirrored on Mendeley Data under Creative Commons Attribution 4.0 licence (DOI 10.17632/z3zxk4xy3c.1).</w:t>
       </w:r>
     </w:p>
     <w:p>
@@ -12105,35 +12105,11 @@
         <w:spacing w:lineRule="auto" w:line="480"/>
         <w:jc w:val="both"/>
       </w:pPr>
-      <w:hyperlink r:id="rId65">
-        <w:r>
-          <w:rPr>
-            <w:rStyle w:val="Hyperlink"/>
-          </w:rPr>
-          <w:t xml:space="preserve">10.5281/zenodo.20024578</w:t>
-        </w:r>
-      </w:hyperlink>
-      <w:hyperlink r:id="rId66">
-        <w:r>
-          <w:rPr>
-            <w:rStyle w:val="Hyperlink"/>
-          </w:rPr>
-          <w:t xml:space="preserve">10.5281/zenodo.20024579</w:t>
-        </w:r>
-      </w:hyperlink>
-      <w:hyperlink r:id="rId67">
-        <w:r>
-          <w:rPr>
-            <w:rStyle w:val="Hyperlink"/>
-          </w:rPr>
-          <w:t xml:space="preserve">10.5281/zenodo.20585636</w:t>
-        </w:r>
-      </w:hyperlink>
-      <w:r>
-        <w:rPr>
-          <w:rFonts w:ascii="Arial" w:hAnsi="Arial"/>
-        </w:rPr>
-        <w:t>10.5281/zenodo.2002457810.5281/zenodo.2002457910.5281/zenodo.20585636The processed corrected and uncorrected Sentinel-1/2 Kharif rice phenological date rasters (SOS, POS, EOS, correction bias ΔD, bootstrap 95% confidence intervals) for all five coastal Odisha districts and eight Kharif seasons (2017–2024), together with the district-scale BACI panel (n = 384), the classifier labels and features (n = 480), the random-forest model cards, the cyclone-flood pixel-share statistic per district-cyclone-year, and the complete suite of TWFE-DiD analysis outputs, are released under a combined Zenodo + Mendeley Data strategy. Code is archived on Zenodo (concept DOI 10.5281/zenodo.20024578; v1.0.1-submission DOI 10.5281/zenodo.20587316) and derived data are archived on Mendeley Data (DOI assigned at deposit publication, prior to or upon manuscript acceptance). All Google Earth Engine JavaScript processing code and Python statistical analysis scripts are publicly available at https://github.com/pandasupranab/RiceBaCI-GEE under an MIT licence; tagged source-code releases corresponding to the pre-registration (v0.1.0-prereg), submission (v1.0.1-submission) and acceptance (v1.0.0-final) are permanently archived on Zenodo (concept DOI 10.5281/zenodo.20024578; v0.1.1-prereg DOI 10.5281/zenodo.20024579; v1.0.1-submission DOI 10.5281/zenodo.20587316). The study pre-registration, including all pre-specified hypotheses, analysis decisions, and inference criteria, is available at https://osf.io/c4mp8 (DOI: 10.17605/OSF.IO/C4MP8). All Sentinel-2 reference imagery, coordinates, labels, and label-confidence flags used for classifier validation are openly redistributable and are included in full in the Mendeley Data record under CC-BY-4.0.</w:t>
+      <w:r>
+        <w:rPr>
+          <w:rFonts w:ascii="Arial" w:hAnsi="Arial"/>
+        </w:rPr>
+        <w:t>The processed corrected and uncorrected Sentinel-1/2 Kharif rice phenological date rasters (SOS, POS, EOS, correction bias ΔD, bootstrap 95% confidence intervals) for all five coastal Odisha districts and eight Kharif seasons (2017–2024), together with the district-scale BACI panel (n = 384), the classifier labels and features (n = 480), the random-forest model cards, the cyclone-flood pixel-share statistic per district-cyclone-year, and the complete suite of TWFE-DiD analysis outputs, are released under a combined Zenodo + Mendeley Data strategy. Code is archived on Zenodo (concept DOI 10.5281/zenodo.20024578; v1.0.1-submission DOI 10.5281/zenodo.20587316) and derived data are archived on Mendeley Data (DOI 10.17632/z3zxk4xy3c.1, https://doi.org/10.17632/z3zxk4xy3c.1). All Google Earth Engine JavaScript processing code and Python statistical analysis scripts are publicly available at https://github.com/pandasupranab/RiceBaCI-GEE under an MIT licence; tagged source-code releases corresponding to the pre-registration (v0.1.0-prereg), submission (v1.0.1-submission) and acceptance (v1.0.0-final) are permanently archived on Zenodo (concept DOI 10.5281/zenodo.20024578; v0.1.1-prereg DOI 10.5281/zenodo.20024579; v1.0.1-submission DOI 10.5281/zenodo.20587316). The study pre-registration, including all pre-specified hypotheses, analysis decisions, and inference criteria, is available at https://osf.io/c4mp8 (DOI: 10.17605/OSF.IO/C4MP8). All Sentinel-2 reference imagery, coordinates, labels, and label-confidence flags used for classifier validation are openly redistributable and are included in full in the Mendeley Data record under CC-BY-4.0.</w:t>
       </w:r>
     </w:p>
     <w:p>

--- a/manuscript/Manuscript.docx
+++ b/manuscript/Manuscript.docx
@@ -2,11 +2,10 @@
 <file path=word/document.xml><?xml version="1.0" encoding="utf-8"?>
 <w:document xmlns:w="http://schemas.openxmlformats.org/wordprocessingml/2006/main" xmlns:m="http://schemas.openxmlformats.org/officeDocument/2006/math" xmlns:r="http://schemas.openxmlformats.org/officeDocument/2006/relationships" xmlns:o="urn:schemas-microsoft-com:office:office" xmlns:v="urn:schemas-microsoft-com:vml" xmlns:w10="urn:schemas-microsoft-com:office:word" xmlns:a="http://schemas.openxmlformats.org/drawingml/2006/main" xmlns:pic="http://schemas.openxmlformats.org/drawingml/2006/picture" xmlns:wp="http://schemas.openxmlformats.org/drawingml/2006/wordprocessingDrawing">
   <w:body>
-    <w:bookmarkStart w:id="72" w:name="Xf3394bf13added9016da3c74a82dbe3569e29e6"/>
+    <w:bookmarkStart w:id="76" w:name="Xf3394bf13added9016da3c74a82dbe3569e29e6"/>
     <w:p>
       <w:pPr>
         <w:pStyle w:val="Heading1"/>
-        <w:spacing w:lineRule="auto" w:line="360"/>
       </w:pPr>
       <w:r>
         <w:rPr>
@@ -16,9 +15,6 @@
       </w:r>
     </w:p>
     <w:p>
-      <w:pPr>
-        <w:spacing w:line="240" w:lineRule="auto"/>
-      </w:pPr>
       <w:r>
         <w:rPr>
           <w:rFonts w:ascii="Arial" w:hAnsi="Arial"/>
@@ -32,7 +28,6 @@
     <w:p>
       <w:pPr>
         <w:pStyle w:val="Heading2"/>
-        <w:spacing w:lineRule="auto" w:line="360"/>
       </w:pPr>
       <w:r>
         <w:rPr>
@@ -44,8 +39,6 @@
     <w:p>
       <w:pPr>
         <w:pStyle w:val="FirstParagraph"/>
-        <w:spacing w:lineRule="auto" w:line="480"/>
-        <w:jc w:val="both"/>
       </w:pPr>
       <w:r>
         <w:rPr>
@@ -71,8 +64,6 @@
     <w:p>
       <w:pPr>
         <w:pStyle w:val="BodyText"/>
-        <w:spacing w:lineRule="auto" w:line="480"/>
-        <w:jc w:val="left"/>
       </w:pPr>
       <w:r>
         <w:rPr>
@@ -86,8 +77,6 @@
     <w:p>
       <w:pPr>
         <w:pStyle w:val="BodyText"/>
-        <w:spacing w:lineRule="auto" w:line="480"/>
-        <w:jc w:val="left"/>
       </w:pPr>
       <w:r>
         <w:rPr>
@@ -99,8 +88,6 @@
     <w:p>
       <w:pPr>
         <w:pStyle w:val="BodyText"/>
-        <w:spacing w:lineRule="auto" w:line="480"/>
-        <w:jc w:val="left"/>
       </w:pPr>
       <w:r>
         <w:rPr>
@@ -114,8 +101,6 @@
     <w:p>
       <w:pPr>
         <w:pStyle w:val="BodyText"/>
-        <w:spacing w:lineRule="auto" w:line="480"/>
-        <w:jc w:val="both"/>
       </w:pPr>
       <w:r>
         <w:rPr>
@@ -163,8 +148,6 @@
     <w:p>
       <w:pPr>
         <w:pStyle w:val="BodyText"/>
-        <w:spacing w:lineRule="auto" w:line="480"/>
-        <w:jc w:val="left"/>
       </w:pPr>
       <w:r>
         <w:rPr>
@@ -178,8 +161,6 @@
     <w:p>
       <w:pPr>
         <w:pStyle w:val="BodyText"/>
-        <w:spacing w:lineRule="auto" w:line="480"/>
-        <w:jc w:val="left"/>
       </w:pPr>
       <w:r>
         <w:rPr>
@@ -263,8 +244,6 @@
     <w:p>
       <w:pPr>
         <w:pStyle w:val="BodyText"/>
-        <w:spacing w:lineRule="auto" w:line="480"/>
-        <w:jc w:val="left"/>
       </w:pPr>
       <w:r>
         <w:rPr>
@@ -278,8 +257,6 @@
     <w:p>
       <w:pPr>
         <w:pStyle w:val="BodyText"/>
-        <w:spacing w:lineRule="auto" w:line="480"/>
-        <w:jc w:val="left"/>
       </w:pPr>
       <w:r>
         <w:rPr>
@@ -337,9 +314,6 @@
       </w:r>
     </w:p>
     <w:p>
-      <w:pPr>
-        <w:spacing w:line="240" w:lineRule="auto"/>
-      </w:pPr>
       <w:r>
         <w:rPr>
           <w:rFonts w:ascii="Arial" w:hAnsi="Arial"/>
@@ -354,7 +328,6 @@
     <w:p>
       <w:pPr>
         <w:pStyle w:val="Heading2"/>
-        <w:spacing w:lineRule="auto" w:line="360"/>
       </w:pPr>
       <w:r>
         <w:rPr>
@@ -366,21 +339,168 @@
     <w:p>
       <w:pPr>
         <w:pStyle w:val="FirstParagraph"/>
-        <w:spacing w:lineRule="auto" w:line="480"/>
-        <w:jc w:val="both"/>
-      </w:pPr>
-      <w:r>
-        <w:rPr>
-          <w:rFonts w:ascii="Arial" w:hAnsi="Arial"/>
-        </w:rPr>
-        <w:t xml:space="preserve">Tropical cyclones increasingly disrupt Kharif rice cultivation along the Bay of Bengal coast, yet no published study has characterised or corrected the bias that cyclone-induced saline storm-surge inundation introduces into Sentinel-1/2 rice phenology retrieval. The C-band SAR backscatter decrease during agronomic transplanting flooding — the primary phenological anchor of all published rice mapping algorithms — is near-indistinguishable from the signal produced by storm-surge inundation four to six weeks earlier, silently corrupting start-of-season (SOS), peak-of-season (POS), and end-of-season (EOS) dates. No prior study has quantified this confound for any Bay of Bengal coastal district, nor proposed a data-driven correction framework. We developed a multi-feature random-forest classifier fusing Sentinel-1 backscatter (VH, VV, cross-ratio), Sentinel-2 spectral indices (NDWI, LSWI), JRC Global Surface Water permanence, and ERA5 maximum wind speed to discriminate cyclone-induced from agronomic flooding at pixel-level across five coastal Odisha districts for eight Kharif seasons (2017–2024). Corrected and uncorrected phenological time series were compared using a quasi-experimental Before-After-Control-Impact (BACI) framework operationalised as a two-way fixed-effects difference-in-differences (TWFE-DiD) model with district-clustered inference, cross-validated by a five-instrument robustness suite (wild-cluster restricted bootstrap, leave-one-out jackknife, in-space and in-time placebo tests, post-hoc minimum-detectable-effect analysis, and out-of-sample transferability to Cyclone Bulbul as a different cyclone class), and validated against the MODIS MCD12Q2 Land Surface Phenology product, ICRISAT Village Dynamics in South Asia (VDSA) microdata for the Bhadrak benchmark site, district-level rice yield records from data.gov.in, and Sentinel-2 high-resolution visual reference labels. The classifier achieved overall accuracy of 0.990 (F1 = 0.990; 5-fold CV OA = 0.996) on a stratified 80/20 held-out test set (n = 96); a SAR-only robustness variant with the cloud-affected Sentinel-2 features removed achieves OA = 0.844 (5-fold CV OA = 0.831), which we treat as the conservative reportable figure. Application of the v0.3.0 classifier as a district-aggregated cyclone-flood pixel-share mask to the BACI phenology panel produces a small but measurable attenuation of the DiD coefficient (τ_SOS: +15.289 → +15.108 d; τ_EOS: -0.000 → -0.239 d), with all 35 per-(district, year, metric) corrections smaller than 1 day in magnitude (mean |Δ|= 0.223 d, max |Δ|= 1.510 d). The small magnitude reflects the bounded cyclone-flood pixel share at the district scale (Fani 0.0–2.5%, Amphan 0.0–1.9%, Yaas 0.0–7.2% per district), demonstrating that the surge confound is real and detectable at the pixel scale (Module 02 classifier OA = 0.844 SAR-only) but partially diluted at the district-aggregation scale used for the BACI panel — confirming the pre-registered direction τ_raw &gt; τ_corrected &gt; 0 for SOS while leaving the WCR-restricted 95% CI inclusive of zero (a transparent null finding rather than over-claimed attenuation). The DiD coefficient τ for the uncorrected SOS series was +15.289 days (cluster-robust SE 17.33, WCR-restricted p = 0.371, WCR 95% CI [−54.0, +84.6]), attenuating to +15.108 days (cluster-robust SE 17.31, WCR-restricted p = 0.406) in the v2.1 classifier-corrected series, with the EOS DiD coefficient moving from a degenerate -0.000 d in v1 to -0.239 d (SE 0.169, WCR p = 0.203) under the v0.3.0-masked correction — matching the pre-registered prediction τ_raw &gt; τ_corrected &gt; 0. All five robustness instruments converged on the same null verdict for the corrected/EOS cell, providing falsifiable evidence that the saline-surge correction is mechanism-specific to the early-season anchor. These results provide the first empirical characterisation of the cyclone-flood confound in SAR rice phenology and an open, GEE-deployable correction framework applicable to all cyclone-exposed Asian deltas.</w:t>
+      </w:pPr>
+      <w:r>
+        <w:rPr>
+          <w:rFonts w:ascii="Arial" w:hAnsi="Arial"/>
+        </w:rPr>
+        <w:t xml:space="preserve">Tropical cyclones increasingly disrupt Kharif rice cultivation along the Bay of Bengal coast, yet no published study has characterised or corrected the bias that cyclone-induced saline storm-surge inundation introduces into Sentinel-1/2 rice phenology retrieval. The C-band SAR backscatter decrease during agronomic transplanting flooding — the primary phenological anchor of all published rice mapping algorithms — is near-indistinguishable from the signal produced by storm-surge inundation four to six weeks earlier, silently corrupting start-of-season (SOS), peak-of-season (POS), and end-of-season (EOS) dates. No prior study has quantified this confound for any Bay of Bengal coastal district, nor proposed a data-driven correction framework. We developed a multi-feature random-forest classifier fusing Sentinel-1 backscatter (VH, VV, cross-ratio), Sentinel-2 spectral indices (NDWI, LSWI), JRC Global Surface Water permanence, and ERA5 maximum wind speed to discriminate cyclone-induced from agronomic flooding at pixel level across five coastal Odisha districts for eight Kharif seasons (2017–2024). Corrected and uncorrected phenological time series were compared using a quasi-experimental Before-After-Control-Impact (BACI) framework operationalised as a two-way fixed-effects difference-in-differences (TWFE-DiD) model with district-clustered inference, cross-validated by a five-instrument robustness suite (wild-cluster restricted bootstrap, leave-one-out jackknife, in-space and in-time placebo tests, post-hoc minimum-detectable-effect analysis, and out-of-sample transferability to Cyclone Bulbul as a different cyclone class), and validated against the MODIS MCD12Q2 Land Surface Phenology product, ICRISAT Village Dynamics in South Asia (VDSA) microdata for the Bhadrak benchmark site, district-level rice yield records from data.gov.in, and Sentinel-2 high-resolution visual reference labels. The classifier achieved overall accuracy of 0.990 (F1 = 0.990; 5-fold CV OA = 0.996) on a stratified 80/20 held-out test set (n = 96); a SAR-only robustness variant with the cloud-affected Sentinel-2 features removed achieves OA = 0.844 (5-fold CV OA = 0.831), which we treat as the conservative reportable figure. Application of the v0.3.0 classifier as a district-aggregated cyclone-flood pixel-share mask to the BACI phenology panel produces a small but measurable attenuation of the DiD coefficient (τ_SOS: +15.289 → +15.108 d; τ_POS: −3.587 → −3.677 d; τ_EOS: 0 → −0.239 d after restoring 20 right-censored cells), with raw-vs-corrected per-cell shifts averaging 0.245 ± 0.272 d for SOS (range 0.04–1.01 d), 0.122 ± 0.134 d for POS, and 0.337 ± 0.462 d for EOS (max 1.51 d, Bhadrak/Yaas 2021). The small magnitude reflects the bounded cyclone-flood pixel share at the district scale (Fani 0.29–2.52%, Amphan 0.33–1.92%, Yaas 0.42–7.21% per district), demonstrating that the surge confound is real and detectable at the pixel scale (Module 02 classifier OA = 0.844 SAR-only) but partially diluted at the district-aggregation scale used for the BACI panel — directionally confirming the pre-registered prediction τ_raw &gt; τ_corrected &gt; 0 for SOS while leaving the WCR-restricted 95% CI inclusive of zero (a transparent null finding rather than over-claimed attenuation). The DiD coefficient</w:t>
+      </w:r>
+      <w:r>
+        <w:rPr>
+          <w:rFonts w:ascii="Arial" w:hAnsi="Arial"/>
+        </w:rPr>
+        <w:t xml:space="preserve"> </w:t>
+      </w:r>
+      <m:oMath>
+        <m:acc>
+          <m:accPr>
+            <m:chr m:val="̂"/>
+          </m:accPr>
+          <m:e>
+            <m:r>
+              <m:t>τ</m:t>
+            </m:r>
+          </m:e>
+        </m:acc>
+      </m:oMath>
+      <w:r>
+        <w:rPr>
+          <w:rFonts w:ascii="Arial" w:hAnsi="Arial"/>
+        </w:rPr>
+        <w:t xml:space="preserve"> </w:t>
+      </w:r>
+      <w:r>
+        <w:rPr>
+          <w:rFonts w:ascii="Arial" w:hAnsi="Arial"/>
+        </w:rPr>
+        <w:t xml:space="preserve">for the uncorrected SOS series was +15.289 days (cluster-robust SE 17.328, WCR-restricted</w:t>
+      </w:r>
+      <w:r>
+        <w:rPr>
+          <w:rFonts w:ascii="Arial" w:hAnsi="Arial"/>
+        </w:rPr>
+        <w:t xml:space="preserve"> </w:t>
+      </w:r>
+      <w:r>
+        <w:rPr>
+          <w:rFonts w:ascii="Arial" w:hAnsi="Arial"/>
+          <w:i/>
+          <w:iCs/>
+        </w:rPr>
+        <w:t xml:space="preserve">p</w:t>
+      </w:r>
+      <w:r>
+        <w:rPr>
+          <w:rFonts w:ascii="Arial" w:hAnsi="Arial"/>
+        </w:rPr>
+        <w:t xml:space="preserve"> </w:t>
+      </w:r>
+      <w:r>
+        <w:rPr>
+          <w:rFonts w:ascii="Arial" w:hAnsi="Arial"/>
+        </w:rPr>
+        <w:t xml:space="preserve">= 0.400, WCR 95% CI [−54.0, +84.6]), attenuating to +15.108 days (cluster-robust SE 17.312, WCR-restricted</w:t>
+      </w:r>
+      <w:r>
+        <w:rPr>
+          <w:rFonts w:ascii="Arial" w:hAnsi="Arial"/>
+        </w:rPr>
+        <w:t xml:space="preserve"> </w:t>
+      </w:r>
+      <w:r>
+        <w:rPr>
+          <w:rFonts w:ascii="Arial" w:hAnsi="Arial"/>
+          <w:i/>
+          <w:iCs/>
+        </w:rPr>
+        <w:t xml:space="preserve">p</w:t>
+      </w:r>
+      <w:r>
+        <w:rPr>
+          <w:rFonts w:ascii="Arial" w:hAnsi="Arial"/>
+        </w:rPr>
+        <w:t xml:space="preserve"> </w:t>
+      </w:r>
+      <w:r>
+        <w:rPr>
+          <w:rFonts w:ascii="Arial" w:hAnsi="Arial"/>
+        </w:rPr>
+        <w:t xml:space="preserve">= 0.407) in the v2.1 classifier-corrected series. The EOS DiD coefficient is reported as null+censored: the raw pipeline returns −0.000 d because 20 of 64 district-year EOS cells are right-censored by the season-end harvest cutoff (n_estimable = 44 rows), while the v2.1 correction restores the censored cells to yield</w:t>
+      </w:r>
+      <w:r>
+        <w:rPr>
+          <w:rFonts w:ascii="Arial" w:hAnsi="Arial"/>
+        </w:rPr>
+        <w:t xml:space="preserve"> </w:t>
+      </w:r>
+      <m:oMath>
+        <m:sSub>
+          <m:e>
+            <m:acc>
+              <m:accPr>
+                <m:chr m:val="̂"/>
+              </m:accPr>
+              <m:e>
+                <m:r>
+                  <m:t>τ</m:t>
+                </m:r>
+              </m:e>
+            </m:acc>
+          </m:e>
+          <m:sub>
+            <m:r>
+              <m:rPr>
+                <m:nor/>
+                <m:sty m:val="p"/>
+              </m:rPr>
+              <m:t>corrected,EOS</m:t>
+            </m:r>
+          </m:sub>
+        </m:sSub>
+      </m:oMath>
+      <w:r>
+        <w:rPr>
+          <w:rFonts w:ascii="Arial" w:hAnsi="Arial"/>
+        </w:rPr>
+        <w:t xml:space="preserve"> </w:t>
+      </w:r>
+      <w:r>
+        <w:rPr>
+          <w:rFonts w:ascii="Arial" w:hAnsi="Arial"/>
+        </w:rPr>
+        <w:t xml:space="preserve">= −0.239 d (SE 0.169, WCR</w:t>
+      </w:r>
+      <w:r>
+        <w:rPr>
+          <w:rFonts w:ascii="Arial" w:hAnsi="Arial"/>
+        </w:rPr>
+        <w:t xml:space="preserve"> </w:t>
+      </w:r>
+      <w:r>
+        <w:rPr>
+          <w:rFonts w:ascii="Arial" w:hAnsi="Arial"/>
+          <w:i/>
+          <w:iCs/>
+        </w:rPr>
+        <w:t xml:space="preserve">p</w:t>
+      </w:r>
+      <w:r>
+        <w:rPr>
+          <w:rFonts w:ascii="Arial" w:hAnsi="Arial"/>
+        </w:rPr>
+        <w:t xml:space="preserve"> </w:t>
+      </w:r>
+      <w:r>
+        <w:rPr>
+          <w:rFonts w:ascii="Arial" w:hAnsi="Arial"/>
+        </w:rPr>
+        <w:t xml:space="preserve">= 0.204), statistically indistinguishable from zero. All five robustness instruments converged on the same null verdict for the corrected/EOS cell, providing falsifiable evidence that the saline-surge correction is mechanism-specific to the early-season anchor. These results provide the first empirical characterisation of the cyclone-flood confound in SAR rice phenology and an open, GEE-deployable correction framework applicable to all cyclone-exposed Asian deltas.</w:t>
       </w:r>
     </w:p>
     <w:p>
       <w:pPr>
         <w:pStyle w:val="BodyText"/>
-        <w:spacing w:lineRule="auto" w:line="480"/>
-        <w:jc w:val="left"/>
       </w:pPr>
       <w:r>
         <w:rPr>
@@ -394,15 +514,445 @@
     <w:p>
       <w:pPr>
         <w:pStyle w:val="BlockText"/>
-        <w:spacing w:lineRule="auto" w:line="480"/>
-        <w:jc w:val="both"/>
       </w:pPr>
       <w:r>
         <w:rPr>
           <w:rFonts w:ascii="Arial" w:hAnsi="Arial"/>
           <w:b/>
-        </w:rPr>
-        <w:t>v1 Provenance &amp; Scope (release v1.0.1-submission, 2026-06-02). All empirical numbers reported in this manuscript are estimated from the real Sentinel-2 NDVI phenology panel (n = 192 district-year-metric observations, 8 coastal/inland Odisha districts × 8 Kharif seasons 2017–2024 × 3 phenometrics SOS/POS/EOS). Phenometric dates are extracted from monthly NDVI composites in Google Earth Engine using the double-logistic + half-max method (Module 04). Three honest v1 limitations are flagged here and recur as italicised v1 limitation notes in the relevant Results subsections:</w:t>
+          <w:bCs/>
+        </w:rPr>
+        <w:t xml:space="preserve">Provenance &amp; Scope (release v1.0.1-submission, 2026-06-08).</w:t>
+      </w:r>
+      <w:r>
+        <w:rPr>
+          <w:rFonts w:ascii="Arial" w:hAnsi="Arial"/>
+        </w:rPr>
+        <w:t xml:space="preserve"> </w:t>
+      </w:r>
+      <w:r>
+        <w:rPr>
+          <w:rFonts w:ascii="Arial" w:hAnsi="Arial"/>
+        </w:rPr>
+        <w:t xml:space="preserve">All</w:t>
+      </w:r>
+      <w:r>
+        <w:rPr>
+          <w:rFonts w:ascii="Arial" w:hAnsi="Arial"/>
+        </w:rPr>
+        <w:t xml:space="preserve"> </w:t>
+      </w:r>
+      <w:r>
+        <w:rPr>
+          <w:rFonts w:ascii="Arial" w:hAnsi="Arial"/>
+        </w:rPr>
+        <w:t xml:space="preserve">empirical numbers in this manuscript are estimated from the real</w:t>
+      </w:r>
+      <w:r>
+        <w:rPr>
+          <w:rFonts w:ascii="Arial" w:hAnsi="Arial"/>
+        </w:rPr>
+        <w:t xml:space="preserve"> </w:t>
+      </w:r>
+      <w:r>
+        <w:rPr>
+          <w:rFonts w:ascii="Arial" w:hAnsi="Arial"/>
+        </w:rPr>
+        <w:t xml:space="preserve">Sentinel-1 + Sentinel-2 phenology panel for eight coastal and inland</w:t>
+      </w:r>
+      <w:r>
+        <w:rPr>
+          <w:rFonts w:ascii="Arial" w:hAnsi="Arial"/>
+        </w:rPr>
+        <w:t xml:space="preserve"> </w:t>
+      </w:r>
+      <w:r>
+        <w:rPr>
+          <w:rFonts w:ascii="Arial" w:hAnsi="Arial"/>
+        </w:rPr>
+        <w:t xml:space="preserve">Odisha districts across eight Kharif seasons (2017–2024). The district-</w:t>
+      </w:r>
+      <w:r>
+        <w:rPr>
+          <w:rFonts w:ascii="Arial" w:hAnsi="Arial"/>
+        </w:rPr>
+        <w:t xml:space="preserve"> </w:t>
+      </w:r>
+      <w:r>
+        <w:rPr>
+          <w:rFonts w:ascii="Arial" w:hAnsi="Arial"/>
+        </w:rPr>
+        <w:t xml:space="preserve">aggregated BACI panel contains 384 district-season observations (8</w:t>
+      </w:r>
+      <w:r>
+        <w:rPr>
+          <w:rFonts w:ascii="Arial" w:hAnsi="Arial"/>
+        </w:rPr>
+        <w:t xml:space="preserve"> </w:t>
+      </w:r>
+      <w:r>
+        <w:rPr>
+          <w:rFonts w:ascii="Arial" w:hAnsi="Arial"/>
+        </w:rPr>
+        <w:t xml:space="preserve">districts × 8 years × 6 covariate columns) from which 64 district-year</w:t>
+      </w:r>
+      <w:r>
+        <w:rPr>
+          <w:rFonts w:ascii="Arial" w:hAnsi="Arial"/>
+        </w:rPr>
+        <w:t xml:space="preserve"> </w:t>
+      </w:r>
+      <w:r>
+        <w:rPr>
+          <w:rFonts w:ascii="Arial" w:hAnsi="Arial"/>
+        </w:rPr>
+        <w:t xml:space="preserve">rows enter the SOS and POS TWFE-DiD specifications. The EOS panel has</w:t>
+      </w:r>
+      <w:r>
+        <w:rPr>
+          <w:rFonts w:ascii="Arial" w:hAnsi="Arial"/>
+        </w:rPr>
+        <w:t xml:space="preserve"> </w:t>
+      </w:r>
+      <w:r>
+        <w:rPr>
+          <w:rFonts w:ascii="Arial" w:hAnsi="Arial"/>
+        </w:rPr>
+        <w:t xml:space="preserve">n = 44 valid district-year rows because EOS dates are mechanically</w:t>
+      </w:r>
+      <w:r>
+        <w:rPr>
+          <w:rFonts w:ascii="Arial" w:hAnsi="Arial"/>
+        </w:rPr>
+        <w:t xml:space="preserve"> </w:t>
+      </w:r>
+      <w:r>
+        <w:rPr>
+          <w:rFonts w:ascii="Arial" w:hAnsi="Arial"/>
+        </w:rPr>
+        <w:t xml:space="preserve">right-censored in 20 of 64 district-year cells where post-peak NDVI never</w:t>
+      </w:r>
+      <w:r>
+        <w:rPr>
+          <w:rFonts w:ascii="Arial" w:hAnsi="Arial"/>
+        </w:rPr>
+        <w:t xml:space="preserve"> </w:t>
+      </w:r>
+      <w:r>
+        <w:rPr>
+          <w:rFonts w:ascii="Arial" w:hAnsi="Arial"/>
+        </w:rPr>
+        <w:t xml:space="preserve">exceeds the 0.4 detection threshold — concentrated in cyclone-damaged</w:t>
+      </w:r>
+      <w:r>
+        <w:rPr>
+          <w:rFonts w:ascii="Arial" w:hAnsi="Arial"/>
+        </w:rPr>
+        <w:t xml:space="preserve"> </w:t>
+      </w:r>
+      <w:r>
+        <w:rPr>
+          <w:rFonts w:ascii="Arial" w:hAnsi="Arial"/>
+        </w:rPr>
+        <w:t xml:space="preserve">coastal pixels (Section 3.6.1; Limitation 6, Section 5). The saline-flood</w:t>
+      </w:r>
+      <w:r>
+        <w:rPr>
+          <w:rFonts w:ascii="Arial" w:hAnsi="Arial"/>
+        </w:rPr>
+        <w:t xml:space="preserve"> </w:t>
+      </w:r>
+      <w:r>
+        <w:rPr>
+          <w:rFonts w:ascii="Arial" w:hAnsi="Arial"/>
+        </w:rPr>
+        <w:t xml:space="preserve">random-forest classifier (v0.3.0) is trained on n = 480 labels sourced</w:t>
+      </w:r>
+      <w:r>
+        <w:rPr>
+          <w:rFonts w:ascii="Arial" w:hAnsi="Arial"/>
+        </w:rPr>
+        <w:t xml:space="preserve"> </w:t>
+      </w:r>
+      <w:r>
+        <w:rPr>
+          <w:rFonts w:ascii="Arial" w:hAnsi="Arial"/>
+        </w:rPr>
+        <w:t xml:space="preserve">entirely from public products — 80 from the Copernicus EMS EMSR357 master</w:t>
+      </w:r>
+      <w:r>
+        <w:rPr>
+          <w:rFonts w:ascii="Arial" w:hAnsi="Arial"/>
+        </w:rPr>
+        <w:t xml:space="preserve"> </w:t>
+      </w:r>
+      <w:r>
+        <w:rPr>
+          <w:rFonts w:ascii="Arial" w:hAnsi="Arial"/>
+        </w:rPr>
+        <w:t xml:space="preserve">delineation of Cyclone Fani (2019), 80 each from Sentinel-1 SAR pre/post</w:t>
+      </w:r>
+      <w:r>
+        <w:rPr>
+          <w:rFonts w:ascii="Arial" w:hAnsi="Arial"/>
+        </w:rPr>
+        <w:t xml:space="preserve"> </w:t>
+      </w:r>
+      <w:r>
+        <w:rPr>
+          <w:rFonts w:ascii="Arial" w:hAnsi="Arial"/>
+        </w:rPr>
+        <w:t xml:space="preserve">change-detection on Cyclones Amphan (2020) and Yaas (2021) following</w:t>
+      </w:r>
+      <w:r>
+        <w:rPr>
+          <w:rFonts w:ascii="Arial" w:hAnsi="Arial"/>
+        </w:rPr>
+        <w:t xml:space="preserve"> </w:t>
+      </w:r>
+      <w:r>
+        <w:rPr>
+          <w:rFonts w:ascii="Arial" w:hAnsi="Arial"/>
+        </w:rPr>
+        <w:t xml:space="preserve">Voigt et al. (2007), Twele et al. (2016) and the UN-SPIDER (2019)</w:t>
+      </w:r>
+      <w:r>
+        <w:rPr>
+          <w:rFonts w:ascii="Arial" w:hAnsi="Arial"/>
+        </w:rPr>
+        <w:t xml:space="preserve"> </w:t>
+      </w:r>
+      <w:r>
+        <w:rPr>
+          <w:rFonts w:ascii="Arial" w:hAnsi="Arial"/>
+        </w:rPr>
+        <w:t xml:space="preserve">Recommended Practice, and 240 agronomic-flood labels sampled from a</w:t>
+      </w:r>
+      <w:r>
+        <w:rPr>
+          <w:rFonts w:ascii="Arial" w:hAnsi="Arial"/>
+        </w:rPr>
+        <w:t xml:space="preserve"> </w:t>
+      </w:r>
+      <w:r>
+        <w:rPr>
+          <w:rFonts w:ascii="Arial" w:hAnsi="Arial"/>
+        </w:rPr>
+        <w:t xml:space="preserve">Sentinel-1 VH ∩ ESA WorldCover cropland ∩ JRC seasonal-water mask in</w:t>
+      </w:r>
+      <w:r>
+        <w:rPr>
+          <w:rFonts w:ascii="Arial" w:hAnsi="Arial"/>
+        </w:rPr>
+        <w:t xml:space="preserve"> </w:t>
+      </w:r>
+      <w:r>
+        <w:rPr>
+          <w:rFonts w:ascii="Arial" w:hAnsi="Arial"/>
+        </w:rPr>
+        <w:t xml:space="preserve">non-cyclone windows. No manual labelling was used to construct the</w:t>
+      </w:r>
+      <w:r>
+        <w:rPr>
+          <w:rFonts w:ascii="Arial" w:hAnsi="Arial"/>
+        </w:rPr>
+        <w:t xml:space="preserve"> </w:t>
+      </w:r>
+      <w:r>
+        <w:rPr>
+          <w:rFonts w:ascii="Arial" w:hAnsi="Arial"/>
+        </w:rPr>
+        <w:t xml:space="preserve">classifier training set; the n = 480 independent validation reference</w:t>
+      </w:r>
+      <w:r>
+        <w:rPr>
+          <w:rFonts w:ascii="Arial" w:hAnsi="Arial"/>
+        </w:rPr>
+        <w:t xml:space="preserve"> </w:t>
+      </w:r>
+      <w:r>
+        <w:rPr>
+          <w:rFonts w:ascii="Arial" w:hAnsi="Arial"/>
+        </w:rPr>
+        <w:t xml:space="preserve">labels described in Section 2.4 are derived from Sentinel-2 visual</w:t>
+      </w:r>
+      <w:r>
+        <w:rPr>
+          <w:rFonts w:ascii="Arial" w:hAnsi="Arial"/>
+        </w:rPr>
+        <w:t xml:space="preserve"> </w:t>
+      </w:r>
+      <w:r>
+        <w:rPr>
+          <w:rFonts w:ascii="Arial" w:hAnsi="Arial"/>
+        </w:rPr>
+        <w:t xml:space="preserve">interpretation under the pre-registered §E5 fallback path (OSF c4mp8) and</w:t>
+      </w:r>
+      <w:r>
+        <w:rPr>
+          <w:rFonts w:ascii="Arial" w:hAnsi="Arial"/>
+        </w:rPr>
+        <w:t xml:space="preserve"> </w:t>
+      </w:r>
+      <w:r>
+        <w:rPr>
+          <w:rFonts w:ascii="Arial" w:hAnsi="Arial"/>
+        </w:rPr>
+        <w:t xml:space="preserve">are documented in the Mendeley Data deposit. The classifier achieves</w:t>
+      </w:r>
+      <w:r>
+        <w:rPr>
+          <w:rFonts w:ascii="Arial" w:hAnsi="Arial"/>
+        </w:rPr>
+        <w:t xml:space="preserve"> </w:t>
+      </w:r>
+      <w:r>
+        <w:rPr>
+          <w:rFonts w:ascii="Arial" w:hAnsi="Arial"/>
+        </w:rPr>
+        <w:t xml:space="preserve">OA = 0.990 / F1 = 0.990 on the stratified 80/20 hold-out (n = 96) and</w:t>
+      </w:r>
+      <w:r>
+        <w:rPr>
+          <w:rFonts w:ascii="Arial" w:hAnsi="Arial"/>
+        </w:rPr>
+        <w:t xml:space="preserve"> </w:t>
+      </w:r>
+      <w:r>
+        <w:rPr>
+          <w:rFonts w:ascii="Arial" w:hAnsi="Arial"/>
+        </w:rPr>
+        <w:t xml:space="preserve">OA = 0.996 / F1 = 0.996 under 5-fold cross-validation. A SAR-only</w:t>
+      </w:r>
+      <w:r>
+        <w:rPr>
+          <w:rFonts w:ascii="Arial" w:hAnsi="Arial"/>
+        </w:rPr>
+        <w:t xml:space="preserve"> </w:t>
+      </w:r>
+      <w:r>
+        <w:rPr>
+          <w:rFonts w:ascii="Arial" w:hAnsi="Arial"/>
+        </w:rPr>
+        <w:t xml:space="preserve">robustness variant with the cloud-affected Sentinel-2 features removed</w:t>
+      </w:r>
+      <w:r>
+        <w:rPr>
+          <w:rFonts w:ascii="Arial" w:hAnsi="Arial"/>
+        </w:rPr>
+        <w:t xml:space="preserve"> </w:t>
+      </w:r>
+      <w:r>
+        <w:rPr>
+          <w:rFonts w:ascii="Arial" w:hAnsi="Arial"/>
+        </w:rPr>
+        <w:t xml:space="preserve">(102 of 480 LSWI/NDWI values required median imputation from monsoon</w:t>
+      </w:r>
+      <w:r>
+        <w:rPr>
+          <w:rFonts w:ascii="Arial" w:hAnsi="Arial"/>
+        </w:rPr>
+        <w:t xml:space="preserve"> </w:t>
+      </w:r>
+      <w:r>
+        <w:rPr>
+          <w:rFonts w:ascii="Arial" w:hAnsi="Arial"/>
+        </w:rPr>
+        <w:t xml:space="preserve">cloud cover) achieves OA = 0.844 / F1 = 0.844 (5-fold CV OA = 0.831);</w:t>
+      </w:r>
+      <w:r>
+        <w:rPr>
+          <w:rFonts w:ascii="Arial" w:hAnsi="Arial"/>
+        </w:rPr>
+        <w:t xml:space="preserve"> </w:t>
+      </w:r>
+      <w:r>
+        <w:rPr>
+          <w:rFonts w:ascii="Arial" w:hAnsi="Arial"/>
+        </w:rPr>
+        <w:t xml:space="preserve">we treat the SAR-only number as the conservative reportable figure and</w:t>
+      </w:r>
+      <w:r>
+        <w:rPr>
+          <w:rFonts w:ascii="Arial" w:hAnsi="Arial"/>
+        </w:rPr>
+        <w:t xml:space="preserve"> </w:t>
+      </w:r>
+      <w:r>
+        <w:rPr>
+          <w:rFonts w:ascii="Arial" w:hAnsi="Arial"/>
+        </w:rPr>
+        <w:t xml:space="preserve">the full-feature number as an upper bound. All four OSF §S3.7</w:t>
+      </w:r>
+      <w:r>
+        <w:rPr>
+          <w:rFonts w:ascii="Arial" w:hAnsi="Arial"/>
+        </w:rPr>
+        <w:t xml:space="preserve"> </w:t>
+      </w:r>
+      <w:r>
+        <w:rPr>
+          <w:rFonts w:ascii="Arial" w:hAnsi="Arial"/>
+        </w:rPr>
+        <w:t xml:space="preserve">falsifiability checks pass (Table S10). The pre-registered design</w:t>
+      </w:r>
+      <w:r>
+        <w:rPr>
+          <w:rFonts w:ascii="Arial" w:hAnsi="Arial"/>
+        </w:rPr>
+        <w:t xml:space="preserve"> </w:t>
+      </w:r>
+      <w:r>
+        <w:rPr>
+          <w:rFonts w:ascii="Arial" w:hAnsi="Arial"/>
+        </w:rPr>
+        <w:t xml:space="preserve">(OSF c4mp8) and the five-instrument robustness suite are unchanged.</w:t>
+      </w:r>
+      <w:r>
+        <w:rPr>
+          <w:rFonts w:ascii="Arial" w:hAnsi="Arial"/>
+        </w:rPr>
+        <w:t xml:space="preserve"> </w:t>
+      </w:r>
+      <w:r>
+        <w:rPr>
+          <w:rFonts w:ascii="Arial" w:hAnsi="Arial"/>
+        </w:rPr>
+        <w:t xml:space="preserve">All inputs, scripts, and outputs are public at the GitHub repository,</w:t>
+      </w:r>
+      <w:r>
+        <w:rPr>
+          <w:rFonts w:ascii="Arial" w:hAnsi="Arial"/>
+        </w:rPr>
+        <w:t xml:space="preserve"> </w:t>
+      </w:r>
+      <w:r>
+        <w:rPr>
+          <w:rFonts w:ascii="Arial" w:hAnsi="Arial"/>
+        </w:rPr>
+        <w:t xml:space="preserve">the Zenodo concept DOI, and the Mendeley Data deposit listed in §6.</w:t>
+      </w:r>
+    </w:p>
+    <w:p>
+      <w:r>
+        <w:rPr>
+          <w:rFonts w:ascii="Arial" w:hAnsi="Arial"/>
+        </w:rPr>
+        <w:pict>
+          <v:rect style="width:0;height:1.5pt" o:hralign="center" o:hrstd="t" o:hr="t"/>
+        </w:pict>
+      </w:r>
+    </w:p>
+    <w:bookmarkEnd w:id="21"/>
+    <w:bookmarkStart w:id="22" w:name="highlights"/>
+    <w:p>
+      <w:pPr>
+        <w:pStyle w:val="Heading2"/>
+      </w:pPr>
+      <w:r>
+        <w:rPr>
+          <w:rFonts w:ascii="Arial" w:hAnsi="Arial"/>
+        </w:rPr>
+        <w:t xml:space="preserve">Highlights</w:t>
       </w:r>
     </w:p>
     <w:p>
@@ -412,64 +962,12 @@
           <w:ilvl w:val="0"/>
           <w:numId w:val="1001"/>
         </w:numPr>
-        <w:spacing w:lineRule="auto" w:line="480"/>
-        <w:jc w:val="both"/>
-      </w:pPr>
-      <w:r>
-        <w:rPr>
-          <w:rFonts w:ascii="Arial" w:hAnsi="Arial"/>
-          <w:b/>
-          <w:bCs/>
-        </w:rPr>
-        <w:t xml:space="preserve">Monthly composite quantisation.</w:t>
-      </w:r>
-      <w:r>
-        <w:rPr>
-          <w:rFonts w:ascii="Arial" w:hAnsi="Arial"/>
-        </w:rPr>
-        <w:t xml:space="preserve"> </w:t>
-      </w:r>
-      <w:r>
-        <w:rPr>
-          <w:rFonts w:ascii="Arial" w:hAnsi="Arial"/>
-        </w:rPr>
-        <w:t xml:space="preserve">v1 NDVI inputs are monthly Sentinel-2</w:t>
-      </w:r>
-      <w:r>
-        <w:rPr>
-          <w:rFonts w:ascii="Arial" w:hAnsi="Arial"/>
-        </w:rPr>
-        <w:t xml:space="preserve"> </w:t>
-      </w:r>
-      <w:r>
-        <w:rPr>
-          <w:rFonts w:ascii="Arial" w:hAnsi="Arial"/>
-        </w:rPr>
-        <w:t xml:space="preserve">composites, so all extracted DOY values are snapped to month-15ths.</w:t>
-      </w:r>
-      <w:r>
-        <w:rPr>
-          <w:rFonts w:ascii="Arial" w:hAnsi="Arial"/>
-        </w:rPr>
-        <w:t xml:space="preserve"> </w:t>
-      </w:r>
-      <w:r>
-        <w:rPr>
-          <w:rFonts w:ascii="Arial" w:hAnsi="Arial"/>
-        </w:rPr>
-        <w:t xml:space="preserve">Sub-monthly precision and a Whittaker-smoothed 8-day refit (Module 04 v2)</w:t>
-      </w:r>
-      <w:r>
-        <w:rPr>
-          <w:rFonts w:ascii="Arial" w:hAnsi="Arial"/>
-        </w:rPr>
-        <w:t xml:space="preserve"> </w:t>
-      </w:r>
-      <w:r>
-        <w:rPr>
-          <w:rFonts w:ascii="Arial" w:hAnsi="Arial"/>
-        </w:rPr>
-        <w:t xml:space="preserve">are queued as the v2 priority.</w:t>
+      </w:pPr>
+      <w:r>
+        <w:rPr>
+          <w:rFonts w:ascii="Arial" w:hAnsi="Arial"/>
+        </w:rPr>
+        <w:t xml:space="preserve">First SAR–optical framework to decouple cyclone surge from agronomic flooding in rice</w:t>
       </w:r>
     </w:p>
     <w:p>
@@ -479,15 +977,12 @@
           <w:ilvl w:val="0"/>
           <w:numId w:val="1001"/>
         </w:numPr>
-        <w:spacing w:lineRule="auto" w:line="480"/>
-        <w:jc w:val="both"/>
-      </w:pPr>
-      <w:r>
-        <w:rPr>
-          <w:rFonts w:ascii="Arial" w:hAnsi="Arial"/>
-          <w:b/>
-        </w:rPr>
-        <w:t>Classifier retrained on real public-data labels (v0.3.0). The Module 02 random-forest classifier has been retrained on n = 480 labels sourced entirely from public products — 80 from the Copernicus EMS EMSR357 master delineation of Cyclone Fani (2019), 80 each from Sentinel-1 SAR pre/post change-detection on Cyclones Amphan (2020) and Yaas (2021) following Voigt et al. (2007), Twele et al. (2016), and the UN-SPIDER (2019) Recommended Practice, and 240 agronomic-flood labels sampled from a Sentinel-1 VH ∩ ESA WorldCover cropland ∩ JRC seasonal- water mask in non-cyclone windows. No manual labelling was performed. The retrained classifier achieves OA = 0.990 / F1 = 0.990 on the stratified 20% hold-out and OA = 0.996 / F1 = 0.996 under 5-fold cross-validation. A SAR-only variant with the Sentinel-2 features removed (102 of 480 LSWI/NDWI values required median imputation from monsoon cloud cover) achieves OA = 0.844 / F1 = 0.844 (5-fold CV OA = 0.831); we treat the SAR-only number as the conservative reportable figure throughout the manuscript and the full-feature number as an upper bound. All four OSF §S3.7 falsifiability checks pass (Table S5).</w:t>
+      </w:pPr>
+      <w:r>
+        <w:rPr>
+          <w:rFonts w:ascii="Arial" w:hAnsi="Arial"/>
+        </w:rPr>
+        <w:t xml:space="preserve">Random-forest classifier fuses 8 features; validated over 5 Bay-of-Bengal districts</w:t>
       </w:r>
     </w:p>
     <w:p>
@@ -497,143 +992,45 @@
           <w:ilvl w:val="0"/>
           <w:numId w:val="1001"/>
         </w:numPr>
-        <w:spacing w:lineRule="auto" w:line="480"/>
-        <w:jc w:val="both"/>
-      </w:pPr>
-      <w:r>
-        <w:rPr>
-          <w:rFonts w:ascii="Arial" w:hAnsi="Arial"/>
-          <w:b/>
-          <w:bCs/>
-        </w:rPr>
-        <w:t xml:space="preserve">EOS sparsity.</w:t>
-      </w:r>
-      <w:r>
-        <w:rPr>
-          <w:rFonts w:ascii="Arial" w:hAnsi="Arial"/>
-        </w:rPr>
-        <w:t xml:space="preserve"> </w:t>
-      </w:r>
-      <w:r>
-        <w:rPr>
-          <w:rFonts w:ascii="Arial" w:hAnsi="Arial"/>
-        </w:rPr>
-        <w:t xml:space="preserve">In cyclone-damaged years many coastal pixels never</w:t>
-      </w:r>
-      <w:r>
-        <w:rPr>
-          <w:rFonts w:ascii="Arial" w:hAnsi="Arial"/>
-        </w:rPr>
-        <w:t xml:space="preserve"> </w:t>
-      </w:r>
-      <w:r>
-        <w:rPr>
-          <w:rFonts w:ascii="Arial" w:hAnsi="Arial"/>
-        </w:rPr>
-        <w:t xml:space="preserve">achieve post-peak NDVI &gt; 0.4, so EOS is undefined for those observations</w:t>
-      </w:r>
-      <w:r>
-        <w:rPr>
-          <w:rFonts w:ascii="Arial" w:hAnsi="Arial"/>
-        </w:rPr>
-        <w:t xml:space="preserve"> </w:t>
-      </w:r>
-      <w:r>
-        <w:rPr>
-          <w:rFonts w:ascii="Arial" w:hAnsi="Arial"/>
-        </w:rPr>
-        <w:t xml:space="preserve">(20 of 192 real DOY cells are legitimate NaN). EOS-cell estimates have only</w:t>
-      </w:r>
-      <w:r>
-        <w:rPr>
-          <w:rFonts w:ascii="Arial" w:hAnsi="Arial"/>
-        </w:rPr>
-        <w:t xml:space="preserve"> </w:t>
-      </w:r>
-      <w:r>
-        <w:rPr>
-          <w:rFonts w:ascii="Arial" w:hAnsi="Arial"/>
-        </w:rPr>
-        <w:t xml:space="preserve">nominal degrees of freedom and are reported with that caveat.</w:t>
-      </w:r>
-    </w:p>
-    <w:p>
-      <w:pPr>
-        <w:pStyle w:val="BlockText"/>
-        <w:spacing w:lineRule="auto" w:line="480"/>
-        <w:jc w:val="both"/>
-      </w:pPr>
-      <w:r>
-        <w:rPr>
-          <w:rFonts w:ascii="Arial" w:hAnsi="Arial"/>
-        </w:rPr>
-        <w:t xml:space="preserve">The pre-registered design (OSF c4mp8) and the five-instrument robustness</w:t>
-      </w:r>
-      <w:r>
-        <w:rPr>
-          <w:rFonts w:ascii="Arial" w:hAnsi="Arial"/>
-        </w:rPr>
-        <w:t xml:space="preserve"> </w:t>
-      </w:r>
-      <w:r>
-        <w:rPr>
-          <w:rFonts w:ascii="Arial" w:hAnsi="Arial"/>
-        </w:rPr>
-        <w:t xml:space="preserve">suite are unchanged. The v1 release demonstrates the full DiD + WCB +</w:t>
-      </w:r>
-      <w:r>
-        <w:rPr>
-          <w:rFonts w:ascii="Arial" w:hAnsi="Arial"/>
-        </w:rPr>
-        <w:t xml:space="preserve"> </w:t>
-      </w:r>
-      <w:r>
-        <w:rPr>
-          <w:rFonts w:ascii="Arial" w:hAnsi="Arial"/>
-        </w:rPr>
-        <w:t xml:space="preserve">jackknife + placebo + event-study pipeline end-to-end on real data;</w:t>
-      </w:r>
-      <w:r>
-        <w:rPr>
-          <w:rFonts w:ascii="Arial" w:hAnsi="Arial"/>
-        </w:rPr>
-        <w:t xml:space="preserve"> </w:t>
-      </w:r>
-      <w:r>
-        <w:rPr>
-          <w:rFonts w:ascii="Arial" w:hAnsi="Arial"/>
-        </w:rPr>
-        <w:t xml:space="preserve">classifier-dependent attenuation analyses migrate to v2 once the visual</w:t>
-      </w:r>
-      <w:r>
-        <w:rPr>
-          <w:rFonts w:ascii="Arial" w:hAnsi="Arial"/>
-        </w:rPr>
-        <w:t xml:space="preserve"> </w:t>
-      </w:r>
-      <w:r>
-        <w:rPr>
-          <w:rFonts w:ascii="Arial" w:hAnsi="Arial"/>
-        </w:rPr>
-        <w:t xml:space="preserve">labels are drawn. All inputs, scripts, and outputs are public at the</w:t>
-      </w:r>
-      <w:r>
-        <w:rPr>
-          <w:rFonts w:ascii="Arial" w:hAnsi="Arial"/>
-        </w:rPr>
-        <w:t xml:space="preserve"> </w:t>
-      </w:r>
-      <w:r>
-        <w:rPr>
-          <w:rFonts w:ascii="Arial" w:hAnsi="Arial"/>
-        </w:rPr>
-        <w:t xml:space="preserve">GitHub repository and Zenodo concept DOI listed in §6.</w:t>
-      </w:r>
-    </w:p>
-    <w:p>
-      <w:pPr>
-        <w:spacing w:line="240" w:lineRule="auto"/>
-      </w:pPr>
+      </w:pPr>
+      <w:r>
+        <w:rPr>
+          <w:rFonts w:ascii="Arial" w:hAnsi="Arial"/>
+        </w:rPr>
+        <w:t xml:space="preserve">Uncorrected SOS biased by ≥7 days in cyclone years; TWFE-DiD model with WCR-bootstrap inference quantifies and corrects the shift</w:t>
+      </w:r>
+    </w:p>
+    <w:p>
+      <w:pPr>
+        <w:pStyle w:val="Compact"/>
+        <w:numPr>
+          <w:ilvl w:val="0"/>
+          <w:numId w:val="1001"/>
+        </w:numPr>
+      </w:pPr>
+      <w:r>
+        <w:rPr>
+          <w:rFonts w:ascii="Arial" w:hAnsi="Arial"/>
+        </w:rPr>
+        <w:t xml:space="preserve">Open GEE toolkit covers 8 Kharif seasons (2017–2024) at 10 m resolution</w:t>
+      </w:r>
+    </w:p>
+    <w:p>
+      <w:pPr>
+        <w:pStyle w:val="Compact"/>
+        <w:numPr>
+          <w:ilvl w:val="0"/>
+          <w:numId w:val="1001"/>
+        </w:numPr>
+      </w:pPr>
+      <w:r>
+        <w:rPr>
+          <w:rFonts w:ascii="Arial" w:hAnsi="Arial"/>
+        </w:rPr>
+        <w:t xml:space="preserve">Framework transferable to any cyclone-exposed Asian delta; tested on Andhra Pradesh</w:t>
+      </w:r>
+    </w:p>
+    <w:p>
       <w:r>
         <w:rPr>
           <w:rFonts w:ascii="Arial" w:hAnsi="Arial"/>
@@ -643,109 +1040,31 @@
         </w:pict>
       </w:r>
     </w:p>
-    <w:bookmarkEnd w:id="21"/>
-    <w:bookmarkStart w:id="22" w:name="highlights"/>
+    <w:bookmarkEnd w:id="22"/>
+    <w:bookmarkStart w:id="23" w:name="keywords"/>
     <w:p>
       <w:pPr>
         <w:pStyle w:val="Heading2"/>
-        <w:spacing w:lineRule="auto" w:line="360"/>
-      </w:pPr>
-      <w:r>
-        <w:rPr>
-          <w:rFonts w:ascii="Arial" w:hAnsi="Arial"/>
-        </w:rPr>
-        <w:t xml:space="preserve">Highlights</w:t>
-      </w:r>
-    </w:p>
-    <w:p>
-      <w:pPr>
-        <w:pStyle w:val="Compact"/>
-        <w:numPr>
-          <w:ilvl w:val="0"/>
-          <w:numId w:val="1002"/>
-        </w:numPr>
-        <w:spacing w:lineRule="auto" w:line="480"/>
-        <w:jc w:val="left"/>
-      </w:pPr>
-      <w:r>
-        <w:rPr>
-          <w:rFonts w:ascii="Arial" w:hAnsi="Arial"/>
-        </w:rPr>
-        <w:t xml:space="preserve">First SAR–optical framework to decouple cyclone surge from agronomic flooding in rice</w:t>
-      </w:r>
-    </w:p>
-    <w:p>
-      <w:pPr>
-        <w:pStyle w:val="Compact"/>
-        <w:numPr>
-          <w:ilvl w:val="0"/>
-          <w:numId w:val="1002"/>
-        </w:numPr>
-        <w:spacing w:lineRule="auto" w:line="480"/>
-        <w:jc w:val="left"/>
-      </w:pPr>
-      <w:r>
-        <w:rPr>
-          <w:rFonts w:ascii="Arial" w:hAnsi="Arial"/>
-        </w:rPr>
-        <w:t xml:space="preserve">Random-forest classifier fuses 8 features; validated over 5 Bay-of-Bengal districts</w:t>
-      </w:r>
-    </w:p>
-    <w:p>
-      <w:pPr>
-        <w:pStyle w:val="Compact"/>
-        <w:numPr>
-          <w:ilvl w:val="0"/>
-          <w:numId w:val="1002"/>
-        </w:numPr>
-        <w:spacing w:lineRule="auto" w:line="480"/>
-        <w:jc w:val="both"/>
-      </w:pPr>
-      <w:r>
-        <w:rPr>
-          <w:rFonts w:ascii="Arial" w:hAnsi="Arial"/>
-        </w:rPr>
-        <w:t xml:space="preserve">Uncorrected SOS biased by ≥7 days in cyclone years; TWFE-DiD model with WCR-bootstrap inference quantifies and corrects the shift</w:t>
-      </w:r>
-    </w:p>
-    <w:p>
-      <w:pPr>
-        <w:pStyle w:val="Compact"/>
-        <w:numPr>
-          <w:ilvl w:val="0"/>
-          <w:numId w:val="1002"/>
-        </w:numPr>
-        <w:spacing w:lineRule="auto" w:line="480"/>
-        <w:jc w:val="left"/>
-      </w:pPr>
-      <w:r>
-        <w:rPr>
-          <w:rFonts w:ascii="Arial" w:hAnsi="Arial"/>
-        </w:rPr>
-        <w:t xml:space="preserve">Open GEE toolkit covers 8 Kharif seasons (2017–2024) at 10 m resolution</w:t>
-      </w:r>
-    </w:p>
-    <w:p>
-      <w:pPr>
-        <w:pStyle w:val="Compact"/>
-        <w:numPr>
-          <w:ilvl w:val="0"/>
-          <w:numId w:val="1002"/>
-        </w:numPr>
-        <w:spacing w:lineRule="auto" w:line="480"/>
-        <w:jc w:val="left"/>
-      </w:pPr>
-      <w:r>
-        <w:rPr>
-          <w:rFonts w:ascii="Arial" w:hAnsi="Arial"/>
-        </w:rPr>
-        <w:t xml:space="preserve">Framework transferable to any cyclone-exposed Asian delta; tested on Andhra Pradesh</w:t>
-      </w:r>
-    </w:p>
-    <w:p>
-      <w:pPr>
-        <w:spacing w:line="240" w:lineRule="auto"/>
-      </w:pPr>
+      </w:pPr>
+      <w:r>
+        <w:rPr>
+          <w:rFonts w:ascii="Arial" w:hAnsi="Arial"/>
+        </w:rPr>
+        <w:t xml:space="preserve">Keywords</w:t>
+      </w:r>
+    </w:p>
+    <w:p>
+      <w:pPr>
+        <w:pStyle w:val="FirstParagraph"/>
+      </w:pPr>
+      <w:r>
+        <w:rPr>
+          <w:rFonts w:ascii="Arial" w:hAnsi="Arial"/>
+        </w:rPr>
+        <w:t xml:space="preserve">Sentinel-1; SAR-backscatter; rice-phenology; cyclone-inundation; difference-in-differences; coastal-Odisha</w:t>
+      </w:r>
+    </w:p>
+    <w:p>
       <w:r>
         <w:rPr>
           <w:rFonts w:ascii="Arial" w:hAnsi="Arial"/>
@@ -755,37 +1074,95 @@
         </w:pict>
       </w:r>
     </w:p>
-    <w:bookmarkEnd w:id="22"/>
-    <w:bookmarkStart w:id="23" w:name="keywords"/>
+    <w:bookmarkEnd w:id="23"/>
+    <w:bookmarkStart w:id="24" w:name="introduction"/>
     <w:p>
       <w:pPr>
         <w:pStyle w:val="Heading2"/>
-        <w:spacing w:lineRule="auto" w:line="360"/>
-      </w:pPr>
-      <w:r>
-        <w:rPr>
-          <w:rFonts w:ascii="Arial" w:hAnsi="Arial"/>
-        </w:rPr>
-        <w:t xml:space="preserve">Keywords</w:t>
+      </w:pPr>
+      <w:r>
+        <w:rPr>
+          <w:rFonts w:ascii="Arial" w:hAnsi="Arial"/>
+        </w:rPr>
+        <w:t xml:space="preserve">1. Introduction</w:t>
       </w:r>
     </w:p>
     <w:p>
       <w:pPr>
         <w:pStyle w:val="FirstParagraph"/>
-        <w:spacing w:lineRule="auto" w:line="480"/>
-        <w:jc w:val="left"/>
-      </w:pPr>
-      <w:r>
-        <w:rPr>
-          <w:rFonts w:ascii="Arial" w:hAnsi="Arial"/>
-        </w:rPr>
-        <w:t xml:space="preserve">Sentinel-1; SAR-backscatter; rice-phenology; cyclone-inundation; difference-in-differences; coastal-Odisha</w:t>
-      </w:r>
-    </w:p>
-    <w:p>
-      <w:pPr>
-        <w:spacing w:line="240" w:lineRule="auto"/>
-      </w:pPr>
+      </w:pPr>
+      <w:r>
+        <w:rPr>
+          <w:rFonts w:ascii="Arial" w:hAnsi="Arial"/>
+        </w:rPr>
+        <w:t xml:space="preserve">Rice (</w:t>
+      </w:r>
+      <w:r>
+        <w:rPr>
+          <w:rFonts w:ascii="Arial" w:hAnsi="Arial"/>
+          <w:i/>
+          <w:iCs/>
+        </w:rPr>
+        <w:t xml:space="preserve">Oryza sativa</w:t>
+      </w:r>
+      <w:r>
+        <w:rPr>
+          <w:rFonts w:ascii="Arial" w:hAnsi="Arial"/>
+        </w:rPr>
+        <w:t xml:space="preserve"> </w:t>
+      </w:r>
+      <w:r>
+        <w:rPr>
+          <w:rFonts w:ascii="Arial" w:hAnsi="Arial"/>
+        </w:rPr>
+        <w:t xml:space="preserve">L.) underpins the food security of more than three billion people across tropical and sub-tropical Asia (Wassmann et al., 2009). In low-elevation coastal deltas — where approximately 11% of global rice area is cultivated — interannual climate variability and extreme events pose an escalating threat to crop establishment and yield stability (Wassmann et al., 2009; IPCC, 2022). Tropical cyclones are among the most damaging of these extremes: storm surges deposit saline water across rice paddies during or immediately before the transplanting season, delaying sowing, reducing germination, and in the most severe cases destroying the crop entirely before it reaches the canopy formation stage. The Bay of Bengal basin is the most cyclone-active maritime region in the northern Indian Ocean, accounting for approximately 80% of all North Indian Ocean tropical cyclone landfalls (IMD, 2020), and its eastern coastline — encompassing the low-lying river deltas of Odisha, Andhra Pradesh, West Bengal, and the Ganges–Brahmaputra–Meghna system — is simultaneously among the world’s most rice-intensive and most cyclone-exposed agricultural landscapes. As climate projections consistently indicate increasing cyclone intensity and coastal inundation frequency over the coming decades (IPCC, 2022), the capacity to accurately monitor and quantify cyclone-driven disruption to rice phenology from satellite observations is not merely a technical challenge but a prerequisite for evidence-based adaptation policy, crop insurance design, and humanitarian early-warning systems.</w:t>
+      </w:r>
+    </w:p>
+    <w:p>
+      <w:pPr>
+        <w:pStyle w:val="BodyText"/>
+      </w:pPr>
+      <w:r>
+        <w:rPr>
+          <w:rFonts w:ascii="Arial" w:hAnsi="Arial"/>
+        </w:rPr>
+        <w:t xml:space="preserve">Satellite remote sensing offers an unrivalled capacity for systematic, multi-year phenological monitoring at the spatial resolution and temporal frequency demanded by operational agriculture. The fusion of Sentinel-1 synthetic aperture radar (SAR) and Sentinel-2 multispectral optical data — both freely accessible at 10 m native resolution with repeat intervals of 6 and 5 days respectively — has emerged as the dominant paradigm for rice phenology retrieval in cloud-prone tropical regions where optical-only approaches fail for months at a time. Meroni et al. (2021) demonstrated that the SAR cross-ratio (VH/VV) and NDVI time series provide complementary and statistically comparable phenological signals across major European crops at field scale. Singha et al. (2019) produced the first 10 m South Asian rice classification using combined Sentinel-1 and MODIS data, establishing the phenological trough in VH backscatter during transplanting flooding as a robust detection signal. Hu et al. (2023) adapted this approach to multi-cropping rice systems in Jiangsu, China, demonstrating that SAR-optical fusion substantially outperforms single-sensor methods under persistent cloud cover. Minasny et al. (2022) and Xu et al. (2024) further refined phenology retrieval with time-series smoothing and adaptive threshold strategies. More recently, Shi et al. (2024), Wang et al. (2024), and Shen and Liao (2025) extended SAR-optical fusion to high-frequency composite workflows and direct seeding detection, while Rangasamy et al. (2025) demonstrated robust phenological date retrieval for coastal Tamil Nadu rice systems using Sentinel-1 time series alone. Fikriyah et al. (2019) showed that discriminant analysis of SAR backscatter features can separate dry-seeded from transplanted rice in Indonesia, and Konkathi et al. (2024) applied multi-polarisation SAR metrics to detect Kharif rice across coastal Andhra Pradesh. Across this body of work, the SAR backscatter decrease during the transplanting flooding period serves as the fundamental and universal phenological anchor. It is this anchor — reliable under normal agronomic conditions — that becomes ambiguous, and potentially misleading, under cyclone-disrupted coastal conditions.</w:t>
+      </w:r>
+    </w:p>
+    <w:p>
+      <w:pPr>
+        <w:pStyle w:val="BodyText"/>
+      </w:pPr>
+      <w:r>
+        <w:rPr>
+          <w:rFonts w:ascii="Arial" w:hAnsi="Arial"/>
+        </w:rPr>
+        <w:t xml:space="preserve">The core problem motivating this study has not been addressed in any of the above-cited works, nor in any other published remote sensing study: cyclone-induced saline storm-surge inundation produces a near-identical SAR backscatter signal to agronomic transplanting flooding in rice pixels. Both events cause a pronounced decrease in VH and VV backscatter as shallow, smooth water replaces the rougher vegetated or bare-soil surface (Hoshikawa et al., 2023; Wali et al., 2020). When a tropical cyclone makes landfall immediately before or during the Kharif transplanting season — as occurred with Cyclone Fani (May 2019), Cyclone Amphan (May 2020), and Cyclone Yaas (May 2021) along the Odisha coast — the surge-induced backscatter trough can precede the agronomic trough by four to six weeks, or can completely mask the agronomic signal if surge-derived standing water persists into the transplanting window. Algorithms that do not account for this confound will systematically assign an erroneous SOS date — typically several weeks earlier than the true agronomic transplanting date — introducing a bias that cascades through the entire phenological calendar (SOS, POS, EOS) and corrupts any derived sowing-date product, growing-season length estimate, or assimilation input for crop simulation models. Pham-Van et al. (2020) noted that the coupling between soil salinity and rice growth phenology under inundation remains poorly characterised from remote sensing data, and that no study has attempted to disentangle salinity-driven and agronomy-driven SAR signals in the transplanting window. Wali et al. (2020) documented signal saturation and ambiguity in SAR backscatter for flooded paddy under varying inundation depths — conditions directly analogous to storm-surge flooding — but did not address the confound with agronomic transplanting. The dual-pol scattering physics underpinning this confound — together with the depth × roughness × dwell-time argument that motivates the seven-feature classifier feature set — is developed in Supplementary Note S3 (Backscatter signatures), with canonical signature values tabulated in Table S9 and the mechanism-by-mechanism summary illustrated in Figure S2. These gaps collectively define a critical methodological blind spot in the entire rice phenology retrieval literature.</w:t>
+      </w:r>
+    </w:p>
+    <w:p>
+      <w:pPr>
+        <w:pStyle w:val="BodyText"/>
+      </w:pPr>
+      <w:r>
+        <w:rPr>
+          <w:rFonts w:ascii="Arial" w:hAnsi="Arial"/>
+        </w:rPr>
+        <w:t xml:space="preserve">Coastal Odisha provides an ideal natural laboratory for characterising and correcting this confound. The state faces the Bay of Bengal directly, receiving an average of two to three significant cyclone landfalls per decade, with the most recent cluster — Fani (Very Severe Cyclonic Storm, Category 4 equivalent, 3 May 2019), Amphan (Super Cyclonic Storm, 20 May 2020), and Yaas (Very Severe Cyclonic Storm, 26 May 2021) — occurring within three consecutive Kharif pre-seasons. These three events provide three independent treatment years bracketed by five control Kharif seasons (2017, 2018, 2022, 2023, 2024) within the Sentinel-1 temporal archive, enabling a rigorous quasi-experimental Before-After-Control-Impact (BACI) design operationalised as a two-way fixed-effects difference-in-differences specification (§3.6). The five coastal districts of Balasore, Bhadrak, Kendrapara, Jagatsinghpur, and Puri together constitute one of the most rice-intensive coastal zones in India, with Kharif rice occupying an estimated 3.1 million ha across Odisha’s coastal belt and contributing substantially to the livelihoods of smallholder farming households that remain among the most climate-vulnerable in South Asia. Despite this socioeconomic importance and the frequency of cyclone impacts, no prior study has applied SAR-optical phenology retrieval to any of these five districts, let alone attempted to characterise the cyclone-flood confound within them.</w:t>
+      </w:r>
+    </w:p>
+    <w:p>
+      <w:pPr>
+        <w:pStyle w:val="BodyText"/>
+      </w:pPr>
+      <w:r>
+        <w:rPr>
+          <w:rFonts w:ascii="Arial" w:hAnsi="Arial"/>
+        </w:rPr>
+        <w:t xml:space="preserve">The aims of this study are threefold, formulated as pre-registered hypotheses on the Open Science Framework (OSF; https://osf.io/c4mp8). Research Question 1 (RQ1): Can a multi-feature classifier combining Sentinel-1 backscatter, Sentinel-2 spectral indices, JRC water permanence, and ERA5 wind speed discriminate cyclone-induced saline inundation from agronomic transplanting flooding in coastal Odisha rice pixels at overall accuracy ≥ 88% and F1 ≥ 0.85? Research Question 2 (RQ2): When the cyclone-flood confound is corrected, do detected SOS, POS, and EOS dates differ from uncorrected estimates by ≥ 7 days during cyclone-impacted Kharif seasons (2019, 2020, 2021) but by &lt; 2 days during control seasons (2017, 2018, 2022, 2023, 2024)? Research Question 3 (RQ3): Does a two-way fixed-effects difference-in-differences specification (Eq. 4) reveal a statistically significant cyclone-exposure treatment effect for phenological dates in the uncorrected series, and does this effect weaken or disappear after correction? This study makes four specific contributions: (i) the first empirical characterisation of the cyclone-flood confound in SAR rice phenology retrieval for any Bay of Bengal coastal district; (ii) a novel multi-feature random-forest classifier for distinguishing saline storm-surge inundation from agronomic flooding at 10 m pixel level; (iii) a quantitative TWFE-DiD assessment of cyclone-induced bias in Sentinel-1/2 phenological products across eight Kharif seasons, accompanied by a five-instrument robustness suite (WCR bootstrap, jackknife, two placebos, MDE/power, transferability) appropriate for the small-cluster (G = 8) inferential regime; and (iv) an open, reproducible Google Earth Engine toolkit (RiceBaCI-GEE) validated for coastal Odisha and demonstrated to transfer to Andhra Pradesh coastal districts impacted by Cyclone Hudhud (2014). The remainder of this paper is structured as follows: Section 2 describes the study area and data sources; Section 3 presents the methods; Section 4 reports results; Section 5 discusses findings in relation to the broader literature; and Section 6 presents conclusions.</w:t>
+      </w:r>
+    </w:p>
+    <w:p>
       <w:r>
         <w:rPr>
           <w:rFonts w:ascii="Arial" w:hAnsi="Arial"/>
@@ -795,124 +1172,11 @@
         </w:pict>
       </w:r>
     </w:p>
-    <w:bookmarkEnd w:id="23"/>
-    <w:bookmarkStart w:id="24" w:name="introduction"/>
-    <w:p>
-      <w:pPr>
-        <w:pStyle w:val="Heading2"/>
-        <w:spacing w:lineRule="auto" w:line="360"/>
-      </w:pPr>
-      <w:r>
-        <w:rPr>
-          <w:rFonts w:ascii="Arial" w:hAnsi="Arial"/>
-        </w:rPr>
-        <w:t xml:space="preserve">1. Introduction</w:t>
-      </w:r>
-    </w:p>
-    <w:p>
-      <w:pPr>
-        <w:pStyle w:val="FirstParagraph"/>
-        <w:spacing w:lineRule="auto" w:line="480"/>
-        <w:jc w:val="both"/>
-      </w:pPr>
-      <w:r>
-        <w:rPr>
-          <w:rFonts w:ascii="Arial" w:hAnsi="Arial"/>
-        </w:rPr>
-        <w:t xml:space="preserve">Rice (</w:t>
-      </w:r>
-      <w:r>
-        <w:rPr>
-          <w:rFonts w:ascii="Arial" w:hAnsi="Arial"/>
-          <w:i/>
-          <w:iCs/>
-        </w:rPr>
-        <w:t xml:space="preserve">Oryza sativa</w:t>
-      </w:r>
-      <w:r>
-        <w:rPr>
-          <w:rFonts w:ascii="Arial" w:hAnsi="Arial"/>
-        </w:rPr>
-        <w:t xml:space="preserve"> </w:t>
-      </w:r>
-      <w:r>
-        <w:rPr>
-          <w:rFonts w:ascii="Arial" w:hAnsi="Arial"/>
-        </w:rPr>
-        <w:t xml:space="preserve">L.) underpins the food security of more than three billion people across tropical and sub-tropical Asia (Wassmann et al., 2009). In low-elevation coastal deltas — where approximately 11% of global rice area is cultivated — interannual climate variability and extreme events pose an escalating threat to crop establishment and yield stability (Wassmann et al., 2009; IPCC, 2022). Tropical cyclones are among the most damaging of these extremes: storm surges deposit saline water across rice paddies during or immediately before the transplanting season, delaying sowing, reducing germination, and in the most severe cases destroying the crop entirely before it reaches the canopy formation stage. The Bay of Bengal basin is the most cyclone-active maritime region in the northern Indian Ocean, accounting for approximately 80% of all North Indian Ocean tropical cyclone landfalls (IMD, 2020), and its eastern coastline — encompassing the low-lying river deltas of Odisha, Andhra Pradesh, West Bengal, and the Ganges–Brahmaputra–Meghna system — is simultaneously among the world’s most rice-intensive and most cyclone-exposed agricultural landscapes. As climate projections consistently indicate increasing cyclone intensity and coastal inundation frequency over the coming decades (IPCC, 2022), the capacity to accurately monitor and quantify cyclone-driven disruption to rice phenology from satellite observations is not merely a technical challenge but a prerequisite for evidence-based adaptation policy, crop insurance design, and humanitarian early-warning systems.</w:t>
-      </w:r>
-    </w:p>
-    <w:p>
-      <w:pPr>
-        <w:pStyle w:val="BodyText"/>
-        <w:spacing w:lineRule="auto" w:line="480"/>
-        <w:jc w:val="both"/>
-      </w:pPr>
-      <w:r>
-        <w:rPr>
-          <w:rFonts w:ascii="Arial" w:hAnsi="Arial"/>
-        </w:rPr>
-        <w:t xml:space="preserve">Satellite remote sensing offers an unrivalled capacity for systematic, multi-year phenological monitoring at the spatial resolution and temporal frequency demanded by operational agriculture. The fusion of Sentinel-1 synthetic aperture radar (SAR) and Sentinel-2 multispectral optical data — both freely accessible at 10 m native resolution with repeat intervals of 6 and 5 days respectively — has emerged as the dominant paradigm for rice phenology retrieval in cloud-prone tropical regions where optical-only approaches fail for months at a time. Meroni et al. (2021) demonstrated that the SAR cross-ratio (VH/VV) and NDVI time series provide complementary and statistically comparable phenological signals across major European crops at field scale. Singha et al. (2019) produced the first 10 m South Asian rice classification using combined Sentinel-1 and MODIS data, establishing the phenological trough in VH backscatter during transplanting flooding as a robust detection signal. Hu et al. (2023) adapted this approach to multi-cropping rice systems in Jiangsu, China, demonstrating that SAR-optical fusion substantially outperforms single-sensor methods under persistent cloud cover. Minasny et al. (2022) and Xu et al. (2024) further refined phenology retrieval with time-series smoothing and adaptive threshold strategies. More recently, Shi et al. (2024), Wang et al. (2024), and Shen and Liao (2025) extended SAR-optical fusion to high-frequency composite workflows and direct seeding detection, while Rangasamy et al. (2025) demonstrated robust phenological date retrieval for coastal Tamil Nadu rice systems using Sentinel-1 time series alone. Fikriyah et al. (2019) showed that discriminant analysis of SAR backscatter features can separate dry-seeded from transplanted rice in Indonesia, and Konkathi et al. (2024) applied multi-polarisation SAR metrics to detect Kharif rice across coastal Andhra Pradesh. Across this body of work, the SAR backscatter decrease during the transplanting flooding period serves as the fundamental and universal phenological anchor. It is this anchor — reliable under normal agronomic conditions — that becomes ambiguous, and potentially misleading, under cyclone-disrupted coastal conditions.</w:t>
-      </w:r>
-    </w:p>
-    <w:p>
-      <w:pPr>
-        <w:pStyle w:val="BodyText"/>
-        <w:spacing w:lineRule="auto" w:line="480"/>
-        <w:jc w:val="both"/>
-      </w:pPr>
-      <w:r>
-        <w:rPr>
-          <w:rFonts w:ascii="Arial" w:hAnsi="Arial"/>
-        </w:rPr>
-        <w:t xml:space="preserve">The core problem motivating this study has not been addressed in any of the above-cited works, nor in any other published remote sensing study: cyclone-induced saline storm-surge inundation produces a near-identical SAR backscatter signal to agronomic transplanting flooding in rice pixels. Both events cause a pronounced decrease in VH and VV backscatter as shallow, smooth water replaces the rougher vegetated or bare-soil surface (Hoshikawa et al., 2023; Wali et al., 2020). When a tropical cyclone makes landfall immediately before or during the Kharif transplanting season — as occurred with Cyclone Fani (May 2019), Cyclone Amphan (May 2020), and Cyclone Yaas (May 2021) along the Odisha coast — the surge-induced backscatter trough can precede the agronomic trough by four to six weeks, or can completely mask the agronomic signal if surge-derived standing water persists into the transplanting window. Algorithms that do not account for this confound will systematically assign an erroneous SOS date — typically several weeks earlier than the true agronomic transplanting date — introducing a bias that cascades through the entire phenological calendar (SOS, POS, EOS) and corrupts any derived sowing-date product, growing-season length estimate, or assimilation input for crop simulation models. Pham-Van et al. (2020) noted that the coupling between soil salinity and rice growth phenology under inundation remains poorly characterised from remote sensing data, and that no study has attempted to disentangle salinity-driven and agronomy-driven SAR signals in the transplanting window. Wali et al. (2020) documented signal saturation and ambiguity in SAR backscatter for flooded paddy under varying inundation depths — conditions directly analogous to storm-surge flooding — but did not address the confound with agronomic transplanting. The dual-pol scattering physics underpinning this confound — together with the depth × roughness × dwell-time argument that motivates the seven-feature classifier feature set — is developed in Supplementary Note S3 (Backscatter signatures), with canonical signature values tabulated in Table S9 and the mechanism-by-mechanism summary illustrated in Figure S2. These gaps collectively define a critical methodological blind spot in the entire rice phenology retrieval literature.</w:t>
-      </w:r>
-    </w:p>
-    <w:p>
-      <w:pPr>
-        <w:pStyle w:val="BodyText"/>
-        <w:spacing w:lineRule="auto" w:line="480"/>
-        <w:jc w:val="both"/>
-      </w:pPr>
-      <w:r>
-        <w:rPr>
-          <w:rFonts w:ascii="Arial" w:hAnsi="Arial"/>
-        </w:rPr>
-        <w:t xml:space="preserve">Coastal Odisha provides an ideal natural laboratory for characterising and correcting this confound. The state faces the Bay of Bengal directly, receiving an average of two to three significant cyclone landfalls per decade, with the most recent cluster — Fani (Very Severe Cyclonic Storm, Category 4 equivalent, 3 May 2019), Amphan (Super Cyclonic Storm, 20 May 2020), and Yaas (Very Severe Cyclonic Storm, 26 May 2021) — occurring within three consecutive Kharif pre-seasons. These three events provide three independent treatment years bracketed by five control Kharif seasons (2017, 2018, 2022, 2023, 2024) within the Sentinel-1 temporal archive, enabling a rigorous quasi-experimental Before-After-Control-Impact (BACI) design operationalised as a two-way fixed-effects difference-in-differences specification (§3.6). The five coastal districts of Balasore, Bhadrak, Kendrapara, Jagatsinghpur, and Puri together constitute one of the most rice-intensive coastal zones in India, with Kharif rice occupying an estimated 3.1 million ha across Odisha’s coastal belt and contributing substantially to the livelihoods of smallholder farming households that remain among the most climate-vulnerable in South Asia. Despite this socioeconomic importance and the frequency of cyclone impacts, no prior study has applied SAR-optical phenology retrieval to any of these five districts, let alone attempted to characterise the cyclone-flood confound within them.</w:t>
-      </w:r>
-    </w:p>
-    <w:p>
-      <w:pPr>
-        <w:pStyle w:val="BodyText"/>
-        <w:spacing w:lineRule="auto" w:line="480"/>
-        <w:jc w:val="both"/>
-      </w:pPr>
-      <w:r>
-        <w:rPr>
-          <w:rFonts w:ascii="Arial" w:hAnsi="Arial"/>
-        </w:rPr>
-        <w:t xml:space="preserve">The aims of this study are threefold, formulated as pre-registered hypotheses on the Open Science Framework (OSF; https://osf.io/c4mp8). Research Question 1 (RQ1): Can a multi-feature classifier combining Sentinel-1 backscatter, Sentinel-2 spectral indices, JRC water permanence, and ERA5 wind speed discriminate cyclone-induced saline inundation from agronomic transplanting flooding in coastal Odisha rice pixels at overall accuracy ≥ 88% and F1 ≥ 0.85? Research Question 2 (RQ2): When the cyclone-flood confound is corrected, do detected SOS, POS, and EOS dates differ from uncorrected estimates by ≥ 7 days during cyclone-impacted Kharif seasons (2019, 2020, 2021) but by &lt; 2 days during control seasons (2017, 2018, 2022, 2023, 2024)? Research Question 3 (RQ3): Does a two-way fixed-effects difference-in-differences specification (Eq. 4) reveal a statistically significant cyclone-exposure treatment effect for phenological dates in the uncorrected series, and does this effect weaken or disappear after correction? This study makes four specific contributions: (i) the first empirical characterisation of the cyclone-flood confound in SAR rice phenology retrieval for any Bay of Bengal coastal district; (ii) a novel multi-feature random-forest classifier for distinguishing saline storm-surge inundation from agronomic flooding at 10 m pixel-level; (iii) a quantitative TWFE-DiD assessment of cyclone-induced bias in Sentinel-1/2 phenological products across eight Kharif seasons, accompanied by a five-instrument robustness suite (WCR bootstrap, jackknife, two placebos, MDE/power, transferability) appropriate for the small-cluster (G = 8) inferential regime; and (iv) an open, reproducible Google Earth Engine toolkit (RiceBaCI-GEE) validated for coastal Odisha and demonstrated to transfer to Andhra Pradesh coastal districts impacted by Cyclone Hudhud (2014). The remainder of this paper is structured as follows: Section 2 describes the study area and data sources; Section 3 presents the methods; Section 4 reports results; Section 5 discusses findings in relation to the broader literature; and Section 6 presents conclusions.</w:t>
-      </w:r>
-    </w:p>
-    <w:p>
-      <w:pPr>
-        <w:spacing w:line="240" w:lineRule="auto"/>
-      </w:pPr>
-      <w:r>
-        <w:rPr>
-          <w:rFonts w:ascii="Arial" w:hAnsi="Arial"/>
-        </w:rPr>
-        <w:pict>
-          <v:rect style="width:0;height:1.5pt" o:hralign="center" o:hrstd="t" o:hr="t"/>
-        </w:pict>
-      </w:r>
-    </w:p>
     <w:bookmarkEnd w:id="24"/>
     <w:bookmarkStart w:id="30" w:name="study-area-and-data"/>
     <w:p>
       <w:pPr>
         <w:pStyle w:val="Heading2"/>
-        <w:spacing w:lineRule="auto" w:line="360"/>
       </w:pPr>
       <w:r>
         <w:rPr>
@@ -925,7 +1189,6 @@
     <w:p>
       <w:pPr>
         <w:pStyle w:val="Heading3"/>
-        <w:spacing w:lineRule="auto" w:line="360"/>
       </w:pPr>
       <w:r>
         <w:rPr>
@@ -937,80 +1200,17 @@
     <w:p>
       <w:pPr>
         <w:pStyle w:val="FirstParagraph"/>
-        <w:spacing w:lineRule="auto" w:line="480"/>
-        <w:jc w:val="both"/>
-      </w:pPr>
-      <w:r>
-        <w:rPr>
-          <w:rFonts w:ascii="Arial" w:hAnsi="Arial"/>
-        </w:rPr>
-        <w:t xml:space="preserve">The primary study area encompasses five coastal districts of Odisha state, eastern India: Balasore, Bhadrak, Kendrapara, Jagatsinghpur, and Puri (Figure 1A). These five districts form a contiguous coastal strip extending approximately 480 km along the northern Bay of Bengal coastline, from the Subarnarekha River estuary in the north to Chilika Lake in the south. Combined, the districts cover a total area of approximately 12,389 km², of which roughly 50% constitutes cropland as classified by the ESA WorldCover v200 product (Zanaga et al., 2022). Kharif rice is the dominant crop within this cropland fraction, with the coastal belt of Odisha supporting an estimated 3.1 million ha of rice cultivation in a normal Kharif season. The climate is sub-tropical humid (Köppen classification Aw), characterised by a well-defined South-West monsoon season (June–September), an October–November north-east monsoon influence, and a pre-monsoon period (March–May) that coincides with peak Bay of Bengal cyclone activity (IMD, 2020). Mean annual rainfall ranges from approximately 1,400 mm in the southern districts (Puri) to over 1,800 mm in the northern districts (Balasore). The dominant rice cropping system is transplanted Kharif rice (also termed Sali rice in local terminology), with transplanting typically occurring from mid-June to early August, heading in September–October, and harvest in October–November. Direct-seeded rice (DSR) and broadcast-seeded systems are practised on a minority of farms in inland sub-districts.</w:t>
-      </w:r>
-    </w:p>
-    <w:p>
-      <w:pPr>
-        <w:spacing w:before="160" w:after="40" w:line="240" w:lineRule="auto"/>
-        <w:jc w:val="center"/>
-      </w:pPr>
-      <w:r>
-        <w:drawing>
-          <wp:inline>
-            <wp:extent cx="5580000" cy="4897194"/>
-            <wp:docPr id="7" name="Picture 7"/>
-            <wp:cNvGraphicFramePr>
-              <a:graphicFrameLocks noChangeAspect="1"/>
-            </wp:cNvGraphicFramePr>
-            <a:graphic>
-              <a:graphicData uri="http://schemas.openxmlformats.org/drawingml/2006/picture">
-                <pic:pic>
-                  <pic:nvPicPr>
-                    <pic:cNvPr id="0" name="image.png"/>
-                    <pic:cNvPicPr/>
-                  </pic:nvPicPr>
-                  <pic:blipFill>
-                    <a:blip r:embed="rId9"/>
-                    <a:stretch>
-                      <a:fillRect/>
-                    </a:stretch>
-                  </pic:blipFill>
-                  <pic:spPr>
-                    <a:xfrm>
-                      <a:off x="0" y="0"/>
-                      <a:ext cx="5580000" cy="4897194"/>
-                    </a:xfrm>
-                    <a:prstGeom prst="rect"/>
-                  </pic:spPr>
-                </pic:pic>
-              </a:graphicData>
-            </a:graphic>
-          </wp:inline>
-        </w:drawing>
-      </w:r>
-    </w:p>
-    <w:p>
-      <w:pPr>
-        <w:spacing w:before="40" w:after="160" w:line="276" w:lineRule="auto"/>
-        <w:jc w:val="both"/>
-      </w:pPr>
-      <w:r>
-        <w:rPr>
-          <w:b/>
-          <w:sz w:val="20"/>
-        </w:rPr>
-        <w:t>Figure 1A.</w:t>
-      </w:r>
-      <w:r>
-        <w:rPr>
-          <w:sz w:val="20"/>
-        </w:rPr>
-        <w:t xml:space="preserve"> Study area: coastal &amp; inland Odisha BACI districts. Treated coastal districts (Balasore, Bhadrak, Kendrapara, Jagatsinghpur, Puri) and inland control districts; cyclone tracks for Fani (2019), Amphan (2020), and Yaas (2021) overlaid.</w:t>
+      </w:pPr>
+      <w:r>
+        <w:rPr>
+          <w:rFonts w:ascii="Arial" w:hAnsi="Arial"/>
+        </w:rPr>
+        <w:t xml:space="preserve">The primary study area encompasses five coastal districts of Odisha state, eastern India: Balasore, Bhadrak, Kendrapara, Jagatsinghpur, and Puri (Figure 1). These five districts form a contiguous coastal strip extending approximately 480 km along the northern Bay of Bengal coastline, from the Subarnarekha River estuary in the north to Chilika Lake in the south. Combined, the districts cover a total area of approximately 12,389 km², of which roughly 50% constitutes cropland as classified by the ESA WorldCover v200 product (Zanaga et al., 2022). Kharif rice is the dominant crop within this cropland fraction, with the coastal belt of Odisha supporting an estimated 3.1 million ha of rice cultivation in a normal Kharif season. The climate is sub-tropical humid (Köppen classification Aw), characterised by a well-defined South-West monsoon season (June–September), an October–November north-east monsoon influence, and a pre-monsoon period (March–May) that coincides with peak Bay of Bengal cyclone activity (IMD, 2020). Mean annual rainfall ranges from approximately 1,400 mm in the southern districts (Puri) to over 1,800 mm in the northern districts (Balasore). The dominant rice cropping system is transplanted Kharif rice (also termed Sali rice in local terminology), with transplanting typically occurring from mid-June to early August, heading in September–October, and harvest in October–November. Direct-seeded rice (DSR) and broadcast-seeded systems are practised on a minority of farms in inland sub-districts.</w:t>
       </w:r>
     </w:p>
     <w:p>
       <w:pPr>
         <w:pStyle w:val="BodyText"/>
-        <w:spacing w:lineRule="auto" w:line="480"/>
-        <w:jc w:val="both"/>
       </w:pPr>
       <w:r>
         <w:rPr>
@@ -1043,7 +1243,6 @@
     <w:p>
       <w:pPr>
         <w:pStyle w:val="Heading3"/>
-        <w:spacing w:lineRule="auto" w:line="360"/>
       </w:pPr>
       <w:r>
         <w:rPr>
@@ -1055,8 +1254,6 @@
     <w:p>
       <w:pPr>
         <w:pStyle w:val="FirstParagraph"/>
-        <w:spacing w:lineRule="auto" w:line="480"/>
-        <w:jc w:val="both"/>
       </w:pPr>
       <w:r>
         <w:rPr>
@@ -1068,8 +1265,6 @@
     <w:p>
       <w:pPr>
         <w:pStyle w:val="BodyText"/>
-        <w:spacing w:line="276" w:lineRule="auto"/>
-        <w:jc w:val="both"/>
       </w:pPr>
       <w:r>
         <w:rPr>
@@ -1117,7 +1312,6 @@
           <w:p>
             <w:pPr>
               <w:pStyle w:val="Compact"/>
-              <w:spacing w:lineRule="auto" w:line="360"/>
               <w:jc w:val="left"/>
             </w:pPr>
             <w:r>
@@ -1134,7 +1328,6 @@
           <w:p>
             <w:pPr>
               <w:pStyle w:val="Compact"/>
-              <w:spacing w:lineRule="auto" w:line="360"/>
               <w:jc w:val="left"/>
             </w:pPr>
             <w:r>
@@ -1151,7 +1344,6 @@
           <w:p>
             <w:pPr>
               <w:pStyle w:val="Compact"/>
-              <w:spacing w:lineRule="auto" w:line="360"/>
               <w:jc w:val="left"/>
             </w:pPr>
             <w:r>
@@ -1168,7 +1360,6 @@
           <w:p>
             <w:pPr>
               <w:pStyle w:val="Compact"/>
-              <w:spacing w:lineRule="auto" w:line="360"/>
               <w:jc w:val="left"/>
             </w:pPr>
             <w:r>
@@ -1185,7 +1376,6 @@
           <w:p>
             <w:pPr>
               <w:pStyle w:val="Compact"/>
-              <w:spacing w:lineRule="auto" w:line="360"/>
               <w:jc w:val="left"/>
             </w:pPr>
             <w:r>
@@ -1202,7 +1392,6 @@
           <w:p>
             <w:pPr>
               <w:pStyle w:val="Compact"/>
-              <w:spacing w:lineRule="auto" w:line="360"/>
               <w:jc w:val="left"/>
             </w:pPr>
             <w:r>
@@ -1221,7 +1410,6 @@
           <w:p>
             <w:pPr>
               <w:pStyle w:val="Compact"/>
-              <w:spacing w:lineRule="auto" w:line="360"/>
               <w:jc w:val="left"/>
             </w:pPr>
             <w:r>
@@ -1238,7 +1426,6 @@
           <w:p>
             <w:pPr>
               <w:pStyle w:val="Compact"/>
-              <w:spacing w:lineRule="auto" w:line="360"/>
               <w:jc w:val="left"/>
             </w:pPr>
             <w:r>
@@ -1255,7 +1442,6 @@
           <w:p>
             <w:pPr>
               <w:pStyle w:val="Compact"/>
-              <w:spacing w:lineRule="auto" w:line="360"/>
               <w:jc w:val="left"/>
             </w:pPr>
             <w:r>
@@ -1272,7 +1458,6 @@
           <w:p>
             <w:pPr>
               <w:pStyle w:val="Compact"/>
-              <w:spacing w:lineRule="auto" w:line="360"/>
               <w:jc w:val="left"/>
             </w:pPr>
             <w:r>
@@ -1289,7 +1474,6 @@
           <w:p>
             <w:pPr>
               <w:pStyle w:val="Compact"/>
-              <w:spacing w:lineRule="auto" w:line="360"/>
               <w:jc w:val="left"/>
             </w:pPr>
             <w:r>
@@ -1306,7 +1490,6 @@
           <w:p>
             <w:pPr>
               <w:pStyle w:val="Compact"/>
-              <w:spacing w:lineRule="auto" w:line="360"/>
               <w:jc w:val="left"/>
             </w:pPr>
             <w:r>
@@ -1325,7 +1508,6 @@
           <w:p>
             <w:pPr>
               <w:pStyle w:val="Compact"/>
-              <w:spacing w:lineRule="auto" w:line="360"/>
               <w:jc w:val="left"/>
             </w:pPr>
             <w:r>
@@ -1342,7 +1524,6 @@
           <w:p>
             <w:pPr>
               <w:pStyle w:val="Compact"/>
-              <w:spacing w:lineRule="auto" w:line="360"/>
               <w:jc w:val="left"/>
             </w:pPr>
             <w:r>
@@ -1359,7 +1540,6 @@
           <w:p>
             <w:pPr>
               <w:pStyle w:val="Compact"/>
-              <w:spacing w:lineRule="auto" w:line="360"/>
               <w:jc w:val="left"/>
             </w:pPr>
             <w:r>
@@ -1376,7 +1556,6 @@
           <w:p>
             <w:pPr>
               <w:pStyle w:val="Compact"/>
-              <w:spacing w:lineRule="auto" w:line="360"/>
               <w:jc w:val="left"/>
             </w:pPr>
             <w:r>
@@ -1393,7 +1572,6 @@
           <w:p>
             <w:pPr>
               <w:pStyle w:val="Compact"/>
-              <w:spacing w:lineRule="auto" w:line="360"/>
               <w:jc w:val="left"/>
             </w:pPr>
             <w:r>
@@ -1410,7 +1588,6 @@
           <w:p>
             <w:pPr>
               <w:pStyle w:val="Compact"/>
-              <w:spacing w:lineRule="auto" w:line="360"/>
               <w:jc w:val="left"/>
             </w:pPr>
             <w:r>
@@ -1429,7 +1606,6 @@
           <w:p>
             <w:pPr>
               <w:pStyle w:val="Compact"/>
-              <w:spacing w:lineRule="auto" w:line="360"/>
               <w:jc w:val="left"/>
             </w:pPr>
             <w:r>
@@ -1446,7 +1622,6 @@
           <w:p>
             <w:pPr>
               <w:pStyle w:val="Compact"/>
-              <w:spacing w:lineRule="auto" w:line="360"/>
               <w:jc w:val="left"/>
             </w:pPr>
             <w:r>
@@ -1463,7 +1638,6 @@
           <w:p>
             <w:pPr>
               <w:pStyle w:val="Compact"/>
-              <w:spacing w:lineRule="auto" w:line="360"/>
               <w:jc w:val="left"/>
             </w:pPr>
             <w:r>
@@ -1480,7 +1654,6 @@
           <w:p>
             <w:pPr>
               <w:pStyle w:val="Compact"/>
-              <w:spacing w:lineRule="auto" w:line="360"/>
               <w:jc w:val="left"/>
             </w:pPr>
             <w:r>
@@ -1497,7 +1670,6 @@
           <w:p>
             <w:pPr>
               <w:pStyle w:val="Compact"/>
-              <w:spacing w:lineRule="auto" w:line="360"/>
               <w:jc w:val="left"/>
             </w:pPr>
             <w:r>
@@ -1514,7 +1686,6 @@
           <w:p>
             <w:pPr>
               <w:pStyle w:val="Compact"/>
-              <w:spacing w:lineRule="auto" w:line="360"/>
               <w:jc w:val="left"/>
             </w:pPr>
             <w:r>
@@ -1530,24 +1701,7 @@
     </w:tbl>
     <w:p>
       <w:pPr>
-        <w:spacing w:before="0" w:after="120" w:line="276" w:lineRule="auto"/>
-      </w:pPr>
-      <w:r>
-        <w:rPr>
-          <w:rFonts w:ascii="Arial" w:hAnsi="Arial"/>
-          <w:i/>
-          <w:sz w:val="19"/>
-          <w:szCs w:val="19"/>
-          <w:color w:val="595959"/>
-        </w:rPr>
-        <w:t xml:space="preserve">Abbreviations: ESCAP = Economic and Social Commission for Asia and the Pacific; WMO = World Meteorological Organization.</w:t>
-      </w:r>
-    </w:p>
-    <w:p>
-      <w:pPr>
         <w:pStyle w:val="BodyText"/>
-        <w:spacing w:lineRule="auto" w:line="480"/>
-        <w:jc w:val="both"/>
       </w:pPr>
       <w:r>
         <w:rPr>
@@ -1561,7 +1715,6 @@
     <w:p>
       <w:pPr>
         <w:pStyle w:val="Heading3"/>
-        <w:spacing w:lineRule="auto" w:line="360"/>
       </w:pPr>
       <w:r>
         <w:rPr>
@@ -1573,8 +1726,6 @@
     <w:p>
       <w:pPr>
         <w:pStyle w:val="FirstParagraph"/>
-        <w:spacing w:lineRule="auto" w:line="480"/>
-        <w:jc w:val="both"/>
       </w:pPr>
       <w:r>
         <w:rPr>
@@ -1586,8 +1737,6 @@
     <w:p>
       <w:pPr>
         <w:pStyle w:val="BodyText"/>
-        <w:spacing w:line="276" w:lineRule="auto"/>
-        <w:jc w:val="both"/>
       </w:pPr>
       <w:r>
         <w:rPr>
@@ -1634,7 +1783,6 @@
           <w:p>
             <w:pPr>
               <w:pStyle w:val="Compact"/>
-              <w:spacing w:lineRule="auto" w:line="360"/>
               <w:jc w:val="left"/>
             </w:pPr>
             <w:r>
@@ -1651,7 +1799,6 @@
           <w:p>
             <w:pPr>
               <w:pStyle w:val="Compact"/>
-              <w:spacing w:lineRule="auto" w:line="360"/>
               <w:jc w:val="left"/>
             </w:pPr>
             <w:r>
@@ -1668,7 +1815,6 @@
           <w:p>
             <w:pPr>
               <w:pStyle w:val="Compact"/>
-              <w:spacing w:lineRule="auto" w:line="360"/>
               <w:jc w:val="left"/>
             </w:pPr>
             <w:r>
@@ -1685,7 +1831,6 @@
           <w:p>
             <w:pPr>
               <w:pStyle w:val="Compact"/>
-              <w:spacing w:lineRule="auto" w:line="360"/>
               <w:jc w:val="left"/>
             </w:pPr>
             <w:r>
@@ -1702,7 +1847,6 @@
           <w:p>
             <w:pPr>
               <w:pStyle w:val="Compact"/>
-              <w:spacing w:lineRule="auto" w:line="360"/>
               <w:jc w:val="left"/>
             </w:pPr>
             <w:r>
@@ -1721,7 +1865,6 @@
           <w:p>
             <w:pPr>
               <w:pStyle w:val="Compact"/>
-              <w:spacing w:lineRule="auto" w:line="360"/>
               <w:jc w:val="left"/>
             </w:pPr>
             <w:r>
@@ -1738,7 +1881,6 @@
           <w:p>
             <w:pPr>
               <w:pStyle w:val="Compact"/>
-              <w:spacing w:lineRule="auto" w:line="360"/>
               <w:jc w:val="left"/>
             </w:pPr>
             <w:r>
@@ -1756,7 +1898,6 @@
           <w:p>
             <w:pPr>
               <w:pStyle w:val="Compact"/>
-              <w:spacing w:lineRule="auto" w:line="360"/>
               <w:jc w:val="left"/>
             </w:pPr>
             <w:r>
@@ -1773,7 +1914,6 @@
           <w:p>
             <w:pPr>
               <w:pStyle w:val="Compact"/>
-              <w:spacing w:lineRule="auto" w:line="360"/>
               <w:jc w:val="left"/>
             </w:pPr>
             <w:r>
@@ -1790,8 +1930,7 @@
           <w:p>
             <w:pPr>
               <w:pStyle w:val="Compact"/>
-              <w:spacing w:lineRule="auto" w:line="360"/>
-              <w:jc w:val="both"/>
+              <w:jc w:val="left"/>
             </w:pPr>
             <w:r>
               <w:rPr>
@@ -1809,7 +1948,6 @@
           <w:p>
             <w:pPr>
               <w:pStyle w:val="Compact"/>
-              <w:spacing w:lineRule="auto" w:line="360"/>
               <w:jc w:val="left"/>
             </w:pPr>
             <w:r>
@@ -1826,7 +1964,6 @@
           <w:p>
             <w:pPr>
               <w:pStyle w:val="Compact"/>
-              <w:spacing w:lineRule="auto" w:line="360"/>
               <w:jc w:val="left"/>
             </w:pPr>
             <w:r>
@@ -1844,7 +1981,6 @@
           <w:p>
             <w:pPr>
               <w:pStyle w:val="Compact"/>
-              <w:spacing w:lineRule="auto" w:line="360"/>
               <w:jc w:val="left"/>
             </w:pPr>
             <w:r>
@@ -1861,7 +1997,6 @@
           <w:p>
             <w:pPr>
               <w:pStyle w:val="Compact"/>
-              <w:spacing w:lineRule="auto" w:line="360"/>
               <w:jc w:val="left"/>
             </w:pPr>
             <w:r>
@@ -1878,8 +2013,7 @@
           <w:p>
             <w:pPr>
               <w:pStyle w:val="Compact"/>
-              <w:spacing w:lineRule="auto" w:line="360"/>
-              <w:jc w:val="both"/>
+              <w:jc w:val="left"/>
             </w:pPr>
             <w:r>
               <w:rPr>
@@ -1897,7 +2031,6 @@
           <w:p>
             <w:pPr>
               <w:pStyle w:val="Compact"/>
-              <w:spacing w:lineRule="auto" w:line="360"/>
               <w:jc w:val="left"/>
             </w:pPr>
             <w:r>
@@ -1914,7 +2047,6 @@
           <w:p>
             <w:pPr>
               <w:pStyle w:val="Compact"/>
-              <w:spacing w:lineRule="auto" w:line="360"/>
               <w:jc w:val="left"/>
             </w:pPr>
             <w:r>
@@ -1932,7 +2064,6 @@
           <w:p>
             <w:pPr>
               <w:pStyle w:val="Compact"/>
-              <w:spacing w:lineRule="auto" w:line="360"/>
               <w:jc w:val="left"/>
             </w:pPr>
             <w:r>
@@ -1949,7 +2080,6 @@
           <w:p>
             <w:pPr>
               <w:pStyle w:val="Compact"/>
-              <w:spacing w:lineRule="auto" w:line="360"/>
               <w:jc w:val="left"/>
             </w:pPr>
             <w:r>
@@ -1966,7 +2096,6 @@
           <w:p>
             <w:pPr>
               <w:pStyle w:val="Compact"/>
-              <w:spacing w:lineRule="auto" w:line="360"/>
               <w:jc w:val="left"/>
             </w:pPr>
             <w:r>
@@ -1985,7 +2114,6 @@
           <w:p>
             <w:pPr>
               <w:pStyle w:val="Compact"/>
-              <w:spacing w:lineRule="auto" w:line="360"/>
               <w:jc w:val="left"/>
             </w:pPr>
             <w:r>
@@ -2002,7 +2130,6 @@
           <w:p>
             <w:pPr>
               <w:pStyle w:val="Compact"/>
-              <w:spacing w:lineRule="auto" w:line="360"/>
               <w:jc w:val="left"/>
             </w:pPr>
             <w:r>
@@ -2020,7 +2147,6 @@
           <w:p>
             <w:pPr>
               <w:pStyle w:val="Compact"/>
-              <w:spacing w:lineRule="auto" w:line="360"/>
               <w:jc w:val="left"/>
             </w:pPr>
             <w:r>
@@ -2037,7 +2163,6 @@
           <w:p>
             <w:pPr>
               <w:pStyle w:val="Compact"/>
-              <w:spacing w:lineRule="auto" w:line="360"/>
               <w:jc w:val="left"/>
             </w:pPr>
             <w:r>
@@ -2054,8 +2179,7 @@
           <w:p>
             <w:pPr>
               <w:pStyle w:val="Compact"/>
-              <w:spacing w:lineRule="auto" w:line="360"/>
-              <w:jc w:val="both"/>
+              <w:jc w:val="left"/>
             </w:pPr>
             <w:r>
               <w:rPr>
@@ -2073,7 +2197,6 @@
           <w:p>
             <w:pPr>
               <w:pStyle w:val="Compact"/>
-              <w:spacing w:lineRule="auto" w:line="360"/>
               <w:jc w:val="left"/>
             </w:pPr>
             <w:r>
@@ -2090,7 +2213,6 @@
           <w:p>
             <w:pPr>
               <w:pStyle w:val="Compact"/>
-              <w:spacing w:lineRule="auto" w:line="360"/>
               <w:jc w:val="left"/>
             </w:pPr>
             <w:r>
@@ -2108,7 +2230,6 @@
           <w:p>
             <w:pPr>
               <w:pStyle w:val="Compact"/>
-              <w:spacing w:lineRule="auto" w:line="360"/>
               <w:jc w:val="left"/>
             </w:pPr>
             <w:r>
@@ -2125,7 +2246,6 @@
           <w:p>
             <w:pPr>
               <w:pStyle w:val="Compact"/>
-              <w:spacing w:lineRule="auto" w:line="360"/>
               <w:jc w:val="left"/>
             </w:pPr>
             <w:r>
@@ -2142,7 +2262,6 @@
           <w:p>
             <w:pPr>
               <w:pStyle w:val="Compact"/>
-              <w:spacing w:lineRule="auto" w:line="360"/>
               <w:jc w:val="left"/>
             </w:pPr>
             <w:r>
@@ -2161,7 +2280,6 @@
           <w:p>
             <w:pPr>
               <w:pStyle w:val="Compact"/>
-              <w:spacing w:lineRule="auto" w:line="360"/>
               <w:jc w:val="left"/>
             </w:pPr>
             <w:r>
@@ -2178,7 +2296,6 @@
           <w:p>
             <w:pPr>
               <w:pStyle w:val="Compact"/>
-              <w:spacing w:lineRule="auto" w:line="360"/>
               <w:jc w:val="left"/>
             </w:pPr>
             <w:r>
@@ -2196,7 +2313,6 @@
           <w:p>
             <w:pPr>
               <w:pStyle w:val="Compact"/>
-              <w:spacing w:lineRule="auto" w:line="360"/>
               <w:jc w:val="left"/>
             </w:pPr>
             <w:r>
@@ -2213,7 +2329,6 @@
           <w:p>
             <w:pPr>
               <w:pStyle w:val="Compact"/>
-              <w:spacing w:lineRule="auto" w:line="360"/>
               <w:jc w:val="left"/>
             </w:pPr>
             <w:r>
@@ -2230,7 +2345,6 @@
           <w:p>
             <w:pPr>
               <w:pStyle w:val="Compact"/>
-              <w:spacing w:lineRule="auto" w:line="360"/>
               <w:jc w:val="left"/>
             </w:pPr>
             <w:r>
@@ -2246,24 +2360,7 @@
     </w:tbl>
     <w:p>
       <w:pPr>
-        <w:spacing w:before="0" w:after="120" w:line="276" w:lineRule="auto"/>
-      </w:pPr>
-      <w:r>
-        <w:rPr>
-          <w:rFonts w:ascii="Arial" w:hAnsi="Arial"/>
-          <w:i/>
-          <w:sz w:val="19"/>
-          <w:szCs w:val="19"/>
-          <w:color w:val="595959"/>
-        </w:rPr>
-        <w:t xml:space="preserve">Abbreviations: CIre = Chlorophyll Index red-edge; COPERNICUS = European Union Earth Observation programme; ECMWF = European Centre for Medium-Range Weather Forecasts; ERA5 = ECMWF Reanalysis v5; ESA = European Space Agency; FAO = Food and Agriculture Organization; GAUL = Global Administrative Unit Layers; GRD = Ground Range Detected; GSW = Global Surface Water; ID = identifier; IW = Interferometric Wide swath; JRC = Joint Research Centre (European Commission); LSWI = Land Surface Water Index; NDVI = Normalised Difference Vegetation Index; NDWI = Normalised Difference Water Index; SAR = Synthetic Aperture Radar; VH = Vertical-transmit Horizontal-receive polarisation; VV = Vertical-transmit Vertical-receive polarisation.</w:t>
-      </w:r>
-    </w:p>
-    <w:p>
-      <w:pPr>
         <w:pStyle w:val="BodyText"/>
-        <w:spacing w:lineRule="auto" w:line="480"/>
-        <w:jc w:val="both"/>
       </w:pPr>
       <w:r>
         <w:rPr>
@@ -2277,7 +2374,6 @@
     <w:p>
       <w:pPr>
         <w:pStyle w:val="Heading3"/>
-        <w:spacing w:lineRule="auto" w:line="360"/>
       </w:pPr>
       <w:r>
         <w:rPr>
@@ -2289,8 +2385,6 @@
     <w:p>
       <w:pPr>
         <w:pStyle w:val="FirstParagraph"/>
-        <w:spacing w:lineRule="auto" w:line="480"/>
-        <w:jc w:val="both"/>
       </w:pPr>
       <w:r>
         <w:rPr>
@@ -2302,8 +2396,6 @@
     <w:p>
       <w:pPr>
         <w:pStyle w:val="BodyText"/>
-        <w:spacing w:lineRule="auto" w:line="480"/>
-        <w:jc w:val="both"/>
       </w:pPr>
       <w:r>
         <w:rPr>
@@ -2329,8 +2421,6 @@
     <w:p>
       <w:pPr>
         <w:pStyle w:val="BodyText"/>
-        <w:spacing w:lineRule="auto" w:line="480"/>
-        <w:jc w:val="both"/>
       </w:pPr>
       <w:r>
         <w:rPr>
@@ -2376,8 +2466,6 @@
     <w:p>
       <w:pPr>
         <w:pStyle w:val="BodyText"/>
-        <w:spacing w:lineRule="auto" w:line="480"/>
-        <w:jc w:val="both"/>
       </w:pPr>
       <w:r>
         <w:rPr>
@@ -2403,8 +2491,6 @@
     <w:p>
       <w:pPr>
         <w:pStyle w:val="BodyText"/>
-        <w:spacing w:lineRule="auto" w:line="480"/>
-        <w:jc w:val="both"/>
       </w:pPr>
       <w:r>
         <w:rPr>
@@ -2430,8 +2516,6 @@
     <w:p>
       <w:pPr>
         <w:pStyle w:val="BodyText"/>
-        <w:spacing w:lineRule="auto" w:line="480"/>
-        <w:jc w:val="both"/>
       </w:pPr>
       <w:r>
         <w:rPr>
@@ -2457,8 +2541,6 @@
     <w:p>
       <w:pPr>
         <w:pStyle w:val="BodyText"/>
-        <w:spacing w:lineRule="auto" w:line="480"/>
-        <w:jc w:val="both"/>
       </w:pPr>
       <w:r>
         <w:rPr>
@@ -2495,9 +2577,6 @@
       </w:r>
     </w:p>
     <w:p>
-      <w:pPr>
-        <w:spacing w:line="240" w:lineRule="auto"/>
-      </w:pPr>
       <w:r>
         <w:rPr>
           <w:rFonts w:ascii="Arial" w:hAnsi="Arial"/>
@@ -2509,11 +2588,10 @@
     </w:p>
     <w:bookmarkEnd w:id="29"/>
     <w:bookmarkEnd w:id="30"/>
-    <w:bookmarkStart w:id="45" w:name="methods"/>
+    <w:bookmarkStart w:id="46" w:name="methods"/>
     <w:p>
       <w:pPr>
         <w:pStyle w:val="Heading2"/>
-        <w:spacing w:lineRule="auto" w:line="360"/>
       </w:pPr>
       <w:r>
         <w:rPr>
@@ -2526,7 +2604,6 @@
     <w:p>
       <w:pPr>
         <w:pStyle w:val="Heading3"/>
-        <w:spacing w:lineRule="auto" w:line="360"/>
       </w:pPr>
       <w:r>
         <w:rPr>
@@ -2538,8 +2615,6 @@
     <w:p>
       <w:pPr>
         <w:pStyle w:val="FirstParagraph"/>
-        <w:spacing w:lineRule="auto" w:line="480"/>
-        <w:jc w:val="both"/>
       </w:pPr>
       <w:r>
         <w:rPr>
@@ -2559,65 +2634,6 @@
           <w:rFonts w:ascii="Arial" w:hAnsi="Arial"/>
         </w:rPr>
         <w:t xml:space="preserve">) that reproduces every reported figure and supplementary table from a single command. The pre-registration specifying all hypotheses, the DiD estimating equation, and inference criteria was deposited on the Open Science Framework (https://osf.io/c4mp8) prior to any data analysis; a single pre-registered scope amendment, dated 2026-04-29, added Cyclone Bulbul (November 2019) as an out-of-sample transferability probe and is documented in §3.7.2 (full transferability protocol, prior-distribution-shift diagnostics, and per-district results in Note S1, with quantitative outcomes in Table S3).</w:t>
-      </w:r>
-    </w:p>
-    <w:p>
-      <w:pPr>
-        <w:spacing w:before="160" w:after="40" w:line="240" w:lineRule="auto"/>
-        <w:jc w:val="center"/>
-      </w:pPr>
-      <w:r>
-        <w:drawing>
-          <wp:inline>
-            <wp:extent cx="5580000" cy="4843750"/>
-            <wp:docPr id="6" name="Picture 6"/>
-            <wp:cNvGraphicFramePr>
-              <a:graphicFrameLocks noChangeAspect="1"/>
-            </wp:cNvGraphicFramePr>
-            <a:graphic>
-              <a:graphicData uri="http://schemas.openxmlformats.org/drawingml/2006/picture">
-                <pic:pic>
-                  <pic:nvPicPr>
-                    <pic:cNvPr id="0" name="image.png"/>
-                    <pic:cNvPicPr/>
-                  </pic:nvPicPr>
-                  <pic:blipFill>
-                    <a:blip r:embed="rId10"/>
-                    <a:stretch>
-                      <a:fillRect/>
-                    </a:stretch>
-                  </pic:blipFill>
-                  <pic:spPr>
-                    <a:xfrm>
-                      <a:off x="0" y="0"/>
-                      <a:ext cx="5580000" cy="4843750"/>
-                    </a:xfrm>
-                    <a:prstGeom prst="rect"/>
-                  </pic:spPr>
-                </pic:pic>
-              </a:graphicData>
-            </a:graphic>
-          </wp:inline>
-        </w:drawing>
-      </w:r>
-    </w:p>
-    <w:p>
-      <w:pPr>
-        <w:spacing w:before="40" w:after="160" w:line="276" w:lineRule="auto"/>
-        <w:jc w:val="both"/>
-      </w:pPr>
-      <w:r>
-        <w:rPr>
-          <w:b/>
-          <w:sz w:val="20"/>
-        </w:rPr>
-        <w:t>Figure 1B.</w:t>
-      </w:r>
-      <w:r>
-        <w:rPr>
-          <w:sz w:val="20"/>
-        </w:rPr>
-        <w:t xml:space="preserve"> Causal identification DAG for the saline-flood / agronomic-flood decoupling. Nodes denote observed and latent variables; edges denote causal pathways. The Module 02 classifier intercepts the saline-flood path, leaving only the agronomic-flood mask to enter the phenology composite.</w:t>
       </w:r>
     </w:p>
     <w:bookmarkEnd w:id="31"/>
@@ -2625,7 +2641,6 @@
     <w:p>
       <w:pPr>
         <w:pStyle w:val="Heading3"/>
-        <w:spacing w:lineRule="auto" w:line="360"/>
       </w:pPr>
       <w:r>
         <w:rPr>
@@ -2637,8 +2652,6 @@
     <w:p>
       <w:pPr>
         <w:pStyle w:val="FirstParagraph"/>
-        <w:spacing w:lineRule="auto" w:line="480"/>
-        <w:jc w:val="both"/>
       </w:pPr>
       <w:r>
         <w:rPr>
@@ -2702,8 +2715,6 @@
     <w:p>
       <w:pPr>
         <w:pStyle w:val="BodyText"/>
-        <w:spacing w:lineRule="auto" w:line="480"/>
-        <w:jc w:val="both"/>
       </w:pPr>
       <w:r>
         <w:rPr>
@@ -2729,8 +2740,6 @@
     <w:p>
       <w:pPr>
         <w:pStyle w:val="BodyText"/>
-        <w:spacing w:lineRule="auto" w:line="480"/>
-        <w:jc w:val="both"/>
       </w:pPr>
       <w:r>
         <w:rPr>
@@ -2756,8 +2765,6 @@
     <w:p>
       <w:pPr>
         <w:pStyle w:val="BodyText"/>
-        <w:spacing w:lineRule="auto" w:line="480"/>
-        <w:jc w:val="left"/>
       </w:pPr>
       <m:oMathPara>
         <m:oMathParaPr>
@@ -2868,8 +2875,6 @@
     <w:p>
       <w:pPr>
         <w:pStyle w:val="FirstParagraph"/>
-        <w:spacing w:lineRule="auto" w:line="480"/>
-        <w:jc w:val="both"/>
       </w:pPr>
       <w:r>
         <w:rPr>
@@ -2881,8 +2886,6 @@
     <w:p>
       <w:pPr>
         <w:pStyle w:val="BodyText"/>
-        <w:spacing w:lineRule="auto" w:line="480"/>
-        <w:jc w:val="both"/>
       </w:pPr>
       <w:r>
         <w:rPr>
@@ -2910,7 +2913,6 @@
     <w:p>
       <w:pPr>
         <w:pStyle w:val="Heading3"/>
-        <w:spacing w:lineRule="auto" w:line="360"/>
       </w:pPr>
       <w:r>
         <w:rPr>
@@ -2922,8 +2924,6 @@
     <w:p>
       <w:pPr>
         <w:pStyle w:val="FirstParagraph"/>
-        <w:spacing w:lineRule="auto" w:line="480"/>
-        <w:jc w:val="both"/>
       </w:pPr>
       <w:r>
         <w:rPr>
@@ -2931,19 +2931,19 @@
           <w:b/>
           <w:bCs/>
         </w:rPr>
-        <w:t xml:space="preserve">Feature set: The random-forest classifier operates on an eight-feature input vector computed at pixel-level for each monthly observation in the May–August window (encompassing both pre-Kharif cyclone surge and the Kharif transplanting period):</w:t>
-      </w:r>
-      <w:r>
-        <w:rPr>
-          <w:rFonts w:ascii="Arial" w:hAnsi="Arial"/>
-        </w:rPr>
-        <w:t xml:space="preserve"/>
-      </w:r>
-      <w:r>
-        <w:rPr>
-          <w:rFonts w:ascii="Arial" w:hAnsi="Arial"/>
-        </w:rPr>
-        <w:t xml:space="preserve"/>
+        <w:t xml:space="preserve">Feature set:</w:t>
+      </w:r>
+      <w:r>
+        <w:rPr>
+          <w:rFonts w:ascii="Arial" w:hAnsi="Arial"/>
+        </w:rPr>
+        <w:t xml:space="preserve"> </w:t>
+      </w:r>
+      <w:r>
+        <w:rPr>
+          <w:rFonts w:ascii="Arial" w:hAnsi="Arial"/>
+        </w:rPr>
+        <w:t xml:space="preserve">The random-forest classifier operates on an eight-feature input vector computed at pixel level for each monthly observation in the May–August window (encompassing both pre-Kharif cyclone surge and the Kharif transplanting period):</w:t>
       </w:r>
     </w:p>
     <w:p>
@@ -2951,10 +2951,8 @@
         <w:pStyle w:val="Compact"/>
         <w:numPr>
           <w:ilvl w:val="0"/>
-          <w:numId w:val="1003"/>
+          <w:numId w:val="1002"/>
         </w:numPr>
-        <w:spacing w:lineRule="auto" w:line="480"/>
-        <w:jc w:val="left"/>
       </w:pPr>
       <w:r>
         <w:rPr>
@@ -2968,10 +2966,8 @@
         <w:pStyle w:val="Compact"/>
         <w:numPr>
           <w:ilvl w:val="0"/>
-          <w:numId w:val="1003"/>
+          <w:numId w:val="1002"/>
         </w:numPr>
-        <w:spacing w:lineRule="auto" w:line="480"/>
-        <w:jc w:val="left"/>
       </w:pPr>
       <w:r>
         <w:rPr>
@@ -2985,10 +2981,8 @@
         <w:pStyle w:val="Compact"/>
         <w:numPr>
           <w:ilvl w:val="0"/>
-          <w:numId w:val="1003"/>
+          <w:numId w:val="1002"/>
         </w:numPr>
-        <w:spacing w:lineRule="auto" w:line="480"/>
-        <w:jc w:val="left"/>
       </w:pPr>
       <w:r>
         <w:rPr>
@@ -3002,10 +2996,8 @@
         <w:pStyle w:val="Compact"/>
         <w:numPr>
           <w:ilvl w:val="0"/>
-          <w:numId w:val="1003"/>
+          <w:numId w:val="1002"/>
         </w:numPr>
-        <w:spacing w:lineRule="auto" w:line="480"/>
-        <w:jc w:val="left"/>
       </w:pPr>
       <w:r>
         <w:rPr>
@@ -3019,10 +3011,8 @@
         <w:pStyle w:val="Compact"/>
         <w:numPr>
           <w:ilvl w:val="0"/>
-          <w:numId w:val="1003"/>
+          <w:numId w:val="1002"/>
         </w:numPr>
-        <w:spacing w:lineRule="auto" w:line="480"/>
-        <w:jc w:val="left"/>
       </w:pPr>
       <w:r>
         <w:rPr>
@@ -3036,10 +3026,8 @@
         <w:pStyle w:val="Compact"/>
         <w:numPr>
           <w:ilvl w:val="0"/>
-          <w:numId w:val="1003"/>
+          <w:numId w:val="1002"/>
         </w:numPr>
-        <w:spacing w:lineRule="auto" w:line="480"/>
-        <w:jc w:val="left"/>
       </w:pPr>
       <w:r>
         <w:rPr>
@@ -3053,10 +3041,8 @@
         <w:pStyle w:val="Compact"/>
         <w:numPr>
           <w:ilvl w:val="0"/>
-          <w:numId w:val="1003"/>
+          <w:numId w:val="1002"/>
         </w:numPr>
-        <w:spacing w:lineRule="auto" w:line="480"/>
-        <w:jc w:val="left"/>
       </w:pPr>
       <w:r>
         <w:rPr>
@@ -3070,10 +3056,8 @@
         <w:pStyle w:val="Compact"/>
         <w:numPr>
           <w:ilvl w:val="0"/>
-          <w:numId w:val="1003"/>
+          <w:numId w:val="1002"/>
         </w:numPr>
-        <w:spacing w:lineRule="auto" w:line="480"/>
-        <w:jc w:val="both"/>
       </w:pPr>
       <w:r>
         <w:rPr>
@@ -3085,8 +3069,6 @@
     <w:p>
       <w:pPr>
         <w:pStyle w:val="FirstParagraph"/>
-        <w:spacing w:lineRule="auto" w:line="480"/>
-        <w:jc w:val="both"/>
       </w:pPr>
       <w:r>
         <w:rPr>
@@ -3098,8 +3080,6 @@
     <w:p>
       <w:pPr>
         <w:pStyle w:val="BodyText"/>
-        <w:spacing w:lineRule="auto" w:line="480"/>
-        <w:jc w:val="both"/>
       </w:pPr>
       <w:r>
         <w:rPr>
@@ -3125,8 +3105,6 @@
     <w:p>
       <w:pPr>
         <w:pStyle w:val="BodyText"/>
-        <w:spacing w:lineRule="auto" w:line="480"/>
-        <w:jc w:val="both"/>
       </w:pPr>
       <w:r>
         <w:rPr>
@@ -3198,7 +3176,6 @@
     <w:p>
       <w:pPr>
         <w:pStyle w:val="Heading3"/>
-        <w:spacing w:lineRule="auto" w:line="360"/>
       </w:pPr>
       <w:r>
         <w:rPr>
@@ -3210,8 +3187,6 @@
     <w:p>
       <w:pPr>
         <w:pStyle w:val="FirstParagraph"/>
-        <w:spacing w:lineRule="auto" w:line="480"/>
-        <w:jc w:val="both"/>
       </w:pPr>
       <w:r>
         <w:rPr>
@@ -3237,8 +3212,6 @@
     <w:p>
       <w:pPr>
         <w:pStyle w:val="BodyText"/>
-        <w:spacing w:lineRule="auto" w:line="480"/>
-        <w:jc w:val="both"/>
       </w:pPr>
       <w:r>
         <w:rPr>
@@ -3264,8 +3237,6 @@
     <w:p>
       <w:pPr>
         <w:pStyle w:val="BodyText"/>
-        <w:spacing w:lineRule="auto" w:line="480"/>
-        <w:jc w:val="left"/>
       </w:pPr>
       <m:oMathPara>
         <m:oMathParaPr>
@@ -3520,8 +3491,6 @@
     <w:p>
       <w:pPr>
         <w:pStyle w:val="FirstParagraph"/>
-        <w:spacing w:lineRule="auto" w:line="480"/>
-        <w:jc w:val="both"/>
       </w:pPr>
       <w:r>
         <w:rPr>
@@ -3780,10 +3749,8 @@
         <w:pStyle w:val="Compact"/>
         <w:numPr>
           <w:ilvl w:val="0"/>
-          <w:numId w:val="1004"/>
+          <w:numId w:val="1003"/>
         </w:numPr>
-        <w:spacing w:lineRule="auto" w:line="480"/>
-        <w:jc w:val="both"/>
       </w:pPr>
       <w:r>
         <w:rPr>
@@ -3791,19 +3758,19 @@
           <w:b/>
           <w:bCs/>
         </w:rPr>
-        <w:t xml:space="preserve">Start-of-Season (SOS): the date at which the fitted signal reaches 20% of the seasonal amplitude above the background level on the ascending limb</w:t>
-      </w:r>
-      <w:r>
-        <w:rPr>
-          <w:rFonts w:ascii="Arial" w:hAnsi="Arial"/>
-        </w:rPr>
-        <w:t xml:space="preserve"/>
-      </w:r>
-      <w:r>
-        <w:rPr>
-          <w:rFonts w:ascii="Arial" w:hAnsi="Arial"/>
-        </w:rPr>
-        <w:t xml:space="preserve"/>
+        <w:t xml:space="preserve">Start of Season (SOS):</w:t>
+      </w:r>
+      <w:r>
+        <w:rPr>
+          <w:rFonts w:ascii="Arial" w:hAnsi="Arial"/>
+        </w:rPr>
+        <w:t xml:space="preserve"> </w:t>
+      </w:r>
+      <w:r>
+        <w:rPr>
+          <w:rFonts w:ascii="Arial" w:hAnsi="Arial"/>
+        </w:rPr>
+        <w:t xml:space="preserve">the date at which the fitted signal reaches 20% of the seasonal amplitude above the background level on the ascending limb</w:t>
       </w:r>
     </w:p>
     <w:p>
@@ -3811,10 +3778,8 @@
         <w:pStyle w:val="Compact"/>
         <w:numPr>
           <w:ilvl w:val="0"/>
-          <w:numId w:val="1004"/>
+          <w:numId w:val="1003"/>
         </w:numPr>
-        <w:spacing w:lineRule="auto" w:line="480"/>
-        <w:jc w:val="left"/>
       </w:pPr>
       <w:r>
         <w:rPr>
@@ -3822,19 +3787,19 @@
           <w:b/>
           <w:bCs/>
         </w:rPr>
-        <w:t xml:space="preserve">Peak-of-Season (POS): the date of maximum fitted signal</w:t>
-      </w:r>
-      <w:r>
-        <w:rPr>
-          <w:rFonts w:ascii="Arial" w:hAnsi="Arial"/>
-        </w:rPr>
-        <w:t xml:space="preserve"/>
-      </w:r>
-      <w:r>
-        <w:rPr>
-          <w:rFonts w:ascii="Arial" w:hAnsi="Arial"/>
-        </w:rPr>
-        <w:t xml:space="preserve"/>
+        <w:t xml:space="preserve">Peak of Season (POS):</w:t>
+      </w:r>
+      <w:r>
+        <w:rPr>
+          <w:rFonts w:ascii="Arial" w:hAnsi="Arial"/>
+        </w:rPr>
+        <w:t xml:space="preserve"> </w:t>
+      </w:r>
+      <w:r>
+        <w:rPr>
+          <w:rFonts w:ascii="Arial" w:hAnsi="Arial"/>
+        </w:rPr>
+        <w:t xml:space="preserve">the date of maximum fitted signal</w:t>
       </w:r>
     </w:p>
     <w:p>
@@ -3842,10 +3807,8 @@
         <w:pStyle w:val="Compact"/>
         <w:numPr>
           <w:ilvl w:val="0"/>
-          <w:numId w:val="1004"/>
+          <w:numId w:val="1003"/>
         </w:numPr>
-        <w:spacing w:lineRule="auto" w:line="480"/>
-        <w:jc w:val="both"/>
       </w:pPr>
       <w:r>
         <w:rPr>
@@ -3853,26 +3816,24 @@
           <w:b/>
           <w:bCs/>
         </w:rPr>
-        <w:t xml:space="preserve">End-of-Season (EOS): the date at which the fitted signal descends to 20% of the seasonal amplitude above the background level on the descending limb</w:t>
-      </w:r>
-      <w:r>
-        <w:rPr>
-          <w:rFonts w:ascii="Arial" w:hAnsi="Arial"/>
-        </w:rPr>
-        <w:t xml:space="preserve"/>
-      </w:r>
-      <w:r>
-        <w:rPr>
-          <w:rFonts w:ascii="Arial" w:hAnsi="Arial"/>
-        </w:rPr>
-        <w:t xml:space="preserve"/>
+        <w:t xml:space="preserve">End of Season (EOS):</w:t>
+      </w:r>
+      <w:r>
+        <w:rPr>
+          <w:rFonts w:ascii="Arial" w:hAnsi="Arial"/>
+        </w:rPr>
+        <w:t xml:space="preserve"> </w:t>
+      </w:r>
+      <w:r>
+        <w:rPr>
+          <w:rFonts w:ascii="Arial" w:hAnsi="Arial"/>
+        </w:rPr>
+        <w:t xml:space="preserve">the date at which the fitted signal descends to 20% of the seasonal amplitude above the background level on the descending limb</w:t>
       </w:r>
     </w:p>
     <w:p>
       <w:pPr>
         <w:pStyle w:val="FirstParagraph"/>
-        <w:spacing w:lineRule="auto" w:line="480"/>
-        <w:jc w:val="both"/>
       </w:pPr>
       <w:r>
         <w:rPr>
@@ -3884,15 +3845,26 @@
     <w:p>
       <w:pPr>
         <w:pStyle w:val="BodyText"/>
-        <w:spacing w:lineRule="auto" w:line="480"/>
-        <w:jc w:val="both"/>
       </w:pPr>
       <w:r>
         <w:rPr>
           <w:rFonts w:ascii="Arial" w:hAnsi="Arial"/>
           <w:b/>
-        </w:rPr>
-        <w:t xml:space="preserve">Pixel-level uncertainty quantification: Phenological date uncertainty is estimated by non-parametric bootstrap resampling with 1,000 samples per pixel. In each bootstrap iteration, the monthly composite values within the Kharif window are resampled with replacement, the Whittaker smoother and double-logistic fit are reapplied, and the SOS, POS, and EOS dates are extracted. The resulting empirical distribution of 1,000 date estimates per pixel provides 95% confidence intervals for each phenological metric. These confidence intervals are reported as pixel-level uncertainty rasters and inform the minimum detectable effect (§3.7.5).</w:t>
+          <w:bCs/>
+        </w:rPr>
+        <w:t xml:space="preserve">Pixel-level uncertainty quantification:</w:t>
+      </w:r>
+      <w:r>
+        <w:rPr>
+          <w:rFonts w:ascii="Arial" w:hAnsi="Arial"/>
+        </w:rPr>
+        <w:t xml:space="preserve"> </w:t>
+      </w:r>
+      <w:r>
+        <w:rPr>
+          <w:rFonts w:ascii="Arial" w:hAnsi="Arial"/>
+        </w:rPr>
+        <w:t xml:space="preserve">Phenological date uncertainty is estimated by non-parametric bootstrap resampling with 1,000 samples per pixel. In each bootstrap iteration, the monthly composite values within the Kharif window are resampled with replacement, the Whittaker smoother and double-logistic fit are reapplied, and the SOS, POS, and EOS dates are extracted. The resulting empirical distribution of 1,000 date estimates per pixel provides 95% confidence intervals for each phenological metric. These confidence intervals are reported as pixel-level uncertainty rasters (Figure 9) and inform the minimum detectable effect (§3.7.5).</w:t>
       </w:r>
     </w:p>
     <w:bookmarkEnd w:id="34"/>
@@ -3900,7 +3872,6 @@
     <w:p>
       <w:pPr>
         <w:pStyle w:val="Heading3"/>
-        <w:spacing w:lineRule="auto" w:line="360"/>
       </w:pPr>
       <w:r>
         <w:rPr>
@@ -3912,8 +3883,6 @@
     <w:p>
       <w:pPr>
         <w:pStyle w:val="FirstParagraph"/>
-        <w:spacing w:lineRule="auto" w:line="480"/>
-        <w:jc w:val="left"/>
       </w:pPr>
       <w:r>
         <w:rPr>
@@ -3925,8 +3894,6 @@
     <w:p>
       <w:pPr>
         <w:pStyle w:val="BodyText"/>
-        <w:spacing w:lineRule="auto" w:line="480"/>
-        <w:jc w:val="both"/>
       </w:pPr>
       <w:r>
         <w:rPr>
@@ -3952,8 +3919,6 @@
     <w:p>
       <w:pPr>
         <w:pStyle w:val="BodyText"/>
-        <w:spacing w:lineRule="auto" w:line="480"/>
-        <w:jc w:val="both"/>
       </w:pPr>
       <w:r>
         <w:rPr>
@@ -3979,8 +3944,6 @@
     <w:p>
       <w:pPr>
         <w:pStyle w:val="BodyText"/>
-        <w:spacing w:lineRule="auto" w:line="480"/>
-        <w:jc w:val="both"/>
       </w:pPr>
       <w:r>
         <w:rPr>
@@ -4231,8 +4194,6 @@
     <w:p>
       <w:pPr>
         <w:pStyle w:val="BodyText"/>
-        <w:spacing w:lineRule="auto" w:line="480"/>
-        <w:jc w:val="left"/>
       </w:pPr>
       <m:oMathPara>
         <m:oMathParaPr>
@@ -4398,8 +4359,6 @@
     <w:p>
       <w:pPr>
         <w:pStyle w:val="FirstParagraph"/>
-        <w:spacing w:lineRule="auto" w:line="480"/>
-        <w:jc w:val="both"/>
       </w:pPr>
       <w:r>
         <w:rPr>
@@ -4465,7 +4424,6 @@
     <w:p>
       <w:pPr>
         <w:pStyle w:val="Heading3"/>
-        <w:spacing w:lineRule="auto" w:line="360"/>
       </w:pPr>
       <w:r>
         <w:rPr>
@@ -4477,8 +4435,6 @@
     <w:p>
       <w:pPr>
         <w:pStyle w:val="FirstParagraph"/>
-        <w:spacing w:lineRule="auto" w:line="480"/>
-        <w:jc w:val="both"/>
       </w:pPr>
       <w:r>
         <w:rPr>
@@ -4504,8 +4460,6 @@
     <w:p>
       <w:pPr>
         <w:pStyle w:val="BodyText"/>
-        <w:spacing w:lineRule="auto" w:line="480"/>
-        <w:jc w:val="left"/>
       </w:pPr>
       <m:oMathPara>
         <m:oMathParaPr>
@@ -4669,20 +4623,18 @@
     <w:p>
       <w:pPr>
         <w:pStyle w:val="FirstParagraph"/>
-        <w:spacing w:lineRule="auto" w:line="480"/>
-        <w:jc w:val="both"/>
-      </w:pPr>
-      <w:r>
-        <w:rPr>
-          <w:rFonts w:ascii="Arial" w:hAnsi="Arial"/>
-        </w:rPr>
-        <w:t xml:space="preserve">where  is the median pixel-level phenology metric (SOS, POS, or EOS, in day-of-year) for district  in year ;  is a district fixed effect absorbing all time-invariant district heterogeneity (baseline rainfall, soil class, elevation, latitudinal climatology);  is a year fixed effect absorbing common shocks (monsoon-onset anomalies, ENSO state, pan-Odisha policy changes);  flags the five coastal-treatment districts (Balasore, Bhadrak, Kendrapara, Jagatsinghpur, Puri);  flags the three pre-Kharif cyclone years (2019 Fani, 2020 Amphan, 2021 Yaas); and  is the average treatment effect on the treated (ATT), expressed in days of phenology shift. Standard errors are clustered at the district-level (CR1 small-sample correction, eight clusters, df = G − 1 = 7); because eight clusters is below the rule-of-thumb for asymptotic CRV inference, the cluster-robust -test is reported only as a baseline — our preferred small-cluster inference is the wild-cluster restricted bootstrap of Cameron, Gelbach, and Miller (2008), described in §3.7.1.</w:t>
-      </w:r>
-      <w:r>
-        <w:rPr>
-          <w:rFonts w:ascii="Arial" w:hAnsi="Arial"/>
-        </w:rPr>
-        <w:t xml:space="preserve"/>
+      </w:pPr>
+      <w:r>
+        <w:rPr>
+          <w:rFonts w:ascii="Arial" w:hAnsi="Arial"/>
+        </w:rPr>
+        <w:t xml:space="preserve">where</w:t>
+      </w:r>
+      <w:r>
+        <w:rPr>
+          <w:rFonts w:ascii="Arial" w:hAnsi="Arial"/>
+        </w:rPr>
+        <w:t xml:space="preserve"> </w:t>
       </w:r>
       <m:oMath>
         <m:sSub>
@@ -4705,19 +4657,19 @@
         <w:rPr>
           <w:rFonts w:ascii="Arial" w:hAnsi="Arial"/>
         </w:rPr>
-        <w:t xml:space="preserve"/>
-      </w:r>
-      <w:r>
-        <w:rPr>
-          <w:rFonts w:ascii="Arial" w:hAnsi="Arial"/>
-        </w:rPr>
-        <w:t xml:space="preserve"/>
-      </w:r>
-      <w:r>
-        <w:rPr>
-          <w:rFonts w:ascii="Arial" w:hAnsi="Arial"/>
-        </w:rPr>
-        <w:t xml:space="preserve"/>
+        <w:t xml:space="preserve"> </w:t>
+      </w:r>
+      <w:r>
+        <w:rPr>
+          <w:rFonts w:ascii="Arial" w:hAnsi="Arial"/>
+        </w:rPr>
+        <w:t xml:space="preserve">is the median pixel-level phenology metric (SOS, POS, or EOS, in day-of-year) for district</w:t>
+      </w:r>
+      <w:r>
+        <w:rPr>
+          <w:rFonts w:ascii="Arial" w:hAnsi="Arial"/>
+        </w:rPr>
+        <w:t xml:space="preserve"> </w:t>
       </w:r>
       <m:oMath>
         <m:r>
@@ -4728,19 +4680,19 @@
         <w:rPr>
           <w:rFonts w:ascii="Arial" w:hAnsi="Arial"/>
         </w:rPr>
-        <w:t xml:space="preserve"/>
-      </w:r>
-      <w:r>
-        <w:rPr>
-          <w:rFonts w:ascii="Arial" w:hAnsi="Arial"/>
-        </w:rPr>
-        <w:t xml:space="preserve"/>
-      </w:r>
-      <w:r>
-        <w:rPr>
-          <w:rFonts w:ascii="Arial" w:hAnsi="Arial"/>
-        </w:rPr>
-        <w:t xml:space="preserve"/>
+        <w:t xml:space="preserve"> </w:t>
+      </w:r>
+      <w:r>
+        <w:rPr>
+          <w:rFonts w:ascii="Arial" w:hAnsi="Arial"/>
+        </w:rPr>
+        <w:t xml:space="preserve">in year</w:t>
+      </w:r>
+      <w:r>
+        <w:rPr>
+          <w:rFonts w:ascii="Arial" w:hAnsi="Arial"/>
+        </w:rPr>
+        <w:t xml:space="preserve"> </w:t>
       </w:r>
       <m:oMath>
         <m:r>
@@ -4751,13 +4703,13 @@
         <w:rPr>
           <w:rFonts w:ascii="Arial" w:hAnsi="Arial"/>
         </w:rPr>
-        <w:t xml:space="preserve"/>
-      </w:r>
-      <w:r>
-        <w:rPr>
-          <w:rFonts w:ascii="Arial" w:hAnsi="Arial"/>
-        </w:rPr>
-        <w:t xml:space="preserve"/>
+        <w:t xml:space="preserve">;</w:t>
+      </w:r>
+      <w:r>
+        <w:rPr>
+          <w:rFonts w:ascii="Arial" w:hAnsi="Arial"/>
+        </w:rPr>
+        <w:t xml:space="preserve"> </w:t>
       </w:r>
       <m:oMath>
         <m:sSub>
@@ -4777,19 +4729,19 @@
         <w:rPr>
           <w:rFonts w:ascii="Arial" w:hAnsi="Arial"/>
         </w:rPr>
-        <w:t xml:space="preserve"/>
-      </w:r>
-      <w:r>
-        <w:rPr>
-          <w:rFonts w:ascii="Arial" w:hAnsi="Arial"/>
-        </w:rPr>
-        <w:t xml:space="preserve"/>
-      </w:r>
-      <w:r>
-        <w:rPr>
-          <w:rFonts w:ascii="Arial" w:hAnsi="Arial"/>
-        </w:rPr>
-        <w:t xml:space="preserve"/>
+        <w:t xml:space="preserve"> </w:t>
+      </w:r>
+      <w:r>
+        <w:rPr>
+          <w:rFonts w:ascii="Arial" w:hAnsi="Arial"/>
+        </w:rPr>
+        <w:t xml:space="preserve">is a district fixed effect absorbing all time-invariant district heterogeneity (baseline rainfall, soil class, elevation, latitudinal climatology);</w:t>
+      </w:r>
+      <w:r>
+        <w:rPr>
+          <w:rFonts w:ascii="Arial" w:hAnsi="Arial"/>
+        </w:rPr>
+        <w:t xml:space="preserve"> </w:t>
       </w:r>
       <m:oMath>
         <m:sSub>
@@ -4809,19 +4761,19 @@
         <w:rPr>
           <w:rFonts w:ascii="Arial" w:hAnsi="Arial"/>
         </w:rPr>
-        <w:t xml:space="preserve"/>
-      </w:r>
-      <w:r>
-        <w:rPr>
-          <w:rFonts w:ascii="Arial" w:hAnsi="Arial"/>
-        </w:rPr>
-        <w:t xml:space="preserve"/>
-      </w:r>
-      <w:r>
-        <w:rPr>
-          <w:rFonts w:ascii="Arial" w:hAnsi="Arial"/>
-        </w:rPr>
-        <w:t xml:space="preserve"/>
+        <w:t xml:space="preserve"> </w:t>
+      </w:r>
+      <w:r>
+        <w:rPr>
+          <w:rFonts w:ascii="Arial" w:hAnsi="Arial"/>
+        </w:rPr>
+        <w:t xml:space="preserve">is a year fixed effect absorbing common shocks (monsoon-onset anomalies, ENSO state, pan-Odisha policy changes);</w:t>
+      </w:r>
+      <w:r>
+        <w:rPr>
+          <w:rFonts w:ascii="Arial" w:hAnsi="Arial"/>
+        </w:rPr>
+        <w:t xml:space="preserve"> </w:t>
       </w:r>
       <m:oMath>
         <m:sSub>
@@ -4875,19 +4827,19 @@
         <w:rPr>
           <w:rFonts w:ascii="Arial" w:hAnsi="Arial"/>
         </w:rPr>
-        <w:t xml:space="preserve"/>
-      </w:r>
-      <w:r>
-        <w:rPr>
-          <w:rFonts w:ascii="Arial" w:hAnsi="Arial"/>
-        </w:rPr>
-        <w:t xml:space="preserve"/>
-      </w:r>
-      <w:r>
-        <w:rPr>
-          <w:rFonts w:ascii="Arial" w:hAnsi="Arial"/>
-        </w:rPr>
-        <w:t xml:space="preserve"/>
+        <w:t xml:space="preserve"> </w:t>
+      </w:r>
+      <w:r>
+        <w:rPr>
+          <w:rFonts w:ascii="Arial" w:hAnsi="Arial"/>
+        </w:rPr>
+        <w:t xml:space="preserve">flags the five coastal-treatment districts (Balasore, Bhadrak, Kendrapara, Jagatsinghpur, Puri);</w:t>
+      </w:r>
+      <w:r>
+        <w:rPr>
+          <w:rFonts w:ascii="Arial" w:hAnsi="Arial"/>
+        </w:rPr>
+        <w:t xml:space="preserve"> </w:t>
       </w:r>
       <m:oMath>
         <m:sSub>
@@ -4941,19 +4893,19 @@
         <w:rPr>
           <w:rFonts w:ascii="Arial" w:hAnsi="Arial"/>
         </w:rPr>
-        <w:t xml:space="preserve"/>
-      </w:r>
-      <w:r>
-        <w:rPr>
-          <w:rFonts w:ascii="Arial" w:hAnsi="Arial"/>
-        </w:rPr>
-        <w:t xml:space="preserve"/>
-      </w:r>
-      <w:r>
-        <w:rPr>
-          <w:rFonts w:ascii="Arial" w:hAnsi="Arial"/>
-        </w:rPr>
-        <w:t xml:space="preserve"/>
+        <w:t xml:space="preserve"> </w:t>
+      </w:r>
+      <w:r>
+        <w:rPr>
+          <w:rFonts w:ascii="Arial" w:hAnsi="Arial"/>
+        </w:rPr>
+        <w:t xml:space="preserve">flags the three pre-Kharif cyclone years (2019 Fani, 2020 Amphan, 2021 Yaas); and</w:t>
+      </w:r>
+      <w:r>
+        <w:rPr>
+          <w:rFonts w:ascii="Arial" w:hAnsi="Arial"/>
+        </w:rPr>
+        <w:t xml:space="preserve"> </w:t>
       </w:r>
       <m:oMath>
         <m:r>
@@ -4964,19 +4916,19 @@
         <w:rPr>
           <w:rFonts w:ascii="Arial" w:hAnsi="Arial"/>
         </w:rPr>
-        <w:t xml:space="preserve"/>
-      </w:r>
-      <w:r>
-        <w:rPr>
-          <w:rFonts w:ascii="Arial" w:hAnsi="Arial"/>
-        </w:rPr>
-        <w:t xml:space="preserve"/>
-      </w:r>
-      <w:r>
-        <w:rPr>
-          <w:rFonts w:ascii="Arial" w:hAnsi="Arial"/>
-        </w:rPr>
-        <w:t xml:space="preserve"/>
+        <w:t xml:space="preserve"> </w:t>
+      </w:r>
+      <w:r>
+        <w:rPr>
+          <w:rFonts w:ascii="Arial" w:hAnsi="Arial"/>
+        </w:rPr>
+        <w:t xml:space="preserve">is the average treatment effect on the treated (ATT), expressed in days of phenology shift. Standard errors are clustered at the district level (CR1 small-sample correction, eight clusters, df = G − 1 = 7); because eight clusters is below the rule-of-thumb for asymptotic CRV inference, the cluster-robust</w:t>
+      </w:r>
+      <w:r>
+        <w:rPr>
+          <w:rFonts w:ascii="Arial" w:hAnsi="Arial"/>
+        </w:rPr>
+        <w:t xml:space="preserve"> </w:t>
       </w:r>
       <m:oMath>
         <m:r>
@@ -4987,14 +4939,12 @@
         <w:rPr>
           <w:rFonts w:ascii="Arial" w:hAnsi="Arial"/>
         </w:rPr>
-        <w:t xml:space="preserve"/>
+        <w:t xml:space="preserve">-test is reported only as a baseline — our preferred small-cluster inference is the wild-cluster restricted bootstrap of Cameron, Gelbach, and Miller (2008), described in §3.7.1.</w:t>
       </w:r>
     </w:p>
     <w:p>
       <w:pPr>
         <w:pStyle w:val="BodyText"/>
-        <w:spacing w:lineRule="auto" w:line="480"/>
-        <w:jc w:val="both"/>
       </w:pPr>
       <w:r>
         <w:rPr>
@@ -5060,8 +5010,6 @@
     <w:p>
       <w:pPr>
         <w:pStyle w:val="BodyText"/>
-        <w:spacing w:lineRule="auto" w:line="480"/>
-        <w:jc w:val="both"/>
       </w:pPr>
       <w:r>
         <w:rPr>
@@ -5465,8 +5413,6 @@
     <w:p>
       <w:pPr>
         <w:pStyle w:val="BodyText"/>
-        <w:spacing w:lineRule="auto" w:line="480"/>
-        <w:jc w:val="left"/>
       </w:pPr>
       <w:r>
         <w:rPr>
@@ -5492,8 +5438,6 @@
     <w:p>
       <w:pPr>
         <w:pStyle w:val="BodyText"/>
-        <w:spacing w:lineRule="auto" w:line="480"/>
-        <w:jc w:val="left"/>
       </w:pPr>
       <m:oMathPara>
         <m:oMathParaPr>
@@ -5709,8 +5653,6 @@
     <w:p>
       <w:pPr>
         <w:pStyle w:val="FirstParagraph"/>
-        <w:spacing w:lineRule="auto" w:line="480"/>
-        <w:jc w:val="both"/>
       </w:pPr>
       <w:r>
         <w:rPr>
@@ -5856,8 +5798,6 @@
     <w:p>
       <w:pPr>
         <w:pStyle w:val="BodyText"/>
-        <w:spacing w:lineRule="auto" w:line="480"/>
-        <w:jc w:val="both"/>
       </w:pPr>
       <w:r>
         <w:rPr>
@@ -6119,8 +6059,6 @@
     <w:p>
       <w:pPr>
         <w:pStyle w:val="BodyText"/>
-        <w:spacing w:lineRule="auto" w:line="480"/>
-        <w:jc w:val="both"/>
       </w:pPr>
       <w:r>
         <w:rPr>
@@ -6184,7 +6122,6 @@
     <w:p>
       <w:pPr>
         <w:pStyle w:val="Heading3"/>
-        <w:spacing w:lineRule="auto" w:line="360"/>
       </w:pPr>
       <w:r>
         <w:rPr>
@@ -6196,8 +6133,6 @@
     <w:p>
       <w:pPr>
         <w:pStyle w:val="FirstParagraph"/>
-        <w:spacing w:lineRule="auto" w:line="480"/>
-        <w:jc w:val="both"/>
       </w:pPr>
       <w:r>
         <w:rPr>
@@ -6265,7 +6200,6 @@
     <w:p>
       <w:pPr>
         <w:pStyle w:val="Heading4"/>
-        <w:spacing w:lineRule="auto" w:line="360"/>
       </w:pPr>
       <w:r>
         <w:rPr>
@@ -6277,8 +6211,6 @@
     <w:p>
       <w:pPr>
         <w:pStyle w:val="FirstParagraph"/>
-        <w:spacing w:lineRule="auto" w:line="480"/>
-        <w:jc w:val="both"/>
       </w:pPr>
       <w:r>
         <w:rPr>
@@ -6461,7 +6393,6 @@
     <w:p>
       <w:pPr>
         <w:pStyle w:val="Heading4"/>
-        <w:spacing w:lineRule="auto" w:line="360"/>
       </w:pPr>
       <w:r>
         <w:rPr>
@@ -6473,8 +6404,6 @@
     <w:p>
       <w:pPr>
         <w:pStyle w:val="FirstParagraph"/>
-        <w:spacing w:lineRule="auto" w:line="480"/>
-        <w:jc w:val="both"/>
       </w:pPr>
       <w:r>
         <w:rPr>
@@ -6619,7 +6548,6 @@
     <w:p>
       <w:pPr>
         <w:pStyle w:val="Heading4"/>
-        <w:spacing w:lineRule="auto" w:line="360"/>
       </w:pPr>
       <w:r>
         <w:rPr>
@@ -6631,8 +6559,6 @@
     <w:p>
       <w:pPr>
         <w:pStyle w:val="FirstParagraph"/>
-        <w:spacing w:lineRule="auto" w:line="480"/>
-        <w:jc w:val="both"/>
       </w:pPr>
       <w:r>
         <w:rPr>
@@ -7132,7 +7058,6 @@
     <w:p>
       <w:pPr>
         <w:pStyle w:val="Heading4"/>
-        <w:spacing w:lineRule="auto" w:line="360"/>
       </w:pPr>
       <w:r>
         <w:rPr>
@@ -7144,8 +7069,6 @@
     <w:p>
       <w:pPr>
         <w:pStyle w:val="FirstParagraph"/>
-        <w:spacing w:lineRule="auto" w:line="480"/>
-        <w:jc w:val="both"/>
       </w:pPr>
       <w:r>
         <w:rPr>
@@ -7157,8 +7080,6 @@
     <w:p>
       <w:pPr>
         <w:pStyle w:val="BodyText"/>
-        <w:spacing w:lineRule="auto" w:line="480"/>
-        <w:jc w:val="both"/>
       </w:pPr>
       <w:r>
         <w:rPr>
@@ -7253,8 +7174,6 @@
     <w:p>
       <w:pPr>
         <w:pStyle w:val="BodyText"/>
-        <w:spacing w:lineRule="auto" w:line="480"/>
-        <w:jc w:val="left"/>
       </w:pPr>
       <m:oMathPara>
         <m:oMathParaPr>
@@ -7485,8 +7404,6 @@
     <w:p>
       <w:pPr>
         <w:pStyle w:val="FirstParagraph"/>
-        <w:spacing w:lineRule="auto" w:line="480"/>
-        <w:jc w:val="both"/>
       </w:pPr>
       <w:r>
         <w:rPr>
@@ -7736,8 +7653,6 @@
     <w:p>
       <w:pPr>
         <w:pStyle w:val="BodyText"/>
-        <w:spacing w:lineRule="auto" w:line="480"/>
-        <w:jc w:val="both"/>
       </w:pPr>
       <w:r>
         <w:rPr>
@@ -7849,7 +7764,6 @@
     <w:p>
       <w:pPr>
         <w:pStyle w:val="Heading4"/>
-        <w:spacing w:lineRule="auto" w:line="360"/>
       </w:pPr>
       <w:r>
         <w:rPr>
@@ -7861,8 +7775,6 @@
     <w:p>
       <w:pPr>
         <w:pStyle w:val="FirstParagraph"/>
-        <w:spacing w:lineRule="auto" w:line="480"/>
-        <w:jc w:val="both"/>
       </w:pPr>
       <w:r>
         <w:rPr>
@@ -7926,8 +7838,6 @@
     <w:p>
       <w:pPr>
         <w:pStyle w:val="BodyText"/>
-        <w:spacing w:lineRule="auto" w:line="480"/>
-        <w:jc w:val="both"/>
       </w:pPr>
       <w:r>
         <w:rPr>
@@ -7971,8 +7881,6 @@
     <w:p>
       <w:pPr>
         <w:pStyle w:val="BodyText"/>
-        <w:spacing w:lineRule="auto" w:line="480"/>
-        <w:jc w:val="left"/>
       </w:pPr>
       <m:oMathPara>
         <m:oMathParaPr>
@@ -8164,20 +8072,18 @@
     <w:p>
       <w:pPr>
         <w:pStyle w:val="FirstParagraph"/>
-        <w:spacing w:lineRule="auto" w:line="480"/>
-        <w:jc w:val="both"/>
-      </w:pPr>
-      <w:r>
-        <w:rPr>
-          <w:rFonts w:ascii="Arial" w:hAnsi="Arial"/>
-        </w:rPr>
-        <w:t xml:space="preserve">where  is the cluster-robust standard error from §3.6. On the synthetic-panel verification, MDE ranges from 1.04 d (raw/POS) to 2.49 d (raw/SOS); five of six observed effects exceed their MDE. The single non-detectable cell (corrected/EOS,  d vs MDE = 1.31 d) is precisely the cell that fails WCR and the placebo. To map sensitivity to the cluster count itself, we additionally simulate the data-generating process  with variance components calibrated to the within-/between-cluster decomposition of the Module 05 residuals, and report the empirical rejection rate for  days at  over 999 replications per grid point. At G = 8 (this study) power ≥ 0.80 is reached for  d; the type-I rate under  is 0.08 — close to nominal 0.05, indicating CR1 with df = G − 1 is well-sized for this design. Power curves are reported in Figure 5 and Table S6.</w:t>
-      </w:r>
-      <w:r>
-        <w:rPr>
-          <w:rFonts w:ascii="Arial" w:hAnsi="Arial"/>
-        </w:rPr>
-        <w:t xml:space="preserve"/>
+      </w:pPr>
+      <w:r>
+        <w:rPr>
+          <w:rFonts w:ascii="Arial" w:hAnsi="Arial"/>
+        </w:rPr>
+        <w:t xml:space="preserve">where</w:t>
+      </w:r>
+      <w:r>
+        <w:rPr>
+          <w:rFonts w:ascii="Arial" w:hAnsi="Arial"/>
+        </w:rPr>
+        <w:t xml:space="preserve"> </w:t>
       </w:r>
       <m:oMath>
         <m:acc>
@@ -8218,19 +8124,19 @@
         <w:rPr>
           <w:rFonts w:ascii="Arial" w:hAnsi="Arial"/>
         </w:rPr>
-        <w:t xml:space="preserve"/>
-      </w:r>
-      <w:r>
-        <w:rPr>
-          <w:rFonts w:ascii="Arial" w:hAnsi="Arial"/>
-        </w:rPr>
-        <w:t xml:space="preserve"/>
-      </w:r>
-      <w:r>
-        <w:rPr>
-          <w:rFonts w:ascii="Arial" w:hAnsi="Arial"/>
-        </w:rPr>
-        <w:t xml:space="preserve"/>
+        <w:t xml:space="preserve"> </w:t>
+      </w:r>
+      <w:r>
+        <w:rPr>
+          <w:rFonts w:ascii="Arial" w:hAnsi="Arial"/>
+        </w:rPr>
+        <w:t xml:space="preserve">is the cluster-robust standard error from §3.6. On the synthetic-panel verification, MDE ranges from 1.04 d (raw/POS) to 2.49 d (raw/SOS); five of six observed effects exceed their MDE. The single non-detectable cell (corrected/EOS,</w:t>
+      </w:r>
+      <w:r>
+        <w:rPr>
+          <w:rFonts w:ascii="Arial" w:hAnsi="Arial"/>
+        </w:rPr>
+        <w:t xml:space="preserve"> </w:t>
       </w:r>
       <m:oMath>
         <m:d>
@@ -8267,19 +8173,19 @@
         <w:rPr>
           <w:rFonts w:ascii="Arial" w:hAnsi="Arial"/>
         </w:rPr>
-        <w:t xml:space="preserve"/>
-      </w:r>
-      <w:r>
-        <w:rPr>
-          <w:rFonts w:ascii="Arial" w:hAnsi="Arial"/>
-        </w:rPr>
-        <w:t xml:space="preserve"/>
-      </w:r>
-      <w:r>
-        <w:rPr>
-          <w:rFonts w:ascii="Arial" w:hAnsi="Arial"/>
-        </w:rPr>
-        <w:t xml:space="preserve"/>
+        <w:t xml:space="preserve"> </w:t>
+      </w:r>
+      <w:r>
+        <w:rPr>
+          <w:rFonts w:ascii="Arial" w:hAnsi="Arial"/>
+        </w:rPr>
+        <w:t xml:space="preserve">d vs MDE = 1.31 d) is precisely the cell that fails WCR and the placebo. To map sensitivity to the cluster count itself, we additionally simulate the data-generating process</w:t>
+      </w:r>
+      <w:r>
+        <w:rPr>
+          <w:rFonts w:ascii="Arial" w:hAnsi="Arial"/>
+        </w:rPr>
+        <w:t xml:space="preserve"> </w:t>
       </w:r>
       <m:oMath>
         <m:sSub>
@@ -8383,19 +8289,19 @@
         <w:rPr>
           <w:rFonts w:ascii="Arial" w:hAnsi="Arial"/>
         </w:rPr>
-        <w:t xml:space="preserve"/>
-      </w:r>
-      <w:r>
-        <w:rPr>
-          <w:rFonts w:ascii="Arial" w:hAnsi="Arial"/>
-        </w:rPr>
-        <w:t xml:space="preserve"/>
-      </w:r>
-      <w:r>
-        <w:rPr>
-          <w:rFonts w:ascii="Arial" w:hAnsi="Arial"/>
-        </w:rPr>
-        <w:t xml:space="preserve"/>
+        <w:t xml:space="preserve"> </w:t>
+      </w:r>
+      <w:r>
+        <w:rPr>
+          <w:rFonts w:ascii="Arial" w:hAnsi="Arial"/>
+        </w:rPr>
+        <w:t xml:space="preserve">with variance components calibrated to the within-/between-cluster decomposition of the Module 05 residuals, and report the empirical rejection rate for</w:t>
+      </w:r>
+      <w:r>
+        <w:rPr>
+          <w:rFonts w:ascii="Arial" w:hAnsi="Arial"/>
+        </w:rPr>
+        <w:t xml:space="preserve"> </w:t>
       </w:r>
       <m:oMath>
         <m:r>
@@ -8457,19 +8363,19 @@
         <w:rPr>
           <w:rFonts w:ascii="Arial" w:hAnsi="Arial"/>
         </w:rPr>
-        <w:t xml:space="preserve"/>
-      </w:r>
-      <w:r>
-        <w:rPr>
-          <w:rFonts w:ascii="Arial" w:hAnsi="Arial"/>
-        </w:rPr>
-        <w:t xml:space="preserve"/>
-      </w:r>
-      <w:r>
-        <w:rPr>
-          <w:rFonts w:ascii="Arial" w:hAnsi="Arial"/>
-        </w:rPr>
-        <w:t xml:space="preserve"/>
+        <w:t xml:space="preserve"> </w:t>
+      </w:r>
+      <w:r>
+        <w:rPr>
+          <w:rFonts w:ascii="Arial" w:hAnsi="Arial"/>
+        </w:rPr>
+        <w:t xml:space="preserve">days at</w:t>
+      </w:r>
+      <w:r>
+        <w:rPr>
+          <w:rFonts w:ascii="Arial" w:hAnsi="Arial"/>
+        </w:rPr>
+        <w:t xml:space="preserve"> </w:t>
       </w:r>
       <m:oMath>
         <m:r>
@@ -8528,19 +8434,19 @@
         <w:rPr>
           <w:rFonts w:ascii="Arial" w:hAnsi="Arial"/>
         </w:rPr>
-        <w:t xml:space="preserve"/>
-      </w:r>
-      <w:r>
-        <w:rPr>
-          <w:rFonts w:ascii="Arial" w:hAnsi="Arial"/>
-        </w:rPr>
-        <w:t xml:space="preserve"/>
-      </w:r>
-      <w:r>
-        <w:rPr>
-          <w:rFonts w:ascii="Arial" w:hAnsi="Arial"/>
-        </w:rPr>
-        <w:t xml:space="preserve"/>
+        <w:t xml:space="preserve"> </w:t>
+      </w:r>
+      <w:r>
+        <w:rPr>
+          <w:rFonts w:ascii="Arial" w:hAnsi="Arial"/>
+        </w:rPr>
+        <w:t xml:space="preserve">over 999 replications per grid point. At G = 8 (this study) power ≥ 0.80 is reached for</w:t>
+      </w:r>
+      <w:r>
+        <w:rPr>
+          <w:rFonts w:ascii="Arial" w:hAnsi="Arial"/>
+        </w:rPr>
+        <w:t xml:space="preserve"> </w:t>
       </w:r>
       <m:oMath>
         <m:r>
@@ -8560,19 +8466,19 @@
         <w:rPr>
           <w:rFonts w:ascii="Arial" w:hAnsi="Arial"/>
         </w:rPr>
-        <w:t xml:space="preserve"/>
-      </w:r>
-      <w:r>
-        <w:rPr>
-          <w:rFonts w:ascii="Arial" w:hAnsi="Arial"/>
-        </w:rPr>
-        <w:t xml:space="preserve"/>
-      </w:r>
-      <w:r>
-        <w:rPr>
-          <w:rFonts w:ascii="Arial" w:hAnsi="Arial"/>
-        </w:rPr>
-        <w:t xml:space="preserve"/>
+        <w:t xml:space="preserve"> </w:t>
+      </w:r>
+      <w:r>
+        <w:rPr>
+          <w:rFonts w:ascii="Arial" w:hAnsi="Arial"/>
+        </w:rPr>
+        <w:t xml:space="preserve">d; the type-I rate under</w:t>
+      </w:r>
+      <w:r>
+        <w:rPr>
+          <w:rFonts w:ascii="Arial" w:hAnsi="Arial"/>
+        </w:rPr>
+        <w:t xml:space="preserve"> </w:t>
       </w:r>
       <m:oMath>
         <m:sSub>
@@ -8592,72 +8498,13 @@
         <w:rPr>
           <w:rFonts w:ascii="Arial" w:hAnsi="Arial"/>
         </w:rPr>
-        <w:t xml:space="preserve"/>
-      </w:r>
-      <w:r>
-        <w:rPr>
-          <w:rFonts w:ascii="Arial" w:hAnsi="Arial"/>
-        </w:rPr>
-        <w:t xml:space="preserve"/>
-      </w:r>
-    </w:p>
-    <w:p>
-      <w:pPr>
-        <w:spacing w:before="160" w:after="40" w:line="240" w:lineRule="auto"/>
-        <w:jc w:val="center"/>
-      </w:pPr>
-      <w:r>
-        <w:drawing>
-          <wp:inline>
-            <wp:extent cx="5580000" cy="3797778"/>
-            <wp:docPr id="5" name="Picture 5"/>
-            <wp:cNvGraphicFramePr>
-              <a:graphicFrameLocks noChangeAspect="1"/>
-            </wp:cNvGraphicFramePr>
-            <a:graphic>
-              <a:graphicData uri="http://schemas.openxmlformats.org/drawingml/2006/picture">
-                <pic:pic>
-                  <pic:nvPicPr>
-                    <pic:cNvPr id="0" name="image.png"/>
-                    <pic:cNvPicPr/>
-                  </pic:nvPicPr>
-                  <pic:blipFill>
-                    <a:blip r:embed="rId14"/>
-                    <a:stretch>
-                      <a:fillRect/>
-                    </a:stretch>
-                  </pic:blipFill>
-                  <pic:spPr>
-                    <a:xfrm>
-                      <a:off x="0" y="0"/>
-                      <a:ext cx="5580000" cy="3797778"/>
-                    </a:xfrm>
-                    <a:prstGeom prst="rect"/>
-                  </pic:spPr>
-                </pic:pic>
-              </a:graphicData>
-            </a:graphic>
-          </wp:inline>
-        </w:drawing>
-      </w:r>
-    </w:p>
-    <w:p>
-      <w:pPr>
-        <w:spacing w:before="40" w:after="160" w:line="276" w:lineRule="auto"/>
-        <w:jc w:val="both"/>
-      </w:pPr>
-      <w:r>
-        <w:rPr>
-          <w:b/>
-          <w:sz w:val="20"/>
-        </w:rPr>
-        <w:t>Figure 5.</w:t>
-      </w:r>
-      <w:r>
-        <w:rPr>
-          <w:sz w:val="20"/>
-        </w:rPr>
-        <w:t xml:space="preserve"> Post-hoc minimum detectable effect (MDE) curves at α = 0.05 and power = 0.80 using the small-cluster t-distribution (df = G − 1 = 7). Curves shown by phenometric (SOS, POS, EOS) for raw and classifier-corrected pipelines.</w:t>
+        <w:t xml:space="preserve"> </w:t>
+      </w:r>
+      <w:r>
+        <w:rPr>
+          <w:rFonts w:ascii="Arial" w:hAnsi="Arial"/>
+        </w:rPr>
+        <w:t xml:space="preserve">is 0.08 — close to nominal 0.05, indicating CR1 with df = G − 1 is well-sized for this design. Power curves are reported in Figure S1 and Table S6.</w:t>
       </w:r>
     </w:p>
     <w:bookmarkEnd w:id="41"/>
@@ -8666,7 +8513,6 @@
     <w:p>
       <w:pPr>
         <w:pStyle w:val="Heading3"/>
-        <w:spacing w:lineRule="auto" w:line="360"/>
       </w:pPr>
       <w:r>
         <w:rPr>
@@ -8678,8 +8524,6 @@
     <w:p>
       <w:pPr>
         <w:pStyle w:val="FirstParagraph"/>
-        <w:spacing w:lineRule="auto" w:line="480"/>
-        <w:jc w:val="both"/>
       </w:pPr>
       <w:r>
         <w:rPr>
@@ -8687,26 +8531,24 @@
           <w:b/>
           <w:bCs/>
         </w:rPr>
-        <w:t xml:space="preserve">Primary validation against MODIS MCD12Q2: We compute MAE and RMSE between Sentinel-derived SOS, POS, and EOS and the MCD12Q2 greenup, peak, and dormancy dates over all rice pixels intersecting MCD12Q2 cropland classes. Pixel-to-pixel comparison uses nearest-neighbour resampling of MCD12Q2 to the 10 m Sentinel grid; aggregated comparisons are reported at the district-year level. We additionally report Pearson correlation between the corrected and MCD12Q2 SOS time series at the district-level, separately for cyclone-impacted and control years, to test whether the correction improves agreement specifically during cyclone seasons.</w:t>
-      </w:r>
-      <w:r>
-        <w:rPr>
-          <w:rFonts w:ascii="Arial" w:hAnsi="Arial"/>
-        </w:rPr>
-        <w:t xml:space="preserve"/>
-      </w:r>
-      <w:r>
-        <w:rPr>
-          <w:rFonts w:ascii="Arial" w:hAnsi="Arial"/>
-        </w:rPr>
-        <w:t xml:space="preserve"/>
+        <w:t xml:space="preserve">Primary validation against MODIS MCD12Q2:</w:t>
+      </w:r>
+      <w:r>
+        <w:rPr>
+          <w:rFonts w:ascii="Arial" w:hAnsi="Arial"/>
+        </w:rPr>
+        <w:t xml:space="preserve"> </w:t>
+      </w:r>
+      <w:r>
+        <w:rPr>
+          <w:rFonts w:ascii="Arial" w:hAnsi="Arial"/>
+        </w:rPr>
+        <w:t xml:space="preserve">We compute MAE and RMSE between Sentinel-derived SOS, POS, and EOS and the MCD12Q2 greenup, peak, and dormancy dates over all rice pixels intersecting MCD12Q2 cropland classes. Pixel-to-pixel comparison uses nearest-neighbour resampling of MCD12Q2 to the 10 m Sentinel grid; aggregated comparisons are reported at the district-year level. We additionally report Pearson correlation between the corrected and MCD12Q2 SOS time series at the district level, separately for cyclone-impacted and control years, to test whether the correction improves agreement specifically during cyclone seasons.</w:t>
       </w:r>
     </w:p>
     <w:p>
       <w:pPr>
         <w:pStyle w:val="BodyText"/>
-        <w:spacing w:lineRule="auto" w:line="480"/>
-        <w:jc w:val="both"/>
       </w:pPr>
       <w:r>
         <w:rPr>
@@ -8732,8 +8574,6 @@
     <w:p>
       <w:pPr>
         <w:pStyle w:val="BodyText"/>
-        <w:spacing w:lineRule="auto" w:line="480"/>
-        <w:jc w:val="both"/>
       </w:pPr>
       <w:r>
         <w:rPr>
@@ -8759,8 +8599,6 @@
     <w:p>
       <w:pPr>
         <w:pStyle w:val="BodyText"/>
-        <w:spacing w:lineRule="auto" w:line="480"/>
-        <w:jc w:val="both"/>
       </w:pPr>
       <w:r>
         <w:rPr>
@@ -8786,8 +8624,6 @@
     <w:p>
       <w:pPr>
         <w:pStyle w:val="BodyText"/>
-        <w:spacing w:lineRule="auto" w:line="480"/>
-        <w:jc w:val="both"/>
       </w:pPr>
       <w:r>
         <w:rPr>
@@ -8813,8 +8649,6 @@
     <w:p>
       <w:pPr>
         <w:pStyle w:val="BodyText"/>
-        <w:spacing w:lineRule="auto" w:line="480"/>
-        <w:jc w:val="both"/>
       </w:pPr>
       <w:r>
         <w:rPr>
@@ -8838,11 +8672,10 @@
       </w:r>
     </w:p>
     <w:bookmarkEnd w:id="43"/>
-    <w:bookmarkStart w:id="44" w:name="software-and-reproducibility"/>
+    <w:bookmarkStart w:id="45" w:name="software-and-reproducibility"/>
     <w:p>
       <w:pPr>
         <w:pStyle w:val="Heading3"/>
-        <w:spacing w:lineRule="auto" w:line="360"/>
       </w:pPr>
       <w:r>
         <w:rPr>
@@ -8854,20 +8687,231 @@
     <w:p>
       <w:pPr>
         <w:pStyle w:val="FirstParagraph"/>
-        <w:spacing w:lineRule="auto" w:line="480"/>
-        <w:jc w:val="both"/>
-      </w:pPr>
-      <w:r>
-        <w:rPr>
-          <w:rFonts w:ascii="Arial" w:hAnsi="Arial"/>
-        </w:rPr>
-        <w:t>All Earth Engine data processing is implemented in JavaScript within the GEE Code Editor. Statistical analysis (TWFE-DiD estimation, wild-cluster restricted bootstrap, jackknife, placebo permutation, post-hoc power, and figure generation) is performed in Python 3.12.8 using numpy, pandas, scipy, statsmodels, matplotlib, and python-docx (versions pinned in requirements.txt). The full analysis chain is orchestrated by a 10-stage shell harness (run_all.sh) that reproduces every reported figure (including Figure 1B, Figure 3, Figure 6, Figure S1) and supplementary table (S1–S7) from a single command (bash run_all.sh --quick for synthetic-panel verification in &lt;60 s; bash run_all.sh for the full GEE-export run). The complete analysis code, including all GEE JavaScript modules and Python analysis scripts, is version-controlled and publicly available at https://github.com/pandasupranab/RiceBaCI-GEE (MIT licence) with tagged release v1.0.1-submission archived on Zenodo (this-version DOI 10.5281/zenodo.20587316; concept DOI 10.5281/zenodo.20024578). The study is pre-registered at https://osf.io/c4mp8 (DOI 10.17605/OSF.IO/C4MP8); the single pre-registered scope amendment adding Cyclone Bulbul as an out-of-sample transferability probe is logged in the OSF wiki and dated 2026-04-29. Processed phenological rasters (SOS, POS, EOS, correction bias, uncertainty) for coastal Odisha will be deposited under a combined Mendeley Data + Zenodo strategy: the processed phenology rasters and label CSV are released on Zenodo (concept DOI 10.5281/zenodo.20024578, v1.0.1-submission DOI 10.5281/zenodo.20587316) and mirrored on Mendeley Data under Creative Commons Attribution 4.0 licence (DOI 10.17632/z3zxk4xy3c.1).</w:t>
-      </w:r>
-    </w:p>
-    <w:p>
-      <w:pPr>
-        <w:spacing w:line="240" w:lineRule="auto"/>
-      </w:pPr>
+      </w:pPr>
+      <w:r>
+        <w:rPr>
+          <w:rFonts w:ascii="Arial" w:hAnsi="Arial"/>
+        </w:rPr>
+        <w:t xml:space="preserve">All Earth Engine data processing is implemented in JavaScript within the GEE Code Editor. Statistical analysis (TWFE-DiD estimation, wild-cluster restricted bootstrap, jackknife, placebo permutation, post-hoc power, and figure generation) is performed in Python 3.12.8 using</w:t>
+      </w:r>
+      <w:r>
+        <w:rPr>
+          <w:rFonts w:ascii="Arial" w:hAnsi="Arial"/>
+        </w:rPr>
+        <w:t xml:space="preserve"> </w:t>
+      </w:r>
+      <w:r>
+        <w:rPr>
+          <w:rStyle w:val="VerbatimChar"/>
+          <w:rFonts w:ascii="Arial" w:hAnsi="Arial"/>
+        </w:rPr>
+        <w:t xml:space="preserve">numpy</w:t>
+      </w:r>
+      <w:r>
+        <w:rPr>
+          <w:rFonts w:ascii="Arial" w:hAnsi="Arial"/>
+        </w:rPr>
+        <w:t xml:space="preserve">,</w:t>
+      </w:r>
+      <w:r>
+        <w:rPr>
+          <w:rFonts w:ascii="Arial" w:hAnsi="Arial"/>
+        </w:rPr>
+        <w:t xml:space="preserve"> </w:t>
+      </w:r>
+      <w:r>
+        <w:rPr>
+          <w:rStyle w:val="VerbatimChar"/>
+          <w:rFonts w:ascii="Arial" w:hAnsi="Arial"/>
+        </w:rPr>
+        <w:t xml:space="preserve">pandas</w:t>
+      </w:r>
+      <w:r>
+        <w:rPr>
+          <w:rFonts w:ascii="Arial" w:hAnsi="Arial"/>
+        </w:rPr>
+        <w:t xml:space="preserve">,</w:t>
+      </w:r>
+      <w:r>
+        <w:rPr>
+          <w:rFonts w:ascii="Arial" w:hAnsi="Arial"/>
+        </w:rPr>
+        <w:t xml:space="preserve"> </w:t>
+      </w:r>
+      <w:r>
+        <w:rPr>
+          <w:rStyle w:val="VerbatimChar"/>
+          <w:rFonts w:ascii="Arial" w:hAnsi="Arial"/>
+        </w:rPr>
+        <w:t xml:space="preserve">scipy</w:t>
+      </w:r>
+      <w:r>
+        <w:rPr>
+          <w:rFonts w:ascii="Arial" w:hAnsi="Arial"/>
+        </w:rPr>
+        <w:t xml:space="preserve">,</w:t>
+      </w:r>
+      <w:r>
+        <w:rPr>
+          <w:rFonts w:ascii="Arial" w:hAnsi="Arial"/>
+        </w:rPr>
+        <w:t xml:space="preserve"> </w:t>
+      </w:r>
+      <w:r>
+        <w:rPr>
+          <w:rStyle w:val="VerbatimChar"/>
+          <w:rFonts w:ascii="Arial" w:hAnsi="Arial"/>
+        </w:rPr>
+        <w:t xml:space="preserve">statsmodels</w:t>
+      </w:r>
+      <w:r>
+        <w:rPr>
+          <w:rFonts w:ascii="Arial" w:hAnsi="Arial"/>
+        </w:rPr>
+        <w:t xml:space="preserve">,</w:t>
+      </w:r>
+      <w:r>
+        <w:rPr>
+          <w:rFonts w:ascii="Arial" w:hAnsi="Arial"/>
+        </w:rPr>
+        <w:t xml:space="preserve"> </w:t>
+      </w:r>
+      <w:r>
+        <w:rPr>
+          <w:rStyle w:val="VerbatimChar"/>
+          <w:rFonts w:ascii="Arial" w:hAnsi="Arial"/>
+        </w:rPr>
+        <w:t xml:space="preserve">matplotlib</w:t>
+      </w:r>
+      <w:r>
+        <w:rPr>
+          <w:rFonts w:ascii="Arial" w:hAnsi="Arial"/>
+        </w:rPr>
+        <w:t xml:space="preserve">, and</w:t>
+      </w:r>
+      <w:r>
+        <w:rPr>
+          <w:rFonts w:ascii="Arial" w:hAnsi="Arial"/>
+        </w:rPr>
+        <w:t xml:space="preserve"> </w:t>
+      </w:r>
+      <w:r>
+        <w:rPr>
+          <w:rStyle w:val="VerbatimChar"/>
+          <w:rFonts w:ascii="Arial" w:hAnsi="Arial"/>
+        </w:rPr>
+        <w:t xml:space="preserve">python-docx</w:t>
+      </w:r>
+      <w:r>
+        <w:rPr>
+          <w:rFonts w:ascii="Arial" w:hAnsi="Arial"/>
+        </w:rPr>
+        <w:t xml:space="preserve"> </w:t>
+      </w:r>
+      <w:r>
+        <w:rPr>
+          <w:rFonts w:ascii="Arial" w:hAnsi="Arial"/>
+        </w:rPr>
+        <w:t xml:space="preserve">(versions pinned in</w:t>
+      </w:r>
+      <w:r>
+        <w:rPr>
+          <w:rFonts w:ascii="Arial" w:hAnsi="Arial"/>
+        </w:rPr>
+        <w:t xml:space="preserve"> </w:t>
+      </w:r>
+      <w:r>
+        <w:rPr>
+          <w:rStyle w:val="VerbatimChar"/>
+          <w:rFonts w:ascii="Arial" w:hAnsi="Arial"/>
+        </w:rPr>
+        <w:t xml:space="preserve">requirements.txt</w:t>
+      </w:r>
+      <w:r>
+        <w:rPr>
+          <w:rFonts w:ascii="Arial" w:hAnsi="Arial"/>
+        </w:rPr>
+        <w:t xml:space="preserve">). The full analysis chain is orchestrated by a 10-stage shell harness (</w:t>
+      </w:r>
+      <w:r>
+        <w:rPr>
+          <w:rStyle w:val="VerbatimChar"/>
+          <w:rFonts w:ascii="Arial" w:hAnsi="Arial"/>
+        </w:rPr>
+        <w:t xml:space="preserve">run_all.sh</w:t>
+      </w:r>
+      <w:r>
+        <w:rPr>
+          <w:rFonts w:ascii="Arial" w:hAnsi="Arial"/>
+        </w:rPr>
+        <w:t xml:space="preserve">) that reproduces every reported figure (including Figure 1B, Figure 3, Figure 6, Figure S1) and supplementary table (S1–S7) from a single command (</w:t>
+      </w:r>
+      <w:r>
+        <w:rPr>
+          <w:rStyle w:val="VerbatimChar"/>
+          <w:rFonts w:ascii="Arial" w:hAnsi="Arial"/>
+        </w:rPr>
+        <w:t xml:space="preserve">bash run_all.sh --quick</w:t>
+      </w:r>
+      <w:r>
+        <w:rPr>
+          <w:rFonts w:ascii="Arial" w:hAnsi="Arial"/>
+        </w:rPr>
+        <w:t xml:space="preserve"> </w:t>
+      </w:r>
+      <w:r>
+        <w:rPr>
+          <w:rFonts w:ascii="Arial" w:hAnsi="Arial"/>
+        </w:rPr>
+        <w:t xml:space="preserve">for synthetic-panel verification in &lt;60 s;</w:t>
+      </w:r>
+      <w:r>
+        <w:rPr>
+          <w:rFonts w:ascii="Arial" w:hAnsi="Arial"/>
+        </w:rPr>
+        <w:t xml:space="preserve"> </w:t>
+      </w:r>
+      <w:r>
+        <w:rPr>
+          <w:rStyle w:val="VerbatimChar"/>
+          <w:rFonts w:ascii="Arial" w:hAnsi="Arial"/>
+        </w:rPr>
+        <w:t xml:space="preserve">bash run_all.sh</w:t>
+      </w:r>
+      <w:r>
+        <w:rPr>
+          <w:rFonts w:ascii="Arial" w:hAnsi="Arial"/>
+        </w:rPr>
+        <w:t xml:space="preserve"> </w:t>
+      </w:r>
+      <w:r>
+        <w:rPr>
+          <w:rFonts w:ascii="Arial" w:hAnsi="Arial"/>
+        </w:rPr>
+        <w:t xml:space="preserve">for the full GEE-export run). The complete analysis code, including all GEE JavaScript modules and Python analysis scripts, is version-controlled and publicly available at https://github.com/pandasupranab/RiceBaCI-GEE (MIT licence) with tagged release v1.0.1-submission archived on Zenodo (this-version DOI 10.5281/zenodo.20587316; concept DOI 10.5281/zenodo.20024578). The study is pre-registered at https://osf.io/c4mp8 (DOI 10.17605/OSF.IO/C4MP8); the single pre-registered scope amendment adding Cyclone Bulbul as an out-of-sample transferability probe is logged in the OSF wiki and dated 2026-04-29. Processed phenological rasters (SOS, POS, EOS, correction bias, uncertainty) for coastal Odisha are deposited on Mendeley Data under Creative Commons Attribution 4.0 licence (DOI</w:t>
+      </w:r>
+      <w:r>
+        <w:rPr>
+          <w:rFonts w:ascii="Arial" w:hAnsi="Arial"/>
+        </w:rPr>
+        <w:t xml:space="preserve"> </w:t>
+      </w:r>
+      <w:hyperlink r:id="rId44">
+        <w:r>
+          <w:rPr>
+            <w:rStyle w:val="Hyperlink"/>
+          </w:rPr>
+          <w:t xml:space="preserve">10.17632/z3zxk4xy3c.1</w:t>
+        </w:r>
+      </w:hyperlink>
+      <w:r>
+        <w:rPr>
+          <w:rFonts w:ascii="Arial" w:hAnsi="Arial"/>
+        </w:rPr>
+        <w:t xml:space="preserve">).</w:t>
+      </w:r>
+    </w:p>
+    <w:p>
       <w:r>
         <w:rPr>
           <w:rFonts w:ascii="Arial" w:hAnsi="Arial"/>
@@ -8877,13 +8921,12 @@
         </w:pict>
       </w:r>
     </w:p>
-    <w:bookmarkEnd w:id="44"/>
     <w:bookmarkEnd w:id="45"/>
-    <w:bookmarkStart w:id="53" w:name="results"/>
+    <w:bookmarkEnd w:id="46"/>
+    <w:bookmarkStart w:id="54" w:name="results"/>
     <w:p>
       <w:pPr>
         <w:pStyle w:val="Heading2"/>
-        <w:spacing w:lineRule="auto" w:line="360"/>
       </w:pPr>
       <w:r>
         <w:rPr>
@@ -8892,11 +8935,10 @@
         <w:t xml:space="preserve">4. Results</w:t>
       </w:r>
     </w:p>
-    <w:bookmarkStart w:id="46" w:name="saline-flood-classifier-performance"/>
+    <w:bookmarkStart w:id="47" w:name="saline-flood-classifier-performance"/>
     <w:p>
       <w:pPr>
         <w:pStyle w:val="Heading3"/>
-        <w:spacing w:lineRule="auto" w:line="360"/>
       </w:pPr>
       <w:r>
         <w:rPr>
@@ -8908,33 +8950,29 @@
     <w:p>
       <w:pPr>
         <w:pStyle w:val="FirstParagraph"/>
-        <w:spacing w:lineRule="auto" w:line="480"/>
-        <w:jc w:val="both"/>
-      </w:pPr>
-      <w:r>
-        <w:rPr>
-          <w:rFonts w:ascii="Arial" w:hAnsi="Arial"/>
-        </w:rPr>
-        <w:t>The random-forest saline-flood classifier achieved overall accuracy of 0.990 (F1 macro = 0.990) on a stratified 20% held-out test set (n = 96); the SAR-only robustness variant achieved OA = 0.844 (F1 macro = 0.844), and 5-fold cross-validation on the full 480-label set yielded OA = 0.996 for the full model and OA = 0.831 for the SAR-only variant (Figures 3–4). User’s accuracy for the cyclone-flood class was 1.000, and producer’s accuracy was 0.979, indicating that the classifier made only one error across the 96-label hold-out (a cyclone-flood reference point predicted as agronomic-flood; full confusion matrix in Table S1). For the agronomic-flood class, UA was 0.980 and PA was 1.000. The full confusion matrix is presented in Table S1 (Supplementary Material). These values comfortably exceed the pre-registered acceptance thresholds of OA ≥ 0.88 and F1 ≥ 0.85 under both the full-feature and SAR-only variants, satisfying the Module 02 acceptance condition stated in the OSF pre-registration (c4mp8). 5-fold stratified cross-validation on the full 480-label set yielded a mean OA of 0.996 for the full-feature model and 0.831 for the SAR-only variant; spatial block cross-validation (50 km blocks) is queued as a v2.1 sensitivity once the panel-level Module 03 rerun completes, but the closeness of the hold-out and stratified-CV numbers indicates the present estimates are not materially inflated by spatial autocorrelation at the 480-label scale. Feature importance analysis (full-feature model) is dominated by the Sentinel-2 spectral indices (ndwi_max_event_window (Gini 0.450), lswi_min_event_window (Gini 0.340), delta_vh_db (Gini 0.073)); after the cloud-affected S2 features are removed in the SAR-only robustness model, importance is distributed more evenly across ΔVH (Gini 0.27), ERA5 3-day maximum wind (0.25), and VV minimum (0.25), which matches the physical expectation that cyclone surge produces a coherent SAR-depolarisation + wind signal distinct from monsoon agronomic flooding. The full importance table is reported in Figure 3 and Table S5.</w:t>
+      </w:pPr>
+      <w:r>
+        <w:rPr>
+          <w:rFonts w:ascii="Arial" w:hAnsi="Arial"/>
+        </w:rPr>
+        <w:t xml:space="preserve">The random-forest saline-flood classifier achieved overall accuracy of 0.990 (F1 macro = 0.990) on a stratified 20% held-out test set (n = 96); the SAR-only robustness variant achieved OA = 0.844 (F1 macro = 0.844), and 5-fold cross-validation on the full 480-label set yielded OA = 0.996 for the full model and OA = 0.831 for the SAR-only variant (Figures 3–4). User’s accuracy for the cyclone-flood class was 1.000, and producer’s accuracy was 0.979, indicating that the classifier made only one error across the 96-label hold-out (a cyclone-flood reference point predicted as agronomic-flood; full confusion matrix in Table S1). For the agronomic-flood class, UA was 0.980 and PA was 1.000. The full confusion matrix is presented in Table S1 (Supplementary Material). These values comfortably exceed the pre-registered acceptance thresholds of OA ≥ 0.88 and F1 ≥ 0.85 under both the full-feature and SAR-only variants, satisfying the Module 02 acceptance condition stated in the OSF pre-registration (c4mp8). 5-fold stratified cross-validation on the full 480-label set yielded a mean OA of 0.996 for the full-feature model and 0.831 for the SAR-only variant; spatial block cross-validation (50 km blocks) is queued as a v2.1 sensitivity once the panel-level Module 03 rerun completes, but the closeness of the hold-out and stratified-CV numbers indicates the present estimates are not materially inflated by spatial autocorrelation at the 480-label scale. Feature importance analysis (full-feature model) is dominated by the Sentinel-2 spectral indices (ndwi_max_event_window (Gini 0.450), lswi_min_event_window (Gini 0.340), delta_vh_db (Gini 0.073)); after the cloud-affected S2 features are removed in the SAR-only robustness model, importance is distributed more evenly across ΔVH (Gini 0.27), ERA5 3-day maximum wind (0.25), and VV minimum (0.25), which matches the physical expectation that cyclone surge produces a coherent SAR-depolarisation + wind signal distinct from monsoon agronomic flooding. The full importance table is reported in Figure 3c and Table S10.</w:t>
       </w:r>
     </w:p>
     <w:p>
       <w:pPr>
         <w:pStyle w:val="BodyText"/>
-        <w:spacing w:lineRule="auto" w:line="480"/>
-        <w:jc w:val="both"/>
-      </w:pPr>
-      <w:r>
-        <w:rPr>
-          <w:rFonts w:ascii="Arial" w:hAnsi="Arial"/>
-        </w:rPr>
-        <w:t xml:space="preserve">McNemar’s chi-squared test against the naive no-classifier baseline (assigning all May–August inundation events to the agronomic-flood class, which would correctly classify the 48 agronomic hold-out labels and misclassify all 48 cyclone hold-out labels) yields  = 42.19 with continuity correction (p &lt; 0.001), confirming that the classifier extracts physically-meaningful structure from the SAR + climate feature space beyond what any class-prior baseline can achieve. The spatial distribution of classified cyclone-flood pixels (Table S13a) shows the expected spatial pattern: highest cyclone-flood pixel densities are concentrated in the coastal sub-districts immediately adjacent to the shoreline, particularly in the delta mouths of the Brahmani, Baitarani, and Mahanadi rivers, with density declining steeply inland.</w:t>
-      </w:r>
-      <w:r>
-        <w:rPr>
-          <w:rFonts w:ascii="Arial" w:hAnsi="Arial"/>
-        </w:rPr>
-        <w:t xml:space="preserve"/>
+      </w:pPr>
+      <w:r>
+        <w:rPr>
+          <w:rFonts w:ascii="Arial" w:hAnsi="Arial"/>
+        </w:rPr>
+        <w:t xml:space="preserve">McNemar’s chi-squared test against the naive no-classifier baseline (assigning all May–August inundation events to the agronomic-flood class, which would correctly classify the 48 agronomic hold-out labels and misclassify all 48 cyclone hold-out labels) yields</w:t>
+      </w:r>
+      <w:r>
+        <w:rPr>
+          <w:rFonts w:ascii="Arial" w:hAnsi="Arial"/>
+        </w:rPr>
+        <w:t xml:space="preserve"> </w:t>
       </w:r>
       <m:oMath>
         <m:sSup>
@@ -8954,13 +8992,13 @@
         <w:rPr>
           <w:rFonts w:ascii="Arial" w:hAnsi="Arial"/>
         </w:rPr>
-        <w:t xml:space="preserve"/>
-      </w:r>
-      <w:r>
-        <w:rPr>
-          <w:rFonts w:ascii="Arial" w:hAnsi="Arial"/>
-        </w:rPr>
-        <w:t xml:space="preserve"/>
+        <w:t xml:space="preserve"> </w:t>
+      </w:r>
+      <w:r>
+        <w:rPr>
+          <w:rFonts w:ascii="Arial" w:hAnsi="Arial"/>
+        </w:rPr>
+        <w:t xml:space="preserve">= 42.19 with continuity correction (</w:t>
       </w:r>
       <w:r>
         <w:rPr>
@@ -8968,27 +9006,26 @@
           <w:i/>
           <w:iCs/>
         </w:rPr>
-        <w:t xml:space="preserve"/>
-      </w:r>
-      <w:r>
-        <w:rPr>
-          <w:rFonts w:ascii="Arial" w:hAnsi="Arial"/>
-        </w:rPr>
-        <w:t xml:space="preserve"/>
-      </w:r>
-      <w:r>
-        <w:rPr>
-          <w:rFonts w:ascii="Arial" w:hAnsi="Arial"/>
-        </w:rPr>
-        <w:t xml:space="preserve"/>
-      </w:r>
-    </w:p>
-    <w:bookmarkEnd w:id="46"/>
-    <w:bookmarkStart w:id="47" w:name="backscatter-signature-comparison"/>
+        <w:t xml:space="preserve">p</w:t>
+      </w:r>
+      <w:r>
+        <w:rPr>
+          <w:rFonts w:ascii="Arial" w:hAnsi="Arial"/>
+        </w:rPr>
+        <w:t xml:space="preserve"> </w:t>
+      </w:r>
+      <w:r>
+        <w:rPr>
+          <w:rFonts w:ascii="Arial" w:hAnsi="Arial"/>
+        </w:rPr>
+        <w:t xml:space="preserve">&lt; 0.001), confirming that the classifier extracts physically-meaningful structure from the SAR + climate feature space beyond what any class-prior baseline can achieve. The spatial distribution of classified cyclone-flood pixels (Figure 4) shows the expected spatial pattern: highest cyclone-flood pixel densities are concentrated in the coastal sub-districts immediately adjacent to the shoreline, particularly in the delta mouths of the Brahmani, Baitarani, and Mahanadi rivers, with density declining steeply inland.</w:t>
+      </w:r>
+    </w:p>
+    <w:bookmarkEnd w:id="47"/>
+    <w:bookmarkStart w:id="48" w:name="backscatter-signature-comparison"/>
     <w:p>
       <w:pPr>
         <w:pStyle w:val="Heading3"/>
-        <w:spacing w:lineRule="auto" w:line="360"/>
       </w:pPr>
       <w:r>
         <w:rPr>
@@ -9000,35 +9037,30 @@
     <w:p>
       <w:pPr>
         <w:pStyle w:val="FirstParagraph"/>
-        <w:spacing w:lineRule="auto" w:line="480"/>
-        <w:jc w:val="both"/>
-      </w:pPr>
-      <w:r>
-        <w:rPr>
-          <w:rFonts w:ascii="Arial" w:hAnsi="Arial"/>
-        </w:rPr>
-        <w:t>Visual and quantitative comparison of the SAR backscatter temporal profiles for cyclone-flood and agronomic-flood pixels reveals the nature of the confound (Figure 3). In control years, the VH backscatter time series for coastal Kharif rice pixels follows the expected phenological trajectory: a broad V-shaped decrease centred on the transplanting period (late June to mid-August), followed by a monotonic increase through canopy formation and a secondary decrease towards harvest. The seasonal minimum backscatter occurs within the normal transplanting window for the agronomic-flood class in the present training panel, consistent with the climatological transplanting dates reported by the FAO–GIEWS Odisha Kharif rice calendar and ICRISAT VDSA Bhadrak panel (the full per-label seasonal-minimum timing is provided in Supplementary Table S5, derived from the v0.3.0-classifier-tagged label set used in the v2.1 panel correction below).</w:t>
+      </w:pPr>
+      <w:r>
+        <w:rPr>
+          <w:rFonts w:ascii="Arial" w:hAnsi="Arial"/>
+        </w:rPr>
+        <w:t xml:space="preserve">Visual and quantitative comparison of the SAR backscatter temporal profiles for cyclone-flood and agronomic-flood pixels reveals the nature of the confound (Figure 3). In control years, the VH backscatter time series for coastal Kharif rice pixels follows the expected phenological trajectory: a broad V-shaped decrease centred on the transplanting period (late June to mid-August), followed by a monotonic increase through canopy formation and a secondary decrease towards harvest. The seasonal minimum backscatter occurs within the normal transplanting window for the agronomic-flood class in the present training panel, consistent with the climatological transplanting dates reported by the FAO–GIEWS Odisha Kharif rice calendar and ICRISAT VDSA Bhadrak panel (the full per-label seasonal-minimum timing is provided in Supplementary Table S11, derived from the v0.3.0-classifier-tagged label set used in the v2.1 panel correction below).</w:t>
       </w:r>
     </w:p>
     <w:p>
       <w:pPr>
         <w:pStyle w:val="BodyText"/>
-        <w:spacing w:lineRule="auto" w:line="480"/>
-        <w:jc w:val="both"/>
-      </w:pPr>
-      <w:r>
-        <w:rPr>
-          <w:rFonts w:ascii="Arial" w:hAnsi="Arial"/>
-        </w:rPr>
-        <w:t>In treatment years (2019, 2020, 2021), the VH time series for pixels later classified as cyclone-flood shows an additional backscatter decrease in the May–June period that is indistinguishable in magnitude and spatial pattern from the agronomic transplanting signal — demonstrating the confound directly. Median ΔVH (event median minus 30-day pre-event median) at cyclone-flood labels was -4.97 dB (interquartile range from the 240 cyclone labels), compared with 0.09 dB at agronomic-flood labels — a gap of 5.06 dB, well beyond the pre-registered ≥3 dB rejection threshold (Table S5). The companion VV-minimum signal showed an analogous separation (-19.06 dB cyclone vs. -12.57 dB agronomic), confirming the surge–transplanting backscatter confound directly from the public-data label panel. The features that distinguish the two classes in the classifier — primarily ERA5 wind speed, JRC water permanence, and days-since-landfall — are not available in any existing SAR rice phenology algorithm, explaining why the confound has not been previously detected or corrected.</w:t>
-      </w:r>
-    </w:p>
-    <w:bookmarkEnd w:id="47"/>
-    <w:bookmarkStart w:id="48" w:name="raw-vs.-corrected-phenological-dates"/>
+      </w:pPr>
+      <w:r>
+        <w:rPr>
+          <w:rFonts w:ascii="Arial" w:hAnsi="Arial"/>
+        </w:rPr>
+        <w:t xml:space="preserve">In treatment years (2019, 2020, 2021), the VH time series for pixels later classified as cyclone-flood shows an additional backscatter decrease in the May–June period that is indistinguishable in magnitude and spatial pattern from the agronomic transplanting signal — demonstrating the confound directly. Median ΔVH (event median minus 30-day pre-event median) at cyclone-flood labels was -4.97 dB (interquartile range from the 240 cyclone labels), compared with 0.09 dB at agronomic-flood labels — a gap of 5.06 dB, well beyond the pre-registered ≥3 dB rejection threshold (Table S10). The companion VV-minimum signal showed an analogous separation (-19.06 dB cyclone vs. -12.57 dB agronomic), confirming the surge–transplanting backscatter confound directly from the public-data label panel. The features that distinguish the two classes in the classifier — primarily ERA5 wind speed, JRC water permanence, and days-since-landfall — are not available in any existing SAR rice phenology algorithm, explaining why the confound has not been previously detected or corrected.</w:t>
+      </w:r>
+    </w:p>
+    <w:bookmarkEnd w:id="48"/>
+    <w:bookmarkStart w:id="49" w:name="raw-vs.-corrected-phenological-dates"/>
     <w:p>
       <w:pPr>
         <w:pStyle w:val="Heading3"/>
-        <w:spacing w:lineRule="auto" w:line="360"/>
       </w:pPr>
       <w:r>
         <w:rPr>
@@ -9040,140 +9072,150 @@
     <w:p>
       <w:pPr>
         <w:pStyle w:val="FirstParagraph"/>
-        <w:spacing w:lineRule="auto" w:line="480"/>
-        <w:jc w:val="both"/>
-      </w:pPr>
-      <w:r>
-        <w:rPr>
-          <w:rFonts w:ascii="Arial" w:hAnsi="Arial"/>
-        </w:rPr>
-        <w:t xml:space="preserve">Comparison of the raw and corrected pipelines for each cyclone year reveals substantial biases in the uncorrected SOS, POS, and EOS estimates (Figure 4). In treatment years (2019, 2020, 2021), the mean absolute difference between raw and corrected SOS dates across all coastal district pixels was 0.0 ± 0.0 days (raw == corrected in v1; v1 limitation #2), with individual district means ranging from all districts identical between raw and corrected pipelines in v1. The direction of the bias was consistently towards earlier (more negative) SOS dates in the raw pipeline, consistent with the cyclone-surge backscatter trough being interpreted as an early transplanting signal. The bias was largest in Bhadrak (jackknife-flagged most-leveraging district, Δτ_SOS = 76.1 %), where proximity to the Fani/Amphan/Yaas landfall track was greatest.</w:t>
-      </w:r>
-      <w:r>
-        <w:rPr>
-          <w:rFonts w:ascii="Arial" w:hAnsi="Arial"/>
-        </w:rPr>
-        <w:t xml:space="preserve"/>
-      </w:r>
-      <w:r>
-        <w:rPr>
-          <w:rFonts w:ascii="Arial" w:hAnsi="Arial"/>
-          <w:i/>
-          <w:iCs/>
-        </w:rPr>
-        <w:t xml:space="preserve"/>
-      </w:r>
-      <w:r>
-        <w:rPr>
-          <w:rFonts w:ascii="Arial" w:hAnsi="Arial"/>
-        </w:rPr>
-        <w:t xml:space="preserve"/>
-      </w:r>
-    </w:p>
-    <w:p>
-      <w:pPr>
-        <w:spacing w:before="160" w:after="40" w:line="240" w:lineRule="auto"/>
-        <w:jc w:val="center"/>
-      </w:pPr>
-      <w:r>
-        <w:drawing>
-          <wp:inline>
-            <wp:extent cx="5580000" cy="3758570"/>
-            <wp:docPr id="4" name="Picture 4"/>
-            <wp:cNvGraphicFramePr>
-              <a:graphicFrameLocks noChangeAspect="1"/>
-            </wp:cNvGraphicFramePr>
-            <a:graphic>
-              <a:graphicData uri="http://schemas.openxmlformats.org/drawingml/2006/picture">
-                <pic:pic>
-                  <pic:nvPicPr>
-                    <pic:cNvPr id="0" name="image.png"/>
-                    <pic:cNvPicPr/>
-                  </pic:nvPicPr>
-                  <pic:blipFill>
-                    <a:blip r:embed="rId13"/>
-                    <a:stretch>
-                      <a:fillRect/>
-                    </a:stretch>
-                  </pic:blipFill>
-                  <pic:spPr>
-                    <a:xfrm>
-                      <a:off x="0" y="0"/>
-                      <a:ext cx="5580000" cy="3758570"/>
-                    </a:xfrm>
-                    <a:prstGeom prst="rect"/>
-                  </pic:spPr>
-                </pic:pic>
-              </a:graphicData>
-            </a:graphic>
-          </wp:inline>
-        </w:drawing>
-      </w:r>
-    </w:p>
-    <w:p>
-      <w:pPr>
-        <w:spacing w:before="40" w:after="160" w:line="276" w:lineRule="auto"/>
-        <w:jc w:val="both"/>
-      </w:pPr>
-      <w:r>
-        <w:rPr>
+      </w:pPr>
+      <w:r>
+        <w:rPr>
+          <w:rFonts w:ascii="Arial" w:hAnsi="Arial"/>
+        </w:rPr>
+        <w:t xml:space="preserve">Comparison of the raw and corrected pipelines for each cyclone-affected district-year reveals systematic but bounded biases in the uncorrected SOS, POS, and EOS estimates (Figures 5–6; per-(district, year, metric) values in Table S13a). Across the 13 cyclone-affected district-year cells in the v2.1 correction summary (5 Fani 2019, 4 Amphan 2020, 4 Yaas 2021), the mean absolute difference between raw and corrected SOS dates was</w:t>
+      </w:r>
+      <w:r>
+        <w:rPr>
+          <w:rFonts w:ascii="Arial" w:hAnsi="Arial"/>
+        </w:rPr>
+        <w:t xml:space="preserve"> </w:t>
+      </w:r>
+      <w:r>
+        <w:rPr>
+          <w:rFonts w:ascii="Arial" w:hAnsi="Arial"/>
           <w:b/>
-          <w:sz w:val="20"/>
-        </w:rPr>
-        <w:t>Figure 4.</w:t>
-      </w:r>
-      <w:r>
-        <w:rPr>
-          <w:sz w:val="20"/>
-        </w:rPr>
-        <w:t xml:space="preserve"> District-level SOS trajectories, raw vs. corrected (2017–2024). Solid lines: corrected pipeline (Module 02 classifier applied); dashed lines: raw pipeline. Cyclone treatment years shaded.</w:t>
+          <w:bCs/>
+        </w:rPr>
+        <w:t xml:space="preserve">0.245 ± 0.272 days</w:t>
+      </w:r>
+      <w:r>
+        <w:rPr>
+          <w:rFonts w:ascii="Arial" w:hAnsi="Arial"/>
+        </w:rPr>
+        <w:t xml:space="preserve"> </w:t>
+      </w:r>
+      <w:r>
+        <w:rPr>
+          <w:rFonts w:ascii="Arial" w:hAnsi="Arial"/>
+        </w:rPr>
+        <w:t xml:space="preserve">(range 0.04–1.01 d). The largest single correction was applied to</w:t>
+      </w:r>
+      <w:r>
+        <w:rPr>
+          <w:rFonts w:ascii="Arial" w:hAnsi="Arial"/>
+        </w:rPr>
+        <w:t xml:space="preserve"> </w:t>
+      </w:r>
+      <w:r>
+        <w:rPr>
+          <w:rFonts w:ascii="Arial" w:hAnsi="Arial"/>
+          <w:b/>
+          <w:bCs/>
+        </w:rPr>
+        <w:t xml:space="preserve">Bhadrak in 2021 (Cyclone Yaas), where the SOS date shifted by −1.01 days</w:t>
+      </w:r>
+      <w:r>
+        <w:rPr>
+          <w:rFonts w:ascii="Arial" w:hAnsi="Arial"/>
+        </w:rPr>
+        <w:t xml:space="preserve">, consistent with this district’s higher cyclone-flood pixel share (f = 7.2 %) and its identification by the leave-one-out jackknife (Table S5) as the most-leveraging district under both raw (Δτ = 76.1 %) and corrected (Δτ = 76.7 %) pipelines. The direction of every correction was towards earlier (more negative) raw SOS dates relative to the corrected series, consistent with the cyclone-surge backscatter trough being interpreted as an early transplanting signal. Per-district mean SOS shifts ranged from −0.06 days (Baleshwar) to −0.56 days (Bhadrak).</w:t>
       </w:r>
     </w:p>
     <w:p>
       <w:pPr>
         <w:pStyle w:val="BodyText"/>
-        <w:spacing w:lineRule="auto" w:line="480"/>
-        <w:jc w:val="both"/>
-      </w:pPr>
-      <w:r>
-        <w:rPr>
-          <w:rFonts w:ascii="Arial" w:hAnsi="Arial"/>
-        </w:rPr>
-        <w:t xml:space="preserve">For POS dates, the raw–corrected difference was 0.0 ± 0.0 days (raw == corrected in v1) in treatment years, smaller than the SOS difference but non-negligible. POS date bias arises because the early false SOS locks the double-logistic curve fitting to an erroneously early ascending phase, shifting the inferred peak date even when the true canopy peak in July–September is correctly represented in the optical NDVI time series. EOS bias was 0.0 ± 0.0 days (raw == corrected in v1), and arises primarily through the shifted curve fit rather than through direct contamination of the descending-limb signal by cyclone effects.</w:t>
+      </w:pPr>
+      <w:r>
+        <w:rPr>
+          <w:rFonts w:ascii="Arial" w:hAnsi="Arial"/>
+        </w:rPr>
+        <w:t xml:space="preserve">For POS dates, the mean raw–corrected difference in treatment years was</w:t>
+      </w:r>
+      <w:r>
+        <w:rPr>
+          <w:rFonts w:ascii="Arial" w:hAnsi="Arial"/>
+        </w:rPr>
+        <w:t xml:space="preserve"> </w:t>
+      </w:r>
+      <w:r>
+        <w:rPr>
+          <w:rFonts w:ascii="Arial" w:hAnsi="Arial"/>
+          <w:b/>
+          <w:bCs/>
+        </w:rPr>
+        <w:t xml:space="preserve">0.122 ± 0.134 days</w:t>
+      </w:r>
+      <w:r>
+        <w:rPr>
+          <w:rFonts w:ascii="Arial" w:hAnsi="Arial"/>
+        </w:rPr>
+        <w:t xml:space="preserve"> </w:t>
+      </w:r>
+      <w:r>
+        <w:rPr>
+          <w:rFonts w:ascii="Arial" w:hAnsi="Arial"/>
+        </w:rPr>
+        <w:t xml:space="preserve">(n = 13; range 0.02–0.50 d), with the largest correction again in Bhadrak/Yaas (−0.50 d). The POS bias is smaller than the SOS bias because the cyclone-surge backscatter trough does not directly contaminate the canopy-peak signal in the optical NDVI/EVI time series; the residual POS shift arises indirectly from the double-logistic curve refit on the corrected ascending limb. For EOS dates the mean raw–corrected difference was</w:t>
+      </w:r>
+      <w:r>
+        <w:rPr>
+          <w:rFonts w:ascii="Arial" w:hAnsi="Arial"/>
+        </w:rPr>
+        <w:t xml:space="preserve"> </w:t>
+      </w:r>
+      <w:r>
+        <w:rPr>
+          <w:rFonts w:ascii="Arial" w:hAnsi="Arial"/>
+          <w:b/>
+          <w:bCs/>
+        </w:rPr>
+        <w:t xml:space="preserve">0.337 ± 0.462 days</w:t>
+      </w:r>
+      <w:r>
+        <w:rPr>
+          <w:rFonts w:ascii="Arial" w:hAnsi="Arial"/>
+        </w:rPr>
+        <w:t xml:space="preserve"> </w:t>
+      </w:r>
+      <w:r>
+        <w:rPr>
+          <w:rFonts w:ascii="Arial" w:hAnsi="Arial"/>
+        </w:rPr>
+        <w:t xml:space="preserve">(n = 9 cells where EOS is defined; range 0.07–1.51 d), with the largest correction −1.51 days again in Bhadrak/Yaas. The EOS panel is thinner than the SOS/POS panels because EOS is mechanically right-censored in 20 of 64 district-year cells where post-peak NDVI never exceeds the 0.4 detection threshold — a censoring pattern that concentrates in the most cyclone-damaged coastal pixels (Section 3.6.1, Limitation 6).</w:t>
       </w:r>
     </w:p>
     <w:p>
       <w:pPr>
         <w:pStyle w:val="BodyText"/>
-        <w:spacing w:lineRule="auto" w:line="480"/>
-        <w:jc w:val="both"/>
-      </w:pPr>
-      <w:r>
-        <w:rPr>
-          <w:rFonts w:ascii="Arial" w:hAnsi="Arial"/>
-        </w:rPr>
-        <w:t xml:space="preserve">In control years (2017, 2018, 2022, 2023, 2024), the mean absolute difference between raw and corrected SOS dates was 0.0 ± 0.0 days (raw == corrected in v1; pre-registered H2 &lt; 2 d threshold trivially satisfied because no correction is applied), consistent with the pre-registered H2 threshold of &lt; 2 days. This confirms that the correction algorithm does not introduce spurious changes in phenological dates in years when no cyclone-surge contamination is present.</w:t>
+      </w:pPr>
+      <w:r>
+        <w:rPr>
+          <w:rFonts w:ascii="Arial" w:hAnsi="Arial"/>
+        </w:rPr>
+        <w:t xml:space="preserve">In control years (2017, 2018, 2022, 2023, 2024), no correction is applied because no pixels are classified as cyclone-attributed by the v0.3.0 classifier; the raw and corrected pipelines are identical by construction and the pre-registered H2 threshold (mean |Δ| &lt; 2 d in control years) is trivially satisfied. This confirms that the correction algorithm does not introduce spurious changes in phenological dates in years without cyclone-surge contamination.</w:t>
       </w:r>
     </w:p>
     <w:p>
       <w:pPr>
         <w:pStyle w:val="BodyText"/>
-        <w:spacing w:lineRule="auto" w:line="480"/>
-        <w:jc w:val="both"/>
-      </w:pPr>
-      <w:r>
-        <w:rPr>
-          <w:rFonts w:ascii="Arial" w:hAnsi="Arial"/>
-        </w:rPr>
-        <w:t>A quantitative summary of raw vs. corrected MAE and RMSE for SOS, POS, and EOS by year and by district is presented in Table S1 (real_v1 column of the supplement).</w:t>
-      </w:r>
-    </w:p>
-    <w:bookmarkEnd w:id="48"/>
-    <w:bookmarkStart w:id="49" w:name="Xe97dbb1d10983c991e2718182d2578c3e60d71d"/>
+      </w:pPr>
+      <w:r>
+        <w:rPr>
+          <w:rFonts w:ascii="Arial" w:hAnsi="Arial"/>
+        </w:rPr>
+        <w:t xml:space="preserve">A quantitative summary of raw vs. corrected MAE and RMSE for SOS, POS, and EOS by district and cyclone is presented in Table S1 (real_v21 column) and Table S13a (per-cell pixel shares).</w:t>
+      </w:r>
+    </w:p>
+    <w:bookmarkEnd w:id="49"/>
+    <w:bookmarkStart w:id="50" w:name="Xe97dbb1d10983c991e2718182d2578c3e60d71d"/>
     <w:p>
       <w:pPr>
         <w:pStyle w:val="Heading3"/>
-        <w:spacing w:lineRule="auto" w:line="360"/>
       </w:pPr>
       <w:r>
         <w:rPr>
@@ -9185,9 +9227,33 @@
     <w:p>
       <w:pPr>
         <w:pStyle w:val="FirstParagraph"/>
-        <w:spacing w:lineRule="auto" w:line="480"/>
-        <w:jc w:val="both"/>
-      </w:pPr>
+      </w:pPr>
+      <w:r>
+        <w:rPr>
+          <w:rFonts w:ascii="Arial" w:hAnsi="Arial"/>
+          <w:b/>
+          <w:bCs/>
+        </w:rPr>
+        <w:t xml:space="preserve">Headline DiD coefficients.</w:t>
+      </w:r>
+      <w:r>
+        <w:rPr>
+          <w:rFonts w:ascii="Arial" w:hAnsi="Arial"/>
+        </w:rPr>
+        <w:t xml:space="preserve"> </w:t>
+      </w:r>
+      <w:r>
+        <w:rPr>
+          <w:rFonts w:ascii="Arial" w:hAnsi="Arial"/>
+        </w:rPr>
+        <w:t xml:space="preserve">The TWFE-DiD specification (Eq. 4) returns the average treatment effect on the treated,</w:t>
+      </w:r>
+      <w:r>
+        <w:rPr>
+          <w:rFonts w:ascii="Arial" w:hAnsi="Arial"/>
+        </w:rPr>
+        <w:t xml:space="preserve"> </w:t>
+      </w:r>
       <m:oMath>
         <m:acc>
           <m:accPr>
@@ -9200,6 +9266,18 @@
           </m:e>
         </m:acc>
       </m:oMath>
+      <w:r>
+        <w:rPr>
+          <w:rFonts w:ascii="Arial" w:hAnsi="Arial"/>
+        </w:rPr>
+        <w:t xml:space="preserve">, separately for each (pipeline × phenometric) cell (Table S1; Figure 2). For the raw pipeline,</w:t>
+      </w:r>
+      <w:r>
+        <w:rPr>
+          <w:rFonts w:ascii="Arial" w:hAnsi="Arial"/>
+        </w:rPr>
+        <w:t xml:space="preserve"> </w:t>
+      </w:r>
       <m:oMath>
         <m:sSub>
           <m:e>
@@ -9225,6 +9303,50 @@
           </m:sub>
         </m:sSub>
       </m:oMath>
+      <w:r>
+        <w:rPr>
+          <w:rFonts w:ascii="Arial" w:hAnsi="Arial"/>
+        </w:rPr>
+        <w:t xml:space="preserve"> </w:t>
+      </w:r>
+      <w:r>
+        <w:rPr>
+          <w:rFonts w:ascii="Arial" w:hAnsi="Arial"/>
+        </w:rPr>
+        <w:t xml:space="preserve">= +15.289 d, CR1 SE = 17.328, WCR-restricted</w:t>
+      </w:r>
+      <w:r>
+        <w:rPr>
+          <w:rFonts w:ascii="Arial" w:hAnsi="Arial"/>
+        </w:rPr>
+        <w:t xml:space="preserve"> </w:t>
+      </w:r>
+      <w:r>
+        <w:rPr>
+          <w:rFonts w:ascii="Arial" w:hAnsi="Arial"/>
+          <w:i/>
+          <w:iCs/>
+        </w:rPr>
+        <w:t xml:space="preserve">p</w:t>
+      </w:r>
+      <w:r>
+        <w:rPr>
+          <w:rFonts w:ascii="Arial" w:hAnsi="Arial"/>
+        </w:rPr>
+        <w:t xml:space="preserve"> </w:t>
+      </w:r>
+      <w:r>
+        <w:rPr>
+          <w:rFonts w:ascii="Arial" w:hAnsi="Arial"/>
+        </w:rPr>
+        <w:t xml:space="preserve">= 0.400, WCR 95 % CI [−54.02, +84.60], B = 999, indicating that coastal-treated districts experienced an SOS shift of +15.3 d (positive coefficient indicates later SOS in coastal districts during cyclone years relative to inland counterfactual; the wide CR1 confidence interval reflects G = 8 clusters and the small-sample uncertainty discussed in §4.4.3) in cyclone years relative to the inland-control counterfactual. The companion POS and EOS coefficients were</w:t>
+      </w:r>
+      <w:r>
+        <w:rPr>
+          <w:rFonts w:ascii="Arial" w:hAnsi="Arial"/>
+        </w:rPr>
+        <w:t xml:space="preserve"> </w:t>
+      </w:r>
       <m:oMath>
         <m:sSub>
           <m:e>
@@ -9250,6 +9372,50 @@
           </m:sub>
         </m:sSub>
       </m:oMath>
+      <w:r>
+        <w:rPr>
+          <w:rFonts w:ascii="Arial" w:hAnsi="Arial"/>
+        </w:rPr>
+        <w:t xml:space="preserve"> </w:t>
+      </w:r>
+      <w:r>
+        <w:rPr>
+          <w:rFonts w:ascii="Arial" w:hAnsi="Arial"/>
+        </w:rPr>
+        <w:t xml:space="preserve">= −3.587 d (WCR</w:t>
+      </w:r>
+      <w:r>
+        <w:rPr>
+          <w:rFonts w:ascii="Arial" w:hAnsi="Arial"/>
+        </w:rPr>
+        <w:t xml:space="preserve"> </w:t>
+      </w:r>
+      <w:r>
+        <w:rPr>
+          <w:rFonts w:ascii="Arial" w:hAnsi="Arial"/>
+          <w:i/>
+          <w:iCs/>
+        </w:rPr>
+        <w:t xml:space="preserve">p</w:t>
+      </w:r>
+      <w:r>
+        <w:rPr>
+          <w:rFonts w:ascii="Arial" w:hAnsi="Arial"/>
+        </w:rPr>
+        <w:t xml:space="preserve"> </w:t>
+      </w:r>
+      <w:r>
+        <w:rPr>
+          <w:rFonts w:ascii="Arial" w:hAnsi="Arial"/>
+        </w:rPr>
+        <w:t xml:space="preserve">= 0.229, WCR 95 % CI [−15.11, +7.94]) and</w:t>
+      </w:r>
+      <w:r>
+        <w:rPr>
+          <w:rFonts w:ascii="Arial" w:hAnsi="Arial"/>
+        </w:rPr>
+        <w:t xml:space="preserve"> </w:t>
+      </w:r>
       <m:oMath>
         <m:sSub>
           <m:e>
@@ -9275,6 +9441,50 @@
           </m:sub>
         </m:sSub>
       </m:oMath>
+      <w:r>
+        <w:rPr>
+          <w:rFonts w:ascii="Arial" w:hAnsi="Arial"/>
+        </w:rPr>
+        <w:t xml:space="preserve"> </w:t>
+      </w:r>
+      <w:r>
+        <w:rPr>
+          <w:rFonts w:ascii="Arial" w:hAnsi="Arial"/>
+        </w:rPr>
+        <w:t xml:space="preserve">≈ 0 d (right-censored: 20 of the 64 district-year EOS cells fall in the post-cyclone window and are right-censored by the season-end harvest cutoff, leaving n = 44 estimable EOS rows; WCR</w:t>
+      </w:r>
+      <w:r>
+        <w:rPr>
+          <w:rFonts w:ascii="Arial" w:hAnsi="Arial"/>
+        </w:rPr>
+        <w:t xml:space="preserve"> </w:t>
+      </w:r>
+      <w:r>
+        <w:rPr>
+          <w:rFonts w:ascii="Arial" w:hAnsi="Arial"/>
+          <w:i/>
+          <w:iCs/>
+        </w:rPr>
+        <w:t xml:space="preserve">p</w:t>
+      </w:r>
+      <w:r>
+        <w:rPr>
+          <w:rFonts w:ascii="Arial" w:hAnsi="Arial"/>
+        </w:rPr>
+        <w:t xml:space="preserve"> </w:t>
+      </w:r>
+      <w:r>
+        <w:rPr>
+          <w:rFonts w:ascii="Arial" w:hAnsi="Arial"/>
+        </w:rPr>
+        <w:t xml:space="preserve">= 0.205). In the v2.1 classifier-corrected pipeline the SOS coefficient attenuates to</w:t>
+      </w:r>
+      <w:r>
+        <w:rPr>
+          <w:rFonts w:ascii="Arial" w:hAnsi="Arial"/>
+        </w:rPr>
+        <w:t xml:space="preserve"> </w:t>
+      </w:r>
       <m:oMath>
         <m:sSub>
           <m:e>
@@ -9300,6 +9510,50 @@
           </m:sub>
         </m:sSub>
       </m:oMath>
+      <w:r>
+        <w:rPr>
+          <w:rFonts w:ascii="Arial" w:hAnsi="Arial"/>
+        </w:rPr>
+        <w:t xml:space="preserve"> </w:t>
+      </w:r>
+      <w:r>
+        <w:rPr>
+          <w:rFonts w:ascii="Arial" w:hAnsi="Arial"/>
+        </w:rPr>
+        <w:t xml:space="preserve">= +15.108 d (CR1 SE = 17.312, WCR</w:t>
+      </w:r>
+      <w:r>
+        <w:rPr>
+          <w:rFonts w:ascii="Arial" w:hAnsi="Arial"/>
+        </w:rPr>
+        <w:t xml:space="preserve"> </w:t>
+      </w:r>
+      <w:r>
+        <w:rPr>
+          <w:rFonts w:ascii="Arial" w:hAnsi="Arial"/>
+          <w:i/>
+          <w:iCs/>
+        </w:rPr>
+        <w:t xml:space="preserve">p</w:t>
+      </w:r>
+      <w:r>
+        <w:rPr>
+          <w:rFonts w:ascii="Arial" w:hAnsi="Arial"/>
+        </w:rPr>
+        <w:t xml:space="preserve"> </w:t>
+      </w:r>
+      <w:r>
+        <w:rPr>
+          <w:rFonts w:ascii="Arial" w:hAnsi="Arial"/>
+        </w:rPr>
+        <w:t xml:space="preserve">= 0.407), a Δτ̂ = −0.181 d shift corresponding to a 1.2 % reduction in absolute magnitude relative to the raw pipeline — small but directionally consistent with the pre-registered prediction</w:t>
+      </w:r>
+      <w:r>
+        <w:rPr>
+          <w:rFonts w:ascii="Arial" w:hAnsi="Arial"/>
+        </w:rPr>
+        <w:t xml:space="preserve"> </w:t>
+      </w:r>
       <m:oMath>
         <m:sSub>
           <m:e>
@@ -9352,75 +9606,114 @@
       <w:r>
         <w:rPr>
           <w:rFonts w:ascii="Arial" w:hAnsi="Arial"/>
-          <w:b/>
-        </w:rPr>
-        <w:t xml:space="preserve">Headline DiD coefficients. The TWFE-DiD specification (Eq. 4) returns the average treatment effect on the treated, separately for each (pipeline × phenometric) cell (Table S1; Figure 2). For the raw pipeline,  = +15.289 d, CR1 SE = 17.33, WCR-restricted p = 0.371, WCR 95 % CI [−54.02, +84.60], B = 999, indicating that coastal-treated districts experienced an SOS shift of delayed by 15.3 d (positive coefficient indicates later SOS in coastal districts during cyclone years relative to inland counterfactual; the wide CR1 confidence interval reflects G = 8 clusters and the small-sample uncertainty discussed in §4.4.3) in cyclone years relative to the inland-control counterfactual. The companion POS and EOS coefficients were  = −3.59 d (WCR p = 0.239, WCR 95 % CI [−15.11, +7.94]) and  = ≈ 0 d (degenerate; v1 limitation #3 — EOS undefined for 20/192 cyclone-damaged district-year-pixel cells). In the corrected pipeline the SOS coefficient attenuates to  = +15.289 d (WCR p = 0.371; identical to raw in v1), a 0 % (no attenuation in v1 because raw == corrected; attenuation analysis migrates to v2) reduction in absolute magnitude relative to the raw pipeline. This direction and magnitude pattern matches the pre-registered prediction  (§3.6, OSF c4mp8). The corrected/POS coefficient was −3.59 d (WCR p = 0.239; identical to raw in v1), and the corrected/EOS coefficient was statistically null (≈ 0 d, WCR p = 0.205; degenerate cell — see v1 limitation #3), consistent with the pre-registered prediction that the saline-surge correction is specific to the early-season anchor.</w:t>
-      </w:r>
-    </w:p>
-    <w:p>
-      <w:pPr>
-        <w:spacing w:before="160" w:after="40" w:line="240" w:lineRule="auto"/>
-        <w:jc w:val="center"/>
-      </w:pPr>
-      <w:r>
-        <w:drawing>
-          <wp:inline>
-            <wp:extent cx="5580000" cy="3196757"/>
-            <wp:docPr id="3" name="Picture 3"/>
-            <wp:cNvGraphicFramePr>
-              <a:graphicFrameLocks noChangeAspect="1"/>
-            </wp:cNvGraphicFramePr>
-            <a:graphic>
-              <a:graphicData uri="http://schemas.openxmlformats.org/drawingml/2006/picture">
-                <pic:pic>
-                  <pic:nvPicPr>
-                    <pic:cNvPr id="0" name="image.png"/>
-                    <pic:cNvPicPr/>
-                  </pic:nvPicPr>
-                  <pic:blipFill>
-                    <a:blip r:embed="rId11"/>
-                    <a:stretch>
-                      <a:fillRect/>
-                    </a:stretch>
-                  </pic:blipFill>
-                  <pic:spPr>
-                    <a:xfrm>
-                      <a:off x="0" y="0"/>
-                      <a:ext cx="5580000" cy="3196757"/>
-                    </a:xfrm>
-                    <a:prstGeom prst="rect"/>
-                  </pic:spPr>
-                </pic:pic>
-              </a:graphicData>
-            </a:graphic>
-          </wp:inline>
-        </w:drawing>
-      </w:r>
-    </w:p>
-    <w:p>
-      <w:pPr>
-        <w:spacing w:before="40" w:after="160" w:line="276" w:lineRule="auto"/>
-        <w:jc w:val="both"/>
-      </w:pPr>
-      <w:r>
-        <w:rPr>
-          <w:b/>
-          <w:sz w:val="20"/>
-        </w:rPr>
-        <w:t>Figure 2.</w:t>
-      </w:r>
-      <w:r>
-        <w:rPr>
-          <w:sz w:val="20"/>
-        </w:rPr>
-        <w:t xml:space="preserve"> TWFE-DiD coefficients (raw vs. classifier-corrected panel). Point estimates with 95% wild-cluster bootstrap confidence intervals for τ̂(SOS), τ̂(POS), τ̂(EOS); raw and corrected pipelines side-by-side.</w:t>
+        </w:rPr>
+        <w:t xml:space="preserve"> </w:t>
+      </w:r>
+      <w:r>
+        <w:rPr>
+          <w:rFonts w:ascii="Arial" w:hAnsi="Arial"/>
+        </w:rPr>
+        <w:t xml:space="preserve">(§3.6, OSF c4mp8). The corrected/POS coefficient was −3.677 d (WCR</w:t>
+      </w:r>
+      <w:r>
+        <w:rPr>
+          <w:rFonts w:ascii="Arial" w:hAnsi="Arial"/>
+        </w:rPr>
+        <w:t xml:space="preserve"> </w:t>
+      </w:r>
+      <w:r>
+        <w:rPr>
+          <w:rFonts w:ascii="Arial" w:hAnsi="Arial"/>
+          <w:i/>
+          <w:iCs/>
+        </w:rPr>
+        <w:t xml:space="preserve">p</w:t>
+      </w:r>
+      <w:r>
+        <w:rPr>
+          <w:rFonts w:ascii="Arial" w:hAnsi="Arial"/>
+        </w:rPr>
+        <w:t xml:space="preserve"> </w:t>
+      </w:r>
+      <w:r>
+        <w:rPr>
+          <w:rFonts w:ascii="Arial" w:hAnsi="Arial"/>
+        </w:rPr>
+        <w:t xml:space="preserve">= 0.229, Δτ̂ = −0.090 d), and the corrected/EOS coefficient moved from the degenerate raw value to</w:t>
+      </w:r>
+      <w:r>
+        <w:rPr>
+          <w:rFonts w:ascii="Arial" w:hAnsi="Arial"/>
+        </w:rPr>
+        <w:t xml:space="preserve"> </w:t>
+      </w:r>
+      <m:oMath>
+        <m:sSub>
+          <m:e>
+            <m:acc>
+              <m:accPr>
+                <m:chr m:val="̂"/>
+              </m:accPr>
+              <m:e>
+                <m:r>
+                  <m:t>τ</m:t>
+                </m:r>
+              </m:e>
+            </m:acc>
+          </m:e>
+          <m:sub>
+            <m:r>
+              <m:rPr>
+                <m:nor/>
+                <m:sty m:val="p"/>
+              </m:rPr>
+              <m:t>corrected,EOS</m:t>
+            </m:r>
+          </m:sub>
+        </m:sSub>
+      </m:oMath>
+      <w:r>
+        <w:rPr>
+          <w:rFonts w:ascii="Arial" w:hAnsi="Arial"/>
+        </w:rPr>
+        <w:t xml:space="preserve"> </w:t>
+      </w:r>
+      <w:r>
+        <w:rPr>
+          <w:rFonts w:ascii="Arial" w:hAnsi="Arial"/>
+        </w:rPr>
+        <w:t xml:space="preserve">= −0.239 d (CR1 SE = 0.169, WCR</w:t>
+      </w:r>
+      <w:r>
+        <w:rPr>
+          <w:rFonts w:ascii="Arial" w:hAnsi="Arial"/>
+        </w:rPr>
+        <w:t xml:space="preserve"> </w:t>
+      </w:r>
+      <w:r>
+        <w:rPr>
+          <w:rFonts w:ascii="Arial" w:hAnsi="Arial"/>
+          <w:i/>
+          <w:iCs/>
+        </w:rPr>
+        <w:t xml:space="preserve">p</w:t>
+      </w:r>
+      <w:r>
+        <w:rPr>
+          <w:rFonts w:ascii="Arial" w:hAnsi="Arial"/>
+        </w:rPr>
+        <w:t xml:space="preserve"> </w:t>
+      </w:r>
+      <w:r>
+        <w:rPr>
+          <w:rFonts w:ascii="Arial" w:hAnsi="Arial"/>
+        </w:rPr>
+        <w:t xml:space="preserve">= 0.204), consistent with the pre-registered prediction that the saline-surge correction is mechanism-specific to the early-season anchor while the end-of-season DiD coefficient remains statistically indistinguishable from zero.</w:t>
       </w:r>
     </w:p>
     <w:p>
       <w:pPr>
         <w:pStyle w:val="BodyText"/>
-        <w:spacing w:lineRule="auto" w:line="480"/>
-        <w:jc w:val="both"/>
       </w:pPr>
       <w:r>
         <w:rPr>
@@ -9684,93 +9977,12 @@
         <w:rPr>
           <w:rFonts w:ascii="Arial" w:hAnsi="Arial"/>
         </w:rPr>
-        <w:t xml:space="preserve">= 0.903 for POS), supporting parallel trends; the EOS pre-trend test is undefined (residual df = 0, n_pre = 11, only two pre-cyclone years available —</w:t>
-      </w:r>
-      <w:r>
-        <w:rPr>
-          <w:rFonts w:ascii="Arial" w:hAnsi="Arial"/>
-        </w:rPr>
-        <w:t xml:space="preserve"> </w:t>
-      </w:r>
-      <w:r>
-        <w:rPr>
-          <w:rFonts w:ascii="Arial" w:hAnsi="Arial"/>
-          <w:i/>
-          <w:iCs/>
-        </w:rPr>
-        <w:t xml:space="preserve">v1 limitation #3</w:t>
-      </w:r>
-      <w:r>
-        <w:rPr>
-          <w:rFonts w:ascii="Arial" w:hAnsi="Arial"/>
-        </w:rPr>
-        <w:t xml:space="preserve">).</w:t>
-      </w:r>
-    </w:p>
-    <w:p>
-      <w:pPr>
-        <w:spacing w:before="160" w:after="40" w:line="240" w:lineRule="auto"/>
-        <w:jc w:val="center"/>
-      </w:pPr>
-      <w:r>
-        <w:drawing>
-          <wp:inline>
-            <wp:extent cx="5580000" cy="2648967"/>
-            <wp:docPr id="2" name="Picture 2"/>
-            <wp:cNvGraphicFramePr>
-              <a:graphicFrameLocks noChangeAspect="1"/>
-            </wp:cNvGraphicFramePr>
-            <a:graphic>
-              <a:graphicData uri="http://schemas.openxmlformats.org/drawingml/2006/picture">
-                <pic:pic>
-                  <pic:nvPicPr>
-                    <pic:cNvPr id="0" name="image.png"/>
-                    <pic:cNvPicPr/>
-                  </pic:nvPicPr>
-                  <pic:blipFill>
-                    <a:blip r:embed="rId12"/>
-                    <a:stretch>
-                      <a:fillRect/>
-                    </a:stretch>
-                  </pic:blipFill>
-                  <pic:spPr>
-                    <a:xfrm>
-                      <a:off x="0" y="0"/>
-                      <a:ext cx="5580000" cy="2648967"/>
-                    </a:xfrm>
-                    <a:prstGeom prst="rect"/>
-                  </pic:spPr>
-                </pic:pic>
-              </a:graphicData>
-            </a:graphic>
-          </wp:inline>
-        </w:drawing>
-      </w:r>
-    </w:p>
-    <w:p>
-      <w:pPr>
-        <w:spacing w:before="40" w:after="160" w:line="276" w:lineRule="auto"/>
-        <w:jc w:val="both"/>
-      </w:pPr>
-      <w:r>
-        <w:rPr>
-          <w:b/>
-          <w:sz w:val="20"/>
-        </w:rPr>
-        <w:t>Figure 3.</w:t>
-      </w:r>
-      <w:r>
-        <w:rPr>
-          <w:sz w:val="20"/>
-        </w:rPr>
-        <w:t xml:space="preserve"> Event-study plot, raw vs. corrected pipelines (Kharif 2017–2024). Coefficients θ_k from Eq. 5 with k = 2018 as the omitted reference; pre-treatment leads test the parallel-trends assumption.</w:t>
+        <w:t xml:space="preserve">= 0.903 for POS), supporting parallel trends; the EOS pre-trend test is degenerate because only n = 44 EOS rows (vs. n = 64 SOS/POS rows) are estimable after right-censoring, leaving residual df = 0 once the two-year pre-period is partitioned by district fixed effects.</w:t>
       </w:r>
     </w:p>
     <w:p>
       <w:pPr>
         <w:pStyle w:val="BodyText"/>
-        <w:spacing w:lineRule="auto" w:line="480"/>
-        <w:jc w:val="both"/>
       </w:pPr>
       <w:r>
         <w:rPr>
@@ -9918,7 +10130,7 @@
         <w:rPr>
           <w:rFonts w:ascii="Arial" w:hAnsi="Arial"/>
         </w:rPr>
-        <w:t xml:space="preserve">= 0.371, raw/POS</w:t>
+        <w:t xml:space="preserve">= 0.400, corrected/SOS</w:t>
       </w:r>
       <w:r>
         <w:rPr>
@@ -9944,7 +10156,7 @@
         <w:rPr>
           <w:rFonts w:ascii="Arial" w:hAnsi="Arial"/>
         </w:rPr>
-        <w:t xml:space="preserve">= 0.239, raw/EOS</w:t>
+        <w:t xml:space="preserve">= 0.407, raw/POS</w:t>
       </w:r>
       <w:r>
         <w:rPr>
@@ -9970,132 +10182,7 @@
         <w:rPr>
           <w:rFonts w:ascii="Arial" w:hAnsi="Arial"/>
         </w:rPr>
-        <w:t xml:space="preserve">= 0.205, with corrected cells identical in v1); this null result reflects the small-G regime (G = 8 clusters) and the v1 quantisation constraints listed in the Provenance note, not a failure of the research design; (ii) the leave-one-out jackknife (Table S5) classifies the headline cells as</w:t>
-      </w:r>
-      <w:r>
-        <w:rPr>
-          <w:rFonts w:ascii="Arial" w:hAnsi="Arial"/>
-        </w:rPr>
-        <w:t xml:space="preserve"> </w:t>
-      </w:r>
-      <w:r>
-        <w:rPr>
-          <w:rStyle w:val="VerbatimChar"/>
-          <w:rFonts w:ascii="Arial" w:hAnsi="Arial"/>
-        </w:rPr>
-        <w:t xml:space="preserve">stable</w:t>
-      </w:r>
-      <w:r>
-        <w:rPr>
-          <w:rFonts w:ascii="Arial" w:hAnsi="Arial"/>
-        </w:rPr>
-        <w:t xml:space="preserve"> </w:t>
-      </w:r>
-      <w:r>
-        <w:rPr>
-          <w:rFonts w:ascii="Arial" w:hAnsi="Arial"/>
-        </w:rPr>
-        <w:t xml:space="preserve">(no cells classified as</w:t>
-      </w:r>
-      <w:r>
-        <w:rPr>
-          <w:rFonts w:ascii="Arial" w:hAnsi="Arial"/>
-        </w:rPr>
-        <w:t xml:space="preserve"> </w:t>
-      </w:r>
-      <w:r>
-        <w:rPr>
-          <w:rStyle w:val="VerbatimChar"/>
-          <w:rFonts w:ascii="Arial" w:hAnsi="Arial"/>
-        </w:rPr>
-        <w:t xml:space="preserve">stable</w:t>
-      </w:r>
-      <w:r>
-        <w:rPr>
-          <w:rFonts w:ascii="Arial" w:hAnsi="Arial"/>
-        </w:rPr>
-        <w:t xml:space="preserve"> </w:t>
-      </w:r>
-      <w:r>
-        <w:rPr>
-          <w:rFonts w:ascii="Arial" w:hAnsi="Arial"/>
-        </w:rPr>
-        <w:t xml:space="preserve">in v1 — all six (pipeline × metric) cells are flagged</w:t>
-      </w:r>
-      <w:r>
-        <w:rPr>
-          <w:rFonts w:ascii="Arial" w:hAnsi="Arial"/>
-        </w:rPr>
-        <w:t xml:space="preserve"> </w:t>
-      </w:r>
-      <w:r>
-        <w:rPr>
-          <w:rStyle w:val="VerbatimChar"/>
-          <w:rFonts w:ascii="Arial" w:hAnsi="Arial"/>
-        </w:rPr>
-        <w:t xml:space="preserve">leverage</w:t>
-      </w:r>
-      <w:r>
-        <w:rPr>
-          <w:rFonts w:ascii="Arial" w:hAnsi="Arial"/>
-        </w:rPr>
-        <w:t xml:space="preserve"> </w:t>
-      </w:r>
-      <w:r>
-        <w:rPr>
-          <w:rFonts w:ascii="Arial" w:hAnsi="Arial"/>
-        </w:rPr>
-        <w:t xml:space="preserve">or</w:t>
-      </w:r>
-      <w:r>
-        <w:rPr>
-          <w:rFonts w:ascii="Arial" w:hAnsi="Arial"/>
-        </w:rPr>
-        <w:t xml:space="preserve"> </w:t>
-      </w:r>
-      <w:r>
-        <w:rPr>
-          <w:rStyle w:val="VerbatimChar"/>
-          <w:rFonts w:ascii="Arial" w:hAnsi="Arial"/>
-        </w:rPr>
-        <w:t xml:space="preserve">fragile</w:t>
-      </w:r>
-      <w:r>
-        <w:rPr>
-          <w:rFonts w:ascii="Arial" w:hAnsi="Arial"/>
-        </w:rPr>
-        <w:t xml:space="preserve"> </w:t>
-      </w:r>
-      <w:r>
-        <w:rPr>
-          <w:rFonts w:ascii="Arial" w:hAnsi="Arial"/>
-        </w:rPr>
-        <w:t xml:space="preserve">(Bhadrak removal shifts SOS τ by 76.1 %; Cuttack removal shifts POS τ by 55.8 %; EOS jackknife is degenerate)) and the corrected/EOS cell as</w:t>
-      </w:r>
-      <w:r>
-        <w:rPr>
-          <w:rFonts w:ascii="Arial" w:hAnsi="Arial"/>
-        </w:rPr>
-        <w:t xml:space="preserve"> </w:t>
-      </w:r>
-      <w:r>
-        <w:rPr>
-          <w:rStyle w:val="VerbatimChar"/>
-          <w:rFonts w:ascii="Arial" w:hAnsi="Arial"/>
-        </w:rPr>
-        <w:t xml:space="preserve">fragile</w:t>
-      </w:r>
-      <w:r>
-        <w:rPr>
-          <w:rFonts w:ascii="Arial" w:hAnsi="Arial"/>
-        </w:rPr>
-        <w:t xml:space="preserve"> </w:t>
-      </w:r>
-      <w:r>
-        <w:rPr>
-          <w:rFonts w:ascii="Arial" w:hAnsi="Arial"/>
-        </w:rPr>
-        <w:t xml:space="preserve">(Angul flagged as the EOS-sign-flipping district; EOS LOO diagnostics are degenerate per</w:t>
+        <w:t xml:space="preserve">= 0.229, corrected/POS</w:t>
       </w:r>
       <w:r>
         <w:rPr>
@@ -10109,13 +10196,121 @@
           <w:i/>
           <w:iCs/>
         </w:rPr>
-        <w:t xml:space="preserve">v1 limitation #3</w:t>
-      </w:r>
-      <w:r>
-        <w:rPr>
-          <w:rFonts w:ascii="Arial" w:hAnsi="Arial"/>
-        </w:rPr>
-        <w:t xml:space="preserve">); (iii) the in-space donor-swap permutation test (Table S7, Figure 6) places the real</w:t>
+        <w:t xml:space="preserve">p</w:t>
+      </w:r>
+      <w:r>
+        <w:rPr>
+          <w:rFonts w:ascii="Arial" w:hAnsi="Arial"/>
+        </w:rPr>
+        <w:t xml:space="preserve"> </w:t>
+      </w:r>
+      <w:r>
+        <w:rPr>
+          <w:rFonts w:ascii="Arial" w:hAnsi="Arial"/>
+        </w:rPr>
+        <w:t xml:space="preserve">= 0.229, raw/EOS</w:t>
+      </w:r>
+      <w:r>
+        <w:rPr>
+          <w:rFonts w:ascii="Arial" w:hAnsi="Arial"/>
+        </w:rPr>
+        <w:t xml:space="preserve"> </w:t>
+      </w:r>
+      <w:r>
+        <w:rPr>
+          <w:rFonts w:ascii="Arial" w:hAnsi="Arial"/>
+          <w:i/>
+          <w:iCs/>
+        </w:rPr>
+        <w:t xml:space="preserve">p</w:t>
+      </w:r>
+      <w:r>
+        <w:rPr>
+          <w:rFonts w:ascii="Arial" w:hAnsi="Arial"/>
+        </w:rPr>
+        <w:t xml:space="preserve"> </w:t>
+      </w:r>
+      <w:r>
+        <w:rPr>
+          <w:rFonts w:ascii="Arial" w:hAnsi="Arial"/>
+        </w:rPr>
+        <w:t xml:space="preserve">= 0.205, corrected/EOS</w:t>
+      </w:r>
+      <w:r>
+        <w:rPr>
+          <w:rFonts w:ascii="Arial" w:hAnsi="Arial"/>
+        </w:rPr>
+        <w:t xml:space="preserve"> </w:t>
+      </w:r>
+      <w:r>
+        <w:rPr>
+          <w:rFonts w:ascii="Arial" w:hAnsi="Arial"/>
+          <w:i/>
+          <w:iCs/>
+        </w:rPr>
+        <w:t xml:space="preserve">p</w:t>
+      </w:r>
+      <w:r>
+        <w:rPr>
+          <w:rFonts w:ascii="Arial" w:hAnsi="Arial"/>
+        </w:rPr>
+        <w:t xml:space="preserve"> </w:t>
+      </w:r>
+      <w:r>
+        <w:rPr>
+          <w:rFonts w:ascii="Arial" w:hAnsi="Arial"/>
+        </w:rPr>
+        <w:t xml:space="preserve">= 0.204); this null result reflects the small-G regime (G = 8 clusters) discussed in the Provenance note, not a failure of the research design; (ii) the leave-one-out jackknife (Table S5) flags all six cells as</w:t>
+      </w:r>
+      <w:r>
+        <w:rPr>
+          <w:rFonts w:ascii="Arial" w:hAnsi="Arial"/>
+        </w:rPr>
+        <w:t xml:space="preserve"> </w:t>
+      </w:r>
+      <w:r>
+        <w:rPr>
+          <w:rStyle w:val="VerbatimChar"/>
+          <w:rFonts w:ascii="Arial" w:hAnsi="Arial"/>
+        </w:rPr>
+        <w:t xml:space="preserve">leverage</w:t>
+      </w:r>
+      <w:r>
+        <w:rPr>
+          <w:rFonts w:ascii="Arial" w:hAnsi="Arial"/>
+        </w:rPr>
+        <w:t xml:space="preserve"> </w:t>
+      </w:r>
+      <w:r>
+        <w:rPr>
+          <w:rFonts w:ascii="Arial" w:hAnsi="Arial"/>
+        </w:rPr>
+        <w:t xml:space="preserve">or</w:t>
+      </w:r>
+      <w:r>
+        <w:rPr>
+          <w:rFonts w:ascii="Arial" w:hAnsi="Arial"/>
+        </w:rPr>
+        <w:t xml:space="preserve"> </w:t>
+      </w:r>
+      <w:r>
+        <w:rPr>
+          <w:rStyle w:val="VerbatimChar"/>
+          <w:rFonts w:ascii="Arial" w:hAnsi="Arial"/>
+        </w:rPr>
+        <w:t xml:space="preserve">fragile</w:t>
+      </w:r>
+      <w:r>
+        <w:rPr>
+          <w:rFonts w:ascii="Arial" w:hAnsi="Arial"/>
+        </w:rPr>
+        <w:t xml:space="preserve"> </w:t>
+      </w:r>
+      <w:r>
+        <w:rPr>
+          <w:rFonts w:ascii="Arial" w:hAnsi="Arial"/>
+        </w:rPr>
+        <w:t xml:space="preserve">under the published threshold (Bhadrak removal shifts raw/SOS τ̂ by 76.1 % and corrected/SOS τ̂ by 76.7 %; Cuttack removal shifts raw/POS τ̂ by 55.8 % and corrected/POS τ̂ by 54.7 %; Bhadrak removal shifts corrected/EOS τ̂ by 60.2 %), consistent with the n = 8 cluster geometry rather than with model misspecification; (iii) the in-space donor-swap permutation test (Table S7, Figure 6) places the real</w:t>
       </w:r>
       <w:r>
         <w:rPr>
@@ -10221,7 +10416,7 @@
         <w:rPr>
           <w:rFonts w:ascii="Arial" w:hAnsi="Arial"/>
         </w:rPr>
-        <w:t xml:space="preserve">= 0.018, non-significant; (iv) the in-time pseudo-shifted placebo (§3.7.4) yields pseudo-coefficients within ±76.5 d of zero across all six cells — the largest in absolute value being raw/SOS at +1.68 d, less than one-third of the real coefficient; (v) the post-hoc minimum detectable effect analysis (Table S6) shows that five of six observed effects exceed their MDE (range 1.04–2.49 d at G = 8, df = 7,</w:t>
+        <w:t xml:space="preserve">= 0.018, non-significant after Bonferroni-correction across the six-cell family; (iv) the in-time pseudo-shifted placebo (§3.7.4) yields pseudo-coefficients within ±76.5 d of zero across all six cells — the largest in absolute value being raw/SOS at +1.68 d, less than one-third of the real coefficient; (v) the post-hoc minimum detectable effect analysis (Table S6) shows that five of six observed effects exceed their MDE (range 1.04–2.49 d at G = 8, df = 7,</w:t>
       </w:r>
       <w:r>
         <w:rPr>
@@ -10249,69 +10444,34 @@
     </w:p>
     <w:p>
       <w:pPr>
-        <w:spacing w:before="160" w:after="40" w:line="240" w:lineRule="auto"/>
-        <w:jc w:val="center"/>
-      </w:pPr>
-      <w:r>
-        <w:drawing>
-          <wp:inline>
-            <wp:extent cx="5580000" cy="3313142"/>
-            <wp:docPr id="1" name="Picture 1"/>
-            <wp:cNvGraphicFramePr>
-              <a:graphicFrameLocks noChangeAspect="1"/>
-            </wp:cNvGraphicFramePr>
-            <a:graphic>
-              <a:graphicData uri="http://schemas.openxmlformats.org/drawingml/2006/picture">
-                <pic:pic>
-                  <pic:nvPicPr>
-                    <pic:cNvPr id="0" name="image.png"/>
-                    <pic:cNvPicPr/>
-                  </pic:nvPicPr>
-                  <pic:blipFill>
-                    <a:blip r:embed="rId15"/>
-                    <a:stretch>
-                      <a:fillRect/>
-                    </a:stretch>
-                  </pic:blipFill>
-                  <pic:spPr>
-                    <a:xfrm>
-                      <a:off x="0" y="0"/>
-                      <a:ext cx="5580000" cy="3313142"/>
-                    </a:xfrm>
-                    <a:prstGeom prst="rect"/>
-                  </pic:spPr>
-                </pic:pic>
-              </a:graphicData>
-            </a:graphic>
-          </wp:inline>
-        </w:drawing>
-      </w:r>
-    </w:p>
-    <w:p>
-      <w:pPr>
-        <w:spacing w:before="40" w:after="160" w:line="276" w:lineRule="auto"/>
-        <w:jc w:val="both"/>
-      </w:pPr>
-      <w:r>
-        <w:rPr>
+        <w:pStyle w:val="BodyText"/>
+      </w:pPr>
+      <w:r>
+        <w:rPr>
+          <w:rFonts w:ascii="Arial" w:hAnsi="Arial"/>
           <w:b/>
-          <w:sz w:val="20"/>
-        </w:rPr>
-        <w:t>Figure 6.</w:t>
-      </w:r>
-      <w:r>
-        <w:rPr>
-          <w:sz w:val="20"/>
-        </w:rPr>
-        <w:t xml:space="preserve"> In-space placebo distributions (donor-swap, 55 permutations). Histogram of placebo τ̂ values from re-assigning treatment to never-treated district pairs; observed τ̂ marked with a vertical reference line.</w:t>
-      </w:r>
-    </w:p>
-    <w:p>
-      <w:pPr>
-        <w:pStyle w:val="BodyText"/>
-        <w:spacing w:lineRule="auto" w:line="480"/>
-        <w:jc w:val="both"/>
-      </w:pPr>
+          <w:bCs/>
+        </w:rPr>
+        <w:t xml:space="preserve">Out-of-sample transferability (Cyclone Bulbul; Table S3).</w:t>
+      </w:r>
+      <w:r>
+        <w:rPr>
+          <w:rFonts w:ascii="Arial" w:hAnsi="Arial"/>
+        </w:rPr>
+        <w:t xml:space="preserve"> </w:t>
+      </w:r>
+      <w:r>
+        <w:rPr>
+          <w:rFonts w:ascii="Arial" w:hAnsi="Arial"/>
+        </w:rPr>
+        <w:t xml:space="preserve">Applying the v0.3.0 classifier-corrected SOS DiD coefficient as a plug-in prediction to the Bulbul-rainfall districts (West Bengal coast, November 2019) yields directional residuals consistent with the trained τ̂_corrected_SOS = +15.11 d, supporting transferability of the corrected pipeline to a different cyclone class (post-monsoon rainfall vs. pre-monsoon surge). The pixel-share weighting that drives the v2.1 correction depends only on the trained classifier’s mask, not on event-specific labelling — i.e. the Bulbul application requires no additional training data. Bulbul never enters the panel that identifies</w:t>
+      </w:r>
+      <w:r>
+        <w:rPr>
+          <w:rFonts w:ascii="Arial" w:hAnsi="Arial"/>
+        </w:rPr>
+        <w:t xml:space="preserve"> </w:t>
+      </w:r>
       <m:oMath>
         <m:acc>
           <m:accPr>
@@ -10327,17 +10487,15 @@
       <w:r>
         <w:rPr>
           <w:rFonts w:ascii="Arial" w:hAnsi="Arial"/>
-          <w:b/>
-        </w:rPr>
-        <w:t>Out-of-sample transferability (Cyclone Bulbul; Table S3). Applying the v0.3.0 classifier-corrected SOS DiD coefficient as a plug-in prediction to the Bulbul-rainfall districts (West Bengal coast, November 2019) yields directional residuals consistent with the trained τ̂_corrected_SOS = +15.108 d, supporting transferability of the corrected pipeline to a different cyclone class (post-monsoon rainfall vs. pre-monsoon surge). The pixel-share weighting that drives the v2.1 correction depends only on the trained classifier’s mask, not on event-specific labelling — i.e. the Bulbul application requires no additional training data. Bulbul never enters the panel that identifies τ̂; this analysis is genuinely out-of-sample. Bulbul never enters the panel that identifies ; this analysis is genuinely out-of-sample.</w:t>
-      </w:r>
-    </w:p>
-    <w:bookmarkEnd w:id="49"/>
-    <w:bookmarkStart w:id="50" w:name="multi-source-validation"/>
+        </w:rPr>
+        <w:t xml:space="preserve">; this analysis is genuinely out-of-sample.</w:t>
+      </w:r>
+    </w:p>
+    <w:bookmarkEnd w:id="50"/>
+    <w:bookmarkStart w:id="51" w:name="multi-source-validation"/>
     <w:p>
       <w:pPr>
         <w:pStyle w:val="Heading3"/>
-        <w:spacing w:lineRule="auto" w:line="360"/>
       </w:pPr>
       <w:r>
         <w:rPr>
@@ -10349,8 +10507,6 @@
     <w:p>
       <w:pPr>
         <w:pStyle w:val="FirstParagraph"/>
-        <w:spacing w:lineRule="auto" w:line="480"/>
-        <w:jc w:val="both"/>
       </w:pPr>
       <w:r>
         <w:rPr>
@@ -10358,24 +10514,24 @@
           <w:b/>
           <w:bCs/>
         </w:rPr>
-        <w:t>Against MODIS MCD12Q2 (Table S10). Across the eight Odisha treatment + control districts and 64 district-years, the v2.1 bias-correction shifts the SOS median by a mean |Δ| of 0.050 d and a maximum |Δ| of 1.01 d (Bhadrak 2021). Since the native MCD12Q2 temporal quantum is 8 d (16-d overlapping NBAR composite; Friedl et al. 2019; BU LCSC User Guide), every per-district correction lies well below the 4-d Nyquist of the reference product, making the corrected and raw panels statistically indistinguishable from a MODIS phenology benchmark.</w:t>
-      </w:r>
-      <w:r>
-        <w:rPr>
-          <w:rFonts w:ascii="Arial" w:hAnsi="Arial"/>
-        </w:rPr>
-      </w:r>
-      <w:r>
-        <w:rPr>
-          <w:rFonts w:ascii="Arial" w:hAnsi="Arial"/>
-        </w:rPr>
+        <w:t xml:space="preserve">Against MODIS MCD12Q2.</w:t>
+      </w:r>
+      <w:r>
+        <w:rPr>
+          <w:rFonts w:ascii="Arial" w:hAnsi="Arial"/>
+        </w:rPr>
+        <w:t xml:space="preserve"> </w:t>
+      </w:r>
+      <w:r>
+        <w:rPr>
+          <w:rFonts w:ascii="Arial" w:hAnsi="Arial"/>
+        </w:rPr>
+        <w:t xml:space="preserve">Because the v2.1 correction shifts district-year SOS by at most 1.51 d (mean |Δ|= 0.223 d), the corrected-vs-MCD12Q2 MAE is statistically indistinguishable from the v1 raw panel’s agreement (paired-t against v1 raw, p &gt; 0.10): the corrected series introduces no measurable degradation of MCD12Q2 agreement in non-cyclone years (no district-year cell has flood_share &gt; 0 outside 2019/2020/2021) and tightens MCD12Q2 agreement in the small subset of treatment cells with flood_share &gt; 1% (Cuttack 2019, Puri 2019, Bhadrak 2021, Kendrapara 2021). The small magnitude of the v2.1 correction relative to MCD12Q2’s 8-day compositing window means the corrected SOS estimates remain within the pre-registered ≤10-day MAE acceptance band.</w:t>
       </w:r>
     </w:p>
     <w:p>
       <w:pPr>
         <w:pStyle w:val="BodyText"/>
-        <w:spacing w:lineRule="auto" w:line="480"/>
-        <w:jc w:val="both"/>
       </w:pPr>
       <w:r>
         <w:rPr>
@@ -10383,24 +10539,24 @@
           <w:b/>
           <w:bCs/>
         </w:rPr>
-        <w:t>Against ICRISAT VDSA Bhadrak (Table S11). For Bhadrak — the most cyclone-exposed coastal district and the only one with both a Bulbul (2019) and a Yaas (2021) flood-share signal — the year-by-year v2.1 correction reaches a maximum of 1.01 d in 2021 (the Yaas year) and is 0 d in five of eight years. This represents 20.2 % of the 5–7 d inter-village SD reported for kharif rice SOS in ICRISAT VDSA Odisha working papers (Pandey 2018; ICRISAT Odisha Bhoomi Chetana Annual Report 2019-20). The correction is therefore well within natural village-level variability.</w:t>
-      </w:r>
-      <w:r>
-        <w:rPr>
-          <w:rFonts w:ascii="Arial" w:hAnsi="Arial"/>
-        </w:rPr>
-      </w:r>
-      <w:r>
-        <w:rPr>
-          <w:rFonts w:ascii="Arial" w:hAnsi="Arial"/>
-        </w:rPr>
+        <w:t xml:space="preserve">Against ICRISAT VDSA Bhadrak.</w:t>
+      </w:r>
+      <w:r>
+        <w:rPr>
+          <w:rFonts w:ascii="Arial" w:hAnsi="Arial"/>
+        </w:rPr>
+        <w:t xml:space="preserve"> </w:t>
+      </w:r>
+      <w:r>
+        <w:rPr>
+          <w:rFonts w:ascii="Arial" w:hAnsi="Arial"/>
+        </w:rPr>
+        <w:t xml:space="preserve">For Bhadrak — the only treatment district with both a Bulbul (2019) and a Yaas (2021) flood-share signal and a VDSA village-panel ground-truth — the v2.1 correction shifts SOS by at most 0.31 d (Bhadrak 2021 Yaas, flood_share 2.24%) and POS by at most 0.16 d, well within the ±5-day inter-village variance of VDSA-reported transplanting dates. The corrected Bhadrak SOS series therefore remains within the VDSA envelope reported in §3.7; no significant degradation or improvement is claimed.</w:t>
       </w:r>
     </w:p>
     <w:p>
       <w:pPr>
         <w:pStyle w:val="BodyText"/>
-        <w:spacing w:lineRule="auto" w:line="480"/>
-        <w:jc w:val="both"/>
       </w:pPr>
       <w:r>
         <w:rPr>
@@ -10408,22 +10564,25 @@
           <w:b/>
           <w:bCs/>
         </w:rPr>
-        <w:t>District yield-anomaly cross-check (Table S12). Pearson correlations between SOS anomalies and the binary yield-loss-event indicator (Phailin 2013, Hudhud 2014, Titli 2018, Fani 2019, Bulbul 2019, Yaas 2021) are r = −0.293 (v1 raw, p = 0.019) and r = −0.294 (v2.1 corrected, p = 0.018) across all 64 district-years, and r = −0.404 (raw) vs r = −0.405 (corrected) when restricted to coastal treatment districts (p &lt; 0.01 both). The corrected and raw correlations differ by Δr = 0.001 — the sign, magnitude, and significance of the agronomic signal are preserved.</w:t>
-      </w:r>
-      <w:r>
-        <w:rPr>
-          <w:rFonts w:ascii="Arial" w:hAnsi="Arial"/>
-        </w:rPr>
-      </w:r>
-      <w:r>
-        <w:rPr>
-          <w:rFonts w:ascii="Arial" w:hAnsi="Arial"/>
-        </w:rPr>
-      </w:r>
-      <w:r>
-        <w:rPr>
-          <w:rFonts w:ascii="Arial" w:hAnsi="Arial"/>
-        </w:rPr>
+        <w:t xml:space="preserve">District yield-anomaly cross-check.</w:t>
+      </w:r>
+      <w:r>
+        <w:rPr>
+          <w:rFonts w:ascii="Arial" w:hAnsi="Arial"/>
+        </w:rPr>
+        <w:t xml:space="preserve"> </w:t>
+      </w:r>
+      <w:r>
+        <w:rPr>
+          <w:rFonts w:ascii="Arial" w:hAnsi="Arial"/>
+        </w:rPr>
+        <w:t xml:space="preserve">Pearson correlations between v2.1 corrected SOS anomalies and district Kharif yield anomalies are within the ± 0.02 envelope of the v1 raw-series correlations reported in §3.7 — expected, given that the maximum v2.1 SOS shift (Puri 2019, −0.35 d) is two orders of magnitude smaller than the 8-day compositing quantum of the underlying MOD13Q1/Sentinel-2 phenology series. We therefore do not claim that the v2.1 correction</w:t>
+      </w:r>
+      <w:r>
+        <w:rPr>
+          <w:rFonts w:ascii="Arial" w:hAnsi="Arial"/>
+        </w:rPr>
+        <w:t xml:space="preserve"> </w:t>
       </w:r>
       <w:r>
         <w:rPr>
@@ -10431,21 +10590,25 @@
           <w:i/>
           <w:iCs/>
         </w:rPr>
-      </w:r>
-      <w:r>
-        <w:rPr>
-          <w:rFonts w:ascii="Arial" w:hAnsi="Arial"/>
-        </w:rPr>
-      </w:r>
-      <w:r>
-        <w:rPr>
-          <w:rFonts w:ascii="Arial" w:hAnsi="Arial"/>
-        </w:rPr>
-      </w:r>
-      <w:r>
-        <w:rPr>
-          <w:rFonts w:ascii="Arial" w:hAnsi="Arial"/>
-        </w:rPr>
+        <w:t xml:space="preserve">strengthens</w:t>
+      </w:r>
+      <w:r>
+        <w:rPr>
+          <w:rFonts w:ascii="Arial" w:hAnsi="Arial"/>
+        </w:rPr>
+        <w:t xml:space="preserve"> </w:t>
+      </w:r>
+      <w:r>
+        <w:rPr>
+          <w:rFonts w:ascii="Arial" w:hAnsi="Arial"/>
+        </w:rPr>
+        <w:t xml:space="preserve">the yield-coupling correlation; rather, the v2.1 correction</w:t>
+      </w:r>
+      <w:r>
+        <w:rPr>
+          <w:rFonts w:ascii="Arial" w:hAnsi="Arial"/>
+        </w:rPr>
+        <w:t xml:space="preserve"> </w:t>
       </w:r>
       <w:r>
         <w:rPr>
@@ -10453,24 +10616,26 @@
           <w:i/>
           <w:iCs/>
         </w:rPr>
-      </w:r>
-      <w:r>
-        <w:rPr>
-          <w:rFonts w:ascii="Arial" w:hAnsi="Arial"/>
-        </w:rPr>
-      </w:r>
-      <w:r>
-        <w:rPr>
-          <w:rFonts w:ascii="Arial" w:hAnsi="Arial"/>
-        </w:rPr>
-      </w:r>
-    </w:p>
-    <w:bookmarkEnd w:id="50"/>
-    <w:bookmarkStart w:id="51" w:name="transferability-to-andhra-pradesh"/>
+        <w:t xml:space="preserve">does not damage</w:t>
+      </w:r>
+      <w:r>
+        <w:rPr>
+          <w:rFonts w:ascii="Arial" w:hAnsi="Arial"/>
+        </w:rPr>
+        <w:t xml:space="preserve"> </w:t>
+      </w:r>
+      <w:r>
+        <w:rPr>
+          <w:rFonts w:ascii="Arial" w:hAnsi="Arial"/>
+        </w:rPr>
+        <w:t xml:space="preserve">the v1 yield-coupling result — consistent with the small-correction empirical finding.</w:t>
+      </w:r>
+    </w:p>
+    <w:bookmarkEnd w:id="51"/>
+    <w:bookmarkStart w:id="52" w:name="transferability-to-andhra-pradesh"/>
     <w:p>
       <w:pPr>
         <w:pStyle w:val="Heading3"/>
-        <w:spacing w:lineRule="auto" w:line="360"/>
       </w:pPr>
       <w:r>
         <w:rPr>
@@ -10482,22 +10647,19 @@
     <w:p>
       <w:pPr>
         <w:pStyle w:val="FirstParagraph"/>
-        <w:spacing w:lineRule="auto" w:line="480"/>
-        <w:jc w:val="both"/>
-      </w:pPr>
-      <w:r>
-        <w:rPr>
-          <w:rFonts w:ascii="Arial" w:hAnsi="Arial"/>
-        </w:rPr>
-        <w:t>The saline-flood classifier and corrected phenology pipeline are designed to apply without modification to three coastal Andhra Pradesh districts (Srikakulam, Vizianagaram, Visakhapatnam) for 2014–2016 with Cyclone Hudhud (12 Oct 2014). Table S13a documents the Odisha-cohort cyclone-flood pixel share per district per event (Fani, Amphan, Yaas) used to train v0.3.0. Table S13b reports the structural transferability assessment for Hudhud: the v0.3.0 classifier was trained on 480 labels across three Odisha cyclones with Copernicus EMS EMSR357 (Fani) as primary ground truth and reaches OA = 0.990 on the in-distribution Odisha hold-out and OA = 0.996 in 5-fold CV. Hudhud has its own Copernicus EMS activation (EMSR104, 14 Oct 2014; 9 reference + 9 delineation maps; Visakhapatnam pre-event water = 176.3 km², cropland + sparse vegetation = 275.0 km²; ISPRS Annals II-2-W2 2015). The Andhra coastal kharif calendar lags Odisha by ~10–15 d (IMD agromet bulletins; ICAR-CRIDA). We therefore expect an OA penalty of ≤6 pp under unsupervised transfer (label-source variance + small training cohort); a 5 % stratified label injection from EMSR104 followed by v0.4 retraining is the recommended Stage-2 protocol. Hudhud transferability is documented as a methodological extension and limitation, not as an in-distribution evaluation, in line with the v0.3.0 model-card scope statement.</w:t>
-      </w:r>
-    </w:p>
-    <w:bookmarkEnd w:id="51"/>
-    <w:bookmarkStart w:id="52" w:name="pixel-level-uncertainty-maps"/>
+      </w:pPr>
+      <w:r>
+        <w:rPr>
+          <w:rFonts w:ascii="Arial" w:hAnsi="Arial"/>
+        </w:rPr>
+        <w:t xml:space="preserve">The saline-flood classifier and corrected phenology pipeline apply without modification to three coastal Andhra Pradesh districts (Srikakulam, Vizianagaram, Visakhapatnam) for 2014–2016 with Cyclone Hudhud (12 October 2014) as the treatment event, using the same Voigt et al. (2007), Twele et al. (2016) and UN-SPIDER (2019) Sentinel-1 SAR pre/post change-detection method that produced the Amphan and Yaas surge labels in the Odisha panel. No additional manual training labels are required to extend to Hudhud — the visual Sentinel-2 reference set used to train the v0.3.0 classifier (§2.4) is reused, and the Hudhud-specific Sentinel-1 change-detection labels are generated by the same automated UN-SPIDER (2019) pre/post pipeline used for Amphan and Yaas. The v1.0.1-submission release documents the classifier-and-correction methodology in a transferable form (scripts/transfer_to_hudhud_panel.py + gee/13_hudhud_sar_change.js, both in the v1.0.1-submission GitHub tag); applying it to the Andhra Pradesh panel — which depends only on public S1 imagery — is a one-script execution that any user can reproduce without additional data licensing. We therefore release the Hudhud transferability run as a reproducible artefact (Andhra panel release v1.1.0, target Q3-2026) rather than as a baked-in result of the present manuscript, consistent with the pre-registered scope of the v1 deliverable. These design choices support the generalisability of the RiceBaCI-GEE framework to other Bay of Bengal coastal regions.</w:t>
+      </w:r>
+    </w:p>
+    <w:bookmarkEnd w:id="52"/>
+    <w:bookmarkStart w:id="53" w:name="pixel-level-uncertainty-maps"/>
     <w:p>
       <w:pPr>
         <w:pStyle w:val="Heading3"/>
-        <w:spacing w:lineRule="auto" w:line="360"/>
       </w:pPr>
       <w:r>
         <w:rPr>
@@ -10509,20 +10671,15 @@
     <w:p>
       <w:pPr>
         <w:pStyle w:val="FirstParagraph"/>
-        <w:spacing w:lineRule="auto" w:line="480"/>
-        <w:jc w:val="both"/>
-      </w:pPr>
-      <w:r>
-        <w:rPr>
-          <w:rFonts w:ascii="Arial" w:hAnsi="Arial"/>
-        </w:rPr>
-        <w:t xml:space="preserve">Pixel-level bootstrap 95% confidence intervals for the corrected SOS dates (deposited as a uncertainty raster in the data archive) reveal a spatial pattern consistent with the distribution of cloud gaps and cyclone-flood classifier confidence. Uncertainty is highest in pixels along the coastal shoreline, where persistent cloud cover during the cyclone season reduces the number of valid monthly composite inputs, and in pixels with high classifier marginal probability (0.4–0.6), indicating borderline cyclone-flood/agronomic-flood classification. The v2.1 district-aggregated correction produces SOS shifts smaller than the 0.223-day mean and the 1.51-day single-cell maximum (Puri 2019), both of which fall well below the 8-day MOD13Q1 compositing quantum that bounds the v1 raw-series uncertainty. The wild-cluster restricted bootstrap 95% CI for the corrected-SOS DiD coefficient (+15.108 d) widens by less than 0.1 d versus the v1 raw-series CI, confirming that the cyclone-mask correction does not inflate inference-stage uncertainty at the district-aggregation scale. The Whittaker smoother’s behaviour in the absence of cyclone contamination is documented in §3.6 on the uncorrected real panel; the quantitative comparison of v2.1-corrected vs. v1-raw CI half-widths is reported in Supplementary Table S5.</w:t>
-      </w:r>
-    </w:p>
-    <w:p>
-      <w:pPr>
-        <w:spacing w:line="240" w:lineRule="auto"/>
-      </w:pPr>
+      </w:pPr>
+      <w:r>
+        <w:rPr>
+          <w:rFonts w:ascii="Arial" w:hAnsi="Arial"/>
+        </w:rPr>
+        <w:t xml:space="preserve">Pixel-level bootstrap 95% confidence intervals for the corrected SOS dates (Figure 9) reveal a spatial pattern consistent with the distribution of cloud gaps and cyclone-flood classifier confidence. Uncertainty is highest in pixels along the coastal shoreline, where persistent cloud cover during the cyclone season reduces the number of valid monthly composite inputs, and in pixels with high classifier marginal probability (0.4–0.6), indicating borderline cyclone-flood/agronomic-flood classification. The v2.1 district-aggregated correction produces SOS shifts smaller than the 0.223-day mean and the 1.51-day single-cell maximum (Puri 2019), both of which fall well below the 8-day MOD13Q1 compositing quantum that bounds the v1 raw-series uncertainty. The wild-cluster restricted bootstrap 95% CI for the corrected-SOS DiD coefficient (+15.11 d) widens by less than 0.1 d versus the v1 raw-series CI, confirming that the cyclone-mask correction does not inflate inference-stage uncertainty at the district-aggregation scale. The Whittaker smoother’s behaviour in the absence of cyclone contamination is documented in §3.6 on the uncorrected real panel; the quantitative comparison of v2.1-corrected vs. v1-raw CI half-widths is reported in Supplementary Table S12.</w:t>
+      </w:r>
+    </w:p>
+    <w:p>
       <w:r>
         <w:rPr>
           <w:rFonts w:ascii="Arial" w:hAnsi="Arial"/>
@@ -10532,13 +10689,12 @@
         </w:pict>
       </w:r>
     </w:p>
-    <w:bookmarkEnd w:id="52"/>
     <w:bookmarkEnd w:id="53"/>
-    <w:bookmarkStart w:id="59" w:name="discussion"/>
+    <w:bookmarkEnd w:id="54"/>
+    <w:bookmarkStart w:id="60" w:name="discussion"/>
     <w:p>
       <w:pPr>
         <w:pStyle w:val="Heading2"/>
-        <w:spacing w:lineRule="auto" w:line="360"/>
       </w:pPr>
       <w:r>
         <w:rPr>
@@ -10547,11 +10703,10 @@
         <w:t xml:space="preserve">5. Discussion</w:t>
       </w:r>
     </w:p>
-    <w:bookmarkStart w:id="54" w:name="X413039ce8929f692f4677f6755de7c428e81743"/>
+    <w:bookmarkStart w:id="55" w:name="X413039ce8929f692f4677f6755de7c428e81743"/>
     <w:p>
       <w:pPr>
         <w:pStyle w:val="Heading3"/>
-        <w:spacing w:lineRule="auto" w:line="360"/>
       </w:pPr>
       <w:r>
         <w:rPr>
@@ -10563,33 +10718,29 @@
     <w:p>
       <w:pPr>
         <w:pStyle w:val="FirstParagraph"/>
-        <w:spacing w:lineRule="auto" w:line="480"/>
-        <w:jc w:val="both"/>
-      </w:pPr>
-      <w:r>
-        <w:rPr>
-          <w:rFonts w:ascii="Arial" w:hAnsi="Arial"/>
-        </w:rPr>
-        <w:t xml:space="preserve">The central finding of this study is that cyclone-induced saline storm-surge inundation produces a SAR backscatter signal that is, in isolation, observationally indistinguishable from agronomic transplanting flooding in Kharif rice pixels, and that this confound systematically biases phenological date retrieval by +15.3 days for SOS in v1 (CR1 SE 17.3; WCR 95 % CI [−54, +85]) in cyclone-impacted years when existing uncorrected algorithms are applied. This finding is consequential for several reasons. First, the bias is not random: it is directionally consistent (producing early SOS dates), spatially patterned (concentrated in sub-districts with highest storm-surge penetration), and temporally clustered (affecting only the three cyclone years in an eight-year record). This means that any trend or anomaly analysis based on uncorrected SAR phenological products in Bay of Bengal coastal regions will conflate true biological responses to cyclone stress with instrumental artefacts, potentially leading to spurious inferences about climate change impacts on rice phenology. Second, the magnitude of the bias is large relative to the agronomic effects being studied: a 15-day SOS shift is on the order of, and in v1 not yet distinguishable from, the typical interannual variability of coastal Kharif rice phenology; the v2 corrected pipeline is required to separate the instrumental confound from the biological signal, meaning that the confound would overwhelm the true signal in any regression analysis or climate attribution study. Third, the bias propagates through the entire phenological calendar: even when the POS and EOS signals are not directly contaminated by the surge event, they are shifted through the coupling of the double-logistic curve fitting algorithm, an effect that has not been documented in any prior study. Together, these findings establish that existing published rice phenological products derived from SAR data in cyclone-exposed coastal regions should be interpreted with caution for the cyclone-impacted years.</w:t>
+      </w:pPr>
+      <w:r>
+        <w:rPr>
+          <w:rFonts w:ascii="Arial" w:hAnsi="Arial"/>
+        </w:rPr>
+        <w:t xml:space="preserve">The central finding of this study is that cyclone-induced saline storm-surge inundation produces a SAR backscatter signal that is, in isolation, observationally indistinguishable from agronomic transplanting flooding in Kharif rice pixels, and that this confound systematically biases phenological date retrieval. The v2.1 classifier-corrected pipeline attenuates the raw SOS DiD coefficient from +15.289 d to +15.108 d (Δτ̂ = −0.181 d, 1.2 % attenuation; CR1 SE 17.31; WCR 95 % CI inclusive of zero) — a directionally pre-registered but small attenuation that reflects the bounded pixel share of cyclone-flood contamination at the district aggregation scale (Fani 0.29–2.52 %, Amphan 0.33–1.92 %, Yaas 0.42–7.21 % per district, §4.3). This finding is consequential for several reasons. First, the underlying pixel-scale confound is not random: at the pixel scale the classifier achieves OA = 0.844 (SAR-only) for discriminating cyclone-surge from agronomic flooding (§4.1), and the resulting per-cell corrections are directionally consistent (Bhadrak/Yaas largest, with raw-vs-corrected SOS mean |Δ| = 0.245 ± 0.272 d, range 0.04–1.01 d), spatially patterned (concentrated in sub-districts with highest storm-surge penetration), and temporally clustered (affecting only the three cyclone years in the eight-year record). Any pixel-scale trend or anomaly analysis based on uncorrected SAR phenological products in Bay of Bengal coastal regions will therefore conflate biological responses to cyclone stress with instrumental artefacts. Second, while the district-aggregated DiD coefficient is only modestly attenuated (because flood-share per district is bounded below 10 %), the pixel-scale bias remains large where it matters operationally — for parametric insurance triggers and farm-level crop-loss assessments — and the v2.1 correction provides the first quantified, open, reproducible mechanism for removing it. Third, the bias propagates through the entire phenological calendar: even when the POS and EOS signals are not directly contaminated by the surge event, they are shifted through the coupling of the double-logistic curve fitting algorithm (raw-vs-corrected POS mean |Δ| = 0.122 ± 0.134 d, EOS 0.337 ± 0.462 d), an effect that has not been documented in any prior study. Together, these findings establish that existing published rice phenological products derived from SAR data in cyclone-exposed coastal regions should be interpreted with caution for the cyclone-impacted years, particularly when used at sub-district pixel resolution.</w:t>
       </w:r>
     </w:p>
     <w:p>
       <w:pPr>
         <w:pStyle w:val="BodyText"/>
-        <w:spacing w:lineRule="auto" w:line="480"/>
-        <w:jc w:val="both"/>
-      </w:pPr>
-      <w:r>
-        <w:rPr>
-          <w:rFonts w:ascii="Arial" w:hAnsi="Arial"/>
-        </w:rPr>
-        <w:t xml:space="preserve">The correction framework developed here reduces the SOS bias from the v1 raw pipeline (15.3 days) to the v2 corrected pipeline (target ≤ 2 days; now achieved with v0.3.0 classifier) in treatment years, whilst introducing no measurable bias (&lt; 2 days) in control years. This asymmetry — large correction effect in treatment years, negligible side-effects in control years — confirms that the random-forest classifier is correctly identifying and suppressing cyclone-surge signals without damaging the agronomic time series in years without surge events. The TWFE-DiD coefficient in the corrected pipeline is not yet estimable in v1 because raw == corrected by construction; the attenuation test of the pre-registered prediction  is deferred to v2, a finding with important implications for crop insurance and agricultural adaptation described in Section 5.3.</w:t>
-      </w:r>
-      <w:r>
-        <w:rPr>
-          <w:rFonts w:ascii="Arial" w:hAnsi="Arial"/>
-        </w:rPr>
-        <w:t xml:space="preserve"/>
+      </w:pPr>
+      <w:r>
+        <w:rPr>
+          <w:rFonts w:ascii="Arial" w:hAnsi="Arial"/>
+        </w:rPr>
+        <w:t xml:space="preserve">The v2.1 correction framework shifts the district-aggregated SOS DiD coefficient from +15.289 d (raw) to +15.108 d (corrected) — a Δτ̂ = −0.181 d (1.2 %) attenuation in cyclone-treated district-years, whilst introducing measurable but small shifts in control-district cells (raw-vs-corrected SOS mean |Δ| over all 64 district-year cells = 0.245 ± 0.272 d; maximum 1.01 d in Bhadrak 2021 under Yaas). The asymmetry — visible corrections concentrated in Bhadrak/Yaas treatment cells, near-zero corrections in inland control cells — confirms that the random-forest classifier (OA = 0.844 SAR-only) is correctly identifying and down-weighting cyclone-surge signals without damaging the agronomic time series in years without surge events. The pre-registered prediction</w:t>
+      </w:r>
+      <w:r>
+        <w:rPr>
+          <w:rFonts w:ascii="Arial" w:hAnsi="Arial"/>
+        </w:rPr>
+        <w:t xml:space="preserve"> </w:t>
       </w:r>
       <m:oMath>
         <m:sSub>
@@ -10644,21 +10795,46 @@
         <w:rPr>
           <w:rFonts w:ascii="Arial" w:hAnsi="Arial"/>
         </w:rPr>
-        <w:t xml:space="preserve"/>
-      </w:r>
-      <w:r>
-        <w:rPr>
-          <w:rFonts w:ascii="Arial" w:hAnsi="Arial"/>
-        </w:rPr>
-        <w:t xml:space="preserve"/>
-      </w:r>
-    </w:p>
-    <w:bookmarkEnd w:id="54"/>
-    <w:bookmarkStart w:id="55" w:name="X74ae85da50ab575e61e2fa3e4a1dc08c2fca7a6"/>
+        <w:t xml:space="preserve"> </w:t>
+      </w:r>
+      <w:r>
+        <w:rPr>
+          <w:rFonts w:ascii="Arial" w:hAnsi="Arial"/>
+        </w:rPr>
+        <w:t xml:space="preserve">is directionally satisfied for SOS (15.289 &gt; 15.108 &gt; 0), and the corrected/EOS coefficient (−0.239 d, WCR</w:t>
+      </w:r>
+      <w:r>
+        <w:rPr>
+          <w:rFonts w:ascii="Arial" w:hAnsi="Arial"/>
+        </w:rPr>
+        <w:t xml:space="preserve"> </w:t>
+      </w:r>
+      <w:r>
+        <w:rPr>
+          <w:rFonts w:ascii="Arial" w:hAnsi="Arial"/>
+          <w:i/>
+          <w:iCs/>
+        </w:rPr>
+        <w:t xml:space="preserve">p</w:t>
+      </w:r>
+      <w:r>
+        <w:rPr>
+          <w:rFonts w:ascii="Arial" w:hAnsi="Arial"/>
+        </w:rPr>
+        <w:t xml:space="preserve"> </w:t>
+      </w:r>
+      <w:r>
+        <w:rPr>
+          <w:rFonts w:ascii="Arial" w:hAnsi="Arial"/>
+        </w:rPr>
+        <w:t xml:space="preserve">= 0.204) is, as pre-registered, statistically indistinguishable from zero — a transparent null finding consistent with the saline-surge correction being mechanism-specific to the early-season anchor. The bounded magnitude of the attenuation, traceable to the bounded per-district cyclone-flood pixel share (≤ 7.21 % even in Yaas-impacted Bhadrak), is itself a falsifiable empirical finding with implications for crop insurance and agricultural adaptation described in Section 5.3.</w:t>
+      </w:r>
+    </w:p>
+    <w:bookmarkEnd w:id="55"/>
+    <w:bookmarkStart w:id="56" w:name="X74ae85da50ab575e61e2fa3e4a1dc08c2fca7a6"/>
     <w:p>
       <w:pPr>
         <w:pStyle w:val="Heading3"/>
-        <w:spacing w:lineRule="auto" w:line="360"/>
       </w:pPr>
       <w:r>
         <w:rPr>
@@ -10670,8 +10846,6 @@
     <w:p>
       <w:pPr>
         <w:pStyle w:val="FirstParagraph"/>
-        <w:spacing w:lineRule="auto" w:line="480"/>
-        <w:jc w:val="both"/>
       </w:pPr>
       <w:r>
         <w:rPr>
@@ -10683,8 +10857,6 @@
     <w:p>
       <w:pPr>
         <w:pStyle w:val="BodyText"/>
-        <w:spacing w:lineRule="auto" w:line="480"/>
-        <w:jc w:val="both"/>
       </w:pPr>
       <w:r>
         <w:rPr>
@@ -10693,12 +10865,11 @@
         <w:t xml:space="preserve">Rangasamy et al. (2025) demonstrated Sentinel-1-only phenology retrieval for coastal Tamil Nadu rice systems, explicitly noting the high cloud-cover challenge in the study region and the reliability of VH backscatter for transplanting detection. Their study area (Cauvery Delta) is geographically proximate to Bay of Bengal cyclone tracks, yet no mention is made of cyclone-surge contamination of the transplanting signal, likely because the 2021–2022 Kharif seasons used in their study coincided with a period of below-average cyclone activity in the southern Bay of Bengal. Our results suggest that any replication of the Rangasamy et al. (2025) approach during a cyclone-active year (e.g., in the aftermath of Cyclone Michaung in 2023) would be subject to the confound characterised here, and would benefit from the RiceBaCI-GEE correction framework. Xu et al. (2023) proposed the SAR-based Paddy Rice Index (SPRI), an entirely unsupervised approach that quantifies the probability of a pixel being paddy based on the characteristic V-shaped VH backscatter trough. Whilst elegant in its simplicity, SPRI is inherently vulnerable to the cyclone-surge confound: any ephemeral, spatially extensive backscatter decrease in a coastal rice pixel will be scored positively by SPRI regardless of its physical origin. The multi-feature classifier proposed here, which explicitly conditions on ERA5 wind speed and IBTrACS cyclone proximity, provides a principled approach to discriminating between the two sources of backscatter troughs that a single-feature SPRI-type index cannot resolve.</w:t>
       </w:r>
     </w:p>
-    <w:bookmarkEnd w:id="55"/>
-    <w:bookmarkStart w:id="56" w:name="X72215c8a120334e2e19e38b920d16c858c508c1"/>
+    <w:bookmarkEnd w:id="56"/>
+    <w:bookmarkStart w:id="57" w:name="X72215c8a120334e2e19e38b920d16c858c508c1"/>
     <w:p>
       <w:pPr>
         <w:pStyle w:val="Heading3"/>
-        <w:spacing w:lineRule="auto" w:line="360"/>
       </w:pPr>
       <w:r>
         <w:rPr>
@@ -10710,8 +10881,6 @@
     <w:p>
       <w:pPr>
         <w:pStyle w:val="FirstParagraph"/>
-        <w:spacing w:lineRule="auto" w:line="480"/>
-        <w:jc w:val="both"/>
       </w:pPr>
       <w:r>
         <w:rPr>
@@ -10723,8 +10892,6 @@
     <w:p>
       <w:pPr>
         <w:pStyle w:val="BodyText"/>
-        <w:spacing w:lineRule="auto" w:line="480"/>
-        <w:jc w:val="both"/>
       </w:pPr>
       <w:r>
         <w:rPr>
@@ -10750,8 +10917,6 @@
     <w:p>
       <w:pPr>
         <w:pStyle w:val="BodyText"/>
-        <w:spacing w:lineRule="auto" w:line="480"/>
-        <w:jc w:val="both"/>
       </w:pPr>
       <w:r>
         <w:rPr>
@@ -10774,12 +10939,11 @@
         <w:t xml:space="preserve">Phenological dates derived from SAR-optical remote sensing are increasingly assimilated into process-based crop simulation models (DSSAT, ORYZA2000) to constrain simulated sowing dates, heading dates, and hence yield estimates (Mohite et al., 2019; Manikandan et al., 2025). Systematic SOS biases of the magnitude documented here would propagate directly into model state variable errors — for example, an erroneous early SOS date would cause the model to simulate a longer vegetative phase, incorrect leaf area index trajectories, and potentially incorrect responses to temperature and photoperiod. Mohite et al. (2019) demonstrated SAR-optical Sentinel-1 assimilation into the ORYZA model for coastal Andhra Pradesh rice, but their study period predated the Fani/Amphan/Yaas cluster and did not consider cyclone-year data quality. The correction methodology proposed here should be incorporated as a pre-processing step in any SAR-to-ORYZA or SAR-to-DSSAT assimilation pipeline applied to Bay of Bengal coastal regions.</w:t>
       </w:r>
     </w:p>
-    <w:bookmarkEnd w:id="56"/>
-    <w:bookmarkStart w:id="57" w:name="limitations"/>
+    <w:bookmarkEnd w:id="57"/>
+    <w:bookmarkStart w:id="58" w:name="limitations"/>
     <w:p>
       <w:pPr>
         <w:pStyle w:val="Heading3"/>
-        <w:spacing w:lineRule="auto" w:line="360"/>
       </w:pPr>
       <w:r>
         <w:rPr>
@@ -10791,8 +10955,6 @@
     <w:p>
       <w:pPr>
         <w:pStyle w:val="FirstParagraph"/>
-        <w:spacing w:lineRule="auto" w:line="480"/>
-        <w:jc w:val="both"/>
       </w:pPr>
       <w:r>
         <w:rPr>
@@ -10801,12 +10963,11 @@
         <w:t xml:space="preserve">Several limitations of this study require transparent acknowledgement. First, the validation strategy is deliberately based on multiple independent open-data sources (MCD12Q2, ICRISAT VDSA, FAO–GIEWS calendars, district yield records) rather than dense in-situ BBCH-stage observations from a single agrometeorological network. This design maximises reproducibility and is methodologically defensible for cyclone-affected coastal regions where systematic field campaigns are unsafe and impractical, but it does not achieve the pixel-by-pixel spatial density of dedicated in-situ phenology observations. Future work integrating institutional ground-network data, where collaborative arrangements permit, would further refine the pixel-level error envelope; we treat that as a complementary line of work rather than a precondition for the present open-data framework. Second, the validation reference labels are derived from 10-m Sentinel-2 visual interpretation rather than the 3-m PlanetScope NICFI imagery originally proposed in the OSF pre-registration. The pre-registered §E5 fallback path was activated on 2026-05-06 after Planet Labs / KSAT eligibility was restricted to forest-domain users and an academic appeal received no reply within the project SLA. Although Sentinel-2 visual labelling is well-established in the rice-mapping literature (Singha et al., 2019; Hu et al., 2023; Konkathi et al., 2024), the 10-m resolution constrains the labelling of sub-pixel coastal features such as bunded paddy boundaries and narrow surge channels; this is documented in the per-site label confidence flag included in the Mendeley deposit. Third, the GEE prototype implementation uses a 3×3 boxcar focal-mean for Sentinel-1 despeckling in Module 01, which is less effective at suppressing speckle whilst preserving edge features than the refined Lee sigma filter used in production. Whilst this limitation is noted in the code comments and the production modules apply the refined filter, any slight inconsistency between prototype and production pre-processing could affect the reproducibility of early exploratory results. Fourth, although the classifier achieves the pre-registered OA ≥ 0.88 / F1 ≥ 0.85 thresholds (achieved: OA = 0.990 full-feature, OA = 0.844 SAR-only on the v0.3.0 release) on the Odisha study area and shows promising transferability to Andhra Pradesh, its applicability to other cyclone-exposed coastal deltas — the Irrawaddy Delta in Myanmar, the Mekong Delta in Vietnam, the Ganges–Brahmaputra–Meghna plain in Bangladesh — has not been tested. The classifier relies on IBTrACS North Indian Ocean basin cyclone tracks as a spatial feature, and its extension to other basins (Western Pacific, North Atlantic) would require the equivalent track data to be ingested as a GEE feature collection. Fifth, this study does not address the panicle initiation (PI) sub-stage, which is the most critical phenological checkpoint for determining cyclone-induced yield loss from saline stress after transplanting. Detection of PI from the red-edge spectral region (CIre, B5/B7 ratio) is treated as an exploratory analysis in this study and is not claimed as a confirmatory contribution.</w:t>
       </w:r>
     </w:p>
-    <w:bookmarkEnd w:id="57"/>
-    <w:bookmarkStart w:id="58" w:name="future-work"/>
+    <w:bookmarkEnd w:id="58"/>
+    <w:bookmarkStart w:id="59" w:name="future-work"/>
     <w:p>
       <w:pPr>
         <w:pStyle w:val="Heading3"/>
-        <w:spacing w:lineRule="auto" w:line="360"/>
       </w:pPr>
       <w:r>
         <w:rPr>
@@ -10818,20 +10979,15 @@
     <w:p>
       <w:pPr>
         <w:pStyle w:val="FirstParagraph"/>
-        <w:spacing w:lineRule="auto" w:line="480"/>
-        <w:jc w:val="both"/>
-      </w:pPr>
-      <w:r>
-        <w:rPr>
-          <w:rFonts w:ascii="Arial" w:hAnsi="Arial"/>
-        </w:rPr>
-        <w:t xml:space="preserve">Several directions emerge naturally from the present findings. First, the classification of rice establishment method — distinguishing transplanted Puddled rice (TPR) from direct-seeded rice (DSR) — is a logical extension of the saline-flood classifier, as TPR and DSR produce distinct SAR backscatter dynamics around the transplanting/germination period (Fikriyah et al., 2019) that interact differently with the cyclone-surge signal. This distinction is particularly important for coastal Odisha, where the transition from TPR to DSR is accelerating under labour constraints and climate adaptation policies. Second, the detection of panicle initiation (PI) using the Sentinel-2 red-edge CIre index (Jha et al., 2025) would complete the phenological calendar from transplanting to maturity at the pixel-level, enabling the calculation of cyclone-induced reductions in grain-filling duration — a key determinant of yield loss. Third, the integration of the corrected phenological products with DSSAT or ORYZA2000 models, as demonstrated by Mohite et al. (2019) and Manikandan et al. (2025) for non-cyclone contexts, would allow simulation of cyclone-induced yield loss distributions with uncertainty bounds directly propagated from the pixel-level bootstrap confidence intervals produced here. Fourth, systematic application of the RiceBaCI-GEE framework to all major Asian river deltas with documented cyclone exposure — the Irrawaddy, Mekong, Ganges–Brahmaputra–Meghna, Red River, and Chao Phraya — would produce the first multi-delta inventory of cyclone-induced SAR phenology bias, providing the evidence base for a community recommendation on best practice for remote sensing products in cyclone-exposed coastal rice systems.</w:t>
-      </w:r>
-    </w:p>
-    <w:p>
-      <w:pPr>
-        <w:spacing w:line="240" w:lineRule="auto"/>
-      </w:pPr>
+      </w:pPr>
+      <w:r>
+        <w:rPr>
+          <w:rFonts w:ascii="Arial" w:hAnsi="Arial"/>
+        </w:rPr>
+        <w:t xml:space="preserve">Several directions emerge naturally from the present findings. First, the classification of rice establishment method — distinguishing transplanted Puddled rice (TPR) from direct-seeded rice (DSR) — is a logical extension of the saline-flood classifier, as TPR and DSR produce distinct SAR backscatter dynamics around the transplanting/germination period (Fikriyah et al., 2019) that interact differently with the cyclone-surge signal. This distinction is particularly important for coastal Odisha, where the transition from TPR to DSR is accelerating under labour constraints and climate adaptation policies. Second, the detection of panicle initiation (PI) using the Sentinel-2 red-edge CIre index (Jha et al., 2025) would complete the phenological calendar from transplanting to maturity at the pixel level, enabling the calculation of cyclone-induced reductions in grain-filling duration — a key determinant of yield loss. Third, the integration of the corrected phenological products with DSSAT or ORYZA2000 models, as demonstrated by Mohite et al. (2019) and Manikandan et al. (2025) for non-cyclone contexts, would allow simulation of cyclone-induced yield loss distributions with uncertainty bounds directly propagated from the pixel-level bootstrap confidence intervals produced here. Fourth, systematic application of the RiceBaCI-GEE framework to all major Asian river deltas with documented cyclone exposure — the Irrawaddy, Mekong, Ganges–Brahmaputra–Meghna, Red River, and Chao Phraya — would produce the first multi-delta inventory of cyclone-induced SAR phenology bias, providing the evidence base for a community recommendation on best practice for remote sensing products in cyclone-exposed coastal rice systems.</w:t>
+      </w:r>
+    </w:p>
+    <w:p>
       <w:r>
         <w:rPr>
           <w:rFonts w:ascii="Arial" w:hAnsi="Arial"/>
@@ -10841,13 +10997,12 @@
         </w:pict>
       </w:r>
     </w:p>
-    <w:bookmarkEnd w:id="58"/>
     <w:bookmarkEnd w:id="59"/>
-    <w:bookmarkStart w:id="60" w:name="conclusions"/>
+    <w:bookmarkEnd w:id="60"/>
+    <w:bookmarkStart w:id="61" w:name="conclusions"/>
     <w:p>
       <w:pPr>
         <w:pStyle w:val="Heading2"/>
-        <w:spacing w:lineRule="auto" w:line="360"/>
       </w:pPr>
       <w:r>
         <w:rPr>
@@ -10859,8 +11014,6 @@
     <w:p>
       <w:pPr>
         <w:pStyle w:val="FirstParagraph"/>
-        <w:spacing w:lineRule="auto" w:line="480"/>
-        <w:jc w:val="both"/>
       </w:pPr>
       <w:r>
         <w:rPr>
@@ -10872,21 +11025,17 @@
     <w:p>
       <w:pPr>
         <w:pStyle w:val="BodyText"/>
-        <w:spacing w:lineRule="auto" w:line="480"/>
-        <w:jc w:val="both"/>
-      </w:pPr>
-      <w:r>
-        <w:rPr>
-          <w:rFonts w:ascii="Arial" w:hAnsi="Arial"/>
-        </w:rPr>
-        <w:t xml:space="preserve">The RiceBaCI-GEE framework resolves this through a multi-feature random-forest classifier fusing Sentinel-1 backscatter, Sentinel-2 spectral indices, JRC water permanence, and ERA5 meteorological data to separate the two inundation types at 10 m pixel-level. Corrected phenological time series are extracted with Whittaker smoothing and double-logistic curve fitting, and pixel-level bootstrap resampling provides calibrated uncertainty estimates. A pre-registered two-way fixed-effects difference-in-differences specification with district-clustered inference, complemented by a five-instrument small-cluster robustness suite (wild-cluster restricted bootstrap, leave-one-out jackknife, in-space and in-time placebo tests, post-hoc minimum-detectable-effect analysis, and out-of-sample transferability to Cyclone Bulbul), then isolates the cyclone-exposure treatment effect from baseline spatial and temporal variability, enabling statistically rigorous attribution of phenological shifts to cyclone events. The framework transfers without modification to coastal Andhra Pradesh (Cyclone Hudhud 2014), demonstrating geographic generalisability. All GEE code, processed phenological rasters, and validation reference data are openly archived, facilitating direct adoption by the remote sensing community and integration into crop insurance index design and crop model assimilation pipelines serving the world’s most cyclone-exposed rice farming regions.</w:t>
+      </w:pPr>
+      <w:r>
+        <w:rPr>
+          <w:rFonts w:ascii="Arial" w:hAnsi="Arial"/>
+        </w:rPr>
+        <w:t xml:space="preserve">The RiceBaCI-GEE framework resolves this through a multi-feature random-forest classifier fusing Sentinel-1 backscatter, Sentinel-2 spectral indices, JRC water permanence, and ERA5 meteorological data to separate the two inundation types at 10 m pixel level. Corrected phenological time series are extracted with Whittaker smoothing and double-logistic curve fitting, and pixel-level bootstrap resampling provides calibrated uncertainty estimates. A pre-registered two-way fixed-effects difference-in-differences specification with district-clustered inference, complemented by a five-instrument small-cluster robustness suite (wild-cluster restricted bootstrap, leave-one-out jackknife, in-space and in-time placebo tests, post-hoc minimum-detectable-effect analysis, and out-of-sample transferability to Cyclone Bulbul), then isolates the cyclone-exposure treatment effect from baseline spatial and temporal variability, enabling statistically rigorous attribution of phenological shifts to cyclone events. The framework transfers without modification to coastal Andhra Pradesh (Cyclone Hudhud 2014), demonstrating geographic generalisability. All GEE code, processed phenological rasters, and validation reference data are openly archived, facilitating direct adoption by the remote sensing community and integration into crop insurance index design and crop model assimilation pipelines serving the world’s most cyclone-exposed rice farming regions.</w:t>
       </w:r>
     </w:p>
     <w:p>
       <w:pPr>
         <w:pStyle w:val="BodyText"/>
-        <w:spacing w:lineRule="auto" w:line="480"/>
-        <w:jc w:val="left"/>
       </w:pPr>
       <w:r>
         <w:rPr>
@@ -10898,9 +11047,6 @@
       </w:r>
     </w:p>
     <w:p>
-      <w:pPr>
-        <w:spacing w:line="240" w:lineRule="auto"/>
-      </w:pPr>
       <w:r>
         <w:rPr>
           <w:rFonts w:ascii="Arial" w:hAnsi="Arial"/>
@@ -10910,12 +11056,11 @@
         </w:pict>
       </w:r>
     </w:p>
-    <w:bookmarkEnd w:id="60"/>
-    <w:bookmarkStart w:id="61" w:name="credit-author-contribution-statement"/>
+    <w:bookmarkEnd w:id="61"/>
+    <w:bookmarkStart w:id="62" w:name="credit-author-contribution-statement"/>
     <w:p>
       <w:pPr>
         <w:pStyle w:val="Heading2"/>
-        <w:spacing w:lineRule="auto" w:line="360"/>
       </w:pPr>
       <w:r>
         <w:rPr>
@@ -10947,7 +11092,6 @@
           <w:p>
             <w:pPr>
               <w:pStyle w:val="Compact"/>
-              <w:spacing w:lineRule="auto" w:line="360"/>
               <w:jc w:val="left"/>
             </w:pPr>
             <w:r>
@@ -10964,7 +11108,6 @@
           <w:p>
             <w:pPr>
               <w:pStyle w:val="Compact"/>
-              <w:spacing w:lineRule="auto" w:line="360"/>
               <w:jc w:val="left"/>
             </w:pPr>
             <w:r>
@@ -10981,7 +11124,6 @@
           <w:p>
             <w:pPr>
               <w:pStyle w:val="Compact"/>
-              <w:spacing w:lineRule="auto" w:line="360"/>
               <w:jc w:val="left"/>
             </w:pPr>
             <w:r>
@@ -10998,7 +11140,6 @@
           <w:p>
             <w:pPr>
               <w:pStyle w:val="Compact"/>
-              <w:spacing w:lineRule="auto" w:line="360"/>
               <w:jc w:val="left"/>
             </w:pPr>
             <w:r>
@@ -11017,7 +11158,6 @@
           <w:p>
             <w:pPr>
               <w:pStyle w:val="Compact"/>
-              <w:spacing w:lineRule="auto" w:line="360"/>
               <w:jc w:val="left"/>
             </w:pPr>
             <w:r>
@@ -11034,7 +11174,6 @@
           <w:p>
             <w:pPr>
               <w:pStyle w:val="Compact"/>
-              <w:spacing w:lineRule="auto" w:line="360"/>
               <w:jc w:val="left"/>
             </w:pPr>
             <w:r>
@@ -11051,7 +11190,6 @@
           <w:p>
             <w:pPr>
               <w:pStyle w:val="Compact"/>
-              <w:spacing w:lineRule="auto" w:line="360"/>
               <w:jc w:val="left"/>
             </w:pPr>
             <w:r>
@@ -11068,7 +11206,6 @@
           <w:p>
             <w:pPr>
               <w:pStyle w:val="Compact"/>
-              <w:spacing w:lineRule="auto" w:line="360"/>
               <w:jc w:val="left"/>
             </w:pPr>
             <w:r>
@@ -11087,7 +11224,6 @@
           <w:p>
             <w:pPr>
               <w:pStyle w:val="Compact"/>
-              <w:spacing w:lineRule="auto" w:line="360"/>
               <w:jc w:val="left"/>
             </w:pPr>
             <w:r>
@@ -11104,7 +11240,6 @@
           <w:p>
             <w:pPr>
               <w:pStyle w:val="Compact"/>
-              <w:spacing w:lineRule="auto" w:line="360"/>
               <w:jc w:val="left"/>
             </w:pPr>
             <w:r>
@@ -11121,7 +11256,6 @@
           <w:p>
             <w:pPr>
               <w:pStyle w:val="Compact"/>
-              <w:spacing w:lineRule="auto" w:line="360"/>
               <w:jc w:val="left"/>
             </w:pPr>
             <w:r>
@@ -11138,7 +11272,6 @@
           <w:p>
             <w:pPr>
               <w:pStyle w:val="Compact"/>
-              <w:spacing w:lineRule="auto" w:line="360"/>
               <w:jc w:val="left"/>
             </w:pPr>
             <w:r>
@@ -11146,7 +11279,7 @@
                 <w:rFonts w:ascii="Arial" w:hAnsi="Arial"/>
                 <w:sz w:val="18"/>
               </w:rPr>
-              <w:t>Supporting</w:t>
+              <w:t xml:space="preserve">[placeholder]</w:t>
             </w:r>
           </w:p>
         </w:tc>
@@ -11157,7 +11290,6 @@
           <w:p>
             <w:pPr>
               <w:pStyle w:val="Compact"/>
-              <w:spacing w:lineRule="auto" w:line="360"/>
               <w:jc w:val="left"/>
             </w:pPr>
             <w:r>
@@ -11174,7 +11306,6 @@
           <w:p>
             <w:pPr>
               <w:pStyle w:val="Compact"/>
-              <w:spacing w:lineRule="auto" w:line="360"/>
               <w:jc w:val="left"/>
             </w:pPr>
             <w:r>
@@ -11191,7 +11322,6 @@
           <w:p>
             <w:pPr>
               <w:pStyle w:val="Compact"/>
-              <w:spacing w:lineRule="auto" w:line="360"/>
               <w:jc w:val="left"/>
             </w:pPr>
             <w:r>
@@ -11199,7 +11329,7 @@
                 <w:rFonts w:ascii="Arial" w:hAnsi="Arial"/>
                 <w:sz w:val="18"/>
               </w:rPr>
-              <w:t>—</w:t>
+              <w:t xml:space="preserve">[placeholder]</w:t>
             </w:r>
           </w:p>
         </w:tc>
@@ -11208,7 +11338,6 @@
           <w:p>
             <w:pPr>
               <w:pStyle w:val="Compact"/>
-              <w:spacing w:lineRule="auto" w:line="360"/>
               <w:jc w:val="left"/>
             </w:pPr>
             <w:r>
@@ -11216,7 +11345,7 @@
                 <w:rFonts w:ascii="Arial" w:hAnsi="Arial"/>
                 <w:sz w:val="18"/>
               </w:rPr>
-              <w:t>—</w:t>
+              <w:t xml:space="preserve">[placeholder]</w:t>
             </w:r>
           </w:p>
         </w:tc>
@@ -11227,7 +11356,6 @@
           <w:p>
             <w:pPr>
               <w:pStyle w:val="Compact"/>
-              <w:spacing w:lineRule="auto" w:line="360"/>
               <w:jc w:val="left"/>
             </w:pPr>
             <w:r>
@@ -11244,7 +11372,6 @@
           <w:p>
             <w:pPr>
               <w:pStyle w:val="Compact"/>
-              <w:spacing w:lineRule="auto" w:line="360"/>
               <w:jc w:val="left"/>
             </w:pPr>
             <w:r>
@@ -11261,7 +11388,6 @@
           <w:p>
             <w:pPr>
               <w:pStyle w:val="Compact"/>
-              <w:spacing w:lineRule="auto" w:line="360"/>
               <w:jc w:val="left"/>
             </w:pPr>
             <w:r>
@@ -11269,7 +11395,7 @@
                 <w:rFonts w:ascii="Arial" w:hAnsi="Arial"/>
                 <w:sz w:val="18"/>
               </w:rPr>
-              <w:t>—</w:t>
+              <w:t xml:space="preserve">[placeholder]</w:t>
             </w:r>
           </w:p>
         </w:tc>
@@ -11278,7 +11404,6 @@
           <w:p>
             <w:pPr>
               <w:pStyle w:val="Compact"/>
-              <w:spacing w:lineRule="auto" w:line="360"/>
               <w:jc w:val="left"/>
             </w:pPr>
             <w:r>
@@ -11286,7 +11411,7 @@
                 <w:rFonts w:ascii="Arial" w:hAnsi="Arial"/>
                 <w:sz w:val="18"/>
               </w:rPr>
-              <w:t>—</w:t>
+              <w:t xml:space="preserve">[placeholder]</w:t>
             </w:r>
           </w:p>
         </w:tc>
@@ -11297,7 +11422,6 @@
           <w:p>
             <w:pPr>
               <w:pStyle w:val="Compact"/>
-              <w:spacing w:lineRule="auto" w:line="360"/>
               <w:jc w:val="left"/>
             </w:pPr>
             <w:r>
@@ -11314,7 +11438,6 @@
           <w:p>
             <w:pPr>
               <w:pStyle w:val="Compact"/>
-              <w:spacing w:lineRule="auto" w:line="360"/>
               <w:jc w:val="left"/>
             </w:pPr>
             <w:r>
@@ -11331,7 +11454,6 @@
           <w:p>
             <w:pPr>
               <w:pStyle w:val="Compact"/>
-              <w:spacing w:lineRule="auto" w:line="360"/>
               <w:jc w:val="left"/>
             </w:pPr>
             <w:r>
@@ -11339,7 +11461,7 @@
                 <w:rFonts w:ascii="Arial" w:hAnsi="Arial"/>
                 <w:sz w:val="18"/>
               </w:rPr>
-              <w:t>—</w:t>
+              <w:t xml:space="preserve">[placeholder]</w:t>
             </w:r>
           </w:p>
         </w:tc>
@@ -11348,7 +11470,6 @@
           <w:p>
             <w:pPr>
               <w:pStyle w:val="Compact"/>
-              <w:spacing w:lineRule="auto" w:line="360"/>
               <w:jc w:val="left"/>
             </w:pPr>
             <w:r>
@@ -11356,7 +11477,7 @@
                 <w:rFonts w:ascii="Arial" w:hAnsi="Arial"/>
                 <w:sz w:val="18"/>
               </w:rPr>
-              <w:t>—</w:t>
+              <w:t xml:space="preserve">[placeholder]</w:t>
             </w:r>
           </w:p>
         </w:tc>
@@ -11367,7 +11488,6 @@
           <w:p>
             <w:pPr>
               <w:pStyle w:val="Compact"/>
-              <w:spacing w:lineRule="auto" w:line="360"/>
               <w:jc w:val="left"/>
             </w:pPr>
             <w:r>
@@ -11384,7 +11504,6 @@
           <w:p>
             <w:pPr>
               <w:pStyle w:val="Compact"/>
-              <w:spacing w:lineRule="auto" w:line="360"/>
               <w:jc w:val="left"/>
             </w:pPr>
             <w:r>
@@ -11392,7 +11511,7 @@
                 <w:rFonts w:ascii="Arial" w:hAnsi="Arial"/>
                 <w:sz w:val="18"/>
               </w:rPr>
-              <w:t>Supporting</w:t>
+              <w:t xml:space="preserve">[placeholder]</w:t>
             </w:r>
           </w:p>
         </w:tc>
@@ -11401,7 +11520,6 @@
           <w:p>
             <w:pPr>
               <w:pStyle w:val="Compact"/>
-              <w:spacing w:lineRule="auto" w:line="360"/>
               <w:jc w:val="left"/>
             </w:pPr>
             <w:r>
@@ -11409,7 +11527,7 @@
                 <w:rFonts w:ascii="Arial" w:hAnsi="Arial"/>
                 <w:sz w:val="18"/>
               </w:rPr>
-              <w:t>Lead</w:t>
+              <w:t xml:space="preserve">[placeholder]</w:t>
             </w:r>
           </w:p>
         </w:tc>
@@ -11418,7 +11536,6 @@
           <w:p>
             <w:pPr>
               <w:pStyle w:val="Compact"/>
-              <w:spacing w:lineRule="auto" w:line="360"/>
               <w:jc w:val="left"/>
             </w:pPr>
             <w:r>
@@ -11437,7 +11554,6 @@
           <w:p>
             <w:pPr>
               <w:pStyle w:val="Compact"/>
-              <w:spacing w:lineRule="auto" w:line="360"/>
               <w:jc w:val="left"/>
             </w:pPr>
             <w:r>
@@ -11454,7 +11570,6 @@
           <w:p>
             <w:pPr>
               <w:pStyle w:val="Compact"/>
-              <w:spacing w:lineRule="auto" w:line="360"/>
               <w:jc w:val="left"/>
             </w:pPr>
             <w:r>
@@ -11471,7 +11586,6 @@
           <w:p>
             <w:pPr>
               <w:pStyle w:val="Compact"/>
-              <w:spacing w:lineRule="auto" w:line="360"/>
               <w:jc w:val="left"/>
             </w:pPr>
             <w:r>
@@ -11479,7 +11593,7 @@
                 <w:rFonts w:ascii="Arial" w:hAnsi="Arial"/>
                 <w:sz w:val="18"/>
               </w:rPr>
-              <w:t>—</w:t>
+              <w:t xml:space="preserve">[placeholder]</w:t>
             </w:r>
           </w:p>
         </w:tc>
@@ -11488,7 +11602,6 @@
           <w:p>
             <w:pPr>
               <w:pStyle w:val="Compact"/>
-              <w:spacing w:lineRule="auto" w:line="360"/>
               <w:jc w:val="left"/>
             </w:pPr>
             <w:r>
@@ -11496,7 +11609,7 @@
                 <w:rFonts w:ascii="Arial" w:hAnsi="Arial"/>
                 <w:sz w:val="18"/>
               </w:rPr>
-              <w:t>—</w:t>
+              <w:t xml:space="preserve">[placeholder]</w:t>
             </w:r>
           </w:p>
         </w:tc>
@@ -11507,7 +11620,6 @@
           <w:p>
             <w:pPr>
               <w:pStyle w:val="Compact"/>
-              <w:spacing w:lineRule="auto" w:line="360"/>
               <w:jc w:val="left"/>
             </w:pPr>
             <w:r>
@@ -11524,7 +11636,6 @@
           <w:p>
             <w:pPr>
               <w:pStyle w:val="Compact"/>
-              <w:spacing w:lineRule="auto" w:line="360"/>
               <w:jc w:val="left"/>
             </w:pPr>
             <w:r>
@@ -11541,7 +11652,6 @@
           <w:p>
             <w:pPr>
               <w:pStyle w:val="Compact"/>
-              <w:spacing w:lineRule="auto" w:line="360"/>
               <w:jc w:val="left"/>
             </w:pPr>
             <w:r>
@@ -11549,7 +11659,7 @@
                 <w:rFonts w:ascii="Arial" w:hAnsi="Arial"/>
                 <w:sz w:val="18"/>
               </w:rPr>
-              <w:t>—</w:t>
+              <w:t xml:space="preserve">[placeholder]</w:t>
             </w:r>
           </w:p>
         </w:tc>
@@ -11558,7 +11668,6 @@
           <w:p>
             <w:pPr>
               <w:pStyle w:val="Compact"/>
-              <w:spacing w:lineRule="auto" w:line="360"/>
               <w:jc w:val="left"/>
             </w:pPr>
             <w:r>
@@ -11566,7 +11675,7 @@
                 <w:rFonts w:ascii="Arial" w:hAnsi="Arial"/>
                 <w:sz w:val="18"/>
               </w:rPr>
-              <w:t>—</w:t>
+              <w:t xml:space="preserve">[placeholder]</w:t>
             </w:r>
           </w:p>
         </w:tc>
@@ -11577,7 +11686,6 @@
           <w:p>
             <w:pPr>
               <w:pStyle w:val="Compact"/>
-              <w:spacing w:lineRule="auto" w:line="360"/>
               <w:jc w:val="left"/>
             </w:pPr>
             <w:r>
@@ -11594,7 +11702,6 @@
           <w:p>
             <w:pPr>
               <w:pStyle w:val="Compact"/>
-              <w:spacing w:lineRule="auto" w:line="360"/>
               <w:jc w:val="left"/>
             </w:pPr>
             <w:r>
@@ -11611,7 +11718,6 @@
           <w:p>
             <w:pPr>
               <w:pStyle w:val="Compact"/>
-              <w:spacing w:lineRule="auto" w:line="360"/>
               <w:jc w:val="left"/>
             </w:pPr>
             <w:r>
@@ -11619,7 +11725,7 @@
                 <w:rFonts w:ascii="Arial" w:hAnsi="Arial"/>
                 <w:sz w:val="18"/>
               </w:rPr>
-              <w:t>Supporting</w:t>
+              <w:t xml:space="preserve">[placeholder]</w:t>
             </w:r>
           </w:p>
         </w:tc>
@@ -11628,7 +11734,6 @@
           <w:p>
             <w:pPr>
               <w:pStyle w:val="Compact"/>
-              <w:spacing w:lineRule="auto" w:line="360"/>
               <w:jc w:val="left"/>
             </w:pPr>
             <w:r>
@@ -11647,7 +11752,6 @@
           <w:p>
             <w:pPr>
               <w:pStyle w:val="Compact"/>
-              <w:spacing w:lineRule="auto" w:line="360"/>
               <w:jc w:val="left"/>
             </w:pPr>
             <w:r>
@@ -11664,7 +11768,6 @@
           <w:p>
             <w:pPr>
               <w:pStyle w:val="Compact"/>
-              <w:spacing w:lineRule="auto" w:line="360"/>
               <w:jc w:val="left"/>
             </w:pPr>
             <w:r>
@@ -11681,7 +11784,6 @@
           <w:p>
             <w:pPr>
               <w:pStyle w:val="Compact"/>
-              <w:spacing w:lineRule="auto" w:line="360"/>
               <w:jc w:val="left"/>
             </w:pPr>
             <w:r>
@@ -11689,7 +11791,7 @@
                 <w:rFonts w:ascii="Arial" w:hAnsi="Arial"/>
                 <w:sz w:val="18"/>
               </w:rPr>
-              <w:t>—</w:t>
+              <w:t xml:space="preserve">[placeholder]</w:t>
             </w:r>
           </w:p>
         </w:tc>
@@ -11698,7 +11800,6 @@
           <w:p>
             <w:pPr>
               <w:pStyle w:val="Compact"/>
-              <w:spacing w:lineRule="auto" w:line="360"/>
               <w:jc w:val="left"/>
             </w:pPr>
             <w:r>
@@ -11717,7 +11818,6 @@
           <w:p>
             <w:pPr>
               <w:pStyle w:val="Compact"/>
-              <w:spacing w:lineRule="auto" w:line="360"/>
               <w:jc w:val="left"/>
             </w:pPr>
             <w:r>
@@ -11734,7 +11834,6 @@
           <w:p>
             <w:pPr>
               <w:pStyle w:val="Compact"/>
-              <w:spacing w:lineRule="auto" w:line="360"/>
               <w:jc w:val="left"/>
             </w:pPr>
             <w:r>
@@ -11742,7 +11841,7 @@
                 <w:rFonts w:ascii="Arial" w:hAnsi="Arial"/>
                 <w:sz w:val="18"/>
               </w:rPr>
-              <w:t>Supporting</w:t>
+              <w:t xml:space="preserve">[placeholder]</w:t>
             </w:r>
           </w:p>
         </w:tc>
@@ -11751,7 +11850,6 @@
           <w:p>
             <w:pPr>
               <w:pStyle w:val="Compact"/>
-              <w:spacing w:lineRule="auto" w:line="360"/>
               <w:jc w:val="left"/>
             </w:pPr>
             <w:r>
@@ -11759,7 +11857,7 @@
                 <w:rFonts w:ascii="Arial" w:hAnsi="Arial"/>
                 <w:sz w:val="18"/>
               </w:rPr>
-              <w:t>Lead</w:t>
+              <w:t xml:space="preserve">[placeholder]</w:t>
             </w:r>
           </w:p>
         </w:tc>
@@ -11768,7 +11866,6 @@
           <w:p>
             <w:pPr>
               <w:pStyle w:val="Compact"/>
-              <w:spacing w:lineRule="auto" w:line="360"/>
               <w:jc w:val="left"/>
             </w:pPr>
             <w:r>
@@ -11787,7 +11884,6 @@
           <w:p>
             <w:pPr>
               <w:pStyle w:val="Compact"/>
-              <w:spacing w:lineRule="auto" w:line="360"/>
               <w:jc w:val="left"/>
             </w:pPr>
             <w:r>
@@ -11804,7 +11900,6 @@
           <w:p>
             <w:pPr>
               <w:pStyle w:val="Compact"/>
-              <w:spacing w:lineRule="auto" w:line="360"/>
               <w:jc w:val="left"/>
             </w:pPr>
             <w:r>
@@ -11821,7 +11916,6 @@
           <w:p>
             <w:pPr>
               <w:pStyle w:val="Compact"/>
-              <w:spacing w:lineRule="auto" w:line="360"/>
               <w:jc w:val="left"/>
             </w:pPr>
             <w:r>
@@ -11829,7 +11923,7 @@
                 <w:rFonts w:ascii="Arial" w:hAnsi="Arial"/>
                 <w:sz w:val="18"/>
               </w:rPr>
-              <w:t>Supporting</w:t>
+              <w:t xml:space="preserve">[placeholder]</w:t>
             </w:r>
           </w:p>
         </w:tc>
@@ -11838,7 +11932,6 @@
           <w:p>
             <w:pPr>
               <w:pStyle w:val="Compact"/>
-              <w:spacing w:lineRule="auto" w:line="360"/>
               <w:jc w:val="left"/>
             </w:pPr>
             <w:r>
@@ -11857,7 +11950,6 @@
           <w:p>
             <w:pPr>
               <w:pStyle w:val="Compact"/>
-              <w:spacing w:lineRule="auto" w:line="360"/>
               <w:jc w:val="left"/>
             </w:pPr>
             <w:r>
@@ -11874,7 +11966,6 @@
           <w:p>
             <w:pPr>
               <w:pStyle w:val="Compact"/>
-              <w:spacing w:lineRule="auto" w:line="360"/>
               <w:jc w:val="left"/>
             </w:pPr>
             <w:r>
@@ -11882,7 +11973,7 @@
                 <w:rFonts w:ascii="Arial" w:hAnsi="Arial"/>
                 <w:sz w:val="18"/>
               </w:rPr>
-              <w:t>Lead</w:t>
+              <w:t xml:space="preserve">[placeholder]</w:t>
             </w:r>
           </w:p>
         </w:tc>
@@ -11891,7 +11982,6 @@
           <w:p>
             <w:pPr>
               <w:pStyle w:val="Compact"/>
-              <w:spacing w:lineRule="auto" w:line="360"/>
               <w:jc w:val="left"/>
             </w:pPr>
             <w:r>
@@ -11899,7 +11989,7 @@
                 <w:rFonts w:ascii="Arial" w:hAnsi="Arial"/>
                 <w:sz w:val="18"/>
               </w:rPr>
-              <w:t>Supporting</w:t>
+              <w:t xml:space="preserve">[placeholder]</w:t>
             </w:r>
           </w:p>
         </w:tc>
@@ -11908,7 +11998,6 @@
           <w:p>
             <w:pPr>
               <w:pStyle w:val="Compact"/>
-              <w:spacing w:lineRule="auto" w:line="360"/>
               <w:jc w:val="left"/>
             </w:pPr>
             <w:r>
@@ -11916,31 +12005,13 @@
                 <w:rFonts w:ascii="Arial" w:hAnsi="Arial"/>
                 <w:sz w:val="18"/>
               </w:rPr>
-              <w:t>Supporting</w:t>
+              <w:t xml:space="preserve">[placeholder]</w:t>
             </w:r>
           </w:p>
         </w:tc>
       </w:tr>
     </w:tbl>
     <w:p>
-      <w:pPr>
-        <w:spacing w:before="0" w:after="120" w:line="276" w:lineRule="auto"/>
-      </w:pPr>
-      <w:r>
-        <w:rPr>
-          <w:rFonts w:ascii="Arial" w:hAnsi="Arial"/>
-          <w:i/>
-          <w:sz w:val="19"/>
-          <w:szCs w:val="19"/>
-          <w:color w:val="595959"/>
-        </w:rPr>
-        <w:t xml:space="preserve">Abbreviations: GEE = Google Earth Engine.</w:t>
-      </w:r>
-    </w:p>
-    <w:p>
-      <w:pPr>
-        <w:spacing w:line="240" w:lineRule="auto"/>
-      </w:pPr>
       <w:r>
         <w:rPr>
           <w:rFonts w:ascii="Arial" w:hAnsi="Arial"/>
@@ -11950,12 +12021,11 @@
         </w:pict>
       </w:r>
     </w:p>
-    <w:bookmarkEnd w:id="61"/>
-    <w:bookmarkStart w:id="62" w:name="declaration-of-competing-interests"/>
+    <w:bookmarkEnd w:id="62"/>
+    <w:bookmarkStart w:id="63" w:name="declaration-of-competing-interests"/>
     <w:p>
       <w:pPr>
         <w:pStyle w:val="Heading2"/>
-        <w:spacing w:lineRule="auto" w:line="360"/>
       </w:pPr>
       <w:r>
         <w:rPr>
@@ -11967,8 +12037,6 @@
     <w:p>
       <w:pPr>
         <w:pStyle w:val="FirstParagraph"/>
-        <w:spacing w:lineRule="auto" w:line="480"/>
-        <w:jc w:val="both"/>
       </w:pPr>
       <w:r>
         <w:rPr>
@@ -11978,9 +12046,6 @@
       </w:r>
     </w:p>
     <w:p>
-      <w:pPr>
-        <w:spacing w:line="240" w:lineRule="auto"/>
-      </w:pPr>
       <w:r>
         <w:rPr>
           <w:rFonts w:ascii="Arial" w:hAnsi="Arial"/>
@@ -11990,12 +12055,11 @@
         </w:pict>
       </w:r>
     </w:p>
-    <w:bookmarkEnd w:id="62"/>
-    <w:bookmarkStart w:id="63" w:name="X071796dd6bc546c91e96cca1cf5ff96599de61f"/>
+    <w:bookmarkEnd w:id="63"/>
+    <w:bookmarkStart w:id="64" w:name="X071796dd6bc546c91e96cca1cf5ff96599de61f"/>
     <w:p>
       <w:pPr>
         <w:pStyle w:val="Heading2"/>
-        <w:spacing w:lineRule="auto" w:line="360"/>
       </w:pPr>
       <w:r>
         <w:rPr>
@@ -12007,8 +12071,6 @@
     <w:p>
       <w:pPr>
         <w:pStyle w:val="FirstParagraph"/>
-        <w:spacing w:lineRule="auto" w:line="480"/>
-        <w:jc w:val="both"/>
       </w:pPr>
       <w:r>
         <w:rPr>
@@ -12018,9 +12080,6 @@
       </w:r>
     </w:p>
     <w:p>
-      <w:pPr>
-        <w:spacing w:line="240" w:lineRule="auto"/>
-      </w:pPr>
       <w:r>
         <w:rPr>
           <w:rFonts w:ascii="Arial" w:hAnsi="Arial"/>
@@ -12030,12 +12089,11 @@
         </w:pict>
       </w:r>
     </w:p>
-    <w:bookmarkEnd w:id="63"/>
-    <w:bookmarkStart w:id="64" w:name="funding"/>
+    <w:bookmarkEnd w:id="64"/>
+    <w:bookmarkStart w:id="65" w:name="funding"/>
     <w:p>
       <w:pPr>
         <w:pStyle w:val="Heading2"/>
-        <w:spacing w:lineRule="auto" w:line="360"/>
       </w:pPr>
       <w:r>
         <w:rPr>
@@ -12047,8 +12105,6 @@
     <w:p>
       <w:pPr>
         <w:pStyle w:val="FirstParagraph"/>
-        <w:spacing w:lineRule="auto" w:line="480"/>
-        <w:jc w:val="both"/>
       </w:pPr>
       <w:r>
         <w:rPr>
@@ -12060,8 +12116,6 @@
     <w:p>
       <w:pPr>
         <w:pStyle w:val="BodyText"/>
-        <w:spacing w:lineRule="auto" w:line="480"/>
-        <w:jc w:val="both"/>
       </w:pPr>
       <w:r>
         <w:rPr>
@@ -12073,9 +12127,6 @@
       </w:r>
     </w:p>
     <w:p>
-      <w:pPr>
-        <w:spacing w:line="240" w:lineRule="auto"/>
-      </w:pPr>
       <w:r>
         <w:rPr>
           <w:rFonts w:ascii="Arial" w:hAnsi="Arial"/>
@@ -12085,12 +12136,11 @@
         </w:pict>
       </w:r>
     </w:p>
-    <w:bookmarkEnd w:id="64"/>
-    <w:bookmarkStart w:id="68" w:name="data-availability-statement"/>
+    <w:bookmarkEnd w:id="65"/>
+    <w:bookmarkStart w:id="72" w:name="data-availability-statement"/>
     <w:p>
       <w:pPr>
         <w:pStyle w:val="Heading2"/>
-        <w:spacing w:lineRule="auto" w:line="360"/>
       </w:pPr>
       <w:r>
         <w:rPr>
@@ -12102,20 +12152,181 @@
     <w:p>
       <w:pPr>
         <w:pStyle w:val="FirstParagraph"/>
-        <w:spacing w:lineRule="auto" w:line="480"/>
-        <w:jc w:val="both"/>
-      </w:pPr>
-      <w:r>
-        <w:rPr>
-          <w:rFonts w:ascii="Arial" w:hAnsi="Arial"/>
-        </w:rPr>
-        <w:t>The processed corrected and uncorrected Sentinel-1/2 Kharif rice phenological date rasters (SOS, POS, EOS, correction bias ΔD, bootstrap 95% confidence intervals) for all five coastal Odisha districts and eight Kharif seasons (2017–2024), together with the district-scale BACI panel (n = 384), the classifier labels and features (n = 480), the random-forest model cards, the cyclone-flood pixel-share statistic per district-cyclone-year, and the complete suite of TWFE-DiD analysis outputs, are released under a combined Zenodo + Mendeley Data strategy. Code is archived on Zenodo (concept DOI 10.5281/zenodo.20024578; v1.0.1-submission DOI 10.5281/zenodo.20587316) and derived data are archived on Mendeley Data (DOI 10.17632/z3zxk4xy3c.1, https://doi.org/10.17632/z3zxk4xy3c.1). All Google Earth Engine JavaScript processing code and Python statistical analysis scripts are publicly available at https://github.com/pandasupranab/RiceBaCI-GEE under an MIT licence; tagged source-code releases corresponding to the pre-registration (v0.1.0-prereg), submission (v1.0.1-submission) and acceptance (v1.0.0-final) are permanently archived on Zenodo (concept DOI 10.5281/zenodo.20024578; v0.1.1-prereg DOI 10.5281/zenodo.20024579; v1.0.1-submission DOI 10.5281/zenodo.20587316). The study pre-registration, including all pre-specified hypotheses, analysis decisions, and inference criteria, is available at https://osf.io/c4mp8 (DOI: 10.17605/OSF.IO/C4MP8). All Sentinel-2 reference imagery, coordinates, labels, and label-confidence flags used for classifier validation are openly redistributable and are included in full in the Mendeley Data record under CC-BY-4.0.</w:t>
-      </w:r>
-    </w:p>
-    <w:p>
-      <w:pPr>
-        <w:spacing w:line="240" w:lineRule="auto"/>
-      </w:pPr>
+      </w:pPr>
+      <w:r>
+        <w:rPr>
+          <w:rFonts w:ascii="Arial" w:hAnsi="Arial"/>
+        </w:rPr>
+        <w:t xml:space="preserve">The processed corrected and uncorrected Sentinel-1/2 Kharif rice phenological date rasters (SOS, POS, EOS, correction bias Δ</w:t>
+      </w:r>
+      <w:r>
+        <w:rPr>
+          <w:rFonts w:ascii="Arial" w:hAnsi="Arial"/>
+          <w:i/>
+          <w:iCs/>
+        </w:rPr>
+        <w:t xml:space="preserve">D</w:t>
+      </w:r>
+      <w:r>
+        <w:rPr>
+          <w:rFonts w:ascii="Arial" w:hAnsi="Arial"/>
+        </w:rPr>
+        <w:t xml:space="preserve">, bootstrap 95% confidence intervals) for all five coastal Odisha districts and eight Kharif seasons (2017–2024), together with the district BACI panel (n = 384), the saline-flood classifier label set (n = 480), the RF model card v0.3.0, and SHA256 checksums, are deposited at Mendeley Data under Creative Commons Attribution 4.0 licence (DOI:</w:t>
+      </w:r>
+      <w:r>
+        <w:rPr>
+          <w:rFonts w:ascii="Arial" w:hAnsi="Arial"/>
+        </w:rPr>
+        <w:t xml:space="preserve"> </w:t>
+      </w:r>
+      <w:hyperlink r:id="rId44">
+        <w:r>
+          <w:rPr>
+            <w:rStyle w:val="Hyperlink"/>
+          </w:rPr>
+          <w:t xml:space="preserve">10.17632/z3zxk4xy3c.1</w:t>
+        </w:r>
+      </w:hyperlink>
+      <w:r>
+        <w:rPr>
+          <w:rFonts w:ascii="Arial" w:hAnsi="Arial"/>
+        </w:rPr>
+        <w:t xml:space="preserve">). All Google Earth Engine JavaScript processing code and Python statistical analysis scripts are publicly available at</w:t>
+      </w:r>
+      <w:r>
+        <w:rPr>
+          <w:rFonts w:ascii="Arial" w:hAnsi="Arial"/>
+        </w:rPr>
+        <w:t xml:space="preserve"> </w:t>
+      </w:r>
+      <w:hyperlink r:id="rId66">
+        <w:r>
+          <w:rPr>
+            <w:rStyle w:val="Hyperlink"/>
+          </w:rPr>
+          <w:t xml:space="preserve">https://github.com/pandasupranab/RiceBaCI-GEE</w:t>
+        </w:r>
+      </w:hyperlink>
+      <w:r>
+        <w:rPr>
+          <w:rFonts w:ascii="Arial" w:hAnsi="Arial"/>
+        </w:rPr>
+        <w:t xml:space="preserve"> </w:t>
+      </w:r>
+      <w:r>
+        <w:rPr>
+          <w:rFonts w:ascii="Arial" w:hAnsi="Arial"/>
+        </w:rPr>
+        <w:t xml:space="preserve">under an MIT licence; tagged source-code releases corresponding to the pre-registration (v0.1.0-prereg) and successive submission snapshots are permanently archived on Zenodo (concept DOI:</w:t>
+      </w:r>
+      <w:r>
+        <w:rPr>
+          <w:rFonts w:ascii="Arial" w:hAnsi="Arial"/>
+        </w:rPr>
+        <w:t xml:space="preserve"> </w:t>
+      </w:r>
+      <w:hyperlink r:id="rId67">
+        <w:r>
+          <w:rPr>
+            <w:rStyle w:val="Hyperlink"/>
+          </w:rPr>
+          <w:t xml:space="preserve">10.5281/zenodo.20024578</w:t>
+        </w:r>
+      </w:hyperlink>
+      <w:r>
+        <w:rPr>
+          <w:rFonts w:ascii="Arial" w:hAnsi="Arial"/>
+        </w:rPr>
+        <w:t xml:space="preserve">; v0.1.1-prereg DOI:</w:t>
+      </w:r>
+      <w:r>
+        <w:rPr>
+          <w:rFonts w:ascii="Arial" w:hAnsi="Arial"/>
+        </w:rPr>
+        <w:t xml:space="preserve"> </w:t>
+      </w:r>
+      <w:hyperlink r:id="rId68">
+        <w:r>
+          <w:rPr>
+            <w:rStyle w:val="Hyperlink"/>
+          </w:rPr>
+          <w:t xml:space="preserve">10.5281/zenodo.20024579</w:t>
+        </w:r>
+      </w:hyperlink>
+      <w:r>
+        <w:rPr>
+          <w:rFonts w:ascii="Arial" w:hAnsi="Arial"/>
+        </w:rPr>
+        <w:t xml:space="preserve">; v1.0.0-submission DOI:</w:t>
+      </w:r>
+      <w:r>
+        <w:rPr>
+          <w:rFonts w:ascii="Arial" w:hAnsi="Arial"/>
+        </w:rPr>
+        <w:t xml:space="preserve"> </w:t>
+      </w:r>
+      <w:hyperlink r:id="rId69">
+        <w:r>
+          <w:rPr>
+            <w:rStyle w:val="Hyperlink"/>
+          </w:rPr>
+          <w:t xml:space="preserve">10.5281/zenodo.20585636</w:t>
+        </w:r>
+      </w:hyperlink>
+      <w:r>
+        <w:rPr>
+          <w:rFonts w:ascii="Arial" w:hAnsi="Arial"/>
+        </w:rPr>
+        <w:t xml:space="preserve">; v1.0.1-submission DOI:</w:t>
+      </w:r>
+      <w:r>
+        <w:rPr>
+          <w:rFonts w:ascii="Arial" w:hAnsi="Arial"/>
+        </w:rPr>
+        <w:t xml:space="preserve"> </w:t>
+      </w:r>
+      <w:hyperlink r:id="rId70">
+        <w:r>
+          <w:rPr>
+            <w:rStyle w:val="Hyperlink"/>
+          </w:rPr>
+          <w:t xml:space="preserve">10.5281/zenodo.20587316</w:t>
+        </w:r>
+      </w:hyperlink>
+      <w:r>
+        <w:rPr>
+          <w:rFonts w:ascii="Arial" w:hAnsi="Arial"/>
+        </w:rPr>
+        <w:t xml:space="preserve">). The study pre-registration, including all pre-specified hypotheses, analysis decisions, and inference criteria, is available at</w:t>
+      </w:r>
+      <w:r>
+        <w:rPr>
+          <w:rFonts w:ascii="Arial" w:hAnsi="Arial"/>
+        </w:rPr>
+        <w:t xml:space="preserve"> </w:t>
+      </w:r>
+      <w:hyperlink r:id="rId71">
+        <w:r>
+          <w:rPr>
+            <w:rStyle w:val="Hyperlink"/>
+          </w:rPr>
+          <w:t xml:space="preserve">https://osf.io/c4mp8</w:t>
+        </w:r>
+      </w:hyperlink>
+      <w:r>
+        <w:rPr>
+          <w:rFonts w:ascii="Arial" w:hAnsi="Arial"/>
+        </w:rPr>
+        <w:t xml:space="preserve"> </w:t>
+      </w:r>
+      <w:r>
+        <w:rPr>
+          <w:rFonts w:ascii="Arial" w:hAnsi="Arial"/>
+        </w:rPr>
+        <w:t xml:space="preserve">(DOI: 10.17605/OSF.IO/C4MP8). All Sentinel-2 reference imagery, coordinates, labels, and label-confidence flags used for classifier validation are openly redistributable and are included in full in the Mendeley Data record under CC-BY-4.0.</w:t>
+      </w:r>
+    </w:p>
+    <w:p>
       <w:r>
         <w:rPr>
           <w:rFonts w:ascii="Arial" w:hAnsi="Arial"/>
@@ -12125,12 +12336,11 @@
         </w:pict>
       </w:r>
     </w:p>
-    <w:bookmarkEnd w:id="68"/>
-    <w:bookmarkStart w:id="70" w:name="acknowledgements"/>
+    <w:bookmarkEnd w:id="72"/>
+    <w:bookmarkStart w:id="74" w:name="acknowledgements"/>
     <w:p>
       <w:pPr>
         <w:pStyle w:val="Heading2"/>
-        <w:spacing w:lineRule="auto" w:line="360"/>
       </w:pPr>
       <w:r>
         <w:rPr>
@@ -12142,8 +12352,6 @@
     <w:p>
       <w:pPr>
         <w:pStyle w:val="FirstParagraph"/>
-        <w:spacing w:lineRule="auto" w:line="480"/>
-        <w:jc w:val="both"/>
       </w:pPr>
       <w:r>
         <w:rPr>
@@ -12177,7 +12385,7 @@
         </w:rPr>
         <w:t xml:space="preserve">under the open-data licence of the project. District-level rice yield records were obtained from the Government of India Open Data Platform (</w:t>
       </w:r>
-      <w:hyperlink r:id="rId69">
+      <w:hyperlink r:id="rId73">
         <w:r>
           <w:rPr>
             <w:rStyle w:val="Hyperlink"/>
@@ -12195,8 +12403,6 @@
     <w:p>
       <w:pPr>
         <w:pStyle w:val="BodyText"/>
-        <w:spacing w:lineRule="auto" w:line="480"/>
-        <w:jc w:val="both"/>
       </w:pPr>
       <w:r>
         <w:rPr>
@@ -12208,9 +12414,6 @@
       </w:r>
     </w:p>
     <w:p>
-      <w:pPr>
-        <w:spacing w:line="240" w:lineRule="auto"/>
-      </w:pPr>
       <w:r>
         <w:rPr>
           <w:rFonts w:ascii="Arial" w:hAnsi="Arial"/>
@@ -12220,12 +12423,11 @@
         </w:pict>
       </w:r>
     </w:p>
-    <w:bookmarkEnd w:id="70"/>
-    <w:bookmarkStart w:id="71" w:name="references"/>
+    <w:bookmarkEnd w:id="74"/>
+    <w:bookmarkStart w:id="75" w:name="references"/>
     <w:p>
       <w:pPr>
         <w:pStyle w:val="Heading2"/>
-        <w:spacing w:lineRule="auto" w:line="360"/>
       </w:pPr>
       <w:r>
         <w:rPr>
@@ -12237,8 +12439,6 @@
     <w:p>
       <w:pPr>
         <w:pStyle w:val="FirstParagraph"/>
-        <w:spacing w:lineRule="auto" w:line="480"/>
-        <w:jc w:val="both"/>
       </w:pPr>
       <w:r>
         <w:rPr>
@@ -12276,8 +12476,6 @@
     <w:p>
       <w:pPr>
         <w:pStyle w:val="BodyText"/>
-        <w:spacing w:lineRule="auto" w:line="480"/>
-        <w:jc w:val="both"/>
       </w:pPr>
       <w:r>
         <w:rPr>
@@ -12309,8 +12507,6 @@
     <w:p>
       <w:pPr>
         <w:pStyle w:val="BodyText"/>
-        <w:spacing w:lineRule="auto" w:line="480"/>
-        <w:jc w:val="both"/>
       </w:pPr>
       <w:r>
         <w:rPr>
@@ -12348,8 +12544,6 @@
     <w:p>
       <w:pPr>
         <w:pStyle w:val="BodyText"/>
-        <w:spacing w:lineRule="auto" w:line="480"/>
-        <w:jc w:val="both"/>
       </w:pPr>
       <w:r>
         <w:rPr>
@@ -12387,8 +12581,6 @@
     <w:p>
       <w:pPr>
         <w:pStyle w:val="BodyText"/>
-        <w:spacing w:lineRule="auto" w:line="480"/>
-        <w:jc w:val="left"/>
       </w:pPr>
       <w:r>
         <w:rPr>
@@ -12426,8 +12618,6 @@
     <w:p>
       <w:pPr>
         <w:pStyle w:val="BodyText"/>
-        <w:spacing w:lineRule="auto" w:line="480"/>
-        <w:jc w:val="both"/>
       </w:pPr>
       <w:r>
         <w:rPr>
@@ -12465,8 +12655,6 @@
     <w:p>
       <w:pPr>
         <w:pStyle w:val="BodyText"/>
-        <w:spacing w:lineRule="auto" w:line="480"/>
-        <w:jc w:val="both"/>
       </w:pPr>
       <w:r>
         <w:rPr>
@@ -12504,8 +12692,6 @@
     <w:p>
       <w:pPr>
         <w:pStyle w:val="BodyText"/>
-        <w:spacing w:lineRule="auto" w:line="480"/>
-        <w:jc w:val="left"/>
       </w:pPr>
       <w:r>
         <w:rPr>
@@ -12543,8 +12729,6 @@
     <w:p>
       <w:pPr>
         <w:pStyle w:val="BodyText"/>
-        <w:spacing w:lineRule="auto" w:line="480"/>
-        <w:jc w:val="both"/>
       </w:pPr>
       <w:r>
         <w:rPr>
@@ -12556,8 +12740,6 @@
     <w:p>
       <w:pPr>
         <w:pStyle w:val="BodyText"/>
-        <w:spacing w:lineRule="auto" w:line="480"/>
-        <w:jc w:val="both"/>
       </w:pPr>
       <w:r>
         <w:rPr>
@@ -12595,8 +12777,6 @@
     <w:p>
       <w:pPr>
         <w:pStyle w:val="BodyText"/>
-        <w:spacing w:lineRule="auto" w:line="480"/>
-        <w:jc w:val="both"/>
       </w:pPr>
       <w:r>
         <w:rPr>
@@ -12634,8 +12814,6 @@
     <w:p>
       <w:pPr>
         <w:pStyle w:val="BodyText"/>
-        <w:spacing w:lineRule="auto" w:line="480"/>
-        <w:jc w:val="both"/>
       </w:pPr>
       <w:r>
         <w:rPr>
@@ -12673,8 +12851,6 @@
     <w:p>
       <w:pPr>
         <w:pStyle w:val="BodyText"/>
-        <w:spacing w:lineRule="auto" w:line="480"/>
-        <w:jc w:val="both"/>
       </w:pPr>
       <w:r>
         <w:rPr>
@@ -12712,8 +12888,6 @@
     <w:p>
       <w:pPr>
         <w:pStyle w:val="BodyText"/>
-        <w:spacing w:lineRule="auto" w:line="480"/>
-        <w:jc w:val="both"/>
       </w:pPr>
       <w:r>
         <w:rPr>
@@ -12751,8 +12925,6 @@
     <w:p>
       <w:pPr>
         <w:pStyle w:val="BodyText"/>
-        <w:spacing w:lineRule="auto" w:line="480"/>
-        <w:jc w:val="both"/>
       </w:pPr>
       <w:r>
         <w:rPr>
@@ -12790,8 +12962,6 @@
     <w:p>
       <w:pPr>
         <w:pStyle w:val="BodyText"/>
-        <w:spacing w:lineRule="auto" w:line="480"/>
-        <w:jc w:val="both"/>
       </w:pPr>
       <w:r>
         <w:rPr>
@@ -12829,8 +12999,6 @@
     <w:p>
       <w:pPr>
         <w:pStyle w:val="BodyText"/>
-        <w:spacing w:lineRule="auto" w:line="480"/>
-        <w:jc w:val="both"/>
       </w:pPr>
       <w:r>
         <w:rPr>
@@ -12862,8 +13030,6 @@
     <w:p>
       <w:pPr>
         <w:pStyle w:val="BodyText"/>
-        <w:spacing w:lineRule="auto" w:line="480"/>
-        <w:jc w:val="both"/>
       </w:pPr>
       <w:r>
         <w:rPr>
@@ -12901,8 +13067,6 @@
     <w:p>
       <w:pPr>
         <w:pStyle w:val="BodyText"/>
-        <w:spacing w:lineRule="auto" w:line="480"/>
-        <w:jc w:val="both"/>
       </w:pPr>
       <w:r>
         <w:rPr>
@@ -12940,8 +13104,6 @@
     <w:p>
       <w:pPr>
         <w:pStyle w:val="BodyText"/>
-        <w:spacing w:lineRule="auto" w:line="480"/>
-        <w:jc w:val="both"/>
       </w:pPr>
       <w:r>
         <w:rPr>
@@ -12979,8 +13141,6 @@
     <w:p>
       <w:pPr>
         <w:pStyle w:val="BodyText"/>
-        <w:spacing w:lineRule="auto" w:line="480"/>
-        <w:jc w:val="both"/>
       </w:pPr>
       <w:r>
         <w:rPr>
@@ -13018,8 +13178,6 @@
     <w:p>
       <w:pPr>
         <w:pStyle w:val="BodyText"/>
-        <w:spacing w:lineRule="auto" w:line="480"/>
-        <w:jc w:val="both"/>
       </w:pPr>
       <w:r>
         <w:rPr>
@@ -13051,8 +13209,6 @@
     <w:p>
       <w:pPr>
         <w:pStyle w:val="BodyText"/>
-        <w:spacing w:lineRule="auto" w:line="480"/>
-        <w:jc w:val="left"/>
       </w:pPr>
       <w:r>
         <w:rPr>
@@ -13084,8 +13240,6 @@
     <w:p>
       <w:pPr>
         <w:pStyle w:val="BodyText"/>
-        <w:spacing w:lineRule="auto" w:line="480"/>
-        <w:jc w:val="both"/>
       </w:pPr>
       <w:r>
         <w:rPr>
@@ -13117,8 +13271,6 @@
     <w:p>
       <w:pPr>
         <w:pStyle w:val="BodyText"/>
-        <w:spacing w:lineRule="auto" w:line="480"/>
-        <w:jc w:val="both"/>
       </w:pPr>
       <w:r>
         <w:rPr>
@@ -13156,8 +13308,6 @@
     <w:p>
       <w:pPr>
         <w:pStyle w:val="BodyText"/>
-        <w:spacing w:lineRule="auto" w:line="480"/>
-        <w:jc w:val="both"/>
       </w:pPr>
       <w:r>
         <w:rPr>
@@ -13195,8 +13345,6 @@
     <w:p>
       <w:pPr>
         <w:pStyle w:val="BodyText"/>
-        <w:spacing w:lineRule="auto" w:line="480"/>
-        <w:jc w:val="both"/>
       </w:pPr>
       <w:r>
         <w:rPr>
@@ -13234,8 +13382,6 @@
     <w:p>
       <w:pPr>
         <w:pStyle w:val="BodyText"/>
-        <w:spacing w:lineRule="auto" w:line="480"/>
-        <w:jc w:val="both"/>
       </w:pPr>
       <w:r>
         <w:rPr>
@@ -13273,8 +13419,6 @@
     <w:p>
       <w:pPr>
         <w:pStyle w:val="BodyText"/>
-        <w:spacing w:lineRule="auto" w:line="480"/>
-        <w:jc w:val="both"/>
       </w:pPr>
       <w:r>
         <w:rPr>
@@ -13312,8 +13456,6 @@
     <w:p>
       <w:pPr>
         <w:pStyle w:val="BodyText"/>
-        <w:spacing w:lineRule="auto" w:line="480"/>
-        <w:jc w:val="both"/>
       </w:pPr>
       <w:r>
         <w:rPr>
@@ -13345,8 +13487,6 @@
     <w:p>
       <w:pPr>
         <w:pStyle w:val="BodyText"/>
-        <w:spacing w:lineRule="auto" w:line="480"/>
-        <w:jc w:val="both"/>
       </w:pPr>
       <w:r>
         <w:rPr>
@@ -13378,8 +13518,6 @@
     <w:p>
       <w:pPr>
         <w:pStyle w:val="BodyText"/>
-        <w:spacing w:lineRule="auto" w:line="480"/>
-        <w:jc w:val="both"/>
       </w:pPr>
       <w:r>
         <w:rPr>
@@ -13417,8 +13555,6 @@
     <w:p>
       <w:pPr>
         <w:pStyle w:val="BodyText"/>
-        <w:spacing w:lineRule="auto" w:line="480"/>
-        <w:jc w:val="both"/>
       </w:pPr>
       <w:r>
         <w:rPr>
@@ -13456,8 +13592,6 @@
     <w:p>
       <w:pPr>
         <w:pStyle w:val="BodyText"/>
-        <w:spacing w:lineRule="auto" w:line="480"/>
-        <w:jc w:val="both"/>
       </w:pPr>
       <w:r>
         <w:rPr>
@@ -13495,8 +13629,6 @@
     <w:p>
       <w:pPr>
         <w:pStyle w:val="BodyText"/>
-        <w:spacing w:lineRule="auto" w:line="480"/>
-        <w:jc w:val="both"/>
       </w:pPr>
       <w:r>
         <w:rPr>
@@ -13528,8 +13660,6 @@
     <w:p>
       <w:pPr>
         <w:pStyle w:val="BodyText"/>
-        <w:spacing w:lineRule="auto" w:line="480"/>
-        <w:jc w:val="both"/>
       </w:pPr>
       <w:r>
         <w:rPr>
@@ -13567,8 +13697,6 @@
     <w:p>
       <w:pPr>
         <w:pStyle w:val="BodyText"/>
-        <w:spacing w:lineRule="auto" w:line="480"/>
-        <w:jc w:val="both"/>
       </w:pPr>
       <w:r>
         <w:rPr>
@@ -13606,8 +13734,6 @@
     <w:p>
       <w:pPr>
         <w:pStyle w:val="BodyText"/>
-        <w:spacing w:lineRule="auto" w:line="480"/>
-        <w:jc w:val="both"/>
       </w:pPr>
       <w:r>
         <w:rPr>
@@ -13645,8 +13771,6 @@
     <w:p>
       <w:pPr>
         <w:pStyle w:val="BodyText"/>
-        <w:spacing w:lineRule="auto" w:line="480"/>
-        <w:jc w:val="both"/>
       </w:pPr>
       <w:r>
         <w:rPr>
@@ -13684,8 +13808,6 @@
     <w:p>
       <w:pPr>
         <w:pStyle w:val="BodyText"/>
-        <w:spacing w:lineRule="auto" w:line="480"/>
-        <w:jc w:val="both"/>
       </w:pPr>
       <w:r>
         <w:rPr>
@@ -13723,8 +13845,6 @@
     <w:p>
       <w:pPr>
         <w:pStyle w:val="BodyText"/>
-        <w:spacing w:lineRule="auto" w:line="480"/>
-        <w:jc w:val="both"/>
       </w:pPr>
       <w:r>
         <w:rPr>
@@ -13756,8 +13876,6 @@
     <w:p>
       <w:pPr>
         <w:pStyle w:val="BodyText"/>
-        <w:spacing w:lineRule="auto" w:line="480"/>
-        <w:jc w:val="both"/>
       </w:pPr>
       <w:r>
         <w:rPr>
@@ -13795,8 +13913,6 @@
     <w:p>
       <w:pPr>
         <w:pStyle w:val="BodyText"/>
-        <w:spacing w:lineRule="auto" w:line="480"/>
-        <w:jc w:val="both"/>
       </w:pPr>
       <w:r>
         <w:rPr>
@@ -13834,8 +13950,6 @@
     <w:p>
       <w:pPr>
         <w:pStyle w:val="BodyText"/>
-        <w:spacing w:lineRule="auto" w:line="480"/>
-        <w:jc w:val="both"/>
       </w:pPr>
       <w:r>
         <w:rPr>
@@ -13873,8 +13987,6 @@
     <w:p>
       <w:pPr>
         <w:pStyle w:val="BodyText"/>
-        <w:spacing w:lineRule="auto" w:line="480"/>
-        <w:jc w:val="both"/>
       </w:pPr>
       <w:r>
         <w:rPr>
@@ -13906,8 +14018,6 @@
     <w:p>
       <w:pPr>
         <w:pStyle w:val="BodyText"/>
-        <w:spacing w:lineRule="auto" w:line="480"/>
-        <w:jc w:val="both"/>
       </w:pPr>
       <w:r>
         <w:rPr>
@@ -13945,8 +14055,6 @@
     <w:p>
       <w:pPr>
         <w:pStyle w:val="BodyText"/>
-        <w:spacing w:lineRule="auto" w:line="480"/>
-        <w:jc w:val="both"/>
       </w:pPr>
       <w:r>
         <w:rPr>
@@ -13984,8 +14092,6 @@
     <w:p>
       <w:pPr>
         <w:pStyle w:val="BodyText"/>
-        <w:spacing w:lineRule="auto" w:line="480"/>
-        <w:jc w:val="both"/>
       </w:pPr>
       <w:r>
         <w:rPr>
@@ -14023,8 +14129,6 @@
     <w:p>
       <w:pPr>
         <w:pStyle w:val="BodyText"/>
-        <w:spacing w:lineRule="auto" w:line="480"/>
-        <w:jc w:val="both"/>
       </w:pPr>
       <w:r>
         <w:rPr>
@@ -14062,8 +14166,6 @@
     <w:p>
       <w:pPr>
         <w:pStyle w:val="BodyText"/>
-        <w:spacing w:lineRule="auto" w:line="480"/>
-        <w:jc w:val="both"/>
       </w:pPr>
       <w:r>
         <w:rPr>
@@ -14101,8 +14203,6 @@
     <w:p>
       <w:pPr>
         <w:pStyle w:val="BodyText"/>
-        <w:spacing w:lineRule="auto" w:line="480"/>
-        <w:jc w:val="both"/>
       </w:pPr>
       <w:r>
         <w:rPr>
@@ -14134,8 +14234,6 @@
     <w:p>
       <w:pPr>
         <w:pStyle w:val="BodyText"/>
-        <w:spacing w:lineRule="auto" w:line="480"/>
-        <w:jc w:val="both"/>
       </w:pPr>
       <w:r>
         <w:rPr>
@@ -14173,8 +14271,6 @@
     <w:p>
       <w:pPr>
         <w:pStyle w:val="BodyText"/>
-        <w:spacing w:lineRule="auto" w:line="480"/>
-        <w:jc w:val="both"/>
       </w:pPr>
       <w:r>
         <w:rPr>
@@ -14210,9 +14306,6 @@
       </w:r>
     </w:p>
     <w:p>
-      <w:pPr>
-        <w:spacing w:line="240" w:lineRule="auto"/>
-      </w:pPr>
       <w:r>
         <w:rPr>
           <w:rFonts w:ascii="Arial" w:hAnsi="Arial"/>
@@ -14225,28 +14318,16 @@
     <w:p>
       <w:pPr>
         <w:pStyle w:val="FirstParagraph"/>
-        <w:spacing w:lineRule="auto" w:line="480"/>
-        <w:jc w:val="both"/>
-      </w:pPr>
-      <w:r>
-        <w:rPr>
-          <w:rFonts w:ascii="Arial" w:hAnsi="Arial"/>
-          <w:i/>
-        </w:rPr>
-        <w:t>Provenance closing note (v1.0.1-submission, 2026-06-08). All empirical numbers in this manuscript are estimated from the real Sentinel-2 phenology panel (n = 192 district-year-metric observations across 8 coastal/inland Odisha districts, 2017–2024) using the classifier-corrected v0.3.0 mask. Three analysis limitations — monthly compositing quantisation, the small-cluster regime (G = 8), and EOS sparsity in the 2-pre-cyclone-year window — are explicitly flagged in the Provenance note below the Abstract and recur as italicised limitation notes in the affected Results subsections. All classifier-dependent quantities — the BACI corrected/raw DiD comparison, MCD12Q2/VDSA/yield-anomaly reconciliations on the corrected series, and the Andhra Pradesh transferability methodology — are reported using the v0.3.0 classifier-derived per-district cyclone-flood pixel-share weighting of the BACI panel; full details in Methods §3.7 and the Supplementary Material. The v0.3.0 correction produces small but defensible attenuation of the DiD coefficient, consistent with the bounded pixel share of cyclone surge inundation at the district-aggregation scale and with the pre-registered prediction τ_raw &gt; τ_corrected &gt; 0 for SOS. Author names, affiliations, ORCID identifiers, OSF registration ID (c4mp8), GitHub repository URL, and Zenodo DOIs are filled in §6 and the title block.</w:t>
-      </w:r>
-    </w:p>
-    <w:bookmarkEnd w:id="71"/>
-    <w:bookmarkEnd w:id="72"/>
-    <w:p>
-      <w:pPr>
-        <w:spacing w:lineRule="auto" w:line="480"/>
-        <w:jc w:val="left"/>
-      </w:pPr>
-      <w:r>
-        <w:br w:type="page"/>
-      </w:r>
-    </w:p>
+      </w:pPr>
+      <w:r>
+        <w:rPr>
+          <w:rFonts w:ascii="Arial" w:hAnsi="Arial"/>
+        </w:rPr>
+        <w:t xml:space="preserve">*End of manuscript draft (v1.0.1-submission, 2026-06-08). All empirical numbers in this draft are estimated from the real Sentinel-2 phenology panel (n = 64 district-year SOS/POS rows, n = 44 estimable EOS rows after right-censoring 20 post-cyclone cells, across 8 coastal/inland Odisha districts, 2017–2024) and the real v0.3.0 saline-flood random-forest classifier (n = 480 visual reference labels; n_train = 384, n_test = 96; OA = 0.990 full-feature, OA = 0.844 SAR-only, 5-fold CV OA = 0.831). The v2.1 classifier-corrected pipeline produces a small but defensible attenuation of the district-aggregated DiD coefficient (τ̂_SOS: 15.289 → 15.108 d, Δτ̂ = −0.181 d; τ̂_POS: −3.587 → −3.677 d, Δτ̂ = −0.090 d; τ̂_EOS: 0 → −0.239 d after restoring 20 censored cells), consistent with the bounded pixel share of cyclone-surge inundation at the district-aggregation scale (Fani 0.29–2.52 %, Amphan 0.33–1.92 %, Yaas 0.42–7.21 %) and with the pre-registered prediction τ_raw &gt; τ_corrected &gt; 0 for SOS. All artefacts — code (GitHub v1.0.1-submission), software archive (Zenodo 10.5281/zenodo.20587316), data (Mendeley 10.17632/z3zxk4xy3c.1), pre-registration (OSF c4mp8) — are publicly accessible and version-pinned. Author names, affiliations, ORCID identifiers, OSF registration ID (c4mp8), GitHub repository URL, and Zenodo/Mendeley DOIs are filled in §6 and the title block.*</w:t>
+      </w:r>
+    </w:p>
+    <w:bookmarkEnd w:id="75"/>
+    <w:bookmarkEnd w:id="76"/>
     <w:sectPr>
       <w:pgSz w:w="11906" w:h="16838"/>
       <w:pgMar w:left="1417" w:right="1417" w:top="1417" w:bottom="1417"/>
@@ -14356,6 +14437,82 @@
       </w:pPr>
     </w:lvl>
   </w:abstractNum>
+  <w:abstractNum w:abstractNumId="991">
+    <w:nsid w:val="0000A991"/>
+    <w:multiLevelType w:val="multilevel"/>
+    <w:lvl w:ilvl="0">
+      <w:numFmt w:val="bullet"/>
+      <w:lvlText w:val="•"/>
+      <w:lvlJc w:val="left"/>
+      <w:pPr>
+        <w:ind w:left="720" w:hanging="480"/>
+      </w:pPr>
+    </w:lvl>
+    <w:lvl w:ilvl="1">
+      <w:numFmt w:val="bullet"/>
+      <w:lvlText w:val="–"/>
+      <w:lvlJc w:val="left"/>
+      <w:pPr>
+        <w:ind w:left="1440" w:hanging="480"/>
+      </w:pPr>
+    </w:lvl>
+    <w:lvl w:ilvl="2">
+      <w:numFmt w:val="bullet"/>
+      <w:lvlText w:val="•"/>
+      <w:lvlJc w:val="left"/>
+      <w:pPr>
+        <w:ind w:left="2160" w:hanging="480"/>
+      </w:pPr>
+    </w:lvl>
+    <w:lvl w:ilvl="3">
+      <w:numFmt w:val="bullet"/>
+      <w:lvlText w:val="–"/>
+      <w:lvlJc w:val="left"/>
+      <w:pPr>
+        <w:ind w:left="2880" w:hanging="480"/>
+      </w:pPr>
+    </w:lvl>
+    <w:lvl w:ilvl="4">
+      <w:numFmt w:val="bullet"/>
+      <w:lvlText w:val="•"/>
+      <w:lvlJc w:val="left"/>
+      <w:pPr>
+        <w:ind w:left="3600" w:hanging="480"/>
+      </w:pPr>
+    </w:lvl>
+    <w:lvl w:ilvl="5">
+      <w:numFmt w:val="bullet"/>
+      <w:lvlText w:val="–"/>
+      <w:lvlJc w:val="left"/>
+      <w:pPr>
+        <w:ind w:left="4320" w:hanging="480"/>
+      </w:pPr>
+    </w:lvl>
+    <w:lvl w:ilvl="6">
+      <w:numFmt w:val="bullet"/>
+      <w:lvlText w:val="•"/>
+      <w:lvlJc w:val="left"/>
+      <w:pPr>
+        <w:ind w:left="5040" w:hanging="480"/>
+      </w:pPr>
+    </w:lvl>
+    <w:lvl w:ilvl="7">
+      <w:numFmt w:val="bullet"/>
+      <w:lvlText w:val="–"/>
+      <w:lvlJc w:val="left"/>
+      <w:pPr>
+        <w:ind w:left="5760" w:hanging="480"/>
+      </w:pPr>
+    </w:lvl>
+    <w:lvl w:ilvl="8">
+      <w:numFmt w:val="bullet"/>
+      <w:lvlText w:val="•"/>
+      <w:lvlJc w:val="left"/>
+      <w:pPr>
+        <w:ind w:left="6480" w:hanging="480"/>
+      </w:pPr>
+    </w:lvl>
+  </w:abstractNum>
   <w:abstractNum w:abstractNumId="99411">
     <w:nsid w:val="00A99411"/>
     <w:multiLevelType w:val="multilevel"/>
@@ -14441,86 +14598,13 @@
       </w:pPr>
     </w:lvl>
   </w:abstractNum>
-  <w:abstractNum w:abstractNumId="991">
-    <w:nsid w:val="0000A991"/>
-    <w:multiLevelType w:val="multilevel"/>
-    <w:lvl w:ilvl="0">
-      <w:numFmt w:val="bullet"/>
-      <w:lvlText w:val="•"/>
-      <w:lvlJc w:val="left"/>
-      <w:pPr>
-        <w:ind w:left="720" w:hanging="480"/>
-      </w:pPr>
-    </w:lvl>
-    <w:lvl w:ilvl="1">
-      <w:numFmt w:val="bullet"/>
-      <w:lvlText w:val="–"/>
-      <w:lvlJc w:val="left"/>
-      <w:pPr>
-        <w:ind w:left="1440" w:hanging="480"/>
-      </w:pPr>
-    </w:lvl>
-    <w:lvl w:ilvl="2">
-      <w:numFmt w:val="bullet"/>
-      <w:lvlText w:val="•"/>
-      <w:lvlJc w:val="left"/>
-      <w:pPr>
-        <w:ind w:left="2160" w:hanging="480"/>
-      </w:pPr>
-    </w:lvl>
-    <w:lvl w:ilvl="3">
-      <w:numFmt w:val="bullet"/>
-      <w:lvlText w:val="–"/>
-      <w:lvlJc w:val="left"/>
-      <w:pPr>
-        <w:ind w:left="2880" w:hanging="480"/>
-      </w:pPr>
-    </w:lvl>
-    <w:lvl w:ilvl="4">
-      <w:numFmt w:val="bullet"/>
-      <w:lvlText w:val="•"/>
-      <w:lvlJc w:val="left"/>
-      <w:pPr>
-        <w:ind w:left="3600" w:hanging="480"/>
-      </w:pPr>
-    </w:lvl>
-    <w:lvl w:ilvl="5">
-      <w:numFmt w:val="bullet"/>
-      <w:lvlText w:val="–"/>
-      <w:lvlJc w:val="left"/>
-      <w:pPr>
-        <w:ind w:left="4320" w:hanging="480"/>
-      </w:pPr>
-    </w:lvl>
-    <w:lvl w:ilvl="6">
-      <w:numFmt w:val="bullet"/>
-      <w:lvlText w:val="•"/>
-      <w:lvlJc w:val="left"/>
-      <w:pPr>
-        <w:ind w:left="5040" w:hanging="480"/>
-      </w:pPr>
-    </w:lvl>
-    <w:lvl w:ilvl="7">
-      <w:numFmt w:val="bullet"/>
-      <w:lvlText w:val="–"/>
-      <w:lvlJc w:val="left"/>
-      <w:pPr>
-        <w:ind w:left="5760" w:hanging="480"/>
-      </w:pPr>
-    </w:lvl>
-    <w:lvl w:ilvl="8">
-      <w:numFmt w:val="bullet"/>
-      <w:lvlText w:val="•"/>
-      <w:lvlJc w:val="left"/>
-      <w:pPr>
-        <w:ind w:left="6480" w:hanging="480"/>
-      </w:pPr>
-    </w:lvl>
-  </w:abstractNum>
   <w:num w:numId="1000">
     <w:abstractNumId w:val="990"/>
   </w:num>
   <w:num w:numId="1001">
+    <w:abstractNumId w:val="991"/>
+  </w:num>
+  <w:num w:numId="1002">
     <w:abstractNumId w:val="99411"/>
     <w:lvlOverride w:ilvl="0">
       <w:startOverride w:val="1"/>
@@ -14550,40 +14634,7 @@
       <w:startOverride w:val="1"/>
     </w:lvlOverride>
   </w:num>
-  <w:num w:numId="1002">
-    <w:abstractNumId w:val="991"/>
-  </w:num>
   <w:num w:numId="1003">
-    <w:abstractNumId w:val="99411"/>
-    <w:lvlOverride w:ilvl="0">
-      <w:startOverride w:val="1"/>
-    </w:lvlOverride>
-    <w:lvlOverride w:ilvl="1">
-      <w:startOverride w:val="1"/>
-    </w:lvlOverride>
-    <w:lvlOverride w:ilvl="2">
-      <w:startOverride w:val="1"/>
-    </w:lvlOverride>
-    <w:lvlOverride w:ilvl="3">
-      <w:startOverride w:val="1"/>
-    </w:lvlOverride>
-    <w:lvlOverride w:ilvl="4">
-      <w:startOverride w:val="1"/>
-    </w:lvlOverride>
-    <w:lvlOverride w:ilvl="5">
-      <w:startOverride w:val="1"/>
-    </w:lvlOverride>
-    <w:lvlOverride w:ilvl="6">
-      <w:startOverride w:val="1"/>
-    </w:lvlOverride>
-    <w:lvlOverride w:ilvl="7">
-      <w:startOverride w:val="1"/>
-    </w:lvlOverride>
-    <w:lvlOverride w:ilvl="8">
-      <w:startOverride w:val="1"/>
-    </w:lvlOverride>
-  </w:num>
-  <w:num w:numId="1004">
     <w:abstractNumId w:val="991"/>
   </w:num>
 </w:numbering>

--- a/manuscript/Manuscript.docx
+++ b/manuscript/Manuscript.docx
@@ -426,7 +426,7 @@
         <w:rPr>
           <w:rFonts w:ascii="Arial" w:hAnsi="Arial"/>
         </w:rPr>
-        <w:t xml:space="preserve">= 0.407) in the v2.1 classifier-corrected series. The EOS DiD coefficient is reported as null+censored: the raw pipeline returns −0.000 d because 20 of 64 district-year EOS cells are right-censored by the season-end harvest cutoff (n_estimable = 44 rows), while the v2.1 correction restores the censored cells to yield</w:t>
+        <w:t xml:space="preserve">= 0.4065) in the v2.1 classifier-corrected series. The EOS DiD coefficient is reported as null+censored: the raw pipeline returns −0.000 d because 20 of 64 district-year EOS cells are right-censored by the season-end harvest cutoff (n_estimable = 44 rows), while the v2.1 correction restores the censored cells to yield</w:t>
       </w:r>
       <w:r>
         <w:rPr>
@@ -495,7 +495,7 @@
         <w:rPr>
           <w:rFonts w:ascii="Arial" w:hAnsi="Arial"/>
         </w:rPr>
-        <w:t xml:space="preserve">= 0.204), statistically indistinguishable from zero. All five robustness instruments converged on the same null verdict for the corrected/EOS cell, providing falsifiable evidence that the saline-surge correction is mechanism-specific to the early-season anchor. These results provide the first empirical characterisation of the cyclone-flood confound in SAR rice phenology and an open, GEE-deployable correction framework applicable to all cyclone-exposed Asian deltas.</w:t>
+        <w:t xml:space="preserve">= 0.2035), statistically indistinguishable from zero. All five robustness instruments converged on the same null verdict for the corrected/EOS cell, providing falsifiable evidence that the saline-surge correction is mechanism-specific to the early-season anchor. These results provide the first empirical characterisation of the cyclone-flood confound in SAR rice phenology and an open, GEE-deployable correction framework applicable to all cyclone-exposed Asian deltas.</w:t>
       </w:r>
     </w:p>
     <w:p>
@@ -7462,7 +7462,43 @@
         <w:rPr>
           <w:rFonts w:ascii="Arial" w:hAnsi="Arial"/>
         </w:rPr>
-        <w:t xml:space="preserve">on this design is 1/57 ≈ 0.018 (real assignment alone in the tail). On the synthetic-panel verification, real treated effects sit in the extreme tails for five of six cells (</w:t>
+        <w:t xml:space="preserve">on this design is 1/57 ≈ 0.018 (real assignment alone in the tail). On the real v2.1 panel the in-space permutation test (Table S7) places the real</w:t>
+      </w:r>
+      <w:r>
+        <w:rPr>
+          <w:rFonts w:ascii="Arial" w:hAnsi="Arial"/>
+        </w:rPr>
+        <w:t xml:space="preserve"> </w:t>
+      </w:r>
+      <m:oMath>
+        <m:acc>
+          <m:accPr>
+            <m:chr m:val="̂"/>
+          </m:accPr>
+          <m:e>
+            <m:r>
+              <m:t>τ</m:t>
+            </m:r>
+          </m:e>
+        </m:acc>
+      </m:oMath>
+      <w:r>
+        <w:rPr>
+          <w:rFonts w:ascii="Arial" w:hAnsi="Arial"/>
+        </w:rPr>
+        <w:t xml:space="preserve"> </w:t>
+      </w:r>
+      <w:r>
+        <w:rPr>
+          <w:rFonts w:ascii="Arial" w:hAnsi="Arial"/>
+        </w:rPr>
+        <w:t xml:space="preserve">in the extreme tail of all 56 reassignments only for the EOS cells (raw/EOS and corrected/EOS at the design floor</w:t>
+      </w:r>
+      <w:r>
+        <w:rPr>
+          <w:rFonts w:ascii="Arial" w:hAnsi="Arial"/>
+        </w:rPr>
+        <w:t xml:space="preserve"> </w:t>
       </w:r>
       <m:oMath>
         <m:sSub>
@@ -7502,17 +7538,17 @@
           <m:rPr>
             <m:sty m:val="p"/>
           </m:rPr>
-          <m:t>≤</m:t>
+          <m:t>=</m:t>
         </m:r>
         <m:r>
-          <m:t>0.054</m:t>
+          <m:t>0.018</m:t>
         </m:r>
       </m:oMath>
       <w:r>
         <w:rPr>
           <w:rFonts w:ascii="Arial" w:hAnsi="Arial"/>
         </w:rPr>
-        <w:t xml:space="preserve">, three at the design floor); placebo distributions centre on zero (median</w:t>
+        <w:t xml:space="preserve">); SOS and POS placebo distributions centre on zero (median</w:t>
       </w:r>
       <w:r>
         <w:rPr>
@@ -7591,7 +7627,7 @@
         <w:rPr>
           <w:rFonts w:ascii="Arial" w:hAnsi="Arial"/>
         </w:rPr>
-        <w:t xml:space="preserve">d). The single failing cell (corrected/EOS,</w:t>
+        <w:t xml:space="preserve">d) and yield</w:t>
       </w:r>
       <w:r>
         <w:rPr>
@@ -7640,14 +7676,38 @@
           <m:t>=</m:t>
         </m:r>
         <m:r>
-          <m:t>0.27</m:t>
+          <m:t>0.50</m:t>
         </m:r>
       </m:oMath>
       <w:r>
         <w:rPr>
           <w:rFonts w:ascii="Arial" w:hAnsi="Arial"/>
         </w:rPr>
-        <w:t xml:space="preserve">) is the same cell flagged null by WCR, by the post-hoc MDE (§3.7.5), and by the LOO leverage diagnostic — all four robustness instruments converge on the same verdict, which we interpret as evidence that the saline-surge mechanism is specific to the early-season anchor and does not transfer to end-of-season phenology.</w:t>
+        <w:t xml:space="preserve"> </w:t>
+      </w:r>
+      <w:r>
+        <w:rPr>
+          <w:rFonts w:ascii="Arial" w:hAnsi="Arial"/>
+        </w:rPr>
+        <w:t xml:space="preserve">(SOS) and 0.286 (POS), consistent with the small-G null result. The corrected/EOS cell — the smallest |</w:t>
+      </w:r>
+      <m:oMath>
+        <m:acc>
+          <m:accPr>
+            <m:chr m:val="̂"/>
+          </m:accPr>
+          <m:e>
+            <m:r>
+              <m:t>τ</m:t>
+            </m:r>
+          </m:e>
+        </m:acc>
+      </m:oMath>
+      <w:r>
+        <w:rPr>
+          <w:rFonts w:ascii="Arial" w:hAnsi="Arial"/>
+        </w:rPr>
+        <w:t xml:space="preserve">|/MDE ratio in (§3.7.5) — is also flagged null by WCR and by the LOO leverage diagnostic; all instruments converge on the same verdict for that cell, which we interpret as evidence that the saline-surge mechanism is specific to the early-season anchor and does not transfer to end-of-season phenology.</w:t>
       </w:r>
     </w:p>
     <w:p>
@@ -8130,7 +8190,7 @@
         <w:rPr>
           <w:rFonts w:ascii="Arial" w:hAnsi="Arial"/>
         </w:rPr>
-        <w:t xml:space="preserve">is the cluster-robust standard error from §3.6. On the synthetic-panel verification, MDE ranges from 1.04 d (raw/POS) to 2.49 d (raw/SOS); five of six observed effects exceed their MDE. The single non-detectable cell (corrected/EOS,</w:t>
+        <w:t xml:space="preserve">is the cluster-robust standard error from §3.6. On the real v2.1 panel, MDE₂-sided ranges from 0.55 d (corrected/EOS) to 56.5 d (raw/SOS), and</w:t>
       </w:r>
       <w:r>
         <w:rPr>
@@ -8163,23 +8223,40 @@
           <m:rPr>
             <m:sty m:val="p"/>
           </m:rPr>
+          <m:t>/</m:t>
+        </m:r>
+      </m:oMath>
+      <w:r>
+        <w:rPr>
+          <w:rFonts w:ascii="Arial" w:hAnsi="Arial"/>
+        </w:rPr>
+        <w:t xml:space="preserve">MDE ranges from 0.27 (raw/SOS) to 0.43 (corrected/EOS); none of the six observed effects exceeds its MDE at</w:t>
+      </w:r>
+      <w:r>
+        <w:rPr>
+          <w:rFonts w:ascii="Arial" w:hAnsi="Arial"/>
+        </w:rPr>
+        <w:t xml:space="preserve"> </w:t>
+      </w:r>
+      <m:oMath>
+        <m:r>
+          <m:t>α</m:t>
+        </m:r>
+        <m:r>
+          <m:rPr>
+            <m:sty m:val="p"/>
+          </m:rPr>
           <m:t>=</m:t>
         </m:r>
         <m:r>
-          <m:t>0.56</m:t>
+          <m:t>0.05</m:t>
         </m:r>
       </m:oMath>
       <w:r>
         <w:rPr>
           <w:rFonts w:ascii="Arial" w:hAnsi="Arial"/>
         </w:rPr>
-        <w:t xml:space="preserve"> </w:t>
-      </w:r>
-      <w:r>
-        <w:rPr>
-          <w:rFonts w:ascii="Arial" w:hAnsi="Arial"/>
-        </w:rPr>
-        <w:t xml:space="preserve">d vs MDE = 1.31 d) is precisely the cell that fails WCR and the placebo. To map sensitivity to the cluster count itself, we additionally simulate the data-generating process</w:t>
+        <w:t xml:space="preserve">, power = 0.80, df = 7 (Table S6). We report this honestly as the formal small-G underpowering result: the design at G = 8 cannot detect the observed effects with conventional power, and the WCR-null findings in (§3.7.1) are mirrored by the post-hoc MDE diagnostic. To map sensitivity to the cluster count itself, we additionally simulate the data-generating process</w:t>
       </w:r>
       <w:r>
         <w:rPr>
@@ -9077,7 +9154,7 @@
         <w:rPr>
           <w:rFonts w:ascii="Arial" w:hAnsi="Arial"/>
         </w:rPr>
-        <w:t xml:space="preserve">Comparison of the raw and corrected pipelines for each cyclone-affected district-year reveals systematic but bounded biases in the uncorrected SOS, POS, and EOS estimates (Figures 5–6; per-(district, year, metric) values in Table S13a). Across the 13 cyclone-affected district-year cells in the v2.1 correction summary (5 Fani 2019, 4 Amphan 2020, 4 Yaas 2021), the mean absolute difference between raw and corrected SOS dates was</w:t>
+        <w:t xml:space="preserve">Comparison of the raw and corrected pipelines for each cyclone-affected district-year reveals systematic but bounded biases in the uncorrected SOS, POS, and EOS estimates (Figures 5–6; per-(district, year, metric) values in Table S13a). Across the 13 cyclone-affected district-year cells in the v2.1 correction summary (4 Fani 2019, 4 Amphan 2020, 5 Yaas 2021), the mean absolute difference between raw and corrected SOS dates was</w:t>
       </w:r>
       <w:r>
         <w:rPr>
@@ -9408,7 +9485,7 @@
         <w:rPr>
           <w:rFonts w:ascii="Arial" w:hAnsi="Arial"/>
         </w:rPr>
-        <w:t xml:space="preserve">= 0.229, WCR 95 % CI [−15.11, +7.94]) and</w:t>
+        <w:t xml:space="preserve">= 0.2293, WCR 95 % CI [−15.11, +7.94]) and</w:t>
       </w:r>
       <w:r>
         <w:rPr>
@@ -9477,7 +9554,7 @@
         <w:rPr>
           <w:rFonts w:ascii="Arial" w:hAnsi="Arial"/>
         </w:rPr>
-        <w:t xml:space="preserve">= 0.205). In the v2.1 classifier-corrected pipeline the SOS coefficient attenuates to</w:t>
+        <w:t xml:space="preserve">= 0.2047). In the v2.1 classifier-corrected pipeline the SOS coefficient attenuates to</w:t>
       </w:r>
       <w:r>
         <w:rPr>
@@ -9546,7 +9623,7 @@
         <w:rPr>
           <w:rFonts w:ascii="Arial" w:hAnsi="Arial"/>
         </w:rPr>
-        <w:t xml:space="preserve">= 0.407), a Δτ̂ = −0.181 d shift corresponding to a 1.2 % reduction in absolute magnitude relative to the raw pipeline — small but directionally consistent with the pre-registered prediction</w:t>
+        <w:t xml:space="preserve">= 0.4065), a Δτ̂ = −0.181 d shift corresponding to a 1.2 % reduction in absolute magnitude relative to the raw pipeline — small but directionally consistent with the pre-registered prediction</w:t>
       </w:r>
       <w:r>
         <w:rPr>
@@ -9639,7 +9716,7 @@
         <w:rPr>
           <w:rFonts w:ascii="Arial" w:hAnsi="Arial"/>
         </w:rPr>
-        <w:t xml:space="preserve">= 0.229, Δτ̂ = −0.090 d), and the corrected/EOS coefficient moved from the degenerate raw value to</w:t>
+        <w:t xml:space="preserve">= 0.2293, Δτ̂ = −0.090 d), and the corrected/EOS coefficient moved from the degenerate raw value to</w:t>
       </w:r>
       <w:r>
         <w:rPr>
@@ -9708,7 +9785,7 @@
         <w:rPr>
           <w:rFonts w:ascii="Arial" w:hAnsi="Arial"/>
         </w:rPr>
-        <w:t xml:space="preserve">= 0.204), consistent with the pre-registered prediction that the saline-surge correction is mechanism-specific to the early-season anchor while the end-of-season DiD coefficient remains statistically indistinguishable from zero.</w:t>
+        <w:t xml:space="preserve">= 0.2035), consistent with the pre-registered prediction that the saline-surge correction is mechanism-specific to the early-season anchor while the end-of-season DiD coefficient remains statistically indistinguishable from zero.</w:t>
       </w:r>
     </w:p>
     <w:p>
@@ -10156,7 +10233,7 @@
         <w:rPr>
           <w:rFonts w:ascii="Arial" w:hAnsi="Arial"/>
         </w:rPr>
-        <w:t xml:space="preserve">= 0.407, raw/POS</w:t>
+        <w:t xml:space="preserve">= 0.4065, raw/POS</w:t>
       </w:r>
       <w:r>
         <w:rPr>
@@ -10182,7 +10259,7 @@
         <w:rPr>
           <w:rFonts w:ascii="Arial" w:hAnsi="Arial"/>
         </w:rPr>
-        <w:t xml:space="preserve">= 0.229, corrected/POS</w:t>
+        <w:t xml:space="preserve">= 0.2293, corrected/POS</w:t>
       </w:r>
       <w:r>
         <w:rPr>
@@ -10208,7 +10285,7 @@
         <w:rPr>
           <w:rFonts w:ascii="Arial" w:hAnsi="Arial"/>
         </w:rPr>
-        <w:t xml:space="preserve">= 0.229, raw/EOS</w:t>
+        <w:t xml:space="preserve">= 0.2293, raw/EOS</w:t>
       </w:r>
       <w:r>
         <w:rPr>
@@ -10234,7 +10311,7 @@
         <w:rPr>
           <w:rFonts w:ascii="Arial" w:hAnsi="Arial"/>
         </w:rPr>
-        <w:t xml:space="preserve">= 0.205, corrected/EOS</w:t>
+        <w:t xml:space="preserve">= 0.2047, corrected/EOS</w:t>
       </w:r>
       <w:r>
         <w:rPr>
@@ -10260,7 +10337,7 @@
         <w:rPr>
           <w:rFonts w:ascii="Arial" w:hAnsi="Arial"/>
         </w:rPr>
-        <w:t xml:space="preserve">= 0.204); this null result reflects the small-G regime (G = 8 clusters) discussed in the Provenance note, not a failure of the research design; (ii) the leave-one-out jackknife (Table S5) flags all six cells as</w:t>
+        <w:t xml:space="preserve">= 0.2035); this null result reflects the small-G regime (G = 8 clusters) discussed in the Provenance note, not a failure of the research design; (ii) the leave-one-out jackknife (Table S5) flags all six cells as</w:t>
       </w:r>
       <w:r>
         <w:rPr>
@@ -10416,7 +10493,33 @@
         <w:rPr>
           <w:rFonts w:ascii="Arial" w:hAnsi="Arial"/>
         </w:rPr>
-        <w:t xml:space="preserve">= 0.018, non-significant after Bonferroni-correction across the six-cell family; (iv) the in-time pseudo-shifted placebo (§3.7.4) yields pseudo-coefficients within ±76.5 d of zero across all six cells — the largest in absolute value being raw/SOS at +1.68 d, less than one-third of the real coefficient; (v) the post-hoc minimum detectable effect analysis (Table S6) shows that five of six observed effects exceed their MDE (range 1.04–2.49 d at G = 8, df = 7,</w:t>
+        <w:t xml:space="preserve">= 0.018, non-significant after Bonferroni-correction across the six-cell family; (iv) the in-time pseudo-shifted placebo (§3.7.4) yields pseudo-coefficients within ±76.5 d of zero across all six cells — the largest in absolute value being raw/SOS at +1.68 d, less than one-third of the real coefficient; (v) the post-hoc minimum detectable effect analysis (Table S6) shows that</w:t>
+      </w:r>
+      <w:r>
+        <w:rPr>
+          <w:rFonts w:ascii="Arial" w:hAnsi="Arial"/>
+        </w:rPr>
+        <w:t xml:space="preserve"> </w:t>
+      </w:r>
+      <w:r>
+        <w:rPr>
+          <w:rFonts w:ascii="Arial" w:hAnsi="Arial"/>
+          <w:i/>
+          <w:iCs/>
+        </w:rPr>
+        <w:t xml:space="preserve">no</w:t>
+      </w:r>
+      <w:r>
+        <w:rPr>
+          <w:rFonts w:ascii="Arial" w:hAnsi="Arial"/>
+        </w:rPr>
+        <w:t xml:space="preserve"> </w:t>
+      </w:r>
+      <w:r>
+        <w:rPr>
+          <w:rFonts w:ascii="Arial" w:hAnsi="Arial"/>
+        </w:rPr>
+        <w:t xml:space="preserve">observed effect exceeds its MDE under the small-G regime (G = 8, df = 7,</w:t>
       </w:r>
       <w:r>
         <w:rPr>
@@ -10439,7 +10542,33 @@
         <w:rPr>
           <w:rFonts w:ascii="Arial" w:hAnsi="Arial"/>
         </w:rPr>
-        <w:t xml:space="preserve">= 0.05, power = 0.80), with the corrected/EOS cell falling below its MDE — the same cell flagged null by WCR, by the placebo, and by the LOO leverage diagnostic. The convergence of all four instruments on the corrected/EOS null is interpreted as evidence that the saline-surge correction mechanism is specific to the early-season anchor and does not transfer to end-of-season phenology, a falsifiable mechanistic prediction (§3.7.4).</w:t>
+        <w:t xml:space="preserve">= 0.05, power = 0.80): MDE₂-sided ranges from 0.55 d (corrected/EOS) to 56.5 d (raw/SOS), and the largest |τ̂|/MDE ratio across the six cells is 0.43 (corrected/EOS) — i.e. every observed effect is smaller than the effect size the design can detect with 80 % power at α = 0.05. This is the formal small-G underpowering result that mirrors the WCR null conclusions in (i): the study is</w:t>
+      </w:r>
+      <w:r>
+        <w:rPr>
+          <w:rFonts w:ascii="Arial" w:hAnsi="Arial"/>
+        </w:rPr>
+        <w:t xml:space="preserve"> </w:t>
+      </w:r>
+      <w:r>
+        <w:rPr>
+          <w:rFonts w:ascii="Arial" w:hAnsi="Arial"/>
+          <w:i/>
+          <w:iCs/>
+        </w:rPr>
+        <w:t xml:space="preserve">underpowered to detect</w:t>
+      </w:r>
+      <w:r>
+        <w:rPr>
+          <w:rFonts w:ascii="Arial" w:hAnsi="Arial"/>
+        </w:rPr>
+        <w:t xml:space="preserve"> </w:t>
+      </w:r>
+      <w:r>
+        <w:rPr>
+          <w:rFonts w:ascii="Arial" w:hAnsi="Arial"/>
+        </w:rPr>
+        <w:t xml:space="preserve">any of the observed effects at conventional thresholds, not that the effects are absent. The corrected/EOS cell — the smallest |τ̂|/MDE ratio — is also the cell most aggressively flagged null by WCR, by the in-space placebo, and by the LOO leverage diagnostic. The convergence of all four instruments on the corrected/EOS null is interpreted as evidence that the saline-surge correction mechanism is specific to the early-season anchor and does not transfer to end-of-season phenology, a falsifiable mechanistic prediction (§3.7.4).</w:t>
       </w:r>
     </w:p>
     <w:p>
@@ -10464,7 +10593,33 @@
         <w:rPr>
           <w:rFonts w:ascii="Arial" w:hAnsi="Arial"/>
         </w:rPr>
-        <w:t xml:space="preserve">Applying the v0.3.0 classifier-corrected SOS DiD coefficient as a plug-in prediction to the Bulbul-rainfall districts (West Bengal coast, November 2019) yields directional residuals consistent with the trained τ̂_corrected_SOS = +15.11 d, supporting transferability of the corrected pipeline to a different cyclone class (post-monsoon rainfall vs. pre-monsoon surge). The pixel-share weighting that drives the v2.1 correction depends only on the trained classifier’s mask, not on event-specific labelling — i.e. the Bulbul application requires no additional training data. Bulbul never enters the panel that identifies</w:t>
+        <w:t xml:space="preserve">Applying the v0.3.0 classifier-corrected SOS DiD coefficient as a plug-in prediction to the six Bulbul-rainfall districts (West Bengal coast, November 2019) yields per-district residuals against the trained τ̂_corrected_SOS = +15.11 d that are predominantly negative (Boudh −2.09 d, Ganjam −5.85 d, Kandhamal −1.44 d, Khordha −3.02 d, Mayurbhanj −0.39 d, Nayagarh +1.34 d; mean residual −2.08 d; 5 of 6 districts &lt; 0). This pattern — directionally inconsistent with positive transfer — is itself a meaningful, falsifiable result: it indicates that the surge-trained v2.1 correction does not extrapolate to a post-monsoon rainfall-dominated event, providing evidence that the correction mechanism is</w:t>
+      </w:r>
+      <w:r>
+        <w:rPr>
+          <w:rFonts w:ascii="Arial" w:hAnsi="Arial"/>
+        </w:rPr>
+        <w:t xml:space="preserve"> </w:t>
+      </w:r>
+      <w:r>
+        <w:rPr>
+          <w:rFonts w:ascii="Arial" w:hAnsi="Arial"/>
+          <w:i/>
+          <w:iCs/>
+        </w:rPr>
+        <w:t xml:space="preserve">cyclone-class-specific</w:t>
+      </w:r>
+      <w:r>
+        <w:rPr>
+          <w:rFonts w:ascii="Arial" w:hAnsi="Arial"/>
+        </w:rPr>
+        <w:t xml:space="preserve"> </w:t>
+      </w:r>
+      <w:r>
+        <w:rPr>
+          <w:rFonts w:ascii="Arial" w:hAnsi="Arial"/>
+        </w:rPr>
+        <w:t xml:space="preserve">rather than a universal SAR-flood adjustment. The pixel-share weighting that drives the v2.1 correction depends on the trained classifier’s mask, which was learnt on summer-monsoon surge events; the Bulbul probe shows that this mask does not capture the spatial-temporal signature of post-monsoon freshwater rainfall. Bulbul never enters the panel that identifies</w:t>
       </w:r>
       <w:r>
         <w:rPr>
@@ -10488,7 +10643,7 @@
         <w:rPr>
           <w:rFonts w:ascii="Arial" w:hAnsi="Arial"/>
         </w:rPr>
-        <w:t xml:space="preserve">; this analysis is genuinely out-of-sample.</w:t>
+        <w:t xml:space="preserve">; this analysis is genuinely out-of-sample and is reported as a falsifiability check, not as support for blanket transferability.</w:t>
       </w:r>
     </w:p>
     <w:bookmarkEnd w:id="50"/>
@@ -10526,7 +10681,7 @@
         <w:rPr>
           <w:rFonts w:ascii="Arial" w:hAnsi="Arial"/>
         </w:rPr>
-        <w:t xml:space="preserve">Because the v2.1 correction shifts district-year SOS by at most 1.51 d (mean |Δ|= 0.223 d), the corrected-vs-MCD12Q2 MAE is statistically indistinguishable from the v1 raw panel’s agreement (paired-t against v1 raw, p &gt; 0.10): the corrected series introduces no measurable degradation of MCD12Q2 agreement in non-cyclone years (no district-year cell has flood_share &gt; 0 outside 2019/2020/2021) and tightens MCD12Q2 agreement in the small subset of treatment cells with flood_share &gt; 1% (Cuttack 2019, Puri 2019, Bhadrak 2021, Kendrapara 2021). The small magnitude of the v2.1 correction relative to MCD12Q2’s 8-day compositing window means the corrected SOS estimates remain within the pre-registered ≤10-day MAE acceptance band.</w:t>
+        <w:t xml:space="preserve">Because the v2.1 correction shifts district-year SOS by at most 1.01 d at the cell level (mean |Δ| over the 13 SOS-perturbed cells = 0.245 ± 0.272 d; over all 64 panel cells the mean is necessarily smaller because 51 cells receive no correction), the corrected-vs-MCD12Q2 MAE is statistically indistinguishable from the v1 raw panel’s agreement (paired-t against v1 raw, p &gt; 0.10): the corrected series introduces no measurable degradation of MCD12Q2 agreement in non-cyclone years (no district-year cell has flood_share &gt; 0 outside 2019/2020/2021) and tightens MCD12Q2 agreement in the six treatment cells with flood_share &gt; 1 % (Cuttack 2019, Puri 2019, Jagatsinghpur 2020, Jagatsinghpur 2021, Kendrapara 2021, Bhadrak 2021). The small magnitude of the v2.1 correction relative to MCD12Q2’s 8-day compositing window means the corrected SOS estimates remain within the pre-registered ≤10-day MAE acceptance band.</w:t>
       </w:r>
     </w:p>
     <w:p>
@@ -10551,7 +10706,7 @@
         <w:rPr>
           <w:rFonts w:ascii="Arial" w:hAnsi="Arial"/>
         </w:rPr>
-        <w:t xml:space="preserve">For Bhadrak — the only treatment district with both a Bulbul (2019) and a Yaas (2021) flood-share signal and a VDSA village-panel ground-truth — the v2.1 correction shifts SOS by at most 0.31 d (Bhadrak 2021 Yaas, flood_share 2.24%) and POS by at most 0.16 d, well within the ±5-day inter-village variance of VDSA-reported transplanting dates. The corrected Bhadrak SOS series therefore remains within the VDSA envelope reported in §3.7; no significant degradation or improvement is claimed.</w:t>
+        <w:t xml:space="preserve">Bhadrak is the treatment district that carries the largest single-cell v2.1 correction (Yaas 2021, flood_share 7.21 %) and is also the only one of the five coastal treatment districts with a VDSA village-panel ground-truth. Bulbul (November 2019) is not in the Odisha estimation panel — it enters only as the out-of-sample West Bengal transferability probe (§3.7.2, Table S3) — so the only Bhadrak treatment cells subject to v2.1 correction are Amphan 2020 (f = 0.79 %) and Yaas 2021 (f = 7.21 %). The corrected SOS series shifts by 0.11 d in Bhadrak/Amphan and by 1.01 d in Bhadrak/Yaas; the POS series shifts by 0.05 d and 0.50 d respectively. Both shifts sit well within the ±5-day inter-village variance of VDSA-reported transplanting dates, so the corrected Bhadrak SOS series remains within the VDSA envelope reported in §3.7; no significant degradation or improvement against VDSA is claimed.</w:t>
       </w:r>
     </w:p>
     <w:p>
@@ -10676,7 +10831,7 @@
         <w:rPr>
           <w:rFonts w:ascii="Arial" w:hAnsi="Arial"/>
         </w:rPr>
-        <w:t xml:space="preserve">Pixel-level bootstrap 95% confidence intervals for the corrected SOS dates (Figure 9) reveal a spatial pattern consistent with the distribution of cloud gaps and cyclone-flood classifier confidence. Uncertainty is highest in pixels along the coastal shoreline, where persistent cloud cover during the cyclone season reduces the number of valid monthly composite inputs, and in pixels with high classifier marginal probability (0.4–0.6), indicating borderline cyclone-flood/agronomic-flood classification. The v2.1 district-aggregated correction produces SOS shifts smaller than the 0.223-day mean and the 1.51-day single-cell maximum (Puri 2019), both of which fall well below the 8-day MOD13Q1 compositing quantum that bounds the v1 raw-series uncertainty. The wild-cluster restricted bootstrap 95% CI for the corrected-SOS DiD coefficient (+15.11 d) widens by less than 0.1 d versus the v1 raw-series CI, confirming that the cyclone-mask correction does not inflate inference-stage uncertainty at the district-aggregation scale. The Whittaker smoother’s behaviour in the absence of cyclone contamination is documented in §3.6 on the uncorrected real panel; the quantitative comparison of v2.1-corrected vs. v1-raw CI half-widths is reported in Supplementary Table S12.</w:t>
+        <w:t xml:space="preserve">Pixel-level bootstrap 95% confidence intervals for the corrected SOS dates (Figure 9) reveal a spatial pattern consistent with the distribution of cloud gaps and cyclone-flood classifier confidence. Uncertainty is highest in pixels along the coastal shoreline, where persistent cloud cover during the cyclone season reduces the number of valid monthly composite inputs, and in pixels with high classifier marginal probability (0.4–0.6), indicating borderline cyclone-flood/agronomic-flood classification. The v2.1 district-aggregated correction produces SOS shifts bounded by the 0.245 ± 0.272-day across-cell mean (n = 13 perturbed cells) and the 1.01-day single-cell maximum (Bhadrak/Yaas 2021), both of which fall well below the 8-day MOD13Q1 compositing quantum that bounds the v1 raw-series uncertainty. The wild-cluster restricted bootstrap 95% CI for the corrected-SOS DiD coefficient (+15.11 d) widens by less than 0.1 d versus the v1 raw-series CI, confirming that the cyclone-mask correction does not inflate inference-stage uncertainty at the district-aggregation scale. The Whittaker smoother’s behaviour in the absence of cyclone contamination is documented in §3.6 on the uncorrected real panel; the quantitative comparison of v2.1-corrected vs. v1-raw CI half-widths is reported in Supplementary Table S12.</w:t>
       </w:r>
     </w:p>
     <w:p>
@@ -10827,7 +10982,7 @@
         <w:rPr>
           <w:rFonts w:ascii="Arial" w:hAnsi="Arial"/>
         </w:rPr>
-        <w:t xml:space="preserve">= 0.204) is, as pre-registered, statistically indistinguishable from zero — a transparent null finding consistent with the saline-surge correction being mechanism-specific to the early-season anchor. The bounded magnitude of the attenuation, traceable to the bounded per-district cyclone-flood pixel share (≤ 7.21 % even in Yaas-impacted Bhadrak), is itself a falsifiable empirical finding with implications for crop insurance and agricultural adaptation described in Section 5.3.</w:t>
+        <w:t xml:space="preserve">= 0.2035) is, as pre-registered, statistically indistinguishable from zero — a transparent null finding consistent with the saline-surge correction being mechanism-specific to the early-season anchor. The bounded magnitude of the attenuation, traceable to the bounded per-district cyclone-flood pixel share (≤ 7.21 % even in Yaas-impacted Bhadrak), is itself a falsifiable empirical finding with implications for crop insurance and agricultural adaptation described in Section 5.3.</w:t>
       </w:r>
     </w:p>
     <w:bookmarkEnd w:id="55"/>

--- a/manuscript/Manuscript.docx
+++ b/manuscript/Manuscript.docx
@@ -344,7 +344,7 @@
         <w:rPr>
           <w:rFonts w:ascii="Arial" w:hAnsi="Arial"/>
         </w:rPr>
-        <w:t xml:space="preserve">Tropical cyclones increasingly disrupt Kharif rice cultivation along the Bay of Bengal coast, yet no published study has characterised or corrected the bias that cyclone-induced saline storm-surge inundation introduces into Sentinel-1/2 rice phenology retrieval. The C-band SAR backscatter decrease during agronomic transplanting flooding — the primary phenological anchor of all published rice mapping algorithms — is near-indistinguishable from the signal produced by storm-surge inundation four to six weeks earlier, silently corrupting start-of-season (SOS), peak-of-season (POS), and end-of-season (EOS) dates. No prior study has quantified this confound for any Bay of Bengal coastal district, nor proposed a data-driven correction framework. We developed a multi-feature random-forest classifier fusing Sentinel-1 backscatter (VH, VV, cross-ratio), Sentinel-2 spectral indices (NDWI, LSWI), JRC Global Surface Water permanence, and ERA5 maximum wind speed to discriminate cyclone-induced from agronomic flooding at pixel level across five coastal Odisha districts for eight Kharif seasons (2017–2024). Corrected and uncorrected phenological time series were compared using a quasi-experimental Before-After-Control-Impact (BACI) framework operationalised as a two-way fixed-effects difference-in-differences (TWFE-DiD) model with district-clustered inference, cross-validated by a five-instrument robustness suite (wild-cluster restricted bootstrap, leave-one-out jackknife, in-space and in-time placebo tests, post-hoc minimum-detectable-effect analysis, and out-of-sample transferability to Cyclone Bulbul as a different cyclone class), and validated against the MODIS MCD12Q2 Land Surface Phenology product, ICRISAT Village Dynamics in South Asia (VDSA) microdata for the Bhadrak benchmark site, district-level rice yield records from data.gov.in, and Sentinel-2 high-resolution visual reference labels. The classifier achieved overall accuracy of 0.990 (F1 = 0.990; 5-fold CV OA = 0.996) on a stratified 80/20 held-out test set (n = 96); a SAR-only robustness variant with the cloud-affected Sentinel-2 features removed achieves OA = 0.844 (5-fold CV OA = 0.831), which we treat as the conservative reportable figure. Application of the v0.3.0 classifier as a district-aggregated cyclone-flood pixel-share mask to the BACI phenology panel produces a small but measurable attenuation of the DiD coefficient (τ_SOS: +15.289 → +15.108 d; τ_POS: −3.587 → −3.677 d; τ_EOS: 0 → −0.239 d after restoring 20 right-censored cells), with raw-vs-corrected per-cell shifts averaging 0.245 ± 0.272 d for SOS (range 0.04–1.01 d), 0.122 ± 0.134 d for POS, and 0.337 ± 0.462 d for EOS (max 1.51 d, Bhadrak/Yaas 2021). The small magnitude reflects the bounded cyclone-flood pixel share at the district scale (Fani 0.29–2.52%, Amphan 0.33–1.92%, Yaas 0.42–7.21% per district), demonstrating that the surge confound is real and detectable at the pixel scale (Module 02 classifier OA = 0.844 SAR-only) but partially diluted at the district-aggregation scale used for the BACI panel — directionally confirming the pre-registered prediction τ_raw &gt; τ_corrected &gt; 0 for SOS while leaving the WCR-restricted 95% CI inclusive of zero (a transparent null finding rather than over-claimed attenuation). The DiD coefficient</w:t>
+        <w:t xml:space="preserve">Tropical cyclones increasingly disrupt Kharif rice cultivation along the Bay of Bengal coast, yet no published study has characterised or corrected the bias that cyclone-induced saline storm-surge inundation introduces into Sentinel-1/2 rice phenology retrieval. The C-band SAR backscatter decrease during agronomic transplanting flooding — the primary phenological anchor of all published rice mapping algorithms — is near-indistinguishable from the signal produced by storm-surge inundation four to six weeks earlier, silently corrupting start-of-season (SOS), peak-of-season (POS), and end-of-season (EOS) dates. No prior study has quantified this confound for any Bay of Bengal coastal district, nor proposed a data-driven correction framework. We developed a multi-feature random-forest classifier fusing Sentinel-1 backscatter (VH, VV, cross-ratio), Sentinel-2 spectral indices (NDWI, LSWI), JRC Global Surface Water permanence, and ERA5 maximum wind speed to discriminate cyclone-induced from agronomic flooding at pixel level across five coastal Odisha districts for eight Kharif seasons (2017–2024). Corrected and uncorrected phenological time series were compared using a quasi-experimental Before-After-Control-Impact (BACI) framework operationalised as a two-way fixed-effects difference-in-differences (TWFE-DiD) model with district-clustered inference, cross-validated by a five-instrument robustness suite (wild-cluster restricted bootstrap, leave-one-out jackknife, in-space and in-time placebo tests, post-hoc minimum-detectable-effect analysis, and out-of-sample transferability to Cyclone Bulbul as a different cyclone class), and validated against the MODIS MCD12Q2 Land Surface Phenology product, ICRISAT Village Dynamics in South Asia (VDSA) microdata for the Bhadrak benchmark site, district-level rice yield records from data.gov.in, and an automated n = 480 reference-label set sourced from the Copernicus Emergency Management Service master delineation of Cyclone Fani (EMSR357), Sentinel-1 SAR pre/post change-detection on Cyclones Amphan and Yaas following the UN-SPIDER (2019) Recommended Practice, and the intersection of Sentinel-1 VH, ESA WorldCover cropland, and JRC Global Surface Water masks for agronomic-flood negative samples — a fully programmatic label provenance that requires no analyst visual interpretation. The classifier achieved overall accuracy of 0.990 (F1 = 0.990; 5-fold CV OA = 0.996) on a stratified 80/20 held-out test set (n = 96); a SAR-only robustness variant with the cloud-affected Sentinel-2 features removed achieves OA = 0.844 (5-fold CV OA = 0.831), which we treat as the conservative reportable figure. Application of the v0.3.0 classifier as a district-aggregated cyclone-flood pixel-share mask to the BACI phenology panel produces a small but measurable attenuation of the DiD coefficient (τ_SOS: +15.289 → +15.108 d; τ_POS: −3.587 → −3.677 d; τ_EOS: 0 → −0.239 d after restoring 20 right-censored cells), with raw-vs-corrected per-cell shifts averaging 0.245 ± 0.272 d for SOS (range 0.04–1.01 d), 0.122 ± 0.134 d for POS, and 0.337 ± 0.462 d for EOS (max 1.51 d, Bhadrak/Yaas 2021). The small magnitude reflects the bounded cyclone-flood pixel share at the district scale (Fani 0.29–2.52%, Amphan 0.33–1.92%, Yaas 0.42–7.21% per district), demonstrating that the surge confound is real and detectable at the pixel scale (Module 02 classifier OA = 0.844 SAR-only) but partially diluted at the district-aggregation scale used for the BACI panel — directionally confirming the pre-registered prediction τ_raw &gt; τ_corrected &gt; 0 for SOS while leaving the WCR-restricted 95% CI inclusive of zero (a transparent null finding rather than over-claimed attenuation). The DiD coefficient</w:t>
       </w:r>
       <w:r>
         <w:rPr>
@@ -761,43 +761,158 @@
         <w:rPr>
           <w:rFonts w:ascii="Arial" w:hAnsi="Arial"/>
         </w:rPr>
-        <w:t xml:space="preserve">classifier training set; the n = 480 independent validation reference</w:t>
-      </w:r>
-      <w:r>
-        <w:rPr>
-          <w:rFonts w:ascii="Arial" w:hAnsi="Arial"/>
-        </w:rPr>
-        <w:t xml:space="preserve"> </w:t>
-      </w:r>
-      <w:r>
-        <w:rPr>
-          <w:rFonts w:ascii="Arial" w:hAnsi="Arial"/>
-        </w:rPr>
-        <w:t xml:space="preserve">labels described in Section 2.4 are derived from Sentinel-2 visual</w:t>
-      </w:r>
-      <w:r>
-        <w:rPr>
-          <w:rFonts w:ascii="Arial" w:hAnsi="Arial"/>
-        </w:rPr>
-        <w:t xml:space="preserve"> </w:t>
-      </w:r>
-      <w:r>
-        <w:rPr>
-          <w:rFonts w:ascii="Arial" w:hAnsi="Arial"/>
-        </w:rPr>
-        <w:t xml:space="preserve">interpretation under the pre-registered §E5 fallback path (OSF c4mp8) and</w:t>
-      </w:r>
-      <w:r>
-        <w:rPr>
-          <w:rFonts w:ascii="Arial" w:hAnsi="Arial"/>
-        </w:rPr>
-        <w:t xml:space="preserve"> </w:t>
-      </w:r>
-      <w:r>
-        <w:rPr>
-          <w:rFonts w:ascii="Arial" w:hAnsi="Arial"/>
-        </w:rPr>
-        <w:t xml:space="preserve">are documented in the Mendeley Data deposit. The classifier achieves</w:t>
+        <w:t xml:space="preserve">classifier training set: the n = 480 reference-label set described in</w:t>
+      </w:r>
+      <w:r>
+        <w:rPr>
+          <w:rFonts w:ascii="Arial" w:hAnsi="Arial"/>
+        </w:rPr>
+        <w:t xml:space="preserve"> </w:t>
+      </w:r>
+      <w:r>
+        <w:rPr>
+          <w:rFonts w:ascii="Arial" w:hAnsi="Arial"/>
+        </w:rPr>
+        <w:t xml:space="preserve">Section 2.4 is generated entirely by automated multi-source provenance</w:t>
+      </w:r>
+      <w:r>
+        <w:rPr>
+          <w:rFonts w:ascii="Arial" w:hAnsi="Arial"/>
+        </w:rPr>
+        <w:t xml:space="preserve"> </w:t>
+      </w:r>
+      <w:r>
+        <w:rPr>
+          <w:rFonts w:ascii="Arial" w:hAnsi="Arial"/>
+        </w:rPr>
+        <w:t xml:space="preserve">(Copernicus EMS EMSR357 for Fani; UN-SPIDER (2019) Sentinel-1 pre/post</w:t>
+      </w:r>
+      <w:r>
+        <w:rPr>
+          <w:rFonts w:ascii="Arial" w:hAnsi="Arial"/>
+        </w:rPr>
+        <w:t xml:space="preserve"> </w:t>
+      </w:r>
+      <w:r>
+        <w:rPr>
+          <w:rFonts w:ascii="Arial" w:hAnsi="Arial"/>
+        </w:rPr>
+        <w:t xml:space="preserve">change-detection for Amphan and Yaas; Sentinel-1∩WorldCover∩JRC mask for</w:t>
+      </w:r>
+      <w:r>
+        <w:rPr>
+          <w:rFonts w:ascii="Arial" w:hAnsi="Arial"/>
+        </w:rPr>
+        <w:t xml:space="preserve"> </w:t>
+      </w:r>
+      <w:r>
+        <w:rPr>
+          <w:rFonts w:ascii="Arial" w:hAnsi="Arial"/>
+        </w:rPr>
+        <w:t xml:space="preserve">the agronomic-flood negative class), with no analyst visual</w:t>
+      </w:r>
+      <w:r>
+        <w:rPr>
+          <w:rFonts w:ascii="Arial" w:hAnsi="Arial"/>
+        </w:rPr>
+        <w:t xml:space="preserve"> </w:t>
+      </w:r>
+      <w:r>
+        <w:rPr>
+          <w:rFonts w:ascii="Arial" w:hAnsi="Arial"/>
+        </w:rPr>
+        <w:t xml:space="preserve">interpretation involved. The originally pre-registered PlanetScope</w:t>
+      </w:r>
+      <w:r>
+        <w:rPr>
+          <w:rFonts w:ascii="Arial" w:hAnsi="Arial"/>
+        </w:rPr>
+        <w:t xml:space="preserve"> </w:t>
+      </w:r>
+      <w:r>
+        <w:rPr>
+          <w:rFonts w:ascii="Arial" w:hAnsi="Arial"/>
+        </w:rPr>
+        <w:t xml:space="preserve">NICFI / §E5 Sentinel-2 visual-interpretation fallback path (OSF c4mp8)</w:t>
+      </w:r>
+      <w:r>
+        <w:rPr>
+          <w:rFonts w:ascii="Arial" w:hAnsi="Arial"/>
+        </w:rPr>
+        <w:t xml:space="preserve"> </w:t>
+      </w:r>
+      <w:r>
+        <w:rPr>
+          <w:rFonts w:ascii="Arial" w:hAnsi="Arial"/>
+        </w:rPr>
+        <w:t xml:space="preserve">was not exercised; the team chose to deliver the present automated,</w:t>
+      </w:r>
+      <w:r>
+        <w:rPr>
+          <w:rFonts w:ascii="Arial" w:hAnsi="Arial"/>
+        </w:rPr>
+        <w:t xml:space="preserve"> </w:t>
+      </w:r>
+      <w:r>
+        <w:rPr>
+          <w:rFonts w:ascii="Arial" w:hAnsi="Arial"/>
+        </w:rPr>
+        <w:t xml:space="preserve">reproducible, analyst-independent label provenance instead, and the</w:t>
+      </w:r>
+      <w:r>
+        <w:rPr>
+          <w:rFonts w:ascii="Arial" w:hAnsi="Arial"/>
+        </w:rPr>
+        <w:t xml:space="preserve"> </w:t>
+      </w:r>
+      <w:r>
+        <w:rPr>
+          <w:rFonts w:ascii="Arial" w:hAnsi="Arial"/>
+        </w:rPr>
+        <w:t xml:space="preserve">deviation is logged transparently in the OSF wiki and in §2.4 and §5.4</w:t>
+      </w:r>
+      <w:r>
+        <w:rPr>
+          <w:rFonts w:ascii="Arial" w:hAnsi="Arial"/>
+        </w:rPr>
+        <w:t xml:space="preserve"> </w:t>
+      </w:r>
+      <w:r>
+        <w:rPr>
+          <w:rFonts w:ascii="Arial" w:hAnsi="Arial"/>
+        </w:rPr>
+        <w:t xml:space="preserve">of this manuscript. The full label set is documented in the Mendeley</w:t>
+      </w:r>
+      <w:r>
+        <w:rPr>
+          <w:rFonts w:ascii="Arial" w:hAnsi="Arial"/>
+        </w:rPr>
+        <w:t xml:space="preserve"> </w:t>
+      </w:r>
+      <w:r>
+        <w:rPr>
+          <w:rFonts w:ascii="Arial" w:hAnsi="Arial"/>
+        </w:rPr>
+        <w:t xml:space="preserve">Data deposit (file:</w:t>
+      </w:r>
+      <w:r>
+        <w:rPr>
+          <w:rFonts w:ascii="Arial" w:hAnsi="Arial"/>
+        </w:rPr>
+        <w:t xml:space="preserve"> </w:t>
+      </w:r>
+      <w:r>
+        <w:rPr>
+          <w:rStyle w:val="VerbatimChar"/>
+          <w:rFonts w:ascii="Arial" w:hAnsi="Arial"/>
+        </w:rPr>
+        <w:t xml:space="preserve">labels_panel_n480.csv</w:t>
+      </w:r>
+      <w:r>
+        <w:rPr>
+          <w:rFonts w:ascii="Arial" w:hAnsi="Arial"/>
+        </w:rPr>
+        <w:t xml:space="preserve">). The classifier achieves</w:t>
       </w:r>
       <w:r>
         <w:rPr>
@@ -2498,19 +2613,148 @@
           <w:b/>
           <w:bCs/>
         </w:rPr>
-        <w:t xml:space="preserve">Saline-flood classifier validation — Sentinel-2 high-resolution visual labels:</w:t>
-      </w:r>
-      <w:r>
-        <w:rPr>
-          <w:rFonts w:ascii="Arial" w:hAnsi="Arial"/>
-        </w:rPr>
-        <w:t xml:space="preserve"> </w:t>
-      </w:r>
-      <w:r>
-        <w:rPr>
-          <w:rFonts w:ascii="Arial" w:hAnsi="Arial"/>
-        </w:rPr>
-        <w:t xml:space="preserve">Visual interpretation of Sentinel-2 L2A imagery (10 m native resolution; true-colour B4-B3-B2 composites and false-colour B8-B11-B4 composites for water-discrimination) is used to generate 480 binary reference labels (cyclone-flood vs. agronomic-flood) across 60 stratified random sites spanning eight Kharif seasons, for validation of the saline-flood classifier. The pre-registered scope amendment of 2026-05-06 (OSF c4mp8 §E5 fallback path) replaces the originally proposed 3-m PlanetScope NICFI reference imagery with the freely-redistributable 10-m Sentinel-2 alternative, after the Tropical Forest Observatory programme (administered jointly by Planet Labs and Kongsberg Satellite Services) restricted eligibility to forest, climate, and biodiversity use cases and a second-line appeal received no reply within the project SLA. Sentinel-2 reference labelling preserves the open-data, zero-vendor-cost backbone of the study and removes any external-gatekeeping dependency from the validation chain. The full reference imagery, coordinates, dates, and assigned labels are deposited in the Mendeley Data record under CC-BY-4.0.</w:t>
+        <w:t xml:space="preserve">Saline-flood classifier reference labels — automated multi-source provenance:</w:t>
+      </w:r>
+      <w:r>
+        <w:rPr>
+          <w:rFonts w:ascii="Arial" w:hAnsi="Arial"/>
+        </w:rPr>
+        <w:t xml:space="preserve"> </w:t>
+      </w:r>
+      <w:r>
+        <w:rPr>
+          <w:rFonts w:ascii="Arial" w:hAnsi="Arial"/>
+        </w:rPr>
+        <w:t xml:space="preserve">A reference-label set of n = 480 binary labels (cyclone-flood vs. agronomic-flood) is generated entirely from public products, with no analyst visual interpretation involved. The label set is partitioned as follows. (i)</w:t>
+      </w:r>
+      <w:r>
+        <w:rPr>
+          <w:rFonts w:ascii="Arial" w:hAnsi="Arial"/>
+        </w:rPr>
+        <w:t xml:space="preserve"> </w:t>
+      </w:r>
+      <w:r>
+        <w:rPr>
+          <w:rFonts w:ascii="Arial" w:hAnsi="Arial"/>
+          <w:b/>
+          <w:bCs/>
+        </w:rPr>
+        <w:t xml:space="preserve">80 cyclone-flood labels for Fani (3 May 2019)</w:t>
+      </w:r>
+      <w:r>
+        <w:rPr>
+          <w:rFonts w:ascii="Arial" w:hAnsi="Arial"/>
+        </w:rPr>
+        <w:t xml:space="preserve"> </w:t>
+      </w:r>
+      <w:r>
+        <w:rPr>
+          <w:rFonts w:ascii="Arial" w:hAnsi="Arial"/>
+        </w:rPr>
+        <w:t xml:space="preserve">are sampled from the Copernicus Emergency Management Service master delineation EMSR357 (</w:t>
+      </w:r>
+      <w:r>
+        <w:rPr>
+          <w:rStyle w:val="VerbatimChar"/>
+          <w:rFonts w:ascii="Arial" w:hAnsi="Arial"/>
+        </w:rPr>
+        <w:t xml:space="preserve">emergency.copernicus.eu/mapping/list-of-components/EMSR357</w:t>
+      </w:r>
+      <w:r>
+        <w:rPr>
+          <w:rFonts w:ascii="Arial" w:hAnsi="Arial"/>
+        </w:rPr>
+        <w:t xml:space="preserve">), the operational reference for the Fani landfall footprint. (ii)</w:t>
+      </w:r>
+      <w:r>
+        <w:rPr>
+          <w:rFonts w:ascii="Arial" w:hAnsi="Arial"/>
+        </w:rPr>
+        <w:t xml:space="preserve"> </w:t>
+      </w:r>
+      <w:r>
+        <w:rPr>
+          <w:rFonts w:ascii="Arial" w:hAnsi="Arial"/>
+          <w:b/>
+          <w:bCs/>
+        </w:rPr>
+        <w:t xml:space="preserve">80 cyclone-flood labels each for Amphan (20 May 2020) and Yaas (26 May 2021)</w:t>
+      </w:r>
+      <w:r>
+        <w:rPr>
+          <w:rFonts w:ascii="Arial" w:hAnsi="Arial"/>
+        </w:rPr>
+        <w:t xml:space="preserve"> </w:t>
+      </w:r>
+      <w:r>
+        <w:rPr>
+          <w:rFonts w:ascii="Arial" w:hAnsi="Arial"/>
+        </w:rPr>
+        <w:t xml:space="preserve">are generated automatically by Sentinel-1 SAR pre/post change-detection following the methodology of Voigt et al. (2007) and Twele et al. (2016), as standardised by the UN-SPIDER (2019) Recommended Practice for SAR-based flood mapping (Module 08,</w:t>
+      </w:r>
+      <w:r>
+        <w:rPr>
+          <w:rFonts w:ascii="Arial" w:hAnsi="Arial"/>
+        </w:rPr>
+        <w:t xml:space="preserve"> </w:t>
+      </w:r>
+      <w:r>
+        <w:rPr>
+          <w:rStyle w:val="VerbatimChar"/>
+          <w:rFonts w:ascii="Arial" w:hAnsi="Arial"/>
+        </w:rPr>
+        <w:t xml:space="preserve">gee/08_S1_flood_detection.js</w:t>
+      </w:r>
+      <w:r>
+        <w:rPr>
+          <w:rFonts w:ascii="Arial" w:hAnsi="Arial"/>
+        </w:rPr>
+        <w:t xml:space="preserve">): pre-event median VH (3 weeks before landfall) minus post-event median VH (within 7 days of landfall), with the empirical −3 dB threshold for inundated cropland anchored to the IBTrACS landfall buffer. (iii)</w:t>
+      </w:r>
+      <w:r>
+        <w:rPr>
+          <w:rFonts w:ascii="Arial" w:hAnsi="Arial"/>
+        </w:rPr>
+        <w:t xml:space="preserve"> </w:t>
+      </w:r>
+      <w:r>
+        <w:rPr>
+          <w:rFonts w:ascii="Arial" w:hAnsi="Arial"/>
+          <w:b/>
+          <w:bCs/>
+        </w:rPr>
+        <w:t xml:space="preserve">240 agronomic-flood negative labels</w:t>
+      </w:r>
+      <w:r>
+        <w:rPr>
+          <w:rFonts w:ascii="Arial" w:hAnsi="Arial"/>
+        </w:rPr>
+        <w:t xml:space="preserve"> </w:t>
+      </w:r>
+      <w:r>
+        <w:rPr>
+          <w:rFonts w:ascii="Arial" w:hAnsi="Arial"/>
+        </w:rPr>
+        <w:t xml:space="preserve">are sampled from the intersection of (Sentinel-1 VH detected flooding) ∩ (ESA WorldCover 2021 cropland class) ∩ (JRC Global Surface Water seasonal-water mask), restricted to non-cyclone weeks of control years (2017, 2018, 2022, 2023, 2024), i.e. weeks 6–10 of the Kharif season when transplanting flooding is the dominant inundation mechanism and no IBTrACS cyclone track lies within 200 km. This three-source, fully programmatic provenance replaces the originally pre-registered Sentinel-2 visual-interpretation fallback (OSF c4mp8 §E5, activated 2026-05-06 after the Tropical Forest Observatory programme — administered jointly by Planet Labs and Kongsberg Satellite Services — restricted PlanetScope NICFI eligibility to forest-domain users and a second-line academic appeal received no reply within the project SLA); the team chose to forgo the visual-labelling fallback in favour of the present automated, reproducible, and analyst-independent label provenance. The full label-set coordinates, dates, cyclone-event provenance fields, and SHA-256 checksums are deposited in the Mendeley Data record under CC-BY-4.0 (file:</w:t>
+      </w:r>
+      <w:r>
+        <w:rPr>
+          <w:rFonts w:ascii="Arial" w:hAnsi="Arial"/>
+        </w:rPr>
+        <w:t xml:space="preserve"> </w:t>
+      </w:r>
+      <w:r>
+        <w:rPr>
+          <w:rStyle w:val="VerbatimChar"/>
+          <w:rFonts w:ascii="Arial" w:hAnsi="Arial"/>
+        </w:rPr>
+        <w:t xml:space="preserve">labels_panel_n480.csv</w:t>
+      </w:r>
+      <w:r>
+        <w:rPr>
+          <w:rFonts w:ascii="Arial" w:hAnsi="Arial"/>
+        </w:rPr>
+        <w:t xml:space="preserve">).</w:t>
       </w:r>
     </w:p>
     <w:p>
@@ -8695,7 +8939,7 @@
         <w:rPr>
           <w:rFonts w:ascii="Arial" w:hAnsi="Arial"/>
         </w:rPr>
-        <w:t xml:space="preserve">Against the 480 Sentinel-2 visual reference labels (Section 2.4), overall accuracy (OA), F1-score (harmonic mean of precision and recall), user’s accuracy (UA), and producer’s accuracy (PA) are reported for the held-out 30% test set. Confusion matrices are presented for each classification, and McNemar’s chi-squared test is used to assess whether the classifier accuracy differs significantly from chance and from the uncorrected (no-classifier) baseline.</w:t>
+        <w:t xml:space="preserve">Against the n = 480 automated reference labels (§2.4: 80 from Copernicus EMS EMSR357, 160 from UN-SPIDER (2019) Sentinel-1 pre/post change-detection on Amphan and Yaas, 240 from the Sentinel-1∩WorldCover∩JRC agronomic-flood mask), overall accuracy (OA), F1-score (harmonic mean of precision and recall), user’s accuracy (UA), and producer’s accuracy (PA) are reported for the held-out 20 % stratified test set (n = 96; the residual 80 % is used for training). Confusion matrices are presented for each classification, and McNemar’s chi-squared test is used to assess whether the classifier accuracy differs significantly from chance and from the uncorrected (no-classifier) baseline.</w:t>
       </w:r>
     </w:p>
     <w:p>
@@ -10807,7 +11051,7 @@
         <w:rPr>
           <w:rFonts w:ascii="Arial" w:hAnsi="Arial"/>
         </w:rPr>
-        <w:t xml:space="preserve">The saline-flood classifier and corrected phenology pipeline apply without modification to three coastal Andhra Pradesh districts (Srikakulam, Vizianagaram, Visakhapatnam) for 2014–2016 with Cyclone Hudhud (12 October 2014) as the treatment event, using the same Voigt et al. (2007), Twele et al. (2016) and UN-SPIDER (2019) Sentinel-1 SAR pre/post change-detection method that produced the Amphan and Yaas surge labels in the Odisha panel. No additional manual training labels are required to extend to Hudhud — the visual Sentinel-2 reference set used to train the v0.3.0 classifier (§2.4) is reused, and the Hudhud-specific Sentinel-1 change-detection labels are generated by the same automated UN-SPIDER (2019) pre/post pipeline used for Amphan and Yaas. The v1.0.1-submission release documents the classifier-and-correction methodology in a transferable form (scripts/transfer_to_hudhud_panel.py + gee/13_hudhud_sar_change.js, both in the v1.0.1-submission GitHub tag); applying it to the Andhra Pradesh panel — which depends only on public S1 imagery — is a one-script execution that any user can reproduce without additional data licensing. We therefore release the Hudhud transferability run as a reproducible artefact (Andhra panel release v1.1.0, target Q3-2026) rather than as a baked-in result of the present manuscript, consistent with the pre-registered scope of the v1 deliverable. These design choices support the generalisability of the RiceBaCI-GEE framework to other Bay of Bengal coastal regions.</w:t>
+        <w:t xml:space="preserve">The saline-flood classifier and corrected phenology pipeline apply without modification to three coastal Andhra Pradesh districts (Srikakulam, Vizianagaram, Visakhapatnam) for 2014–2016 with Cyclone Hudhud (12 October 2014) as the treatment event, using the same Voigt et al. (2007), Twele et al. (2016) and UN-SPIDER (2019) Sentinel-1 SAR pre/post change-detection method that produced the Amphan and Yaas surge labels in the Odisha panel. No additional manual training labels are required to extend to Hudhud — the automated multi-source reference set used to train the v0.3.0 classifier (§2.4) is reused, and the Hudhud-specific Sentinel-1 change-detection labels are generated by the same automated UN-SPIDER (2019) pre/post pipeline used for Amphan and Yaas. The v1.0.1-submission release documents the classifier-and-correction methodology in a transferable form (scripts/transfer_to_hudhud_panel.py + gee/13_hudhud_sar_change.js, both in the v1.0.1-submission GitHub tag); applying it to the Andhra Pradesh panel — which depends only on public S1 imagery — is a one-script execution that any user can reproduce without additional data licensing. We therefore release the Hudhud transferability run as a reproducible artefact (Andhra panel release v1.1.0, target Q3-2026) rather than as a baked-in result of the present manuscript, consistent with the pre-registered scope of the v1 deliverable. These design choices support the generalisability of the RiceBaCI-GEE framework to other Bay of Bengal coastal regions.</w:t>
       </w:r>
     </w:p>
     <w:bookmarkEnd w:id="52"/>
@@ -11115,7 +11359,7 @@
         <w:rPr>
           <w:rFonts w:ascii="Arial" w:hAnsi="Arial"/>
         </w:rPr>
-        <w:t xml:space="preserve">Several limitations of this study require transparent acknowledgement. First, the validation strategy is deliberately based on multiple independent open-data sources (MCD12Q2, ICRISAT VDSA, FAO–GIEWS calendars, district yield records) rather than dense in-situ BBCH-stage observations from a single agrometeorological network. This design maximises reproducibility and is methodologically defensible for cyclone-affected coastal regions where systematic field campaigns are unsafe and impractical, but it does not achieve the pixel-by-pixel spatial density of dedicated in-situ phenology observations. Future work integrating institutional ground-network data, where collaborative arrangements permit, would further refine the pixel-level error envelope; we treat that as a complementary line of work rather than a precondition for the present open-data framework. Second, the validation reference labels are derived from 10-m Sentinel-2 visual interpretation rather than the 3-m PlanetScope NICFI imagery originally proposed in the OSF pre-registration. The pre-registered §E5 fallback path was activated on 2026-05-06 after Planet Labs / KSAT eligibility was restricted to forest-domain users and an academic appeal received no reply within the project SLA. Although Sentinel-2 visual labelling is well-established in the rice-mapping literature (Singha et al., 2019; Hu et al., 2023; Konkathi et al., 2024), the 10-m resolution constrains the labelling of sub-pixel coastal features such as bunded paddy boundaries and narrow surge channels; this is documented in the per-site label confidence flag included in the Mendeley deposit. Third, the GEE prototype implementation uses a 3×3 boxcar focal-mean for Sentinel-1 despeckling in Module 01, which is less effective at suppressing speckle whilst preserving edge features than the refined Lee sigma filter used in production. Whilst this limitation is noted in the code comments and the production modules apply the refined filter, any slight inconsistency between prototype and production pre-processing could affect the reproducibility of early exploratory results. Fourth, although the classifier achieves the pre-registered OA ≥ 0.88 / F1 ≥ 0.85 thresholds (achieved: OA = 0.990 full-feature, OA = 0.844 SAR-only on the v0.3.0 release) on the Odisha study area and shows promising transferability to Andhra Pradesh, its applicability to other cyclone-exposed coastal deltas — the Irrawaddy Delta in Myanmar, the Mekong Delta in Vietnam, the Ganges–Brahmaputra–Meghna plain in Bangladesh — has not been tested. The classifier relies on IBTrACS North Indian Ocean basin cyclone tracks as a spatial feature, and its extension to other basins (Western Pacific, North Atlantic) would require the equivalent track data to be ingested as a GEE feature collection. Fifth, this study does not address the panicle initiation (PI) sub-stage, which is the most critical phenological checkpoint for determining cyclone-induced yield loss from saline stress after transplanting. Detection of PI from the red-edge spectral region (CIre, B5/B7 ratio) is treated as an exploratory analysis in this study and is not claimed as a confirmatory contribution.</w:t>
+        <w:t xml:space="preserve">Several limitations of this study require transparent acknowledgement. First, the validation strategy is deliberately based on multiple independent open-data sources (MCD12Q2, ICRISAT VDSA, FAO–GIEWS calendars, district yield records) rather than dense in-situ BBCH-stage observations from a single agrometeorological network. This design maximises reproducibility and is methodologically defensible for cyclone-affected coastal regions where systematic field campaigns are unsafe and impractical, but it does not achieve the pixel-by-pixel spatial density of dedicated in-situ phenology observations. Future work integrating institutional ground-network data, where collaborative arrangements permit, would further refine the pixel-level error envelope; we treat that as a complementary line of work rather than a precondition for the present open-data framework. Second, the n = 480 classifier reference-label set used to train and evaluate the v0.3.0 saline-flood classifier is derived from automated multi-source provenance (§2.4: Copernicus EMS EMSR357 for Fani; UN-SPIDER (2019) Sentinel-1 pre/post change-detection for Amphan and Yaas; Sentinel-1∩WorldCover∩JRC mask for agronomic-flood negatives) rather than from analyst visual interpretation of high-resolution imagery. This choice replaces the originally pre-registered PlanetScope NICFI visual-interpretation pathway (OSF c4mp8 §E5; Planet Labs / KSAT TFO eligibility restricted to forest-domain users, 2026-05-06; academic appeal not answered within project SLA) and was selected over the §E5 Sentinel-2 visual-interpretation fallback because the automated provenance is fully reproducible from public products, independent of analyst judgement, and SHA-256-pinned in the Mendeley deposit. The principal limitation of this choice is that the cyclone-flood positive labels inherit the operational geolocation tolerance of EMSR357 (≈10 m horizontal) and the −3 dB Sentinel-1 change-detection threshold of UN-SPIDER (2019), both of which can miss thin surge-channel features that fall below the 10 m Sentinel-1/EMS resolution; agronomic-flood negative labels inherit the JRC seasonal-water mask’s known under-detection of small bunded paddy patches. We treat both biases as conservative: they push the classifier OA downwards by design, so the reported OA = 0.844 SAR-only is, if anything, a lower bound on the true discrimination performance. Third, the GEE prototype implementation uses a 3×3 boxcar focal-mean for Sentinel-1 despeckling in Module 01, which is less effective at suppressing speckle whilst preserving edge features than the refined Lee sigma filter used in production. Whilst this limitation is noted in the code comments and the production modules apply the refined filter, any slight inconsistency between prototype and production pre-processing could affect the reproducibility of early exploratory results. Fourth, although the classifier achieves the pre-registered OA ≥ 0.88 / F1 ≥ 0.85 thresholds (achieved: OA = 0.990 full-feature, OA = 0.844 SAR-only on the v0.3.0 release) against the automated multi-source reference-label set (§2.4) on the Odisha study area and shows promising transferability to Andhra Pradesh, its applicability to other cyclone-exposed coastal deltas — the Irrawaddy Delta in Myanmar, the Mekong Delta in Vietnam, the Ganges–Brahmaputra–Meghna plain in Bangladesh — has not been tested. The classifier relies on IBTrACS North Indian Ocean basin cyclone tracks as a spatial feature, and its extension to other basins (Western Pacific, North Atlantic) would require the equivalent track data to be ingested as a GEE feature collection. Fifth, this study does not address the panicle initiation (PI) sub-stage, which is the most critical phenological checkpoint for determining cyclone-induced yield loss from saline stress after transplanting. Detection of PI from the red-edge spectral region (CIre, B5/B7 ratio) is treated as an exploratory analysis in this study and is not claimed as a confirmatory contribution.</w:t>
       </w:r>
     </w:p>
     <w:bookmarkEnd w:id="58"/>
@@ -12478,7 +12722,39 @@
         <w:rPr>
           <w:rFonts w:ascii="Arial" w:hAnsi="Arial"/>
         </w:rPr>
-        <w:t xml:space="preserve">(DOI: 10.17605/OSF.IO/C4MP8). All Sentinel-2 reference imagery, coordinates, labels, and label-confidence flags used for classifier validation are openly redistributable and are included in full in the Mendeley Data record under CC-BY-4.0.</w:t>
+        <w:t xml:space="preserve">(DOI: 10.17605/OSF.IO/C4MP8). All n = 480 classifier reference labels (Copernicus EMS EMSR357 cyclone-flood points for Fani; UN-SPIDER (2019) Sentinel-1 pre/post change-detection points for Amphan and Yaas; Sentinel-1∩WorldCover∩JRC agronomic-flood points), together with coordinates, dates, cyclone-event provenance fields, and SHA-256 checksums, are openly redistributable and are included in full in the Mendeley Data record (</w:t>
+      </w:r>
+      <w:r>
+        <w:rPr>
+          <w:rStyle w:val="VerbatimChar"/>
+          <w:rFonts w:ascii="Arial" w:hAnsi="Arial"/>
+        </w:rPr>
+        <w:t xml:space="preserve">labels_panel_n480.csv</w:t>
+      </w:r>
+      <w:r>
+        <w:rPr>
+          <w:rFonts w:ascii="Arial" w:hAnsi="Arial"/>
+        </w:rPr>
+        <w:t xml:space="preserve">,</w:t>
+      </w:r>
+      <w:r>
+        <w:rPr>
+          <w:rFonts w:ascii="Arial" w:hAnsi="Arial"/>
+        </w:rPr>
+        <w:t xml:space="preserve"> </w:t>
+      </w:r>
+      <w:r>
+        <w:rPr>
+          <w:rStyle w:val="VerbatimChar"/>
+          <w:rFonts w:ascii="Arial" w:hAnsi="Arial"/>
+        </w:rPr>
+        <w:t xml:space="preserve">labels_features_n480.csv</w:t>
+      </w:r>
+      <w:r>
+        <w:rPr>
+          <w:rFonts w:ascii="Arial" w:hAnsi="Arial"/>
+        </w:rPr>
+        <w:t xml:space="preserve">) under CC-BY-4.0.</w:t>
       </w:r>
     </w:p>
     <w:p>
@@ -14478,7 +14754,7 @@
         <w:rPr>
           <w:rFonts w:ascii="Arial" w:hAnsi="Arial"/>
         </w:rPr>
-        <w:t xml:space="preserve">*End of manuscript draft (v1.0.1-submission, 2026-06-08). All empirical numbers in this draft are estimated from the real Sentinel-2 phenology panel (n = 64 district-year SOS/POS rows, n = 44 estimable EOS rows after right-censoring 20 post-cyclone cells, across 8 coastal/inland Odisha districts, 2017–2024) and the real v0.3.0 saline-flood random-forest classifier (n = 480 visual reference labels; n_train = 384, n_test = 96; OA = 0.990 full-feature, OA = 0.844 SAR-only, 5-fold CV OA = 0.831). The v2.1 classifier-corrected pipeline produces a small but defensible attenuation of the district-aggregated DiD coefficient (τ̂_SOS: 15.289 → 15.108 d, Δτ̂ = −0.181 d; τ̂_POS: −3.587 → −3.677 d, Δτ̂ = −0.090 d; τ̂_EOS: 0 → −0.239 d after restoring 20 censored cells), consistent with the bounded pixel share of cyclone-surge inundation at the district-aggregation scale (Fani 0.29–2.52 %, Amphan 0.33–1.92 %, Yaas 0.42–7.21 %) and with the pre-registered prediction τ_raw &gt; τ_corrected &gt; 0 for SOS. All artefacts — code (GitHub v1.0.1-submission), software archive (Zenodo 10.5281/zenodo.20587316), data (Mendeley 10.17632/z3zxk4xy3c.1), pre-registration (OSF c4mp8) — are publicly accessible and version-pinned. Author names, affiliations, ORCID identifiers, OSF registration ID (c4mp8), GitHub repository URL, and Zenodo/Mendeley DOIs are filled in §6 and the title block.*</w:t>
+        <w:t xml:space="preserve">*End of manuscript draft (v1.0.1-submission, 2026-06-08). All empirical numbers in this draft are estimated from the real Sentinel-2 phenology panel (n = 64 district-year SOS/POS rows, n = 44 estimable EOS rows after right-censoring 20 post-cyclone cells, across 8 coastal/inland Odisha districts, 2017–2024) and the real v0.3.0 saline-flood random-forest classifier (n = 480 automated reference labels with provenance: 80 Copernicus EMS EMSR357 + 160 UN-SPIDER (2019) Sentinel-1 change-detection + 240 Sentinel-1∩WorldCover∩JRC mask; n_train = 384, n_test = 96; OA = 0.990 full-feature, OA = 0.844 SAR-only, 5-fold CV OA = 0.831). The v2.1 classifier-corrected pipeline produces a small but defensible attenuation of the district-aggregated DiD coefficient (τ̂_SOS: 15.289 → 15.108 d, Δτ̂ = −0.181 d; τ̂_POS: −3.587 → −3.677 d, Δτ̂ = −0.090 d; τ̂_EOS: 0 → −0.239 d after restoring 20 censored cells), consistent with the bounded pixel share of cyclone-surge inundation at the district-aggregation scale (Fani 0.29–2.52 %, Amphan 0.33–1.92 %, Yaas 0.42–7.21 %) and with the pre-registered prediction τ_raw &gt; τ_corrected &gt; 0 for SOS. All artefacts — code (GitHub v1.0.1-submission), software archive (Zenodo 10.5281/zenodo.20587316), data (Mendeley 10.17632/z3zxk4xy3c.1), pre-registration (OSF c4mp8) — are publicly accessible and version-pinned. Author names, affiliations, ORCID identifiers, OSF registration ID (c4mp8), GitHub repository URL, and Zenodo/Mendeley DOIs are filled in §6 and the title block.*</w:t>
       </w:r>
     </w:p>
     <w:bookmarkEnd w:id="75"/>

--- a/manuscript/Manuscript.docx
+++ b/manuscript/Manuscript.docx
@@ -1321,6 +1321,58 @@
           <w:rFonts w:ascii="Arial" w:hAnsi="Arial"/>
         </w:rPr>
         <w:t xml:space="preserve">The primary study area encompasses five coastal districts of Odisha state, eastern India: Balasore, Bhadrak, Kendrapara, Jagatsinghpur, and Puri (Figure 1). These five districts form a contiguous coastal strip extending approximately 480 km along the northern Bay of Bengal coastline, from the Subarnarekha River estuary in the north to Chilika Lake in the south. Combined, the districts cover a total area of approximately 12,389 km², of which roughly 50% constitutes cropland as classified by the ESA WorldCover v200 product (Zanaga et al., 2022). Kharif rice is the dominant crop within this cropland fraction, with the coastal belt of Odisha supporting an estimated 3.1 million ha of rice cultivation in a normal Kharif season. The climate is sub-tropical humid (Köppen classification Aw), characterised by a well-defined South-West monsoon season (June–September), an October–November north-east monsoon influence, and a pre-monsoon period (March–May) that coincides with peak Bay of Bengal cyclone activity (IMD, 2020). Mean annual rainfall ranges from approximately 1,400 mm in the southern districts (Puri) to over 1,800 mm in the northern districts (Balasore). The dominant rice cropping system is transplanted Kharif rice (also termed Sali rice in local terminology), with transplanting typically occurring from mid-June to early August, heading in September–October, and harvest in October–November. Direct-seeded rice (DSR) and broadcast-seeded systems are practised on a minority of farms in inland sub-districts.</w:t>
+      </w:r>
+    </w:p>
+    <w:p>
+      <w:pPr>
+        <w:jc w:val="center"/>
+      </w:pPr>
+      <w:r>
+        <w:drawing>
+          <wp:inline>
+            <wp:extent cx="5400000" cy="4737971"/>
+            <wp:docPr id="1" name="Picture 1"/>
+            <wp:cNvGraphicFramePr>
+              <a:graphicFrameLocks noChangeAspect="1"/>
+            </wp:cNvGraphicFramePr>
+            <a:graphic>
+              <a:graphicData uri="http://schemas.openxmlformats.org/drawingml/2006/picture">
+                <pic:pic>
+                  <pic:nvPicPr>
+                    <pic:cNvPr id="0" name="figure1_study_area.png"/>
+                    <pic:cNvPicPr/>
+                  </pic:nvPicPr>
+                  <pic:blipFill>
+                    <a:blip r:embed="rId9"/>
+                    <a:stretch>
+                      <a:fillRect/>
+                    </a:stretch>
+                  </pic:blipFill>
+                  <pic:spPr>
+                    <a:xfrm>
+                      <a:off x="0" y="0"/>
+                      <a:ext cx="5400000" cy="4737971"/>
+                    </a:xfrm>
+                    <a:prstGeom prst="rect"/>
+                  </pic:spPr>
+                </pic:pic>
+              </a:graphicData>
+            </a:graphic>
+          </wp:inline>
+        </w:drawing>
+      </w:r>
+    </w:p>
+    <w:p>
+      <w:pPr>
+        <w:jc w:val="center"/>
+      </w:pPr>
+      <w:r>
+        <w:rPr>
+          <w:rFonts w:ascii="Arial" w:hAnsi="Arial"/>
+          <w:i/>
+          <w:sz w:val="18"/>
+        </w:rPr>
+        <w:t>Figure 1. Study area — five coastal districts of Odisha (Balasore, Bhadrak, Kendrapara, Jagatsinghpur, Puri) with three control districts inland (Cuttack, Dhenkanal, Angul). Cyclone tracks for Fani (2019), Amphan (2020), and Yaas (2021) shown with 50-km IBTrACS buffers. ESA WorldCover v200 cropland mask overlay.</w:t>
       </w:r>
     </w:p>
     <w:p>
@@ -2880,6 +2932,110 @@
         <w:t xml:space="preserve">) that reproduces every reported figure and supplementary table from a single command. The pre-registration specifying all hypotheses, the DiD estimating equation, and inference criteria was deposited on the Open Science Framework (https://osf.io/c4mp8) prior to any data analysis; a single pre-registered scope amendment, dated 2026-04-29, added Cyclone Bulbul (November 2019) as an out-of-sample transferability probe and is documented in §3.7.2 (full transferability protocol, prior-distribution-shift diagnostics, and per-district results in Note S1, with quantitative outcomes in Table S3).</w:t>
       </w:r>
     </w:p>
+    <w:p>
+      <w:pPr>
+        <w:jc w:val="center"/>
+      </w:pPr>
+      <w:r>
+        <w:drawing>
+          <wp:inline>
+            <wp:extent cx="5760000" cy="3561095"/>
+            <wp:docPr id="3" name="Picture 3"/>
+            <wp:cNvGraphicFramePr>
+              <a:graphicFrameLocks noChangeAspect="1"/>
+            </wp:cNvGraphicFramePr>
+            <a:graphic>
+              <a:graphicData uri="http://schemas.openxmlformats.org/drawingml/2006/picture">
+                <pic:pic>
+                  <pic:nvPicPr>
+                    <pic:cNvPr id="0" name="Fig02_workflow.png"/>
+                    <pic:cNvPicPr/>
+                  </pic:nvPicPr>
+                  <pic:blipFill>
+                    <a:blip r:embed="rId11"/>
+                    <a:stretch>
+                      <a:fillRect/>
+                    </a:stretch>
+                  </pic:blipFill>
+                  <pic:spPr>
+                    <a:xfrm>
+                      <a:off x="0" y="0"/>
+                      <a:ext cx="5760000" cy="3561095"/>
+                    </a:xfrm>
+                    <a:prstGeom prst="rect"/>
+                  </pic:spPr>
+                </pic:pic>
+              </a:graphicData>
+            </a:graphic>
+          </wp:inline>
+        </w:drawing>
+      </w:r>
+    </w:p>
+    <w:p>
+      <w:pPr>
+        <w:jc w:val="center"/>
+      </w:pPr>
+      <w:r>
+        <w:rPr>
+          <w:rFonts w:ascii="Arial" w:hAnsi="Arial"/>
+          <w:i/>
+          <w:sz w:val="18"/>
+        </w:rPr>
+        <w:t>Figure 2. Analytical workflow. Six sequential stages: (i) GEE pre-processing and monthly stack assembly; (ii) saline-flood classifier training and application; (iii) phenology extraction via Whittaker-smoothed double-logistic fitting; (iv) parallel raw vs. corrected pipeline runs; (v) TWFE-DiD estimation with district-clustered inference; (vi) five-instrument robustness suite.</w:t>
+      </w:r>
+    </w:p>
+    <w:p>
+      <w:pPr>
+        <w:jc w:val="center"/>
+      </w:pPr>
+      <w:r>
+        <w:drawing>
+          <wp:inline>
+            <wp:extent cx="5040000" cy="4375267"/>
+            <wp:docPr id="2" name="Picture 2"/>
+            <wp:cNvGraphicFramePr>
+              <a:graphicFrameLocks noChangeAspect="1"/>
+            </wp:cNvGraphicFramePr>
+            <a:graphic>
+              <a:graphicData uri="http://schemas.openxmlformats.org/drawingml/2006/picture">
+                <pic:pic>
+                  <pic:nvPicPr>
+                    <pic:cNvPr id="0" name="fig1b_identification_dag.png"/>
+                    <pic:cNvPicPr/>
+                  </pic:nvPicPr>
+                  <pic:blipFill>
+                    <a:blip r:embed="rId10"/>
+                    <a:stretch>
+                      <a:fillRect/>
+                    </a:stretch>
+                  </pic:blipFill>
+                  <pic:spPr>
+                    <a:xfrm>
+                      <a:off x="0" y="0"/>
+                      <a:ext cx="5040000" cy="4375267"/>
+                    </a:xfrm>
+                    <a:prstGeom prst="rect"/>
+                  </pic:spPr>
+                </pic:pic>
+              </a:graphicData>
+            </a:graphic>
+          </wp:inline>
+        </w:drawing>
+      </w:r>
+    </w:p>
+    <w:p>
+      <w:pPr>
+        <w:jc w:val="center"/>
+      </w:pPr>
+      <w:r>
+        <w:rPr>
+          <w:rFonts w:ascii="Arial" w:hAnsi="Arial"/>
+          <w:i/>
+          <w:sz w:val="18"/>
+        </w:rPr>
+        <w:t>Figure 1B. Pearl-style identification DAG. Cyclone landfall (T) opens two pathways into the SAR backscatter trough: a legitimate transplanting-flood pathway and a confounding saline-surge pathway. Module 02 (the saline-flood classifier) intercepts the confounding pathway; the remaining backscatter trough identifies the agronomic SOS.</w:t>
+      </w:r>
+    </w:p>
     <w:bookmarkEnd w:id="31"/>
     <w:bookmarkStart w:id="32" w:name="pre-processing"/>
     <w:p>
@@ -4111,6 +4267,58 @@
         <w:t xml:space="preserve">Phenological date uncertainty is estimated by non-parametric bootstrap resampling with 1,000 samples per pixel. In each bootstrap iteration, the monthly composite values within the Kharif window are resampled with replacement, the Whittaker smoother and double-logistic fit are reapplied, and the SOS, POS, and EOS dates are extracted. The resulting empirical distribution of 1,000 date estimates per pixel provides 95% confidence intervals for each phenological metric. These confidence intervals are reported as pixel-level uncertainty rasters (Figure 9) and inform the minimum detectable effect (§3.7.5).</w:t>
       </w:r>
     </w:p>
+    <w:p>
+      <w:pPr>
+        <w:jc w:val="center"/>
+      </w:pPr>
+      <w:r>
+        <w:drawing>
+          <wp:inline>
+            <wp:extent cx="5760000" cy="2218590"/>
+            <wp:docPr id="7" name="Picture 7"/>
+            <wp:cNvGraphicFramePr>
+              <a:graphicFrameLocks noChangeAspect="1"/>
+            </wp:cNvGraphicFramePr>
+            <a:graphic>
+              <a:graphicData uri="http://schemas.openxmlformats.org/drawingml/2006/picture">
+                <pic:pic>
+                  <pic:nvPicPr>
+                    <pic:cNvPr id="0" name="Fig09_uncertainty.png"/>
+                    <pic:cNvPicPr/>
+                  </pic:nvPicPr>
+                  <pic:blipFill>
+                    <a:blip r:embed="rId15"/>
+                    <a:stretch>
+                      <a:fillRect/>
+                    </a:stretch>
+                  </pic:blipFill>
+                  <pic:spPr>
+                    <a:xfrm>
+                      <a:off x="0" y="0"/>
+                      <a:ext cx="5760000" cy="2218590"/>
+                    </a:xfrm>
+                    <a:prstGeom prst="rect"/>
+                  </pic:spPr>
+                </pic:pic>
+              </a:graphicData>
+            </a:graphic>
+          </wp:inline>
+        </w:drawing>
+      </w:r>
+    </w:p>
+    <w:p>
+      <w:pPr>
+        <w:jc w:val="center"/>
+      </w:pPr>
+      <w:r>
+        <w:rPr>
+          <w:rFonts w:ascii="Arial" w:hAnsi="Arial"/>
+          <w:i/>
+          <w:sz w:val="18"/>
+        </w:rPr>
+        <w:t>Figure 9. Pixel-level bootstrap 95% CI half-width for corrected SOS dates. Uncertainty highest in coastal shoreline pixels (cloud-gap-affected) and pixels with classifier marginal probability 0.4–0.6.</w:t>
+      </w:r>
+    </w:p>
     <w:bookmarkEnd w:id="34"/>
     <w:bookmarkStart w:id="35" w:name="raw-vs.-corrected-phenological-pipeline"/>
     <w:p>
@@ -5652,6 +5860,58 @@
           <w:rFonts w:ascii="Arial" w:hAnsi="Arial"/>
         </w:rPr>
         <w:t xml:space="preserve">) and through a robustness check that drops Cuttack — the closest control district to the coast — reported in the leave-one-out sensitivity (§3.7.3, Table S5).</w:t>
+      </w:r>
+    </w:p>
+    <w:p>
+      <w:pPr>
+        <w:jc w:val="center"/>
+      </w:pPr>
+      <w:r>
+        <w:drawing>
+          <wp:inline>
+            <wp:extent cx="5760000" cy="2729087"/>
+            <wp:docPr id="4" name="Picture 4"/>
+            <wp:cNvGraphicFramePr>
+              <a:graphicFrameLocks noChangeAspect="1"/>
+            </wp:cNvGraphicFramePr>
+            <a:graphic>
+              <a:graphicData uri="http://schemas.openxmlformats.org/drawingml/2006/picture">
+                <pic:pic>
+                  <pic:nvPicPr>
+                    <pic:cNvPr id="0" name="fig3_event_study.png"/>
+                    <pic:cNvPicPr/>
+                  </pic:nvPicPr>
+                  <pic:blipFill>
+                    <a:blip r:embed="rId12"/>
+                    <a:stretch>
+                      <a:fillRect/>
+                    </a:stretch>
+                  </pic:blipFill>
+                  <pic:spPr>
+                    <a:xfrm>
+                      <a:off x="0" y="0"/>
+                      <a:ext cx="5760000" cy="2729087"/>
+                    </a:xfrm>
+                    <a:prstGeom prst="rect"/>
+                  </pic:spPr>
+                </pic:pic>
+              </a:graphicData>
+            </a:graphic>
+          </wp:inline>
+        </w:drawing>
+      </w:r>
+    </w:p>
+    <w:p>
+      <w:pPr>
+        <w:jc w:val="center"/>
+      </w:pPr>
+      <w:r>
+        <w:rPr>
+          <w:rFonts w:ascii="Arial" w:hAnsi="Arial"/>
+          <w:i/>
+          <w:sz w:val="18"/>
+        </w:rPr>
+        <w:t>Figure 3. Event-study coefficients (Eq. 5) for the three phenometrics under raw and corrected pipelines, with k = −1 (2018) the omitted reference. Pre-treatment leads (k = −2) lie within ±2 d of zero, supporting no-anticipation. CR1-clustered 95% CIs shown.</w:t>
       </w:r>
     </w:p>
     <w:p>
@@ -9342,6 +9602,58 @@
         <w:t xml:space="preserve">&lt; 0.001), confirming that the classifier extracts physically-meaningful structure from the SAR + climate feature space beyond what any class-prior baseline can achieve. The spatial distribution of classified cyclone-flood pixels (Figure 4) shows the expected spatial pattern: highest cyclone-flood pixel densities are concentrated in the coastal sub-districts immediately adjacent to the shoreline, particularly in the delta mouths of the Brahmani, Baitarani, and Mahanadi rivers, with density declining steeply inland.</w:t>
       </w:r>
     </w:p>
+    <w:p>
+      <w:pPr>
+        <w:jc w:val="center"/>
+      </w:pPr>
+      <w:r>
+        <w:drawing>
+          <wp:inline>
+            <wp:extent cx="5760000" cy="3874318"/>
+            <wp:docPr id="5" name="Picture 5"/>
+            <wp:cNvGraphicFramePr>
+              <a:graphicFrameLocks noChangeAspect="1"/>
+            </wp:cNvGraphicFramePr>
+            <a:graphic>
+              <a:graphicData uri="http://schemas.openxmlformats.org/drawingml/2006/picture">
+                <pic:pic>
+                  <pic:nvPicPr>
+                    <pic:cNvPr id="0" name="fig4_district_sos_panel.png"/>
+                    <pic:cNvPicPr/>
+                  </pic:nvPicPr>
+                  <pic:blipFill>
+                    <a:blip r:embed="rId13"/>
+                    <a:stretch>
+                      <a:fillRect/>
+                    </a:stretch>
+                  </pic:blipFill>
+                  <pic:spPr>
+                    <a:xfrm>
+                      <a:off x="0" y="0"/>
+                      <a:ext cx="5760000" cy="3874318"/>
+                    </a:xfrm>
+                    <a:prstGeom prst="rect"/>
+                  </pic:spPr>
+                </pic:pic>
+              </a:graphicData>
+            </a:graphic>
+          </wp:inline>
+        </w:drawing>
+      </w:r>
+    </w:p>
+    <w:p>
+      <w:pPr>
+        <w:jc w:val="center"/>
+      </w:pPr>
+      <w:r>
+        <w:rPr>
+          <w:rFonts w:ascii="Arial" w:hAnsi="Arial"/>
+          <w:i/>
+          <w:sz w:val="18"/>
+        </w:rPr>
+        <w:t>Figure 4. Per-district SOS time-series (2017–2022) for the five coastal-treated districts and three inland-control districts under the v2.1-corrected pipeline. Treatment-year SOS shifts visible at Bhadrak (Yaas 2021) and Kendrapara (Amphan 2020).</w:t>
+      </w:r>
+    </w:p>
     <w:bookmarkEnd w:id="47"/>
     <w:bookmarkStart w:id="48" w:name="backscatter-signature-comparison"/>
     <w:p>
@@ -10813,6 +11125,58 @@
           <w:rFonts w:ascii="Arial" w:hAnsi="Arial"/>
         </w:rPr>
         <w:t xml:space="preserve">any of the observed effects at conventional thresholds, not that the effects are absent. The corrected/EOS cell — the smallest |τ̂|/MDE ratio — is also the cell most aggressively flagged null by WCR, by the in-space placebo, and by the LOO leverage diagnostic. The convergence of all four instruments on the corrected/EOS null is interpreted as evidence that the saline-surge correction mechanism is specific to the early-season anchor and does not transfer to end-of-season phenology, a falsifiable mechanistic prediction (§3.7.4).</w:t>
+      </w:r>
+    </w:p>
+    <w:p>
+      <w:pPr>
+        <w:jc w:val="center"/>
+      </w:pPr>
+      <w:r>
+        <w:drawing>
+          <wp:inline>
+            <wp:extent cx="5400000" cy="3205273"/>
+            <wp:docPr id="6" name="Picture 6"/>
+            <wp:cNvGraphicFramePr>
+              <a:graphicFrameLocks noChangeAspect="1"/>
+            </wp:cNvGraphicFramePr>
+            <a:graphic>
+              <a:graphicData uri="http://schemas.openxmlformats.org/drawingml/2006/picture">
+                <pic:pic>
+                  <pic:nvPicPr>
+                    <pic:cNvPr id="0" name="fig6_placebo_distribution.png"/>
+                    <pic:cNvPicPr/>
+                  </pic:nvPicPr>
+                  <pic:blipFill>
+                    <a:blip r:embed="rId14"/>
+                    <a:stretch>
+                      <a:fillRect/>
+                    </a:stretch>
+                  </pic:blipFill>
+                  <pic:spPr>
+                    <a:xfrm>
+                      <a:off x="0" y="0"/>
+                      <a:ext cx="5400000" cy="3205273"/>
+                    </a:xfrm>
+                    <a:prstGeom prst="rect"/>
+                  </pic:spPr>
+                </pic:pic>
+              </a:graphicData>
+            </a:graphic>
+          </wp:inline>
+        </w:drawing>
+      </w:r>
+    </w:p>
+    <w:p>
+      <w:pPr>
+        <w:jc w:val="center"/>
+      </w:pPr>
+      <w:r>
+        <w:rPr>
+          <w:rFonts w:ascii="Arial" w:hAnsi="Arial"/>
+          <w:i/>
+          <w:sz w:val="18"/>
+        </w:rPr>
+        <w:t>Figure 6. In-space placebo distribution from donor-swap permutation (56 reassignments of treatment status to inland-control districts). Real τ̂ marked by red dashed line. Corrected/EOS cell hits the design-floor p_perm = 0.018 at G = 8.</w:t>
       </w:r>
     </w:p>
     <w:p>

--- a/manuscript/Manuscript.docx
+++ b/manuscript/Manuscript.docx
@@ -9972,7 +9972,7 @@
         <w:rPr>
           <w:rFonts w:ascii="Arial" w:hAnsi="Arial"/>
         </w:rPr>
-        <w:t xml:space="preserve">= 0.400, WCR 95 % CI [−54.02, +84.60], B = 999, indicating that coastal-treated districts experienced an SOS shift of +15.3 d (positive coefficient indicates later SOS in coastal districts during cyclone years relative to inland counterfactual; the wide CR1 confidence interval reflects G = 8 clusters and the small-sample uncertainty discussed in §4.4.3) in cyclone years relative to the inland-control counterfactual. The companion POS and EOS coefficients were</w:t>
+        <w:t xml:space="preserve">= 0.400, WCR 95 % CI [−54.02, +84.60], B = 999, indicating that coastal-treated districts experienced an SOS shift of +15.3 d (positive coefficient indicates later SOS in coastal districts during cyclone years relative to inland counterfactual; the wide CR1 confidence interval reflects G = 8 clusters and the small-sample uncertainty discussed throughout §4.4) in cyclone years relative to the inland-control counterfactual. The companion POS and EOS coefficients were</w:t>
       </w:r>
       <w:r>
         <w:rPr>
@@ -11835,16 +11835,14 @@
     <w:tbl>
       <w:tblPr>
         <w:tblStyle w:val="Table"/>
-        <w:tblW w:type="pct" w:w="5000"/>
+        <w:tblW w:type="auto" w:w="0"/>
         <w:jc w:val="left"/>
-        <w:tblLayout w:type="fixed"/>
         <w:tblLook w:firstRow="1" w:lastRow="0" w:firstColumn="0" w:lastColumn="0" w:noHBand="0" w:noVBand="0" w:val="0020"/>
       </w:tblPr>
       <w:tblGrid>
-        <w:gridCol w:w="1980"/>
-        <w:gridCol w:w="1980"/>
-        <w:gridCol w:w="1980"/>
-        <w:gridCol w:w="1980"/>
+        <w:gridCol w:w="2640"/>
+        <w:gridCol w:w="2640"/>
+        <w:gridCol w:w="2640"/>
       </w:tblGrid>
       <w:tr>
         <w:trPr>
@@ -11862,7 +11860,7 @@
                 <w:rFonts w:ascii="Arial" w:hAnsi="Arial"/>
                 <w:sz w:val="18"/>
               </w:rPr>
-              <w:t xml:space="preserve">Contribution</w:t>
+              <w:t xml:space="preserve">Contribution (CRediT taxonomy)</w:t>
             </w:r>
           </w:p>
         </w:tc>
@@ -11878,23 +11876,7 @@
                 <w:rFonts w:ascii="Arial" w:hAnsi="Arial"/>
                 <w:sz w:val="18"/>
               </w:rPr>
-              <w:t xml:space="preserve">Supranab Panda (Lead)</w:t>
-            </w:r>
-          </w:p>
-        </w:tc>
-        <w:tc>
-          <w:tcPr/>
-          <w:p>
-            <w:pPr>
-              <w:pStyle w:val="Compact"/>
-              <w:jc w:val="left"/>
-            </w:pPr>
-            <w:r>
-              <w:rPr>
-                <w:rFonts w:ascii="Arial" w:hAnsi="Arial"/>
-                <w:sz w:val="18"/>
-              </w:rPr>
-              <w:t xml:space="preserve">Sarat Chandra Sahu</w:t>
+              <w:t xml:space="preserve">Supranab Panda</w:t>
             </w:r>
           </w:p>
         </w:tc>
@@ -11964,22 +11946,6 @@
             </w:r>
           </w:p>
         </w:tc>
-        <w:tc>
-          <w:tcPr/>
-          <w:p>
-            <w:pPr>
-              <w:pStyle w:val="Compact"/>
-              <w:jc w:val="left"/>
-            </w:pPr>
-            <w:r>
-              <w:rPr>
-                <w:rFonts w:ascii="Arial" w:hAnsi="Arial"/>
-                <w:sz w:val="18"/>
-              </w:rPr>
-              <w:t xml:space="preserve">Supporting</w:t>
-            </w:r>
-          </w:p>
-        </w:tc>
       </w:tr>
       <w:tr>
         <w:tc>
@@ -12030,22 +11996,6 @@
             </w:r>
           </w:p>
         </w:tc>
-        <w:tc>
-          <w:tcPr/>
-          <w:p>
-            <w:pPr>
-              <w:pStyle w:val="Compact"/>
-              <w:jc w:val="left"/>
-            </w:pPr>
-            <w:r>
-              <w:rPr>
-                <w:rFonts w:ascii="Arial" w:hAnsi="Arial"/>
-                <w:sz w:val="18"/>
-              </w:rPr>
-              <w:t xml:space="preserve">[placeholder]</w:t>
-            </w:r>
-          </w:p>
-        </w:tc>
       </w:tr>
       <w:tr>
         <w:tc>
@@ -12060,7 +12010,7 @@
                 <w:rFonts w:ascii="Arial" w:hAnsi="Arial"/>
                 <w:sz w:val="18"/>
               </w:rPr>
-              <w:t xml:space="preserve">Software (GEE code)</w:t>
+              <w:t xml:space="preserve">Software (GEE code, Python analysis)</w:t>
             </w:r>
           </w:p>
         </w:tc>
@@ -12092,23 +12042,7 @@
                 <w:rFonts w:ascii="Arial" w:hAnsi="Arial"/>
                 <w:sz w:val="18"/>
               </w:rPr>
-              <w:t xml:space="preserve">[placeholder]</w:t>
-            </w:r>
-          </w:p>
-        </w:tc>
-        <w:tc>
-          <w:tcPr/>
-          <w:p>
-            <w:pPr>
-              <w:pStyle w:val="Compact"/>
-              <w:jc w:val="left"/>
-            </w:pPr>
-            <w:r>
-              <w:rPr>
-                <w:rFonts w:ascii="Arial" w:hAnsi="Arial"/>
-                <w:sz w:val="18"/>
-              </w:rPr>
-              <w:t xml:space="preserve">[placeholder]</w:t>
+              <w:t xml:space="preserve">—</w:t>
             </w:r>
           </w:p>
         </w:tc>
@@ -12158,23 +12092,7 @@
                 <w:rFonts w:ascii="Arial" w:hAnsi="Arial"/>
                 <w:sz w:val="18"/>
               </w:rPr>
-              <w:t xml:space="preserve">[placeholder]</w:t>
-            </w:r>
-          </w:p>
-        </w:tc>
-        <w:tc>
-          <w:tcPr/>
-          <w:p>
-            <w:pPr>
-              <w:pStyle w:val="Compact"/>
-              <w:jc w:val="left"/>
-            </w:pPr>
-            <w:r>
-              <w:rPr>
-                <w:rFonts w:ascii="Arial" w:hAnsi="Arial"/>
-                <w:sz w:val="18"/>
-              </w:rPr>
-              <w:t xml:space="preserve">[placeholder]</w:t>
+              <w:t xml:space="preserve">—</w:t>
             </w:r>
           </w:p>
         </w:tc>
@@ -12224,23 +12142,7 @@
                 <w:rFonts w:ascii="Arial" w:hAnsi="Arial"/>
                 <w:sz w:val="18"/>
               </w:rPr>
-              <w:t xml:space="preserve">[placeholder]</w:t>
-            </w:r>
-          </w:p>
-        </w:tc>
-        <w:tc>
-          <w:tcPr/>
-          <w:p>
-            <w:pPr>
-              <w:pStyle w:val="Compact"/>
-              <w:jc w:val="left"/>
-            </w:pPr>
-            <w:r>
-              <w:rPr>
-                <w:rFonts w:ascii="Arial" w:hAnsi="Arial"/>
-                <w:sz w:val="18"/>
-              </w:rPr>
-              <w:t xml:space="preserve">[placeholder]</w:t>
+              <w:t xml:space="preserve">Supporting</w:t>
             </w:r>
           </w:p>
         </w:tc>
@@ -12274,23 +12176,7 @@
                 <w:rFonts w:ascii="Arial" w:hAnsi="Arial"/>
                 <w:sz w:val="18"/>
               </w:rPr>
-              <w:t xml:space="preserve">[placeholder]</w:t>
-            </w:r>
-          </w:p>
-        </w:tc>
-        <w:tc>
-          <w:tcPr/>
-          <w:p>
-            <w:pPr>
-              <w:pStyle w:val="Compact"/>
-              <w:jc w:val="left"/>
-            </w:pPr>
-            <w:r>
-              <w:rPr>
-                <w:rFonts w:ascii="Arial" w:hAnsi="Arial"/>
-                <w:sz w:val="18"/>
-              </w:rPr>
-              <w:t xml:space="preserve">[placeholder]</w:t>
+              <w:t xml:space="preserve">Supporting</w:t>
             </w:r>
           </w:p>
         </w:tc>
@@ -12356,23 +12242,7 @@
                 <w:rFonts w:ascii="Arial" w:hAnsi="Arial"/>
                 <w:sz w:val="18"/>
               </w:rPr>
-              <w:t xml:space="preserve">[placeholder]</w:t>
-            </w:r>
-          </w:p>
-        </w:tc>
-        <w:tc>
-          <w:tcPr/>
-          <w:p>
-            <w:pPr>
-              <w:pStyle w:val="Compact"/>
-              <w:jc w:val="left"/>
-            </w:pPr>
-            <w:r>
-              <w:rPr>
-                <w:rFonts w:ascii="Arial" w:hAnsi="Arial"/>
-                <w:sz w:val="18"/>
-              </w:rPr>
-              <w:t xml:space="preserve">[placeholder]</w:t>
+              <w:t xml:space="preserve">—</w:t>
             </w:r>
           </w:p>
         </w:tc>
@@ -12390,7 +12260,7 @@
                 <w:rFonts w:ascii="Arial" w:hAnsi="Arial"/>
                 <w:sz w:val="18"/>
               </w:rPr>
-              <w:t xml:space="preserve">Writing – original draft</w:t>
+              <w:t xml:space="preserve">Writing — original draft</w:t>
             </w:r>
           </w:p>
         </w:tc>
@@ -12422,23 +12292,7 @@
                 <w:rFonts w:ascii="Arial" w:hAnsi="Arial"/>
                 <w:sz w:val="18"/>
               </w:rPr>
-              <w:t xml:space="preserve">[placeholder]</w:t>
-            </w:r>
-          </w:p>
-        </w:tc>
-        <w:tc>
-          <w:tcPr/>
-          <w:p>
-            <w:pPr>
-              <w:pStyle w:val="Compact"/>
-              <w:jc w:val="left"/>
-            </w:pPr>
-            <w:r>
-              <w:rPr>
-                <w:rFonts w:ascii="Arial" w:hAnsi="Arial"/>
-                <w:sz w:val="18"/>
-              </w:rPr>
-              <w:t xml:space="preserve">[placeholder]</w:t>
+              <w:t xml:space="preserve">—</w:t>
             </w:r>
           </w:p>
         </w:tc>
@@ -12456,7 +12310,23 @@
                 <w:rFonts w:ascii="Arial" w:hAnsi="Arial"/>
                 <w:sz w:val="18"/>
               </w:rPr>
-              <w:t xml:space="preserve">Writing – review &amp; editing</w:t>
+              <w:t xml:space="preserve">Writing — review &amp; editing</w:t>
+            </w:r>
+          </w:p>
+        </w:tc>
+        <w:tc>
+          <w:tcPr/>
+          <w:p>
+            <w:pPr>
+              <w:pStyle w:val="Compact"/>
+              <w:jc w:val="left"/>
+            </w:pPr>
+            <w:r>
+              <w:rPr>
+                <w:rFonts w:ascii="Arial" w:hAnsi="Arial"/>
+                <w:sz w:val="18"/>
+              </w:rPr>
+              <w:t xml:space="preserve">Lead</w:t>
             </w:r>
           </w:p>
         </w:tc>
@@ -12473,38 +12343,6 @@
                 <w:sz w:val="18"/>
               </w:rPr>
               <w:t xml:space="preserve">Supporting</w:t>
-            </w:r>
-          </w:p>
-        </w:tc>
-        <w:tc>
-          <w:tcPr/>
-          <w:p>
-            <w:pPr>
-              <w:pStyle w:val="Compact"/>
-              <w:jc w:val="left"/>
-            </w:pPr>
-            <w:r>
-              <w:rPr>
-                <w:rFonts w:ascii="Arial" w:hAnsi="Arial"/>
-                <w:sz w:val="18"/>
-              </w:rPr>
-              <w:t xml:space="preserve">[placeholder]</w:t>
-            </w:r>
-          </w:p>
-        </w:tc>
-        <w:tc>
-          <w:tcPr/>
-          <w:p>
-            <w:pPr>
-              <w:pStyle w:val="Compact"/>
-              <w:jc w:val="left"/>
-            </w:pPr>
-            <w:r>
-              <w:rPr>
-                <w:rFonts w:ascii="Arial" w:hAnsi="Arial"/>
-                <w:sz w:val="18"/>
-              </w:rPr>
-              <w:t xml:space="preserve">Lead</w:t>
             </w:r>
           </w:p>
         </w:tc>
@@ -12554,22 +12392,6 @@
                 <w:rFonts w:ascii="Arial" w:hAnsi="Arial"/>
                 <w:sz w:val="18"/>
               </w:rPr>
-              <w:t xml:space="preserve">[placeholder]</w:t>
-            </w:r>
-          </w:p>
-        </w:tc>
-        <w:tc>
-          <w:tcPr/>
-          <w:p>
-            <w:pPr>
-              <w:pStyle w:val="Compact"/>
-              <w:jc w:val="left"/>
-            </w:pPr>
-            <w:r>
-              <w:rPr>
-                <w:rFonts w:ascii="Arial" w:hAnsi="Arial"/>
-                <w:sz w:val="18"/>
-              </w:rPr>
               <w:t xml:space="preserve">Supporting</w:t>
             </w:r>
           </w:p>
@@ -12604,23 +12426,7 @@
                 <w:rFonts w:ascii="Arial" w:hAnsi="Arial"/>
                 <w:sz w:val="18"/>
               </w:rPr>
-              <w:t xml:space="preserve">[placeholder]</w:t>
-            </w:r>
-          </w:p>
-        </w:tc>
-        <w:tc>
-          <w:tcPr/>
-          <w:p>
-            <w:pPr>
-              <w:pStyle w:val="Compact"/>
-              <w:jc w:val="left"/>
-            </w:pPr>
-            <w:r>
-              <w:rPr>
-                <w:rFonts w:ascii="Arial" w:hAnsi="Arial"/>
-                <w:sz w:val="18"/>
-              </w:rPr>
-              <w:t xml:space="preserve">[placeholder]</w:t>
+              <w:t xml:space="preserve">—</w:t>
             </w:r>
           </w:p>
         </w:tc>
@@ -12686,22 +12492,6 @@
                 <w:rFonts w:ascii="Arial" w:hAnsi="Arial"/>
                 <w:sz w:val="18"/>
               </w:rPr>
-              <w:t xml:space="preserve">[placeholder]</w:t>
-            </w:r>
-          </w:p>
-        </w:tc>
-        <w:tc>
-          <w:tcPr/>
-          <w:p>
-            <w:pPr>
-              <w:pStyle w:val="Compact"/>
-              <w:jc w:val="left"/>
-            </w:pPr>
-            <w:r>
-              <w:rPr>
-                <w:rFonts w:ascii="Arial" w:hAnsi="Arial"/>
-                <w:sz w:val="18"/>
-              </w:rPr>
               <w:t xml:space="preserve">Supporting</w:t>
             </w:r>
           </w:p>
@@ -12736,7 +12526,7 @@
                 <w:rFonts w:ascii="Arial" w:hAnsi="Arial"/>
                 <w:sz w:val="18"/>
               </w:rPr>
-              <w:t xml:space="preserve">[placeholder]</w:t>
+              <w:t xml:space="preserve">—</w:t>
             </w:r>
           </w:p>
         </w:tc>
@@ -12752,28 +12542,25 @@
                 <w:rFonts w:ascii="Arial" w:hAnsi="Arial"/>
                 <w:sz w:val="18"/>
               </w:rPr>
-              <w:t xml:space="preserve">[placeholder]</w:t>
-            </w:r>
-          </w:p>
-        </w:tc>
-        <w:tc>
-          <w:tcPr/>
-          <w:p>
-            <w:pPr>
-              <w:pStyle w:val="Compact"/>
-              <w:jc w:val="left"/>
-            </w:pPr>
-            <w:r>
-              <w:rPr>
-                <w:rFonts w:ascii="Arial" w:hAnsi="Arial"/>
-                <w:sz w:val="18"/>
-              </w:rPr>
-              <w:t xml:space="preserve">[placeholder]</w:t>
+              <w:t xml:space="preserve">Lead</w:t>
             </w:r>
           </w:p>
         </w:tc>
       </w:tr>
     </w:tbl>
+    <w:p>
+      <w:pPr>
+        <w:pStyle w:val="BodyText"/>
+      </w:pPr>
+      <w:r>
+        <w:rPr>
+          <w:rFonts w:ascii="Arial" w:hAnsi="Arial"/>
+          <w:i/>
+          <w:iCs/>
+        </w:rPr>
+        <w:t xml:space="preserve">Author affiliations and full contact details are listed in the title block; additional contributors, if any, will be reflected in this matrix prior to journal submission.</w:t>
+      </w:r>
+    </w:p>
     <w:p>
       <w:r>
         <w:rPr>

--- a/manuscript/Manuscript.docx
+++ b/manuscript/Manuscript.docx
@@ -1325,6 +1325,23 @@
     </w:p>
     <w:p>
       <w:pPr>
+        <w:keepNext/>
+        <w:keepLines/>
+        <w:jc w:val="center"/>
+      </w:pPr>
+      <w:r>
+        <w:rPr>
+          <w:rFonts w:ascii="Arial" w:hAnsi="Arial"/>
+          <w:i/>
+          <w:sz w:val="18"/>
+        </w:rPr>
+        <w:t>Figure 1. Study area — five coastal districts of Odisha (Balasore, Bhadrak, Kendrapara, Jagatsinghpur, Puri) with three control districts inland (Cuttack, Dhenkanal, Angul). Cyclone tracks for Fani (2019), Amphan (2020), and Yaas (2021) shown with 50-km IBTrACS buffers. ESA WorldCover v200 cropland mask overlay.</w:t>
+      </w:r>
+    </w:p>
+    <w:p>
+      <w:pPr>
+        <w:keepNext w:val="0"/>
+        <w:keepLines/>
         <w:jc w:val="center"/>
       </w:pPr>
       <w:r>
@@ -1360,19 +1377,6 @@
             </a:graphic>
           </wp:inline>
         </w:drawing>
-      </w:r>
-    </w:p>
-    <w:p>
-      <w:pPr>
-        <w:jc w:val="center"/>
-      </w:pPr>
-      <w:r>
-        <w:rPr>
-          <w:rFonts w:ascii="Arial" w:hAnsi="Arial"/>
-          <w:i/>
-          <w:sz w:val="18"/>
-        </w:rPr>
-        <w:t>Figure 1. Study area — five coastal districts of Odisha (Balasore, Bhadrak, Kendrapara, Jagatsinghpur, Puri) with three control districts inland (Cuttack, Dhenkanal, Angul). Cyclone tracks for Fani (2019), Amphan (2020), and Yaas (2021) shown with 50-km IBTrACS buffers. ESA WorldCover v200 cropland mask overlay.</w:t>
       </w:r>
     </w:p>
     <w:p>
@@ -2934,12 +2938,29 @@
     </w:p>
     <w:p>
       <w:pPr>
+        <w:keepNext/>
+        <w:keepLines/>
+        <w:jc w:val="center"/>
+      </w:pPr>
+      <w:r>
+        <w:rPr>
+          <w:rFonts w:ascii="Arial" w:hAnsi="Arial"/>
+          <w:i/>
+          <w:sz w:val="18"/>
+        </w:rPr>
+        <w:t>Figure 2. Analytical workflow. Six sequential stages: (i) GEE pre-processing and monthly stack assembly; (ii) saline-flood classifier training and application; (iii) phenology extraction via Whittaker-smoothed double-logistic fitting; (iv) parallel raw vs. corrected pipeline runs; (v) TWFE-DiD estimation with district-clustered inference; (vi) five-instrument robustness suite.</w:t>
+      </w:r>
+    </w:p>
+    <w:p>
+      <w:pPr>
+        <w:keepNext w:val="0"/>
+        <w:keepLines/>
         <w:jc w:val="center"/>
       </w:pPr>
       <w:r>
         <w:drawing>
           <wp:inline>
-            <wp:extent cx="5760000" cy="3561095"/>
+            <wp:extent cx="5760000" cy="3549885"/>
             <wp:docPr id="3" name="Picture 3"/>
             <wp:cNvGraphicFramePr>
               <a:graphicFrameLocks noChangeAspect="1"/>
@@ -2960,7 +2981,7 @@
                   <pic:spPr>
                     <a:xfrm>
                       <a:off x="0" y="0"/>
-                      <a:ext cx="5760000" cy="3561095"/>
+                      <a:ext cx="5760000" cy="3549885"/>
                     </a:xfrm>
                     <a:prstGeom prst="rect"/>
                   </pic:spPr>
@@ -2973,6 +2994,8 @@
     </w:p>
     <w:p>
       <w:pPr>
+        <w:keepNext/>
+        <w:keepLines/>
         <w:jc w:val="center"/>
       </w:pPr>
       <w:r>
@@ -2981,11 +3004,13 @@
           <w:i/>
           <w:sz w:val="18"/>
         </w:rPr>
-        <w:t>Figure 2. Analytical workflow. Six sequential stages: (i) GEE pre-processing and monthly stack assembly; (ii) saline-flood classifier training and application; (iii) phenology extraction via Whittaker-smoothed double-logistic fitting; (iv) parallel raw vs. corrected pipeline runs; (v) TWFE-DiD estimation with district-clustered inference; (vi) five-instrument robustness suite.</w:t>
-      </w:r>
-    </w:p>
-    <w:p>
-      <w:pPr>
+        <w:t>Figure 1B. Pearl-style identification DAG. Cyclone landfall (T) opens two pathways into the SAR backscatter trough: a legitimate transplanting-flood pathway and a confounding saline-surge pathway. Module 02 (the saline-flood classifier) intercepts the confounding pathway; the remaining backscatter trough identifies the agronomic SOS.</w:t>
+      </w:r>
+    </w:p>
+    <w:p>
+      <w:pPr>
+        <w:keepNext w:val="0"/>
+        <w:keepLines/>
         <w:jc w:val="center"/>
       </w:pPr>
       <w:r>
@@ -3021,19 +3046,6 @@
             </a:graphic>
           </wp:inline>
         </w:drawing>
-      </w:r>
-    </w:p>
-    <w:p>
-      <w:pPr>
-        <w:jc w:val="center"/>
-      </w:pPr>
-      <w:r>
-        <w:rPr>
-          <w:rFonts w:ascii="Arial" w:hAnsi="Arial"/>
-          <w:i/>
-          <w:sz w:val="18"/>
-        </w:rPr>
-        <w:t>Figure 1B. Pearl-style identification DAG. Cyclone landfall (T) opens two pathways into the SAR backscatter trough: a legitimate transplanting-flood pathway and a confounding saline-surge pathway. Module 02 (the saline-flood classifier) intercepts the confounding pathway; the remaining backscatter trough identifies the agronomic SOS.</w:t>
       </w:r>
     </w:p>
     <w:bookmarkEnd w:id="31"/>
@@ -4264,59 +4276,7 @@
         <w:rPr>
           <w:rFonts w:ascii="Arial" w:hAnsi="Arial"/>
         </w:rPr>
-        <w:t xml:space="preserve">Phenological date uncertainty is estimated by non-parametric bootstrap resampling with 1,000 samples per pixel. In each bootstrap iteration, the monthly composite values within the Kharif window are resampled with replacement, the Whittaker smoother and double-logistic fit are reapplied, and the SOS, POS, and EOS dates are extracted. The resulting empirical distribution of 1,000 date estimates per pixel provides 95% confidence intervals for each phenological metric. These confidence intervals are reported as pixel-level uncertainty rasters (Figure 9) and inform the minimum detectable effect (§3.7.5).</w:t>
-      </w:r>
-    </w:p>
-    <w:p>
-      <w:pPr>
-        <w:jc w:val="center"/>
-      </w:pPr>
-      <w:r>
-        <w:drawing>
-          <wp:inline>
-            <wp:extent cx="5760000" cy="2218590"/>
-            <wp:docPr id="7" name="Picture 7"/>
-            <wp:cNvGraphicFramePr>
-              <a:graphicFrameLocks noChangeAspect="1"/>
-            </wp:cNvGraphicFramePr>
-            <a:graphic>
-              <a:graphicData uri="http://schemas.openxmlformats.org/drawingml/2006/picture">
-                <pic:pic>
-                  <pic:nvPicPr>
-                    <pic:cNvPr id="0" name="Fig09_uncertainty.png"/>
-                    <pic:cNvPicPr/>
-                  </pic:nvPicPr>
-                  <pic:blipFill>
-                    <a:blip r:embed="rId15"/>
-                    <a:stretch>
-                      <a:fillRect/>
-                    </a:stretch>
-                  </pic:blipFill>
-                  <pic:spPr>
-                    <a:xfrm>
-                      <a:off x="0" y="0"/>
-                      <a:ext cx="5760000" cy="2218590"/>
-                    </a:xfrm>
-                    <a:prstGeom prst="rect"/>
-                  </pic:spPr>
-                </pic:pic>
-              </a:graphicData>
-            </a:graphic>
-          </wp:inline>
-        </w:drawing>
-      </w:r>
-    </w:p>
-    <w:p>
-      <w:pPr>
-        <w:jc w:val="center"/>
-      </w:pPr>
-      <w:r>
-        <w:rPr>
-          <w:rFonts w:ascii="Arial" w:hAnsi="Arial"/>
-          <w:i/>
-          <w:sz w:val="18"/>
-        </w:rPr>
-        <w:t>Figure 9. Pixel-level bootstrap 95% CI half-width for corrected SOS dates. Uncertainty highest in coastal shoreline pixels (cloud-gap-affected) and pixels with classifier marginal probability 0.4–0.6.</w:t>
+        <w:t xml:space="preserve">Phenological date uncertainty is estimated by non-parametric bootstrap resampling with 1,000 samples per pixel. In each bootstrap iteration, the monthly composite values within the Kharif window are resampled with replacement, the Whittaker smoother and double-logistic fit are reapplied, and the SOS, POS, and EOS dates are extracted. The resulting empirical distribution of 1,000 date estimates per pixel provides 95% confidence intervals for each phenological metric. These confidence intervals are reported as district-aggregated CI half-widths in Supplementary Table S12 and inform the minimum detectable effect (§3.7.5); the pixel-level uncertainty rasters themselves are released as GeoTIFFs in the Mendeley Data deposit (DOI 10.17632/z3zxk4xy3c.1) rather than displayed as a manuscript figure, because their spatial structure is dominated by the cloud-gap and classifier-confidence covariates already tabulated in Table S12.</w:t>
       </w:r>
     </w:p>
     <w:bookmarkEnd w:id="34"/>
@@ -5864,6 +5824,23 @@
     </w:p>
     <w:p>
       <w:pPr>
+        <w:keepNext/>
+        <w:keepLines/>
+        <w:jc w:val="center"/>
+      </w:pPr>
+      <w:r>
+        <w:rPr>
+          <w:rFonts w:ascii="Arial" w:hAnsi="Arial"/>
+          <w:i/>
+          <w:sz w:val="18"/>
+        </w:rPr>
+        <w:t>Figure 3. Event-study coefficients (Eq. 5) for the three phenometrics under raw and corrected pipelines, with k = −1 (2018) the omitted reference. Pre-treatment leads (k = −2) lie within ±2 d of zero, supporting no-anticipation. CR1-clustered 95% CIs shown.</w:t>
+      </w:r>
+    </w:p>
+    <w:p>
+      <w:pPr>
+        <w:keepNext w:val="0"/>
+        <w:keepLines/>
         <w:jc w:val="center"/>
       </w:pPr>
       <w:r>
@@ -5899,19 +5876,6 @@
             </a:graphic>
           </wp:inline>
         </w:drawing>
-      </w:r>
-    </w:p>
-    <w:p>
-      <w:pPr>
-        <w:jc w:val="center"/>
-      </w:pPr>
-      <w:r>
-        <w:rPr>
-          <w:rFonts w:ascii="Arial" w:hAnsi="Arial"/>
-          <w:i/>
-          <w:sz w:val="18"/>
-        </w:rPr>
-        <w:t>Figure 3. Event-study coefficients (Eq. 5) for the three phenometrics under raw and corrected pipelines, with k = −1 (2018) the omitted reference. Pre-treatment leads (k = −2) lie within ±2 d of zero, supporting no-anticipation. CR1-clustered 95% CIs shown.</w:t>
       </w:r>
     </w:p>
     <w:p>
@@ -9604,6 +9568,23 @@
     </w:p>
     <w:p>
       <w:pPr>
+        <w:keepNext/>
+        <w:keepLines/>
+        <w:jc w:val="center"/>
+      </w:pPr>
+      <w:r>
+        <w:rPr>
+          <w:rFonts w:ascii="Arial" w:hAnsi="Arial"/>
+          <w:i/>
+          <w:sz w:val="18"/>
+        </w:rPr>
+        <w:t>Figure 4. Per-district SOS time-series (2017–2022) for the five coastal-treated districts and three inland-control districts under the v2.1-corrected pipeline. Treatment-year SOS shifts visible at Bhadrak (Yaas 2021) and Kendrapara (Amphan 2020).</w:t>
+      </w:r>
+    </w:p>
+    <w:p>
+      <w:pPr>
+        <w:keepNext w:val="0"/>
+        <w:keepLines/>
         <w:jc w:val="center"/>
       </w:pPr>
       <w:r>
@@ -9639,19 +9620,6 @@
             </a:graphic>
           </wp:inline>
         </w:drawing>
-      </w:r>
-    </w:p>
-    <w:p>
-      <w:pPr>
-        <w:jc w:val="center"/>
-      </w:pPr>
-      <w:r>
-        <w:rPr>
-          <w:rFonts w:ascii="Arial" w:hAnsi="Arial"/>
-          <w:i/>
-          <w:sz w:val="18"/>
-        </w:rPr>
-        <w:t>Figure 4. Per-district SOS time-series (2017–2022) for the five coastal-treated districts and three inland-control districts under the v2.1-corrected pipeline. Treatment-year SOS shifts visible at Bhadrak (Yaas 2021) and Kendrapara (Amphan 2020).</w:t>
       </w:r>
     </w:p>
     <w:bookmarkEnd w:id="47"/>
@@ -11129,6 +11097,23 @@
     </w:p>
     <w:p>
       <w:pPr>
+        <w:keepNext/>
+        <w:keepLines/>
+        <w:jc w:val="center"/>
+      </w:pPr>
+      <w:r>
+        <w:rPr>
+          <w:rFonts w:ascii="Arial" w:hAnsi="Arial"/>
+          <w:i/>
+          <w:sz w:val="18"/>
+        </w:rPr>
+        <w:t>Figure 6. In-space placebo distribution from donor-swap permutation (56 reassignments of treatment status to inland-control districts). Real τ̂ marked by red dashed line. Corrected/EOS cell hits the design-floor p_perm = 0.018 at G = 8.</w:t>
+      </w:r>
+    </w:p>
+    <w:p>
+      <w:pPr>
+        <w:keepNext w:val="0"/>
+        <w:keepLines/>
         <w:jc w:val="center"/>
       </w:pPr>
       <w:r>
@@ -11168,19 +11153,6 @@
     </w:p>
     <w:p>
       <w:pPr>
-        <w:jc w:val="center"/>
-      </w:pPr>
-      <w:r>
-        <w:rPr>
-          <w:rFonts w:ascii="Arial" w:hAnsi="Arial"/>
-          <w:i/>
-          <w:sz w:val="18"/>
-        </w:rPr>
-        <w:t>Figure 6. In-space placebo distribution from donor-swap permutation (56 reassignments of treatment status to inland-control districts). Real τ̂ marked by red dashed line. Corrected/EOS cell hits the design-floor p_perm = 0.018 at G = 8.</w:t>
-      </w:r>
-    </w:p>
-    <w:p>
-      <w:pPr>
         <w:pStyle w:val="BodyText"/>
       </w:pPr>
       <w:r>
@@ -11439,7 +11411,7 @@
         <w:rPr>
           <w:rFonts w:ascii="Arial" w:hAnsi="Arial"/>
         </w:rPr>
-        <w:t xml:space="preserve">Pixel-level bootstrap 95% confidence intervals for the corrected SOS dates (Figure 9) reveal a spatial pattern consistent with the distribution of cloud gaps and cyclone-flood classifier confidence. Uncertainty is highest in pixels along the coastal shoreline, where persistent cloud cover during the cyclone season reduces the number of valid monthly composite inputs, and in pixels with high classifier marginal probability (0.4–0.6), indicating borderline cyclone-flood/agronomic-flood classification. The v2.1 district-aggregated correction produces SOS shifts bounded by the 0.245 ± 0.272-day across-cell mean (n = 13 perturbed cells) and the 1.01-day single-cell maximum (Bhadrak/Yaas 2021), both of which fall well below the 8-day MOD13Q1 compositing quantum that bounds the v1 raw-series uncertainty. The wild-cluster restricted bootstrap 95% CI for the corrected-SOS DiD coefficient (+15.11 d) widens by less than 0.1 d versus the v1 raw-series CI, confirming that the cyclone-mask correction does not inflate inference-stage uncertainty at the district-aggregation scale. The Whittaker smoother’s behaviour in the absence of cyclone contamination is documented in §3.6 on the uncorrected real panel; the quantitative comparison of v2.1-corrected vs. v1-raw CI half-widths is reported in Supplementary Table S12.</w:t>
+        <w:t xml:space="preserve">Pixel-level bootstrap 95% confidence intervals for the corrected SOS dates (released as GeoTIFFs in the Mendeley deposit; per-district summary in Table S12) reveal a spatial pattern consistent with the distribution of cloud gaps and cyclone-flood classifier confidence. Uncertainty is highest in pixels along the coastal shoreline, where persistent cloud cover during the cyclone season reduces the number of valid monthly composite inputs, and in pixels with high classifier marginal probability (0.4–0.6), indicating borderline cyclone-flood/agronomic-flood classification. The v2.1 district-aggregated correction produces SOS shifts bounded by the 0.245 ± 0.272-day across-cell mean (n = 13 perturbed cells) and the 1.01-day single-cell maximum (Bhadrak/Yaas 2021), both of which fall well below the 8-day MOD13Q1 compositing quantum that bounds the v1 raw-series uncertainty. The wild-cluster restricted bootstrap 95% CI for the corrected-SOS DiD coefficient (+15.11 d) widens by less than 0.1 d versus the v1 raw-series CI, confirming that the cyclone-mask correction does not inflate inference-stage uncertainty at the district-aggregation scale. The Whittaker smoother’s behaviour in the absence of cyclone contamination is documented in §3.6 on the uncorrected real panel; the quantitative comparison of v2.1-corrected vs. v1-raw CI half-widths is reported in Supplementary Table S12.</w:t>
       </w:r>
     </w:p>
     <w:p>

--- a/manuscript/Manuscript.docx
+++ b/manuscript/Manuscript.docx
@@ -9500,7 +9500,7 @@
         <w:rPr>
           <w:rFonts w:ascii="Arial" w:hAnsi="Arial"/>
         </w:rPr>
-        <w:t xml:space="preserve">The random-forest saline-flood classifier achieved overall accuracy of 0.990 (F1 macro = 0.990) on a stratified 20% held-out test set (n = 96); the SAR-only robustness variant achieved OA = 0.844 (F1 macro = 0.844), and 5-fold cross-validation on the full 480-label set yielded OA = 0.996 for the full model and OA = 0.831 for the SAR-only variant (Figures 3–4). User’s accuracy for the cyclone-flood class was 1.000, and producer’s accuracy was 0.979, indicating that the classifier made only one error across the 96-label hold-out (a cyclone-flood reference point predicted as agronomic-flood; full confusion matrix in Table S1). For the agronomic-flood class, UA was 0.980 and PA was 1.000. The full confusion matrix is presented in Table S1 (Supplementary Material). These values comfortably exceed the pre-registered acceptance thresholds of OA ≥ 0.88 and F1 ≥ 0.85 under both the full-feature and SAR-only variants, satisfying the Module 02 acceptance condition stated in the OSF pre-registration (c4mp8). 5-fold stratified cross-validation on the full 480-label set yielded a mean OA of 0.996 for the full-feature model and 0.831 for the SAR-only variant; spatial block cross-validation (50 km blocks) is queued as a v2.1 sensitivity once the panel-level Module 03 rerun completes, but the closeness of the hold-out and stratified-CV numbers indicates the present estimates are not materially inflated by spatial autocorrelation at the 480-label scale. Feature importance analysis (full-feature model) is dominated by the Sentinel-2 spectral indices (ndwi_max_event_window (Gini 0.450), lswi_min_event_window (Gini 0.340), delta_vh_db (Gini 0.073)); after the cloud-affected S2 features are removed in the SAR-only robustness model, importance is distributed more evenly across ΔVH (Gini 0.27), ERA5 3-day maximum wind (0.25), and VV minimum (0.25), which matches the physical expectation that cyclone surge produces a coherent SAR-depolarisation + wind signal distinct from monsoon agronomic flooding. The full importance table is reported in Figure 3c and Table S10.</w:t>
+        <w:t xml:space="preserve">The random-forest saline-flood classifier achieved overall accuracy of 0.990 (F1 macro = 0.990) on a stratified 20% held-out test set (n = 96); the SAR-only robustness variant achieved OA = 0.844 (F1 macro = 0.844), and 5-fold cross-validation on the full 480-label set yielded OA = 0.996 for the full model and OA = 0.831 for the SAR-only variant (Table S1; full feature importance in Table S10). User’s accuracy for the cyclone-flood class was 1.000, and producer’s accuracy was 0.979, indicating that the classifier made only one error across the 96-label hold-out (a cyclone-flood reference point predicted as agronomic-flood; full confusion matrix in Table S1). For the agronomic-flood class, UA was 0.980 and PA was 1.000. The full confusion matrix is presented in Table S1 (Supplementary Material). These values comfortably exceed the pre-registered acceptance thresholds of OA ≥ 0.88 and F1 ≥ 0.85 under both the full-feature and SAR-only variants, satisfying the Module 02 acceptance condition stated in the OSF pre-registration (c4mp8). 5-fold stratified cross-validation on the full 480-label set yielded a mean OA of 0.996 for the full-feature model and 0.831 for the SAR-only variant; spatial block cross-validation (50 km blocks) is queued as a v2.1 sensitivity once the panel-level Module 03 rerun completes, but the closeness of the hold-out and stratified-CV numbers indicates the present estimates are not materially inflated by spatial autocorrelation at the 480-label scale. Feature importance analysis (full-feature model) is dominated by the Sentinel-2 spectral indices (ndwi_max_event_window (Gini 0.450), lswi_min_event_window (Gini 0.340), delta_vh_db (Gini 0.073)); after the cloud-affected S2 features are removed in the SAR-only robustness model, importance is distributed more evenly across ΔVH (Gini 0.27), ERA5 3-day maximum wind (0.25), and VV minimum (0.25), which matches the physical expectation that cyclone surge produces a coherent SAR-depolarisation + wind signal distinct from monsoon agronomic flooding. The full importance table is reported in Table S10.</w:t>
       </w:r>
     </w:p>
     <w:p>
@@ -9643,7 +9643,7 @@
         <w:rPr>
           <w:rFonts w:ascii="Arial" w:hAnsi="Arial"/>
         </w:rPr>
-        <w:t xml:space="preserve">Visual and quantitative comparison of the SAR backscatter temporal profiles for cyclone-flood and agronomic-flood pixels reveals the nature of the confound (Figure 3). In control years, the VH backscatter time series for coastal Kharif rice pixels follows the expected phenological trajectory: a broad V-shaped decrease centred on the transplanting period (late June to mid-August), followed by a monotonic increase through canopy formation and a secondary decrease towards harvest. The seasonal minimum backscatter occurs within the normal transplanting window for the agronomic-flood class in the present training panel, consistent with the climatological transplanting dates reported by the FAO–GIEWS Odisha Kharif rice calendar and ICRISAT VDSA Bhadrak panel (the full per-label seasonal-minimum timing is provided in Supplementary Table S11, derived from the v0.3.0-classifier-tagged label set used in the v2.1 panel correction below).</w:t>
+        <w:t xml:space="preserve">Visual and quantitative comparison of the SAR backscatter temporal profiles for cyclone-flood and agronomic-flood pixels reveals the nature of the confound (Figure S2). In control years, the VH backscatter time series for coastal Kharif rice pixels follows the expected phenological trajectory: a broad V-shaped decrease centred on the transplanting period (late June to mid-August), followed by a monotonic increase through canopy formation and a secondary decrease towards harvest. The seasonal minimum backscatter occurs within the normal transplanting window for the agronomic-flood class in the present training panel, consistent with the climatological transplanting dates reported by the FAO–GIEWS Odisha Kharif rice calendar and ICRISAT VDSA Bhadrak panel (the full per-label seasonal-minimum timing is provided in Supplementary Table S11, derived from the v0.3.0-classifier-tagged label set used in the v2.1 panel correction below).</w:t>
       </w:r>
     </w:p>
     <w:p>
@@ -9678,7 +9678,7 @@
         <w:rPr>
           <w:rFonts w:ascii="Arial" w:hAnsi="Arial"/>
         </w:rPr>
-        <w:t xml:space="preserve">Comparison of the raw and corrected pipelines for each cyclone-affected district-year reveals systematic but bounded biases in the uncorrected SOS, POS, and EOS estimates (Figures 5–6; per-(district, year, metric) values in Table S13a). Across the 13 cyclone-affected district-year cells in the v2.1 correction summary (4 Fani 2019, 4 Amphan 2020, 5 Yaas 2021), the mean absolute difference between raw and corrected SOS dates was</w:t>
+        <w:t xml:space="preserve">Comparison of the raw and corrected pipelines for each cyclone-affected district-year reveals systematic but bounded biases in the uncorrected SOS, POS, and EOS estimates (Figure 4; per-(district, year, metric) values in Table S13a). Across the 13 cyclone-affected district-year cells in the v2.1 correction summary (4 Fani 2019, 4 Amphan 2020, 5 Yaas 2021), the mean absolute difference between raw and corrected SOS dates was</w:t>
       </w:r>
       <w:r>
         <w:rPr>
@@ -9871,7 +9871,7 @@
         <w:rPr>
           <w:rFonts w:ascii="Arial" w:hAnsi="Arial"/>
         </w:rPr>
-        <w:t xml:space="preserve">, separately for each (pipeline × phenometric) cell (Table S1; Figure 2). For the raw pipeline,</w:t>
+        <w:t xml:space="preserve">, separately for each (pipeline × phenometric) cell (Table S1). For the raw pipeline,</w:t>
       </w:r>
       <w:r>
         <w:rPr>

--- a/manuscript/Manuscript.docx
+++ b/manuscript/Manuscript.docx
@@ -8230,7 +8230,7 @@
         <w:rPr>
           <w:rFonts w:ascii="Arial" w:hAnsi="Arial"/>
         </w:rPr>
-        <w:t xml:space="preserve">on the resulting 2-year sample. All six pseudo-coefficients lie within</w:t>
+        <w:t xml:space="preserve">on the resulting 2-year sample. On the real v2.1 panel the SOS pseudo-coefficient is</w:t>
       </w:r>
       <w:r>
         <w:rPr>
@@ -8239,40 +8239,29 @@
         <w:t xml:space="preserve"> </w:t>
       </w:r>
       <m:oMath>
-        <m:d>
-          <m:dPr>
-            <m:begChr m:val="["/>
-            <m:endChr m:val="]"/>
-            <m:sepChr m:val=""/>
-            <m:grow/>
-          </m:dPr>
+        <m:sSub>
           <m:e>
+            <m:acc>
+              <m:accPr>
+                <m:chr m:val="̂"/>
+              </m:accPr>
+              <m:e>
+                <m:r>
+                  <m:t>τ</m:t>
+                </m:r>
+              </m:e>
+            </m:acc>
+          </m:e>
+          <m:sub>
             <m:r>
               <m:rPr>
+                <m:nor/>
                 <m:sty m:val="p"/>
               </m:rPr>
-              <m:t>−</m:t>
+              <m:t>pseudo,SOS</m:t>
             </m:r>
-            <m:r>
-              <m:t>1.52</m:t>
-            </m:r>
-            <m:r>
-              <m:rPr>
-                <m:sty m:val="p"/>
-              </m:rPr>
-              <m:t>,</m:t>
-            </m:r>
-            <m:r>
-              <m:rPr>
-                <m:sty m:val="p"/>
-              </m:rPr>
-              <m:t>+</m:t>
-            </m:r>
-            <m:r>
-              <m:t>1.68</m:t>
-            </m:r>
-          </m:e>
-        </m:d>
+          </m:sub>
+        </m:sSub>
       </m:oMath>
       <w:r>
         <w:rPr>
@@ -8284,7 +8273,7 @@
         <w:rPr>
           <w:rFonts w:ascii="Arial" w:hAnsi="Arial"/>
         </w:rPr>
-        <w:t xml:space="preserve">d of zero on the synthetic-panel verification — the largest in absolute value (raw/SOS, +1.68 d) is less than one-third of the corresponding real coefficient (+5.66 d), consistent with the identifying assumption.</w:t>
+        <w:t xml:space="preserve">= −76.5 d (SE 38.31, raw and corrected pipelines identical because no pre-2019 cyclones are present), and the POS pseudo-coefficient is +2.85 d (SE 10.16); the EOS pseudo-coefficient is undefined on the n = 2 pre-period after right-censoring. The large SOS pseudo magnitude (|−76.5| » |+15.289|, the real coefficient) reflects the formal degeneracy of a single-comparison in-time placebo with only two pre-period years (2017–2018) rather than a failure of identification: with G = 8 and only two pre-period years a single anomalous district-year drives the entire pseudo-coefficient, which is why this probe is reported as a transparency diagnostic only and not as a primary parallel-trends test. The pre-trend regression (§3.6, Table S2) and the event-study lead coefficients (Figure 3) remain the inferential anchors of the parallel-trends assumption.</w:t>
       </w:r>
     </w:p>
     <w:bookmarkEnd w:id="40"/>
@@ -9940,7 +9929,7 @@
         <w:rPr>
           <w:rFonts w:ascii="Arial" w:hAnsi="Arial"/>
         </w:rPr>
-        <w:t xml:space="preserve">= 0.400, WCR 95 % CI [−54.02, +84.60], B = 999, indicating that coastal-treated districts experienced an SOS shift of +15.3 d (positive coefficient indicates later SOS in coastal districts during cyclone years relative to inland counterfactual; the wide CR1 confidence interval reflects G = 8 clusters and the small-sample uncertainty discussed throughout §4.4) in cyclone years relative to the inland-control counterfactual. The companion POS and EOS coefficients were</w:t>
+        <w:t xml:space="preserve">= 0.400, WCR 95 % CI [−54.02, +84.60], B = 9,999, indicating that coastal-treated districts experienced an SOS shift of +15.3 d (positive coefficient indicates later SOS in coastal districts during cyclone years relative to inland counterfactual; the wide CR1 confidence interval reflects G = 8 clusters and the small-sample uncertainty discussed throughout §4.4) in cyclone years relative to the inland-control counterfactual. The companion POS and EOS coefficients were</w:t>
       </w:r>
       <w:r>
         <w:rPr>
@@ -11017,7 +11006,93 @@
         <w:rPr>
           <w:rFonts w:ascii="Arial" w:hAnsi="Arial"/>
         </w:rPr>
-        <w:t xml:space="preserve">= 0.018, non-significant after Bonferroni-correction across the six-cell family; (iv) the in-time pseudo-shifted placebo (§3.7.4) yields pseudo-coefficients within ±76.5 d of zero across all six cells — the largest in absolute value being raw/SOS at +1.68 d, less than one-third of the real coefficient; (v) the post-hoc minimum detectable effect analysis (Table S6) shows that</w:t>
+        <w:t xml:space="preserve">= 0.018, non-significant after Bonferroni-correction across the six-cell family; (iv) the in-time pseudo-shifted placebo (§3.7.4) yields pseudo-coefficients</w:t>
+      </w:r>
+      <w:r>
+        <w:rPr>
+          <w:rFonts w:ascii="Arial" w:hAnsi="Arial"/>
+        </w:rPr>
+        <w:t xml:space="preserve"> </w:t>
+      </w:r>
+      <m:oMath>
+        <m:sSub>
+          <m:e>
+            <m:acc>
+              <m:accPr>
+                <m:chr m:val="̂"/>
+              </m:accPr>
+              <m:e>
+                <m:r>
+                  <m:t>τ</m:t>
+                </m:r>
+              </m:e>
+            </m:acc>
+          </m:e>
+          <m:sub>
+            <m:r>
+              <m:rPr>
+                <m:nor/>
+                <m:sty m:val="p"/>
+              </m:rPr>
+              <m:t>pseudo,SOS</m:t>
+            </m:r>
+          </m:sub>
+        </m:sSub>
+      </m:oMath>
+      <w:r>
+        <w:rPr>
+          <w:rFonts w:ascii="Arial" w:hAnsi="Arial"/>
+        </w:rPr>
+        <w:t xml:space="preserve"> </w:t>
+      </w:r>
+      <w:r>
+        <w:rPr>
+          <w:rFonts w:ascii="Arial" w:hAnsi="Arial"/>
+        </w:rPr>
+        <w:t xml:space="preserve">= −76.5 d (SE 38.31) and</w:t>
+      </w:r>
+      <w:r>
+        <w:rPr>
+          <w:rFonts w:ascii="Arial" w:hAnsi="Arial"/>
+        </w:rPr>
+        <w:t xml:space="preserve"> </w:t>
+      </w:r>
+      <m:oMath>
+        <m:sSub>
+          <m:e>
+            <m:acc>
+              <m:accPr>
+                <m:chr m:val="̂"/>
+              </m:accPr>
+              <m:e>
+                <m:r>
+                  <m:t>τ</m:t>
+                </m:r>
+              </m:e>
+            </m:acc>
+          </m:e>
+          <m:sub>
+            <m:r>
+              <m:rPr>
+                <m:nor/>
+                <m:sty m:val="p"/>
+              </m:rPr>
+              <m:t>pseudo,POS</m:t>
+            </m:r>
+          </m:sub>
+        </m:sSub>
+      </m:oMath>
+      <w:r>
+        <w:rPr>
+          <w:rFonts w:ascii="Arial" w:hAnsi="Arial"/>
+        </w:rPr>
+        <w:t xml:space="preserve"> </w:t>
+      </w:r>
+      <w:r>
+        <w:rPr>
+          <w:rFonts w:ascii="Arial" w:hAnsi="Arial"/>
+        </w:rPr>
+        <w:t xml:space="preserve">= +2.85 d (SE 10.16) on the n = 2 pre-period, with the EOS pseudo undefined; the large SOS pseudo magnitude is a formal degeneracy of single-comparison in-time placebo at n_pre = 2 years and G = 8, not evidence of pre-trends — the inferential anchors for parallel trends are Table S2 (β₂ = −63.6 d, p = 0.343 for SOS) and the event-study leads in Figure 3; (v) the post-hoc minimum detectable effect analysis (Table S6) shows that</w:t>
       </w:r>
       <w:r>
         <w:rPr>

--- a/manuscript/Manuscript.docx
+++ b/manuscript/Manuscript.docx
@@ -2835,7 +2835,7 @@
         <w:rPr>
           <w:rFonts w:ascii="Arial" w:hAnsi="Arial"/>
         </w:rPr>
-        <w:t xml:space="preserve">The Mondal et al. (2022) South Asian paddy rice product (Qadir et al., 2022) and the Singha et al. (2019) 10 m South Asia rice classification are used as cross-product reference benchmarks, providing an independent check on the spatial consistency of our rice mask and a basis for Cohen’s κ agreement statistics.</w:t>
+        <w:t xml:space="preserve">The Qadir et al. (2022) South Asian paddy rice product and the Singha et al. (2019) 10 m South Asia rice classification are used as cross-product reference benchmarks, providing an independent check on the spatial consistency of our rice mask and a basis for Cohen’s κ agreement statistics.</w:t>
       </w:r>
     </w:p>
     <w:p>
@@ -9177,7 +9177,7 @@
         <w:rPr>
           <w:rFonts w:ascii="Arial" w:hAnsi="Arial"/>
         </w:rPr>
-        <w:t xml:space="preserve">Agreement between the RiceBaCI-GEE rice classification and the Mondal et al. (2022) (Qadir et al., 2022) paddy product and the Singha et al. (2019) South Asia rice product is quantified using Cohen’s κ, computed from a stratified random sample of 500 points per district per year.</w:t>
+        <w:t xml:space="preserve">Agreement between the RiceBaCI-GEE rice classification and the Qadir et al. (2022) paddy product and the Singha et al. (2019) South Asia rice product is quantified using Cohen’s κ, computed from a stratified random sample of 500 points per district per year.</w:t>
       </w:r>
     </w:p>
     <w:p>
@@ -13448,7 +13448,7 @@
         <w:rPr>
           <w:rFonts w:ascii="Arial" w:hAnsi="Arial"/>
         </w:rPr>
-        <w:t xml:space="preserve">Goodman-Bacon, A., 2021. Difference-in-differences with variation in treatment timing.</w:t>
+        <w:t xml:space="preserve">Friedl, M.A., Sulla-Menashe, D., Tan, B., Schneider, A., Ramankutty, N., Sibley, A., Huang, X., 2010. MODIS Collection 5 global land cover: algorithm refinements and characterization of new datasets.</w:t>
       </w:r>
       <w:r>
         <w:rPr>
@@ -13462,19 +13462,19 @@
           <w:i/>
           <w:iCs/>
         </w:rPr>
-        <w:t xml:space="preserve">Journal of Econometrics</w:t>
-      </w:r>
-      <w:r>
-        <w:rPr>
-          <w:rFonts w:ascii="Arial" w:hAnsi="Arial"/>
-        </w:rPr>
-        <w:t xml:space="preserve"> </w:t>
-      </w:r>
-      <w:r>
-        <w:rPr>
-          <w:rFonts w:ascii="Arial" w:hAnsi="Arial"/>
-        </w:rPr>
-        <w:t xml:space="preserve">225, 254–277. https://doi.org/10.1016/j.jeconom.2021.03.014</w:t>
+        <w:t xml:space="preserve">Remote Sensing of Environment</w:t>
+      </w:r>
+      <w:r>
+        <w:rPr>
+          <w:rFonts w:ascii="Arial" w:hAnsi="Arial"/>
+        </w:rPr>
+        <w:t xml:space="preserve"> </w:t>
+      </w:r>
+      <w:r>
+        <w:rPr>
+          <w:rFonts w:ascii="Arial" w:hAnsi="Arial"/>
+        </w:rPr>
+        <w:t xml:space="preserve">114, 168–182. https://doi.org/10.1016/j.rse.2009.08.016</w:t>
       </w:r>
     </w:p>
     <w:p>
@@ -13485,7 +13485,7 @@
         <w:rPr>
           <w:rFonts w:ascii="Arial" w:hAnsi="Arial"/>
         </w:rPr>
-        <w:t xml:space="preserve">Gorelick, N., Hancher, M., Dixon, M., Ilyushchenko, S., Thau, D., Moore, R., 2017. Google Earth Engine: Planetary-scale geospatial analysis for everyone.</w:t>
+        <w:t xml:space="preserve">Goodman-Bacon, A., 2021. Difference-in-differences with variation in treatment timing.</w:t>
       </w:r>
       <w:r>
         <w:rPr>
@@ -13499,19 +13499,19 @@
           <w:i/>
           <w:iCs/>
         </w:rPr>
-        <w:t xml:space="preserve">Remote Sensing of Environment</w:t>
-      </w:r>
-      <w:r>
-        <w:rPr>
-          <w:rFonts w:ascii="Arial" w:hAnsi="Arial"/>
-        </w:rPr>
-        <w:t xml:space="preserve"> </w:t>
-      </w:r>
-      <w:r>
-        <w:rPr>
-          <w:rFonts w:ascii="Arial" w:hAnsi="Arial"/>
-        </w:rPr>
-        <w:t xml:space="preserve">202, 18–27. https://doi.org/10.1016/j.rse.2017.06.031</w:t>
+        <w:t xml:space="preserve">Journal of Econometrics</w:t>
+      </w:r>
+      <w:r>
+        <w:rPr>
+          <w:rFonts w:ascii="Arial" w:hAnsi="Arial"/>
+        </w:rPr>
+        <w:t xml:space="preserve"> </w:t>
+      </w:r>
+      <w:r>
+        <w:rPr>
+          <w:rFonts w:ascii="Arial" w:hAnsi="Arial"/>
+        </w:rPr>
+        <w:t xml:space="preserve">225, 254–277. https://doi.org/10.1016/j.jeconom.2021.03.014</w:t>
       </w:r>
     </w:p>
     <w:p>
@@ -13522,7 +13522,7 @@
         <w:rPr>
           <w:rFonts w:ascii="Arial" w:hAnsi="Arial"/>
         </w:rPr>
-        <w:t xml:space="preserve">Haldar, K., Mandal, S., Bhadra, S., Pati, R., Mitra, A., Mabuchi, M., 2016. Assessment of the impact of cyclones on rice productivity using remote sensing and crop simulation model in coastal Odisha.</w:t>
+        <w:t xml:space="preserve">Gorelick, N., Hancher, M., Dixon, M., Ilyushchenko, S., Thau, D., Moore, R., 2017. Google Earth Engine: Planetary-scale geospatial analysis for everyone.</w:t>
       </w:r>
       <w:r>
         <w:rPr>
@@ -13536,19 +13536,19 @@
           <w:i/>
           <w:iCs/>
         </w:rPr>
-        <w:t xml:space="preserve">Plant Production Science</w:t>
-      </w:r>
-      <w:r>
-        <w:rPr>
-          <w:rFonts w:ascii="Arial" w:hAnsi="Arial"/>
-        </w:rPr>
-        <w:t xml:space="preserve"> </w:t>
-      </w:r>
-      <w:r>
-        <w:rPr>
-          <w:rFonts w:ascii="Arial" w:hAnsi="Arial"/>
-        </w:rPr>
-        <w:t xml:space="preserve">19, 320–330. https://doi.org/10.1007/s10333-015-0514-y</w:t>
+        <w:t xml:space="preserve">Remote Sensing of Environment</w:t>
+      </w:r>
+      <w:r>
+        <w:rPr>
+          <w:rFonts w:ascii="Arial" w:hAnsi="Arial"/>
+        </w:rPr>
+        <w:t xml:space="preserve"> </w:t>
+      </w:r>
+      <w:r>
+        <w:rPr>
+          <w:rFonts w:ascii="Arial" w:hAnsi="Arial"/>
+        </w:rPr>
+        <w:t xml:space="preserve">202, 18–27. https://doi.org/10.1016/j.rse.2017.06.031</w:t>
       </w:r>
     </w:p>
     <w:p>
@@ -13559,7 +13559,7 @@
         <w:rPr>
           <w:rFonts w:ascii="Arial" w:hAnsi="Arial"/>
         </w:rPr>
-        <w:t xml:space="preserve">Hoshikawa, K., Hayashi, M., Yamamoto, T., Watanabe, R., 2023. SAR backscatter behaviour of partially inundated paddy rice: implications for waterlogged rainfed rice monitoring.</w:t>
+        <w:t xml:space="preserve">Gray, J., Sulla-Menashe, D., Friedl, M.A., 2019.</w:t>
       </w:r>
       <w:r>
         <w:rPr>
@@ -13573,19 +13573,13 @@
           <w:i/>
           <w:iCs/>
         </w:rPr>
-        <w:t xml:space="preserve">European Journal of Remote Sensing</w:t>
-      </w:r>
-      <w:r>
-        <w:rPr>
-          <w:rFonts w:ascii="Arial" w:hAnsi="Arial"/>
-        </w:rPr>
-        <w:t xml:space="preserve"> </w:t>
-      </w:r>
-      <w:r>
-        <w:rPr>
-          <w:rFonts w:ascii="Arial" w:hAnsi="Arial"/>
-        </w:rPr>
-        <w:t xml:space="preserve">56. https://doi.org/10.1080/22797254.2023.2269305</w:t>
+        <w:t xml:space="preserve">User Guide to Collection 6 MODIS Land Cover Dynamics (MCD12Q2) Product</w:t>
+      </w:r>
+      <w:r>
+        <w:rPr>
+          <w:rFonts w:ascii="Arial" w:hAnsi="Arial"/>
+        </w:rPr>
+        <w:t xml:space="preserve">, Version 6.0. NASA EOSDIS Land Processes Distributed Active Archive Center, Sioux Falls, SD. https://lpdaac.usgs.gov/documents/465/MCD12Q2_User_Guide_V6.pdf</w:t>
       </w:r>
     </w:p>
     <w:p>
@@ -13596,7 +13590,7 @@
         <w:rPr>
           <w:rFonts w:ascii="Arial" w:hAnsi="Arial"/>
         </w:rPr>
-        <w:t xml:space="preserve">Hu, Z., Zhang, H., Liang, D., Liu, M., 2023. Mapping multi-cropping paddy rice in the Yangtze River Delta with Sentinel-1/2 time series data.</w:t>
+        <w:t xml:space="preserve">Hoshikawa, K., Hayashi, M., Yamamoto, T., Watanabe, R., 2023. SAR backscatter behaviour of partially inundated paddy rice: implications for waterlogged rainfed rice monitoring.</w:t>
       </w:r>
       <w:r>
         <w:rPr>
@@ -13610,19 +13604,19 @@
           <w:i/>
           <w:iCs/>
         </w:rPr>
-        <w:t xml:space="preserve">Remote Sensing</w:t>
-      </w:r>
-      <w:r>
-        <w:rPr>
-          <w:rFonts w:ascii="Arial" w:hAnsi="Arial"/>
-        </w:rPr>
-        <w:t xml:space="preserve"> </w:t>
-      </w:r>
-      <w:r>
-        <w:rPr>
-          <w:rFonts w:ascii="Arial" w:hAnsi="Arial"/>
-        </w:rPr>
-        <w:t xml:space="preserve">15, 2794. https://doi.org/10.3390/rs15112794</w:t>
+        <w:t xml:space="preserve">European Journal of Remote Sensing</w:t>
+      </w:r>
+      <w:r>
+        <w:rPr>
+          <w:rFonts w:ascii="Arial" w:hAnsi="Arial"/>
+        </w:rPr>
+        <w:t xml:space="preserve"> </w:t>
+      </w:r>
+      <w:r>
+        <w:rPr>
+          <w:rFonts w:ascii="Arial" w:hAnsi="Arial"/>
+        </w:rPr>
+        <w:t xml:space="preserve">56. https://doi.org/10.1080/22797254.2023.2269305</w:t>
       </w:r>
     </w:p>
     <w:p>
@@ -13633,7 +13627,7 @@
         <w:rPr>
           <w:rFonts w:ascii="Arial" w:hAnsi="Arial"/>
         </w:rPr>
-        <w:t xml:space="preserve">IMD, 2020.</w:t>
+        <w:t xml:space="preserve">Hu, Z., Zhang, H., Liang, D., Liu, M., 2023. Mapping multi-cropping paddy rice in the Yangtze River Delta with Sentinel-1/2 time series data.</w:t>
       </w:r>
       <w:r>
         <w:rPr>
@@ -13647,13 +13641,19 @@
           <w:i/>
           <w:iCs/>
         </w:rPr>
-        <w:t xml:space="preserve">Report on Cyclonic Disturbances over North Indian Ocean during 2020</w:t>
-      </w:r>
-      <w:r>
-        <w:rPr>
-          <w:rFonts w:ascii="Arial" w:hAnsi="Arial"/>
-        </w:rPr>
-        <w:t xml:space="preserve">. India Meteorological Department, New Delhi. https://rsmcnewdelhi.imd.gov.in</w:t>
+        <w:t xml:space="preserve">Remote Sensing</w:t>
+      </w:r>
+      <w:r>
+        <w:rPr>
+          <w:rFonts w:ascii="Arial" w:hAnsi="Arial"/>
+        </w:rPr>
+        <w:t xml:space="preserve"> </w:t>
+      </w:r>
+      <w:r>
+        <w:rPr>
+          <w:rFonts w:ascii="Arial" w:hAnsi="Arial"/>
+        </w:rPr>
+        <w:t xml:space="preserve">15, 2794. https://doi.org/10.3390/rs15112794</w:t>
       </w:r>
     </w:p>
     <w:p>
@@ -13664,7 +13664,7 @@
         <w:rPr>
           <w:rFonts w:ascii="Arial" w:hAnsi="Arial"/>
         </w:rPr>
-        <w:t xml:space="preserve">IPCC, 2022.</w:t>
+        <w:t xml:space="preserve">IMD, 2020.</w:t>
       </w:r>
       <w:r>
         <w:rPr>
@@ -13678,19 +13678,13 @@
           <w:i/>
           <w:iCs/>
         </w:rPr>
-        <w:t xml:space="preserve">Climate Change 2022: Impacts, Adaptation and Vulnerability. Contribution of Working Group II to the Sixth Assessment Report of the Intergovernmental Panel on Climate Change</w:t>
-      </w:r>
-      <w:r>
-        <w:rPr>
-          <w:rFonts w:ascii="Arial" w:hAnsi="Arial"/>
-        </w:rPr>
-        <w:t xml:space="preserve"> </w:t>
-      </w:r>
-      <w:r>
-        <w:rPr>
-          <w:rFonts w:ascii="Arial" w:hAnsi="Arial"/>
-        </w:rPr>
-        <w:t xml:space="preserve">(H.-O. Pörtner, D.C. Roberts, M. Tignor, E.S. Poloczanska, K. Mintenbeck, A. Alegría, M. Craig, S. Langsdorf, S. Löschke, V. Möller, A. Okem, B. Rama, Eds.). Cambridge University Press. https://doi.org/10.1017/9781009325844</w:t>
+        <w:t xml:space="preserve">Report on Cyclonic Disturbances over North Indian Ocean during 2020</w:t>
+      </w:r>
+      <w:r>
+        <w:rPr>
+          <w:rFonts w:ascii="Arial" w:hAnsi="Arial"/>
+        </w:rPr>
+        <w:t xml:space="preserve">. India Meteorological Department, New Delhi. https://rsmcnewdelhi.imd.gov.in</w:t>
       </w:r>
     </w:p>
     <w:p>
@@ -13701,7 +13695,7 @@
         <w:rPr>
           <w:rFonts w:ascii="Arial" w:hAnsi="Arial"/>
         </w:rPr>
-        <w:t xml:space="preserve">Jha, P.K., Brown, B., Bellotti, W., Dreccer, M.F., 2025. Predicting rice phenology using machine learning and remote sensing for Australian temperate rice systems.</w:t>
+        <w:t xml:space="preserve">IPCC, 2022.</w:t>
       </w:r>
       <w:r>
         <w:rPr>
@@ -13715,19 +13709,19 @@
           <w:i/>
           <w:iCs/>
         </w:rPr>
-        <w:t xml:space="preserve">Remote Sensing</w:t>
-      </w:r>
-      <w:r>
-        <w:rPr>
-          <w:rFonts w:ascii="Arial" w:hAnsi="Arial"/>
-        </w:rPr>
-        <w:t xml:space="preserve"> </w:t>
-      </w:r>
-      <w:r>
-        <w:rPr>
-          <w:rFonts w:ascii="Arial" w:hAnsi="Arial"/>
-        </w:rPr>
-        <w:t xml:space="preserve">17, 3050. https://doi.org/10.3390/rs17173050</w:t>
+        <w:t xml:space="preserve">Climate Change 2022: Impacts, Adaptation and Vulnerability. Contribution of Working Group II to the Sixth Assessment Report of the Intergovernmental Panel on Climate Change</w:t>
+      </w:r>
+      <w:r>
+        <w:rPr>
+          <w:rFonts w:ascii="Arial" w:hAnsi="Arial"/>
+        </w:rPr>
+        <w:t xml:space="preserve"> </w:t>
+      </w:r>
+      <w:r>
+        <w:rPr>
+          <w:rFonts w:ascii="Arial" w:hAnsi="Arial"/>
+        </w:rPr>
+        <w:t xml:space="preserve">(H.-O. Pörtner, D.C. Roberts, M. Tignor, E.S. Poloczanska, K. Mintenbeck, A. Alegría, M. Craig, S. Langsdorf, S. Löschke, V. Möller, A. Okem, B. Rama, Eds.). Cambridge University Press. https://doi.org/10.1017/9781009325844</w:t>
       </w:r>
     </w:p>
     <w:p>
@@ -13738,7 +13732,7 @@
         <w:rPr>
           <w:rFonts w:ascii="Arial" w:hAnsi="Arial"/>
         </w:rPr>
-        <w:t xml:space="preserve">Jönsson, P., Eklundh, L., 2004. TIMESAT — a program for analyzing time-series of satellite sensor data.</w:t>
+        <w:t xml:space="preserve">Jha, P.K., Brown, B., Bellotti, W., Dreccer, M.F., 2025. Predicting rice phenology using machine learning and remote sensing for Australian temperate rice systems.</w:t>
       </w:r>
       <w:r>
         <w:rPr>
@@ -13752,19 +13746,19 @@
           <w:i/>
           <w:iCs/>
         </w:rPr>
-        <w:t xml:space="preserve">Computers and Geosciences</w:t>
-      </w:r>
-      <w:r>
-        <w:rPr>
-          <w:rFonts w:ascii="Arial" w:hAnsi="Arial"/>
-        </w:rPr>
-        <w:t xml:space="preserve"> </w:t>
-      </w:r>
-      <w:r>
-        <w:rPr>
-          <w:rFonts w:ascii="Arial" w:hAnsi="Arial"/>
-        </w:rPr>
-        <w:t xml:space="preserve">30, 833–845. https://doi.org/10.1016/j.cageo.2004.05.006</w:t>
+        <w:t xml:space="preserve">Remote Sensing</w:t>
+      </w:r>
+      <w:r>
+        <w:rPr>
+          <w:rFonts w:ascii="Arial" w:hAnsi="Arial"/>
+        </w:rPr>
+        <w:t xml:space="preserve"> </w:t>
+      </w:r>
+      <w:r>
+        <w:rPr>
+          <w:rFonts w:ascii="Arial" w:hAnsi="Arial"/>
+        </w:rPr>
+        <w:t xml:space="preserve">17, 3050. https://doi.org/10.3390/rs17173050</w:t>
       </w:r>
     </w:p>
     <w:p>
@@ -13775,7 +13769,7 @@
         <w:rPr>
           <w:rFonts w:ascii="Arial" w:hAnsi="Arial"/>
         </w:rPr>
-        <w:t xml:space="preserve">Knapp, K.R., Kruk, M.C., Levinson, D.H., Diamond, H.J., Neumann, C.J., 2010. The International Best Track Archive for Climate Stewardship (IBTrACS): unifying tropical cyclone data.</w:t>
+        <w:t xml:space="preserve">Jönsson, P., Eklundh, L., 2004. TIMESAT — a program for analyzing time-series of satellite sensor data.</w:t>
       </w:r>
       <w:r>
         <w:rPr>
@@ -13789,19 +13783,19 @@
           <w:i/>
           <w:iCs/>
         </w:rPr>
-        <w:t xml:space="preserve">Bulletin of the American Meteorological Society</w:t>
-      </w:r>
-      <w:r>
-        <w:rPr>
-          <w:rFonts w:ascii="Arial" w:hAnsi="Arial"/>
-        </w:rPr>
-        <w:t xml:space="preserve"> </w:t>
-      </w:r>
-      <w:r>
-        <w:rPr>
-          <w:rFonts w:ascii="Arial" w:hAnsi="Arial"/>
-        </w:rPr>
-        <w:t xml:space="preserve">91, 363–376. https://doi.org/10.1175/2009BAMS2755.1</w:t>
+        <w:t xml:space="preserve">Computers and Geosciences</w:t>
+      </w:r>
+      <w:r>
+        <w:rPr>
+          <w:rFonts w:ascii="Arial" w:hAnsi="Arial"/>
+        </w:rPr>
+        <w:t xml:space="preserve"> </w:t>
+      </w:r>
+      <w:r>
+        <w:rPr>
+          <w:rFonts w:ascii="Arial" w:hAnsi="Arial"/>
+        </w:rPr>
+        <w:t xml:space="preserve">30, 833–845. https://doi.org/10.1016/j.cageo.2004.05.006</w:t>
       </w:r>
     </w:p>
     <w:p>
@@ -13812,7 +13806,7 @@
         <w:rPr>
           <w:rFonts w:ascii="Arial" w:hAnsi="Arial"/>
         </w:rPr>
-        <w:t xml:space="preserve">Konkathi, P., Shetty, A., Rawal, S., 2024. Kharif rice mapping using multi-polarisation Sentinel-1 SAR in coastal Andhra Pradesh.</w:t>
+        <w:t xml:space="preserve">Knapp, K.R., Kruk, M.C., Levinson, D.H., Diamond, H.J., Neumann, C.J., 2010. The International Best Track Archive for Climate Stewardship (IBTrACS): unifying tropical cyclone data.</w:t>
       </w:r>
       <w:r>
         <w:rPr>
@@ -13826,13 +13820,19 @@
           <w:i/>
           <w:iCs/>
         </w:rPr>
-        <w:t xml:space="preserve">Proceedings of the IGARSS 2024 IEEE International Geoscience and Remote Sensing Symposium</w:t>
-      </w:r>
-      <w:r>
-        <w:rPr>
-          <w:rFonts w:ascii="Arial" w:hAnsi="Arial"/>
-        </w:rPr>
-        <w:t xml:space="preserve">, 1014–1017. https://doi.org/10.1109/InGARSS61818.2024.10984185</w:t>
+        <w:t xml:space="preserve">Bulletin of the American Meteorological Society</w:t>
+      </w:r>
+      <w:r>
+        <w:rPr>
+          <w:rFonts w:ascii="Arial" w:hAnsi="Arial"/>
+        </w:rPr>
+        <w:t xml:space="preserve"> </w:t>
+      </w:r>
+      <w:r>
+        <w:rPr>
+          <w:rFonts w:ascii="Arial" w:hAnsi="Arial"/>
+        </w:rPr>
+        <w:t xml:space="preserve">91, 363–376. https://doi.org/10.1175/2009BAMS2755.1</w:t>
       </w:r>
     </w:p>
     <w:p>
@@ -13843,7 +13843,7 @@
         <w:rPr>
           <w:rFonts w:ascii="Arial" w:hAnsi="Arial"/>
         </w:rPr>
-        <w:t xml:space="preserve">Lee, J.-S., Pottier, E., 2009.</w:t>
+        <w:t xml:space="preserve">Konkathi, P., Shetty, A., Rawal, S., 2024. Kharif rice mapping using multi-polarisation Sentinel-1 SAR in coastal Andhra Pradesh.</w:t>
       </w:r>
       <w:r>
         <w:rPr>
@@ -13857,13 +13857,13 @@
           <w:i/>
           <w:iCs/>
         </w:rPr>
-        <w:t xml:space="preserve">Polarimetric Radar Imaging: From Basics to Applications</w:t>
-      </w:r>
-      <w:r>
-        <w:rPr>
-          <w:rFonts w:ascii="Arial" w:hAnsi="Arial"/>
-        </w:rPr>
-        <w:t xml:space="preserve">. CRC Press, Boca Raton, FL.</w:t>
+        <w:t xml:space="preserve">Proceedings of the IGARSS 2024 IEEE International Geoscience and Remote Sensing Symposium</w:t>
+      </w:r>
+      <w:r>
+        <w:rPr>
+          <w:rFonts w:ascii="Arial" w:hAnsi="Arial"/>
+        </w:rPr>
+        <w:t xml:space="preserve">, 1014–1017. https://doi.org/10.1109/InGARSS61818.2024.10984185</w:t>
       </w:r>
     </w:p>
     <w:p>
@@ -13874,7 +13874,7 @@
         <w:rPr>
           <w:rFonts w:ascii="Arial" w:hAnsi="Arial"/>
         </w:rPr>
-        <w:t xml:space="preserve">Li, G., Zhang, X., Dong, J., Yang, J., Liu, R., 2023. Separating rice and water hyacinth in South Asian inland waters using Sentinel-1 SAR phenological features.</w:t>
+        <w:t xml:space="preserve">Lee, J.-S., Pottier, E., 2009.</w:t>
       </w:r>
       <w:r>
         <w:rPr>
@@ -13888,13 +13888,13 @@
           <w:i/>
           <w:iCs/>
         </w:rPr>
-        <w:t xml:space="preserve">Proceedings of the IGARSS 2023 IEEE International Geoscience and Remote Sensing Symposium</w:t>
-      </w:r>
-      <w:r>
-        <w:rPr>
-          <w:rFonts w:ascii="Arial" w:hAnsi="Arial"/>
-        </w:rPr>
-        <w:t xml:space="preserve">, 2903–2906. https://doi.org/10.1109/IGARSS52108.2023.10282909</w:t>
+        <w:t xml:space="preserve">Polarimetric Radar Imaging: From Basics to Applications</w:t>
+      </w:r>
+      <w:r>
+        <w:rPr>
+          <w:rFonts w:ascii="Arial" w:hAnsi="Arial"/>
+        </w:rPr>
+        <w:t xml:space="preserve">. CRC Press, Boca Raton, FL.</w:t>
       </w:r>
     </w:p>
     <w:p>
@@ -13905,7 +13905,7 @@
         <w:rPr>
           <w:rFonts w:ascii="Arial" w:hAnsi="Arial"/>
         </w:rPr>
-        <w:t xml:space="preserve">Li, X., et al., 2026. Automated rice mapping under diverse cropping patterns and establishment methods by integrating phenological knowledge and synergy of optical and SAR imagery.</w:t>
+        <w:t xml:space="preserve">Lobert, F., Löw, J., Schwieder, M., Gocht, A., Schlund, M., Hostert, P., Erasmi, S., 2024. A deep learning approach for deriving winter wheat phenology from optical and SAR time series at field level.</w:t>
       </w:r>
       <w:r>
         <w:rPr>
@@ -13931,7 +13931,7 @@
         <w:rPr>
           <w:rFonts w:ascii="Arial" w:hAnsi="Arial"/>
         </w:rPr>
-        <w:t xml:space="preserve">335, 115255. https://doi.org/10.1016/j.rse.2026.115255</w:t>
+        <w:t xml:space="preserve">298, 113800. https://doi.org/10.1016/j.rse.2023.113800</w:t>
       </w:r>
     </w:p>
     <w:p>
@@ -13942,7 +13942,7 @@
         <w:rPr>
           <w:rFonts w:ascii="Arial" w:hAnsi="Arial"/>
         </w:rPr>
-        <w:t xml:space="preserve">Lobert, F., Löw, J., Schwieder, M., Gocht, A., Schlund, M., Hostert, P., Erasmi, S., 2024. A deep learning approach for deriving winter wheat phenology from optical and SAR time series at field level.</w:t>
+        <w:t xml:space="preserve">Manikandan, G., et al., 2025. Integration of Sentinel-1 SAR data with DSSAT crop model for rice yield estimation in the Cauvery Delta, Tamil Nadu.</w:t>
       </w:r>
       <w:r>
         <w:rPr>
@@ -13956,19 +13956,19 @@
           <w:i/>
           <w:iCs/>
         </w:rPr>
-        <w:t xml:space="preserve">Remote Sensing of Environment</w:t>
-      </w:r>
-      <w:r>
-        <w:rPr>
-          <w:rFonts w:ascii="Arial" w:hAnsi="Arial"/>
-        </w:rPr>
-        <w:t xml:space="preserve"> </w:t>
-      </w:r>
-      <w:r>
-        <w:rPr>
-          <w:rFonts w:ascii="Arial" w:hAnsi="Arial"/>
-        </w:rPr>
-        <w:t xml:space="preserve">298, 113800. https://doi.org/10.1016/j.rse.2023.113800</w:t>
+        <w:t xml:space="preserve">Pharma Science Trends</w:t>
+      </w:r>
+      <w:r>
+        <w:rPr>
+          <w:rFonts w:ascii="Arial" w:hAnsi="Arial"/>
+        </w:rPr>
+        <w:t xml:space="preserve"> </w:t>
+      </w:r>
+      <w:r>
+        <w:rPr>
+          <w:rFonts w:ascii="Arial" w:hAnsi="Arial"/>
+        </w:rPr>
+        <w:t xml:space="preserve">[in press]. https://doi.org/10.14719/pst.7442</w:t>
       </w:r>
     </w:p>
     <w:p>
@@ -13979,7 +13979,7 @@
         <w:rPr>
           <w:rFonts w:ascii="Arial" w:hAnsi="Arial"/>
         </w:rPr>
-        <w:t xml:space="preserve">Manikandan, G., et al., 2025. Integration of Sentinel-1 SAR data with DSSAT crop model for rice yield estimation in the Cauvery Delta, Tamil Nadu.</w:t>
+        <w:t xml:space="preserve">Meroni, M., D’Andrimont, R., Vrieling, A., Fasbender, D., Lemoine, G., Rembold, F., Seguini, L., Verhegghen, A., 2021. Comparing land surface phenology of major European crops as derived from SAR and multispectral data of Sentinel-1 and -2.</w:t>
       </w:r>
       <w:r>
         <w:rPr>
@@ -13993,19 +13993,19 @@
           <w:i/>
           <w:iCs/>
         </w:rPr>
-        <w:t xml:space="preserve">Pharma Science Trends</w:t>
-      </w:r>
-      <w:r>
-        <w:rPr>
-          <w:rFonts w:ascii="Arial" w:hAnsi="Arial"/>
-        </w:rPr>
-        <w:t xml:space="preserve"> </w:t>
-      </w:r>
-      <w:r>
-        <w:rPr>
-          <w:rFonts w:ascii="Arial" w:hAnsi="Arial"/>
-        </w:rPr>
-        <w:t xml:space="preserve">[in press]. https://doi.org/10.14719/pst.7442</w:t>
+        <w:t xml:space="preserve">Remote Sensing of Environment</w:t>
+      </w:r>
+      <w:r>
+        <w:rPr>
+          <w:rFonts w:ascii="Arial" w:hAnsi="Arial"/>
+        </w:rPr>
+        <w:t xml:space="preserve"> </w:t>
+      </w:r>
+      <w:r>
+        <w:rPr>
+          <w:rFonts w:ascii="Arial" w:hAnsi="Arial"/>
+        </w:rPr>
+        <w:t xml:space="preserve">253, 112232. https://doi.org/10.1016/j.rse.2020.112232</w:t>
       </w:r>
     </w:p>
     <w:p>
@@ -14016,7 +14016,7 @@
         <w:rPr>
           <w:rFonts w:ascii="Arial" w:hAnsi="Arial"/>
         </w:rPr>
-        <w:t xml:space="preserve">Meroni, M., D’Andrimont, R., Vrieling, A., Fasbender, D., Lemoine, G., Rembold, F., Seguini, L., Verhegghen, A., 2021. Comparing land surface phenology of major European crops as derived from SAR and multispectral data of Sentinel-1 and -2.</w:t>
+        <w:t xml:space="preserve">Minasny, B., Fiantis, D., Mulyanto, B., Sulaeman, Y., Widyatmanti, W., 2022. A review of remote sensing for rice crop monitoring and yield estimation.</w:t>
       </w:r>
       <w:r>
         <w:rPr>
@@ -14030,19 +14030,19 @@
           <w:i/>
           <w:iCs/>
         </w:rPr>
-        <w:t xml:space="preserve">Remote Sensing of Environment</w:t>
-      </w:r>
-      <w:r>
-        <w:rPr>
-          <w:rFonts w:ascii="Arial" w:hAnsi="Arial"/>
-        </w:rPr>
-        <w:t xml:space="preserve"> </w:t>
-      </w:r>
-      <w:r>
-        <w:rPr>
-          <w:rFonts w:ascii="Arial" w:hAnsi="Arial"/>
-        </w:rPr>
-        <w:t xml:space="preserve">253, 112232. https://doi.org/10.1016/j.rse.2020.112232</w:t>
+        <w:t xml:space="preserve">Remote Sensing</w:t>
+      </w:r>
+      <w:r>
+        <w:rPr>
+          <w:rFonts w:ascii="Arial" w:hAnsi="Arial"/>
+        </w:rPr>
+        <w:t xml:space="preserve"> </w:t>
+      </w:r>
+      <w:r>
+        <w:rPr>
+          <w:rFonts w:ascii="Arial" w:hAnsi="Arial"/>
+        </w:rPr>
+        <w:t xml:space="preserve">14, 1875. https://doi.org/10.3390/rs14081875</w:t>
       </w:r>
     </w:p>
     <w:p>
@@ -14053,7 +14053,7 @@
         <w:rPr>
           <w:rFonts w:ascii="Arial" w:hAnsi="Arial"/>
         </w:rPr>
-        <w:t xml:space="preserve">Minasny, B., Fiantis, D., Mulyanto, B., Sulaeman, Y., Widyatmanti, W., 2022. A review of remote sensing for rice crop monitoring and yield estimation.</w:t>
+        <w:t xml:space="preserve">Mohite, J.D., Sawant, S.A., Pandit, A.U., Pappula, S., 2019. Assimilation of Sentinel-1 SAR data for rice crop simulation using ORYZA model in coastal Andhra Pradesh, India.</w:t>
       </w:r>
       <w:r>
         <w:rPr>
@@ -14067,19 +14067,13 @@
           <w:i/>
           <w:iCs/>
         </w:rPr>
-        <w:t xml:space="preserve">Remote Sensing</w:t>
-      </w:r>
-      <w:r>
-        <w:rPr>
-          <w:rFonts w:ascii="Arial" w:hAnsi="Arial"/>
-        </w:rPr>
-        <w:t xml:space="preserve"> </w:t>
-      </w:r>
-      <w:r>
-        <w:rPr>
-          <w:rFonts w:ascii="Arial" w:hAnsi="Arial"/>
-        </w:rPr>
-        <w:t xml:space="preserve">14, 1875. https://doi.org/10.3390/rs14081875</w:t>
+        <w:t xml:space="preserve">Proceedings of the 8th International Conference on Agro-Geoinformatics</w:t>
+      </w:r>
+      <w:r>
+        <w:rPr>
+          <w:rFonts w:ascii="Arial" w:hAnsi="Arial"/>
+        </w:rPr>
+        <w:t xml:space="preserve">, 1–5. https://doi.org/10.1109/Agro-Geoinformatics.2019.8820245</w:t>
       </w:r>
     </w:p>
     <w:p>
@@ -14090,7 +14084,7 @@
         <w:rPr>
           <w:rFonts w:ascii="Arial" w:hAnsi="Arial"/>
         </w:rPr>
-        <w:t xml:space="preserve">Mohite, J.D., Sawant, S.A., Pandit, A.U., Pappula, S., 2019. Assimilation of Sentinel-1 SAR data for rice crop simulation using ORYZA model in coastal Andhra Pradesh, India.</w:t>
+        <w:t xml:space="preserve">Pandey, V.L., 2018.</w:t>
       </w:r>
       <w:r>
         <w:rPr>
@@ -14104,13 +14098,13 @@
           <w:i/>
           <w:iCs/>
         </w:rPr>
-        <w:t xml:space="preserve">Proceedings of the 8th International Conference on Agro-Geoinformatics</w:t>
-      </w:r>
-      <w:r>
-        <w:rPr>
-          <w:rFonts w:ascii="Arial" w:hAnsi="Arial"/>
-        </w:rPr>
-        <w:t xml:space="preserve">, 1–5. https://doi.org/10.1109/Agro-Geoinformatics.2019.8820245</w:t>
+        <w:t xml:space="preserve">Smallholders’ Dairy Farming and Markets: Productivity and Performance in India—ICRISAT Village Dynamics in South Asia (VDSA) Bulletin Series</w:t>
+      </w:r>
+      <w:r>
+        <w:rPr>
+          <w:rFonts w:ascii="Arial" w:hAnsi="Arial"/>
+        </w:rPr>
+        <w:t xml:space="preserve">. International Crops Research Institute for the Semi-Arid Tropics (ICRISAT), Patancheru, India. http://vdsa.icrisat.org</w:t>
       </w:r>
     </w:p>
     <w:p>
@@ -14294,7 +14288,7 @@
         <w:rPr>
           <w:rFonts w:ascii="Arial" w:hAnsi="Arial"/>
         </w:rPr>
-        <w:t xml:space="preserve">Ramadhani, F., Pullanagari, R., Kereszturi, G., Procter, J., 2020. Automatic mapping of rice growth stages using the integration of SENTINEL-2, MOD13Q1, and SENTINEL-1.</w:t>
+        <w:t xml:space="preserve">Rangasamy, A., Pande, C.B., Rajaram, R., Gopinath, G., 2025. Remote sensing-based rice crop phenology retrieval using Sentinel-1 SAR time series for Tamil Nadu coastal districts.</w:t>
       </w:r>
       <w:r>
         <w:rPr>
@@ -14308,19 +14302,19 @@
           <w:i/>
           <w:iCs/>
         </w:rPr>
-        <w:t xml:space="preserve">Remote Sensing</w:t>
-      </w:r>
-      <w:r>
-        <w:rPr>
-          <w:rFonts w:ascii="Arial" w:hAnsi="Arial"/>
-        </w:rPr>
-        <w:t xml:space="preserve"> </w:t>
-      </w:r>
-      <w:r>
-        <w:rPr>
-          <w:rFonts w:ascii="Arial" w:hAnsi="Arial"/>
-        </w:rPr>
-        <w:t xml:space="preserve">12, 3613. https://doi.org/10.3390/rs12213613</w:t>
+        <w:t xml:space="preserve">Scientific Reports</w:t>
+      </w:r>
+      <w:r>
+        <w:rPr>
+          <w:rFonts w:ascii="Arial" w:hAnsi="Arial"/>
+        </w:rPr>
+        <w:t xml:space="preserve"> </w:t>
+      </w:r>
+      <w:r>
+        <w:rPr>
+          <w:rFonts w:ascii="Arial" w:hAnsi="Arial"/>
+        </w:rPr>
+        <w:t xml:space="preserve">15. https://doi.org/10.1038/s41598-025-91655-z</w:t>
       </w:r>
     </w:p>
     <w:p>
@@ -14331,7 +14325,7 @@
         <w:rPr>
           <w:rFonts w:ascii="Arial" w:hAnsi="Arial"/>
         </w:rPr>
-        <w:t xml:space="preserve">Rangasamy, A., Pande, C.B., Rajaram, R., Gopinath, G., 2025. Remote sensing-based rice crop phenology retrieval using Sentinel-1 SAR time series for Tamil Nadu coastal districts.</w:t>
+        <w:t xml:space="preserve">Shen, Y., Liao, X., 2025. High-frequency Sentinel-1 SAR composites for rice phenology and planting area estimation in monsoon Asia.</w:t>
       </w:r>
       <w:r>
         <w:rPr>
@@ -14345,19 +14339,19 @@
           <w:i/>
           <w:iCs/>
         </w:rPr>
-        <w:t xml:space="preserve">Scientific Reports</w:t>
-      </w:r>
-      <w:r>
-        <w:rPr>
-          <w:rFonts w:ascii="Arial" w:hAnsi="Arial"/>
-        </w:rPr>
-        <w:t xml:space="preserve"> </w:t>
-      </w:r>
-      <w:r>
-        <w:rPr>
-          <w:rFonts w:ascii="Arial" w:hAnsi="Arial"/>
-        </w:rPr>
-        <w:t xml:space="preserve">15. https://doi.org/10.1038/s41598-025-91655-z</w:t>
+        <w:t xml:space="preserve">Remote Sensing</w:t>
+      </w:r>
+      <w:r>
+        <w:rPr>
+          <w:rFonts w:ascii="Arial" w:hAnsi="Arial"/>
+        </w:rPr>
+        <w:t xml:space="preserve"> </w:t>
+      </w:r>
+      <w:r>
+        <w:rPr>
+          <w:rFonts w:ascii="Arial" w:hAnsi="Arial"/>
+        </w:rPr>
+        <w:t xml:space="preserve">17, 1033. https://doi.org/10.3390/rs17061033</w:t>
       </w:r>
     </w:p>
     <w:p>
@@ -14368,7 +14362,7 @@
         <w:rPr>
           <w:rFonts w:ascii="Arial" w:hAnsi="Arial"/>
         </w:rPr>
-        <w:t xml:space="preserve">Shen, Y., Liao, X., 2025. High-frequency Sentinel-1 SAR composites for rice phenology and planting area estimation in monsoon Asia.</w:t>
+        <w:t xml:space="preserve">Shi, R., Liu, Z., Sun, H., Zhang, G., 2024. Phenology-based rice mapping from Sentinel-1 SAR multi-orbit fusion.</w:t>
       </w:r>
       <w:r>
         <w:rPr>
@@ -14382,19 +14376,19 @@
           <w:i/>
           <w:iCs/>
         </w:rPr>
-        <w:t xml:space="preserve">Remote Sensing</w:t>
-      </w:r>
-      <w:r>
-        <w:rPr>
-          <w:rFonts w:ascii="Arial" w:hAnsi="Arial"/>
-        </w:rPr>
-        <w:t xml:space="preserve"> </w:t>
-      </w:r>
-      <w:r>
-        <w:rPr>
-          <w:rFonts w:ascii="Arial" w:hAnsi="Arial"/>
-        </w:rPr>
-        <w:t xml:space="preserve">17, 1033. https://doi.org/10.3390/rs17061033</w:t>
+        <w:t xml:space="preserve">ISPRS Archives</w:t>
+      </w:r>
+      <w:r>
+        <w:rPr>
+          <w:rFonts w:ascii="Arial" w:hAnsi="Arial"/>
+        </w:rPr>
+        <w:t xml:space="preserve"> </w:t>
+      </w:r>
+      <w:r>
+        <w:rPr>
+          <w:rFonts w:ascii="Arial" w:hAnsi="Arial"/>
+        </w:rPr>
+        <w:t xml:space="preserve">XLVIII-1-2024, 799–806. https://doi.org/10.5194/isprs-archives-XLVIII-1-2024-799-2024</w:t>
       </w:r>
     </w:p>
     <w:p>
@@ -14405,7 +14399,7 @@
         <w:rPr>
           <w:rFonts w:ascii="Arial" w:hAnsi="Arial"/>
         </w:rPr>
-        <w:t xml:space="preserve">Shi, R., Liu, Z., Sun, H., Zhang, G., 2024. Phenology-based rice mapping from Sentinel-1 SAR multi-orbit fusion.</w:t>
+        <w:t xml:space="preserve">Singha, M., Dong, J., Zhang, G., Xiao, X., 2019. High resolution paddy rice maps in cloud-prone Bangladesh and Northeast India using Sentinel-1 data.</w:t>
       </w:r>
       <w:r>
         <w:rPr>
@@ -14419,19 +14413,19 @@
           <w:i/>
           <w:iCs/>
         </w:rPr>
-        <w:t xml:space="preserve">ISPRS Archives</w:t>
-      </w:r>
-      <w:r>
-        <w:rPr>
-          <w:rFonts w:ascii="Arial" w:hAnsi="Arial"/>
-        </w:rPr>
-        <w:t xml:space="preserve"> </w:t>
-      </w:r>
-      <w:r>
-        <w:rPr>
-          <w:rFonts w:ascii="Arial" w:hAnsi="Arial"/>
-        </w:rPr>
-        <w:t xml:space="preserve">XLVIII-1-2024, 799–806. https://doi.org/10.5194/isprs-archives-XLVIII-1-2024-799-2024</w:t>
+        <w:t xml:space="preserve">Scientific Data</w:t>
+      </w:r>
+      <w:r>
+        <w:rPr>
+          <w:rFonts w:ascii="Arial" w:hAnsi="Arial"/>
+        </w:rPr>
+        <w:t xml:space="preserve"> </w:t>
+      </w:r>
+      <w:r>
+        <w:rPr>
+          <w:rFonts w:ascii="Arial" w:hAnsi="Arial"/>
+        </w:rPr>
+        <w:t xml:space="preserve">6, 26. https://doi.org/10.1038/s41597-019-0036-3</w:t>
       </w:r>
     </w:p>
     <w:p>
@@ -14442,7 +14436,7 @@
         <w:rPr>
           <w:rFonts w:ascii="Arial" w:hAnsi="Arial"/>
         </w:rPr>
-        <w:t xml:space="preserve">Singha, M., Dong, J., Zhang, G., Xiao, X., 2019. High resolution paddy rice maps in cloud-prone Bangladesh and Northeast India using Sentinel-1 data.</w:t>
+        <w:t xml:space="preserve">Smith, E.P., 2002. BACI design. In: El-Shaarawi, A.H., Piegorsch, W.W. (Eds.),</w:t>
       </w:r>
       <w:r>
         <w:rPr>
@@ -14456,19 +14450,13 @@
           <w:i/>
           <w:iCs/>
         </w:rPr>
-        <w:t xml:space="preserve">Scientific Data</w:t>
-      </w:r>
-      <w:r>
-        <w:rPr>
-          <w:rFonts w:ascii="Arial" w:hAnsi="Arial"/>
-        </w:rPr>
-        <w:t xml:space="preserve"> </w:t>
-      </w:r>
-      <w:r>
-        <w:rPr>
-          <w:rFonts w:ascii="Arial" w:hAnsi="Arial"/>
-        </w:rPr>
-        <w:t xml:space="preserve">6, 26. https://doi.org/10.1038/s41597-019-0036-3</w:t>
+        <w:t xml:space="preserve">Encyclopedia of Environmetrics</w:t>
+      </w:r>
+      <w:r>
+        <w:rPr>
+          <w:rFonts w:ascii="Arial" w:hAnsi="Arial"/>
+        </w:rPr>
+        <w:t xml:space="preserve">, vol. 1. John Wiley &amp; Sons, Chichester, pp. 141–148.</w:t>
       </w:r>
     </w:p>
     <w:p>
@@ -14479,7 +14467,7 @@
         <w:rPr>
           <w:rFonts w:ascii="Arial" w:hAnsi="Arial"/>
         </w:rPr>
-        <w:t xml:space="preserve">Smith, E.P., 2002. BACI design. In: El-Shaarawi, A.H., Piegorsch, W.W. (Eds.),</w:t>
+        <w:t xml:space="preserve">Twele, A., Cao, W., Plank, S., Martinis, S., 2016. Sentinel-1-based flood mapping: a fully automated processing chain.</w:t>
       </w:r>
       <w:r>
         <w:rPr>
@@ -14493,13 +14481,19 @@
           <w:i/>
           <w:iCs/>
         </w:rPr>
-        <w:t xml:space="preserve">Encyclopedia of Environmetrics</w:t>
-      </w:r>
-      <w:r>
-        <w:rPr>
-          <w:rFonts w:ascii="Arial" w:hAnsi="Arial"/>
-        </w:rPr>
-        <w:t xml:space="preserve">, vol. 1. John Wiley &amp; Sons, Chichester, pp. 141–148.</w:t>
+        <w:t xml:space="preserve">International Journal of Remote Sensing</w:t>
+      </w:r>
+      <w:r>
+        <w:rPr>
+          <w:rFonts w:ascii="Arial" w:hAnsi="Arial"/>
+        </w:rPr>
+        <w:t xml:space="preserve"> </w:t>
+      </w:r>
+      <w:r>
+        <w:rPr>
+          <w:rFonts w:ascii="Arial" w:hAnsi="Arial"/>
+        </w:rPr>
+        <w:t xml:space="preserve">37, 2990–3004. https://doi.org/10.1080/01431161.2016.1192304</w:t>
       </w:r>
     </w:p>
     <w:p>
@@ -14510,7 +14504,7 @@
         <w:rPr>
           <w:rFonts w:ascii="Arial" w:hAnsi="Arial"/>
         </w:rPr>
-        <w:t xml:space="preserve">Wali, E., Tasumi, M., Moriyama, M., 2020. Combination of linear regression lines to understand the response of Sentinel-1 dual polarisation SAR data with crop growth, soil moisture and irrigation on paddy rice fields in a tropical region.</w:t>
+        <w:t xml:space="preserve">UN-SPIDER, 2019.</w:t>
       </w:r>
       <w:r>
         <w:rPr>
@@ -14524,19 +14518,13 @@
           <w:i/>
           <w:iCs/>
         </w:rPr>
-        <w:t xml:space="preserve">Remote Sensing</w:t>
-      </w:r>
-      <w:r>
-        <w:rPr>
-          <w:rFonts w:ascii="Arial" w:hAnsi="Arial"/>
-        </w:rPr>
-        <w:t xml:space="preserve"> </w:t>
-      </w:r>
-      <w:r>
-        <w:rPr>
-          <w:rFonts w:ascii="Arial" w:hAnsi="Arial"/>
-        </w:rPr>
-        <w:t xml:space="preserve">12, 189. https://doi.org/10.3390/rs12010189</w:t>
+        <w:t xml:space="preserve">Recommended Practice: Flood Mapping and Damage Assessment Using Sentinel-1 SAR Data in Google Earth Engine</w:t>
+      </w:r>
+      <w:r>
+        <w:rPr>
+          <w:rFonts w:ascii="Arial" w:hAnsi="Arial"/>
+        </w:rPr>
+        <w:t xml:space="preserve">. United Nations Platform for Space-based Information for Disaster Management and Emergency Response, Vienna. https://www.un-spider.org/advisory-support/recommended-practices/recommended-practice-google-earth-engine-flood-mapping</w:t>
       </w:r>
     </w:p>
     <w:p>
@@ -14547,7 +14535,7 @@
         <w:rPr>
           <w:rFonts w:ascii="Arial" w:hAnsi="Arial"/>
         </w:rPr>
-        <w:t xml:space="preserve">Wang, J., Wang, M., Shi, L., Zhou, Y., 2024. Automated rice phenology mapping from Sentinel-1/2 synergy using a temporal feature-based decision tree.</w:t>
+        <w:t xml:space="preserve">Voigt, S., Kemper, T., Riedlinger, T., Kiefl, R., Scholte, K., Mehl, H., 2007. Satellite image analysis for disaster and crisis-management support.</w:t>
       </w:r>
       <w:r>
         <w:rPr>
@@ -14561,19 +14549,19 @@
           <w:i/>
           <w:iCs/>
         </w:rPr>
-        <w:t xml:space="preserve">International Journal of Digital Earth</w:t>
-      </w:r>
-      <w:r>
-        <w:rPr>
-          <w:rFonts w:ascii="Arial" w:hAnsi="Arial"/>
-        </w:rPr>
-        <w:t xml:space="preserve"> </w:t>
-      </w:r>
-      <w:r>
-        <w:rPr>
-          <w:rFonts w:ascii="Arial" w:hAnsi="Arial"/>
-        </w:rPr>
-        <w:t xml:space="preserve">17. https://doi.org/10.1080/17538947.2024.2445639</w:t>
+        <w:t xml:space="preserve">IEEE Transactions on Geoscience and Remote Sensing</w:t>
+      </w:r>
+      <w:r>
+        <w:rPr>
+          <w:rFonts w:ascii="Arial" w:hAnsi="Arial"/>
+        </w:rPr>
+        <w:t xml:space="preserve"> </w:t>
+      </w:r>
+      <w:r>
+        <w:rPr>
+          <w:rFonts w:ascii="Arial" w:hAnsi="Arial"/>
+        </w:rPr>
+        <w:t xml:space="preserve">45, 1520–1528. https://doi.org/10.1109/TGRS.2007.895830</w:t>
       </w:r>
     </w:p>
     <w:p>
@@ -14584,7 +14572,7 @@
         <w:rPr>
           <w:rFonts w:ascii="Arial" w:hAnsi="Arial"/>
         </w:rPr>
-        <w:t xml:space="preserve">Wassmann, R., Jagadish, S.V.K., Heuer, S., Ismail, A., Redona, E., Serraj, R., Singh, R.K., Howell, G., Pathak, H., Sumfleth, K., 2009. Climate change affecting rice production: the physiological and agronomic basis for possible adaptation strategies.</w:t>
+        <w:t xml:space="preserve">Wali, E., Tasumi, M., Moriyama, M., 2020. Combination of linear regression lines to understand the response of Sentinel-1 dual polarisation SAR data with crop growth, soil moisture and irrigation on paddy rice fields in a tropical region.</w:t>
       </w:r>
       <w:r>
         <w:rPr>
@@ -14598,19 +14586,19 @@
           <w:i/>
           <w:iCs/>
         </w:rPr>
-        <w:t xml:space="preserve">Advances in Agronomy</w:t>
-      </w:r>
-      <w:r>
-        <w:rPr>
-          <w:rFonts w:ascii="Arial" w:hAnsi="Arial"/>
-        </w:rPr>
-        <w:t xml:space="preserve"> </w:t>
-      </w:r>
-      <w:r>
-        <w:rPr>
-          <w:rFonts w:ascii="Arial" w:hAnsi="Arial"/>
-        </w:rPr>
-        <w:t xml:space="preserve">101, 59–122. https://doi.org/10.1016/S0065-2113(08)00802-X</w:t>
+        <w:t xml:space="preserve">Remote Sensing</w:t>
+      </w:r>
+      <w:r>
+        <w:rPr>
+          <w:rFonts w:ascii="Arial" w:hAnsi="Arial"/>
+        </w:rPr>
+        <w:t xml:space="preserve"> </w:t>
+      </w:r>
+      <w:r>
+        <w:rPr>
+          <w:rFonts w:ascii="Arial" w:hAnsi="Arial"/>
+        </w:rPr>
+        <w:t xml:space="preserve">12, 189. https://doi.org/10.3390/rs12010189</w:t>
       </w:r>
     </w:p>
     <w:p>
@@ -14621,7 +14609,7 @@
         <w:rPr>
           <w:rFonts w:ascii="Arial" w:hAnsi="Arial"/>
         </w:rPr>
-        <w:t xml:space="preserve">Wickham, H., 2016.</w:t>
+        <w:t xml:space="preserve">Wang, J., Wang, M., Shi, L., Zhou, Y., 2024. Automated rice phenology mapping from Sentinel-1/2 synergy using a temporal feature-based decision tree.</w:t>
       </w:r>
       <w:r>
         <w:rPr>
@@ -14635,13 +14623,19 @@
           <w:i/>
           <w:iCs/>
         </w:rPr>
-        <w:t xml:space="preserve">ggplot2: Elegant Graphics for Data Analysis</w:t>
-      </w:r>
-      <w:r>
-        <w:rPr>
-          <w:rFonts w:ascii="Arial" w:hAnsi="Arial"/>
-        </w:rPr>
-        <w:t xml:space="preserve">, 2nd edn. Springer, New York. https://doi.org/10.1007/978-3-319-24277-4</w:t>
+        <w:t xml:space="preserve">International Journal of Digital Earth</w:t>
+      </w:r>
+      <w:r>
+        <w:rPr>
+          <w:rFonts w:ascii="Arial" w:hAnsi="Arial"/>
+        </w:rPr>
+        <w:t xml:space="preserve"> </w:t>
+      </w:r>
+      <w:r>
+        <w:rPr>
+          <w:rFonts w:ascii="Arial" w:hAnsi="Arial"/>
+        </w:rPr>
+        <w:t xml:space="preserve">17. https://doi.org/10.1080/17538947.2024.2445639</w:t>
       </w:r>
     </w:p>
     <w:p>
@@ -14652,7 +14646,7 @@
         <w:rPr>
           <w:rFonts w:ascii="Arial" w:hAnsi="Arial"/>
         </w:rPr>
-        <w:t xml:space="preserve">Wu, Q., 2020. geemap: A Python package for interactive mapping with Google Earth Engine.</w:t>
+        <w:t xml:space="preserve">Wassmann, R., Jagadish, S.V.K., Heuer, S., Ismail, A., Redona, E., Serraj, R., Singh, R.K., Howell, G., Pathak, H., Sumfleth, K., 2009. Climate change affecting rice production: the physiological and agronomic basis for possible adaptation strategies.</w:t>
       </w:r>
       <w:r>
         <w:rPr>
@@ -14666,19 +14660,19 @@
           <w:i/>
           <w:iCs/>
         </w:rPr>
-        <w:t xml:space="preserve">Journal of Open Source Software</w:t>
-      </w:r>
-      <w:r>
-        <w:rPr>
-          <w:rFonts w:ascii="Arial" w:hAnsi="Arial"/>
-        </w:rPr>
-        <w:t xml:space="preserve"> </w:t>
-      </w:r>
-      <w:r>
-        <w:rPr>
-          <w:rFonts w:ascii="Arial" w:hAnsi="Arial"/>
-        </w:rPr>
-        <w:t xml:space="preserve">5, 2272. https://doi.org/10.21105/joss.02272</w:t>
+        <w:t xml:space="preserve">Advances in Agronomy</w:t>
+      </w:r>
+      <w:r>
+        <w:rPr>
+          <w:rFonts w:ascii="Arial" w:hAnsi="Arial"/>
+        </w:rPr>
+        <w:t xml:space="preserve"> </w:t>
+      </w:r>
+      <w:r>
+        <w:rPr>
+          <w:rFonts w:ascii="Arial" w:hAnsi="Arial"/>
+        </w:rPr>
+        <w:t xml:space="preserve">101, 59–122. https://doi.org/10.1016/S0065-2113(08)00802-X</w:t>
       </w:r>
     </w:p>
     <w:p>
@@ -14763,7 +14757,7 @@
         <w:rPr>
           <w:rFonts w:ascii="Arial" w:hAnsi="Arial"/>
         </w:rPr>
-        <w:t xml:space="preserve">Yang, J., Hu, Q., Li, W., Song, Q., Cai, Z., Zhang, X., Wei, H., Wu, W., 2024. An automated sample generation method by integrating phenology domain optical-SAR features in rice cropping pattern mapping.</w:t>
+        <w:t xml:space="preserve">Zanaga, D., Van De Kerchove, R., Daems, D., De Keersmaecker, W., Brockmann, C., Kirches, G., Wevers, J., Cartus, O., Santoro, M., Fritz, S., Lesiv, M., Herold, M., Tsendbazar, N.-E., Xu, P., Ramoino, F., Arino, O., 2022. ESA WorldCover 10 m 2021 v200.</w:t>
       </w:r>
       <w:r>
         <w:rPr>
@@ -14777,80 +14771,6 @@
           <w:i/>
           <w:iCs/>
         </w:rPr>
-        <w:t xml:space="preserve">Remote Sensing of Environment</w:t>
-      </w:r>
-      <w:r>
-        <w:rPr>
-          <w:rFonts w:ascii="Arial" w:hAnsi="Arial"/>
-        </w:rPr>
-        <w:t xml:space="preserve"> </w:t>
-      </w:r>
-      <w:r>
-        <w:rPr>
-          <w:rFonts w:ascii="Arial" w:hAnsi="Arial"/>
-        </w:rPr>
-        <w:t xml:space="preserve">314, 114387. https://doi.org/10.1016/j.rse.2024.114387</w:t>
-      </w:r>
-    </w:p>
-    <w:p>
-      <w:pPr>
-        <w:pStyle w:val="BodyText"/>
-      </w:pPr>
-      <w:r>
-        <w:rPr>
-          <w:rFonts w:ascii="Arial" w:hAnsi="Arial"/>
-        </w:rPr>
-        <w:t xml:space="preserve">Yang, S., 2025. Rice-SamPheno: semantic-aware multi-phase phenology recognition from Sentinel-1/2 time series.</w:t>
-      </w:r>
-      <w:r>
-        <w:rPr>
-          <w:rFonts w:ascii="Arial" w:hAnsi="Arial"/>
-        </w:rPr>
-        <w:t xml:space="preserve"> </w:t>
-      </w:r>
-      <w:r>
-        <w:rPr>
-          <w:rFonts w:ascii="Arial" w:hAnsi="Arial"/>
-          <w:i/>
-          <w:iCs/>
-        </w:rPr>
-        <w:t xml:space="preserve">IEEE Journal of Selected Topics in Applied Earth Observations and Remote Sensing</w:t>
-      </w:r>
-      <w:r>
-        <w:rPr>
-          <w:rFonts w:ascii="Arial" w:hAnsi="Arial"/>
-        </w:rPr>
-        <w:t xml:space="preserve"> </w:t>
-      </w:r>
-      <w:r>
-        <w:rPr>
-          <w:rFonts w:ascii="Arial" w:hAnsi="Arial"/>
-        </w:rPr>
-        <w:t xml:space="preserve">[early access]. https://doi.org/10.1109/JSTARS.2025.3599728</w:t>
-      </w:r>
-    </w:p>
-    <w:p>
-      <w:pPr>
-        <w:pStyle w:val="BodyText"/>
-      </w:pPr>
-      <w:r>
-        <w:rPr>
-          <w:rFonts w:ascii="Arial" w:hAnsi="Arial"/>
-        </w:rPr>
-        <w:t xml:space="preserve">Zanaga, D., Van De Kerchove, R., Daems, D., De Keersmaecker, W., Brockmann, C., Kirches, G., Wevers, J., Cartus, O., Santoro, M., Fritz, S., Lesiv, M., Herold, M., Tsendbazar, N.-E., Xu, P., Ramoino, F., Arino, O., 2022. ESA WorldCover 10 m 2021 v200.</w:t>
-      </w:r>
-      <w:r>
-        <w:rPr>
-          <w:rFonts w:ascii="Arial" w:hAnsi="Arial"/>
-        </w:rPr>
-        <w:t xml:space="preserve"> </w:t>
-      </w:r>
-      <w:r>
-        <w:rPr>
-          <w:rFonts w:ascii="Arial" w:hAnsi="Arial"/>
-          <w:i/>
-          <w:iCs/>
-        </w:rPr>
         <w:t xml:space="preserve">Zenodo</w:t>
       </w:r>
       <w:r>
@@ -14858,80 +14778,6 @@
           <w:rFonts w:ascii="Arial" w:hAnsi="Arial"/>
         </w:rPr>
         <w:t xml:space="preserve">. https://doi.org/10.5281/zenodo.7254221</w:t>
-      </w:r>
-    </w:p>
-    <w:p>
-      <w:pPr>
-        <w:pStyle w:val="BodyText"/>
-      </w:pPr>
-      <w:r>
-        <w:rPr>
-          <w:rFonts w:ascii="Arial" w:hAnsi="Arial"/>
-        </w:rPr>
-        <w:t xml:space="preserve">Zhao, W., Qu, Y., Zhang, L., Li, K., 2022. Spatial-aware SAR-optical time-series deep integration for crop phenology tracking.</w:t>
-      </w:r>
-      <w:r>
-        <w:rPr>
-          <w:rFonts w:ascii="Arial" w:hAnsi="Arial"/>
-        </w:rPr>
-        <w:t xml:space="preserve"> </w:t>
-      </w:r>
-      <w:r>
-        <w:rPr>
-          <w:rFonts w:ascii="Arial" w:hAnsi="Arial"/>
-          <w:i/>
-          <w:iCs/>
-        </w:rPr>
-        <w:t xml:space="preserve">Remote Sensing of Environment</w:t>
-      </w:r>
-      <w:r>
-        <w:rPr>
-          <w:rFonts w:ascii="Arial" w:hAnsi="Arial"/>
-        </w:rPr>
-        <w:t xml:space="preserve"> </w:t>
-      </w:r>
-      <w:r>
-        <w:rPr>
-          <w:rFonts w:ascii="Arial" w:hAnsi="Arial"/>
-        </w:rPr>
-        <w:t xml:space="preserve">276, 113046. https://doi.org/10.1016/j.rse.2022.113046</w:t>
-      </w:r>
-    </w:p>
-    <w:p>
-      <w:pPr>
-        <w:pStyle w:val="BodyText"/>
-      </w:pPr>
-      <w:r>
-        <w:rPr>
-          <w:rFonts w:ascii="Arial" w:hAnsi="Arial"/>
-        </w:rPr>
-        <w:t xml:space="preserve">Zhao, Z., Dong, J., Zhang, G., Yang, J., Liu, R., Wu, B., Xiao, X., 2024. Improved phenology-based rice mapping algorithm by integrating optical and radar data.</w:t>
-      </w:r>
-      <w:r>
-        <w:rPr>
-          <w:rFonts w:ascii="Arial" w:hAnsi="Arial"/>
-        </w:rPr>
-        <w:t xml:space="preserve"> </w:t>
-      </w:r>
-      <w:r>
-        <w:rPr>
-          <w:rFonts w:ascii="Arial" w:hAnsi="Arial"/>
-          <w:i/>
-          <w:iCs/>
-        </w:rPr>
-        <w:t xml:space="preserve">Remote Sensing of Environment</w:t>
-      </w:r>
-      <w:r>
-        <w:rPr>
-          <w:rFonts w:ascii="Arial" w:hAnsi="Arial"/>
-        </w:rPr>
-        <w:t xml:space="preserve"> </w:t>
-      </w:r>
-      <w:r>
-        <w:rPr>
-          <w:rFonts w:ascii="Arial" w:hAnsi="Arial"/>
-        </w:rPr>
-        <w:t xml:space="preserve">315, 114460. https://doi.org/10.1016/j.rse.2024.114460</w:t>
       </w:r>
     </w:p>
     <w:p>

--- a/manuscript/Manuscript.docx
+++ b/manuscript/Manuscript.docx
@@ -344,7 +344,7 @@
         <w:rPr>
           <w:rFonts w:ascii="Arial" w:hAnsi="Arial"/>
         </w:rPr>
-        <w:t xml:space="preserve">Tropical cyclones increasingly disrupt Kharif rice cultivation along the Bay of Bengal coast, yet no published study has characterised or corrected the bias that cyclone-induced saline storm-surge inundation introduces into Sentinel-1/2 rice phenology retrieval. The C-band SAR backscatter decrease during agronomic transplanting flooding — the primary phenological anchor of all published rice mapping algorithms — is near-indistinguishable from the signal produced by storm-surge inundation four to six weeks earlier, silently corrupting start-of-season (SOS), peak-of-season (POS), and end-of-season (EOS) dates. No prior study has quantified this confound for any Bay of Bengal coastal district, nor proposed a data-driven correction framework. We developed a multi-feature random-forest classifier fusing Sentinel-1 backscatter (VH, VV, cross-ratio), Sentinel-2 spectral indices (NDWI, LSWI), JRC Global Surface Water permanence, and ERA5 maximum wind speed to discriminate cyclone-induced from agronomic flooding at pixel level across five coastal Odisha districts for eight Kharif seasons (2017–2024). Corrected and uncorrected phenological time series were compared using a quasi-experimental Before-After-Control-Impact (BACI) framework operationalised as a two-way fixed-effects difference-in-differences (TWFE-DiD) model with district-clustered inference, cross-validated by a five-instrument robustness suite (wild-cluster restricted bootstrap, leave-one-out jackknife, in-space and in-time placebo tests, post-hoc minimum-detectable-effect analysis, and out-of-sample transferability to Cyclone Bulbul as a different cyclone class), and validated against the MODIS MCD12Q2 Land Surface Phenology product, ICRISAT Village Dynamics in South Asia (VDSA) microdata for the Bhadrak benchmark site, district-level rice yield records from data.gov.in, and an automated n = 480 reference-label set sourced from the Copernicus Emergency Management Service master delineation of Cyclone Fani (EMSR357), Sentinel-1 SAR pre/post change-detection on Cyclones Amphan and Yaas following the UN-SPIDER (2019) Recommended Practice, and the intersection of Sentinel-1 VH, ESA WorldCover cropland, and JRC Global Surface Water masks for agronomic-flood negative samples — a fully programmatic label provenance that requires no analyst visual interpretation. The classifier achieved overall accuracy of 0.990 (F1 = 0.990; 5-fold CV OA = 0.996) on a stratified 80/20 held-out test set (n = 96); a SAR-only robustness variant with the cloud-affected Sentinel-2 features removed achieves OA = 0.844 (5-fold CV OA = 0.831), which we treat as the conservative reportable figure. Application of the v0.3.0 classifier as a district-aggregated cyclone-flood pixel-share mask to the BACI phenology panel produces a small but measurable attenuation of the DiD coefficient (τ_SOS: +15.289 → +15.108 d; τ_POS: −3.587 → −3.677 d; τ_EOS: 0 → −0.239 d after restoring 20 right-censored cells), with raw-vs-corrected per-cell shifts averaging 0.245 ± 0.272 d for SOS (range 0.04–1.01 d), 0.122 ± 0.134 d for POS, and 0.337 ± 0.462 d for EOS (max 1.51 d, Bhadrak/Yaas 2021). The small magnitude reflects the bounded cyclone-flood pixel share at the district scale (Fani 0.29–2.52%, Amphan 0.33–1.92%, Yaas 0.42–7.21% per district), demonstrating that the surge confound is real and detectable at the pixel scale (Module 02 classifier OA = 0.844 SAR-only) but partially diluted at the district-aggregation scale used for the BACI panel — directionally confirming the pre-registered prediction τ_raw &gt; τ_corrected &gt; 0 for SOS while leaving the WCR-restricted 95% CI inclusive of zero (a transparent null finding rather than over-claimed attenuation). The DiD coefficient</w:t>
+        <w:t xml:space="preserve">Tropical cyclones increasingly disrupt Kharif rice cultivation along the Bay of Bengal coast, yet no published study has characterised or corrected the bias that cyclone-induced saline storm-surge inundation introduces into Sentinel-1/2 rice phenology retrieval. The C-band SAR backscatter decrease during agronomic transplanting flooding — the primary phenological anchor of all published rice mapping algorithms — is near-indistinguishable from the signal produced by storm-surge inundation four to six weeks earlier, silently corrupting start-of-season (SOS), peak-of-season (POS), and end-of-season (EOS) dates. No prior study has quantified this confound for any Bay of Bengal coastal district, nor proposed a data-driven correction framework. We developed a multi-feature random-forest classifier fusing Sentinel-1 backscatter (VH, VV, cross-ratio), Sentinel-2 spectral indices (NDWI, LSWI), JRC Global Surface Water permanence, and ERA5 maximum wind speed to discriminate cyclone-induced from agronomic flooding at pixel level across five coastal Odisha districts for eight Kharif seasons (2017–2024). Corrected and uncorrected phenological time series were compared using a quasi-experimental Before-After-Control-Impact (BACI) framework operationalised as a two-way fixed-effects difference-in-differences (TWFE-DiD) model with district-clustered inference, cross-validated by a five-instrument robustness suite (wild-cluster restricted bootstrap, leave-one-out jackknife, in-space and in-time placebo tests, post-hoc minimum-detectable-effect analysis, and out-of-sample transferability to Cyclone Bulbul as a different cyclone class), and validated against the MODIS MCD12Q2 Land Surface Phenology product, ICRISAT Village Dynamics in South Asia (VDSA) microdata for the Bhadrak benchmark site, district-level rice yield records from data.gov.in, and an automated n = 480 reference-label set sourced from the Copernicus Emergency Management Service master delineation of Cyclone Fani (EMSR357), Sentinel-1 SAR pre/post change-detection on Cyclones Amphan and Yaas following the UN-SPIDER (2019) Recommended Practice, and the intersection of Sentinel-1 VH, ESA WorldCover cropland, and JRC Global Surface Water masks for agronomic-flood negative samples — a fully programmatic label provenance that requires no analyst visual interpretation. The classifier achieved overall accuracy (OA) of 0.990 (F1 = 0.990; 5-fold CV OA = 0.996) on a stratified 80/20 held-out test set (n = 96); a SAR-only robustness variant with the cloud-affected Sentinel-2 features removed achieves OA = 0.844 (5-fold CV OA = 0.831), which we treat as the conservative reportable figure. Application of the v0.3.0 classifier as a district-aggregated cyclone-flood pixel-share mask to the BACI phenology panel produces a small but measurable attenuation of the DiD coefficient (τ_SOS: +15.289 → +15.108 d; τ_POS: −3.587 → −3.677 d; τ_EOS: 0 → −0.239 d after restoring 20 right-censored cells), with raw-vs-corrected per-cell shifts averaging 0.245 ± 0.272 d for SOS (range 0.04–1.01 d), 0.122 ± 0.134 d for POS, and 0.337 ± 0.462 d for EOS (max 1.51 d, Bhadrak/Yaas 2021). The small magnitude reflects the bounded cyclone-flood pixel share at the district scale (Fani 0.29–2.52%, Amphan 0.33–1.92%, Yaas 0.42–7.21% per district), demonstrating that the surge confound is real and detectable at the pixel scale (Module 02 classifier OA = 0.844 SAR-only) but partially diluted at the district-aggregation scale used for the BACI panel — directionally confirming the pre-registered prediction τ_raw &gt; τ_corrected &gt; 0 for SOS while leaving the wild-cluster restricted (WCR) bootstrap 95% CI inclusive of zero (a transparent null finding rather than over-claimed attenuation). The DiD coefficient</w:t>
       </w:r>
       <w:r>
         <w:rPr>
@@ -1112,7 +1112,7 @@
         <w:rPr>
           <w:rFonts w:ascii="Arial" w:hAnsi="Arial"/>
         </w:rPr>
-        <w:t xml:space="preserve">Uncorrected SOS biased by ≥7 days in cyclone years; TWFE-DiD model with WCR-bootstrap inference quantifies and corrects the shift</w:t>
+        <w:t xml:space="preserve">Uncorrected SOS biased ≥7 d in cyclone years; TWFE-DiD quantifies the shift</w:t>
       </w:r>
     </w:p>
     <w:p>
@@ -5718,7 +5718,7 @@
           <w:i/>
           <w:iCs/>
         </w:rPr>
-        <w:t xml:space="preserve">SUTVA / no spillovers</w:t>
+        <w:t xml:space="preserve">SUTVA (stable unit treatment value assumption) / no spillovers</w:t>
       </w:r>
       <w:r>
         <w:rPr>

--- a/manuscript/Manuscript.docx
+++ b/manuscript/Manuscript.docx
@@ -344,158 +344,7 @@
         <w:rPr>
           <w:rFonts w:ascii="Arial" w:hAnsi="Arial"/>
         </w:rPr>
-        <w:t xml:space="preserve">Tropical cyclones increasingly disrupt Kharif rice cultivation along the Bay of Bengal coast, yet no published study has characterised or corrected the bias that cyclone-induced saline storm-surge inundation introduces into Sentinel-1/2 rice phenology retrieval. The C-band SAR backscatter decrease during agronomic transplanting flooding — the primary phenological anchor of all published rice mapping algorithms — is near-indistinguishable from the signal produced by storm-surge inundation four to six weeks earlier, silently corrupting start-of-season (SOS), peak-of-season (POS), and end-of-season (EOS) dates. No prior study has quantified this confound for any Bay of Bengal coastal district, nor proposed a data-driven correction framework. We developed a multi-feature random-forest classifier fusing Sentinel-1 backscatter (VH, VV, cross-ratio), Sentinel-2 spectral indices (NDWI, LSWI), JRC Global Surface Water permanence, and ERA5 maximum wind speed to discriminate cyclone-induced from agronomic flooding at pixel level across five coastal Odisha districts for eight Kharif seasons (2017–2024). Corrected and uncorrected phenological time series were compared using a quasi-experimental Before-After-Control-Impact (BACI) framework operationalised as a two-way fixed-effects difference-in-differences (TWFE-DiD) model with district-clustered inference, cross-validated by a five-instrument robustness suite (wild-cluster restricted bootstrap, leave-one-out jackknife, in-space and in-time placebo tests, post-hoc minimum-detectable-effect analysis, and out-of-sample transferability to Cyclone Bulbul as a different cyclone class), and validated against the MODIS MCD12Q2 Land Surface Phenology product, ICRISAT Village Dynamics in South Asia (VDSA) microdata for the Bhadrak benchmark site, district-level rice yield records from data.gov.in, and an automated n = 480 reference-label set sourced from the Copernicus Emergency Management Service master delineation of Cyclone Fani (EMSR357), Sentinel-1 SAR pre/post change-detection on Cyclones Amphan and Yaas following the UN-SPIDER (2019) Recommended Practice, and the intersection of Sentinel-1 VH, ESA WorldCover cropland, and JRC Global Surface Water masks for agronomic-flood negative samples — a fully programmatic label provenance that requires no analyst visual interpretation. The classifier achieved overall accuracy (OA) of 0.990 (F1 = 0.990; 5-fold CV OA = 0.996) on a stratified 80/20 held-out test set (n = 96); a SAR-only robustness variant with the cloud-affected Sentinel-2 features removed achieves OA = 0.844 (5-fold CV OA = 0.831), which we treat as the conservative reportable figure. Application of the v0.3.0 classifier as a district-aggregated cyclone-flood pixel-share mask to the BACI phenology panel produces a small but measurable attenuation of the DiD coefficient (τ_SOS: +15.289 → +15.108 d; τ_POS: −3.587 → −3.677 d; τ_EOS: 0 → −0.239 d after restoring 20 right-censored cells), with raw-vs-corrected per-cell shifts averaging 0.245 ± 0.272 d for SOS (range 0.04–1.01 d), 0.122 ± 0.134 d for POS, and 0.337 ± 0.462 d for EOS (max 1.51 d, Bhadrak/Yaas 2021). The small magnitude reflects the bounded cyclone-flood pixel share at the district scale (Fani 0.29–2.52%, Amphan 0.33–1.92%, Yaas 0.42–7.21% per district), demonstrating that the surge confound is real and detectable at the pixel scale (Module 02 classifier OA = 0.844 SAR-only) but partially diluted at the district-aggregation scale used for the BACI panel — directionally confirming the pre-registered prediction τ_raw &gt; τ_corrected &gt; 0 for SOS while leaving the wild-cluster restricted (WCR) bootstrap 95% CI inclusive of zero (a transparent null finding rather than over-claimed attenuation). The DiD coefficient</w:t>
-      </w:r>
-      <w:r>
-        <w:rPr>
-          <w:rFonts w:ascii="Arial" w:hAnsi="Arial"/>
-        </w:rPr>
-        <w:t xml:space="preserve"> </w:t>
-      </w:r>
-      <m:oMath>
-        <m:acc>
-          <m:accPr>
-            <m:chr m:val="̂"/>
-          </m:accPr>
-          <m:e>
-            <m:r>
-              <m:t>τ</m:t>
-            </m:r>
-          </m:e>
-        </m:acc>
-      </m:oMath>
-      <w:r>
-        <w:rPr>
-          <w:rFonts w:ascii="Arial" w:hAnsi="Arial"/>
-        </w:rPr>
-        <w:t xml:space="preserve"> </w:t>
-      </w:r>
-      <w:r>
-        <w:rPr>
-          <w:rFonts w:ascii="Arial" w:hAnsi="Arial"/>
-        </w:rPr>
-        <w:t xml:space="preserve">for the uncorrected SOS series was +15.289 days (cluster-robust SE 17.328, WCR-restricted</w:t>
-      </w:r>
-      <w:r>
-        <w:rPr>
-          <w:rFonts w:ascii="Arial" w:hAnsi="Arial"/>
-        </w:rPr>
-        <w:t xml:space="preserve"> </w:t>
-      </w:r>
-      <w:r>
-        <w:rPr>
-          <w:rFonts w:ascii="Arial" w:hAnsi="Arial"/>
-          <w:i/>
-          <w:iCs/>
-        </w:rPr>
-        <w:t xml:space="preserve">p</w:t>
-      </w:r>
-      <w:r>
-        <w:rPr>
-          <w:rFonts w:ascii="Arial" w:hAnsi="Arial"/>
-        </w:rPr>
-        <w:t xml:space="preserve"> </w:t>
-      </w:r>
-      <w:r>
-        <w:rPr>
-          <w:rFonts w:ascii="Arial" w:hAnsi="Arial"/>
-        </w:rPr>
-        <w:t xml:space="preserve">= 0.400, WCR 95% CI [−54.0, +84.6]), attenuating to +15.108 days (cluster-robust SE 17.312, WCR-restricted</w:t>
-      </w:r>
-      <w:r>
-        <w:rPr>
-          <w:rFonts w:ascii="Arial" w:hAnsi="Arial"/>
-        </w:rPr>
-        <w:t xml:space="preserve"> </w:t>
-      </w:r>
-      <w:r>
-        <w:rPr>
-          <w:rFonts w:ascii="Arial" w:hAnsi="Arial"/>
-          <w:i/>
-          <w:iCs/>
-        </w:rPr>
-        <w:t xml:space="preserve">p</w:t>
-      </w:r>
-      <w:r>
-        <w:rPr>
-          <w:rFonts w:ascii="Arial" w:hAnsi="Arial"/>
-        </w:rPr>
-        <w:t xml:space="preserve"> </w:t>
-      </w:r>
-      <w:r>
-        <w:rPr>
-          <w:rFonts w:ascii="Arial" w:hAnsi="Arial"/>
-        </w:rPr>
-        <w:t xml:space="preserve">= 0.4065) in the v2.1 classifier-corrected series. The EOS DiD coefficient is reported as null+censored: the raw pipeline returns −0.000 d because 20 of 64 district-year EOS cells are right-censored by the season-end harvest cutoff (n_estimable = 44 rows), while the v2.1 correction restores the censored cells to yield</w:t>
-      </w:r>
-      <w:r>
-        <w:rPr>
-          <w:rFonts w:ascii="Arial" w:hAnsi="Arial"/>
-        </w:rPr>
-        <w:t xml:space="preserve"> </w:t>
-      </w:r>
-      <m:oMath>
-        <m:sSub>
-          <m:e>
-            <m:acc>
-              <m:accPr>
-                <m:chr m:val="̂"/>
-              </m:accPr>
-              <m:e>
-                <m:r>
-                  <m:t>τ</m:t>
-                </m:r>
-              </m:e>
-            </m:acc>
-          </m:e>
-          <m:sub>
-            <m:r>
-              <m:rPr>
-                <m:nor/>
-                <m:sty m:val="p"/>
-              </m:rPr>
-              <m:t>corrected,EOS</m:t>
-            </m:r>
-          </m:sub>
-        </m:sSub>
-      </m:oMath>
-      <w:r>
-        <w:rPr>
-          <w:rFonts w:ascii="Arial" w:hAnsi="Arial"/>
-        </w:rPr>
-        <w:t xml:space="preserve"> </w:t>
-      </w:r>
-      <w:r>
-        <w:rPr>
-          <w:rFonts w:ascii="Arial" w:hAnsi="Arial"/>
-        </w:rPr>
-        <w:t xml:space="preserve">= −0.239 d (SE 0.169, WCR</w:t>
-      </w:r>
-      <w:r>
-        <w:rPr>
-          <w:rFonts w:ascii="Arial" w:hAnsi="Arial"/>
-        </w:rPr>
-        <w:t xml:space="preserve"> </w:t>
-      </w:r>
-      <w:r>
-        <w:rPr>
-          <w:rFonts w:ascii="Arial" w:hAnsi="Arial"/>
-          <w:i/>
-          <w:iCs/>
-        </w:rPr>
-        <w:t xml:space="preserve">p</w:t>
-      </w:r>
-      <w:r>
-        <w:rPr>
-          <w:rFonts w:ascii="Arial" w:hAnsi="Arial"/>
-        </w:rPr>
-        <w:t xml:space="preserve"> </w:t>
-      </w:r>
-      <w:r>
-        <w:rPr>
-          <w:rFonts w:ascii="Arial" w:hAnsi="Arial"/>
-        </w:rPr>
-        <w:t xml:space="preserve">= 0.2035), statistically indistinguishable from zero. All five robustness instruments converged on the same null verdict for the corrected/EOS cell, providing falsifiable evidence that the saline-surge correction is mechanism-specific to the early-season anchor. These results provide the first empirical characterisation of the cyclone-flood confound in SAR rice phenology and an open, GEE-deployable correction framework applicable to all cyclone-exposed Asian deltas.</w:t>
+        <w:t xml:space="preserve">Tropical cyclones disrupt Kharif rice cultivation along the Bay of Bengal coast, yet no published study has quantified or corrected the bias that cyclone-induced saline storm-surge inundation introduces into Sentinel-1/2 rice phenology retrieval. The C-band SAR backscatter decrease during agronomic transplanting flooding — the primary phenological anchor of published rice mapping algorithms — is near-indistinguishable from the signal produced by storm-surge inundation four to six weeks earlier, silently corrupting start-of-season (SOS), peak-of-season (POS), and end-of-season (EOS) dates. We developed a random-forest classifier fusing Sentinel-1 backscatter, Sentinel-2 spectral indices, JRC Global Surface Water permanence, and ERA5 maximum wind speed to discriminate cyclone-induced from agronomic flooding at pixel level across five coastal Odisha districts and eight Kharif seasons (2017–2024). The classifier achieved overall accuracy (OA) of 0.990 (F1 = 0.990; n = 96), with a SAR-only variant at OA = 0.844. Corrected and uncorrected phenological series were compared using a Before-After-Control-Impact framework operationalised as a two-way fixed-effects difference-in-differences (TWFE-DiD) model with district-clustered inference, cross-validated by five robustness instruments: wild-cluster restricted (WCR) bootstrap, leave-one-out jackknife, in-space and in-time placebo tests, post-hoc minimum-detectable-effect analysis, and out-of-sample transferability to Cyclone Bulbul. The DiD coefficient τ̂ for the uncorrected SOS series was +15.289 d (SE 17.328, WCR p = 0.400, 95% CI [−54.0, +84.6]), attenuating to +15.108 d (WCR p = 0.4065) after correction — directionally confirming the pre-registered prediction τ_raw &gt; τ_corrected &gt; 0 while leaving the 95% CI inclusive of zero. The corrected EOS coefficient τ̂ = −0.239 d (WCR p = 0.2035) is indistinguishable from zero, with all five instruments converging on the same null — falsifiable evidence that the correction is mechanism-specific to the early-season anchor. We provide the first empirical characterisation of the cyclone-flood confound in SAR rice phenology and an open, Google Earth Engine-deployable correction framework for cyclone-exposed Asian deltas.</w:t>
       </w:r>
     </w:p>
     <w:p>
@@ -508,7 +357,7 @@
           <w:b/>
           <w:bCs/>
         </w:rPr>
-        <w:t xml:space="preserve">Word count (abstract): 245</w:t>
+        <w:t xml:space="preserve">Word count (abstract): 300</w:t>
       </w:r>
     </w:p>
     <w:p>

--- a/manuscript/Manuscript.docx
+++ b/manuscript/Manuscript.docx
@@ -344,7 +344,7 @@
         <w:rPr>
           <w:rFonts w:ascii="Arial" w:hAnsi="Arial"/>
         </w:rPr>
-        <w:t xml:space="preserve">Tropical cyclones disrupt Kharif rice cultivation along the Bay of Bengal coast, yet no published study has quantified or corrected the bias that cyclone-induced saline storm-surge inundation introduces into Sentinel-1/2 rice phenology retrieval. The C-band SAR backscatter decrease during agronomic transplanting flooding — the primary phenological anchor of published rice mapping algorithms — is near-indistinguishable from the signal produced by storm-surge inundation four to six weeks earlier, silently corrupting start-of-season (SOS), peak-of-season (POS), and end-of-season (EOS) dates. We developed a random-forest classifier fusing Sentinel-1 backscatter, Sentinel-2 spectral indices, JRC Global Surface Water permanence, and ERA5 maximum wind speed to discriminate cyclone-induced from agronomic flooding at pixel level across five coastal Odisha districts and eight Kharif seasons (2017–2024). The classifier achieved overall accuracy (OA) of 0.990 (F1 = 0.990; n = 96), with a SAR-only variant at OA = 0.844. Corrected and uncorrected phenological series were compared using a Before-After-Control-Impact framework operationalised as a two-way fixed-effects difference-in-differences (TWFE-DiD) model with district-clustered inference, cross-validated by five robustness instruments: wild-cluster restricted (WCR) bootstrap, leave-one-out jackknife, in-space and in-time placebo tests, post-hoc minimum-detectable-effect analysis, and out-of-sample transferability to Cyclone Bulbul. The DiD coefficient τ̂ for the uncorrected SOS series was +15.289 d (SE 17.328, WCR p = 0.400, 95% CI [−54.0, +84.6]), attenuating to +15.108 d (WCR p = 0.4065) after correction — directionally confirming the pre-registered prediction τ_raw &gt; τ_corrected &gt; 0 while leaving the 95% CI inclusive of zero. The corrected EOS coefficient τ̂ = −0.239 d (WCR p = 0.2035) is indistinguishable from zero, with all five instruments converging on the same null — falsifiable evidence that the correction is mechanism-specific to the early-season anchor. We provide the first empirical characterisation of the cyclone-flood confound in SAR rice phenology and an open, Google Earth Engine-deployable correction framework for cyclone-exposed Asian deltas.</w:t>
+        <w:t xml:space="preserve">Tropical cyclones disrupt Kharif rice cultivation along the Bay of Bengal coast, yet no published study has quantified or corrected the bias that cyclone-induced saline storm-surge inundation introduces into Sentinel-1/2 rice phenology retrieval. The C-band SAR backscatter decrease during agronomic transplanting flooding — the primary phenological anchor of published rice mapping algorithms — is near-indistinguishable from the signal produced by storm-surge inundation four to six weeks earlier, silently corrupting start-of-season (SOS), peak-of-season (POS), and end-of-season (EOS) dates. We developed a random-forest classifier fusing Sentinel-1 backscatter, Sentinel-2 spectral indices, Joint Research Centre (JRC) Global Surface Water permanence, and ECMWF ERA5 maximum wind to discriminate the two flood types across five coastal Odisha districts and eight Kharif seasons (2017–2024). The classifier achieved overall accuracy (OA) of 0.990 (F1 = 0.990; n = 96), with a SAR-only variant at OA = 0.844. Corrected and uncorrected phenological series were compared using a Before-After-Control-Impact framework operationalised as a two-way fixed-effects difference-in-differences (TWFE-DiD) model with district-clustered inference, cross-validated by five robustness instruments: wild-cluster restricted (WCR) bootstrap, leave-one-out jackknife, in-space and in-time placebo tests, post-hoc minimum-detectable-effect analysis, and out-of-sample transferability to Cyclone Bulbul. The DiD coefficient τ̂ for the uncorrected SOS series was +15.289 d (SE 17.328, WCR p = 0.400, 95% CI [−54.0, +84.6]), attenuating to +15.108 d (WCR p = 0.4065) after correction — directionally confirming the pre-registered prediction τ_raw &gt; τ_corrected &gt; 0 while leaving the 95% CI inclusive of zero. The corrected EOS coefficient τ̂ = −0.239 d (WCR p = 0.2035) is indistinguishable from zero, with all five instruments converging on the same null — falsifiable evidence that the correction is mechanism-specific to the early-season anchor. We provide the first empirical characterisation of the cyclone-flood confound in SAR rice phenology and an open, Google Earth Engine-deployable correction framework for cyclone-exposed Asian deltas.</w:t>
       </w:r>
     </w:p>
     <w:p>
@@ -502,7 +502,7 @@
         <w:rPr>
           <w:rFonts w:ascii="Arial" w:hAnsi="Arial"/>
         </w:rPr>
-        <w:t xml:space="preserve">coastal pixels (Section 3.6.1; Limitation 6, Section 5). The saline-flood</w:t>
+        <w:t xml:space="preserve">coastal pixels (Section 3.6, Sample construction; §5.4). The saline-flood</w:t>
       </w:r>
       <w:r>
         <w:rPr>
@@ -1112,7 +1112,7 @@
         <w:rPr>
           <w:rFonts w:ascii="Arial" w:hAnsi="Arial"/>
         </w:rPr>
-        <w:t xml:space="preserve">Coastal Odisha provides an ideal natural laboratory for characterising and correcting this confound. The state faces the Bay of Bengal directly, receiving an average of two to three significant cyclone landfalls per decade, with the most recent cluster — Fani (Very Severe Cyclonic Storm, Category 4 equivalent, 3 May 2019), Amphan (Super Cyclonic Storm, 20 May 2020), and Yaas (Very Severe Cyclonic Storm, 26 May 2021) — occurring within three consecutive Kharif pre-seasons. These three events provide three independent treatment years bracketed by five control Kharif seasons (2017, 2018, 2022, 2023, 2024) within the Sentinel-1 temporal archive, enabling a rigorous quasi-experimental Before-After-Control-Impact (BACI) design operationalised as a two-way fixed-effects difference-in-differences specification (§3.6). The five coastal districts of Balasore, Bhadrak, Kendrapara, Jagatsinghpur, and Puri together constitute one of the most rice-intensive coastal zones in India, with Kharif rice occupying an estimated 3.1 million ha across Odisha’s coastal belt and contributing substantially to the livelihoods of smallholder farming households that remain among the most climate-vulnerable in South Asia. Despite this socioeconomic importance and the frequency of cyclone impacts, no prior study has applied SAR-optical phenology retrieval to any of these five districts, let alone attempted to characterise the cyclone-flood confound within them.</w:t>
+        <w:t xml:space="preserve">Coastal Odisha provides an ideal natural laboratory for characterising and correcting this confound. The state faces the Bay of Bengal directly, receiving an average of two to three significant cyclone landfalls per decade, with the most recent cluster — Fani (Very Severe Cyclonic Storm, Category 4 equivalent, 3 May 2019), Amphan (Super Cyclonic Storm, 20 May 2020), and Yaas (Very Severe Cyclonic Storm, 26 May 2021) — occurring within three consecutive Kharif pre-seasons. These three events provide three independent treatment years bracketed by five control Kharif seasons (2017, 2018, 2022, 2023, 2024) within the Sentinel-1 temporal archive, enabling a rigorous quasi-experimental Before-After-Control-Impact (BACI) design (Smith, 2002) operationalised as a two-way fixed-effects difference-in-differences specification (§3.6). The five coastal districts of Balasore, Bhadrak, Kendrapara, Jagatsinghpur, and Puri together constitute one of the most rice-intensive coastal zones in India, with Kharif rice occupying an estimated 3.1 million ha across Odisha’s coastal belt and contributing substantially to the livelihoods of smallholder farming households that remain among the most climate-vulnerable in South Asia. Despite this socioeconomic importance and the frequency of cyclone impacts, no prior study has applied SAR-optical phenology retrieval to any of these five districts, let alone attempted to characterise the cyclone-flood confound within them.</w:t>
       </w:r>
     </w:p>
     <w:p>
@@ -2460,7 +2460,7 @@
         <w:rPr>
           <w:rFonts w:ascii="Arial" w:hAnsi="Arial"/>
         </w:rPr>
-        <w:t xml:space="preserve">The Village Dynamics in South Asia (VDSA) public dataset, jointly maintained by ICRISAT and IFPRI, includes household-level cultivation records for Bhadrak district (one of our five coastal study districts) covering rice transplanting and harvest dates, plot areas, and yields. The Bhadrak panel covers approximately 240 households over multiple Kharif seasons and is freely downloadable in machine-readable form from</w:t>
+        <w:t xml:space="preserve">The Village Dynamics in South Asia (VDSA) public dataset (Pandey, 2018), jointly maintained by ICRISAT and IFPRI, includes household-level cultivation records for Bhadrak district (one of our five coastal study districts) covering rice transplanting and harvest dates, plot areas, and yields. The Bhadrak panel covers approximately 240 households over multiple Kharif seasons and is freely downloadable in machine-readable form from</w:t>
       </w:r>
       <w:r>
         <w:rPr>
@@ -9625,7 +9625,7 @@
         <w:rPr>
           <w:rFonts w:ascii="Arial" w:hAnsi="Arial"/>
         </w:rPr>
-        <w:t xml:space="preserve">(n = 9 cells where EOS is defined; range 0.07–1.51 d), with the largest correction −1.51 days again in Bhadrak/Yaas. The EOS panel is thinner than the SOS/POS panels because EOS is mechanically right-censored in 20 of 64 district-year cells where post-peak NDVI never exceeds the 0.4 detection threshold — a censoring pattern that concentrates in the most cyclone-damaged coastal pixels (Section 3.6.1, Limitation 6).</w:t>
+        <w:t xml:space="preserve">(n = 9 cells where EOS is defined; range 0.07–1.51 d), with the largest correction −1.51 days again in Bhadrak/Yaas. The EOS panel is thinner than the SOS/POS panels because EOS is mechanically right-censored in 20 of 64 district-year cells where post-peak NDVI never exceeds the 0.4 detection threshold — a censoring pattern that concentrates in the most cyclone-damaged coastal pixels (Section 3.6, Sample construction; §5.4).</w:t>
       </w:r>
     </w:p>
     <w:p>
@@ -11702,7 +11702,7 @@
           <w:b/>
           <w:bCs/>
         </w:rPr>
-        <w:t xml:space="preserve">Word count (Conclusions): 250 words</w:t>
+        <w:t xml:space="preserve">Word count (Conclusions): 279 words</w:t>
       </w:r>
     </w:p>
     <w:p>

--- a/manuscript/Manuscript.docx
+++ b/manuscript/Manuscript.docx
@@ -4125,7 +4125,7 @@
         <w:rPr>
           <w:rFonts w:ascii="Arial" w:hAnsi="Arial"/>
         </w:rPr>
-        <w:t xml:space="preserve">Phenological date uncertainty is estimated by non-parametric bootstrap resampling with 1,000 samples per pixel. In each bootstrap iteration, the monthly composite values within the Kharif window are resampled with replacement, the Whittaker smoother and double-logistic fit are reapplied, and the SOS, POS, and EOS dates are extracted. The resulting empirical distribution of 1,000 date estimates per pixel provides 95% confidence intervals for each phenological metric. These confidence intervals are reported as district-aggregated CI half-widths in Supplementary Table S12 and inform the minimum detectable effect (§3.7.5); the pixel-level uncertainty rasters themselves are released as GeoTIFFs in the Mendeley Data deposit (DOI 10.17632/z3zxk4xy3c.1) rather than displayed as a manuscript figure, because their spatial structure is dominated by the cloud-gap and classifier-confidence covariates already tabulated in Table S12.</w:t>
+        <w:t xml:space="preserve">Phenological date uncertainty is estimated by non-parametric bootstrap resampling with 1,000 samples per pixel. In each bootstrap iteration, the monthly composite values within the Kharif window are resampled with replacement, the Whittaker smoother and double-logistic fit are reapplied, and the SOS, POS, and EOS dates are extracted. The resulting empirical distribution of 1,000 date estimates per pixel provides 95% confidence intervals for each phenological metric. The resulting bootstrap intervals inform the minimum detectable effect analysis (§3.7.5); the pixel-level uncertainty rasters themselves are released as GeoTIFFs in the Mendeley Data deposit (DOI 10.17632/z3zxk4xy3c.1) rather than displayed as a manuscript figure, because their spatial structure is dominated by the cloud-gap and classifier-confidence covariates already documented in the deposit’s data dictionary.</w:t>
       </w:r>
     </w:p>
     <w:bookmarkEnd w:id="34"/>
@@ -9481,7 +9481,7 @@
         <w:rPr>
           <w:rFonts w:ascii="Arial" w:hAnsi="Arial"/>
         </w:rPr>
-        <w:t xml:space="preserve">Visual and quantitative comparison of the SAR backscatter temporal profiles for cyclone-flood and agronomic-flood pixels reveals the nature of the confound (Figure S2). In control years, the VH backscatter time series for coastal Kharif rice pixels follows the expected phenological trajectory: a broad V-shaped decrease centred on the transplanting period (late June to mid-August), followed by a monotonic increase through canopy formation and a secondary decrease towards harvest. The seasonal minimum backscatter occurs within the normal transplanting window for the agronomic-flood class in the present training panel, consistent with the climatological transplanting dates reported by the FAO–GIEWS Odisha Kharif rice calendar and ICRISAT VDSA Bhadrak panel (the full per-label seasonal-minimum timing is provided in Supplementary Table S11, derived from the v0.3.0-classifier-tagged label set used in the v2.1 panel correction below).</w:t>
+        <w:t xml:space="preserve">Visual and quantitative comparison of the SAR backscatter temporal profiles for cyclone-flood and agronomic-flood pixels reveals the nature of the confound (Figure S2). In control years, the VH backscatter time series for coastal Kharif rice pixels follows the expected phenological trajectory: a broad V-shaped decrease centred on the transplanting period (late June to mid-August), followed by a monotonic increase through canopy formation and a secondary decrease towards harvest. The seasonal minimum backscatter occurs within the normal transplanting window for the agronomic-flood class in the present training panel, consistent with the climatological transplanting dates reported by the FAO–GIEWS Odisha Kharif rice calendar and ICRISAT VDSA Bhadrak panel (Pandey, 2018); the full per-label seasonal-minimum timing is provided in the v0.3.0-classifier-tagged label set released on Mendeley (DOI 10.17632/z3zxk4xy3c.1).</w:t>
       </w:r>
     </w:p>
     <w:p>
@@ -11335,7 +11335,7 @@
         <w:rPr>
           <w:rFonts w:ascii="Arial" w:hAnsi="Arial"/>
         </w:rPr>
-        <w:t xml:space="preserve">Pixel-level bootstrap 95% confidence intervals for the corrected SOS dates (released as GeoTIFFs in the Mendeley deposit; per-district summary in Table S12) reveal a spatial pattern consistent with the distribution of cloud gaps and cyclone-flood classifier confidence. Uncertainty is highest in pixels along the coastal shoreline, where persistent cloud cover during the cyclone season reduces the number of valid monthly composite inputs, and in pixels with high classifier marginal probability (0.4–0.6), indicating borderline cyclone-flood/agronomic-flood classification. The v2.1 district-aggregated correction produces SOS shifts bounded by the 0.245 ± 0.272-day across-cell mean (n = 13 perturbed cells) and the 1.01-day single-cell maximum (Bhadrak/Yaas 2021), both of which fall well below the 8-day MOD13Q1 compositing quantum that bounds the v1 raw-series uncertainty. The wild-cluster restricted bootstrap 95% CI for the corrected-SOS DiD coefficient (+15.11 d) widens by less than 0.1 d versus the v1 raw-series CI, confirming that the cyclone-mask correction does not inflate inference-stage uncertainty at the district-aggregation scale. The Whittaker smoother’s behaviour in the absence of cyclone contamination is documented in §3.6 on the uncorrected real panel; the quantitative comparison of v2.1-corrected vs. v1-raw CI half-widths is reported in Supplementary Table S12.</w:t>
+        <w:t xml:space="preserve">Pixel-level bootstrap 95% confidence intervals for the corrected SOS dates are released as GeoTIFFs in the Mendeley deposit (DOI 10.17632/z3zxk4xy3c.1) and reveal a spatial pattern consistent with the distribution of cloud gaps and cyclone-flood classifier confidence. Uncertainty is highest in pixels along the coastal shoreline, where persistent cloud cover during the cyclone season reduces the number of valid monthly composite inputs, and in pixels with high classifier marginal probability (0.4–0.6), indicating borderline cyclone-flood/agronomic-flood classification. The v2.1 district-aggregated correction produces SOS shifts bounded by the 0.245 ± 0.272-day across-cell mean (n = 13 perturbed cells) and the 1.01-day single-cell maximum (Bhadrak/Yaas 2021), both of which fall well below the 8-day MOD13Q1 compositing quantum that bounds the v1 raw-series uncertainty. The wild-cluster restricted bootstrap 95% CI for the corrected-SOS DiD coefficient (+15.11 d) widens by less than 0.1 d versus the v1 raw-series CI, confirming that the cyclone-mask correction does not inflate inference-stage uncertainty at the district-aggregation scale. The Whittaker smoother’s behaviour in the absence of cyclone contamination is documented in §3.6 on the uncorrected real panel.</w:t>
       </w:r>
     </w:p>
     <w:p>

--- a/manuscript/Manuscript.docx
+++ b/manuscript/Manuscript.docx
@@ -7865,7 +7865,7 @@
         <w:rPr>
           <w:rFonts w:ascii="Arial" w:hAnsi="Arial"/>
         </w:rPr>
-        <w:t xml:space="preserve">); SOS and POS placebo distributions centre on zero (median</w:t>
+        <w:t xml:space="preserve">); SOS and POS placebo distributions have median pseudo-effects of</w:t>
       </w:r>
       <w:r>
         <w:rPr>
@@ -7874,7 +7874,7 @@
         <w:t xml:space="preserve"> </w:t>
       </w:r>
       <m:oMath>
-        <m:sSub>
+        <m:sSubSup>
           <m:e>
             <m:acc>
               <m:accPr>
@@ -7892,47 +7892,27 @@
               <m:t>p</m:t>
             </m:r>
           </m:sub>
-        </m:sSub>
-        <m:r>
-          <m:rPr>
-            <m:sty m:val="p"/>
-          </m:rPr>
-          <m:t>∈</m:t>
-        </m:r>
-        <m:d>
-          <m:dPr>
-            <m:begChr m:val="["/>
-            <m:endChr m:val="]"/>
-            <m:sepChr m:val=""/>
-            <m:grow/>
-          </m:dPr>
-          <m:e>
+          <m:sup>
             <m:r>
               <m:rPr>
                 <m:sty m:val="p"/>
               </m:rPr>
-              <m:t>−</m:t>
-            </m:r>
-            <m:r>
-              <m:t>0.27</m:t>
+              <m:t>m</m:t>
             </m:r>
             <m:r>
               <m:rPr>
                 <m:sty m:val="p"/>
               </m:rPr>
-              <m:t>,</m:t>
+              <m:t>e</m:t>
             </m:r>
             <m:r>
               <m:rPr>
                 <m:sty m:val="p"/>
               </m:rPr>
-              <m:t>+</m:t>
+              <m:t>d</m:t>
             </m:r>
-            <m:r>
-              <m:t>0.02</m:t>
-            </m:r>
-          </m:e>
-        </m:d>
+          </m:sup>
+        </m:sSubSup>
       </m:oMath>
       <w:r>
         <w:rPr>
@@ -7944,7 +7924,7 @@
         <w:rPr>
           <w:rFonts w:ascii="Arial" w:hAnsi="Arial"/>
         </w:rPr>
-        <w:t xml:space="preserve">d) and yield</w:t>
+        <w:t xml:space="preserve">= −1.14 d (raw/SOS), −1.16 d (corrected/SOS), −0.28 d (raw/POS), and −0.29 d (corrected/POS), and yield</w:t>
       </w:r>
       <w:r>
         <w:rPr>
@@ -8006,7 +7986,7 @@
         <w:rPr>
           <w:rFonts w:ascii="Arial" w:hAnsi="Arial"/>
         </w:rPr>
-        <w:t xml:space="preserve">(SOS) and 0.286 (POS), consistent with the small-G null result. The corrected/EOS cell — the smallest |</w:t>
+        <w:t xml:space="preserve">for both SOS pipelines, 0.286 (raw/POS) and 0.268 (corrected/POS), consistent with the small-G null result. The corrected/EOS cell — the smallest |</w:t>
       </w:r>
       <m:oMath>
         <m:acc>
@@ -10172,7 +10152,13 @@
         <w:rPr>
           <w:rFonts w:ascii="Arial" w:hAnsi="Arial"/>
         </w:rPr>
-        <w:t xml:space="preserve">Event-study coefficients (Eq. 5; Figure 3) place pre-treatment leads (</w:t>
+        <w:t xml:space="preserve">Event-study coefficients (Eq. 5; Figure 3) return pre-treatment leads at</w:t>
+      </w:r>
+      <w:r>
+        <w:rPr>
+          <w:rFonts w:ascii="Arial" w:hAnsi="Arial"/>
+        </w:rPr>
+        <w:t xml:space="preserve"> </w:t>
       </w:r>
       <m:oMath>
         <m:r>
@@ -10198,7 +10184,13 @@
         <w:rPr>
           <w:rFonts w:ascii="Arial" w:hAnsi="Arial"/>
         </w:rPr>
-        <w:t xml:space="preserve">) within</w:t>
+        <w:t xml:space="preserve"> </w:t>
+      </w:r>
+      <w:r>
+        <w:rPr>
+          <w:rFonts w:ascii="Arial" w:hAnsi="Arial"/>
+        </w:rPr>
+        <w:t xml:space="preserve">of +63.6 d (SOS, 95% CI [−30.5, +157.7]), +2.4 d (POS, 95% CI [−25.2, +30.0]), and +33.5 d (EOS, point estimate exact-fit on the n = 2 pre-period). The POS lead is within</w:t>
       </w:r>
       <w:r>
         <w:rPr>
@@ -10252,7 +10244,27 @@
         <w:rPr>
           <w:rFonts w:ascii="Arial" w:hAnsi="Arial"/>
         </w:rPr>
-        <w:t xml:space="preserve">d of zero with confidence intervals straddling zero, supporting the no-anticipation assumption. The treatment-year leads (</w:t>
+        <w:t xml:space="preserve">d of zero; the SOS lead is non-zero in magnitude but its 95% CI brackets zero on the n = 2 pre-period, and the SOS pre-trend regression coefficient (Table S2) is non-significant (</w:t>
+      </w:r>
+      <w:r>
+        <w:rPr>
+          <w:rFonts w:ascii="Arial" w:hAnsi="Arial"/>
+          <w:i/>
+          <w:iCs/>
+        </w:rPr>
+        <w:t xml:space="preserve">p</w:t>
+      </w:r>
+      <w:r>
+        <w:rPr>
+          <w:rFonts w:ascii="Arial" w:hAnsi="Arial"/>
+        </w:rPr>
+        <w:t xml:space="preserve"> </w:t>
+      </w:r>
+      <w:r>
+        <w:rPr>
+          <w:rFonts w:ascii="Arial" w:hAnsi="Arial"/>
+        </w:rPr>
+        <w:t xml:space="preserve">= 0.343), supporting the parallel-trends assumption. The large EOS lead magnitude is a degenerate single-comparison artefact on the n = 11 pre-period EOS sub-sample after right-censoring (residual df = 0), and EOS parallel-trends inference is therefore reported as not formally testable rather than as supportive (cross-reference Table S2 footnote). The treatment-year leads (</w:t>
       </w:r>
       <m:oMath>
         <m:r>
@@ -10819,7 +10831,7 @@
         <w:rPr>
           <w:rFonts w:ascii="Arial" w:hAnsi="Arial"/>
         </w:rPr>
-        <w:t xml:space="preserve">_perm = 0.50 (SOS) and 0.286 (POS), consistent with the small-G null result, while the corrected/EOS cell yields</w:t>
+        <w:t xml:space="preserve">_perm = 0.50 (both SOS pipelines), 0.286 (raw/POS), and 0.268 (corrected/POS), consistent with the small-G null result, while the corrected/EOS cell yields</w:t>
       </w:r>
       <w:r>
         <w:rPr>

--- a/manuscript/Manuscript.docx
+++ b/manuscript/Manuscript.docx
@@ -344,7 +344,67 @@
         <w:rPr>
           <w:rFonts w:ascii="Arial" w:hAnsi="Arial"/>
         </w:rPr>
-        <w:t xml:space="preserve">Tropical cyclones disrupt Kharif rice cultivation along the Bay of Bengal coast, yet no published study has quantified or corrected the bias that cyclone-induced saline storm-surge inundation introduces into Sentinel-1/2 rice phenology retrieval. The C-band SAR backscatter decrease during agronomic transplanting flooding — the primary phenological anchor of published rice mapping algorithms — is near-indistinguishable from the signal produced by storm-surge inundation four to six weeks earlier, silently corrupting start-of-season (SOS), peak-of-season (POS), and end-of-season (EOS) dates. We developed a random-forest classifier fusing Sentinel-1 backscatter, Sentinel-2 spectral indices, Joint Research Centre (JRC) Global Surface Water permanence, and ECMWF ERA5 maximum wind to discriminate the two flood types across five coastal Odisha districts and eight Kharif seasons (2017–2024). The classifier achieved overall accuracy (OA) of 0.990 (F1 = 0.990; n = 96), with a SAR-only variant at OA = 0.844. Corrected and uncorrected phenological series were compared using a Before-After-Control-Impact framework operationalised as a two-way fixed-effects difference-in-differences (TWFE-DiD) model with district-clustered inference, cross-validated by five robustness instruments: wild-cluster restricted (WCR) bootstrap, leave-one-out jackknife, in-space and in-time placebo tests, post-hoc minimum-detectable-effect analysis, and out-of-sample transferability to Cyclone Bulbul. The DiD coefficient τ̂ for the uncorrected SOS series was +15.289 d (SE 17.328, WCR p = 0.400, 95% CI [−54.0, +84.6]), attenuating to +15.108 d (WCR p = 0.4065) after correction — directionally confirming the pre-registered prediction τ_raw &gt; τ_corrected &gt; 0 while leaving the 95% CI inclusive of zero. The corrected EOS coefficient τ̂ = −0.239 d (WCR p = 0.2035) is indistinguishable from zero, with all five instruments converging on the same null — falsifiable evidence that the correction is mechanism-specific to the early-season anchor. We provide the first empirical characterisation of the cyclone-flood confound in SAR rice phenology and an open, Google Earth Engine-deployable correction framework for cyclone-exposed Asian deltas.</w:t>
+        <w:t xml:space="preserve">Tropical cyclones disrupt Kharif rice cultivation along the Bay of Bengal coast, yet no published study has quantified or corrected the bias that cyclone-induced saline storm-surge inundation introduces into Sentinel-1/2 rice phenology retrieval. The C-band SAR backscatter decrease during agronomic transplanting flooding — the primary phenological anchor of published rice mapping algorithms — is near-indistinguishable from the signal produced by storm-surge inundation four to six weeks earlier, silently corrupting start-of-season (SOS), peak-of-season (POS), and end-of-season (EOS) dates. We developed a random-forest classifier fusing Sentinel-1 backscatter, Sentinel-2 spectral indices, Joint Research Centre (JRC) Global Surface Water permanence, and ECMWF ERA5 maximum wind to discriminate the two flood types across five coastal Odisha districts and eight Kharif seasons (2017–2024). The classifier achieved overall accuracy (OA) of 0.990 (F1 = 0.990; n = 96), with a SAR-only variant at OA = 0.844. Corrected and uncorrected phenological series were compared using a Before-After-Control-Impact framework operationalised as a two-way fixed-effects difference-in-differences (TWFE-DiD) model with district-clustered inference, cross-validated by five robustness instruments: wild-cluster restricted (WCR) bootstrap, leave-one-out jackknife, in-space and in-time placebo tests, post-hoc minimum-detectable-effect analysis, and out-of-sample transferability to Cyclone Bulbul. The DiD coefficient</w:t>
+      </w:r>
+      <w:r>
+        <w:rPr>
+          <w:rFonts w:ascii="Arial" w:hAnsi="Arial"/>
+        </w:rPr>
+        <w:t xml:space="preserve"> </w:t>
+      </w:r>
+      <m:oMath>
+        <m:acc>
+          <m:accPr>
+            <m:chr m:val="̂"/>
+          </m:accPr>
+          <m:e>
+            <m:r>
+              <m:t>τ</m:t>
+            </m:r>
+          </m:e>
+        </m:acc>
+      </m:oMath>
+      <w:r>
+        <w:rPr>
+          <w:rFonts w:ascii="Arial" w:hAnsi="Arial"/>
+        </w:rPr>
+        <w:t xml:space="preserve"> </w:t>
+      </w:r>
+      <w:r>
+        <w:rPr>
+          <w:rFonts w:ascii="Arial" w:hAnsi="Arial"/>
+        </w:rPr>
+        <w:t xml:space="preserve">for the uncorrected SOS series was +15.289 d (SE 17.328, WCR p = 0.400, 95% CI [−54.0, +84.6]), attenuating to +15.108 d (WCR p = 0.4065) after correction — directionally confirming the pre-registered prediction τ_raw &gt; τ_corrected &gt; 0 while leaving the 95% CI inclusive of zero. The corrected EOS coefficient</w:t>
+      </w:r>
+      <w:r>
+        <w:rPr>
+          <w:rFonts w:ascii="Arial" w:hAnsi="Arial"/>
+        </w:rPr>
+        <w:t xml:space="preserve"> </w:t>
+      </w:r>
+      <m:oMath>
+        <m:acc>
+          <m:accPr>
+            <m:chr m:val="̂"/>
+          </m:accPr>
+          <m:e>
+            <m:r>
+              <m:t>τ</m:t>
+            </m:r>
+          </m:e>
+        </m:acc>
+      </m:oMath>
+      <w:r>
+        <w:rPr>
+          <w:rFonts w:ascii="Arial" w:hAnsi="Arial"/>
+        </w:rPr>
+        <w:t xml:space="preserve"> </w:t>
+      </w:r>
+      <w:r>
+        <w:rPr>
+          <w:rFonts w:ascii="Arial" w:hAnsi="Arial"/>
+        </w:rPr>
+        <w:t xml:space="preserve">= −0.239 d (WCR p = 0.2035) is indistinguishable from zero, with all five instruments converging on the same null — falsifiable evidence that the correction is mechanism-specific to the early-season anchor. We provide the first empirical characterisation of the cyclone-flood confound in SAR rice phenology and an open, Google Earth Engine-deployable correction framework for cyclone-exposed Asian deltas.</w:t>
       </w:r>
     </w:p>
     <w:p>
@@ -6395,7 +6455,7 @@
         <w:rPr>
           <w:rFonts w:ascii="Arial" w:hAnsi="Arial"/>
         </w:rPr>
-        <w:t xml:space="preserve">The design is single-cohort (all five treated districts exposed in 2019–2021; three never-treated controls). The Bacon (2021) decomposition collapses to a single 2 × 2 comparison and the</w:t>
+        <w:t xml:space="preserve">The design is single-cohort (all five treated districts exposed in 2019–2021; three never-treated controls). The Goodman-Bacon (2021) decomposition collapses to a single 2 × 2 comparison and the</w:t>
       </w:r>
       <w:r>
         <w:rPr>
@@ -6431,7 +6491,7 @@
         <w:rPr>
           <w:rFonts w:ascii="Arial" w:hAnsi="Arial"/>
         </w:rPr>
-        <w:t xml:space="preserve">treated-as-control weight is zero by construction; we therefore do not report Bacon weights and refer reviewers to Goodman-Bacon (2021, §3.1).</w:t>
+        <w:t xml:space="preserve">treated-as-control weight is zero by construction; we therefore do not report Goodman-Bacon weights and refer reviewers to Goodman-Bacon (2021, §3.1).</w:t>
       </w:r>
     </w:p>
     <w:bookmarkEnd w:id="36"/>
@@ -9965,7 +10025,40 @@
         <w:rPr>
           <w:rFonts w:ascii="Arial" w:hAnsi="Arial"/>
         </w:rPr>
-        <w:t xml:space="preserve">= 0.4065), a Δτ̂ = −0.181 d shift corresponding to a 1.2 % reduction in absolute magnitude relative to the raw pipeline — small but directionally consistent with the pre-registered prediction</w:t>
+        <w:t xml:space="preserve">= 0.4065), a</w:t>
+      </w:r>
+      <w:r>
+        <w:rPr>
+          <w:rFonts w:ascii="Arial" w:hAnsi="Arial"/>
+        </w:rPr>
+        <w:t xml:space="preserve"> </w:t>
+      </w:r>
+      <m:oMath>
+        <m:r>
+          <m:t>Δ</m:t>
+        </m:r>
+        <m:acc>
+          <m:accPr>
+            <m:chr m:val="̂"/>
+          </m:accPr>
+          <m:e>
+            <m:r>
+              <m:t>τ</m:t>
+            </m:r>
+          </m:e>
+        </m:acc>
+      </m:oMath>
+      <w:r>
+        <w:rPr>
+          <w:rFonts w:ascii="Arial" w:hAnsi="Arial"/>
+        </w:rPr>
+        <w:t xml:space="preserve"> </w:t>
+      </w:r>
+      <w:r>
+        <w:rPr>
+          <w:rFonts w:ascii="Arial" w:hAnsi="Arial"/>
+        </w:rPr>
+        <w:t xml:space="preserve">= −0.181 d shift corresponding to a 1.2 % reduction in absolute magnitude relative to the raw pipeline — small but directionally consistent with the pre-registered prediction</w:t>
       </w:r>
       <w:r>
         <w:rPr>
@@ -10058,7 +10151,40 @@
         <w:rPr>
           <w:rFonts w:ascii="Arial" w:hAnsi="Arial"/>
         </w:rPr>
-        <w:t xml:space="preserve">= 0.2293, Δτ̂ = −0.090 d), and the corrected/EOS coefficient moved from the degenerate raw value to</w:t>
+        <w:t xml:space="preserve">= 0.2293,</w:t>
+      </w:r>
+      <w:r>
+        <w:rPr>
+          <w:rFonts w:ascii="Arial" w:hAnsi="Arial"/>
+        </w:rPr>
+        <w:t xml:space="preserve"> </w:t>
+      </w:r>
+      <m:oMath>
+        <m:r>
+          <m:t>Δ</m:t>
+        </m:r>
+        <m:acc>
+          <m:accPr>
+            <m:chr m:val="̂"/>
+          </m:accPr>
+          <m:e>
+            <m:r>
+              <m:t>τ</m:t>
+            </m:r>
+          </m:e>
+        </m:acc>
+      </m:oMath>
+      <w:r>
+        <w:rPr>
+          <w:rFonts w:ascii="Arial" w:hAnsi="Arial"/>
+        </w:rPr>
+        <w:t xml:space="preserve"> </w:t>
+      </w:r>
+      <w:r>
+        <w:rPr>
+          <w:rFonts w:ascii="Arial" w:hAnsi="Arial"/>
+        </w:rPr>
+        <w:t xml:space="preserve">= −0.090 d), and the corrected/EOS coefficient moved from the degenerate raw value to</w:t>
       </w:r>
       <w:r>
         <w:rPr>
@@ -10761,7 +10887,157 @@
         <w:rPr>
           <w:rFonts w:ascii="Arial" w:hAnsi="Arial"/>
         </w:rPr>
-        <w:t xml:space="preserve">under the published threshold (Bhadrak removal shifts raw/SOS τ̂ by 76.1 % and corrected/SOS τ̂ by 76.7 %; Cuttack removal shifts raw/POS τ̂ by 55.8 % and corrected/POS τ̂ by 54.7 %; Bhadrak removal shifts corrected/EOS τ̂ by 60.2 %), consistent with the n = 8 cluster geometry rather than with model misspecification; (iii) the in-space donor-swap permutation test (Table S7, Figure 6) places the real</w:t>
+        <w:t xml:space="preserve">under the published threshold (Bhadrak removal shifts raw/SOS</w:t>
+      </w:r>
+      <w:r>
+        <w:rPr>
+          <w:rFonts w:ascii="Arial" w:hAnsi="Arial"/>
+        </w:rPr>
+        <w:t xml:space="preserve"> </w:t>
+      </w:r>
+      <m:oMath>
+        <m:acc>
+          <m:accPr>
+            <m:chr m:val="̂"/>
+          </m:accPr>
+          <m:e>
+            <m:r>
+              <m:t>τ</m:t>
+            </m:r>
+          </m:e>
+        </m:acc>
+      </m:oMath>
+      <w:r>
+        <w:rPr>
+          <w:rFonts w:ascii="Arial" w:hAnsi="Arial"/>
+        </w:rPr>
+        <w:t xml:space="preserve"> </w:t>
+      </w:r>
+      <w:r>
+        <w:rPr>
+          <w:rFonts w:ascii="Arial" w:hAnsi="Arial"/>
+        </w:rPr>
+        <w:t xml:space="preserve">by 76.1 % and corrected/SOS</w:t>
+      </w:r>
+      <w:r>
+        <w:rPr>
+          <w:rFonts w:ascii="Arial" w:hAnsi="Arial"/>
+        </w:rPr>
+        <w:t xml:space="preserve"> </w:t>
+      </w:r>
+      <m:oMath>
+        <m:acc>
+          <m:accPr>
+            <m:chr m:val="̂"/>
+          </m:accPr>
+          <m:e>
+            <m:r>
+              <m:t>τ</m:t>
+            </m:r>
+          </m:e>
+        </m:acc>
+      </m:oMath>
+      <w:r>
+        <w:rPr>
+          <w:rFonts w:ascii="Arial" w:hAnsi="Arial"/>
+        </w:rPr>
+        <w:t xml:space="preserve"> </w:t>
+      </w:r>
+      <w:r>
+        <w:rPr>
+          <w:rFonts w:ascii="Arial" w:hAnsi="Arial"/>
+        </w:rPr>
+        <w:t xml:space="preserve">by 76.7 %; Cuttack removal shifts raw/POS</w:t>
+      </w:r>
+      <w:r>
+        <w:rPr>
+          <w:rFonts w:ascii="Arial" w:hAnsi="Arial"/>
+        </w:rPr>
+        <w:t xml:space="preserve"> </w:t>
+      </w:r>
+      <m:oMath>
+        <m:acc>
+          <m:accPr>
+            <m:chr m:val="̂"/>
+          </m:accPr>
+          <m:e>
+            <m:r>
+              <m:t>τ</m:t>
+            </m:r>
+          </m:e>
+        </m:acc>
+      </m:oMath>
+      <w:r>
+        <w:rPr>
+          <w:rFonts w:ascii="Arial" w:hAnsi="Arial"/>
+        </w:rPr>
+        <w:t xml:space="preserve"> </w:t>
+      </w:r>
+      <w:r>
+        <w:rPr>
+          <w:rFonts w:ascii="Arial" w:hAnsi="Arial"/>
+        </w:rPr>
+        <w:t xml:space="preserve">by 55.8 % and corrected/POS</w:t>
+      </w:r>
+      <w:r>
+        <w:rPr>
+          <w:rFonts w:ascii="Arial" w:hAnsi="Arial"/>
+        </w:rPr>
+        <w:t xml:space="preserve"> </w:t>
+      </w:r>
+      <m:oMath>
+        <m:acc>
+          <m:accPr>
+            <m:chr m:val="̂"/>
+          </m:accPr>
+          <m:e>
+            <m:r>
+              <m:t>τ</m:t>
+            </m:r>
+          </m:e>
+        </m:acc>
+      </m:oMath>
+      <w:r>
+        <w:rPr>
+          <w:rFonts w:ascii="Arial" w:hAnsi="Arial"/>
+        </w:rPr>
+        <w:t xml:space="preserve"> </w:t>
+      </w:r>
+      <w:r>
+        <w:rPr>
+          <w:rFonts w:ascii="Arial" w:hAnsi="Arial"/>
+        </w:rPr>
+        <w:t xml:space="preserve">by 54.7 %; Bhadrak removal shifts corrected/EOS</w:t>
+      </w:r>
+      <w:r>
+        <w:rPr>
+          <w:rFonts w:ascii="Arial" w:hAnsi="Arial"/>
+        </w:rPr>
+        <w:t xml:space="preserve"> </w:t>
+      </w:r>
+      <m:oMath>
+        <m:acc>
+          <m:accPr>
+            <m:chr m:val="̂"/>
+          </m:accPr>
+          <m:e>
+            <m:r>
+              <m:t>τ</m:t>
+            </m:r>
+          </m:e>
+        </m:acc>
+      </m:oMath>
+      <w:r>
+        <w:rPr>
+          <w:rFonts w:ascii="Arial" w:hAnsi="Arial"/>
+        </w:rPr>
+        <w:t xml:space="preserve"> </w:t>
+      </w:r>
+      <w:r>
+        <w:rPr>
+          <w:rFonts w:ascii="Arial" w:hAnsi="Arial"/>
+        </w:rPr>
+        <w:t xml:space="preserve">by 60.2 %), consistent with the n = 8 cluster geometry rather than with model misspecification; (iii) the in-space donor-swap permutation test (Table S7, Figure 6) places the real</w:t>
       </w:r>
       <w:r>
         <w:rPr>
@@ -11002,7 +11278,41 @@
         <w:rPr>
           <w:rFonts w:ascii="Arial" w:hAnsi="Arial"/>
         </w:rPr>
-        <w:t xml:space="preserve">= 0.05, power = 0.80): MDE₂-sided ranges from 0.55 d (corrected/EOS) to 56.5 d (raw/SOS), and the largest |τ̂|/MDE ratio across the six cells is 0.43 (corrected/EOS) — i.e. every observed effect is smaller than the effect size the design can detect with 80 % power at α = 0.05. This is the formal small-G underpowering result that mirrors the WCR null conclusions in (i): the study is</w:t>
+        <w:t xml:space="preserve">= 0.05, power = 0.80): MDE₂-sided ranges from 0.55 d (corrected/EOS) to 56.5 d (raw/SOS), and the largest</w:t>
+      </w:r>
+      <w:r>
+        <w:rPr>
+          <w:rFonts w:ascii="Arial" w:hAnsi="Arial"/>
+        </w:rPr>
+        <w:t xml:space="preserve"> </w:t>
+      </w:r>
+      <m:oMath>
+        <m:d>
+          <m:dPr>
+            <m:begChr m:val="|"/>
+            <m:endChr m:val="|"/>
+            <m:sepChr m:val=""/>
+            <m:grow/>
+          </m:dPr>
+          <m:e>
+            <m:acc>
+              <m:accPr>
+                <m:chr m:val="̂"/>
+              </m:accPr>
+              <m:e>
+                <m:r>
+                  <m:t>τ</m:t>
+                </m:r>
+              </m:e>
+            </m:acc>
+          </m:e>
+        </m:d>
+      </m:oMath>
+      <w:r>
+        <w:rPr>
+          <w:rFonts w:ascii="Arial" w:hAnsi="Arial"/>
+        </w:rPr>
+        <w:t xml:space="preserve">/MDE ratio across the six cells is 0.43 (corrected/EOS) — i.e. every observed effect is smaller than the effect size the design can detect with 80 % power at α = 0.05. This is the formal small-G underpowering result that mirrors the WCR null conclusions in (i): the study is</w:t>
       </w:r>
       <w:r>
         <w:rPr>
@@ -11028,7 +11338,41 @@
         <w:rPr>
           <w:rFonts w:ascii="Arial" w:hAnsi="Arial"/>
         </w:rPr>
-        <w:t xml:space="preserve">any of the observed effects at conventional thresholds, not that the effects are absent. The corrected/EOS cell — the smallest |τ̂|/MDE ratio — is also the cell most aggressively flagged null by WCR, by the in-space placebo, and by the LOO leverage diagnostic. The convergence of all four instruments on the corrected/EOS null is interpreted as evidence that the saline-surge correction mechanism is specific to the early-season anchor and does not transfer to end-of-season phenology, a falsifiable mechanistic prediction (§3.7.4).</w:t>
+        <w:t xml:space="preserve">any of the observed effects at conventional thresholds, not that the effects are absent. The corrected/EOS cell — the smallest</w:t>
+      </w:r>
+      <w:r>
+        <w:rPr>
+          <w:rFonts w:ascii="Arial" w:hAnsi="Arial"/>
+        </w:rPr>
+        <w:t xml:space="preserve"> </w:t>
+      </w:r>
+      <m:oMath>
+        <m:d>
+          <m:dPr>
+            <m:begChr m:val="|"/>
+            <m:endChr m:val="|"/>
+            <m:sepChr m:val=""/>
+            <m:grow/>
+          </m:dPr>
+          <m:e>
+            <m:acc>
+              <m:accPr>
+                <m:chr m:val="̂"/>
+              </m:accPr>
+              <m:e>
+                <m:r>
+                  <m:t>τ</m:t>
+                </m:r>
+              </m:e>
+            </m:acc>
+          </m:e>
+        </m:d>
+      </m:oMath>
+      <w:r>
+        <w:rPr>
+          <w:rFonts w:ascii="Arial" w:hAnsi="Arial"/>
+        </w:rPr>
+        <w:t xml:space="preserve">/MDE ratio — is also the cell most aggressively flagged null by WCR, by the in-space placebo, and by the LOO leverage diagnostic. The convergence of all four instruments on the corrected/EOS null is interpreted as evidence that the saline-surge correction mechanism is specific to the early-season anchor and does not transfer to end-of-season phenology, a falsifiable mechanistic prediction (§3.7.4).</w:t>
       </w:r>
     </w:p>
     <w:p>
@@ -11043,7 +11387,7 @@
           <w:i/>
           <w:sz w:val="18"/>
         </w:rPr>
-        <w:t>Figure 6. In-space placebo distribution from donor-swap permutation (56 reassignments of treatment status to inland-control districts). Real τ̂ marked by red dashed line. Corrected/EOS cell hits the design-floor p_perm = 0.018 at G = 8.</w:t>
+        <w:t>Figure 6. In-space placebo distribution from donor-swap permutation (56 reassignments of treatment status to inland-control districts). Real τ-hat marked by red dashed line. Corrected/EOS cell hits the design-floor p_perm = 0.018 at G = 8.</w:t>
       </w:r>
     </w:p>
     <w:p>
@@ -11109,7 +11453,121 @@
         <w:rPr>
           <w:rFonts w:ascii="Arial" w:hAnsi="Arial"/>
         </w:rPr>
-        <w:t xml:space="preserve">Applying the v0.3.0 classifier-corrected SOS DiD coefficient as a plug-in prediction to the six Bulbul-rainfall districts (West Bengal coast, November 2019) yields per-district residuals against the trained τ̂_corrected_SOS = +15.11 d that are predominantly negative (Boudh −2.09 d, Ganjam −5.85 d, Kandhamal −1.44 d, Khordha −3.02 d, Mayurbhanj −0.39 d, Nayagarh +1.34 d; mean residual −2.08 d; 5 of 6 districts &lt; 0). This pattern — directionally inconsistent with positive transfer — is itself a meaningful, falsifiable result: it indicates that the surge-trained v2.1 correction does not extrapolate to a post-monsoon rainfall-dominated event, providing evidence that the correction mechanism is</w:t>
+        <w:t xml:space="preserve">Applying the v0.3.0 classifier-corrected SOS DiD coefficient as a plug-in prediction to the six Bulbul-rainfall districts (West Bengal coast, November 2019) yields per-district residuals against the trained</w:t>
+      </w:r>
+      <w:r>
+        <w:rPr>
+          <w:rFonts w:ascii="Arial" w:hAnsi="Arial"/>
+        </w:rPr>
+        <w:t xml:space="preserve"> </w:t>
+      </w:r>
+      <m:oMath>
+        <m:sSub>
+          <m:e>
+            <m:acc>
+              <m:accPr>
+                <m:chr m:val="̂"/>
+              </m:accPr>
+              <m:e>
+                <m:r>
+                  <m:t>τ</m:t>
+                </m:r>
+              </m:e>
+            </m:acc>
+          </m:e>
+          <m:sub>
+            <m:r>
+              <m:rPr>
+                <m:sty m:val="p"/>
+              </m:rPr>
+              <m:t>c</m:t>
+            </m:r>
+            <m:r>
+              <m:rPr>
+                <m:sty m:val="p"/>
+              </m:rPr>
+              <m:t>o</m:t>
+            </m:r>
+            <m:r>
+              <m:rPr>
+                <m:sty m:val="p"/>
+              </m:rPr>
+              <m:t>r</m:t>
+            </m:r>
+            <m:r>
+              <m:rPr>
+                <m:sty m:val="p"/>
+              </m:rPr>
+              <m:t>r</m:t>
+            </m:r>
+            <m:r>
+              <m:rPr>
+                <m:sty m:val="p"/>
+              </m:rPr>
+              <m:t>e</m:t>
+            </m:r>
+            <m:r>
+              <m:rPr>
+                <m:sty m:val="p"/>
+              </m:rPr>
+              <m:t>c</m:t>
+            </m:r>
+            <m:r>
+              <m:rPr>
+                <m:sty m:val="p"/>
+              </m:rPr>
+              <m:t>t</m:t>
+            </m:r>
+            <m:r>
+              <m:rPr>
+                <m:sty m:val="p"/>
+              </m:rPr>
+              <m:t>e</m:t>
+            </m:r>
+            <m:r>
+              <m:rPr>
+                <m:sty m:val="p"/>
+              </m:rPr>
+              <m:t>d</m:t>
+            </m:r>
+            <m:r>
+              <m:rPr>
+                <m:sty m:val="p"/>
+              </m:rPr>
+              <m:t>,</m:t>
+            </m:r>
+            <m:r>
+              <m:rPr>
+                <m:sty m:val="p"/>
+              </m:rPr>
+              <m:t>S</m:t>
+            </m:r>
+            <m:r>
+              <m:rPr>
+                <m:sty m:val="p"/>
+              </m:rPr>
+              <m:t>O</m:t>
+            </m:r>
+            <m:r>
+              <m:rPr>
+                <m:sty m:val="p"/>
+              </m:rPr>
+              <m:t>S</m:t>
+            </m:r>
+          </m:sub>
+        </m:sSub>
+      </m:oMath>
+      <w:r>
+        <w:rPr>
+          <w:rFonts w:ascii="Arial" w:hAnsi="Arial"/>
+        </w:rPr>
+        <w:t xml:space="preserve"> </w:t>
+      </w:r>
+      <w:r>
+        <w:rPr>
+          <w:rFonts w:ascii="Arial" w:hAnsi="Arial"/>
+        </w:rPr>
+        <w:t xml:space="preserve">= +15.11 d that are predominantly negative (Boudh −2.09 d, Ganjam −5.85 d, Kandhamal −1.44 d, Khordha −3.02 d, Mayurbhanj −0.39 d, Nayagarh +1.34 d; mean residual −2.08 d; 5 of 6 districts &lt; 0). This pattern — directionally inconsistent with positive transfer — is itself a meaningful, falsifiable result: it indicates that the surge-trained v2.1 correction does not extrapolate to a post-monsoon rainfall-dominated event, providing evidence that the correction mechanism is</w:t>
       </w:r>
       <w:r>
         <w:rPr>
@@ -11394,7 +11852,34 @@
         <w:rPr>
           <w:rFonts w:ascii="Arial" w:hAnsi="Arial"/>
         </w:rPr>
-        <w:t xml:space="preserve">The central finding of this study is that cyclone-induced saline storm-surge inundation produces a SAR backscatter signal that is, in isolation, observationally indistinguishable from agronomic transplanting flooding in Kharif rice pixels, and that this confound systematically biases phenological date retrieval. The v2.1 classifier-corrected pipeline attenuates the raw SOS DiD coefficient from +15.289 d to +15.108 d (Δτ̂ = −0.181 d, 1.2 % attenuation; CR1 SE 17.31; WCR 95 % CI inclusive of zero) — a directionally pre-registered but small attenuation that reflects the bounded pixel share of cyclone-flood contamination at the district aggregation scale (Fani 0.29–2.52 %, Amphan 0.33–1.92 %, Yaas 0.42–7.21 % per district, §4.3). This finding is consequential for several reasons. First, the underlying pixel-scale confound is not random: at the pixel scale the classifier achieves OA = 0.844 (SAR-only) for discriminating cyclone-surge from agronomic flooding (§4.1), and the resulting per-cell corrections are directionally consistent (Bhadrak/Yaas largest, with raw-vs-corrected SOS mean |Δ| = 0.245 ± 0.272 d, range 0.04–1.01 d), spatially patterned (concentrated in sub-districts with highest storm-surge penetration), and temporally clustered (affecting only the three cyclone years in the eight-year record). Any pixel-scale trend or anomaly analysis based on uncorrected SAR phenological products in Bay of Bengal coastal regions will therefore conflate biological responses to cyclone stress with instrumental artefacts. Second, while the district-aggregated DiD coefficient is only modestly attenuated (because flood-share per district is bounded below 10 %), the pixel-scale bias remains large where it matters operationally — for parametric insurance triggers and farm-level crop-loss assessments — and the v2.1 correction provides the first quantified, open, reproducible mechanism for removing it. Third, the bias propagates through the entire phenological calendar: even when the POS and EOS signals are not directly contaminated by the surge event, they are shifted through the coupling of the double-logistic curve fitting algorithm (raw-vs-corrected POS mean |Δ| = 0.122 ± 0.134 d, EOS 0.337 ± 0.462 d), an effect that has not been documented in any prior study. Together, these findings establish that existing published rice phenological products derived from SAR data in cyclone-exposed coastal regions should be interpreted with caution for the cyclone-impacted years, particularly when used at sub-district pixel resolution.</w:t>
+        <w:t xml:space="preserve">The central finding of this study is that cyclone-induced saline storm-surge inundation produces a SAR backscatter signal that is, in isolation, observationally indistinguishable from agronomic transplanting flooding in Kharif rice pixels, and that this confound systematically biases phenological date retrieval. The v2.1 classifier-corrected pipeline attenuates the raw SOS DiD coefficient from +15.289 d to +15.108 d (</w:t>
+      </w:r>
+      <m:oMath>
+        <m:r>
+          <m:t>Δ</m:t>
+        </m:r>
+        <m:acc>
+          <m:accPr>
+            <m:chr m:val="̂"/>
+          </m:accPr>
+          <m:e>
+            <m:r>
+              <m:t>τ</m:t>
+            </m:r>
+          </m:e>
+        </m:acc>
+      </m:oMath>
+      <w:r>
+        <w:rPr>
+          <w:rFonts w:ascii="Arial" w:hAnsi="Arial"/>
+        </w:rPr>
+        <w:t xml:space="preserve"> </w:t>
+      </w:r>
+      <w:r>
+        <w:rPr>
+          <w:rFonts w:ascii="Arial" w:hAnsi="Arial"/>
+        </w:rPr>
+        <w:t xml:space="preserve">= −0.181 d, 1.2 % attenuation; CR1 SE 17.31; WCR 95 % CI inclusive of zero) — a directionally pre-registered but small attenuation that reflects the bounded pixel share of cyclone-flood contamination at the district aggregation scale (Fani 0.29–2.52 %, Amphan 0.33–1.92 %, Yaas 0.42–7.21 % per district, §4.3). This finding is consequential for several reasons. First, the underlying pixel-scale confound is not random: at the pixel scale the classifier achieves OA = 0.844 (SAR-only) for discriminating cyclone-surge from agronomic flooding (§4.1), and the resulting per-cell corrections are directionally consistent (Bhadrak/Yaas largest, with raw-vs-corrected SOS mean |Δ| = 0.245 ± 0.272 d, range 0.04–1.01 d), spatially patterned (concentrated in sub-districts with highest storm-surge penetration), and temporally clustered (affecting only the three cyclone years in the eight-year record). Any pixel-scale trend or anomaly analysis based on uncorrected SAR phenological products in Bay of Bengal coastal regions will therefore conflate biological responses to cyclone stress with instrumental artefacts. Second, while the district-aggregated DiD coefficient is only modestly attenuated (because flood-share per district is bounded below 10 %), the pixel-scale bias remains large where it matters operationally — for parametric insurance triggers and farm-level crop-loss assessments — and the v2.1 correction provides the first quantified, open, reproducible mechanism for removing it. Third, the bias propagates through the entire phenological calendar: even when the POS and EOS signals are not directly contaminated by the surge event, they are shifted through the coupling of the double-logistic curve fitting algorithm (raw-vs-corrected POS mean |Δ| = 0.122 ± 0.134 d, EOS 0.337 ± 0.462 d), an effect that has not been documented in any prior study. Together, these findings establish that existing published rice phenological products derived from SAR data in cyclone-exposed coastal regions should be interpreted with caution for the cyclone-impacted years, particularly when used at sub-district pixel resolution.</w:t>
       </w:r>
     </w:p>
     <w:p>
@@ -11405,7 +11890,40 @@
         <w:rPr>
           <w:rFonts w:ascii="Arial" w:hAnsi="Arial"/>
         </w:rPr>
-        <w:t xml:space="preserve">The v2.1 correction framework shifts the district-aggregated SOS DiD coefficient from +15.289 d (raw) to +15.108 d (corrected) — a Δτ̂ = −0.181 d (1.2 %) attenuation in cyclone-treated district-years, whilst introducing measurable but small shifts in control-district cells (raw-vs-corrected SOS mean |Δ| over all 64 district-year cells = 0.245 ± 0.272 d; maximum 1.01 d in Bhadrak 2021 under Yaas). The asymmetry — visible corrections concentrated in Bhadrak/Yaas treatment cells, near-zero corrections in inland control cells — confirms that the random-forest classifier (OA = 0.844 SAR-only) is correctly identifying and down-weighting cyclone-surge signals without damaging the agronomic time series in years without surge events. The pre-registered prediction</w:t>
+        <w:t xml:space="preserve">The v2.1 correction framework shifts the district-aggregated SOS DiD coefficient from +15.289 d (raw) to +15.108 d (corrected) — a</w:t>
+      </w:r>
+      <w:r>
+        <w:rPr>
+          <w:rFonts w:ascii="Arial" w:hAnsi="Arial"/>
+        </w:rPr>
+        <w:t xml:space="preserve"> </w:t>
+      </w:r>
+      <m:oMath>
+        <m:r>
+          <m:t>Δ</m:t>
+        </m:r>
+        <m:acc>
+          <m:accPr>
+            <m:chr m:val="̂"/>
+          </m:accPr>
+          <m:e>
+            <m:r>
+              <m:t>τ</m:t>
+            </m:r>
+          </m:e>
+        </m:acc>
+      </m:oMath>
+      <w:r>
+        <w:rPr>
+          <w:rFonts w:ascii="Arial" w:hAnsi="Arial"/>
+        </w:rPr>
+        <w:t xml:space="preserve"> </w:t>
+      </w:r>
+      <w:r>
+        <w:rPr>
+          <w:rFonts w:ascii="Arial" w:hAnsi="Arial"/>
+        </w:rPr>
+        <w:t xml:space="preserve">= −0.181 d (1.2 %) attenuation in cyclone-treated district-years, whilst introducing measurable but small shifts in control-district cells (raw-vs-corrected SOS mean |Δ| over all 64 district-year cells = 0.245 ± 0.272 d; maximum 1.01 d in Bhadrak 2021 under Yaas). The asymmetry — visible corrections concentrated in Bhadrak/Yaas treatment cells, near-zero corrections in inland control cells — confirms that the random-forest classifier (OA = 0.844 SAR-only) is correctly identifying and down-weighting cyclone-surge signals without damaging the agronomic time series in years without surge events. The pre-registered prediction</w:t>
       </w:r>
       <w:r>
         <w:rPr>
@@ -14658,8 +15176,236 @@
       <w:r>
         <w:rPr>
           <w:rFonts w:ascii="Arial" w:hAnsi="Arial"/>
-        </w:rPr>
-        <w:t xml:space="preserve">*End of manuscript draft (v1.0.1-submission, 2026-06-08). All empirical numbers in this draft are estimated from the real Sentinel-2 phenology panel (n = 64 district-year SOS/POS rows, n = 44 estimable EOS rows after right-censoring 20 post-cyclone cells, across 8 coastal/inland Odisha districts, 2017–2024) and the real v0.3.0 saline-flood random-forest classifier (n = 480 automated reference labels with provenance: 80 Copernicus EMS EMSR357 + 160 UN-SPIDER (2019) Sentinel-1 change-detection + 240 Sentinel-1∩WorldCover∩JRC mask; n_train = 384, n_test = 96; OA = 0.990 full-feature, OA = 0.844 SAR-only, 5-fold CV OA = 0.831). The v2.1 classifier-corrected pipeline produces a small but defensible attenuation of the district-aggregated DiD coefficient (τ̂_SOS: 15.289 → 15.108 d, Δτ̂ = −0.181 d; τ̂_POS: −3.587 → −3.677 d, Δτ̂ = −0.090 d; τ̂_EOS: 0 → −0.239 d after restoring 20 censored cells), consistent with the bounded pixel share of cyclone-surge inundation at the district-aggregation scale (Fani 0.29–2.52 %, Amphan 0.33–1.92 %, Yaas 0.42–7.21 %) and with the pre-registered prediction τ_raw &gt; τ_corrected &gt; 0 for SOS. All artefacts — code (GitHub v1.0.1-submission), software archive (Zenodo 10.5281/zenodo.20587316), data (Mendeley 10.17632/z3zxk4xy3c.1), pre-registration (OSF c4mp8) — are publicly accessible and version-pinned. Author names, affiliations, ORCID identifiers, OSF registration ID (c4mp8), GitHub repository URL, and Zenodo/Mendeley DOIs are filled in §6 and the title block.*</w:t>
+          <w:i/>
+          <w:iCs/>
+        </w:rPr>
+        <w:t xml:space="preserve">End of manuscript draft (v1.0.1-submission, 2026-06-08). All empirical numbers in this draft are estimated from the real Sentinel-2 phenology panel (n = 64 district-year SOS/POS rows, n = 44 estimable EOS rows after right-censoring 20 post-cyclone cells, across 8 coastal/inland Odisha districts, 2017–2024) and the real v0.3.0 saline-flood random-forest classifier (n = 480 automated reference labels with provenance: 80 Copernicus EMS EMSR357 + 160 UN-SPIDER (2019) Sentinel-1 change-detection + 240 Sentinel-1∩WorldCover∩JRC mask; n_train = 384, n_test = 96; OA = 0.990 full-feature, OA = 0.844 SAR-only, 5-fold CV OA = 0.831). The v2.1 classifier-corrected pipeline produces a small but defensible attenuation of the district-aggregated DiD coefficient (</w:t>
+      </w:r>
+      <m:oMath>
+        <m:sSub>
+          <m:e>
+            <m:acc>
+              <m:accPr>
+                <m:chr m:val="̂"/>
+              </m:accPr>
+              <m:e>
+                <m:r>
+                  <m:t>τ</m:t>
+                </m:r>
+              </m:e>
+            </m:acc>
+          </m:e>
+          <m:sub>
+            <m:r>
+              <m:rPr>
+                <m:sty m:val="p"/>
+              </m:rPr>
+              <m:t>S</m:t>
+            </m:r>
+            <m:r>
+              <m:rPr>
+                <m:sty m:val="p"/>
+              </m:rPr>
+              <m:t>O</m:t>
+            </m:r>
+            <m:r>
+              <m:rPr>
+                <m:sty m:val="p"/>
+              </m:rPr>
+              <m:t>S</m:t>
+            </m:r>
+          </m:sub>
+        </m:sSub>
+      </m:oMath>
+      <w:r>
+        <w:rPr>
+          <w:rFonts w:ascii="Arial" w:hAnsi="Arial"/>
+          <w:i/>
+          <w:iCs/>
+        </w:rPr>
+        <w:t xml:space="preserve">: 15.289 → 15.108 d,</w:t>
+      </w:r>
+      <w:r>
+        <w:rPr>
+          <w:rFonts w:ascii="Arial" w:hAnsi="Arial"/>
+          <w:i/>
+          <w:iCs/>
+        </w:rPr>
+        <w:t xml:space="preserve"> </w:t>
+      </w:r>
+      <m:oMath>
+        <m:r>
+          <m:t>Δ</m:t>
+        </m:r>
+        <m:acc>
+          <m:accPr>
+            <m:chr m:val="̂"/>
+          </m:accPr>
+          <m:e>
+            <m:r>
+              <m:t>τ</m:t>
+            </m:r>
+          </m:e>
+        </m:acc>
+      </m:oMath>
+      <w:r>
+        <w:rPr>
+          <w:rFonts w:ascii="Arial" w:hAnsi="Arial"/>
+          <w:i/>
+          <w:iCs/>
+        </w:rPr>
+        <w:t xml:space="preserve"> </w:t>
+      </w:r>
+      <w:r>
+        <w:rPr>
+          <w:rFonts w:ascii="Arial" w:hAnsi="Arial"/>
+          <w:i/>
+          <w:iCs/>
+        </w:rPr>
+        <w:t xml:space="preserve">= −0.181 d;</w:t>
+      </w:r>
+      <w:r>
+        <w:rPr>
+          <w:rFonts w:ascii="Arial" w:hAnsi="Arial"/>
+          <w:i/>
+          <w:iCs/>
+        </w:rPr>
+        <w:t xml:space="preserve"> </w:t>
+      </w:r>
+      <m:oMath>
+        <m:sSub>
+          <m:e>
+            <m:acc>
+              <m:accPr>
+                <m:chr m:val="̂"/>
+              </m:accPr>
+              <m:e>
+                <m:r>
+                  <m:t>τ</m:t>
+                </m:r>
+              </m:e>
+            </m:acc>
+          </m:e>
+          <m:sub>
+            <m:r>
+              <m:rPr>
+                <m:sty m:val="p"/>
+              </m:rPr>
+              <m:t>P</m:t>
+            </m:r>
+            <m:r>
+              <m:rPr>
+                <m:sty m:val="p"/>
+              </m:rPr>
+              <m:t>O</m:t>
+            </m:r>
+            <m:r>
+              <m:rPr>
+                <m:sty m:val="p"/>
+              </m:rPr>
+              <m:t>S</m:t>
+            </m:r>
+          </m:sub>
+        </m:sSub>
+      </m:oMath>
+      <w:r>
+        <w:rPr>
+          <w:rFonts w:ascii="Arial" w:hAnsi="Arial"/>
+          <w:i/>
+          <w:iCs/>
+        </w:rPr>
+        <w:t xml:space="preserve">: −3.587 → −3.677 d,</w:t>
+      </w:r>
+      <w:r>
+        <w:rPr>
+          <w:rFonts w:ascii="Arial" w:hAnsi="Arial"/>
+          <w:i/>
+          <w:iCs/>
+        </w:rPr>
+        <w:t xml:space="preserve"> </w:t>
+      </w:r>
+      <m:oMath>
+        <m:r>
+          <m:t>Δ</m:t>
+        </m:r>
+        <m:acc>
+          <m:accPr>
+            <m:chr m:val="̂"/>
+          </m:accPr>
+          <m:e>
+            <m:r>
+              <m:t>τ</m:t>
+            </m:r>
+          </m:e>
+        </m:acc>
+      </m:oMath>
+      <w:r>
+        <w:rPr>
+          <w:rFonts w:ascii="Arial" w:hAnsi="Arial"/>
+          <w:i/>
+          <w:iCs/>
+        </w:rPr>
+        <w:t xml:space="preserve"> </w:t>
+      </w:r>
+      <w:r>
+        <w:rPr>
+          <w:rFonts w:ascii="Arial" w:hAnsi="Arial"/>
+          <w:i/>
+          <w:iCs/>
+        </w:rPr>
+        <w:t xml:space="preserve">= −0.090 d;</w:t>
+      </w:r>
+      <w:r>
+        <w:rPr>
+          <w:rFonts w:ascii="Arial" w:hAnsi="Arial"/>
+          <w:i/>
+          <w:iCs/>
+        </w:rPr>
+        <w:t xml:space="preserve"> </w:t>
+      </w:r>
+      <m:oMath>
+        <m:sSub>
+          <m:e>
+            <m:acc>
+              <m:accPr>
+                <m:chr m:val="̂"/>
+              </m:accPr>
+              <m:e>
+                <m:r>
+                  <m:t>τ</m:t>
+                </m:r>
+              </m:e>
+            </m:acc>
+          </m:e>
+          <m:sub>
+            <m:r>
+              <m:rPr>
+                <m:sty m:val="p"/>
+              </m:rPr>
+              <m:t>E</m:t>
+            </m:r>
+            <m:r>
+              <m:rPr>
+                <m:sty m:val="p"/>
+              </m:rPr>
+              <m:t>O</m:t>
+            </m:r>
+            <m:r>
+              <m:rPr>
+                <m:sty m:val="p"/>
+              </m:rPr>
+              <m:t>S</m:t>
+            </m:r>
+          </m:sub>
+        </m:sSub>
+      </m:oMath>
+      <w:r>
+        <w:rPr>
+          <w:rFonts w:ascii="Arial" w:hAnsi="Arial"/>
+          <w:i/>
+          <w:iCs/>
+        </w:rPr>
+        <w:t xml:space="preserve">: 0 → −0.239 d after restoring 20 censored cells), consistent with the bounded pixel share of cyclone-surge inundation at the district-aggregation scale (Fani 0.29–2.52 %, Amphan 0.33–1.92 %, Yaas 0.42–7.21 %) and with the pre-registered prediction τ_raw &gt; τ_corrected &gt; 0 for SOS. All artefacts — code (GitHub v1.0.1-submission), software archive (Zenodo 10.5281/zenodo.20587316), data (Mendeley 10.17632/z3zxk4xy3c.1), pre-registration (OSF c4mp8) — are publicly accessible and version-pinned. Author names, affiliations, ORCID identifiers, OSF registration ID (c4mp8), GitHub repository URL, and Zenodo/Mendeley DOIs are filled in §6 and the title block.</w:t>
       </w:r>
     </w:p>
     <w:bookmarkEnd w:id="75"/>

--- a/manuscript/Manuscript.docx
+++ b/manuscript/Manuscript.docx
@@ -991,7 +991,7 @@
         <w:rPr>
           <w:rFonts w:ascii="Arial" w:hAnsi="Arial"/>
         </w:rPr>
-        <w:t xml:space="preserve">First SAR–optical framework to decouple cyclone surge from agronomic flooding in rice</w:t>
+        <w:t xml:space="preserve">First framework to separate cyclone storm-surge from agronomic rice flooding in SAR</w:t>
       </w:r>
     </w:p>
     <w:p>
@@ -1006,7 +1006,7 @@
         <w:rPr>
           <w:rFonts w:ascii="Arial" w:hAnsi="Arial"/>
         </w:rPr>
-        <w:t xml:space="preserve">Random-forest classifier fuses 8 features; validated over 5 Bay-of-Bengal districts</w:t>
+        <w:t xml:space="preserve">Sentinel-1/2 fusion with random forest classifies saline inundation at 10-m scale</w:t>
       </w:r>
     </w:p>
     <w:p>
@@ -1021,7 +1021,7 @@
         <w:rPr>
           <w:rFonts w:ascii="Arial" w:hAnsi="Arial"/>
         </w:rPr>
-        <w:t xml:space="preserve">Uncorrected SOS biased ≥7 d in cyclone years; TWFE-DiD quantifies the shift</w:t>
+        <w:t xml:space="preserve">BACI design across Cyclones Fani, Amphan, Yaas reveals systematic phenology bias</w:t>
       </w:r>
     </w:p>
     <w:p>
@@ -1036,7 +1036,7 @@
         <w:rPr>
           <w:rFonts w:ascii="Arial" w:hAnsi="Arial"/>
         </w:rPr>
-        <w:t xml:space="preserve">Open GEE toolkit covers 8 Kharif seasons (2017–2024) at 10 m resolution</w:t>
+        <w:t xml:space="preserve">BACI-corrected tau_SOS shifts from +15.29 to +15.11 days versus raw estimate</w:t>
       </w:r>
     </w:p>
     <w:p>
@@ -1051,7 +1051,7 @@
         <w:rPr>
           <w:rFonts w:ascii="Arial" w:hAnsi="Arial"/>
         </w:rPr>
-        <w:t xml:space="preserve">Framework transferable to any cyclone-exposed Asian delta; tested on Andhra Pradesh</w:t>
+        <w:t xml:space="preserve">Open-source RiceBaCI-GEE toolkit released for transfer to other Asian deltas</w:t>
       </w:r>
     </w:p>
     <w:p>
@@ -3264,7 +3264,7 @@
         <w:rPr>
           <w:rFonts w:ascii="Arial" w:hAnsi="Arial"/>
         </w:rPr>
-        <w:t xml:space="preserve">The random-forest classifier operates on an eight-feature input vector computed at pixel level for each monthly observation in the May–August window (encompassing both pre-Kharif cyclone surge and the Kharif transplanting period):</w:t>
+        <w:t xml:space="preserve">The random-forest classifier operates on a seven-feature input vector computed at pixel level for each candidate event window (the cyclone-event window for surge labels; the transplanting weeks 6–10 window for agronomic-flood labels), per the canonical specification in Supplementary Note S3, §S3.5:</w:t>
       </w:r>
     </w:p>
     <w:p>
@@ -3279,7 +3279,7 @@
         <w:rPr>
           <w:rFonts w:ascii="Arial" w:hAnsi="Arial"/>
         </w:rPr>
-        <w:t xml:space="preserve">VH backscatter (dB), monthly median</w:t>
+        <w:t xml:space="preserve">ΔVH (dB): change in VH backscatter between the event window minimum and the 30-day pre-event baseline</w:t>
       </w:r>
     </w:p>
     <w:p>
@@ -3294,7 +3294,7 @@
         <w:rPr>
           <w:rFonts w:ascii="Arial" w:hAnsi="Arial"/>
         </w:rPr>
-        <w:t xml:space="preserve">VV backscatter (dB), monthly median</w:t>
+        <w:t xml:space="preserve">ΔCR (dB): change in cross-ratio (CR = VH − VV) between the event window minimum and the 30-day pre-event baseline</w:t>
       </w:r>
     </w:p>
     <w:p>
@@ -3309,7 +3309,7 @@
         <w:rPr>
           <w:rFonts w:ascii="Arial" w:hAnsi="Arial"/>
         </w:rPr>
-        <w:t xml:space="preserve">Cross-ratio CR = VH − VV (dB), monthly median</w:t>
+        <w:t xml:space="preserve">VV minimum (dB) within the event window</w:t>
       </w:r>
     </w:p>
     <w:p>
@@ -3324,7 +3324,7 @@
         <w:rPr>
           <w:rFonts w:ascii="Arial" w:hAnsi="Arial"/>
         </w:rPr>
-        <w:t xml:space="preserve">NDWI (Sentinel-2 monthly median)</w:t>
+        <w:t xml:space="preserve">ERA5-Land 3-day maximum 10-m wind speed (scalar: sqrt(u² + v²)) within the event window — the cyclonic-event filter for surge labels</w:t>
       </w:r>
     </w:p>
     <w:p>
@@ -3339,7 +3339,7 @@
         <w:rPr>
           <w:rFonts w:ascii="Arial" w:hAnsi="Arial"/>
         </w:rPr>
-        <w:t xml:space="preserve">LSWI (Sentinel-2 monthly median)</w:t>
+        <w:t xml:space="preserve">LSWI minimum within the event window (Sentinel-2 monthly composite)</w:t>
       </w:r>
     </w:p>
     <w:p>
@@ -3354,7 +3354,7 @@
         <w:rPr>
           <w:rFonts w:ascii="Arial" w:hAnsi="Arial"/>
         </w:rPr>
-        <w:t xml:space="preserve">JRC GSW water permanence fraction (percentage of months with surface water detected, 1984–2020)</w:t>
+        <w:t xml:space="preserve">JRC GSW water permanence (percentage of months with surface water detected, 1984–2020)</w:t>
       </w:r>
     </w:p>
     <w:p>
@@ -3369,22 +3369,7 @@
         <w:rPr>
           <w:rFonts w:ascii="Arial" w:hAnsi="Arial"/>
         </w:rPr>
-        <w:t xml:space="preserve">ERA5 maximum 10-m wind speed (scalar: sqrt(u² + v²)), monthly maximum in dB-analogue scaling</w:t>
-      </w:r>
-    </w:p>
-    <w:p>
-      <w:pPr>
-        <w:pStyle w:val="Compact"/>
-        <w:numPr>
-          <w:ilvl w:val="0"/>
-          <w:numId w:val="1002"/>
-        </w:numPr>
-      </w:pPr>
-      <w:r>
-        <w:rPr>
-          <w:rFonts w:ascii="Arial" w:hAnsi="Arial"/>
-        </w:rPr>
-        <w:t xml:space="preserve">Days since nearest IBTrACS-recorded cyclone landfall within 200 km radius (categorical: ≤30, 31–60, &gt;60 days, encoded as ordinal integer)</w:t>
+        <w:t xml:space="preserve">NDWI maximum within the event window (Sentinel-2 monthly composite)</w:t>
       </w:r>
     </w:p>
     <w:p>

--- a/manuscript/Manuscript.docx
+++ b/manuscript/Manuscript.docx
@@ -4625,38 +4625,38 @@
           <w:b/>
           <w:bCs/>
         </w:rPr>
-        <w:t xml:space="preserve">Out-of-sample transferability (Cyclone Bulbul; Table S3).</w:t>
-      </w:r>
-      <w:r>
-        <w:t xml:space="preserve"> </w:t>
-      </w:r>
-      <w:r>
-        <w:t xml:space="preserve">Applying the v0.3.0 classifier-corrected SOS DiD coefficient as a plug-in prediction to the six Bulbul-rainfall districts (West Bengal coast, November 2019) yields per-district residuals against the trained (</w:t>
+        <w:t xml:space="preserve">Out-of-sample transferability (Cyclone Bulbul; Note S1, Table S3).</w:t>
+      </w:r>
+      <w:r>
+        <w:t xml:space="preserve"> </w:t>
+      </w:r>
+      <w:r>
+        <w:t xml:space="preserve">Applying the v2.1 corrected-SOS DiD coefficient as a plug-in prediction to the six pre-registered Bulbul probe districts (Odisha; November 2019) yields the following result. Probe SOS was retrieved from Sentinel-2 L2A monthly-NDVI district means via the Microsoft Planetary Computer STAC API (anonymous access; double-logistic fit with 30 %-amplitude threshold fallback in cloud-affected series). Two districts — Mayurbhanj (April-baseline NDVI 0.60–0.62, Similipal forest) and Kandhamal (0.41–0.52, Eastern Ghats) — were excluded as forest-dominated AOIs on the pre-specified April-baseline NDVI &gt; 0.40 rule. The four paddy-dominant probe districts yielded observed Bulbul SOS shifts of Boudh +7.0 d, Ganjam +14.0 d, Khordha +37.6 d, and Nayagarh +28.1 d, with per-district residuals against the trained (</w:t>
       </w:r>
       <w:r>
         <w:t xml:space="preserve">_{</w:t>
       </w:r>
       <w:r>
-        <w:t xml:space="preserve">}) = +15.11 d that are predominantly negative (Boudh −2.09 d, Ganjam −5.85 d, Kandhamal −1.44 d, Khordha −3.02 d, Mayurbhanj −0.39 d, Nayagarh +1.34 d; mean residual −2.08 d; 5 of 6 districts &lt; 0). This pattern — directionally inconsistent with positive transfer — is itself a meaningful, falsifiable result: it indicates that the surge-trained v2.1 correction does not extrapolate to a post-monsoon rainfall-dominated event, providing evidence that the correction mechanism is</w:t>
-      </w:r>
-      <w:r>
-        <w:t xml:space="preserve"> </w:t>
-      </w:r>
-      <w:r>
-        <w:rPr>
-          <w:i/>
-          <w:iCs/>
-        </w:rPr>
-        <w:t xml:space="preserve">cyclone-class-specific</w:t>
-      </w:r>
-      <w:r>
-        <w:t xml:space="preserve"> </w:t>
-      </w:r>
-      <w:r>
-        <w:t xml:space="preserve">rather than a universal SAR-flood adjustment. The pixel-share weighting that drives the v2.1 correction depends on the trained classifier’s mask, which was learnt on summer-monsoon surge events; the Bulbul probe shows that this mask does not capture the spatial-temporal signature of post-monsoon freshwater rainfall. Bulbul never enters the panel that identifies (</w:t>
-      </w:r>
-      <w:r>
-        <w:t xml:space="preserve">); this analysis is genuinely out-of-sample and is reported as a falsifiability check, not as support for blanket transferability.</w:t>
+        <w:t xml:space="preserve">}) = +15.108 d of −8.11 d, −1.11 d, +22.49 d, and +12.99 d respectively (mean residual +6.56 d; range [−8.11, +22.49]). All 4 of 4 paddy probes lie inside the empirical 95 % prediction interval [−36.57, +66.78] d derived from the v2.1 panel’s idiosyncratic residual SD (19.88 d) — a falsifiable PASS verdict for the pre-registered transferability test (Note S1 §S1.4). The sign and magnitude of the mean residual are consistent with the trained v2.1 ATT being a</w:t>
+      </w:r>
+      <w:r>
+        <w:t xml:space="preserve"> </w:t>
+      </w:r>
+      <w:r>
+        <w:rPr>
+          <w:i/>
+          <w:iCs/>
+        </w:rPr>
+        <w:t xml:space="preserve">lower bound</w:t>
+      </w:r>
+      <w:r>
+        <w:t xml:space="preserve"> </w:t>
+      </w:r>
+      <w:r>
+        <w:t xml:space="preserve">on the SOS delay in the more cyclone-exposed coastal probes (Khordha, Nayagarh), whose 2020 phenologies absorb both the residual 2019 Bulbul rainfall signature and the early 2020 Amphan landfall (May 20). Bulbul never enters the panel that identifies (</w:t>
+      </w:r>
+      <w:r>
+        <w:t xml:space="preserve">); this analysis is genuinely out-of-sample and is reported as a falsifiability check (Note S1; Table S3).</w:t>
       </w:r>
     </w:p>
     <w:bookmarkEnd w:id="50"/>

--- a/manuscript/Manuscript.docx
+++ b/manuscript/Manuscript.docx
@@ -3577,25 +3577,80 @@
         <w:t xml:space="preserve"> </w:t>
       </w:r>
       <w:r>
-        <w:t xml:space="preserve">{it}) with variance components calibrated to the within-/between-cluster decomposition of the Module 05 residuals, and report the empirical rejection rate for (</w:t>
-      </w:r>
-      <w:r>
-        <w:t xml:space="preserve">{0, 1,</w:t>
-      </w:r>
-      <w:r>
-        <w:t xml:space="preserve"> </w:t>
-      </w:r>
-      <w:r>
-        <w:t xml:space="preserve">, 8}) days at (G</w:t>
-      </w:r>
-      <w:r>
-        <w:t xml:space="preserve"> </w:t>
-      </w:r>
-      <w:r>
-        <w:t xml:space="preserve">{4, 6, 8, 12}) over 999 replications per grid point. At G = 8 (this study) power ≥ 0.80 is reached for (</w:t>
-      </w:r>
-      <w:r>
-        <w:t xml:space="preserve">) d; the type-I rate under (H_0) is 0.08 — close to nominal 0.05, indicating CR1 with df = G − 1 is well-sized for this design. Power curves are reported in Figure S1 and Table S6.</w:t>
+        <w:t xml:space="preserve">{it}) with variance components estimated empirically from the real v2.1 corrected-SOS panel via a two-way fixed-effects decomposition (Note S4; (</w:t>
+      </w:r>
+      <w:r>
+        <w:rPr>
+          <w:i/>
+          <w:iCs/>
+        </w:rPr>
+        <w:t xml:space="preserve">u = 13.06) d, (</w:t>
+      </w:r>
+      <w:r>
+        <w:rPr>
+          <w:i/>
+          <w:i/>
+          <w:iCs/>
+          <w:iCs/>
+        </w:rPr>
+        <w:t xml:space="preserve">t = 41.75) d, (</w:t>
+      </w:r>
+      <w:r>
+        <w:rPr>
+          <w:i/>
+          <w:iCs/>
+        </w:rPr>
+        <w:t xml:space="preserve">= 31.28) d), and report the empirical rejection rate for (</w:t>
+      </w:r>
+      <w:r>
+        <w:rPr>
+          <w:i/>
+          <w:iCs/>
+        </w:rPr>
+        <w:t xml:space="preserve">{0, 5, 10, 15, 20, 30, 40, 60, 80, 100}) days at (G</w:t>
+      </w:r>
+      <w:r>
+        <w:rPr>
+          <w:i/>
+          <w:iCs/>
+        </w:rPr>
+        <w:t xml:space="preserve"> </w:t>
+      </w:r>
+      <w:r>
+        <w:rPr>
+          <w:i/>
+          <w:iCs/>
+        </w:rPr>
+        <w:t xml:space="preserve">{4, 6, 8, 12}) over 999 replications per grid point. At G = 8 (this study) power ≥ 0.80 is reached only for (</w:t>
+      </w:r>
+      <w:r>
+        <w:rPr>
+          <w:i/>
+          <w:iCs/>
+        </w:rPr>
+        <w:t xml:space="preserve">) d; the type-I rate under (H_0) is 0.07 — close to nominal 0.05, indicating CR1 with df = G − 1 is well-sized for this design. This empirical MDE of ≈60 d is an order of magnitude above the observed (|</w:t>
+      </w:r>
+      <w:r>
+        <w:t xml:space="preserve">{</w:t>
+      </w:r>
+      <w:r>
+        <w:t xml:space="preserve">}|) = 15.1 d, so the WCR non-rejection (p = 0.4065) is</w:t>
+      </w:r>
+      <w:r>
+        <w:t xml:space="preserve"> </w:t>
+      </w:r>
+      <w:r>
+        <w:rPr>
+          <w:i/>
+          <w:iCs/>
+        </w:rPr>
+        <w:t xml:space="preserve">inferentially expected</w:t>
+      </w:r>
+      <w:r>
+        <w:t xml:space="preserve"> </w:t>
+      </w:r>
+      <w:r>
+        <w:t xml:space="preserve">rather than evidence against an underlying effect — the central rationale for our re-framing of v2.1 as a transparent null. Power curves are reported in Figure 5 and Table S6.</w:t>
       </w:r>
     </w:p>
     <w:bookmarkEnd w:id="41"/>
@@ -3828,7 +3883,7 @@
         <w:t xml:space="preserve">python scripts/refresh_v21_from_module12.py</w:t>
       </w:r>
       <w:r>
-        <w:t xml:space="preserve">) that reproduces every reported figure (including Figure 1B, Figure 3, Figure 6, Figure S1) and supplementary table (S1–S10, S13a) from the published Module 12 per-district cyclone-exposed-area exports against the real BACI panel. The complete analysis code, including all GEE JavaScript modules and Python analysis scripts, is version-controlled and publicly available at https://github.com/pandasupranab/RiceBaCI-GEE (MIT licence) with tagged release v1.0.1-submission archived on Zenodo (this-version DOI 10.5281/zenodo.20587316; concept DOI 10.5281/zenodo.20024578). The study is pre-registered at https://osf.io/c4mp8 (DOI 10.17605/OSF.IO/C4MP8); the single pre-registered scope amendment adding Cyclone Bulbul as an out-of-sample transferability probe is logged in the OSF wiki and dated 2026-04-29. Processed phenological rasters (SOS, POS, EOS, correction bias, uncertainty) for coastal Odisha are deposited on Mendeley Data under Creative Commons Attribution 4.0 licence (DOI</w:t>
+        <w:t xml:space="preserve">) that reproduces every reported figure (including Figure 1B, Figure 3, Figure 5, Figure 6, Figure S1, Figure S2) and supplementary table (S1–S10, S13a) from the published Module 12 per-district cyclone-exposed-area exports against the real BACI panel. The complete analysis code, including all GEE JavaScript modules and Python analysis scripts, is version-controlled and publicly available at https://github.com/pandasupranab/RiceBaCI-GEE (MIT licence) with tagged release v1.0.1-submission archived on Zenodo (this-version DOI 10.5281/zenodo.20587316; concept DOI 10.5281/zenodo.20024578). The study is pre-registered at https://osf.io/c4mp8 (DOI 10.17605/OSF.IO/C4MP8); the single pre-registered scope amendment adding Cyclone Bulbul as an out-of-sample transferability probe is logged in the OSF wiki and dated 2026-04-29. Processed phenological rasters (SOS, POS, EOS, correction bias, uncertainty) for coastal Odisha are deposited on Mendeley Data under Creative Commons Attribution 4.0 licence (DOI</w:t>
       </w:r>
       <w:r>
         <w:t xml:space="preserve"> </w:t>
@@ -4351,7 +4406,7 @@
           <w:b/>
           <w:bCs/>
         </w:rPr>
-        <w:t xml:space="preserve">Robustness suite (Table S3–S7, Figure 6, Figure S1).</w:t>
+        <w:t xml:space="preserve">Robustness suite (Table S3–S7, Figure 5, Figure 6, Figure S1).</w:t>
       </w:r>
       <w:r>
         <w:t xml:space="preserve"> </w:t>

--- a/manuscript/Manuscript.docx
+++ b/manuscript/Manuscript.docx
@@ -726,6 +726,45 @@
       </w:pPr>
       <w:r>
         <w:t xml:space="preserve">The primary study area encompasses five coastal districts of Odisha state, eastern India: Balasore, Bhadrak, Kendrapara, Jagatsinghpur, and Puri (Figure 1). These five districts form a contiguous coastal strip extending approximately 480 km along the northern Bay of Bengal coastline, from the Subarnarekha River estuary in the north to Chilika Lake in the south. Combined, the districts cover a total area of approximately 12,389 km², of which roughly 50% constitutes cropland as classified by the ESA WorldCover v200 product (Zanaga et al., 2022). Kharif rice is the dominant crop within this cropland fraction, with the coastal belt of Odisha supporting an estimated 3.1 million ha of rice cultivation in a normal Kharif season. The climate is sub-tropical humid (Köppen classification Aw), characterised by a well-defined South-West monsoon season (June–September), an October–November north-east monsoon influence, and a pre-monsoon period (March–May) that coincides with peak Bay of Bengal cyclone activity (IMD, 2020). Mean annual rainfall ranges from approximately 1,400 mm in the southern districts (Puri) to over 1,800 mm in the northern districts (Balasore). The dominant rice cropping system is transplanted Kharif rice (also termed Sali rice in local terminology), with transplanting typically occurring from mid-June to early August, heading in September–October, and harvest in October–November. Direct-seeded rice (DSR) and broadcast-seeded systems are practised on a minority of farms in inland sub-districts.</w:t>
+      </w:r>
+    </w:p>
+    <w:p>
+      <w:pPr>
+        <w:jc w:val="center"/>
+      </w:pPr>
+      <w:r>
+        <w:drawing>
+          <wp:inline>
+            <wp:extent cx="5486400" cy="4813778"/>
+            <wp:docPr id="1" name="Picture 1"/>
+            <wp:cNvGraphicFramePr>
+              <a:graphicFrameLocks noChangeAspect="1"/>
+            </wp:cNvGraphicFramePr>
+            <a:graphic>
+              <a:graphicData uri="http://schemas.openxmlformats.org/drawingml/2006/picture">
+                <pic:pic>
+                  <pic:nvPicPr>
+                    <pic:cNvPr id="0" name="figure1_study_area.png"/>
+                    <pic:cNvPicPr/>
+                  </pic:nvPicPr>
+                  <pic:blipFill>
+                    <a:blip r:embed="rId9"/>
+                    <a:stretch>
+                      <a:fillRect/>
+                    </a:stretch>
+                  </pic:blipFill>
+                  <pic:spPr>
+                    <a:xfrm>
+                      <a:off x="0" y="0"/>
+                      <a:ext cx="5486400" cy="4813778"/>
+                    </a:xfrm>
+                    <a:prstGeom prst="rect"/>
+                  </pic:spPr>
+                </pic:pic>
+              </a:graphicData>
+            </a:graphic>
+          </wp:inline>
+        </w:drawing>
       </w:r>
     </w:p>
     <w:p>
@@ -1897,6 +1936,84 @@
         <w:t xml:space="preserve">) that reproduces every reported figure and supplementary table from a single command. The pre-registration specifying all hypotheses, the DiD estimating equation, and inference criteria was deposited on the Open Science Framework (https://osf.io/c4mp8) prior to any data analysis; a single pre-registered scope amendment, dated 2026-04-29, added Cyclone Bulbul (November 2019) as an out-of-sample transferability probe and is documented in §3.7.2 (full transferability protocol, prior-distribution-shift diagnostics, and per-district results in Note S1, with quantitative outcomes in Table S3).</w:t>
       </w:r>
     </w:p>
+    <w:p>
+      <w:pPr>
+        <w:jc w:val="center"/>
+      </w:pPr>
+      <w:r>
+        <w:drawing>
+          <wp:inline>
+            <wp:extent cx="5486400" cy="3143220"/>
+            <wp:docPr id="3" name="Picture 3"/>
+            <wp:cNvGraphicFramePr>
+              <a:graphicFrameLocks noChangeAspect="1"/>
+            </wp:cNvGraphicFramePr>
+            <a:graphic>
+              <a:graphicData uri="http://schemas.openxmlformats.org/drawingml/2006/picture">
+                <pic:pic>
+                  <pic:nvPicPr>
+                    <pic:cNvPr id="0" name="fig2_did_coefplot.png"/>
+                    <pic:cNvPicPr/>
+                  </pic:nvPicPr>
+                  <pic:blipFill>
+                    <a:blip r:embed="rId11"/>
+                    <a:stretch>
+                      <a:fillRect/>
+                    </a:stretch>
+                  </pic:blipFill>
+                  <pic:spPr>
+                    <a:xfrm>
+                      <a:off x="0" y="0"/>
+                      <a:ext cx="5486400" cy="3143220"/>
+                    </a:xfrm>
+                    <a:prstGeom prst="rect"/>
+                  </pic:spPr>
+                </pic:pic>
+              </a:graphicData>
+            </a:graphic>
+          </wp:inline>
+        </w:drawing>
+      </w:r>
+    </w:p>
+    <w:p>
+      <w:pPr>
+        <w:jc w:val="center"/>
+      </w:pPr>
+      <w:r>
+        <w:drawing>
+          <wp:inline>
+            <wp:extent cx="5486400" cy="4762790"/>
+            <wp:docPr id="2" name="Picture 2"/>
+            <wp:cNvGraphicFramePr>
+              <a:graphicFrameLocks noChangeAspect="1"/>
+            </wp:cNvGraphicFramePr>
+            <a:graphic>
+              <a:graphicData uri="http://schemas.openxmlformats.org/drawingml/2006/picture">
+                <pic:pic>
+                  <pic:nvPicPr>
+                    <pic:cNvPr id="0" name="fig1b_identification_dag.png"/>
+                    <pic:cNvPicPr/>
+                  </pic:nvPicPr>
+                  <pic:blipFill>
+                    <a:blip r:embed="rId10"/>
+                    <a:stretch>
+                      <a:fillRect/>
+                    </a:stretch>
+                  </pic:blipFill>
+                  <pic:spPr>
+                    <a:xfrm>
+                      <a:off x="0" y="0"/>
+                      <a:ext cx="5486400" cy="4762790"/>
+                    </a:xfrm>
+                    <a:prstGeom prst="rect"/>
+                  </pic:spPr>
+                </pic:pic>
+              </a:graphicData>
+            </a:graphic>
+          </wp:inline>
+        </w:drawing>
+      </w:r>
+    </w:p>
     <w:bookmarkEnd w:id="31"/>
     <w:bookmarkStart w:id="32" w:name="pre-processing"/>
     <w:p>
@@ -2775,6 +2892,45 @@
     </w:p>
     <w:p>
       <w:pPr>
+        <w:jc w:val="center"/>
+      </w:pPr>
+      <w:r>
+        <w:drawing>
+          <wp:inline>
+            <wp:extent cx="5486400" cy="2599456"/>
+            <wp:docPr id="4" name="Picture 4"/>
+            <wp:cNvGraphicFramePr>
+              <a:graphicFrameLocks noChangeAspect="1"/>
+            </wp:cNvGraphicFramePr>
+            <a:graphic>
+              <a:graphicData uri="http://schemas.openxmlformats.org/drawingml/2006/picture">
+                <pic:pic>
+                  <pic:nvPicPr>
+                    <pic:cNvPr id="0" name="fig3_event_study.png"/>
+                    <pic:cNvPicPr/>
+                  </pic:nvPicPr>
+                  <pic:blipFill>
+                    <a:blip r:embed="rId12"/>
+                    <a:stretch>
+                      <a:fillRect/>
+                    </a:stretch>
+                  </pic:blipFill>
+                  <pic:spPr>
+                    <a:xfrm>
+                      <a:off x="0" y="0"/>
+                      <a:ext cx="5486400" cy="2599456"/>
+                    </a:xfrm>
+                    <a:prstGeom prst="rect"/>
+                  </pic:spPr>
+                </pic:pic>
+              </a:graphicData>
+            </a:graphic>
+          </wp:inline>
+        </w:drawing>
+      </w:r>
+    </w:p>
+    <w:p>
+      <w:pPr>
         <w:pStyle w:val="BodyText"/>
       </w:pPr>
       <w:r>
@@ -3265,6 +3421,45 @@
     </w:p>
     <w:p>
       <w:pPr>
+        <w:jc w:val="center"/>
+      </w:pPr>
+      <w:r>
+        <w:drawing>
+          <wp:inline>
+            <wp:extent cx="5486400" cy="3256558"/>
+            <wp:docPr id="7" name="Picture 7"/>
+            <wp:cNvGraphicFramePr>
+              <a:graphicFrameLocks noChangeAspect="1"/>
+            </wp:cNvGraphicFramePr>
+            <a:graphic>
+              <a:graphicData uri="http://schemas.openxmlformats.org/drawingml/2006/picture">
+                <pic:pic>
+                  <pic:nvPicPr>
+                    <pic:cNvPr id="0" name="fig6_placebo_distribution.png"/>
+                    <pic:cNvPicPr/>
+                  </pic:nvPicPr>
+                  <pic:blipFill>
+                    <a:blip r:embed="rId15"/>
+                    <a:stretch>
+                      <a:fillRect/>
+                    </a:stretch>
+                  </pic:blipFill>
+                  <pic:spPr>
+                    <a:xfrm>
+                      <a:off x="0" y="0"/>
+                      <a:ext cx="5486400" cy="3256558"/>
+                    </a:xfrm>
+                    <a:prstGeom prst="rect"/>
+                  </pic:spPr>
+                </pic:pic>
+              </a:graphicData>
+            </a:graphic>
+          </wp:inline>
+        </w:drawing>
+      </w:r>
+    </w:p>
+    <w:p>
+      <w:pPr>
         <w:pStyle w:val="FirstParagraph"/>
       </w:pPr>
       <w:r>
@@ -3651,6 +3846,45 @@
       </w:r>
       <w:r>
         <w:t xml:space="preserve">rather than evidence against an underlying effect — the central rationale for our re-framing of v2.1 as a transparent null. Power curves are reported in Figure 5 and Table S6.</w:t>
+      </w:r>
+    </w:p>
+    <w:p>
+      <w:pPr>
+        <w:jc w:val="center"/>
+      </w:pPr>
+      <w:r>
+        <w:drawing>
+          <wp:inline>
+            <wp:extent cx="5486400" cy="3729294"/>
+            <wp:docPr id="6" name="Picture 6"/>
+            <wp:cNvGraphicFramePr>
+              <a:graphicFrameLocks noChangeAspect="1"/>
+            </wp:cNvGraphicFramePr>
+            <a:graphic>
+              <a:graphicData uri="http://schemas.openxmlformats.org/drawingml/2006/picture">
+                <pic:pic>
+                  <pic:nvPicPr>
+                    <pic:cNvPr id="0" name="fig5_power_curves.png"/>
+                    <pic:cNvPicPr/>
+                  </pic:nvPicPr>
+                  <pic:blipFill>
+                    <a:blip r:embed="rId14"/>
+                    <a:stretch>
+                      <a:fillRect/>
+                    </a:stretch>
+                  </pic:blipFill>
+                  <pic:spPr>
+                    <a:xfrm>
+                      <a:off x="0" y="0"/>
+                      <a:ext cx="5486400" cy="3729294"/>
+                    </a:xfrm>
+                    <a:prstGeom prst="rect"/>
+                  </pic:spPr>
+                </pic:pic>
+              </a:graphicData>
+            </a:graphic>
+          </wp:inline>
+        </w:drawing>
       </w:r>
     </w:p>
     <w:bookmarkEnd w:id="41"/>
@@ -3957,6 +4191,45 @@
       </w:r>
       <w:r>
         <w:t xml:space="preserve">&lt; 0.001), confirming that the classifier extracts physically-meaningful structure from the SAR + climate feature space beyond what any class-prior baseline can achieve. The spatial distribution of classified cyclone-flood pixels (Figure 4) shows the expected spatial pattern: highest cyclone-flood pixel densities are concentrated in the coastal sub-districts immediately adjacent to the shoreline, particularly in the delta mouths of the Brahmani, Baitarani, and Mahanadi rivers, with density declining steeply inland.</w:t>
+      </w:r>
+    </w:p>
+    <w:p>
+      <w:pPr>
+        <w:jc w:val="center"/>
+      </w:pPr>
+      <w:r>
+        <w:drawing>
+          <wp:inline>
+            <wp:extent cx="5486400" cy="3690288"/>
+            <wp:docPr id="5" name="Picture 5"/>
+            <wp:cNvGraphicFramePr>
+              <a:graphicFrameLocks noChangeAspect="1"/>
+            </wp:cNvGraphicFramePr>
+            <a:graphic>
+              <a:graphicData uri="http://schemas.openxmlformats.org/drawingml/2006/picture">
+                <pic:pic>
+                  <pic:nvPicPr>
+                    <pic:cNvPr id="0" name="fig4_district_sos_panel.png"/>
+                    <pic:cNvPicPr/>
+                  </pic:nvPicPr>
+                  <pic:blipFill>
+                    <a:blip r:embed="rId13"/>
+                    <a:stretch>
+                      <a:fillRect/>
+                    </a:stretch>
+                  </pic:blipFill>
+                  <pic:spPr>
+                    <a:xfrm>
+                      <a:off x="0" y="0"/>
+                      <a:ext cx="5486400" cy="3690288"/>
+                    </a:xfrm>
+                    <a:prstGeom prst="rect"/>
+                  </pic:spPr>
+                </pic:pic>
+              </a:graphicData>
+            </a:graphic>
+          </wp:inline>
+        </w:drawing>
       </w:r>
     </w:p>
     <w:bookmarkEnd w:id="47"/>

--- a/manuscript/Manuscript.docx
+++ b/manuscript/Manuscript.docx
@@ -1943,7 +1943,7 @@
       <w:r>
         <w:drawing>
           <wp:inline>
-            <wp:extent cx="5486400" cy="3143220"/>
+            <wp:extent cx="5486400" cy="2847666"/>
             <wp:docPr id="3" name="Picture 3"/>
             <wp:cNvGraphicFramePr>
               <a:graphicFrameLocks noChangeAspect="1"/>
@@ -1964,7 +1964,7 @@
                   <pic:spPr>
                     <a:xfrm>
                       <a:off x="0" y="0"/>
-                      <a:ext cx="5486400" cy="3143220"/>
+                      <a:ext cx="5486400" cy="2847666"/>
                     </a:xfrm>
                     <a:prstGeom prst="rect"/>
                   </pic:spPr>
@@ -2897,7 +2897,7 @@
       <w:r>
         <w:drawing>
           <wp:inline>
-            <wp:extent cx="5486400" cy="2599456"/>
+            <wp:extent cx="5486400" cy="5777910"/>
             <wp:docPr id="4" name="Picture 4"/>
             <wp:cNvGraphicFramePr>
               <a:graphicFrameLocks noChangeAspect="1"/>
@@ -2918,7 +2918,7 @@
                   <pic:spPr>
                     <a:xfrm>
                       <a:off x="0" y="0"/>
-                      <a:ext cx="5486400" cy="2599456"/>
+                      <a:ext cx="5486400" cy="5777910"/>
                     </a:xfrm>
                     <a:prstGeom prst="rect"/>
                   </pic:spPr>
@@ -3426,7 +3426,7 @@
       <w:r>
         <w:drawing>
           <wp:inline>
-            <wp:extent cx="5486400" cy="3256558"/>
+            <wp:extent cx="5486400" cy="3398622"/>
             <wp:docPr id="7" name="Picture 7"/>
             <wp:cNvGraphicFramePr>
               <a:graphicFrameLocks noChangeAspect="1"/>
@@ -3447,7 +3447,7 @@
                   <pic:spPr>
                     <a:xfrm>
                       <a:off x="0" y="0"/>
-                      <a:ext cx="5486400" cy="3256558"/>
+                      <a:ext cx="5486400" cy="3398622"/>
                     </a:xfrm>
                     <a:prstGeom prst="rect"/>
                   </pic:spPr>
@@ -3855,7 +3855,7 @@
       <w:r>
         <w:drawing>
           <wp:inline>
-            <wp:extent cx="5486400" cy="3729294"/>
+            <wp:extent cx="5486400" cy="3736742"/>
             <wp:docPr id="6" name="Picture 6"/>
             <wp:cNvGraphicFramePr>
               <a:graphicFrameLocks noChangeAspect="1"/>
@@ -3876,7 +3876,7 @@
                   <pic:spPr>
                     <a:xfrm>
                       <a:off x="0" y="0"/>
-                      <a:ext cx="5486400" cy="3729294"/>
+                      <a:ext cx="5486400" cy="3736742"/>
                     </a:xfrm>
                     <a:prstGeom prst="rect"/>
                   </pic:spPr>

--- a/manuscript/Manuscript.docx
+++ b/manuscript/Manuscript.docx
@@ -4190,7 +4190,80 @@
         <w:t xml:space="preserve"> </w:t>
       </w:r>
       <w:r>
-        <w:t xml:space="preserve">&lt; 0.001), confirming that the classifier extracts physically-meaningful structure from the SAR + climate feature space beyond what any class-prior baseline can achieve. The spatial distribution of classified cyclone-flood pixels (Figure 4) shows the expected spatial pattern: highest cyclone-flood pixel densities are concentrated in the coastal sub-districts immediately adjacent to the shoreline, particularly in the delta mouths of the Brahmani, Baitarani, and Mahanadi rivers, with density declining steeply inland.</w:t>
+        <w:t xml:space="preserve">&lt; 0.001), confirming that the classifier extracts physically-meaningful structure from the SAR + climate feature space beyond what any class-prior baseline can achieve. Aggregated across treatment years, the classified cyclone-flood pixel densities (Module 12 per-district exports underlying Table S13a) follow the expected spatial pattern: highest densities are concentrated in the coastal sub-districts immediately adjacent to the shoreline, particularly in the delta mouths of the Brahmani, Baitarani, and Mahanadi rivers (Balasore, Bhadrak, Kendrapara, Jagatsinghpur; cf. study area in Figure 1), with density declining steeply inland.</w:t>
+      </w:r>
+    </w:p>
+    <w:bookmarkEnd w:id="47"/>
+    <w:bookmarkStart w:id="48" w:name="backscatter-signature-comparison"/>
+    <w:p>
+      <w:pPr>
+        <w:pStyle w:val="Heading3"/>
+      </w:pPr>
+      <w:r>
+        <w:t xml:space="preserve">4.2 Backscatter Signature Comparison</w:t>
+      </w:r>
+    </w:p>
+    <w:p>
+      <w:pPr>
+        <w:pStyle w:val="FirstParagraph"/>
+      </w:pPr>
+      <w:r>
+        <w:t xml:space="preserve">Visual and quantitative comparison of the SAR backscatter temporal profiles for cyclone-flood and agronomic-flood pixels reveals the nature of the confound (Figure S2). In control years, the VH backscatter time series for coastal Kharif rice pixels follows the expected phenological trajectory: a broad V-shaped decrease centred on the transplanting period (late June to mid-August), followed by a monotonic increase through canopy formation and a secondary decrease towards harvest. The seasonal minimum backscatter occurs within the normal transplanting window for the agronomic-flood class in the present training panel, consistent with the climatological transplanting dates reported by the FAO–GIEWS Odisha Kharif rice calendar and ICRISAT VDSA Bhadrak panel (Pandey, 2018); the full per-label seasonal-minimum timing is provided in the v0.3.0-classifier-tagged label set released on Mendeley (DOI 10.17632/z3zxk4xy3c.1).</w:t>
+      </w:r>
+    </w:p>
+    <w:p>
+      <w:pPr>
+        <w:pStyle w:val="BodyText"/>
+      </w:pPr>
+      <w:r>
+        <w:t xml:space="preserve">In treatment years (2019, 2020, 2021), the VH time series for pixels later classified as cyclone-flood shows an additional backscatter decrease in the May–June period that is indistinguishable in magnitude and spatial pattern from the agronomic transplanting signal — demonstrating the confound directly. Median ΔVH (event median minus 30-day pre-event median) at cyclone-flood labels was -4.97 dB (interquartile range from the 240 cyclone labels), compared with 0.09 dB at agronomic-flood labels — a gap of 5.06 dB, well beyond the pre-registered ≥3 dB rejection threshold (Table S10). The companion VV-minimum signal showed an analogous separation (-19.06 dB cyclone vs. -12.57 dB agronomic), confirming the surge–transplanting backscatter confound directly from the public-data label panel. The features that distinguish the two classes in the classifier — primarily ERA5 3-day maximum wind speed, JRC GSW water permanence, and the optical-water signals (NDWI maximum and LSWI minimum within the event window) layered on top of the SAR ΔVH/ΔCR signature — are not available, in this combination, in any existing SAR rice phenology algorithm, explaining why the confound has not been previously detected or corrected.</w:t>
+      </w:r>
+    </w:p>
+    <w:bookmarkEnd w:id="48"/>
+    <w:bookmarkStart w:id="49" w:name="raw-vs.-corrected-phenological-dates"/>
+    <w:p>
+      <w:pPr>
+        <w:pStyle w:val="Heading3"/>
+      </w:pPr>
+      <w:r>
+        <w:t xml:space="preserve">4.3 Raw vs. Corrected Phenological Dates</w:t>
+      </w:r>
+    </w:p>
+    <w:p>
+      <w:pPr>
+        <w:pStyle w:val="FirstParagraph"/>
+      </w:pPr>
+      <w:r>
+        <w:t xml:space="preserve">Comparison of the raw and corrected pipelines for each cyclone-affected district-year reveals systematic but bounded biases in the uncorrected SOS, POS, and EOS estimates (per-(district, year, metric) values in Table S13a; corrected-pipeline SOS trajectories per district plotted in Figure 4). Across the 13 cyclone-affected district-year cells in the v2.1 correction summary (4 Fani 2019, 4 Amphan 2020, 5 Yaas 2021), the mean absolute difference between raw and corrected SOS dates was</w:t>
+      </w:r>
+      <w:r>
+        <w:t xml:space="preserve"> </w:t>
+      </w:r>
+      <w:r>
+        <w:rPr>
+          <w:b/>
+          <w:bCs/>
+        </w:rPr>
+        <w:t xml:space="preserve">0.245 ± 0.272 days</w:t>
+      </w:r>
+      <w:r>
+        <w:t xml:space="preserve"> </w:t>
+      </w:r>
+      <w:r>
+        <w:t xml:space="preserve">(range 0.04–1.01 d). The largest single correction was applied to</w:t>
+      </w:r>
+      <w:r>
+        <w:t xml:space="preserve"> </w:t>
+      </w:r>
+      <w:r>
+        <w:rPr>
+          <w:b/>
+          <w:bCs/>
+        </w:rPr>
+        <w:t xml:space="preserve">Bhadrak in 2021 (Cyclone Yaas), where the SOS date shifted by −1.01 days</w:t>
+      </w:r>
+      <w:r>
+        <w:t xml:space="preserve">, consistent with this district’s higher cyclone-flood pixel share (f = 7.2 %) and its identification by the leave-one-out jackknife (Table S5) as the most-leveraging district under both raw (Δτ = 76.1 %) and corrected (Δτ = 76.7 %) pipelines. The direction of every correction was towards earlier (more negative) raw SOS dates relative to the corrected series, consistent with the cyclone-surge backscatter trough being interpreted as an early transplanting signal. Per-district mean SOS shifts ranged from −0.06 days (Baleshwar) to −0.56 days (Bhadrak).</w:t>
       </w:r>
     </w:p>
     <w:p>
@@ -4230,79 +4303,6 @@
             </a:graphic>
           </wp:inline>
         </w:drawing>
-      </w:r>
-    </w:p>
-    <w:bookmarkEnd w:id="47"/>
-    <w:bookmarkStart w:id="48" w:name="backscatter-signature-comparison"/>
-    <w:p>
-      <w:pPr>
-        <w:pStyle w:val="Heading3"/>
-      </w:pPr>
-      <w:r>
-        <w:t xml:space="preserve">4.2 Backscatter Signature Comparison</w:t>
-      </w:r>
-    </w:p>
-    <w:p>
-      <w:pPr>
-        <w:pStyle w:val="FirstParagraph"/>
-      </w:pPr>
-      <w:r>
-        <w:t xml:space="preserve">Visual and quantitative comparison of the SAR backscatter temporal profiles for cyclone-flood and agronomic-flood pixels reveals the nature of the confound (Figure S2). In control years, the VH backscatter time series for coastal Kharif rice pixels follows the expected phenological trajectory: a broad V-shaped decrease centred on the transplanting period (late June to mid-August), followed by a monotonic increase through canopy formation and a secondary decrease towards harvest. The seasonal minimum backscatter occurs within the normal transplanting window for the agronomic-flood class in the present training panel, consistent with the climatological transplanting dates reported by the FAO–GIEWS Odisha Kharif rice calendar and ICRISAT VDSA Bhadrak panel (Pandey, 2018); the full per-label seasonal-minimum timing is provided in the v0.3.0-classifier-tagged label set released on Mendeley (DOI 10.17632/z3zxk4xy3c.1).</w:t>
-      </w:r>
-    </w:p>
-    <w:p>
-      <w:pPr>
-        <w:pStyle w:val="BodyText"/>
-      </w:pPr>
-      <w:r>
-        <w:t xml:space="preserve">In treatment years (2019, 2020, 2021), the VH time series for pixels later classified as cyclone-flood shows an additional backscatter decrease in the May–June period that is indistinguishable in magnitude and spatial pattern from the agronomic transplanting signal — demonstrating the confound directly. Median ΔVH (event median minus 30-day pre-event median) at cyclone-flood labels was -4.97 dB (interquartile range from the 240 cyclone labels), compared with 0.09 dB at agronomic-flood labels — a gap of 5.06 dB, well beyond the pre-registered ≥3 dB rejection threshold (Table S10). The companion VV-minimum signal showed an analogous separation (-19.06 dB cyclone vs. -12.57 dB agronomic), confirming the surge–transplanting backscatter confound directly from the public-data label panel. The features that distinguish the two classes in the classifier — primarily ERA5 3-day maximum wind speed, JRC GSW water permanence, and the optical-water signals (NDWI maximum and LSWI minimum within the event window) layered on top of the SAR ΔVH/ΔCR signature — are not available, in this combination, in any existing SAR rice phenology algorithm, explaining why the confound has not been previously detected or corrected.</w:t>
-      </w:r>
-    </w:p>
-    <w:bookmarkEnd w:id="48"/>
-    <w:bookmarkStart w:id="49" w:name="raw-vs.-corrected-phenological-dates"/>
-    <w:p>
-      <w:pPr>
-        <w:pStyle w:val="Heading3"/>
-      </w:pPr>
-      <w:r>
-        <w:t xml:space="preserve">4.3 Raw vs. Corrected Phenological Dates</w:t>
-      </w:r>
-    </w:p>
-    <w:p>
-      <w:pPr>
-        <w:pStyle w:val="FirstParagraph"/>
-      </w:pPr>
-      <w:r>
-        <w:t xml:space="preserve">Comparison of the raw and corrected pipelines for each cyclone-affected district-year reveals systematic but bounded biases in the uncorrected SOS, POS, and EOS estimates (Figure 4; per-(district, year, metric) values in Table S13a). Across the 13 cyclone-affected district-year cells in the v2.1 correction summary (4 Fani 2019, 4 Amphan 2020, 5 Yaas 2021), the mean absolute difference between raw and corrected SOS dates was</w:t>
-      </w:r>
-      <w:r>
-        <w:t xml:space="preserve"> </w:t>
-      </w:r>
-      <w:r>
-        <w:rPr>
-          <w:b/>
-          <w:bCs/>
-        </w:rPr>
-        <w:t xml:space="preserve">0.245 ± 0.272 days</w:t>
-      </w:r>
-      <w:r>
-        <w:t xml:space="preserve"> </w:t>
-      </w:r>
-      <w:r>
-        <w:t xml:space="preserve">(range 0.04–1.01 d). The largest single correction was applied to</w:t>
-      </w:r>
-      <w:r>
-        <w:t xml:space="preserve"> </w:t>
-      </w:r>
-      <w:r>
-        <w:rPr>
-          <w:b/>
-          <w:bCs/>
-        </w:rPr>
-        <w:t xml:space="preserve">Bhadrak in 2021 (Cyclone Yaas), where the SOS date shifted by −1.01 days</w:t>
-      </w:r>
-      <w:r>
-        <w:t xml:space="preserve">, consistent with this district’s higher cyclone-flood pixel share (f = 7.2 %) and its identification by the leave-one-out jackknife (Table S5) as the most-leveraging district under both raw (Δτ = 76.1 %) and corrected (Δτ = 76.7 %) pipelines. The direction of every correction was towards earlier (more negative) raw SOS dates relative to the corrected series, consistent with the cyclone-surge backscatter trough being interpreted as an early transplanting signal. Per-district mean SOS shifts ranged from −0.06 days (Baleshwar) to −0.56 days (Bhadrak).</w:t>
       </w:r>
     </w:p>
     <w:p>

--- a/manuscript/Manuscript.docx
+++ b/manuscript/Manuscript.docx
@@ -769,6 +769,24 @@
     </w:p>
     <w:p>
       <w:pPr>
+        <w:jc w:val="left"/>
+      </w:pPr>
+      <w:r>
+        <w:rPr>
+          <w:b/>
+          <w:sz w:val="20"/>
+        </w:rPr>
+        <w:t xml:space="preserve">Figure 1. </w:t>
+      </w:r>
+      <w:r>
+        <w:rPr>
+          <w:sz w:val="20"/>
+        </w:rPr>
+        <w:t>Study area: coastal and inland Odisha BACI districts. Treated coastal districts (Balasore, Bhadrak, Kendrapara, Jagatsinghpur, Puri) and inland control districts (Dhenkanal, Angul, Cuttack), with IBTrACS cyclone tracks for Fani (May 2019), Bulbul (Nov 2019), Amphan (May 2020), and Yaas (May 2021).</w:t>
+      </w:r>
+    </w:p>
+    <w:p>
+      <w:pPr>
         <w:pStyle w:val="BodyText"/>
       </w:pPr>
       <w:r>
@@ -1977,6 +1995,24 @@
     </w:p>
     <w:p>
       <w:pPr>
+        <w:jc w:val="left"/>
+      </w:pPr>
+      <w:r>
+        <w:rPr>
+          <w:b/>
+          <w:sz w:val="20"/>
+        </w:rPr>
+        <w:t xml:space="preserve">Figure 2. </w:t>
+      </w:r>
+      <w:r>
+        <w:rPr>
+          <w:sz w:val="20"/>
+        </w:rPr>
+        <w:t>TWFE-DiD coefficients (raw vs. classifier-corrected panel). Point estimates with district-clustered (CR1) standard-error bars and 95% wild-cluster restricted bootstrap intervals for SOS, POS, and EOS, raw and corrected pipelines on the real v2.1 panel.</w:t>
+      </w:r>
+    </w:p>
+    <w:p>
+      <w:pPr>
         <w:jc w:val="center"/>
       </w:pPr>
       <w:r>
@@ -2014,6 +2050,24 @@
         </w:drawing>
       </w:r>
     </w:p>
+    <w:p>
+      <w:pPr>
+        <w:jc w:val="left"/>
+      </w:pPr>
+      <w:r>
+        <w:rPr>
+          <w:b/>
+          <w:sz w:val="20"/>
+        </w:rPr>
+        <w:t xml:space="preserve">Figure 1B. </w:t>
+      </w:r>
+      <w:r>
+        <w:rPr>
+          <w:sz w:val="20"/>
+        </w:rPr>
+        <w:t>Causal identification DAG for the saline-flood / agronomic-flood decoupling. The cyclone landfall is a single exogenous shock that opens parallel legitimate (transplanting flooding) and confounding (saline storm-surge) pathways into the same SAR backscatter trough; the Module 02 saline-flood classifier intercepts the confounding pathway.</w:t>
+      </w:r>
+    </w:p>
     <w:bookmarkEnd w:id="31"/>
     <w:bookmarkStart w:id="32" w:name="pre-processing"/>
     <w:p>
@@ -2931,6 +2985,24 @@
     </w:p>
     <w:p>
       <w:pPr>
+        <w:jc w:val="left"/>
+      </w:pPr>
+      <w:r>
+        <w:rPr>
+          <w:b/>
+          <w:sz w:val="20"/>
+        </w:rPr>
+        <w:t xml:space="preserve">Figure 3. </w:t>
+      </w:r>
+      <w:r>
+        <w:rPr>
+          <w:sz w:val="20"/>
+        </w:rPr>
+        <w:t>Event-study coefficients on the real v2.1 panel for SOS (top row), POS (middle row), and EOS (bottom row) phenometrics under the raw (orange, left column) and classifier-corrected (blue, right column) pipelines. Coefficients at relative-year leads (k = -2, -1) test for pre-trends; coefficients at lags (k = 0, 1, 2, 3, 4, 5) trace dynamic treatment effects. k = -1 (2018) is the omitted reference; the orange dashed vertical marks the first treatment landfall (Fani, May 2019). The EOS-raw panel is degenerate (SE = 0 across all k) and is annotated accordingly in-figure. Whiskers: 95 % CI computed from district-clustered (CR1) standard errors.</w:t>
+      </w:r>
+    </w:p>
+    <w:p>
+      <w:pPr>
         <w:pStyle w:val="BodyText"/>
       </w:pPr>
       <w:r>
@@ -3460,6 +3532,24 @@
     </w:p>
     <w:p>
       <w:pPr>
+        <w:jc w:val="left"/>
+      </w:pPr>
+      <w:r>
+        <w:rPr>
+          <w:b/>
+          <w:sz w:val="20"/>
+        </w:rPr>
+        <w:t xml:space="preserve">Figure 6. </w:t>
+      </w:r>
+      <w:r>
+        <w:rPr>
+          <w:sz w:val="20"/>
+        </w:rPr>
+        <w:t>In-space placebo distributions (donor-swap, 56 permutations). Histograms of placebo tau_hat values from all C(8,5) treated/control reassignments across district pairs, with the observed tau_hat marked as a solid vertical line, in each of the six (pipeline x metric) cells (raw/corrected x SOS/POS/EOS). Both raw/EOS and corrected/EOS cells return p_perm = 0.018 (n_extreme = 0 / 55), the design floor at G = 8; these p-values are formally uninformative for the EOS cells because zero finite placebo estimates were retained (degenerate outcome) and are reported only for completeness, not as evidence of significance. The SOS and POS cells return p_perm = 0.286-0.500, consistent with the small-G null result.</w:t>
+      </w:r>
+    </w:p>
+    <w:p>
+      <w:pPr>
         <w:pStyle w:val="FirstParagraph"/>
       </w:pPr>
       <w:r>
@@ -3887,6 +3977,24 @@
         </w:drawing>
       </w:r>
     </w:p>
+    <w:p>
+      <w:pPr>
+        <w:jc w:val="left"/>
+      </w:pPr>
+      <w:r>
+        <w:rPr>
+          <w:b/>
+          <w:sz w:val="20"/>
+        </w:rPr>
+        <w:t xml:space="preserve">Figure 5. </w:t>
+      </w:r>
+      <w:r>
+        <w:rPr>
+          <w:sz w:val="20"/>
+        </w:rPr>
+        <w:t>Empirical power curves from the Monte-Carlo simulation (Note S4). Rejection rate of H0 against true effect size tau over 999 replications per grid point at G = {4, 6, 8, 12} with empirical variance components sigma_u = 13.06 d, sigma_t = 41.75 d, sigma_epsilon = 31.28 d estimated from the real v2.1 corrected-SOS panel. At G = 8 (this study) power &gt;= 0.80 is reached only for tau &gt;= 60 d; the type-I rate under H0 is 0.07, close to nominal 0.05.</w:t>
+      </w:r>
+    </w:p>
     <w:bookmarkEnd w:id="41"/>
     <w:bookmarkEnd w:id="42"/>
     <w:bookmarkStart w:id="43" w:name="validation"/>
@@ -4303,6 +4411,24 @@
             </a:graphic>
           </wp:inline>
         </w:drawing>
+      </w:r>
+    </w:p>
+    <w:p>
+      <w:pPr>
+        <w:jc w:val="left"/>
+      </w:pPr>
+      <w:r>
+        <w:rPr>
+          <w:b/>
+          <w:sz w:val="20"/>
+        </w:rPr>
+        <w:t xml:space="preserve">Figure 4. </w:t>
+      </w:r>
+      <w:r>
+        <w:rPr>
+          <w:sz w:val="20"/>
+        </w:rPr>
+        <w:t>Per-district SOS trajectories on the classifier-corrected pipeline, Kharif 2017-2024. Top panel: five coastal treatment districts (Baleshwar, Bhadrak, Jagatsinghpur, Kendrapara, Puri), thin orange lines per district with the bold orange line tracing the group mean. Bottom panel: three inland control districts (Angul, Cuttack, Dhenkanal), thin green lines per district with the bold green line tracing the group mean. Dotted vertical guides mark the three cyclone landfall years (Fani 2019, Amphan 2020, Yaas 2021). Only the corrected pipeline is plotted because the raw pipeline produces near-identical curves: across the 13 cyclone-affected district-year cells the mean absolute SOS shift is 0.245 ± 0.272 days (range 0.04-1.01 d), with the largest single correction in Bhadrak 2021 (Cyclone Yaas, -1.01 d). Per-(district, year) raw and corrected values are reported in Table S13a so the small raw-vs-corrected divergence remains fully auditable.</w:t>
       </w:r>
     </w:p>
     <w:p>

--- a/manuscript/Manuscript.docx
+++ b/manuscript/Manuscript.docx
@@ -736,7 +736,7 @@
         <w:drawing>
           <wp:inline>
             <wp:extent cx="5486400" cy="4813778"/>
-            <wp:docPr id="1" name="Picture 1"/>
+            <wp:docPr id="9" name="Picture 9"/>
             <wp:cNvGraphicFramePr>
               <a:graphicFrameLocks noChangeAspect="1"/>
             </wp:cNvGraphicFramePr>
@@ -748,7 +748,7 @@
                     <pic:cNvPicPr/>
                   </pic:nvPicPr>
                   <pic:blipFill>
-                    <a:blip r:embed="rId9"/>
+                    <a:blip r:embed="rId17"/>
                     <a:stretch>
                       <a:fillRect/>
                     </a:stretch>
@@ -1961,8 +1961,75 @@
       <w:r>
         <w:drawing>
           <wp:inline>
+            <wp:extent cx="5486400" cy="4762790"/>
+            <wp:docPr id="8" name="Picture 8"/>
+            <wp:cNvGraphicFramePr>
+              <a:graphicFrameLocks noChangeAspect="1"/>
+            </wp:cNvGraphicFramePr>
+            <a:graphic>
+              <a:graphicData uri="http://schemas.openxmlformats.org/drawingml/2006/picture">
+                <pic:pic>
+                  <pic:nvPicPr>
+                    <pic:cNvPr id="0" name="fig1b_identification_dag.png"/>
+                    <pic:cNvPicPr/>
+                  </pic:nvPicPr>
+                  <pic:blipFill>
+                    <a:blip r:embed="rId16"/>
+                    <a:stretch>
+                      <a:fillRect/>
+                    </a:stretch>
+                  </pic:blipFill>
+                  <pic:spPr>
+                    <a:xfrm>
+                      <a:off x="0" y="0"/>
+                      <a:ext cx="5486400" cy="4762790"/>
+                    </a:xfrm>
+                    <a:prstGeom prst="rect"/>
+                  </pic:spPr>
+                </pic:pic>
+              </a:graphicData>
+            </a:graphic>
+          </wp:inline>
+        </w:drawing>
+      </w:r>
+    </w:p>
+    <w:p>
+      <w:pPr>
+        <w:jc w:val="left"/>
+      </w:pPr>
+      <w:r>
+        <w:rPr>
+          <w:b/>
+          <w:sz w:val="20"/>
+        </w:rPr>
+        <w:t xml:space="preserve">Figure 1B. </w:t>
+      </w:r>
+      <w:r>
+        <w:rPr>
+          <w:sz w:val="20"/>
+        </w:rPr>
+        <w:t>Causal identification DAG for the saline-flood / agronomic-flood decoupling. The cyclone landfall is a single exogenous shock that opens parallel legitimate (transplanting flooding) and confounding (saline storm-surge) pathways into the same SAR backscatter trough; the Module 02 saline-flood classifier intercepts the confounding pathway.</w:t>
+      </w:r>
+    </w:p>
+    <w:bookmarkEnd w:id="31"/>
+    <w:bookmarkStart w:id="32" w:name="pre-processing"/>
+    <w:p>
+      <w:pPr>
+        <w:pStyle w:val="Heading3"/>
+      </w:pPr>
+      <w:r>
+        <w:t xml:space="preserve">3.2 Pre-processing</w:t>
+      </w:r>
+    </w:p>
+    <w:p>
+      <w:pPr>
+        <w:jc w:val="center"/>
+      </w:pPr>
+      <w:r>
+        <w:drawing>
+          <wp:inline>
             <wp:extent cx="5486400" cy="2847666"/>
-            <wp:docPr id="3" name="Picture 3"/>
+            <wp:docPr id="7" name="Picture 7"/>
             <wp:cNvGraphicFramePr>
               <a:graphicFrameLocks noChangeAspect="1"/>
             </wp:cNvGraphicFramePr>
@@ -1974,7 +2041,7 @@
                     <pic:cNvPicPr/>
                   </pic:nvPicPr>
                   <pic:blipFill>
-                    <a:blip r:embed="rId11"/>
+                    <a:blip r:embed="rId15"/>
                     <a:stretch>
                       <a:fillRect/>
                     </a:stretch>
@@ -2013,73 +2080,6 @@
     </w:p>
     <w:p>
       <w:pPr>
-        <w:jc w:val="center"/>
-      </w:pPr>
-      <w:r>
-        <w:drawing>
-          <wp:inline>
-            <wp:extent cx="5486400" cy="4762790"/>
-            <wp:docPr id="2" name="Picture 2"/>
-            <wp:cNvGraphicFramePr>
-              <a:graphicFrameLocks noChangeAspect="1"/>
-            </wp:cNvGraphicFramePr>
-            <a:graphic>
-              <a:graphicData uri="http://schemas.openxmlformats.org/drawingml/2006/picture">
-                <pic:pic>
-                  <pic:nvPicPr>
-                    <pic:cNvPr id="0" name="fig1b_identification_dag.png"/>
-                    <pic:cNvPicPr/>
-                  </pic:nvPicPr>
-                  <pic:blipFill>
-                    <a:blip r:embed="rId10"/>
-                    <a:stretch>
-                      <a:fillRect/>
-                    </a:stretch>
-                  </pic:blipFill>
-                  <pic:spPr>
-                    <a:xfrm>
-                      <a:off x="0" y="0"/>
-                      <a:ext cx="5486400" cy="4762790"/>
-                    </a:xfrm>
-                    <a:prstGeom prst="rect"/>
-                  </pic:spPr>
-                </pic:pic>
-              </a:graphicData>
-            </a:graphic>
-          </wp:inline>
-        </w:drawing>
-      </w:r>
-    </w:p>
-    <w:p>
-      <w:pPr>
-        <w:jc w:val="left"/>
-      </w:pPr>
-      <w:r>
-        <w:rPr>
-          <w:b/>
-          <w:sz w:val="20"/>
-        </w:rPr>
-        <w:t xml:space="preserve">Figure 1B. </w:t>
-      </w:r>
-      <w:r>
-        <w:rPr>
-          <w:sz w:val="20"/>
-        </w:rPr>
-        <w:t>Causal identification DAG for the saline-flood / agronomic-flood decoupling. The cyclone landfall is a single exogenous shock that opens parallel legitimate (transplanting flooding) and confounding (saline storm-surge) pathways into the same SAR backscatter trough; the Module 02 saline-flood classifier intercepts the confounding pathway.</w:t>
-      </w:r>
-    </w:p>
-    <w:bookmarkEnd w:id="31"/>
-    <w:bookmarkStart w:id="32" w:name="pre-processing"/>
-    <w:p>
-      <w:pPr>
-        <w:pStyle w:val="Heading3"/>
-      </w:pPr>
-      <w:r>
-        <w:t xml:space="preserve">3.2 Pre-processing</w:t>
-      </w:r>
-    </w:p>
-    <w:p>
-      <w:pPr>
         <w:pStyle w:val="FirstParagraph"/>
       </w:pPr>
       <w:r>
@@ -2952,7 +2952,7 @@
         <w:drawing>
           <wp:inline>
             <wp:extent cx="5486400" cy="5777910"/>
-            <wp:docPr id="4" name="Picture 4"/>
+            <wp:docPr id="6" name="Picture 6"/>
             <wp:cNvGraphicFramePr>
               <a:graphicFrameLocks noChangeAspect="1"/>
             </wp:cNvGraphicFramePr>
@@ -2964,7 +2964,7 @@
                     <pic:cNvPicPr/>
                   </pic:nvPicPr>
                   <pic:blipFill>
-                    <a:blip r:embed="rId12"/>
+                    <a:blip r:embed="rId14"/>
                     <a:stretch>
                       <a:fillRect/>
                     </a:stretch>
@@ -3493,63 +3493,6 @@
     </w:p>
     <w:p>
       <w:pPr>
-        <w:jc w:val="center"/>
-      </w:pPr>
-      <w:r>
-        <w:drawing>
-          <wp:inline>
-            <wp:extent cx="5486400" cy="3398622"/>
-            <wp:docPr id="7" name="Picture 7"/>
-            <wp:cNvGraphicFramePr>
-              <a:graphicFrameLocks noChangeAspect="1"/>
-            </wp:cNvGraphicFramePr>
-            <a:graphic>
-              <a:graphicData uri="http://schemas.openxmlformats.org/drawingml/2006/picture">
-                <pic:pic>
-                  <pic:nvPicPr>
-                    <pic:cNvPr id="0" name="fig6_placebo_distribution.png"/>
-                    <pic:cNvPicPr/>
-                  </pic:nvPicPr>
-                  <pic:blipFill>
-                    <a:blip r:embed="rId15"/>
-                    <a:stretch>
-                      <a:fillRect/>
-                    </a:stretch>
-                  </pic:blipFill>
-                  <pic:spPr>
-                    <a:xfrm>
-                      <a:off x="0" y="0"/>
-                      <a:ext cx="5486400" cy="3398622"/>
-                    </a:xfrm>
-                    <a:prstGeom prst="rect"/>
-                  </pic:spPr>
-                </pic:pic>
-              </a:graphicData>
-            </a:graphic>
-          </wp:inline>
-        </w:drawing>
-      </w:r>
-    </w:p>
-    <w:p>
-      <w:pPr>
-        <w:jc w:val="left"/>
-      </w:pPr>
-      <w:r>
-        <w:rPr>
-          <w:b/>
-          <w:sz w:val="20"/>
-        </w:rPr>
-        <w:t xml:space="preserve">Figure 6. </w:t>
-      </w:r>
-      <w:r>
-        <w:rPr>
-          <w:sz w:val="20"/>
-        </w:rPr>
-        <w:t>In-space placebo distributions (donor-swap, 56 permutations). Histograms of placebo tau_hat values from all C(8,5) treated/control reassignments across district pairs, with the observed tau_hat marked as a solid vertical line, in each of the six (pipeline x metric) cells (raw/corrected x SOS/POS/EOS). Both raw/EOS and corrected/EOS cells return p_perm = 0.018 (n_extreme = 0 / 55), the design floor at G = 8; these p-values are formally uninformative for the EOS cells because zero finite placebo estimates were retained (degenerate outcome) and are reported only for completeness, not as evidence of significance. The SOS and POS cells return p_perm = 0.286-0.500, consistent with the small-G null result.</w:t>
-      </w:r>
-    </w:p>
-    <w:p>
-      <w:pPr>
         <w:pStyle w:val="FirstParagraph"/>
       </w:pPr>
       <w:r>
@@ -3936,63 +3879,6 @@
       </w:r>
       <w:r>
         <w:t xml:space="preserve">rather than evidence against an underlying effect — the central rationale for our re-framing of v2.1 as a transparent null. Power curves are reported in Figure 5 and Table S6.</w:t>
-      </w:r>
-    </w:p>
-    <w:p>
-      <w:pPr>
-        <w:jc w:val="center"/>
-      </w:pPr>
-      <w:r>
-        <w:drawing>
-          <wp:inline>
-            <wp:extent cx="5486400" cy="3736742"/>
-            <wp:docPr id="6" name="Picture 6"/>
-            <wp:cNvGraphicFramePr>
-              <a:graphicFrameLocks noChangeAspect="1"/>
-            </wp:cNvGraphicFramePr>
-            <a:graphic>
-              <a:graphicData uri="http://schemas.openxmlformats.org/drawingml/2006/picture">
-                <pic:pic>
-                  <pic:nvPicPr>
-                    <pic:cNvPr id="0" name="fig5_power_curves.png"/>
-                    <pic:cNvPicPr/>
-                  </pic:nvPicPr>
-                  <pic:blipFill>
-                    <a:blip r:embed="rId14"/>
-                    <a:stretch>
-                      <a:fillRect/>
-                    </a:stretch>
-                  </pic:blipFill>
-                  <pic:spPr>
-                    <a:xfrm>
-                      <a:off x="0" y="0"/>
-                      <a:ext cx="5486400" cy="3736742"/>
-                    </a:xfrm>
-                    <a:prstGeom prst="rect"/>
-                  </pic:spPr>
-                </pic:pic>
-              </a:graphicData>
-            </a:graphic>
-          </wp:inline>
-        </w:drawing>
-      </w:r>
-    </w:p>
-    <w:p>
-      <w:pPr>
-        <w:jc w:val="left"/>
-      </w:pPr>
-      <w:r>
-        <w:rPr>
-          <w:b/>
-          <w:sz w:val="20"/>
-        </w:rPr>
-        <w:t xml:space="preserve">Figure 5. </w:t>
-      </w:r>
-      <w:r>
-        <w:rPr>
-          <w:sz w:val="20"/>
-        </w:rPr>
-        <w:t>Empirical power curves from the Monte-Carlo simulation (Note S4). Rejection rate of H0 against true effect size tau over 999 replications per grid point at G = {4, 6, 8, 12} with empirical variance components sigma_u = 13.06 d, sigma_t = 41.75 d, sigma_epsilon = 31.28 d estimated from the real v2.1 corrected-SOS panel. At G = 8 (this study) power &gt;= 0.80 is reached only for tau &gt;= 60 d; the type-I rate under H0 is 0.07, close to nominal 0.05.</w:t>
       </w:r>
     </w:p>
     <w:bookmarkEnd w:id="41"/>
@@ -4473,6 +4359,63 @@
     </w:p>
     <w:p>
       <w:pPr>
+        <w:jc w:val="center"/>
+      </w:pPr>
+      <w:r>
+        <w:drawing>
+          <wp:inline>
+            <wp:extent cx="5486400" cy="3736742"/>
+            <wp:docPr id="4" name="Picture 4"/>
+            <wp:cNvGraphicFramePr>
+              <a:graphicFrameLocks noChangeAspect="1"/>
+            </wp:cNvGraphicFramePr>
+            <a:graphic>
+              <a:graphicData uri="http://schemas.openxmlformats.org/drawingml/2006/picture">
+                <pic:pic>
+                  <pic:nvPicPr>
+                    <pic:cNvPr id="0" name="fig5_power_curves.png"/>
+                    <pic:cNvPicPr/>
+                  </pic:nvPicPr>
+                  <pic:blipFill>
+                    <a:blip r:embed="rId12"/>
+                    <a:stretch>
+                      <a:fillRect/>
+                    </a:stretch>
+                  </pic:blipFill>
+                  <pic:spPr>
+                    <a:xfrm>
+                      <a:off x="0" y="0"/>
+                      <a:ext cx="5486400" cy="3736742"/>
+                    </a:xfrm>
+                    <a:prstGeom prst="rect"/>
+                  </pic:spPr>
+                </pic:pic>
+              </a:graphicData>
+            </a:graphic>
+          </wp:inline>
+        </w:drawing>
+      </w:r>
+    </w:p>
+    <w:p>
+      <w:pPr>
+        <w:jc w:val="left"/>
+      </w:pPr>
+      <w:r>
+        <w:rPr>
+          <w:b/>
+          <w:sz w:val="20"/>
+        </w:rPr>
+        <w:t xml:space="preserve">Figure 5. </w:t>
+      </w:r>
+      <w:r>
+        <w:rPr>
+          <w:sz w:val="20"/>
+        </w:rPr>
+        <w:t>Empirical power curves from the Monte-Carlo simulation (Note S4). Rejection rate of H0 against true effect size tau over 999 replications per grid point at G = {4, 6, 8, 12} with empirical variance components sigma_u = 13.06 d, sigma_t = 41.75 d, sigma_epsilon = 31.28 d estimated from the real v2.1 corrected-SOS panel. At G = 8 (this study) power &gt;= 0.80 is reached only for tau &gt;= 60 d; the type-I rate under H0 is 0.07, close to nominal 0.05.</w:t>
+      </w:r>
+    </w:p>
+    <w:p>
+      <w:pPr>
         <w:pStyle w:val="BodyText"/>
       </w:pPr>
       <w:r>
@@ -4481,10 +4424,124 @@
     </w:p>
     <w:p>
       <w:pPr>
+        <w:jc w:val="center"/>
+      </w:pPr>
+      <w:r>
+        <w:drawing>
+          <wp:inline>
+            <wp:extent cx="5486400" cy="3398622"/>
+            <wp:docPr id="3" name="Picture 3"/>
+            <wp:cNvGraphicFramePr>
+              <a:graphicFrameLocks noChangeAspect="1"/>
+            </wp:cNvGraphicFramePr>
+            <a:graphic>
+              <a:graphicData uri="http://schemas.openxmlformats.org/drawingml/2006/picture">
+                <pic:pic>
+                  <pic:nvPicPr>
+                    <pic:cNvPr id="0" name="fig6_placebo_distribution.png"/>
+                    <pic:cNvPicPr/>
+                  </pic:nvPicPr>
+                  <pic:blipFill>
+                    <a:blip r:embed="rId11"/>
+                    <a:stretch>
+                      <a:fillRect/>
+                    </a:stretch>
+                  </pic:blipFill>
+                  <pic:spPr>
+                    <a:xfrm>
+                      <a:off x="0" y="0"/>
+                      <a:ext cx="5486400" cy="3398622"/>
+                    </a:xfrm>
+                    <a:prstGeom prst="rect"/>
+                  </pic:spPr>
+                </pic:pic>
+              </a:graphicData>
+            </a:graphic>
+          </wp:inline>
+        </w:drawing>
+      </w:r>
+    </w:p>
+    <w:p>
+      <w:pPr>
+        <w:jc w:val="left"/>
+      </w:pPr>
+      <w:r>
+        <w:rPr>
+          <w:b/>
+          <w:sz w:val="20"/>
+        </w:rPr>
+        <w:t xml:space="preserve">Figure 6. </w:t>
+      </w:r>
+      <w:r>
+        <w:rPr>
+          <w:sz w:val="20"/>
+        </w:rPr>
+        <w:t>In-space placebo distributions (donor-swap, 56 permutations). Histograms of placebo tau_hat values from all C(8,5) treated/control reassignments across district pairs, with the observed tau_hat marked as a solid vertical line, in each of the six (pipeline x metric) cells (raw/corrected x SOS/POS/EOS). Both raw/EOS and corrected/EOS cells return p_perm = 0.018 (n_extreme = 0 / 55), the design floor at G = 8; these p-values are formally uninformative for the EOS cells because zero finite placebo estimates were retained (degenerate outcome) and are reported only for completeness, not as evidence of significance. The SOS and POS cells return p_perm = 0.286-0.500, consistent with the small-G null result.</w:t>
+      </w:r>
+    </w:p>
+    <w:p>
+      <w:pPr>
         <w:pStyle w:val="BodyText"/>
       </w:pPr>
       <w:r>
         <w:t xml:space="preserve">A quantitative summary of raw vs. corrected MAE and RMSE for SOS, POS, and EOS by district and cyclone is presented in Table S1 (real_v21 column) and Table S13a (per-cell pixel shares).</w:t>
+      </w:r>
+    </w:p>
+    <w:p>
+      <w:pPr>
+        <w:jc w:val="center"/>
+      </w:pPr>
+      <w:r>
+        <w:drawing>
+          <wp:inline>
+            <wp:extent cx="5486400" cy="2191435"/>
+            <wp:docPr id="2" name="Picture 2"/>
+            <wp:cNvGraphicFramePr>
+              <a:graphicFrameLocks noChangeAspect="1"/>
+            </wp:cNvGraphicFramePr>
+            <a:graphic>
+              <a:graphicData uri="http://schemas.openxmlformats.org/drawingml/2006/picture">
+                <pic:pic>
+                  <pic:nvPicPr>
+                    <pic:cNvPr id="0" name="figS1_cyclone_climatology.png"/>
+                    <pic:cNvPicPr/>
+                  </pic:nvPicPr>
+                  <pic:blipFill>
+                    <a:blip r:embed="rId10"/>
+                    <a:stretch>
+                      <a:fillRect/>
+                    </a:stretch>
+                  </pic:blipFill>
+                  <pic:spPr>
+                    <a:xfrm>
+                      <a:off x="0" y="0"/>
+                      <a:ext cx="5486400" cy="2191435"/>
+                    </a:xfrm>
+                    <a:prstGeom prst="rect"/>
+                  </pic:spPr>
+                </pic:pic>
+              </a:graphicData>
+            </a:graphic>
+          </wp:inline>
+        </w:drawing>
+      </w:r>
+    </w:p>
+    <w:p>
+      <w:pPr>
+        <w:jc w:val="left"/>
+      </w:pPr>
+      <w:r>
+        <w:rPr>
+          <w:b/>
+          <w:sz w:val="20"/>
+        </w:rPr>
+        <w:t xml:space="preserve">Figure S1. </w:t>
+      </w:r>
+      <w:r>
+        <w:rPr>
+          <w:sz w:val="20"/>
+        </w:rPr>
+        <w:t>Cyclone climatology for the Bay of Bengal, 1980-2024. Annual landfall counts in the 50-km IBTrACS buffer around the coastal Odisha districts, stratified by Saffir-Simpson category and pre-monsoon vs. post-monsoon timing.</w:t>
       </w:r>
     </w:p>
     <w:bookmarkEnd w:id="49"/>
@@ -4495,6 +4552,63 @@
       </w:pPr>
       <w:r>
         <w:t xml:space="preserve">4.4 Difference-in-Differences Estimates and Robustness</w:t>
+      </w:r>
+    </w:p>
+    <w:p>
+      <w:pPr>
+        <w:jc w:val="center"/>
+      </w:pPr>
+      <w:r>
+        <w:drawing>
+          <wp:inline>
+            <wp:extent cx="5486400" cy="5776055"/>
+            <wp:docPr id="1" name="Picture 1"/>
+            <wp:cNvGraphicFramePr>
+              <a:graphicFrameLocks noChangeAspect="1"/>
+            </wp:cNvGraphicFramePr>
+            <a:graphic>
+              <a:graphicData uri="http://schemas.openxmlformats.org/drawingml/2006/picture">
+                <pic:pic>
+                  <pic:nvPicPr>
+                    <pic:cNvPr id="0" name="figS2_backscatter_signatures.png"/>
+                    <pic:cNvPicPr/>
+                  </pic:nvPicPr>
+                  <pic:blipFill>
+                    <a:blip r:embed="rId9"/>
+                    <a:stretch>
+                      <a:fillRect/>
+                    </a:stretch>
+                  </pic:blipFill>
+                  <pic:spPr>
+                    <a:xfrm>
+                      <a:off x="0" y="0"/>
+                      <a:ext cx="5486400" cy="5776055"/>
+                    </a:xfrm>
+                    <a:prstGeom prst="rect"/>
+                  </pic:spPr>
+                </pic:pic>
+              </a:graphicData>
+            </a:graphic>
+          </wp:inline>
+        </w:drawing>
+      </w:r>
+    </w:p>
+    <w:p>
+      <w:pPr>
+        <w:jc w:val="left"/>
+      </w:pPr>
+      <w:r>
+        <w:rPr>
+          <w:b/>
+          <w:sz w:val="20"/>
+        </w:rPr>
+        <w:t xml:space="preserve">Figure S2. </w:t>
+      </w:r>
+      <w:r>
+        <w:rPr>
+          <w:sz w:val="20"/>
+        </w:rPr>
+        <w:t>Sentinel-1 RTC dual-polarisation VH/VV/CR backscatter signatures across four phenological phases (pre-canopy, early canopy, peak canopy, event window) for the four Bulbul out-of-sample probe districts (Boudh, Ganjam, Khordha, Nayagarh), retrieved from Microsoft Planetary Computer.</w:t>
       </w:r>
     </w:p>
     <w:p>

--- a/manuscript/Manuscript.docx
+++ b/manuscript/Manuscript.docx
@@ -4761,7 +4761,7 @@
         <w:t xml:space="preserve"> </w:t>
       </w:r>
       <w:r>
-        <w:t xml:space="preserve">= 0.4065), a (</w:t>
+        <w:t xml:space="preserve">= 0.4065, WCR 95 % CI [−54.14, +84.36]), a (</w:t>
       </w:r>
       <w:r>
         <w:t xml:space="preserve">) = −0.181 d shift corresponding to a 1.2 % reduction in absolute magnitude relative to the raw pipeline — small but directionally consistent with the pre-registered prediction (</w:t>
@@ -4807,7 +4807,7 @@
         <w:t xml:space="preserve"> </w:t>
       </w:r>
       <w:r>
-        <w:t xml:space="preserve">= 0.2293, (</w:t>
+        <w:t xml:space="preserve">= 0.2293, WCR 95 % CI [−15.27, +7.91], (</w:t>
       </w:r>
       <w:r>
         <w:t xml:space="preserve">) = −0.090 d), and the corrected/EOS coefficient moved from the degenerate raw value to (</w:t>
@@ -4832,7 +4832,7 @@
         <w:t xml:space="preserve"> </w:t>
       </w:r>
       <w:r>
-        <w:t xml:space="preserve">= 0.2035), consistent with the pre-registered prediction that the saline-surge correction is mechanism-specific to the early-season anchor while the end-of-season DiD coefficient remains statistically indistinguishable from zero.</w:t>
+        <w:t xml:space="preserve">= 0.2035, WCR 95 % CI [−0.92, +0.44]), consistent with the pre-registered prediction that the saline-surge correction is mechanism-specific to the early-season anchor while the end-of-season DiD coefficient remains statistically indistinguishable from zero.</w:t>
       </w:r>
     </w:p>
     <w:p>
@@ -8502,7 +8502,7 @@
       <w:color w:themeColor="accent1" w:themeShade="BF" w:val="365F91"/>
     </w:rPr>
   </w:style>
-  <w:style w:type="paragraph" w:customStyle="1" w:styleId="SourceCode">
+  <w:style w:customStyle="1" w:styleId="SourceCode" w:type="paragraph">
     <w:name w:val="Source Code"/>
     <w:basedOn w:val="Normal"/>
     <w:link w:val="VerbatimChar"/>
@@ -8510,7 +8510,7 @@
       <w:wordWrap w:val="off"/>
     </w:pPr>
   </w:style>
-  <w:style w:type="character" w:customStyle="1" w:styleId="KeywordTok">
+  <w:style w:customStyle="1" w:styleId="KeywordTok" w:type="character">
     <w:name w:val="KeywordTok"/>
     <w:basedOn w:val="VerbatimChar"/>
     <w:rPr>
@@ -8518,77 +8518,77 @@
       <w:color w:val="007020"/>
     </w:rPr>
   </w:style>
-  <w:style w:type="character" w:customStyle="1" w:styleId="DataTypeTok">
+  <w:style w:customStyle="1" w:styleId="DataTypeTok" w:type="character">
     <w:name w:val="DataTypeTok"/>
     <w:basedOn w:val="VerbatimChar"/>
     <w:rPr>
       <w:color w:val="902000"/>
     </w:rPr>
   </w:style>
-  <w:style w:type="character" w:customStyle="1" w:styleId="DecValTok">
+  <w:style w:customStyle="1" w:styleId="DecValTok" w:type="character">
     <w:name w:val="DecValTok"/>
     <w:basedOn w:val="VerbatimChar"/>
     <w:rPr>
       <w:color w:val="40a070"/>
     </w:rPr>
   </w:style>
-  <w:style w:type="character" w:customStyle="1" w:styleId="BaseNTok">
+  <w:style w:customStyle="1" w:styleId="BaseNTok" w:type="character">
     <w:name w:val="BaseNTok"/>
     <w:basedOn w:val="VerbatimChar"/>
     <w:rPr>
       <w:color w:val="40a070"/>
     </w:rPr>
   </w:style>
-  <w:style w:type="character" w:customStyle="1" w:styleId="FloatTok">
+  <w:style w:customStyle="1" w:styleId="FloatTok" w:type="character">
     <w:name w:val="FloatTok"/>
     <w:basedOn w:val="VerbatimChar"/>
     <w:rPr>
       <w:color w:val="40a070"/>
     </w:rPr>
   </w:style>
-  <w:style w:type="character" w:customStyle="1" w:styleId="ConstantTok">
+  <w:style w:customStyle="1" w:styleId="ConstantTok" w:type="character">
     <w:name w:val="ConstantTok"/>
     <w:basedOn w:val="VerbatimChar"/>
     <w:rPr>
       <w:color w:val="880000"/>
     </w:rPr>
   </w:style>
-  <w:style w:type="character" w:customStyle="1" w:styleId="CharTok">
+  <w:style w:customStyle="1" w:styleId="CharTok" w:type="character">
     <w:name w:val="CharTok"/>
     <w:basedOn w:val="VerbatimChar"/>
     <w:rPr>
       <w:color w:val="4070a0"/>
     </w:rPr>
   </w:style>
-  <w:style w:type="character" w:customStyle="1" w:styleId="SpecialCharTok">
+  <w:style w:customStyle="1" w:styleId="SpecialCharTok" w:type="character">
     <w:name w:val="SpecialCharTok"/>
     <w:basedOn w:val="VerbatimChar"/>
     <w:rPr>
       <w:color w:val="4070a0"/>
     </w:rPr>
   </w:style>
-  <w:style w:type="character" w:customStyle="1" w:styleId="StringTok">
+  <w:style w:customStyle="1" w:styleId="StringTok" w:type="character">
     <w:name w:val="StringTok"/>
     <w:basedOn w:val="VerbatimChar"/>
     <w:rPr>
       <w:color w:val="4070a0"/>
     </w:rPr>
   </w:style>
-  <w:style w:type="character" w:customStyle="1" w:styleId="VerbatimStringTok">
+  <w:style w:customStyle="1" w:styleId="VerbatimStringTok" w:type="character">
     <w:name w:val="VerbatimStringTok"/>
     <w:basedOn w:val="VerbatimChar"/>
     <w:rPr>
       <w:color w:val="4070a0"/>
     </w:rPr>
   </w:style>
-  <w:style w:type="character" w:customStyle="1" w:styleId="SpecialStringTok">
+  <w:style w:customStyle="1" w:styleId="SpecialStringTok" w:type="character">
     <w:name w:val="SpecialStringTok"/>
     <w:basedOn w:val="VerbatimChar"/>
     <w:rPr>
       <w:color w:val="bb6688"/>
     </w:rPr>
   </w:style>
-  <w:style w:type="character" w:customStyle="1" w:styleId="ImportTok">
+  <w:style w:customStyle="1" w:styleId="ImportTok" w:type="character">
     <w:name w:val="ImportTok"/>
     <w:basedOn w:val="VerbatimChar"/>
     <w:rPr>
@@ -8596,7 +8596,7 @@
       <w:color w:val="008000"/>
     </w:rPr>
   </w:style>
-  <w:style w:type="character" w:customStyle="1" w:styleId="CommentTok">
+  <w:style w:customStyle="1" w:styleId="CommentTok" w:type="character">
     <w:name w:val="CommentTok"/>
     <w:basedOn w:val="VerbatimChar"/>
     <w:rPr>
@@ -8604,7 +8604,7 @@
       <w:color w:val="60a0b0"/>
     </w:rPr>
   </w:style>
-  <w:style w:type="character" w:customStyle="1" w:styleId="DocumentationTok">
+  <w:style w:customStyle="1" w:styleId="DocumentationTok" w:type="character">
     <w:name w:val="DocumentationTok"/>
     <w:basedOn w:val="VerbatimChar"/>
     <w:rPr>
@@ -8612,7 +8612,7 @@
       <w:color w:val="ba2121"/>
     </w:rPr>
   </w:style>
-  <w:style w:type="character" w:customStyle="1" w:styleId="AnnotationTok">
+  <w:style w:customStyle="1" w:styleId="AnnotationTok" w:type="character">
     <w:name w:val="AnnotationTok"/>
     <w:basedOn w:val="VerbatimChar"/>
     <w:rPr>
@@ -8621,7 +8621,7 @@
       <w:color w:val="60a0b0"/>
     </w:rPr>
   </w:style>
-  <w:style w:type="character" w:customStyle="1" w:styleId="CommentVarTok">
+  <w:style w:customStyle="1" w:styleId="CommentVarTok" w:type="character">
     <w:name w:val="CommentVarTok"/>
     <w:basedOn w:val="VerbatimChar"/>
     <w:rPr>
@@ -8630,28 +8630,28 @@
       <w:color w:val="60a0b0"/>
     </w:rPr>
   </w:style>
-  <w:style w:type="character" w:customStyle="1" w:styleId="OtherTok">
+  <w:style w:customStyle="1" w:styleId="OtherTok" w:type="character">
     <w:name w:val="OtherTok"/>
     <w:basedOn w:val="VerbatimChar"/>
     <w:rPr>
       <w:color w:val="007020"/>
     </w:rPr>
   </w:style>
-  <w:style w:type="character" w:customStyle="1" w:styleId="FunctionTok">
+  <w:style w:customStyle="1" w:styleId="FunctionTok" w:type="character">
     <w:name w:val="FunctionTok"/>
     <w:basedOn w:val="VerbatimChar"/>
     <w:rPr>
       <w:color w:val="06287e"/>
     </w:rPr>
   </w:style>
-  <w:style w:type="character" w:customStyle="1" w:styleId="VariableTok">
+  <w:style w:customStyle="1" w:styleId="VariableTok" w:type="character">
     <w:name w:val="VariableTok"/>
     <w:basedOn w:val="VerbatimChar"/>
     <w:rPr>
       <w:color w:val="19177c"/>
     </w:rPr>
   </w:style>
-  <w:style w:type="character" w:customStyle="1" w:styleId="ControlFlowTok">
+  <w:style w:customStyle="1" w:styleId="ControlFlowTok" w:type="character">
     <w:name w:val="ControlFlowTok"/>
     <w:basedOn w:val="VerbatimChar"/>
     <w:rPr>
@@ -8659,45 +8659,45 @@
       <w:color w:val="007020"/>
     </w:rPr>
   </w:style>
-  <w:style w:type="character" w:customStyle="1" w:styleId="OperatorTok">
+  <w:style w:customStyle="1" w:styleId="OperatorTok" w:type="character">
     <w:name w:val="OperatorTok"/>
     <w:basedOn w:val="VerbatimChar"/>
     <w:rPr>
       <w:color w:val="666666"/>
     </w:rPr>
   </w:style>
-  <w:style w:type="character" w:customStyle="1" w:styleId="BuiltInTok">
+  <w:style w:customStyle="1" w:styleId="BuiltInTok" w:type="character">
     <w:name w:val="BuiltInTok"/>
     <w:basedOn w:val="VerbatimChar"/>
     <w:rPr>
       <w:color w:val="008000"/>
     </w:rPr>
   </w:style>
-  <w:style w:type="character" w:customStyle="1" w:styleId="ExtensionTok">
+  <w:style w:customStyle="1" w:styleId="ExtensionTok" w:type="character">
     <w:name w:val="ExtensionTok"/>
     <w:basedOn w:val="VerbatimChar"/>
     <w:rPr/>
   </w:style>
-  <w:style w:type="character" w:customStyle="1" w:styleId="PreprocessorTok">
+  <w:style w:customStyle="1" w:styleId="PreprocessorTok" w:type="character">
     <w:name w:val="PreprocessorTok"/>
     <w:basedOn w:val="VerbatimChar"/>
     <w:rPr>
       <w:color w:val="bc7a00"/>
     </w:rPr>
   </w:style>
-  <w:style w:type="character" w:customStyle="1" w:styleId="AttributeTok">
+  <w:style w:customStyle="1" w:styleId="AttributeTok" w:type="character">
     <w:name w:val="AttributeTok"/>
     <w:basedOn w:val="VerbatimChar"/>
     <w:rPr>
       <w:color w:val="7d9029"/>
     </w:rPr>
   </w:style>
-  <w:style w:type="character" w:customStyle="1" w:styleId="RegionMarkerTok">
+  <w:style w:customStyle="1" w:styleId="RegionMarkerTok" w:type="character">
     <w:name w:val="RegionMarkerTok"/>
     <w:basedOn w:val="VerbatimChar"/>
     <w:rPr/>
   </w:style>
-  <w:style w:type="character" w:customStyle="1" w:styleId="InformationTok">
+  <w:style w:customStyle="1" w:styleId="InformationTok" w:type="character">
     <w:name w:val="InformationTok"/>
     <w:basedOn w:val="VerbatimChar"/>
     <w:rPr>
@@ -8706,7 +8706,7 @@
       <w:color w:val="60a0b0"/>
     </w:rPr>
   </w:style>
-  <w:style w:type="character" w:customStyle="1" w:styleId="WarningTok">
+  <w:style w:customStyle="1" w:styleId="WarningTok" w:type="character">
     <w:name w:val="WarningTok"/>
     <w:basedOn w:val="VerbatimChar"/>
     <w:rPr>
@@ -8715,7 +8715,7 @@
       <w:color w:val="60a0b0"/>
     </w:rPr>
   </w:style>
-  <w:style w:type="character" w:customStyle="1" w:styleId="AlertTok">
+  <w:style w:customStyle="1" w:styleId="AlertTok" w:type="character">
     <w:name w:val="AlertTok"/>
     <w:basedOn w:val="VerbatimChar"/>
     <w:rPr>
@@ -8723,7 +8723,7 @@
       <w:color w:val="ff0000"/>
     </w:rPr>
   </w:style>
-  <w:style w:type="character" w:customStyle="1" w:styleId="ErrorTok">
+  <w:style w:customStyle="1" w:styleId="ErrorTok" w:type="character">
     <w:name w:val="ErrorTok"/>
     <w:basedOn w:val="VerbatimChar"/>
     <w:rPr>
@@ -8731,7 +8731,7 @@
       <w:color w:val="ff0000"/>
     </w:rPr>
   </w:style>
-  <w:style w:type="character" w:customStyle="1" w:styleId="NormalTok">
+  <w:style w:customStyle="1" w:styleId="NormalTok" w:type="character">
     <w:name w:val="NormalTok"/>
     <w:basedOn w:val="VerbatimChar"/>
     <w:rPr/>

--- a/manuscript/Manuscript.docx
+++ b/manuscript/Manuscript.docx
@@ -5205,7 +5205,7 @@
         <w:t xml:space="preserve">_{</w:t>
       </w:r>
       <w:r>
-        <w:t xml:space="preserve">}) = +15.108 d of −8.11 d, −1.11 d, +22.49 d, and +12.99 d respectively (mean residual +6.56 d; range [−8.11, +22.49]). All 4 of 4 paddy probes lie inside the empirical 95 % prediction interval [−36.57, +66.78] d derived from the v2.1 panel’s idiosyncratic residual SD (19.88 d) — a falsifiable PASS verdict for the pre-registered transferability test (Note S1 §S1.4). The sign and magnitude of the mean residual are consistent with the trained v2.1 ATT being a</w:t>
+        <w:t xml:space="preserve">}) = +15.108 d of −8.11 d, −1.11 d, +22.49 d, and +12.99 d respectively (mean residual +6.56 d; range [−8.11, +22.49]). All 4 of 4 paddy probes lie inside the empirical 95 % prediction interval [−36.57, +66.78] d derived from the empirical idiosyncratic SD across the four paddy-dominant probe-district pre-period (2017–2018) SOS baselines (σ_idio = 19.88 d) — a falsifiable PASS verdict for the pre-registered transferability test (Note S1 §S1.4). The sign and magnitude of the mean residual are consistent with the trained v2.1 ATT being a</w:t>
       </w:r>
       <w:r>
         <w:t xml:space="preserve"> </w:t>
@@ -5394,7 +5394,7 @@
         <w:t xml:space="preserve">The central finding of this study is that cyclone-induced saline storm-surge inundation produces a SAR backscatter signal that is, in isolation, observationally indistinguishable from agronomic transplanting flooding in Kharif rice pixels, and that this confound systematically biases phenological date retrieval. The v2.1 classifier-corrected pipeline attenuates the raw SOS DiD coefficient from +15.289 d to +15.108 d ((</w:t>
       </w:r>
       <w:r>
-        <w:t xml:space="preserve">) = −0.181 d, 1.2 % attenuation; CR1 SE 17.31; WCR 95 % CI inclusive of zero) — a directionally pre-registered but small attenuation that reflects the bounded pixel share of cyclone-flood contamination at the district aggregation scale (Fani 0.29–2.52 %, Amphan 0.33–1.92 %, Yaas 0.42–7.21 % per district, §4.3). This finding is consequential for several reasons. First, the underlying pixel-scale confound is not random: at the pixel scale the classifier achieves OA = 0.844 (SAR-only) for discriminating cyclone-surge from agronomic flooding (§4.1), and the resulting per-cell corrections are directionally consistent (Bhadrak/Yaas largest, with raw-vs-corrected SOS mean |Δ| = 0.245 ± 0.272 d, range 0.04–1.01 d), spatially patterned (concentrated in sub-districts with highest storm-surge penetration), and temporally clustered (affecting only the three cyclone years in the eight-year record). Any pixel-scale trend or anomaly analysis based on uncorrected SAR phenological products in Bay of Bengal coastal regions will therefore conflate biological responses to cyclone stress with instrumental artefacts. Second, while the district-aggregated DiD coefficient is only modestly attenuated (because flood-share per district is bounded below 10 %), the pixel-scale bias remains large where it matters operationally — for parametric insurance triggers and farm-level crop-loss assessments — and the v2.1 correction provides the first quantified, open, reproducible mechanism for removing it. Third, the bias propagates through the entire phenological calendar: even when the POS and EOS signals are not directly contaminated by the surge event, they are shifted through the coupling of the double-logistic curve fitting algorithm (raw-vs-corrected POS mean |Δ| = 0.122 ± 0.134 d, EOS 0.337 ± 0.462 d), an effect that has not been documented in any prior study. Together, these findings establish that existing published rice phenological products derived from SAR data in cyclone-exposed coastal regions should be interpreted with caution for the cyclone-impacted years, particularly when used at sub-district pixel resolution.</w:t>
+        <w:t xml:space="preserve">) = −0.181 d, 1.2 % attenuation; CR1 SE 17.31; WCR 95 % CI inclusive of zero) — a directionally pre-registered but small attenuation that reflects the bounded pixel share of cyclone-flood contamination at the district aggregation scale (per-district nonzero pixel-share among the five coastal treatment districts: Fani 0.10–2.52 %, Amphan 0.04–1.92 %, Yaas 0.42–7.21 %; Table S13a, §4.3). This finding is consequential for several reasons. First, the underlying pixel-scale confound is not random: at the pixel scale the classifier achieves OA = 0.844 (SAR-only) for discriminating cyclone-surge from agronomic flooding (§4.1), and the resulting per-cell corrections are directionally consistent (Bhadrak/Yaas largest, with raw-vs-corrected SOS mean |Δ| = 0.245 ± 0.272 d, range 0.04–1.01 d), spatially patterned (concentrated in sub-districts with highest storm-surge penetration), and temporally clustered (affecting only the three cyclone years in the eight-year record). Any pixel-scale trend or anomaly analysis based on uncorrected SAR phenological products in Bay of Bengal coastal regions will therefore conflate biological responses to cyclone stress with instrumental artefacts. Second, while the district-aggregated DiD coefficient is only modestly attenuated (because flood-share per district is bounded below 10 %), the pixel-scale bias remains large where it matters operationally — for parametric insurance triggers and farm-level crop-loss assessments — and the v2.1 correction provides the first quantified, open, reproducible mechanism for removing it. Third, the bias propagates through the entire phenological calendar: even when the POS and EOS signals are not directly contaminated by the surge event, they are shifted through the coupling of the double-logistic curve fitting algorithm (raw-vs-corrected POS mean |Δ| = 0.122 ± 0.134 d, EOS 0.337 ± 0.462 d), an effect that has not been documented in any prior study. Together, these findings establish that existing published rice phenological products derived from SAR data in cyclone-exposed coastal regions should be interpreted with caution for the cyclone-impacted years, particularly when used at sub-district pixel resolution.</w:t>
       </w:r>
     </w:p>
     <w:p>
@@ -7691,7 +7691,7 @@
         <w:t xml:space="preserve">_{</w:t>
       </w:r>
       <w:r>
-        <w:t xml:space="preserve">}): 0 → −0.239 d after restoring 20 censored cells), consistent with the bounded pixel share of cyclone-surge inundation at the district-aggregation scale (Fani 0.29–2.52 %, Amphan 0.33–1.92 %, Yaas 0.42–7.21 %) and with the pre-registered prediction τ_raw &gt; τ_corrected &gt; 0 for SOS. All artefacts — code (GitHub v1.0.1-submission), software archive (Zenodo 10.5281/zenodo.20587316), data (Mendeley 10.17632/z3zxk4xy3c.1), pre-registration (OSF c4mp8) — are publicly accessible and version-pinned. Author names, affiliations, ORCID identifiers, OSF registration ID (c4mp8), GitHub repository URL, and Zenodo/Mendeley DOIs are filled in §6 and the title block.*</w:t>
+        <w:t xml:space="preserve">}): 0 → −0.239 d after restoring 20 censored cells), consistent with the bounded pixel share of cyclone-surge inundation at the district-aggregation scale (per-district nonzero pixel-share across the five coastal treatment districts: Fani 0.10–2.52 %, Amphan 0.04–1.92 %, Yaas 0.42–7.21 %; Table S13a) and with the pre-registered prediction τ_raw &gt; τ_corrected &gt; 0 for SOS. All artefacts — code (GitHub v1.0.1-submission), software archive (Zenodo 10.5281/zenodo.20587316), data (Mendeley 10.17632/z3zxk4xy3c.1), pre-registration (OSF c4mp8) — are publicly accessible and version-pinned. Author names, affiliations, ORCID identifiers, OSF registration ID (c4mp8), GitHub repository URL, and Zenodo/Mendeley DOIs are filled in §6 and the title block.*</w:t>
       </w:r>
     </w:p>
     <w:bookmarkEnd w:id="75"/>
@@ -8502,7 +8502,7 @@
       <w:color w:themeColor="accent1" w:themeShade="BF" w:val="365F91"/>
     </w:rPr>
   </w:style>
-  <w:style w:customStyle="1" w:styleId="SourceCode" w:type="paragraph">
+  <w:style w:type="paragraph" w:customStyle="1" w:styleId="SourceCode">
     <w:name w:val="Source Code"/>
     <w:basedOn w:val="Normal"/>
     <w:link w:val="VerbatimChar"/>
@@ -8510,7 +8510,7 @@
       <w:wordWrap w:val="off"/>
     </w:pPr>
   </w:style>
-  <w:style w:customStyle="1" w:styleId="KeywordTok" w:type="character">
+  <w:style w:type="character" w:customStyle="1" w:styleId="KeywordTok">
     <w:name w:val="KeywordTok"/>
     <w:basedOn w:val="VerbatimChar"/>
     <w:rPr>
@@ -8518,77 +8518,77 @@
       <w:color w:val="007020"/>
     </w:rPr>
   </w:style>
-  <w:style w:customStyle="1" w:styleId="DataTypeTok" w:type="character">
+  <w:style w:type="character" w:customStyle="1" w:styleId="DataTypeTok">
     <w:name w:val="DataTypeTok"/>
     <w:basedOn w:val="VerbatimChar"/>
     <w:rPr>
       <w:color w:val="902000"/>
     </w:rPr>
   </w:style>
-  <w:style w:customStyle="1" w:styleId="DecValTok" w:type="character">
+  <w:style w:type="character" w:customStyle="1" w:styleId="DecValTok">
     <w:name w:val="DecValTok"/>
     <w:basedOn w:val="VerbatimChar"/>
     <w:rPr>
       <w:color w:val="40a070"/>
     </w:rPr>
   </w:style>
-  <w:style w:customStyle="1" w:styleId="BaseNTok" w:type="character">
+  <w:style w:type="character" w:customStyle="1" w:styleId="BaseNTok">
     <w:name w:val="BaseNTok"/>
     <w:basedOn w:val="VerbatimChar"/>
     <w:rPr>
       <w:color w:val="40a070"/>
     </w:rPr>
   </w:style>
-  <w:style w:customStyle="1" w:styleId="FloatTok" w:type="character">
+  <w:style w:type="character" w:customStyle="1" w:styleId="FloatTok">
     <w:name w:val="FloatTok"/>
     <w:basedOn w:val="VerbatimChar"/>
     <w:rPr>
       <w:color w:val="40a070"/>
     </w:rPr>
   </w:style>
-  <w:style w:customStyle="1" w:styleId="ConstantTok" w:type="character">
+  <w:style w:type="character" w:customStyle="1" w:styleId="ConstantTok">
     <w:name w:val="ConstantTok"/>
     <w:basedOn w:val="VerbatimChar"/>
     <w:rPr>
       <w:color w:val="880000"/>
     </w:rPr>
   </w:style>
-  <w:style w:customStyle="1" w:styleId="CharTok" w:type="character">
+  <w:style w:type="character" w:customStyle="1" w:styleId="CharTok">
     <w:name w:val="CharTok"/>
     <w:basedOn w:val="VerbatimChar"/>
     <w:rPr>
       <w:color w:val="4070a0"/>
     </w:rPr>
   </w:style>
-  <w:style w:customStyle="1" w:styleId="SpecialCharTok" w:type="character">
+  <w:style w:type="character" w:customStyle="1" w:styleId="SpecialCharTok">
     <w:name w:val="SpecialCharTok"/>
     <w:basedOn w:val="VerbatimChar"/>
     <w:rPr>
       <w:color w:val="4070a0"/>
     </w:rPr>
   </w:style>
-  <w:style w:customStyle="1" w:styleId="StringTok" w:type="character">
+  <w:style w:type="character" w:customStyle="1" w:styleId="StringTok">
     <w:name w:val="StringTok"/>
     <w:basedOn w:val="VerbatimChar"/>
     <w:rPr>
       <w:color w:val="4070a0"/>
     </w:rPr>
   </w:style>
-  <w:style w:customStyle="1" w:styleId="VerbatimStringTok" w:type="character">
+  <w:style w:type="character" w:customStyle="1" w:styleId="VerbatimStringTok">
     <w:name w:val="VerbatimStringTok"/>
     <w:basedOn w:val="VerbatimChar"/>
     <w:rPr>
       <w:color w:val="4070a0"/>
     </w:rPr>
   </w:style>
-  <w:style w:customStyle="1" w:styleId="SpecialStringTok" w:type="character">
+  <w:style w:type="character" w:customStyle="1" w:styleId="SpecialStringTok">
     <w:name w:val="SpecialStringTok"/>
     <w:basedOn w:val="VerbatimChar"/>
     <w:rPr>
       <w:color w:val="bb6688"/>
     </w:rPr>
   </w:style>
-  <w:style w:customStyle="1" w:styleId="ImportTok" w:type="character">
+  <w:style w:type="character" w:customStyle="1" w:styleId="ImportTok">
     <w:name w:val="ImportTok"/>
     <w:basedOn w:val="VerbatimChar"/>
     <w:rPr>
@@ -8596,7 +8596,7 @@
       <w:color w:val="008000"/>
     </w:rPr>
   </w:style>
-  <w:style w:customStyle="1" w:styleId="CommentTok" w:type="character">
+  <w:style w:type="character" w:customStyle="1" w:styleId="CommentTok">
     <w:name w:val="CommentTok"/>
     <w:basedOn w:val="VerbatimChar"/>
     <w:rPr>
@@ -8604,7 +8604,7 @@
       <w:color w:val="60a0b0"/>
     </w:rPr>
   </w:style>
-  <w:style w:customStyle="1" w:styleId="DocumentationTok" w:type="character">
+  <w:style w:type="character" w:customStyle="1" w:styleId="DocumentationTok">
     <w:name w:val="DocumentationTok"/>
     <w:basedOn w:val="VerbatimChar"/>
     <w:rPr>
@@ -8612,7 +8612,7 @@
       <w:color w:val="ba2121"/>
     </w:rPr>
   </w:style>
-  <w:style w:customStyle="1" w:styleId="AnnotationTok" w:type="character">
+  <w:style w:type="character" w:customStyle="1" w:styleId="AnnotationTok">
     <w:name w:val="AnnotationTok"/>
     <w:basedOn w:val="VerbatimChar"/>
     <w:rPr>
@@ -8621,7 +8621,7 @@
       <w:color w:val="60a0b0"/>
     </w:rPr>
   </w:style>
-  <w:style w:customStyle="1" w:styleId="CommentVarTok" w:type="character">
+  <w:style w:type="character" w:customStyle="1" w:styleId="CommentVarTok">
     <w:name w:val="CommentVarTok"/>
     <w:basedOn w:val="VerbatimChar"/>
     <w:rPr>
@@ -8630,28 +8630,28 @@
       <w:color w:val="60a0b0"/>
     </w:rPr>
   </w:style>
-  <w:style w:customStyle="1" w:styleId="OtherTok" w:type="character">
+  <w:style w:type="character" w:customStyle="1" w:styleId="OtherTok">
     <w:name w:val="OtherTok"/>
     <w:basedOn w:val="VerbatimChar"/>
     <w:rPr>
       <w:color w:val="007020"/>
     </w:rPr>
   </w:style>
-  <w:style w:customStyle="1" w:styleId="FunctionTok" w:type="character">
+  <w:style w:type="character" w:customStyle="1" w:styleId="FunctionTok">
     <w:name w:val="FunctionTok"/>
     <w:basedOn w:val="VerbatimChar"/>
     <w:rPr>
       <w:color w:val="06287e"/>
     </w:rPr>
   </w:style>
-  <w:style w:customStyle="1" w:styleId="VariableTok" w:type="character">
+  <w:style w:type="character" w:customStyle="1" w:styleId="VariableTok">
     <w:name w:val="VariableTok"/>
     <w:basedOn w:val="VerbatimChar"/>
     <w:rPr>
       <w:color w:val="19177c"/>
     </w:rPr>
   </w:style>
-  <w:style w:customStyle="1" w:styleId="ControlFlowTok" w:type="character">
+  <w:style w:type="character" w:customStyle="1" w:styleId="ControlFlowTok">
     <w:name w:val="ControlFlowTok"/>
     <w:basedOn w:val="VerbatimChar"/>
     <w:rPr>
@@ -8659,45 +8659,45 @@
       <w:color w:val="007020"/>
     </w:rPr>
   </w:style>
-  <w:style w:customStyle="1" w:styleId="OperatorTok" w:type="character">
+  <w:style w:type="character" w:customStyle="1" w:styleId="OperatorTok">
     <w:name w:val="OperatorTok"/>
     <w:basedOn w:val="VerbatimChar"/>
     <w:rPr>
       <w:color w:val="666666"/>
     </w:rPr>
   </w:style>
-  <w:style w:customStyle="1" w:styleId="BuiltInTok" w:type="character">
+  <w:style w:type="character" w:customStyle="1" w:styleId="BuiltInTok">
     <w:name w:val="BuiltInTok"/>
     <w:basedOn w:val="VerbatimChar"/>
     <w:rPr>
       <w:color w:val="008000"/>
     </w:rPr>
   </w:style>
-  <w:style w:customStyle="1" w:styleId="ExtensionTok" w:type="character">
+  <w:style w:type="character" w:customStyle="1" w:styleId="ExtensionTok">
     <w:name w:val="ExtensionTok"/>
     <w:basedOn w:val="VerbatimChar"/>
     <w:rPr/>
   </w:style>
-  <w:style w:customStyle="1" w:styleId="PreprocessorTok" w:type="character">
+  <w:style w:type="character" w:customStyle="1" w:styleId="PreprocessorTok">
     <w:name w:val="PreprocessorTok"/>
     <w:basedOn w:val="VerbatimChar"/>
     <w:rPr>
       <w:color w:val="bc7a00"/>
     </w:rPr>
   </w:style>
-  <w:style w:customStyle="1" w:styleId="AttributeTok" w:type="character">
+  <w:style w:type="character" w:customStyle="1" w:styleId="AttributeTok">
     <w:name w:val="AttributeTok"/>
     <w:basedOn w:val="VerbatimChar"/>
     <w:rPr>
       <w:color w:val="7d9029"/>
     </w:rPr>
   </w:style>
-  <w:style w:customStyle="1" w:styleId="RegionMarkerTok" w:type="character">
+  <w:style w:type="character" w:customStyle="1" w:styleId="RegionMarkerTok">
     <w:name w:val="RegionMarkerTok"/>
     <w:basedOn w:val="VerbatimChar"/>
     <w:rPr/>
   </w:style>
-  <w:style w:customStyle="1" w:styleId="InformationTok" w:type="character">
+  <w:style w:type="character" w:customStyle="1" w:styleId="InformationTok">
     <w:name w:val="InformationTok"/>
     <w:basedOn w:val="VerbatimChar"/>
     <w:rPr>
@@ -8706,7 +8706,7 @@
       <w:color w:val="60a0b0"/>
     </w:rPr>
   </w:style>
-  <w:style w:customStyle="1" w:styleId="WarningTok" w:type="character">
+  <w:style w:type="character" w:customStyle="1" w:styleId="WarningTok">
     <w:name w:val="WarningTok"/>
     <w:basedOn w:val="VerbatimChar"/>
     <w:rPr>
@@ -8715,7 +8715,7 @@
       <w:color w:val="60a0b0"/>
     </w:rPr>
   </w:style>
-  <w:style w:customStyle="1" w:styleId="AlertTok" w:type="character">
+  <w:style w:type="character" w:customStyle="1" w:styleId="AlertTok">
     <w:name w:val="AlertTok"/>
     <w:basedOn w:val="VerbatimChar"/>
     <w:rPr>
@@ -8723,7 +8723,7 @@
       <w:color w:val="ff0000"/>
     </w:rPr>
   </w:style>
-  <w:style w:customStyle="1" w:styleId="ErrorTok" w:type="character">
+  <w:style w:type="character" w:customStyle="1" w:styleId="ErrorTok">
     <w:name w:val="ErrorTok"/>
     <w:basedOn w:val="VerbatimChar"/>
     <w:rPr>
@@ -8731,7 +8731,7 @@
       <w:color w:val="ff0000"/>
     </w:rPr>
   </w:style>
-  <w:style w:customStyle="1" w:styleId="NormalTok" w:type="character">
+  <w:style w:type="character" w:customStyle="1" w:styleId="NormalTok">
     <w:name w:val="NormalTok"/>
     <w:basedOn w:val="VerbatimChar"/>
     <w:rPr/>

--- a/manuscript/Manuscript.docx
+++ b/manuscript/Manuscript.docx
@@ -2,7 +2,7 @@
 <file path=word/document.xml><?xml version="1.0" encoding="utf-8"?>
 <w:document xmlns:w="http://schemas.openxmlformats.org/wordprocessingml/2006/main" xmlns:m="http://schemas.openxmlformats.org/officeDocument/2006/math" xmlns:r="http://schemas.openxmlformats.org/officeDocument/2006/relationships" xmlns:o="urn:schemas-microsoft-com:office:office" xmlns:v="urn:schemas-microsoft-com:vml" xmlns:w10="urn:schemas-microsoft-com:office:word" xmlns:a="http://schemas.openxmlformats.org/drawingml/2006/main" xmlns:pic="http://schemas.openxmlformats.org/drawingml/2006/picture" xmlns:wp="http://schemas.openxmlformats.org/drawingml/2006/wordprocessingDrawing">
   <w:body>
-    <w:bookmarkStart w:id="76" w:name="Xf3394bf13added9016da3c74a82dbe3569e29e6"/>
+    <w:bookmarkStart w:id="77" w:name="Xf3394bf13added9016da3c74a82dbe3569e29e6"/>
     <w:p>
       <w:pPr>
         <w:pStyle w:val="Heading1"/>
@@ -632,13 +632,13 @@
       </w:r>
     </w:p>
     <w:bookmarkEnd w:id="23"/>
-    <w:bookmarkStart w:id="24" w:name="introduction"/>
+    <w:bookmarkStart w:id="24" w:name="abbreviations"/>
     <w:p>
       <w:pPr>
         <w:pStyle w:val="Heading2"/>
       </w:pPr>
       <w:r>
-        <w:t xml:space="preserve">1. Introduction</w:t>
+        <w:t xml:space="preserve">Abbreviations</w:t>
       </w:r>
     </w:p>
     <w:p>
@@ -646,52 +646,121 @@
         <w:pStyle w:val="FirstParagraph"/>
       </w:pPr>
       <w:r>
-        <w:t xml:space="preserve">Rice (</w:t>
-      </w:r>
-      <w:r>
-        <w:rPr>
-          <w:i/>
-          <w:iCs/>
-        </w:rPr>
-        <w:t xml:space="preserve">Oryza sativa</w:t>
-      </w:r>
-      <w:r>
-        <w:t xml:space="preserve"> </w:t>
-      </w:r>
-      <w:r>
-        <w:t xml:space="preserve">L.) underpins the food security of more than three billion people across tropical and sub-tropical Asia (Wassmann et al., 2009). In low-elevation coastal deltas — where approximately 11% of global rice area is cultivated — interannual climate variability and extreme events pose an escalating threat to crop establishment and yield stability (Wassmann et al., 2009; IPCC, 2022). Tropical cyclones are among the most damaging of these extremes: storm surges deposit saline water across rice paddies during or immediately before the transplanting season, delaying sowing, reducing germination, and in the most severe cases destroying the crop entirely before it reaches the canopy formation stage. The Bay of Bengal basin is the most cyclone-active maritime region in the northern Indian Ocean, accounting for approximately 80% of all North Indian Ocean tropical cyclone landfalls (IMD, 2020), and its eastern coastline — encompassing the low-lying river deltas of Odisha, Andhra Pradesh, West Bengal, and the Ganges–Brahmaputra–Meghna system — is simultaneously among the world’s most rice-intensive and most cyclone-exposed agricultural landscapes. As climate projections consistently indicate increasing cyclone intensity and coastal inundation frequency over the coming decades (IPCC, 2022), the capacity to accurately monitor and quantify cyclone-driven disruption to rice phenology from satellite observations is not merely a technical challenge but a prerequisite for evidence-based adaptation policy, crop insurance design, and humanitarian early-warning systems.</w:t>
-      </w:r>
-    </w:p>
-    <w:p>
-      <w:pPr>
-        <w:pStyle w:val="BodyText"/>
-      </w:pPr>
-      <w:r>
-        <w:t xml:space="preserve">Satellite remote sensing offers an unrivalled capacity for systematic, multi-year phenological monitoring at the spatial resolution and temporal frequency demanded by operational agriculture. The fusion of Sentinel-1 synthetic aperture radar (SAR) and Sentinel-2 multispectral optical data — both freely accessible at 10 m native resolution with repeat intervals of 6 and 5 days respectively — has emerged as the dominant paradigm for rice phenology retrieval in cloud-prone tropical regions where optical-only approaches fail for months at a time. Meroni et al. (2021) demonstrated that the SAR cross-ratio (VH/VV) and NDVI time series provide complementary and statistically comparable phenological signals across major European crops at field scale. Singha et al. (2019) produced the first 10 m South Asian rice classification using combined Sentinel-1 and MODIS data, establishing the phenological trough in VH backscatter during transplanting flooding as a robust detection signal. Hu et al. (2023) adapted this approach to multi-cropping rice systems in Jiangsu, China, demonstrating that SAR-optical fusion substantially outperforms single-sensor methods under persistent cloud cover. Minasny et al. (2022) and Xu et al. (2024) further refined phenology retrieval with time-series smoothing and adaptive threshold strategies. More recently, Shi et al. (2024), Wang et al. (2024), and Shen and Liao (2025) extended SAR-optical fusion to high-frequency composite workflows and direct seeding detection, while Rangasamy et al. (2025) demonstrated robust phenological date retrieval for coastal Tamil Nadu rice systems using Sentinel-1 time series alone. Fikriyah et al. (2019) showed that discriminant analysis of SAR backscatter features can separate dry-seeded from transplanted rice in Indonesia, and Konkathi et al. (2024) applied multi-polarisation SAR metrics to detect Kharif rice across coastal Andhra Pradesh. Across this body of work, the SAR backscatter decrease during the transplanting flooding period serves as the fundamental and universal phenological anchor. It is this anchor — reliable under normal agronomic conditions — that becomes ambiguous, and potentially misleading, under cyclone-disrupted coastal conditions.</w:t>
-      </w:r>
-    </w:p>
-    <w:p>
-      <w:pPr>
-        <w:pStyle w:val="BodyText"/>
-      </w:pPr>
-      <w:r>
-        <w:t xml:space="preserve">The core problem motivating this study has not been addressed in any of the above-cited works, nor in any other published remote sensing study: cyclone-induced saline storm-surge inundation produces a near-identical SAR backscatter signal to agronomic transplanting flooding in rice pixels. Both events cause a pronounced decrease in VH and VV backscatter as shallow, smooth water replaces the rougher vegetated or bare-soil surface (Hoshikawa et al., 2023; Wali et al., 2020). When a tropical cyclone makes landfall immediately before or during the Kharif transplanting season — as occurred with Cyclone Fani (May 2019), Cyclone Amphan (May 2020), and Cyclone Yaas (May 2021) along the Odisha coast — the surge-induced backscatter trough can precede the agronomic trough by four to six weeks, or can completely mask the agronomic signal if surge-derived standing water persists into the transplanting window. Algorithms that do not account for this confound will systematically assign an erroneous SOS date — typically several weeks earlier than the true agronomic transplanting date — introducing a bias that cascades through the entire phenological calendar (SOS, POS, EOS) and corrupts any derived sowing-date product, growing-season length estimate, or assimilation input for crop simulation models. Pham-Van et al. (2020) noted that the coupling between soil salinity and rice growth phenology under inundation remains poorly characterised from remote sensing data, and that no study has attempted to disentangle salinity-driven and agronomy-driven SAR signals in the transplanting window. Wali et al. (2020) documented signal saturation and ambiguity in SAR backscatter for flooded paddy under varying inundation depths — conditions directly analogous to storm-surge flooding — but did not address the confound with agronomic transplanting. The dual-pol scattering physics underpinning this confound — together with the depth × roughness × dwell-time argument that motivates the seven-feature classifier feature set — is developed in Supplementary Note S3 (Backscatter signatures), with canonical signature values tabulated in Table S9 and the mechanism-by-mechanism summary illustrated in Figure S2. These gaps collectively define a critical methodological blind spot in the entire rice phenology retrieval literature.</w:t>
-      </w:r>
-    </w:p>
-    <w:p>
-      <w:pPr>
-        <w:pStyle w:val="BodyText"/>
-      </w:pPr>
-      <w:r>
-        <w:t xml:space="preserve">Coastal Odisha provides an ideal natural laboratory for characterising and correcting this confound. The state faces the Bay of Bengal directly, receiving an average of two to three significant cyclone landfalls per decade, with the most recent cluster — Fani (Very Severe Cyclonic Storm, Category 4 equivalent, 3 May 2019), Amphan (Super Cyclonic Storm, 20 May 2020), and Yaas (Very Severe Cyclonic Storm, 26 May 2021) — occurring within three consecutive Kharif pre-seasons. These three events provide three independent treatment years bracketed by five control Kharif seasons (2017, 2018, 2022, 2023, 2024) within the Sentinel-1 temporal archive, enabling a rigorous quasi-experimental Before-After-Control-Impact (BACI) design (Smith, 2002) operationalised as a two-way fixed-effects difference-in-differences specification (§3.6). The five coastal districts of Balasore, Bhadrak, Kendrapara, Jagatsinghpur, and Puri together constitute one of the most rice-intensive coastal zones in India, with Kharif rice occupying an estimated 3.1 million ha across Odisha’s coastal belt and contributing substantially to the livelihoods of smallholder farming households that remain among the most climate-vulnerable in South Asia. Despite this socioeconomic importance and the frequency of cyclone impacts, no prior study has applied SAR-optical phenology retrieval to any of these five districts, let alone attempted to characterise the cyclone-flood confound within them.</w:t>
-      </w:r>
-    </w:p>
-    <w:p>
-      <w:pPr>
-        <w:pStyle w:val="BodyText"/>
-      </w:pPr>
-      <w:r>
-        <w:t xml:space="preserve">The aims of this study are threefold, formulated as pre-registered hypotheses on the Open Science Framework (OSF; https://osf.io/c4mp8). Research Question 1 (RQ1): Can a multi-feature classifier combining Sentinel-1 backscatter, Sentinel-2 spectral indices, JRC water permanence, and ERA5 wind speed discriminate cyclone-induced saline inundation from agronomic transplanting flooding in coastal Odisha rice pixels at overall accuracy ≥ 88% and F1 ≥ 0.85? Research Question 2 (RQ2): When the cyclone-flood confound is corrected, do detected SOS, POS, and EOS dates differ from uncorrected estimates by ≥ 7 days during cyclone-impacted Kharif seasons (2019, 2020, 2021) but by &lt; 2 days during control seasons (2017, 2018, 2022, 2023, 2024)? Research Question 3 (RQ3): Does a two-way fixed-effects difference-in-differences specification (Eq. 4) reveal a statistically significant cyclone-exposure treatment effect for phenological dates in the uncorrected series, and does this effect weaken or disappear after correction? This study makes four specific contributions: (i) the first empirical characterisation of the cyclone-flood confound in SAR rice phenology retrieval for any Bay of Bengal coastal district; (ii) a novel multi-feature random-forest classifier for distinguishing saline storm-surge inundation from agronomic flooding at 10 m pixel level; (iii) a quantitative TWFE-DiD assessment of cyclone-induced bias in Sentinel-1/2 phenological products across eight Kharif seasons, accompanied by a five-instrument robustness suite (WCR bootstrap, jackknife, two placebos, MDE/power, transferability) appropriate for the small-cluster (G = 8) inferential regime; and (iv) an open, reproducible Google Earth Engine toolkit (RiceBaCI-GEE) validated for coastal Odisha and demonstrated to transfer to Andhra Pradesh coastal districts impacted by Cyclone Hudhud (2014). The remainder of this paper is structured as follows: Section 2 describes the study area and data sources; Section 3 presents the methods; Section 4 reports results; Section 5 discusses findings in relation to the broader literature; and Section 6 presents conclusions.</w:t>
+        <w:rPr>
+          <w:b/>
+          <w:bCs/>
+        </w:rPr>
+        <w:t xml:space="preserve">Sensors and Earth-observation products.</w:t>
+      </w:r>
+      <w:r>
+        <w:t xml:space="preserve"> </w:t>
+      </w:r>
+      <w:r>
+        <w:t xml:space="preserve">SAR — synthetic aperture radar; VH — vertical-transmit, horizontal-receive (Sentinel-1 cross-polarisation); VV — vertical-transmit, vertical-receive (Sentinel-1 co-polarisation); CR — cross-ratio of VH to VV polarisation (CR = VH/VV); NDVI — Normalised Difference Vegetation Index; NDWI — Normalised Difference Water Index; LSWI — Land Surface Water Index; EVI/EVI2 — Enhanced Vegetation Index / two-band EVI; CIre — Chlorophyll Index Red-Edge; SCL — Sentinel-2 Scene Classification Layer; SNAP — Sentinel Application Platform (ESA); STAC — SpatioTemporal Asset Catalog; NICFI — Norway’s International Climate and Forest Initiative; KSAT — Kongsberg Satellite Services; TFO — Tropical Forest Observatory; LISS-III — Linear Imaging Self-Scanning Sensor III (IRS Resourcesat); GSW — Global Surface Water (JRC); MOD13Q1 — MODIS Terra Vegetation Indices 16-Day L3 Global 250 m product; MCD12Q2 — MODIS Land Cover Dynamics product; LP DAAC — Land Processes Distributed Active Archive Center (NASA); EOSDIS — Earth Observing System Data and Information System (NASA); EMS — Emergency Management Service (Copernicus); EMSR357 — Copernicus EMS Rapid Mapping activation 357 (Cyclone Fani); ERA5 — ECMWF Reanalysis v5; ECMWF — European Centre for Medium-range Weather Forecasts; JRC — Joint Research Centre (European Commission); ESA — European Space Agency; UN-SPIDER — United Nations Platform for Space-based Information for Disaster Management and Emergency Response; IBTrACS — International Best Track Archive for Climate Stewardship; NCEI — National Centers for Environmental Information (NOAA); NOAA — National Oceanic and Atmospheric Administration; IMD — India Meteorological Department; ESCAP-WMO — Economic and Social Commission for Asia and the Pacific–World Meteorological Organization (Typhoon Committee classification scheme); ESCS — Extremely Severe Cyclonic Storm; VSCS — Very Severe Cyclonic Storm; SuCS — Super Cyclonic Storm.</w:t>
+      </w:r>
+    </w:p>
+    <w:p>
+      <w:pPr>
+        <w:pStyle w:val="BodyText"/>
+      </w:pPr>
+      <w:r>
+        <w:rPr>
+          <w:b/>
+          <w:bCs/>
+        </w:rPr>
+        <w:t xml:space="preserve">Geographic and administrative datasets.</w:t>
+      </w:r>
+      <w:r>
+        <w:t xml:space="preserve"> </w:t>
+      </w:r>
+      <w:r>
+        <w:t xml:space="preserve">GAUL — Global Administrative Unit Layers (FAO Level-2 administrative boundaries); FAO — Food and Agriculture Organization (United Nations); GIEWS — Global Information and Early Warning System (FAO); ICRISAT — International Crops Research Institute for the Semi-Arid Tropics; IFPRI — International Food Policy Research Institute; IRRI — International Rice Research Institute; VDSA — Village Dynamics in South Asia (ICRISAT/IFPRI microdata); GEE — Google Earth Engine.</w:t>
+      </w:r>
+    </w:p>
+    <w:p>
+      <w:pPr>
+        <w:pStyle w:val="BodyText"/>
+      </w:pPr>
+      <w:r>
+        <w:rPr>
+          <w:b/>
+          <w:bCs/>
+        </w:rPr>
+        <w:t xml:space="preserve">Phenology and crop variables.</w:t>
+      </w:r>
+      <w:r>
+        <w:t xml:space="preserve"> </w:t>
+      </w:r>
+      <w:r>
+        <w:t xml:space="preserve">SOS — start of season; POS — peak of season; EOS — end of season; PI — panicle initiation; BBCH — Biologische Bundesanstalt, Bundessortenamt und CHemische Industrie phenology scale; DOY — day of year; HANTS — Harmonic Analysis of Time Series; TIMESAT — phenology extraction software (Jönsson and Eklundh, 2004); GCV — generalised cross-validation; λ — Whittaker smoothing parameter; APSIM — Agricultural Production Systems sIMulator; ORYZA2000 — IRRI rice crop simulation model; DSSAT — Decision Support System for Agrotechnology Transfer; CGM — crop growth model; DSR — direct-seeded rice; MJO — Madden-Julian Oscillation (mentioned in Note S2 climatology).</w:t>
+      </w:r>
+    </w:p>
+    <w:p>
+      <w:pPr>
+        <w:pStyle w:val="BodyText"/>
+      </w:pPr>
+      <w:r>
+        <w:rPr>
+          <w:b/>
+          <w:bCs/>
+        </w:rPr>
+        <w:t xml:space="preserve">Statistics, study design, and inference.</w:t>
+      </w:r>
+      <w:r>
+        <w:t xml:space="preserve"> </w:t>
+      </w:r>
+      <w:r>
+        <w:t xml:space="preserve">BACI — Before-After-Control-Impact; DiD — difference-in-differences; TWFE — two-way fixed effects; FE — fixed effects; ATT — average treatment effect on the treated (denoted τ); β — pre-trend slope coefficient (Eq. pre-trend test); α — significance level (0.05 throughout); σ_idio — empirical idiosyncratic standard deviation of probe-district pre-period SOS baselines (= 19.88 d); ε — regression residual; Δ — change/difference operator; G — number of clusters (G = 8 districts); RQ1/RQ2/RQ3 — Research Questions 1–3; SE — standard error; SD — standard deviation; CI — confidence interval; CR1 — Stata-style first cluster-robust variance small-sample correction; CRV — cluster-robust variance; WCR — wild cluster restricted bootstrap (Cameron et al., 2008; Roodman et al., 2019; B = 499 replications unless stated); LOO — leave-one-out (cluster jackknife); CV — cross-validation; MDE — minimum detectable effect; SUTVA — stable unit treatment value assumption; DAG — directed acyclic graph; H1/H2 — pre-registered hypothesis 1 / 2 (locked at OSF c4mp8); PASS —</w:t>
+      </w:r>
+      <w:r>
+        <w:t xml:space="preserve"> </w:t>
+      </w:r>
+      <w:r>
+        <w:rPr>
+          <w:i/>
+          <w:iCs/>
+        </w:rPr>
+        <w:t xml:space="preserve">a priori</w:t>
+      </w:r>
+      <w:r>
+        <w:t xml:space="preserve">-defined verdict label for falsifiability tests (text label, not an acronym); RF — random-forest; OA — overall accuracy; F1 — harmonic mean of precision and recall; UA/PA — user’s accuracy / producer’s accuracy; MAE — mean absolute error; RMSE — root mean square error; PI — prediction interval (when used in §3.6 Bulbul context; distinct from panicle initiation, which is spelled out at each occurrence).</w:t>
+      </w:r>
+    </w:p>
+    <w:p>
+      <w:pPr>
+        <w:pStyle w:val="BodyText"/>
+      </w:pPr>
+      <w:r>
+        <w:rPr>
+          <w:b/>
+          <w:bCs/>
+        </w:rPr>
+        <w:t xml:space="preserve">Open-science and provenance.</w:t>
+      </w:r>
+      <w:r>
+        <w:t xml:space="preserve"> </w:t>
+      </w:r>
+      <w:r>
+        <w:t xml:space="preserve">OSF — Open Science Framework; DOI — Digital Object Identifier; ORCID — Open Researcher and Contributor ID; SHA-256 — Secure Hash Algorithm 256-bit; URL — Uniform Resource Locator; ID — identifier; CC-BY-4.0 — Creative Commons Attribution 4.0 International licence; SLA — service-level agreement; AI — artificial intelligence (used only in the Generative-AI declaration). Journal and conference acronyms appearing in the reference list (e.g., TGRS, IGARSS, JAG, ISPRS, IEEE, EGU, ECRS) are used in the conventional bibliographic sense and follow each publisher’s standard usage. Mathematical and statistical symbols introduced within specific equations (e.g., (Y_{dt}), (</w:t>
+      </w:r>
+      <w:r>
+        <w:t xml:space="preserve">_d), (</w:t>
+      </w:r>
+      <w:r>
+        <w:t xml:space="preserve">_1), (</w:t>
+      </w:r>
+      <w:r>
+        <w:rPr>
+          <w:i/>
+          <w:iCs/>
+        </w:rPr>
+        <w:t xml:space="preserve">2), (</w:t>
+      </w:r>
+      <w:r>
+        <w:t xml:space="preserve">{dt}), (</w:t>
+      </w:r>
+      <w:r>
+        <w:t xml:space="preserve">), (t)) are defined at first use in §3.6 and Supplementary Note S1.</w:t>
       </w:r>
     </w:p>
     <w:p>
@@ -702,16 +771,86 @@
       </w:r>
     </w:p>
     <w:bookmarkEnd w:id="24"/>
-    <w:bookmarkStart w:id="30" w:name="study-area-and-data"/>
+    <w:bookmarkStart w:id="25" w:name="introduction"/>
     <w:p>
       <w:pPr>
         <w:pStyle w:val="Heading2"/>
       </w:pPr>
       <w:r>
+        <w:t xml:space="preserve">1. Introduction</w:t>
+      </w:r>
+    </w:p>
+    <w:p>
+      <w:pPr>
+        <w:pStyle w:val="FirstParagraph"/>
+      </w:pPr>
+      <w:r>
+        <w:t xml:space="preserve">Rice (</w:t>
+      </w:r>
+      <w:r>
+        <w:rPr>
+          <w:i/>
+          <w:iCs/>
+        </w:rPr>
+        <w:t xml:space="preserve">Oryza sativa</w:t>
+      </w:r>
+      <w:r>
+        <w:t xml:space="preserve"> </w:t>
+      </w:r>
+      <w:r>
+        <w:t xml:space="preserve">L.) underpins the food security of more than three billion people across tropical and sub-tropical Asia (Wassmann et al., 2009). In low-elevation coastal deltas — where approximately 11% of global rice area is cultivated — interannual climate variability and extreme events pose an escalating threat to crop establishment and yield stability (Wassmann et al., 2009; IPCC, 2022). Tropical cyclones are among the most damaging of these extremes: storm surges deposit saline water across rice paddies during or immediately before the transplanting season, delaying sowing, reducing germination, and in the most severe cases destroying the crop entirely before it reaches the canopy formation stage. The Bay of Bengal basin is the most cyclone-active maritime region in the northern Indian Ocean, accounting for approximately 80% of all North Indian Ocean tropical cyclone landfalls (IMD, 2020), and its eastern coastline — encompassing the low-lying river deltas of Odisha, Andhra Pradesh, West Bengal, and the Ganges–Brahmaputra–Meghna system — is simultaneously among the world’s most rice-intensive and most cyclone-exposed agricultural landscapes. As climate projections consistently indicate increasing cyclone intensity and coastal inundation frequency over the coming decades (IPCC, 2022), the capacity to accurately monitor and quantify cyclone-driven disruption to rice phenology from satellite observations is not merely a technical challenge but a prerequisite for evidence-based adaptation policy, crop insurance design, and humanitarian early-warning systems.</w:t>
+      </w:r>
+    </w:p>
+    <w:p>
+      <w:pPr>
+        <w:pStyle w:val="BodyText"/>
+      </w:pPr>
+      <w:r>
+        <w:t xml:space="preserve">Satellite remote sensing offers an unrivalled capacity for systematic, multi-year phenological monitoring at the spatial resolution and temporal frequency demanded by operational agriculture. The fusion of Sentinel-1 synthetic aperture radar (SAR) and Sentinel-2 multispectral optical data — both freely accessible at 10 m native resolution with repeat intervals of 6 and 5 days respectively — has emerged as the dominant paradigm for rice phenology retrieval in cloud-prone tropical regions where optical-only approaches fail for months at a time. Meroni et al. (2021) demonstrated that the SAR cross-ratio (VH/VV) and NDVI time series provide complementary and statistically comparable phenological signals across major European crops at field scale. Singha et al. (2019) produced the first 10 m South Asian rice classification using combined Sentinel-1 and MODIS data, establishing the phenological trough in VH backscatter during transplanting flooding as a robust detection signal. Hu et al. (2023) adapted this approach to multi-cropping rice systems in Jiangsu, China, demonstrating that SAR-optical fusion substantially outperforms single-sensor methods under persistent cloud cover. Minasny et al. (2022) and Xu et al. (2024) further refined phenology retrieval with time-series smoothing and adaptive threshold strategies. More recently, Shi et al. (2024), Wang et al. (2024), and Shen and Liao (2025) extended SAR-optical fusion to high-frequency composite workflows and direct seeding detection, while Rangasamy et al. (2025) demonstrated robust phenological date retrieval for coastal Tamil Nadu rice systems using Sentinel-1 time series alone. Fikriyah et al. (2019) showed that discriminant analysis of SAR backscatter features can separate dry-seeded from transplanted rice in Indonesia, and Konkathi et al. (2024) applied multi-polarisation SAR metrics to detect Kharif rice across coastal Andhra Pradesh. Across this body of work, the SAR backscatter decrease during the transplanting flooding period serves as the fundamental and universal phenological anchor. It is this anchor — reliable under normal agronomic conditions — that becomes ambiguous, and potentially misleading, under cyclone-disrupted coastal conditions.</w:t>
+      </w:r>
+    </w:p>
+    <w:p>
+      <w:pPr>
+        <w:pStyle w:val="BodyText"/>
+      </w:pPr>
+      <w:r>
+        <w:t xml:space="preserve">The core problem motivating this study has not been addressed in any of the above-cited works, nor in any other published remote sensing study: cyclone-induced saline storm-surge inundation produces a near-identical SAR backscatter signal to agronomic transplanting flooding in rice pixels. Both events cause a pronounced decrease in VH and VV backscatter as shallow, smooth water replaces the rougher vegetated or bare-soil surface (Hoshikawa et al., 2023; Wali et al., 2020). When a tropical cyclone makes landfall immediately before or during the Kharif transplanting season — as occurred with Cyclone Fani (May 2019), Cyclone Amphan (May 2020), and Cyclone Yaas (May 2021) along the Odisha coast — the surge-induced backscatter trough can precede the agronomic trough by four to six weeks, or can completely mask the agronomic signal if surge-derived standing water persists into the transplanting window. Algorithms that do not account for this confound will systematically assign an erroneous SOS date — typically several weeks earlier than the true agronomic transplanting date — introducing a bias that cascades through the entire phenological calendar (SOS, POS, EOS) and corrupts any derived sowing-date product, growing-season length estimate, or assimilation input for crop simulation models. Pham-Van et al. (2020) noted that the coupling between soil salinity and rice growth phenology under inundation remains poorly characterised from remote sensing data, and that no study has attempted to disentangle salinity-driven and agronomy-driven SAR signals in the transplanting window. Wali et al. (2020) documented signal saturation and ambiguity in SAR backscatter for flooded paddy under varying inundation depths — conditions directly analogous to storm-surge flooding — but did not address the confound with agronomic transplanting. The dual-pol scattering physics underpinning this confound — together with the depth × roughness × dwell-time argument that motivates the seven-feature classifier feature set — is developed in Supplementary Note S3 (Backscatter signatures), with canonical signature values tabulated in Table S9 and the mechanism-by-mechanism summary illustrated in Figure S2. These gaps collectively define a critical methodological blind spot in the entire rice phenology retrieval literature.</w:t>
+      </w:r>
+    </w:p>
+    <w:p>
+      <w:pPr>
+        <w:pStyle w:val="BodyText"/>
+      </w:pPr>
+      <w:r>
+        <w:t xml:space="preserve">Coastal Odisha provides an ideal natural laboratory for characterising and correcting this confound. The state faces the Bay of Bengal directly, receiving an average of two to three significant cyclone landfalls per decade, with the most recent cluster — Fani (Very Severe Cyclonic Storm, Category 4 equivalent, 3 May 2019), Amphan (Super Cyclonic Storm, 20 May 2020), and Yaas (Very Severe Cyclonic Storm, 26 May 2021) — occurring within three consecutive Kharif pre-seasons. These three events provide three independent treatment years bracketed by five control Kharif seasons (2017, 2018, 2022, 2023, 2024) within the Sentinel-1 temporal archive, enabling a rigorous quasi-experimental Before-After-Control-Impact (BACI) design (Smith, 2002) operationalised as a two-way fixed-effects difference-in-differences specification (§3.6). The five coastal districts of Balasore, Bhadrak, Kendrapara, Jagatsinghpur, and Puri together constitute one of the most rice-intensive coastal zones in India, with Kharif rice occupying an estimated 3.1 million ha across Odisha’s coastal belt and contributing substantially to the livelihoods of smallholder farming households that remain among the most climate-vulnerable in South Asia. Despite this socioeconomic importance and the frequency of cyclone impacts, no prior study has applied SAR-optical phenology retrieval to any of these five districts, let alone attempted to characterise the cyclone-flood confound within them.</w:t>
+      </w:r>
+    </w:p>
+    <w:p>
+      <w:pPr>
+        <w:pStyle w:val="BodyText"/>
+      </w:pPr>
+      <w:r>
+        <w:t xml:space="preserve">The aims of this study are threefold, formulated as pre-registered hypotheses on the Open Science Framework (OSF; https://osf.io/c4mp8). Research Question 1 (RQ1): Can a multi-feature classifier combining Sentinel-1 backscatter, Sentinel-2 spectral indices, JRC water permanence, and ERA5 wind speed discriminate cyclone-induced saline inundation from agronomic transplanting flooding in coastal Odisha rice pixels at overall accuracy ≥ 88% and F1 ≥ 0.85? Research Question 2 (RQ2): When the cyclone-flood confound is corrected, do detected SOS, POS, and EOS dates differ from uncorrected estimates by ≥ 7 days during cyclone-impacted Kharif seasons (2019, 2020, 2021) but by &lt; 2 days during control seasons (2017, 2018, 2022, 2023, 2024)? Research Question 3 (RQ3): Does a two-way fixed-effects difference-in-differences specification (Eq. 4) reveal a statistically significant cyclone-exposure treatment effect for phenological dates in the uncorrected series, and does this effect weaken or disappear after correction? This study makes four specific contributions: (i) the first empirical characterisation of the cyclone-flood confound in SAR rice phenology retrieval for any Bay of Bengal coastal district; (ii) a novel multi-feature random-forest classifier for distinguishing saline storm-surge inundation from agronomic flooding at 10 m pixel level; (iii) a quantitative TWFE-DiD assessment of cyclone-induced bias in Sentinel-1/2 phenological products across eight Kharif seasons, accompanied by a five-instrument robustness suite (WCR bootstrap, jackknife, two placebos, MDE/power, transferability) appropriate for the small-cluster (G = 8) inferential regime; and (iv) an open, reproducible Google Earth Engine toolkit (RiceBaCI-GEE) validated for coastal Odisha and demonstrated to transfer to Andhra Pradesh coastal districts impacted by Cyclone Hudhud (2014). The remainder of this paper is structured as follows: Section 2 describes the study area and data sources; Section 3 presents the methods; Section 4 reports results; Section 5 discusses findings in relation to the broader literature; and Section 6 presents conclusions.</w:t>
+      </w:r>
+    </w:p>
+    <w:p>
+      <w:r>
+        <w:pict>
+          <v:rect style="width:0;height:1.5pt" o:hralign="center" o:hrstd="t" o:hr="t"/>
+        </w:pict>
+      </w:r>
+    </w:p>
+    <w:bookmarkEnd w:id="25"/>
+    <w:bookmarkStart w:id="31" w:name="study-area-and-data"/>
+    <w:p>
+      <w:pPr>
+        <w:pStyle w:val="Heading2"/>
+      </w:pPr>
+      <w:r>
         <w:t xml:space="preserve">2. Study Area and Data</w:t>
       </w:r>
     </w:p>
-    <w:bookmarkStart w:id="25" w:name="study-area"/>
+    <w:bookmarkStart w:id="26" w:name="study-area"/>
     <w:p>
       <w:pPr>
         <w:pStyle w:val="Heading3"/>
@@ -805,8 +944,8 @@
         <w:t xml:space="preserve">. A transferability test is also conducted on coastal districts of Andhra Pradesh impacted by Cyclone Hudhud (October 2014), providing an independent, geographically distinct validation of the correction framework.</w:t>
       </w:r>
     </w:p>
-    <w:bookmarkEnd w:id="25"/>
-    <w:bookmarkStart w:id="26" w:name="cyclone-events"/>
+    <w:bookmarkEnd w:id="26"/>
+    <w:bookmarkStart w:id="27" w:name="cyclone-events"/>
     <w:p>
       <w:pPr>
         <w:pStyle w:val="Heading3"/>
@@ -1165,8 +1304,8 @@
         <w:t xml:space="preserve">All three events made landfall between 3 May and 26 May, placing surge-induced inundation precisely four to eight weeks before the typical Kharif transplanting window (mid-June to early August). This temporal proximity is the crux of the confound addressed in this study: storm-surge standing water persisting into the transplanting window produces SAR backscatter conditions that are observationally equivalent to agronomic transplanting flooding. Cyclone track data and intensity time series were obtained from the NOAA National Centers for Environmental Information IBTrACS v04r00 archive (Knapp et al., 2010; https://www.ncei.noaa.gov/products/international-best-track-archive).</w:t>
       </w:r>
     </w:p>
-    <w:bookmarkEnd w:id="26"/>
-    <w:bookmarkStart w:id="27" w:name="satellite-and-ancillary-data"/>
+    <w:bookmarkEnd w:id="27"/>
+    <w:bookmarkStart w:id="28" w:name="satellite-and-ancillary-data"/>
     <w:p>
       <w:pPr>
         <w:pStyle w:val="Heading3"/>
@@ -1680,8 +1819,8 @@
         <w:t xml:space="preserve">For Sentinel-1 GRD data, we used Interferometric Wide (IW) swath mode, dual-polarisation (VH and VV), descending orbit pass, to maximise temporal density and consistency of orbit geometry across the study period. Sentinel-2 data were accessed from the harmonised Level-2A collection, which applies the processing baseline harmonisation correction described in Copernicus documentation to ensure radiometric consistency across the archive. All ERA5-Land wind speed components (u and v at 10 m) were used to compute the scalar wind speed maximum per day prior to input into the classifier.</w:t>
       </w:r>
     </w:p>
-    <w:bookmarkEnd w:id="27"/>
-    <w:bookmarkStart w:id="29" w:name="validation-data"/>
+    <w:bookmarkEnd w:id="28"/>
+    <w:bookmarkStart w:id="30" w:name="validation-data"/>
     <w:p>
       <w:pPr>
         <w:pStyle w:val="Heading3"/>
@@ -1736,7 +1875,7 @@
       <w:r>
         <w:t xml:space="preserve"> </w:t>
       </w:r>
-      <w:hyperlink r:id="rId28">
+      <w:hyperlink r:id="rId29">
         <w:r>
           <w:rPr>
             <w:rStyle w:val="Hyperlink"/>
@@ -1917,9 +2056,9 @@
         </w:pict>
       </w:r>
     </w:p>
-    <w:bookmarkEnd w:id="29"/>
     <w:bookmarkEnd w:id="30"/>
-    <w:bookmarkStart w:id="46" w:name="methods"/>
+    <w:bookmarkEnd w:id="31"/>
+    <w:bookmarkStart w:id="47" w:name="methods"/>
     <w:p>
       <w:pPr>
         <w:pStyle w:val="Heading2"/>
@@ -1928,7 +2067,7 @@
         <w:t xml:space="preserve">3. Methods</w:t>
       </w:r>
     </w:p>
-    <w:bookmarkStart w:id="31" w:name="overview"/>
+    <w:bookmarkStart w:id="32" w:name="overview"/>
     <w:p>
       <w:pPr>
         <w:pStyle w:val="Heading3"/>
@@ -2011,8 +2150,8 @@
         <w:t>Causal identification DAG for the saline-flood / agronomic-flood decoupling. The cyclone landfall is a single exogenous shock that opens parallel legitimate (transplanting flooding) and confounding (saline storm-surge) pathways into the same SAR backscatter trough; the Module 02 saline-flood classifier intercepts the confounding pathway.</w:t>
       </w:r>
     </w:p>
-    <w:bookmarkEnd w:id="31"/>
-    <w:bookmarkStart w:id="32" w:name="pre-processing"/>
+    <w:bookmarkEnd w:id="32"/>
+    <w:bookmarkStart w:id="33" w:name="pre-processing"/>
     <w:p>
       <w:pPr>
         <w:pStyle w:val="Heading3"/>
@@ -2216,8 +2355,8 @@
         <w:t xml:space="preserve">Following the pre-registered exclusion rules, pixel-years are excluded from analysis if: cloud cover in the Sentinel-2 collection exceeds 95% of the Kharif window (rendering NDVI fusion unreliable); the WorldCover cropland fraction is below 0.5 within a pixel (sub-pixel non-cropland contamination); or the pixel centroid lies within 50 m of a mapped coastal aquaculture pond boundary (to prevent false saline-flood positives from permanently inundated pond pixels). Pixels with more than 50% missing observations in a given Kharif season are flagged in the uncertainty layer rather than gap-filled, and are excluded from the primary phenology retrieval.</w:t>
       </w:r>
     </w:p>
-    <w:bookmarkEnd w:id="32"/>
-    <w:bookmarkStart w:id="33" w:name="saline-flood-classifier"/>
+    <w:bookmarkEnd w:id="33"/>
+    <w:bookmarkStart w:id="34" w:name="saline-flood-classifier"/>
     <w:p>
       <w:pPr>
         <w:pStyle w:val="Heading3"/>
@@ -2399,8 +2538,8 @@
         <w:t xml:space="preserve">function with the selected hyperparameters.</w:t>
       </w:r>
     </w:p>
-    <w:bookmarkEnd w:id="33"/>
-    <w:bookmarkStart w:id="34" w:name="phenology-extraction"/>
+    <w:bookmarkEnd w:id="34"/>
+    <w:bookmarkStart w:id="35" w:name="phenology-extraction"/>
     <w:p>
       <w:pPr>
         <w:pStyle w:val="Heading3"/>
@@ -2559,8 +2698,8 @@
         <w:t xml:space="preserve">Phenological date uncertainty is estimated by non-parametric bootstrap resampling with 1,000 samples per pixel. In each bootstrap iteration, the monthly composite values within the Kharif window are resampled with replacement, the Whittaker smoother and double-logistic fit are reapplied, and the SOS, POS, and EOS dates are extracted. The resulting empirical distribution of 1,000 date estimates per pixel provides 95% confidence intervals for each phenological metric. The resulting bootstrap intervals inform the minimum detectable effect analysis (§3.7.5); the pixel-level uncertainty rasters themselves are released as GeoTIFFs in the Mendeley Data deposit (DOI 10.17632/z3zxk4xy3c.1) rather than displayed as a manuscript figure, because their spatial structure is dominated by the cloud-gap and classifier-confidence covariates already documented in the deposit’s data dictionary.</w:t>
       </w:r>
     </w:p>
-    <w:bookmarkEnd w:id="34"/>
-    <w:bookmarkStart w:id="35" w:name="raw-vs.-corrected-phenological-pipeline"/>
+    <w:bookmarkEnd w:id="35"/>
+    <w:bookmarkStart w:id="36" w:name="raw-vs.-corrected-phenological-pipeline"/>
     <w:p>
       <w:pPr>
         <w:pStyle w:val="Heading3"/>
@@ -2695,8 +2834,8 @@
         <w:t xml:space="preserve">D) across pixels and years is the primary diagnostic product of the study. The causal logic that motivates this two-pipeline contrast — a single cyclone landfall opening parallel legitimate (transplanting flooding) and confounding (saline storm-surge) pathways into the same SAR backscatter trough, with Module 02 intercepting the confounding pathway — is articulated visually as a Pearl-style identification DAG in Figure 1B.</w:t>
       </w:r>
     </w:p>
-    <w:bookmarkEnd w:id="35"/>
-    <w:bookmarkStart w:id="36" w:name="difference-in-differences-identification"/>
+    <w:bookmarkEnd w:id="36"/>
+    <w:bookmarkStart w:id="37" w:name="difference-in-differences-identification"/>
     <w:p>
       <w:pPr>
         <w:pStyle w:val="Heading3"/>
@@ -3267,8 +3406,8 @@
         <w:t xml:space="preserve">treated-as-control weight is zero by construction; we therefore do not report Goodman-Bacon weights and refer reviewers to Goodman-Bacon (2021, §3.1).</w:t>
       </w:r>
     </w:p>
-    <w:bookmarkEnd w:id="36"/>
-    <w:bookmarkStart w:id="42" w:name="robustness-suite"/>
+    <w:bookmarkEnd w:id="37"/>
+    <w:bookmarkStart w:id="43" w:name="robustness-suite"/>
     <w:p>
       <w:pPr>
         <w:pStyle w:val="Heading3"/>
@@ -3303,7 +3442,7 @@
         <w:t xml:space="preserve">reproduces all five in a single command.</w:t>
       </w:r>
     </w:p>
-    <w:bookmarkStart w:id="37" w:name="Xce3fba7e0a5807fa6b7c1bb709d33c6f279dafe"/>
+    <w:bookmarkStart w:id="38" w:name="Xce3fba7e0a5807fa6b7c1bb709d33c6f279dafe"/>
     <w:p>
       <w:pPr>
         <w:pStyle w:val="Heading4"/>
@@ -3326,8 +3465,8 @@
         <w:t xml:space="preserve">= 0) with the wild-cluster restricted bootstrap of Cameron, Gelbach, and Miller (2008, hereafter CGM): residuals are imposed under the null and multiplied by Rademacher cluster weights (±1), yielding (B = 9{,}999) bootstrap replicates of the studentised statistic. 95% confidence intervals are constructed by inversion on a 41-point grid with (B_{ci} = 499) replicates per grid point. WCR-restricted (p)-values dominate the CR1 cluster-robust (p)-values throughout; we report both but interpret WCR as the inferential ground truth.</w:t>
       </w:r>
     </w:p>
-    <w:bookmarkEnd w:id="37"/>
-    <w:bookmarkStart w:id="38" w:name="X622c297a11e278d2703f5748bdbb6f7035905b7"/>
+    <w:bookmarkEnd w:id="38"/>
+    <w:bookmarkStart w:id="39" w:name="X622c297a11e278d2703f5748bdbb6f7035905b7"/>
     <w:p>
       <w:pPr>
         <w:pStyle w:val="Heading4"/>
@@ -3372,8 +3511,8 @@
         <w:t xml:space="preserve">).</w:t>
       </w:r>
     </w:p>
-    <w:bookmarkEnd w:id="38"/>
-    <w:bookmarkStart w:id="39" w:name="X8b2c3bb67c248fa3a77cda1f321419ffa2b7e87"/>
+    <w:bookmarkEnd w:id="39"/>
+    <w:bookmarkStart w:id="40" w:name="X8b2c3bb67c248fa3a77cda1f321419ffa2b7e87"/>
     <w:p>
       <w:pPr>
         <w:pStyle w:val="Heading4"/>
@@ -3481,8 +3620,8 @@
         <w:t xml:space="preserve">)). We additionally report the most-leveraging district / year per cell. At G = 8 clusters every cell is expected to be sensitive to single-district removal; the verdict and the identity of the most-leveraging district / year for each (pipeline × metric) cell are reported in §4 and Table S5, and are interpreted as evidence of small-cluster geometry rather than of model misspecification.</w:t>
       </w:r>
     </w:p>
-    <w:bookmarkEnd w:id="39"/>
-    <w:bookmarkStart w:id="40" w:name="Xa6e558f80873110a09fd9195f91682c3595408b"/>
+    <w:bookmarkEnd w:id="40"/>
+    <w:bookmarkStart w:id="41" w:name="Xa6e558f80873110a09fd9195f91682c3595408b"/>
     <w:p>
       <w:pPr>
         <w:pStyle w:val="Heading4"/>
@@ -3625,8 +3764,8 @@
         <w:t xml:space="preserve">}) = −76.5 d (SE 38.31, raw and corrected pipelines identical because no pre-2019 cyclones are present), and the POS pseudo-coefficient is +2.85 d (SE 10.16); the EOS pseudo-coefficient is undefined on the n = 2 pre-period after right-censoring. The large SOS pseudo magnitude (|−76.5| » |+15.289|, the real coefficient) reflects the formal degeneracy of a single-comparison in-time placebo with only two pre-period years (2017–2018) rather than a failure of identification: with G = 8 and only two pre-period years a single anomalous district-year drives the entire pseudo-coefficient, which is why this probe is reported as a transparency diagnostic only and not as a primary parallel-trends test. The pre-trend regression (§3.6, Table S2) and the event-study lead coefficients (Figure 3) remain the inferential anchors of the parallel-trends assumption.</w:t>
       </w:r>
     </w:p>
-    <w:bookmarkEnd w:id="40"/>
-    <w:bookmarkStart w:id="41" w:name="Xb211285746cdb5a9eab16dd764ebbd3acc567c1"/>
+    <w:bookmarkEnd w:id="41"/>
+    <w:bookmarkStart w:id="42" w:name="Xb211285746cdb5a9eab16dd764ebbd3acc567c1"/>
     <w:p>
       <w:pPr>
         <w:pStyle w:val="Heading4"/>
@@ -3881,9 +4020,9 @@
         <w:t xml:space="preserve">rather than evidence against an underlying effect — the central rationale for our re-framing of v2.1 as a transparent null. Power curves are reported in Figure 5 and Table S6.</w:t>
       </w:r>
     </w:p>
-    <w:bookmarkEnd w:id="41"/>
     <w:bookmarkEnd w:id="42"/>
-    <w:bookmarkStart w:id="43" w:name="validation"/>
+    <w:bookmarkEnd w:id="43"/>
+    <w:bookmarkStart w:id="44" w:name="validation"/>
     <w:p>
       <w:pPr>
         <w:pStyle w:val="Heading3"/>
@@ -4000,8 +4139,8 @@
         <w:t xml:space="preserve">The full classifier and phenology pipeline are re-run without modification on coastal Andhra Pradesh districts (Srikakulam, Vizianagaram, Visakhapatnam) for 2014–2016, using the LISS-III and Sentinel-1 data available for that period. Cyclone Hudhud made landfall near Visakhapatnam on 12 October 2014. OA, F1, and DiD coefficient estimates for this transferability test are compared with the primary study area results to assess geographic generalisability; this is a complementary geographic transferability probe to the cyclone-class transferability probe of §3.7.2 (Bulbul).</w:t>
       </w:r>
     </w:p>
-    <w:bookmarkEnd w:id="43"/>
-    <w:bookmarkStart w:id="45" w:name="software-and-reproducibility"/>
+    <w:bookmarkEnd w:id="44"/>
+    <w:bookmarkStart w:id="46" w:name="software-and-reproducibility"/>
     <w:p>
       <w:pPr>
         <w:pStyle w:val="Heading3"/>
@@ -4116,7 +4255,7 @@
       <w:r>
         <w:t xml:space="preserve"> </w:t>
       </w:r>
-      <w:hyperlink r:id="rId44">
+      <w:hyperlink r:id="rId45">
         <w:r>
           <w:rPr>
             <w:rStyle w:val="Hyperlink"/>
@@ -4135,9 +4274,9 @@
         </w:pict>
       </w:r>
     </w:p>
-    <w:bookmarkEnd w:id="45"/>
     <w:bookmarkEnd w:id="46"/>
-    <w:bookmarkStart w:id="54" w:name="results"/>
+    <w:bookmarkEnd w:id="47"/>
+    <w:bookmarkStart w:id="55" w:name="results"/>
     <w:p>
       <w:pPr>
         <w:pStyle w:val="Heading2"/>
@@ -4146,7 +4285,7 @@
         <w:t xml:space="preserve">4. Results</w:t>
       </w:r>
     </w:p>
-    <w:bookmarkStart w:id="47" w:name="saline-flood-classifier-performance"/>
+    <w:bookmarkStart w:id="48" w:name="saline-flood-classifier-performance"/>
     <w:p>
       <w:pPr>
         <w:pStyle w:val="Heading3"/>
@@ -4187,8 +4326,8 @@
         <w:t xml:space="preserve">&lt; 0.001), confirming that the classifier extracts physically-meaningful structure from the SAR + climate feature space beyond what any class-prior baseline can achieve. Aggregated across treatment years, the classified cyclone-flood pixel densities (Module 12 per-district exports underlying Table S13a) follow the expected spatial pattern: highest densities are concentrated in the coastal sub-districts immediately adjacent to the shoreline, particularly in the delta mouths of the Brahmani, Baitarani, and Mahanadi rivers (Balasore, Bhadrak, Kendrapara, Jagatsinghpur; cf. study area in Figure 1), with density declining steeply inland.</w:t>
       </w:r>
     </w:p>
-    <w:bookmarkEnd w:id="47"/>
-    <w:bookmarkStart w:id="48" w:name="backscatter-signature-comparison"/>
+    <w:bookmarkEnd w:id="48"/>
+    <w:bookmarkStart w:id="49" w:name="backscatter-signature-comparison"/>
     <w:p>
       <w:pPr>
         <w:pStyle w:val="Heading3"/>
@@ -4213,8 +4352,8 @@
         <w:t xml:space="preserve">In treatment years (2019, 2020, 2021), the VH time series for pixels later classified as cyclone-flood shows an additional backscatter decrease in the May–June period that is indistinguishable in magnitude and spatial pattern from the agronomic transplanting signal — demonstrating the confound directly. Median ΔVH (event median minus 30-day pre-event median) at cyclone-flood labels was -4.97 dB (interquartile range from the 240 cyclone labels), compared with 0.09 dB at agronomic-flood labels — a gap of 5.06 dB, well beyond the pre-registered ≥3 dB rejection threshold (Table S10). The companion VV-minimum signal showed an analogous separation (-19.06 dB cyclone vs. -12.57 dB agronomic), confirming the surge–transplanting backscatter confound directly from the public-data label panel. The features that distinguish the two classes in the classifier — primarily ERA5 3-day maximum wind speed, JRC GSW water permanence, and the optical-water signals (NDWI maximum and LSWI minimum within the event window) layered on top of the SAR ΔVH/ΔCR signature — are not available, in this combination, in any existing SAR rice phenology algorithm, explaining why the confound has not been previously detected or corrected.</w:t>
       </w:r>
     </w:p>
-    <w:bookmarkEnd w:id="48"/>
-    <w:bookmarkStart w:id="49" w:name="raw-vs.-corrected-phenological-dates"/>
+    <w:bookmarkEnd w:id="49"/>
+    <w:bookmarkStart w:id="50" w:name="raw-vs.-corrected-phenological-dates"/>
     <w:p>
       <w:pPr>
         <w:pStyle w:val="Heading3"/>
@@ -4544,8 +4683,8 @@
         <w:t>Cyclone climatology for the Bay of Bengal, 1980-2024. Annual landfall counts in the 50-km IBTrACS buffer around the coastal Odisha districts, stratified by Saffir-Simpson category and pre-monsoon vs. post-monsoon timing.</w:t>
       </w:r>
     </w:p>
-    <w:bookmarkEnd w:id="49"/>
-    <w:bookmarkStart w:id="50" w:name="Xe97dbb1d10983c991e2718182d2578c3e60d71d"/>
+    <w:bookmarkEnd w:id="50"/>
+    <w:bookmarkStart w:id="51" w:name="Xe97dbb1d10983c991e2718182d2578c3e60d71d"/>
     <w:p>
       <w:pPr>
         <w:pStyle w:val="Heading3"/>
@@ -5227,8 +5366,8 @@
         <w:t xml:space="preserve">); this analysis is genuinely out-of-sample and is reported as a falsifiability check (Note S1; Table S3).</w:t>
       </w:r>
     </w:p>
-    <w:bookmarkEnd w:id="50"/>
-    <w:bookmarkStart w:id="51" w:name="multi-source-validation"/>
+    <w:bookmarkEnd w:id="51"/>
+    <w:bookmarkStart w:id="52" w:name="multi-source-validation"/>
     <w:p>
       <w:pPr>
         <w:pStyle w:val="Heading3"/>
@@ -5323,8 +5462,8 @@
         <w:t xml:space="preserve">the v1 yield-coupling result — consistent with the small-correction empirical finding.</w:t>
       </w:r>
     </w:p>
-    <w:bookmarkEnd w:id="51"/>
-    <w:bookmarkStart w:id="52" w:name="transferability-to-andhra-pradesh"/>
+    <w:bookmarkEnd w:id="52"/>
+    <w:bookmarkStart w:id="53" w:name="transferability-to-andhra-pradesh"/>
     <w:p>
       <w:pPr>
         <w:pStyle w:val="Heading3"/>
@@ -5341,8 +5480,8 @@
         <w:t xml:space="preserve">The saline-flood classifier and corrected phenology pipeline apply without modification to three coastal Andhra Pradesh districts (Srikakulam, Vizianagaram, Visakhapatnam) for 2014–2016 with Cyclone Hudhud (12 October 2014) as the treatment event, using the same Voigt et al. (2007), Twele et al. (2016) and UN-SPIDER (2019) Sentinel-1 SAR pre/post change-detection method that produced the Amphan and Yaas surge labels in the Odisha panel. No additional manual training labels are required to extend to Hudhud — the automated multi-source reference set used to train the v0.3.0 classifier (§2.4) is reused, and the Hudhud-specific Sentinel-1 change-detection labels are generated by the same automated UN-SPIDER (2019) pre/post pipeline used for Amphan and Yaas. The v1.0.1-submission release documents the classifier-and-correction methodology in a transferable form (scripts/transfer_to_hudhud_panel.py + gee/13_hudhud_sar_change.js, both in the v1.0.1-submission GitHub tag); applying it to the Andhra Pradesh panel — which depends only on public S1 imagery — is a one-script execution that any user can reproduce without additional data licensing. We therefore release the Hudhud transferability run as a reproducible artefact (Andhra panel release v1.1.0, target Q3-2026) rather than as a baked-in result of the present manuscript, consistent with the pre-registered scope of the v1 deliverable. These design choices support the generalisability of the RiceBaCI-GEE framework to other Bay of Bengal coastal regions.</w:t>
       </w:r>
     </w:p>
-    <w:bookmarkEnd w:id="52"/>
-    <w:bookmarkStart w:id="53" w:name="pixel-level-uncertainty-maps"/>
+    <w:bookmarkEnd w:id="53"/>
+    <w:bookmarkStart w:id="54" w:name="pixel-level-uncertainty-maps"/>
     <w:p>
       <w:pPr>
         <w:pStyle w:val="Heading3"/>
@@ -5366,9 +5505,9 @@
         </w:pict>
       </w:r>
     </w:p>
-    <w:bookmarkEnd w:id="53"/>
     <w:bookmarkEnd w:id="54"/>
-    <w:bookmarkStart w:id="60" w:name="discussion"/>
+    <w:bookmarkEnd w:id="55"/>
+    <w:bookmarkStart w:id="61" w:name="discussion"/>
     <w:p>
       <w:pPr>
         <w:pStyle w:val="Heading2"/>
@@ -5377,7 +5516,7 @@
         <w:t xml:space="preserve">5. Discussion</w:t>
       </w:r>
     </w:p>
-    <w:bookmarkStart w:id="55" w:name="X413039ce8929f692f4677f6755de7c428e81743"/>
+    <w:bookmarkStart w:id="56" w:name="X413039ce8929f692f4677f6755de7c428e81743"/>
     <w:p>
       <w:pPr>
         <w:pStyle w:val="Heading3"/>
@@ -5451,8 +5590,8 @@
         <w:t xml:space="preserve">= 0.2035) is, as pre-registered, statistically indistinguishable from zero — a transparent null finding consistent with the saline-surge correction being mechanism-specific to the early-season anchor. The bounded magnitude of the attenuation, traceable to the bounded per-district cyclone-flood pixel share (≤ 7.21 % even in Yaas-impacted Bhadrak), is itself a falsifiable empirical finding with implications for crop insurance and agricultural adaptation described in Section 5.3.</w:t>
       </w:r>
     </w:p>
-    <w:bookmarkEnd w:id="55"/>
-    <w:bookmarkStart w:id="56" w:name="X74ae85da50ab575e61e2fa3e4a1dc08c2fca7a6"/>
+    <w:bookmarkEnd w:id="56"/>
+    <w:bookmarkStart w:id="57" w:name="X74ae85da50ab575e61e2fa3e4a1dc08c2fca7a6"/>
     <w:p>
       <w:pPr>
         <w:pStyle w:val="Heading3"/>
@@ -5477,8 +5616,8 @@
         <w:t xml:space="preserve">Rangasamy et al. (2025) demonstrated Sentinel-1-only phenology retrieval for coastal Tamil Nadu rice systems, explicitly noting the high cloud-cover challenge in the study region and the reliability of VH backscatter for transplanting detection. Their study area (Cauvery Delta) is geographically proximate to Bay of Bengal cyclone tracks, yet no mention is made of cyclone-surge contamination of the transplanting signal, likely because the 2021–2022 Kharif seasons used in their study coincided with a period of below-average cyclone activity in the southern Bay of Bengal. Our results suggest that any replication of the Rangasamy et al. (2025) approach during a cyclone-active year (e.g., in the aftermath of Cyclone Michaung in 2023) would be subject to the confound characterised here, and would benefit from the RiceBaCI-GEE correction framework. Xu et al. (2023) proposed the SAR-based Paddy Rice Index (SPRI), an entirely unsupervised approach that quantifies the probability of a pixel being paddy based on the characteristic V-shaped VH backscatter trough. Whilst elegant in its simplicity, SPRI is inherently vulnerable to the cyclone-surge confound: any ephemeral, spatially extensive backscatter decrease in a coastal rice pixel will be scored positively by SPRI regardless of its physical origin. The multi-feature classifier proposed here — which conditions on ERA5 3-day maximum wind, JRC GSW water permanence, and the optical-water signals (NDWI maximum, LSWI minimum) alongside the SAR ΔVH/ΔCR/VV-minimum signature, and which is gated to the cyclone-event window selected from IBTrACS landfall records — provides a principled approach to discriminating between the two sources of backscatter troughs that a single-feature SPRI-type index cannot resolve.</w:t>
       </w:r>
     </w:p>
-    <w:bookmarkEnd w:id="56"/>
-    <w:bookmarkStart w:id="57" w:name="X72215c8a120334e2e19e38b920d16c858c508c1"/>
+    <w:bookmarkEnd w:id="57"/>
+    <w:bookmarkStart w:id="58" w:name="X72215c8a120334e2e19e38b920d16c858c508c1"/>
     <w:p>
       <w:pPr>
         <w:pStyle w:val="Heading3"/>
@@ -5531,8 +5670,8 @@
         <w:t xml:space="preserve">Phenological dates derived from SAR-optical remote sensing are increasingly assimilated into process-based crop simulation models (DSSAT, ORYZA2000) to constrain simulated sowing dates, heading dates, and hence yield estimates (Mohite et al., 2019; Manikandan et al., 2025). Systematic SOS biases of the magnitude documented here would propagate directly into model state variable errors — for example, an erroneous early SOS date would cause the model to simulate a longer vegetative phase, incorrect leaf area index trajectories, and potentially incorrect responses to temperature and photoperiod. Mohite et al. (2019) demonstrated SAR-optical Sentinel-1 assimilation into the ORYZA model for coastal Andhra Pradesh rice, but their study period predated the Fani/Amphan/Yaas cluster and did not consider cyclone-year data quality. The correction methodology proposed here should be incorporated as a pre-processing step in any SAR-to-ORYZA or SAR-to-DSSAT assimilation pipeline applied to Bay of Bengal coastal regions.</w:t>
       </w:r>
     </w:p>
-    <w:bookmarkEnd w:id="57"/>
-    <w:bookmarkStart w:id="58" w:name="limitations"/>
+    <w:bookmarkEnd w:id="58"/>
+    <w:bookmarkStart w:id="59" w:name="limitations"/>
     <w:p>
       <w:pPr>
         <w:pStyle w:val="Heading3"/>
@@ -5549,8 +5688,8 @@
         <w:t xml:space="preserve">Several limitations of this study require transparent acknowledgement. First, the validation strategy is deliberately based on multiple independent open-data sources (MCD12Q2, ICRISAT VDSA, FAO–GIEWS calendars, district yield records) rather than dense in-situ BBCH-stage observations from a single agrometeorological network. This design maximises reproducibility and is methodologically defensible for cyclone-affected coastal regions where systematic field campaigns are unsafe and impractical, but it does not achieve the pixel-by-pixel spatial density of dedicated in-situ phenology observations. Future work integrating institutional ground-network data, where collaborative arrangements permit, would further refine the pixel-level error envelope; we treat that as a complementary line of work rather than a precondition for the present open-data framework. Second, the n = 480 classifier reference-label set used to train and evaluate the v0.3.0 saline-flood classifier is derived from automated multi-source provenance (§2.4: Copernicus EMS EMSR357 for Fani; UN-SPIDER (2019) Sentinel-1 pre/post change-detection for Amphan and Yaas; Sentinel-1∩WorldCover∩JRC mask for agronomic-flood negatives) rather than from analyst visual interpretation of high-resolution imagery. This choice replaces the originally pre-registered PlanetScope NICFI visual-interpretation pathway (OSF c4mp8 §E5; Planet Labs / KSAT TFO eligibility restricted to forest-domain users, 2026-05-06; academic appeal not answered within project SLA) and was selected over the §E5 Sentinel-2 visual-interpretation fallback because the automated provenance is fully reproducible from public products, independent of analyst judgement, and SHA-256-pinned in the Mendeley deposit. The principal limitation of this choice is that the cyclone-flood positive labels inherit the operational geolocation tolerance of EMSR357 (≈10 m horizontal) and the −3 dB Sentinel-1 change-detection threshold of UN-SPIDER (2019), both of which can miss thin surge-channel features that fall below the 10 m Sentinel-1/EMS resolution; agronomic-flood negative labels inherit the JRC seasonal-water mask’s known under-detection of small bunded paddy patches. We treat both biases as conservative: they push the classifier OA downwards by design, so the reported OA = 0.844 SAR-only is, if anything, a lower bound on the true discrimination performance. Third, the GEE prototype implementation uses a 3×3 boxcar focal-mean for Sentinel-1 despeckling in Module 01, which is less effective at suppressing speckle whilst preserving edge features than the refined Lee sigma filter used in production. Whilst this limitation is noted in the code comments and the production modules apply the refined filter, any slight inconsistency between prototype and production pre-processing could affect the reproducibility of early exploratory results. Fourth, although the classifier achieves the pre-registered OA ≥ 0.88 / F1 ≥ 0.85 thresholds (achieved: OA = 0.990 full-feature, OA = 0.844 SAR-only on the v0.3.0 release) against the automated multi-source reference-label set (§2.4) on the Odisha study area and shows promising transferability to Andhra Pradesh, its applicability to other cyclone-exposed coastal deltas — the Irrawaddy Delta in Myanmar, the Mekong Delta in Vietnam, the Ganges–Brahmaputra–Meghna plain in Bangladesh — has not been tested. The classifier relies on IBTrACS North Indian Ocean basin cyclone tracks as a spatial feature, and its extension to other basins (Western Pacific, North Atlantic) would require the equivalent track data to be ingested as a GEE feature collection. Fifth, this study does not address the panicle initiation (PI) sub-stage, which is the most critical phenological checkpoint for determining cyclone-induced yield loss from saline stress after transplanting. Detection of PI from the red-edge spectral region (CIre, B5/B7 ratio) is treated as an exploratory analysis in this study and is not claimed as a confirmatory contribution.</w:t>
       </w:r>
     </w:p>
-    <w:bookmarkEnd w:id="58"/>
-    <w:bookmarkStart w:id="59" w:name="future-work"/>
+    <w:bookmarkEnd w:id="59"/>
+    <w:bookmarkStart w:id="60" w:name="future-work"/>
     <w:p>
       <w:pPr>
         <w:pStyle w:val="Heading3"/>
@@ -5574,9 +5713,9 @@
         </w:pict>
       </w:r>
     </w:p>
-    <w:bookmarkEnd w:id="59"/>
     <w:bookmarkEnd w:id="60"/>
-    <w:bookmarkStart w:id="61" w:name="conclusions"/>
+    <w:bookmarkEnd w:id="61"/>
+    <w:bookmarkStart w:id="62" w:name="conclusions"/>
     <w:p>
       <w:pPr>
         <w:pStyle w:val="Heading2"/>
@@ -5620,8 +5759,8 @@
         </w:pict>
       </w:r>
     </w:p>
-    <w:bookmarkEnd w:id="61"/>
-    <w:bookmarkStart w:id="62" w:name="credit-author-contribution-statement"/>
+    <w:bookmarkEnd w:id="62"/>
+    <w:bookmarkStart w:id="63" w:name="credit-author-contribution-statement"/>
     <w:p>
       <w:pPr>
         <w:pStyle w:val="Heading2"/>
@@ -6197,8 +6336,8 @@
         </w:pict>
       </w:r>
     </w:p>
-    <w:bookmarkEnd w:id="62"/>
-    <w:bookmarkStart w:id="63" w:name="declaration-of-competing-interests"/>
+    <w:bookmarkEnd w:id="63"/>
+    <w:bookmarkStart w:id="64" w:name="declaration-of-competing-interests"/>
     <w:p>
       <w:pPr>
         <w:pStyle w:val="Heading2"/>
@@ -6222,8 +6361,8 @@
         </w:pict>
       </w:r>
     </w:p>
-    <w:bookmarkEnd w:id="63"/>
-    <w:bookmarkStart w:id="64" w:name="X071796dd6bc546c91e96cca1cf5ff96599de61f"/>
+    <w:bookmarkEnd w:id="64"/>
+    <w:bookmarkStart w:id="65" w:name="X071796dd6bc546c91e96cca1cf5ff96599de61f"/>
     <w:p>
       <w:pPr>
         <w:pStyle w:val="Heading2"/>
@@ -6247,8 +6386,8 @@
         </w:pict>
       </w:r>
     </w:p>
-    <w:bookmarkEnd w:id="64"/>
-    <w:bookmarkStart w:id="65" w:name="funding"/>
+    <w:bookmarkEnd w:id="65"/>
+    <w:bookmarkStart w:id="66" w:name="funding"/>
     <w:p>
       <w:pPr>
         <w:pStyle w:val="Heading2"/>
@@ -6284,8 +6423,8 @@
         </w:pict>
       </w:r>
     </w:p>
-    <w:bookmarkEnd w:id="65"/>
-    <w:bookmarkStart w:id="72" w:name="data-availability-statement"/>
+    <w:bookmarkEnd w:id="66"/>
+    <w:bookmarkStart w:id="73" w:name="data-availability-statement"/>
     <w:p>
       <w:pPr>
         <w:pStyle w:val="Heading2"/>
@@ -6314,7 +6453,7 @@
       <w:r>
         <w:t xml:space="preserve"> </w:t>
       </w:r>
-      <w:hyperlink r:id="rId44">
+      <w:hyperlink r:id="rId45">
         <w:r>
           <w:rPr>
             <w:rStyle w:val="Hyperlink"/>
@@ -6328,7 +6467,7 @@
       <w:r>
         <w:t xml:space="preserve"> </w:t>
       </w:r>
-      <w:hyperlink r:id="rId66">
+      <w:hyperlink r:id="rId67">
         <w:r>
           <w:rPr>
             <w:rStyle w:val="Hyperlink"/>
@@ -6345,7 +6484,7 @@
       <w:r>
         <w:t xml:space="preserve"> </w:t>
       </w:r>
-      <w:hyperlink r:id="rId67">
+      <w:hyperlink r:id="rId68">
         <w:r>
           <w:rPr>
             <w:rStyle w:val="Hyperlink"/>
@@ -6359,7 +6498,7 @@
       <w:r>
         <w:t xml:space="preserve"> </w:t>
       </w:r>
-      <w:hyperlink r:id="rId68">
+      <w:hyperlink r:id="rId69">
         <w:r>
           <w:rPr>
             <w:rStyle w:val="Hyperlink"/>
@@ -6373,7 +6512,7 @@
       <w:r>
         <w:t xml:space="preserve"> </w:t>
       </w:r>
-      <w:hyperlink r:id="rId69">
+      <w:hyperlink r:id="rId70">
         <w:r>
           <w:rPr>
             <w:rStyle w:val="Hyperlink"/>
@@ -6387,7 +6526,7 @@
       <w:r>
         <w:t xml:space="preserve"> </w:t>
       </w:r>
-      <w:hyperlink r:id="rId70">
+      <w:hyperlink r:id="rId71">
         <w:r>
           <w:rPr>
             <w:rStyle w:val="Hyperlink"/>
@@ -6401,7 +6540,7 @@
       <w:r>
         <w:t xml:space="preserve"> </w:t>
       </w:r>
-      <w:hyperlink r:id="rId71">
+      <w:hyperlink r:id="rId72">
         <w:r>
           <w:rPr>
             <w:rStyle w:val="Hyperlink"/>
@@ -6444,8 +6583,8 @@
         </w:pict>
       </w:r>
     </w:p>
-    <w:bookmarkEnd w:id="72"/>
-    <w:bookmarkStart w:id="74" w:name="acknowledgements"/>
+    <w:bookmarkEnd w:id="73"/>
+    <w:bookmarkStart w:id="75" w:name="acknowledgements"/>
     <w:p>
       <w:pPr>
         <w:pStyle w:val="Heading2"/>
@@ -6464,7 +6603,7 @@
       <w:r>
         <w:t xml:space="preserve"> </w:t>
       </w:r>
-      <w:hyperlink r:id="rId28">
+      <w:hyperlink r:id="rId29">
         <w:r>
           <w:rPr>
             <w:rStyle w:val="Hyperlink"/>
@@ -6478,7 +6617,7 @@
       <w:r>
         <w:t xml:space="preserve">under the open-data licence of the project. District-level rice yield records were obtained from the Government of India Open Data Platform (</w:t>
       </w:r>
-      <w:hyperlink r:id="rId73">
+      <w:hyperlink r:id="rId74">
         <w:r>
           <w:rPr>
             <w:rStyle w:val="Hyperlink"/>
@@ -6509,8 +6648,8 @@
         </w:pict>
       </w:r>
     </w:p>
-    <w:bookmarkEnd w:id="74"/>
-    <w:bookmarkStart w:id="75" w:name="references"/>
+    <w:bookmarkEnd w:id="75"/>
+    <w:bookmarkStart w:id="76" w:name="references"/>
     <w:p>
       <w:pPr>
         <w:pStyle w:val="Heading2"/>
@@ -7694,8 +7833,8 @@
         <w:t xml:space="preserve">}): 0 → −0.239 d after restoring 20 censored cells), consistent with the bounded pixel share of cyclone-surge inundation at the district-aggregation scale (per-district nonzero pixel-share across the five coastal treatment districts: Fani 0.10–2.52 %, Amphan 0.04–1.92 %, Yaas 0.42–7.21 %; Table S13a) and with the pre-registered prediction τ_raw &gt; τ_corrected &gt; 0 for SOS. All artefacts — code (GitHub v1.0.1-submission), software archive (Zenodo 10.5281/zenodo.20587316), data (Mendeley 10.17632/z3zxk4xy3c.1), pre-registration (OSF c4mp8) — are publicly accessible and version-pinned. Author names, affiliations, ORCID identifiers, OSF registration ID (c4mp8), GitHub repository URL, and Zenodo/Mendeley DOIs are filled in §6 and the title block.*</w:t>
       </w:r>
     </w:p>
-    <w:bookmarkEnd w:id="75"/>
     <w:bookmarkEnd w:id="76"/>
+    <w:bookmarkEnd w:id="77"/>
     <w:sectPr/>
   </w:body>
 </w:document>

--- a/manuscript/Manuscript.docx
+++ b/manuscript/Manuscript.docx
@@ -822,7 +822,7 @@
         <w:pStyle w:val="BodyText"/>
       </w:pPr>
       <w:r>
-        <w:t xml:space="preserve">Coastal Odisha provides an ideal natural laboratory for characterising and correcting this confound. The state faces the Bay of Bengal directly, receiving an average of two to three significant cyclone landfalls per decade, with the most recent cluster — Fani (Very Severe Cyclonic Storm, Category 4 equivalent, 3 May 2019), Amphan (Super Cyclonic Storm, 20 May 2020), and Yaas (Very Severe Cyclonic Storm, 26 May 2021) — occurring within three consecutive Kharif pre-seasons. These three events provide three independent treatment years bracketed by five control Kharif seasons (2017, 2018, 2022, 2023, 2024) within the Sentinel-1 temporal archive, enabling a rigorous quasi-experimental Before-After-Control-Impact (BACI) design (Smith, 2002) operationalised as a two-way fixed-effects difference-in-differences specification (§3.6). The five coastal districts of Balasore, Bhadrak, Kendrapara, Jagatsinghpur, and Puri together constitute one of the most rice-intensive coastal zones in India, with Kharif rice occupying an estimated 3.1 million ha across Odisha’s coastal belt and contributing substantially to the livelihoods of smallholder farming households that remain among the most climate-vulnerable in South Asia. Despite this socioeconomic importance and the frequency of cyclone impacts, no prior study has applied SAR-optical phenology retrieval to any of these five districts, let alone attempted to characterise the cyclone-flood confound within them.</w:t>
+        <w:t xml:space="preserve">Coastal Odisha provides an ideal natural laboratory for characterising and correcting this confound. The state faces the Bay of Bengal directly, receiving an average of two to three significant cyclone landfalls per decade, with the most recent cluster — Fani (Extremely Severe Cyclonic Storm, Category 4 equivalent, 3 May 2019), Amphan (Super Cyclonic Storm, 20 May 2020), and Yaas (Very Severe Cyclonic Storm, 26 May 2021) — occurring within three consecutive Kharif pre-seasons. These three events provide three independent treatment years bracketed by five control Kharif seasons (2017, 2018, 2022, 2023, 2024) within the Sentinel-1 temporal archive, enabling a rigorous quasi-experimental Before-After-Control-Impact (BACI) design (Smith, 2002) operationalised as a two-way fixed-effects difference-in-differences specification (§3.6). The five coastal districts of Balasore, Bhadrak, Kendrapara, Jagatsinghpur, and Puri together constitute one of the most rice-intensive coastal zones in India, with Kharif rice occupying an estimated 3.1 million ha across Odisha’s coastal belt and contributing substantially to the livelihoods of smallholder farming households that remain among the most climate-vulnerable in South Asia. Despite this socioeconomic importance and the frequency of cyclone impacts, no prior study has applied SAR-optical phenology retrieval to any of these five districts, let alone attempted to characterise the cyclone-flood confound within them.</w:t>
       </w:r>
     </w:p>
     <w:p>
@@ -1106,19 +1106,19 @@
               <w:jc w:val="left"/>
             </w:pPr>
             <w:r>
-              <w:t xml:space="preserve">240</w:t>
-            </w:r>
-          </w:p>
-        </w:tc>
-        <w:tc>
-          <w:tcPr/>
-          <w:p>
-            <w:pPr>
-              <w:pStyle w:val="Compact"/>
-              <w:jc w:val="left"/>
-            </w:pPr>
-            <w:r>
-              <w:t xml:space="preserve">Very Severe Cyclonic Storm (ESCS)</w:t>
+              <w:t xml:space="preserve">215 (peak) / 185 (landfall)</w:t>
+            </w:r>
+          </w:p>
+        </w:tc>
+        <w:tc>
+          <w:tcPr/>
+          <w:p>
+            <w:pPr>
+              <w:pStyle w:val="Compact"/>
+              <w:jc w:val="left"/>
+            </w:pPr>
+            <w:r>
+              <w:t xml:space="preserve">Extremely Severe Cyclonic Storm (ESCS)</w:t>
             </w:r>
           </w:p>
         </w:tc>
@@ -1180,7 +1180,7 @@
               <w:jc w:val="left"/>
             </w:pPr>
             <w:r>
-              <w:t xml:space="preserve">185</w:t>
+              <w:t xml:space="preserve">240 (peak) / 155–165 (landfall)</w:t>
             </w:r>
           </w:p>
         </w:tc>
@@ -1204,7 +1204,7 @@
               <w:jc w:val="left"/>
             </w:pPr>
             <w:r>
-              <w:t xml:space="preserve">Bhadrak / Balasore boundary</w:t>
+              <w:t xml:space="preserve">Bakkhali, West Bengal (Sundarbans)</w:t>
             </w:r>
           </w:p>
         </w:tc>
@@ -1254,7 +1254,7 @@
               <w:jc w:val="left"/>
             </w:pPr>
             <w:r>
-              <w:t xml:space="preserve">155</w:t>
+              <w:t xml:space="preserve">140 (peak, gusting to 155)</w:t>
             </w:r>
           </w:p>
         </w:tc>

--- a/manuscript/Manuscript.docx
+++ b/manuscript/Manuscript.docx
@@ -225,10 +225,10 @@
         <w:pStyle w:val="FirstParagraph"/>
       </w:pPr>
       <w:r>
-        <w:t xml:space="preserve">Tropical cyclones disrupt Kharif rice cultivation along the Bay of Bengal coast, yet no published study has quantified or corrected the bias that cyclone-induced saline storm-surge inundation introduces into Sentinel-1/2 rice phenology retrieval. The C-band SAR backscatter decrease during agronomic transplanting flooding — the primary phenological anchor of published rice mapping algorithms — is near-indistinguishable from the signal produced by storm-surge inundation four to six weeks earlier, silently corrupting start-of-season (SOS), peak-of-season (POS), and end-of-season (EOS) dates. We developed a random-forest classifier fusing Sentinel-1 backscatter, Sentinel-2 spectral indices, Joint Research Centre (JRC) Global Surface Water permanence, and ECMWF ERA5 maximum wind to discriminate the two flood types across five coastal Odisha districts and eight Kharif seasons (2017–2024). The classifier achieved overall accuracy (OA) of 0.990 (F1 = 0.990; n = 96), with a SAR-only variant at OA = 0.844. Corrected and uncorrected phenological series were compared using a Before-After-Control-Impact framework operationalised as a two-way fixed-effects difference-in-differences (TWFE-DiD) model with district-clustered inference, cross-validated by five robustness instruments: wild-cluster restricted (WCR) bootstrap, leave-one-out jackknife, in-space and in-time placebo tests, post-hoc minimum-detectable-effect analysis, and out-of-sample transferability to Cyclone Bulbul. The DiD coefficient (</w:t>
-      </w:r>
-      <w:r>
-        <w:t xml:space="preserve">) for the uncorrected SOS series was +15.289 d (SE 17.328, WCR p = 0.400, 95% CI [−54.0, +84.6]), attenuating to +15.108 d (WCR p = 0.4065) after correction — directionally confirming the pre-registered prediction τ_raw &gt; τ_corrected &gt; 0 while leaving the 95% CI inclusive of zero. The corrected EOS coefficient (</w:t>
+        <w:t xml:space="preserve">Tropical cyclones disrupt Kharif rice cultivation along the Bay of Bengal coast, yet no published study has quantified or corrected the bias that cyclone-induced saline storm-surge inundation introduces into Sentinel-1/2 rice phenology retrieval. The C-band SAR backscatter decrease during agronomic transplanting flooding — the primary phenological anchor of published rice mapping algorithms — is nearly indistinguishable from the signal produced by storm-surge inundation four to six weeks earlier, silently corrupting start-of-season (SOS), peak-of-season (POS), and end-of-season (EOS) dates. We developed a random-forest classifier fusing Sentinel-1 backscatter, Sentinel-2 spectral indices, Joint Research Centre (JRC) Global Surface Water permanence, and ECMWF ERA5 maximum wind to discriminate the two flood types across five coastal Odisha districts and eight Kharif seasons (2017–2024). The classifier achieved overall accuracy (OA) of 0.990 (F1 = 0.990; n = 96), with a SAR-only variant at OA = 0.844. Corrected and uncorrected phenological series were compared using a Before-After-Control-Impact framework operationalised as a two-way fixed-effects difference-in-differences (TWFE-DiD) model with district-clustered inference, cross-validated by five robustness instruments: wild-cluster restricted (WCR) bootstrap, leave-one-out jackknife, in-space and in-time placebo tests, post-hoc minimum-detectable-effect analysis, and out-of-sample transferability to Cyclone Bulbul. The DiD coefficient (</w:t>
+      </w:r>
+      <w:r>
+        <w:t xml:space="preserve">) for the uncorrected SOS series was +15.289 d (SE 17.328, WCR p = 0.400, 95% CI [−54.0, +84.6]), attenuating to +15.108 d (WCR p = 0.4065) after correction — directionally confirming the pre-registered prediction τ_raw &gt; τ_corrected &gt; 0 while the 95% CI still includes zero. The corrected EOS coefficient (</w:t>
       </w:r>
       <w:r>
         <w:t xml:space="preserve">) = −0.239 d (WCR p = 0.2035) is indistinguishable from zero, with all five instruments converging on the same null — falsifiable evidence that the correction is mechanism-specific to the early-season anchor. We provide the first empirical characterisation of the cyclone-flood confound in SAR rice phenology and an open, Google Earth Engine-deployable correction framework for cyclone-exposed Asian deltas.</w:t>
@@ -710,7 +710,7 @@
         <w:t xml:space="preserve"> </w:t>
       </w:r>
       <w:r>
-        <w:t xml:space="preserve">BACI — Before-After-Control-Impact; DiD — difference-in-differences; TWFE — two-way fixed effects; FE — fixed effects; ATT — average treatment effect on the treated (denoted τ); β — pre-trend slope coefficient (Eq. pre-trend test); α — significance level (0.05 throughout); σ_idio — empirical idiosyncratic standard deviation of probe-district pre-period SOS baselines (= 19.88 d); ε — regression residual; Δ — change/difference operator; G — number of clusters (G = 8 districts); RQ1/RQ2/RQ3 — Research Questions 1–3; SE — standard error; SD — standard deviation; CI — confidence interval; CR1 — Stata-style first cluster-robust variance small-sample correction; CRV — cluster-robust variance; WCR — wild cluster restricted bootstrap (Cameron et al., 2008; Roodman et al., 2019; B = 499 replications unless stated); LOO — leave-one-out (cluster jackknife); CV — cross-validation; MDE — minimum detectable effect; SUTVA — stable unit treatment value assumption; DAG — directed acyclic graph; H1/H2 — pre-registered hypothesis 1 / 2 (locked at OSF c4mp8); PASS —</w:t>
+        <w:t xml:space="preserve">BACI — Before-After-Control-Impact; DiD — difference-in-differences; TWFE — two-way fixed effects; FE — fixed effects; ATT — average treatment effect on the treated (denoted τ); β — pre-trend slope coefficient (Eq. pre-trend test); α — significance level (0.05 throughout); σ_idio — empirical idiosyncratic standard deviation of probe-district pre-period SOS baselines (= 19.88 d); ε — regression residual; Δ — change/difference operator; G — number of clusters (G = 8 districts); RQ1/RQ2/RQ3 — Research Questions 1–3; SE — standard error; SD — standard deviation; CI — confidence interval; CR1 — Stata-style cluster-robust variance with small-sample (degrees-of-freedom) correction; CRV — cluster-robust variance; WCR — wild cluster restricted bootstrap (Cameron et al., 2008; Roodman et al., 2019; B = 499 replications unless stated); LOO — leave-one-out (cluster jackknife); CV — cross-validation; MDE — minimum detectable effect; SUTVA — stable unit treatment value assumption; DAG — directed acyclic graph; H1/H2 — pre-registered hypothesis 1 / 2 (locked at OSF c4mp8); PASS —</w:t>
       </w:r>
       <w:r>
         <w:t xml:space="preserve"> </w:t>
@@ -929,7 +929,7 @@
         <w:pStyle w:val="BodyText"/>
       </w:pPr>
       <w:r>
-        <w:t xml:space="preserve">Three inland Odisha districts — Dhenkanal, Angul, and Cuttack — serve as spatial control units in the BACI / DiD design. These districts are situated more than 120 km from the coast within the Mahanadi basin and lie beyond the storm-surge footprint of any Bay of Bengal cyclone, rendering them climatically comparable in terms of monsoon rainfall and rice cropping calendars but categorically unexposed to saline inundation. Administrative boundaries for all eight districts are sourced from the FAO GAUL Level-2 dataset (FAO, 2015). The GEE collection identifier is</w:t>
+        <w:t xml:space="preserve">Three inland Odisha districts — Dhenkanal, Angul, and Cuttack — serve as spatial control units in the BACI / DiD design. These districts are situated more than 120 km from the coast within the Mahanadi basin and lie beyond the storm-surge footprint of any Bay of Bengal cyclone, rendering them climatically comparable in monsoon rainfall and rice cropping calendars but categorically unexposed to saline inundation. Administrative boundaries for all eight districts are sourced from the FAO GAUL Level-2 dataset (FAO, 2015). The GEE collection identifier is</w:t>
       </w:r>
       <w:r>
         <w:t xml:space="preserve"> </w:t>
@@ -2749,7 +2749,7 @@
         <w:t xml:space="preserve"> </w:t>
       </w:r>
       <w:r>
-        <w:t xml:space="preserve">Prior to time-series smoothing, all monthly composite pixels classified by the random-forest saline-flood classifier (Section 3.3) as cyclone-induced inundation with probability &gt; 0.5 are relabelled in the time series as missing values. The Whittaker smoother gap-fills these flagged observations using the remaining valid observations, and the double-logistic fit then operates on a series in which cyclone-surge backscatter troughs have been suppressed. The phenological dates extracted from this corrected series represent the agronomically meaningful transplanting, heading, and maturity signals.</w:t>
+        <w:t xml:space="preserve">Prior to time-series smoothing, all monthly composite pixels classified by the random-forest saline-flood classifier (Section 3.3) as cyclone-induced inundation with probability &gt; 0.5 are relabelled as missing values in the time series. The Whittaker smoother gap-fills these flagged observations using the remaining valid observations, and the double-logistic fit then operates on a series in which cyclone-surge backscatter troughs have been suppressed. The phenological dates extracted from this corrected series represent the agronomically meaningful transplanting, heading, and maturity signals.</w:t>
       </w:r>
     </w:p>
     <w:p>
@@ -3883,7 +3883,7 @@
         <w:t xml:space="preserve">|/)MDE ranges from 0.27 (raw/SOS) to 0.43 (corrected/EOS); none of the six observed effects exceeds its MDE at (</w:t>
       </w:r>
       <w:r>
-        <w:t xml:space="preserve">), power = 0.80, df = 7 (Table S6). We report this honestly as the formal small-G underpowering result: the design at G = 8 cannot detect the observed effects with conventional power, and the WCR-null findings in (§3.7.1) are mirrored by the post-hoc MDE diagnostic. To map sensitivity to the cluster count itself, we additionally simulate the data-generating process (y_{it} =</w:t>
+        <w:t xml:space="preserve">), power = 0.80, df = 7 (Table S6). We report this honestly as the formal small-G underpowering result: the design at G = 8 cannot detect the observed effects with conventional power, and the WCR-null findings in §3.7.1 are mirrored by the post-hoc MDE diagnostic. To map sensitivity to the cluster count itself, we additionally simulate the data-generating process (y_{it} =</w:t>
       </w:r>
       <w:r>
         <w:t xml:space="preserve"> </w:t>
@@ -4076,7 +4076,7 @@
           <w:b/>
           <w:bCs/>
         </w:rPr>
-        <w:t xml:space="preserve">Tertiary cross-check using district yield anomalies:</w:t>
+        <w:t xml:space="preserve">Tertiary validation — district yield anomalies:</w:t>
       </w:r>
       <w:r>
         <w:t xml:space="preserve"> </w:t>
@@ -4396,7 +4396,7 @@
         <w:t xml:space="preserve">Bhadrak in 2021 (Cyclone Yaas), where the SOS date shifted by −1.01 days</w:t>
       </w:r>
       <w:r>
-        <w:t xml:space="preserve">, consistent with this district’s higher cyclone-flood pixel share (f = 7.2 %) and its identification by the leave-one-out jackknife (Table S5) as the most-leveraging district under both raw (Δτ = 76.1 %) and corrected (Δτ = 76.7 %) pipelines. The direction of every correction was towards earlier (more negative) raw SOS dates relative to the corrected series, consistent with the cyclone-surge backscatter trough being interpreted as an early transplanting signal. Per-district mean SOS shifts ranged from −0.06 days (Baleshwar) to −0.56 days (Bhadrak).</w:t>
+        <w:t xml:space="preserve">, consistent with this district’s higher cyclone-flood pixel share (f = 7.2 %) and its identification by the leave-one-out jackknife (Table S5) as the most-leveraging district under both raw (Δτ = 76.1 %) and corrected (Δτ = 76.7 %) pipelines. The direction of every correction was towards earlier (more negative) raw SOS dates relative to the corrected series, consistent with the cyclone-surge backscatter trough being interpreted as an early transplanting signal. Per-district mean SOS shifts ranged from −0.06 days (Balasore) to −0.56 days (Bhadrak).</w:t>
       </w:r>
     </w:p>
     <w:p>

--- a/manuscript/Manuscript.docx
+++ b/manuscript/Manuscript.docx
@@ -5391,7 +5391,7 @@
         <w:t xml:space="preserve"> </w:t>
       </w:r>
       <w:r>
-        <w:t xml:space="preserve">Because the v2.1 correction shifts district-year SOS by at most 1.01 d at the cell level (mean |Δ| over the 13 SOS-perturbed cells = 0.245 ± 0.272 d; over all 64 panel cells the mean is necessarily smaller because 51 cells receive no correction), the corrected-vs-MCD12Q2 MAE is statistically indistinguishable from the v1 raw panel’s agreement (paired-t against v1 raw, p &gt; 0.10): the corrected series introduces no measurable degradation of MCD12Q2 agreement in non-cyclone years (no district-year cell has flood_share &gt; 0 outside 2019/2020/2021) and tightens MCD12Q2 agreement in the six treatment cells with flood_share &gt; 1 % (Cuttack 2019, Puri 2019, Jagatsinghpur 2020, Jagatsinghpur 2021, Kendrapara 2021, Bhadrak 2021). The small magnitude of the v2.1 correction relative to MCD12Q2’s 8-day compositing window means the corrected SOS estimates remain within the pre-registered ≤10-day MAE acceptance band.</w:t>
+        <w:t xml:space="preserve">Because the v2.1 correction shifts district-year SOS by at most 1.01 d at the cell level (mean |Δ| over the 13 SOS-perturbed cells = 0.245 ± 0.272 d; over all 64 panel cells the mean is necessarily smaller because 51 cells receive no correction), the corrected-vs-MCD12Q2 MAE is statistically indistinguishable from the v1 raw panel’s agreement (paired-t against v1 raw, p &gt; 0.10): the corrected series introduces no measurable degradation of MCD12Q2 agreement in non-cyclone years (no district-year cell has flood_share &gt; 0 outside 2019/2020/2021) and tightens MCD12Q2 agreement in the six treatment cells with flood_share &gt; 1 % (Cuttack 2019, Puri 2019, Jagatsinghpur 2020, Jagatsinghpur 2021, Kendrapara 2021, Bhadrak 2021). The small magnitude of the v2.1 correction relative to MCD12Q2’s MOD09Q1-based 8-day reflectance-input window (Friedl et al., 2010; Gray et al., 2019) means the corrected SOS estimates remain within the pre-registered ≤10-day MAE acceptance band.</w:t>
       </w:r>
     </w:p>
     <w:p>
@@ -5427,7 +5427,7 @@
         <w:t xml:space="preserve"> </w:t>
       </w:r>
       <w:r>
-        <w:t xml:space="preserve">Pearson correlations between v2.1 corrected SOS anomalies and district Kharif yield anomalies are within the ± 0.02 envelope of the v1 raw-series correlations reported in §3.7 — expected, given that the maximum v2.1 SOS shift (Puri 2019, −0.35 d) is two orders of magnitude smaller than the 8-day compositing quantum of the underlying MOD13Q1/Sentinel-2 phenology series. We therefore do not claim that the v2.1 correction</w:t>
+        <w:t xml:space="preserve">Pearson correlations between v2.1 corrected SOS anomalies and district Kharif yield anomalies are within the ± 0.02 envelope of the v1 raw-series correlations reported in §3.7 — expected, given that the maximum v2.1 SOS shift (Bhadrak/Yaas 2021, −1.01 d) is well below the 16-day compositing quantum of the underlying MOD13Q1 phenology series and the ≈10-day effective revisit of the Sentinel-2 monthly composites. We therefore do not claim that the v2.1 correction</w:t>
       </w:r>
       <w:r>
         <w:t xml:space="preserve"> </w:t>
@@ -5495,7 +5495,7 @@
         <w:pStyle w:val="FirstParagraph"/>
       </w:pPr>
       <w:r>
-        <w:t xml:space="preserve">Pixel-level bootstrap 95% confidence intervals for the corrected SOS dates are released as GeoTIFFs in the Mendeley deposit (DOI 10.17632/z3zxk4xy3c.1) and reveal a spatial pattern consistent with the distribution of cloud gaps and cyclone-flood classifier confidence. Uncertainty is highest in pixels along the coastal shoreline, where persistent cloud cover during the cyclone season reduces the number of valid monthly composite inputs, and in pixels with high classifier marginal probability (0.4–0.6), indicating borderline cyclone-flood/agronomic-flood classification. The v2.1 district-aggregated correction produces SOS shifts bounded by the 0.245 ± 0.272-day across-cell mean (n = 13 perturbed cells) and the 1.01-day single-cell maximum (Bhadrak/Yaas 2021), both of which fall well below the 8-day MOD13Q1 compositing quantum that bounds the v1 raw-series uncertainty. The wild-cluster restricted bootstrap 95% CI for the corrected-SOS DiD coefficient (+15.11 d) widens by less than 0.1 d versus the v1 raw-series CI, confirming that the cyclone-mask correction does not inflate inference-stage uncertainty at the district-aggregation scale. The Whittaker smoother’s behaviour in the absence of cyclone contamination is documented in §3.6 on the uncorrected real panel.</w:t>
+        <w:t xml:space="preserve">Pixel-level bootstrap 95% confidence intervals for the corrected SOS dates are released as GeoTIFFs in the Mendeley deposit (DOI 10.17632/z3zxk4xy3c.1) and reveal a spatial pattern consistent with the distribution of cloud gaps and cyclone-flood classifier confidence. Uncertainty is highest in pixels along the coastal shoreline, where persistent cloud cover during the cyclone season reduces the number of valid monthly composite inputs, and in pixels with high classifier marginal probability (0.4–0.6), indicating borderline cyclone-flood/agronomic-flood classification. The v2.1 district-aggregated correction produces SOS shifts bounded by the 0.245 ± 0.272-day across-cell mean (n = 13 perturbed cells) and the 1.01-day single-cell maximum (Bhadrak/Yaas 2021), both of which fall well below the 16-day MOD13Q1 compositing quantum that bounds the v1 raw-series uncertainty. The wild-cluster restricted bootstrap 95% CI for the corrected-SOS DiD coefficient (+15.11 d) widens by less than 0.1 d versus the v1 raw-series CI, confirming that the cyclone-mask correction does not inflate inference-stage uncertainty at the district-aggregation scale. The Whittaker smoother’s behaviour in the absence of cyclone contamination is documented in §3.6 on the uncorrected real panel.</w:t>
       </w:r>
     </w:p>
     <w:p>

--- a/manuscript/Manuscript.docx
+++ b/manuscript/Manuscript.docx
@@ -519,7 +519,13 @@
         <w:t xml:space="preserve"> </w:t>
       </w:r>
       <w:r>
-        <w:t xml:space="preserve">the Zenodo concept DOI, and the Mendeley Data deposit listed in §6.</w:t>
+        <w:t xml:space="preserve">the Zenodo concept DOI, and the Mendeley Data deposit listed in the</w:t>
+      </w:r>
+      <w:r>
+        <w:t xml:space="preserve"> </w:t>
+      </w:r>
+      <w:r>
+        <w:t xml:space="preserve">Data Availability Statement.</w:t>
       </w:r>
     </w:p>
     <w:p>
@@ -2019,7 +2025,7 @@
         <w:t xml:space="preserve"> </w:t>
       </w:r>
       <w:r>
-        <w:t xml:space="preserve">The Qadir et al. (2022) South Asian paddy rice product and the Singha et al. (2019) 10 m South Asia rice classification are used as cross-product reference benchmarks, providing an independent check on the spatial consistency of our rice mask and a basis for Cohen’s κ agreement statistics.</w:t>
+        <w:t xml:space="preserve">The Singha et al. (2019) 10 m South Asia rice classification is used as a cross-product reference benchmark, providing an independent check on the spatial consistency of our rice mask and a basis for Cohen’s κ agreement statistics.</w:t>
       </w:r>
     </w:p>
     <w:p>
@@ -4118,7 +4124,7 @@
         <w:t xml:space="preserve"> </w:t>
       </w:r>
       <w:r>
-        <w:t xml:space="preserve">Agreement between the RiceBaCI-GEE rice classification and the Qadir et al. (2022) paddy product and the Singha et al. (2019) South Asia rice product is quantified using Cohen’s κ, computed from a stratified random sample of 500 points per district per year.</w:t>
+        <w:t xml:space="preserve">Agreement between the RiceBaCI-GEE rice classification and the Singha et al. (2019) South Asia rice product is quantified using Cohen’s κ, computed from a stratified random sample of 500 points per district per year.</w:t>
       </w:r>
     </w:p>
     <w:p>
@@ -7415,30 +7421,6 @@
         <w:pStyle w:val="BodyText"/>
       </w:pPr>
       <w:r>
-        <w:t xml:space="preserve">Qadir, A., Mondal, P., Huete, A., 2022. Evaluating a paddy rice extent and planted area map for South Asia using Sentinel-1 SAR data for 2017–2018.</w:t>
-      </w:r>
-      <w:r>
-        <w:t xml:space="preserve"> </w:t>
-      </w:r>
-      <w:r>
-        <w:rPr>
-          <w:i/>
-          <w:iCs/>
-        </w:rPr>
-        <w:t xml:space="preserve">GeoHealth</w:t>
-      </w:r>
-      <w:r>
-        <w:t xml:space="preserve"> </w:t>
-      </w:r>
-      <w:r>
-        <w:t xml:space="preserve">6, e2021GH000580. https://doi.org/10.1002/rse2.257</w:t>
-      </w:r>
-    </w:p>
-    <w:p>
-      <w:pPr>
-        <w:pStyle w:val="BodyText"/>
-      </w:pPr>
-      <w:r>
         <w:t xml:space="preserve">R Core Team, 2024.</w:t>
       </w:r>
       <w:r>
@@ -7830,7 +7812,7 @@
         <w:t xml:space="preserve">_{</w:t>
       </w:r>
       <w:r>
-        <w:t xml:space="preserve">}): 0 → −0.239 d after restoring 20 censored cells), consistent with the bounded pixel share of cyclone-surge inundation at the district-aggregation scale (per-district nonzero pixel-share across the five coastal treatment districts: Fani 0.10–2.52 %, Amphan 0.04–1.92 %, Yaas 0.42–7.21 %; Table S13a) and with the pre-registered prediction τ_raw &gt; τ_corrected &gt; 0 for SOS. All artefacts — code (GitHub v1.0.1-submission), software archive (Zenodo 10.5281/zenodo.20587316), data (Mendeley 10.17632/z3zxk4xy3c.1), pre-registration (OSF c4mp8) — are publicly accessible and version-pinned. Author names, affiliations, ORCID identifiers, OSF registration ID (c4mp8), GitHub repository URL, and Zenodo/Mendeley DOIs are filled in §6 and the title block.*</w:t>
+        <w:t xml:space="preserve">}): 0 → −0.239 d after restoring 20 censored cells), consistent with the bounded pixel share of cyclone-surge inundation at the district-aggregation scale (per-district nonzero pixel-share across the five coastal treatment districts: Fani 0.10–2.52 %, Amphan 0.04–1.92 %, Yaas 0.42–7.21 %; Table S13a) and with the pre-registered prediction τ_raw &gt; τ_corrected &gt; 0 for SOS. All artefacts — code (GitHub v1.0.1-submission), software archive (Zenodo 10.5281/zenodo.20587316), data (Mendeley 10.17632/z3zxk4xy3c.1), pre-registration (OSF c4mp8) — are publicly accessible and version-pinned. Author names, affiliations, ORCID identifiers, OSF registration ID (c4mp8), GitHub repository URL, and Zenodo/Mendeley DOIs are filled in the Data Availability Statement and the title block.*</w:t>
       </w:r>
     </w:p>
     <w:bookmarkEnd w:id="76"/>

--- a/manuscript/Manuscript.docx
+++ b/manuscript/Manuscript.docx
@@ -225,13 +225,7 @@
         <w:pStyle w:val="FirstParagraph"/>
       </w:pPr>
       <w:r>
-        <w:t xml:space="preserve">Tropical cyclones disrupt Kharif rice cultivation along the Bay of Bengal coast, yet no published study has quantified or corrected the bias that cyclone-induced saline storm-surge inundation introduces into Sentinel-1/2 rice phenology retrieval. The C-band SAR backscatter decrease during agronomic transplanting flooding — the primary phenological anchor of published rice mapping algorithms — is nearly indistinguishable from the signal produced by storm-surge inundation four to six weeks earlier, silently corrupting start-of-season (SOS), peak-of-season (POS), and end-of-season (EOS) dates. We developed a random-forest classifier fusing Sentinel-1 backscatter, Sentinel-2 spectral indices, Joint Research Centre (JRC) Global Surface Water permanence, and ECMWF ERA5 maximum wind to discriminate the two flood types across five coastal Odisha districts and eight Kharif seasons (2017–2024). The classifier achieved overall accuracy (OA) of 0.990 (F1 = 0.990; n = 96), with a SAR-only variant at OA = 0.844. Corrected and uncorrected phenological series were compared using a Before-After-Control-Impact framework operationalised as a two-way fixed-effects difference-in-differences (TWFE-DiD) model with district-clustered inference, cross-validated by five robustness instruments: wild-cluster restricted (WCR) bootstrap, leave-one-out jackknife, in-space and in-time placebo tests, post-hoc minimum-detectable-effect analysis, and out-of-sample transferability to Cyclone Bulbul. The DiD coefficient (</w:t>
-      </w:r>
-      <w:r>
-        <w:t xml:space="preserve">) for the uncorrected SOS series was +15.289 d (SE 17.328, WCR p = 0.400, 95% CI [−54.0, +84.6]), attenuating to +15.108 d (WCR p = 0.4065) after correction — directionally confirming the pre-registered prediction τ_raw &gt; τ_corrected &gt; 0 while the 95% CI still includes zero. The corrected EOS coefficient (</w:t>
-      </w:r>
-      <w:r>
-        <w:t xml:space="preserve">) = −0.239 d (WCR p = 0.2035) is indistinguishable from zero, with all five instruments converging on the same null — falsifiable evidence that the correction is mechanism-specific to the early-season anchor. We provide the first empirical characterisation of the cyclone-flood confound in SAR rice phenology and an open, Google Earth Engine-deployable correction framework for cyclone-exposed Asian deltas.</w:t>
+        <w:t xml:space="preserve">Tropical cyclones disrupt Kharif rice along the Bay of Bengal coast, yet no published study has quantified the bias that cyclone-induced saline storm-surge inundation introduces into Sentinel-1/2 rice phenology retrieval. The C-band SAR backscatter decrease during agronomic transplanting flooding — the primary phenological anchor of rice algorithms — is nearly indistinguishable from storm-surge inundation four to six weeks earlier, silently corrupting SOS, POS and EOS dates. We developed a random-forest classifier fusing Sentinel-1 backscatter, Sentinel-2 indices, JRC water permanence, and ERA5 wind to discriminate the two flood types across five coastal Odisha districts and eight Kharif seasons (2017–2024). The classifier achieved overall accuracy (OA) of 0.990 (F1 = 0.990; n = 96), with a SAR-only variant at OA = 0.844. Corrected and uncorrected phenological series were compared using a Before-After-Control-Impact framework operationalised as a two-way fixed-effects difference-in-differences (TWFE-DiD) model with district-clustered inference, cross-validated by a five-instrument robustness suite (wild-cluster bootstrap, leave-one-out jackknife, in-space and in-time placebo tests, minimum-detectable-effect analysis, and out-of-sample transferability to Cyclone Bulbul). The DiD coefficient () for the uncorrected SOS series was +15.289 d (SE 17.328, WCR p = 0.400, 95% CI [−54.0, +84.6]), attenuating to +15.108 d (WCR p = 0.4065) after correction — directionally consistent with the pre-registered prediction τ_raw &gt; τ_corrected &gt; 0 but indicative rather than confirmatory given that the 95 % CI brackets zero and that diagnostic re-inspection of the phenometric panel reveals double-logistic curve-fit instability in a non-trivial subset of district-year cells (Section 5.4). The corrected EOS coefficient = −0.239 d (WCR p = 0.2035) is indistinguishable from zero with all five instruments converging on the same null, evidence that the correction is mechanism-specific to the early-season anchor. We provide the first empirical characterisation of the cyclone-flood confound in SAR rice phenology and an open, Google Earth Engine-deployable correction framework for cyclone-exposed deltas.</w:t>
       </w:r>
     </w:p>
     <w:p>
@@ -243,7 +237,7 @@
           <w:b/>
           <w:bCs/>
         </w:rPr>
-        <w:t xml:space="preserve">Word count (abstract): 300</w:t>
+        <w:t>Word count (abstract): 302</w:t>
       </w:r>
     </w:p>
     <w:p>
@@ -5692,6 +5686,14 @@
       </w:pPr>
       <w:r>
         <w:t xml:space="preserve">Several limitations of this study require transparent acknowledgement. First, the validation strategy is deliberately based on multiple independent open-data sources (MCD12Q2, ICRISAT VDSA, FAO–GIEWS calendars, district yield records) rather than dense in-situ BBCH-stage observations from a single agrometeorological network. This design maximises reproducibility and is methodologically defensible for cyclone-affected coastal regions where systematic field campaigns are unsafe and impractical, but it does not achieve the pixel-by-pixel spatial density of dedicated in-situ phenology observations. Future work integrating institutional ground-network data, where collaborative arrangements permit, would further refine the pixel-level error envelope; we treat that as a complementary line of work rather than a precondition for the present open-data framework. Second, the n = 480 classifier reference-label set used to train and evaluate the v0.3.0 saline-flood classifier is derived from automated multi-source provenance (§2.4: Copernicus EMS EMSR357 for Fani; UN-SPIDER (2019) Sentinel-1 pre/post change-detection for Amphan and Yaas; Sentinel-1∩WorldCover∩JRC mask for agronomic-flood negatives) rather than from analyst visual interpretation of high-resolution imagery. This choice replaces the originally pre-registered PlanetScope NICFI visual-interpretation pathway (OSF c4mp8 §E5; Planet Labs / KSAT TFO eligibility restricted to forest-domain users, 2026-05-06; academic appeal not answered within project SLA) and was selected over the §E5 Sentinel-2 visual-interpretation fallback because the automated provenance is fully reproducible from public products, independent of analyst judgement, and SHA-256-pinned in the Mendeley deposit. The principal limitation of this choice is that the cyclone-flood positive labels inherit the operational geolocation tolerance of EMSR357 (≈10 m horizontal) and the −3 dB Sentinel-1 change-detection threshold of UN-SPIDER (2019), both of which can miss thin surge-channel features that fall below the 10 m Sentinel-1/EMS resolution; agronomic-flood negative labels inherit the JRC seasonal-water mask’s known under-detection of small bunded paddy patches. We treat both biases as conservative: they push the classifier OA downwards by design, so the reported OA = 0.844 SAR-only is, if anything, a lower bound on the true discrimination performance. Third, the GEE prototype implementation uses a 3×3 boxcar focal-mean for Sentinel-1 despeckling in Module 01, which is less effective at suppressing speckle whilst preserving edge features than the refined Lee sigma filter used in production. Whilst this limitation is noted in the code comments and the production modules apply the refined filter, any slight inconsistency between prototype and production pre-processing could affect the reproducibility of early exploratory results. Fourth, although the classifier achieves the pre-registered OA ≥ 0.88 / F1 ≥ 0.85 thresholds (achieved: OA = 0.990 full-feature, OA = 0.844 SAR-only on the v0.3.0 release) against the automated multi-source reference-label set (§2.4) on the Odisha study area and shows promising transferability to Andhra Pradesh, its applicability to other cyclone-exposed coastal deltas — the Irrawaddy Delta in Myanmar, the Mekong Delta in Vietnam, the Ganges–Brahmaputra–Meghna plain in Bangladesh — has not been tested. The classifier relies on IBTrACS North Indian Ocean basin cyclone tracks as a spatial feature, and its extension to other basins (Western Pacific, North Atlantic) would require the equivalent track data to be ingested as a GEE feature collection. Fifth, this study does not address the panicle initiation (PI) sub-stage, which is the most critical phenological checkpoint for determining cyclone-induced yield loss from saline stress after transplanting. Detection of PI from the red-edge spectral region (CIre, B5/B7 ratio) is treated as an exploratory analysis in this study and is not claimed as a confirmatory contribution.</w:t>
+      </w:r>
+    </w:p>
+    <w:p>
+      <w:pPr>
+        <w:pStyle w:val="FirstParagraph"/>
+      </w:pPr>
+      <w:r>
+        <w:t xml:space="preserve">Sixth, and most consequential, the double-logistic curve-fitting algorithm used in Module 04 to extract the phenometric anchors (SOS, POS, EOS) from Whittaker-smoothed NDVI time series exhibits a quantisation pattern in a non-trivial fraction of district-year cells. Diagnostic re-inspection of the 64-cell SOS/POS panel and 44-cell EOS panel after the present analysis was complete revealed that the fitted phenometric values cluster at a small number of fixed DOY values (notably DOY 135, 258, 288, 319, and 349–350) in cells where the underlying NDVI trajectory does not present a well-resolved Kharif trough. Specifically, against literature-anchored biological ranges (SOS 160–220, POS 240–280, EOS 290–330; Singha et al., 2019; Sakamoto et al., 2005; Gray et al., 2019; FAO-GIEWS rice calendar for Odisha; IRRI Sali-rice transplanting envelope), the panel contains implausible values in approximately 45 % of SOS cells, 98 % of POS cells, and 100 % of EOS cells. This pattern is the signature of the Beck et al. (2006) double-logistic optimiser snapping to fixed positions when the four-parameter fit fails to identify the true transplanting trough, and is a known limitation of the double-logistic family on tropical multi-cropped pixels (Atkinson et al., 2012; Cao et al., 2015). Sentinel-1B failure in December 2021 (which halved the SAR revisit cadence for 2022 and 2023 Kharif seasons) and the COVID-19 lockdown overlap with Cyclones Amphan (May 2020, mid-lockdown) and Yaas (May 2021, mid-Delta-wave) both contributed to the prevalence of degenerate fits in cyclone-treated cells. Consequently, the reported corrected_SOS difference-in-differences coefficient τ̂ = +15.108 d should be interpreted as indicative rather than confirmatory; the 95 % wild-cluster bootstrap confidence interval brackets zero (WCR p = 0.4065), the leave-one-out jackknife flags the estimate as `leverage` (Table S5), and a panel-restricted sensitivity analysis dropping all literature-implausible cells (Supplement S11.4, n = 16) returns a substantially larger but high-variance point estimate (τ̂ = +62.96 d, p = 0.0075, CI [−18, +145]) that we report as a robustness diagnostic rather than as an alternative headline. We treat the principal evidentiary load of this study as resting on (a) the mechanism-level demonstration that cyclone-induced saline inundation produces a SAR backscatter signature observationally indistinguishable from agronomic flooding (Section 4.2; Figure S2), (b) the saline-flood classifier itself (OA = 0.844 SAR-only, OA = 0.990 full-feature; Section 4.1), and (c) the per-district pixel-share bound on cyclone-affected rice area (Section 4.6, Table 1). The phenometric DiD estimates in Section 4.4 are reported in full transparency as a falsifiable test of the pre-registered hypothesis τ_raw &gt; τ_corrected &gt; 0, with the acknowledgement that the absolute magnitude is uncertain and that confirmation against a more robust functional form (TIMESAT; Jönsson &amp; Eklundh, 2004) or against MCD12Q2 v6.1 (Gray et al., 2019; where the 2022 endpoint permits) is a priority for follow-up work. A targeted re-implementation of Module 04 with TIMESAT and asymmetric Gaussian alternatives is registered in the project repository (`feature/reviewer-revision` branch) for the next manuscript in this series.</w:t>
       </w:r>
     </w:p>
     <w:bookmarkEnd w:id="59"/>

--- a/manuscript/Manuscript.docx
+++ b/manuscript/Manuscript.docx
@@ -222,10 +222,10 @@
     </w:p>
     <w:p>
       <w:pPr>
-        <w:pStyle w:val="FirstParagraph"/>
-      </w:pPr>
-      <w:r>
-        <w:t xml:space="preserve">Tropical cyclones disrupt Kharif rice along the Bay of Bengal coast, yet no published study has quantified the bias that cyclone-induced saline storm-surge inundation introduces into Sentinel-1/2 rice phenology retrieval. The C-band SAR backscatter decrease during agronomic transplanting flooding — the primary phenological anchor of rice algorithms — is nearly indistinguishable from storm-surge inundation four to six weeks earlier, silently corrupting SOS, POS and EOS dates. We developed a random-forest classifier fusing Sentinel-1 backscatter, Sentinel-2 indices, JRC water permanence, and ERA5 wind to discriminate the two flood types across five coastal Odisha districts and eight Kharif seasons (2017–2024). The classifier achieved overall accuracy (OA) of 0.990 (F1 = 0.990; n = 96), with a SAR-only variant at OA = 0.844. Corrected and uncorrected phenological series were compared using a Before-After-Control-Impact framework operationalised as a two-way fixed-effects difference-in-differences (TWFE-DiD) model with district-clustered inference, cross-validated by a five-instrument robustness suite (wild-cluster bootstrap, leave-one-out jackknife, in-space and in-time placebo tests, minimum-detectable-effect analysis, and out-of-sample transferability to Cyclone Bulbul). The DiD coefficient () for the uncorrected SOS series was +15.289 d (SE 17.328, WCR p = 0.400, 95% CI [−54.0, +84.6]), attenuating to +15.108 d (WCR p = 0.4065) after correction — directionally consistent with the pre-registered prediction τ_raw &gt; τ_corrected &gt; 0 but indicative rather than confirmatory given that the 95 % CI brackets zero and that diagnostic re-inspection of the phenometric panel reveals double-logistic curve-fit instability in a non-trivial subset of district-year cells (Section 5.4). The corrected EOS coefficient = −0.239 d (WCR p = 0.2035) is indistinguishable from zero with all five instruments converging on the same null, evidence that the correction is mechanism-specific to the early-season anchor. We provide the first empirical characterisation of the cyclone-flood confound in SAR rice phenology and an open, Google Earth Engine-deployable correction framework for cyclone-exposed deltas.</w:t>
+        <w:pStyle w:val="BodyText"/>
+      </w:pPr>
+      <w:r>
+        <w:t xml:space="preserve">Tropical cyclones disrupt Kharif rice along the Bay of Bengal coast, yet no published study has quantified the bias that cyclone-induced saline storm-surge inundation introduces into Sentinel-1/2 rice phenology retrieval. The C-band SAR backscatter decrease during agronomic transplanting flooding — the primary phenological anchor of rice algorithms — is nearly indistinguishable from storm-surge inundation four to six weeks earlier, silently corrupting SOS, POS and EOS dates. We developed a random-forest classifier fusing Sentinel-1 backscatter, Sentinel-2 indices, JRC water permanence, and ERA5 wind to discriminate the two flood types across five coastal Odisha districts and eight Kharif seasons (2017–2024). The classifier achieved overall accuracy (OA) of 0.990 (F1 = 0.990; n = 96), with a SAR-only variant at OA = 0.844. Corrected and uncorrected phenological series were compared using a Before-After-Control-Impact framework operationalised as a two-way fixed-effects difference-in-differences (TWFE-DiD) model with district-clustered inference, cross-validated by a five-instrument robustness suite (wild-cluster bootstrap, leave-one-out jackknife, in-space and in-time placebo tests, minimum-detectable-effect analysis, and out-of-sample transferability to Cyclone Bulbul). The DiD coefficient τ̂ for the uncorrected SOS series was +15.289 d (SE 17.328, WCR p = 0.400, 95% CI [−54.0, +84.6]), attenuating to +15.108 d (WCR p = 0.4065) after correction — directionally consistent with the pre-registered prediction τ̂_raw &gt; τ̂_corrected &gt; 0 but indicative rather than confirmatory given that the 95 % CI brackets zero and that diagnostic re-inspection of the phenometric panel reveals double-logistic curve-fit instability in a non-trivial subset of district-year cells (Section 5.4). The corrected EOS coefficient τ̂_EOS = −0.239 d (WCR p = 0.2035) is indistinguishable from zero with all five instruments converging on the same null, evidence that the correction is mechanism-specific to the early-season anchor. We provide the first empirical characterisation of the cyclone-flood confound in SAR rice phenology and an open, Google Earth Engine-deployable correction framework for cyclone-exposed deltas.</w:t>
       </w:r>
     </w:p>
     <w:p>
@@ -731,36 +731,7 @@
         <w:pStyle w:val="BodyText"/>
       </w:pPr>
       <w:r>
-        <w:rPr>
-          <w:b/>
-          <w:bCs/>
-        </w:rPr>
-        <w:t xml:space="preserve">Open-science and provenance.</w:t>
-      </w:r>
-      <w:r>
-        <w:t xml:space="preserve"> </w:t>
-      </w:r>
-      <w:r>
-        <w:t xml:space="preserve">OSF — Open Science Framework; DOI — Digital Object Identifier; ORCID — Open Researcher and Contributor ID; SHA-256 — Secure Hash Algorithm 256-bit; URL — Uniform Resource Locator; ID — identifier; CC-BY-4.0 — Creative Commons Attribution 4.0 International licence; SLA — service-level agreement; AI — artificial intelligence (used only in the Generative-AI declaration). Journal and conference acronyms appearing in the reference list (e.g., TGRS, IGARSS, JAG, ISPRS, IEEE, EGU, ECRS) are used in the conventional bibliographic sense and follow each publisher’s standard usage. Mathematical and statistical symbols introduced within specific equations (e.g., (Y_{dt}), (</w:t>
-      </w:r>
-      <w:r>
-        <w:t xml:space="preserve">_d), (</w:t>
-      </w:r>
-      <w:r>
-        <w:t xml:space="preserve">_1), (</w:t>
-      </w:r>
-      <w:r>
-        <w:rPr>
-          <w:i/>
-          <w:iCs/>
-        </w:rPr>
-        <w:t xml:space="preserve">2), (</w:t>
-      </w:r>
-      <w:r>
-        <w:t xml:space="preserve">{dt}), (</w:t>
-      </w:r>
-      <w:r>
-        <w:t xml:space="preserve">), (t)) are defined at first use in §3.6 and Supplementary Note S1.</w:t>
+        <w:t xml:space="preserve">Mathematical and statistical symbols introduced within specific equations (e.g., Y_dt, α_d, β_1, β_2, ε_dt, τ̂, p_perm, t_(α/2, G−1)) are defined at first use in each equation and again in the figure or table caption where they next appear; subscript usage follows the convention defined in the equation panel of §3.6 and is consistent throughout.</w:t>
       </w:r>
     </w:p>
     <w:p>
@@ -2300,33 +2271,11 @@
         <w:pStyle w:val="BodyText"/>
       </w:pPr>
       <w:r>
-        <w:t xml:space="preserve">[</w:t>
-      </w:r>
-      <w:r>
         <w:rPr>
           <w:i/>
           <w:iCs/>
         </w:rPr>
-        <w:t xml:space="preserve">{dB} = 10</w:t>
-      </w:r>
-      <w:r>
-        <w:rPr>
-          <w:i/>
-          <w:iCs/>
-        </w:rPr>
-        <w:t xml:space="preserve"> </w:t>
-      </w:r>
-      <w:r>
-        <w:t xml:space="preserve">{10}(</w:t>
-      </w:r>
-      <w:r>
-        <w:t xml:space="preserve">_{linear})</w:t>
-      </w:r>
-      <w:r>
-        <w:t xml:space="preserve"> </w:t>
-      </w:r>
-      <w:r>
-        <w:t xml:space="preserve">(1)]</w:t>
+        <w:t xml:space="preserve">VH_dB = 10 · log₁₀(VH_linear)                                              (1)</w:t>
       </w:r>
     </w:p>
     <w:p>
@@ -2589,13 +2538,11 @@
         <w:pStyle w:val="BodyText"/>
       </w:pPr>
       <w:r>
-        <w:t xml:space="preserve">[y(t) = c_1 + c_2</w:t>
-      </w:r>
-      <w:r>
-        <w:t xml:space="preserve"> </w:t>
-      </w:r>
-      <w:r>
-        <w:t xml:space="preserve">(2)]</w:t>
+        <w:rPr>
+          <w:i/>
+          <w:iCs/>
+        </w:rPr>
+        <w:t xml:space="preserve">y(t) = c_1 + c_2 · ( 1 / (1 + exp(−k_1·(t − t_1))) − 1 / (1 + exp(−k_2·(t − t_2))) )                              (2)</w:t>
       </w:r>
     </w:p>
     <w:p>
@@ -2757,330 +2704,91 @@
         <w:pStyle w:val="BodyText"/>
       </w:pPr>
       <w:r>
+        <w:t xml:space="preserve">Correction operator. The effect of the correction can be formalised as a phenological date operator. Let SOS_raw(i, y) denote the raw SOS date estimate for pixel i in year y, and let SOS_corr(i, y) denote the corrected SOS estimate. The correction bias D(i, y) is defined as:</w:t>
+      </w:r>
+    </w:p>
+    <w:p>
+      <w:pPr>
+        <w:pStyle w:val="BodyText"/>
+      </w:pPr>
+      <w:r>
+        <w:rPr>
+          <w:i/>
+          <w:iCs/>
+        </w:rPr>
+        <w:t xml:space="preserve">D(i, y) = SOS_corr(i, y) − SOS_raw(i, y)                                  (3)</w:t>
+      </w:r>
+    </w:p>
+    <w:p>
+      <w:pPr>
+        <w:pStyle w:val="BodyText"/>
+      </w:pPr>
+      <w:r>
+        <w:t xml:space="preserve">Positive values of D indicate that the raw pipeline produced an artificially early SOS date. The spatial distribution of D across pixels and years is the primary diagnostic product of the study. The causal logic that motivates this two-pipeline contrast — a single cyclone landfall opening parallel legitimate (transplanting flooding) and confounding (saline storm-surge) pathways into the same SAR backscatter trough, with Module 02 intercepting the confounding pathway — is articulated visually as a Pearl-style identification DAG in Figure 1B.</w:t>
+      </w:r>
+    </w:p>
+    <w:bookmarkEnd w:id="36"/>
+    <w:bookmarkStart w:id="37" w:name="difference-in-differences-identification"/>
+    <w:p>
+      <w:pPr>
+        <w:pStyle w:val="Heading3"/>
+      </w:pPr>
+      <w:r>
+        <w:t xml:space="preserve">3.6 Difference-in-Differences Identification</w:t>
+      </w:r>
+    </w:p>
+    <w:p>
+      <w:pPr>
+        <w:pStyle w:val="FirstParagraph"/>
+      </w:pPr>
+      <w:r>
         <w:rPr>
           <w:b/>
           <w:bCs/>
         </w:rPr>
-        <w:t xml:space="preserve">Correction operator:</w:t>
-      </w:r>
-      <w:r>
-        <w:t xml:space="preserve"> </w:t>
-      </w:r>
-      <w:r>
-        <w:t xml:space="preserve">The effect of the correction can be formalised as a phenological date operator. Let (</w:t>
-      </w:r>
+        <w:t xml:space="preserve">Estimating equation.</w:t>
+      </w:r>
+      <w:r>
+        <w:t xml:space="preserve"> </w:t>
+      </w:r>
+      <w:r>
+        <w:t xml:space="preserve">For each (pipeline, phenometric) pair we estimate the canonical generalised 2 × 2 two-way fixed-effects difference-in-differences (TWFE-DiD) specification on the district × year panel:</w:t>
+      </w:r>
+    </w:p>
+    <w:p>
+      <w:pPr>
+        <w:pStyle w:val="BodyText"/>
+      </w:pPr>
       <w:r>
         <w:rPr>
           <w:i/>
           <w:iCs/>
         </w:rPr>
-        <w:t xml:space="preserve">{raw}(i,y)) denote the raw SOS date estimate for pixel (i) in year (y), and let (</w:t>
-      </w:r>
-      <w:r>
-        <w:t xml:space="preserve">{corr}(i,y)) denote the corrected SOS estimate. The correction bias (</w:t>
-      </w:r>
-      <w:r>
-        <w:t xml:space="preserve">D(i,y)) is defined as:</w:t>
-      </w:r>
-    </w:p>
-    <w:p>
-      <w:pPr>
-        <w:pStyle w:val="BodyText"/>
-      </w:pPr>
-      <w:r>
-        <w:t xml:space="preserve">[</w:t>
-      </w:r>
-      <w:r>
-        <w:t xml:space="preserve">D(i, y) =</w:t>
-      </w:r>
-      <w:r>
-        <w:t xml:space="preserve"> </w:t>
-      </w:r>
-      <w:r>
-        <w:rPr>
-          <w:i/>
-          <w:iCs/>
-        </w:rPr>
-        <w:t xml:space="preserve">{corr}(i, y) -</w:t>
-      </w:r>
-      <w:r>
-        <w:rPr>
-          <w:i/>
-          <w:iCs/>
-        </w:rPr>
-        <w:t xml:space="preserve"> </w:t>
-      </w:r>
-      <w:r>
-        <w:t xml:space="preserve">{raw}(i, y)</w:t>
-      </w:r>
-      <w:r>
-        <w:t xml:space="preserve"> </w:t>
-      </w:r>
-      <w:r>
-        <w:t xml:space="preserve">(3)]</w:t>
-      </w:r>
-    </w:p>
-    <w:p>
-      <w:pPr>
-        <w:pStyle w:val="BodyText"/>
-      </w:pPr>
-      <w:r>
-        <w:t xml:space="preserve">Positive values of (</w:t>
-      </w:r>
-      <w:r>
-        <w:t xml:space="preserve">D) indicate that the raw pipeline produced an artificially early SOS date. The spatial distribution of (</w:t>
-      </w:r>
-      <w:r>
-        <w:t xml:space="preserve">D) across pixels and years is the primary diagnostic product of the study. The causal logic that motivates this two-pipeline contrast — a single cyclone landfall opening parallel legitimate (transplanting flooding) and confounding (saline storm-surge) pathways into the same SAR backscatter trough, with Module 02 intercepting the confounding pathway — is articulated visually as a Pearl-style identification DAG in Figure 1B.</w:t>
-      </w:r>
-    </w:p>
-    <w:bookmarkEnd w:id="36"/>
-    <w:bookmarkStart w:id="37" w:name="difference-in-differences-identification"/>
-    <w:p>
-      <w:pPr>
-        <w:pStyle w:val="Heading3"/>
-      </w:pPr>
-      <w:r>
-        <w:t xml:space="preserve">3.6 Difference-in-Differences Identification</w:t>
-      </w:r>
-    </w:p>
-    <w:p>
-      <w:pPr>
-        <w:pStyle w:val="FirstParagraph"/>
-      </w:pPr>
-      <w:r>
-        <w:rPr>
-          <w:b/>
-          <w:bCs/>
-        </w:rPr>
-        <w:t xml:space="preserve">Estimating equation.</w:t>
-      </w:r>
-      <w:r>
-        <w:t xml:space="preserve"> </w:t>
-      </w:r>
-      <w:r>
-        <w:t xml:space="preserve">For each (pipeline, phenometric) pair we estimate the canonical generalised 2 × 2 two-way fixed-effects difference-in-differences (TWFE-DiD) specification on the district × year panel:</w:t>
-      </w:r>
-    </w:p>
-    <w:p>
-      <w:pPr>
-        <w:pStyle w:val="BodyText"/>
-      </w:pPr>
-      <w:r>
-        <w:t xml:space="preserve">[Y_{dt} =</w:t>
-      </w:r>
-      <w:r>
-        <w:t xml:space="preserve"> </w:t>
-      </w:r>
-      <w:r>
-        <w:t xml:space="preserve">_d +</w:t>
-      </w:r>
-      <w:r>
-        <w:t xml:space="preserve"> </w:t>
-      </w:r>
-      <w:r>
-        <w:t xml:space="preserve">_t +</w:t>
-      </w:r>
-      <w:r>
-        <w:t xml:space="preserve"> </w:t>
-      </w:r>
-      <w:r>
-        <w:t xml:space="preserve">(</w:t>
-      </w:r>
-      <w:r>
-        <w:t xml:space="preserve">_d</w:t>
-      </w:r>
-      <w:r>
-        <w:t xml:space="preserve"> </w:t>
-      </w:r>
-      <w:r>
-        <w:rPr>
-          <w:i/>
-          <w:iCs/>
-        </w:rPr>
-        <w:t xml:space="preserve">t) +</w:t>
-      </w:r>
-      <w:r>
-        <w:rPr>
-          <w:i/>
-          <w:iCs/>
-        </w:rPr>
-        <w:t xml:space="preserve"> </w:t>
-      </w:r>
-      <w:r>
-        <w:t xml:space="preserve">{dt}</w:t>
-      </w:r>
-      <w:r>
-        <w:t xml:space="preserve"> </w:t>
-      </w:r>
-      <w:r>
-        <w:t xml:space="preserve">(4)]</w:t>
-      </w:r>
-    </w:p>
-    <w:p>
-      <w:pPr>
-        <w:pStyle w:val="BodyText"/>
-      </w:pPr>
-      <w:r>
-        <w:t xml:space="preserve">where (Y_{dt}) is the median pixel-level phenology metric (SOS, POS, or EOS, in day-of-year) for district (d) in year (t); (</w:t>
-      </w:r>
-      <w:r>
-        <w:t xml:space="preserve">_d) is a district fixed effect absorbing all time-invariant district heterogeneity (baseline rainfall, soil class, elevation, latitudinal climatology); (</w:t>
-      </w:r>
-      <w:r>
-        <w:t xml:space="preserve">_t) is a year fixed effect absorbing common shocks (monsoon-onset anomalies, ENSO state, pan-Odisha policy changes); (</w:t>
-      </w:r>
-      <w:r>
-        <w:t xml:space="preserve">_d</w:t>
-      </w:r>
-      <w:r>
-        <w:t xml:space="preserve"> </w:t>
-      </w:r>
-      <w:r>
-        <w:t xml:space="preserve">{0,1}) flags the five coastal-treatment districts (Balasore, Bhadrak, Kendrapara, Jagatsinghpur, Puri); (</w:t>
-      </w:r>
-      <w:r>
-        <w:t xml:space="preserve">_t</w:t>
-      </w:r>
-      <w:r>
-        <w:t xml:space="preserve"> </w:t>
-      </w:r>
-      <w:r>
-        <w:t xml:space="preserve">{0,1}) flags the three pre-Kharif cyclone years (2019 Fani, 2020 Amphan, 2021 Yaas); and (</w:t>
-      </w:r>
-      <w:r>
-        <w:t xml:space="preserve">) is the average treatment effect on the treated (ATT), expressed in days of phenology shift. Standard errors are clustered at the district level (CR1 small-sample correction, eight clusters, df = G − 1 = 7); because eight clusters is below the rule-of-thumb for asymptotic CRV inference, the cluster-robust (t)-test is reported only as a baseline — our preferred small-cluster inference is the wild-cluster restricted bootstrap of Cameron, Gelbach, and Miller (2008), described in §3.7.1.</w:t>
-      </w:r>
-    </w:p>
-    <w:p>
-      <w:pPr>
-        <w:pStyle w:val="BodyText"/>
-      </w:pPr>
-      <w:r>
-        <w:rPr>
-          <w:b/>
-          <w:bCs/>
-        </w:rPr>
-        <w:t xml:space="preserve">Sample construction.</w:t>
-      </w:r>
-      <w:r>
-        <w:t xml:space="preserve"> </w:t>
-      </w:r>
-      <w:r>
-        <w:t xml:space="preserve">The estimation sample is the 384-row panel (8 districts × 8 years × 2 pipelines × 3 metrics). Three exclusions are applied before estimation: (i) Bulbul (November 2019, post-monsoon, landfall on Sagar Island ~290 km NE of the study area) is held back as a transferability probe (§3.7.2) and does not enter the panel used to identify (</w:t>
-      </w:r>
-      <w:r>
-        <w:t xml:space="preserve">); Hudhud (October 2014) is outside the Sentinel-1/2 era and never enters the panel. (ii) Failed cells (zero usable pixels or missing median DOY) are dropped; with the Module 02 baseline cropland mask, the mean district-year cell carries 5–9 k pixels and failures are confined to the 2017 cold-start year if Sentinel-2 coverage is sparse. (iii) Each (</w:t>
-      </w:r>
-      <w:r>
-        <w:t xml:space="preserve">) is estimated on 64 district-year observations after pipeline-and-metric subsetting, leaving 6 residual degrees of freedom after FE absorption.</w:t>
-      </w:r>
-    </w:p>
-    <w:p>
-      <w:pPr>
-        <w:pStyle w:val="BodyText"/>
-      </w:pPr>
-      <w:r>
-        <w:rPr>
-          <w:b/>
-          <w:bCs/>
-        </w:rPr>
-        <w:t xml:space="preserve">Identifying assumptions.</w:t>
-      </w:r>
-      <w:r>
-        <w:t xml:space="preserve"> </w:t>
-      </w:r>
-      <w:r>
-        <w:t xml:space="preserve">Equation (4) identifies (</w:t>
-      </w:r>
-      <w:r>
-        <w:t xml:space="preserve">) under three assumptions.</w:t>
-      </w:r>
-      <w:r>
-        <w:t xml:space="preserve"> </w:t>
-      </w:r>
-      <w:r>
-        <w:rPr>
-          <w:i/>
-          <w:iCs/>
-        </w:rPr>
-        <w:t xml:space="preserve">Parallel trends</w:t>
-      </w:r>
-      <w:r>
-        <w:t xml:space="preserve">: conditional on FEs, treated and control districts would have followed the same trajectory absent treatment. We test this by regressing (Y_{dt} =</w:t>
-      </w:r>
-      <w:r>
-        <w:t xml:space="preserve"> </w:t>
-      </w:r>
-      <w:r>
-        <w:t xml:space="preserve">_d +</w:t>
-      </w:r>
-      <w:r>
-        <w:t xml:space="preserve"> </w:t>
-      </w:r>
-      <w:r>
-        <w:t xml:space="preserve">_1 t +</w:t>
-      </w:r>
-      <w:r>
-        <w:t xml:space="preserve"> </w:t>
-      </w:r>
-      <w:r>
-        <w:t xml:space="preserve">_2 (t</w:t>
-      </w:r>
-      <w:r>
-        <w:t xml:space="preserve"> </w:t>
-      </w:r>
-      <w:r>
-        <w:rPr>
-          <w:i/>
-          <w:iCs/>
-        </w:rPr>
-        <w:t xml:space="preserve">d) +</w:t>
-      </w:r>
-      <w:r>
-        <w:rPr>
-          <w:i/>
-          <w:iCs/>
-        </w:rPr>
-        <w:t xml:space="preserve"> </w:t>
-      </w:r>
-      <w:r>
-        <w:t xml:space="preserve">{dt}) on the pre-period sub-panel ((t &lt; 2019)) and reporting (</w:t>
-      </w:r>
-      <w:r>
-        <w:t xml:space="preserve">_2) in Table S2; failure of parallel trends would manifest as a significant pre-trend coefficient.</w:t>
-      </w:r>
-      <w:r>
-        <w:t xml:space="preserve"> </w:t>
-      </w:r>
-      <w:r>
-        <w:rPr>
-          <w:i/>
-          <w:iCs/>
-        </w:rPr>
-        <w:t xml:space="preserve">No anticipation</w:t>
-      </w:r>
-      <w:r>
-        <w:t xml:space="preserve">: treatment effects are zero before landfall. Because cyclone genesis is uncoupled from agricultural decisions (Indian-Ocean cyclone lead times are days, and our outcome is the seasonal SOS detected from canopy backscatter / NDVI), anticipation is implausible; the event-study leads in Figure 3 confirm this.</w:t>
-      </w:r>
-      <w:r>
-        <w:t xml:space="preserve"> </w:t>
-      </w:r>
-      <w:r>
-        <w:rPr>
-          <w:i/>
-          <w:iCs/>
-        </w:rPr>
-        <w:t xml:space="preserve">SUTVA (stable unit treatment value assumption) / no spillovers</w:t>
-      </w:r>
-      <w:r>
-        <w:t xml:space="preserve">: treatment of district (d) does not affect (Y) in district (d’</w:t>
-      </w:r>
-      <w:r>
-        <w:t xml:space="preserve"> </w:t>
-      </w:r>
-      <w:r>
-        <w:t xml:space="preserve">d). Cyclone tracks are spatially bounded (50-km IBTrACS buffer); inland-control districts lie ≥ 80 km from the nearest treatment landfall, so direct wind/surge spillover is excluded. Indirect labour or input-market spillovers are addressed through the cropland mask (only paddy-suitable pixels enter (Y)) and through a robustness check that drops Cuttack — the closest control district to the coast — reported in the leave-one-out sensitivity (§3.7.3, Table S5).</w:t>
+        <w:t xml:space="preserve">Y_dt = α_d + γ_t + τ · (D_d · P_t) + ε_dt                                  (4)</w:t>
+      </w:r>
+    </w:p>
+    <w:p>
+      <w:pPr>
+        <w:pStyle w:val="BodyText"/>
+      </w:pPr>
+      <w:r>
+        <w:t xml:space="preserve">where Y_dt is the median pixel-level phenology metric (SOS, POS, or EOS, in day-of-year) for district d in year t; α_d is a district fixed effect absorbing all time-invariant district heterogeneity (baseline rainfall, soil class, elevation, latitudinal climatology); γ_t is a year fixed effect absorbing common shocks (monsoon-onset anomalies, ENSO state, pan-Odisha policy changes); D_d ∈ {0,1} flags the five coastal-treatment districts (Balasore, Bhadrak, Kendrapara, Jagatsinghpur, Puri); P_t ∈ {0,1} flags the three pre-Kharif cyclone years (2019 Fani, 2020 Amphan, 2021 Yaas); and τ is the average treatment effect on the treated (ATT), expressed in days of phenology shift. Standard errors are clustered at the district level (CR1 small-sample correction, eight clusters, df = G − 1 = 7); because eight clusters is below the rule-of-thumb for asymptotic CRV inference, the cluster-robust t-test is reported only as a baseline — our preferred small-cluster inference is the wild-cluster restricted bootstrap of Cameron, Gelbach, and Miller (2008), described in §3.7.1.</w:t>
+      </w:r>
+    </w:p>
+    <w:p>
+      <w:pPr>
+        <w:pStyle w:val="BodyText"/>
+      </w:pPr>
+      <w:r>
+        <w:t xml:space="preserve">Sample construction. The estimation sample is the 384-row panel (8 districts × 8 years × 2 pipelines × 3 metrics). Three exclusions are applied before estimation: (i) Bulbul (November 2019, post-monsoon, landfall on Sagar Island ~290 km NE of the study area) is held back as a transferability probe (§3.7.2) and does not enter the panel used to identify τ; Hudhud (October 2014) is outside the Sentinel-1/2 era and never enters the panel. (ii) Failed cells (zero usable pixels or missing median DOY) are dropped; with the Module 02 baseline cropland mask, the mean district-year cell carries 5–9 k pixels and failures are confined to the 2017 cold-start year if Sentinel-2 coverage is sparse. (iii) Each τ̂ is estimated on 64 district-year observations after pipeline-and-metric subsetting, leaving 6 residual degrees of freedom after FE absorption.</w:t>
+      </w:r>
+    </w:p>
+    <w:p>
+      <w:pPr>
+        <w:pStyle w:val="BodyText"/>
+      </w:pPr>
+      <w:r>
+        <w:t xml:space="preserve">Identifying assumptions. Equation (4) identifies τ under three assumptions. Parallel trends: conditional on FEs, treated and control districts would have followed the same trajectory absent treatment. We test this by regressing Y_dt = α_d + β_1 · t + β_2 · (t · D_d) + ε_dt on the pre-period sub-panel (t &lt; 2019) and reporting β_2 in Table S2; failure of parallel trends would manifest as a significant pre-trend coefficient. No anticipation: treatment effects are zero before landfall. Because cyclone genesis is uncoupled from agricultural decisions (Indian-Ocean cyclone lead times are days, and our outcome is the seasonal SOS detected from canopy backscatter / NDVI), anticipation is implausible; the event-study leads in Figure 3 confirm this. SUTVA (stable unit treatment value assumption) / no spillovers: treatment of district d does not affect Y in district d′ ≠ d. Cyclone tracks are spatially bounded (50-km IBTrACS buffer); we verify no significant pre-trend in the inland-control cluster.</w:t>
       </w:r>
     </w:p>
     <w:p>
@@ -3163,51 +2871,222 @@
         <w:pStyle w:val="BodyText"/>
       </w:pPr>
       <w:r>
-        <w:t xml:space="preserve">[Y_{dt} =</w:t>
-      </w:r>
-      <w:r>
-        <w:t xml:space="preserve"> </w:t>
-      </w:r>
-      <w:r>
-        <w:t xml:space="preserve">_d +</w:t>
-      </w:r>
-      <w:r>
-        <w:t xml:space="preserve"> </w:t>
-      </w:r>
-      <w:r>
         <w:rPr>
           <w:i/>
           <w:iCs/>
         </w:rPr>
-        <w:t xml:space="preserve">t +</w:t>
-      </w:r>
+        <w:t xml:space="preserve">Y_dt = α_d + γ_t + Σ_(k ≠ −1) β_k · 1[t − 2019 = k] · D_d + ε_dt              (5)</w:t>
+      </w:r>
+    </w:p>
+    <w:p>
+      <w:pPr>
+        <w:pStyle w:val="BodyText"/>
+      </w:pPr>
+      <w:r>
+        <w:t xml:space="preserve">with k = −1 (year 2018) the omitted reference. Coefficients β_k at k &lt; 0 test for pre-trends; coefficients at k ≥ 0 trace the dynamic effect. The first treatment landfall (Fani, 3 May 2019) is treated as the cohort anchor for treated districts; control districts contribute only to the year-FE absorption. Event-study estimates are reported in Figure 3.</w:t>
+      </w:r>
+    </w:p>
+    <w:p>
+      <w:pPr>
+        <w:pStyle w:val="BodyText"/>
+      </w:pPr>
+      <w:r>
+        <w:t xml:space="preserve">Pre-registered prediction (locked at OSF c4mp8). We pre-registered the directional prediction τ̂_raw &gt; τ̂_corrected &gt; 0: the raw VH-min pipeline is expected to over-attribute the cyclone shock because flood-induced VH dips are read as delayed SOS in districts where standing water lingers; the corrected pipeline masks those flood pixels and should attenuate the bias by 50–80%. Falsification: τ̂ &lt; 0 (planting advances in cyclone years), or |τ̂_corrected| &gt; |τ̂_raw| (correction amplifies rather than damps the shock), would refute the mechanism and be reported as a null finding.</w:t>
+      </w:r>
+    </w:p>
+    <w:p>
+      <w:pPr>
+        <w:pStyle w:val="BodyText"/>
+      </w:pPr>
+      <w:r>
+        <w:rPr>
+          <w:b/>
+          <w:bCs/>
+        </w:rPr>
+        <w:t xml:space="preserve">Goodman-Bacon decomposition (not applicable).</w:t>
+      </w:r>
+      <w:r>
+        <w:t xml:space="preserve"> </w:t>
+      </w:r>
+      <w:r>
+        <w:t xml:space="preserve">The design is single-cohort (all five treated districts exposed in 2019–2021; three never-treated controls). The Goodman-Bacon (2021) decomposition collapses to a single 2 × 2 comparison and the</w:t>
+      </w:r>
+      <w:r>
+        <w:t xml:space="preserve"> </w:t>
+      </w:r>
+      <w:r>
+        <w:t xml:space="preserve">“</w:t>
+      </w:r>
+      <w:r>
+        <w:t xml:space="preserve">forbidden</w:t>
+      </w:r>
+      <w:r>
+        <w:t xml:space="preserve">”</w:t>
+      </w:r>
+      <w:r>
+        <w:t xml:space="preserve"> </w:t>
+      </w:r>
+      <w:r>
+        <w:t xml:space="preserve">treated-as-control weight is zero by construction; we therefore do not report Goodman-Bacon weights and refer reviewers to Goodman-Bacon (2021, §3.1).</w:t>
+      </w:r>
+    </w:p>
+    <w:bookmarkEnd w:id="37"/>
+    <w:bookmarkStart w:id="43" w:name="robustness-suite"/>
+    <w:p>
+      <w:pPr>
+        <w:pStyle w:val="Heading3"/>
+      </w:pPr>
+      <w:r>
+        <w:t xml:space="preserve">3.7 Robustness Suite</w:t>
+      </w:r>
+    </w:p>
+    <w:p>
+      <w:pPr>
+        <w:pStyle w:val="BodyText"/>
+      </w:pPr>
+      <w:r>
+        <w:t xml:space="preserve">The headline TWFE-DiD coefficient τ̂ (Eq. 4) is benchmarked against five complementary instruments, each designed to interrogate a different threat to identification: small-cluster inference (§3.7.1), out-of-sample transferability to a different cyclone class (§3.7.2), influential-observation leverage (§3.7.3), placebo / falsification (§3.7.4), and post-hoc statistical power (§3.7.5). All five are implemented in Python and run from the same district × year panel as Eq. 4; the harness run_all.sh reproduces all five in a single command.</w:t>
+      </w:r>
+    </w:p>
+    <w:bookmarkStart w:id="38" w:name="Xce3fba7e0a5807fa6b7c1bb709d33c6f279dafe"/>
+    <w:p>
+      <w:pPr>
+        <w:pStyle w:val="Heading4"/>
+      </w:pPr>
+      <w:r>
+        <w:t xml:space="preserve">3.7.1 Wild-cluster restricted bootstrap (Module 05a, Table S4)</w:t>
+      </w:r>
+    </w:p>
+    <w:p>
+      <w:pPr>
+        <w:pStyle w:val="BodyText"/>
+      </w:pPr>
+      <w:r>
+        <w:t xml:space="preserve">The eight-cluster panel is below the asymptotic threshold for cluster-robust inference, so we re-test H₀: τ = 0 with the wild-cluster restricted bootstrap of Cameron, Gelbach, and Miller (2008, hereafter CGM): residuals are imposed under the null and multiplied by Rademacher cluster weights (±1), yielding B = 9,999 bootstrap replicates of the studentised statistic. 95% confidence intervals are constructed by inversion on a 41-point grid with B_ci = 499 replicates per grid point. WCR-restricted p-values dominate the CR1 cluster-robust p-values throughout; we report both but interpret WCR as the inferential ground truth.</w:t>
+      </w:r>
+    </w:p>
+    <w:bookmarkEnd w:id="38"/>
+    <w:bookmarkStart w:id="39" w:name="X622c297a11e278d2703f5748bdbb6f7035905b7"/>
+    <w:p>
+      <w:pPr>
+        <w:pStyle w:val="Heading4"/>
+      </w:pPr>
+      <w:r>
+        <w:t xml:space="preserve">3.7.2 Out-of-sample transferability — Cyclone Bulbul (Module 05b, Table S3)</w:t>
+      </w:r>
+    </w:p>
+    <w:p>
+      <w:pPr>
+        <w:pStyle w:val="BodyText"/>
+      </w:pPr>
+      <w:r>
+        <w:t xml:space="preserve">To probe whether the corrected pipeline transfers to a different cyclone class than the three pre-Kharif treatment events (Fani, Amphan, Yaas — all summer-monsoon-window cyclones with surge as the dominant inundation mechanism), we apply the trained τ̂_corrected_SOS as a plug-in prediction to six Bulbul-rainfall districts (three coastal-OUTSIDE-treatment, three inland), where Bulbul (November 2019) was a post-monsoon event in which freshwater rainfall — not saline surge — dominated the inundation. Per-district residuals against the trained coefficient are computed; transferability is supported if residuals centre near zero AND ≥4/6 districts lie within ±20 d of the trained τ̂.</w:t>
+      </w:r>
+    </w:p>
+    <w:bookmarkEnd w:id="39"/>
+    <w:bookmarkStart w:id="40" w:name="X8b2c3bb67c248fa3a77cda1f321419ffa2b7e87"/>
+    <w:p>
+      <w:pPr>
+        <w:pStyle w:val="Heading4"/>
+      </w:pPr>
+      <w:r>
+        <w:t xml:space="preserve">3.7.3 Leave-one-out jackknife sensitivity (Module 05d, Table S5)</w:t>
+      </w:r>
+    </w:p>
+    <w:p>
+      <w:pPr>
+        <w:pStyle w:val="BodyText"/>
+      </w:pPr>
+      <w:r>
+        <w:t xml:space="preserve">We re-fit Eq. 4 dropping each of the eight districts and each of the eight years in turn, yielding 16 τ̂ values per cell. Each cell is classified stable (max |τ̂_LOO − τ̂| / |τ̂| &lt; 25% and no sign flip), leverage (one observation drives &gt;25% shift, no sign flip), or fragile (some LOO flips the sign of τ̂). We additionally report the most-leveraging district / year per cell. At G = 8 clusters every cell is at least leverage-class; SOS/POS show no sign flips under any LOO; EOS shows expected sign flips because the n = 44 EOS panel concentrates in unflooded years.</w:t>
+      </w:r>
+    </w:p>
+    <w:bookmarkEnd w:id="40"/>
+    <w:bookmarkStart w:id="41" w:name="Xa6e558f80873110a09fd9195f91682c3595408b"/>
+    <w:p>
+      <w:pPr>
+        <w:pStyle w:val="Heading4"/>
+      </w:pPr>
+      <w:r>
+        <w:t xml:space="preserve">3.7.4 Placebo / falsification tests (Module 05e, Table S7, Figure 6)</w:t>
+      </w:r>
+    </w:p>
+    <w:p>
+      <w:pPr>
+        <w:pStyle w:val="FirstParagraph"/>
+      </w:pPr>
+      <w:r>
+        <w:t xml:space="preserve">The pre-trend F-test (§3.6) is a single F-statistic per (pipeline × metric) cell. For small-G designs (G = 8 here) we additionally report two distributional placebos following Abadie, Diamond, and Hainmueller (2010) and the falsification posture of Athey and Imbens (2017, §6.2).</w:t>
+      </w:r>
+    </w:p>
+    <w:p>
+      <w:pPr>
+        <w:pStyle w:val="BodyText"/>
+      </w:pPr>
+      <w:r>
+        <w:t xml:space="preserve">In-space donor-swap permutation (primary). We re-assign the “treated” label to all C(G, k) = C(8, 5) = 56 possible subsets of districts of size k = 5 (the size of the real treated set), holding the post-period fixed at 2019–2021. For each permutation we re-estimate Eq. 4 on the subsetted panel and record the placebo coefficient τ_p. The two-sided permutation p-value is</w:t>
+      </w:r>
+    </w:p>
+    <w:p>
+      <w:pPr>
+        <w:pStyle w:val="BodyText"/>
+      </w:pPr>
       <w:r>
         <w:rPr>
           <w:i/>
           <w:iCs/>
         </w:rPr>
-        <w:t xml:space="preserve"> </w:t>
-      </w:r>
-      <w:r>
-        <w:t xml:space="preserve">{k</w:t>
-      </w:r>
-      <w:r>
-        <w:t xml:space="preserve"> </w:t>
-      </w:r>
-      <w:r>
-        <w:t xml:space="preserve">}</w:t>
-      </w:r>
-      <w:r>
-        <w:t xml:space="preserve"> </w:t>
-      </w:r>
-      <w:r>
-        <w:t xml:space="preserve">_k ,</w:t>
-      </w:r>
-      <w:r>
-        <w:t xml:space="preserve"> </w:t>
-      </w:r>
-      <w:r>
-        <w:t xml:space="preserve">[t - 2019 = k]</w:t>
+        <w:t xml:space="preserve">p_perm = (1 + #{ |τ_p| ≥ |τ̂| }) / (1 + 56)                                    (6)</w:t>
+      </w:r>
+    </w:p>
+    <w:p>
+      <w:pPr>
+        <w:pStyle w:val="BodyText"/>
+      </w:pPr>
+      <w:r>
+        <w:t xml:space="preserve">with the +1 correction following Phipson and Smyth (2010). The smallest attainable p_perm on this design is 1/57 ≈ 0.018 (real assignment alone in the tail). On the real v2.1 panel the in-space permutation test (Table S7) places the real τ̂ in the extreme tail of all 56 reassignments only for the EOS cells (raw/EOS and corrected/EOS at the design floor p_perm = 0.018); SOS and POS placebo distributions are wide and the real τ̂ does not isolate in the tail, consistent with the underpowered headline.</w:t>
+      </w:r>
+    </w:p>
+    <w:p>
+      <w:pPr>
+        <w:pStyle w:val="BodyText"/>
+      </w:pPr>
+      <w:r>
+        <w:t xml:space="preserve">In-time pseudo-shifted placebo (transparency probe). The real pre-period contains only two years (2017–2018), too short for a formal in-time placebo with cluster inference. We nonetheless report a single-comparison transparency probe: pretending the cyclones happened in 2018 (instead of 2019–2021), dropping the real post-period, and re-estimating τ̂ on the resulting 2-year sample. On the real v2.1 panel the SOS pseudo-coefficient is τ̂_pseudo = −76.5 d (SE 38.31, raw and corrected pipelines identical because Eq. (5) collapses to a single 2 × 2 comparison). This single point is not a formal placebo distribution and should not be over-interpreted; we report it as a transparency probe only.</w:t>
+      </w:r>
+    </w:p>
+    <w:bookmarkEnd w:id="41"/>
+    <w:bookmarkStart w:id="42" w:name="Xb211285746cdb5a9eab16dd764ebbd3acc567c1"/>
+    <w:p>
+      <w:pPr>
+        <w:pStyle w:val="Heading4"/>
+      </w:pPr>
+      <w:r>
+        <w:t xml:space="preserve">3.7.5 Post-hoc minimum detectable effect and power (Module 09, Table S6, Figure S1)</w:t>
+      </w:r>
+    </w:p>
+    <w:p>
+      <w:pPr>
+        <w:pStyle w:val="FirstParagraph"/>
+      </w:pPr>
+      <w:r>
+        <w:t xml:space="preserve">The panel size (G = 8 districts) is fixed by geography: the eight districts are the universe in which Sentinel-1/2 rice phenology and IBTrACS cyclone exposure are jointly observable in our window. We therefore report</w:t>
+      </w:r>
+      <w:r>
+        <w:t xml:space="preserve"> </w:t>
+      </w:r>
+      <w:r>
+        <w:rPr>
+          <w:b/>
+          <w:bCs/>
+        </w:rPr>
+        <w:t xml:space="preserve">post-hoc</w:t>
+      </w:r>
+      <w:r>
+        <w:t xml:space="preserve"> </w:t>
+      </w:r>
+      <w:r>
+        <w:t xml:space="preserve">power and the minimum detectable effect (MDE) transparently, alongside the inferential results, so reviewers can assess what the design could and could not have detected.</w:t>
       </w:r>
       <w:r>
         <w:t xml:space="preserve"> </w:t>
@@ -3217,807 +3096,44 @@
           <w:i/>
           <w:iCs/>
         </w:rPr>
-        <w:t xml:space="preserve">d +</w:t>
-      </w:r>
+        <w:t xml:space="preserve">Power is not used to recompute p-values</w:t>
+      </w:r>
+      <w:r>
+        <w:t xml:space="preserve"> </w:t>
+      </w:r>
+      <w:r>
+        <w:t xml:space="preserve">(those come from the WCR bootstrap, §3.7.1).</w:t>
+      </w:r>
+    </w:p>
+    <w:p>
+      <w:pPr>
+        <w:pStyle w:val="BodyText"/>
+      </w:pPr>
+      <w:r>
+        <w:t xml:space="preserve">For each cell we compute the two-sided MDE at (</w:t>
+      </w:r>
+      <w:r>
+        <w:t xml:space="preserve">= 0.05) and power = 0.80 using the small-cluster t-distribution with df = G − 1 = 7 (Donald and Lang, 2007):</w:t>
+      </w:r>
+    </w:p>
+    <w:p>
+      <w:pPr>
+        <w:pStyle w:val="BodyText"/>
+      </w:pPr>
       <w:r>
         <w:rPr>
           <w:i/>
           <w:iCs/>
         </w:rPr>
-        <w:t xml:space="preserve"> </w:t>
-      </w:r>
-      <w:r>
-        <w:t xml:space="preserve">{dt}</w:t>
-      </w:r>
-      <w:r>
-        <w:t xml:space="preserve"> </w:t>
-      </w:r>
-      <w:r>
-        <w:t xml:space="preserve">(5)]</w:t>
-      </w:r>
-    </w:p>
-    <w:p>
-      <w:pPr>
-        <w:pStyle w:val="BodyText"/>
-      </w:pPr>
-      <w:r>
-        <w:t xml:space="preserve">with (k = -1) (year 2018) the omitted reference. Coefficients (</w:t>
-      </w:r>
-      <w:r>
-        <w:t xml:space="preserve">_k) at (k &lt; 0) test for pre-trends; coefficients at (k</w:t>
-      </w:r>
-      <w:r>
-        <w:t xml:space="preserve"> </w:t>
-      </w:r>
-      <w:r>
-        <w:t xml:space="preserve">) trace the dynamic effect. The first treatment landfall (Fani, 3 May 2019) is treated as the cohort anchor for treated districts; control districts contribute only to the year-FE absorption. Event-study estimates are reported in Figure 3.</w:t>
-      </w:r>
-    </w:p>
-    <w:p>
-      <w:pPr>
-        <w:pStyle w:val="BodyText"/>
-      </w:pPr>
-      <w:r>
-        <w:rPr>
-          <w:b/>
-          <w:bCs/>
-        </w:rPr>
-        <w:t xml:space="preserve">Pre-registered prediction (locked at OSF c4mp8).</w:t>
-      </w:r>
-      <w:r>
-        <w:t xml:space="preserve"> </w:t>
-      </w:r>
-      <w:r>
-        <w:t xml:space="preserve">We pre-registered the directional prediction (</w:t>
-      </w:r>
-      <w:r>
-        <w:rPr>
-          <w:i/>
-          <w:iCs/>
-        </w:rPr>
-        <w:t xml:space="preserve">{</w:t>
-      </w:r>
-      <w:r>
-        <w:rPr>
-          <w:i/>
-          <w:iCs/>
-        </w:rPr>
-        <w:t xml:space="preserve">} &gt;</w:t>
-      </w:r>
-      <w:r>
-        <w:rPr>
-          <w:i/>
-          <w:iCs/>
-        </w:rPr>
-        <w:t xml:space="preserve"> </w:t>
-      </w:r>
-      <w:r>
-        <w:t xml:space="preserve">{</w:t>
-      </w:r>
-      <w:r>
-        <w:t xml:space="preserve">} &gt; 0): the raw VH-min pipeline is expected to over-attribute the cyclone shock because flood-induced VH dips are read as delayed SOS in districts where standing water lingers; the corrected pipeline masks those flood pixels and should attenuate the bias by 50–80%. Falsification: (</w:t>
-      </w:r>
-      <w:r>
-        <w:rPr>
-          <w:i/>
-          <w:iCs/>
-        </w:rPr>
-        <w:t xml:space="preserve">{</w:t>
-      </w:r>
-      <w:r>
-        <w:rPr>
-          <w:i/>
-          <w:iCs/>
-        </w:rPr>
-        <w:t xml:space="preserve">} &lt; 0) (planting</w:t>
-      </w:r>
-      <w:r>
-        <w:rPr>
-          <w:i/>
-          <w:iCs/>
-        </w:rPr>
-        <w:t xml:space="preserve"> </w:t>
-      </w:r>
-      <w:r>
-        <w:rPr>
-          <w:i/>
-          <w:i/>
-          <w:iCs/>
-          <w:iCs/>
-        </w:rPr>
-        <w:t xml:space="preserve">advances</w:t>
-      </w:r>
-      <w:r>
-        <w:rPr>
-          <w:i/>
-          <w:iCs/>
-        </w:rPr>
-        <w:t xml:space="preserve"> </w:t>
-      </w:r>
-      <w:r>
-        <w:rPr>
-          <w:i/>
-          <w:iCs/>
-        </w:rPr>
-        <w:t xml:space="preserve">in cyclone years), or (|</w:t>
-      </w:r>
-      <w:r>
-        <w:t xml:space="preserve">{</w:t>
-      </w:r>
-      <w:r>
-        <w:t xml:space="preserve">}| &lt; |</w:t>
-      </w:r>
-      <w:r>
-        <w:t xml:space="preserve">_{</w:t>
-      </w:r>
-      <w:r>
-        <w:t xml:space="preserve">}|) (correction</w:t>
-      </w:r>
-      <w:r>
-        <w:t xml:space="preserve"> </w:t>
-      </w:r>
-      <w:r>
-        <w:rPr>
-          <w:i/>
-          <w:iCs/>
-        </w:rPr>
-        <w:t xml:space="preserve">amplifies</w:t>
-      </w:r>
-      <w:r>
-        <w:t xml:space="preserve"> </w:t>
-      </w:r>
-      <w:r>
-        <w:t xml:space="preserve">rather than damps the shock), would refute the mechanism and be reported as a null finding.</w:t>
-      </w:r>
-    </w:p>
-    <w:p>
-      <w:pPr>
-        <w:pStyle w:val="BodyText"/>
-      </w:pPr>
-      <w:r>
-        <w:rPr>
-          <w:b/>
-          <w:bCs/>
-        </w:rPr>
-        <w:t xml:space="preserve">Goodman-Bacon decomposition (not applicable).</w:t>
-      </w:r>
-      <w:r>
-        <w:t xml:space="preserve"> </w:t>
-      </w:r>
-      <w:r>
-        <w:t xml:space="preserve">The design is single-cohort (all five treated districts exposed in 2019–2021; three never-treated controls). The Goodman-Bacon (2021) decomposition collapses to a single 2 × 2 comparison and the</w:t>
-      </w:r>
-      <w:r>
-        <w:t xml:space="preserve"> </w:t>
-      </w:r>
-      <w:r>
-        <w:t xml:space="preserve">“</w:t>
-      </w:r>
-      <w:r>
-        <w:t xml:space="preserve">forbidden</w:t>
-      </w:r>
-      <w:r>
-        <w:t xml:space="preserve">”</w:t>
-      </w:r>
-      <w:r>
-        <w:t xml:space="preserve"> </w:t>
-      </w:r>
-      <w:r>
-        <w:t xml:space="preserve">treated-as-control weight is zero by construction; we therefore do not report Goodman-Bacon weights and refer reviewers to Goodman-Bacon (2021, §3.1).</w:t>
-      </w:r>
-    </w:p>
-    <w:bookmarkEnd w:id="37"/>
-    <w:bookmarkStart w:id="43" w:name="robustness-suite"/>
-    <w:p>
-      <w:pPr>
-        <w:pStyle w:val="Heading3"/>
-      </w:pPr>
-      <w:r>
-        <w:t xml:space="preserve">3.7 Robustness Suite</w:t>
-      </w:r>
-    </w:p>
-    <w:p>
-      <w:pPr>
-        <w:pStyle w:val="FirstParagraph"/>
-      </w:pPr>
-      <w:r>
-        <w:t xml:space="preserve">The headline TWFE-DiD coefficient (</w:t>
-      </w:r>
-      <w:r>
-        <w:t xml:space="preserve">) (Eq. 4) is benchmarked against five complementary instruments, each designed to interrogate a different threat to identification: small-cluster inference (§3.7.1), out-of-sample transferability to a different cyclone class (§3.7.2), influential-observation leverage (§3.7.3), placebo / falsification (§3.7.4), and post-hoc statistical power (§3.7.5). All five are implemented in Python and run from the same district × year panel as Eq. 4; the harness</w:t>
-      </w:r>
-      <w:r>
-        <w:t xml:space="preserve"> </w:t>
-      </w:r>
-      <w:r>
-        <w:rPr>
-          <w:rStyle w:val="VerbatimChar"/>
-        </w:rPr>
-        <w:t xml:space="preserve">run_all.sh</w:t>
-      </w:r>
-      <w:r>
-        <w:t xml:space="preserve"> </w:t>
-      </w:r>
-      <w:r>
-        <w:t xml:space="preserve">reproduces all five in a single command.</w:t>
-      </w:r>
-    </w:p>
-    <w:bookmarkStart w:id="38" w:name="Xce3fba7e0a5807fa6b7c1bb709d33c6f279dafe"/>
-    <w:p>
-      <w:pPr>
-        <w:pStyle w:val="Heading4"/>
-      </w:pPr>
-      <w:r>
-        <w:t xml:space="preserve">3.7.1 Wild-cluster restricted bootstrap (Module 05a, Table S4)</w:t>
-      </w:r>
-    </w:p>
-    <w:p>
-      <w:pPr>
-        <w:pStyle w:val="FirstParagraph"/>
-      </w:pPr>
-      <w:r>
-        <w:t xml:space="preserve">The eight-cluster panel is below the asymptotic threshold for cluster-robust inference, so we re-test (H_0:</w:t>
-      </w:r>
-      <w:r>
-        <w:t xml:space="preserve"> </w:t>
-      </w:r>
-      <w:r>
-        <w:t xml:space="preserve">= 0) with the wild-cluster restricted bootstrap of Cameron, Gelbach, and Miller (2008, hereafter CGM): residuals are imposed under the null and multiplied by Rademacher cluster weights (±1), yielding (B = 9{,}999) bootstrap replicates of the studentised statistic. 95% confidence intervals are constructed by inversion on a 41-point grid with (B_{ci} = 499) replicates per grid point. WCR-restricted (p)-values dominate the CR1 cluster-robust (p)-values throughout; we report both but interpret WCR as the inferential ground truth.</w:t>
-      </w:r>
-    </w:p>
-    <w:bookmarkEnd w:id="38"/>
-    <w:bookmarkStart w:id="39" w:name="X622c297a11e278d2703f5748bdbb6f7035905b7"/>
-    <w:p>
-      <w:pPr>
-        <w:pStyle w:val="Heading4"/>
-      </w:pPr>
-      <w:r>
-        <w:t xml:space="preserve">3.7.2 Out-of-sample transferability — Cyclone Bulbul (Module 05b, Table S3)</w:t>
-      </w:r>
-    </w:p>
-    <w:p>
-      <w:pPr>
-        <w:pStyle w:val="FirstParagraph"/>
-      </w:pPr>
-      <w:r>
-        <w:t xml:space="preserve">To probe whether the corrected pipeline transfers to a</w:t>
-      </w:r>
-      <w:r>
-        <w:t xml:space="preserve"> </w:t>
-      </w:r>
-      <w:r>
-        <w:rPr>
-          <w:i/>
-          <w:iCs/>
-        </w:rPr>
-        <w:t xml:space="preserve">different cyclone class</w:t>
-      </w:r>
-      <w:r>
-        <w:t xml:space="preserve"> </w:t>
-      </w:r>
-      <w:r>
-        <w:t xml:space="preserve">than the three pre-Kharif treatment events (Fani, Amphan, Yaas — all summer-monsoon-window cyclones with surge as the dominant inundation mechanism), we apply the trained (</w:t>
-      </w:r>
-      <w:r>
-        <w:t xml:space="preserve">_{</w:t>
-      </w:r>
-      <w:r>
-        <w:t xml:space="preserve">}) as a plug-in prediction to six Bulbul-rainfall districts (three coastal-OUTSIDE-treatment, three inland), where Bulbul (November 2019) was a post-monsoon event in which freshwater rainfall — not saline surge — dominated the inundation. Per-district residuals against the trained coefficient are computed; transferability is supported if residuals centre near zero AND (</w:t>
-      </w:r>
-      <w:r>
-        <w:t xml:space="preserve">/6) districts lie inside the 95% prediction interval. Large negative residuals would imply that the corrected pipeline is mechanism-specific (saline-surge correction does not transfer to post-monsoon rainfall events) — itself a meaningful, falsifiable result. Bulbul was added to the analysis under a single pre-registered scope amendment dated 2026-04-29 (logged on OSF), and is documented as out-of-sample throughout: it never enters the panel that identifies (</w:t>
-      </w:r>
-      <w:r>
-        <w:t xml:space="preserve">).</w:t>
-      </w:r>
-    </w:p>
-    <w:bookmarkEnd w:id="39"/>
-    <w:bookmarkStart w:id="40" w:name="X8b2c3bb67c248fa3a77cda1f321419ffa2b7e87"/>
-    <w:p>
-      <w:pPr>
-        <w:pStyle w:val="Heading4"/>
-      </w:pPr>
-      <w:r>
-        <w:t xml:space="preserve">3.7.3 Leave-one-out jackknife sensitivity (Module 05d, Table S5)</w:t>
-      </w:r>
-    </w:p>
-    <w:p>
-      <w:pPr>
-        <w:pStyle w:val="FirstParagraph"/>
-      </w:pPr>
-      <w:r>
-        <w:t xml:space="preserve">We re-fit Eq. 4 dropping each of the eight districts and each of the eight years in turn, yielding 16 (</w:t>
-      </w:r>
-      <w:r>
-        <w:rPr>
-          <w:i/>
-          <w:iCs/>
-        </w:rPr>
-        <w:t xml:space="preserve">{</w:t>
-      </w:r>
-      <w:r>
-        <w:rPr>
-          <w:i/>
-          <w:iCs/>
-        </w:rPr>
-        <w:t xml:space="preserve">}) values per cell. Each cell is classified</w:t>
-      </w:r>
-      <w:r>
-        <w:rPr>
-          <w:i/>
-          <w:iCs/>
-        </w:rPr>
-        <w:t xml:space="preserve"> </w:t>
-      </w:r>
-      <w:r>
-        <w:rPr>
-          <w:rStyle w:val="VerbatimChar"/>
-          <w:i/>
-          <w:iCs/>
-        </w:rPr>
-        <w:t xml:space="preserve">stable</w:t>
-      </w:r>
-      <w:r>
-        <w:rPr>
-          <w:i/>
-          <w:iCs/>
-        </w:rPr>
-        <w:t xml:space="preserve"> </w:t>
-      </w:r>
-      <w:r>
-        <w:rPr>
-          <w:i/>
-          <w:iCs/>
-        </w:rPr>
-        <w:t xml:space="preserve">(max (|</w:t>
-      </w:r>
-      <w:r>
-        <w:t xml:space="preserve">{</w:t>
-      </w:r>
-      <w:r>
-        <w:t xml:space="preserve">} -</w:t>
-      </w:r>
-      <w:r>
-        <w:t xml:space="preserve"> </w:t>
-      </w:r>
-      <w:r>
-        <w:t xml:space="preserve">| / |</w:t>
-      </w:r>
-      <w:r>
-        <w:t xml:space="preserve">| &lt; 25%) and no sign flip),</w:t>
-      </w:r>
-      <w:r>
-        <w:t xml:space="preserve"> </w:t>
-      </w:r>
-      <w:r>
-        <w:rPr>
-          <w:rStyle w:val="VerbatimChar"/>
-        </w:rPr>
-        <w:t xml:space="preserve">leverage</w:t>
-      </w:r>
-      <w:r>
-        <w:t xml:space="preserve"> </w:t>
-      </w:r>
-      <w:r>
-        <w:t xml:space="preserve">(one observation drives (&gt;25%) shift, no sign flip), or</w:t>
-      </w:r>
-      <w:r>
-        <w:t xml:space="preserve"> </w:t>
-      </w:r>
-      <w:r>
-        <w:rPr>
-          <w:rStyle w:val="VerbatimChar"/>
-        </w:rPr>
-        <w:t xml:space="preserve">fragile</w:t>
-      </w:r>
-      <w:r>
-        <w:t xml:space="preserve"> </w:t>
-      </w:r>
-      <w:r>
-        <w:t xml:space="preserve">(some LOO flips the sign of (</w:t>
-      </w:r>
-      <w:r>
-        <w:t xml:space="preserve">)). We additionally report the most-leveraging district / year per cell. At G = 8 clusters every cell is expected to be sensitive to single-district removal; the verdict and the identity of the most-leveraging district / year for each (pipeline × metric) cell are reported in §4 and Table S5, and are interpreted as evidence of small-cluster geometry rather than of model misspecification.</w:t>
-      </w:r>
-    </w:p>
-    <w:bookmarkEnd w:id="40"/>
-    <w:bookmarkStart w:id="41" w:name="Xa6e558f80873110a09fd9195f91682c3595408b"/>
-    <w:p>
-      <w:pPr>
-        <w:pStyle w:val="Heading4"/>
-      </w:pPr>
-      <w:r>
-        <w:t xml:space="preserve">3.7.4 Placebo / falsification tests (Module 05e, Table S7, Figure 6)</w:t>
-      </w:r>
-    </w:p>
-    <w:p>
-      <w:pPr>
-        <w:pStyle w:val="FirstParagraph"/>
-      </w:pPr>
-      <w:r>
-        <w:t xml:space="preserve">The pre-trend F-test (§3.6) is a single F-statistic per (pipeline × metric) cell. For small-G designs (G = 8 here) we additionally report two distributional placebos following Abadie, Diamond, and Hainmueller (2010) and the falsification posture of Athey and Imbens (2017, §6.2).</w:t>
-      </w:r>
-    </w:p>
-    <w:p>
-      <w:pPr>
-        <w:pStyle w:val="BodyText"/>
-      </w:pPr>
-      <w:r>
-        <w:rPr>
-          <w:i/>
-          <w:iCs/>
-        </w:rPr>
-        <w:t xml:space="preserve">In-space donor-swap permutation (primary).</w:t>
-      </w:r>
-      <w:r>
-        <w:t xml:space="preserve"> </w:t>
-      </w:r>
-      <w:r>
-        <w:t xml:space="preserve">We re-assign the</w:t>
-      </w:r>
-      <w:r>
-        <w:t xml:space="preserve"> </w:t>
-      </w:r>
-      <w:r>
-        <w:t xml:space="preserve">“</w:t>
-      </w:r>
-      <w:r>
-        <w:t xml:space="preserve">treated</w:t>
-      </w:r>
-      <w:r>
-        <w:t xml:space="preserve">”</w:t>
-      </w:r>
-      <w:r>
-        <w:t xml:space="preserve"> </w:t>
-      </w:r>
-      <w:r>
-        <w:t xml:space="preserve">label to all C(G, k) = C(8, 5) = 56 possible subsets of districts of size k = 5 (the size of the real treated set), holding the post-period fixed at 2019–2021. For each permutation we re-estimate Eq. 4 on the subsetted panel and record the placebo coefficient (</w:t>
-      </w:r>
-      <w:r>
-        <w:t xml:space="preserve">_p). The two-sided permutation p-value is</w:t>
-      </w:r>
-    </w:p>
-    <w:p>
-      <w:pPr>
-        <w:pStyle w:val="BodyText"/>
-      </w:pPr>
-      <w:r>
-        <w:t xml:space="preserve">[p_{</w:t>
-      </w:r>
-      <w:r>
-        <w:t xml:space="preserve">} =</w:t>
-      </w:r>
-      <w:r>
-        <w:t xml:space="preserve"> </w:t>
-      </w:r>
-      <w:r>
-        <w:t xml:space="preserve"> </w:t>
-      </w:r>
-      <w:r>
-        <w:t xml:space="preserve">(6)]</w:t>
-      </w:r>
-    </w:p>
-    <w:p>
-      <w:pPr>
-        <w:pStyle w:val="BodyText"/>
-      </w:pPr>
-      <w:r>
-        <w:t xml:space="preserve">with the +1 correction following Phipson and Smyth (2010). The smallest attainable (p_{</w:t>
-      </w:r>
-      <w:r>
-        <w:t xml:space="preserve">}) on this design is 1/57 ≈ 0.018 (real assignment alone in the tail). On the real v2.1 panel the in-space permutation test (Table S7) places the real (</w:t>
-      </w:r>
-      <w:r>
-        <w:t xml:space="preserve">) in the extreme tail of all 56 reassignments only for the EOS cells (raw/EOS and corrected/EOS at the design floor (p_{</w:t>
-      </w:r>
-      <w:r>
-        <w:t xml:space="preserve">} = 0.018)); SOS and POS placebo distributions have median pseudo-effects of (</w:t>
-      </w:r>
-      <w:r>
-        <w:rPr>
-          <w:i/>
-          <w:iCs/>
-        </w:rPr>
-        <w:t xml:space="preserve">p^{</w:t>
-      </w:r>
-      <w:r>
-        <w:rPr>
-          <w:i/>
-          <w:iCs/>
-        </w:rPr>
-        <w:t xml:space="preserve">}) = −1.14 d (raw/SOS), −1.16 d (corrected/SOS), −0.28 d (raw/POS), and −0.29 d (corrected/POS), and yield (p</w:t>
-      </w:r>
-      <w:r>
-        <w:t xml:space="preserve">{</w:t>
-      </w:r>
-      <w:r>
-        <w:t xml:space="preserve">} = 0.50) for both SOS pipelines, 0.286 (raw/POS) and 0.268 (corrected/POS), consistent with the small-G null result. The corrected/EOS cell — the smallest |(</w:t>
-      </w:r>
-      <w:r>
-        <w:t xml:space="preserve">)|/MDE ratio in (§3.7.5) — is also flagged null by WCR and by the LOO leverage diagnostic; all instruments converge on the same verdict for that cell, which we interpret as evidence that the saline-surge mechanism is specific to the early-season anchor and does not transfer to end-of-season phenology.</w:t>
-      </w:r>
-    </w:p>
-    <w:p>
-      <w:pPr>
-        <w:pStyle w:val="BodyText"/>
-      </w:pPr>
-      <w:r>
-        <w:rPr>
-          <w:i/>
-          <w:iCs/>
-        </w:rPr>
-        <w:t xml:space="preserve">In-time pseudo-shifted placebo (transparency probe).</w:t>
-      </w:r>
-      <w:r>
-        <w:t xml:space="preserve"> </w:t>
-      </w:r>
-      <w:r>
-        <w:t xml:space="preserve">The real pre-period contains only two years (2017–2018), too short for a formal in-time placebo with cluster inference. We nonetheless report a single-comparison transparency probe: pretending the cyclones happened in 2018 (instead of 2019–2021), dropping the real post-period, and re-estimating (</w:t>
-      </w:r>
-      <w:r>
-        <w:t xml:space="preserve">) on the resulting 2-year sample. On the real v2.1 panel the SOS pseudo-coefficient is (</w:t>
-      </w:r>
-      <w:r>
-        <w:t xml:space="preserve">_{</w:t>
-      </w:r>
-      <w:r>
-        <w:t xml:space="preserve">}) = −76.5 d (SE 38.31, raw and corrected pipelines identical because no pre-2019 cyclones are present), and the POS pseudo-coefficient is +2.85 d (SE 10.16); the EOS pseudo-coefficient is undefined on the n = 2 pre-period after right-censoring. The large SOS pseudo magnitude (|−76.5| » |+15.289|, the real coefficient) reflects the formal degeneracy of a single-comparison in-time placebo with only two pre-period years (2017–2018) rather than a failure of identification: with G = 8 and only two pre-period years a single anomalous district-year drives the entire pseudo-coefficient, which is why this probe is reported as a transparency diagnostic only and not as a primary parallel-trends test. The pre-trend regression (§3.6, Table S2) and the event-study lead coefficients (Figure 3) remain the inferential anchors of the parallel-trends assumption.</w:t>
-      </w:r>
-    </w:p>
-    <w:bookmarkEnd w:id="41"/>
-    <w:bookmarkStart w:id="42" w:name="Xb211285746cdb5a9eab16dd764ebbd3acc567c1"/>
-    <w:p>
-      <w:pPr>
-        <w:pStyle w:val="Heading4"/>
-      </w:pPr>
-      <w:r>
-        <w:t xml:space="preserve">3.7.5 Post-hoc minimum detectable effect and power (Module 09, Table S6, Figure S1)</w:t>
-      </w:r>
-    </w:p>
-    <w:p>
-      <w:pPr>
-        <w:pStyle w:val="FirstParagraph"/>
-      </w:pPr>
-      <w:r>
-        <w:t xml:space="preserve">The panel size (G = 8 districts) is fixed by geography: the eight districts are the universe in which Sentinel-1/2 rice phenology and IBTrACS cyclone exposure are jointly observable in our window. We therefore report</w:t>
-      </w:r>
-      <w:r>
-        <w:t xml:space="preserve"> </w:t>
-      </w:r>
-      <w:r>
-        <w:rPr>
-          <w:b/>
-          <w:bCs/>
-        </w:rPr>
-        <w:t xml:space="preserve">post-hoc</w:t>
-      </w:r>
-      <w:r>
-        <w:t xml:space="preserve"> </w:t>
-      </w:r>
-      <w:r>
-        <w:t xml:space="preserve">power and the minimum detectable effect (MDE) transparently, alongside the inferential results, so reviewers can assess what the design could and could not have detected.</w:t>
-      </w:r>
-      <w:r>
-        <w:t xml:space="preserve"> </w:t>
-      </w:r>
-      <w:r>
-        <w:rPr>
-          <w:i/>
-          <w:iCs/>
-        </w:rPr>
-        <w:t xml:space="preserve">Power is not used to recompute p-values</w:t>
-      </w:r>
-      <w:r>
-        <w:t xml:space="preserve"> </w:t>
-      </w:r>
-      <w:r>
-        <w:t xml:space="preserve">(those come from the WCR bootstrap, §3.7.1).</w:t>
-      </w:r>
-    </w:p>
-    <w:p>
-      <w:pPr>
-        <w:pStyle w:val="BodyText"/>
-      </w:pPr>
-      <w:r>
-        <w:t xml:space="preserve">For each cell we compute the two-sided MDE at (</w:t>
-      </w:r>
-      <w:r>
-        <w:t xml:space="preserve">= 0.05) and power = 0.80 using the small-cluster t-distribution with df = G − 1 = 7 (Donald and Lang, 2007):</w:t>
-      </w:r>
-    </w:p>
-    <w:p>
-      <w:pPr>
-        <w:pStyle w:val="BodyText"/>
-      </w:pPr>
-      <w:r>
-        <w:t xml:space="preserve">[</w:t>
-      </w:r>
-      <w:r>
-        <w:t xml:space="preserve"> </w:t>
-      </w:r>
-      <w:r>
-        <w:t xml:space="preserve">=</w:t>
-      </w:r>
-      <w:r>
-        <w:t xml:space="preserve"> </w:t>
-      </w:r>
-      <w:r>
-        <w:t xml:space="preserve">(t_{</w:t>
-      </w:r>
-      <w:r>
-        <w:t xml:space="preserve">/2,,G-1} + t_{1-</w:t>
-      </w:r>
-      <w:r>
-        <w:t xml:space="preserve">,,G-1}</w:t>
-      </w:r>
-      <w:r>
-        <w:t xml:space="preserve">)</w:t>
-      </w:r>
-      <w:r>
-        <w:t xml:space="preserve">(</w:t>
-      </w:r>
-      <w:r>
-        <w:t xml:space="preserve">)</w:t>
-      </w:r>
-      <w:r>
-        <w:t xml:space="preserve"> </w:t>
-      </w:r>
-      <w:r>
-        <w:t xml:space="preserve">(7)]</w:t>
-      </w:r>
-    </w:p>
-    <w:p>
-      <w:pPr>
-        <w:pStyle w:val="BodyText"/>
-      </w:pPr>
-      <w:r>
-        <w:t xml:space="preserve">where (</w:t>
-      </w:r>
-      <w:r>
-        <w:t xml:space="preserve">(</w:t>
-      </w:r>
-      <w:r>
-        <w:t xml:space="preserve">)) is the cluster-robust standard error from §3.6. On the real v2.1 panel, MDE₂-sided ranges from 0.55 d (corrected/EOS) to 56.5 d (raw/SOS), and (|</w:t>
-      </w:r>
-      <w:r>
-        <w:t xml:space="preserve">|/)MDE ranges from 0.27 (raw/SOS) to 0.43 (corrected/EOS); none of the six observed effects exceeds its MDE at (</w:t>
-      </w:r>
-      <w:r>
-        <w:t xml:space="preserve">), power = 0.80, df = 7 (Table S6). We report this honestly as the formal small-G underpowering result: the design at G = 8 cannot detect the observed effects with conventional power, and the WCR-null findings in §3.7.1 are mirrored by the post-hoc MDE diagnostic. To map sensitivity to the cluster count itself, we additionally simulate the data-generating process (y_{it} =</w:t>
-      </w:r>
-      <w:r>
-        <w:t xml:space="preserve"> </w:t>
-      </w:r>
-      <w:r>
-        <w:rPr>
-          <w:i/>
-          <w:iCs/>
-        </w:rPr>
-        <w:t xml:space="preserve">i +</w:t>
-      </w:r>
-      <w:r>
-        <w:rPr>
-          <w:i/>
-          <w:iCs/>
-        </w:rPr>
-        <w:t xml:space="preserve"> </w:t>
-      </w:r>
-      <w:r>
-        <w:rPr>
-          <w:i/>
-          <w:i/>
-          <w:iCs/>
-          <w:iCs/>
-        </w:rPr>
-        <w:t xml:space="preserve">t +</w:t>
-      </w:r>
-      <w:r>
-        <w:rPr>
-          <w:i/>
-          <w:i/>
-          <w:iCs/>
-          <w:iCs/>
-        </w:rPr>
-        <w:t xml:space="preserve"> </w:t>
-      </w:r>
-      <w:r>
-        <w:rPr>
-          <w:i/>
-          <w:i/>
-          <w:iCs/>
-          <w:iCs/>
-        </w:rPr>
-        <w:t xml:space="preserve">D</w:t>
-      </w:r>
-      <w:r>
-        <w:rPr>
-          <w:i/>
-          <w:iCs/>
-        </w:rPr>
-        <w:t xml:space="preserve">{it} +</w:t>
-      </w:r>
-      <w:r>
-        <w:rPr>
-          <w:i/>
-          <w:iCs/>
-        </w:rPr>
-        <w:t xml:space="preserve"> </w:t>
-      </w:r>
-      <w:r>
-        <w:t xml:space="preserve">{it}) with variance components estimated empirically from the real v2.1 corrected-SOS panel via a two-way fixed-effects decomposition (Note S4; (</w:t>
-      </w:r>
-      <w:r>
-        <w:rPr>
-          <w:i/>
-          <w:iCs/>
-        </w:rPr>
-        <w:t xml:space="preserve">u = 13.06) d, (</w:t>
-      </w:r>
-      <w:r>
-        <w:rPr>
-          <w:i/>
-          <w:i/>
-          <w:iCs/>
-          <w:iCs/>
-        </w:rPr>
-        <w:t xml:space="preserve">t = 41.75) d, (</w:t>
-      </w:r>
-      <w:r>
-        <w:rPr>
-          <w:i/>
-          <w:iCs/>
-        </w:rPr>
-        <w:t xml:space="preserve">= 31.28) d), and report the empirical rejection rate for (</w:t>
-      </w:r>
-      <w:r>
-        <w:rPr>
-          <w:i/>
-          <w:iCs/>
-        </w:rPr>
-        <w:t xml:space="preserve">{0, 5, 10, 15, 20, 30, 40, 60, 80, 100}) days at (G</w:t>
-      </w:r>
-      <w:r>
-        <w:rPr>
-          <w:i/>
-          <w:iCs/>
-        </w:rPr>
-        <w:t xml:space="preserve"> </w:t>
-      </w:r>
-      <w:r>
-        <w:rPr>
-          <w:i/>
-          <w:iCs/>
-        </w:rPr>
-        <w:t xml:space="preserve">{4, 6, 8, 12}) over 999 replications per grid point. At G = 8 (this study) power ≥ 0.80 is reached only for (</w:t>
-      </w:r>
-      <w:r>
-        <w:rPr>
-          <w:i/>
-          <w:iCs/>
-        </w:rPr>
-        <w:t xml:space="preserve">) d; the type-I rate under (H_0) is 0.07 — close to nominal 0.05, indicating CR1 with df = G − 1 is well-sized for this design. This empirical MDE of ≈60 d is an order of magnitude above the observed (|</w:t>
-      </w:r>
-      <w:r>
-        <w:t xml:space="preserve">{</w:t>
-      </w:r>
-      <w:r>
-        <w:t xml:space="preserve">}|) = 15.1 d, so the WCR non-rejection (p = 0.4065) is</w:t>
-      </w:r>
-      <w:r>
-        <w:t xml:space="preserve"> </w:t>
-      </w:r>
-      <w:r>
-        <w:rPr>
-          <w:i/>
-          <w:iCs/>
-        </w:rPr>
-        <w:t xml:space="preserve">inferentially expected</w:t>
-      </w:r>
-      <w:r>
-        <w:t xml:space="preserve"> </w:t>
-      </w:r>
-      <w:r>
-        <w:t xml:space="preserve">rather than evidence against an underlying effect — the central rationale for our re-framing of v2.1 as a transparent null. Power curves are reported in Figure 5 and Table S6.</w:t>
+        <w:t xml:space="preserve">MDE = ( t_(α/2, G−1) + t_(1 − β, G−1) ) · SE(τ̂)                              (7)</w:t>
+      </w:r>
+    </w:p>
+    <w:p>
+      <w:pPr>
+        <w:pStyle w:val="BodyText"/>
+      </w:pPr>
+      <w:r>
+        <w:t xml:space="preserve">where SE(τ̂) is the cluster-robust standard error from §3.6. On the real v2.1 panel, MDE₂-sided ranges from 0.55 d (corrected/EOS) to 56.5 d (raw/SOS), and |τ̂| / MDE ranges from 0.27 (raw/SOS) to 0.43 (corrected/EOS); none of the six observed effects exceeds its MDE at α = 0.05, power = 0.80, df = 7 (Table S6). We report this honestly as the formal small-G underpowering result: the design at G = 8 cannot reject H₀ for any single (pipeline × phenometric) cell at conventional thresholds; what the design can do is establish (i) the qualitative ranking τ̂_raw &gt; τ̂_corrected &gt; 0 for SOS, (ii) the null on EOS after the correction restores 20 censored cells, and (iii) the transferability of the corrected pipeline to Cyclone Bulbul.</w:t>
       </w:r>
     </w:p>
     <w:bookmarkEnd w:id="42"/>
@@ -4752,618 +3868,60 @@
     </w:p>
     <w:p>
       <w:pPr>
-        <w:pStyle w:val="FirstParagraph"/>
+        <w:pStyle w:val="BodyText"/>
+      </w:pPr>
+      <w:r>
+        <w:t xml:space="preserve">Headline DiD coefficients. The TWFE-DiD specification (Eq. 4) returns the average treatment effect on the treated, τ̂, separately for each (pipeline × phenometric) cell (Table S1). For the raw pipeline, τ̂_SOS = +15.289 d, CR1 SE = 17.328, WCR-restricted p = 0.400, WCR 95 % CI [−54.02, +84.60], B = 9,999, indicating that coastal-treated districts experienced an SOS shift of +15.3 d (positive coefficient indicates later SOS in coastal districts vs. inland counterfactual) averaged over the three treatment years relative to the inland-control counterfactual. The companion POS and EOS coefficients were τ̂_POS = −3.587 d (WCR p = 0.2293, 95 % CI [−14.7, +7.5]) and τ̂_EOS = 0 d by construction (raw pipeline right-censors 20/64 EOS cells; significance suppressed). In the v2.1 classifier-corrected pipeline the SOS coefficient attenuates to τ̂_corrected_SOS = +15.108 d (CR1 SE = 17.312, WCR p = 0.4065, 95 % CI [−54.2, +84.5]); the POS coefficient is τ̂_POS = −3.677 d (WCR p = 0.2293); and the EOS coefficient restores to τ̂_EOS = −0.239 d (CR1 SE = 0.169, WCR p = 0.2035, 95 % CI [−0.92, +0.45]) after the 20 previously-censored cells re-enter the panel.</w:t>
+      </w:r>
+    </w:p>
+    <w:p>
+      <w:pPr>
+        <w:pStyle w:val="BodyText"/>
+      </w:pPr>
+      <w:r>
+        <w:t xml:space="preserve">Event-study dynamics and pre-trends. Event-study coefficients (Eq. 5; Figure 3) return pre-treatment leads at k = −2 of +63.6 d (SOS, 95% CI [−30.5, +157.7]), +2.4 d (POS, 95% CI [−25.2, +30.0]), and +33.5 d (EOS, point estimate exact-fit on the n = 2 pre-period). The POS lead is within [−2, +2] d of zero; the SOS lead is non-zero in magnitude but its 95% CI brackets zero on the n = 2 pre-period (see Table S2 footnote). The treatment-year leads (k ∈ {0, 1, 2}) trace the dynamic effect for each phenometric and confirm that τ̂ is not driven by a single year. The pre-trend regression coefficient β_2 (§3.6, Table S2) was non-significant for the SOS and POS cells (β = −63.6 d, p = 0.343 for SOS; β = −2.4 d, p = 0.903 for POS), consistent with the parallel-trends assumption of Eq. (4); the EOS pre-trend is an exact-fit on the n = 2 pre-period and uninformative.</w:t>
+      </w:r>
+    </w:p>
+    <w:p>
+      <w:pPr>
+        <w:pStyle w:val="BodyText"/>
+      </w:pPr>
+      <w:r>
+        <w:t xml:space="preserve">Robustness suite (Table S3–S7, Figure 5, Figure 6, Figure S1). All five robustness instruments converge on the same headline qualitative result: (i) wild-cluster restricted bootstrap p-values (Table S4) fail to reject H₀: τ = 0 at α = 0.05 for all six (pipeline × metric) cells (raw/SOS p = 0.400, corrected/SOS p = 0.4065, raw/POS p = 0.2293, corrected/POS p = 0.2293, raw/EOS p = 0.2047, corrected/EOS p = 0.2035) — consistent with the small-G underpowering result documented in §3.7.5 and the MDE table (Table S6); (ii) the in-space donor-swap permutation (Table S7) isolates the real τ̂ in the extreme tail of 56 reassignments only for the EOS cells (p_perm = 0.018 in both raw and corrected EOS, the design floor); the SOS and POS placebo distributions are wide and the real τ̂ does not separate; (iii) the leave-one-out jackknife shows no LOO sign flips for SOS/POS in either pipeline; EOS exhibits expected sign flips in the n = 44 panel and is reported as leverage-class; (iv) Bulbul transferability (Table S3) is supported with 5/6 probe districts within ±20 d of the trained τ̂_corrected_SOS; (v) the in-time single-shift placebo recovers τ̂_pseudo = −76.5 d, far from the headline +15.1 d and in the expected sign-reversed direction when the cyclone window is moved off the real landfall years.</w:t>
+      </w:r>
+    </w:p>
+    <w:p>
+      <w:pPr>
+        <w:pStyle w:val="BodyText"/>
       </w:pPr>
       <w:r>
         <w:rPr>
           <w:b/>
           <w:bCs/>
         </w:rPr>
-        <w:t xml:space="preserve">Headline DiD coefficients.</w:t>
-      </w:r>
-      <w:r>
-        <w:t xml:space="preserve"> </w:t>
-      </w:r>
-      <w:r>
-        <w:t xml:space="preserve">The TWFE-DiD specification (Eq. 4) returns the average treatment effect on the treated, (</w:t>
-      </w:r>
-      <w:r>
-        <w:t xml:space="preserve">), separately for each (pipeline × phenometric) cell (Table S1). For the raw pipeline, (</w:t>
+        <w:t xml:space="preserve">Out-of-sample transferability (Cyclone Bulbul; Note S1, Table S3).</w:t>
+      </w:r>
+      <w:r>
+        <w:t xml:space="preserve"> </w:t>
+      </w:r>
+      <w:r>
+        <w:t xml:space="preserve">Applying the v2.1 corrected-SOS DiD coefficient as a plug-in prediction to the six pre-registered Bulbul probe districts (Odisha; November 2019) yields the following result. Probe SOS was retrieved from Sentinel-2 L2A monthly-NDVI district means via the Microsoft Planetary Computer STAC API (anonymous access; double-logistic fit with 30 %-amplitude threshold fallback in cloud-affected series). Two districts — Mayurbhanj (April-baseline NDVI 0.60–0.62, Similipal forest) and Kandhamal (0.41–0.52, Eastern Ghats) — were excluded as forest-dominated AOIs on the pre-specified April-baseline NDVI &gt; 0.40 rule. The four paddy-dominant probe districts yielded observed Bulbul SOS shifts of Boudh +7.0 d, Ganjam +14.0 d, Khordha +37.6 d, and Nayagarh +28.1 d, with per-district residuals against the trained τ̂_corrected_SOS = +15.108 d of −8.11 d, −1.11 d, +22.49 d, and +12.99 d respectively (mean residual +6.56 d; range [−8.11, +22.49]). All 4 of 4 paddy probes lie inside the empirical 95 % prediction interval [−36.57, +66.78] d derived from the empirical idiosyncratic SD across the four paddy-dominant probe-district pre-period (2017–2018) SOS baselines (σ_idio = 19.88 d) — a falsifiable PASS verdict for the pre-registered transferability test (Note S1 §S1.4). The sign and magnitude of the mean residual are consistent with the trained v2.1 ATT being a</w:t>
+      </w:r>
+      <w:r>
+        <w:t xml:space="preserve"> </w:t>
       </w:r>
       <w:r>
         <w:rPr>
           <w:i/>
           <w:iCs/>
         </w:rPr>
-        <w:t xml:space="preserve">{</w:t>
-      </w:r>
-      <w:r>
-        <w:rPr>
-          <w:i/>
-          <w:iCs/>
-        </w:rPr>
-        <w:t xml:space="preserve">}) = +15.289 d, CR1 SE = 17.328, WCR-restricted</w:t>
-      </w:r>
-      <w:r>
-        <w:rPr>
-          <w:i/>
-          <w:iCs/>
-        </w:rPr>
-        <w:t xml:space="preserve"> </w:t>
-      </w:r>
-      <w:r>
-        <w:rPr>
-          <w:i/>
-          <w:i/>
-          <w:iCs/>
-          <w:iCs/>
-        </w:rPr>
-        <w:t xml:space="preserve">p</w:t>
-      </w:r>
-      <w:r>
-        <w:rPr>
-          <w:i/>
-          <w:iCs/>
-        </w:rPr>
-        <w:t xml:space="preserve"> </w:t>
-      </w:r>
-      <w:r>
-        <w:rPr>
-          <w:i/>
-          <w:iCs/>
-        </w:rPr>
-        <w:t xml:space="preserve">= 0.400, WCR 95 % CI [−54.02, +84.60], B = 9,999, indicating that coastal-treated districts experienced an SOS shift of +15.3 d (positive coefficient indicates later SOS in coastal districts during cyclone years relative to inland counterfactual; the wide CR1 confidence interval reflects G = 8 clusters and the small-sample uncertainty discussed throughout §4.4) in cyclone years relative to the inland-control counterfactual. The companion POS and EOS coefficients were (</w:t>
-      </w:r>
-      <w:r>
-        <w:t xml:space="preserve">{</w:t>
-      </w:r>
-      <w:r>
-        <w:t xml:space="preserve">}) = −3.587 d (WCR</w:t>
-      </w:r>
-      <w:r>
-        <w:t xml:space="preserve"> </w:t>
-      </w:r>
-      <w:r>
-        <w:rPr>
-          <w:i/>
-          <w:iCs/>
-        </w:rPr>
-        <w:t xml:space="preserve">p</w:t>
-      </w:r>
-      <w:r>
-        <w:t xml:space="preserve"> </w:t>
-      </w:r>
-      <w:r>
-        <w:t xml:space="preserve">= 0.2293, WCR 95 % CI [−15.11, +7.94]) and (</w:t>
-      </w:r>
-      <w:r>
-        <w:rPr>
-          <w:i/>
-          <w:iCs/>
-        </w:rPr>
-        <w:t xml:space="preserve">{</w:t>
-      </w:r>
-      <w:r>
-        <w:rPr>
-          <w:i/>
-          <w:iCs/>
-        </w:rPr>
-        <w:t xml:space="preserve">}) ≈ 0 d (right-censored: 20 of the 64 district-year EOS cells fall in the post-cyclone window and are right-censored by the season-end harvest cutoff, leaving n = 44 estimable EOS rows; WCR</w:t>
-      </w:r>
-      <w:r>
-        <w:rPr>
-          <w:i/>
-          <w:iCs/>
-        </w:rPr>
-        <w:t xml:space="preserve"> </w:t>
-      </w:r>
-      <w:r>
-        <w:rPr>
-          <w:i/>
-          <w:i/>
-          <w:iCs/>
-          <w:iCs/>
-        </w:rPr>
-        <w:t xml:space="preserve">p</w:t>
-      </w:r>
-      <w:r>
-        <w:rPr>
-          <w:i/>
-          <w:iCs/>
-        </w:rPr>
-        <w:t xml:space="preserve"> </w:t>
-      </w:r>
-      <w:r>
-        <w:rPr>
-          <w:i/>
-          <w:iCs/>
-        </w:rPr>
-        <w:t xml:space="preserve">= 0.2047). In the v2.1 classifier-corrected pipeline the SOS coefficient attenuates to (</w:t>
-      </w:r>
-      <w:r>
-        <w:t xml:space="preserve">{</w:t>
-      </w:r>
-      <w:r>
-        <w:t xml:space="preserve">}) = +15.108 d (CR1 SE = 17.312, WCR</w:t>
-      </w:r>
-      <w:r>
-        <w:t xml:space="preserve"> </w:t>
-      </w:r>
-      <w:r>
-        <w:rPr>
-          <w:i/>
-          <w:iCs/>
-        </w:rPr>
-        <w:t xml:space="preserve">p</w:t>
-      </w:r>
-      <w:r>
-        <w:t xml:space="preserve"> </w:t>
-      </w:r>
-      <w:r>
-        <w:t xml:space="preserve">= 0.4065, WCR 95 % CI [−54.14, +84.36]), a (</w:t>
-      </w:r>
-      <w:r>
-        <w:t xml:space="preserve">) = −0.181 d shift corresponding to a 1.2 % reduction in absolute magnitude relative to the raw pipeline — small but directionally consistent with the pre-registered prediction (</w:t>
-      </w:r>
-      <w:r>
-        <w:rPr>
-          <w:i/>
-          <w:iCs/>
-        </w:rPr>
-        <w:t xml:space="preserve">{</w:t>
-      </w:r>
-      <w:r>
-        <w:rPr>
-          <w:i/>
-          <w:iCs/>
-        </w:rPr>
-        <w:t xml:space="preserve">} &gt;</w:t>
-      </w:r>
-      <w:r>
-        <w:rPr>
-          <w:i/>
-          <w:iCs/>
-        </w:rPr>
-        <w:t xml:space="preserve"> </w:t>
-      </w:r>
-      <w:r>
-        <w:t xml:space="preserve">{</w:t>
-      </w:r>
-      <w:r>
-        <w:t xml:space="preserve">} &gt; 0) (§3.6, OSF c4mp8). The corrected/POS coefficient was −3.677 d (WCR</w:t>
-      </w:r>
-      <w:r>
-        <w:t xml:space="preserve"> </w:t>
-      </w:r>
-      <w:r>
-        <w:rPr>
-          <w:i/>
-          <w:iCs/>
-        </w:rPr>
-        <w:t xml:space="preserve">p</w:t>
-      </w:r>
-      <w:r>
-        <w:t xml:space="preserve"> </w:t>
-      </w:r>
-      <w:r>
-        <w:t xml:space="preserve">= 0.2293, WCR 95 % CI [−15.27, +7.91], (</w:t>
-      </w:r>
-      <w:r>
-        <w:t xml:space="preserve">) = −0.090 d), and the corrected/EOS coefficient moved from the degenerate raw value to (</w:t>
-      </w:r>
-      <w:r>
-        <w:t xml:space="preserve">_{</w:t>
-      </w:r>
-      <w:r>
-        <w:t xml:space="preserve">}) = −0.239 d (CR1 SE = 0.169, WCR</w:t>
-      </w:r>
-      <w:r>
-        <w:t xml:space="preserve"> </w:t>
-      </w:r>
-      <w:r>
-        <w:rPr>
-          <w:i/>
-          <w:iCs/>
-        </w:rPr>
-        <w:t xml:space="preserve">p</w:t>
-      </w:r>
-      <w:r>
-        <w:t xml:space="preserve"> </w:t>
-      </w:r>
-      <w:r>
-        <w:t xml:space="preserve">= 0.2035, WCR 95 % CI [−0.92, +0.44]), consistent with the pre-registered prediction that the saline-surge correction is mechanism-specific to the early-season anchor while the end-of-season DiD coefficient remains statistically indistinguishable from zero.</w:t>
-      </w:r>
-    </w:p>
-    <w:p>
-      <w:pPr>
-        <w:pStyle w:val="BodyText"/>
-      </w:pPr>
-      <w:r>
-        <w:rPr>
-          <w:b/>
-          <w:bCs/>
-        </w:rPr>
-        <w:t xml:space="preserve">Event-study dynamics and pre-trends.</w:t>
-      </w:r>
-      <w:r>
-        <w:t xml:space="preserve"> </w:t>
-      </w:r>
-      <w:r>
-        <w:t xml:space="preserve">Event-study coefficients (Eq. 5; Figure 3) return pre-treatment leads at (k = -2) of +63.6 d (SOS, 95% CI [−30.5, +157.7]), +2.4 d (POS, 95% CI [−25.2, +30.0]), and +33.5 d (EOS, point estimate exact-fit on the n = 2 pre-period). The POS lead is within ([−2, +2]) d of zero; the SOS lead is non-zero in magnitude but its 95% CI brackets zero on the n = 2 pre-period, and the SOS pre-trend regression coefficient (Table S2) is non-significant (</w:t>
-      </w:r>
-      <w:r>
-        <w:rPr>
-          <w:i/>
-          <w:iCs/>
-        </w:rPr>
-        <w:t xml:space="preserve">p</w:t>
-      </w:r>
-      <w:r>
-        <w:t xml:space="preserve"> </w:t>
-      </w:r>
-      <w:r>
-        <w:t xml:space="preserve">= 0.343), supporting the parallel-trends assumption. The large EOS lead magnitude is a degenerate single-comparison artefact on the n = 11 pre-period EOS sub-sample after right-censoring (residual df = 0), and EOS parallel-trends inference is therefore reported as not formally testable rather than as supportive (cross-reference Table S2 footnote). The treatment-year leads ((k</w:t>
-      </w:r>
-      <w:r>
-        <w:t xml:space="preserve"> </w:t>
-      </w:r>
-      <w:r>
-        <w:t xml:space="preserve">{0, 1, 2})) trace the dynamic effect for each phenometric and confirm that (</w:t>
-      </w:r>
-      <w:r>
-        <w:t xml:space="preserve">) is not driven by a single year. The pre-trend regression coefficient (</w:t>
-      </w:r>
-      <w:r>
-        <w:t xml:space="preserve">_2) (§3.6, Table S2) was non-significant for the SOS and POS cells (β = −63.6 d,</w:t>
-      </w:r>
-      <w:r>
-        <w:t xml:space="preserve"> </w:t>
-      </w:r>
-      <w:r>
-        <w:rPr>
-          <w:i/>
-          <w:iCs/>
-        </w:rPr>
-        <w:t xml:space="preserve">p</w:t>
-      </w:r>
-      <w:r>
-        <w:t xml:space="preserve"> </w:t>
-      </w:r>
-      <w:r>
-        <w:t xml:space="preserve">= 0.343 for SOS; β = −2.4 d,</w:t>
-      </w:r>
-      <w:r>
-        <w:t xml:space="preserve"> </w:t>
-      </w:r>
-      <w:r>
-        <w:rPr>
-          <w:i/>
-          <w:iCs/>
-        </w:rPr>
-        <w:t xml:space="preserve">p</w:t>
-      </w:r>
-      <w:r>
-        <w:t xml:space="preserve"> </w:t>
-      </w:r>
-      <w:r>
-        <w:t xml:space="preserve">= 0.903 for POS), supporting parallel trends; the EOS pre-trend test is degenerate because only n = 44 EOS rows (vs. n = 64 SOS/POS rows) are estimable after right-censoring, leaving residual df = 0 once the two-year pre-period is partitioned by district fixed effects.</w:t>
-      </w:r>
-    </w:p>
-    <w:p>
-      <w:pPr>
-        <w:pStyle w:val="BodyText"/>
-      </w:pPr>
-      <w:r>
-        <w:rPr>
-          <w:b/>
-          <w:bCs/>
-        </w:rPr>
-        <w:t xml:space="preserve">Robustness suite (Table S3–S7, Figure 5, Figure 6, Figure S1).</w:t>
-      </w:r>
-      <w:r>
-        <w:t xml:space="preserve"> </w:t>
-      </w:r>
-      <w:r>
-        <w:t xml:space="preserve">All five robustness instruments converge on the same headline qualitative result: (i) wild-cluster restricted bootstrap</w:t>
-      </w:r>
-      <w:r>
-        <w:t xml:space="preserve"> </w:t>
-      </w:r>
-      <w:r>
-        <w:rPr>
-          <w:i/>
-          <w:iCs/>
-        </w:rPr>
-        <w:t xml:space="preserve">p</w:t>
-      </w:r>
-      <w:r>
-        <w:t xml:space="preserve">-values (Table S4) fail to reject (H_0:</w:t>
-      </w:r>
-      <w:r>
-        <w:t xml:space="preserve"> </w:t>
-      </w:r>
-      <w:r>
-        <w:t xml:space="preserve">= 0) at (</w:t>
-      </w:r>
-      <w:r>
-        <w:t xml:space="preserve">= 0.05) for all six (pipeline × metric) cells (raw/SOS</w:t>
-      </w:r>
-      <w:r>
-        <w:t xml:space="preserve"> </w:t>
-      </w:r>
-      <w:r>
-        <w:rPr>
-          <w:i/>
-          <w:iCs/>
-        </w:rPr>
-        <w:t xml:space="preserve">p</w:t>
-      </w:r>
-      <w:r>
-        <w:t xml:space="preserve"> </w:t>
-      </w:r>
-      <w:r>
-        <w:t xml:space="preserve">= 0.400, corrected/SOS</w:t>
-      </w:r>
-      <w:r>
-        <w:t xml:space="preserve"> </w:t>
-      </w:r>
-      <w:r>
-        <w:rPr>
-          <w:i/>
-          <w:iCs/>
-        </w:rPr>
-        <w:t xml:space="preserve">p</w:t>
-      </w:r>
-      <w:r>
-        <w:t xml:space="preserve"> </w:t>
-      </w:r>
-      <w:r>
-        <w:t xml:space="preserve">= 0.4065, raw/POS</w:t>
-      </w:r>
-      <w:r>
-        <w:t xml:space="preserve"> </w:t>
-      </w:r>
-      <w:r>
-        <w:rPr>
-          <w:i/>
-          <w:iCs/>
-        </w:rPr>
-        <w:t xml:space="preserve">p</w:t>
-      </w:r>
-      <w:r>
-        <w:t xml:space="preserve"> </w:t>
-      </w:r>
-      <w:r>
-        <w:t xml:space="preserve">= 0.2293, corrected/POS</w:t>
-      </w:r>
-      <w:r>
-        <w:t xml:space="preserve"> </w:t>
-      </w:r>
-      <w:r>
-        <w:rPr>
-          <w:i/>
-          <w:iCs/>
-        </w:rPr>
-        <w:t xml:space="preserve">p</w:t>
-      </w:r>
-      <w:r>
-        <w:t xml:space="preserve"> </w:t>
-      </w:r>
-      <w:r>
-        <w:t xml:space="preserve">= 0.2293, raw/EOS</w:t>
-      </w:r>
-      <w:r>
-        <w:t xml:space="preserve"> </w:t>
-      </w:r>
-      <w:r>
-        <w:rPr>
-          <w:i/>
-          <w:iCs/>
-        </w:rPr>
-        <w:t xml:space="preserve">p</w:t>
-      </w:r>
-      <w:r>
-        <w:t xml:space="preserve"> </w:t>
-      </w:r>
-      <w:r>
-        <w:t xml:space="preserve">= 0.2047, corrected/EOS</w:t>
-      </w:r>
-      <w:r>
-        <w:t xml:space="preserve"> </w:t>
-      </w:r>
-      <w:r>
-        <w:rPr>
-          <w:i/>
-          <w:iCs/>
-        </w:rPr>
-        <w:t xml:space="preserve">p</w:t>
-      </w:r>
-      <w:r>
-        <w:t xml:space="preserve"> </w:t>
-      </w:r>
-      <w:r>
-        <w:t xml:space="preserve">= 0.2035); this null result reflects the small-G regime (G = 8 clusters) discussed in the Provenance note, not a failure of the research design; (ii) the leave-one-out jackknife (Table S5) flags all six cells as</w:t>
-      </w:r>
-      <w:r>
-        <w:t xml:space="preserve"> </w:t>
-      </w:r>
-      <w:r>
-        <w:rPr>
-          <w:rStyle w:val="VerbatimChar"/>
-        </w:rPr>
-        <w:t xml:space="preserve">leverage</w:t>
-      </w:r>
-      <w:r>
-        <w:t xml:space="preserve"> </w:t>
-      </w:r>
-      <w:r>
-        <w:t xml:space="preserve">or</w:t>
-      </w:r>
-      <w:r>
-        <w:t xml:space="preserve"> </w:t>
-      </w:r>
-      <w:r>
-        <w:rPr>
-          <w:rStyle w:val="VerbatimChar"/>
-        </w:rPr>
-        <w:t xml:space="preserve">fragile</w:t>
-      </w:r>
-      <w:r>
-        <w:t xml:space="preserve"> </w:t>
-      </w:r>
-      <w:r>
-        <w:t xml:space="preserve">under the published threshold (Bhadrak removal shifts raw/SOS (</w:t>
-      </w:r>
-      <w:r>
-        <w:t xml:space="preserve">) by 76.1 % and corrected/SOS (</w:t>
-      </w:r>
-      <w:r>
-        <w:t xml:space="preserve">) by 76.7 %; Cuttack removal shifts raw/POS (</w:t>
-      </w:r>
-      <w:r>
-        <w:t xml:space="preserve">) by 55.8 % and corrected/POS (</w:t>
-      </w:r>
-      <w:r>
-        <w:t xml:space="preserve">) by 54.7 %; Bhadrak removal shifts corrected/EOS (</w:t>
-      </w:r>
-      <w:r>
-        <w:t xml:space="preserve">) by 60.2 %), consistent with the n = 8 cluster geometry rather than with model misspecification; (iii) the in-space donor-swap permutation test (Table S7, Figure 6) places the real (</w:t>
-      </w:r>
-      <w:r>
-        <w:t xml:space="preserve">) in the extreme tail of all 56 placebo reassignments for the EOS cells only (raw/EOS and corrected/EOS hit</w:t>
-      </w:r>
-      <w:r>
-        <w:t xml:space="preserve"> </w:t>
-      </w:r>
-      <w:r>
-        <w:rPr>
-          <w:i/>
-          <w:iCs/>
-        </w:rPr>
-        <w:t xml:space="preserve">p</w:t>
-      </w:r>
-      <w:r>
-        <w:t xml:space="preserve">_perm = 0.018, the design floor at G = 8); the SOS and POS cells return</w:t>
-      </w:r>
-      <w:r>
-        <w:t xml:space="preserve"> </w:t>
-      </w:r>
-      <w:r>
-        <w:rPr>
-          <w:i/>
-          <w:iCs/>
-        </w:rPr>
-        <w:t xml:space="preserve">p</w:t>
-      </w:r>
-      <w:r>
-        <w:t xml:space="preserve">_perm = 0.50 (both SOS pipelines), 0.286 (raw/POS), and 0.268 (corrected/POS), consistent with the small-G null result, while the corrected/EOS cell yields (p_{</w:t>
-      </w:r>
-      <w:r>
-        <w:t xml:space="preserve">}) = 0.018, non-significant after Bonferroni-correction across the six-cell family; (iv) the in-time pseudo-shifted placebo (§3.7.4) yields pseudo-coefficients (</w:t>
-      </w:r>
-      <w:r>
-        <w:rPr>
-          <w:i/>
-          <w:iCs/>
-        </w:rPr>
-        <w:t xml:space="preserve">{</w:t>
-      </w:r>
-      <w:r>
-        <w:rPr>
-          <w:i/>
-          <w:iCs/>
-        </w:rPr>
-        <w:t xml:space="preserve">}) = −76.5 d (SE 38.31) and (</w:t>
-      </w:r>
-      <w:r>
-        <w:t xml:space="preserve">{</w:t>
-      </w:r>
-      <w:r>
-        <w:t xml:space="preserve">}) = +2.85 d (SE 10.16) on the n = 2 pre-period, with the EOS pseudo undefined; the large SOS pseudo magnitude is a formal degeneracy of single-comparison in-time placebo at n_pre = 2 years and G = 8, not evidence of pre-trends — the inferential anchors for parallel trends are Table S2 (β₂ = −63.6 d, p = 0.343 for SOS) and the event-study leads in Figure 3; (v) the post-hoc minimum detectable effect analysis (Table S6) shows that</w:t>
-      </w:r>
-      <w:r>
-        <w:t xml:space="preserve"> </w:t>
-      </w:r>
-      <w:r>
-        <w:rPr>
-          <w:i/>
-          <w:iCs/>
-        </w:rPr>
-        <w:t xml:space="preserve">no</w:t>
-      </w:r>
-      <w:r>
-        <w:t xml:space="preserve"> </w:t>
-      </w:r>
-      <w:r>
-        <w:t xml:space="preserve">observed effect exceeds its MDE under the small-G regime (G = 8, df = 7, (</w:t>
-      </w:r>
-      <w:r>
-        <w:t xml:space="preserve">) = 0.05, power = 0.80): MDE₂-sided ranges from 0.55 d (corrected/EOS) to 56.5 d (raw/SOS), and the largest (|</w:t>
-      </w:r>
-      <w:r>
-        <w:t xml:space="preserve">|)/MDE ratio across the six cells is 0.43 (corrected/EOS) — i.e. every observed effect is smaller than the effect size the design can detect with 80 % power at α = 0.05. This is the formal small-G underpowering result that mirrors the WCR null conclusions in (i): the study is</w:t>
-      </w:r>
-      <w:r>
-        <w:t xml:space="preserve"> </w:t>
-      </w:r>
-      <w:r>
-        <w:rPr>
-          <w:i/>
-          <w:iCs/>
-        </w:rPr>
-        <w:t xml:space="preserve">underpowered to detect</w:t>
-      </w:r>
-      <w:r>
-        <w:t xml:space="preserve"> </w:t>
-      </w:r>
-      <w:r>
-        <w:t xml:space="preserve">any of the observed effects at conventional thresholds, not that the effects are absent. The corrected/EOS cell — the smallest (|</w:t>
-      </w:r>
-      <w:r>
-        <w:t xml:space="preserve">|)/MDE ratio — is also the cell most aggressively flagged null by WCR, by the in-space placebo, and by the LOO leverage diagnostic. The convergence of all four instruments on the corrected/EOS null is interpreted as evidence that the saline-surge correction mechanism is specific to the early-season anchor and does not transfer to end-of-season phenology, a falsifiable mechanistic prediction (§3.7.4).</w:t>
-      </w:r>
-    </w:p>
-    <w:p>
-      <w:pPr>
-        <w:pStyle w:val="BodyText"/>
-      </w:pPr>
-      <w:r>
-        <w:rPr>
-          <w:b/>
-          <w:bCs/>
-        </w:rPr>
-        <w:t xml:space="preserve">Out-of-sample transferability (Cyclone Bulbul; Note S1, Table S3).</w:t>
-      </w:r>
-      <w:r>
-        <w:t xml:space="preserve"> </w:t>
-      </w:r>
-      <w:r>
-        <w:t xml:space="preserve">Applying the v2.1 corrected-SOS DiD coefficient as a plug-in prediction to the six pre-registered Bulbul probe districts (Odisha; November 2019) yields the following result. Probe SOS was retrieved from Sentinel-2 L2A monthly-NDVI district means via the Microsoft Planetary Computer STAC API (anonymous access; double-logistic fit with 30 %-amplitude threshold fallback in cloud-affected series). Two districts — Mayurbhanj (April-baseline NDVI 0.60–0.62, Similipal forest) and Kandhamal (0.41–0.52, Eastern Ghats) — were excluded as forest-dominated AOIs on the pre-specified April-baseline NDVI &gt; 0.40 rule. The four paddy-dominant probe districts yielded observed Bulbul SOS shifts of Boudh +7.0 d, Ganjam +14.0 d, Khordha +37.6 d, and Nayagarh +28.1 d, with per-district residuals against the trained (</w:t>
-      </w:r>
-      <w:r>
-        <w:t xml:space="preserve">_{</w:t>
-      </w:r>
-      <w:r>
-        <w:t xml:space="preserve">}) = +15.108 d of −8.11 d, −1.11 d, +22.49 d, and +12.99 d respectively (mean residual +6.56 d; range [−8.11, +22.49]). All 4 of 4 paddy probes lie inside the empirical 95 % prediction interval [−36.57, +66.78] d derived from the empirical idiosyncratic SD across the four paddy-dominant probe-district pre-period (2017–2018) SOS baselines (σ_idio = 19.88 d) — a falsifiable PASS verdict for the pre-registered transferability test (Note S1 §S1.4). The sign and magnitude of the mean residual are consistent with the trained v2.1 ATT being a</w:t>
-      </w:r>
-      <w:r>
-        <w:t xml:space="preserve"> </w:t>
-      </w:r>
-      <w:r>
-        <w:rPr>
-          <w:i/>
-          <w:iCs/>
-        </w:rPr>
         <w:t xml:space="preserve">lower bound</w:t>
       </w:r>
       <w:r>
         <w:t xml:space="preserve"> </w:t>
       </w:r>
       <w:r>
-        <w:t xml:space="preserve">on the SOS delay in the more cyclone-exposed coastal probes (Khordha, Nayagarh), whose 2020 phenologies absorb both the residual 2019 Bulbul rainfall signature and the early 2020 Amphan landfall (May 20). Bulbul never enters the panel that identifies (</w:t>
-      </w:r>
-      <w:r>
-        <w:t xml:space="preserve">); this analysis is genuinely out-of-sample and is reported as a falsifiability check (Note S1; Table S3).</w:t>
+        <w:t xml:space="preserve">on the SOS delay in the more cyclone-exposed coastal probes (Khordha, Nayagarh), whose 2020 phenologies absorb both the residual 2019 Bulbul rainfall signature and the early 2020 Amphan landfall (May 20). Bulbul never enters the panel that identifies τ; this analysis is genuinely out-of-sample and is reported as a falsifiability check (Note S1; Table S3).</w:t>
       </w:r>
     </w:p>
     <w:bookmarkEnd w:id="51"/>
@@ -5527,67 +4085,18 @@
     </w:p>
     <w:p>
       <w:pPr>
-        <w:pStyle w:val="FirstParagraph"/>
-      </w:pPr>
-      <w:r>
-        <w:t xml:space="preserve">The central finding of this study is that cyclone-induced saline storm-surge inundation produces a SAR backscatter signal that is, in isolation, observationally indistinguishable from agronomic transplanting flooding in Kharif rice pixels, and that this confound systematically biases phenological date retrieval. The v2.1 classifier-corrected pipeline attenuates the raw SOS DiD coefficient from +15.289 d to +15.108 d ((</w:t>
-      </w:r>
-      <w:r>
-        <w:t xml:space="preserve">) = −0.181 d, 1.2 % attenuation; CR1 SE 17.31; WCR 95 % CI inclusive of zero) — a directionally pre-registered but small attenuation that reflects the bounded pixel share of cyclone-flood contamination at the district aggregation scale (per-district nonzero pixel-share among the five coastal treatment districts: Fani 0.10–2.52 %, Amphan 0.04–1.92 %, Yaas 0.42–7.21 %; Table S13a, §4.3). This finding is consequential for several reasons. First, the underlying pixel-scale confound is not random: at the pixel scale the classifier achieves OA = 0.844 (SAR-only) for discriminating cyclone-surge from agronomic flooding (§4.1), and the resulting per-cell corrections are directionally consistent (Bhadrak/Yaas largest, with raw-vs-corrected SOS mean |Δ| = 0.245 ± 0.272 d, range 0.04–1.01 d), spatially patterned (concentrated in sub-districts with highest storm-surge penetration), and temporally clustered (affecting only the three cyclone years in the eight-year record). Any pixel-scale trend or anomaly analysis based on uncorrected SAR phenological products in Bay of Bengal coastal regions will therefore conflate biological responses to cyclone stress with instrumental artefacts. Second, while the district-aggregated DiD coefficient is only modestly attenuated (because flood-share per district is bounded below 10 %), the pixel-scale bias remains large where it matters operationally — for parametric insurance triggers and farm-level crop-loss assessments — and the v2.1 correction provides the first quantified, open, reproducible mechanism for removing it. Third, the bias propagates through the entire phenological calendar: even when the POS and EOS signals are not directly contaminated by the surge event, they are shifted through the coupling of the double-logistic curve fitting algorithm (raw-vs-corrected POS mean |Δ| = 0.122 ± 0.134 d, EOS 0.337 ± 0.462 d), an effect that has not been documented in any prior study. Together, these findings establish that existing published rice phenological products derived from SAR data in cyclone-exposed coastal regions should be interpreted with caution for the cyclone-impacted years, particularly when used at sub-district pixel resolution.</w:t>
-      </w:r>
-    </w:p>
-    <w:p>
-      <w:pPr>
-        <w:pStyle w:val="BodyText"/>
-      </w:pPr>
-      <w:r>
-        <w:t xml:space="preserve">The v2.1 correction framework shifts the district-aggregated SOS DiD coefficient from +15.289 d (raw) to +15.108 d (corrected) — a (</w:t>
-      </w:r>
-      <w:r>
-        <w:t xml:space="preserve">) = −0.181 d (1.2 %) attenuation in cyclone-treated district-years, whilst introducing measurable but small shifts in control-district cells (raw-vs-corrected SOS mean |Δ| over all 64 district-year cells = 0.245 ± 0.272 d; maximum 1.01 d in Bhadrak 2021 under Yaas). The asymmetry — visible corrections concentrated in Bhadrak/Yaas treatment cells, near-zero corrections in inland control cells — confirms that the random-forest classifier (OA = 0.844 SAR-only) is correctly identifying and down-weighting cyclone-surge signals without damaging the agronomic time series in years without surge events. The pre-registered prediction (</w:t>
-      </w:r>
-      <w:r>
-        <w:rPr>
-          <w:i/>
-          <w:iCs/>
-        </w:rPr>
-        <w:t xml:space="preserve">{</w:t>
-      </w:r>
-      <w:r>
-        <w:rPr>
-          <w:i/>
-          <w:iCs/>
-        </w:rPr>
-        <w:t xml:space="preserve">} &gt;</w:t>
-      </w:r>
-      <w:r>
-        <w:rPr>
-          <w:i/>
-          <w:iCs/>
-        </w:rPr>
-        <w:t xml:space="preserve"> </w:t>
-      </w:r>
-      <w:r>
-        <w:t xml:space="preserve">{</w:t>
-      </w:r>
-      <w:r>
-        <w:t xml:space="preserve">} &gt; 0) is directionally satisfied for SOS (15.289 &gt; 15.108 &gt; 0), and the corrected/EOS coefficient (−0.239 d, WCR</w:t>
-      </w:r>
-      <w:r>
-        <w:t xml:space="preserve"> </w:t>
-      </w:r>
-      <w:r>
-        <w:rPr>
-          <w:i/>
-          <w:iCs/>
-        </w:rPr>
-        <w:t xml:space="preserve">p</w:t>
-      </w:r>
-      <w:r>
-        <w:t xml:space="preserve"> </w:t>
-      </w:r>
-      <w:r>
-        <w:t xml:space="preserve">= 0.2035) is, as pre-registered, statistically indistinguishable from zero — a transparent null finding consistent with the saline-surge correction being mechanism-specific to the early-season anchor. The bounded magnitude of the attenuation, traceable to the bounded per-district cyclone-flood pixel share (≤ 7.21 % even in Yaas-impacted Bhadrak), is itself a falsifiable empirical finding with implications for crop insurance and agricultural adaptation described in Section 5.3.</w:t>
+        <w:pStyle w:val="BodyText"/>
+      </w:pPr>
+      <w:r>
+        <w:t xml:space="preserve">The central finding of this study is that cyclone-induced saline storm-surge inundation produces a SAR backscatter signal that is, in isolation, observationally indistinguishable from agronomic transplanting flooding in Kharif rice pixels, and that this confound systematically biases phenological date retrieval. The v2.1 classifier-corrected pipeline attenuates the raw SOS DiD coefficient from +15.289 d to +15.108 d (Δτ̂ = −0.181 d, 1.2 % attenuation; CR1 SE 17.31; WCR 95 % CI inclusive of zero) — a directionally pre-registered attenuation that is small in magnitude relative to the MDE at G = 8 clusters and is therefore interpreted as indicative of the cyclone-flood confound rather than as a confirmatory effect size.</w:t>
+      </w:r>
+    </w:p>
+    <w:p>
+      <w:pPr>
+        <w:pStyle w:val="BodyText"/>
+      </w:pPr>
+      <w:r>
+        <w:t xml:space="preserve">The v2.1 correction framework shifts the district-aggregated SOS DiD coefficient from +15.289 d (raw) to +15.108 d (corrected) — a Δτ̂ = −0.181 d (1.2 %) attenuation in cyclone-treated district-years, whilst introducing measurable but small shifts in control-district cells (raw-vs-corrected SOS mean |Δ| over all 64 district-year cells = 0.245 ± 0.272 d; maximum 1.01 d in Bhadrak 2021 under Yaas). The attenuation is directionally consistent with the pre-registered prediction τ̂_raw &gt; τ̂_corrected &gt; 0 but is small in magnitude relative to the MDE at G = 8 clusters (Table S6); the headline τ̂_corrected_SOS = +15.108 d should therefore be interpreted as indicative rather than confirmatory pending the larger-panel TIMESAT replication registered at github.com/pandasupranab/RiceBaCI-GEE/tree/feature/reviewer-revision (§5.4).</w:t>
       </w:r>
     </w:p>
     <w:bookmarkEnd w:id="56"/>
@@ -7775,51 +6284,18 @@
     </w:p>
     <w:p>
       <w:pPr>
-        <w:pStyle w:val="FirstParagraph"/>
-      </w:pPr>
-      <w:r>
-        <w:t xml:space="preserve">*End of manuscript draft (v1.0.1-submission, 2026-06-08). All empirical numbers in this draft are estimated from the real Sentinel-2 phenology panel (n = 64 district-year SOS/POS rows, n = 44 estimable EOS rows after right-censoring 20 post-cyclone cells, across 8 coastal/inland Odisha districts, 2017–2024) and the real v0.3.0 saline-flood random-forest classifier (n = 480 automated reference labels with provenance: 80 Copernicus EMS EMSR357 + 160 UN-SPIDER (2019) Sentinel-1 change-detection + 240 Sentinel-1∩WorldCover∩JRC mask; n_train = 384, n_test = 96; OA = 0.990 full-feature, OA = 0.844 SAR-only, 5-fold CV OA = 0.831). The v2.1 classifier-corrected pipeline produces a small but defensible attenuation of the district-aggregated DiD coefficient ((</w:t>
-      </w:r>
-      <w:r>
-        <w:rPr>
-          <w:i/>
-          <w:iCs/>
-        </w:rPr>
-        <w:t xml:space="preserve">{</w:t>
-      </w:r>
-      <w:r>
-        <w:rPr>
-          <w:i/>
-          <w:iCs/>
-        </w:rPr>
-        <w:t xml:space="preserve">}): 15.289 → 15.108 d, (</w:t>
-      </w:r>
-      <w:r>
-        <w:rPr>
-          <w:i/>
-          <w:iCs/>
-        </w:rPr>
-        <w:t xml:space="preserve">) = −0.181 d; (</w:t>
-      </w:r>
-      <w:r>
-        <w:t xml:space="preserve">{</w:t>
-      </w:r>
-      <w:r>
-        <w:t xml:space="preserve">}): −3.587 → −3.677 d, (</w:t>
-      </w:r>
-      <w:r>
-        <w:t xml:space="preserve">) = −0.090 d; (</w:t>
-      </w:r>
-      <w:r>
-        <w:t xml:space="preserve">_{</w:t>
-      </w:r>
-      <w:r>
-        <w:t xml:space="preserve">}): 0 → −0.239 d after restoring 20 censored cells), consistent with the bounded pixel share of cyclone-surge inundation at the district-aggregation scale (per-district nonzero pixel-share across the five coastal treatment districts: Fani 0.10–2.52 %, Amphan 0.04–1.92 %, Yaas 0.42–7.21 %; Table S13a) and with the pre-registered prediction τ_raw &gt; τ_corrected &gt; 0 for SOS. All artefacts — code (GitHub v1.0.1-submission), software archive (Zenodo 10.5281/zenodo.20587316), data (Mendeley 10.17632/z3zxk4xy3c.1), pre-registration (OSF c4mp8) — are publicly accessible and version-pinned. Author names, affiliations, ORCID identifiers, OSF registration ID (c4mp8), GitHub repository URL, and Zenodo/Mendeley DOIs are filled in the Data Availability Statement and the title block.*</w:t>
+        <w:pStyle w:val="BodyText"/>
+      </w:pPr>
+      <w:r>
+        <w:t xml:space="preserve">A single empirical pipeline produces a small but defensible attenuation of the district-aggregated DiD coefficient (τ̂_SOS: +15.289 → +15.108 d, Δτ̂ = −0.181 d; τ̂_POS: −3.587 → −3.677 d, Δτ̂ = −0.090 d; τ̂_EOS: 0 → −0.239 d after restoring 20 censored cells), consistent with the bounded mechanism-specific correction hypothesised in OSF c4mp8.</w:t>
       </w:r>
     </w:p>
     <w:bookmarkEnd w:id="76"/>
     <w:bookmarkEnd w:id="77"/>
-    <w:sectPr/>
+    <w:sectPr>
+      <w:pgSz w:w="11906" w:h="16838"/>
+      <w:pgMar w:top="1440" w:right="1440" w:bottom="1440" w:left="1440" w:header="720" w:footer="720" w:gutter="0"/>
+    </w:sectPr>
   </w:body>
 </w:document>
 </file>

--- a/manuscript/Manuscript.docx
+++ b/manuscript/Manuscript.docx
@@ -960,12 +960,12 @@
         <w:tblLook w:firstRow="1" w:lastRow="0" w:firstColumn="0" w:lastColumn="0" w:noHBand="0" w:noVBand="0" w:val="0020"/>
       </w:tblPr>
       <w:tblGrid>
+        <w:gridCol w:w="1100"/>
+        <w:gridCol w:w="1100"/>
         <w:gridCol w:w="1320"/>
-        <w:gridCol w:w="1320"/>
-        <w:gridCol w:w="1320"/>
-        <w:gridCol w:w="1320"/>
-        <w:gridCol w:w="1320"/>
-        <w:gridCol w:w="1320"/>
+        <w:gridCol w:w="1500"/>
+        <w:gridCol w:w="1700"/>
+        <w:gridCol w:w="1200"/>
       </w:tblGrid>
       <w:tr>
         <w:trPr>
@@ -1175,7 +1175,7 @@
               <w:jc w:val="left"/>
             </w:pPr>
             <w:r>
-              <w:t xml:space="preserve">Bakkhali, West Bengal (Sundarbans)</w:t>
+              <w:t xml:space="preserve">Bakkhali (Sundarbans), W. Bengal</w:t>
             </w:r>
           </w:p>
         </w:tc>
@@ -1320,11 +1320,11 @@
         <w:tblLook w:firstRow="1" w:lastRow="0" w:firstColumn="0" w:lastColumn="0" w:noHBand="0" w:noVBand="0" w:val="0020"/>
       </w:tblPr>
       <w:tblGrid>
-        <w:gridCol w:w="1584"/>
-        <w:gridCol w:w="1584"/>
-        <w:gridCol w:w="1584"/>
-        <w:gridCol w:w="1584"/>
-        <w:gridCol w:w="1584"/>
+        <w:gridCol w:w="1450"/>
+        <w:gridCol w:w="1700"/>
+        <w:gridCol w:w="1100"/>
+        <w:gridCol w:w="1300"/>
+        <w:gridCol w:w="2370"/>
       </w:tblGrid>
       <w:tr>
         <w:trPr>

--- a/manuscript/Manuscript.docx
+++ b/manuscript/Manuscript.docx
@@ -225,7 +225,7 @@
         <w:pStyle w:val="BodyText"/>
       </w:pPr>
       <w:r>
-        <w:t xml:space="preserve">Tropical cyclones disrupt Kharif rice along the Bay of Bengal coast, yet no published study has quantified the bias that cyclone-induced saline storm-surge inundation introduces into Sentinel-1/2 rice phenology retrieval. The C-band SAR backscatter decrease during agronomic transplanting flooding — the primary phenological anchor of rice algorithms — is nearly indistinguishable from storm-surge inundation four to six weeks earlier, silently corrupting SOS, POS and EOS dates. We developed a random-forest classifier fusing Sentinel-1 backscatter, Sentinel-2 indices, JRC water permanence, and ERA5 wind to discriminate the two flood types across five coastal Odisha districts and eight Kharif seasons (2017–2024). The classifier achieved overall accuracy (OA) of 0.990 (F1 = 0.990; n = 96), with a SAR-only variant at OA = 0.844. Corrected and uncorrected phenological series were compared using a Before-After-Control-Impact framework operationalised as a two-way fixed-effects difference-in-differences (TWFE-DiD) model with district-clustered inference, cross-validated by a five-instrument robustness suite (wild-cluster bootstrap, leave-one-out jackknife, in-space and in-time placebo tests, minimum-detectable-effect analysis, and out-of-sample transferability to Cyclone Bulbul). The DiD coefficient τ̂ for the uncorrected SOS series was +15.289 d (SE 17.328, WCR p = 0.400, 95% CI [−54.0, +84.6]), attenuating to +15.108 d (WCR p = 0.4065) after correction — directionally consistent with the pre-registered prediction τ̂_raw &gt; τ̂_corrected &gt; 0 but indicative rather than confirmatory given that the 95 % CI brackets zero and that diagnostic re-inspection of the phenometric panel reveals double-logistic curve-fit instability in a non-trivial subset of district-year cells (Section 5.4). The corrected EOS coefficient τ̂_EOS = −0.239 d (WCR p = 0.2035) is indistinguishable from zero with all five instruments converging on the same null, evidence that the correction is mechanism-specific to the early-season anchor. We provide the first empirical characterisation of the cyclone-flood confound in SAR rice phenology and an open, Google Earth Engine-deployable correction framework for cyclone-exposed deltas.</w:t>
+        <w:t xml:space="preserve">Tropical cyclones disrupt Kharif rice along the Bay of Bengal coast, yet no published study has quantified the bias that cyclone-induced saline storm-surge inundation introduces into Sentinel-1/2 rice phenology retrieval. The C-band SAR backscatter decrease during agronomic transplanting flooding — the primary phenological anchor of rice algorithms — is nearly indistinguishable from storm-surge inundation four to six weeks earlier, silently corrupting SOS, POS and EOS dates. We developed a random-forest classifier fusing Sentinel-1 backscatter, Sentinel-2 indices, JRC water permanence, and ERA5 wind to discriminate the two flood types across five coastal Odisha districts and eight Kharif seasons (2017–2024). The classifier achieved overall accuracy (OA) of 0.844 (F1 = 0.844; n = 96) in a SAR-only variant with the cloud-affected Sentinel-2 features removed — the conservative reportable figure for monsoon-cloud deployment — with the full-feature model (Sentinel-1 + Sentinel-2 indices, requiring median imputation of 102 of 480 LSWI/NDWI values lost to monsoon cloud cover) reaching OA = 0.990 (F1 = 0.990) as an upper bound under cloud-free conditions. Corrected and uncorrected phenological series were compared using a Before-After-Control-Impact framework operationalised as a two-way fixed-effects difference-in-differences (TWFE-DiD) model with district-clustered inference, cross-validated by a five-instrument robustness suite (wild-cluster bootstrap, leave-one-out jackknife, in-space and in-time placebo tests, minimum-detectable-effect analysis, and out-of-sample transferability to Cyclone Bulbul). The DiD coefficient τ̂ for the uncorrected SOS series was +15.289 d (SE 17.328, WCR p = 0.400, 95% CI [−54.0, +84.6]), attenuating to +15.108 d (WCR p = 0.4065) after correction — directionally consistent with the pre-registered prediction τ̂_raw &gt; τ̂_corrected &gt; 0 but indicative rather than confirmatory given that the 95 % CI brackets zero and that diagnostic re-inspection of the phenometric panel reveals double-logistic curve-fit instability in a non-trivial subset of district-year cells (Section 5.4). The corrected EOS coefficient τ̂_EOS = −0.239 d (WCR p = 0.2035) is indistinguishable from zero with all five instruments converging on the same null, evidence that the correction is mechanism-specific to the early-season anchor. We provide the first empirical characterisation of the cyclone-flood confound in SAR rice phenology and an open, Google Earth Engine-deployable correction framework for cyclone-exposed deltas.</w:t>
       </w:r>
     </w:p>
     <w:p>
@@ -801,7 +801,7 @@
         <w:pStyle w:val="BodyText"/>
       </w:pPr>
       <w:r>
-        <w:t xml:space="preserve">The aims of this study are threefold, formulated as pre-registered hypotheses on the Open Science Framework (OSF; https://osf.io/c4mp8). Research Question 1 (RQ1): Can a multi-feature classifier combining Sentinel-1 backscatter, Sentinel-2 spectral indices, JRC water permanence, and ERA5 wind speed discriminate cyclone-induced saline inundation from agronomic transplanting flooding in coastal Odisha rice pixels at overall accuracy ≥ 88% and F1 ≥ 0.85? Research Question 2 (RQ2): When the cyclone-flood confound is corrected, do detected SOS, POS, and EOS dates differ from uncorrected estimates by ≥ 7 days during cyclone-impacted Kharif seasons (2019, 2020, 2021) but by &lt; 2 days during control seasons (2017, 2018, 2022, 2023, 2024)? Research Question 3 (RQ3): Does a two-way fixed-effects difference-in-differences specification (Eq. 4) reveal a statistically significant cyclone-exposure treatment effect for phenological dates in the uncorrected series, and does this effect weaken or disappear after correction? This study makes four specific contributions: (i) the first empirical characterisation of the cyclone-flood confound in SAR rice phenology retrieval for any Bay of Bengal coastal district; (ii) a novel multi-feature random-forest classifier for distinguishing saline storm-surge inundation from agronomic flooding at 10 m pixel level; (iii) a quantitative TWFE-DiD assessment of cyclone-induced bias in Sentinel-1/2 phenological products across eight Kharif seasons, accompanied by a five-instrument robustness suite (WCR bootstrap, jackknife, two placebos, MDE/power, transferability) appropriate for the small-cluster (G = 8) inferential regime; and (iv) an open, reproducible Google Earth Engine toolkit (RiceBaCI-GEE) validated for coastal Odisha and demonstrated to transfer to Andhra Pradesh coastal districts impacted by Cyclone Hudhud (2014). The remainder of this paper is structured as follows: Section 2 describes the study area and data sources; Section 3 presents the methods; Section 4 reports results; Section 5 discusses findings in relation to the broader literature; and Section 6 presents conclusions.</w:t>
+        <w:t xml:space="preserve">The aims of this study are threefold, formulated as pre-registered hypotheses on the Open Science Framework (OSF; https://osf.io/c4mp8). Research Question 1 (RQ1): Can a multi-feature classifier combining Sentinel-1 backscatter, Sentinel-2 spectral indices, JRC water permanence, and ERA5 wind speed discriminate cyclone-induced saline inundation from agronomic transplanting flooding in coastal Odisha rice pixels at overall accuracy ≥ 88% and F1 ≥ 0.85? Research Question 2 (RQ2): When the cyclone-flood confound is corrected, do detected SOS, POS, and EOS dates differ from uncorrected estimates by ≥ 7 days during cyclone-impacted Kharif seasons (2019, 2020, 2021) but by &lt; 2 days during control seasons (2017, 2018, 2022, 2023, 2024)? Research Question 3 (RQ3): Does a two-way fixed-effects difference-in-differences specification (Eq. 4) reveal a statistically significant cyclone-exposure treatment effect for phenological dates in the uncorrected series, and does this effect weaken or disappear after correction? This study makes four specific contributions: (i) the first empirical characterisation of the cyclone-flood confound in SAR rice phenology retrieval for any Bay of Bengal coastal district; (ii) a novel multi-feature random-forest classifier for distinguishing saline storm-surge inundation from agronomic flooding at 10 m pixel level; (iii) a quantitative TWFE-DiD assessment of cyclone-induced bias in Sentinel-1/2 phenological products across eight Kharif seasons, accompanied by a five-instrument robustness suite (WCR bootstrap, jackknife, two placebos, MDE/power, transferability) appropriate for the small-cluster (G = 8) inferential regime; and (iv) an open, reproducible Google Earth Engine toolkit (RiceBaCI-GEE) validated for coastal Odisha and exercised through a reproducible transferability protocol over Andhra Pradesh coastal districts impacted by Cyclone Hudhud (2014), released as an out-of-sample check rather than a confirmatory validation given that Sentinel-1 data are unavailable for the 2014 landfall period (Section 3.7). The remainder of this paper is structured as follows: Section 2 describes the study area and data sources; Section 3 presents the methods; Section 4 reports results; Section 5 discusses findings in relation to the broader literature; and Section 6 presents conclusions.</w:t>
       </w:r>
     </w:p>
     <w:p>
@@ -4254,7 +4254,7 @@
         <w:pStyle w:val="BodyText"/>
       </w:pPr>
       <w:r>
-        <w:t xml:space="preserve">The RiceBaCI-GEE framework resolves this through a multi-feature random-forest classifier fusing Sentinel-1 backscatter, Sentinel-2 spectral indices, JRC water permanence, and ERA5 meteorological data to separate the two inundation types at 10 m pixel level. Corrected phenological time series are extracted with Whittaker smoothing and double-logistic curve fitting, and pixel-level bootstrap resampling provides calibrated uncertainty estimates. A pre-registered two-way fixed-effects difference-in-differences specification with district-clustered inference, complemented by a five-instrument small-cluster robustness suite (wild-cluster restricted bootstrap, leave-one-out jackknife, in-space and in-time placebo tests, post-hoc minimum-detectable-effect analysis, and out-of-sample transferability to Cyclone Bulbul), then isolates the cyclone-exposure treatment effect from baseline spatial and temporal variability, enabling statistically rigorous attribution of phenological shifts to cyclone events. The framework transfers without modification to coastal Andhra Pradesh (Cyclone Hudhud 2014), demonstrating geographic generalisability. All GEE code, processed phenological rasters, and validation reference data are openly archived, facilitating direct adoption by the remote sensing community and integration into crop insurance index design and crop model assimilation pipelines serving the world’s most cyclone-exposed rice farming regions.</w:t>
+        <w:t xml:space="preserve">The RiceBaCI-GEE framework resolves this through a multi-feature random-forest classifier fusing Sentinel-1 backscatter, Sentinel-2 spectral indices, JRC water permanence, and ERA5 meteorological data to separate the two inundation types at 10 m pixel level. Corrected phenological time series are extracted with Whittaker smoothing and double-logistic curve fitting, and pixel-level bootstrap resampling provides calibrated uncertainty estimates. A pre-registered two-way fixed-effects difference-in-differences specification with district-clustered inference, complemented by a five-instrument small-cluster robustness suite (wild-cluster restricted bootstrap, leave-one-out jackknife, in-space and in-time placebo tests, post-hoc minimum-detectable-effect analysis, and out-of-sample transferability to Cyclone Bulbul), then isolates the cyclone-exposure treatment effect from baseline spatial and temporal variability, enabling statistically rigorous attribution of phenological shifts to cyclone events. A reproducible transferability protocol was exercised over coastal Andhra Pradesh (Cyclone Hudhud 2014) using the same automated multi-source reference workflow; the run is released as a code-and-data deliverable rather than a confirmatory validation, since the 2014 landfall predates the Sentinel-1 archive used for cyclone-flood reference labels (Section 3.7). All GEE code, processed phenological rasters, and validation reference data are openly archived, facilitating direct adoption by the remote sensing community and integration into crop insurance index design and crop model assimilation pipelines serving the world’s most cyclone-exposed rice farming regions.</w:t>
       </w:r>
     </w:p>
     <w:p>

--- a/manuscript/Manuscript.docx
+++ b/manuscript/Manuscript.docx
@@ -3052,7 +3052,7 @@
         <w:pStyle w:val="BodyText"/>
       </w:pPr>
       <w:r>
-        <w:t xml:space="preserve">In-time pseudo-shifted placebo (transparency probe). The real pre-period contains only two years (2017–2018), too short for a formal in-time placebo with cluster inference. We nonetheless report a single-comparison transparency probe: pretending the cyclones happened in 2018 (instead of 2019–2021), dropping the real post-period, and re-estimating τ̂ on the resulting 2-year sample. On the real v2.1 panel the SOS pseudo-coefficient is τ̂_pseudo = −76.5 d (SE 38.31, raw and corrected pipelines identical because Eq. (5) collapses to a single 2 × 2 comparison). This single point is not a formal placebo distribution and should not be over-interpreted; we report it as a transparency probe only.</w:t>
+        <w:t xml:space="preserve">In-time pseudo-shifted placebo (transparency probe). The real pre-period contains only two years (2017–2018), too short for a formal in-time placebo with cluster inference. We nonetheless report a single-comparison transparency probe: pretending the cyclones happened in 2018 (instead of 2019–2021), dropping the real post-period, and re-estimating τ̂ on the resulting 2-year sample. On the real v2.1 panel the SOS pseudo-coefficient is τ̂_pseudo = −76.5 d (SE 38.31, raw and corrected pipelines identical because Eq. (4) collapses to a single 2 × 2 comparison). This single point is not a formal placebo distribution and should not be over-interpreted; we report it as a transparency probe only.</w:t>
       </w:r>
     </w:p>
     <w:bookmarkEnd w:id="41"/>
@@ -3110,10 +3110,7 @@
         <w:pStyle w:val="BodyText"/>
       </w:pPr>
       <w:r>
-        <w:t xml:space="preserve">For each cell we compute the two-sided MDE at (</w:t>
-      </w:r>
-      <w:r>
-        <w:t xml:space="preserve">= 0.05) and power = 0.80 using the small-cluster t-distribution with df = G − 1 = 7 (Donald and Lang, 2007):</w:t>
+        <w:t xml:space="preserve">For each cell we compute the two-sided MDE at α = 0.05 and power = 0.80 using the small-cluster t-distribution with df = G − 1 = 7 (Donald and Lang, 2007):</w:t>
       </w:r>
     </w:p>
     <w:p>
@@ -3423,10 +3420,7 @@
         <w:pStyle w:val="BodyText"/>
       </w:pPr>
       <w:r>
-        <w:t xml:space="preserve">McNemar’s chi-squared test against the naive no-classifier baseline (assigning all May–August inundation events to the agronomic-flood class, which would correctly classify the 48 agronomic hold-out labels and misclassify all 48 cyclone hold-out labels) yields (</w:t>
-      </w:r>
-      <w:r>
-        <w:t xml:space="preserve">^2) = 42.19 with continuity correction (</w:t>
+        <w:t xml:space="preserve">McNemar’s chi-squared test against the naive no-classifier baseline (assigning all May–August inundation events to the agronomic-flood class, which would correctly classify the 48 agronomic hold-out labels and misclassify all 48 cyclone hold-out labels) yields χ² = 42.19 with continuity correction (</w:t>
       </w:r>
       <w:r>
         <w:rPr>
@@ -3666,7 +3660,7 @@
         <w:rPr>
           <w:sz w:val="20"/>
         </w:rPr>
-        <w:t>Empirical power curves from the Monte-Carlo simulation (Note S4). Rejection rate of H0 against true effect size tau over 999 replications per grid point at G = {4, 6, 8, 12} with empirical variance components sigma_u = 13.06 d, sigma_t = 41.75 d, sigma_epsilon = 31.28 d estimated from the real v2.1 corrected-SOS panel. At G = 8 (this study) power &gt;= 0.80 is reached only for tau &gt;= 60 d; the type-I rate under H0 is 0.07, close to nominal 0.05.</w:t>
+        <w:t>Empirical power curves from the Monte-Carlo simulation (Note S4). Rejection rate of H₀ against true effect size τ over 999 replications per grid point at G = {4, 6, 8, 12} with empirical variance components σ_u = 13.06 d, σ_t = 41.75 d, σ_ε = 31.28 d estimated from the real v2.1 corrected-SOS panel. At G = 8 (this study) power ≥ 0.80 is reached only for τ ≥ 60 d; the type-I rate under H₀ is 0.07, close to nominal 0.05.</w:t>
       </w:r>
     </w:p>
     <w:p>
@@ -3731,7 +3725,7 @@
         <w:rPr>
           <w:sz w:val="20"/>
         </w:rPr>
-        <w:t>In-space placebo distributions (donor-swap, 56 permutations). Histograms of placebo tau_hat values from all C(8,5) treated/control reassignments across district pairs, with the observed tau_hat marked as a solid vertical line, in each of the six (pipeline x metric) cells (raw/corrected x SOS/POS/EOS). Both raw/EOS and corrected/EOS cells return p_perm = 0.018 (n_extreme = 0 / 55), the design floor at G = 8; these p-values are formally uninformative for the EOS cells because zero finite placebo estimates were retained (degenerate outcome) and are reported only for completeness, not as evidence of significance. The SOS and POS cells return p_perm = 0.286-0.500, consistent with the small-G null result.</w:t>
+        <w:t>In-space placebo distributions (donor-swap, 56 permutations). Histograms of placebo τ̂ values from all C(8,5) treated/control reassignments across district pairs, with the observed τ̂ marked as a solid vertical line, in each of the six (pipeline × metric) cells (raw/corrected × SOS/POS/EOS). Both raw/EOS and corrected/EOS cells return p_perm = 0.018 (n_extreme = 0 / 55), the design floor at G = 8; these p-values are formally uninformative for the EOS cells because zero finite placebo estimates were retained (degenerate outcome) and are reported only for completeness, not as evidence of significance. The SOS and POS cells return p_perm = 0.268–0.500, consistent with the small-G null result.</w:t>
       </w:r>
     </w:p>
     <w:p>
@@ -3871,7 +3865,7 @@
         <w:pStyle w:val="BodyText"/>
       </w:pPr>
       <w:r>
-        <w:t xml:space="preserve">Headline DiD coefficients. The TWFE-DiD specification (Eq. 4) returns the average treatment effect on the treated, τ̂, separately for each (pipeline × phenometric) cell (Table S1). For the raw pipeline, τ̂_SOS = +15.289 d, CR1 SE = 17.328, WCR-restricted p = 0.400, WCR 95 % CI [−54.02, +84.60], B = 9,999, indicating that coastal-treated districts experienced an SOS shift of +15.3 d (positive coefficient indicates later SOS in coastal districts vs. inland counterfactual) averaged over the three treatment years relative to the inland-control counterfactual. The companion POS and EOS coefficients were τ̂_POS = −3.587 d (WCR p = 0.2293, 95 % CI [−14.7, +7.5]) and τ̂_EOS = 0 d by construction (raw pipeline right-censors 20/64 EOS cells; significance suppressed). In the v2.1 classifier-corrected pipeline the SOS coefficient attenuates to τ̂_corrected_SOS = +15.108 d (CR1 SE = 17.312, WCR p = 0.4065, 95 % CI [−54.2, +84.5]); the POS coefficient is τ̂_POS = −3.677 d (WCR p = 0.2293); and the EOS coefficient restores to τ̂_EOS = −0.239 d (CR1 SE = 0.169, WCR p = 0.2035, 95 % CI [−0.92, +0.45]) after the 20 previously-censored cells re-enter the panel.</w:t>
+        <w:t xml:space="preserve">Headline DiD coefficients. The TWFE-DiD specification (Eq. 4) returns the average treatment effect on the treated, τ̂, separately for each (pipeline × phenometric) cell (Table S1). For the raw pipeline, τ̂_SOS = +15.289 d, CR1 SE = 17.328, WCR-restricted p = 0.400, WCR 95 % CI [−54.02, +84.60], B = 9,999, indicating that coastal-treated districts experienced an SOS shift of +15.3 d (positive coefficient indicates later SOS in coastal districts vs. inland counterfactual) averaged over the three treatment years relative to the inland-control counterfactual. The companion POS and EOS coefficients were τ̂_POS = −3.587 d (WCR p = 0.2293, 95 % CI [−15.1, +7.9]) and τ̂_EOS = 0 d by construction (raw pipeline right-censors 20/64 EOS cells; significance suppressed). In the v2.1 classifier-corrected pipeline the SOS coefficient attenuates to τ̂_corrected_SOS = +15.108 d (CR1 SE = 17.312, WCR p = 0.4065, 95 % CI [−54.1, +84.4]); the POS coefficient is τ̂_POS = −3.677 d (WCR p = 0.2293); and the EOS coefficient restores to τ̂_EOS = −0.239 d (CR1 SE = 0.169, WCR p = 0.2035, 95 % CI [−0.92, +0.44]) after the 20 previously-censored cells re-enter the panel.</w:t>
       </w:r>
     </w:p>
     <w:p>
@@ -3887,7 +3881,7 @@
         <w:pStyle w:val="BodyText"/>
       </w:pPr>
       <w:r>
-        <w:t xml:space="preserve">Robustness suite (Table S3–S7, Figure 5, Figure 6, Figure S1). All five robustness instruments converge on the same headline qualitative result: (i) wild-cluster restricted bootstrap p-values (Table S4) fail to reject H₀: τ = 0 at α = 0.05 for all six (pipeline × metric) cells (raw/SOS p = 0.400, corrected/SOS p = 0.4065, raw/POS p = 0.2293, corrected/POS p = 0.2293, raw/EOS p = 0.2047, corrected/EOS p = 0.2035) — consistent with the small-G underpowering result documented in §3.7.5 and the MDE table (Table S6); (ii) the in-space donor-swap permutation (Table S7) isolates the real τ̂ in the extreme tail of 56 reassignments only for the EOS cells (p_perm = 0.018 in both raw and corrected EOS, the design floor); the SOS and POS placebo distributions are wide and the real τ̂ does not separate; (iii) the leave-one-out jackknife shows no LOO sign flips for SOS/POS in either pipeline; EOS exhibits expected sign flips in the n = 44 panel and is reported as leverage-class; (iv) Bulbul transferability (Table S3) is supported with 5/6 probe districts within ±20 d of the trained τ̂_corrected_SOS; (v) the in-time single-shift placebo recovers τ̂_pseudo = −76.5 d, far from the headline +15.1 d and in the expected sign-reversed direction when the cyclone window is moved off the real landfall years.</w:t>
+        <w:t xml:space="preserve">Robustness suite (Table S3–S7, Figure 5, Figure 6, Figure S1). All five robustness instruments converge on the same headline qualitative result: (i) wild-cluster restricted bootstrap p-values (Table S4) fail to reject H₀: τ = 0 at α = 0.05 for all six (pipeline × metric) cells (raw/SOS p = 0.400, corrected/SOS p = 0.4065, raw/POS p = 0.2293, corrected/POS p = 0.2293, raw/EOS p = 0.2047, corrected/EOS p = 0.2035) — consistent with the small-G underpowering result documented in §3.7.5 and the MDE table (Table S6); (ii) the in-space donor-swap permutation (Table S7) isolates the real τ̂ in the extreme tail of 56 reassignments only for the EOS cells (p_perm = 0.018 in both raw and corrected EOS, the design floor); the SOS and POS placebo distributions are wide and the real τ̂ does not separate; (iii) the leave-one-out jackknife shows no LOO sign flips for SOS/POS in either pipeline; EOS exhibits expected sign flips in the n = 44 panel and is reported as leverage-class; (iv) Bulbul transferability (Table S3) is supported with 4/4 paddy-dominant probe districts inside the 95 % PI (3/4 within ±20 d of the trained τ̂_corrected_SOS; (v) the in-time single-shift placebo recovers τ̂_pseudo = −76.5 d, far from the headline +15.1 d and in the expected sign-reversed direction when the cyclone window is moved off the real landfall years.</w:t>
       </w:r>
     </w:p>
     <w:p>

--- a/manuscript/Manuscript.docx
+++ b/manuscript/Manuscript.docx
@@ -3149,6 +3149,14 @@
         <w:pStyle w:val="FirstParagraph"/>
       </w:pPr>
       <w:r>
+        <w:t xml:space="preserve">The operational deliverable of this study is the satellite-derived phenology product (Sentinel-1/2-based RiceBaCI-GEE pipeline) and its cyclone-flood correction layer; all ground- and field-data sources used below — MODIS MCD12Q2 phenometric land-product dates, ICRISAT VDSA village-level records of transplanting and harvest, district-level Kharif rice yield anomalies, and the Singha et al. (2019) South Asia rice product — serve as independent validators of the satellite retrieval rather than as primary observational inputs. The Sentinel-1/2 product is the artefact released for community uptake (GitHub, Zenodo, Mendeley Data, OSF); the field/ground tiers below establish that the satellite retrieval is statistically defensible against multiple independent reference systems.</w:t>
+      </w:r>
+    </w:p>
+    <w:p>
+      <w:pPr>
+        <w:pStyle w:val="BodyText"/>
+      </w:pPr>
+      <w:r>
         <w:rPr>
           <w:b/>
           <w:bCs/>
@@ -3249,7 +3257,7 @@
         <w:t xml:space="preserve"> </w:t>
       </w:r>
       <w:r>
-        <w:t xml:space="preserve">The full classifier and phenology pipeline are re-run without modification on coastal Andhra Pradesh districts (Srikakulam, Vizianagaram, Visakhapatnam) for 2014–2016, using the LISS-III and Sentinel-1 data available for that period. Cyclone Hudhud made landfall near Visakhapatnam on 12 October 2014. OA, F1, and DiD coefficient estimates for this transferability test are compared with the primary study area results to assess geographic generalisability; this is a complementary geographic transferability probe to the cyclone-class transferability probe of §3.7.2 (Bulbul).</w:t>
+        <w:t xml:space="preserve">The full classifier and phenology pipeline are exercised through the reproducible transferability protocol on coastal Andhra Pradesh districts (Srikakulam, Vizianagaram, Visakhapatnam) for 2014–2016, using the LISS-III and Sentinel-1 data available for that period. Cyclone Hudhud made landfall near Visakhapatnam on 12 October 2014. OA, F1, and DiD coefficient estimates for this Andhra run are released as a reproducible out-of-sample artefact alongside the primary study-area results rather than as a confirmatory geographic-generalisability validation, since the 2014 landfall predates the Sentinel-1 archive that supplies cyclone-flood reference labels in the Odisha panel; this is a complementary geographic transferability probe to the cyclone-class transferability probe of §3.7.2 (Bulbul).</w:t>
       </w:r>
     </w:p>
     <w:bookmarkEnd w:id="44"/>

--- a/manuscript/Manuscript.docx
+++ b/manuscript/Manuscript.docx
@@ -225,7 +225,7 @@
         <w:pStyle w:val="BodyText"/>
       </w:pPr>
       <w:r>
-        <w:t xml:space="preserve">Tropical cyclones disrupt Kharif rice along the Bay of Bengal coast, yet no published study has quantified the bias that cyclone-induced saline storm-surge inundation introduces into Sentinel-1/2 rice phenology retrieval. The C-band SAR backscatter decrease during agronomic transplanting flooding — the primary phenological anchor of rice algorithms — is nearly indistinguishable from storm-surge inundation four to six weeks earlier, silently corrupting SOS, POS and EOS dates. We developed a random-forest classifier fusing Sentinel-1 backscatter, Sentinel-2 indices, JRC water permanence, and ERA5 wind to discriminate the two flood types across five coastal Odisha districts and eight Kharif seasons (2017–2024). The classifier achieved overall accuracy (OA) of 0.844 (F1 = 0.844; n = 96) in a SAR-only variant with the cloud-affected Sentinel-2 features removed — the conservative reportable figure for monsoon-cloud deployment — with the full-feature model (Sentinel-1 + Sentinel-2 indices, requiring median imputation of 102 of 480 LSWI/NDWI values lost to monsoon cloud cover) reaching OA = 0.990 (F1 = 0.990) as an upper bound under cloud-free conditions. Corrected and uncorrected phenological series were compared using a Before-After-Control-Impact framework operationalised as a two-way fixed-effects difference-in-differences (TWFE-DiD) model with district-clustered inference, cross-validated by a five-instrument robustness suite (wild-cluster bootstrap, leave-one-out jackknife, in-space and in-time placebo tests, minimum-detectable-effect analysis, and out-of-sample transferability to Cyclone Bulbul). The DiD coefficient τ̂ for the uncorrected SOS series was +15.289 d (SE 17.328, WCR p = 0.400, 95% CI [−54.0, +84.6]), attenuating to +15.108 d (WCR p = 0.4065) after correction — directionally consistent with the pre-registered prediction τ̂_raw &gt; τ̂_corrected &gt; 0 but indicative rather than confirmatory given that the 95 % CI brackets zero and that diagnostic re-inspection of the phenometric panel reveals double-logistic curve-fit instability in a non-trivial subset of district-year cells (Section 5.4). The corrected EOS coefficient τ̂_EOS = −0.239 d (WCR p = 0.2035) is indistinguishable from zero with all five instruments converging on the same null, evidence that the correction is mechanism-specific to the early-season anchor. We provide the first empirical characterisation of the cyclone-flood confound in SAR rice phenology and an open, Google Earth Engine-deployable correction framework for cyclone-exposed deltas.</w:t>
+        <w:t xml:space="preserve">Tropical cyclones disrupt Kharif rice along the Bay of Bengal coast, yet no published study has quantified the bias that cyclone-induced saline storm-surge inundation introduces into Sentinel-1/2 rice phenology retrieval. The C-band synthetic aperture radar (SAR) backscatter decrease during agronomic transplanting flooding — the primary phenological anchor of rice algorithms — is nearly indistinguishable from storm-surge inundation four to six weeks earlier, silently corrupting start-of-season (SOS), peak-of-season (POS) and end-of-season (EOS) dates. We developed a random-forest classifier fusing Sentinel-1 backscatter, Sentinel-2 indices, JRC water permanence, and ERA5 wind to discriminate the two flood types across five coastal Odisha districts and eight Kharif seasons (2017–2024). The classifier achieved overall accuracy (OA) of 0.844 (F1 = 0.844; n = 96) in a SAR-only variant — the conservative figure for monsoon-cloud deployment — with the full-feature model reaching OA = 0.990 as a cloud-free upper bound. Corrected and uncorrected phenological series were compared using a two-way fixed-effects difference-in-differences (TWFE-DiD) model with district-clustered inference, cross-validated by a five-instrument robustness suite. The DiD coefficient τ̂_SOS was +15.289 d (wild-cluster restricted bootstrap (WCR) p = 0.400) for the uncorrected series, attenuating to +15.108 d (WCR p = 0.4065) after correction — directionally consistent with the pre-registered prediction τ̂_raw &gt; τ̂_corrected &gt; 0 but indicative rather than confirmatory at the eight-cluster panel size. The corrected EOS coefficient is indistinguishable from zero. We provide the first empirical characterisation of the cyclone-flood confound in SAR rice phenology and an open, Google Earth Engine-deployable correction framework for cyclone-exposed deltas.</w:t>
       </w:r>
     </w:p>
     <w:p>
@@ -237,7 +237,7 @@
           <w:b/>
           <w:bCs/>
         </w:rPr>
-        <w:t>Word count (abstract): 302</w:t>
+        <w:t>Word count (abstract): 249</w:t>
       </w:r>
     </w:p>
     <w:p>
@@ -621,7 +621,7 @@
         <w:pStyle w:val="FirstParagraph"/>
       </w:pPr>
       <w:r>
-        <w:t xml:space="preserve">Sentinel-1; SAR-backscatter; rice-phenology; cyclone-inundation; difference-in-differences; coastal-Odisha</w:t>
+        <w:t xml:space="preserve">Sentinel-1; Sentinel-2; SAR; rice; phenology; cyclones; Odisha</w:t>
       </w:r>
     </w:p>
     <w:p>

--- a/manuscript/Manuscript.docx
+++ b/manuscript/Manuscript.docx
@@ -2542,15 +2542,141 @@
           <w:i/>
           <w:iCs/>
         </w:rPr>
-        <w:t xml:space="preserve">y(t) = c_1 + c_2 · ( 1 / (1 + exp(−k_1·(t − t_1))) − 1 / (1 + exp(−k_2·(t − t_2))) )                              (2)</w:t>
-      </w:r>
-    </w:p>
-    <w:p>
-      <w:pPr>
-        <w:pStyle w:val="BodyText"/>
-      </w:pPr>
-      <w:r>
-        <w:t xml:space="preserve">where (y(t)) is the fitted vegetation/backscatter index at time (t); (c_1) is the background level; (c_2) is the seasonal amplitude; (k_1) and (k_2) are the rates of green-up and senescence respectively; and (t_1) and (t_2) are the inflection points of the ascending and descending limbs. The function is fit to each pixel’s smoothed VH + NDVI fused series by nonlinear least squares. Phenological transition dates are then extracted from the fitted curve as follows:</w:t>
+        <w:t xml:space="preserve">y(t) = c₁ + c₂ · ( 1 / (1 + exp(−k₁·(t − t₁))) − 1 / (1 + exp(−k₂·(t − t₂))) )                              (2)</w:t>
+      </w:r>
+    </w:p>
+    <w:p>
+      <w:pPr>
+        <w:pStyle w:val="BodyText"/>
+      </w:pPr>
+      <w:r>
+        <w:t xml:space="preserve">where </w:t>
+      </w:r>
+      <w:r>
+        <w:rPr>
+          <w:i/>
+          <w:iCs/>
+        </w:rPr>
+        <w:t xml:space="preserve">y</w:t>
+      </w:r>
+      <w:r>
+        <w:t xml:space="preserve">(</w:t>
+      </w:r>
+      <w:r>
+        <w:rPr>
+          <w:i/>
+          <w:iCs/>
+        </w:rPr>
+        <w:t xml:space="preserve">t</w:t>
+      </w:r>
+      <w:r>
+        <w:t xml:space="preserve">) is the fitted vegetation/backscatter index at time </w:t>
+      </w:r>
+      <w:r>
+        <w:rPr>
+          <w:i/>
+          <w:iCs/>
+        </w:rPr>
+        <w:t xml:space="preserve">t</w:t>
+      </w:r>
+      <w:r>
+        <w:t xml:space="preserve">; </w:t>
+      </w:r>
+      <w:r>
+        <w:rPr>
+          <w:i/>
+          <w:iCs/>
+        </w:rPr>
+        <w:t xml:space="preserve">c</w:t>
+      </w:r>
+      <w:r>
+        <w:rPr>
+          <w:vertAlign w:val="subscript"/>
+        </w:rPr>
+        <w:t xml:space="preserve">1</w:t>
+      </w:r>
+      <w:r>
+        <w:t xml:space="preserve"> is the background level; </w:t>
+      </w:r>
+      <w:r>
+        <w:rPr>
+          <w:i/>
+          <w:iCs/>
+        </w:rPr>
+        <w:t xml:space="preserve">c</w:t>
+      </w:r>
+      <w:r>
+        <w:rPr>
+          <w:vertAlign w:val="subscript"/>
+        </w:rPr>
+        <w:t xml:space="preserve">2</w:t>
+      </w:r>
+      <w:r>
+        <w:t xml:space="preserve"> is the seasonal amplitude; </w:t>
+      </w:r>
+      <w:r>
+        <w:rPr>
+          <w:i/>
+          <w:iCs/>
+        </w:rPr>
+        <w:t xml:space="preserve">k</w:t>
+      </w:r>
+      <w:r>
+        <w:rPr>
+          <w:vertAlign w:val="subscript"/>
+        </w:rPr>
+        <w:t xml:space="preserve">1</w:t>
+      </w:r>
+      <w:r>
+        <w:t xml:space="preserve"> and </w:t>
+      </w:r>
+      <w:r>
+        <w:rPr>
+          <w:i/>
+          <w:iCs/>
+        </w:rPr>
+        <w:t xml:space="preserve">k</w:t>
+      </w:r>
+      <w:r>
+        <w:rPr>
+          <w:vertAlign w:val="subscript"/>
+        </w:rPr>
+        <w:t xml:space="preserve">2</w:t>
+      </w:r>
+      <w:r>
+        <w:t xml:space="preserve"> are the rates of green-up and senescence respectively; and </w:t>
+      </w:r>
+      <w:r>
+        <w:rPr>
+          <w:i/>
+          <w:iCs/>
+        </w:rPr>
+        <w:t xml:space="preserve">t</w:t>
+      </w:r>
+      <w:r>
+        <w:rPr>
+          <w:vertAlign w:val="subscript"/>
+        </w:rPr>
+        <w:t xml:space="preserve">1</w:t>
+      </w:r>
+      <w:r>
+        <w:t xml:space="preserve"> and </w:t>
+      </w:r>
+      <w:r>
+        <w:rPr>
+          <w:i/>
+          <w:iCs/>
+        </w:rPr>
+        <w:t xml:space="preserve">t</w:t>
+      </w:r>
+      <w:r>
+        <w:rPr>
+          <w:vertAlign w:val="subscript"/>
+        </w:rPr>
+        <w:t xml:space="preserve">2</w:t>
+      </w:r>
+      <w:r>
+        <w:t xml:space="preserve"> are the inflection points of the ascending and descending limbs. The function is fit to each pixel’s smoothed VH + NDVI fused series by nonlinear least squares. Phenological transition dates are then extracted from the fitted curve as follows:</w:t>
       </w:r>
     </w:p>
     <w:p>

--- a/manuscript/Manuscript.docx
+++ b/manuscript/Manuscript.docx
@@ -229,300 +229,6 @@
       </w:r>
     </w:p>
     <w:p>
-      <w:pPr>
-        <w:pStyle w:val="BodyText"/>
-      </w:pPr>
-      <w:r>
-        <w:rPr>
-          <w:b/>
-          <w:bCs/>
-        </w:rPr>
-        <w:t>Word count (abstract): 249</w:t>
-      </w:r>
-    </w:p>
-    <w:p>
-      <w:pPr>
-        <w:pStyle w:val="BlockText"/>
-      </w:pPr>
-      <w:r>
-        <w:rPr>
-          <w:b/>
-          <w:bCs/>
-        </w:rPr>
-        <w:t xml:space="preserve">Provenance &amp; Scope (release v1.0.1-submission, 2026-06-08).</w:t>
-      </w:r>
-      <w:r>
-        <w:t xml:space="preserve"> </w:t>
-      </w:r>
-      <w:r>
-        <w:t xml:space="preserve">All</w:t>
-      </w:r>
-      <w:r>
-        <w:t xml:space="preserve"> </w:t>
-      </w:r>
-      <w:r>
-        <w:t xml:space="preserve">empirical numbers in this manuscript are estimated from the real</w:t>
-      </w:r>
-      <w:r>
-        <w:t xml:space="preserve"> </w:t>
-      </w:r>
-      <w:r>
-        <w:t xml:space="preserve">Sentinel-1 + Sentinel-2 phenology panel for eight coastal and inland</w:t>
-      </w:r>
-      <w:r>
-        <w:t xml:space="preserve"> </w:t>
-      </w:r>
-      <w:r>
-        <w:t xml:space="preserve">Odisha districts across eight Kharif seasons (2017–2024). The district-</w:t>
-      </w:r>
-      <w:r>
-        <w:t xml:space="preserve"> </w:t>
-      </w:r>
-      <w:r>
-        <w:t xml:space="preserve">aggregated BACI panel contains 384 district-season observations (8</w:t>
-      </w:r>
-      <w:r>
-        <w:t xml:space="preserve"> </w:t>
-      </w:r>
-      <w:r>
-        <w:t xml:space="preserve">districts × 8 years × 6 covariate columns) from which 64 district-year</w:t>
-      </w:r>
-      <w:r>
-        <w:t xml:space="preserve"> </w:t>
-      </w:r>
-      <w:r>
-        <w:t xml:space="preserve">rows enter the SOS and POS TWFE-DiD specifications. The EOS panel has</w:t>
-      </w:r>
-      <w:r>
-        <w:t xml:space="preserve"> </w:t>
-      </w:r>
-      <w:r>
-        <w:t xml:space="preserve">n = 44 valid district-year rows because EOS dates are mechanically</w:t>
-      </w:r>
-      <w:r>
-        <w:t xml:space="preserve"> </w:t>
-      </w:r>
-      <w:r>
-        <w:t xml:space="preserve">right-censored in 20 of 64 district-year cells where post-peak NDVI never</w:t>
-      </w:r>
-      <w:r>
-        <w:t xml:space="preserve"> </w:t>
-      </w:r>
-      <w:r>
-        <w:t xml:space="preserve">exceeds the 0.4 detection threshold — concentrated in cyclone-damaged</w:t>
-      </w:r>
-      <w:r>
-        <w:t xml:space="preserve"> </w:t>
-      </w:r>
-      <w:r>
-        <w:t xml:space="preserve">coastal pixels (Section 3.6, Sample construction; §5.4). The saline-flood</w:t>
-      </w:r>
-      <w:r>
-        <w:t xml:space="preserve"> </w:t>
-      </w:r>
-      <w:r>
-        <w:t xml:space="preserve">random-forest classifier (v0.3.0) is trained on n = 480 labels sourced</w:t>
-      </w:r>
-      <w:r>
-        <w:t xml:space="preserve"> </w:t>
-      </w:r>
-      <w:r>
-        <w:t xml:space="preserve">entirely from public products — 80 from the Copernicus EMS EMSR357 master</w:t>
-      </w:r>
-      <w:r>
-        <w:t xml:space="preserve"> </w:t>
-      </w:r>
-      <w:r>
-        <w:t xml:space="preserve">delineation of Cyclone Fani (2019), 80 each from Sentinel-1 SAR pre/post</w:t>
-      </w:r>
-      <w:r>
-        <w:t xml:space="preserve"> </w:t>
-      </w:r>
-      <w:r>
-        <w:t xml:space="preserve">change-detection on Cyclones Amphan (2020) and Yaas (2021) following</w:t>
-      </w:r>
-      <w:r>
-        <w:t xml:space="preserve"> </w:t>
-      </w:r>
-      <w:r>
-        <w:t xml:space="preserve">Voigt et al. (2007), Twele et al. (2016) and the UN-SPIDER (2019)</w:t>
-      </w:r>
-      <w:r>
-        <w:t xml:space="preserve"> </w:t>
-      </w:r>
-      <w:r>
-        <w:t xml:space="preserve">Recommended Practice, and 240 agronomic-flood labels sampled from a</w:t>
-      </w:r>
-      <w:r>
-        <w:t xml:space="preserve"> </w:t>
-      </w:r>
-      <w:r>
-        <w:t xml:space="preserve">Sentinel-1 VH ∩ ESA WorldCover cropland ∩ JRC seasonal-water mask in</w:t>
-      </w:r>
-      <w:r>
-        <w:t xml:space="preserve"> </w:t>
-      </w:r>
-      <w:r>
-        <w:t xml:space="preserve">non-cyclone windows. No manual labelling was used to construct the</w:t>
-      </w:r>
-      <w:r>
-        <w:t xml:space="preserve"> </w:t>
-      </w:r>
-      <w:r>
-        <w:t xml:space="preserve">classifier training set: the n = 480 reference-label set described in</w:t>
-      </w:r>
-      <w:r>
-        <w:t xml:space="preserve"> </w:t>
-      </w:r>
-      <w:r>
-        <w:t xml:space="preserve">Section 2.4 is generated entirely by automated multi-source provenance</w:t>
-      </w:r>
-      <w:r>
-        <w:t xml:space="preserve"> </w:t>
-      </w:r>
-      <w:r>
-        <w:t xml:space="preserve">(Copernicus EMS EMSR357 for Fani; UN-SPIDER (2019) Sentinel-1 pre/post</w:t>
-      </w:r>
-      <w:r>
-        <w:t xml:space="preserve"> </w:t>
-      </w:r>
-      <w:r>
-        <w:t xml:space="preserve">change-detection for Amphan and Yaas; Sentinel-1∩WorldCover∩JRC mask for</w:t>
-      </w:r>
-      <w:r>
-        <w:t xml:space="preserve"> </w:t>
-      </w:r>
-      <w:r>
-        <w:t xml:space="preserve">the agronomic-flood negative class), with no analyst visual</w:t>
-      </w:r>
-      <w:r>
-        <w:t xml:space="preserve"> </w:t>
-      </w:r>
-      <w:r>
-        <w:t xml:space="preserve">interpretation involved. The originally pre-registered PlanetScope</w:t>
-      </w:r>
-      <w:r>
-        <w:t xml:space="preserve"> </w:t>
-      </w:r>
-      <w:r>
-        <w:t xml:space="preserve">NICFI / §E5 Sentinel-2 visual-interpretation fallback path (OSF c4mp8)</w:t>
-      </w:r>
-      <w:r>
-        <w:t xml:space="preserve"> </w:t>
-      </w:r>
-      <w:r>
-        <w:t xml:space="preserve">was not exercised; the team chose to deliver the present automated,</w:t>
-      </w:r>
-      <w:r>
-        <w:t xml:space="preserve"> </w:t>
-      </w:r>
-      <w:r>
-        <w:t xml:space="preserve">reproducible, analyst-independent label provenance instead, and the</w:t>
-      </w:r>
-      <w:r>
-        <w:t xml:space="preserve"> </w:t>
-      </w:r>
-      <w:r>
-        <w:t xml:space="preserve">deviation is logged transparently in the OSF wiki and in §2.4 and §5.4</w:t>
-      </w:r>
-      <w:r>
-        <w:t xml:space="preserve"> </w:t>
-      </w:r>
-      <w:r>
-        <w:t xml:space="preserve">of this manuscript. The full label set is documented in the Mendeley</w:t>
-      </w:r>
-      <w:r>
-        <w:t xml:space="preserve"> </w:t>
-      </w:r>
-      <w:r>
-        <w:t xml:space="preserve">Data deposit (file:</w:t>
-      </w:r>
-      <w:r>
-        <w:t xml:space="preserve"> </w:t>
-      </w:r>
-      <w:r>
-        <w:rPr>
-          <w:rStyle w:val="VerbatimChar"/>
-        </w:rPr>
-        <w:t xml:space="preserve">labels_panel_n480.csv</w:t>
-      </w:r>
-      <w:r>
-        <w:t xml:space="preserve">). The classifier achieves</w:t>
-      </w:r>
-      <w:r>
-        <w:t xml:space="preserve"> </w:t>
-      </w:r>
-      <w:r>
-        <w:t xml:space="preserve">OA = 0.990 / F1 = 0.990 on the stratified 80/20 hold-out (n = 96) and</w:t>
-      </w:r>
-      <w:r>
-        <w:t xml:space="preserve"> </w:t>
-      </w:r>
-      <w:r>
-        <w:t xml:space="preserve">OA = 0.996 / F1 = 0.996 under 5-fold cross-validation. A SAR-only</w:t>
-      </w:r>
-      <w:r>
-        <w:t xml:space="preserve"> </w:t>
-      </w:r>
-      <w:r>
-        <w:t xml:space="preserve">robustness variant with the cloud-affected Sentinel-2 features removed</w:t>
-      </w:r>
-      <w:r>
-        <w:t xml:space="preserve"> </w:t>
-      </w:r>
-      <w:r>
-        <w:t xml:space="preserve">(102 of 480 LSWI/NDWI values required median imputation from monsoon</w:t>
-      </w:r>
-      <w:r>
-        <w:t xml:space="preserve"> </w:t>
-      </w:r>
-      <w:r>
-        <w:t xml:space="preserve">cloud cover) achieves OA = 0.844 / F1 = 0.844 (5-fold CV OA = 0.831);</w:t>
-      </w:r>
-      <w:r>
-        <w:t xml:space="preserve"> </w:t>
-      </w:r>
-      <w:r>
-        <w:t xml:space="preserve">we treat the SAR-only number as the conservative reportable figure and</w:t>
-      </w:r>
-      <w:r>
-        <w:t xml:space="preserve"> </w:t>
-      </w:r>
-      <w:r>
-        <w:t xml:space="preserve">the full-feature number as an upper bound. All four OSF §S3.7</w:t>
-      </w:r>
-      <w:r>
-        <w:t xml:space="preserve"> </w:t>
-      </w:r>
-      <w:r>
-        <w:t xml:space="preserve">falsifiability checks pass (Table S10). The pre-registered design</w:t>
-      </w:r>
-      <w:r>
-        <w:t xml:space="preserve"> </w:t>
-      </w:r>
-      <w:r>
-        <w:t xml:space="preserve">(OSF c4mp8) and the five-instrument robustness suite are unchanged.</w:t>
-      </w:r>
-      <w:r>
-        <w:t xml:space="preserve"> </w:t>
-      </w:r>
-      <w:r>
-        <w:t xml:space="preserve">All inputs, scripts, and outputs are public at the GitHub repository,</w:t>
-      </w:r>
-      <w:r>
-        <w:t xml:space="preserve"> </w:t>
-      </w:r>
-      <w:r>
-        <w:t xml:space="preserve">the Zenodo concept DOI, and the Mendeley Data deposit listed in the</w:t>
-      </w:r>
-      <w:r>
-        <w:t xml:space="preserve"> </w:t>
-      </w:r>
-      <w:r>
-        <w:t xml:space="preserve">Data Availability Statement.</w:t>
-      </w:r>
-    </w:p>
-    <w:p>
       <w:r>
         <w:pict>
           <v:rect style="width:0;height:1.5pt" o:hralign="center" o:hrstd="t" o:hr="t"/>
@@ -532,74 +238,6 @@
     <w:bookmarkEnd w:id="21"/>
     <w:bookmarkStart w:id="22" w:name="highlights"/>
     <w:p>
-      <w:pPr>
-        <w:pStyle w:val="Heading2"/>
-      </w:pPr>
-      <w:r>
-        <w:t xml:space="preserve">Highlights</w:t>
-      </w:r>
-    </w:p>
-    <w:p>
-      <w:pPr>
-        <w:pStyle w:val="Compact"/>
-        <w:numPr>
-          <w:ilvl w:val="0"/>
-          <w:numId w:val="1001"/>
-        </w:numPr>
-      </w:pPr>
-      <w:r>
-        <w:t xml:space="preserve">First framework to separate cyclone storm-surge from agronomic rice flooding in SAR</w:t>
-      </w:r>
-    </w:p>
-    <w:p>
-      <w:pPr>
-        <w:pStyle w:val="Compact"/>
-        <w:numPr>
-          <w:ilvl w:val="0"/>
-          <w:numId w:val="1001"/>
-        </w:numPr>
-      </w:pPr>
-      <w:r>
-        <w:t xml:space="preserve">Sentinel-1/2 fusion with random forest classifies saline inundation at 10-m scale</w:t>
-      </w:r>
-    </w:p>
-    <w:p>
-      <w:pPr>
-        <w:pStyle w:val="Compact"/>
-        <w:numPr>
-          <w:ilvl w:val="0"/>
-          <w:numId w:val="1001"/>
-        </w:numPr>
-      </w:pPr>
-      <w:r>
-        <w:t xml:space="preserve">BACI design across Cyclones Fani, Amphan, Yaas reveals systematic phenology bias</w:t>
-      </w:r>
-    </w:p>
-    <w:p>
-      <w:pPr>
-        <w:pStyle w:val="Compact"/>
-        <w:numPr>
-          <w:ilvl w:val="0"/>
-          <w:numId w:val="1001"/>
-        </w:numPr>
-      </w:pPr>
-      <w:r>
-        <w:t xml:space="preserve">BACI-corrected tau_SOS shifts from +15.29 to +15.11 days versus raw estimate</w:t>
-      </w:r>
-    </w:p>
-    <w:p>
-      <w:pPr>
-        <w:pStyle w:val="Compact"/>
-        <w:numPr>
-          <w:ilvl w:val="0"/>
-          <w:numId w:val="1001"/>
-        </w:numPr>
-      </w:pPr>
-      <w:r>
-        <w:t xml:space="preserve">Open-source RiceBaCI-GEE toolkit released for transfer to other Asian deltas</w:t>
-      </w:r>
-    </w:p>
-    <w:p>
       <w:r>
         <w:pict>
           <v:rect style="width:0;height:1.5pt" o:hralign="center" o:hrstd="t" o:hr="t"/>
@@ -632,13 +270,13 @@
       </w:r>
     </w:p>
     <w:bookmarkEnd w:id="23"/>
-    <w:bookmarkStart w:id="24" w:name="abbreviations"/>
+    <w:bookmarkStart w:id="25" w:name="introduction"/>
     <w:p>
       <w:pPr>
         <w:pStyle w:val="Heading2"/>
       </w:pPr>
       <w:r>
-        <w:t xml:space="preserve">Abbreviations</w:t>
+        <w:t xml:space="preserve">1. Introduction</w:t>
       </w:r>
     </w:p>
     <w:p>
@@ -646,92 +284,52 @@
         <w:pStyle w:val="FirstParagraph"/>
       </w:pPr>
       <w:r>
-        <w:rPr>
-          <w:b/>
-          <w:bCs/>
-        </w:rPr>
-        <w:t xml:space="preserve">Sensors and Earth-observation products.</w:t>
-      </w:r>
-      <w:r>
-        <w:t xml:space="preserve"> </w:t>
-      </w:r>
-      <w:r>
-        <w:t xml:space="preserve">SAR — synthetic aperture radar; VH — vertical-transmit, horizontal-receive (Sentinel-1 cross-polarisation); VV — vertical-transmit, vertical-receive (Sentinel-1 co-polarisation); CR — cross-ratio of VH to VV polarisation (CR = VH/VV); NDVI — Normalised Difference Vegetation Index; NDWI — Normalised Difference Water Index; LSWI — Land Surface Water Index; EVI/EVI2 — Enhanced Vegetation Index / two-band EVI; CIre — Chlorophyll Index Red-Edge; SCL — Sentinel-2 Scene Classification Layer; SNAP — Sentinel Application Platform (ESA); STAC — SpatioTemporal Asset Catalog; NICFI — Norway’s International Climate and Forest Initiative; KSAT — Kongsberg Satellite Services; TFO — Tropical Forest Observatory; LISS-III — Linear Imaging Self-Scanning Sensor III (IRS Resourcesat); GSW — Global Surface Water (JRC); MOD13Q1 — MODIS Terra Vegetation Indices 16-Day L3 Global 250 m product; MCD12Q2 — MODIS Land Cover Dynamics product; LP DAAC — Land Processes Distributed Active Archive Center (NASA); EOSDIS — Earth Observing System Data and Information System (NASA); EMS — Emergency Management Service (Copernicus); EMSR357 — Copernicus EMS Rapid Mapping activation 357 (Cyclone Fani); ERA5 — ECMWF Reanalysis v5; ECMWF — European Centre for Medium-range Weather Forecasts; JRC — Joint Research Centre (European Commission); ESA — European Space Agency; UN-SPIDER — United Nations Platform for Space-based Information for Disaster Management and Emergency Response; IBTrACS — International Best Track Archive for Climate Stewardship; NCEI — National Centers for Environmental Information (NOAA); NOAA — National Oceanic and Atmospheric Administration; IMD — India Meteorological Department; ESCAP-WMO — Economic and Social Commission for Asia and the Pacific–World Meteorological Organization (Typhoon Committee classification scheme); ESCS — Extremely Severe Cyclonic Storm; VSCS — Very Severe Cyclonic Storm; SuCS — Super Cyclonic Storm.</w:t>
-      </w:r>
-    </w:p>
-    <w:p>
-      <w:pPr>
-        <w:pStyle w:val="BodyText"/>
-      </w:pPr>
-      <w:r>
-        <w:rPr>
-          <w:b/>
-          <w:bCs/>
-        </w:rPr>
-        <w:t xml:space="preserve">Geographic and administrative datasets.</w:t>
-      </w:r>
-      <w:r>
-        <w:t xml:space="preserve"> </w:t>
-      </w:r>
-      <w:r>
-        <w:t xml:space="preserve">GAUL — Global Administrative Unit Layers (FAO Level-2 administrative boundaries); FAO — Food and Agriculture Organization (United Nations); GIEWS — Global Information and Early Warning System (FAO); ICRISAT — International Crops Research Institute for the Semi-Arid Tropics; IFPRI — International Food Policy Research Institute; IRRI — International Rice Research Institute; VDSA — Village Dynamics in South Asia (ICRISAT/IFPRI microdata); GEE — Google Earth Engine.</w:t>
-      </w:r>
-    </w:p>
-    <w:p>
-      <w:pPr>
-        <w:pStyle w:val="BodyText"/>
-      </w:pPr>
-      <w:r>
-        <w:rPr>
-          <w:b/>
-          <w:bCs/>
-        </w:rPr>
-        <w:t xml:space="preserve">Phenology and crop variables.</w:t>
-      </w:r>
-      <w:r>
-        <w:t xml:space="preserve"> </w:t>
-      </w:r>
-      <w:r>
-        <w:t xml:space="preserve">SOS — start of season; POS — peak of season; EOS — end of season; PI — panicle initiation; BBCH — Biologische Bundesanstalt, Bundessortenamt und CHemische Industrie phenology scale; DOY — day of year; HANTS — Harmonic Analysis of Time Series; TIMESAT — phenology extraction software (Jönsson and Eklundh, 2004); GCV — generalised cross-validation; λ — Whittaker smoothing parameter; APSIM — Agricultural Production Systems sIMulator; ORYZA2000 — IRRI rice crop simulation model; DSSAT — Decision Support System for Agrotechnology Transfer; CGM — crop growth model; DSR — direct-seeded rice; MJO — Madden-Julian Oscillation (mentioned in Note S2 climatology).</w:t>
-      </w:r>
-    </w:p>
-    <w:p>
-      <w:pPr>
-        <w:pStyle w:val="BodyText"/>
-      </w:pPr>
-      <w:r>
-        <w:rPr>
-          <w:b/>
-          <w:bCs/>
-        </w:rPr>
-        <w:t xml:space="preserve">Statistics, study design, and inference.</w:t>
-      </w:r>
-      <w:r>
-        <w:t xml:space="preserve"> </w:t>
-      </w:r>
-      <w:r>
-        <w:t xml:space="preserve">BACI — Before-After-Control-Impact; DiD — difference-in-differences; TWFE — two-way fixed effects; FE — fixed effects; ATT — average treatment effect on the treated (denoted τ); β — pre-trend slope coefficient (Eq. pre-trend test); α — significance level (0.05 throughout); σ_idio — empirical idiosyncratic standard deviation of probe-district pre-period SOS baselines (= 19.88 d); ε — regression residual; Δ — change/difference operator; G — number of clusters (G = 8 districts); RQ1/RQ2/RQ3 — Research Questions 1–3; SE — standard error; SD — standard deviation; CI — confidence interval; CR1 — Stata-style cluster-robust variance with small-sample (degrees-of-freedom) correction; CRV — cluster-robust variance; WCR — wild cluster restricted bootstrap (Cameron et al., 2008; Roodman et al., 2019; B = 499 replications unless stated); LOO — leave-one-out (cluster jackknife); CV — cross-validation; MDE — minimum detectable effect; SUTVA — stable unit treatment value assumption; DAG — directed acyclic graph; H1/H2 — pre-registered hypothesis 1 / 2 (locked at OSF c4mp8); PASS —</w:t>
-      </w:r>
-      <w:r>
-        <w:t xml:space="preserve"> </w:t>
+        <w:t xml:space="preserve">Rice (</w:t>
       </w:r>
       <w:r>
         <w:rPr>
           <w:i/>
           <w:iCs/>
         </w:rPr>
-        <w:t xml:space="preserve">a priori</w:t>
-      </w:r>
-      <w:r>
-        <w:t xml:space="preserve">-defined verdict label for falsifiability tests (text label, not an acronym); RF — random-forest; OA — overall accuracy; F1 — harmonic mean of precision and recall; UA/PA — user’s accuracy / producer’s accuracy; MAE — mean absolute error; RMSE — root mean square error; PI — prediction interval (when used in §3.6 Bulbul context; distinct from panicle initiation, which is spelled out at each occurrence).</w:t>
-      </w:r>
-    </w:p>
-    <w:p>
-      <w:pPr>
-        <w:pStyle w:val="BodyText"/>
-      </w:pPr>
-      <w:r>
-        <w:t xml:space="preserve">Mathematical and statistical symbols introduced within specific equations (e.g., Y_dt, α_d, β_1, β_2, ε_dt, τ̂, p_perm, t_(α/2, G−1)) are defined at first use in each equation and again in the figure or table caption where they next appear; subscript usage follows the convention defined in the equation panel of §3.6 and is consistent throughout.</w:t>
+        <w:t xml:space="preserve">Oryza sativa</w:t>
+      </w:r>
+      <w:r>
+        <w:t xml:space="preserve"> </w:t>
+      </w:r>
+      <w:r>
+        <w:t xml:space="preserve">L.) underpins the food security of more than three billion people across tropical and sub-tropical Asia (Wassmann et al., 2009). In low-elevation coastal deltas — where approximately 11% of global rice area is cultivated — interannual climate variability and extreme events pose an escalating threat to crop establishment and yield stability (Wassmann et al., 2009; IPCC, 2022). Tropical cyclones are among the most damaging of these extremes: storm surges deposit saline water across rice paddies during or immediately before the transplanting season, delaying sowing, reducing germination, and in the most severe cases destroying the crop entirely before it reaches the canopy formation stage. The Bay of Bengal basin is the most cyclone-active maritime region in the northern Indian Ocean, accounting for approximately 80% of all North Indian Ocean tropical cyclone landfalls (IMD, 2020), and its eastern coastline — encompassing the low-lying river deltas of Odisha, Andhra Pradesh, West Bengal, and the Ganges–Brahmaputra–Meghna system — is simultaneously among the world’s most rice-intensive and most cyclone-exposed agricultural landscapes. As climate projections consistently indicate increasing cyclone intensity and coastal inundation frequency over the coming decades (IPCC, 2022), the capacity to accurately monitor and quantify cyclone-driven disruption to rice phenology from satellite observations is not merely a technical challenge but a prerequisite for evidence-based adaptation policy, crop insurance design, and humanitarian early-warning systems.</w:t>
+      </w:r>
+    </w:p>
+    <w:p>
+      <w:pPr>
+        <w:pStyle w:val="BodyText"/>
+      </w:pPr>
+      <w:r>
+        <w:t xml:space="preserve">Satellite remote sensing offers unrivalled capacity for multi-year phenological monitoring at the spatial resolution and temporal frequency operational agriculture demands. The fusion of Sentinel-1 SAR and Sentinel-2 multispectral optical data — both freely accessible at 10 m with 6- and 5-day repeats — has emerged as the dominant paradigm for rice phenology retrieval in cloud-prone tropical regions. Meroni et al. (2021) showed that the SAR cross-ratio (VH/VV) and NDVI series provide complementary, statistically comparable phenological signals across major European crops. Singha et al. (2019) produced the first 10 m South Asian rice classification from Sentinel-1 + MODIS, establishing the VH backscatter trough during transplanting flooding as a robust detection anchor. Hu et al. (2023) adapted this approach to multi-cropping rice in Jiangsu, showing SAR-optical fusion outperforms single-sensor methods under persistent cloud cover. Minasny et al. (2022) and Xu et al. (2024) refined retrieval with time-series smoothing and adaptive thresholds; Shi et al. (2024), Wang et al. (2024), and Shen and Liao (2025) extended fusion to high-frequency composites and direct-seeding detection; Rangasamy et al. (2025) demonstrated SAR-only date retrieval for coastal Tamil Nadu; Fikriyah et al. (2019) separated dry-seeded from transplanted rice in Indonesia via SAR discriminant analysis; and Konkathi et al. (2024) applied multi-polarisation SAR metrics across coastal Andhra Pradesh. Across this body of work, the SAR backscatter decrease during transplanting flooding serves as the universal phenological anchor — reliable under normal agronomic conditions but ambiguous, and potentially misleading, under cyclone-disrupted coastal conditions.</w:t>
+      </w:r>
+    </w:p>
+    <w:p>
+      <w:pPr>
+        <w:pStyle w:val="BodyText"/>
+      </w:pPr>
+      <w:r>
+        <w:t xml:space="preserve">The core problem motivating this study has not been addressed in any of the above-cited works, nor in any other published remote sensing study: cyclone-induced saline storm-surge inundation produces a near-identical SAR backscatter signal to agronomic transplanting flooding in rice pixels. Both events cause a pronounced decrease in VH and VV backscatter as shallow, smooth water replaces the rougher vegetated or bare-soil surface (Hoshikawa et al., 2023; Wali et al., 2020). When a tropical cyclone makes landfall immediately before or during the Kharif transplanting season — as occurred with Cyclone Fani (May 2019), Cyclone Amphan (May 2020), and Cyclone Yaas (May 2021) along the Odisha coast — the surge-induced backscatter trough can precede the agronomic trough by four to six weeks, or can completely mask the agronomic signal if surge-derived standing water persists into the transplanting window. Algorithms that do not account for this confound will systematically assign an erroneous SOS date — typically several weeks earlier than the true agronomic transplanting date — introducing a bias that cascades through the entire phenological calendar (SOS, POS, EOS) and corrupts any derived sowing-date product, growing-season length estimate, or assimilation input for crop simulation models. Pham-Van et al. (2020) noted that the coupling between soil salinity and rice growth phenology under inundation remains poorly characterised from remote sensing data, and that no study has attempted to disentangle salinity-driven and agronomy-driven SAR signals in the transplanting window. Wali et al. (2020) documented signal saturation and ambiguity in SAR backscatter for flooded paddy under varying inundation depths — conditions directly analogous to storm-surge flooding — but did not address the confound with agronomic transplanting. The dual-pol scattering physics underpinning this confound — together with the depth × roughness × dwell-time argument that motivates the seven-feature classifier feature set — is developed in Supplementary Note S3 (Backscatter signatures), with canonical signature values tabulated in Table S9 and the mechanism-by-mechanism summary illustrated in Figure S2. These gaps collectively define a critical methodological blind spot in the entire rice phenology retrieval literature.</w:t>
+      </w:r>
+    </w:p>
+    <w:p>
+      <w:pPr>
+        <w:pStyle w:val="BodyText"/>
+      </w:pPr>
+      <w:r>
+        <w:t xml:space="preserve">Coastal Odisha provides an ideal natural laboratory for characterising and correcting this confound. The state faces the Bay of Bengal directly, receiving an average of two to three significant cyclone landfalls per decade, with the most recent cluster — Fani (Extremely Severe Cyclonic Storm, Category 4 equivalent, 3 May 2019), Amphan (Super Cyclonic Storm, 20 May 2020), and Yaas (Very Severe Cyclonic Storm, 26 May 2021) — occurring within three consecutive Kharif pre-seasons. These three events provide three independent treatment years bracketed by five control Kharif seasons (2017, 2018, 2022, 2023, 2024) within the Sentinel-1 temporal archive, enabling a rigorous quasi-experimental Before-After-Control-Impact (BACI) design (Smith, 2002) operationalised as a two-way fixed-effects difference-in-differences specification (§3.6). The five coastal districts of Balasore, Bhadrak, Kendrapara, Jagatsinghpur, and Puri together constitute one of the most rice-intensive coastal zones in India, with Kharif rice occupying an estimated 3.1 million ha across Odisha’s coastal belt and contributing substantially to the livelihoods of smallholder farming households that remain among the most climate-vulnerable in South Asia. Despite this socioeconomic importance and the frequency of cyclone impacts, no prior study has applied SAR-optical phenology retrieval to any of these five districts, let alone attempted to characterise the cyclone-flood confound within them.</w:t>
+      </w:r>
+    </w:p>
+    <w:p>
+      <w:pPr>
+        <w:pStyle w:val="BodyText"/>
+      </w:pPr>
+      <w:r>
+        <w:t xml:space="preserve">The aims of this study are threefold, formulated as pre-registered hypotheses on the Open Science Framework (OSF; https://osf.io/c4mp8). Research Question 1 (RQ1): Can a multi-feature classifier combining Sentinel-1 backscatter, Sentinel-2 spectral indices, JRC water permanence, and ERA5 wind speed discriminate cyclone-induced saline inundation from agronomic transplanting flooding in coastal Odisha rice pixels at overall accuracy ≥ 88 % and F1 ≥ 0.85? Research Question 2 (RQ2): When the cyclone-flood confound is corrected, do detected SOS, POS, and EOS dates differ from uncorrected estimates by ≥ 7 days during cyclone-impacted Kharif seasons (2019, 2020, 2021) but by &lt; 2 days during control seasons (2017, 2018, 2022, 2023, 2024)? Research Question 3 (RQ3): Does a TWFE-DiD specification (Eq. 4) reveal a significant cyclone-exposure treatment effect for phenological dates in the uncorrected series, and does this effect weaken or disappear after correction? Four specific contributions follow: (i) the first empirical characterisation of the cyclone-flood confound in SAR rice phenology for any Bay of Bengal coastal district; (ii) a multi-feature random-forest classifier separating saline storm-surge from agronomic flooding at 10 m pixel level; (iii) a TWFE-DiD assessment of cyclone-induced bias across eight Kharif seasons with a five-instrument robustness suite (WCR bootstrap, jackknife, two placebos, MDE/power, transferability) appropriate for G = 8 inference; and (iv) an open Google Earth Engine toolkit (RiceBaCI-GEE) validated on coastal Odisha and exercised through a reproducible transferability protocol over Cyclone Hudhud (2014) Andhra Pradesh districts (out-of-sample check, since Sentinel-1 is unavailable for the 2014 landfall; §3.7). The paper is structured: §2 study area and data; §3 methods; §4 results; §5 discussion; §6 conclusions.</w:t>
       </w:r>
     </w:p>
     <w:p>
@@ -741,77 +339,6 @@
         </w:pict>
       </w:r>
     </w:p>
-    <w:bookmarkEnd w:id="24"/>
-    <w:bookmarkStart w:id="25" w:name="introduction"/>
-    <w:p>
-      <w:pPr>
-        <w:pStyle w:val="Heading2"/>
-      </w:pPr>
-      <w:r>
-        <w:t xml:space="preserve">1. Introduction</w:t>
-      </w:r>
-    </w:p>
-    <w:p>
-      <w:pPr>
-        <w:pStyle w:val="FirstParagraph"/>
-      </w:pPr>
-      <w:r>
-        <w:t xml:space="preserve">Rice (</w:t>
-      </w:r>
-      <w:r>
-        <w:rPr>
-          <w:i/>
-          <w:iCs/>
-        </w:rPr>
-        <w:t xml:space="preserve">Oryza sativa</w:t>
-      </w:r>
-      <w:r>
-        <w:t xml:space="preserve"> </w:t>
-      </w:r>
-      <w:r>
-        <w:t xml:space="preserve">L.) underpins the food security of more than three billion people across tropical and sub-tropical Asia (Wassmann et al., 2009). In low-elevation coastal deltas — where approximately 11% of global rice area is cultivated — interannual climate variability and extreme events pose an escalating threat to crop establishment and yield stability (Wassmann et al., 2009; IPCC, 2022). Tropical cyclones are among the most damaging of these extremes: storm surges deposit saline water across rice paddies during or immediately before the transplanting season, delaying sowing, reducing germination, and in the most severe cases destroying the crop entirely before it reaches the canopy formation stage. The Bay of Bengal basin is the most cyclone-active maritime region in the northern Indian Ocean, accounting for approximately 80% of all North Indian Ocean tropical cyclone landfalls (IMD, 2020), and its eastern coastline — encompassing the low-lying river deltas of Odisha, Andhra Pradesh, West Bengal, and the Ganges–Brahmaputra–Meghna system — is simultaneously among the world’s most rice-intensive and most cyclone-exposed agricultural landscapes. As climate projections consistently indicate increasing cyclone intensity and coastal inundation frequency over the coming decades (IPCC, 2022), the capacity to accurately monitor and quantify cyclone-driven disruption to rice phenology from satellite observations is not merely a technical challenge but a prerequisite for evidence-based adaptation policy, crop insurance design, and humanitarian early-warning systems.</w:t>
-      </w:r>
-    </w:p>
-    <w:p>
-      <w:pPr>
-        <w:pStyle w:val="BodyText"/>
-      </w:pPr>
-      <w:r>
-        <w:t xml:space="preserve">Satellite remote sensing offers an unrivalled capacity for systematic, multi-year phenological monitoring at the spatial resolution and temporal frequency demanded by operational agriculture. The fusion of Sentinel-1 synthetic aperture radar (SAR) and Sentinel-2 multispectral optical data — both freely accessible at 10 m native resolution with repeat intervals of 6 and 5 days respectively — has emerged as the dominant paradigm for rice phenology retrieval in cloud-prone tropical regions where optical-only approaches fail for months at a time. Meroni et al. (2021) demonstrated that the SAR cross-ratio (VH/VV) and NDVI time series provide complementary and statistically comparable phenological signals across major European crops at field scale. Singha et al. (2019) produced the first 10 m South Asian rice classification using combined Sentinel-1 and MODIS data, establishing the phenological trough in VH backscatter during transplanting flooding as a robust detection signal. Hu et al. (2023) adapted this approach to multi-cropping rice systems in Jiangsu, China, demonstrating that SAR-optical fusion substantially outperforms single-sensor methods under persistent cloud cover. Minasny et al. (2022) and Xu et al. (2024) further refined phenology retrieval with time-series smoothing and adaptive threshold strategies. More recently, Shi et al. (2024), Wang et al. (2024), and Shen and Liao (2025) extended SAR-optical fusion to high-frequency composite workflows and direct seeding detection, while Rangasamy et al. (2025) demonstrated robust phenological date retrieval for coastal Tamil Nadu rice systems using Sentinel-1 time series alone. Fikriyah et al. (2019) showed that discriminant analysis of SAR backscatter features can separate dry-seeded from transplanted rice in Indonesia, and Konkathi et al. (2024) applied multi-polarisation SAR metrics to detect Kharif rice across coastal Andhra Pradesh. Across this body of work, the SAR backscatter decrease during the transplanting flooding period serves as the fundamental and universal phenological anchor. It is this anchor — reliable under normal agronomic conditions — that becomes ambiguous, and potentially misleading, under cyclone-disrupted coastal conditions.</w:t>
-      </w:r>
-    </w:p>
-    <w:p>
-      <w:pPr>
-        <w:pStyle w:val="BodyText"/>
-      </w:pPr>
-      <w:r>
-        <w:t xml:space="preserve">The core problem motivating this study has not been addressed in any of the above-cited works, nor in any other published remote sensing study: cyclone-induced saline storm-surge inundation produces a near-identical SAR backscatter signal to agronomic transplanting flooding in rice pixels. Both events cause a pronounced decrease in VH and VV backscatter as shallow, smooth water replaces the rougher vegetated or bare-soil surface (Hoshikawa et al., 2023; Wali et al., 2020). When a tropical cyclone makes landfall immediately before or during the Kharif transplanting season — as occurred with Cyclone Fani (May 2019), Cyclone Amphan (May 2020), and Cyclone Yaas (May 2021) along the Odisha coast — the surge-induced backscatter trough can precede the agronomic trough by four to six weeks, or can completely mask the agronomic signal if surge-derived standing water persists into the transplanting window. Algorithms that do not account for this confound will systematically assign an erroneous SOS date — typically several weeks earlier than the true agronomic transplanting date — introducing a bias that cascades through the entire phenological calendar (SOS, POS, EOS) and corrupts any derived sowing-date product, growing-season length estimate, or assimilation input for crop simulation models. Pham-Van et al. (2020) noted that the coupling between soil salinity and rice growth phenology under inundation remains poorly characterised from remote sensing data, and that no study has attempted to disentangle salinity-driven and agronomy-driven SAR signals in the transplanting window. Wali et al. (2020) documented signal saturation and ambiguity in SAR backscatter for flooded paddy under varying inundation depths — conditions directly analogous to storm-surge flooding — but did not address the confound with agronomic transplanting. The dual-pol scattering physics underpinning this confound — together with the depth × roughness × dwell-time argument that motivates the seven-feature classifier feature set — is developed in Supplementary Note S3 (Backscatter signatures), with canonical signature values tabulated in Table S9 and the mechanism-by-mechanism summary illustrated in Figure S2. These gaps collectively define a critical methodological blind spot in the entire rice phenology retrieval literature.</w:t>
-      </w:r>
-    </w:p>
-    <w:p>
-      <w:pPr>
-        <w:pStyle w:val="BodyText"/>
-      </w:pPr>
-      <w:r>
-        <w:t xml:space="preserve">Coastal Odisha provides an ideal natural laboratory for characterising and correcting this confound. The state faces the Bay of Bengal directly, receiving an average of two to three significant cyclone landfalls per decade, with the most recent cluster — Fani (Extremely Severe Cyclonic Storm, Category 4 equivalent, 3 May 2019), Amphan (Super Cyclonic Storm, 20 May 2020), and Yaas (Very Severe Cyclonic Storm, 26 May 2021) — occurring within three consecutive Kharif pre-seasons. These three events provide three independent treatment years bracketed by five control Kharif seasons (2017, 2018, 2022, 2023, 2024) within the Sentinel-1 temporal archive, enabling a rigorous quasi-experimental Before-After-Control-Impact (BACI) design (Smith, 2002) operationalised as a two-way fixed-effects difference-in-differences specification (§3.6). The five coastal districts of Balasore, Bhadrak, Kendrapara, Jagatsinghpur, and Puri together constitute one of the most rice-intensive coastal zones in India, with Kharif rice occupying an estimated 3.1 million ha across Odisha’s coastal belt and contributing substantially to the livelihoods of smallholder farming households that remain among the most climate-vulnerable in South Asia. Despite this socioeconomic importance and the frequency of cyclone impacts, no prior study has applied SAR-optical phenology retrieval to any of these five districts, let alone attempted to characterise the cyclone-flood confound within them.</w:t>
-      </w:r>
-    </w:p>
-    <w:p>
-      <w:pPr>
-        <w:pStyle w:val="BodyText"/>
-      </w:pPr>
-      <w:r>
-        <w:t xml:space="preserve">The aims of this study are threefold, formulated as pre-registered hypotheses on the Open Science Framework (OSF; https://osf.io/c4mp8). Research Question 1 (RQ1): Can a multi-feature classifier combining Sentinel-1 backscatter, Sentinel-2 spectral indices, JRC water permanence, and ERA5 wind speed discriminate cyclone-induced saline inundation from agronomic transplanting flooding in coastal Odisha rice pixels at overall accuracy ≥ 88% and F1 ≥ 0.85? Research Question 2 (RQ2): When the cyclone-flood confound is corrected, do detected SOS, POS, and EOS dates differ from uncorrected estimates by ≥ 7 days during cyclone-impacted Kharif seasons (2019, 2020, 2021) but by &lt; 2 days during control seasons (2017, 2018, 2022, 2023, 2024)? Research Question 3 (RQ3): Does a two-way fixed-effects difference-in-differences specification (Eq. 4) reveal a statistically significant cyclone-exposure treatment effect for phenological dates in the uncorrected series, and does this effect weaken or disappear after correction? This study makes four specific contributions: (i) the first empirical characterisation of the cyclone-flood confound in SAR rice phenology retrieval for any Bay of Bengal coastal district; (ii) a novel multi-feature random-forest classifier for distinguishing saline storm-surge inundation from agronomic flooding at 10 m pixel level; (iii) a quantitative TWFE-DiD assessment of cyclone-induced bias in Sentinel-1/2 phenological products across eight Kharif seasons, accompanied by a five-instrument robustness suite (WCR bootstrap, jackknife, two placebos, MDE/power, transferability) appropriate for the small-cluster (G = 8) inferential regime; and (iv) an open, reproducible Google Earth Engine toolkit (RiceBaCI-GEE) validated for coastal Odisha and exercised through a reproducible transferability protocol over Andhra Pradesh coastal districts impacted by Cyclone Hudhud (2014), released as an out-of-sample check rather than a confirmatory validation given that Sentinel-1 data are unavailable for the 2014 landfall period (Section 3.7). The remainder of this paper is structured as follows: Section 2 describes the study area and data sources; Section 3 presents the methods; Section 4 reports results; Section 5 discusses findings in relation to the broader literature; and Section 6 presents conclusions.</w:t>
-      </w:r>
-    </w:p>
-    <w:p>
-      <w:r>
-        <w:pict>
-          <v:rect style="width:0;height:1.5pt" o:hralign="center" o:hrstd="t" o:hr="t"/>
-        </w:pict>
-      </w:r>
-    </w:p>
-    <w:bookmarkEnd w:id="25"/>
     <w:bookmarkStart w:id="31" w:name="study-area-and-data"/>
     <w:p>
       <w:pPr>
@@ -1888,91 +1415,17 @@
         <w:t xml:space="preserve">Saline-flood classifier reference labels — automated multi-source provenance:</w:t>
       </w:r>
       <w:r>
-        <w:t xml:space="preserve"> </w:t>
-      </w:r>
-      <w:r>
-        <w:t xml:space="preserve">A reference-label set of n = 480 binary labels (cyclone-flood vs. agronomic-flood) is generated entirely from public products, with no analyst visual interpretation involved. The label set is partitioned as follows. (i)</w:t>
-      </w:r>
-      <w:r>
-        <w:t xml:space="preserve"> </w:t>
+        <w:t xml:space="preserve"> A set of n = 480 binary labels (cyclone-flood vs. agronomic-flood) is generated entirely from public products with no analyst visual interpretation. (i) 80 cyclone-flood labels for Fani (3 May 2019) are sampled from the Copernicus Emergency Management Service master delineation </w:t>
       </w:r>
       <w:r>
         <w:rPr>
           <w:b/>
           <w:bCs/>
         </w:rPr>
-        <w:t xml:space="preserve">80 cyclone-flood labels for Fani (3 May 2019)</w:t>
-      </w:r>
-      <w:r>
-        <w:t xml:space="preserve"> </w:t>
-      </w:r>
-      <w:r>
-        <w:t xml:space="preserve">are sampled from the Copernicus Emergency Management Service master delineation EMSR357 (</w:t>
-      </w:r>
-      <w:r>
-        <w:rPr>
-          <w:rStyle w:val="VerbatimChar"/>
-        </w:rPr>
-        <w:t xml:space="preserve">emergency.copernicus.eu/mapping/list-of-components/EMSR357</w:t>
-      </w:r>
-      <w:r>
-        <w:t xml:space="preserve">), the operational reference for the Fani landfall footprint. (ii)</w:t>
-      </w:r>
-      <w:r>
-        <w:t xml:space="preserve"> </w:t>
-      </w:r>
-      <w:r>
-        <w:rPr>
-          <w:b/>
-          <w:bCs/>
-        </w:rPr>
-        <w:t xml:space="preserve">80 cyclone-flood labels each for Amphan (20 May 2020) and Yaas (26 May 2021)</w:t>
-      </w:r>
-      <w:r>
-        <w:t xml:space="preserve"> </w:t>
-      </w:r>
-      <w:r>
-        <w:t xml:space="preserve">are generated automatically by Sentinel-1 SAR pre/post change-detection following the methodology of Voigt et al. (2007) and Twele et al. (2016), as standardised by the UN-SPIDER (2019) Recommended Practice for SAR-based flood mapping (Module 08,</w:t>
-      </w:r>
-      <w:r>
-        <w:t xml:space="preserve"> </w:t>
-      </w:r>
-      <w:r>
-        <w:rPr>
-          <w:rStyle w:val="VerbatimChar"/>
-        </w:rPr>
-        <w:t xml:space="preserve">gee/08_S1_flood_detection.js</w:t>
-      </w:r>
-      <w:r>
-        <w:t xml:space="preserve">): pre-event median VH (3 weeks before landfall) minus post-event median VH (within 7 days of landfall), with the empirical −3 dB threshold for inundated cropland anchored to the IBTrACS landfall buffer. (iii)</w:t>
-      </w:r>
-      <w:r>
-        <w:t xml:space="preserve"> </w:t>
-      </w:r>
-      <w:r>
-        <w:rPr>
-          <w:b/>
-          <w:bCs/>
-        </w:rPr>
-        <w:t xml:space="preserve">240 agronomic-flood negative labels</w:t>
-      </w:r>
-      <w:r>
-        <w:t xml:space="preserve"> </w:t>
-      </w:r>
-      <w:r>
-        <w:t xml:space="preserve">are sampled from the intersection of (Sentinel-1 VH detected flooding) ∩ (ESA WorldCover 2021 cropland class) ∩ (JRC Global Surface Water seasonal-water mask), restricted to non-cyclone weeks of control years (2017, 2018, 2022, 2023, 2024), i.e. weeks 6–10 of the Kharif season when transplanting flooding is the dominant inundation mechanism and no IBTrACS cyclone track lies within 200 km. This three-source, fully programmatic provenance replaces the originally pre-registered Sentinel-2 visual-interpretation fallback (OSF c4mp8 §E5, activated 2026-05-06 after the Tropical Forest Observatory programme — administered jointly by Planet Labs and Kongsberg Satellite Services — restricted PlanetScope NICFI eligibility to forest-domain users and a second-line academic appeal received no reply within the project SLA); the team chose to forgo the visual-labelling fallback in favour of the present automated, reproducible, and analyst-independent label provenance. The full label-set coordinates, dates, cyclone-event provenance fields, and SHA-256 checksums are deposited in the Mendeley Data record under CC-BY-4.0 (file:</w:t>
-      </w:r>
-      <w:r>
-        <w:t xml:space="preserve"> </w:t>
-      </w:r>
-      <w:r>
-        <w:rPr>
-          <w:rStyle w:val="VerbatimChar"/>
-        </w:rPr>
-        <w:t xml:space="preserve">labels_panel_n480.csv</w:t>
-      </w:r>
-      <w:r>
-        <w:t xml:space="preserve">).</w:t>
+        <w:t xml:space="preserve">EMSR357</w:t>
+      </w:r>
+      <w:r>
+        <w:t xml:space="preserve"> (emergency.copernicus.eu/mapping/list-of-components/EMSR357). (ii) 80 cyclone-flood labels each for Amphan (20 May 2020) and Yaas (26 May 2021) are generated by Sentinel-1 pre/post change-detection following Voigt et al. (2007) and Twele et al. (2016) and standardised by UN-SPIDER (2019) (Module 08): pre-event median VH minus post-event median VH (3-week pre / 7-day post window), with a −3 dB threshold for inundated cropland anchored to the IBTrACS landfall buffer. (iii) 240 agronomic-flood negatives are sampled from Sentinel-1 VH-detected flooding ∩ ESA WorldCover 2021 cropland ∩ JRC Global Surface Water seasonal mask, restricted to non-cyclone weeks (transplanting weeks 6–10) of control years (2017, 2018, 2022, 2023, 2024), with no IBTrACS track within 200 km. This automated provenance replaces the originally pre-registered Sentinel-2 visual-interpretation fallback (OSF c4mp8 §E5; PlanetScope NICFI / KSAT TFO eligibility restricted to forest-domain users, second-line academic appeal not answered within project SLA). Full coordinates, cyclone-event provenance, and SHA-256 checksums are deposited in the Mendeley Data record under CC-BY-4.0 (file: labels_panel_n480.csv).</w:t>
       </w:r>
     </w:p>
     <w:p>
@@ -2027,8 +1480,6 @@
         </w:pict>
       </w:r>
     </w:p>
-    <w:bookmarkEnd w:id="30"/>
-    <w:bookmarkEnd w:id="31"/>
     <w:bookmarkStart w:id="47" w:name="methods"/>
     <w:p>
       <w:pPr>
@@ -2906,15 +2357,15 @@
         <w:pStyle w:val="BodyText"/>
       </w:pPr>
       <w:r>
-        <w:t xml:space="preserve">Sample construction. The estimation sample is the 384-row panel (8 districts × 8 years × 2 pipelines × 3 metrics). Three exclusions are applied before estimation: (i) Bulbul (November 2019, post-monsoon, landfall on Sagar Island ~290 km NE of the study area) is held back as a transferability probe (§3.7.2) and does not enter the panel used to identify τ; Hudhud (October 2014) is outside the Sentinel-1/2 era and never enters the panel. (ii) Failed cells (zero usable pixels or missing median DOY) are dropped; with the Module 02 baseline cropland mask, the mean district-year cell carries 5–9 k pixels and failures are confined to the 2017 cold-start year if Sentinel-2 coverage is sparse. (iii) Each τ̂ is estimated on 64 district-year observations after pipeline-and-metric subsetting, leaving 6 residual degrees of freedom after FE absorption.</w:t>
-      </w:r>
-    </w:p>
-    <w:p>
-      <w:pPr>
-        <w:pStyle w:val="BodyText"/>
-      </w:pPr>
-      <w:r>
-        <w:t xml:space="preserve">Identifying assumptions. Equation (4) identifies τ under three assumptions. Parallel trends: conditional on FEs, treated and control districts would have followed the same trajectory absent treatment. We test this by regressing Y_dt = α_d + β_1 · t + β_2 · (t · D_d) + ε_dt on the pre-period sub-panel (t &lt; 2019) and reporting β_2 in Table S2; failure of parallel trends would manifest as a significant pre-trend coefficient. No anticipation: treatment effects are zero before landfall. Because cyclone genesis is uncoupled from agricultural decisions (Indian-Ocean cyclone lead times are days, and our outcome is the seasonal SOS detected from canopy backscatter / NDVI), anticipation is implausible; the event-study leads in Figure 3 confirm this. SUTVA (stable unit treatment value assumption) / no spillovers: treatment of district d does not affect Y in district d′ ≠ d. Cyclone tracks are spatially bounded (50-km IBTrACS buffer); we verify no significant pre-trend in the inland-control cluster.</w:t>
+        <w:t xml:space="preserve">Sample construction. The estimation sample is the 384-row panel (8 districts × 8 years × 2 pipelines × 3 metrics). Three exclusions apply: (i) Bulbul (November 2019, post-monsoon, landfall on Sagar Island ~290 km NE of the study area) is held back as a transferability probe (§3.7.2); Hudhud (October 2014) is outside the Sentinel-1/2 era. (ii) Failed cells (zero usable pixels or missing median DOY) are dropped; with the Module 02 cropland mask each cell carries 5–9 k pixels and failures are confined to the 2017 cold-start year where Sentinel-2 coverage is sparse. (iii) Each τ̂ is estimated on 64 district-year observations after pipeline-and-metric subsetting (6 residual df after FE absorption).</w:t>
+      </w:r>
+    </w:p>
+    <w:p>
+      <w:pPr>
+        <w:pStyle w:val="BodyText"/>
+      </w:pPr>
+      <w:r>
+        <w:t xml:space="preserve">Identifying assumptions. Equation (4) identifies τ under three assumptions. Parallel trends: conditional on FEs, treated and control districts would have followed the same trajectory absent treatment. We test this by regressing Y_dt = α_d + β_1·t + β_2·(t·D_d) + ε_dt on the pre-period sub-panel (t &lt; 2019) and reporting β_2 in Table S2. No anticipation: cyclone genesis is uncoupled from agricultural decisions (Indian-Ocean lead times are days, the outcome is seasonal SOS detected from canopy backscatter/NDVI), and the event-study leads in Figure 3 confirm zero pre-landfall effects. SUTVA / no spillovers: cyclone tracks are spatially bounded (50-km IBTrACS buffer); we verify no significant pre-trend in the inland-control cluster.</w:t>
       </w:r>
     </w:p>
     <w:p>
@@ -3017,7 +2468,7 @@
         <w:pStyle w:val="BodyText"/>
       </w:pPr>
       <w:r>
-        <w:t xml:space="preserve">Pre-registered prediction (locked at OSF c4mp8). We pre-registered the directional prediction τ̂_raw &gt; τ̂_corrected &gt; 0: the raw VH-min pipeline is expected to over-attribute the cyclone shock because flood-induced VH dips are read as delayed SOS in districts where standing water lingers; the corrected pipeline masks those flood pixels and should attenuate the bias by 50–80%. Falsification: τ̂ &lt; 0 (planting advances in cyclone years), or |τ̂_corrected| &gt; |τ̂_raw| (correction amplifies rather than damps the shock), would refute the mechanism and be reported as a null finding.</w:t>
+        <w:t xml:space="preserve">Pre-registered prediction (locked at OSF c4mp8). We pre-registered τ̂_raw &gt; τ̂_corrected &gt; 0: the raw VH-min pipeline is expected to over-attribute the cyclone shock because flood-induced VH dips are read as delayed SOS where standing water lingers, and the corrected pipeline should attenuate the bias by 50–80 %. Falsification: τ̂ &lt; 0 (planting advances in cyclone years), or |τ̂_corrected| &gt; |τ̂_raw| (correction amplifies rather than damps the shock), would refute the mechanism and be reported as a null finding.</w:t>
       </w:r>
     </w:p>
     <w:p>
@@ -3056,7 +2507,6 @@
         <w:t xml:space="preserve">treated-as-control weight is zero by construction; we therefore do not report Goodman-Bacon weights and refer reviewers to Goodman-Bacon (2021, §3.1).</w:t>
       </w:r>
     </w:p>
-    <w:bookmarkEnd w:id="37"/>
     <w:bookmarkStart w:id="43" w:name="robustness-suite"/>
     <w:p>
       <w:pPr>
@@ -3071,10 +2521,9 @@
         <w:pStyle w:val="BodyText"/>
       </w:pPr>
       <w:r>
-        <w:t xml:space="preserve">The headline TWFE-DiD coefficient τ̂ (Eq. 4) is benchmarked against five complementary instruments, each designed to interrogate a different threat to identification: small-cluster inference (§3.7.1), out-of-sample transferability to a different cyclone class (§3.7.2), influential-observation leverage (§3.7.3), placebo / falsification (§3.7.4), and post-hoc statistical power (§3.7.5). All five are implemented in Python and run from the same district × year panel as Eq. 4; the harness run_all.sh reproduces all five in a single command.</w:t>
-      </w:r>
-    </w:p>
-    <w:bookmarkStart w:id="38" w:name="Xce3fba7e0a5807fa6b7c1bb709d33c6f279dafe"/>
+        <w:t xml:space="preserve">The TWFE-DiD coefficient τ̂ (Eq. 4) is benchmarked against five instruments targeting different identification threats: small-cluster inference (§3.7.1), out-of-sample transferability (§3.7.2), influential-observation leverage (§3.7.3), placebo/falsification (§3.7.4), and post-hoc power (§3.7.5). All five run from the same district × year panel as Eq. 4; the run_all.sh harness reproduces them in a single command.</w:t>
+      </w:r>
+    </w:p>
     <w:p>
       <w:pPr>
         <w:pStyle w:val="Heading4"/>
@@ -3088,11 +2537,9 @@
         <w:pStyle w:val="BodyText"/>
       </w:pPr>
       <w:r>
-        <w:t xml:space="preserve">The eight-cluster panel is below the asymptotic threshold for cluster-robust inference, so we re-test H₀: τ = 0 with the wild-cluster restricted bootstrap of Cameron, Gelbach, and Miller (2008, hereafter CGM): residuals are imposed under the null and multiplied by Rademacher cluster weights (±1), yielding B = 9,999 bootstrap replicates of the studentised statistic. 95% confidence intervals are constructed by inversion on a 41-point grid with B_ci = 499 replicates per grid point. WCR-restricted p-values dominate the CR1 cluster-robust p-values throughout; we report both but interpret WCR as the inferential ground truth.</w:t>
-      </w:r>
-    </w:p>
-    <w:bookmarkEnd w:id="38"/>
-    <w:bookmarkStart w:id="39" w:name="X622c297a11e278d2703f5748bdbb6f7035905b7"/>
+        <w:t xml:space="preserve">With eight clusters we re-test H₀: τ = 0 using the wild-cluster restricted bootstrap (Cameron, Gelbach, Miller 2008; CGM): residuals imposed under the null, multiplied by Rademacher cluster weights (±1), with B = 9,999 replicates of the studentised statistic. 95 % CIs are constructed by inversion on a 41-point grid (B_ci = 499). WCR p-values dominate CR1 cluster-robust p-values throughout; we report both but treat WCR as the inferential ground truth.</w:t>
+      </w:r>
+    </w:p>
     <w:p>
       <w:pPr>
         <w:pStyle w:val="Heading4"/>
@@ -3106,11 +2553,9 @@
         <w:pStyle w:val="BodyText"/>
       </w:pPr>
       <w:r>
-        <w:t xml:space="preserve">To probe whether the corrected pipeline transfers to a different cyclone class than the three pre-Kharif treatment events (Fani, Amphan, Yaas — all summer-monsoon-window cyclones with surge as the dominant inundation mechanism), we apply the trained τ̂_corrected_SOS as a plug-in prediction to six Bulbul-rainfall districts (three coastal-OUTSIDE-treatment, three inland), where Bulbul (November 2019) was a post-monsoon event in which freshwater rainfall — not saline surge — dominated the inundation. Per-district residuals against the trained coefficient are computed; transferability is supported if residuals centre near zero AND ≥4/6 districts lie within ±20 d of the trained τ̂.</w:t>
-      </w:r>
-    </w:p>
-    <w:bookmarkEnd w:id="39"/>
-    <w:bookmarkStart w:id="40" w:name="X8b2c3bb67c248fa3a77cda1f321419ffa2b7e87"/>
+        <w:t xml:space="preserve">To test whether the corrected pipeline transfers to a different cyclone class than the three pre-Kharif treatment events (Fani, Amphan, Yaas — all summer-monsoon-window surge-driven cyclones), we apply the trained τ̂_corrected_SOS as a plug-in prediction to six Bulbul-rainfall districts (3 coastal-outside-treatment, 3 inland). Bulbul (November 2019) was a post-monsoon, freshwater-rainfall event. Transferability is supported if per-district residuals centre near zero and ≥4/6 districts lie within ±20 d of the trained τ̂.</w:t>
+      </w:r>
+    </w:p>
     <w:p>
       <w:pPr>
         <w:pStyle w:val="Heading4"/>
@@ -3124,11 +2569,9 @@
         <w:pStyle w:val="BodyText"/>
       </w:pPr>
       <w:r>
-        <w:t xml:space="preserve">We re-fit Eq. 4 dropping each of the eight districts and each of the eight years in turn, yielding 16 τ̂ values per cell. Each cell is classified stable (max |τ̂_LOO − τ̂| / |τ̂| &lt; 25% and no sign flip), leverage (one observation drives &gt;25% shift, no sign flip), or fragile (some LOO flips the sign of τ̂). We additionally report the most-leveraging district / year per cell. At G = 8 clusters every cell is at least leverage-class; SOS/POS show no sign flips under any LOO; EOS shows expected sign flips because the n = 44 EOS panel concentrates in unflooded years.</w:t>
-      </w:r>
-    </w:p>
-    <w:bookmarkEnd w:id="40"/>
-    <w:bookmarkStart w:id="41" w:name="Xa6e558f80873110a09fd9195f91682c3595408b"/>
+        <w:t xml:space="preserve">We re-fit Eq. 4 dropping each district and each year in turn (16 LOO τ̂ values per cell). Each cell is classified stable (max |τ̂_LOO − τ̂|/|τ̂| &lt; 25 % and no sign flip), leverage (one observation drives &gt; 25 % shift, no sign flip), or fragile (some LOO flips sign). We also report the most-leveraging district/year per cell. At G = 8 every cell is at least leverage-class; SOS/POS show no sign flips; EOS shows expected sign flips because the n = 44 EOS panel concentrates in unflooded years.</w:t>
+      </w:r>
+    </w:p>
     <w:p>
       <w:pPr>
         <w:pStyle w:val="Heading4"/>
@@ -3142,15 +2585,15 @@
         <w:pStyle w:val="FirstParagraph"/>
       </w:pPr>
       <w:r>
-        <w:t xml:space="preserve">The pre-trend F-test (§3.6) is a single F-statistic per (pipeline × metric) cell. For small-G designs (G = 8 here) we additionally report two distributional placebos following Abadie, Diamond, and Hainmueller (2010) and the falsification posture of Athey and Imbens (2017, §6.2).</w:t>
-      </w:r>
-    </w:p>
-    <w:p>
-      <w:pPr>
-        <w:pStyle w:val="BodyText"/>
-      </w:pPr>
-      <w:r>
-        <w:t xml:space="preserve">In-space donor-swap permutation (primary). We re-assign the “treated” label to all C(G, k) = C(8, 5) = 56 possible subsets of districts of size k = 5 (the size of the real treated set), holding the post-period fixed at 2019–2021. For each permutation we re-estimate Eq. 4 on the subsetted panel and record the placebo coefficient τ_p. The two-sided permutation p-value is</w:t>
+        <w:t xml:space="preserve">The pre-trend F-test (§3.6) is a single F-statistic per (pipeline × metric) cell. For small-G we additionally report two distributional placebos following Abadie, Diamond, and Hainmueller (2010) and the falsification posture of Athey and Imbens (2017, §6.2).</w:t>
+      </w:r>
+    </w:p>
+    <w:p>
+      <w:pPr>
+        <w:pStyle w:val="BodyText"/>
+      </w:pPr>
+      <w:r>
+        <w:t xml:space="preserve">In-space donor-swap permutation (primary). We re-assign the “treated” label to all C(8,5) = 56 subsets of size 5 (the real treated set), holding the post-period fixed at 2019–2021, re-estimate Eq. 4 on each permuted panel, and record τ_p. The two-sided permutation p-value is</w:t>
       </w:r>
     </w:p>
     <w:p>
@@ -3170,19 +2613,17 @@
         <w:pStyle w:val="BodyText"/>
       </w:pPr>
       <w:r>
-        <w:t xml:space="preserve">with the +1 correction following Phipson and Smyth (2010). The smallest attainable p_perm on this design is 1/57 ≈ 0.018 (real assignment alone in the tail). On the real v2.1 panel the in-space permutation test (Table S7) places the real τ̂ in the extreme tail of all 56 reassignments only for the EOS cells (raw/EOS and corrected/EOS at the design floor p_perm = 0.018); SOS and POS placebo distributions are wide and the real τ̂ does not isolate in the tail, consistent with the underpowered headline.</w:t>
-      </w:r>
-    </w:p>
-    <w:p>
-      <w:pPr>
-        <w:pStyle w:val="BodyText"/>
-      </w:pPr>
-      <w:r>
-        <w:t xml:space="preserve">In-time pseudo-shifted placebo (transparency probe). The real pre-period contains only two years (2017–2018), too short for a formal in-time placebo with cluster inference. We nonetheless report a single-comparison transparency probe: pretending the cyclones happened in 2018 (instead of 2019–2021), dropping the real post-period, and re-estimating τ̂ on the resulting 2-year sample. On the real v2.1 panel the SOS pseudo-coefficient is τ̂_pseudo = −76.5 d (SE 38.31, raw and corrected pipelines identical because Eq. (4) collapses to a single 2 × 2 comparison). This single point is not a formal placebo distribution and should not be over-interpreted; we report it as a transparency probe only.</w:t>
-      </w:r>
-    </w:p>
-    <w:bookmarkEnd w:id="41"/>
-    <w:bookmarkStart w:id="42" w:name="Xb211285746cdb5a9eab16dd764ebbd3acc567c1"/>
+        <w:t xml:space="preserve">with the +1 correction (Phipson and Smyth 2010). The smallest attainable p_perm is 1/57 ≈ 0.018. On the real v2.1 panel (Table S7), the real τ̂ falls in the extreme tail only for EOS cells (raw and corrected EOS at the design floor p_perm = 0.018); SOS and POS placebo distributions are wide, consistent with the underpowered headline.</w:t>
+      </w:r>
+    </w:p>
+    <w:p>
+      <w:pPr>
+        <w:pStyle w:val="BodyText"/>
+      </w:pPr>
+      <w:r>
+        <w:t xml:space="preserve">In-time pseudo-shifted placebo (transparency probe). The real pre-period contains only 2017–2018, too short for a formal in-time placebo with cluster inference. We nonetheless report a single-comparison probe: pretending the cyclones occurred in 2018, dropping the real post-period, and re-estimating τ̂. On the v2.1 panel the SOS pseudo-coefficient is τ̂_pseudo = −76.5 d (SE 38.31; raw and corrected identical because Eq. 4 collapses to a 2 × 2). This single point is not a formal distribution and is reported as a transparency probe only.</w:t>
+      </w:r>
+    </w:p>
     <w:p>
       <w:pPr>
         <w:pStyle w:val="Heading4"/>
@@ -3196,58 +2637,26 @@
         <w:pStyle w:val="FirstParagraph"/>
       </w:pPr>
       <w:r>
-        <w:t xml:space="preserve">The panel size (G = 8 districts) is fixed by geography: the eight districts are the universe in which Sentinel-1/2 rice phenology and IBTrACS cyclone exposure are jointly observable in our window. We therefore report</w:t>
-      </w:r>
-      <w:r>
-        <w:t xml:space="preserve"> </w:t>
-      </w:r>
-      <w:r>
-        <w:rPr>
-          <w:b/>
-          <w:bCs/>
-        </w:rPr>
-        <w:t xml:space="preserve">post-hoc</w:t>
-      </w:r>
-      <w:r>
-        <w:t xml:space="preserve"> </w:t>
-      </w:r>
-      <w:r>
-        <w:t xml:space="preserve">power and the minimum detectable effect (MDE) transparently, alongside the inferential results, so reviewers can assess what the design could and could not have detected.</w:t>
-      </w:r>
-      <w:r>
-        <w:t xml:space="preserve"> </w:t>
-      </w:r>
+        <w:t xml:space="preserve">Panel size (G = 8) is fixed by geography: these are the universe of districts where Sentinel-1/2 rice phenology and IBTrACS cyclone exposure are jointly observable. We report post-hoc power and the minimum detectable effect (MDE) transparently alongside the inferential results; power is not used to recompute p-values (those come from WCR, §3.7.1).</w:t>
+      </w:r>
+    </w:p>
+    <w:p>
+      <w:pPr>
+        <w:pStyle w:val="BodyText"/>
+      </w:pPr>
+      <w:r>
+        <w:t xml:space="preserve">For each cell we compute the two-sided MDE at α = 0.05 and power = 0.80 using the small-cluster t-distribution with df = G − 1 = 7 (Donald and Lang, 2007):</w:t>
+      </w:r>
+    </w:p>
+    <w:p>
+      <w:pPr>
+        <w:pStyle w:val="BodyText"/>
+      </w:pPr>
       <w:r>
         <w:rPr>
           <w:i/>
           <w:iCs/>
         </w:rPr>
-        <w:t xml:space="preserve">Power is not used to recompute p-values</w:t>
-      </w:r>
-      <w:r>
-        <w:t xml:space="preserve"> </w:t>
-      </w:r>
-      <w:r>
-        <w:t xml:space="preserve">(those come from the WCR bootstrap, §3.7.1).</w:t>
-      </w:r>
-    </w:p>
-    <w:p>
-      <w:pPr>
-        <w:pStyle w:val="BodyText"/>
-      </w:pPr>
-      <w:r>
-        <w:t xml:space="preserve">For each cell we compute the two-sided MDE at α = 0.05 and power = 0.80 using the small-cluster t-distribution with df = G − 1 = 7 (Donald and Lang, 2007):</w:t>
-      </w:r>
-    </w:p>
-    <w:p>
-      <w:pPr>
-        <w:pStyle w:val="BodyText"/>
-      </w:pPr>
-      <w:r>
-        <w:rPr>
-          <w:i/>
-          <w:iCs/>
-        </w:rPr>
         <w:t xml:space="preserve">MDE = ( t_(α/2, G−1) + t_(1 − β, G−1) ) · SE(τ̂)                              (7)</w:t>
       </w:r>
     </w:p>
@@ -3256,11 +2665,9 @@
         <w:pStyle w:val="BodyText"/>
       </w:pPr>
       <w:r>
-        <w:t xml:space="preserve">where SE(τ̂) is the cluster-robust standard error from §3.6. On the real v2.1 panel, MDE₂-sided ranges from 0.55 d (corrected/EOS) to 56.5 d (raw/SOS), and |τ̂| / MDE ranges from 0.27 (raw/SOS) to 0.43 (corrected/EOS); none of the six observed effects exceeds its MDE at α = 0.05, power = 0.80, df = 7 (Table S6). We report this honestly as the formal small-G underpowering result: the design at G = 8 cannot reject H₀ for any single (pipeline × phenometric) cell at conventional thresholds; what the design can do is establish (i) the qualitative ranking τ̂_raw &gt; τ̂_corrected &gt; 0 for SOS, (ii) the null on EOS after the correction restores 20 censored cells, and (iii) the transferability of the corrected pipeline to Cyclone Bulbul.</w:t>
-      </w:r>
-    </w:p>
-    <w:bookmarkEnd w:id="42"/>
-    <w:bookmarkEnd w:id="43"/>
+        <w:t xml:space="preserve">where SE(τ̂) is the cluster-robust standard error from §3.6. On the v2.1 panel, MDE₂-sided ranges from 0.55 d (corrected/EOS) to 56.5 d (raw/SOS); |τ̂|/MDE ranges from 0.27 (raw/SOS) to 0.43 (corrected/EOS); no observed effect exceeds its MDE at α = 0.05, power = 0.80, df = 7 (Table S6). We report this as the formal small-G underpowering result: at G = 8 the design cannot reject H₀ for any single cell at conventional thresholds. What it can establish is (i) the qualitative ranking τ̂_raw &gt; τ̂_corrected &gt; 0 for SOS, (ii) the null on EOS after the correction restores 20 censored cells, and (iii) the transferability of the corrected pipeline to Cyclone Bulbul.</w:t>
+      </w:r>
+    </w:p>
     <w:bookmarkStart w:id="44" w:name="validation"/>
     <w:p>
       <w:pPr>
@@ -3611,10 +3018,7 @@
         <w:pStyle w:val="FirstParagraph"/>
       </w:pPr>
       <w:r>
-        <w:t xml:space="preserve">Comparison of the raw and corrected pipelines for each cyclone-affected district-year reveals systematic but bounded biases in the uncorrected SOS, POS, and EOS estimates (per-(district, year, metric) values in Table S13a; corrected-pipeline SOS trajectories per district plotted in Figure 4). Across the 13 cyclone-affected district-year cells in the v2.1 correction summary (4 Fani 2019, 4 Amphan 2020, 5 Yaas 2021), the mean absolute difference between raw and corrected SOS dates was</w:t>
-      </w:r>
-      <w:r>
-        <w:t xml:space="preserve"> </w:t>
+        <w:t xml:space="preserve">Comparison of the raw and corrected pipelines for each cyclone-affected district-year reveals systematic but bounded biases in the uncorrected SOS, POS, and EOS estimates (per-(district, year, metric) values in Table S13a; corrected-pipeline SOS trajectories in Figure 4). Across the 13 cyclone-affected district-year cells in the v2.1 correction summary (4 Fani 2019, 4 Amphan 2020, 5 Yaas 2021), the mean absolute raw–corrected SOS difference was </w:t>
       </w:r>
       <w:r>
         <w:rPr>
@@ -3624,23 +3028,17 @@
         <w:t xml:space="preserve">0.245 ± 0.272 days</w:t>
       </w:r>
       <w:r>
-        <w:t xml:space="preserve"> </w:t>
-      </w:r>
-      <w:r>
-        <w:t xml:space="preserve">(range 0.04–1.01 d). The largest single correction was applied to</w:t>
-      </w:r>
-      <w:r>
-        <w:t xml:space="preserve"> </w:t>
+        <w:t xml:space="preserve"> (range 0.04–1.01 d). The largest single correction was </w:t>
       </w:r>
       <w:r>
         <w:rPr>
           <w:b/>
           <w:bCs/>
         </w:rPr>
-        <w:t xml:space="preserve">Bhadrak in 2021 (Cyclone Yaas), where the SOS date shifted by −1.01 days</w:t>
-      </w:r>
-      <w:r>
-        <w:t xml:space="preserve">, consistent with this district’s higher cyclone-flood pixel share (f = 7.2 %) and its identification by the leave-one-out jackknife (Table S5) as the most-leveraging district under both raw (Δτ = 76.1 %) and corrected (Δτ = 76.7 %) pipelines. The direction of every correction was towards earlier (more negative) raw SOS dates relative to the corrected series, consistent with the cyclone-surge backscatter trough being interpreted as an early transplanting signal. Per-district mean SOS shifts ranged from −0.06 days (Balasore) to −0.56 days (Bhadrak).</w:t>
+        <w:t xml:space="preserve">Bhadrak in 2021 (Yaas), where SOS shifted by −1.01 days</w:t>
+      </w:r>
+      <w:r>
+        <w:t xml:space="preserve">, consistent with this district’s higher cyclone-flood pixel share (f = 7.2 %) and its identification by leave-one-out jackknife (Table S5) as the most-leveraging district under both pipelines. Every correction shifts the raw SOS towards earlier dates, consistent with the cyclone-surge backscatter trough being read as an early transplanting signal. Per-district mean SOS shifts range from −0.06 days (Balasore) to −0.56 days (Bhadrak).</w:t>
       </w:r>
     </w:p>
     <w:p>
@@ -3705,10 +3103,7 @@
         <w:pStyle w:val="BodyText"/>
       </w:pPr>
       <w:r>
-        <w:t xml:space="preserve">For POS dates, the mean raw–corrected difference in treatment years was</w:t>
-      </w:r>
-      <w:r>
-        <w:t xml:space="preserve"> </w:t>
+        <w:t xml:space="preserve">For POS dates, the mean raw–corrected difference in treatment years was </w:t>
       </w:r>
       <w:r>
         <w:rPr>
@@ -3718,13 +3113,7 @@
         <w:t xml:space="preserve">0.122 ± 0.134 days</w:t>
       </w:r>
       <w:r>
-        <w:t xml:space="preserve"> </w:t>
-      </w:r>
-      <w:r>
-        <w:t xml:space="preserve">(n = 13; range 0.02–0.50 d), with the largest correction again in Bhadrak/Yaas (−0.50 d). The POS bias is smaller than the SOS bias because the cyclone-surge backscatter trough does not directly contaminate the canopy-peak signal in the optical NDVI/EVI time series; the residual POS shift arises indirectly from the double-logistic curve refit on the corrected ascending limb. For EOS dates the mean raw–corrected difference was</w:t>
-      </w:r>
-      <w:r>
-        <w:t xml:space="preserve"> </w:t>
+        <w:t xml:space="preserve"> (n = 13; range 0.02–0.50 d), with the largest correction again in Bhadrak/Yaas (−0.50 d). The POS bias is smaller because the cyclone-surge backscatter trough does not directly contaminate the canopy-peak signal in the optical NDVI/EVI series; the residual POS shift arises indirectly from the double-logistic refit on the corrected ascending limb. For EOS the mean difference was </w:t>
       </w:r>
       <w:r>
         <w:rPr>
@@ -3734,10 +3123,7 @@
         <w:t xml:space="preserve">0.337 ± 0.462 days</w:t>
       </w:r>
       <w:r>
-        <w:t xml:space="preserve"> </w:t>
-      </w:r>
-      <w:r>
-        <w:t xml:space="preserve">(n = 9 cells where EOS is defined; range 0.07–1.51 d), with the largest correction −1.51 days again in Bhadrak/Yaas. The EOS panel is thinner than the SOS/POS panels because EOS is mechanically right-censored in 20 of 64 district-year cells where post-peak NDVI never exceeds the 0.4 detection threshold — a censoring pattern that concentrates in the most cyclone-damaged coastal pixels (Section 3.6, Sample construction; §5.4).</w:t>
+        <w:t xml:space="preserve"> (n = 9; range 0.07–1.51 d), with the largest correction again in Bhadrak/Yaas (−1.51 d). The EOS panel is thinner because EOS is mechanically right-censored in 20 of 64 cells where post-peak NDVI never crosses the 0.4 detection threshold — a pattern concentrated in the most cyclone-damaged coastal pixels (§3.6 Sample construction; §5.4).</w:t>
       </w:r>
     </w:p>
     <w:p>
@@ -3927,7 +3313,6 @@
         <w:t>Cyclone climatology for the Bay of Bengal, 1980-2024. Annual landfall counts in the 50-km IBTrACS buffer around the coastal Odisha districts, stratified by Saffir-Simpson category and pre-monsoon vs. post-monsoon timing.</w:t>
       </w:r>
     </w:p>
-    <w:bookmarkEnd w:id="50"/>
     <w:bookmarkStart w:id="51" w:name="Xe97dbb1d10983c991e2718182d2578c3e60d71d"/>
     <w:p>
       <w:pPr>
@@ -4322,7 +3707,7 @@
         <w:pStyle w:val="FirstParagraph"/>
       </w:pPr>
       <w:r>
-        <w:t xml:space="preserve">Several limitations of this study require transparent acknowledgement. First, the validation strategy is deliberately based on multiple independent open-data sources (MCD12Q2, ICRISAT VDSA, FAO–GIEWS calendars, district yield records) rather than dense in-situ BBCH-stage observations from a single agrometeorological network. This design maximises reproducibility and is methodologically defensible for cyclone-affected coastal regions where systematic field campaigns are unsafe and impractical, but it does not achieve the pixel-by-pixel spatial density of dedicated in-situ phenology observations. Future work integrating institutional ground-network data, where collaborative arrangements permit, would further refine the pixel-level error envelope; we treat that as a complementary line of work rather than a precondition for the present open-data framework. Second, the n = 480 classifier reference-label set used to train and evaluate the v0.3.0 saline-flood classifier is derived from automated multi-source provenance (§2.4: Copernicus EMS EMSR357 for Fani; UN-SPIDER (2019) Sentinel-1 pre/post change-detection for Amphan and Yaas; Sentinel-1∩WorldCover∩JRC mask for agronomic-flood negatives) rather than from analyst visual interpretation of high-resolution imagery. This choice replaces the originally pre-registered PlanetScope NICFI visual-interpretation pathway (OSF c4mp8 §E5; Planet Labs / KSAT TFO eligibility restricted to forest-domain users, 2026-05-06; academic appeal not answered within project SLA) and was selected over the §E5 Sentinel-2 visual-interpretation fallback because the automated provenance is fully reproducible from public products, independent of analyst judgement, and SHA-256-pinned in the Mendeley deposit. The principal limitation of this choice is that the cyclone-flood positive labels inherit the operational geolocation tolerance of EMSR357 (≈10 m horizontal) and the −3 dB Sentinel-1 change-detection threshold of UN-SPIDER (2019), both of which can miss thin surge-channel features that fall below the 10 m Sentinel-1/EMS resolution; agronomic-flood negative labels inherit the JRC seasonal-water mask’s known under-detection of small bunded paddy patches. We treat both biases as conservative: they push the classifier OA downwards by design, so the reported OA = 0.844 SAR-only is, if anything, a lower bound on the true discrimination performance. Third, the GEE prototype implementation uses a 3×3 boxcar focal-mean for Sentinel-1 despeckling in Module 01, which is less effective at suppressing speckle whilst preserving edge features than the refined Lee sigma filter used in production. Whilst this limitation is noted in the code comments and the production modules apply the refined filter, any slight inconsistency between prototype and production pre-processing could affect the reproducibility of early exploratory results. Fourth, although the classifier achieves the pre-registered OA ≥ 0.88 / F1 ≥ 0.85 thresholds (achieved: OA = 0.990 full-feature, OA = 0.844 SAR-only on the v0.3.0 release) against the automated multi-source reference-label set (§2.4) on the Odisha study area and shows promising transferability to Andhra Pradesh, its applicability to other cyclone-exposed coastal deltas — the Irrawaddy Delta in Myanmar, the Mekong Delta in Vietnam, the Ganges–Brahmaputra–Meghna plain in Bangladesh — has not been tested. The classifier relies on IBTrACS North Indian Ocean basin cyclone tracks as a spatial feature, and its extension to other basins (Western Pacific, North Atlantic) would require the equivalent track data to be ingested as a GEE feature collection. Fifth, this study does not address the panicle initiation (PI) sub-stage, which is the most critical phenological checkpoint for determining cyclone-induced yield loss from saline stress after transplanting. Detection of PI from the red-edge spectral region (CIre, B5/B7 ratio) is treated as an exploratory analysis in this study and is not claimed as a confirmatory contribution.</w:t>
+        <w:t xml:space="preserve">Several limitations of this study warrant acknowledgement. First, validation relies on multiple independent open-data sources (MCD12Q2, ICRISAT VDSA, FAO–GIEWS calendars, district yield records) rather than dense in-situ BBCH observations, which are unsafe and impractical to collect during cyclone events. This design maximises reproducibility but cannot match the pixel density of a dedicated agrometeorological network; integration with institutional ground data, where collaborative access permits, is treated as a complementary line of work. Second, the n = 480 reference-label set used to train the v0.3.0 saline-flood classifier is derived from automated multi-source provenance (Copernicus EMS EMSR357 for Fani; UN-SPIDER (2019) Sentinel-1 pre/post change-detection for Amphan and Yaas; Sentinel-1∩WorldCover∩JRC mask for agronomic-flood negatives; §2.4) rather than from analyst visual interpretation. The originally pre-registered PlanetScope NICFI pathway (OSF c4mp8 §E5; KSAT TFO access restricted to forest-domain users, 2026-05-06) was replaced by the automated route because it is fully reproducible from public products, independent of analyst judgement, and SHA-256-pinned in the Mendeley deposit. The principal cost is that cyclone-flood positives inherit the ≈10 m EMSR357 geolocation tolerance and the −3 dB Sentinel-1 change-detection threshold (UN-SPIDER, 2019), which can miss thin surge-channel features, and agronomic-flood negatives inherit the JRC mask’s under-detection of small bunded paddy patches. Both biases are conservative — they depress classifier OA by design, so OA = 0.844 SAR-only is a lower bound on true performance. Third, the GEE prototype uses a 3×3 boxcar focal-mean for Sentinel-1 despeckling in Module 01; production modules apply the refined Lee sigma filter (noted in code comments), and the inconsistency could affect reproducibility of early exploratory results. Fourth, although the classifier exceeds the pre-registered OA ≥ 0.88 / F1 ≥ 0.85 thresholds on the Odisha study area and shows promising transfer to Andhra Pradesh, its applicability to other cyclone-exposed deltas (Irrawaddy, Mekong, Ganges–Brahmaputra–Meghna) is untested; extension to other ocean basins would require ingesting equivalent track data in place of IBTrACS North Indian Ocean. Fifth, panicle initiation (PI) — the most critical sub-stage for saline-stress yield loss — is treated as exploratory using red-edge features (CIre, B5/B7 ratio) and is not claimed as a confirmatory contribution.</w:t>
       </w:r>
     </w:p>
     <w:p>
@@ -4330,7 +3715,7 @@
         <w:pStyle w:val="FirstParagraph"/>
       </w:pPr>
       <w:r>
-        <w:t xml:space="preserve">Sixth, and most consequential, the double-logistic curve-fitting algorithm used in Module 04 to extract the phenometric anchors (SOS, POS, EOS) from Whittaker-smoothed NDVI time series exhibits a quantisation pattern in a non-trivial fraction of district-year cells. Diagnostic re-inspection of the 64-cell SOS/POS panel and 44-cell EOS panel after the present analysis was complete revealed that the fitted phenometric values cluster at a small number of fixed DOY values (notably DOY 135, 258, 288, 319, and 349–350) in cells where the underlying NDVI trajectory does not present a well-resolved Kharif trough. Specifically, against literature-anchored biological ranges (SOS 160–220, POS 240–280, EOS 290–330; Singha et al., 2019; Sakamoto et al., 2005; Gray et al., 2019; FAO-GIEWS rice calendar for Odisha; IRRI Sali-rice transplanting envelope), the panel contains implausible values in approximately 45 % of SOS cells, 98 % of POS cells, and 100 % of EOS cells. This pattern is the signature of the Beck et al. (2006) double-logistic optimiser snapping to fixed positions when the four-parameter fit fails to identify the true transplanting trough, and is a known limitation of the double-logistic family on tropical multi-cropped pixels (Atkinson et al., 2012; Cao et al., 2015). Sentinel-1B failure in December 2021 (which halved the SAR revisit cadence for 2022 and 2023 Kharif seasons) and the COVID-19 lockdown overlap with Cyclones Amphan (May 2020, mid-lockdown) and Yaas (May 2021, mid-Delta-wave) both contributed to the prevalence of degenerate fits in cyclone-treated cells. Consequently, the reported corrected_SOS difference-in-differences coefficient τ̂ = +15.108 d should be interpreted as indicative rather than confirmatory; the 95 % wild-cluster bootstrap confidence interval brackets zero (WCR p = 0.4065), the leave-one-out jackknife flags the estimate as `leverage` (Table S5), and a panel-restricted sensitivity analysis dropping all literature-implausible cells (Supplement S11.4, n = 16) returns a substantially larger but high-variance point estimate (τ̂ = +62.96 d, p = 0.0075, CI [−18, +145]) that we report as a robustness diagnostic rather than as an alternative headline. We treat the principal evidentiary load of this study as resting on (a) the mechanism-level demonstration that cyclone-induced saline inundation produces a SAR backscatter signature observationally indistinguishable from agronomic flooding (Section 4.2; Figure S2), (b) the saline-flood classifier itself (OA = 0.844 SAR-only, OA = 0.990 full-feature; Section 4.1), and (c) the per-district pixel-share bound on cyclone-affected rice area (Section 4.6, Table 1). The phenometric DiD estimates in Section 4.4 are reported in full transparency as a falsifiable test of the pre-registered hypothesis τ_raw &gt; τ_corrected &gt; 0, with the acknowledgement that the absolute magnitude is uncertain and that confirmation against a more robust functional form (TIMESAT; Jönsson &amp; Eklundh, 2004) or against MCD12Q2 v6.1 (Gray et al., 2019; where the 2022 endpoint permits) is a priority for follow-up work. A targeted re-implementation of Module 04 with TIMESAT and asymmetric Gaussian alternatives is registered in the project repository (`feature/reviewer-revision` branch) for the next manuscript in this series.</w:t>
+        <w:t xml:space="preserve">Sixth, and most consequential, the double-logistic curve-fitting algorithm in Module 04 exhibits a quantisation pattern in a non-trivial fraction of district-year cells. Diagnostic re-inspection of the 64-cell SOS/POS and 44-cell EOS panels revealed that fitted phenometrics cluster at fixed DOYs (notably 135, 258, 288, 319, 349–350) in cells where the underlying NDVI trajectory lacks a well-resolved Kharif trough. Against literature-anchored biological ranges (SOS 160–220, POS 240–280, EOS 290–330; Singha et al., 2019; Sakamoto et al., 2005; Gray et al., 2019; FAO-GIEWS; IRRI Sali-rice envelope), implausible values occur in ≈45 % of SOS, ≈98 % of POS, and 100 % of EOS cells. This is the signature of the Beck et al. (2006) double-logistic optimiser snapping to fixed positions when the four-parameter fit cannot identify the true transplanting trough — a known limitation on tropical multi-cropped pixels (Atkinson et al., 2012; Cao et al., 2015). Sentinel-1B failure (December 2021), which halved SAR revisit in 2022–2023 Kharif, and the COVID-19 lockdown overlap with Cyclones Amphan (May 2020) and Yaas (May 2021) both contributed to degenerate fits in cyclone-treated cells. Consequently, the reported corrected_SOS DiD coefficient τ̂ = +15.108 d is indicative rather than confirmatory: the 95 % wild-cluster bootstrap CI brackets zero (WCR p = 0.4065), the leave-one-out jackknife flags `leverage` (Table S5), and a panel-restricted sensitivity dropping all literature-implausible cells (Supplement S11.4, n = 16) returns τ̂ = +62.96 d, p = 0.0075, CI [−18, +145] — reported as a robustness diagnostic, not an alternative headline. The principal evidentiary load of this study therefore rests on (a) the mechanism-level demonstration that cyclone-induced saline inundation produces a SAR backscatter signature observationally indistinguishable from agronomic flooding (§4.2; Figure S2), (b) the saline-flood classifier itself (§4.1; OA = 0.844 SAR-only / 0.990 full-feature), and (c) the per-district pixel-share bound on cyclone-affected rice area (§4.6; Table 1). The phenometric DiD estimates in §4.4 are reported as a falsifiable test of the pre-registered hypothesis τ_raw &gt; τ_corrected &gt; 0, with the absolute magnitude treated as uncertain; confirmation against TIMESAT (Jönsson &amp; Eklundh, 2004) or MCD12Q2 v6.1 (Gray et al., 2019) is a priority for follow-up, and a Module 04 re-implementation with TIMESAT and asymmetric Gaussian alternatives is registered on the `feature/reviewer-revision` branch.</w:t>
       </w:r>
     </w:p>
     <w:bookmarkEnd w:id="59"/>
@@ -4348,7 +3733,7 @@
         <w:pStyle w:val="FirstParagraph"/>
       </w:pPr>
       <w:r>
-        <w:t xml:space="preserve">Several directions emerge naturally from the present findings. First, the classification of rice establishment method — distinguishing transplanted Puddled rice (TPR) from direct-seeded rice (DSR) — is a logical extension of the saline-flood classifier, as TPR and DSR produce distinct SAR backscatter dynamics around the transplanting/germination period (Fikriyah et al., 2019) that interact differently with the cyclone-surge signal. This distinction is particularly important for coastal Odisha, where the transition from TPR to DSR is accelerating under labour constraints and climate adaptation policies. Second, the detection of panicle initiation (PI) using the Sentinel-2 red-edge CIre index (Jha et al., 2025) would complete the phenological calendar from transplanting to maturity at the pixel level, enabling the calculation of cyclone-induced reductions in grain-filling duration — a key determinant of yield loss. Third, the integration of the corrected phenological products with DSSAT or ORYZA2000 models, as demonstrated by Mohite et al. (2019) and Manikandan et al. (2025) for non-cyclone contexts, would allow simulation of cyclone-induced yield loss distributions with uncertainty bounds directly propagated from the pixel-level bootstrap confidence intervals produced here. Fourth, systematic application of the RiceBaCI-GEE framework to all major Asian river deltas with documented cyclone exposure — the Irrawaddy, Mekong, Ganges–Brahmaputra–Meghna, Red River, and Chao Phraya — would produce the first multi-delta inventory of cyclone-induced SAR phenology bias, providing the evidence base for a community recommendation on best practice for remote sensing products in cyclone-exposed coastal rice systems.</w:t>
+        <w:t xml:space="preserve">Four directions follow from the present findings. First, classifying rice establishment method (transplanted puddled rice vs. direct-seeded rice; Fikriyah et al., 2019) is a logical extension of the saline-flood classifier, since the two methods produce distinct backscatter dynamics around transplanting/germination — important as Odisha shifts from TPR to DSR under labour and climate pressures. Second, panicle-initiation detection from the Sentinel-2 red-edge CIre index (Jha et al., 2025) would complete the pixel-level phenological calendar from transplanting to maturity and enable calculation of cyclone-induced grain-filling reductions. Third, coupling the corrected products with DSSAT or ORYZA2000 (Mohite et al., 2019; Manikandan et al., 2025) would propagate pixel-level bootstrap CIs into yield-loss distributions. Fourth, systematic application of RiceBaCI-GEE to other cyclone-exposed Asian deltas (Irrawaddy, Mekong, Ganges–Brahmaputra–Meghna, Red River, Chao Phraya) would yield the first multi-delta inventory of cyclone-induced SAR phenology bias and the evidence base for a community best-practice recommendation.</w:t>
       </w:r>
     </w:p>
     <w:p>
@@ -4358,8 +3743,6 @@
         </w:pict>
       </w:r>
     </w:p>
-    <w:bookmarkEnd w:id="60"/>
-    <w:bookmarkEnd w:id="61"/>
     <w:bookmarkStart w:id="62" w:name="conclusions"/>
     <w:p>
       <w:pPr>
@@ -4374,27 +3757,15 @@
         <w:pStyle w:val="FirstParagraph"/>
       </w:pPr>
       <w:r>
-        <w:t xml:space="preserve">This study presents the first empirical characterisation and correction of the confound between cyclone-induced saline storm-surge inundation and agronomic transplanting flooding in Sentinel-1/2 Kharif rice phenology retrieval. Across five coastal Odisha districts, eight Kharif seasons (2017–2024), and three named cyclone events (Fani 2019, Amphan 2020, Yaas 2021), we demonstrate that the C-band SAR backscatter decrease produced by storm-surge inundation is observationally indistinguishable from the transplanting trough on which all published rice phenology algorithms depend. Failure to correct this confound introduces systematic SOS, POS, and EOS errors during cyclone years that substantially exceed normal interannual variability, generating misleading inferences about climate impacts on rice phenology in precisely the most cyclone-stressed districts.</w:t>
-      </w:r>
-    </w:p>
-    <w:p>
-      <w:pPr>
-        <w:pStyle w:val="BodyText"/>
-      </w:pPr>
-      <w:r>
-        <w:t xml:space="preserve">The RiceBaCI-GEE framework resolves this through a multi-feature random-forest classifier fusing Sentinel-1 backscatter, Sentinel-2 spectral indices, JRC water permanence, and ERA5 meteorological data to separate the two inundation types at 10 m pixel level. Corrected phenological time series are extracted with Whittaker smoothing and double-logistic curve fitting, and pixel-level bootstrap resampling provides calibrated uncertainty estimates. A pre-registered two-way fixed-effects difference-in-differences specification with district-clustered inference, complemented by a five-instrument small-cluster robustness suite (wild-cluster restricted bootstrap, leave-one-out jackknife, in-space and in-time placebo tests, post-hoc minimum-detectable-effect analysis, and out-of-sample transferability to Cyclone Bulbul), then isolates the cyclone-exposure treatment effect from baseline spatial and temporal variability, enabling statistically rigorous attribution of phenological shifts to cyclone events. A reproducible transferability protocol was exercised over coastal Andhra Pradesh (Cyclone Hudhud 2014) using the same automated multi-source reference workflow; the run is released as a code-and-data deliverable rather than a confirmatory validation, since the 2014 landfall predates the Sentinel-1 archive used for cyclone-flood reference labels (Section 3.7). All GEE code, processed phenological rasters, and validation reference data are openly archived, facilitating direct adoption by the remote sensing community and integration into crop insurance index design and crop model assimilation pipelines serving the world’s most cyclone-exposed rice farming regions.</w:t>
-      </w:r>
-    </w:p>
-    <w:p>
-      <w:pPr>
-        <w:pStyle w:val="BodyText"/>
-      </w:pPr>
-      <w:r>
-        <w:rPr>
-          <w:b/>
-          <w:bCs/>
-        </w:rPr>
-        <w:t xml:space="preserve">Word count (Conclusions): 279 words</w:t>
+        <w:t xml:space="preserve">We present the first empirical characterisation and correction of the confound between cyclone-induced saline storm-surge inundation and agronomic transplanting flooding in Sentinel-1/2 Kharif rice phenology retrieval. Across five coastal Odisha districts, eight Kharif seasons (2017–2024), and three named cyclone events (Fani 2019, Amphan 2020, Yaas 2021), we demonstrate that the C-band SAR backscatter decrease from storm-surge inundation is observationally indistinguishable from the transplanting trough on which all published rice phenology algorithms depend. Failure to correct this confound introduces systematic SOS, POS, and EOS errors in cyclone years exceeding normal interannual variability, generating misleading climate-impact inferences in precisely the most cyclone-stressed districts.</w:t>
+      </w:r>
+    </w:p>
+    <w:p>
+      <w:pPr>
+        <w:pStyle w:val="BodyText"/>
+      </w:pPr>
+      <w:r>
+        <w:t xml:space="preserve">The RiceBaCI-GEE framework resolves this through a multi-feature random-forest classifier fusing Sentinel-1 backscatter, Sentinel-2 spectral indices, JRC water permanence, and ERA5 meteorological data to separate the two inundation types at 10 m pixel level. Corrected phenological time series are extracted with Whittaker smoothing and double-logistic curve fitting, and pixel-level bootstrap resampling provides calibrated uncertainty estimates. A pre-registered two-way fixed-effects difference-in-differences specification with district-clustered inference, complemented by a five-instrument small-cluster robustness suite (wild-cluster restricted bootstrap, leave-one-out jackknife, in-space and in-time placebo tests, post-hoc minimum-detectable-effect analysis, and out-of-sample transferability to Cyclone Bulbul), then isolates the cyclone-exposure treatment effect from baseline spatial and temporal variability, enabling statistically rigorous attribution of phenological shifts to cyclone events. A reproducible transferability protocol was exercised over coastal Andhra Pradesh (Cyclone Hudhud 2014) using the same automated multi-source reference workflow; the run is released as a code-and-data deliverable rather than a confirmatory validation, since the 2014 landfall predates the Sentinel-1 archive used for cyclone-flood reference labels (Section 3.7). All GEE code, processed phenological rasters, and validation reference data are openly archived, supporting adoption by the remote sensing community and integration into crop-insurance and crop-model assimilation pipelines for the world’s most cyclone-exposed rice regions.</w:t>
       </w:r>
     </w:p>
     <w:p>

--- a/manuscript/Manuscript.docx
+++ b/manuscript/Manuscript.docx
@@ -1503,7 +1503,7 @@
         <w:pStyle w:val="FirstParagraph"/>
       </w:pPr>
       <w:r>
-        <w:t xml:space="preserve">The analytical pipeline consists of six sequential stages, illustrated in the conceptual workflow (Figure 2) and formalised in the identification DAG (Figure 1B): (i) multi-source data pre-processing and harmonised monthly stack assembly in GEE; (ii) saline-flood classifier training, application, and validation; (iii) phenology extraction from Whittaker-smoothed fused time series using double-logistic curve fitting; (iv) parallel raw (uncorrected) and corrected pipeline runs; (v) two-way fixed-effects difference-in-differences (TWFE-DiD) estimation of the cyclone-impact effect on phenological dates with district-clustered inference; and (vi) a five-instrument robustness suite (wild-cluster restricted bootstrap, leave-one-out jackknife, in-space and in-time placebo tests, post-hoc minimum-detectable-effect analysis, and out-of-sample transferability to a different cyclone class). All GEE code is written in JavaScript and is fully version-controlled in the RiceBaCI-GEE repository (https://github.com/pandasupranab/RiceBaCI-GEE). Statistical analysis (stages v–vi) is performed in Python (numpy, pandas, scipy, statsmodels) and orchestrated by a 10-stage shell harness (</w:t>
+        <w:t xml:space="preserve">The analytical pipeline consists of six sequential stages, formalised in the identification DAG (Figure 2): (i) multi-source data pre-processing and harmonised monthly stack assembly in GEE; (ii) saline-flood classifier training, application, and validation; (iii) phenology extraction from Whittaker-smoothed fused time series using double-logistic curve fitting; (iv) parallel raw (uncorrected) and corrected pipeline runs; (v) two-way fixed-effects difference-in-differences (TWFE-DiD) estimation of the cyclone-impact effect on phenological dates with district-clustered inference; and (vi) a five-instrument robustness suite (wild-cluster restricted bootstrap, leave-one-out jackknife, in-space and in-time placebo tests, post-hoc minimum-detectable-effect analysis, and out-of-sample transferability to a different cyclone class). All GEE code is written in JavaScript and is fully version-controlled in the RiceBaCI-GEE repository (https://github.com/pandasupranab/RiceBaCI-GEE). Statistical analysis (stages v–vi) is performed in Python (numpy, pandas, scipy, statsmodels) and orchestrated by a 10-stage shell harness (</w:t>
       </w:r>
       <w:r>
         <w:rPr>
@@ -1563,7 +1563,7 @@
           <w:b/>
           <w:sz w:val="20"/>
         </w:rPr>
-        <w:t xml:space="preserve">Figure 1B. </w:t>
+        <w:t xml:space="preserve">Figure 2. </w:t>
       </w:r>
       <w:r>
         <w:rPr>
@@ -1630,7 +1630,7 @@
           <w:b/>
           <w:sz w:val="20"/>
         </w:rPr>
-        <w:t xml:space="preserve">Figure 2. </w:t>
+        <w:t xml:space="preserve">Figure 3. </w:t>
       </w:r>
       <w:r>
         <w:rPr>
@@ -2301,7 +2301,7 @@
         <w:pStyle w:val="BodyText"/>
       </w:pPr>
       <w:r>
-        <w:t xml:space="preserve">Positive values of D indicate that the raw pipeline produced an artificially early SOS date. The spatial distribution of D across pixels and years is the primary diagnostic product of the study. The causal logic that motivates this two-pipeline contrast — a single cyclone landfall opening parallel legitimate (transplanting flooding) and confounding (saline storm-surge) pathways into the same SAR backscatter trough, with Module 02 intercepting the confounding pathway — is articulated visually as a Pearl-style identification DAG in Figure 1B.</w:t>
+        <w:t xml:space="preserve">Positive values of D indicate that the raw pipeline produced an artificially early SOS date. The spatial distribution of D across pixels and years is the primary diagnostic product of the study. The causal logic that motivates this two-pipeline contrast — a single cyclone landfall opening parallel legitimate (transplanting flooding) and confounding (saline storm-surge) pathways into the same SAR backscatter trough, with Module 02 intercepting the confounding pathway — is articulated visually as a Pearl-style identification DAG in Figure 2.</w:t>
       </w:r>
     </w:p>
     <w:bookmarkEnd w:id="36"/>
@@ -2365,7 +2365,7 @@
         <w:pStyle w:val="BodyText"/>
       </w:pPr>
       <w:r>
-        <w:t xml:space="preserve">Identifying assumptions. Equation (4) identifies τ under three assumptions. Parallel trends: conditional on FEs, treated and control districts would have followed the same trajectory absent treatment. We test this by regressing Y_dt = α_d + β_1·t + β_2·(t·D_d) + ε_dt on the pre-period sub-panel (t &lt; 2019) and reporting β_2 in Table S2. No anticipation: cyclone genesis is uncoupled from agricultural decisions (Indian-Ocean lead times are days, the outcome is seasonal SOS detected from canopy backscatter/NDVI), and the event-study leads in Figure 3 confirm zero pre-landfall effects. SUTVA / no spillovers: cyclone tracks are spatially bounded (50-km IBTrACS buffer); we verify no significant pre-trend in the inland-control cluster.</w:t>
+        <w:t xml:space="preserve">Identifying assumptions. Equation (4) identifies τ under three assumptions. Parallel trends: conditional on FEs, treated and control districts would have followed the same trajectory absent treatment. We test this by regressing Y_dt = α_d + β_1·t + β_2·(t·D_d) + ε_dt on the pre-period sub-panel (t &lt; 2019) and reporting β_2 in Table S2. No anticipation: cyclone genesis is uncoupled from agricultural decisions (Indian-Ocean lead times are days, the outcome is seasonal SOS detected from canopy backscatter/NDVI), and the event-study leads in Figure 4 confirm zero pre-landfall effects. SUTVA / no spillovers: cyclone tracks are spatially bounded (50-km IBTrACS buffer); we verify no significant pre-trend in the inland-control cluster.</w:t>
       </w:r>
     </w:p>
     <w:p>
@@ -2416,7 +2416,7 @@
           <w:b/>
           <w:sz w:val="20"/>
         </w:rPr>
-        <w:t xml:space="preserve">Figure 3. </w:t>
+        <w:t xml:space="preserve">Figure 4. </w:t>
       </w:r>
       <w:r>
         <w:rPr>
@@ -2460,7 +2460,7 @@
         <w:pStyle w:val="BodyText"/>
       </w:pPr>
       <w:r>
-        <w:t xml:space="preserve">with k = −1 (year 2018) the omitted reference. Coefficients β_k at k &lt; 0 test for pre-trends; coefficients at k ≥ 0 trace the dynamic effect. The first treatment landfall (Fani, 3 May 2019) is treated as the cohort anchor for treated districts; control districts contribute only to the year-FE absorption. Event-study estimates are reported in Figure 3.</w:t>
+        <w:t xml:space="preserve">with k = −1 (year 2018) the omitted reference. Coefficients β_k at k &lt; 0 test for pre-trends; coefficients at k ≥ 0 trace the dynamic effect. The first treatment landfall (Fani, 3 May 2019) is treated as the cohort anchor for treated districts; control districts contribute only to the year-FE absorption. Event-study estimates are reported in Figure 4.</w:t>
       </w:r>
     </w:p>
     <w:p>
@@ -2577,7 +2577,7 @@
         <w:pStyle w:val="Heading4"/>
       </w:pPr>
       <w:r>
-        <w:t xml:space="preserve">3.7.4 Placebo / falsification tests (Module 05e, Table S7, Figure 6)</w:t>
+        <w:t xml:space="preserve">3.7.4 Placebo / falsification tests (Module 05e, Table S7, Figure 7)</w:t>
       </w:r>
     </w:p>
     <w:p>
@@ -2904,7 +2904,7 @@
         <w:t xml:space="preserve">python scripts/refresh_v21_from_module12.py</w:t>
       </w:r>
       <w:r>
-        <w:t xml:space="preserve">) that reproduces every reported figure (including Figure 1B, Figure 3, Figure 5, Figure 6, Figure S1, Figure S2) and supplementary table (S1–S10, S13a) from the published Module 12 per-district cyclone-exposed-area exports against the real BACI panel. The complete analysis code, including all GEE JavaScript modules and Python analysis scripts, is version-controlled and publicly available at https://github.com/pandasupranab/RiceBaCI-GEE (MIT licence) with tagged release v1.0.1-submission archived on Zenodo (this-version DOI 10.5281/zenodo.20587316; concept DOI 10.5281/zenodo.20024578). The study is pre-registered at https://osf.io/c4mp8 (DOI 10.17605/OSF.IO/C4MP8); the single pre-registered scope amendment adding Cyclone Bulbul as an out-of-sample transferability probe is logged in the OSF wiki and dated 2026-04-29. Processed phenological rasters (SOS, POS, EOS, correction bias, uncertainty) for coastal Odisha are deposited on Mendeley Data under Creative Commons Attribution 4.0 licence (DOI</w:t>
+        <w:t xml:space="preserve">) that reproduces every reported figure (including Figure 2, Figure 4, Figure 6, Figure 7, Figure S1, Figure S2) and supplementary table (S1–S10, S13a) from the published Module 12 per-district cyclone-exposed-area exports against the real BACI panel. The complete analysis code, including all GEE JavaScript modules and Python analysis scripts, is version-controlled and publicly available at https://github.com/pandasupranab/RiceBaCI-GEE (MIT licence) with tagged release v1.0.1-submission archived on Zenodo (this-version DOI 10.5281/zenodo.20587316; concept DOI 10.5281/zenodo.20024578). The study is pre-registered at https://osf.io/c4mp8 (DOI 10.17605/OSF.IO/C4MP8); the single pre-registered scope amendment adding Cyclone Bulbul as an out-of-sample transferability probe is logged in the OSF wiki and dated 2026-04-29. Processed phenological rasters (SOS, POS, EOS, correction bias, uncertainty) for coastal Odisha are deposited on Mendeley Data under Creative Commons Attribution 4.0 licence (DOI</w:t>
       </w:r>
       <w:r>
         <w:t xml:space="preserve"> </w:t>
@@ -3018,7 +3018,7 @@
         <w:pStyle w:val="FirstParagraph"/>
       </w:pPr>
       <w:r>
-        <w:t xml:space="preserve">Comparison of the raw and corrected pipelines for each cyclone-affected district-year reveals systematic but bounded biases in the uncorrected SOS, POS, and EOS estimates (per-(district, year, metric) values in Table S13a; corrected-pipeline SOS trajectories in Figure 4). Across the 13 cyclone-affected district-year cells in the v2.1 correction summary (4 Fani 2019, 4 Amphan 2020, 5 Yaas 2021), the mean absolute raw–corrected SOS difference was </w:t>
+        <w:t xml:space="preserve">Comparison of the raw and corrected pipelines for each cyclone-affected district-year reveals systematic but bounded biases in the uncorrected SOS, POS, and EOS estimates (per-(district, year, metric) values in Table S13a; corrected-pipeline SOS trajectories in Figure 5). Across the 13 cyclone-affected district-year cells in the v2.1 correction summary (4 Fani 2019, 4 Amphan 2020, 5 Yaas 2021), the mean absolute raw–corrected SOS difference was </w:t>
       </w:r>
       <w:r>
         <w:rPr>
@@ -3089,7 +3089,7 @@
           <w:b/>
           <w:sz w:val="20"/>
         </w:rPr>
-        <w:t xml:space="preserve">Figure 4. </w:t>
+        <w:t xml:space="preserve">Figure 5. </w:t>
       </w:r>
       <w:r>
         <w:rPr>
@@ -3174,7 +3174,7 @@
           <w:b/>
           <w:sz w:val="20"/>
         </w:rPr>
-        <w:t xml:space="preserve">Figure 5. </w:t>
+        <w:t xml:space="preserve">Figure 6. </w:t>
       </w:r>
       <w:r>
         <w:rPr>
@@ -3239,7 +3239,7 @@
           <w:b/>
           <w:sz w:val="20"/>
         </w:rPr>
-        <w:t xml:space="preserve">Figure 6. </w:t>
+        <w:t xml:space="preserve">Figure 7. </w:t>
       </w:r>
       <w:r>
         <w:rPr>
@@ -3392,15 +3392,15 @@
         <w:pStyle w:val="BodyText"/>
       </w:pPr>
       <w:r>
-        <w:t xml:space="preserve">Event-study dynamics and pre-trends. Event-study coefficients (Eq. 5; Figure 3) return pre-treatment leads at k = −2 of +63.6 d (SOS, 95% CI [−30.5, +157.7]), +2.4 d (POS, 95% CI [−25.2, +30.0]), and +33.5 d (EOS, point estimate exact-fit on the n = 2 pre-period). The POS lead is within [−2, +2] d of zero; the SOS lead is non-zero in magnitude but its 95% CI brackets zero on the n = 2 pre-period (see Table S2 footnote). The treatment-year leads (k ∈ {0, 1, 2}) trace the dynamic effect for each phenometric and confirm that τ̂ is not driven by a single year. The pre-trend regression coefficient β_2 (§3.6, Table S2) was non-significant for the SOS and POS cells (β = −63.6 d, p = 0.343 for SOS; β = −2.4 d, p = 0.903 for POS), consistent with the parallel-trends assumption of Eq. (4); the EOS pre-trend is an exact-fit on the n = 2 pre-period and uninformative.</w:t>
-      </w:r>
-    </w:p>
-    <w:p>
-      <w:pPr>
-        <w:pStyle w:val="BodyText"/>
-      </w:pPr>
-      <w:r>
-        <w:t xml:space="preserve">Robustness suite (Table S3–S7, Figure 5, Figure 6, Figure S1). All five robustness instruments converge on the same headline qualitative result: (i) wild-cluster restricted bootstrap p-values (Table S4) fail to reject H₀: τ = 0 at α = 0.05 for all six (pipeline × metric) cells (raw/SOS p = 0.400, corrected/SOS p = 0.4065, raw/POS p = 0.2293, corrected/POS p = 0.2293, raw/EOS p = 0.2047, corrected/EOS p = 0.2035) — consistent with the small-G underpowering result documented in §3.7.5 and the MDE table (Table S6); (ii) the in-space donor-swap permutation (Table S7) isolates the real τ̂ in the extreme tail of 56 reassignments only for the EOS cells (p_perm = 0.018 in both raw and corrected EOS, the design floor); the SOS and POS placebo distributions are wide and the real τ̂ does not separate; (iii) the leave-one-out jackknife shows no LOO sign flips for SOS/POS in either pipeline; EOS exhibits expected sign flips in the n = 44 panel and is reported as leverage-class; (iv) Bulbul transferability (Table S3) is supported with 4/4 paddy-dominant probe districts inside the 95 % PI (3/4 within ±20 d of the trained τ̂_corrected_SOS; (v) the in-time single-shift placebo recovers τ̂_pseudo = −76.5 d, far from the headline +15.1 d and in the expected sign-reversed direction when the cyclone window is moved off the real landfall years.</w:t>
+        <w:t xml:space="preserve">Event-study dynamics and pre-trends. Event-study coefficients (Eq. 5; Figure 4) return pre-treatment leads at k = −2 of +63.6 d (SOS, 95% CI [−30.5, +157.7]), +2.4 d (POS, 95% CI [−25.2, +30.0]), and +33.5 d (EOS, point estimate exact-fit on the n = 2 pre-period). The POS lead is within [−2, +2] d of zero; the SOS lead is non-zero in magnitude but its 95% CI brackets zero on the n = 2 pre-period (see Table S2 footnote). The treatment-year leads (k ∈ {0, 1, 2}) trace the dynamic effect for each phenometric and confirm that τ̂ is not driven by a single year. The pre-trend regression coefficient β_2 (§3.6, Table S2) was non-significant for the SOS and POS cells (β = −63.6 d, p = 0.343 for SOS; β = −2.4 d, p = 0.903 for POS), consistent with the parallel-trends assumption of Eq. (4); the EOS pre-trend is an exact-fit on the n = 2 pre-period and uninformative.</w:t>
+      </w:r>
+    </w:p>
+    <w:p>
+      <w:pPr>
+        <w:pStyle w:val="BodyText"/>
+      </w:pPr>
+      <w:r>
+        <w:t xml:space="preserve">Robustness suite (Table S3–S7, Figure 6, Figure 7, Figure S1). All five robustness instruments converge on the same headline qualitative result: (i) wild-cluster restricted bootstrap p-values (Table S4) fail to reject H₀: τ = 0 at α = 0.05 for all six (pipeline × metric) cells (raw/SOS p = 0.400, corrected/SOS p = 0.4065, raw/POS p = 0.2293, corrected/POS p = 0.2293, raw/EOS p = 0.2047, corrected/EOS p = 0.2035) — consistent with the small-G underpowering result documented in §3.7.5 and the MDE table (Table S6); (ii) the in-space donor-swap permutation (Table S7) isolates the real τ̂ in the extreme tail of 56 reassignments only for the EOS cells (p_perm = 0.018 in both raw and corrected EOS, the design floor); the SOS and POS placebo distributions are wide and the real τ̂ does not separate; (iii) the leave-one-out jackknife shows no LOO sign flips for SOS/POS in either pipeline; EOS exhibits expected sign flips in the n = 44 panel and is reported as leverage-class; (iv) Bulbul transferability (Table S3) is supported with 4/4 paddy-dominant probe districts inside the 95 % PI (3/4 within ±20 d of the trained τ̂_corrected_SOS; (v) the in-time single-shift placebo recovers τ̂_pseudo = −76.5 d, far from the headline +15.1 d and in the expected sign-reversed direction when the cyclone window is moved off the real landfall years.</w:t>
       </w:r>
     </w:p>
     <w:p>

--- a/manuscript/Manuscript.docx
+++ b/manuscript/Manuscript.docx
@@ -2301,7 +2301,7 @@
         <w:pStyle w:val="BodyText"/>
       </w:pPr>
       <w:r>
-        <w:t xml:space="preserve">Positive values of D indicate that the raw pipeline produced an artificially early SOS date. The spatial distribution of D across pixels and years is the primary diagnostic product of the study. The causal logic that motivates this two-pipeline contrast — a single cyclone landfall opening parallel legitimate (transplanting flooding) and confounding (saline storm-surge) pathways into the same SAR backscatter trough, with Module 02 intercepting the confounding pathway — is articulated visually as a Pearl-style identification DAG in Figure 2.</w:t>
+        <w:t xml:space="preserve">Positive values of D indicate that the raw pipeline produced an artificially early SOS date. The spatial distribution of D across pixels and years is the primary diagnostic product of the study. The causal logic that motivates this two-pipeline contrast — a single cyclone landfall opening parallel legitimate (transplanting flooding) and confounding (saline storm-surge) pathways into the same SAR backscatter trough, with Module 02 intercepting the confounding pathway — is articulated visually as a Pearl-style identification DAG (Pearl, 2009) in Figure 2.</w:t>
       </w:r>
     </w:p>
     <w:bookmarkEnd w:id="36"/>
@@ -4421,18 +4421,6 @@
       </w:r>
     </w:p>
     <w:p>
-      <w:pPr>
-        <w:pStyle w:val="BodyText"/>
-      </w:pPr>
-      <w:r>
-        <w:rPr>
-          <w:i/>
-          <w:iCs/>
-        </w:rPr>
-        <w:t xml:space="preserve">[Note to author: update this statement if funding is received. Standard Elsevier funder acknowledgement with grant numbers should be added here prior to submission.]</w:t>
-      </w:r>
-    </w:p>
-    <w:p>
       <w:r>
         <w:pict>
           <v:rect style="width:0;height:1.5pt" o:hralign="center" o:hrstd="t" o:hr="t"/>
@@ -4646,18 +4634,6 @@
       </w:r>
     </w:p>
     <w:p>
-      <w:pPr>
-        <w:pStyle w:val="BodyText"/>
-      </w:pPr>
-      <w:r>
-        <w:rPr>
-          <w:i/>
-          <w:iCs/>
-        </w:rPr>
-        <w:t xml:space="preserve">[Note to author: add specific named acknowledgements for laboratory facilities, computing infrastructure, and any colleagues who provided informal advice or data not already cited as co-authors, prior to submission.]</w:t>
-      </w:r>
-    </w:p>
-    <w:p>
       <w:r>
         <w:pict>
           <v:rect style="width:0;height:1.5pt" o:hralign="center" o:hrstd="t" o:hr="t"/>
@@ -4724,7 +4700,7 @@
         <w:pStyle w:val="BodyText"/>
       </w:pPr>
       <w:r>
-        <w:t xml:space="preserve">Athey, S., Imbens, G.W., 2017. The state of applied econometrics: causality and policy evaluation.</w:t>
+        <w:t xml:space="preserve">Atkinson, P.M., Jeganathan, C., Dash, J., Atzberger, C., 2012. Inter-comparison of four models for smoothing satellite sensor time-series data to estimate vegetation phenology.</w:t>
       </w:r>
       <w:r>
         <w:t xml:space="preserve"> </w:t>
@@ -4734,21 +4710,21 @@
           <w:i/>
           <w:iCs/>
         </w:rPr>
-        <w:t xml:space="preserve">Journal of Economic Perspectives</w:t>
-      </w:r>
-      <w:r>
-        <w:t xml:space="preserve"> </w:t>
-      </w:r>
-      <w:r>
-        <w:t xml:space="preserve">31, 3–32. https://doi.org/10.1257/jep.31.2.3</w:t>
-      </w:r>
-    </w:p>
-    <w:p>
-      <w:pPr>
-        <w:pStyle w:val="BodyText"/>
-      </w:pPr>
-      <w:r>
-        <w:t xml:space="preserve">Beck, P.S.A., Atzberger, C., Høgda, K.A., Johansen, B., Skidmore, A.K., 2006. Improved monitoring of vegetation dynamics at very high latitudes: a new method using MODIS NDVI.</w:t>
+        <w:t xml:space="preserve">Remote Sensing of Environment</w:t>
+      </w:r>
+      <w:r>
+        <w:t xml:space="preserve"> </w:t>
+      </w:r>
+      <w:r>
+        <w:t xml:space="preserve">123, 400–417. https://doi.org/10.1016/j.rse.2012.04.001</w:t>
+      </w:r>
+    </w:p>
+    <w:p>
+      <w:pPr>
+        <w:pStyle w:val="BodyText"/>
+      </w:pPr>
+      <w:r>
+        <w:t xml:space="preserve">Athey, S., Imbens, G.W., 2017. The state of applied econometrics: causality and policy evaluation.</w:t>
       </w:r>
       <w:r>
         <w:t xml:space="preserve"> </w:t>
@@ -4758,21 +4734,21 @@
           <w:i/>
           <w:iCs/>
         </w:rPr>
-        <w:t xml:space="preserve">Remote Sensing of Environment</w:t>
-      </w:r>
-      <w:r>
-        <w:t xml:space="preserve"> </w:t>
-      </w:r>
-      <w:r>
-        <w:t xml:space="preserve">100, 321–334. https://doi.org/10.1016/j.rse.2005.10.021</w:t>
-      </w:r>
-    </w:p>
-    <w:p>
-      <w:pPr>
-        <w:pStyle w:val="BodyText"/>
-      </w:pPr>
-      <w:r>
-        <w:t xml:space="preserve">Breiman, L., 2001. Random forests.</w:t>
+        <w:t xml:space="preserve">Journal of Economic Perspectives</w:t>
+      </w:r>
+      <w:r>
+        <w:t xml:space="preserve"> </w:t>
+      </w:r>
+      <w:r>
+        <w:t xml:space="preserve">31, 3–32. https://doi.org/10.1257/jep.31.2.3</w:t>
+      </w:r>
+    </w:p>
+    <w:p>
+      <w:pPr>
+        <w:pStyle w:val="BodyText"/>
+      </w:pPr>
+      <w:r>
+        <w:t xml:space="preserve">Beck, P.S.A., Atzberger, C., Høgda, K.A., Johansen, B., Skidmore, A.K., 2006. Improved monitoring of vegetation dynamics at very high latitudes: a new method using MODIS NDVI.</w:t>
       </w:r>
       <w:r>
         <w:t xml:space="preserve"> </w:t>
@@ -4782,21 +4758,21 @@
           <w:i/>
           <w:iCs/>
         </w:rPr>
-        <w:t xml:space="preserve">Machine Learning</w:t>
-      </w:r>
-      <w:r>
-        <w:t xml:space="preserve"> </w:t>
-      </w:r>
-      <w:r>
-        <w:t xml:space="preserve">45, 5–32. https://doi.org/10.1023/A:1010933404324</w:t>
-      </w:r>
-    </w:p>
-    <w:p>
-      <w:pPr>
-        <w:pStyle w:val="BodyText"/>
-      </w:pPr>
-      <w:r>
-        <w:t xml:space="preserve">Cameron, A.C., Gelbach, J.B., Miller, D.L., 2008. Bootstrap-based improvements for inference with clustered errors.</w:t>
+        <w:t xml:space="preserve">Remote Sensing of Environment</w:t>
+      </w:r>
+      <w:r>
+        <w:t xml:space="preserve"> </w:t>
+      </w:r>
+      <w:r>
+        <w:t xml:space="preserve">100, 321–334. https://doi.org/10.1016/j.rse.2005.10.021</w:t>
+      </w:r>
+    </w:p>
+    <w:p>
+      <w:pPr>
+        <w:pStyle w:val="BodyText"/>
+      </w:pPr>
+      <w:r>
+        <w:t xml:space="preserve">Breiman, L., 2001. Random forests.</w:t>
       </w:r>
       <w:r>
         <w:t xml:space="preserve"> </w:t>
@@ -4806,21 +4782,21 @@
           <w:i/>
           <w:iCs/>
         </w:rPr>
-        <w:t xml:space="preserve">Review of Economics and Statistics</w:t>
-      </w:r>
-      <w:r>
-        <w:t xml:space="preserve"> </w:t>
-      </w:r>
-      <w:r>
-        <w:t xml:space="preserve">90, 414–427. https://doi.org/10.1162/rest.90.3.414</w:t>
-      </w:r>
-    </w:p>
-    <w:p>
-      <w:pPr>
-        <w:pStyle w:val="BodyText"/>
-      </w:pPr>
-      <w:r>
-        <w:t xml:space="preserve">Donald, S.G., Lang, K., 2007. Inference with difference-in-differences and other panel data.</w:t>
+        <w:t xml:space="preserve">Machine Learning</w:t>
+      </w:r>
+      <w:r>
+        <w:t xml:space="preserve"> </w:t>
+      </w:r>
+      <w:r>
+        <w:t xml:space="preserve">45, 5–32. https://doi.org/10.1023/A:1010933404324</w:t>
+      </w:r>
+    </w:p>
+    <w:p>
+      <w:pPr>
+        <w:pStyle w:val="BodyText"/>
+      </w:pPr>
+      <w:r>
+        <w:t xml:space="preserve">Cameron, A.C., Gelbach, J.B., Miller, D.L., 2008. Bootstrap-based improvements for inference with clustered errors.</w:t>
       </w:r>
       <w:r>
         <w:t xml:space="preserve"> </w:t>
@@ -4836,15 +4812,15 @@
         <w:t xml:space="preserve"> </w:t>
       </w:r>
       <w:r>
-        <w:t xml:space="preserve">89, 221–233. https://doi.org/10.1162/rest.89.2.221</w:t>
-      </w:r>
-    </w:p>
-    <w:p>
-      <w:pPr>
-        <w:pStyle w:val="BodyText"/>
-      </w:pPr>
-      <w:r>
-        <w:t xml:space="preserve">Eilers, P.H.C., 2003. A perfect smoother.</w:t>
+        <w:t xml:space="preserve">90, 414–427. https://doi.org/10.1162/rest.90.3.414</w:t>
+      </w:r>
+    </w:p>
+    <w:p>
+      <w:pPr>
+        <w:pStyle w:val="BodyText"/>
+      </w:pPr>
+      <w:r>
+        <w:t xml:space="preserve">Cao, R., Chen, J., Shen, M., Tang, Y., 2015. An improved logistic method for detecting spring vegetation phenology in grasslands from MODIS EVI time-series data.</w:t>
       </w:r>
       <w:r>
         <w:t xml:space="preserve"> </w:t>
@@ -4854,29 +4830,21 @@
           <w:i/>
           <w:iCs/>
         </w:rPr>
-        <w:t xml:space="preserve">Analytical Chemistry</w:t>
-      </w:r>
-      <w:r>
-        <w:t xml:space="preserve"> </w:t>
-      </w:r>
-      <w:r>
-        <w:t xml:space="preserve">75, 3631–3636. https://doi.org/10.1021/ac034173t</w:t>
-      </w:r>
-    </w:p>
-    <w:p>
-      <w:pPr>
-        <w:pStyle w:val="BodyText"/>
-      </w:pPr>
-      <w:r>
-        <w:t xml:space="preserve">FAO, 2015. Global Administrative Unit Layers (GAUL), Level 2. Food and Agriculture Organization of the United Nations, Rome. https://data.apps.fao.org/catalog/dataset/gaul-2015</w:t>
-      </w:r>
-    </w:p>
-    <w:p>
-      <w:pPr>
-        <w:pStyle w:val="BodyText"/>
-      </w:pPr>
-      <w:r>
-        <w:t xml:space="preserve">Filipponi, F., 2019. Sentinel-1 GRD preprocessing workflow.</w:t>
+        <w:t xml:space="preserve">Agricultural and Forest Meteorology</w:t>
+      </w:r>
+      <w:r>
+        <w:t xml:space="preserve"> </w:t>
+      </w:r>
+      <w:r>
+        <w:t xml:space="preserve">200, 9–20. https://doi.org/10.1016/j.agrformet.2014.09.009</w:t>
+      </w:r>
+    </w:p>
+    <w:p>
+      <w:pPr>
+        <w:pStyle w:val="BodyText"/>
+      </w:pPr>
+      <w:r>
+        <w:t xml:space="preserve">Donald, S.G., Lang, K., 2007. Inference with difference-in-differences and other panel data.</w:t>
       </w:r>
       <w:r>
         <w:t xml:space="preserve"> </w:t>
@@ -4886,21 +4854,21 @@
           <w:i/>
           <w:iCs/>
         </w:rPr>
-        <w:t xml:space="preserve">Multidisciplinary Digital Publishing Institute Proceedings</w:t>
-      </w:r>
-      <w:r>
-        <w:t xml:space="preserve"> </w:t>
-      </w:r>
-      <w:r>
-        <w:t xml:space="preserve">18, 11. https://doi.org/10.3390/ECRS-3-06201</w:t>
-      </w:r>
-    </w:p>
-    <w:p>
-      <w:pPr>
-        <w:pStyle w:val="BodyText"/>
-      </w:pPr>
-      <w:r>
-        <w:t xml:space="preserve">Fikriyah, V.N., Darvishzadeh, R., Laborte, A., Khan, N.I., Nelson, A., 2019. Discriminating transplanted and direct seeded rice using Sentinel-1 intensity data.</w:t>
+        <w:t xml:space="preserve">Review of Economics and Statistics</w:t>
+      </w:r>
+      <w:r>
+        <w:t xml:space="preserve"> </w:t>
+      </w:r>
+      <w:r>
+        <w:t xml:space="preserve">89, 221–233. https://doi.org/10.1162/rest.89.2.221</w:t>
+      </w:r>
+    </w:p>
+    <w:p>
+      <w:pPr>
+        <w:pStyle w:val="BodyText"/>
+      </w:pPr>
+      <w:r>
+        <w:t xml:space="preserve">Eilers, P.H.C., 2003. A perfect smoother.</w:t>
       </w:r>
       <w:r>
         <w:t xml:space="preserve"> </w:t>
@@ -4910,21 +4878,29 @@
           <w:i/>
           <w:iCs/>
         </w:rPr>
-        <w:t xml:space="preserve">International Journal of Applied Earth Observation and Geoinformation</w:t>
-      </w:r>
-      <w:r>
-        <w:t xml:space="preserve"> </w:t>
-      </w:r>
-      <w:r>
-        <w:t xml:space="preserve">76, 143–153. https://doi.org/10.1016/J.JAG.2018.11.007</w:t>
-      </w:r>
-    </w:p>
-    <w:p>
-      <w:pPr>
-        <w:pStyle w:val="BodyText"/>
-      </w:pPr>
-      <w:r>
-        <w:t xml:space="preserve">Friedl, M.A., Sulla-Menashe, D., Tan, B., Schneider, A., Ramankutty, N., Sibley, A., Huang, X., 2010. MODIS Collection 5 global land cover: algorithm refinements and characterization of new datasets.</w:t>
+        <w:t xml:space="preserve">Analytical Chemistry</w:t>
+      </w:r>
+      <w:r>
+        <w:t xml:space="preserve"> </w:t>
+      </w:r>
+      <w:r>
+        <w:t xml:space="preserve">75, 3631–3636. https://doi.org/10.1021/ac034173t</w:t>
+      </w:r>
+    </w:p>
+    <w:p>
+      <w:pPr>
+        <w:pStyle w:val="BodyText"/>
+      </w:pPr>
+      <w:r>
+        <w:t xml:space="preserve">FAO, 2015. Global Administrative Unit Layers (GAUL), Level 2. Food and Agriculture Organization of the United Nations, Rome. https://data.apps.fao.org/catalog/dataset/gaul-2015</w:t>
+      </w:r>
+    </w:p>
+    <w:p>
+      <w:pPr>
+        <w:pStyle w:val="BodyText"/>
+      </w:pPr>
+      <w:r>
+        <w:t xml:space="preserve">Filipponi, F., 2019. Sentinel-1 GRD preprocessing workflow.</w:t>
       </w:r>
       <w:r>
         <w:t xml:space="preserve"> </w:t>
@@ -4934,21 +4910,21 @@
           <w:i/>
           <w:iCs/>
         </w:rPr>
-        <w:t xml:space="preserve">Remote Sensing of Environment</w:t>
-      </w:r>
-      <w:r>
-        <w:t xml:space="preserve"> </w:t>
-      </w:r>
-      <w:r>
-        <w:t xml:space="preserve">114, 168–182. https://doi.org/10.1016/j.rse.2009.08.016</w:t>
-      </w:r>
-    </w:p>
-    <w:p>
-      <w:pPr>
-        <w:pStyle w:val="BodyText"/>
-      </w:pPr>
-      <w:r>
-        <w:t xml:space="preserve">Goodman-Bacon, A., 2021. Difference-in-differences with variation in treatment timing.</w:t>
+        <w:t xml:space="preserve">Multidisciplinary Digital Publishing Institute Proceedings</w:t>
+      </w:r>
+      <w:r>
+        <w:t xml:space="preserve"> </w:t>
+      </w:r>
+      <w:r>
+        <w:t xml:space="preserve">18, 11. https://doi.org/10.3390/ECRS-3-06201</w:t>
+      </w:r>
+    </w:p>
+    <w:p>
+      <w:pPr>
+        <w:pStyle w:val="BodyText"/>
+      </w:pPr>
+      <w:r>
+        <w:t xml:space="preserve">Fikriyah, V.N., Darvishzadeh, R., Laborte, A., Khan, N.I., Nelson, A., 2019. Discriminating transplanted and direct seeded rice using Sentinel-1 intensity data.</w:t>
       </w:r>
       <w:r>
         <w:t xml:space="preserve"> </w:t>
@@ -4958,21 +4934,21 @@
           <w:i/>
           <w:iCs/>
         </w:rPr>
-        <w:t xml:space="preserve">Journal of Econometrics</w:t>
-      </w:r>
-      <w:r>
-        <w:t xml:space="preserve"> </w:t>
-      </w:r>
-      <w:r>
-        <w:t xml:space="preserve">225, 254–277. https://doi.org/10.1016/j.jeconom.2021.03.014</w:t>
-      </w:r>
-    </w:p>
-    <w:p>
-      <w:pPr>
-        <w:pStyle w:val="BodyText"/>
-      </w:pPr>
-      <w:r>
-        <w:t xml:space="preserve">Gorelick, N., Hancher, M., Dixon, M., Ilyushchenko, S., Thau, D., Moore, R., 2017. Google Earth Engine: Planetary-scale geospatial analysis for everyone.</w:t>
+        <w:t xml:space="preserve">International Journal of Applied Earth Observation and Geoinformation</w:t>
+      </w:r>
+      <w:r>
+        <w:t xml:space="preserve"> </w:t>
+      </w:r>
+      <w:r>
+        <w:t xml:space="preserve">76, 143–153. https://doi.org/10.1016/J.JAG.2018.11.007</w:t>
+      </w:r>
+    </w:p>
+    <w:p>
+      <w:pPr>
+        <w:pStyle w:val="BodyText"/>
+      </w:pPr>
+      <w:r>
+        <w:t xml:space="preserve">Friedl, M.A., Sulla-Menashe, D., Tan, B., Schneider, A., Ramankutty, N., Sibley, A., Huang, X., 2010. MODIS Collection 5 global land cover: algorithm refinements and characterization of new datasets.</w:t>
       </w:r>
       <w:r>
         <w:t xml:space="preserve"> </w:t>
@@ -4988,15 +4964,15 @@
         <w:t xml:space="preserve"> </w:t>
       </w:r>
       <w:r>
-        <w:t xml:space="preserve">202, 18–27. https://doi.org/10.1016/j.rse.2017.06.031</w:t>
-      </w:r>
-    </w:p>
-    <w:p>
-      <w:pPr>
-        <w:pStyle w:val="BodyText"/>
-      </w:pPr>
-      <w:r>
-        <w:t xml:space="preserve">Gray, J., Sulla-Menashe, D., Friedl, M.A., 2019.</w:t>
+        <w:t xml:space="preserve">114, 168–182. https://doi.org/10.1016/j.rse.2009.08.016</w:t>
+      </w:r>
+    </w:p>
+    <w:p>
+      <w:pPr>
+        <w:pStyle w:val="BodyText"/>
+      </w:pPr>
+      <w:r>
+        <w:t xml:space="preserve">Goodman-Bacon, A., 2021. Difference-in-differences with variation in treatment timing.</w:t>
       </w:r>
       <w:r>
         <w:t xml:space="preserve"> </w:t>
@@ -5006,18 +4982,21 @@
           <w:i/>
           <w:iCs/>
         </w:rPr>
-        <w:t xml:space="preserve">User Guide to Collection 6 MODIS Land Cover Dynamics (MCD12Q2) Product</w:t>
-      </w:r>
-      <w:r>
-        <w:t xml:space="preserve">, Version 6.0. NASA EOSDIS Land Processes Distributed Active Archive Center, Sioux Falls, SD. https://lpdaac.usgs.gov/documents/465/MCD12Q2_User_Guide_V6.pdf</w:t>
-      </w:r>
-    </w:p>
-    <w:p>
-      <w:pPr>
-        <w:pStyle w:val="BodyText"/>
-      </w:pPr>
-      <w:r>
-        <w:t xml:space="preserve">Hoshikawa, K., Hayashi, M., Yamamoto, T., Watanabe, R., 2023. SAR backscatter behaviour of partially inundated paddy rice: implications for waterlogged rainfed rice monitoring.</w:t>
+        <w:t xml:space="preserve">Journal of Econometrics</w:t>
+      </w:r>
+      <w:r>
+        <w:t xml:space="preserve"> </w:t>
+      </w:r>
+      <w:r>
+        <w:t xml:space="preserve">225, 254–277. https://doi.org/10.1016/j.jeconom.2021.03.014</w:t>
+      </w:r>
+    </w:p>
+    <w:p>
+      <w:pPr>
+        <w:pStyle w:val="BodyText"/>
+      </w:pPr>
+      <w:r>
+        <w:t xml:space="preserve">Gorelick, N., Hancher, M., Dixon, M., Ilyushchenko, S., Thau, D., Moore, R., 2017. Google Earth Engine: Planetary-scale geospatial analysis for everyone.</w:t>
       </w:r>
       <w:r>
         <w:t xml:space="preserve"> </w:t>
@@ -5027,21 +5006,21 @@
           <w:i/>
           <w:iCs/>
         </w:rPr>
-        <w:t xml:space="preserve">European Journal of Remote Sensing</w:t>
-      </w:r>
-      <w:r>
-        <w:t xml:space="preserve"> </w:t>
-      </w:r>
-      <w:r>
-        <w:t xml:space="preserve">56. https://doi.org/10.1080/22797254.2023.2269305</w:t>
-      </w:r>
-    </w:p>
-    <w:p>
-      <w:pPr>
-        <w:pStyle w:val="BodyText"/>
-      </w:pPr>
-      <w:r>
-        <w:t xml:space="preserve">Hu, Z., Zhang, H., Liang, D., Liu, M., 2023. Mapping multi-cropping paddy rice in the Yangtze River Delta with Sentinel-1/2 time series data.</w:t>
+        <w:t xml:space="preserve">Remote Sensing of Environment</w:t>
+      </w:r>
+      <w:r>
+        <w:t xml:space="preserve"> </w:t>
+      </w:r>
+      <w:r>
+        <w:t xml:space="preserve">202, 18–27. https://doi.org/10.1016/j.rse.2017.06.031</w:t>
+      </w:r>
+    </w:p>
+    <w:p>
+      <w:pPr>
+        <w:pStyle w:val="BodyText"/>
+      </w:pPr>
+      <w:r>
+        <w:t xml:space="preserve">Gray, J., Sulla-Menashe, D., Friedl, M.A., 2019.</w:t>
       </w:r>
       <w:r>
         <w:t xml:space="preserve"> </w:t>
@@ -5051,21 +5030,18 @@
           <w:i/>
           <w:iCs/>
         </w:rPr>
-        <w:t xml:space="preserve">Remote Sensing</w:t>
-      </w:r>
-      <w:r>
-        <w:t xml:space="preserve"> </w:t>
-      </w:r>
-      <w:r>
-        <w:t xml:space="preserve">15, 2794. https://doi.org/10.3390/rs15112794</w:t>
-      </w:r>
-    </w:p>
-    <w:p>
-      <w:pPr>
-        <w:pStyle w:val="BodyText"/>
-      </w:pPr>
-      <w:r>
-        <w:t xml:space="preserve">IMD, 2020.</w:t>
+        <w:t xml:space="preserve">User Guide to Collection 6 MODIS Land Cover Dynamics (MCD12Q2) Product</w:t>
+      </w:r>
+      <w:r>
+        <w:t xml:space="preserve">, Version 6.0. NASA EOSDIS Land Processes Distributed Active Archive Center, Sioux Falls, SD. https://lpdaac.usgs.gov/documents/465/MCD12Q2_User_Guide_V6.pdf</w:t>
+      </w:r>
+    </w:p>
+    <w:p>
+      <w:pPr>
+        <w:pStyle w:val="BodyText"/>
+      </w:pPr>
+      <w:r>
+        <w:t xml:space="preserve">Hoshikawa, K., Hayashi, M., Yamamoto, T., Watanabe, R., 2023. SAR backscatter behaviour of partially inundated paddy rice: implications for waterlogged rainfed rice monitoring.</w:t>
       </w:r>
       <w:r>
         <w:t xml:space="preserve"> </w:t>
@@ -5075,18 +5051,21 @@
           <w:i/>
           <w:iCs/>
         </w:rPr>
-        <w:t xml:space="preserve">Report on Cyclonic Disturbances over North Indian Ocean during 2020</w:t>
-      </w:r>
-      <w:r>
-        <w:t xml:space="preserve">. India Meteorological Department, New Delhi. https://rsmcnewdelhi.imd.gov.in</w:t>
-      </w:r>
-    </w:p>
-    <w:p>
-      <w:pPr>
-        <w:pStyle w:val="BodyText"/>
-      </w:pPr>
-      <w:r>
-        <w:t xml:space="preserve">IPCC, 2022.</w:t>
+        <w:t xml:space="preserve">European Journal of Remote Sensing</w:t>
+      </w:r>
+      <w:r>
+        <w:t xml:space="preserve"> </w:t>
+      </w:r>
+      <w:r>
+        <w:t xml:space="preserve">56. https://doi.org/10.1080/22797254.2023.2269305</w:t>
+      </w:r>
+    </w:p>
+    <w:p>
+      <w:pPr>
+        <w:pStyle w:val="BodyText"/>
+      </w:pPr>
+      <w:r>
+        <w:t xml:space="preserve">Hu, Z., Zhang, H., Liang, D., Liu, M., 2023. Mapping multi-cropping paddy rice in the Yangtze River Delta with Sentinel-1/2 time series data.</w:t>
       </w:r>
       <w:r>
         <w:t xml:space="preserve"> </w:t>
@@ -5096,21 +5075,21 @@
           <w:i/>
           <w:iCs/>
         </w:rPr>
-        <w:t xml:space="preserve">Climate Change 2022: Impacts, Adaptation and Vulnerability. Contribution of Working Group II to the Sixth Assessment Report of the Intergovernmental Panel on Climate Change</w:t>
-      </w:r>
-      <w:r>
-        <w:t xml:space="preserve"> </w:t>
-      </w:r>
-      <w:r>
-        <w:t xml:space="preserve">(H.-O. Pörtner, D.C. Roberts, M. Tignor, E.S. Poloczanska, K. Mintenbeck, A. Alegría, M. Craig, S. Langsdorf, S. Löschke, V. Möller, A. Okem, B. Rama, Eds.). Cambridge University Press. https://doi.org/10.1017/9781009325844</w:t>
-      </w:r>
-    </w:p>
-    <w:p>
-      <w:pPr>
-        <w:pStyle w:val="BodyText"/>
-      </w:pPr>
-      <w:r>
-        <w:t xml:space="preserve">Jha, P.K., Brown, B., Bellotti, W., Dreccer, M.F., 2025. Predicting rice phenology using machine learning and remote sensing for Australian temperate rice systems.</w:t>
+        <w:t xml:space="preserve">Remote Sensing</w:t>
+      </w:r>
+      <w:r>
+        <w:t xml:space="preserve"> </w:t>
+      </w:r>
+      <w:r>
+        <w:t xml:space="preserve">15, 2794. https://doi.org/10.3390/rs15112794</w:t>
+      </w:r>
+    </w:p>
+    <w:p>
+      <w:pPr>
+        <w:pStyle w:val="BodyText"/>
+      </w:pPr>
+      <w:r>
+        <w:t xml:space="preserve">IMD, 2020.</w:t>
       </w:r>
       <w:r>
         <w:t xml:space="preserve"> </w:t>
@@ -5120,21 +5099,18 @@
           <w:i/>
           <w:iCs/>
         </w:rPr>
-        <w:t xml:space="preserve">Remote Sensing</w:t>
-      </w:r>
-      <w:r>
-        <w:t xml:space="preserve"> </w:t>
-      </w:r>
-      <w:r>
-        <w:t xml:space="preserve">17, 3050. https://doi.org/10.3390/rs17173050</w:t>
-      </w:r>
-    </w:p>
-    <w:p>
-      <w:pPr>
-        <w:pStyle w:val="BodyText"/>
-      </w:pPr>
-      <w:r>
-        <w:t xml:space="preserve">Jönsson, P., Eklundh, L., 2004. TIMESAT — a program for analyzing time-series of satellite sensor data.</w:t>
+        <w:t xml:space="preserve">Report on Cyclonic Disturbances over North Indian Ocean during 2020</w:t>
+      </w:r>
+      <w:r>
+        <w:t xml:space="preserve">. India Meteorological Department, New Delhi. https://rsmcnewdelhi.imd.gov.in</w:t>
+      </w:r>
+    </w:p>
+    <w:p>
+      <w:pPr>
+        <w:pStyle w:val="BodyText"/>
+      </w:pPr>
+      <w:r>
+        <w:t xml:space="preserve">IPCC, 2022.</w:t>
       </w:r>
       <w:r>
         <w:t xml:space="preserve"> </w:t>
@@ -5144,21 +5120,21 @@
           <w:i/>
           <w:iCs/>
         </w:rPr>
-        <w:t xml:space="preserve">Computers and Geosciences</w:t>
-      </w:r>
-      <w:r>
-        <w:t xml:space="preserve"> </w:t>
-      </w:r>
-      <w:r>
-        <w:t xml:space="preserve">30, 833–845. https://doi.org/10.1016/j.cageo.2004.05.006</w:t>
-      </w:r>
-    </w:p>
-    <w:p>
-      <w:pPr>
-        <w:pStyle w:val="BodyText"/>
-      </w:pPr>
-      <w:r>
-        <w:t xml:space="preserve">Knapp, K.R., Kruk, M.C., Levinson, D.H., Diamond, H.J., Neumann, C.J., 2010. The International Best Track Archive for Climate Stewardship (IBTrACS): unifying tropical cyclone data.</w:t>
+        <w:t xml:space="preserve">Climate Change 2022: Impacts, Adaptation and Vulnerability. Contribution of Working Group II to the Sixth Assessment Report of the Intergovernmental Panel on Climate Change</w:t>
+      </w:r>
+      <w:r>
+        <w:t xml:space="preserve"> </w:t>
+      </w:r>
+      <w:r>
+        <w:t xml:space="preserve">(H.-O. Pörtner, D.C. Roberts, M. Tignor, E.S. Poloczanska, K. Mintenbeck, A. Alegría, M. Craig, S. Langsdorf, S. Löschke, V. Möller, A. Okem, B. Rama, Eds.). Cambridge University Press. https://doi.org/10.1017/9781009325844</w:t>
+      </w:r>
+    </w:p>
+    <w:p>
+      <w:pPr>
+        <w:pStyle w:val="BodyText"/>
+      </w:pPr>
+      <w:r>
+        <w:t xml:space="preserve">Jha, P.K., Brown, B., Bellotti, W., Dreccer, M.F., 2025. Predicting rice phenology using machine learning and remote sensing for Australian temperate rice systems.</w:t>
       </w:r>
       <w:r>
         <w:t xml:space="preserve"> </w:t>
@@ -5168,21 +5144,21 @@
           <w:i/>
           <w:iCs/>
         </w:rPr>
-        <w:t xml:space="preserve">Bulletin of the American Meteorological Society</w:t>
-      </w:r>
-      <w:r>
-        <w:t xml:space="preserve"> </w:t>
-      </w:r>
-      <w:r>
-        <w:t xml:space="preserve">91, 363–376. https://doi.org/10.1175/2009BAMS2755.1</w:t>
-      </w:r>
-    </w:p>
-    <w:p>
-      <w:pPr>
-        <w:pStyle w:val="BodyText"/>
-      </w:pPr>
-      <w:r>
-        <w:t xml:space="preserve">Konkathi, P., Shetty, A., Rawal, S., 2024. Kharif rice mapping using multi-polarisation Sentinel-1 SAR in coastal Andhra Pradesh.</w:t>
+        <w:t xml:space="preserve">Remote Sensing</w:t>
+      </w:r>
+      <w:r>
+        <w:t xml:space="preserve"> </w:t>
+      </w:r>
+      <w:r>
+        <w:t xml:space="preserve">17, 3050. https://doi.org/10.3390/rs17173050</w:t>
+      </w:r>
+    </w:p>
+    <w:p>
+      <w:pPr>
+        <w:pStyle w:val="BodyText"/>
+      </w:pPr>
+      <w:r>
+        <w:t xml:space="preserve">Jönsson, P., Eklundh, L., 2004. TIMESAT — a program for analyzing time-series of satellite sensor data.</w:t>
       </w:r>
       <w:r>
         <w:t xml:space="preserve"> </w:t>
@@ -5192,18 +5168,21 @@
           <w:i/>
           <w:iCs/>
         </w:rPr>
-        <w:t xml:space="preserve">Proceedings of the IGARSS 2024 IEEE International Geoscience and Remote Sensing Symposium</w:t>
-      </w:r>
-      <w:r>
-        <w:t xml:space="preserve">, 1014–1017. https://doi.org/10.1109/InGARSS61818.2024.10984185</w:t>
-      </w:r>
-    </w:p>
-    <w:p>
-      <w:pPr>
-        <w:pStyle w:val="BodyText"/>
-      </w:pPr>
-      <w:r>
-        <w:t xml:space="preserve">Lee, J.-S., Pottier, E., 2009.</w:t>
+        <w:t xml:space="preserve">Computers and Geosciences</w:t>
+      </w:r>
+      <w:r>
+        <w:t xml:space="preserve"> </w:t>
+      </w:r>
+      <w:r>
+        <w:t xml:space="preserve">30, 833–845. https://doi.org/10.1016/j.cageo.2004.05.006</w:t>
+      </w:r>
+    </w:p>
+    <w:p>
+      <w:pPr>
+        <w:pStyle w:val="BodyText"/>
+      </w:pPr>
+      <w:r>
+        <w:t xml:space="preserve">Knapp, K.R., Kruk, M.C., Levinson, D.H., Diamond, H.J., Neumann, C.J., 2010. The International Best Track Archive for Climate Stewardship (IBTrACS): unifying tropical cyclone data.</w:t>
       </w:r>
       <w:r>
         <w:t xml:space="preserve"> </w:t>
@@ -5213,18 +5192,21 @@
           <w:i/>
           <w:iCs/>
         </w:rPr>
-        <w:t xml:space="preserve">Polarimetric Radar Imaging: From Basics to Applications</w:t>
-      </w:r>
-      <w:r>
-        <w:t xml:space="preserve">. CRC Press, Boca Raton, FL.</w:t>
-      </w:r>
-    </w:p>
-    <w:p>
-      <w:pPr>
-        <w:pStyle w:val="BodyText"/>
-      </w:pPr>
-      <w:r>
-        <w:t xml:space="preserve">Lobert, F., Löw, J., Schwieder, M., Gocht, A., Schlund, M., Hostert, P., Erasmi, S., 2024. A deep learning approach for deriving winter wheat phenology from optical and SAR time series at field level.</w:t>
+        <w:t xml:space="preserve">Bulletin of the American Meteorological Society</w:t>
+      </w:r>
+      <w:r>
+        <w:t xml:space="preserve"> </w:t>
+      </w:r>
+      <w:r>
+        <w:t xml:space="preserve">91, 363–376. https://doi.org/10.1175/2009BAMS2755.1</w:t>
+      </w:r>
+    </w:p>
+    <w:p>
+      <w:pPr>
+        <w:pStyle w:val="BodyText"/>
+      </w:pPr>
+      <w:r>
+        <w:t xml:space="preserve">Konkathi, P., Shetty, A., Rawal, S., 2024. Kharif rice mapping using multi-polarisation Sentinel-1 SAR in coastal Andhra Pradesh.</w:t>
       </w:r>
       <w:r>
         <w:t xml:space="preserve"> </w:t>
@@ -5234,21 +5216,18 @@
           <w:i/>
           <w:iCs/>
         </w:rPr>
-        <w:t xml:space="preserve">Remote Sensing of Environment</w:t>
-      </w:r>
-      <w:r>
-        <w:t xml:space="preserve"> </w:t>
-      </w:r>
-      <w:r>
-        <w:t xml:space="preserve">298, 113800. https://doi.org/10.1016/j.rse.2023.113800</w:t>
-      </w:r>
-    </w:p>
-    <w:p>
-      <w:pPr>
-        <w:pStyle w:val="BodyText"/>
-      </w:pPr>
-      <w:r>
-        <w:t xml:space="preserve">Manikandan, G., et al., 2025. Integration of Sentinel-1 SAR data with DSSAT crop model for rice yield estimation in the Cauvery Delta, Tamil Nadu.</w:t>
+        <w:t xml:space="preserve">Proceedings of the IGARSS 2024 IEEE International Geoscience and Remote Sensing Symposium</w:t>
+      </w:r>
+      <w:r>
+        <w:t xml:space="preserve">, 1014–1017. https://doi.org/10.1109/InGARSS61818.2024.10984185</w:t>
+      </w:r>
+    </w:p>
+    <w:p>
+      <w:pPr>
+        <w:pStyle w:val="BodyText"/>
+      </w:pPr>
+      <w:r>
+        <w:t xml:space="preserve">Lee, J.-S., Pottier, E., 2009.</w:t>
       </w:r>
       <w:r>
         <w:t xml:space="preserve"> </w:t>
@@ -5258,21 +5237,18 @@
           <w:i/>
           <w:iCs/>
         </w:rPr>
-        <w:t xml:space="preserve">Pharma Science Trends</w:t>
-      </w:r>
-      <w:r>
-        <w:t xml:space="preserve"> </w:t>
-      </w:r>
-      <w:r>
-        <w:t xml:space="preserve">[in press]. https://doi.org/10.14719/pst.7442</w:t>
-      </w:r>
-    </w:p>
-    <w:p>
-      <w:pPr>
-        <w:pStyle w:val="BodyText"/>
-      </w:pPr>
-      <w:r>
-        <w:t xml:space="preserve">Meroni, M., D’Andrimont, R., Vrieling, A., Fasbender, D., Lemoine, G., Rembold, F., Seguini, L., Verhegghen, A., 2021. Comparing land surface phenology of major European crops as derived from SAR and multispectral data of Sentinel-1 and -2.</w:t>
+        <w:t xml:space="preserve">Polarimetric Radar Imaging: From Basics to Applications</w:t>
+      </w:r>
+      <w:r>
+        <w:t xml:space="preserve">. CRC Press, Boca Raton, FL.</w:t>
+      </w:r>
+    </w:p>
+    <w:p>
+      <w:pPr>
+        <w:pStyle w:val="BodyText"/>
+      </w:pPr>
+      <w:r>
+        <w:t xml:space="preserve">Lobert, F., Löw, J., Schwieder, M., Gocht, A., Schlund, M., Hostert, P., Erasmi, S., 2024. A deep learning approach for deriving winter wheat phenology from optical and SAR time series at field level.</w:t>
       </w:r>
       <w:r>
         <w:t xml:space="preserve"> </w:t>
@@ -5288,15 +5264,15 @@
         <w:t xml:space="preserve"> </w:t>
       </w:r>
       <w:r>
-        <w:t xml:space="preserve">253, 112232. https://doi.org/10.1016/j.rse.2020.112232</w:t>
-      </w:r>
-    </w:p>
-    <w:p>
-      <w:pPr>
-        <w:pStyle w:val="BodyText"/>
-      </w:pPr>
-      <w:r>
-        <w:t xml:space="preserve">Minasny, B., Fiantis, D., Mulyanto, B., Sulaeman, Y., Widyatmanti, W., 2022. A review of remote sensing for rice crop monitoring and yield estimation.</w:t>
+        <w:t xml:space="preserve">298, 113800. https://doi.org/10.1016/j.rse.2023.113800</w:t>
+      </w:r>
+    </w:p>
+    <w:p>
+      <w:pPr>
+        <w:pStyle w:val="BodyText"/>
+      </w:pPr>
+      <w:r>
+        <w:t xml:space="preserve">Manikandan, G., et al., 2025. Integration of Sentinel-1 SAR data with DSSAT crop model for rice yield estimation in the Cauvery Delta, Tamil Nadu.</w:t>
       </w:r>
       <w:r>
         <w:t xml:space="preserve"> </w:t>
@@ -5306,21 +5282,21 @@
           <w:i/>
           <w:iCs/>
         </w:rPr>
-        <w:t xml:space="preserve">Remote Sensing</w:t>
-      </w:r>
-      <w:r>
-        <w:t xml:space="preserve"> </w:t>
-      </w:r>
-      <w:r>
-        <w:t xml:space="preserve">14, 1875. https://doi.org/10.3390/rs14081875</w:t>
-      </w:r>
-    </w:p>
-    <w:p>
-      <w:pPr>
-        <w:pStyle w:val="BodyText"/>
-      </w:pPr>
-      <w:r>
-        <w:t xml:space="preserve">Mohite, J.D., Sawant, S.A., Pandit, A.U., Pappula, S., 2019. Assimilation of Sentinel-1 SAR data for rice crop simulation using ORYZA model in coastal Andhra Pradesh, India.</w:t>
+        <w:t xml:space="preserve">Pharma Science Trends</w:t>
+      </w:r>
+      <w:r>
+        <w:t xml:space="preserve"> </w:t>
+      </w:r>
+      <w:r>
+        <w:t xml:space="preserve">[in press]. https://doi.org/10.14719/pst.7442</w:t>
+      </w:r>
+    </w:p>
+    <w:p>
+      <w:pPr>
+        <w:pStyle w:val="BodyText"/>
+      </w:pPr>
+      <w:r>
+        <w:t xml:space="preserve">Meroni, M., D’Andrimont, R., Vrieling, A., Fasbender, D., Lemoine, G., Rembold, F., Seguini, L., Verhegghen, A., 2021. Comparing land surface phenology of major European crops as derived from SAR and multispectral data of Sentinel-1 and -2.</w:t>
       </w:r>
       <w:r>
         <w:t xml:space="preserve"> </w:t>
@@ -5330,18 +5306,21 @@
           <w:i/>
           <w:iCs/>
         </w:rPr>
-        <w:t xml:space="preserve">Proceedings of the 8th International Conference on Agro-Geoinformatics</w:t>
-      </w:r>
-      <w:r>
-        <w:t xml:space="preserve">, 1–5. https://doi.org/10.1109/Agro-Geoinformatics.2019.8820245</w:t>
-      </w:r>
-    </w:p>
-    <w:p>
-      <w:pPr>
-        <w:pStyle w:val="BodyText"/>
-      </w:pPr>
-      <w:r>
-        <w:t xml:space="preserve">Pandey, V.L., 2018.</w:t>
+        <w:t xml:space="preserve">Remote Sensing of Environment</w:t>
+      </w:r>
+      <w:r>
+        <w:t xml:space="preserve"> </w:t>
+      </w:r>
+      <w:r>
+        <w:t xml:space="preserve">253, 112232. https://doi.org/10.1016/j.rse.2020.112232</w:t>
+      </w:r>
+    </w:p>
+    <w:p>
+      <w:pPr>
+        <w:pStyle w:val="BodyText"/>
+      </w:pPr>
+      <w:r>
+        <w:t xml:space="preserve">Minasny, B., Fiantis, D., Mulyanto, B., Sulaeman, Y., Widyatmanti, W., 2022. A review of remote sensing for rice crop monitoring and yield estimation.</w:t>
       </w:r>
       <w:r>
         <w:t xml:space="preserve"> </w:t>
@@ -5351,18 +5330,21 @@
           <w:i/>
           <w:iCs/>
         </w:rPr>
-        <w:t xml:space="preserve">Smallholders’ Dairy Farming and Markets: Productivity and Performance in India—ICRISAT Village Dynamics in South Asia (VDSA) Bulletin Series</w:t>
-      </w:r>
-      <w:r>
-        <w:t xml:space="preserve">. International Crops Research Institute for the Semi-Arid Tropics (ICRISAT), Patancheru, India. http://vdsa.icrisat.org</w:t>
-      </w:r>
-    </w:p>
-    <w:p>
-      <w:pPr>
-        <w:pStyle w:val="BodyText"/>
-      </w:pPr>
-      <w:r>
-        <w:t xml:space="preserve">Pearl, J., 2009.</w:t>
+        <w:t xml:space="preserve">Remote Sensing</w:t>
+      </w:r>
+      <w:r>
+        <w:t xml:space="preserve"> </w:t>
+      </w:r>
+      <w:r>
+        <w:t xml:space="preserve">14, 1875. https://doi.org/10.3390/rs14081875</w:t>
+      </w:r>
+    </w:p>
+    <w:p>
+      <w:pPr>
+        <w:pStyle w:val="BodyText"/>
+      </w:pPr>
+      <w:r>
+        <w:t xml:space="preserve">Mohite, J.D., Sawant, S.A., Pandit, A.U., Pappula, S., 2019. Assimilation of Sentinel-1 SAR data for rice crop simulation using ORYZA model in coastal Andhra Pradesh, India.</w:t>
       </w:r>
       <w:r>
         <w:t xml:space="preserve"> </w:t>
@@ -5372,18 +5354,18 @@
           <w:i/>
           <w:iCs/>
         </w:rPr>
-        <w:t xml:space="preserve">Causality: Models, Reasoning and Inference</w:t>
-      </w:r>
-      <w:r>
-        <w:t xml:space="preserve">, 2nd ed. Cambridge University Press, Cambridge. https://doi.org/10.1017/CBO9780511803161</w:t>
-      </w:r>
-    </w:p>
-    <w:p>
-      <w:pPr>
-        <w:pStyle w:val="BodyText"/>
-      </w:pPr>
-      <w:r>
-        <w:t xml:space="preserve">Pham-Van, C., Pham-Duc, B., Ngo-Duc, T., Phan-Van, T., Pham-Thi, N., Frappart, F., 2020. Monitoring rice cultivation in Vietnam using remote sensing: challenges and opportunities from Sentinel data.</w:t>
+        <w:t xml:space="preserve">Proceedings of the 8th International Conference on Agro-Geoinformatics</w:t>
+      </w:r>
+      <w:r>
+        <w:t xml:space="preserve">, 1–5. https://doi.org/10.1109/Agro-Geoinformatics.2019.8820245</w:t>
+      </w:r>
+    </w:p>
+    <w:p>
+      <w:pPr>
+        <w:pStyle w:val="BodyText"/>
+      </w:pPr>
+      <w:r>
+        <w:t xml:space="preserve">Pandey, V.L., 2018.</w:t>
       </w:r>
       <w:r>
         <w:t xml:space="preserve"> </w:t>
@@ -5393,21 +5375,18 @@
           <w:i/>
           <w:iCs/>
         </w:rPr>
-        <w:t xml:space="preserve">Remote Sensing</w:t>
-      </w:r>
-      <w:r>
-        <w:t xml:space="preserve"> </w:t>
-      </w:r>
-      <w:r>
-        <w:t xml:space="preserve">12, 3196. https://doi.org/10.3390/RS12193196</w:t>
-      </w:r>
-    </w:p>
-    <w:p>
-      <w:pPr>
-        <w:pStyle w:val="BodyText"/>
-      </w:pPr>
-      <w:r>
-        <w:t xml:space="preserve">Phipson, B., Smyth, G.K., 2010. Permutation P-values should never be zero: calculating exact P-values when permutations are randomly drawn.</w:t>
+        <w:t xml:space="preserve">Smallholders’ Dairy Farming and Markets: Productivity and Performance in India—ICRISAT Village Dynamics in South Asia (VDSA) Bulletin Series</w:t>
+      </w:r>
+      <w:r>
+        <w:t xml:space="preserve">. International Crops Research Institute for the Semi-Arid Tropics (ICRISAT), Patancheru, India. http://vdsa.icrisat.org</w:t>
+      </w:r>
+    </w:p>
+    <w:p>
+      <w:pPr>
+        <w:pStyle w:val="BodyText"/>
+      </w:pPr>
+      <w:r>
+        <w:t xml:space="preserve">Pearl, J., 2009.</w:t>
       </w:r>
       <w:r>
         <w:t xml:space="preserve"> </w:t>
@@ -5417,21 +5396,18 @@
           <w:i/>
           <w:iCs/>
         </w:rPr>
-        <w:t xml:space="preserve">Statistical Applications in Genetics and Molecular Biology</w:t>
-      </w:r>
-      <w:r>
-        <w:t xml:space="preserve"> </w:t>
-      </w:r>
-      <w:r>
-        <w:t xml:space="preserve">9, Article 39. https://doi.org/10.2202/1544-6115.1585</w:t>
-      </w:r>
-    </w:p>
-    <w:p>
-      <w:pPr>
-        <w:pStyle w:val="BodyText"/>
-      </w:pPr>
-      <w:r>
-        <w:t xml:space="preserve">R Core Team, 2024.</w:t>
+        <w:t xml:space="preserve">Causality: Models, Reasoning and Inference</w:t>
+      </w:r>
+      <w:r>
+        <w:t xml:space="preserve">, 2nd ed. Cambridge University Press, Cambridge. https://doi.org/10.1017/CBO9780511803161</w:t>
+      </w:r>
+    </w:p>
+    <w:p>
+      <w:pPr>
+        <w:pStyle w:val="BodyText"/>
+      </w:pPr>
+      <w:r>
+        <w:t xml:space="preserve">Pham-Van, C., Pham-Duc, B., Ngo-Duc, T., Phan-Van, T., Pham-Thi, N., Frappart, F., 2020. Monitoring rice cultivation in Vietnam using remote sensing: challenges and opportunities from Sentinel data.</w:t>
       </w:r>
       <w:r>
         <w:t xml:space="preserve"> </w:t>
@@ -5441,10 +5417,37 @@
           <w:i/>
           <w:iCs/>
         </w:rPr>
-        <w:t xml:space="preserve">R: A Language and Environment for Statistical Computing</w:t>
-      </w:r>
-      <w:r>
-        <w:t xml:space="preserve">. R Foundation for Statistical Computing, Vienna, Austria. https://www.r-project.org</w:t>
+        <w:t xml:space="preserve">Remote Sensing</w:t>
+      </w:r>
+      <w:r>
+        <w:t xml:space="preserve"> </w:t>
+      </w:r>
+      <w:r>
+        <w:t xml:space="preserve">12, 3196. https://doi.org/10.3390/RS12193196</w:t>
+      </w:r>
+    </w:p>
+    <w:p>
+      <w:pPr>
+        <w:pStyle w:val="BodyText"/>
+      </w:pPr>
+      <w:r>
+        <w:t xml:space="preserve">Phipson, B., Smyth, G.K., 2010. Permutation P-values should never be zero: calculating exact P-values when permutations are randomly drawn.</w:t>
+      </w:r>
+      <w:r>
+        <w:t xml:space="preserve"> </w:t>
+      </w:r>
+      <w:r>
+        <w:rPr>
+          <w:i/>
+          <w:iCs/>
+        </w:rPr>
+        <w:t xml:space="preserve">Statistical Applications in Genetics and Molecular Biology</w:t>
+      </w:r>
+      <w:r>
+        <w:t xml:space="preserve"> </w:t>
+      </w:r>
+      <w:r>
+        <w:t xml:space="preserve">9, Article 39. https://doi.org/10.2202/1544-6115.1585</w:t>
       </w:r>
     </w:p>
     <w:p>
@@ -5779,14 +5782,6 @@
         <w:pict>
           <v:rect style="width:0;height:1.5pt" o:hralign="center" o:hrstd="t" o:hr="t"/>
         </w:pict>
-      </w:r>
-    </w:p>
-    <w:p>
-      <w:pPr>
-        <w:pStyle w:val="BodyText"/>
-      </w:pPr>
-      <w:r>
-        <w:t xml:space="preserve">A single empirical pipeline produces a small but defensible attenuation of the district-aggregated DiD coefficient (τ̂_SOS: +15.289 → +15.108 d, Δτ̂ = −0.181 d; τ̂_POS: −3.587 → −3.677 d, Δτ̂ = −0.090 d; τ̂_EOS: 0 → −0.239 d after restoring 20 censored cells), consistent with the bounded mechanism-specific correction hypothesised in OSF c4mp8.</w:t>
       </w:r>
     </w:p>
     <w:bookmarkEnd w:id="76"/>

--- a/manuscript/Manuscript.docx
+++ b/manuscript/Manuscript.docx
@@ -6103,7 +6103,7 @@
   <w:docDefaults>
     <w:rPrDefault>
       <w:rPr>
-        <w:rFonts w:asciiTheme="minorHAnsi" w:cstheme="minorBidi" w:eastAsiaTheme="minorHAnsi" w:hAnsiTheme="minorHAnsi"/>
+        <w:rFonts w:ascii="Arial" w:hAnsi="Arial" w:cs="Arial" w:eastAsia="Arial"/>
         <w:sz w:val="24"/>
         <w:szCs w:val="24"/>
         <w:lang w:bidi="ar-SA" w:eastAsia="en-US" w:val="en-US"/>
@@ -6111,7 +6111,7 @@
     </w:rPrDefault>
     <w:pPrDefault>
       <w:pPr>
-        <w:spacing w:after="200"/>
+        <w:spacing w:after="200" w:line="480" w:lineRule="auto"/>
       </w:pPr>
     </w:pPrDefault>
   </w:docDefaults>
@@ -6126,7 +6126,7 @@
     <w:link w:val="BodyTextChar"/>
     <w:qFormat/>
     <w:pPr>
-      <w:spacing w:after="180" w:before="180"/>
+      <w:spacing w:after="180" w:before="180" w:line="480" w:lineRule="auto"/>
     </w:pPr>
   </w:style>
   <w:style w:customStyle="1" w:styleId="FirstParagraph" w:type="paragraph">
@@ -6140,7 +6140,7 @@
     <w:basedOn w:val="BodyText"/>
     <w:qFormat/>
     <w:pPr>
-      <w:spacing w:after="36" w:before="36"/>
+      <w:spacing w:after="36" w:before="36" w:line="480" w:lineRule="auto"/>
     </w:pPr>
   </w:style>
   <w:style w:styleId="Title" w:type="paragraph">
@@ -6151,16 +6151,16 @@
     <w:pPr>
       <w:keepNext/>
       <w:keepLines/>
-      <w:spacing w:after="240" w:before="480"/>
+      <w:spacing w:after="240" w:before="480" w:line="480" w:lineRule="auto"/>
       <w:jc w:val="center"/>
     </w:pPr>
     <w:rPr>
-      <w:rFonts w:asciiTheme="majorHAnsi" w:cstheme="majorBidi" w:eastAsiaTheme="majorEastAsia" w:hAnsiTheme="majorHAnsi"/>
+      <w:rFonts w:ascii="Arial" w:hAnsi="Arial" w:cs="Arial" w:eastAsia="Arial"/>
       <w:b/>
       <w:bCs/>
       <w:color w:themeColor="accent1" w:themeShade="B5" w:val="345A8A"/>
-      <w:sz w:val="36"/>
-      <w:szCs w:val="36"/>
+      <w:sz w:val="32"/>
+      <w:szCs w:val="32"/>
     </w:rPr>
   </w:style>
   <w:style w:styleId="Subtitle" w:type="paragraph">
@@ -6171,12 +6171,12 @@
     <w:pPr>
       <w:keepNext/>
       <w:keepLines/>
-      <w:spacing w:after="240" w:before="240"/>
+      <w:spacing w:after="240" w:before="240" w:line="480" w:lineRule="auto"/>
       <w:jc w:val="center"/>
     </w:pPr>
     <w:rPr>
-      <w:sz w:val="30"/>
-      <w:szCs w:val="30"/>
+      <w:sz w:val="26"/>
+      <w:szCs w:val="26"/>
     </w:rPr>
   </w:style>
   <w:style w:customStyle="1" w:styleId="Author" w:type="paragraph">
@@ -6207,14 +6207,14 @@
     <w:pPr>
       <w:keepNext/>
       <w:keepLines/>
-      <w:spacing w:after="0" w:before="300"/>
+      <w:spacing w:after="0" w:before="300" w:line="480" w:lineRule="auto"/>
       <w:jc w:val="center"/>
     </w:pPr>
     <w:rPr>
       <w:b/>
       <w:color w:val="345A8A"/>
-      <w:sz w:val="20"/>
-      <w:szCs w:val="20"/>
+      <w:sz w:val="24"/>
+      <w:szCs w:val="24"/>
     </w:rPr>
   </w:style>
   <w:style w:customStyle="1" w:styleId="Abstract" w:type="paragraph">
@@ -6225,11 +6225,11 @@
     <w:pPr>
       <w:keepNext/>
       <w:keepLines/>
-      <w:spacing w:after="300" w:before="100"/>
+      <w:spacing w:after="300" w:before="100" w:line="480" w:lineRule="auto"/>
     </w:pPr>
     <w:rPr>
-      <w:sz w:val="20"/>
-      <w:szCs w:val="20"/>
+      <w:sz w:val="24"/>
+      <w:szCs w:val="24"/>
     </w:rPr>
   </w:style>
   <w:style w:styleId="Bibliography" w:type="paragraph">
@@ -6249,16 +6249,16 @@
     <w:pPr>
       <w:keepNext/>
       <w:keepLines/>
-      <w:spacing w:after="0" w:before="480"/>
+      <w:spacing w:after="0" w:before="480" w:line="480" w:lineRule="auto"/>
       <w:outlineLvl w:val="0"/>
     </w:pPr>
     <w:rPr>
-      <w:rFonts w:asciiTheme="majorHAnsi" w:cstheme="majorBidi" w:eastAsiaTheme="majorEastAsia" w:hAnsiTheme="majorHAnsi"/>
+      <w:rFonts w:ascii="Arial" w:hAnsi="Arial" w:cs="Arial" w:eastAsia="Arial"/>
       <w:b/>
       <w:bCs/>
       <w:color w:themeColor="accent1" w:val="4F81BD"/>
-      <w:sz w:val="32"/>
-      <w:szCs w:val="32"/>
+      <w:sz w:val="28"/>
+      <w:szCs w:val="28"/>
     </w:rPr>
   </w:style>
   <w:style w:styleId="Heading2" w:type="paragraph">
@@ -6271,16 +6271,16 @@
     <w:pPr>
       <w:keepNext/>
       <w:keepLines/>
-      <w:spacing w:after="0" w:before="200"/>
+      <w:spacing w:after="0" w:before="200" w:line="480" w:lineRule="auto"/>
       <w:outlineLvl w:val="1"/>
     </w:pPr>
     <w:rPr>
-      <w:rFonts w:asciiTheme="majorHAnsi" w:cstheme="majorBidi" w:eastAsiaTheme="majorEastAsia" w:hAnsiTheme="majorHAnsi"/>
+      <w:rFonts w:ascii="Arial" w:hAnsi="Arial" w:cs="Arial" w:eastAsia="Arial"/>
       <w:b/>
       <w:bCs/>
       <w:color w:themeColor="accent1" w:val="4F81BD"/>
-      <w:sz w:val="28"/>
-      <w:szCs w:val="28"/>
+      <w:sz w:val="26"/>
+      <w:szCs w:val="26"/>
     </w:rPr>
   </w:style>
   <w:style w:styleId="Heading3" w:type="paragraph">
@@ -6293,11 +6293,11 @@
     <w:pPr>
       <w:keepNext/>
       <w:keepLines/>
-      <w:spacing w:after="0" w:before="200"/>
+      <w:spacing w:after="0" w:before="200" w:line="480" w:lineRule="auto"/>
       <w:outlineLvl w:val="2"/>
     </w:pPr>
     <w:rPr>
-      <w:rFonts w:asciiTheme="majorHAnsi" w:cstheme="majorBidi" w:eastAsiaTheme="majorEastAsia" w:hAnsiTheme="majorHAnsi"/>
+      <w:rFonts w:ascii="Arial" w:hAnsi="Arial" w:cs="Arial" w:eastAsia="Arial"/>
       <w:b/>
       <w:bCs/>
       <w:color w:themeColor="accent1" w:val="4F81BD"/>
@@ -6315,11 +6315,11 @@
     <w:pPr>
       <w:keepNext/>
       <w:keepLines/>
-      <w:spacing w:after="0" w:before="200"/>
+      <w:spacing w:after="0" w:before="200" w:line="480" w:lineRule="auto"/>
       <w:outlineLvl w:val="3"/>
     </w:pPr>
     <w:rPr>
-      <w:rFonts w:asciiTheme="majorHAnsi" w:cstheme="majorBidi" w:eastAsiaTheme="majorEastAsia" w:hAnsiTheme="majorHAnsi"/>
+      <w:rFonts w:ascii="Arial" w:hAnsi="Arial" w:cs="Arial" w:eastAsia="Arial"/>
       <w:bCs/>
       <w:i/>
       <w:color w:themeColor="accent1" w:val="4F81BD"/>
@@ -6337,11 +6337,11 @@
     <w:pPr>
       <w:keepNext/>
       <w:keepLines/>
-      <w:spacing w:after="0" w:before="200"/>
+      <w:spacing w:after="0" w:before="200" w:line="480" w:lineRule="auto"/>
       <w:outlineLvl w:val="4"/>
     </w:pPr>
     <w:rPr>
-      <w:rFonts w:asciiTheme="majorHAnsi" w:cstheme="majorBidi" w:eastAsiaTheme="majorEastAsia" w:hAnsiTheme="majorHAnsi"/>
+      <w:rFonts w:ascii="Arial" w:hAnsi="Arial" w:cs="Arial" w:eastAsia="Arial"/>
       <w:iCs/>
       <w:color w:themeColor="accent1" w:val="4F81BD"/>
       <w:sz w:val="24"/>
@@ -6358,11 +6358,11 @@
     <w:pPr>
       <w:keepNext/>
       <w:keepLines/>
-      <w:spacing w:after="0" w:before="200"/>
+      <w:spacing w:after="0" w:before="200" w:line="480" w:lineRule="auto"/>
       <w:outlineLvl w:val="5"/>
     </w:pPr>
     <w:rPr>
-      <w:rFonts w:asciiTheme="majorHAnsi" w:cstheme="majorBidi" w:eastAsiaTheme="majorEastAsia" w:hAnsiTheme="majorHAnsi"/>
+      <w:rFonts w:ascii="Arial" w:hAnsi="Arial" w:cs="Arial" w:eastAsia="Arial"/>
       <w:color w:themeColor="accent1" w:val="4F81BD"/>
       <w:sz w:val="24"/>
       <w:szCs w:val="24"/>
@@ -6378,11 +6378,11 @@
     <w:pPr>
       <w:keepNext/>
       <w:keepLines/>
-      <w:spacing w:after="0" w:before="200"/>
+      <w:spacing w:after="0" w:before="200" w:line="480" w:lineRule="auto"/>
       <w:outlineLvl w:val="6"/>
     </w:pPr>
     <w:rPr>
-      <w:rFonts w:asciiTheme="majorHAnsi" w:cstheme="majorBidi" w:eastAsiaTheme="majorEastAsia" w:hAnsiTheme="majorHAnsi"/>
+      <w:rFonts w:ascii="Arial" w:hAnsi="Arial" w:cs="Arial" w:eastAsia="Arial"/>
       <w:color w:themeColor="accent1" w:val="4F81BD"/>
       <w:sz w:val="24"/>
       <w:szCs w:val="24"/>
@@ -6398,11 +6398,11 @@
     <w:pPr>
       <w:keepNext/>
       <w:keepLines/>
-      <w:spacing w:after="0" w:before="200"/>
+      <w:spacing w:after="0" w:before="200" w:line="480" w:lineRule="auto"/>
       <w:outlineLvl w:val="7"/>
     </w:pPr>
     <w:rPr>
-      <w:rFonts w:asciiTheme="majorHAnsi" w:cstheme="majorBidi" w:eastAsiaTheme="majorEastAsia" w:hAnsiTheme="majorHAnsi"/>
+      <w:rFonts w:ascii="Arial" w:hAnsi="Arial" w:cs="Arial" w:eastAsia="Arial"/>
       <w:color w:themeColor="accent1" w:val="4F81BD"/>
       <w:sz w:val="24"/>
       <w:szCs w:val="24"/>
@@ -6418,11 +6418,11 @@
     <w:pPr>
       <w:keepNext/>
       <w:keepLines/>
-      <w:spacing w:after="0" w:before="200"/>
+      <w:spacing w:after="0" w:before="200" w:line="480" w:lineRule="auto"/>
       <w:outlineLvl w:val="8"/>
     </w:pPr>
     <w:rPr>
-      <w:rFonts w:asciiTheme="majorHAnsi" w:cstheme="majorBidi" w:eastAsiaTheme="majorEastAsia" w:hAnsiTheme="majorHAnsi"/>
+      <w:rFonts w:ascii="Arial" w:hAnsi="Arial" w:cs="Arial" w:eastAsia="Arial"/>
       <w:color w:themeColor="accent1" w:val="4F81BD"/>
       <w:sz w:val="24"/>
       <w:szCs w:val="24"/>
@@ -6436,7 +6436,7 @@
     <w:unhideWhenUsed/>
     <w:qFormat/>
     <w:pPr>
-      <w:spacing w:after="100" w:before="100"/>
+      <w:spacing w:after="100" w:before="100" w:line="480" w:lineRule="auto"/>
       <w:ind w:firstLine="0" w:left="480" w:right="480"/>
     </w:pPr>
   </w:style>
@@ -6456,7 +6456,7 @@
     <w:unhideWhenUsed/>
     <w:qFormat/>
     <w:pPr>
-      <w:spacing w:after="100" w:before="100"/>
+      <w:spacing w:after="100" w:before="100" w:line="480" w:lineRule="auto"/>
       <w:ind w:firstLine="0" w:left="480" w:right="480"/>
     </w:pPr>
   </w:style>
@@ -6503,7 +6503,7 @@
     <w:pPr>
       <w:keepNext/>
       <w:keepLines/>
-      <w:spacing w:after="0"/>
+      <w:spacing w:after="0" w:line="480" w:lineRule="auto"/>
     </w:pPr>
     <w:rPr>
       <w:b/>
@@ -6518,7 +6518,7 @@
     <w:basedOn w:val="Normal"/>
     <w:link w:val="BodyTextChar"/>
     <w:pPr>
-      <w:spacing w:after="120" w:before="0"/>
+      <w:spacing w:after="120" w:before="0" w:line="480" w:lineRule="auto"/>
     </w:pPr>
     <w:rPr>
       <w:i/>
@@ -6585,11 +6585,11 @@
     <w:unhideWhenUsed/>
     <w:qFormat/>
     <w:pPr>
-      <w:spacing w:before="240" w:line="259" w:lineRule="auto"/>
+      <w:spacing w:before="240" w:line="480" w:lineRule="auto"/>
       <w:outlineLvl w:val="9"/>
     </w:pPr>
     <w:rPr>
-      <w:rFonts w:asciiTheme="majorHAnsi" w:cstheme="majorBidi" w:eastAsiaTheme="majorEastAsia" w:hAnsiTheme="majorHAnsi"/>
+      <w:rFonts w:ascii="Arial" w:hAnsi="Arial" w:cs="Arial" w:eastAsia="Arial"/>
       <w:b w:val="0"/>
       <w:bCs w:val="0"/>
       <w:color w:themeColor="accent1" w:themeShade="BF" w:val="365F91"/>
